--- a/data/outputs/v2/Maths/SS2.4_Surface_Area_and_Volume_of_Solids/Mathematics_Surface_Area_and_Volume_of_Solids_CBE_LessonSequence.docx
+++ b/data/outputs/v2/Maths/SS2.4_Surface_Area_and_Volume_of_Solids/Mathematics_Surface_Area_and_Volume_of_Solids_CBE_LessonSequence.docx
@@ -3539,7 +3539,7 @@
             <w:pPr>
               <w:spacing w:after="20" w:before="0"/>
             </w:pPr>
-            <w:hyperlink w:history="1" r:id="rIdz7c_2f_ltdtb31z2spj7v">
+            <w:hyperlink w:history="1" r:id="rId0sr3aw5_ul0dk3vhuqqfd">
               <w:r>
                 <w:rPr>
                   <w:rFonts w:ascii="Arial" w:cs="Arial" w:eastAsia="Arial" w:hAnsi="Arial"/>
@@ -3548,7 +3548,7 @@
                   <w:szCs w:val="16"/>
                   <w:u w:val="single" w:color="2E75B6"/>
                 </w:rPr>
-                <w:t xml:space="preserve">Video: Bending Light</w:t>
+                <w:t xml:space="preserve">Surface area using a net: rectangular prism</w:t>
               </w:r>
             </w:hyperlink>
           </w:p>
@@ -3564,7 +3564,7 @@
                 <w:sz w:val="14"/>
                 <w:szCs w:val="14"/>
               </w:rPr>
-              <w:t xml:space="preserve">Source: PhET Interactive Simulations (English)</w:t>
+              <w:t xml:space="preserve">Source: Khan Academy (English - US curriculum)</w:t>
             </w:r>
           </w:p>
           <w:p>
@@ -3572,7 +3572,7 @@
               <w:spacing w:after="10" w:before="0"/>
               <w:ind w:left="120"/>
             </w:pPr>
-            <w:hyperlink w:history="1" r:id="rId_jmbhymecykrsfhmht8x0">
+            <w:hyperlink w:history="1" r:id="rIdlp-sktmtrkpps0vtu3v0r">
               <w:r>
                 <w:rPr>
                   <w:rFonts w:ascii="Arial" w:cs="Arial" w:eastAsia="Arial" w:hAnsi="Arial"/>
@@ -3610,14 +3610,14 @@
                 <w:sz w:val="16"/>
                 <w:szCs w:val="16"/>
               </w:rPr>
-              <w:t xml:space="preserve">📖 HTML:</w:t>
+              <w:t xml:space="preserve">📖 EXERCISE:</w:t>
             </w:r>
           </w:p>
           <w:p>
             <w:pPr>
               <w:spacing w:after="20" w:before="0"/>
             </w:pPr>
-            <w:hyperlink w:history="1" r:id="rIdpugvq6rze_yj_pontqpuk">
+            <w:hyperlink w:history="1" r:id="rId0kjz1u9phb0snt7xdeprc">
               <w:r>
                 <w:rPr>
                   <w:rFonts w:ascii="Arial" w:cs="Arial" w:eastAsia="Arial" w:hAnsi="Arial"/>
@@ -3626,7 +3626,7 @@
                   <w:szCs w:val="16"/>
                   <w:u w:val="single" w:color="2E75B6"/>
                 </w:rPr>
-                <w:t xml:space="preserve">Polar Forms and Calculus: Surface Area (Flexbook)</w:t>
+                <w:t xml:space="preserve">Apply volume of solids</w:t>
               </w:r>
             </w:hyperlink>
           </w:p>
@@ -3642,7 +3642,7 @@
                 <w:sz w:val="14"/>
                 <w:szCs w:val="14"/>
               </w:rPr>
-              <w:t xml:space="preserve">Source: CK-12</w:t>
+              <w:t xml:space="preserve">Source: Khan Academy (English - US curriculum)</w:t>
             </w:r>
           </w:p>
           <w:p>
@@ -3650,7 +3650,7 @@
               <w:spacing w:after="10" w:before="0"/>
               <w:ind w:left="120"/>
             </w:pPr>
-            <w:hyperlink w:history="1" r:id="rIdvbx7ozopoodsxblxsitqq">
+            <w:hyperlink w:history="1" r:id="rIdge-tiaqsagvp2iqygpezl">
               <w:r>
                 <w:rPr>
                   <w:rFonts w:ascii="Arial" w:cs="Arial" w:eastAsia="Arial" w:hAnsi="Arial"/>
@@ -3845,7 +3845,7 @@
             <w:pPr>
               <w:spacing w:after="20" w:before="0"/>
             </w:pPr>
-            <w:hyperlink w:history="1" r:id="rIdio2xegspr4czmalpo4kmi">
+            <w:hyperlink w:history="1" r:id="rIdmbeqmvuldnlbm5efnbf5b">
               <w:r>
                 <w:rPr>
                   <w:rFonts w:ascii="Arial" w:cs="Arial" w:eastAsia="Arial" w:hAnsi="Arial"/>
@@ -3854,7 +3854,7 @@
                   <w:szCs w:val="16"/>
                   <w:u w:val="single" w:color="2E75B6"/>
                 </w:rPr>
-                <w:t xml:space="preserve">Video: Bending Light</w:t>
+                <w:t xml:space="preserve">Recognizing common 3D shapes</w:t>
               </w:r>
             </w:hyperlink>
           </w:p>
@@ -3870,7 +3870,7 @@
                 <w:sz w:val="14"/>
                 <w:szCs w:val="14"/>
               </w:rPr>
-              <w:t xml:space="preserve">Source: PhET Interactive Simulations (English)</w:t>
+              <w:t xml:space="preserve">Source: Khan Academy (English - US curriculum)</w:t>
             </w:r>
           </w:p>
           <w:p>
@@ -3878,7 +3878,7 @@
               <w:spacing w:after="10" w:before="0"/>
               <w:ind w:left="120"/>
             </w:pPr>
-            <w:hyperlink w:history="1" r:id="rIddwtsk9vmrhh-hqj6q-wqs">
+            <w:hyperlink w:history="1" r:id="rIdavimx7vyfta3hfwjicqog">
               <w:r>
                 <w:rPr>
                   <w:rFonts w:ascii="Arial" w:cs="Arial" w:eastAsia="Arial" w:hAnsi="Arial"/>
@@ -3923,7 +3923,7 @@
             <w:pPr>
               <w:spacing w:after="20" w:before="0"/>
             </w:pPr>
-            <w:hyperlink w:history="1" r:id="rIdgxwzgiawtwg2rlgrbcc2s">
+            <w:hyperlink w:history="1" r:id="rId9tciaea7jlu3uish8ogtv">
               <w:r>
                 <w:rPr>
                   <w:rFonts w:ascii="Arial" w:cs="Arial" w:eastAsia="Arial" w:hAnsi="Arial"/>
@@ -3932,7 +3932,7 @@
                   <w:szCs w:val="16"/>
                   <w:u w:val="single" w:color="2E75B6"/>
                 </w:rPr>
-                <w:t xml:space="preserve">Polar Forms and Calculus: Surface Area (Flexbook)</w:t>
+                <w:t xml:space="preserve">Surface Area of Rectangular Prisms (Flexbook)</w:t>
               </w:r>
             </w:hyperlink>
           </w:p>
@@ -3956,7 +3956,7 @@
               <w:spacing w:after="10" w:before="0"/>
               <w:ind w:left="120"/>
             </w:pPr>
-            <w:hyperlink w:history="1" r:id="rId4vosxiujleqkvxzh9hbpk">
+            <w:hyperlink w:history="1" r:id="rIdhd3t6tmqjoekzbscs1hif">
               <w:r>
                 <w:rPr>
                   <w:rFonts w:ascii="Arial" w:cs="Arial" w:eastAsia="Arial" w:hAnsi="Arial"/>
@@ -4151,7 +4151,7 @@
             <w:pPr>
               <w:spacing w:after="20" w:before="0"/>
             </w:pPr>
-            <w:hyperlink w:history="1" r:id="rIdytykupuc3wph1cripky7a">
+            <w:hyperlink w:history="1" r:id="rIderchncsvvkjc0kvlalued">
               <w:r>
                 <w:rPr>
                   <w:rFonts w:ascii="Arial" w:cs="Arial" w:eastAsia="Arial" w:hAnsi="Arial"/>
@@ -4160,7 +4160,7 @@
                   <w:szCs w:val="16"/>
                   <w:u w:val="single" w:color="2E75B6"/>
                 </w:rPr>
-                <w:t xml:space="preserve">Video: Bending Light</w:t>
+                <w:t xml:space="preserve">Volume word problem: water tank</w:t>
               </w:r>
             </w:hyperlink>
           </w:p>
@@ -4176,7 +4176,7 @@
                 <w:sz w:val="14"/>
                 <w:szCs w:val="14"/>
               </w:rPr>
-              <w:t xml:space="preserve">Source: PhET Interactive Simulations (English)</w:t>
+              <w:t xml:space="preserve">Source: Khan Academy (English - US curriculum)</w:t>
             </w:r>
           </w:p>
           <w:p>
@@ -4184,7 +4184,7 @@
               <w:spacing w:after="10" w:before="0"/>
               <w:ind w:left="120"/>
             </w:pPr>
-            <w:hyperlink w:history="1" r:id="rIdhuv_54ufkt456rwducgny">
+            <w:hyperlink w:history="1" r:id="rIdaoij6r6rhbliwdekr2h9a">
               <w:r>
                 <w:rPr>
                   <w:rFonts w:ascii="Arial" w:cs="Arial" w:eastAsia="Arial" w:hAnsi="Arial"/>
@@ -4222,14 +4222,14 @@
                 <w:sz w:val="16"/>
                 <w:szCs w:val="16"/>
               </w:rPr>
-              <w:t xml:space="preserve">📖 HTML:</w:t>
+              <w:t xml:space="preserve">📖 EXERCISE:</w:t>
             </w:r>
           </w:p>
           <w:p>
             <w:pPr>
               <w:spacing w:after="20" w:before="0"/>
             </w:pPr>
-            <w:hyperlink w:history="1" r:id="rIdz0kv0_9wsmcbqdhrkvnzq">
+            <w:hyperlink w:history="1" r:id="rIdj0fp4bb21mwtxfpexofom">
               <w:r>
                 <w:rPr>
                   <w:rFonts w:ascii="Arial" w:cs="Arial" w:eastAsia="Arial" w:hAnsi="Arial"/>
@@ -4238,7 +4238,7 @@
                   <w:szCs w:val="16"/>
                   <w:u w:val="single" w:color="2E75B6"/>
                 </w:rPr>
-                <w:t xml:space="preserve">Polar Forms and Calculus: Surface Area (Flexbook)</w:t>
+                <w:t xml:space="preserve">Surface Area of Rectangular Prisms Practice</w:t>
               </w:r>
             </w:hyperlink>
           </w:p>
@@ -4262,7 +4262,7 @@
               <w:spacing w:after="10" w:before="0"/>
               <w:ind w:left="120"/>
             </w:pPr>
-            <w:hyperlink w:history="1" r:id="rIdpszcb-zlrdpnlgkaqargz">
+            <w:hyperlink w:history="1" r:id="rIdiilktbnchqf-nlcnacw-f">
               <w:r>
                 <w:rPr>
                   <w:rFonts w:ascii="Arial" w:cs="Arial" w:eastAsia="Arial" w:hAnsi="Arial"/>
@@ -4457,7 +4457,7 @@
             <w:pPr>
               <w:spacing w:after="20" w:before="0"/>
             </w:pPr>
-            <w:hyperlink w:history="1" r:id="rIdplqksrcyadt9jjslgjbrc">
+            <w:hyperlink w:history="1" r:id="rIdunhp7mgzf14nlqac_idp0">
               <w:r>
                 <w:rPr>
                   <w:rFonts w:ascii="Arial" w:cs="Arial" w:eastAsia="Arial" w:hAnsi="Arial"/>
@@ -4466,7 +4466,7 @@
                   <w:szCs w:val="16"/>
                   <w:u w:val="single" w:color="2E75B6"/>
                 </w:rPr>
-                <w:t xml:space="preserve">Video: Bending Light</w:t>
+                <w:t xml:space="preserve">Surface area using a net: triangular prism</w:t>
               </w:r>
             </w:hyperlink>
           </w:p>
@@ -4482,7 +4482,7 @@
                 <w:sz w:val="14"/>
                 <w:szCs w:val="14"/>
               </w:rPr>
-              <w:t xml:space="preserve">Source: PhET Interactive Simulations (English)</w:t>
+              <w:t xml:space="preserve">Source: Khan Academy (English - US curriculum)</w:t>
             </w:r>
           </w:p>
           <w:p>
@@ -4490,7 +4490,7 @@
               <w:spacing w:after="10" w:before="0"/>
               <w:ind w:left="120"/>
             </w:pPr>
-            <w:hyperlink w:history="1" r:id="rIdmpnqa-9xuxyyz9fybfzqc">
+            <w:hyperlink w:history="1" r:id="rIdtd5h7twxq5obddvjobdsh">
               <w:r>
                 <w:rPr>
                   <w:rFonts w:ascii="Arial" w:cs="Arial" w:eastAsia="Arial" w:hAnsi="Arial"/>
@@ -4535,7 +4535,7 @@
             <w:pPr>
               <w:spacing w:after="20" w:before="0"/>
             </w:pPr>
-            <w:hyperlink w:history="1" r:id="rIdayxr5zjtraflqbkib-vej">
+            <w:hyperlink w:history="1" r:id="rId8kidug9paii1c3tcff7qr">
               <w:r>
                 <w:rPr>
                   <w:rFonts w:ascii="Arial" w:cs="Arial" w:eastAsia="Arial" w:hAnsi="Arial"/>
@@ -4544,7 +4544,7 @@
                   <w:szCs w:val="16"/>
                   <w:u w:val="single" w:color="2E75B6"/>
                 </w:rPr>
-                <w:t xml:space="preserve">Polar Forms and Calculus: Surface Area (Flexbook)</w:t>
+                <w:t xml:space="preserve">Surface Area of Triangular Prisms (Flexbook)</w:t>
               </w:r>
             </w:hyperlink>
           </w:p>
@@ -4568,7 +4568,7 @@
               <w:spacing w:after="10" w:before="0"/>
               <w:ind w:left="120"/>
             </w:pPr>
-            <w:hyperlink w:history="1" r:id="rIda0w6x7hffss9nrbym24s9">
+            <w:hyperlink w:history="1" r:id="rIdb0ias1zlbsekjmp0kqots">
               <w:r>
                 <w:rPr>
                   <w:rFonts w:ascii="Arial" w:cs="Arial" w:eastAsia="Arial" w:hAnsi="Arial"/>
@@ -4763,7 +4763,7 @@
             <w:pPr>
               <w:spacing w:after="20" w:before="0"/>
             </w:pPr>
-            <w:hyperlink w:history="1" r:id="rIdiynm2st0vks-fkq9skbul">
+            <w:hyperlink w:history="1" r:id="rIds4h9esl8otn3cggl4zpxl">
               <w:r>
                 <w:rPr>
                   <w:rFonts w:ascii="Arial" w:cs="Arial" w:eastAsia="Arial" w:hAnsi="Arial"/>
@@ -4772,7 +4772,7 @@
                   <w:szCs w:val="16"/>
                   <w:u w:val="single" w:color="2E75B6"/>
                 </w:rPr>
-                <w:t xml:space="preserve">Video: Bending Light</w:t>
+                <w:t xml:space="preserve">Surface area using a net: rectangular prism</w:t>
               </w:r>
             </w:hyperlink>
           </w:p>
@@ -4788,7 +4788,7 @@
                 <w:sz w:val="14"/>
                 <w:szCs w:val="14"/>
               </w:rPr>
-              <w:t xml:space="preserve">Source: PhET Interactive Simulations (English)</w:t>
+              <w:t xml:space="preserve">Source: Khan Academy (English - US curriculum)</w:t>
             </w:r>
           </w:p>
           <w:p>
@@ -4796,7 +4796,7 @@
               <w:spacing w:after="10" w:before="0"/>
               <w:ind w:left="120"/>
             </w:pPr>
-            <w:hyperlink w:history="1" r:id="rIdsnxib9eqw5anxozvtwvx6">
+            <w:hyperlink w:history="1" r:id="rIduhk4hg1qxedbkgo_fx7fe">
               <w:r>
                 <w:rPr>
                   <w:rFonts w:ascii="Arial" w:cs="Arial" w:eastAsia="Arial" w:hAnsi="Arial"/>
@@ -4834,14 +4834,14 @@
                 <w:sz w:val="16"/>
                 <w:szCs w:val="16"/>
               </w:rPr>
-              <w:t xml:space="preserve">📖 HTML:</w:t>
+              <w:t xml:space="preserve">📖 EXERCISE:</w:t>
             </w:r>
           </w:p>
           <w:p>
             <w:pPr>
               <w:spacing w:after="20" w:before="0"/>
             </w:pPr>
-            <w:hyperlink w:history="1" r:id="rId0j31irtfsssaf_qzwuz6b">
+            <w:hyperlink w:history="1" r:id="rId8_es6cqws0el9ze4trpad">
               <w:r>
                 <w:rPr>
                   <w:rFonts w:ascii="Arial" w:cs="Arial" w:eastAsia="Arial" w:hAnsi="Arial"/>
@@ -4850,7 +4850,7 @@
                   <w:szCs w:val="16"/>
                   <w:u w:val="single" w:color="2E75B6"/>
                 </w:rPr>
-                <w:t xml:space="preserve">Polar Forms and Calculus: Surface Area (Flexbook)</w:t>
+                <w:t xml:space="preserve">Surface Area of Triangular Prisms Practice</w:t>
               </w:r>
             </w:hyperlink>
           </w:p>
@@ -4874,7 +4874,7 @@
               <w:spacing w:after="10" w:before="0"/>
               <w:ind w:left="120"/>
             </w:pPr>
-            <w:hyperlink w:history="1" r:id="rId4wfcgzhfd3mocfd7nwied">
+            <w:hyperlink w:history="1" r:id="rId_8ike9x21sifqekeitvhf">
               <w:r>
                 <w:rPr>
                   <w:rFonts w:ascii="Arial" w:cs="Arial" w:eastAsia="Arial" w:hAnsi="Arial"/>
@@ -6361,7 +6361,7 @@
             <w:pPr>
               <w:spacing w:after="20" w:before="0"/>
             </w:pPr>
-            <w:hyperlink w:history="1" r:id="rIdpriq6gebdetx71_x8o0xr">
+            <w:hyperlink w:history="1" r:id="rIdjtwpjrhdkd66d3yya6hro">
               <w:r>
                 <w:rPr>
                   <w:rFonts w:ascii="Arial" w:cs="Arial" w:eastAsia="Arial" w:hAnsi="Arial"/>
@@ -6370,7 +6370,7 @@
                   <w:szCs w:val="16"/>
                   <w:u w:val="single" w:color="2E75B6"/>
                 </w:rPr>
-                <w:t xml:space="preserve">Writing proportional equations from tables</w:t>
+                <w:t xml:space="preserve">Surface area of a box (cuboid)</w:t>
               </w:r>
             </w:hyperlink>
           </w:p>
@@ -6394,7 +6394,7 @@
               <w:spacing w:after="10" w:before="0"/>
               <w:ind w:left="120"/>
             </w:pPr>
-            <w:hyperlink w:history="1" r:id="rIdpmw7tr2wieos3zgeeyfbm">
+            <w:hyperlink w:history="1" r:id="rIdv2ay_gwe_bh-iymbz96u0">
               <w:r>
                 <w:rPr>
                   <w:rFonts w:ascii="Arial" w:cs="Arial" w:eastAsia="Arial" w:hAnsi="Arial"/>
@@ -6432,14 +6432,14 @@
                 <w:sz w:val="16"/>
                 <w:szCs w:val="16"/>
               </w:rPr>
-              <w:t xml:space="preserve">📖 HTML:</w:t>
+              <w:t xml:space="preserve">📖 EXERCISE:</w:t>
             </w:r>
           </w:p>
           <w:p>
             <w:pPr>
               <w:spacing w:after="20" w:before="0"/>
             </w:pPr>
-            <w:hyperlink w:history="1" r:id="rIdju2cay-8lnitpqtr4-35a">
+            <w:hyperlink w:history="1" r:id="rIdka5xlejmvwjaqql8hjg3o">
               <w:r>
                 <w:rPr>
                   <w:rFonts w:ascii="Arial" w:cs="Arial" w:eastAsia="Arial" w:hAnsi="Arial"/>
@@ -6448,7 +6448,7 @@
                   <w:szCs w:val="16"/>
                   <w:u w:val="single" w:color="2E75B6"/>
                 </w:rPr>
-                <w:t xml:space="preserve">Polar Forms and Calculus: Surface Area (Flexbook)</w:t>
+                <w:t xml:space="preserve">Surface Area and Volume of Cones Practice</w:t>
               </w:r>
             </w:hyperlink>
           </w:p>
@@ -6472,7 +6472,7 @@
               <w:spacing w:after="10" w:before="0"/>
               <w:ind w:left="120"/>
             </w:pPr>
-            <w:hyperlink w:history="1" r:id="rId0aetnblb7btq5-ibiakms">
+            <w:hyperlink w:history="1" r:id="rIdxacjgtyyozknjdyjyl8zr">
               <w:r>
                 <w:rPr>
                   <w:rFonts w:ascii="Arial" w:cs="Arial" w:eastAsia="Arial" w:hAnsi="Arial"/>
@@ -6667,7 +6667,7 @@
             <w:pPr>
               <w:spacing w:after="20" w:before="0"/>
             </w:pPr>
-            <w:hyperlink w:history="1" r:id="rIdnjwfhlukxz43n3wazqsik">
+            <w:hyperlink w:history="1" r:id="rIdbrrijaxwuub5g4zlakgkc">
               <w:r>
                 <w:rPr>
                   <w:rFonts w:ascii="Arial" w:cs="Arial" w:eastAsia="Arial" w:hAnsi="Arial"/>
@@ -6676,7 +6676,7 @@
                   <w:szCs w:val="16"/>
                   <w:u w:val="single" w:color="2E75B6"/>
                 </w:rPr>
-                <w:t xml:space="preserve">Writing proportional equations from tables</w:t>
+                <w:t xml:space="preserve">Volume of a sphere</w:t>
               </w:r>
             </w:hyperlink>
           </w:p>
@@ -6700,7 +6700,7 @@
               <w:spacing w:after="10" w:before="0"/>
               <w:ind w:left="120"/>
             </w:pPr>
-            <w:hyperlink w:history="1" r:id="rIdf3wkcp3xgx0alfcljzpxo">
+            <w:hyperlink w:history="1" r:id="rIdtmtlyey_sudfe4y3qhfoh">
               <w:r>
                 <w:rPr>
                   <w:rFonts w:ascii="Arial" w:cs="Arial" w:eastAsia="Arial" w:hAnsi="Arial"/>
@@ -6738,14 +6738,14 @@
                 <w:sz w:val="16"/>
                 <w:szCs w:val="16"/>
               </w:rPr>
-              <w:t xml:space="preserve">📖 HTML:</w:t>
+              <w:t xml:space="preserve">📖 EXERCISE:</w:t>
             </w:r>
           </w:p>
           <w:p>
             <w:pPr>
               <w:spacing w:after="20" w:before="0"/>
             </w:pPr>
-            <w:hyperlink w:history="1" r:id="rIdy8taaxldqvdnszy-bykwq">
+            <w:hyperlink w:history="1" r:id="rIdmxltrh9idpapkhggpgnnq">
               <w:r>
                 <w:rPr>
                   <w:rFonts w:ascii="Arial" w:cs="Arial" w:eastAsia="Arial" w:hAnsi="Arial"/>
@@ -6754,7 +6754,7 @@
                   <w:szCs w:val="16"/>
                   <w:u w:val="single" w:color="2E75B6"/>
                 </w:rPr>
-                <w:t xml:space="preserve">Polar Forms and Calculus: Surface Area (Flexbook)</w:t>
+                <w:t xml:space="preserve">Solid geometry word problems</w:t>
               </w:r>
             </w:hyperlink>
           </w:p>
@@ -6770,7 +6770,7 @@
                 <w:sz w:val="14"/>
                 <w:szCs w:val="14"/>
               </w:rPr>
-              <w:t xml:space="preserve">Source: CK-12</w:t>
+              <w:t xml:space="preserve">Source: Khan Academy (English - US curriculum)</w:t>
             </w:r>
           </w:p>
           <w:p>
@@ -6778,7 +6778,7 @@
               <w:spacing w:after="10" w:before="0"/>
               <w:ind w:left="120"/>
             </w:pPr>
-            <w:hyperlink w:history="1" r:id="rIdq9jq658ikyxbfr0ej3tfy">
+            <w:hyperlink w:history="1" r:id="rIdldgnzzjxi5x5_8yk6gpwc">
               <w:r>
                 <w:rPr>
                   <w:rFonts w:ascii="Arial" w:cs="Arial" w:eastAsia="Arial" w:hAnsi="Arial"/>
@@ -6973,7 +6973,7 @@
             <w:pPr>
               <w:spacing w:after="20" w:before="0"/>
             </w:pPr>
-            <w:hyperlink w:history="1" r:id="rIdpp3m0-jhhcvtbhxqqzsdh">
+            <w:hyperlink w:history="1" r:id="rIdtk_emvop2ykkkvyscxznb">
               <w:r>
                 <w:rPr>
                   <w:rFonts w:ascii="Arial" w:cs="Arial" w:eastAsia="Arial" w:hAnsi="Arial"/>
@@ -6982,7 +6982,7 @@
                   <w:szCs w:val="16"/>
                   <w:u w:val="single" w:color="2E75B6"/>
                 </w:rPr>
-                <w:t xml:space="preserve">Writing proportional equations from tables</w:t>
+                <w:t xml:space="preserve">Volume of triangular prism &amp; cube</w:t>
               </w:r>
             </w:hyperlink>
           </w:p>
@@ -7006,7 +7006,7 @@
               <w:spacing w:after="10" w:before="0"/>
               <w:ind w:left="120"/>
             </w:pPr>
-            <w:hyperlink w:history="1" r:id="rId03-z-hyhrp-j19tkeq9se">
+            <w:hyperlink w:history="1" r:id="rIdvjtc6-ilk1mz7we8zsase">
               <w:r>
                 <w:rPr>
                   <w:rFonts w:ascii="Arial" w:cs="Arial" w:eastAsia="Arial" w:hAnsi="Arial"/>
@@ -7044,14 +7044,14 @@
                 <w:sz w:val="16"/>
                 <w:szCs w:val="16"/>
               </w:rPr>
-              <w:t xml:space="preserve">📖 HTML:</w:t>
+              <w:t xml:space="preserve">📖 EXERCISE:</w:t>
             </w:r>
           </w:p>
           <w:p>
             <w:pPr>
               <w:spacing w:after="20" w:before="0"/>
             </w:pPr>
-            <w:hyperlink w:history="1" r:id="rIdfvfz5gzf1l5z-rli_-ydr">
+            <w:hyperlink w:history="1" r:id="rIdfwgiiqoznigy4piqsprix">
               <w:r>
                 <w:rPr>
                   <w:rFonts w:ascii="Arial" w:cs="Arial" w:eastAsia="Arial" w:hAnsi="Arial"/>
@@ -7060,7 +7060,7 @@
                   <w:szCs w:val="16"/>
                   <w:u w:val="single" w:color="2E75B6"/>
                 </w:rPr>
-                <w:t xml:space="preserve">Polar Forms and Calculus: Surface Area (Flexbook)</w:t>
+                <w:t xml:space="preserve">Apply volume of solids</w:t>
               </w:r>
             </w:hyperlink>
           </w:p>
@@ -7076,7 +7076,7 @@
                 <w:sz w:val="14"/>
                 <w:szCs w:val="14"/>
               </w:rPr>
-              <w:t xml:space="preserve">Source: CK-12</w:t>
+              <w:t xml:space="preserve">Source: Khan Academy (English - US curriculum)</w:t>
             </w:r>
           </w:p>
           <w:p>
@@ -7084,7 +7084,7 @@
               <w:spacing w:after="10" w:before="0"/>
               <w:ind w:left="120"/>
             </w:pPr>
-            <w:hyperlink w:history="1" r:id="rIdf9eirisayqvexgnu4lomd">
+            <w:hyperlink w:history="1" r:id="rIdp68gg1bxbm5_tthqwz_xo">
               <w:r>
                 <w:rPr>
                   <w:rFonts w:ascii="Arial" w:cs="Arial" w:eastAsia="Arial" w:hAnsi="Arial"/>
@@ -7279,7 +7279,7 @@
             <w:pPr>
               <w:spacing w:after="20" w:before="0"/>
             </w:pPr>
-            <w:hyperlink w:history="1" r:id="rIdw0cqv4_huwiusas1sbukq">
+            <w:hyperlink w:history="1" r:id="rIdh-x8kcmbzdi1lzrhic-oh">
               <w:r>
                 <w:rPr>
                   <w:rFonts w:ascii="Arial" w:cs="Arial" w:eastAsia="Arial" w:hAnsi="Arial"/>
@@ -7288,7 +7288,7 @@
                   <w:szCs w:val="16"/>
                   <w:u w:val="single" w:color="2E75B6"/>
                 </w:rPr>
-                <w:t xml:space="preserve">Writing proportional equations from tables</w:t>
+                <w:t xml:space="preserve">Surface area of a box (cuboid)</w:t>
               </w:r>
             </w:hyperlink>
           </w:p>
@@ -7312,7 +7312,7 @@
               <w:spacing w:after="10" w:before="0"/>
               <w:ind w:left="120"/>
             </w:pPr>
-            <w:hyperlink w:history="1" r:id="rIdyiozsvekxn8qlrgdydoix">
+            <w:hyperlink w:history="1" r:id="rIde8azu1vdsz4dyt8udmqpz">
               <w:r>
                 <w:rPr>
                   <w:rFonts w:ascii="Arial" w:cs="Arial" w:eastAsia="Arial" w:hAnsi="Arial"/>
@@ -7357,7 +7357,7 @@
             <w:pPr>
               <w:spacing w:after="20" w:before="0"/>
             </w:pPr>
-            <w:hyperlink w:history="1" r:id="rIdcnh4v16bxphabfimhsyxe">
+            <w:hyperlink w:history="1" r:id="rIdxw_m4gqwjy8ie2cmnyofo">
               <w:r>
                 <w:rPr>
                   <w:rFonts w:ascii="Arial" w:cs="Arial" w:eastAsia="Arial" w:hAnsi="Arial"/>
@@ -7366,7 +7366,7 @@
                   <w:szCs w:val="16"/>
                   <w:u w:val="single" w:color="2E75B6"/>
                 </w:rPr>
-                <w:t xml:space="preserve">Polar Forms and Calculus: Surface Area (Flexbook)</w:t>
+                <w:t xml:space="preserve">Surface Area of Spheres (Flexbook)</w:t>
               </w:r>
             </w:hyperlink>
           </w:p>
@@ -7390,7 +7390,7 @@
               <w:spacing w:after="10" w:before="0"/>
               <w:ind w:left="120"/>
             </w:pPr>
-            <w:hyperlink w:history="1" r:id="rIdspme4vxg-l4rybporskj2">
+            <w:hyperlink w:history="1" r:id="rIdio2gzzxubfncrvzpitbb5">
               <w:r>
                 <w:rPr>
                   <w:rFonts w:ascii="Arial" w:cs="Arial" w:eastAsia="Arial" w:hAnsi="Arial"/>
@@ -7585,7 +7585,7 @@
             <w:pPr>
               <w:spacing w:after="20" w:before="0"/>
             </w:pPr>
-            <w:hyperlink w:history="1" r:id="rIdbogygrrbzpfqrnsk1jarf">
+            <w:hyperlink w:history="1" r:id="rIdv2ybr6rlmobw7zx1gevr8">
               <w:r>
                 <w:rPr>
                   <w:rFonts w:ascii="Arial" w:cs="Arial" w:eastAsia="Arial" w:hAnsi="Arial"/>
@@ -7594,7 +7594,7 @@
                   <w:szCs w:val="16"/>
                   <w:u w:val="single" w:color="2E75B6"/>
                 </w:rPr>
-                <w:t xml:space="preserve">Writing proportional equations from tables</w:t>
+                <w:t xml:space="preserve">Surface area of a box (cuboid)</w:t>
               </w:r>
             </w:hyperlink>
           </w:p>
@@ -7618,7 +7618,7 @@
               <w:spacing w:after="10" w:before="0"/>
               <w:ind w:left="120"/>
             </w:pPr>
-            <w:hyperlink w:history="1" r:id="rIdaz8dodth5hvelcgvehpia">
+            <w:hyperlink w:history="1" r:id="rIdsluvw6d6mzrdlzsn6cwg9">
               <w:r>
                 <w:rPr>
                   <w:rFonts w:ascii="Arial" w:cs="Arial" w:eastAsia="Arial" w:hAnsi="Arial"/>
@@ -7656,14 +7656,14 @@
                 <w:sz w:val="16"/>
                 <w:szCs w:val="16"/>
               </w:rPr>
-              <w:t xml:space="preserve">📖 HTML:</w:t>
+              <w:t xml:space="preserve">📖 EXERCISE:</w:t>
             </w:r>
           </w:p>
           <w:p>
             <w:pPr>
               <w:spacing w:after="20" w:before="0"/>
             </w:pPr>
-            <w:hyperlink w:history="1" r:id="rIdkaryo5-2kntwyfb1agupz">
+            <w:hyperlink w:history="1" r:id="rIdzzzogqjylrrxrjsohpfcf">
               <w:r>
                 <w:rPr>
                   <w:rFonts w:ascii="Arial" w:cs="Arial" w:eastAsia="Arial" w:hAnsi="Arial"/>
@@ -7672,7 +7672,7 @@
                   <w:szCs w:val="16"/>
                   <w:u w:val="single" w:color="2E75B6"/>
                 </w:rPr>
-                <w:t xml:space="preserve">Polar Forms and Calculus: Surface Area (Flexbook)</w:t>
+                <w:t xml:space="preserve">Surface Area of Spheres Practice</w:t>
               </w:r>
             </w:hyperlink>
           </w:p>
@@ -7696,7 +7696,7 @@
               <w:spacing w:after="10" w:before="0"/>
               <w:ind w:left="120"/>
             </w:pPr>
-            <w:hyperlink w:history="1" r:id="rIdfmeuepzxxt4skq3itj6bk">
+            <w:hyperlink w:history="1" r:id="rIdbhiqgdsdhtshzt2jq5pzt">
               <w:r>
                 <w:rPr>
                   <w:rFonts w:ascii="Arial" w:cs="Arial" w:eastAsia="Arial" w:hAnsi="Arial"/>
@@ -9183,7 +9183,7 @@
             <w:pPr>
               <w:spacing w:after="20" w:before="0"/>
             </w:pPr>
-            <w:hyperlink w:history="1" r:id="rIdqlcroulwwhdndyyviv9rb">
+            <w:hyperlink w:history="1" r:id="rIdiiftxu_mw7kjmihr359p5">
               <w:r>
                 <w:rPr>
                   <w:rFonts w:ascii="Arial" w:cs="Arial" w:eastAsia="Arial" w:hAnsi="Arial"/>
@@ -9192,7 +9192,7 @@
                   <w:szCs w:val="16"/>
                   <w:u w:val="single" w:color="2E75B6"/>
                 </w:rPr>
-                <w:t xml:space="preserve">Writing proportional equations from tables</w:t>
+                <w:t xml:space="preserve">Volume of a sphere</w:t>
               </w:r>
             </w:hyperlink>
           </w:p>
@@ -9216,7 +9216,7 @@
               <w:spacing w:after="10" w:before="0"/>
               <w:ind w:left="120"/>
             </w:pPr>
-            <w:hyperlink w:history="1" r:id="rId1guh7ijcftplmnh1jthg4">
+            <w:hyperlink w:history="1" r:id="rIdlf10vtjr0tcyxtht2ywia">
               <w:r>
                 <w:rPr>
                   <w:rFonts w:ascii="Arial" w:cs="Arial" w:eastAsia="Arial" w:hAnsi="Arial"/>
@@ -9254,14 +9254,14 @@
                 <w:sz w:val="16"/>
                 <w:szCs w:val="16"/>
               </w:rPr>
-              <w:t xml:space="preserve">📖 HTML:</w:t>
+              <w:t xml:space="preserve">📖 EXERCISE:</w:t>
             </w:r>
           </w:p>
           <w:p>
             <w:pPr>
               <w:spacing w:after="20" w:before="0"/>
             </w:pPr>
-            <w:hyperlink w:history="1" r:id="rIdgekcj44trp78sowqzg4oj">
+            <w:hyperlink w:history="1" r:id="rIdusq56klox6nxra7clnfug">
               <w:r>
                 <w:rPr>
                   <w:rFonts w:ascii="Arial" w:cs="Arial" w:eastAsia="Arial" w:hAnsi="Arial"/>
@@ -9270,7 +9270,7 @@
                   <w:szCs w:val="16"/>
                   <w:u w:val="single" w:color="2E75B6"/>
                 </w:rPr>
-                <w:t xml:space="preserve">Polar Forms and Calculus: Surface Area (Flexbook)</w:t>
+                <w:t xml:space="preserve">Surface Area and Volume of Cones Practice</w:t>
               </w:r>
             </w:hyperlink>
           </w:p>
@@ -9294,7 +9294,7 @@
               <w:spacing w:after="10" w:before="0"/>
               <w:ind w:left="120"/>
             </w:pPr>
-            <w:hyperlink w:history="1" r:id="rIdrmg-x2zd4eoozirinniss">
+            <w:hyperlink w:history="1" r:id="rIdat76_ghzffrkroddby9ub">
               <w:r>
                 <w:rPr>
                   <w:rFonts w:ascii="Arial" w:cs="Arial" w:eastAsia="Arial" w:hAnsi="Arial"/>
@@ -9489,7 +9489,7 @@
             <w:pPr>
               <w:spacing w:after="20" w:before="0"/>
             </w:pPr>
-            <w:hyperlink w:history="1" r:id="rIdeywuwuogrrydus3waofjk">
+            <w:hyperlink w:history="1" r:id="rIdifsvyk9motfdmiut3ymxd">
               <w:r>
                 <w:rPr>
                   <w:rFonts w:ascii="Arial" w:cs="Arial" w:eastAsia="Arial" w:hAnsi="Arial"/>
@@ -9498,7 +9498,7 @@
                   <w:szCs w:val="16"/>
                   <w:u w:val="single" w:color="2E75B6"/>
                 </w:rPr>
-                <w:t xml:space="preserve">Writing proportional equations from tables</w:t>
+                <w:t xml:space="preserve">Volume of triangular prism &amp; cube</w:t>
               </w:r>
             </w:hyperlink>
           </w:p>
@@ -9522,7 +9522,7 @@
               <w:spacing w:after="10" w:before="0"/>
               <w:ind w:left="120"/>
             </w:pPr>
-            <w:hyperlink w:history="1" r:id="rIdxe_wbv0ukrtuye3zezf2m">
+            <w:hyperlink w:history="1" r:id="rIdlulac8ghng-2n1dsnamei">
               <w:r>
                 <w:rPr>
                   <w:rFonts w:ascii="Arial" w:cs="Arial" w:eastAsia="Arial" w:hAnsi="Arial"/>
@@ -9560,14 +9560,14 @@
                 <w:sz w:val="16"/>
                 <w:szCs w:val="16"/>
               </w:rPr>
-              <w:t xml:space="preserve">📖 HTML:</w:t>
+              <w:t xml:space="preserve">📖 EXERCISE:</w:t>
             </w:r>
           </w:p>
           <w:p>
             <w:pPr>
               <w:spacing w:after="20" w:before="0"/>
             </w:pPr>
-            <w:hyperlink w:history="1" r:id="rIdf5briyndtguse64u2dqfy">
+            <w:hyperlink w:history="1" r:id="rIdpmtp5qicr-tnpme3ucb_s">
               <w:r>
                 <w:rPr>
                   <w:rFonts w:ascii="Arial" w:cs="Arial" w:eastAsia="Arial" w:hAnsi="Arial"/>
@@ -9576,7 +9576,7 @@
                   <w:szCs w:val="16"/>
                   <w:u w:val="single" w:color="2E75B6"/>
                 </w:rPr>
-                <w:t xml:space="preserve">Polar Forms and Calculus: Surface Area (Flexbook)</w:t>
+                <w:t xml:space="preserve">Apply volume of solids</w:t>
               </w:r>
             </w:hyperlink>
           </w:p>
@@ -9592,7 +9592,7 @@
                 <w:sz w:val="14"/>
                 <w:szCs w:val="14"/>
               </w:rPr>
-              <w:t xml:space="preserve">Source: CK-12</w:t>
+              <w:t xml:space="preserve">Source: Khan Academy (English - US curriculum)</w:t>
             </w:r>
           </w:p>
           <w:p>
@@ -9600,7 +9600,7 @@
               <w:spacing w:after="10" w:before="0"/>
               <w:ind w:left="120"/>
             </w:pPr>
-            <w:hyperlink w:history="1" r:id="rIdxra5kaepy2jncfkzpc-wf">
+            <w:hyperlink w:history="1" r:id="rIdxargksx_jc3vqcdty0uww">
               <w:r>
                 <w:rPr>
                   <w:rFonts w:ascii="Arial" w:cs="Arial" w:eastAsia="Arial" w:hAnsi="Arial"/>
@@ -9795,7 +9795,7 @@
             <w:pPr>
               <w:spacing w:after="20" w:before="0"/>
             </w:pPr>
-            <w:hyperlink w:history="1" r:id="rIderro7lhdyvpzp6tgjncds">
+            <w:hyperlink w:history="1" r:id="rIdknax1mhy8sgtmvzqc27yq">
               <w:r>
                 <w:rPr>
                   <w:rFonts w:ascii="Arial" w:cs="Arial" w:eastAsia="Arial" w:hAnsi="Arial"/>
@@ -9804,7 +9804,7 @@
                   <w:szCs w:val="16"/>
                   <w:u w:val="single" w:color="2E75B6"/>
                 </w:rPr>
-                <w:t xml:space="preserve">Writing proportional equations from tables</w:t>
+                <w:t xml:space="preserve">Volume of a sphere</w:t>
               </w:r>
             </w:hyperlink>
           </w:p>
@@ -9828,7 +9828,7 @@
               <w:spacing w:after="10" w:before="0"/>
               <w:ind w:left="120"/>
             </w:pPr>
-            <w:hyperlink w:history="1" r:id="rIdgrhddqsg832eejmmiwyrq">
+            <w:hyperlink w:history="1" r:id="rIdwtfrgmwrkry4_ejb92h-9">
               <w:r>
                 <w:rPr>
                   <w:rFonts w:ascii="Arial" w:cs="Arial" w:eastAsia="Arial" w:hAnsi="Arial"/>
@@ -9866,14 +9866,14 @@
                 <w:sz w:val="16"/>
                 <w:szCs w:val="16"/>
               </w:rPr>
-              <w:t xml:space="preserve">📖 HTML:</w:t>
+              <w:t xml:space="preserve">📖 EXERCISE:</w:t>
             </w:r>
           </w:p>
           <w:p>
             <w:pPr>
               <w:spacing w:after="20" w:before="0"/>
             </w:pPr>
-            <w:hyperlink w:history="1" r:id="rIdz8hdczr3-b8su3chivohf">
+            <w:hyperlink w:history="1" r:id="rIdwfo1rpzu71krmpv_gi7xg">
               <w:r>
                 <w:rPr>
                   <w:rFonts w:ascii="Arial" w:cs="Arial" w:eastAsia="Arial" w:hAnsi="Arial"/>
@@ -9882,7 +9882,7 @@
                   <w:szCs w:val="16"/>
                   <w:u w:val="single" w:color="2E75B6"/>
                 </w:rPr>
-                <w:t xml:space="preserve">Polar Forms and Calculus: Surface Area (Flexbook)</w:t>
+                <w:t xml:space="preserve">Surface Area and Volume of Cones Practice</w:t>
               </w:r>
             </w:hyperlink>
           </w:p>
@@ -9906,7 +9906,7 @@
               <w:spacing w:after="10" w:before="0"/>
               <w:ind w:left="120"/>
             </w:pPr>
-            <w:hyperlink w:history="1" r:id="rIdv-9omskabwqu9mch_fjrl">
+            <w:hyperlink w:history="1" r:id="rId3cw9w6atx5b221lss-ecn">
               <w:r>
                 <w:rPr>
                   <w:rFonts w:ascii="Arial" w:cs="Arial" w:eastAsia="Arial" w:hAnsi="Arial"/>
@@ -10101,7 +10101,7 @@
             <w:pPr>
               <w:spacing w:after="20" w:before="0"/>
             </w:pPr>
-            <w:hyperlink w:history="1" r:id="rIdy_ellmbgtfijwyw0bbmhu">
+            <w:hyperlink w:history="1" r:id="rIdmv2fu5t1g3gjfgdjiwryc">
               <w:r>
                 <w:rPr>
                   <w:rFonts w:ascii="Arial" w:cs="Arial" w:eastAsia="Arial" w:hAnsi="Arial"/>
@@ -10110,7 +10110,7 @@
                   <w:szCs w:val="16"/>
                   <w:u w:val="single" w:color="2E75B6"/>
                 </w:rPr>
-                <w:t xml:space="preserve">Writing proportional equations from tables</w:t>
+                <w:t xml:space="preserve">Volume of a sphere</w:t>
               </w:r>
             </w:hyperlink>
           </w:p>
@@ -10134,7 +10134,7 @@
               <w:spacing w:after="10" w:before="0"/>
               <w:ind w:left="120"/>
             </w:pPr>
-            <w:hyperlink w:history="1" r:id="rIduwqkm4kbxiiqwf_7w9ln8">
+            <w:hyperlink w:history="1" r:id="rIdadfh_271jxx80ubayx46w">
               <w:r>
                 <w:rPr>
                   <w:rFonts w:ascii="Arial" w:cs="Arial" w:eastAsia="Arial" w:hAnsi="Arial"/>
@@ -10172,14 +10172,14 @@
                 <w:sz w:val="16"/>
                 <w:szCs w:val="16"/>
               </w:rPr>
-              <w:t xml:space="preserve">📖 HTML:</w:t>
+              <w:t xml:space="preserve">📖 EXERCISE:</w:t>
             </w:r>
           </w:p>
           <w:p>
             <w:pPr>
               <w:spacing w:after="20" w:before="0"/>
             </w:pPr>
-            <w:hyperlink w:history="1" r:id="rIdg2wkql3suyippcfaebt5o">
+            <w:hyperlink w:history="1" r:id="rIdcncx8z5zv5xgnqjaftyki">
               <w:r>
                 <w:rPr>
                   <w:rFonts w:ascii="Arial" w:cs="Arial" w:eastAsia="Arial" w:hAnsi="Arial"/>
@@ -10188,7 +10188,7 @@
                   <w:szCs w:val="16"/>
                   <w:u w:val="single" w:color="2E75B6"/>
                 </w:rPr>
-                <w:t xml:space="preserve">Polar Forms and Calculus: Surface Area (Flexbook)</w:t>
+                <w:t xml:space="preserve">Surface Area and Volume of Cones Practice</w:t>
               </w:r>
             </w:hyperlink>
           </w:p>
@@ -10212,7 +10212,7 @@
               <w:spacing w:after="10" w:before="0"/>
               <w:ind w:left="120"/>
             </w:pPr>
-            <w:hyperlink w:history="1" r:id="rIdotny7zjriqwcftdox2hmw">
+            <w:hyperlink w:history="1" r:id="rIde_myz2aa4uxybpm06he9o">
               <w:r>
                 <w:rPr>
                   <w:rFonts w:ascii="Arial" w:cs="Arial" w:eastAsia="Arial" w:hAnsi="Arial"/>
@@ -10407,7 +10407,7 @@
             <w:pPr>
               <w:spacing w:after="20" w:before="0"/>
             </w:pPr>
-            <w:hyperlink w:history="1" r:id="rIdeqrfslnxt24su8umxenoe">
+            <w:hyperlink w:history="1" r:id="rIdmkpvpfd-md14o_njv-xl1">
               <w:r>
                 <w:rPr>
                   <w:rFonts w:ascii="Arial" w:cs="Arial" w:eastAsia="Arial" w:hAnsi="Arial"/>
@@ -10416,7 +10416,7 @@
                   <w:szCs w:val="16"/>
                   <w:u w:val="single" w:color="2E75B6"/>
                 </w:rPr>
-                <w:t xml:space="preserve">Writing proportional equations from tables</w:t>
+                <w:t xml:space="preserve">Volume of a sphere</w:t>
               </w:r>
             </w:hyperlink>
           </w:p>
@@ -10440,7 +10440,7 @@
               <w:spacing w:after="10" w:before="0"/>
               <w:ind w:left="120"/>
             </w:pPr>
-            <w:hyperlink w:history="1" r:id="rIdjrerxsjbhltp7lvystpya">
+            <w:hyperlink w:history="1" r:id="rIdlnbfwsiq7gnrbh_jusqs0">
               <w:r>
                 <w:rPr>
                   <w:rFonts w:ascii="Arial" w:cs="Arial" w:eastAsia="Arial" w:hAnsi="Arial"/>
@@ -10478,14 +10478,14 @@
                 <w:sz w:val="16"/>
                 <w:szCs w:val="16"/>
               </w:rPr>
-              <w:t xml:space="preserve">📖 HTML:</w:t>
+              <w:t xml:space="preserve">📖 EXERCISE:</w:t>
             </w:r>
           </w:p>
           <w:p>
             <w:pPr>
               <w:spacing w:after="20" w:before="0"/>
             </w:pPr>
-            <w:hyperlink w:history="1" r:id="rIdtw0eg1xek7a-hqvhwuvdw">
+            <w:hyperlink w:history="1" r:id="rIdztvtmwenuwltlzflnu8tn">
               <w:r>
                 <w:rPr>
                   <w:rFonts w:ascii="Arial" w:cs="Arial" w:eastAsia="Arial" w:hAnsi="Arial"/>
@@ -10494,7 +10494,7 @@
                   <w:szCs w:val="16"/>
                   <w:u w:val="single" w:color="2E75B6"/>
                 </w:rPr>
-                <w:t xml:space="preserve">Polar Forms and Calculus: Surface Area (Flexbook)</w:t>
+                <w:t xml:space="preserve">Surface Area and Volume of Cones Practice</w:t>
               </w:r>
             </w:hyperlink>
           </w:p>
@@ -10518,7 +10518,7 @@
               <w:spacing w:after="10" w:before="0"/>
               <w:ind w:left="120"/>
             </w:pPr>
-            <w:hyperlink w:history="1" r:id="rIdt8mnbye2tn4-8poottugf">
+            <w:hyperlink w:history="1" r:id="rIdv8whduqjoeg8_z5mj_bml">
               <w:r>
                 <w:rPr>
                   <w:rFonts w:ascii="Arial" w:cs="Arial" w:eastAsia="Arial" w:hAnsi="Arial"/>
@@ -12005,7 +12005,7 @@
             <w:pPr>
               <w:spacing w:after="20" w:before="0"/>
             </w:pPr>
-            <w:hyperlink w:history="1" r:id="rIdipdxgkdaeuo-wlvbg-jjf">
+            <w:hyperlink w:history="1" r:id="rIdapedaddqqf2wpon2bq3fn">
               <w:r>
                 <w:rPr>
                   <w:rFonts w:ascii="Arial" w:cs="Arial" w:eastAsia="Arial" w:hAnsi="Arial"/>
@@ -12014,7 +12014,7 @@
                   <w:szCs w:val="16"/>
                   <w:u w:val="single" w:color="2E75B6"/>
                 </w:rPr>
-                <w:t xml:space="preserve">Volume of a Pyramid - Overview</w:t>
+                <w:t xml:space="preserve">Surface area word problem example</w:t>
               </w:r>
             </w:hyperlink>
           </w:p>
@@ -12030,7 +12030,7 @@
                 <w:sz w:val="14"/>
                 <w:szCs w:val="14"/>
               </w:rPr>
-              <w:t xml:space="preserve">Source: CK-12</w:t>
+              <w:t xml:space="preserve">Source: Khan Academy (English - US curriculum)</w:t>
             </w:r>
           </w:p>
           <w:p>
@@ -12038,7 +12038,7 @@
               <w:spacing w:after="10" w:before="0"/>
               <w:ind w:left="120"/>
             </w:pPr>
-            <w:hyperlink w:history="1" r:id="rIdwpbx4aw0bexdc3sr7bxhp">
+            <w:hyperlink w:history="1" r:id="rIdggq1gqbwgqvgqdmq-qtav">
               <w:r>
                 <w:rPr>
                   <w:rFonts w:ascii="Arial" w:cs="Arial" w:eastAsia="Arial" w:hAnsi="Arial"/>
@@ -12076,14 +12076,14 @@
                 <w:sz w:val="16"/>
                 <w:szCs w:val="16"/>
               </w:rPr>
-              <w:t xml:space="preserve">📖 HTML:</w:t>
+              <w:t xml:space="preserve">📖 EXERCISE:</w:t>
             </w:r>
           </w:p>
           <w:p>
             <w:pPr>
               <w:spacing w:after="20" w:before="0"/>
             </w:pPr>
-            <w:hyperlink w:history="1" r:id="rIddnz5icomktvfs7xbexswn">
+            <w:hyperlink w:history="1" r:id="rIdsupoqwnyr-ctdysucilst">
               <w:r>
                 <w:rPr>
                   <w:rFonts w:ascii="Arial" w:cs="Arial" w:eastAsia="Arial" w:hAnsi="Arial"/>
@@ -12092,7 +12092,7 @@
                   <w:szCs w:val="16"/>
                   <w:u w:val="single" w:color="2E75B6"/>
                 </w:rPr>
-                <w:t xml:space="preserve">Polar Forms and Calculus: Surface Area (Flexbook)</w:t>
+                <w:t xml:space="preserve">Surface Area and Volume of Pyramids Practice</w:t>
               </w:r>
             </w:hyperlink>
           </w:p>
@@ -12116,7 +12116,7 @@
               <w:spacing w:after="10" w:before="0"/>
               <w:ind w:left="120"/>
             </w:pPr>
-            <w:hyperlink w:history="1" r:id="rIdkmuo_k6v3hllyss8zkdzr">
+            <w:hyperlink w:history="1" r:id="rIdrxgw6vstn_54kmxmg5nta">
               <w:r>
                 <w:rPr>
                   <w:rFonts w:ascii="Arial" w:cs="Arial" w:eastAsia="Arial" w:hAnsi="Arial"/>
@@ -12311,7 +12311,7 @@
             <w:pPr>
               <w:spacing w:after="20" w:before="0"/>
             </w:pPr>
-            <w:hyperlink w:history="1" r:id="rIdcxrnpn0s7lqp0s02ddah3">
+            <w:hyperlink w:history="1" r:id="rIdg7kt6tpxkbfd-v6uyg3p1">
               <w:r>
                 <w:rPr>
                   <w:rFonts w:ascii="Arial" w:cs="Arial" w:eastAsia="Arial" w:hAnsi="Arial"/>
@@ -12320,7 +12320,7 @@
                   <w:szCs w:val="16"/>
                   <w:u w:val="single" w:color="2E75B6"/>
                 </w:rPr>
-                <w:t xml:space="preserve">Volume of a Pyramid - Overview</w:t>
+                <w:t xml:space="preserve">Surface area using a net: triangular prism</w:t>
               </w:r>
             </w:hyperlink>
           </w:p>
@@ -12336,7 +12336,7 @@
                 <w:sz w:val="14"/>
                 <w:szCs w:val="14"/>
               </w:rPr>
-              <w:t xml:space="preserve">Source: CK-12</w:t>
+              <w:t xml:space="preserve">Source: Khan Academy (English - US curriculum)</w:t>
             </w:r>
           </w:p>
           <w:p>
@@ -12344,7 +12344,7 @@
               <w:spacing w:after="10" w:before="0"/>
               <w:ind w:left="120"/>
             </w:pPr>
-            <w:hyperlink w:history="1" r:id="rId6wgrap2qkjjiermcbskyn">
+            <w:hyperlink w:history="1" r:id="rId1hrzmbaxfg5dkdr9h5lfh">
               <w:r>
                 <w:rPr>
                   <w:rFonts w:ascii="Arial" w:cs="Arial" w:eastAsia="Arial" w:hAnsi="Arial"/>
@@ -12389,7 +12389,7 @@
             <w:pPr>
               <w:spacing w:after="20" w:before="0"/>
             </w:pPr>
-            <w:hyperlink w:history="1" r:id="rIdu4ghwimgfa3xmps6-dgor">
+            <w:hyperlink w:history="1" r:id="rIdsd2b6nf_s1do0leq35jey">
               <w:r>
                 <w:rPr>
                   <w:rFonts w:ascii="Arial" w:cs="Arial" w:eastAsia="Arial" w:hAnsi="Arial"/>
@@ -12398,7 +12398,7 @@
                   <w:szCs w:val="16"/>
                   <w:u w:val="single" w:color="2E75B6"/>
                 </w:rPr>
-                <w:t xml:space="preserve">Polar Forms and Calculus: Surface Area (Flexbook)</w:t>
+                <w:t xml:space="preserve">Surface Area and Volume of Pyramids (PLIX)</w:t>
               </w:r>
             </w:hyperlink>
           </w:p>
@@ -12422,7 +12422,7 @@
               <w:spacing w:after="10" w:before="0"/>
               <w:ind w:left="120"/>
             </w:pPr>
-            <w:hyperlink w:history="1" r:id="rIdu8vgt03i0ijk5tghxzthp">
+            <w:hyperlink w:history="1" r:id="rIdr9r1g0sq1cumemj6acp2d">
               <w:r>
                 <w:rPr>
                   <w:rFonts w:ascii="Arial" w:cs="Arial" w:eastAsia="Arial" w:hAnsi="Arial"/>
@@ -12617,7 +12617,7 @@
             <w:pPr>
               <w:spacing w:after="20" w:before="0"/>
             </w:pPr>
-            <w:hyperlink w:history="1" r:id="rIdngp0beqinc5mpfprgsp_b">
+            <w:hyperlink w:history="1" r:id="rIdpfkrxfnh-na68domfuqwi">
               <w:r>
                 <w:rPr>
                   <w:rFonts w:ascii="Arial" w:cs="Arial" w:eastAsia="Arial" w:hAnsi="Arial"/>
@@ -12626,7 +12626,7 @@
                   <w:szCs w:val="16"/>
                   <w:u w:val="single" w:color="2E75B6"/>
                 </w:rPr>
-                <w:t xml:space="preserve">Volume of a Pyramid - Overview</w:t>
+                <w:t xml:space="preserve">Surface area word problem example</w:t>
               </w:r>
             </w:hyperlink>
           </w:p>
@@ -12642,7 +12642,7 @@
                 <w:sz w:val="14"/>
                 <w:szCs w:val="14"/>
               </w:rPr>
-              <w:t xml:space="preserve">Source: CK-12</w:t>
+              <w:t xml:space="preserve">Source: Khan Academy (English - US curriculum)</w:t>
             </w:r>
           </w:p>
           <w:p>
@@ -12650,7 +12650,7 @@
               <w:spacing w:after="10" w:before="0"/>
               <w:ind w:left="120"/>
             </w:pPr>
-            <w:hyperlink w:history="1" r:id="rIdpabubiw02urce9uhowgrj">
+            <w:hyperlink w:history="1" r:id="rIdp8lbnrtngoq-weaxbgpjd">
               <w:r>
                 <w:rPr>
                   <w:rFonts w:ascii="Arial" w:cs="Arial" w:eastAsia="Arial" w:hAnsi="Arial"/>
@@ -12688,14 +12688,14 @@
                 <w:sz w:val="16"/>
                 <w:szCs w:val="16"/>
               </w:rPr>
-              <w:t xml:space="preserve">📖 HTML:</w:t>
+              <w:t xml:space="preserve">📖 EXERCISE:</w:t>
             </w:r>
           </w:p>
           <w:p>
             <w:pPr>
               <w:spacing w:after="20" w:before="0"/>
             </w:pPr>
-            <w:hyperlink w:history="1" r:id="rIdsh9zoerzxbsd2hzbiwth6">
+            <w:hyperlink w:history="1" r:id="rIdxsvmimhgkse-ksvqjetwl">
               <w:r>
                 <w:rPr>
                   <w:rFonts w:ascii="Arial" w:cs="Arial" w:eastAsia="Arial" w:hAnsi="Arial"/>
@@ -12704,7 +12704,7 @@
                   <w:szCs w:val="16"/>
                   <w:u w:val="single" w:color="2E75B6"/>
                 </w:rPr>
-                <w:t xml:space="preserve">Polar Forms and Calculus: Surface Area (Flexbook)</w:t>
+                <w:t xml:space="preserve">Surface area word problems</w:t>
               </w:r>
             </w:hyperlink>
           </w:p>
@@ -12720,7 +12720,7 @@
                 <w:sz w:val="14"/>
                 <w:szCs w:val="14"/>
               </w:rPr>
-              <w:t xml:space="preserve">Source: CK-12</w:t>
+              <w:t xml:space="preserve">Source: Khan Academy (English - US curriculum)</w:t>
             </w:r>
           </w:p>
           <w:p>
@@ -12728,7 +12728,7 @@
               <w:spacing w:after="10" w:before="0"/>
               <w:ind w:left="120"/>
             </w:pPr>
-            <w:hyperlink w:history="1" r:id="rIdv11saubc_exnep1w6w5c1">
+            <w:hyperlink w:history="1" r:id="rIddgg7j36qgo1pdbo24lqom">
               <w:r>
                 <w:rPr>
                   <w:rFonts w:ascii="Arial" w:cs="Arial" w:eastAsia="Arial" w:hAnsi="Arial"/>
@@ -12923,7 +12923,7 @@
             <w:pPr>
               <w:spacing w:after="20" w:before="0"/>
             </w:pPr>
-            <w:hyperlink w:history="1" r:id="rId3dpmzqq5cawyqrkzq0ana">
+            <w:hyperlink w:history="1" r:id="rIdfr7wkyxi7iecuq4ei2wzg">
               <w:r>
                 <w:rPr>
                   <w:rFonts w:ascii="Arial" w:cs="Arial" w:eastAsia="Arial" w:hAnsi="Arial"/>
@@ -12932,7 +12932,7 @@
                   <w:szCs w:val="16"/>
                   <w:u w:val="single" w:color="2E75B6"/>
                 </w:rPr>
-                <w:t xml:space="preserve">Volume of a Pyramid - Overview</w:t>
+                <w:t xml:space="preserve">Surface area word problem example</w:t>
               </w:r>
             </w:hyperlink>
           </w:p>
@@ -12948,7 +12948,7 @@
                 <w:sz w:val="14"/>
                 <w:szCs w:val="14"/>
               </w:rPr>
-              <w:t xml:space="preserve">Source: CK-12</w:t>
+              <w:t xml:space="preserve">Source: Khan Academy (English - US curriculum)</w:t>
             </w:r>
           </w:p>
           <w:p>
@@ -12956,7 +12956,7 @@
               <w:spacing w:after="10" w:before="0"/>
               <w:ind w:left="120"/>
             </w:pPr>
-            <w:hyperlink w:history="1" r:id="rId4hzrvb0rbm-uprvibxfgl">
+            <w:hyperlink w:history="1" r:id="rIdcdtrybofsiq8hh8zn7vhs">
               <w:r>
                 <w:rPr>
                   <w:rFonts w:ascii="Arial" w:cs="Arial" w:eastAsia="Arial" w:hAnsi="Arial"/>
@@ -12994,14 +12994,14 @@
                 <w:sz w:val="16"/>
                 <w:szCs w:val="16"/>
               </w:rPr>
-              <w:t xml:space="preserve">📖 HTML:</w:t>
+              <w:t xml:space="preserve">📖 EXERCISE:</w:t>
             </w:r>
           </w:p>
           <w:p>
             <w:pPr>
               <w:spacing w:after="20" w:before="0"/>
             </w:pPr>
-            <w:hyperlink w:history="1" r:id="rIdamghbhbuxxy69tsm-leax">
+            <w:hyperlink w:history="1" r:id="rIdtb2s9a3zyronposoyfxcb">
               <w:r>
                 <w:rPr>
                   <w:rFonts w:ascii="Arial" w:cs="Arial" w:eastAsia="Arial" w:hAnsi="Arial"/>
@@ -13010,7 +13010,7 @@
                   <w:szCs w:val="16"/>
                   <w:u w:val="single" w:color="2E75B6"/>
                 </w:rPr>
-                <w:t xml:space="preserve">Polar Forms and Calculus: Surface Area (Flexbook)</w:t>
+                <w:t xml:space="preserve">Apply volume of solids</w:t>
               </w:r>
             </w:hyperlink>
           </w:p>
@@ -13026,7 +13026,7 @@
                 <w:sz w:val="14"/>
                 <w:szCs w:val="14"/>
               </w:rPr>
-              <w:t xml:space="preserve">Source: CK-12</w:t>
+              <w:t xml:space="preserve">Source: Khan Academy (English - US curriculum)</w:t>
             </w:r>
           </w:p>
           <w:p>
@@ -13034,7 +13034,7 @@
               <w:spacing w:after="10" w:before="0"/>
               <w:ind w:left="120"/>
             </w:pPr>
-            <w:hyperlink w:history="1" r:id="rIdci91_k9mw79er_r8vhbq-">
+            <w:hyperlink w:history="1" r:id="rId0vl2shvbhs9bxw7fmqbrs">
               <w:r>
                 <w:rPr>
                   <w:rFonts w:ascii="Arial" w:cs="Arial" w:eastAsia="Arial" w:hAnsi="Arial"/>
@@ -13229,7 +13229,7 @@
             <w:pPr>
               <w:spacing w:after="20" w:before="0"/>
             </w:pPr>
-            <w:hyperlink w:history="1" r:id="rIdkl-ixdyprveu1zliedyyy">
+            <w:hyperlink w:history="1" r:id="rId1mz76d5urvt5sc9xg-yv7">
               <w:r>
                 <w:rPr>
                   <w:rFonts w:ascii="Arial" w:cs="Arial" w:eastAsia="Arial" w:hAnsi="Arial"/>
@@ -13238,7 +13238,7 @@
                   <w:szCs w:val="16"/>
                   <w:u w:val="single" w:color="2E75B6"/>
                 </w:rPr>
-                <w:t xml:space="preserve">Volume of a Pyramid - Overview</w:t>
+                <w:t xml:space="preserve">Surface area word problem example</w:t>
               </w:r>
             </w:hyperlink>
           </w:p>
@@ -13254,7 +13254,7 @@
                 <w:sz w:val="14"/>
                 <w:szCs w:val="14"/>
               </w:rPr>
-              <w:t xml:space="preserve">Source: CK-12</w:t>
+              <w:t xml:space="preserve">Source: Khan Academy (English - US curriculum)</w:t>
             </w:r>
           </w:p>
           <w:p>
@@ -13262,7 +13262,7 @@
               <w:spacing w:after="10" w:before="0"/>
               <w:ind w:left="120"/>
             </w:pPr>
-            <w:hyperlink w:history="1" r:id="rId3tm182vsbkgox5nfvrpek">
+            <w:hyperlink w:history="1" r:id="rIdjbjf4v3_dzfl9npfdppzx">
               <w:r>
                 <w:rPr>
                   <w:rFonts w:ascii="Arial" w:cs="Arial" w:eastAsia="Arial" w:hAnsi="Arial"/>
@@ -13300,14 +13300,14 @@
                 <w:sz w:val="16"/>
                 <w:szCs w:val="16"/>
               </w:rPr>
-              <w:t xml:space="preserve">📖 HTML:</w:t>
+              <w:t xml:space="preserve">📖 EXERCISE:</w:t>
             </w:r>
           </w:p>
           <w:p>
             <w:pPr>
               <w:spacing w:after="20" w:before="0"/>
             </w:pPr>
-            <w:hyperlink w:history="1" r:id="rIdziayzrrxd_btoqmyxsk1_">
+            <w:hyperlink w:history="1" r:id="rId79h7e5c8figkrfsrt_eqr">
               <w:r>
                 <w:rPr>
                   <w:rFonts w:ascii="Arial" w:cs="Arial" w:eastAsia="Arial" w:hAnsi="Arial"/>
@@ -13316,7 +13316,7 @@
                   <w:szCs w:val="16"/>
                   <w:u w:val="single" w:color="2E75B6"/>
                 </w:rPr>
-                <w:t xml:space="preserve">Polar Forms and Calculus: Surface Area (Flexbook)</w:t>
+                <w:t xml:space="preserve">Surface Area and Volume of Pyramids Practice</w:t>
               </w:r>
             </w:hyperlink>
           </w:p>
@@ -13340,7 +13340,7 @@
               <w:spacing w:after="10" w:before="0"/>
               <w:ind w:left="120"/>
             </w:pPr>
-            <w:hyperlink w:history="1" r:id="rIdzscc7s7dwh4wct8vaqtjb">
+            <w:hyperlink w:history="1" r:id="rId8ejieot9fmzg3e65goofj">
               <w:r>
                 <w:rPr>
                   <w:rFonts w:ascii="Arial" w:cs="Arial" w:eastAsia="Arial" w:hAnsi="Arial"/>
@@ -14827,7 +14827,7 @@
             <w:pPr>
               <w:spacing w:after="20" w:before="0"/>
             </w:pPr>
-            <w:hyperlink w:history="1" r:id="rId_zq7o2itrykqutcitsqfc">
+            <w:hyperlink w:history="1" r:id="rId42-zmjmgjeuy3k_zl8bgl">
               <w:r>
                 <w:rPr>
                   <w:rFonts w:ascii="Arial" w:cs="Arial" w:eastAsia="Arial" w:hAnsi="Arial"/>
@@ -14836,7 +14836,7 @@
                   <w:szCs w:val="16"/>
                   <w:u w:val="single" w:color="2E75B6"/>
                 </w:rPr>
-                <w:t xml:space="preserve">Global winds and currents</w:t>
+                <w:t xml:space="preserve">Cylinder volume &amp; surface area</w:t>
               </w:r>
             </w:hyperlink>
           </w:p>
@@ -14860,7 +14860,7 @@
               <w:spacing w:after="10" w:before="0"/>
               <w:ind w:left="120"/>
             </w:pPr>
-            <w:hyperlink w:history="1" r:id="rId0nddep-trp8_qgiyieiis">
+            <w:hyperlink w:history="1" r:id="rIdcidgeuqu_17zhgukb4pa4">
               <w:r>
                 <w:rPr>
                   <w:rFonts w:ascii="Arial" w:cs="Arial" w:eastAsia="Arial" w:hAnsi="Arial"/>
@@ -14898,14 +14898,14 @@
                 <w:sz w:val="16"/>
                 <w:szCs w:val="16"/>
               </w:rPr>
-              <w:t xml:space="preserve">📖 HTML:</w:t>
+              <w:t xml:space="preserve">📖 EXERCISE:</w:t>
             </w:r>
           </w:p>
           <w:p>
             <w:pPr>
               <w:spacing w:after="20" w:before="0"/>
             </w:pPr>
-            <w:hyperlink w:history="1" r:id="rIdshvlmonn3xdioaonr0fow">
+            <w:hyperlink w:history="1" r:id="rId7cxq3rxslzkgjnfcwrlez">
               <w:r>
                 <w:rPr>
                   <w:rFonts w:ascii="Arial" w:cs="Arial" w:eastAsia="Arial" w:hAnsi="Arial"/>
@@ -14914,7 +14914,7 @@
                   <w:szCs w:val="16"/>
                   <w:u w:val="single" w:color="2E75B6"/>
                 </w:rPr>
-                <w:t xml:space="preserve">Composing a Composite Function Graph: Composition of Functions (PLIX)</w:t>
+                <w:t xml:space="preserve">Volume and surface area of cylinders</w:t>
               </w:r>
             </w:hyperlink>
           </w:p>
@@ -14930,7 +14930,7 @@
                 <w:sz w:val="14"/>
                 <w:szCs w:val="14"/>
               </w:rPr>
-              <w:t xml:space="preserve">Source: CK-12</w:t>
+              <w:t xml:space="preserve">Source: Khan Academy (English - US curriculum)</w:t>
             </w:r>
           </w:p>
           <w:p>
@@ -14938,7 +14938,7 @@
               <w:spacing w:after="10" w:before="0"/>
               <w:ind w:left="120"/>
             </w:pPr>
-            <w:hyperlink w:history="1" r:id="rIdr5tvdnv35_ok-8ykyuesw">
+            <w:hyperlink w:history="1" r:id="rId3ixxukgswlofu0yfn7pcg">
               <w:r>
                 <w:rPr>
                   <w:rFonts w:ascii="Arial" w:cs="Arial" w:eastAsia="Arial" w:hAnsi="Arial"/>
@@ -15133,7 +15133,7 @@
             <w:pPr>
               <w:spacing w:after="20" w:before="0"/>
             </w:pPr>
-            <w:hyperlink w:history="1" r:id="rIdvqld1ljxplvdqdhsigtmp">
+            <w:hyperlink w:history="1" r:id="rIdufgs4_hblcvfum9_gcuni">
               <w:r>
                 <w:rPr>
                   <w:rFonts w:ascii="Arial" w:cs="Arial" w:eastAsia="Arial" w:hAnsi="Arial"/>
@@ -15142,7 +15142,7 @@
                   <w:szCs w:val="16"/>
                   <w:u w:val="single" w:color="2E75B6"/>
                 </w:rPr>
-                <w:t xml:space="preserve">Global winds and currents</w:t>
+                <w:t xml:space="preserve">Composite Solids Principles - Basic</w:t>
               </w:r>
             </w:hyperlink>
           </w:p>
@@ -15158,7 +15158,7 @@
                 <w:sz w:val="14"/>
                 <w:szCs w:val="14"/>
               </w:rPr>
-              <w:t xml:space="preserve">Source: Khan Academy (English - US curriculum)</w:t>
+              <w:t xml:space="preserve">Source: CK-12</w:t>
             </w:r>
           </w:p>
           <w:p>
@@ -15166,7 +15166,7 @@
               <w:spacing w:after="10" w:before="0"/>
               <w:ind w:left="120"/>
             </w:pPr>
-            <w:hyperlink w:history="1" r:id="rIdem4urucdggxp_gpjy2qsx">
+            <w:hyperlink w:history="1" r:id="rIdwuhtobn-ktudh3ns66acr">
               <w:r>
                 <w:rPr>
                   <w:rFonts w:ascii="Arial" w:cs="Arial" w:eastAsia="Arial" w:hAnsi="Arial"/>
@@ -15204,14 +15204,14 @@
                 <w:sz w:val="16"/>
                 <w:szCs w:val="16"/>
               </w:rPr>
-              <w:t xml:space="preserve">📖 HTML:</w:t>
+              <w:t xml:space="preserve">📖 EXERCISE:</w:t>
             </w:r>
           </w:p>
           <w:p>
             <w:pPr>
               <w:spacing w:after="20" w:before="0"/>
             </w:pPr>
-            <w:hyperlink w:history="1" r:id="rIdx8voyg_5mxe7ugmkasija">
+            <w:hyperlink w:history="1" r:id="rIdt5ixfpbdskh0y1t6ytbdd">
               <w:r>
                 <w:rPr>
                   <w:rFonts w:ascii="Arial" w:cs="Arial" w:eastAsia="Arial" w:hAnsi="Arial"/>
@@ -15220,7 +15220,7 @@
                   <w:szCs w:val="16"/>
                   <w:u w:val="single" w:color="2E75B6"/>
                 </w:rPr>
-                <w:t xml:space="preserve">Composing a Composite Function Graph: Composition of Functions (PLIX)</w:t>
+                <w:t xml:space="preserve">Surface Area and Volume of Cylinders Practice</w:t>
               </w:r>
             </w:hyperlink>
           </w:p>
@@ -15244,7 +15244,7 @@
               <w:spacing w:after="10" w:before="0"/>
               <w:ind w:left="120"/>
             </w:pPr>
-            <w:hyperlink w:history="1" r:id="rIdw5w4zybksdzlg00-lr-eb">
+            <w:hyperlink w:history="1" r:id="rIduhnxonxxzewnxjjcbgnc7">
               <w:r>
                 <w:rPr>
                   <w:rFonts w:ascii="Arial" w:cs="Arial" w:eastAsia="Arial" w:hAnsi="Arial"/>
@@ -15439,7 +15439,7 @@
             <w:pPr>
               <w:spacing w:after="20" w:before="0"/>
             </w:pPr>
-            <w:hyperlink w:history="1" r:id="rIdkcszavwcoz3mhaslhhy2v">
+            <w:hyperlink w:history="1" r:id="rIdmltowto1vmx6tqlcsr5zq">
               <w:r>
                 <w:rPr>
                   <w:rFonts w:ascii="Arial" w:cs="Arial" w:eastAsia="Arial" w:hAnsi="Arial"/>
@@ -15448,7 +15448,7 @@
                   <w:szCs w:val="16"/>
                   <w:u w:val="single" w:color="2E75B6"/>
                 </w:rPr>
-                <w:t xml:space="preserve">Global winds and currents</w:t>
+                <w:t xml:space="preserve">Cylinder volume &amp; surface area</w:t>
               </w:r>
             </w:hyperlink>
           </w:p>
@@ -15472,7 +15472,7 @@
               <w:spacing w:after="10" w:before="0"/>
               <w:ind w:left="120"/>
             </w:pPr>
-            <w:hyperlink w:history="1" r:id="rIdnbcszxltveo0pd0boetty">
+            <w:hyperlink w:history="1" r:id="rIdmimmtw_ajr0h0ya0yicgi">
               <w:r>
                 <w:rPr>
                   <w:rFonts w:ascii="Arial" w:cs="Arial" w:eastAsia="Arial" w:hAnsi="Arial"/>
@@ -15517,7 +15517,7 @@
             <w:pPr>
               <w:spacing w:after="20" w:before="0"/>
             </w:pPr>
-            <w:hyperlink w:history="1" r:id="rIdbctrgxnp008lgud7m6x2o">
+            <w:hyperlink w:history="1" r:id="rIdvkpkvqnb8hrp04icydoio">
               <w:r>
                 <w:rPr>
                   <w:rFonts w:ascii="Arial" w:cs="Arial" w:eastAsia="Arial" w:hAnsi="Arial"/>
@@ -15526,7 +15526,7 @@
                   <w:szCs w:val="16"/>
                   <w:u w:val="single" w:color="2E75B6"/>
                 </w:rPr>
-                <w:t xml:space="preserve">Composing a Composite Function Graph: Composition of Functions (PLIX)</w:t>
+                <w:t xml:space="preserve">Surface Area of Cylinders (Flexbook)</w:t>
               </w:r>
             </w:hyperlink>
           </w:p>
@@ -15550,7 +15550,7 @@
               <w:spacing w:after="10" w:before="0"/>
               <w:ind w:left="120"/>
             </w:pPr>
-            <w:hyperlink w:history="1" r:id="rIdeykofiraj246kodshujet">
+            <w:hyperlink w:history="1" r:id="rIdhqv4rdqpgxivltsobej2p">
               <w:r>
                 <w:rPr>
                   <w:rFonts w:ascii="Arial" w:cs="Arial" w:eastAsia="Arial" w:hAnsi="Arial"/>
@@ -15745,7 +15745,7 @@
             <w:pPr>
               <w:spacing w:after="20" w:before="0"/>
             </w:pPr>
-            <w:hyperlink w:history="1" r:id="rIdm9eoznye2acuiqscfedsu">
+            <w:hyperlink w:history="1" r:id="rIdadbtdcrna6bw-c-6hxd7e">
               <w:r>
                 <w:rPr>
                   <w:rFonts w:ascii="Arial" w:cs="Arial" w:eastAsia="Arial" w:hAnsi="Arial"/>
@@ -15754,7 +15754,7 @@
                   <w:szCs w:val="16"/>
                   <w:u w:val="single" w:color="2E75B6"/>
                 </w:rPr>
-                <w:t xml:space="preserve">Global winds and currents</w:t>
+                <w:t xml:space="preserve">Cylinder volume &amp; surface area</w:t>
               </w:r>
             </w:hyperlink>
           </w:p>
@@ -15778,7 +15778,7 @@
               <w:spacing w:after="10" w:before="0"/>
               <w:ind w:left="120"/>
             </w:pPr>
-            <w:hyperlink w:history="1" r:id="rIdvhlehc64souhsmjxzen9m">
+            <w:hyperlink w:history="1" r:id="rIdts_ofmpqiowo4ly10tviu">
               <w:r>
                 <w:rPr>
                   <w:rFonts w:ascii="Arial" w:cs="Arial" w:eastAsia="Arial" w:hAnsi="Arial"/>
@@ -15816,14 +15816,14 @@
                 <w:sz w:val="16"/>
                 <w:szCs w:val="16"/>
               </w:rPr>
-              <w:t xml:space="preserve">📖 HTML:</w:t>
+              <w:t xml:space="preserve">📖 EXERCISE:</w:t>
             </w:r>
           </w:p>
           <w:p>
             <w:pPr>
               <w:spacing w:after="20" w:before="0"/>
             </w:pPr>
-            <w:hyperlink w:history="1" r:id="rIdudsbgoychwu-rkadrhhmk">
+            <w:hyperlink w:history="1" r:id="rIdwr4wizt7s7p4fvxo9kxrs">
               <w:r>
                 <w:rPr>
                   <w:rFonts w:ascii="Arial" w:cs="Arial" w:eastAsia="Arial" w:hAnsi="Arial"/>
@@ -15832,7 +15832,7 @@
                   <w:szCs w:val="16"/>
                   <w:u w:val="single" w:color="2E75B6"/>
                 </w:rPr>
-                <w:t xml:space="preserve">Composing a Composite Function Graph: Composition of Functions (PLIX)</w:t>
+                <w:t xml:space="preserve">Surface Area of Cylinders Practice</w:t>
               </w:r>
             </w:hyperlink>
           </w:p>
@@ -15856,7 +15856,7 @@
               <w:spacing w:after="10" w:before="0"/>
               <w:ind w:left="120"/>
             </w:pPr>
-            <w:hyperlink w:history="1" r:id="rIdsy-1bncfmknzh__nzkfvs">
+            <w:hyperlink w:history="1" r:id="rIdun4o8vtboeslatl_otnns">
               <w:r>
                 <w:rPr>
                   <w:rFonts w:ascii="Arial" w:cs="Arial" w:eastAsia="Arial" w:hAnsi="Arial"/>
@@ -16051,7 +16051,7 @@
             <w:pPr>
               <w:spacing w:after="20" w:before="0"/>
             </w:pPr>
-            <w:hyperlink w:history="1" r:id="rIdxb0tnvfzwt11jjtjuz63m">
+            <w:hyperlink w:history="1" r:id="rIdj0ujrubfia5pnbkwt2tnl">
               <w:r>
                 <w:rPr>
                   <w:rFonts w:ascii="Arial" w:cs="Arial" w:eastAsia="Arial" w:hAnsi="Arial"/>
@@ -16060,7 +16060,7 @@
                   <w:szCs w:val="16"/>
                   <w:u w:val="single" w:color="2E75B6"/>
                 </w:rPr>
-                <w:t xml:space="preserve">Global winds and currents</w:t>
+                <w:t xml:space="preserve">Cylinder volume &amp; surface area</w:t>
               </w:r>
             </w:hyperlink>
           </w:p>
@@ -16084,7 +16084,7 @@
               <w:spacing w:after="10" w:before="0"/>
               <w:ind w:left="120"/>
             </w:pPr>
-            <w:hyperlink w:history="1" r:id="rIdbgmh8vtybunvaiwwrdyoj">
+            <w:hyperlink w:history="1" r:id="rIdrez9_lkygrl6pgstbim8t">
               <w:r>
                 <w:rPr>
                   <w:rFonts w:ascii="Arial" w:cs="Arial" w:eastAsia="Arial" w:hAnsi="Arial"/>
@@ -16129,7 +16129,7 @@
             <w:pPr>
               <w:spacing w:after="20" w:before="0"/>
             </w:pPr>
-            <w:hyperlink w:history="1" r:id="rId_olordulxuhfobzkkflhs">
+            <w:hyperlink w:history="1" r:id="rIdoitmi3furisrdza_eqpbg">
               <w:r>
                 <w:rPr>
                   <w:rFonts w:ascii="Arial" w:cs="Arial" w:eastAsia="Arial" w:hAnsi="Arial"/>
@@ -16138,7 +16138,7 @@
                   <w:szCs w:val="16"/>
                   <w:u w:val="single" w:color="2E75B6"/>
                 </w:rPr>
-                <w:t xml:space="preserve">Composing a Composite Function Graph: Composition of Functions (PLIX)</w:t>
+                <w:t xml:space="preserve">Heights of Cylinders Given Surface Area (Flexbook)</w:t>
               </w:r>
             </w:hyperlink>
           </w:p>
@@ -16162,7 +16162,7 @@
               <w:spacing w:after="10" w:before="0"/>
               <w:ind w:left="120"/>
             </w:pPr>
-            <w:hyperlink w:history="1" r:id="rIdz9vgshnj5vwndjpfu0p75">
+            <w:hyperlink w:history="1" r:id="rId_fzafjbsicegw7raditnu">
               <w:r>
                 <w:rPr>
                   <w:rFonts w:ascii="Arial" w:cs="Arial" w:eastAsia="Arial" w:hAnsi="Arial"/>
@@ -17649,7 +17649,7 @@
             <w:pPr>
               <w:spacing w:after="20" w:before="0"/>
             </w:pPr>
-            <w:hyperlink w:history="1" r:id="rIdd8sswvjs2ujedymtkeryb">
+            <w:hyperlink w:history="1" r:id="rId0msaau5ixeumg6a7rz1j0">
               <w:r>
                 <w:rPr>
                   <w:rFonts w:ascii="Arial" w:cs="Arial" w:eastAsia="Arial" w:hAnsi="Arial"/>
@@ -17658,7 +17658,7 @@
                   <w:szCs w:val="16"/>
                   <w:u w:val="single" w:color="2E75B6"/>
                 </w:rPr>
-                <w:t xml:space="preserve">Video: Bending Light</w:t>
+                <w:t xml:space="preserve">Cylinder volume &amp; surface area</w:t>
               </w:r>
             </w:hyperlink>
           </w:p>
@@ -17674,7 +17674,7 @@
                 <w:sz w:val="14"/>
                 <w:szCs w:val="14"/>
               </w:rPr>
-              <w:t xml:space="preserve">Source: PhET Interactive Simulations (English)</w:t>
+              <w:t xml:space="preserve">Source: Khan Academy (English - US curriculum)</w:t>
             </w:r>
           </w:p>
           <w:p>
@@ -17682,7 +17682,7 @@
               <w:spacing w:after="10" w:before="0"/>
               <w:ind w:left="120"/>
             </w:pPr>
-            <w:hyperlink w:history="1" r:id="rIdn5e2jp4ele2xwc1hfd_75">
+            <w:hyperlink w:history="1" r:id="rIdzugzs8o15a5245tpftpzx">
               <w:r>
                 <w:rPr>
                   <w:rFonts w:ascii="Arial" w:cs="Arial" w:eastAsia="Arial" w:hAnsi="Arial"/>
@@ -17720,14 +17720,14 @@
                 <w:sz w:val="16"/>
                 <w:szCs w:val="16"/>
               </w:rPr>
-              <w:t xml:space="preserve">📖 HTML:</w:t>
+              <w:t xml:space="preserve">📖 EXERCISE:</w:t>
             </w:r>
           </w:p>
           <w:p>
             <w:pPr>
               <w:spacing w:after="20" w:before="0"/>
             </w:pPr>
-            <w:hyperlink w:history="1" r:id="rIdzwvvv9eagelwnvldnfllk">
+            <w:hyperlink w:history="1" r:id="rIdzfuamuqpxfgocql_pyly9">
               <w:r>
                 <w:rPr>
                   <w:rFonts w:ascii="Arial" w:cs="Arial" w:eastAsia="Arial" w:hAnsi="Arial"/>
@@ -17736,7 +17736,7 @@
                   <w:szCs w:val="16"/>
                   <w:u w:val="single" w:color="2E75B6"/>
                 </w:rPr>
-                <w:t xml:space="preserve">Forms of Ratios: Pyramids Mural (PLIX)</w:t>
+                <w:t xml:space="preserve">Apply volume of solids</w:t>
               </w:r>
             </w:hyperlink>
           </w:p>
@@ -17752,7 +17752,7 @@
                 <w:sz w:val="14"/>
                 <w:szCs w:val="14"/>
               </w:rPr>
-              <w:t xml:space="preserve">Source: CK-12</w:t>
+              <w:t xml:space="preserve">Source: Khan Academy (English - US curriculum)</w:t>
             </w:r>
           </w:p>
           <w:p>
@@ -17760,7 +17760,7 @@
               <w:spacing w:after="10" w:before="0"/>
               <w:ind w:left="120"/>
             </w:pPr>
-            <w:hyperlink w:history="1" r:id="rIdmmgdoi5tl3mxg3yqkwqmp">
+            <w:hyperlink w:history="1" r:id="rId6jllmnbkrcvhcre3sko1j">
               <w:r>
                 <w:rPr>
                   <w:rFonts w:ascii="Arial" w:cs="Arial" w:eastAsia="Arial" w:hAnsi="Arial"/>
@@ -17955,7 +17955,7 @@
             <w:pPr>
               <w:spacing w:after="20" w:before="0"/>
             </w:pPr>
-            <w:hyperlink w:history="1" r:id="rIdntutemtfnvhogqail8mzt">
+            <w:hyperlink w:history="1" r:id="rIdmjw4svrwlbez_h50rpvh_">
               <w:r>
                 <w:rPr>
                   <w:rFonts w:ascii="Arial" w:cs="Arial" w:eastAsia="Arial" w:hAnsi="Arial"/>
@@ -17964,7 +17964,7 @@
                   <w:szCs w:val="16"/>
                   <w:u w:val="single" w:color="2E75B6"/>
                 </w:rPr>
-                <w:t xml:space="preserve">Video: Bending Light</w:t>
+                <w:t xml:space="preserve">Volume of pyramids intuition</w:t>
               </w:r>
             </w:hyperlink>
           </w:p>
@@ -17980,7 +17980,7 @@
                 <w:sz w:val="14"/>
                 <w:szCs w:val="14"/>
               </w:rPr>
-              <w:t xml:space="preserve">Source: PhET Interactive Simulations (English)</w:t>
+              <w:t xml:space="preserve">Source: Khan Academy (English - US curriculum)</w:t>
             </w:r>
           </w:p>
           <w:p>
@@ -17988,7 +17988,7 @@
               <w:spacing w:after="10" w:before="0"/>
               <w:ind w:left="120"/>
             </w:pPr>
-            <w:hyperlink w:history="1" r:id="rId2fftd3hplxp9b_ie4xzvv">
+            <w:hyperlink w:history="1" r:id="rId0_1e2qac2mkhp3lxyjbh8">
               <w:r>
                 <w:rPr>
                   <w:rFonts w:ascii="Arial" w:cs="Arial" w:eastAsia="Arial" w:hAnsi="Arial"/>
@@ -18026,14 +18026,14 @@
                 <w:sz w:val="16"/>
                 <w:szCs w:val="16"/>
               </w:rPr>
-              <w:t xml:space="preserve">📖 HTML:</w:t>
+              <w:t xml:space="preserve">📖 EXERCISE:</w:t>
             </w:r>
           </w:p>
           <w:p>
             <w:pPr>
               <w:spacing w:after="20" w:before="0"/>
             </w:pPr>
-            <w:hyperlink w:history="1" r:id="rIdezq0_f_qeopqewmj3szne">
+            <w:hyperlink w:history="1" r:id="rIdqtsunnac7lshmutcyal4d">
               <w:r>
                 <w:rPr>
                   <w:rFonts w:ascii="Arial" w:cs="Arial" w:eastAsia="Arial" w:hAnsi="Arial"/>
@@ -18042,7 +18042,7 @@
                   <w:szCs w:val="16"/>
                   <w:u w:val="single" w:color="2E75B6"/>
                 </w:rPr>
-                <w:t xml:space="preserve">Forms of Ratios: Pyramids Mural (PLIX)</w:t>
+                <w:t xml:space="preserve">Apply volume of solids</w:t>
               </w:r>
             </w:hyperlink>
           </w:p>
@@ -18058,7 +18058,7 @@
                 <w:sz w:val="14"/>
                 <w:szCs w:val="14"/>
               </w:rPr>
-              <w:t xml:space="preserve">Source: CK-12</w:t>
+              <w:t xml:space="preserve">Source: Khan Academy (English - US curriculum)</w:t>
             </w:r>
           </w:p>
           <w:p>
@@ -18066,7 +18066,7 @@
               <w:spacing w:after="10" w:before="0"/>
               <w:ind w:left="120"/>
             </w:pPr>
-            <w:hyperlink w:history="1" r:id="rIdcupze9pljwyxawlderpj0">
+            <w:hyperlink w:history="1" r:id="rId-1dmajpm42puxtbqo6mm3">
               <w:r>
                 <w:rPr>
                   <w:rFonts w:ascii="Arial" w:cs="Arial" w:eastAsia="Arial" w:hAnsi="Arial"/>
@@ -18261,7 +18261,7 @@
             <w:pPr>
               <w:spacing w:after="20" w:before="0"/>
             </w:pPr>
-            <w:hyperlink w:history="1" r:id="rIduj-eo2brz0--usqoyhpzm">
+            <w:hyperlink w:history="1" r:id="rId0ae7nvycpgmqoxnfbz9ym">
               <w:r>
                 <w:rPr>
                   <w:rFonts w:ascii="Arial" w:cs="Arial" w:eastAsia="Arial" w:hAnsi="Arial"/>
@@ -18270,7 +18270,7 @@
                   <w:szCs w:val="16"/>
                   <w:u w:val="single" w:color="2E75B6"/>
                 </w:rPr>
-                <w:t xml:space="preserve">Video: Bending Light</w:t>
+                <w:t xml:space="preserve">Volume of triangular prism &amp; cube</w:t>
               </w:r>
             </w:hyperlink>
           </w:p>
@@ -18286,7 +18286,7 @@
                 <w:sz w:val="14"/>
                 <w:szCs w:val="14"/>
               </w:rPr>
-              <w:t xml:space="preserve">Source: PhET Interactive Simulations (English)</w:t>
+              <w:t xml:space="preserve">Source: Khan Academy (English - US curriculum)</w:t>
             </w:r>
           </w:p>
           <w:p>
@@ -18294,7 +18294,7 @@
               <w:spacing w:after="10" w:before="0"/>
               <w:ind w:left="120"/>
             </w:pPr>
-            <w:hyperlink w:history="1" r:id="rIdzyst_wvmzyrorbsienzhs">
+            <w:hyperlink w:history="1" r:id="rIdducuc3z67f0ck91lnqp7t">
               <w:r>
                 <w:rPr>
                   <w:rFonts w:ascii="Arial" w:cs="Arial" w:eastAsia="Arial" w:hAnsi="Arial"/>
@@ -18332,14 +18332,14 @@
                 <w:sz w:val="16"/>
                 <w:szCs w:val="16"/>
               </w:rPr>
-              <w:t xml:space="preserve">📖 HTML:</w:t>
+              <w:t xml:space="preserve">📖 EXERCISE:</w:t>
             </w:r>
           </w:p>
           <w:p>
             <w:pPr>
               <w:spacing w:after="20" w:before="0"/>
             </w:pPr>
-            <w:hyperlink w:history="1" r:id="rIdapuoato3exvmy6sonzrrb">
+            <w:hyperlink w:history="1" r:id="rId3vo6pisnx8vplsx0hdv4k">
               <w:r>
                 <w:rPr>
                   <w:rFonts w:ascii="Arial" w:cs="Arial" w:eastAsia="Arial" w:hAnsi="Arial"/>
@@ -18348,7 +18348,7 @@
                   <w:szCs w:val="16"/>
                   <w:u w:val="single" w:color="2E75B6"/>
                 </w:rPr>
-                <w:t xml:space="preserve">Forms of Ratios: Pyramids Mural (PLIX)</w:t>
+                <w:t xml:space="preserve">Apply volume of solids</w:t>
               </w:r>
             </w:hyperlink>
           </w:p>
@@ -18364,7 +18364,7 @@
                 <w:sz w:val="14"/>
                 <w:szCs w:val="14"/>
               </w:rPr>
-              <w:t xml:space="preserve">Source: CK-12</w:t>
+              <w:t xml:space="preserve">Source: Khan Academy (English - US curriculum)</w:t>
             </w:r>
           </w:p>
           <w:p>
@@ -18372,7 +18372,7 @@
               <w:spacing w:after="10" w:before="0"/>
               <w:ind w:left="120"/>
             </w:pPr>
-            <w:hyperlink w:history="1" r:id="rIdx7qw520veolo5zu0t3lwo">
+            <w:hyperlink w:history="1" r:id="rIdo7ch7xazurthwkvc_6ih9">
               <w:r>
                 <w:rPr>
                   <w:rFonts w:ascii="Arial" w:cs="Arial" w:eastAsia="Arial" w:hAnsi="Arial"/>
@@ -18567,7 +18567,7 @@
             <w:pPr>
               <w:spacing w:after="20" w:before="0"/>
             </w:pPr>
-            <w:hyperlink w:history="1" r:id="rIde3cbb6uh-r9tofkwon90b">
+            <w:hyperlink w:history="1" r:id="rId9qudtz5gkkm8i7xpkq0gv">
               <w:r>
                 <w:rPr>
                   <w:rFonts w:ascii="Arial" w:cs="Arial" w:eastAsia="Arial" w:hAnsi="Arial"/>
@@ -18576,7 +18576,7 @@
                   <w:szCs w:val="16"/>
                   <w:u w:val="single" w:color="2E75B6"/>
                 </w:rPr>
-                <w:t xml:space="preserve">Video: Bending Light</w:t>
+                <w:t xml:space="preserve">Cylinder volume &amp; surface area</w:t>
               </w:r>
             </w:hyperlink>
           </w:p>
@@ -18592,7 +18592,7 @@
                 <w:sz w:val="14"/>
                 <w:szCs w:val="14"/>
               </w:rPr>
-              <w:t xml:space="preserve">Source: PhET Interactive Simulations (English)</w:t>
+              <w:t xml:space="preserve">Source: Khan Academy (English - US curriculum)</w:t>
             </w:r>
           </w:p>
           <w:p>
@@ -18600,7 +18600,7 @@
               <w:spacing w:after="10" w:before="0"/>
               <w:ind w:left="120"/>
             </w:pPr>
-            <w:hyperlink w:history="1" r:id="rIdrxxgnucjlwi2kg5ha2uz9">
+            <w:hyperlink w:history="1" r:id="rIdcdaf_hf9mtzkeosk27s1k">
               <w:r>
                 <w:rPr>
                   <w:rFonts w:ascii="Arial" w:cs="Arial" w:eastAsia="Arial" w:hAnsi="Arial"/>
@@ -18638,14 +18638,14 @@
                 <w:sz w:val="16"/>
                 <w:szCs w:val="16"/>
               </w:rPr>
-              <w:t xml:space="preserve">📖 HTML:</w:t>
+              <w:t xml:space="preserve">📖 EXERCISE:</w:t>
             </w:r>
           </w:p>
           <w:p>
             <w:pPr>
               <w:spacing w:after="20" w:before="0"/>
             </w:pPr>
-            <w:hyperlink w:history="1" r:id="rId-kegiaij-djatpwb3207n">
+            <w:hyperlink w:history="1" r:id="rIdkib7s-tq8rkcj1wxektwa">
               <w:r>
                 <w:rPr>
                   <w:rFonts w:ascii="Arial" w:cs="Arial" w:eastAsia="Arial" w:hAnsi="Arial"/>
@@ -18654,7 +18654,7 @@
                   <w:szCs w:val="16"/>
                   <w:u w:val="single" w:color="2E75B6"/>
                 </w:rPr>
-                <w:t xml:space="preserve">Forms of Ratios: Pyramids Mural (PLIX)</w:t>
+                <w:t xml:space="preserve">Apply volume of solids</w:t>
               </w:r>
             </w:hyperlink>
           </w:p>
@@ -18670,7 +18670,7 @@
                 <w:sz w:val="14"/>
                 <w:szCs w:val="14"/>
               </w:rPr>
-              <w:t xml:space="preserve">Source: CK-12</w:t>
+              <w:t xml:space="preserve">Source: Khan Academy (English - US curriculum)</w:t>
             </w:r>
           </w:p>
           <w:p>
@@ -18678,7 +18678,7 @@
               <w:spacing w:after="10" w:before="0"/>
               <w:ind w:left="120"/>
             </w:pPr>
-            <w:hyperlink w:history="1" r:id="rIdd5yecv72qekcsi44_uypm">
+            <w:hyperlink w:history="1" r:id="rIdjpwvow9szmrcur8po8bvc">
               <w:r>
                 <w:rPr>
                   <w:rFonts w:ascii="Arial" w:cs="Arial" w:eastAsia="Arial" w:hAnsi="Arial"/>
@@ -18873,7 +18873,7 @@
             <w:pPr>
               <w:spacing w:after="20" w:before="0"/>
             </w:pPr>
-            <w:hyperlink w:history="1" r:id="rIdarypdc1jsbifxtejte2la">
+            <w:hyperlink w:history="1" r:id="rIdcociuj1tag0h_cuoitu3c">
               <w:r>
                 <w:rPr>
                   <w:rFonts w:ascii="Arial" w:cs="Arial" w:eastAsia="Arial" w:hAnsi="Arial"/>
@@ -18882,7 +18882,7 @@
                   <w:szCs w:val="16"/>
                   <w:u w:val="single" w:color="2E75B6"/>
                 </w:rPr>
-                <w:t xml:space="preserve">Video: Bending Light</w:t>
+                <w:t xml:space="preserve">Cylinder volume &amp; surface area</w:t>
               </w:r>
             </w:hyperlink>
           </w:p>
@@ -18898,7 +18898,7 @@
                 <w:sz w:val="14"/>
                 <w:szCs w:val="14"/>
               </w:rPr>
-              <w:t xml:space="preserve">Source: PhET Interactive Simulations (English)</w:t>
+              <w:t xml:space="preserve">Source: Khan Academy (English - US curriculum)</w:t>
             </w:r>
           </w:p>
           <w:p>
@@ -18906,7 +18906,7 @@
               <w:spacing w:after="10" w:before="0"/>
               <w:ind w:left="120"/>
             </w:pPr>
-            <w:hyperlink w:history="1" r:id="rIdz_wrk5klysinagggcyeaw">
+            <w:hyperlink w:history="1" r:id="rId9nuinlvkws6xg9pdzcsi2">
               <w:r>
                 <w:rPr>
                   <w:rFonts w:ascii="Arial" w:cs="Arial" w:eastAsia="Arial" w:hAnsi="Arial"/>
@@ -18944,14 +18944,14 @@
                 <w:sz w:val="16"/>
                 <w:szCs w:val="16"/>
               </w:rPr>
-              <w:t xml:space="preserve">📖 HTML:</w:t>
+              <w:t xml:space="preserve">📖 EXERCISE:</w:t>
             </w:r>
           </w:p>
           <w:p>
             <w:pPr>
               <w:spacing w:after="20" w:before="0"/>
             </w:pPr>
-            <w:hyperlink w:history="1" r:id="rIdmcw7cmxw_d5qolkta4p64">
+            <w:hyperlink w:history="1" r:id="rIdjozr3km8gnqjg7jjt3kfh">
               <w:r>
                 <w:rPr>
                   <w:rFonts w:ascii="Arial" w:cs="Arial" w:eastAsia="Arial" w:hAnsi="Arial"/>
@@ -18960,7 +18960,7 @@
                   <w:szCs w:val="16"/>
                   <w:u w:val="single" w:color="2E75B6"/>
                 </w:rPr>
-                <w:t xml:space="preserve">Forms of Ratios: Pyramids Mural (PLIX)</w:t>
+                <w:t xml:space="preserve">Apply volume of solids</w:t>
               </w:r>
             </w:hyperlink>
           </w:p>
@@ -18976,7 +18976,7 @@
                 <w:sz w:val="14"/>
                 <w:szCs w:val="14"/>
               </w:rPr>
-              <w:t xml:space="preserve">Source: CK-12</w:t>
+              <w:t xml:space="preserve">Source: Khan Academy (English - US curriculum)</w:t>
             </w:r>
           </w:p>
           <w:p>
@@ -18984,7 +18984,7 @@
               <w:spacing w:after="10" w:before="0"/>
               <w:ind w:left="120"/>
             </w:pPr>
-            <w:hyperlink w:history="1" r:id="rIdsqjkshjni79y6kjtmoibp">
+            <w:hyperlink w:history="1" r:id="rIdgtlgwi4wo86ckmuu1j6jx">
               <w:r>
                 <w:rPr>
                   <w:rFonts w:ascii="Arial" w:cs="Arial" w:eastAsia="Arial" w:hAnsi="Arial"/>
@@ -20585,7 +20585,7 @@
             <w:pPr>
               <w:spacing w:after="20" w:before="0"/>
             </w:pPr>
-            <w:hyperlink w:history="1" r:id="rIdarqp_eyiqgtl4n1ts4cbz">
+            <w:hyperlink w:history="1" r:id="rIdxchvew4tjh7wlyufa5t_5">
               <w:r>
                 <w:rPr>
                   <w:rFonts w:ascii="Arial" w:cs="Arial" w:eastAsia="Arial" w:hAnsi="Arial"/>
@@ -20594,7 +20594,7 @@
                   <w:szCs w:val="16"/>
                   <w:u w:val="single" w:color="2E75B6"/>
                 </w:rPr>
-                <w:t xml:space="preserve">Writing proportional equations from tables</w:t>
+                <w:t xml:space="preserve">Determining similar triangles</w:t>
               </w:r>
             </w:hyperlink>
           </w:p>
@@ -20618,7 +20618,7 @@
               <w:spacing w:after="10" w:before="0"/>
               <w:ind w:left="120"/>
             </w:pPr>
-            <w:hyperlink w:history="1" r:id="rIdpmguwd3gzyg-ybw_9nqt_">
+            <w:hyperlink w:history="1" r:id="rIddnhiel9ezzlfequ0je2h3">
               <w:r>
                 <w:rPr>
                   <w:rFonts w:ascii="Arial" w:cs="Arial" w:eastAsia="Arial" w:hAnsi="Arial"/>
@@ -20656,14 +20656,14 @@
                 <w:sz w:val="16"/>
                 <w:szCs w:val="16"/>
               </w:rPr>
-              <w:t xml:space="preserve">📖 HTML:</w:t>
+              <w:t xml:space="preserve">📖 EXERCISE:</w:t>
             </w:r>
           </w:p>
           <w:p>
             <w:pPr>
               <w:spacing w:after="20" w:before="0"/>
             </w:pPr>
-            <w:hyperlink w:history="1" r:id="rIdlcpplcekjktux-xeoyk7y">
+            <w:hyperlink w:history="1" r:id="rIdw-myrbxi26kbb6ng8none">
               <w:r>
                 <w:rPr>
                   <w:rFonts w:ascii="Arial" w:cs="Arial" w:eastAsia="Arial" w:hAnsi="Arial"/>
@@ -20672,7 +20672,7 @@
                   <w:szCs w:val="16"/>
                   <w:u w:val="single" w:color="2E75B6"/>
                 </w:rPr>
-                <w:t xml:space="preserve">Subtraction of Fractions (Flexbook)</w:t>
+                <w:t xml:space="preserve">Surface Area and Volume of Cones Practice</w:t>
               </w:r>
             </w:hyperlink>
           </w:p>
@@ -20696,7 +20696,7 @@
               <w:spacing w:after="10" w:before="0"/>
               <w:ind w:left="120"/>
             </w:pPr>
-            <w:hyperlink w:history="1" r:id="rId-ulp3frlypk3znmyiipv4">
+            <w:hyperlink w:history="1" r:id="rIdtvjzqdtejus3t5rpy2yff">
               <w:r>
                 <w:rPr>
                   <w:rFonts w:ascii="Arial" w:cs="Arial" w:eastAsia="Arial" w:hAnsi="Arial"/>
@@ -20891,7 +20891,7 @@
             <w:pPr>
               <w:spacing w:after="20" w:before="0"/>
             </w:pPr>
-            <w:hyperlink w:history="1" r:id="rIdqw6kackt6tpt28mnyn8pr">
+            <w:hyperlink w:history="1" r:id="rIds4adawtf-soj5vaqr_3oe">
               <w:r>
                 <w:rPr>
                   <w:rFonts w:ascii="Arial" w:cs="Arial" w:eastAsia="Arial" w:hAnsi="Arial"/>
@@ -20900,7 +20900,7 @@
                   <w:szCs w:val="16"/>
                   <w:u w:val="single" w:color="2E75B6"/>
                 </w:rPr>
-                <w:t xml:space="preserve">Writing proportional equations from tables</w:t>
+                <w:t xml:space="preserve">Solving similar triangles</w:t>
               </w:r>
             </w:hyperlink>
           </w:p>
@@ -20924,7 +20924,7 @@
               <w:spacing w:after="10" w:before="0"/>
               <w:ind w:left="120"/>
             </w:pPr>
-            <w:hyperlink w:history="1" r:id="rIdoikp1dcp6kwb53rr6zqzw">
+            <w:hyperlink w:history="1" r:id="rIdjfm_41ehfos8-km8bwwvk">
               <w:r>
                 <w:rPr>
                   <w:rFonts w:ascii="Arial" w:cs="Arial" w:eastAsia="Arial" w:hAnsi="Arial"/>
@@ -20962,14 +20962,14 @@
                 <w:sz w:val="16"/>
                 <w:szCs w:val="16"/>
               </w:rPr>
-              <w:t xml:space="preserve">📖 HTML:</w:t>
+              <w:t xml:space="preserve">📖 EXERCISE:</w:t>
             </w:r>
           </w:p>
           <w:p>
             <w:pPr>
               <w:spacing w:after="20" w:before="0"/>
             </w:pPr>
-            <w:hyperlink w:history="1" r:id="rIdoghfsuyjsddnzyjyox_k_">
+            <w:hyperlink w:history="1" r:id="rIda-agyvq1ggkig2uzcmbjn">
               <w:r>
                 <w:rPr>
                   <w:rFonts w:ascii="Arial" w:cs="Arial" w:eastAsia="Arial" w:hAnsi="Arial"/>
@@ -20978,7 +20978,7 @@
                   <w:szCs w:val="16"/>
                   <w:u w:val="single" w:color="2E75B6"/>
                 </w:rPr>
-                <w:t xml:space="preserve">Subtraction of Fractions (Flexbook)</w:t>
+                <w:t xml:space="preserve">Apply volume of solids</w:t>
               </w:r>
             </w:hyperlink>
           </w:p>
@@ -20994,7 +20994,7 @@
                 <w:sz w:val="14"/>
                 <w:szCs w:val="14"/>
               </w:rPr>
-              <w:t xml:space="preserve">Source: CK-12</w:t>
+              <w:t xml:space="preserve">Source: Khan Academy (English - US curriculum)</w:t>
             </w:r>
           </w:p>
           <w:p>
@@ -21002,7 +21002,7 @@
               <w:spacing w:after="10" w:before="0"/>
               <w:ind w:left="120"/>
             </w:pPr>
-            <w:hyperlink w:history="1" r:id="rIdt5uhkg8nn8xwhk-8trw35">
+            <w:hyperlink w:history="1" r:id="rIdvgxs1mnbksixh6rgkmz2m">
               <w:r>
                 <w:rPr>
                   <w:rFonts w:ascii="Arial" w:cs="Arial" w:eastAsia="Arial" w:hAnsi="Arial"/>
@@ -21197,7 +21197,7 @@
             <w:pPr>
               <w:spacing w:after="20" w:before="0"/>
             </w:pPr>
-            <w:hyperlink w:history="1" r:id="rIdlt1f0l_jfhkokrxds9t6w">
+            <w:hyperlink w:history="1" r:id="rIddph5jduqqrpk79uwaulnz">
               <w:r>
                 <w:rPr>
                   <w:rFonts w:ascii="Arial" w:cs="Arial" w:eastAsia="Arial" w:hAnsi="Arial"/>
@@ -21206,7 +21206,7 @@
                   <w:szCs w:val="16"/>
                   <w:u w:val="single" w:color="2E75B6"/>
                 </w:rPr>
-                <w:t xml:space="preserve">Writing proportional equations from tables</w:t>
+                <w:t xml:space="preserve">Inscribed Similar Triangles Principles - Basic</w:t>
               </w:r>
             </w:hyperlink>
           </w:p>
@@ -21222,7 +21222,7 @@
                 <w:sz w:val="14"/>
                 <w:szCs w:val="14"/>
               </w:rPr>
-              <w:t xml:space="preserve">Source: Khan Academy (English - US curriculum)</w:t>
+              <w:t xml:space="preserve">Source: CK-12</w:t>
             </w:r>
           </w:p>
           <w:p>
@@ -21230,7 +21230,7 @@
               <w:spacing w:after="10" w:before="0"/>
               <w:ind w:left="120"/>
             </w:pPr>
-            <w:hyperlink w:history="1" r:id="rIdjz7qgtcjezzaah41yclav">
+            <w:hyperlink w:history="1" r:id="rIdefbkrre3_syiz2v8bquxa">
               <w:r>
                 <w:rPr>
                   <w:rFonts w:ascii="Arial" w:cs="Arial" w:eastAsia="Arial" w:hAnsi="Arial"/>
@@ -21268,14 +21268,14 @@
                 <w:sz w:val="16"/>
                 <w:szCs w:val="16"/>
               </w:rPr>
-              <w:t xml:space="preserve">📖 HTML:</w:t>
+              <w:t xml:space="preserve">📖 EXERCISE:</w:t>
             </w:r>
           </w:p>
           <w:p>
             <w:pPr>
               <w:spacing w:after="20" w:before="0"/>
             </w:pPr>
-            <w:hyperlink w:history="1" r:id="rIdfcfp9wx8ui6yeg3-cfejh">
+            <w:hyperlink w:history="1" r:id="rIdwj_8mox-iph1u1i7qa8b0">
               <w:r>
                 <w:rPr>
                   <w:rFonts w:ascii="Arial" w:cs="Arial" w:eastAsia="Arial" w:hAnsi="Arial"/>
@@ -21284,7 +21284,7 @@
                   <w:szCs w:val="16"/>
                   <w:u w:val="single" w:color="2E75B6"/>
                 </w:rPr>
-                <w:t xml:space="preserve">Subtraction of Fractions (Flexbook)</w:t>
+                <w:t xml:space="preserve">Surface Area and Volume of Cones Practice</w:t>
               </w:r>
             </w:hyperlink>
           </w:p>
@@ -21308,7 +21308,7 @@
               <w:spacing w:after="10" w:before="0"/>
               <w:ind w:left="120"/>
             </w:pPr>
-            <w:hyperlink w:history="1" r:id="rIdqzjw5r8ciqydnpyjwwsoi">
+            <w:hyperlink w:history="1" r:id="rIdo2esqgq03uxrop1eylvkn">
               <w:r>
                 <w:rPr>
                   <w:rFonts w:ascii="Arial" w:cs="Arial" w:eastAsia="Arial" w:hAnsi="Arial"/>
@@ -21503,7 +21503,7 @@
             <w:pPr>
               <w:spacing w:after="20" w:before="0"/>
             </w:pPr>
-            <w:hyperlink w:history="1" r:id="rIda2vdx9s_sywk6zjonj1my">
+            <w:hyperlink w:history="1" r:id="rIddcxsgcdhd7olvui05r4cp">
               <w:r>
                 <w:rPr>
                   <w:rFonts w:ascii="Arial" w:cs="Arial" w:eastAsia="Arial" w:hAnsi="Arial"/>
@@ -21512,7 +21512,7 @@
                   <w:szCs w:val="16"/>
                   <w:u w:val="single" w:color="2E75B6"/>
                 </w:rPr>
-                <w:t xml:space="preserve">Writing proportional equations from tables</w:t>
+                <w:t xml:space="preserve">Solving similar triangles: same side plays different roles</w:t>
               </w:r>
             </w:hyperlink>
           </w:p>
@@ -21536,7 +21536,7 @@
               <w:spacing w:after="10" w:before="0"/>
               <w:ind w:left="120"/>
             </w:pPr>
-            <w:hyperlink w:history="1" r:id="rIdukw61lwp7ytsjzdthk-oh">
+            <w:hyperlink w:history="1" r:id="rIdnphgabtqnfxuepj0wzi4f">
               <w:r>
                 <w:rPr>
                   <w:rFonts w:ascii="Arial" w:cs="Arial" w:eastAsia="Arial" w:hAnsi="Arial"/>
@@ -21574,14 +21574,14 @@
                 <w:sz w:val="16"/>
                 <w:szCs w:val="16"/>
               </w:rPr>
-              <w:t xml:space="preserve">📖 HTML:</w:t>
+              <w:t xml:space="preserve">📖 EXERCISE:</w:t>
             </w:r>
           </w:p>
           <w:p>
             <w:pPr>
               <w:spacing w:after="20" w:before="0"/>
             </w:pPr>
-            <w:hyperlink w:history="1" r:id="rIddmjhhir0h2nflh_qm8o4s">
+            <w:hyperlink w:history="1" r:id="rIdoxwz6u6fdmcdf3dtwwsdh">
               <w:r>
                 <w:rPr>
                   <w:rFonts w:ascii="Arial" w:cs="Arial" w:eastAsia="Arial" w:hAnsi="Arial"/>
@@ -21590,7 +21590,7 @@
                   <w:szCs w:val="16"/>
                   <w:u w:val="single" w:color="2E75B6"/>
                 </w:rPr>
-                <w:t xml:space="preserve">Subtraction of Fractions (Flexbook)</w:t>
+                <w:t xml:space="preserve">Surface Area and Volume of Cones Practice</w:t>
               </w:r>
             </w:hyperlink>
           </w:p>
@@ -21614,7 +21614,7 @@
               <w:spacing w:after="10" w:before="0"/>
               <w:ind w:left="120"/>
             </w:pPr>
-            <w:hyperlink w:history="1" r:id="rIdtderoo76zmv_nxwvbzcez">
+            <w:hyperlink w:history="1" r:id="rIdxrlych3jqcqsvvnwcd9ef">
               <w:r>
                 <w:rPr>
                   <w:rFonts w:ascii="Arial" w:cs="Arial" w:eastAsia="Arial" w:hAnsi="Arial"/>
@@ -21809,7 +21809,7 @@
             <w:pPr>
               <w:spacing w:after="20" w:before="0"/>
             </w:pPr>
-            <w:hyperlink w:history="1" r:id="rIdoke3uvyznexekrupwsvvv">
+            <w:hyperlink w:history="1" r:id="rIdw9u9mfglmagepezocuve_">
               <w:r>
                 <w:rPr>
                   <w:rFonts w:ascii="Arial" w:cs="Arial" w:eastAsia="Arial" w:hAnsi="Arial"/>
@@ -21818,7 +21818,7 @@
                   <w:szCs w:val="16"/>
                   <w:u w:val="single" w:color="2E75B6"/>
                 </w:rPr>
-                <w:t xml:space="preserve">Writing proportional equations from tables</w:t>
+                <w:t xml:space="preserve">Solving similar triangles -dubbed(KY)</w:t>
               </w:r>
             </w:hyperlink>
           </w:p>
@@ -21834,7 +21834,7 @@
                 <w:sz w:val="14"/>
                 <w:szCs w:val="14"/>
               </w:rPr>
-              <w:t xml:space="preserve">Source: Khan Academy (English - US curriculum)</w:t>
+              <w:t xml:space="preserve">Source: Khan Academy (Kiswahili)</w:t>
             </w:r>
           </w:p>
           <w:p>
@@ -21842,7 +21842,7 @@
               <w:spacing w:after="10" w:before="0"/>
               <w:ind w:left="120"/>
             </w:pPr>
-            <w:hyperlink w:history="1" r:id="rId8bd1wzcsah8by-3m4txi7">
+            <w:hyperlink w:history="1" r:id="rId7rnzmdismyklgcxtzdoj9">
               <w:r>
                 <w:rPr>
                   <w:rFonts w:ascii="Arial" w:cs="Arial" w:eastAsia="Arial" w:hAnsi="Arial"/>
@@ -21880,14 +21880,14 @@
                 <w:sz w:val="16"/>
                 <w:szCs w:val="16"/>
               </w:rPr>
-              <w:t xml:space="preserve">📖 HTML:</w:t>
+              <w:t xml:space="preserve">📖 EXERCISE:</w:t>
             </w:r>
           </w:p>
           <w:p>
             <w:pPr>
               <w:spacing w:after="20" w:before="0"/>
             </w:pPr>
-            <w:hyperlink w:history="1" r:id="rIdovgerfjb95-mynmdu004v">
+            <w:hyperlink w:history="1" r:id="rIddr_2dikrmjdjeopn7-8od">
               <w:r>
                 <w:rPr>
                   <w:rFonts w:ascii="Arial" w:cs="Arial" w:eastAsia="Arial" w:hAnsi="Arial"/>
@@ -21896,7 +21896,7 @@
                   <w:szCs w:val="16"/>
                   <w:u w:val="single" w:color="2E75B6"/>
                 </w:rPr>
-                <w:t xml:space="preserve">Subtraction of Fractions (Flexbook)</w:t>
+                <w:t xml:space="preserve">Surface Area and Volume of Cones Practice</w:t>
               </w:r>
             </w:hyperlink>
           </w:p>
@@ -21920,7 +21920,7 @@
               <w:spacing w:after="10" w:before="0"/>
               <w:ind w:left="120"/>
             </w:pPr>
-            <w:hyperlink w:history="1" r:id="rIdhli_xg3vejw-tqz2o-nmr">
+            <w:hyperlink w:history="1" r:id="rIdowvfc_wi1-9xnpquvzgxp">
               <w:r>
                 <w:rPr>
                   <w:rFonts w:ascii="Arial" w:cs="Arial" w:eastAsia="Arial" w:hAnsi="Arial"/>
@@ -23502,7 +23502,7 @@
             <w:pPr>
               <w:spacing w:after="20" w:before="0"/>
             </w:pPr>
-            <w:hyperlink w:history="1" r:id="rIdcd2tnnhv5j3ozb5h02szd">
+            <w:hyperlink w:history="1" r:id="rIdmeq05b1p5x2yrafxmqjfa">
               <w:r>
                 <w:rPr>
                   <w:rFonts w:ascii="Arial" w:cs="Arial" w:eastAsia="Arial" w:hAnsi="Arial"/>
@@ -23511,7 +23511,7 @@
                   <w:szCs w:val="16"/>
                   <w:u w:val="single" w:color="2E75B6"/>
                 </w:rPr>
-                <w:t xml:space="preserve">Volume of a Pyramid - Overview</w:t>
+                <w:t xml:space="preserve">Surface area word problem example</w:t>
               </w:r>
             </w:hyperlink>
           </w:p>
@@ -23527,7 +23527,7 @@
                 <w:sz w:val="14"/>
                 <w:szCs w:val="14"/>
               </w:rPr>
-              <w:t xml:space="preserve">Source: CK-12</w:t>
+              <w:t xml:space="preserve">Source: Khan Academy (English - US curriculum)</w:t>
             </w:r>
           </w:p>
           <w:p>
@@ -23535,7 +23535,7 @@
               <w:spacing w:after="10" w:before="0"/>
               <w:ind w:left="120"/>
             </w:pPr>
-            <w:hyperlink w:history="1" r:id="rIdzan13kehotyyfrlmd87dh">
+            <w:hyperlink w:history="1" r:id="rIdcpqw2alvoibhmmudg0zjv">
               <w:r>
                 <w:rPr>
                   <w:rFonts w:ascii="Arial" w:cs="Arial" w:eastAsia="Arial" w:hAnsi="Arial"/>
@@ -23573,14 +23573,14 @@
                 <w:sz w:val="16"/>
                 <w:szCs w:val="16"/>
               </w:rPr>
-              <w:t xml:space="preserve">📖 HTML:</w:t>
+              <w:t xml:space="preserve">📖 EXERCISE:</w:t>
             </w:r>
           </w:p>
           <w:p>
             <w:pPr>
               <w:spacing w:after="20" w:before="0"/>
             </w:pPr>
-            <w:hyperlink w:history="1" r:id="rIdkgrqs3lnt8upz4fbev2d4">
+            <w:hyperlink w:history="1" r:id="rId_q9wmj4skkpehcouztcxy">
               <w:r>
                 <w:rPr>
                   <w:rFonts w:ascii="Arial" w:cs="Arial" w:eastAsia="Arial" w:hAnsi="Arial"/>
@@ -23589,7 +23589,7 @@
                   <w:szCs w:val="16"/>
                   <w:u w:val="single" w:color="2E75B6"/>
                 </w:rPr>
-                <w:t xml:space="preserve">Quadratic Formula (Flexbook)</w:t>
+                <w:t xml:space="preserve">Surface Area and Volume of Pyramids Practice</w:t>
               </w:r>
             </w:hyperlink>
           </w:p>
@@ -23613,7 +23613,7 @@
               <w:spacing w:after="10" w:before="0"/>
               <w:ind w:left="120"/>
             </w:pPr>
-            <w:hyperlink w:history="1" r:id="rIdvqfnv0qtpe_ivjvtjznrl">
+            <w:hyperlink w:history="1" r:id="rIdhu8fes-c7n9r5et0pp3hp">
               <w:r>
                 <w:rPr>
                   <w:rFonts w:ascii="Arial" w:cs="Arial" w:eastAsia="Arial" w:hAnsi="Arial"/>
@@ -23808,7 +23808,7 @@
             <w:pPr>
               <w:spacing w:after="20" w:before="0"/>
             </w:pPr>
-            <w:hyperlink w:history="1" r:id="rId1ckoq1eif6awpk_94x3wx">
+            <w:hyperlink w:history="1" r:id="rIdpznipb92ga5v6ze96zquo">
               <w:r>
                 <w:rPr>
                   <w:rFonts w:ascii="Arial" w:cs="Arial" w:eastAsia="Arial" w:hAnsi="Arial"/>
@@ -23817,7 +23817,7 @@
                   <w:szCs w:val="16"/>
                   <w:u w:val="single" w:color="2E75B6"/>
                 </w:rPr>
-                <w:t xml:space="preserve">Volume of a Pyramid - Overview</w:t>
+                <w:t xml:space="preserve">Surface area word problem example</w:t>
               </w:r>
             </w:hyperlink>
           </w:p>
@@ -23833,7 +23833,7 @@
                 <w:sz w:val="14"/>
                 <w:szCs w:val="14"/>
               </w:rPr>
-              <w:t xml:space="preserve">Source: CK-12</w:t>
+              <w:t xml:space="preserve">Source: Khan Academy (English - US curriculum)</w:t>
             </w:r>
           </w:p>
           <w:p>
@@ -23841,7 +23841,7 @@
               <w:spacing w:after="10" w:before="0"/>
               <w:ind w:left="120"/>
             </w:pPr>
-            <w:hyperlink w:history="1" r:id="rIde_bhutnr6olfmoc7rhtc5">
+            <w:hyperlink w:history="1" r:id="rIdx7wvacvifm8782mcyec0a">
               <w:r>
                 <w:rPr>
                   <w:rFonts w:ascii="Arial" w:cs="Arial" w:eastAsia="Arial" w:hAnsi="Arial"/>
@@ -23886,7 +23886,7 @@
             <w:pPr>
               <w:spacing w:after="20" w:before="0"/>
             </w:pPr>
-            <w:hyperlink w:history="1" r:id="rIdzlxrwsdi2vgth8_vdlfgu">
+            <w:hyperlink w:history="1" r:id="rIdlvmcdu2jxtu5v8dkqmxw8">
               <w:r>
                 <w:rPr>
                   <w:rFonts w:ascii="Arial" w:cs="Arial" w:eastAsia="Arial" w:hAnsi="Arial"/>
@@ -23895,7 +23895,7 @@
                   <w:szCs w:val="16"/>
                   <w:u w:val="single" w:color="2E75B6"/>
                 </w:rPr>
-                <w:t xml:space="preserve">Quadratic Formula (Flexbook)</w:t>
+                <w:t xml:space="preserve">Surface Area and Volume of Pyramids (PLIX)</w:t>
               </w:r>
             </w:hyperlink>
           </w:p>
@@ -23919,7 +23919,7 @@
               <w:spacing w:after="10" w:before="0"/>
               <w:ind w:left="120"/>
             </w:pPr>
-            <w:hyperlink w:history="1" r:id="rIdmyaqijmysgwgqm3owar4j">
+            <w:hyperlink w:history="1" r:id="rIdupsmnsgnelezsgd94z5pg">
               <w:r>
                 <w:rPr>
                   <w:rFonts w:ascii="Arial" w:cs="Arial" w:eastAsia="Arial" w:hAnsi="Arial"/>
@@ -24114,7 +24114,7 @@
             <w:pPr>
               <w:spacing w:after="20" w:before="0"/>
             </w:pPr>
-            <w:hyperlink w:history="1" r:id="rIdi3qn0rwm5dt_68en_usjs">
+            <w:hyperlink w:history="1" r:id="rIdnxxckfvgcl46ajo_8mb34">
               <w:r>
                 <w:rPr>
                   <w:rFonts w:ascii="Arial" w:cs="Arial" w:eastAsia="Arial" w:hAnsi="Arial"/>
@@ -24123,7 +24123,7 @@
                   <w:szCs w:val="16"/>
                   <w:u w:val="single" w:color="2E75B6"/>
                 </w:rPr>
-                <w:t xml:space="preserve">Volume of a Pyramid - Overview</w:t>
+                <w:t xml:space="preserve">Surface area word problem example</w:t>
               </w:r>
             </w:hyperlink>
           </w:p>
@@ -24139,7 +24139,7 @@
                 <w:sz w:val="14"/>
                 <w:szCs w:val="14"/>
               </w:rPr>
-              <w:t xml:space="preserve">Source: CK-12</w:t>
+              <w:t xml:space="preserve">Source: Khan Academy (English - US curriculum)</w:t>
             </w:r>
           </w:p>
           <w:p>
@@ -24147,7 +24147,7 @@
               <w:spacing w:after="10" w:before="0"/>
               <w:ind w:left="120"/>
             </w:pPr>
-            <w:hyperlink w:history="1" r:id="rId-l0kv0ci5ermcd4c59an1">
+            <w:hyperlink w:history="1" r:id="rIdwzovawgyixavoabayjibo">
               <w:r>
                 <w:rPr>
                   <w:rFonts w:ascii="Arial" w:cs="Arial" w:eastAsia="Arial" w:hAnsi="Arial"/>
@@ -24185,14 +24185,14 @@
                 <w:sz w:val="16"/>
                 <w:szCs w:val="16"/>
               </w:rPr>
-              <w:t xml:space="preserve">📖 HTML:</w:t>
+              <w:t xml:space="preserve">📖 EXERCISE:</w:t>
             </w:r>
           </w:p>
           <w:p>
             <w:pPr>
               <w:spacing w:after="20" w:before="0"/>
             </w:pPr>
-            <w:hyperlink w:history="1" r:id="rIdltnlvugh8dhqs7g6kcgnf">
+            <w:hyperlink w:history="1" r:id="rIdlgzmppzafygjhjkafvrco">
               <w:r>
                 <w:rPr>
                   <w:rFonts w:ascii="Arial" w:cs="Arial" w:eastAsia="Arial" w:hAnsi="Arial"/>
@@ -24201,7 +24201,7 @@
                   <w:szCs w:val="16"/>
                   <w:u w:val="single" w:color="2E75B6"/>
                 </w:rPr>
-                <w:t xml:space="preserve">Quadratic Formula (Flexbook)</w:t>
+                <w:t xml:space="preserve">Apply volume of solids</w:t>
               </w:r>
             </w:hyperlink>
           </w:p>
@@ -24217,7 +24217,7 @@
                 <w:sz w:val="14"/>
                 <w:szCs w:val="14"/>
               </w:rPr>
-              <w:t xml:space="preserve">Source: CK-12</w:t>
+              <w:t xml:space="preserve">Source: Khan Academy (English - US curriculum)</w:t>
             </w:r>
           </w:p>
           <w:p>
@@ -24225,7 +24225,7 @@
               <w:spacing w:after="10" w:before="0"/>
               <w:ind w:left="120"/>
             </w:pPr>
-            <w:hyperlink w:history="1" r:id="rIdshgwpc1usiif6zhochxaj">
+            <w:hyperlink w:history="1" r:id="rIduzh0g4pjzf17nfslotltn">
               <w:r>
                 <w:rPr>
                   <w:rFonts w:ascii="Arial" w:cs="Arial" w:eastAsia="Arial" w:hAnsi="Arial"/>
@@ -24420,7 +24420,7 @@
             <w:pPr>
               <w:spacing w:after="20" w:before="0"/>
             </w:pPr>
-            <w:hyperlink w:history="1" r:id="rIdqpeinn_ie45qt_ahd72p8">
+            <w:hyperlink w:history="1" r:id="rIdd1a_eakq2077v__w7mv8b">
               <w:r>
                 <w:rPr>
                   <w:rFonts w:ascii="Arial" w:cs="Arial" w:eastAsia="Arial" w:hAnsi="Arial"/>
@@ -24429,7 +24429,7 @@
                   <w:szCs w:val="16"/>
                   <w:u w:val="single" w:color="2E75B6"/>
                 </w:rPr>
-                <w:t xml:space="preserve">Volume of a Pyramid - Overview</w:t>
+                <w:t xml:space="preserve">Surface area word problem example</w:t>
               </w:r>
             </w:hyperlink>
           </w:p>
@@ -24445,7 +24445,7 @@
                 <w:sz w:val="14"/>
                 <w:szCs w:val="14"/>
               </w:rPr>
-              <w:t xml:space="preserve">Source: CK-12</w:t>
+              <w:t xml:space="preserve">Source: Khan Academy (English - US curriculum)</w:t>
             </w:r>
           </w:p>
           <w:p>
@@ -24453,7 +24453,7 @@
               <w:spacing w:after="10" w:before="0"/>
               <w:ind w:left="120"/>
             </w:pPr>
-            <w:hyperlink w:history="1" r:id="rIdqvf6v_rhsf0uouyg_gser">
+            <w:hyperlink w:history="1" r:id="rId_l1j1cqiu2d14pnsvacsp">
               <w:r>
                 <w:rPr>
                   <w:rFonts w:ascii="Arial" w:cs="Arial" w:eastAsia="Arial" w:hAnsi="Arial"/>
@@ -24491,14 +24491,14 @@
                 <w:sz w:val="16"/>
                 <w:szCs w:val="16"/>
               </w:rPr>
-              <w:t xml:space="preserve">📖 HTML:</w:t>
+              <w:t xml:space="preserve">📖 EXERCISE:</w:t>
             </w:r>
           </w:p>
           <w:p>
             <w:pPr>
               <w:spacing w:after="20" w:before="0"/>
             </w:pPr>
-            <w:hyperlink w:history="1" r:id="rIdsaz5czrwnh5nvtrrtijix">
+            <w:hyperlink w:history="1" r:id="rIdd_7wtmiz-v1rqxorgttni">
               <w:r>
                 <w:rPr>
                   <w:rFonts w:ascii="Arial" w:cs="Arial" w:eastAsia="Arial" w:hAnsi="Arial"/>
@@ -24507,7 +24507,7 @@
                   <w:szCs w:val="16"/>
                   <w:u w:val="single" w:color="2E75B6"/>
                 </w:rPr>
-                <w:t xml:space="preserve">Quadratic Formula (Flexbook)</w:t>
+                <w:t xml:space="preserve">Surface Area and Volume of Pyramids Practice</w:t>
               </w:r>
             </w:hyperlink>
           </w:p>
@@ -24531,7 +24531,7 @@
               <w:spacing w:after="10" w:before="0"/>
               <w:ind w:left="120"/>
             </w:pPr>
-            <w:hyperlink w:history="1" r:id="rId3yvgrjrhaotywr8ld5qjq">
+            <w:hyperlink w:history="1" r:id="rIdts0r8_v63mjanlf_bi1ap">
               <w:r>
                 <w:rPr>
                   <w:rFonts w:ascii="Arial" w:cs="Arial" w:eastAsia="Arial" w:hAnsi="Arial"/>
@@ -24726,7 +24726,7 @@
             <w:pPr>
               <w:spacing w:after="20" w:before="0"/>
             </w:pPr>
-            <w:hyperlink w:history="1" r:id="rIdsvh-bg8hqbmtkve9py3px">
+            <w:hyperlink w:history="1" r:id="rIdfyhmla-eo2zoi5v3nno92">
               <w:r>
                 <w:rPr>
                   <w:rFonts w:ascii="Arial" w:cs="Arial" w:eastAsia="Arial" w:hAnsi="Arial"/>
@@ -24735,7 +24735,7 @@
                   <w:szCs w:val="16"/>
                   <w:u w:val="single" w:color="2E75B6"/>
                 </w:rPr>
-                <w:t xml:space="preserve">Volume of a Pyramid - Overview</w:t>
+                <w:t xml:space="preserve">Surface area word problem example</w:t>
               </w:r>
             </w:hyperlink>
           </w:p>
@@ -24751,7 +24751,7 @@
                 <w:sz w:val="14"/>
                 <w:szCs w:val="14"/>
               </w:rPr>
-              <w:t xml:space="preserve">Source: CK-12</w:t>
+              <w:t xml:space="preserve">Source: Khan Academy (English - US curriculum)</w:t>
             </w:r>
           </w:p>
           <w:p>
@@ -24759,7 +24759,7 @@
               <w:spacing w:after="10" w:before="0"/>
               <w:ind w:left="120"/>
             </w:pPr>
-            <w:hyperlink w:history="1" r:id="rIdy6kpnmsgsrkmj8esu0ber">
+            <w:hyperlink w:history="1" r:id="rIdab3mw0paz4vb3srkqopdr">
               <w:r>
                 <w:rPr>
                   <w:rFonts w:ascii="Arial" w:cs="Arial" w:eastAsia="Arial" w:hAnsi="Arial"/>
@@ -24797,14 +24797,14 @@
                 <w:sz w:val="16"/>
                 <w:szCs w:val="16"/>
               </w:rPr>
-              <w:t xml:space="preserve">📖 HTML:</w:t>
+              <w:t xml:space="preserve">📖 EXERCISE:</w:t>
             </w:r>
           </w:p>
           <w:p>
             <w:pPr>
               <w:spacing w:after="20" w:before="0"/>
             </w:pPr>
-            <w:hyperlink w:history="1" r:id="rIdybvlc6cpdflyv9j4npgch">
+            <w:hyperlink w:history="1" r:id="rIdspy9ffuwzlwryz0g9ktwv">
               <w:r>
                 <w:rPr>
                   <w:rFonts w:ascii="Arial" w:cs="Arial" w:eastAsia="Arial" w:hAnsi="Arial"/>
@@ -24813,7 +24813,7 @@
                   <w:szCs w:val="16"/>
                   <w:u w:val="single" w:color="2E75B6"/>
                 </w:rPr>
-                <w:t xml:space="preserve">Quadratic Formula (Flexbook)</w:t>
+                <w:t xml:space="preserve">Surface Area and Volume of Pyramids Practice</w:t>
               </w:r>
             </w:hyperlink>
           </w:p>
@@ -24837,7 +24837,7 @@
               <w:spacing w:after="10" w:before="0"/>
               <w:ind w:left="120"/>
             </w:pPr>
-            <w:hyperlink w:history="1" r:id="rIdkn_aoaavw-e5viotsrdxh">
+            <w:hyperlink w:history="1" r:id="rIdjh_eofbdwwe1txhs7beei">
               <w:r>
                 <w:rPr>
                   <w:rFonts w:ascii="Arial" w:cs="Arial" w:eastAsia="Arial" w:hAnsi="Arial"/>
@@ -26324,7 +26324,7 @@
             <w:pPr>
               <w:spacing w:after="20" w:before="0"/>
             </w:pPr>
-            <w:hyperlink w:history="1" r:id="rIdfg41lf-tnh1wkixktau8t">
+            <w:hyperlink w:history="1" r:id="rIdbuw9cggn5armnofpcbqpu">
               <w:r>
                 <w:rPr>
                   <w:rFonts w:ascii="Arial" w:cs="Arial" w:eastAsia="Arial" w:hAnsi="Arial"/>
@@ -26333,7 +26333,7 @@
                   <w:szCs w:val="16"/>
                   <w:u w:val="single" w:color="2E75B6"/>
                 </w:rPr>
-                <w:t xml:space="preserve">Global winds and currents</w:t>
+                <w:t xml:space="preserve">Composite Solids Principles - Basic</w:t>
               </w:r>
             </w:hyperlink>
           </w:p>
@@ -26349,7 +26349,7 @@
                 <w:sz w:val="14"/>
                 <w:szCs w:val="14"/>
               </w:rPr>
-              <w:t xml:space="preserve">Source: Khan Academy (English - US curriculum)</w:t>
+              <w:t xml:space="preserve">Source: CK-12</w:t>
             </w:r>
           </w:p>
           <w:p>
@@ -26357,7 +26357,7 @@
               <w:spacing w:after="10" w:before="0"/>
               <w:ind w:left="120"/>
             </w:pPr>
-            <w:hyperlink w:history="1" r:id="rIdsflplt2elvc8_dleihqmg">
+            <w:hyperlink w:history="1" r:id="rIdpdb5astdqqptyblkb1mnz">
               <w:r>
                 <w:rPr>
                   <w:rFonts w:ascii="Arial" w:cs="Arial" w:eastAsia="Arial" w:hAnsi="Arial"/>
@@ -26395,14 +26395,14 @@
                 <w:sz w:val="16"/>
                 <w:szCs w:val="16"/>
               </w:rPr>
-              <w:t xml:space="preserve">📖 HTML:</w:t>
+              <w:t xml:space="preserve">📖 EXERCISE:</w:t>
             </w:r>
           </w:p>
           <w:p>
             <w:pPr>
               <w:spacing w:after="20" w:before="0"/>
             </w:pPr>
-            <w:hyperlink w:history="1" r:id="rIdbrmim6zusrbr2cqypbkem">
+            <w:hyperlink w:history="1" r:id="rIdpzgyumke0gemou_inmhjk">
               <w:r>
                 <w:rPr>
                   <w:rFonts w:ascii="Arial" w:cs="Arial" w:eastAsia="Arial" w:hAnsi="Arial"/>
@@ -26411,7 +26411,7 @@
                   <w:szCs w:val="16"/>
                   <w:u w:val="single" w:color="2E75B6"/>
                 </w:rPr>
-                <w:t xml:space="preserve">Composing a Composite Function Graph: Composition of Functions (PLIX)</w:t>
+                <w:t xml:space="preserve">Solid geometry word problems</w:t>
               </w:r>
             </w:hyperlink>
           </w:p>
@@ -26427,7 +26427,7 @@
                 <w:sz w:val="14"/>
                 <w:szCs w:val="14"/>
               </w:rPr>
-              <w:t xml:space="preserve">Source: CK-12</w:t>
+              <w:t xml:space="preserve">Source: Khan Academy (English - US curriculum)</w:t>
             </w:r>
           </w:p>
           <w:p>
@@ -26435,7 +26435,7 @@
               <w:spacing w:after="10" w:before="0"/>
               <w:ind w:left="120"/>
             </w:pPr>
-            <w:hyperlink w:history="1" r:id="rIdsyu6fobnphevjwhxk4s0y">
+            <w:hyperlink w:history="1" r:id="rId3veeall3w0s0gvf3j0o3t">
               <w:r>
                 <w:rPr>
                   <w:rFonts w:ascii="Arial" w:cs="Arial" w:eastAsia="Arial" w:hAnsi="Arial"/>
@@ -26630,7 +26630,7 @@
             <w:pPr>
               <w:spacing w:after="20" w:before="0"/>
             </w:pPr>
-            <w:hyperlink w:history="1" r:id="rIdxvrnxbx25eca1sbjut8-e">
+            <w:hyperlink w:history="1" r:id="rIdkbp2lanpe8--gpeim_8ux">
               <w:r>
                 <w:rPr>
                   <w:rFonts w:ascii="Arial" w:cs="Arial" w:eastAsia="Arial" w:hAnsi="Arial"/>
@@ -26639,7 +26639,7 @@
                   <w:szCs w:val="16"/>
                   <w:u w:val="single" w:color="2E75B6"/>
                 </w:rPr>
-                <w:t xml:space="preserve">Global winds and currents</w:t>
+                <w:t xml:space="preserve">Volume of triangular prism &amp; cube</w:t>
               </w:r>
             </w:hyperlink>
           </w:p>
@@ -26663,7 +26663,7 @@
               <w:spacing w:after="10" w:before="0"/>
               <w:ind w:left="120"/>
             </w:pPr>
-            <w:hyperlink w:history="1" r:id="rIdbz6prnd6g5chrg8tjretu">
+            <w:hyperlink w:history="1" r:id="rIdf3ft11veorgtutqdbkijp">
               <w:r>
                 <w:rPr>
                   <w:rFonts w:ascii="Arial" w:cs="Arial" w:eastAsia="Arial" w:hAnsi="Arial"/>
@@ -26708,7 +26708,7 @@
             <w:pPr>
               <w:spacing w:after="20" w:before="0"/>
             </w:pPr>
-            <w:hyperlink w:history="1" r:id="rIdd4opnfcavplzsfyzlndgb">
+            <w:hyperlink w:history="1" r:id="rIdvm2ssxxuetyfgs2gvmqfb">
               <w:r>
                 <w:rPr>
                   <w:rFonts w:ascii="Arial" w:cs="Arial" w:eastAsia="Arial" w:hAnsi="Arial"/>
@@ -26717,7 +26717,7 @@
                   <w:szCs w:val="16"/>
                   <w:u w:val="single" w:color="2E75B6"/>
                 </w:rPr>
-                <w:t xml:space="preserve">Composing a Composite Function Graph: Composition of Functions (PLIX)</w:t>
+                <w:t xml:space="preserve">Composite Solids (Flexbook)</w:t>
               </w:r>
             </w:hyperlink>
           </w:p>
@@ -26741,7 +26741,7 @@
               <w:spacing w:after="10" w:before="0"/>
               <w:ind w:left="120"/>
             </w:pPr>
-            <w:hyperlink w:history="1" r:id="rIdhka3edepjvz9xirip7tkx">
+            <w:hyperlink w:history="1" r:id="rIdz0mnqlx67r0k0rk2mg1em">
               <w:r>
                 <w:rPr>
                   <w:rFonts w:ascii="Arial" w:cs="Arial" w:eastAsia="Arial" w:hAnsi="Arial"/>
@@ -26936,7 +26936,7 @@
             <w:pPr>
               <w:spacing w:after="20" w:before="0"/>
             </w:pPr>
-            <w:hyperlink w:history="1" r:id="rIdnnmcatrhilooyy-6izqdq">
+            <w:hyperlink w:history="1" r:id="rId3ti1hulbamwp-ehtfnrvf">
               <w:r>
                 <w:rPr>
                   <w:rFonts w:ascii="Arial" w:cs="Arial" w:eastAsia="Arial" w:hAnsi="Arial"/>
@@ -26945,7 +26945,7 @@
                   <w:szCs w:val="16"/>
                   <w:u w:val="single" w:color="2E75B6"/>
                 </w:rPr>
-                <w:t xml:space="preserve">Global winds and currents</w:t>
+                <w:t xml:space="preserve">Composite Solids Principles - Basic</w:t>
               </w:r>
             </w:hyperlink>
           </w:p>
@@ -26961,7 +26961,7 @@
                 <w:sz w:val="14"/>
                 <w:szCs w:val="14"/>
               </w:rPr>
-              <w:t xml:space="preserve">Source: Khan Academy (English - US curriculum)</w:t>
+              <w:t xml:space="preserve">Source: CK-12</w:t>
             </w:r>
           </w:p>
           <w:p>
@@ -26969,7 +26969,7 @@
               <w:spacing w:after="10" w:before="0"/>
               <w:ind w:left="120"/>
             </w:pPr>
-            <w:hyperlink w:history="1" r:id="rIdkgkuytiljopysmnevttye">
+            <w:hyperlink w:history="1" r:id="rId5-raf-r2khtxwjzkebxbt">
               <w:r>
                 <w:rPr>
                   <w:rFonts w:ascii="Arial" w:cs="Arial" w:eastAsia="Arial" w:hAnsi="Arial"/>
@@ -27007,14 +27007,14 @@
                 <w:sz w:val="16"/>
                 <w:szCs w:val="16"/>
               </w:rPr>
-              <w:t xml:space="preserve">📖 HTML:</w:t>
+              <w:t xml:space="preserve">📖 EXERCISE:</w:t>
             </w:r>
           </w:p>
           <w:p>
             <w:pPr>
               <w:spacing w:after="20" w:before="0"/>
             </w:pPr>
-            <w:hyperlink w:history="1" r:id="rIdmtty7-nx8psm7fiudca8x">
+            <w:hyperlink w:history="1" r:id="rIdyc84rwyfe-btxyjpvvvty">
               <w:r>
                 <w:rPr>
                   <w:rFonts w:ascii="Arial" w:cs="Arial" w:eastAsia="Arial" w:hAnsi="Arial"/>
@@ -27023,7 +27023,7 @@
                   <w:szCs w:val="16"/>
                   <w:u w:val="single" w:color="2E75B6"/>
                 </w:rPr>
-                <w:t xml:space="preserve">Composing a Composite Function Graph: Composition of Functions (PLIX)</w:t>
+                <w:t xml:space="preserve">Composite Solids Practice</w:t>
               </w:r>
             </w:hyperlink>
           </w:p>
@@ -27047,7 +27047,7 @@
               <w:spacing w:after="10" w:before="0"/>
               <w:ind w:left="120"/>
             </w:pPr>
-            <w:hyperlink w:history="1" r:id="rIddktuednsjsh6rw0pjfvmk">
+            <w:hyperlink w:history="1" r:id="rId0twweadceid2b8pcdw2gm">
               <w:r>
                 <w:rPr>
                   <w:rFonts w:ascii="Arial" w:cs="Arial" w:eastAsia="Arial" w:hAnsi="Arial"/>
@@ -27242,7 +27242,7 @@
             <w:pPr>
               <w:spacing w:after="20" w:before="0"/>
             </w:pPr>
-            <w:hyperlink w:history="1" r:id="rIdbj_7ottktwj8zadtrdbao">
+            <w:hyperlink w:history="1" r:id="rIdvrrqoq0socdl3ym8nxy-a">
               <w:r>
                 <w:rPr>
                   <w:rFonts w:ascii="Arial" w:cs="Arial" w:eastAsia="Arial" w:hAnsi="Arial"/>
@@ -27251,7 +27251,7 @@
                   <w:szCs w:val="16"/>
                   <w:u w:val="single" w:color="2E75B6"/>
                 </w:rPr>
-                <w:t xml:space="preserve">Global winds and currents</w:t>
+                <w:t xml:space="preserve">Composite Solids Principles - Basic</w:t>
               </w:r>
             </w:hyperlink>
           </w:p>
@@ -27267,7 +27267,7 @@
                 <w:sz w:val="14"/>
                 <w:szCs w:val="14"/>
               </w:rPr>
-              <w:t xml:space="preserve">Source: Khan Academy (English - US curriculum)</w:t>
+              <w:t xml:space="preserve">Source: CK-12</w:t>
             </w:r>
           </w:p>
           <w:p>
@@ -27275,7 +27275,7 @@
               <w:spacing w:after="10" w:before="0"/>
               <w:ind w:left="120"/>
             </w:pPr>
-            <w:hyperlink w:history="1" r:id="rIdm6ryt4az3tto7hlpssu7r">
+            <w:hyperlink w:history="1" r:id="rId2wy_h4z9_ghrz2nac5gxy">
               <w:r>
                 <w:rPr>
                   <w:rFonts w:ascii="Arial" w:cs="Arial" w:eastAsia="Arial" w:hAnsi="Arial"/>
@@ -27313,14 +27313,14 @@
                 <w:sz w:val="16"/>
                 <w:szCs w:val="16"/>
               </w:rPr>
-              <w:t xml:space="preserve">📖 HTML:</w:t>
+              <w:t xml:space="preserve">📖 EXERCISE:</w:t>
             </w:r>
           </w:p>
           <w:p>
             <w:pPr>
               <w:spacing w:after="20" w:before="0"/>
             </w:pPr>
-            <w:hyperlink w:history="1" r:id="rIdeipqgtzaasz5qs_syvuzb">
+            <w:hyperlink w:history="1" r:id="rIdawqjbaea5fkrg8b0g26s0">
               <w:r>
                 <w:rPr>
                   <w:rFonts w:ascii="Arial" w:cs="Arial" w:eastAsia="Arial" w:hAnsi="Arial"/>
@@ -27329,7 +27329,7 @@
                   <w:szCs w:val="16"/>
                   <w:u w:val="single" w:color="2E75B6"/>
                 </w:rPr>
-                <w:t xml:space="preserve">Composing a Composite Function Graph: Composition of Functions (PLIX)</w:t>
+                <w:t xml:space="preserve">Volume and surface area word problems</w:t>
               </w:r>
             </w:hyperlink>
           </w:p>
@@ -27345,7 +27345,7 @@
                 <w:sz w:val="14"/>
                 <w:szCs w:val="14"/>
               </w:rPr>
-              <w:t xml:space="preserve">Source: CK-12</w:t>
+              <w:t xml:space="preserve">Source: Khan Academy (English - US curriculum)</w:t>
             </w:r>
           </w:p>
           <w:p>
@@ -27353,7 +27353,7 @@
               <w:spacing w:after="10" w:before="0"/>
               <w:ind w:left="120"/>
             </w:pPr>
-            <w:hyperlink w:history="1" r:id="rId34cuam6n0fmas561dmsnp">
+            <w:hyperlink w:history="1" r:id="rIdj_5so9sf8hkn-nqd5xgp3">
               <w:r>
                 <w:rPr>
                   <w:rFonts w:ascii="Arial" w:cs="Arial" w:eastAsia="Arial" w:hAnsi="Arial"/>
@@ -27548,7 +27548,7 @@
             <w:pPr>
               <w:spacing w:after="20" w:before="0"/>
             </w:pPr>
-            <w:hyperlink w:history="1" r:id="rId9qh_is8erlyuuy0y_pc2r">
+            <w:hyperlink w:history="1" r:id="rIdslbinoqn2tbnzwd14lva9">
               <w:r>
                 <w:rPr>
                   <w:rFonts w:ascii="Arial" w:cs="Arial" w:eastAsia="Arial" w:hAnsi="Arial"/>
@@ -27557,7 +27557,7 @@
                   <w:szCs w:val="16"/>
                   <w:u w:val="single" w:color="2E75B6"/>
                 </w:rPr>
-                <w:t xml:space="preserve">Global winds and currents</w:t>
+                <w:t xml:space="preserve">Composite Solids Principles - Basic</w:t>
               </w:r>
             </w:hyperlink>
           </w:p>
@@ -27573,7 +27573,7 @@
                 <w:sz w:val="14"/>
                 <w:szCs w:val="14"/>
               </w:rPr>
-              <w:t xml:space="preserve">Source: Khan Academy (English - US curriculum)</w:t>
+              <w:t xml:space="preserve">Source: CK-12</w:t>
             </w:r>
           </w:p>
           <w:p>
@@ -27581,7 +27581,7 @@
               <w:spacing w:after="10" w:before="0"/>
               <w:ind w:left="120"/>
             </w:pPr>
-            <w:hyperlink w:history="1" r:id="rIdygcli_jtfobdn-fsuppoq">
+            <w:hyperlink w:history="1" r:id="rId2pktk9ymq9vdri7lpwqpa">
               <w:r>
                 <w:rPr>
                   <w:rFonts w:ascii="Arial" w:cs="Arial" w:eastAsia="Arial" w:hAnsi="Arial"/>
@@ -27619,14 +27619,14 @@
                 <w:sz w:val="16"/>
                 <w:szCs w:val="16"/>
               </w:rPr>
-              <w:t xml:space="preserve">📖 HTML:</w:t>
+              <w:t xml:space="preserve">📖 EXERCISE:</w:t>
             </w:r>
           </w:p>
           <w:p>
             <w:pPr>
               <w:spacing w:after="20" w:before="0"/>
             </w:pPr>
-            <w:hyperlink w:history="1" r:id="rIdfjfa_jjy74cbxg1uepff4">
+            <w:hyperlink w:history="1" r:id="rIdvuutv84psi-5pkoczpeuy">
               <w:r>
                 <w:rPr>
                   <w:rFonts w:ascii="Arial" w:cs="Arial" w:eastAsia="Arial" w:hAnsi="Arial"/>
@@ -27635,7 +27635,7 @@
                   <w:szCs w:val="16"/>
                   <w:u w:val="single" w:color="2E75B6"/>
                 </w:rPr>
-                <w:t xml:space="preserve">Composing a Composite Function Graph: Composition of Functions (PLIX)</w:t>
+                <w:t xml:space="preserve">Solid geometry word problems</w:t>
               </w:r>
             </w:hyperlink>
           </w:p>
@@ -27651,7 +27651,7 @@
                 <w:sz w:val="14"/>
                 <w:szCs w:val="14"/>
               </w:rPr>
-              <w:t xml:space="preserve">Source: CK-12</w:t>
+              <w:t xml:space="preserve">Source: Khan Academy (English - US curriculum)</w:t>
             </w:r>
           </w:p>
           <w:p>
@@ -27659,7 +27659,7 @@
               <w:spacing w:after="10" w:before="0"/>
               <w:ind w:left="120"/>
             </w:pPr>
-            <w:hyperlink w:history="1" r:id="rIdq14wzyvzkvzgndbo30pdn">
+            <w:hyperlink w:history="1" r:id="rIdacwzah8tcoshlkpzs_kpg">
               <w:r>
                 <w:rPr>
                   <w:rFonts w:ascii="Arial" w:cs="Arial" w:eastAsia="Arial" w:hAnsi="Arial"/>
@@ -29146,7 +29146,7 @@
             <w:pPr>
               <w:spacing w:after="20" w:before="0"/>
             </w:pPr>
-            <w:hyperlink w:history="1" r:id="rIddxfs_jevimjou8ab9b--9">
+            <w:hyperlink w:history="1" r:id="rIdski-jz44bdtx3t_wmoyjq">
               <w:r>
                 <w:rPr>
                   <w:rFonts w:ascii="Arial" w:cs="Arial" w:eastAsia="Arial" w:hAnsi="Arial"/>
@@ -29155,7 +29155,7 @@
                   <w:szCs w:val="16"/>
                   <w:u w:val="single" w:color="2E75B6"/>
                 </w:rPr>
-                <w:t xml:space="preserve">Global winds and currents</w:t>
+                <w:t xml:space="preserve">Cylinder volume &amp; surface area</w:t>
               </w:r>
             </w:hyperlink>
           </w:p>
@@ -29179,7 +29179,7 @@
               <w:spacing w:after="10" w:before="0"/>
               <w:ind w:left="120"/>
             </w:pPr>
-            <w:hyperlink w:history="1" r:id="rIdxj6ty9n1ixg4kmpskxwbv">
+            <w:hyperlink w:history="1" r:id="rIdxdmdyvhozijmz5wbx219c">
               <w:r>
                 <w:rPr>
                   <w:rFonts w:ascii="Arial" w:cs="Arial" w:eastAsia="Arial" w:hAnsi="Arial"/>
@@ -29217,14 +29217,14 @@
                 <w:sz w:val="16"/>
                 <w:szCs w:val="16"/>
               </w:rPr>
-              <w:t xml:space="preserve">📖 HTML:</w:t>
+              <w:t xml:space="preserve">📖 EXERCISE:</w:t>
             </w:r>
           </w:p>
           <w:p>
             <w:pPr>
               <w:spacing w:after="20" w:before="0"/>
             </w:pPr>
-            <w:hyperlink w:history="1" r:id="rIdjuvalbsnusi2c1-spp3s9">
+            <w:hyperlink w:history="1" r:id="rId6hlnt70ol1qraihmldjj7">
               <w:r>
                 <w:rPr>
                   <w:rFonts w:ascii="Arial" w:cs="Arial" w:eastAsia="Arial" w:hAnsi="Arial"/>
@@ -29233,7 +29233,7 @@
                   <w:szCs w:val="16"/>
                   <w:u w:val="single" w:color="2E75B6"/>
                 </w:rPr>
-                <w:t xml:space="preserve">Polar Forms and Calculus: Surface Area (Flexbook)</w:t>
+                <w:t xml:space="preserve">Volume and surface area of cylinders</w:t>
               </w:r>
             </w:hyperlink>
           </w:p>
@@ -29249,7 +29249,7 @@
                 <w:sz w:val="14"/>
                 <w:szCs w:val="14"/>
               </w:rPr>
-              <w:t xml:space="preserve">Source: CK-12</w:t>
+              <w:t xml:space="preserve">Source: Khan Academy (English - US curriculum)</w:t>
             </w:r>
           </w:p>
           <w:p>
@@ -29257,7 +29257,7 @@
               <w:spacing w:after="10" w:before="0"/>
               <w:ind w:left="120"/>
             </w:pPr>
-            <w:hyperlink w:history="1" r:id="rIdwlb3vxmhr46lnprcyrbub">
+            <w:hyperlink w:history="1" r:id="rIdc4tdaubg8uetys5zwxypc">
               <w:r>
                 <w:rPr>
                   <w:rFonts w:ascii="Arial" w:cs="Arial" w:eastAsia="Arial" w:hAnsi="Arial"/>
@@ -29452,7 +29452,7 @@
             <w:pPr>
               <w:spacing w:after="20" w:before="0"/>
             </w:pPr>
-            <w:hyperlink w:history="1" r:id="rIdigg9ddeltpoxlwge_fmiz">
+            <w:hyperlink w:history="1" r:id="rIdr2rejpssxwjygkkxulowc">
               <w:r>
                 <w:rPr>
                   <w:rFonts w:ascii="Arial" w:cs="Arial" w:eastAsia="Arial" w:hAnsi="Arial"/>
@@ -29461,7 +29461,7 @@
                   <w:szCs w:val="16"/>
                   <w:u w:val="single" w:color="2E75B6"/>
                 </w:rPr>
-                <w:t xml:space="preserve">Global winds and currents</w:t>
+                <w:t xml:space="preserve">Cylinder volume &amp; surface area</w:t>
               </w:r>
             </w:hyperlink>
           </w:p>
@@ -29485,7 +29485,7 @@
               <w:spacing w:after="10" w:before="0"/>
               <w:ind w:left="120"/>
             </w:pPr>
-            <w:hyperlink w:history="1" r:id="rIdk6qvvbthz71aiqv0baczb">
+            <w:hyperlink w:history="1" r:id="rIddy8lzdgg83nu3_st1s_eu">
               <w:r>
                 <w:rPr>
                   <w:rFonts w:ascii="Arial" w:cs="Arial" w:eastAsia="Arial" w:hAnsi="Arial"/>
@@ -29530,7 +29530,7 @@
             <w:pPr>
               <w:spacing w:after="20" w:before="0"/>
             </w:pPr>
-            <w:hyperlink w:history="1" r:id="rIdsodnrpyurh9cxaa4p6hci">
+            <w:hyperlink w:history="1" r:id="rIdgghbgcbdounre1zuepnza">
               <w:r>
                 <w:rPr>
                   <w:rFonts w:ascii="Arial" w:cs="Arial" w:eastAsia="Arial" w:hAnsi="Arial"/>
@@ -29539,7 +29539,7 @@
                   <w:szCs w:val="16"/>
                   <w:u w:val="single" w:color="2E75B6"/>
                 </w:rPr>
-                <w:t xml:space="preserve">Polar Forms and Calculus: Surface Area (Flexbook)</w:t>
+                <w:t xml:space="preserve">Heights of Cylinders Given Surface Area (Flexbook)</w:t>
               </w:r>
             </w:hyperlink>
           </w:p>
@@ -29563,7 +29563,7 @@
               <w:spacing w:after="10" w:before="0"/>
               <w:ind w:left="120"/>
             </w:pPr>
-            <w:hyperlink w:history="1" r:id="rIdpzjh6wa6zjfa7thyksj1_">
+            <w:hyperlink w:history="1" r:id="rId9giiu72pjrbrstu2lhxks">
               <w:r>
                 <w:rPr>
                   <w:rFonts w:ascii="Arial" w:cs="Arial" w:eastAsia="Arial" w:hAnsi="Arial"/>
@@ -29758,7 +29758,7 @@
             <w:pPr>
               <w:spacing w:after="20" w:before="0"/>
             </w:pPr>
-            <w:hyperlink w:history="1" r:id="rIdwcvwauqem4lgt-drryzh1">
+            <w:hyperlink w:history="1" r:id="rIdxum5ze91pckq1vipok1ut">
               <w:r>
                 <w:rPr>
                   <w:rFonts w:ascii="Arial" w:cs="Arial" w:eastAsia="Arial" w:hAnsi="Arial"/>
@@ -29767,7 +29767,7 @@
                   <w:szCs w:val="16"/>
                   <w:u w:val="single" w:color="2E75B6"/>
                 </w:rPr>
-                <w:t xml:space="preserve">Global winds and currents</w:t>
+                <w:t xml:space="preserve">Cylinder volume &amp; surface area</w:t>
               </w:r>
             </w:hyperlink>
           </w:p>
@@ -29791,7 +29791,7 @@
               <w:spacing w:after="10" w:before="0"/>
               <w:ind w:left="120"/>
             </w:pPr>
-            <w:hyperlink w:history="1" r:id="rIdziqkl9laxnywjyhvaacle">
+            <w:hyperlink w:history="1" r:id="rIdv9f31vhlkp92q6r-6ftgc">
               <w:r>
                 <w:rPr>
                   <w:rFonts w:ascii="Arial" w:cs="Arial" w:eastAsia="Arial" w:hAnsi="Arial"/>
@@ -29829,14 +29829,14 @@
                 <w:sz w:val="16"/>
                 <w:szCs w:val="16"/>
               </w:rPr>
-              <w:t xml:space="preserve">📖 HTML:</w:t>
+              <w:t xml:space="preserve">📖 EXERCISE:</w:t>
             </w:r>
           </w:p>
           <w:p>
             <w:pPr>
               <w:spacing w:after="20" w:before="0"/>
             </w:pPr>
-            <w:hyperlink w:history="1" r:id="rIdh-xqw4nwtzm0rg8vgv6xq">
+            <w:hyperlink w:history="1" r:id="rIdk41dx7xagjvlvm-w6xu-f">
               <w:r>
                 <w:rPr>
                   <w:rFonts w:ascii="Arial" w:cs="Arial" w:eastAsia="Arial" w:hAnsi="Arial"/>
@@ -29845,7 +29845,7 @@
                   <w:szCs w:val="16"/>
                   <w:u w:val="single" w:color="2E75B6"/>
                 </w:rPr>
-                <w:t xml:space="preserve">Polar Forms and Calculus: Surface Area (Flexbook)</w:t>
+                <w:t xml:space="preserve">Heights of Cylinders Given Surface Area Practice</w:t>
               </w:r>
             </w:hyperlink>
           </w:p>
@@ -29869,7 +29869,7 @@
               <w:spacing w:after="10" w:before="0"/>
               <w:ind w:left="120"/>
             </w:pPr>
-            <w:hyperlink w:history="1" r:id="rId1r04wrzqncrbsqbfsq66z">
+            <w:hyperlink w:history="1" r:id="rIdblxm6qohpnappmjer2buh">
               <w:r>
                 <w:rPr>
                   <w:rFonts w:ascii="Arial" w:cs="Arial" w:eastAsia="Arial" w:hAnsi="Arial"/>
@@ -30064,7 +30064,7 @@
             <w:pPr>
               <w:spacing w:after="20" w:before="0"/>
             </w:pPr>
-            <w:hyperlink w:history="1" r:id="rIdooknqn2zcshxq_3kszwoh">
+            <w:hyperlink w:history="1" r:id="rIdjpjanjruazbimhyngzmcb">
               <w:r>
                 <w:rPr>
                   <w:rFonts w:ascii="Arial" w:cs="Arial" w:eastAsia="Arial" w:hAnsi="Arial"/>
@@ -30073,7 +30073,7 @@
                   <w:szCs w:val="16"/>
                   <w:u w:val="single" w:color="2E75B6"/>
                 </w:rPr>
-                <w:t xml:space="preserve">Global winds and currents</w:t>
+                <w:t xml:space="preserve">Cylinder volume &amp; surface area</w:t>
               </w:r>
             </w:hyperlink>
           </w:p>
@@ -30097,7 +30097,7 @@
               <w:spacing w:after="10" w:before="0"/>
               <w:ind w:left="120"/>
             </w:pPr>
-            <w:hyperlink w:history="1" r:id="rIdj9wo_arp0t7jiio_gb2-f">
+            <w:hyperlink w:history="1" r:id="rIdkgwnvmmxchzlmgcqfm_7r">
               <w:r>
                 <w:rPr>
                   <w:rFonts w:ascii="Arial" w:cs="Arial" w:eastAsia="Arial" w:hAnsi="Arial"/>
@@ -30135,14 +30135,14 @@
                 <w:sz w:val="16"/>
                 <w:szCs w:val="16"/>
               </w:rPr>
-              <w:t xml:space="preserve">📖 HTML:</w:t>
+              <w:t xml:space="preserve">📖 EXERCISE:</w:t>
             </w:r>
           </w:p>
           <w:p>
             <w:pPr>
               <w:spacing w:after="20" w:before="0"/>
             </w:pPr>
-            <w:hyperlink w:history="1" r:id="rIdbwyebl7ts8q0z0_0rddez">
+            <w:hyperlink w:history="1" r:id="rIdedgg0hw2fttfctmw9dab8">
               <w:r>
                 <w:rPr>
                   <w:rFonts w:ascii="Arial" w:cs="Arial" w:eastAsia="Arial" w:hAnsi="Arial"/>
@@ -30151,7 +30151,7 @@
                   <w:szCs w:val="16"/>
                   <w:u w:val="single" w:color="2E75B6"/>
                 </w:rPr>
-                <w:t xml:space="preserve">Polar Forms and Calculus: Surface Area (Flexbook)</w:t>
+                <w:t xml:space="preserve">Surface Area and Volume of Cylinders Practice</w:t>
               </w:r>
             </w:hyperlink>
           </w:p>
@@ -30175,7 +30175,7 @@
               <w:spacing w:after="10" w:before="0"/>
               <w:ind w:left="120"/>
             </w:pPr>
-            <w:hyperlink w:history="1" r:id="rIdw9q_9thiwy9zssv3isgco">
+            <w:hyperlink w:history="1" r:id="rIdzxvtlrttbttcm-zrhoja3">
               <w:r>
                 <w:rPr>
                   <w:rFonts w:ascii="Arial" w:cs="Arial" w:eastAsia="Arial" w:hAnsi="Arial"/>
@@ -30370,7 +30370,7 @@
             <w:pPr>
               <w:spacing w:after="20" w:before="0"/>
             </w:pPr>
-            <w:hyperlink w:history="1" r:id="rIdam7fxh_xwhocrowqcijga">
+            <w:hyperlink w:history="1" r:id="rIddshe4h3evj6tlmd2vl_ql">
               <w:r>
                 <w:rPr>
                   <w:rFonts w:ascii="Arial" w:cs="Arial" w:eastAsia="Arial" w:hAnsi="Arial"/>
@@ -30379,7 +30379,7 @@
                   <w:szCs w:val="16"/>
                   <w:u w:val="single" w:color="2E75B6"/>
                 </w:rPr>
-                <w:t xml:space="preserve">Global winds and currents</w:t>
+                <w:t xml:space="preserve">Cylinder volume &amp; surface area</w:t>
               </w:r>
             </w:hyperlink>
           </w:p>
@@ -30403,7 +30403,7 @@
               <w:spacing w:after="10" w:before="0"/>
               <w:ind w:left="120"/>
             </w:pPr>
-            <w:hyperlink w:history="1" r:id="rIdy0yhjx1rufz4zuo5wxnuo">
+            <w:hyperlink w:history="1" r:id="rId5vdvliizczj3sn5ilppot">
               <w:r>
                 <w:rPr>
                   <w:rFonts w:ascii="Arial" w:cs="Arial" w:eastAsia="Arial" w:hAnsi="Arial"/>
@@ -30441,14 +30441,14 @@
                 <w:sz w:val="16"/>
                 <w:szCs w:val="16"/>
               </w:rPr>
-              <w:t xml:space="preserve">📖 HTML:</w:t>
+              <w:t xml:space="preserve">📖 EXERCISE:</w:t>
             </w:r>
           </w:p>
           <w:p>
             <w:pPr>
               <w:spacing w:after="20" w:before="0"/>
             </w:pPr>
-            <w:hyperlink w:history="1" r:id="rId7zgwhx2w3cyy2um_6wqud">
+            <w:hyperlink w:history="1" r:id="rIdpvx7-3g1cxmyzrwwxwwh8">
               <w:r>
                 <w:rPr>
                   <w:rFonts w:ascii="Arial" w:cs="Arial" w:eastAsia="Arial" w:hAnsi="Arial"/>
@@ -30457,7 +30457,7 @@
                   <w:szCs w:val="16"/>
                   <w:u w:val="single" w:color="2E75B6"/>
                 </w:rPr>
-                <w:t xml:space="preserve">Polar Forms and Calculus: Surface Area (Flexbook)</w:t>
+                <w:t xml:space="preserve">Apply volume of solids</w:t>
               </w:r>
             </w:hyperlink>
           </w:p>
@@ -30473,7 +30473,7 @@
                 <w:sz w:val="14"/>
                 <w:szCs w:val="14"/>
               </w:rPr>
-              <w:t xml:space="preserve">Source: CK-12</w:t>
+              <w:t xml:space="preserve">Source: Khan Academy (English - US curriculum)</w:t>
             </w:r>
           </w:p>
           <w:p>
@@ -30481,7 +30481,7 @@
               <w:spacing w:after="10" w:before="0"/>
               <w:ind w:left="120"/>
             </w:pPr>
-            <w:hyperlink w:history="1" r:id="rId5vkpcs7yacccemtmyl9a-">
+            <w:hyperlink w:history="1" r:id="rIdlluivuk8bhwma67_aehjz">
               <w:r>
                 <w:rPr>
                   <w:rFonts w:ascii="Arial" w:cs="Arial" w:eastAsia="Arial" w:hAnsi="Arial"/>

--- a/data/outputs/v2/Maths/SS2.4_Surface_Area_and_Volume_of_Solids/Mathematics_Surface_Area_and_Volume_of_Solids_CBE_LessonSequence.docx
+++ b/data/outputs/v2/Maths/SS2.4_Surface_Area_and_Volume_of_Solids/Mathematics_Surface_Area_and_Volume_of_Solids_CBE_LessonSequence.docx
@@ -3539,7 +3539,313 @@
             <w:pPr>
               <w:spacing w:after="20" w:before="0"/>
             </w:pPr>
-            <w:hyperlink w:history="1" r:id="rId0sr3aw5_ul0dk3vhuqqfd">
+            <w:hyperlink w:history="1" r:id="rIdyifz9ov3c__3hxmyouelb">
+              <w:r>
+                <w:rPr>
+                  <w:rFonts w:ascii="Arial" w:cs="Arial" w:eastAsia="Arial" w:hAnsi="Arial"/>
+                  <w:color w:val="2E75B6"/>
+                  <w:sz w:val="16"/>
+                  <w:szCs w:val="16"/>
+                  <w:u w:val="single" w:color="2E75B6"/>
+                </w:rPr>
+                <w:t xml:space="preserve">Surface area using a net: triangular prism</w:t>
+              </w:r>
+            </w:hyperlink>
+          </w:p>
+          <w:p>
+            <w:pPr>
+              <w:spacing w:after="10" w:before="0"/>
+              <w:ind w:left="120"/>
+            </w:pPr>
+            <w:r>
+              <w:rPr>
+                <w:rFonts w:ascii="Arial" w:cs="Arial" w:eastAsia="Arial" w:hAnsi="Arial"/>
+                <w:color w:val="595959"/>
+                <w:sz w:val="14"/>
+                <w:szCs w:val="14"/>
+              </w:rPr>
+              <w:t xml:space="preserve">Source: Khan Academy (English - US curriculum)</w:t>
+            </w:r>
+          </w:p>
+          <w:p>
+            <w:pPr>
+              <w:spacing w:after="10" w:before="0"/>
+              <w:ind w:left="120"/>
+            </w:pPr>
+            <w:hyperlink w:history="1" r:id="rIdwiaqo2tyuttybpkbsp0ho">
+              <w:r>
+                <w:rPr>
+                  <w:rFonts w:ascii="Arial" w:cs="Arial" w:eastAsia="Arial" w:hAnsi="Arial"/>
+                  <w:color w:val="595959"/>
+                  <w:sz w:val="14"/>
+                  <w:szCs w:val="14"/>
+                  <w:u w:val="single" w:color="595959"/>
+                </w:rPr>
+                <w:t xml:space="preserve">🔍 Search ARES for similar videos</w:t>
+              </w:r>
+            </w:hyperlink>
+          </w:p>
+          <w:p>
+            <w:pPr>
+              <w:spacing w:after="40" w:before="0"/>
+            </w:pPr>
+            <w:r>
+              <w:rPr>
+                <w:sz w:val="14"/>
+                <w:szCs w:val="14"/>
+              </w:rPr>
+              <w:t xml:space="preserve"/>
+            </w:r>
+          </w:p>
+          <w:p>
+            <w:pPr>
+              <w:spacing w:after="20" w:before="0"/>
+            </w:pPr>
+            <w:r>
+              <w:rPr>
+                <w:rFonts w:ascii="Arial" w:cs="Arial" w:eastAsia="Arial" w:hAnsi="Arial"/>
+                <w:b/>
+                <w:bCs/>
+                <w:color w:val="1F3864"/>
+                <w:sz w:val="16"/>
+                <w:szCs w:val="16"/>
+              </w:rPr>
+              <w:t xml:space="preserve">📖 EXERCISE:</w:t>
+            </w:r>
+          </w:p>
+          <w:p>
+            <w:pPr>
+              <w:spacing w:after="20" w:before="0"/>
+            </w:pPr>
+            <w:hyperlink w:history="1" r:id="rIdzflecwim9smjbj8i-jhl9">
+              <w:r>
+                <w:rPr>
+                  <w:rFonts w:ascii="Arial" w:cs="Arial" w:eastAsia="Arial" w:hAnsi="Arial"/>
+                  <w:color w:val="2E75B6"/>
+                  <w:sz w:val="16"/>
+                  <w:szCs w:val="16"/>
+                  <w:u w:val="single" w:color="2E75B6"/>
+                </w:rPr>
+                <w:t xml:space="preserve">Apply volume of solids</w:t>
+              </w:r>
+            </w:hyperlink>
+          </w:p>
+          <w:p>
+            <w:pPr>
+              <w:spacing w:after="10" w:before="0"/>
+              <w:ind w:left="120"/>
+            </w:pPr>
+            <w:r>
+              <w:rPr>
+                <w:rFonts w:ascii="Arial" w:cs="Arial" w:eastAsia="Arial" w:hAnsi="Arial"/>
+                <w:color w:val="595959"/>
+                <w:sz w:val="14"/>
+                <w:szCs w:val="14"/>
+              </w:rPr>
+              <w:t xml:space="preserve">Source: Khan Academy (English - US curriculum)</w:t>
+            </w:r>
+          </w:p>
+          <w:p>
+            <w:pPr>
+              <w:spacing w:after="10" w:before="0"/>
+              <w:ind w:left="120"/>
+            </w:pPr>
+            <w:hyperlink w:history="1" r:id="rIdiaurr5rjtxh_bsm3kg9fn">
+              <w:r>
+                <w:rPr>
+                  <w:rFonts w:ascii="Arial" w:cs="Arial" w:eastAsia="Arial" w:hAnsi="Arial"/>
+                  <w:color w:val="595959"/>
+                  <w:sz w:val="14"/>
+                  <w:szCs w:val="14"/>
+                  <w:u w:val="single" w:color="595959"/>
+                </w:rPr>
+                <w:t xml:space="preserve">🔍 Search ARES for similar readings</w:t>
+              </w:r>
+            </w:hyperlink>
+          </w:p>
+        </w:tc>
+        <w:tc>
+          <w:tcPr>
+            <w:tcW w:type="dxa" w:w="3040"/>
+            <w:shd w:fill="FFFFFF" w:color="auto" w:val="clear"/>
+            <w:tcMar>
+              <w:top w:type="dxa" w:w="60"/>
+              <w:left w:type="dxa" w:w="120"/>
+              <w:bottom w:type="dxa" w:w="60"/>
+              <w:right w:type="dxa" w:w="120"/>
+            </w:tcMar>
+            <w:vAlign w:val="top"/>
+          </w:tcPr>
+          <w:p>
+            <w:pPr>
+              <w:spacing w:after="40" w:before="0"/>
+              <w:jc w:val="left"/>
+            </w:pPr>
+            <w:r>
+              <w:rPr>
+                <w:rFonts w:ascii="Arial" w:cs="Arial" w:eastAsia="Arial" w:hAnsi="Arial"/>
+                <w:b w:val="false"/>
+                <w:bCs w:val="false"/>
+                <w:i w:val="false"/>
+                <w:iCs w:val="false"/>
+                <w:color w:val="000000"/>
+                <w:sz w:val="18"/>
+                <w:szCs w:val="18"/>
+              </w:rPr>
+              <w:t xml:space="preserve">Learners are shown a large photograph (or teacher-drawn diagram on the board) of two tanks side by side at a factory in Kisumu: Tank A is a tall cylinder with a hemispherical dome on top; Tank B is a frustum (wide base, narrower top). A label on each reads: 'Capacity: 5,000 litres.' A factory worker speech bubble says: 'Tank B always uses less metal sheet than Tank A — but both hold the same water!' Learners individually write a 3-sentence prediction in their exercise books answering: 'Why do you think Tank B uses less metal sheet than Tank A even though both hold 5,000 litres?' They annotate their prediction with a rough sketch. After 4 minutes of silent individual writing, learners share predictions with a shoulder partner for 2 minutes. Four learners are cold-called to share with the class.</w:t>
+            </w:r>
+          </w:p>
+        </w:tc>
+        <w:tc>
+          <w:tcPr>
+            <w:tcW w:type="dxa" w:w="3040"/>
+            <w:shd w:fill="F2F2F2" w:color="auto" w:val="clear"/>
+            <w:tcMar>
+              <w:top w:type="dxa" w:w="60"/>
+              <w:left w:type="dxa" w:w="120"/>
+              <w:bottom w:type="dxa" w:w="60"/>
+              <w:right w:type="dxa" w:w="120"/>
+            </w:tcMar>
+            <w:vAlign w:val="top"/>
+          </w:tcPr>
+          <w:p>
+            <w:pPr>
+              <w:spacing w:after="40" w:before="0"/>
+              <w:jc w:val="left"/>
+            </w:pPr>
+            <w:r>
+              <w:rPr>
+                <w:rFonts w:ascii="Arial" w:cs="Arial" w:eastAsia="Arial" w:hAnsi="Arial"/>
+                <w:b w:val="false"/>
+                <w:bCs w:val="false"/>
+                <w:i w:val="false"/>
+                <w:iCs w:val="false"/>
+                <w:color w:val="000000"/>
+                <w:sz w:val="18"/>
+                <w:szCs w:val="18"/>
+              </w:rPr>
+              <w:t xml:space="preserve">Display the tank diagram/photograph prominently. Read the scenario aloud dramatically: 'Imagine you work at this factory in Kisumu. Your manager tells you — Tank B always needs less metal. But they hold exactly the same water. Why?' Allow 10–15 seconds of WAIT TIME after posing the question before learners begin writing. Circulate and read 3–4 predictions silently to identify a range of ideas (surface-area reasoning, shape reasoning, misconceptions about volume). Cold-call 4 learners using name cards: choose one who mentions 'shape', one who mentions 'size', one who mentions 'volume', and one with a misconception. Record each prediction verbatim on the board under the heading 'OUR PREDICTIONS — Lesson 1.' Say: 'We are NOT confirming or correcting these yet. We will return to them at the end of today and at the end of the unit.'</w:t>
+            </w:r>
+          </w:p>
+        </w:tc>
+        <w:tc>
+          <w:tcPr>
+            <w:tcW w:type="dxa" w:w="3040"/>
+            <w:shd w:fill="FFFFFF" w:color="auto" w:val="clear"/>
+            <w:tcMar>
+              <w:top w:type="dxa" w:w="60"/>
+              <w:left w:type="dxa" w:w="120"/>
+              <w:bottom w:type="dxa" w:w="60"/>
+              <w:right w:type="dxa" w:w="120"/>
+            </w:tcMar>
+            <w:vAlign w:val="top"/>
+          </w:tcPr>
+          <w:p>
+            <w:pPr>
+              <w:spacing w:after="40" w:before="0"/>
+              <w:jc w:val="left"/>
+            </w:pPr>
+            <w:r>
+              <w:rPr>
+                <w:rFonts w:ascii="Arial" w:cs="Arial" w:eastAsia="Arial" w:hAnsi="Arial"/>
+                <w:b w:val="false"/>
+                <w:bCs w:val="false"/>
+                <w:i w:val="false"/>
+                <w:iCs w:val="false"/>
+                <w:color w:val="000000"/>
+                <w:sz w:val="18"/>
+                <w:szCs w:val="18"/>
+              </w:rPr>
+              <w:t xml:space="preserve">Predict-before-instruction (Eliciting Prior Knowledge): By committing predictions to paper before any instruction, learners activate prior knowledge about shape and material, create a cognitive anchor for new content, and generate personal investment in resolving the puzzle. Recording predictions publicly on the board creates accountability and a reference point for revision throughout the unit.</w:t>
+            </w:r>
+          </w:p>
+        </w:tc>
+        <w:tc>
+          <w:tcPr>
+            <w:tcW w:type="dxa" w:w="3040"/>
+            <w:shd w:fill="F2F2F2" w:color="auto" w:val="clear"/>
+            <w:tcMar>
+              <w:top w:type="dxa" w:w="60"/>
+              <w:left w:type="dxa" w:w="120"/>
+              <w:bottom w:type="dxa" w:w="60"/>
+              <w:right w:type="dxa" w:w="120"/>
+            </w:tcMar>
+            <w:vAlign w:val="top"/>
+          </w:tcPr>
+          <w:p>
+            <w:pPr>
+              <w:spacing w:after="40" w:before="0"/>
+              <w:jc w:val="left"/>
+            </w:pPr>
+            <w:r>
+              <w:rPr>
+                <w:rFonts w:ascii="Arial" w:cs="Arial" w:eastAsia="Arial" w:hAnsi="Arial"/>
+                <w:b w:val="false"/>
+                <w:bCs w:val="false"/>
+                <w:i w:val="false"/>
+                <w:iCs w:val="false"/>
+                <w:color w:val="000000"/>
+                <w:sz w:val="18"/>
+                <w:szCs w:val="18"/>
+              </w:rPr>
+              <w:t xml:space="preserve">Observable indicator: Every learner has written at least 3 sentences and a sketch in their book within 4 minutes. Teacher scans books during circulation — look for whether learners distinguish between 'how much water a tank holds' (volume) and 'how much metal is used' (surface area). Flag learners who conflate the two concepts — these learners need targeted scaffolding in the Explain phase. Cold-call responses reveal the range of prior conceptions to inform pacing.</w:t>
+            </w:r>
+          </w:p>
+        </w:tc>
+      </w:tr>
+      <w:tr>
+        <w:tc>
+          <w:tcPr>
+            <w:tcW w:type="dxa" w:w="1520"/>
+            <w:shd w:fill="D9EEF1" w:color="auto" w:val="clear"/>
+            <w:tcMar>
+              <w:top w:type="dxa" w:w="60"/>
+              <w:left w:type="dxa" w:w="120"/>
+              <w:bottom w:type="dxa" w:w="60"/>
+              <w:right w:type="dxa" w:w="120"/>
+            </w:tcMar>
+            <w:vAlign w:val="top"/>
+          </w:tcPr>
+          <w:p>
+            <w:pPr>
+              <w:spacing w:after="40" w:before="0"/>
+              <w:jc w:val="left"/>
+            </w:pPr>
+            <w:r>
+              <w:rPr>
+                <w:rFonts w:ascii="Arial" w:cs="Arial" w:eastAsia="Arial" w:hAnsi="Arial"/>
+                <w:b/>
+                <w:bCs/>
+                <w:i w:val="false"/>
+                <w:iCs w:val="false"/>
+                <w:color w:val="000000"/>
+                <w:sz w:val="18"/>
+                <w:szCs w:val="18"/>
+              </w:rPr>
+              <w:t xml:space="preserve">Observe Phase</w:t>
+            </w:r>
+          </w:p>
+          <w:p>
+            <w:pPr>
+              <w:spacing w:after="20" w:before="0"/>
+            </w:pPr>
+            <w:r>
+              <w:rPr>
+                <w:rFonts w:ascii="Arial" w:cs="Arial" w:eastAsia="Arial" w:hAnsi="Arial"/>
+                <w:b/>
+                <w:bCs/>
+                <w:color w:val="1F3864"/>
+                <w:sz w:val="16"/>
+                <w:szCs w:val="16"/>
+              </w:rPr>
+              <w:t xml:space="preserve">📹 VIDEO:</w:t>
+            </w:r>
+          </w:p>
+          <w:p>
+            <w:pPr>
+              <w:spacing w:after="20" w:before="0"/>
+            </w:pPr>
+            <w:hyperlink w:history="1" r:id="rId8a_ww1f4hbaoevyeplfem">
               <w:r>
                 <w:rPr>
                   <w:rFonts w:ascii="Arial" w:cs="Arial" w:eastAsia="Arial" w:hAnsi="Arial"/>
@@ -3572,7 +3878,7 @@
               <w:spacing w:after="10" w:before="0"/>
               <w:ind w:left="120"/>
             </w:pPr>
-            <w:hyperlink w:history="1" r:id="rIdlp-sktmtrkpps0vtu3v0r">
+            <w:hyperlink w:history="1" r:id="rIddx3frtevuumcsg8sfcege">
               <w:r>
                 <w:rPr>
                   <w:rFonts w:ascii="Arial" w:cs="Arial" w:eastAsia="Arial" w:hAnsi="Arial"/>
@@ -3610,14 +3916,14 @@
                 <w:sz w:val="16"/>
                 <w:szCs w:val="16"/>
               </w:rPr>
-              <w:t xml:space="preserve">📖 EXERCISE:</w:t>
+              <w:t xml:space="preserve">📖 HTML:</w:t>
             </w:r>
           </w:p>
           <w:p>
             <w:pPr>
               <w:spacing w:after="20" w:before="0"/>
             </w:pPr>
-            <w:hyperlink w:history="1" r:id="rId0kjz1u9phb0snt7xdeprc">
+            <w:hyperlink w:history="1" r:id="rIdbtyzhewztgpbmuenjwjbx">
               <w:r>
                 <w:rPr>
                   <w:rFonts w:ascii="Arial" w:cs="Arial" w:eastAsia="Arial" w:hAnsi="Arial"/>
@@ -3626,7 +3932,7 @@
                   <w:szCs w:val="16"/>
                   <w:u w:val="single" w:color="2E75B6"/>
                 </w:rPr>
-                <w:t xml:space="preserve">Apply volume of solids</w:t>
+                <w:t xml:space="preserve">Surface Area of Triangular Prisms (Flexbook)</w:t>
               </w:r>
             </w:hyperlink>
           </w:p>
@@ -3642,7 +3948,7 @@
                 <w:sz w:val="14"/>
                 <w:szCs w:val="14"/>
               </w:rPr>
-              <w:t xml:space="preserve">Source: Khan Academy (English - US curriculum)</w:t>
+              <w:t xml:space="preserve">Source: CK-12</w:t>
             </w:r>
           </w:p>
           <w:p>
@@ -3650,7 +3956,7 @@
               <w:spacing w:after="10" w:before="0"/>
               <w:ind w:left="120"/>
             </w:pPr>
-            <w:hyperlink w:history="1" r:id="rIdge-tiaqsagvp2iqygpezl">
+            <w:hyperlink w:history="1" r:id="rIda0jw_xx8s3fklhwpwu-m-">
               <w:r>
                 <w:rPr>
                   <w:rFonts w:ascii="Arial" w:cs="Arial" w:eastAsia="Arial" w:hAnsi="Arial"/>
@@ -3692,7 +3998,7 @@
                 <w:sz w:val="18"/>
                 <w:szCs w:val="18"/>
               </w:rPr>
-              <w:t xml:space="preserve">Learners are shown a large photograph (or teacher-drawn diagram on the board) of two tanks side by side at a factory in Kisumu: Tank A is a tall cylinder with a hemispherical dome on top; Tank B is a frustum (wide base, narrower top). A label on each reads: 'Capacity: 5,000 litres.' A factory worker speech bubble says: 'Tank B always uses less metal sheet than Tank A — but both hold the same water!' Learners individually write a 3-sentence prediction in their exercise books answering: 'Why do you think Tank B uses less metal sheet than Tank A even though both hold 5,000 litres?' They annotate their prediction with a rough sketch. After 4 minutes of silent individual writing, learners share predictions with a shoulder partner for 2 minutes. Four learners are cold-called to share with the class.</w:t>
+              <w:t xml:space="preserve">Learners work in groups of 4. Each group receives a pre-printed net cut-out kit containing: (a) a net of a rectangular prism (cuboid) labelled with dimensions representing a simple rectangular metal water trough — length 80 cm, width 40 cm, height 40 cm; (b) a net of a triangular prism representing a triangular roof support beam used in tank assembly — triangular face base 30 cm, height 20 cm, length 60 cm; (c) a net of a square-based pyramid representing a decorative roof cap — base 40 cm × 40 cm, slant height 35 cm. Each group also has a plain A3 sheet, ruler, and scissors. Task 1 (10 min): Learners fold each net into its 3D solid and observe: 'What faces does each solid have? How many? What shape are they?' They complete an observation table in their books: Solid | Number of faces | Shapes of faces | Sketch of net. Task 2 (8 min): Learners unfold each solid back to its net and, WITHOUT any formula, physically count and measure the area of each face by subdividing into known shapes (rectangles, triangles), then sum all face areas to estimate total surface area. They record their totals.</w:t>
             </w:r>
           </w:p>
         </w:tc>
@@ -3724,7 +4030,7 @@
                 <w:sz w:val="18"/>
                 <w:szCs w:val="18"/>
               </w:rPr>
-              <w:t xml:space="preserve">Display the tank diagram/photograph prominently. Read the scenario aloud dramatically: 'Imagine you work at this factory in Kisumu. Your manager tells you — Tank B always needs less metal. But they hold exactly the same water. Why?' Allow 10–15 seconds of WAIT TIME after posing the question before learners begin writing. Circulate and read 3–4 predictions silently to identify a range of ideas (surface-area reasoning, shape reasoning, misconceptions about volume). Cold-call 4 learners using name cards: choose one who mentions 'shape', one who mentions 'size', one who mentions 'volume', and one with a misconception. Record each prediction verbatim on the board under the heading 'OUR PREDICTIONS — Lesson 1.' Say: 'We are NOT confirming or correcting these yet. We will return to them at the end of today and at the end of the unit.'</w:t>
+              <w:t xml:space="preserve">Distribute net kits to groups before the phase begins to save time. Give clear verbal instructions: 'Step 1 — fold each net. Step 2 — observe the faces. Step 3 — unfold and calculate total area face by face. Do NOT use a formula yet — use only what you know about rectangles and triangles.' Set a visible timer on the board for each task. Circulate actively every 90 seconds. Ask probing questions to groups: 'How many rectangular faces does your prism have?', 'Are any faces identical? How does that help you?', 'If this net were a real sheet of metal at the Kisumu factory, what would cutting along these lines mean?' After Task 2, ask one group to present their rectangular prism working on the board. Allow 10–15 seconds of WAIT TIME before cold-calling if no group volunteers. Cold-call 2 groups to compare totals — prompt: 'Did both groups get the same answer? If not, what might have caused the difference?'</w:t>
             </w:r>
           </w:p>
         </w:tc>
@@ -3756,7 +4062,7 @@
                 <w:sz w:val="18"/>
                 <w:szCs w:val="18"/>
               </w:rPr>
-              <w:t xml:space="preserve">Predict-before-instruction (Eliciting Prior Knowledge): By committing predictions to paper before any instruction, learners activate prior knowledge about shape and material, create a cognitive anchor for new content, and generate personal investment in resolving the puzzle. Recording predictions publicly on the board creates accountability and a reference point for revision throughout the unit.</w:t>
+              <w:t xml:space="preserve">Net Construction and Face Inventory (Concrete-to-Abstract Bridge): Physically folding and unfolding nets connects the abstract idea of 'total surface area' to the tangible factory action of cutting and folding metal sheets. Summing face areas before seeing a formula builds procedural understanding from first principles, ensuring the formula is later recognised as a shortcut rather than a mystery rule.</w:t>
             </w:r>
           </w:p>
         </w:tc>
@@ -3788,7 +4094,7 @@
                 <w:sz w:val="18"/>
                 <w:szCs w:val="18"/>
               </w:rPr>
-              <w:t xml:space="preserve">Observable indicator: Every learner has written at least 3 sentences and a sketch in their book within 4 minutes. Teacher scans books during circulation — look for whether learners distinguish between 'how much water a tank holds' (volume) and 'how much metal is used' (surface area). Flag learners who conflate the two concepts — these learners need targeted scaffolding in the Explain phase. Cold-call responses reveal the range of prior conceptions to inform pacing.</w:t>
+              <w:t xml:space="preserve">Observable indicators: (1) Each group's observation table is complete with correct face counts (cuboid = 6, triangular prism = 5, square pyramid = 5). (2) Group surface area totals for the rectangular prism are within 5% of the correct value: 2(80×40 + 80×40 + 40×40) = 2(3200+3200+1600) = 16,000 cm². (3) Teacher checks that learners are summing ALL faces (a common error is omitting the base). Prompt any group missing the base: 'In the factory, does the bottom of the tank need metal sheet too?'</w:t>
             </w:r>
           </w:p>
         </w:tc>
@@ -3797,32 +4103,32 @@
         <w:tc>
           <w:tcPr>
             <w:tcW w:type="dxa" w:w="1520"/>
-            <w:shd w:fill="D9EEF1" w:color="auto" w:val="clear"/>
-            <w:tcMar>
-              <w:top w:type="dxa" w:w="60"/>
-              <w:left w:type="dxa" w:w="120"/>
-              <w:bottom w:type="dxa" w:w="60"/>
-              <w:right w:type="dxa" w:w="120"/>
-            </w:tcMar>
-            <w:vAlign w:val="top"/>
-          </w:tcPr>
-          <w:p>
-            <w:pPr>
-              <w:spacing w:after="40" w:before="0"/>
-              <w:jc w:val="left"/>
-            </w:pPr>
-            <w:r>
-              <w:rPr>
-                <w:rFonts w:ascii="Arial" w:cs="Arial" w:eastAsia="Arial" w:hAnsi="Arial"/>
-                <w:b/>
-                <w:bCs/>
-                <w:i w:val="false"/>
-                <w:iCs w:val="false"/>
-                <w:color w:val="000000"/>
-                <w:sz w:val="18"/>
-                <w:szCs w:val="18"/>
-              </w:rPr>
-              <w:t xml:space="preserve">Observe Phase</w:t>
+            <w:shd w:fill="E2EFDA" w:color="auto" w:val="clear"/>
+            <w:tcMar>
+              <w:top w:type="dxa" w:w="60"/>
+              <w:left w:type="dxa" w:w="120"/>
+              <w:bottom w:type="dxa" w:w="60"/>
+              <w:right w:type="dxa" w:w="120"/>
+            </w:tcMar>
+            <w:vAlign w:val="top"/>
+          </w:tcPr>
+          <w:p>
+            <w:pPr>
+              <w:spacing w:after="40" w:before="0"/>
+              <w:jc w:val="left"/>
+            </w:pPr>
+            <w:r>
+              <w:rPr>
+                <w:rFonts w:ascii="Arial" w:cs="Arial" w:eastAsia="Arial" w:hAnsi="Arial"/>
+                <w:b/>
+                <w:bCs/>
+                <w:i w:val="false"/>
+                <w:iCs w:val="false"/>
+                <w:color w:val="000000"/>
+                <w:sz w:val="18"/>
+                <w:szCs w:val="18"/>
+              </w:rPr>
+              <w:t xml:space="preserve">Explain Phase</w:t>
             </w:r>
           </w:p>
           <w:p>
@@ -3845,7 +4151,7 @@
             <w:pPr>
               <w:spacing w:after="20" w:before="0"/>
             </w:pPr>
-            <w:hyperlink w:history="1" r:id="rIdmbeqmvuldnlbm5efnbf5b">
+            <w:hyperlink w:history="1" r:id="rId88vfgj3-qfjmfertzlzgp">
               <w:r>
                 <w:rPr>
                   <w:rFonts w:ascii="Arial" w:cs="Arial" w:eastAsia="Arial" w:hAnsi="Arial"/>
@@ -3878,7 +4184,7 @@
               <w:spacing w:after="10" w:before="0"/>
               <w:ind w:left="120"/>
             </w:pPr>
-            <w:hyperlink w:history="1" r:id="rIdavimx7vyfta3hfwjicqog">
+            <w:hyperlink w:history="1" r:id="rIdcblgg9w_ugabkgeabtpi1">
               <w:r>
                 <w:rPr>
                   <w:rFonts w:ascii="Arial" w:cs="Arial" w:eastAsia="Arial" w:hAnsi="Arial"/>
@@ -3916,6 +4222,618 @@
                 <w:sz w:val="16"/>
                 <w:szCs w:val="16"/>
               </w:rPr>
+              <w:t xml:space="preserve">📖 EXERCISE:</w:t>
+            </w:r>
+          </w:p>
+          <w:p>
+            <w:pPr>
+              <w:spacing w:after="20" w:before="0"/>
+            </w:pPr>
+            <w:hyperlink w:history="1" r:id="rIdj8o8c46samnte5nubim3a">
+              <w:r>
+                <w:rPr>
+                  <w:rFonts w:ascii="Arial" w:cs="Arial" w:eastAsia="Arial" w:hAnsi="Arial"/>
+                  <w:color w:val="2E75B6"/>
+                  <w:sz w:val="16"/>
+                  <w:szCs w:val="16"/>
+                  <w:u w:val="single" w:color="2E75B6"/>
+                </w:rPr>
+                <w:t xml:space="preserve">Surface Area of Triangular Prisms Practice</w:t>
+              </w:r>
+            </w:hyperlink>
+          </w:p>
+          <w:p>
+            <w:pPr>
+              <w:spacing w:after="10" w:before="0"/>
+              <w:ind w:left="120"/>
+            </w:pPr>
+            <w:r>
+              <w:rPr>
+                <w:rFonts w:ascii="Arial" w:cs="Arial" w:eastAsia="Arial" w:hAnsi="Arial"/>
+                <w:color w:val="595959"/>
+                <w:sz w:val="14"/>
+                <w:szCs w:val="14"/>
+              </w:rPr>
+              <w:t xml:space="preserve">Source: CK-12</w:t>
+            </w:r>
+          </w:p>
+          <w:p>
+            <w:pPr>
+              <w:spacing w:after="10" w:before="0"/>
+              <w:ind w:left="120"/>
+            </w:pPr>
+            <w:hyperlink w:history="1" r:id="rId9evbvhfoi9nprqgvxwxyl">
+              <w:r>
+                <w:rPr>
+                  <w:rFonts w:ascii="Arial" w:cs="Arial" w:eastAsia="Arial" w:hAnsi="Arial"/>
+                  <w:color w:val="595959"/>
+                  <w:sz w:val="14"/>
+                  <w:szCs w:val="14"/>
+                  <w:u w:val="single" w:color="595959"/>
+                </w:rPr>
+                <w:t xml:space="preserve">🔍 Search ARES for similar readings</w:t>
+              </w:r>
+            </w:hyperlink>
+          </w:p>
+        </w:tc>
+        <w:tc>
+          <w:tcPr>
+            <w:tcW w:type="dxa" w:w="3040"/>
+            <w:shd w:fill="FFFFFF" w:color="auto" w:val="clear"/>
+            <w:tcMar>
+              <w:top w:type="dxa" w:w="60"/>
+              <w:left w:type="dxa" w:w="120"/>
+              <w:bottom w:type="dxa" w:w="60"/>
+              <w:right w:type="dxa" w:w="120"/>
+            </w:tcMar>
+            <w:vAlign w:val="top"/>
+          </w:tcPr>
+          <w:p>
+            <w:pPr>
+              <w:spacing w:after="40" w:before="0"/>
+              <w:jc w:val="left"/>
+            </w:pPr>
+            <w:r>
+              <w:rPr>
+                <w:rFonts w:ascii="Arial" w:cs="Arial" w:eastAsia="Arial" w:hAnsi="Arial"/>
+                <w:b w:val="false"/>
+                <w:bCs w:val="false"/>
+                <w:i w:val="false"/>
+                <w:iCs w:val="false"/>
+                <w:color w:val="000000"/>
+                <w:sz w:val="18"/>
+                <w:szCs w:val="18"/>
+              </w:rPr>
+              <w:t xml:space="preserve">The class reconvenes. The teacher guides learners to generalise their face-counting into formal surface area formulae through structured questioning, using the factory context throughout. Part A — Rectangular Prism (Cuboid): Learners are guided to express: SA = 2(lw + lh + wh). They apply this to find the metal needed to make an open-topped rectangular water storage trough at the Kisumu factory (open top means subtract one lw face). Part B — Triangular Prism: Learners derive SA = 2(½ × b × h) + (perimeter of triangle × length) = bh + (a + b + c)l, connecting each term to a named face of the net. Part C — Square-Based Pyramid: Learners derive SA = l² + 4 × (½ × l × s) = l² + 2ls, where l = base side, s = slant height. They apply this to find the metal needed for a decorative pyramid roof cap (base side 40 cm, slant height 35 cm). Learners then revisit their Predict Phase predictions and individually annotate: 'I now know that surface area means… My original prediction was… I would now change/keep it because…'</w:t>
+            </w:r>
+          </w:p>
+        </w:tc>
+        <w:tc>
+          <w:tcPr>
+            <w:tcW w:type="dxa" w:w="3040"/>
+            <w:shd w:fill="F2F2F2" w:color="auto" w:val="clear"/>
+            <w:tcMar>
+              <w:top w:type="dxa" w:w="60"/>
+              <w:left w:type="dxa" w:w="120"/>
+              <w:bottom w:type="dxa" w:w="60"/>
+              <w:right w:type="dxa" w:w="120"/>
+            </w:tcMar>
+            <w:vAlign w:val="top"/>
+          </w:tcPr>
+          <w:p>
+            <w:pPr>
+              <w:spacing w:after="40" w:before="0"/>
+              <w:jc w:val="left"/>
+            </w:pPr>
+            <w:r>
+              <w:rPr>
+                <w:rFonts w:ascii="Arial" w:cs="Arial" w:eastAsia="Arial" w:hAnsi="Arial"/>
+                <w:b w:val="false"/>
+                <w:bCs w:val="false"/>
+                <w:i w:val="false"/>
+                <w:iCs w:val="false"/>
+                <w:color w:val="000000"/>
+                <w:sz w:val="18"/>
+                <w:szCs w:val="18"/>
+              </w:rPr>
+              <w:t xml:space="preserve">Use the board to build each formula incrementally — write each face's area expression, then combine. Use colour-coding: rectangular faces in blue, triangular faces in red, square base in green. Ask at each step: 'Which face of the net does this term represent? Point to it on your unfolded net.' Allow 10–15 seconds WAIT TIME. Cold-call 3 learners per formula derivation. Explicitly connect each formula to the factory context: 'If you are a metal sheet cutter at the Kisumu factory, this term — 2lw — tells you what?' After the pyramid formula, pose: 'The factory makes 200 pyramid roof caps per week. Each one needs how many square centimetres of metal sheet? How many square metres is that?' (Answer: 200 × (40² + 2×40×35) = 200 × (1600+2800) = 200 × 4400 = 880,000 cm² = 88 m².) Give 3 minutes for individual working, then cold-call 2 learners to present. For the prediction-annotation task, give 3 minutes silent individual writing. Say: 'Write in your own words — no group discussion yet.'</w:t>
+            </w:r>
+          </w:p>
+        </w:tc>
+        <w:tc>
+          <w:tcPr>
+            <w:tcW w:type="dxa" w:w="3040"/>
+            <w:shd w:fill="FFFFFF" w:color="auto" w:val="clear"/>
+            <w:tcMar>
+              <w:top w:type="dxa" w:w="60"/>
+              <w:left w:type="dxa" w:w="120"/>
+              <w:bottom w:type="dxa" w:w="60"/>
+              <w:right w:type="dxa" w:w="120"/>
+            </w:tcMar>
+            <w:vAlign w:val="top"/>
+          </w:tcPr>
+          <w:p>
+            <w:pPr>
+              <w:spacing w:after="40" w:before="0"/>
+              <w:jc w:val="left"/>
+            </w:pPr>
+            <w:r>
+              <w:rPr>
+                <w:rFonts w:ascii="Arial" w:cs="Arial" w:eastAsia="Arial" w:hAnsi="Arial"/>
+                <w:b w:val="false"/>
+                <w:bCs w:val="false"/>
+                <w:i w:val="false"/>
+                <w:iCs w:val="false"/>
+                <w:color w:val="000000"/>
+                <w:sz w:val="18"/>
+                <w:szCs w:val="18"/>
+              </w:rPr>
+              <w:t xml:space="preserve">Incremental Formula Derivation with Contextual Anchoring: Each algebraic term in the formula is traced back to a physical face of the factory metal sheet. This prevents rote memorisation and builds transferable understanding. The prediction-annotation task (I used to think… now I think…) makes conceptual change visible and metacognitive, reinforcing that science and mathematics learning is a process of refining ideas with evidence.</w:t>
+            </w:r>
+          </w:p>
+        </w:tc>
+        <w:tc>
+          <w:tcPr>
+            <w:tcW w:type="dxa" w:w="3040"/>
+            <w:shd w:fill="F2F2F2" w:color="auto" w:val="clear"/>
+            <w:tcMar>
+              <w:top w:type="dxa" w:w="60"/>
+              <w:left w:type="dxa" w:w="120"/>
+              <w:bottom w:type="dxa" w:w="60"/>
+              <w:right w:type="dxa" w:w="120"/>
+            </w:tcMar>
+            <w:vAlign w:val="top"/>
+          </w:tcPr>
+          <w:p>
+            <w:pPr>
+              <w:spacing w:after="40" w:before="0"/>
+              <w:jc w:val="left"/>
+            </w:pPr>
+            <w:r>
+              <w:rPr>
+                <w:rFonts w:ascii="Arial" w:cs="Arial" w:eastAsia="Arial" w:hAnsi="Arial"/>
+                <w:b w:val="false"/>
+                <w:bCs w:val="false"/>
+                <w:i w:val="false"/>
+                <w:iCs w:val="false"/>
+                <w:color w:val="000000"/>
+                <w:sz w:val="18"/>
+                <w:szCs w:val="18"/>
+              </w:rPr>
+              <w:t xml:space="preserve">Observable indicators: (1) Learners can correctly identify which term in each formula corresponds to which face — check by asking 3 cold-called learners to point to the net face as they name the term. (2) The pyramid roof cap problem is solved correctly by at least 80% of learners working individually (teacher circulates and checks books). (3) Prediction annotations show movement from vague 'shape-based' reasoning toward precise 'surface area formula' reasoning. Flag learners whose annotations still conflate surface area and volume — provide a direct prompt: 'Surface area is about the outside skin. Volume is about what fits inside. Are they the same?'</w:t>
+            </w:r>
+          </w:p>
+        </w:tc>
+      </w:tr>
+      <w:tr>
+        <w:tc>
+          <w:tcPr>
+            <w:tcW w:type="dxa" w:w="1520"/>
+            <w:shd w:fill="FCE4D6" w:color="auto" w:val="clear"/>
+            <w:tcMar>
+              <w:top w:type="dxa" w:w="60"/>
+              <w:left w:type="dxa" w:w="120"/>
+              <w:bottom w:type="dxa" w:w="60"/>
+              <w:right w:type="dxa" w:w="120"/>
+            </w:tcMar>
+            <w:vAlign w:val="top"/>
+          </w:tcPr>
+          <w:p>
+            <w:pPr>
+              <w:spacing w:after="40" w:before="0"/>
+              <w:jc w:val="left"/>
+            </w:pPr>
+            <w:r>
+              <w:rPr>
+                <w:rFonts w:ascii="Arial" w:cs="Arial" w:eastAsia="Arial" w:hAnsi="Arial"/>
+                <w:b/>
+                <w:bCs/>
+                <w:i w:val="false"/>
+                <w:iCs w:val="false"/>
+                <w:color w:val="000000"/>
+                <w:sz w:val="18"/>
+                <w:szCs w:val="18"/>
+              </w:rPr>
+              <w:t xml:space="preserve">Driving Question Board (DQB) Creation</w:t>
+            </w:r>
+          </w:p>
+          <w:p>
+            <w:pPr>
+              <w:spacing w:after="20" w:before="0"/>
+            </w:pPr>
+            <w:r>
+              <w:rPr>
+                <w:rFonts w:ascii="Arial" w:cs="Arial" w:eastAsia="Arial" w:hAnsi="Arial"/>
+                <w:b/>
+                <w:bCs/>
+                <w:color w:val="1F3864"/>
+                <w:sz w:val="16"/>
+                <w:szCs w:val="16"/>
+              </w:rPr>
+              <w:t xml:space="preserve">📹 VIDEO:</w:t>
+            </w:r>
+          </w:p>
+          <w:p>
+            <w:pPr>
+              <w:spacing w:after="20" w:before="0"/>
+            </w:pPr>
+            <w:hyperlink w:history="1" r:id="rIdozibfgayjrwjlupnanhdr">
+              <w:r>
+                <w:rPr>
+                  <w:rFonts w:ascii="Arial" w:cs="Arial" w:eastAsia="Arial" w:hAnsi="Arial"/>
+                  <w:color w:val="2E75B6"/>
+                  <w:sz w:val="16"/>
+                  <w:szCs w:val="16"/>
+                  <w:u w:val="single" w:color="2E75B6"/>
+                </w:rPr>
+                <w:t xml:space="preserve">Surface area of a box (cuboid)</w:t>
+              </w:r>
+            </w:hyperlink>
+          </w:p>
+          <w:p>
+            <w:pPr>
+              <w:spacing w:after="10" w:before="0"/>
+              <w:ind w:left="120"/>
+            </w:pPr>
+            <w:r>
+              <w:rPr>
+                <w:rFonts w:ascii="Arial" w:cs="Arial" w:eastAsia="Arial" w:hAnsi="Arial"/>
+                <w:color w:val="595959"/>
+                <w:sz w:val="14"/>
+                <w:szCs w:val="14"/>
+              </w:rPr>
+              <w:t xml:space="preserve">Source: Khan Academy (English - US curriculum)</w:t>
+            </w:r>
+          </w:p>
+          <w:p>
+            <w:pPr>
+              <w:spacing w:after="10" w:before="0"/>
+              <w:ind w:left="120"/>
+            </w:pPr>
+            <w:hyperlink w:history="1" r:id="rIdvwxsim-yhn4ltpk4mkhrl">
+              <w:r>
+                <w:rPr>
+                  <w:rFonts w:ascii="Arial" w:cs="Arial" w:eastAsia="Arial" w:hAnsi="Arial"/>
+                  <w:color w:val="595959"/>
+                  <w:sz w:val="14"/>
+                  <w:szCs w:val="14"/>
+                  <w:u w:val="single" w:color="595959"/>
+                </w:rPr>
+                <w:t xml:space="preserve">🔍 Search ARES for similar videos</w:t>
+              </w:r>
+            </w:hyperlink>
+          </w:p>
+          <w:p>
+            <w:pPr>
+              <w:spacing w:after="40" w:before="0"/>
+            </w:pPr>
+            <w:r>
+              <w:rPr>
+                <w:sz w:val="14"/>
+                <w:szCs w:val="14"/>
+              </w:rPr>
+              <w:t xml:space="preserve"/>
+            </w:r>
+          </w:p>
+          <w:p>
+            <w:pPr>
+              <w:spacing w:after="20" w:before="0"/>
+            </w:pPr>
+            <w:r>
+              <w:rPr>
+                <w:rFonts w:ascii="Arial" w:cs="Arial" w:eastAsia="Arial" w:hAnsi="Arial"/>
+                <w:b/>
+                <w:bCs/>
+                <w:color w:val="1F3864"/>
+                <w:sz w:val="16"/>
+                <w:szCs w:val="16"/>
+              </w:rPr>
+              <w:t xml:space="preserve">📖 EXERCISE:</w:t>
+            </w:r>
+          </w:p>
+          <w:p>
+            <w:pPr>
+              <w:spacing w:after="20" w:before="0"/>
+            </w:pPr>
+            <w:hyperlink w:history="1" r:id="rIdt8y_5g0wyr1rjup_wwsyq">
+              <w:r>
+                <w:rPr>
+                  <w:rFonts w:ascii="Arial" w:cs="Arial" w:eastAsia="Arial" w:hAnsi="Arial"/>
+                  <w:color w:val="2E75B6"/>
+                  <w:sz w:val="16"/>
+                  <w:szCs w:val="16"/>
+                  <w:u w:val="single" w:color="2E75B6"/>
+                </w:rPr>
+                <w:t xml:space="preserve">Surface area word problems</w:t>
+              </w:r>
+            </w:hyperlink>
+          </w:p>
+          <w:p>
+            <w:pPr>
+              <w:spacing w:after="10" w:before="0"/>
+              <w:ind w:left="120"/>
+            </w:pPr>
+            <w:r>
+              <w:rPr>
+                <w:rFonts w:ascii="Arial" w:cs="Arial" w:eastAsia="Arial" w:hAnsi="Arial"/>
+                <w:color w:val="595959"/>
+                <w:sz w:val="14"/>
+                <w:szCs w:val="14"/>
+              </w:rPr>
+              <w:t xml:space="preserve">Source: Khan Academy (English - US curriculum)</w:t>
+            </w:r>
+          </w:p>
+          <w:p>
+            <w:pPr>
+              <w:spacing w:after="10" w:before="0"/>
+              <w:ind w:left="120"/>
+            </w:pPr>
+            <w:hyperlink w:history="1" r:id="rId5zinoja5vrt237dppgxj0">
+              <w:r>
+                <w:rPr>
+                  <w:rFonts w:ascii="Arial" w:cs="Arial" w:eastAsia="Arial" w:hAnsi="Arial"/>
+                  <w:color w:val="595959"/>
+                  <w:sz w:val="14"/>
+                  <w:szCs w:val="14"/>
+                  <w:u w:val="single" w:color="595959"/>
+                </w:rPr>
+                <w:t xml:space="preserve">🔍 Search ARES for similar readings</w:t>
+              </w:r>
+            </w:hyperlink>
+          </w:p>
+        </w:tc>
+        <w:tc>
+          <w:tcPr>
+            <w:tcW w:type="dxa" w:w="3040"/>
+            <w:shd w:fill="FFFFFF" w:color="auto" w:val="clear"/>
+            <w:tcMar>
+              <w:top w:type="dxa" w:w="60"/>
+              <w:left w:type="dxa" w:w="120"/>
+              <w:bottom w:type="dxa" w:w="60"/>
+              <w:right w:type="dxa" w:w="120"/>
+            </w:tcMar>
+            <w:vAlign w:val="top"/>
+          </w:tcPr>
+          <w:p>
+            <w:pPr>
+              <w:spacing w:after="40" w:before="0"/>
+              <w:jc w:val="left"/>
+            </w:pPr>
+            <w:r>
+              <w:rPr>
+                <w:rFonts w:ascii="Arial" w:cs="Arial" w:eastAsia="Arial" w:hAnsi="Arial"/>
+                <w:b w:val="false"/>
+                <w:bCs w:val="false"/>
+                <w:i w:val="false"/>
+                <w:iCs w:val="false"/>
+                <w:color w:val="000000"/>
+                <w:sz w:val="18"/>
+                <w:szCs w:val="18"/>
+              </w:rPr>
+              <w:t xml:space="preserve">Each learner receives two sticky notes (or writes in a designated DQB section of their book if physical sticky notes are unavailable). On sticky note 1 (WHAT WE KNOW — green): learners write one thing they are now confident about from today's lesson connected to the main driving question. On sticky note 2 (WHAT WE STILL WONDER — yellow): learners write one question that today's lesson raised or left unanswered about the Kisumu tank phenomenon. Learners post their notes on the class Driving Question Board (a section of the classroom wall or a large sheet of manila paper headed: 'HOW DOES SHAPE DETERMINE HOW MUCH MATERIAL IS NEEDED AND HOW MUCH A SOLID CAN HOLD?'). The teacher reads 5–6 posted questions aloud and clusters them into emerging themes: (a) questions about cylinders/hemispheres, (b) questions about frustums, (c) questions about volume vs. surface area relationships, (d) questions about cost. The teacher says: 'These are our investigation questions for the unit. Each lesson will help us answer more of them.'</w:t>
+            </w:r>
+          </w:p>
+        </w:tc>
+        <w:tc>
+          <w:tcPr>
+            <w:tcW w:type="dxa" w:w="3040"/>
+            <w:shd w:fill="F2F2F2" w:color="auto" w:val="clear"/>
+            <w:tcMar>
+              <w:top w:type="dxa" w:w="60"/>
+              <w:left w:type="dxa" w:w="120"/>
+              <w:bottom w:type="dxa" w:w="60"/>
+              <w:right w:type="dxa" w:w="120"/>
+            </w:tcMar>
+            <w:vAlign w:val="top"/>
+          </w:tcPr>
+          <w:p>
+            <w:pPr>
+              <w:spacing w:after="40" w:before="0"/>
+              <w:jc w:val="left"/>
+            </w:pPr>
+            <w:r>
+              <w:rPr>
+                <w:rFonts w:ascii="Arial" w:cs="Arial" w:eastAsia="Arial" w:hAnsi="Arial"/>
+                <w:b w:val="false"/>
+                <w:bCs w:val="false"/>
+                <w:i w:val="false"/>
+                <w:iCs w:val="false"/>
+                <w:color w:val="000000"/>
+                <w:sz w:val="18"/>
+                <w:szCs w:val="18"/>
+              </w:rPr>
+              <w:t xml:space="preserve">Distribute sticky notes or direct learners to a dedicated page in their books. Give exactly 3 minutes for silent writing. Circulate to ensure all learners write a genuine question on their yellow note — prompt any learner who is stuck: 'Think about Tank A and Tank B. What do you still not understand about why they use different amounts of metal?' Read selected questions aloud with enthusiasm: 'Ooh — someone is asking whether a sphere would use even LESS metal for 5,000 litres. That is a fantastic question — we will get to that!' Physically cluster sticky notes into themes on the board using a marker to draw circles around clusters and label them. Photograph the DQB for the class record. Say: 'This board will grow every lesson. By the end of this sub-strand, we will have answered every single cluster.'</w:t>
+            </w:r>
+          </w:p>
+        </w:tc>
+        <w:tc>
+          <w:tcPr>
+            <w:tcW w:type="dxa" w:w="3040"/>
+            <w:shd w:fill="FFFFFF" w:color="auto" w:val="clear"/>
+            <w:tcMar>
+              <w:top w:type="dxa" w:w="60"/>
+              <w:left w:type="dxa" w:w="120"/>
+              <w:bottom w:type="dxa" w:w="60"/>
+              <w:right w:type="dxa" w:w="120"/>
+            </w:tcMar>
+            <w:vAlign w:val="top"/>
+          </w:tcPr>
+          <w:p>
+            <w:pPr>
+              <w:spacing w:after="40" w:before="0"/>
+              <w:jc w:val="left"/>
+            </w:pPr>
+            <w:r>
+              <w:rPr>
+                <w:rFonts w:ascii="Arial" w:cs="Arial" w:eastAsia="Arial" w:hAnsi="Arial"/>
+                <w:b w:val="false"/>
+                <w:bCs w:val="false"/>
+                <w:i w:val="false"/>
+                <w:iCs w:val="false"/>
+                <w:color w:val="000000"/>
+                <w:sz w:val="18"/>
+                <w:szCs w:val="18"/>
+              </w:rPr>
+              <w:t xml:space="preserve">Driving Question Board — Know/Wonder Protocol: The DQB externalises and organises the class's collective growing understanding. Separating 'know' from 'wonder' makes epistemic progress visible over time and gives learners agency over the direction of investigation. Clustering questions teaches learners to see conceptual relationships between sub-questions, mirroring how professional engineers and scientists organise complex problems.</w:t>
+            </w:r>
+          </w:p>
+        </w:tc>
+        <w:tc>
+          <w:tcPr>
+            <w:tcW w:type="dxa" w:w="3040"/>
+            <w:shd w:fill="F2F2F2" w:color="auto" w:val="clear"/>
+            <w:tcMar>
+              <w:top w:type="dxa" w:w="60"/>
+              <w:left w:type="dxa" w:w="120"/>
+              <w:bottom w:type="dxa" w:w="60"/>
+              <w:right w:type="dxa" w:w="120"/>
+            </w:tcMar>
+            <w:vAlign w:val="top"/>
+          </w:tcPr>
+          <w:p>
+            <w:pPr>
+              <w:spacing w:after="40" w:before="0"/>
+              <w:jc w:val="left"/>
+            </w:pPr>
+            <w:r>
+              <w:rPr>
+                <w:rFonts w:ascii="Arial" w:cs="Arial" w:eastAsia="Arial" w:hAnsi="Arial"/>
+                <w:b w:val="false"/>
+                <w:bCs w:val="false"/>
+                <w:i w:val="false"/>
+                <w:iCs w:val="false"/>
+                <w:color w:val="000000"/>
+                <w:sz w:val="18"/>
+                <w:szCs w:val="18"/>
+              </w:rPr>
+              <w:t xml:space="preserve">Observable indicators: (1) Every learner has posted or recorded both a 'know' and a 'wonder' entry. (2) 'Know' entries reference surface area vocabulary (net, face, formula, prism, pyramid) rather than vague statements. (3) 'Wonder' entries show genuine engagement with the phenomenon — questions about cylinders, frustums, volume, cost, or material efficiency indicate readiness for upcoming lessons. (4) Teacher notes which concept clusters attract the most 'wonder' questions — this informs differentiation and pacing in Lessons 2–5.</w:t>
+            </w:r>
+          </w:p>
+        </w:tc>
+      </w:tr>
+      <w:tr>
+        <w:tc>
+          <w:tcPr>
+            <w:tcW w:type="dxa" w:w="1520"/>
+            <w:shd w:fill="D5E8F0" w:color="auto" w:val="clear"/>
+            <w:tcMar>
+              <w:top w:type="dxa" w:w="60"/>
+              <w:left w:type="dxa" w:w="120"/>
+              <w:bottom w:type="dxa" w:w="60"/>
+              <w:right w:type="dxa" w:w="120"/>
+            </w:tcMar>
+            <w:vAlign w:val="top"/>
+          </w:tcPr>
+          <w:p>
+            <w:pPr>
+              <w:spacing w:after="40" w:before="0"/>
+              <w:jc w:val="left"/>
+            </w:pPr>
+            <w:r>
+              <w:rPr>
+                <w:rFonts w:ascii="Arial" w:cs="Arial" w:eastAsia="Arial" w:hAnsi="Arial"/>
+                <w:b/>
+                <w:bCs/>
+                <w:i w:val="false"/>
+                <w:iCs w:val="false"/>
+                <w:color w:val="000000"/>
+                <w:sz w:val="18"/>
+                <w:szCs w:val="18"/>
+              </w:rPr>
+              <w:t xml:space="preserve">Model Building Phase</w:t>
+            </w:r>
+          </w:p>
+          <w:p>
+            <w:pPr>
+              <w:spacing w:after="20" w:before="0"/>
+            </w:pPr>
+            <w:r>
+              <w:rPr>
+                <w:rFonts w:ascii="Arial" w:cs="Arial" w:eastAsia="Arial" w:hAnsi="Arial"/>
+                <w:b/>
+                <w:bCs/>
+                <w:color w:val="1F3864"/>
+                <w:sz w:val="16"/>
+                <w:szCs w:val="16"/>
+              </w:rPr>
+              <w:t xml:space="preserve">📹 VIDEO:</w:t>
+            </w:r>
+          </w:p>
+          <w:p>
+            <w:pPr>
+              <w:spacing w:after="20" w:before="0"/>
+            </w:pPr>
+            <w:hyperlink w:history="1" r:id="rIdx3grjvabwk66c8ks4fdb1">
+              <w:r>
+                <w:rPr>
+                  <w:rFonts w:ascii="Arial" w:cs="Arial" w:eastAsia="Arial" w:hAnsi="Arial"/>
+                  <w:color w:val="2E75B6"/>
+                  <w:sz w:val="16"/>
+                  <w:szCs w:val="16"/>
+                  <w:u w:val="single" w:color="2E75B6"/>
+                </w:rPr>
+                <w:t xml:space="preserve">Surface area using a net: triangular prism</w:t>
+              </w:r>
+            </w:hyperlink>
+          </w:p>
+          <w:p>
+            <w:pPr>
+              <w:spacing w:after="10" w:before="0"/>
+              <w:ind w:left="120"/>
+            </w:pPr>
+            <w:r>
+              <w:rPr>
+                <w:rFonts w:ascii="Arial" w:cs="Arial" w:eastAsia="Arial" w:hAnsi="Arial"/>
+                <w:color w:val="595959"/>
+                <w:sz w:val="14"/>
+                <w:szCs w:val="14"/>
+              </w:rPr>
+              <w:t xml:space="preserve">Source: Khan Academy (English - US curriculum)</w:t>
+            </w:r>
+          </w:p>
+          <w:p>
+            <w:pPr>
+              <w:spacing w:after="10" w:before="0"/>
+              <w:ind w:left="120"/>
+            </w:pPr>
+            <w:hyperlink w:history="1" r:id="rId0gahvtmdt8wj5xaj-vzbc">
+              <w:r>
+                <w:rPr>
+                  <w:rFonts w:ascii="Arial" w:cs="Arial" w:eastAsia="Arial" w:hAnsi="Arial"/>
+                  <w:color w:val="595959"/>
+                  <w:sz w:val="14"/>
+                  <w:szCs w:val="14"/>
+                  <w:u w:val="single" w:color="595959"/>
+                </w:rPr>
+                <w:t xml:space="preserve">🔍 Search ARES for similar videos</w:t>
+              </w:r>
+            </w:hyperlink>
+          </w:p>
+          <w:p>
+            <w:pPr>
+              <w:spacing w:after="40" w:before="0"/>
+            </w:pPr>
+            <w:r>
+              <w:rPr>
+                <w:sz w:val="14"/>
+                <w:szCs w:val="14"/>
+              </w:rPr>
+              <w:t xml:space="preserve"/>
+            </w:r>
+          </w:p>
+          <w:p>
+            <w:pPr>
+              <w:spacing w:after="20" w:before="0"/>
+            </w:pPr>
+            <w:r>
+              <w:rPr>
+                <w:rFonts w:ascii="Arial" w:cs="Arial" w:eastAsia="Arial" w:hAnsi="Arial"/>
+                <w:b/>
+                <w:bCs/>
+                <w:color w:val="1F3864"/>
+                <w:sz w:val="16"/>
+                <w:szCs w:val="16"/>
+              </w:rPr>
               <w:t xml:space="preserve">📖 HTML:</w:t>
             </w:r>
           </w:p>
@@ -3923,7 +4841,7 @@
             <w:pPr>
               <w:spacing w:after="20" w:before="0"/>
             </w:pPr>
-            <w:hyperlink w:history="1" r:id="rId9tciaea7jlu3uish8ogtv">
+            <w:hyperlink w:history="1" r:id="rIdf031cudyvxpnaswiqqerv">
               <w:r>
                 <w:rPr>
                   <w:rFonts w:ascii="Arial" w:cs="Arial" w:eastAsia="Arial" w:hAnsi="Arial"/>
@@ -3956,925 +4874,7 @@
               <w:spacing w:after="10" w:before="0"/>
               <w:ind w:left="120"/>
             </w:pPr>
-            <w:hyperlink w:history="1" r:id="rIdhd3t6tmqjoekzbscs1hif">
-              <w:r>
-                <w:rPr>
-                  <w:rFonts w:ascii="Arial" w:cs="Arial" w:eastAsia="Arial" w:hAnsi="Arial"/>
-                  <w:color w:val="595959"/>
-                  <w:sz w:val="14"/>
-                  <w:szCs w:val="14"/>
-                  <w:u w:val="single" w:color="595959"/>
-                </w:rPr>
-                <w:t xml:space="preserve">🔍 Search ARES for similar readings</w:t>
-              </w:r>
-            </w:hyperlink>
-          </w:p>
-        </w:tc>
-        <w:tc>
-          <w:tcPr>
-            <w:tcW w:type="dxa" w:w="3040"/>
-            <w:shd w:fill="FFFFFF" w:color="auto" w:val="clear"/>
-            <w:tcMar>
-              <w:top w:type="dxa" w:w="60"/>
-              <w:left w:type="dxa" w:w="120"/>
-              <w:bottom w:type="dxa" w:w="60"/>
-              <w:right w:type="dxa" w:w="120"/>
-            </w:tcMar>
-            <w:vAlign w:val="top"/>
-          </w:tcPr>
-          <w:p>
-            <w:pPr>
-              <w:spacing w:after="40" w:before="0"/>
-              <w:jc w:val="left"/>
-            </w:pPr>
-            <w:r>
-              <w:rPr>
-                <w:rFonts w:ascii="Arial" w:cs="Arial" w:eastAsia="Arial" w:hAnsi="Arial"/>
-                <w:b w:val="false"/>
-                <w:bCs w:val="false"/>
-                <w:i w:val="false"/>
-                <w:iCs w:val="false"/>
-                <w:color w:val="000000"/>
-                <w:sz w:val="18"/>
-                <w:szCs w:val="18"/>
-              </w:rPr>
-              <w:t xml:space="preserve">Learners work in groups of 4. Each group receives a pre-printed net cut-out kit containing: (a) a net of a rectangular prism (cuboid) labelled with dimensions representing a simple rectangular metal water trough — length 80 cm, width 40 cm, height 40 cm; (b) a net of a triangular prism representing a triangular roof support beam used in tank assembly — triangular face base 30 cm, height 20 cm, length 60 cm; (c) a net of a square-based pyramid representing a decorative roof cap — base 40 cm × 40 cm, slant height 35 cm. Each group also has a plain A3 sheet, ruler, and scissors. Task 1 (10 min): Learners fold each net into its 3D solid and observe: 'What faces does each solid have? How many? What shape are they?' They complete an observation table in their books: Solid | Number of faces | Shapes of faces | Sketch of net. Task 2 (8 min): Learners unfold each solid back to its net and, WITHOUT any formula, physically count and measure the area of each face by subdividing into known shapes (rectangles, triangles), then sum all face areas to estimate total surface area. They record their totals.</w:t>
-            </w:r>
-          </w:p>
-        </w:tc>
-        <w:tc>
-          <w:tcPr>
-            <w:tcW w:type="dxa" w:w="3040"/>
-            <w:shd w:fill="F2F2F2" w:color="auto" w:val="clear"/>
-            <w:tcMar>
-              <w:top w:type="dxa" w:w="60"/>
-              <w:left w:type="dxa" w:w="120"/>
-              <w:bottom w:type="dxa" w:w="60"/>
-              <w:right w:type="dxa" w:w="120"/>
-            </w:tcMar>
-            <w:vAlign w:val="top"/>
-          </w:tcPr>
-          <w:p>
-            <w:pPr>
-              <w:spacing w:after="40" w:before="0"/>
-              <w:jc w:val="left"/>
-            </w:pPr>
-            <w:r>
-              <w:rPr>
-                <w:rFonts w:ascii="Arial" w:cs="Arial" w:eastAsia="Arial" w:hAnsi="Arial"/>
-                <w:b w:val="false"/>
-                <w:bCs w:val="false"/>
-                <w:i w:val="false"/>
-                <w:iCs w:val="false"/>
-                <w:color w:val="000000"/>
-                <w:sz w:val="18"/>
-                <w:szCs w:val="18"/>
-              </w:rPr>
-              <w:t xml:space="preserve">Distribute net kits to groups before the phase begins to save time. Give clear verbal instructions: 'Step 1 — fold each net. Step 2 — observe the faces. Step 3 — unfold and calculate total area face by face. Do NOT use a formula yet — use only what you know about rectangles and triangles.' Set a visible timer on the board for each task. Circulate actively every 90 seconds. Ask probing questions to groups: 'How many rectangular faces does your prism have?', 'Are any faces identical? How does that help you?', 'If this net were a real sheet of metal at the Kisumu factory, what would cutting along these lines mean?' After Task 2, ask one group to present their rectangular prism working on the board. Allow 10–15 seconds of WAIT TIME before cold-calling if no group volunteers. Cold-call 2 groups to compare totals — prompt: 'Did both groups get the same answer? If not, what might have caused the difference?'</w:t>
-            </w:r>
-          </w:p>
-        </w:tc>
-        <w:tc>
-          <w:tcPr>
-            <w:tcW w:type="dxa" w:w="3040"/>
-            <w:shd w:fill="FFFFFF" w:color="auto" w:val="clear"/>
-            <w:tcMar>
-              <w:top w:type="dxa" w:w="60"/>
-              <w:left w:type="dxa" w:w="120"/>
-              <w:bottom w:type="dxa" w:w="60"/>
-              <w:right w:type="dxa" w:w="120"/>
-            </w:tcMar>
-            <w:vAlign w:val="top"/>
-          </w:tcPr>
-          <w:p>
-            <w:pPr>
-              <w:spacing w:after="40" w:before="0"/>
-              <w:jc w:val="left"/>
-            </w:pPr>
-            <w:r>
-              <w:rPr>
-                <w:rFonts w:ascii="Arial" w:cs="Arial" w:eastAsia="Arial" w:hAnsi="Arial"/>
-                <w:b w:val="false"/>
-                <w:bCs w:val="false"/>
-                <w:i w:val="false"/>
-                <w:iCs w:val="false"/>
-                <w:color w:val="000000"/>
-                <w:sz w:val="18"/>
-                <w:szCs w:val="18"/>
-              </w:rPr>
-              <w:t xml:space="preserve">Net Construction and Face Inventory (Concrete-to-Abstract Bridge): Physically folding and unfolding nets connects the abstract idea of 'total surface area' to the tangible factory action of cutting and folding metal sheets. Summing face areas before seeing a formula builds procedural understanding from first principles, ensuring the formula is later recognised as a shortcut rather than a mystery rule.</w:t>
-            </w:r>
-          </w:p>
-        </w:tc>
-        <w:tc>
-          <w:tcPr>
-            <w:tcW w:type="dxa" w:w="3040"/>
-            <w:shd w:fill="F2F2F2" w:color="auto" w:val="clear"/>
-            <w:tcMar>
-              <w:top w:type="dxa" w:w="60"/>
-              <w:left w:type="dxa" w:w="120"/>
-              <w:bottom w:type="dxa" w:w="60"/>
-              <w:right w:type="dxa" w:w="120"/>
-            </w:tcMar>
-            <w:vAlign w:val="top"/>
-          </w:tcPr>
-          <w:p>
-            <w:pPr>
-              <w:spacing w:after="40" w:before="0"/>
-              <w:jc w:val="left"/>
-            </w:pPr>
-            <w:r>
-              <w:rPr>
-                <w:rFonts w:ascii="Arial" w:cs="Arial" w:eastAsia="Arial" w:hAnsi="Arial"/>
-                <w:b w:val="false"/>
-                <w:bCs w:val="false"/>
-                <w:i w:val="false"/>
-                <w:iCs w:val="false"/>
-                <w:color w:val="000000"/>
-                <w:sz w:val="18"/>
-                <w:szCs w:val="18"/>
-              </w:rPr>
-              <w:t xml:space="preserve">Observable indicators: (1) Each group's observation table is complete with correct face counts (cuboid = 6, triangular prism = 5, square pyramid = 5). (2) Group surface area totals for the rectangular prism are within 5% of the correct value: 2(80×40 + 80×40 + 40×40) = 2(3200+3200+1600) = 16,000 cm². (3) Teacher checks that learners are summing ALL faces (a common error is omitting the base). Prompt any group missing the base: 'In the factory, does the bottom of the tank need metal sheet too?'</w:t>
-            </w:r>
-          </w:p>
-        </w:tc>
-      </w:tr>
-      <w:tr>
-        <w:tc>
-          <w:tcPr>
-            <w:tcW w:type="dxa" w:w="1520"/>
-            <w:shd w:fill="E2EFDA" w:color="auto" w:val="clear"/>
-            <w:tcMar>
-              <w:top w:type="dxa" w:w="60"/>
-              <w:left w:type="dxa" w:w="120"/>
-              <w:bottom w:type="dxa" w:w="60"/>
-              <w:right w:type="dxa" w:w="120"/>
-            </w:tcMar>
-            <w:vAlign w:val="top"/>
-          </w:tcPr>
-          <w:p>
-            <w:pPr>
-              <w:spacing w:after="40" w:before="0"/>
-              <w:jc w:val="left"/>
-            </w:pPr>
-            <w:r>
-              <w:rPr>
-                <w:rFonts w:ascii="Arial" w:cs="Arial" w:eastAsia="Arial" w:hAnsi="Arial"/>
-                <w:b/>
-                <w:bCs/>
-                <w:i w:val="false"/>
-                <w:iCs w:val="false"/>
-                <w:color w:val="000000"/>
-                <w:sz w:val="18"/>
-                <w:szCs w:val="18"/>
-              </w:rPr>
-              <w:t xml:space="preserve">Explain Phase</w:t>
-            </w:r>
-          </w:p>
-          <w:p>
-            <w:pPr>
-              <w:spacing w:after="20" w:before="0"/>
-            </w:pPr>
-            <w:r>
-              <w:rPr>
-                <w:rFonts w:ascii="Arial" w:cs="Arial" w:eastAsia="Arial" w:hAnsi="Arial"/>
-                <w:b/>
-                <w:bCs/>
-                <w:color w:val="1F3864"/>
-                <w:sz w:val="16"/>
-                <w:szCs w:val="16"/>
-              </w:rPr>
-              <w:t xml:space="preserve">📹 VIDEO:</w:t>
-            </w:r>
-          </w:p>
-          <w:p>
-            <w:pPr>
-              <w:spacing w:after="20" w:before="0"/>
-            </w:pPr>
-            <w:hyperlink w:history="1" r:id="rIderchncsvvkjc0kvlalued">
-              <w:r>
-                <w:rPr>
-                  <w:rFonts w:ascii="Arial" w:cs="Arial" w:eastAsia="Arial" w:hAnsi="Arial"/>
-                  <w:color w:val="2E75B6"/>
-                  <w:sz w:val="16"/>
-                  <w:szCs w:val="16"/>
-                  <w:u w:val="single" w:color="2E75B6"/>
-                </w:rPr>
-                <w:t xml:space="preserve">Volume word problem: water tank</w:t>
-              </w:r>
-            </w:hyperlink>
-          </w:p>
-          <w:p>
-            <w:pPr>
-              <w:spacing w:after="10" w:before="0"/>
-              <w:ind w:left="120"/>
-            </w:pPr>
-            <w:r>
-              <w:rPr>
-                <w:rFonts w:ascii="Arial" w:cs="Arial" w:eastAsia="Arial" w:hAnsi="Arial"/>
-                <w:color w:val="595959"/>
-                <w:sz w:val="14"/>
-                <w:szCs w:val="14"/>
-              </w:rPr>
-              <w:t xml:space="preserve">Source: Khan Academy (English - US curriculum)</w:t>
-            </w:r>
-          </w:p>
-          <w:p>
-            <w:pPr>
-              <w:spacing w:after="10" w:before="0"/>
-              <w:ind w:left="120"/>
-            </w:pPr>
-            <w:hyperlink w:history="1" r:id="rIdaoij6r6rhbliwdekr2h9a">
-              <w:r>
-                <w:rPr>
-                  <w:rFonts w:ascii="Arial" w:cs="Arial" w:eastAsia="Arial" w:hAnsi="Arial"/>
-                  <w:color w:val="595959"/>
-                  <w:sz w:val="14"/>
-                  <w:szCs w:val="14"/>
-                  <w:u w:val="single" w:color="595959"/>
-                </w:rPr>
-                <w:t xml:space="preserve">🔍 Search ARES for similar videos</w:t>
-              </w:r>
-            </w:hyperlink>
-          </w:p>
-          <w:p>
-            <w:pPr>
-              <w:spacing w:after="40" w:before="0"/>
-            </w:pPr>
-            <w:r>
-              <w:rPr>
-                <w:sz w:val="14"/>
-                <w:szCs w:val="14"/>
-              </w:rPr>
-              <w:t xml:space="preserve"/>
-            </w:r>
-          </w:p>
-          <w:p>
-            <w:pPr>
-              <w:spacing w:after="20" w:before="0"/>
-            </w:pPr>
-            <w:r>
-              <w:rPr>
-                <w:rFonts w:ascii="Arial" w:cs="Arial" w:eastAsia="Arial" w:hAnsi="Arial"/>
-                <w:b/>
-                <w:bCs/>
-                <w:color w:val="1F3864"/>
-                <w:sz w:val="16"/>
-                <w:szCs w:val="16"/>
-              </w:rPr>
-              <w:t xml:space="preserve">📖 EXERCISE:</w:t>
-            </w:r>
-          </w:p>
-          <w:p>
-            <w:pPr>
-              <w:spacing w:after="20" w:before="0"/>
-            </w:pPr>
-            <w:hyperlink w:history="1" r:id="rIdj0fp4bb21mwtxfpexofom">
-              <w:r>
-                <w:rPr>
-                  <w:rFonts w:ascii="Arial" w:cs="Arial" w:eastAsia="Arial" w:hAnsi="Arial"/>
-                  <w:color w:val="2E75B6"/>
-                  <w:sz w:val="16"/>
-                  <w:szCs w:val="16"/>
-                  <w:u w:val="single" w:color="2E75B6"/>
-                </w:rPr>
-                <w:t xml:space="preserve">Surface Area of Rectangular Prisms Practice</w:t>
-              </w:r>
-            </w:hyperlink>
-          </w:p>
-          <w:p>
-            <w:pPr>
-              <w:spacing w:after="10" w:before="0"/>
-              <w:ind w:left="120"/>
-            </w:pPr>
-            <w:r>
-              <w:rPr>
-                <w:rFonts w:ascii="Arial" w:cs="Arial" w:eastAsia="Arial" w:hAnsi="Arial"/>
-                <w:color w:val="595959"/>
-                <w:sz w:val="14"/>
-                <w:szCs w:val="14"/>
-              </w:rPr>
-              <w:t xml:space="preserve">Source: CK-12</w:t>
-            </w:r>
-          </w:p>
-          <w:p>
-            <w:pPr>
-              <w:spacing w:after="10" w:before="0"/>
-              <w:ind w:left="120"/>
-            </w:pPr>
-            <w:hyperlink w:history="1" r:id="rIdiilktbnchqf-nlcnacw-f">
-              <w:r>
-                <w:rPr>
-                  <w:rFonts w:ascii="Arial" w:cs="Arial" w:eastAsia="Arial" w:hAnsi="Arial"/>
-                  <w:color w:val="595959"/>
-                  <w:sz w:val="14"/>
-                  <w:szCs w:val="14"/>
-                  <w:u w:val="single" w:color="595959"/>
-                </w:rPr>
-                <w:t xml:space="preserve">🔍 Search ARES for similar readings</w:t>
-              </w:r>
-            </w:hyperlink>
-          </w:p>
-        </w:tc>
-        <w:tc>
-          <w:tcPr>
-            <w:tcW w:type="dxa" w:w="3040"/>
-            <w:shd w:fill="FFFFFF" w:color="auto" w:val="clear"/>
-            <w:tcMar>
-              <w:top w:type="dxa" w:w="60"/>
-              <w:left w:type="dxa" w:w="120"/>
-              <w:bottom w:type="dxa" w:w="60"/>
-              <w:right w:type="dxa" w:w="120"/>
-            </w:tcMar>
-            <w:vAlign w:val="top"/>
-          </w:tcPr>
-          <w:p>
-            <w:pPr>
-              <w:spacing w:after="40" w:before="0"/>
-              <w:jc w:val="left"/>
-            </w:pPr>
-            <w:r>
-              <w:rPr>
-                <w:rFonts w:ascii="Arial" w:cs="Arial" w:eastAsia="Arial" w:hAnsi="Arial"/>
-                <w:b w:val="false"/>
-                <w:bCs w:val="false"/>
-                <w:i w:val="false"/>
-                <w:iCs w:val="false"/>
-                <w:color w:val="000000"/>
-                <w:sz w:val="18"/>
-                <w:szCs w:val="18"/>
-              </w:rPr>
-              <w:t xml:space="preserve">The class reconvenes. The teacher guides learners to generalise their face-counting into formal surface area formulae through structured questioning, using the factory context throughout. Part A — Rectangular Prism (Cuboid): Learners are guided to express: SA = 2(lw + lh + wh). They apply this to find the metal needed to make an open-topped rectangular water storage trough at the Kisumu factory (open top means subtract one lw face). Part B — Triangular Prism: Learners derive SA = 2(½ × b × h) + (perimeter of triangle × length) = bh + (a + b + c)l, connecting each term to a named face of the net. Part C — Square-Based Pyramid: Learners derive SA = l² + 4 × (½ × l × s) = l² + 2ls, where l = base side, s = slant height. They apply this to find the metal needed for a decorative pyramid roof cap (base side 40 cm, slant height 35 cm). Learners then revisit their Predict Phase predictions and individually annotate: 'I now know that surface area means… My original prediction was… I would now change/keep it because…'</w:t>
-            </w:r>
-          </w:p>
-        </w:tc>
-        <w:tc>
-          <w:tcPr>
-            <w:tcW w:type="dxa" w:w="3040"/>
-            <w:shd w:fill="F2F2F2" w:color="auto" w:val="clear"/>
-            <w:tcMar>
-              <w:top w:type="dxa" w:w="60"/>
-              <w:left w:type="dxa" w:w="120"/>
-              <w:bottom w:type="dxa" w:w="60"/>
-              <w:right w:type="dxa" w:w="120"/>
-            </w:tcMar>
-            <w:vAlign w:val="top"/>
-          </w:tcPr>
-          <w:p>
-            <w:pPr>
-              <w:spacing w:after="40" w:before="0"/>
-              <w:jc w:val="left"/>
-            </w:pPr>
-            <w:r>
-              <w:rPr>
-                <w:rFonts w:ascii="Arial" w:cs="Arial" w:eastAsia="Arial" w:hAnsi="Arial"/>
-                <w:b w:val="false"/>
-                <w:bCs w:val="false"/>
-                <w:i w:val="false"/>
-                <w:iCs w:val="false"/>
-                <w:color w:val="000000"/>
-                <w:sz w:val="18"/>
-                <w:szCs w:val="18"/>
-              </w:rPr>
-              <w:t xml:space="preserve">Use the board to build each formula incrementally — write each face's area expression, then combine. Use colour-coding: rectangular faces in blue, triangular faces in red, square base in green. Ask at each step: 'Which face of the net does this term represent? Point to it on your unfolded net.' Allow 10–15 seconds WAIT TIME. Cold-call 3 learners per formula derivation. Explicitly connect each formula to the factory context: 'If you are a metal sheet cutter at the Kisumu factory, this term — 2lw — tells you what?' After the pyramid formula, pose: 'The factory makes 200 pyramid roof caps per week. Each one needs how many square centimetres of metal sheet? How many square metres is that?' (Answer: 200 × (40² + 2×40×35) = 200 × (1600+2800) = 200 × 4400 = 880,000 cm² = 88 m².) Give 3 minutes for individual working, then cold-call 2 learners to present. For the prediction-annotation task, give 3 minutes silent individual writing. Say: 'Write in your own words — no group discussion yet.'</w:t>
-            </w:r>
-          </w:p>
-        </w:tc>
-        <w:tc>
-          <w:tcPr>
-            <w:tcW w:type="dxa" w:w="3040"/>
-            <w:shd w:fill="FFFFFF" w:color="auto" w:val="clear"/>
-            <w:tcMar>
-              <w:top w:type="dxa" w:w="60"/>
-              <w:left w:type="dxa" w:w="120"/>
-              <w:bottom w:type="dxa" w:w="60"/>
-              <w:right w:type="dxa" w:w="120"/>
-            </w:tcMar>
-            <w:vAlign w:val="top"/>
-          </w:tcPr>
-          <w:p>
-            <w:pPr>
-              <w:spacing w:after="40" w:before="0"/>
-              <w:jc w:val="left"/>
-            </w:pPr>
-            <w:r>
-              <w:rPr>
-                <w:rFonts w:ascii="Arial" w:cs="Arial" w:eastAsia="Arial" w:hAnsi="Arial"/>
-                <w:b w:val="false"/>
-                <w:bCs w:val="false"/>
-                <w:i w:val="false"/>
-                <w:iCs w:val="false"/>
-                <w:color w:val="000000"/>
-                <w:sz w:val="18"/>
-                <w:szCs w:val="18"/>
-              </w:rPr>
-              <w:t xml:space="preserve">Incremental Formula Derivation with Contextual Anchoring: Each algebraic term in the formula is traced back to a physical face of the factory metal sheet. This prevents rote memorisation and builds transferable understanding. The prediction-annotation task (I used to think… now I think…) makes conceptual change visible and metacognitive, reinforcing that science and mathematics learning is a process of refining ideas with evidence.</w:t>
-            </w:r>
-          </w:p>
-        </w:tc>
-        <w:tc>
-          <w:tcPr>
-            <w:tcW w:type="dxa" w:w="3040"/>
-            <w:shd w:fill="F2F2F2" w:color="auto" w:val="clear"/>
-            <w:tcMar>
-              <w:top w:type="dxa" w:w="60"/>
-              <w:left w:type="dxa" w:w="120"/>
-              <w:bottom w:type="dxa" w:w="60"/>
-              <w:right w:type="dxa" w:w="120"/>
-            </w:tcMar>
-            <w:vAlign w:val="top"/>
-          </w:tcPr>
-          <w:p>
-            <w:pPr>
-              <w:spacing w:after="40" w:before="0"/>
-              <w:jc w:val="left"/>
-            </w:pPr>
-            <w:r>
-              <w:rPr>
-                <w:rFonts w:ascii="Arial" w:cs="Arial" w:eastAsia="Arial" w:hAnsi="Arial"/>
-                <w:b w:val="false"/>
-                <w:bCs w:val="false"/>
-                <w:i w:val="false"/>
-                <w:iCs w:val="false"/>
-                <w:color w:val="000000"/>
-                <w:sz w:val="18"/>
-                <w:szCs w:val="18"/>
-              </w:rPr>
-              <w:t xml:space="preserve">Observable indicators: (1) Learners can correctly identify which term in each formula corresponds to which face — check by asking 3 cold-called learners to point to the net face as they name the term. (2) The pyramid roof cap problem is solved correctly by at least 80% of learners working individually (teacher circulates and checks books). (3) Prediction annotations show movement from vague 'shape-based' reasoning toward precise 'surface area formula' reasoning. Flag learners whose annotations still conflate surface area and volume — provide a direct prompt: 'Surface area is about the outside skin. Volume is about what fits inside. Are they the same?'</w:t>
-            </w:r>
-          </w:p>
-        </w:tc>
-      </w:tr>
-      <w:tr>
-        <w:tc>
-          <w:tcPr>
-            <w:tcW w:type="dxa" w:w="1520"/>
-            <w:shd w:fill="FCE4D6" w:color="auto" w:val="clear"/>
-            <w:tcMar>
-              <w:top w:type="dxa" w:w="60"/>
-              <w:left w:type="dxa" w:w="120"/>
-              <w:bottom w:type="dxa" w:w="60"/>
-              <w:right w:type="dxa" w:w="120"/>
-            </w:tcMar>
-            <w:vAlign w:val="top"/>
-          </w:tcPr>
-          <w:p>
-            <w:pPr>
-              <w:spacing w:after="40" w:before="0"/>
-              <w:jc w:val="left"/>
-            </w:pPr>
-            <w:r>
-              <w:rPr>
-                <w:rFonts w:ascii="Arial" w:cs="Arial" w:eastAsia="Arial" w:hAnsi="Arial"/>
-                <w:b/>
-                <w:bCs/>
-                <w:i w:val="false"/>
-                <w:iCs w:val="false"/>
-                <w:color w:val="000000"/>
-                <w:sz w:val="18"/>
-                <w:szCs w:val="18"/>
-              </w:rPr>
-              <w:t xml:space="preserve">Driving Question Board (DQB) Creation</w:t>
-            </w:r>
-          </w:p>
-          <w:p>
-            <w:pPr>
-              <w:spacing w:after="20" w:before="0"/>
-            </w:pPr>
-            <w:r>
-              <w:rPr>
-                <w:rFonts w:ascii="Arial" w:cs="Arial" w:eastAsia="Arial" w:hAnsi="Arial"/>
-                <w:b/>
-                <w:bCs/>
-                <w:color w:val="1F3864"/>
-                <w:sz w:val="16"/>
-                <w:szCs w:val="16"/>
-              </w:rPr>
-              <w:t xml:space="preserve">📹 VIDEO:</w:t>
-            </w:r>
-          </w:p>
-          <w:p>
-            <w:pPr>
-              <w:spacing w:after="20" w:before="0"/>
-            </w:pPr>
-            <w:hyperlink w:history="1" r:id="rIdunhp7mgzf14nlqac_idp0">
-              <w:r>
-                <w:rPr>
-                  <w:rFonts w:ascii="Arial" w:cs="Arial" w:eastAsia="Arial" w:hAnsi="Arial"/>
-                  <w:color w:val="2E75B6"/>
-                  <w:sz w:val="16"/>
-                  <w:szCs w:val="16"/>
-                  <w:u w:val="single" w:color="2E75B6"/>
-                </w:rPr>
-                <w:t xml:space="preserve">Surface area using a net: triangular prism</w:t>
-              </w:r>
-            </w:hyperlink>
-          </w:p>
-          <w:p>
-            <w:pPr>
-              <w:spacing w:after="10" w:before="0"/>
-              <w:ind w:left="120"/>
-            </w:pPr>
-            <w:r>
-              <w:rPr>
-                <w:rFonts w:ascii="Arial" w:cs="Arial" w:eastAsia="Arial" w:hAnsi="Arial"/>
-                <w:color w:val="595959"/>
-                <w:sz w:val="14"/>
-                <w:szCs w:val="14"/>
-              </w:rPr>
-              <w:t xml:space="preserve">Source: Khan Academy (English - US curriculum)</w:t>
-            </w:r>
-          </w:p>
-          <w:p>
-            <w:pPr>
-              <w:spacing w:after="10" w:before="0"/>
-              <w:ind w:left="120"/>
-            </w:pPr>
-            <w:hyperlink w:history="1" r:id="rIdtd5h7twxq5obddvjobdsh">
-              <w:r>
-                <w:rPr>
-                  <w:rFonts w:ascii="Arial" w:cs="Arial" w:eastAsia="Arial" w:hAnsi="Arial"/>
-                  <w:color w:val="595959"/>
-                  <w:sz w:val="14"/>
-                  <w:szCs w:val="14"/>
-                  <w:u w:val="single" w:color="595959"/>
-                </w:rPr>
-                <w:t xml:space="preserve">🔍 Search ARES for similar videos</w:t>
-              </w:r>
-            </w:hyperlink>
-          </w:p>
-          <w:p>
-            <w:pPr>
-              <w:spacing w:after="40" w:before="0"/>
-            </w:pPr>
-            <w:r>
-              <w:rPr>
-                <w:sz w:val="14"/>
-                <w:szCs w:val="14"/>
-              </w:rPr>
-              <w:t xml:space="preserve"/>
-            </w:r>
-          </w:p>
-          <w:p>
-            <w:pPr>
-              <w:spacing w:after="20" w:before="0"/>
-            </w:pPr>
-            <w:r>
-              <w:rPr>
-                <w:rFonts w:ascii="Arial" w:cs="Arial" w:eastAsia="Arial" w:hAnsi="Arial"/>
-                <w:b/>
-                <w:bCs/>
-                <w:color w:val="1F3864"/>
-                <w:sz w:val="16"/>
-                <w:szCs w:val="16"/>
-              </w:rPr>
-              <w:t xml:space="preserve">📖 HTML:</w:t>
-            </w:r>
-          </w:p>
-          <w:p>
-            <w:pPr>
-              <w:spacing w:after="20" w:before="0"/>
-            </w:pPr>
-            <w:hyperlink w:history="1" r:id="rId8kidug9paii1c3tcff7qr">
-              <w:r>
-                <w:rPr>
-                  <w:rFonts w:ascii="Arial" w:cs="Arial" w:eastAsia="Arial" w:hAnsi="Arial"/>
-                  <w:color w:val="2E75B6"/>
-                  <w:sz w:val="16"/>
-                  <w:szCs w:val="16"/>
-                  <w:u w:val="single" w:color="2E75B6"/>
-                </w:rPr>
-                <w:t xml:space="preserve">Surface Area of Triangular Prisms (Flexbook)</w:t>
-              </w:r>
-            </w:hyperlink>
-          </w:p>
-          <w:p>
-            <w:pPr>
-              <w:spacing w:after="10" w:before="0"/>
-              <w:ind w:left="120"/>
-            </w:pPr>
-            <w:r>
-              <w:rPr>
-                <w:rFonts w:ascii="Arial" w:cs="Arial" w:eastAsia="Arial" w:hAnsi="Arial"/>
-                <w:color w:val="595959"/>
-                <w:sz w:val="14"/>
-                <w:szCs w:val="14"/>
-              </w:rPr>
-              <w:t xml:space="preserve">Source: CK-12</w:t>
-            </w:r>
-          </w:p>
-          <w:p>
-            <w:pPr>
-              <w:spacing w:after="10" w:before="0"/>
-              <w:ind w:left="120"/>
-            </w:pPr>
-            <w:hyperlink w:history="1" r:id="rIdb0ias1zlbsekjmp0kqots">
-              <w:r>
-                <w:rPr>
-                  <w:rFonts w:ascii="Arial" w:cs="Arial" w:eastAsia="Arial" w:hAnsi="Arial"/>
-                  <w:color w:val="595959"/>
-                  <w:sz w:val="14"/>
-                  <w:szCs w:val="14"/>
-                  <w:u w:val="single" w:color="595959"/>
-                </w:rPr>
-                <w:t xml:space="preserve">🔍 Search ARES for similar readings</w:t>
-              </w:r>
-            </w:hyperlink>
-          </w:p>
-        </w:tc>
-        <w:tc>
-          <w:tcPr>
-            <w:tcW w:type="dxa" w:w="3040"/>
-            <w:shd w:fill="FFFFFF" w:color="auto" w:val="clear"/>
-            <w:tcMar>
-              <w:top w:type="dxa" w:w="60"/>
-              <w:left w:type="dxa" w:w="120"/>
-              <w:bottom w:type="dxa" w:w="60"/>
-              <w:right w:type="dxa" w:w="120"/>
-            </w:tcMar>
-            <w:vAlign w:val="top"/>
-          </w:tcPr>
-          <w:p>
-            <w:pPr>
-              <w:spacing w:after="40" w:before="0"/>
-              <w:jc w:val="left"/>
-            </w:pPr>
-            <w:r>
-              <w:rPr>
-                <w:rFonts w:ascii="Arial" w:cs="Arial" w:eastAsia="Arial" w:hAnsi="Arial"/>
-                <w:b w:val="false"/>
-                <w:bCs w:val="false"/>
-                <w:i w:val="false"/>
-                <w:iCs w:val="false"/>
-                <w:color w:val="000000"/>
-                <w:sz w:val="18"/>
-                <w:szCs w:val="18"/>
-              </w:rPr>
-              <w:t xml:space="preserve">Each learner receives two sticky notes (or writes in a designated DQB section of their book if physical sticky notes are unavailable). On sticky note 1 (WHAT WE KNOW — green): learners write one thing they are now confident about from today's lesson connected to the main driving question. On sticky note 2 (WHAT WE STILL WONDER — yellow): learners write one question that today's lesson raised or left unanswered about the Kisumu tank phenomenon. Learners post their notes on the class Driving Question Board (a section of the classroom wall or a large sheet of manila paper headed: 'HOW DOES SHAPE DETERMINE HOW MUCH MATERIAL IS NEEDED AND HOW MUCH A SOLID CAN HOLD?'). The teacher reads 5–6 posted questions aloud and clusters them into emerging themes: (a) questions about cylinders/hemispheres, (b) questions about frustums, (c) questions about volume vs. surface area relationships, (d) questions about cost. The teacher says: 'These are our investigation questions for the unit. Each lesson will help us answer more of them.'</w:t>
-            </w:r>
-          </w:p>
-        </w:tc>
-        <w:tc>
-          <w:tcPr>
-            <w:tcW w:type="dxa" w:w="3040"/>
-            <w:shd w:fill="F2F2F2" w:color="auto" w:val="clear"/>
-            <w:tcMar>
-              <w:top w:type="dxa" w:w="60"/>
-              <w:left w:type="dxa" w:w="120"/>
-              <w:bottom w:type="dxa" w:w="60"/>
-              <w:right w:type="dxa" w:w="120"/>
-            </w:tcMar>
-            <w:vAlign w:val="top"/>
-          </w:tcPr>
-          <w:p>
-            <w:pPr>
-              <w:spacing w:after="40" w:before="0"/>
-              <w:jc w:val="left"/>
-            </w:pPr>
-            <w:r>
-              <w:rPr>
-                <w:rFonts w:ascii="Arial" w:cs="Arial" w:eastAsia="Arial" w:hAnsi="Arial"/>
-                <w:b w:val="false"/>
-                <w:bCs w:val="false"/>
-                <w:i w:val="false"/>
-                <w:iCs w:val="false"/>
-                <w:color w:val="000000"/>
-                <w:sz w:val="18"/>
-                <w:szCs w:val="18"/>
-              </w:rPr>
-              <w:t xml:space="preserve">Distribute sticky notes or direct learners to a dedicated page in their books. Give exactly 3 minutes for silent writing. Circulate to ensure all learners write a genuine question on their yellow note — prompt any learner who is stuck: 'Think about Tank A and Tank B. What do you still not understand about why they use different amounts of metal?' Read selected questions aloud with enthusiasm: 'Ooh — someone is asking whether a sphere would use even LESS metal for 5,000 litres. That is a fantastic question — we will get to that!' Physically cluster sticky notes into themes on the board using a marker to draw circles around clusters and label them. Photograph the DQB for the class record. Say: 'This board will grow every lesson. By the end of this sub-strand, we will have answered every single cluster.'</w:t>
-            </w:r>
-          </w:p>
-        </w:tc>
-        <w:tc>
-          <w:tcPr>
-            <w:tcW w:type="dxa" w:w="3040"/>
-            <w:shd w:fill="FFFFFF" w:color="auto" w:val="clear"/>
-            <w:tcMar>
-              <w:top w:type="dxa" w:w="60"/>
-              <w:left w:type="dxa" w:w="120"/>
-              <w:bottom w:type="dxa" w:w="60"/>
-              <w:right w:type="dxa" w:w="120"/>
-            </w:tcMar>
-            <w:vAlign w:val="top"/>
-          </w:tcPr>
-          <w:p>
-            <w:pPr>
-              <w:spacing w:after="40" w:before="0"/>
-              <w:jc w:val="left"/>
-            </w:pPr>
-            <w:r>
-              <w:rPr>
-                <w:rFonts w:ascii="Arial" w:cs="Arial" w:eastAsia="Arial" w:hAnsi="Arial"/>
-                <w:b w:val="false"/>
-                <w:bCs w:val="false"/>
-                <w:i w:val="false"/>
-                <w:iCs w:val="false"/>
-                <w:color w:val="000000"/>
-                <w:sz w:val="18"/>
-                <w:szCs w:val="18"/>
-              </w:rPr>
-              <w:t xml:space="preserve">Driving Question Board — Know/Wonder Protocol: The DQB externalises and organises the class's collective growing understanding. Separating 'know' from 'wonder' makes epistemic progress visible over time and gives learners agency over the direction of investigation. Clustering questions teaches learners to see conceptual relationships between sub-questions, mirroring how professional engineers and scientists organise complex problems.</w:t>
-            </w:r>
-          </w:p>
-        </w:tc>
-        <w:tc>
-          <w:tcPr>
-            <w:tcW w:type="dxa" w:w="3040"/>
-            <w:shd w:fill="F2F2F2" w:color="auto" w:val="clear"/>
-            <w:tcMar>
-              <w:top w:type="dxa" w:w="60"/>
-              <w:left w:type="dxa" w:w="120"/>
-              <w:bottom w:type="dxa" w:w="60"/>
-              <w:right w:type="dxa" w:w="120"/>
-            </w:tcMar>
-            <w:vAlign w:val="top"/>
-          </w:tcPr>
-          <w:p>
-            <w:pPr>
-              <w:spacing w:after="40" w:before="0"/>
-              <w:jc w:val="left"/>
-            </w:pPr>
-            <w:r>
-              <w:rPr>
-                <w:rFonts w:ascii="Arial" w:cs="Arial" w:eastAsia="Arial" w:hAnsi="Arial"/>
-                <w:b w:val="false"/>
-                <w:bCs w:val="false"/>
-                <w:i w:val="false"/>
-                <w:iCs w:val="false"/>
-                <w:color w:val="000000"/>
-                <w:sz w:val="18"/>
-                <w:szCs w:val="18"/>
-              </w:rPr>
-              <w:t xml:space="preserve">Observable indicators: (1) Every learner has posted or recorded both a 'know' and a 'wonder' entry. (2) 'Know' entries reference surface area vocabulary (net, face, formula, prism, pyramid) rather than vague statements. (3) 'Wonder' entries show genuine engagement with the phenomenon — questions about cylinders, frustums, volume, cost, or material efficiency indicate readiness for upcoming lessons. (4) Teacher notes which concept clusters attract the most 'wonder' questions — this informs differentiation and pacing in Lessons 2–5.</w:t>
-            </w:r>
-          </w:p>
-        </w:tc>
-      </w:tr>
-      <w:tr>
-        <w:tc>
-          <w:tcPr>
-            <w:tcW w:type="dxa" w:w="1520"/>
-            <w:shd w:fill="D5E8F0" w:color="auto" w:val="clear"/>
-            <w:tcMar>
-              <w:top w:type="dxa" w:w="60"/>
-              <w:left w:type="dxa" w:w="120"/>
-              <w:bottom w:type="dxa" w:w="60"/>
-              <w:right w:type="dxa" w:w="120"/>
-            </w:tcMar>
-            <w:vAlign w:val="top"/>
-          </w:tcPr>
-          <w:p>
-            <w:pPr>
-              <w:spacing w:after="40" w:before="0"/>
-              <w:jc w:val="left"/>
-            </w:pPr>
-            <w:r>
-              <w:rPr>
-                <w:rFonts w:ascii="Arial" w:cs="Arial" w:eastAsia="Arial" w:hAnsi="Arial"/>
-                <w:b/>
-                <w:bCs/>
-                <w:i w:val="false"/>
-                <w:iCs w:val="false"/>
-                <w:color w:val="000000"/>
-                <w:sz w:val="18"/>
-                <w:szCs w:val="18"/>
-              </w:rPr>
-              <w:t xml:space="preserve">Model Building Phase</w:t>
-            </w:r>
-          </w:p>
-          <w:p>
-            <w:pPr>
-              <w:spacing w:after="20" w:before="0"/>
-            </w:pPr>
-            <w:r>
-              <w:rPr>
-                <w:rFonts w:ascii="Arial" w:cs="Arial" w:eastAsia="Arial" w:hAnsi="Arial"/>
-                <w:b/>
-                <w:bCs/>
-                <w:color w:val="1F3864"/>
-                <w:sz w:val="16"/>
-                <w:szCs w:val="16"/>
-              </w:rPr>
-              <w:t xml:space="preserve">📹 VIDEO:</w:t>
-            </w:r>
-          </w:p>
-          <w:p>
-            <w:pPr>
-              <w:spacing w:after="20" w:before="0"/>
-            </w:pPr>
-            <w:hyperlink w:history="1" r:id="rIds4h9esl8otn3cggl4zpxl">
-              <w:r>
-                <w:rPr>
-                  <w:rFonts w:ascii="Arial" w:cs="Arial" w:eastAsia="Arial" w:hAnsi="Arial"/>
-                  <w:color w:val="2E75B6"/>
-                  <w:sz w:val="16"/>
-                  <w:szCs w:val="16"/>
-                  <w:u w:val="single" w:color="2E75B6"/>
-                </w:rPr>
-                <w:t xml:space="preserve">Surface area using a net: rectangular prism</w:t>
-              </w:r>
-            </w:hyperlink>
-          </w:p>
-          <w:p>
-            <w:pPr>
-              <w:spacing w:after="10" w:before="0"/>
-              <w:ind w:left="120"/>
-            </w:pPr>
-            <w:r>
-              <w:rPr>
-                <w:rFonts w:ascii="Arial" w:cs="Arial" w:eastAsia="Arial" w:hAnsi="Arial"/>
-                <w:color w:val="595959"/>
-                <w:sz w:val="14"/>
-                <w:szCs w:val="14"/>
-              </w:rPr>
-              <w:t xml:space="preserve">Source: Khan Academy (English - US curriculum)</w:t>
-            </w:r>
-          </w:p>
-          <w:p>
-            <w:pPr>
-              <w:spacing w:after="10" w:before="0"/>
-              <w:ind w:left="120"/>
-            </w:pPr>
-            <w:hyperlink w:history="1" r:id="rIduhk4hg1qxedbkgo_fx7fe">
-              <w:r>
-                <w:rPr>
-                  <w:rFonts w:ascii="Arial" w:cs="Arial" w:eastAsia="Arial" w:hAnsi="Arial"/>
-                  <w:color w:val="595959"/>
-                  <w:sz w:val="14"/>
-                  <w:szCs w:val="14"/>
-                  <w:u w:val="single" w:color="595959"/>
-                </w:rPr>
-                <w:t xml:space="preserve">🔍 Search ARES for similar videos</w:t>
-              </w:r>
-            </w:hyperlink>
-          </w:p>
-          <w:p>
-            <w:pPr>
-              <w:spacing w:after="40" w:before="0"/>
-            </w:pPr>
-            <w:r>
-              <w:rPr>
-                <w:sz w:val="14"/>
-                <w:szCs w:val="14"/>
-              </w:rPr>
-              <w:t xml:space="preserve"/>
-            </w:r>
-          </w:p>
-          <w:p>
-            <w:pPr>
-              <w:spacing w:after="20" w:before="0"/>
-            </w:pPr>
-            <w:r>
-              <w:rPr>
-                <w:rFonts w:ascii="Arial" w:cs="Arial" w:eastAsia="Arial" w:hAnsi="Arial"/>
-                <w:b/>
-                <w:bCs/>
-                <w:color w:val="1F3864"/>
-                <w:sz w:val="16"/>
-                <w:szCs w:val="16"/>
-              </w:rPr>
-              <w:t xml:space="preserve">📖 EXERCISE:</w:t>
-            </w:r>
-          </w:p>
-          <w:p>
-            <w:pPr>
-              <w:spacing w:after="20" w:before="0"/>
-            </w:pPr>
-            <w:hyperlink w:history="1" r:id="rId8_es6cqws0el9ze4trpad">
-              <w:r>
-                <w:rPr>
-                  <w:rFonts w:ascii="Arial" w:cs="Arial" w:eastAsia="Arial" w:hAnsi="Arial"/>
-                  <w:color w:val="2E75B6"/>
-                  <w:sz w:val="16"/>
-                  <w:szCs w:val="16"/>
-                  <w:u w:val="single" w:color="2E75B6"/>
-                </w:rPr>
-                <w:t xml:space="preserve">Surface Area of Triangular Prisms Practice</w:t>
-              </w:r>
-            </w:hyperlink>
-          </w:p>
-          <w:p>
-            <w:pPr>
-              <w:spacing w:after="10" w:before="0"/>
-              <w:ind w:left="120"/>
-            </w:pPr>
-            <w:r>
-              <w:rPr>
-                <w:rFonts w:ascii="Arial" w:cs="Arial" w:eastAsia="Arial" w:hAnsi="Arial"/>
-                <w:color w:val="595959"/>
-                <w:sz w:val="14"/>
-                <w:szCs w:val="14"/>
-              </w:rPr>
-              <w:t xml:space="preserve">Source: CK-12</w:t>
-            </w:r>
-          </w:p>
-          <w:p>
-            <w:pPr>
-              <w:spacing w:after="10" w:before="0"/>
-              <w:ind w:left="120"/>
-            </w:pPr>
-            <w:hyperlink w:history="1" r:id="rId_8ike9x21sifqekeitvhf">
+            <w:hyperlink w:history="1" r:id="rIdgtqpohz8faw2ajc9xgls5">
               <w:r>
                 <w:rPr>
                   <w:rFonts w:ascii="Arial" w:cs="Arial" w:eastAsia="Arial" w:hAnsi="Arial"/>
@@ -6361,7 +6361,7 @@
             <w:pPr>
               <w:spacing w:after="20" w:before="0"/>
             </w:pPr>
-            <w:hyperlink w:history="1" r:id="rIdjtwpjrhdkd66d3yya6hro">
+            <w:hyperlink w:history="1" r:id="rIdw1mxsghh4c0k4ulz49zah">
               <w:r>
                 <w:rPr>
                   <w:rFonts w:ascii="Arial" w:cs="Arial" w:eastAsia="Arial" w:hAnsi="Arial"/>
@@ -6394,7 +6394,7 @@
               <w:spacing w:after="10" w:before="0"/>
               <w:ind w:left="120"/>
             </w:pPr>
-            <w:hyperlink w:history="1" r:id="rIdv2ay_gwe_bh-iymbz96u0">
+            <w:hyperlink w:history="1" r:id="rIdlsgv5vwv8e7nav_x9z6nd">
               <w:r>
                 <w:rPr>
                   <w:rFonts w:ascii="Arial" w:cs="Arial" w:eastAsia="Arial" w:hAnsi="Arial"/>
@@ -6439,7 +6439,7 @@
             <w:pPr>
               <w:spacing w:after="20" w:before="0"/>
             </w:pPr>
-            <w:hyperlink w:history="1" r:id="rIdka5xlejmvwjaqql8hjg3o">
+            <w:hyperlink w:history="1" r:id="rId0ewlcprmsctxq3jsfvs9l">
               <w:r>
                 <w:rPr>
                   <w:rFonts w:ascii="Arial" w:cs="Arial" w:eastAsia="Arial" w:hAnsi="Arial"/>
@@ -6472,7 +6472,7 @@
               <w:spacing w:after="10" w:before="0"/>
               <w:ind w:left="120"/>
             </w:pPr>
-            <w:hyperlink w:history="1" r:id="rIdxacjgtyyozknjdyjyl8zr">
+            <w:hyperlink w:history="1" r:id="rIdnsta3j5wgrkcenl7c6nmx">
               <w:r>
                 <w:rPr>
                   <w:rFonts w:ascii="Arial" w:cs="Arial" w:eastAsia="Arial" w:hAnsi="Arial"/>
@@ -6667,7 +6667,7 @@
             <w:pPr>
               <w:spacing w:after="20" w:before="0"/>
             </w:pPr>
-            <w:hyperlink w:history="1" r:id="rIdbrrijaxwuub5g4zlakgkc">
+            <w:hyperlink w:history="1" r:id="rId40-oill0sa85s8ounbg0z">
               <w:r>
                 <w:rPr>
                   <w:rFonts w:ascii="Arial" w:cs="Arial" w:eastAsia="Arial" w:hAnsi="Arial"/>
@@ -6676,7 +6676,7 @@
                   <w:szCs w:val="16"/>
                   <w:u w:val="single" w:color="2E75B6"/>
                 </w:rPr>
-                <w:t xml:space="preserve">Volume of a sphere</w:t>
+                <w:t xml:space="preserve">Volumes of cones intuition</w:t>
               </w:r>
             </w:hyperlink>
           </w:p>
@@ -6700,7 +6700,7 @@
               <w:spacing w:after="10" w:before="0"/>
               <w:ind w:left="120"/>
             </w:pPr>
-            <w:hyperlink w:history="1" r:id="rIdtmtlyey_sudfe4y3qhfoh">
+            <w:hyperlink w:history="1" r:id="rIdp6ujluf4kjk3ybsrxbqqs">
               <w:r>
                 <w:rPr>
                   <w:rFonts w:ascii="Arial" w:cs="Arial" w:eastAsia="Arial" w:hAnsi="Arial"/>
@@ -6745,7 +6745,313 @@
             <w:pPr>
               <w:spacing w:after="20" w:before="0"/>
             </w:pPr>
-            <w:hyperlink w:history="1" r:id="rIdmxltrh9idpapkhggpgnnq">
+            <w:hyperlink w:history="1" r:id="rIdehfby-jfss2mexwtpbpco">
+              <w:r>
+                <w:rPr>
+                  <w:rFonts w:ascii="Arial" w:cs="Arial" w:eastAsia="Arial" w:hAnsi="Arial"/>
+                  <w:color w:val="2E75B6"/>
+                  <w:sz w:val="16"/>
+                  <w:szCs w:val="16"/>
+                  <w:u w:val="single" w:color="2E75B6"/>
+                </w:rPr>
+                <w:t xml:space="preserve">Apply volume of solids</w:t>
+              </w:r>
+            </w:hyperlink>
+          </w:p>
+          <w:p>
+            <w:pPr>
+              <w:spacing w:after="10" w:before="0"/>
+              <w:ind w:left="120"/>
+            </w:pPr>
+            <w:r>
+              <w:rPr>
+                <w:rFonts w:ascii="Arial" w:cs="Arial" w:eastAsia="Arial" w:hAnsi="Arial"/>
+                <w:color w:val="595959"/>
+                <w:sz w:val="14"/>
+                <w:szCs w:val="14"/>
+              </w:rPr>
+              <w:t xml:space="preserve">Source: Khan Academy (English - US curriculum)</w:t>
+            </w:r>
+          </w:p>
+          <w:p>
+            <w:pPr>
+              <w:spacing w:after="10" w:before="0"/>
+              <w:ind w:left="120"/>
+            </w:pPr>
+            <w:hyperlink w:history="1" r:id="rIdujuoh_tp9dzadafep2o7e">
+              <w:r>
+                <w:rPr>
+                  <w:rFonts w:ascii="Arial" w:cs="Arial" w:eastAsia="Arial" w:hAnsi="Arial"/>
+                  <w:color w:val="595959"/>
+                  <w:sz w:val="14"/>
+                  <w:szCs w:val="14"/>
+                  <w:u w:val="single" w:color="595959"/>
+                </w:rPr>
+                <w:t xml:space="preserve">🔍 Search ARES for similar readings</w:t>
+              </w:r>
+            </w:hyperlink>
+          </w:p>
+        </w:tc>
+        <w:tc>
+          <w:tcPr>
+            <w:tcW w:type="dxa" w:w="3040"/>
+            <w:shd w:fill="FFFFFF" w:color="auto" w:val="clear"/>
+            <w:tcMar>
+              <w:top w:type="dxa" w:w="60"/>
+              <w:left w:type="dxa" w:w="120"/>
+              <w:bottom w:type="dxa" w:w="60"/>
+              <w:right w:type="dxa" w:w="120"/>
+            </w:tcMar>
+            <w:vAlign w:val="top"/>
+          </w:tcPr>
+          <w:p>
+            <w:pPr>
+              <w:spacing w:after="40" w:before="0"/>
+              <w:jc w:val="left"/>
+            </w:pPr>
+            <w:r>
+              <w:rPr>
+                <w:rFonts w:ascii="Arial" w:cs="Arial" w:eastAsia="Arial" w:hAnsi="Arial"/>
+                <w:b w:val="false"/>
+                <w:bCs w:val="false"/>
+                <w:i w:val="false"/>
+                <w:iCs w:val="false"/>
+                <w:color w:val="000000"/>
+                <w:sz w:val="18"/>
+                <w:szCs w:val="18"/>
+              </w:rPr>
+              <w:t xml:space="preserve">PART A — CONE NET INVESTIGATION (30 min): Each group of 4 receives a pre-cut cone net (a circle and a sector of a larger circle) and a complete cone model. Groups are guided through the following steps: (1) Identify the two components of the cone's surface — the circular base (radius r) and the curved lateral surface (sector). (2) Measure the slant height l (the radius of the sector) using a ruler. (3) Notice that the arc length of the sector equals the circumference of the base circle (2πr). (4) Using the formula for the area of a sector (Area = ½ × arc length × radius), derive that Lateral Surface Area = ½ × 2πr × l = πrl. (5) Write the total surface area: SA = πrl + πr² = πr(r + l). Groups record each step in a structured observation table provided on a worksheet. PART B — SPHERE INTUITION ACTIVITY (15 min): Each group receives an orange. They peel the orange carefully and try to flatten the peel onto four circles drawn on paper, each with the same radius as the orange's cross-section. Observation: the peel covers almost exactly 4 circles. Teacher confirms: Surface Area of sphere = 4πr². Learners record this in their notes alongside a labelled diagram.</w:t>
+            </w:r>
+          </w:p>
+        </w:tc>
+        <w:tc>
+          <w:tcPr>
+            <w:tcW w:type="dxa" w:w="3040"/>
+            <w:shd w:fill="F2F2F2" w:color="auto" w:val="clear"/>
+            <w:tcMar>
+              <w:top w:type="dxa" w:w="60"/>
+              <w:left w:type="dxa" w:w="120"/>
+              <w:bottom w:type="dxa" w:w="60"/>
+              <w:right w:type="dxa" w:w="120"/>
+            </w:tcMar>
+            <w:vAlign w:val="top"/>
+          </w:tcPr>
+          <w:p>
+            <w:pPr>
+              <w:spacing w:after="40" w:before="0"/>
+              <w:jc w:val="left"/>
+            </w:pPr>
+            <w:r>
+              <w:rPr>
+                <w:rFonts w:ascii="Arial" w:cs="Arial" w:eastAsia="Arial" w:hAnsi="Arial"/>
+                <w:b w:val="false"/>
+                <w:bCs w:val="false"/>
+                <w:i w:val="false"/>
+                <w:iCs w:val="false"/>
+                <w:color w:val="000000"/>
+                <w:sz w:val="18"/>
+                <w:szCs w:val="18"/>
+              </w:rPr>
+              <w:t xml:space="preserve">Distribute cone nets and models. Say: 'Engineers and architects in Nairobi use cone-shaped turrets on buildings. Before they can order metal sheeting, they must know exactly how much curved surface that cone has. Your job right now is to figure out the formula from the net — not from memory.' Walk groups through Step 1: 'Lay your net flat. How many pieces do you see? What shape is each piece?' [WAIT 10 seconds.] Cold-call 2 groups. For Step 3, ask: 'What do you notice about the curved edge of the sector and the circle it must attach to?' [WAIT 15 seconds.] Cold-call 3 groups. If groups are stuck on the sector area link, prompt: 'We said arc length of the sector equals 2πr. The sector area formula is ½ × arc length × radius of sector. What is the radius of the sector on your net?' For the orange activity, say: 'Peel your orange carefully and try to lay the peel flat on the four circles. What do you notice?' [WAIT 10 seconds.] Cold-call 2 groups. Say: 'This is not a coincidence — Archimedes proved this over 2,000 years ago, and it holds for every sphere. Write the formula: SA = 4πr².' Emphasise: 'No flat base — a sphere is all curved surface.'</w:t>
+            </w:r>
+          </w:p>
+        </w:tc>
+        <w:tc>
+          <w:tcPr>
+            <w:tcW w:type="dxa" w:w="3040"/>
+            <w:shd w:fill="FFFFFF" w:color="auto" w:val="clear"/>
+            <w:tcMar>
+              <w:top w:type="dxa" w:w="60"/>
+              <w:left w:type="dxa" w:w="120"/>
+              <w:bottom w:type="dxa" w:w="60"/>
+              <w:right w:type="dxa" w:w="120"/>
+            </w:tcMar>
+            <w:vAlign w:val="top"/>
+          </w:tcPr>
+          <w:p>
+            <w:pPr>
+              <w:spacing w:after="40" w:before="0"/>
+              <w:jc w:val="left"/>
+            </w:pPr>
+            <w:r>
+              <w:rPr>
+                <w:rFonts w:ascii="Arial" w:cs="Arial" w:eastAsia="Arial" w:hAnsi="Arial"/>
+                <w:b w:val="false"/>
+                <w:bCs w:val="false"/>
+                <w:i w:val="false"/>
+                <w:iCs w:val="false"/>
+                <w:color w:val="000000"/>
+                <w:sz w:val="18"/>
+                <w:szCs w:val="18"/>
+              </w:rPr>
+              <w:t xml:space="preserve">Net-to-Formula Derivation (Guided Inquiry): Rather than stating formulas, learners reconstruct them from the physical net. This builds formula ownership and reduces dependence on rote memorisation. The orange peel activity uses a concrete, Kenya-familiar object (oranges are grown in Kisii and Meru) to make the abstract 4πr² formula tangible and memorable. Both strategies tie back to the tank phenomenon: understanding where formulae come from helps learners evaluate which tank shape is more material-efficient.</w:t>
+            </w:r>
+          </w:p>
+        </w:tc>
+        <w:tc>
+          <w:tcPr>
+            <w:tcW w:type="dxa" w:w="3040"/>
+            <w:shd w:fill="F2F2F2" w:color="auto" w:val="clear"/>
+            <w:tcMar>
+              <w:top w:type="dxa" w:w="60"/>
+              <w:left w:type="dxa" w:w="120"/>
+              <w:bottom w:type="dxa" w:w="60"/>
+              <w:right w:type="dxa" w:w="120"/>
+            </w:tcMar>
+            <w:vAlign w:val="top"/>
+          </w:tcPr>
+          <w:p>
+            <w:pPr>
+              <w:spacing w:after="40" w:before="0"/>
+              <w:jc w:val="left"/>
+            </w:pPr>
+            <w:r>
+              <w:rPr>
+                <w:rFonts w:ascii="Arial" w:cs="Arial" w:eastAsia="Arial" w:hAnsi="Arial"/>
+                <w:b w:val="false"/>
+                <w:bCs w:val="false"/>
+                <w:i w:val="false"/>
+                <w:iCs w:val="false"/>
+                <w:color w:val="000000"/>
+                <w:sz w:val="18"/>
+                <w:szCs w:val="18"/>
+              </w:rPr>
+              <w:t xml:space="preserve">Observable indicator: Each group's observation worksheet shows a complete, correctly labelled derivation pathway — from sector area to πrl to πr(r + l). Teacher checks 3–4 worksheets during the activity. Key checkpoint question (ask each group): 'Why is l the slant height and not the vertical height in the formula?' Correct answer: because l is the actual length along the curved surface of the cone, not the perpendicular height. Groups unable to articulate this receive a targeted prompt before Phase 3.</w:t>
+            </w:r>
+          </w:p>
+        </w:tc>
+      </w:tr>
+      <w:tr>
+        <w:tc>
+          <w:tcPr>
+            <w:tcW w:type="dxa" w:w="1520"/>
+            <w:shd w:fill="E2EFDA" w:color="auto" w:val="clear"/>
+            <w:tcMar>
+              <w:top w:type="dxa" w:w="60"/>
+              <w:left w:type="dxa" w:w="120"/>
+              <w:bottom w:type="dxa" w:w="60"/>
+              <w:right w:type="dxa" w:w="120"/>
+            </w:tcMar>
+            <w:vAlign w:val="top"/>
+          </w:tcPr>
+          <w:p>
+            <w:pPr>
+              <w:spacing w:after="40" w:before="0"/>
+              <w:jc w:val="left"/>
+            </w:pPr>
+            <w:r>
+              <w:rPr>
+                <w:rFonts w:ascii="Arial" w:cs="Arial" w:eastAsia="Arial" w:hAnsi="Arial"/>
+                <w:b/>
+                <w:bCs/>
+                <w:i w:val="false"/>
+                <w:iCs w:val="false"/>
+                <w:color w:val="000000"/>
+                <w:sz w:val="18"/>
+                <w:szCs w:val="18"/>
+              </w:rPr>
+              <w:t xml:space="preserve">Explain Phase</w:t>
+            </w:r>
+          </w:p>
+          <w:p>
+            <w:pPr>
+              <w:spacing w:after="20" w:before="0"/>
+            </w:pPr>
+            <w:r>
+              <w:rPr>
+                <w:rFonts w:ascii="Arial" w:cs="Arial" w:eastAsia="Arial" w:hAnsi="Arial"/>
+                <w:b/>
+                <w:bCs/>
+                <w:color w:val="1F3864"/>
+                <w:sz w:val="16"/>
+                <w:szCs w:val="16"/>
+              </w:rPr>
+              <w:t xml:space="preserve">📹 VIDEO:</w:t>
+            </w:r>
+          </w:p>
+          <w:p>
+            <w:pPr>
+              <w:spacing w:after="20" w:before="0"/>
+            </w:pPr>
+            <w:hyperlink w:history="1" r:id="rId_awh412ww15sytjfdrjv_">
+              <w:r>
+                <w:rPr>
+                  <w:rFonts w:ascii="Arial" w:cs="Arial" w:eastAsia="Arial" w:hAnsi="Arial"/>
+                  <w:color w:val="2E75B6"/>
+                  <w:sz w:val="16"/>
+                  <w:szCs w:val="16"/>
+                  <w:u w:val="single" w:color="2E75B6"/>
+                </w:rPr>
+                <w:t xml:space="preserve">Surface area of a box (cuboid)</w:t>
+              </w:r>
+            </w:hyperlink>
+          </w:p>
+          <w:p>
+            <w:pPr>
+              <w:spacing w:after="10" w:before="0"/>
+              <w:ind w:left="120"/>
+            </w:pPr>
+            <w:r>
+              <w:rPr>
+                <w:rFonts w:ascii="Arial" w:cs="Arial" w:eastAsia="Arial" w:hAnsi="Arial"/>
+                <w:color w:val="595959"/>
+                <w:sz w:val="14"/>
+                <w:szCs w:val="14"/>
+              </w:rPr>
+              <w:t xml:space="preserve">Source: Khan Academy (English - US curriculum)</w:t>
+            </w:r>
+          </w:p>
+          <w:p>
+            <w:pPr>
+              <w:spacing w:after="10" w:before="0"/>
+              <w:ind w:left="120"/>
+            </w:pPr>
+            <w:hyperlink w:history="1" r:id="rIdpv_6ace8yrm3otglelnhe">
+              <w:r>
+                <w:rPr>
+                  <w:rFonts w:ascii="Arial" w:cs="Arial" w:eastAsia="Arial" w:hAnsi="Arial"/>
+                  <w:color w:val="595959"/>
+                  <w:sz w:val="14"/>
+                  <w:szCs w:val="14"/>
+                  <w:u w:val="single" w:color="595959"/>
+                </w:rPr>
+                <w:t xml:space="preserve">🔍 Search ARES for similar videos</w:t>
+              </w:r>
+            </w:hyperlink>
+          </w:p>
+          <w:p>
+            <w:pPr>
+              <w:spacing w:after="40" w:before="0"/>
+            </w:pPr>
+            <w:r>
+              <w:rPr>
+                <w:sz w:val="14"/>
+                <w:szCs w:val="14"/>
+              </w:rPr>
+              <w:t xml:space="preserve"/>
+            </w:r>
+          </w:p>
+          <w:p>
+            <w:pPr>
+              <w:spacing w:after="20" w:before="0"/>
+            </w:pPr>
+            <w:r>
+              <w:rPr>
+                <w:rFonts w:ascii="Arial" w:cs="Arial" w:eastAsia="Arial" w:hAnsi="Arial"/>
+                <w:b/>
+                <w:bCs/>
+                <w:color w:val="1F3864"/>
+                <w:sz w:val="16"/>
+                <w:szCs w:val="16"/>
+              </w:rPr>
+              <w:t xml:space="preserve">📖 EXERCISE:</w:t>
+            </w:r>
+          </w:p>
+          <w:p>
+            <w:pPr>
+              <w:spacing w:after="20" w:before="0"/>
+            </w:pPr>
+            <w:hyperlink w:history="1" r:id="rId2o1bw3x5vo3bgaval8kql">
               <w:r>
                 <w:rPr>
                   <w:rFonts w:ascii="Arial" w:cs="Arial" w:eastAsia="Arial" w:hAnsi="Arial"/>
@@ -6778,7 +7084,7 @@
               <w:spacing w:after="10" w:before="0"/>
               <w:ind w:left="120"/>
             </w:pPr>
-            <w:hyperlink w:history="1" r:id="rIdldgnzzjxi5x5_8yk6gpwc">
+            <w:hyperlink w:history="1" r:id="rIdgrs7hy-kga7nc93bwdfsu">
               <w:r>
                 <w:rPr>
                   <w:rFonts w:ascii="Arial" w:cs="Arial" w:eastAsia="Arial" w:hAnsi="Arial"/>
@@ -6820,7 +7126,7 @@
                 <w:sz w:val="18"/>
                 <w:szCs w:val="18"/>
               </w:rPr>
-              <w:t xml:space="preserve">PART A — CONE NET INVESTIGATION (30 min): Each group of 4 receives a pre-cut cone net (a circle and a sector of a larger circle) and a complete cone model. Groups are guided through the following steps: (1) Identify the two components of the cone's surface — the circular base (radius r) and the curved lateral surface (sector). (2) Measure the slant height l (the radius of the sector) using a ruler. (3) Notice that the arc length of the sector equals the circumference of the base circle (2πr). (4) Using the formula for the area of a sector (Area = ½ × arc length × radius), derive that Lateral Surface Area = ½ × 2πr × l = πrl. (5) Write the total surface area: SA = πrl + πr² = πr(r + l). Groups record each step in a structured observation table provided on a worksheet. PART B — SPHERE INTUITION ACTIVITY (15 min): Each group receives an orange. They peel the orange carefully and try to flatten the peel onto four circles drawn on paper, each with the same radius as the orange's cross-section. Observation: the peel covers almost exactly 4 circles. Teacher confirms: Surface Area of sphere = 4πr². Learners record this in their notes alongside a labelled diagram.</w:t>
+              <w:t xml:space="preserve">Learners apply their newly derived formulae to three structured problems set in Kenyan contexts, working individually then comparing with a partner: PROBLEM 1 (Cone): A craftsman in Nairobi is fabricating a decorative conical metal turret for a rooftop. The cone has base radius r = 0.7 m and slant height l = 1.22 m. Calculate the total surface area of the turret to determine how much metal sheet is needed. PROBLEM 2 (Sphere): A bakery in Kisumu uses a spherical mould to shape special occasion mandazi. The mould has a radius of 6 cm. Calculate the surface area of the mould to determine the amount of coating material required. PROBLEM 3 (Comparison — links to Lesson 1): Compare the total surface area of the Nairobi cone turret (Problem 1) with a cylinder of the same base radius (r = 0.7 m) and vertical height (h = 1.0 m) calculated in Lesson 1. Which requires less material? How does this connect to the Kisumu tank phenomenon? After individual work (12 min), a class discussion resolves Problem 3 and revisits the opening prediction tally.</w:t>
             </w:r>
           </w:p>
         </w:tc>
@@ -6852,7 +7158,7 @@
                 <w:sz w:val="18"/>
                 <w:szCs w:val="18"/>
               </w:rPr>
-              <w:t xml:space="preserve">Distribute cone nets and models. Say: 'Engineers and architects in Nairobi use cone-shaped turrets on buildings. Before they can order metal sheeting, they must know exactly how much curved surface that cone has. Your job right now is to figure out the formula from the net — not from memory.' Walk groups through Step 1: 'Lay your net flat. How many pieces do you see? What shape is each piece?' [WAIT 10 seconds.] Cold-call 2 groups. For Step 3, ask: 'What do you notice about the curved edge of the sector and the circle it must attach to?' [WAIT 15 seconds.] Cold-call 3 groups. If groups are stuck on the sector area link, prompt: 'We said arc length of the sector equals 2πr. The sector area formula is ½ × arc length × radius of sector. What is the radius of the sector on your net?' For the orange activity, say: 'Peel your orange carefully and try to lay the peel flat on the four circles. What do you notice?' [WAIT 10 seconds.] Cold-call 2 groups. Say: 'This is not a coincidence — Archimedes proved this over 2,000 years ago, and it holds for every sphere. Write the formula: SA = 4πr².' Emphasise: 'No flat base — a sphere is all curved surface.'</w:t>
+              <w:t xml:space="preserve">Say: 'You now have the tools. Let us put them to work on real Kenyan problems.' Display all three problems on the board. Say: 'Work individually first — 12 minutes. Show every step: formula, substitution, calculation, units.' Circulate actively. For learners substituting vertical height instead of slant height in Problem 1, ask: 'Which length did you use? Is that the length along the surface of the cone or the height inside it?' [WAIT 10 seconds.] For Problem 3, after individual work, facilitate whole-class discussion: 'Who found that the cone has less surface area than the cylinder? Show us your numbers.' Cold-call 3 individuals to present their working. After Problem 3, return to the prediction tally on the board: 'Look at our predictions from the start of the lesson. What does the mathematics tell us now?' [WAIT 15 seconds.] Cold-call 2 learners to make the explicit link: 'So what does this mean for the frustum tank versus the cylinder-hemisphere tank in Kisumu?'</w:t>
             </w:r>
           </w:p>
         </w:tc>
@@ -6884,7 +7190,7 @@
                 <w:sz w:val="18"/>
                 <w:szCs w:val="18"/>
               </w:rPr>
-              <w:t xml:space="preserve">Net-to-Formula Derivation (Guided Inquiry): Rather than stating formulas, learners reconstruct them from the physical net. This builds formula ownership and reduces dependence on rote memorisation. The orange peel activity uses a concrete, Kenya-familiar object (oranges are grown in Kisii and Meru) to make the abstract 4πr² formula tangible and memorable. Both strategies tie back to the tank phenomenon: understanding where formulae come from helps learners evaluate which tank shape is more material-efficient.</w:t>
+              <w:t xml:space="preserve">Worked Example to Real-World Transfer (Context-Anchored Practice): Each problem is deliberately embedded in a Kenyan context (Nairobi craftsman, Kisumu bakery) so that formula application feels purposeful rather than abstract. Problem 3 explicitly bridges Lesson 1 and Lesson 2 evidence, building the cumulative argument needed to explain the anchoring phenomenon. Returning to the prediction tally creates a structured 'confirm or revise' moment that consolidates conceptual change.</w:t>
             </w:r>
           </w:p>
         </w:tc>
@@ -6916,7 +7222,7 @@
                 <w:sz w:val="18"/>
                 <w:szCs w:val="18"/>
               </w:rPr>
-              <w:t xml:space="preserve">Observable indicator: Each group's observation worksheet shows a complete, correctly labelled derivation pathway — from sector area to πrl to πr(r + l). Teacher checks 3–4 worksheets during the activity. Key checkpoint question (ask each group): 'Why is l the slant height and not the vertical height in the formula?' Correct answer: because l is the actual length along the curved surface of the cone, not the perpendicular height. Groups unable to articulate this receive a targeted prompt before Phase 3.</w:t>
+              <w:t xml:space="preserve">Observable indicators: (1) In Problem 1, learner correctly identifies l = 1.22 m as slant height and not h = 1.0 m, and obtains SA ≈ 4.22 m² (Accept 4.20–4.24 m²). (2) In Problem 2, learner applies SA = 4πr² with r = 0.06 m (or r = 6 cm consistently) and obtains SA ≈ 452.4 cm². (3) In Problem 3, learner makes an explicit written statement connecting the smaller surface area of the cone to the tank phenomenon. Teacher collects 6 exercise books (random sample) at the end of this phase for a quick review before the next lesson.</w:t>
             </w:r>
           </w:p>
         </w:tc>
@@ -6925,32 +7231,32 @@
         <w:tc>
           <w:tcPr>
             <w:tcW w:type="dxa" w:w="1520"/>
-            <w:shd w:fill="E2EFDA" w:color="auto" w:val="clear"/>
-            <w:tcMar>
-              <w:top w:type="dxa" w:w="60"/>
-              <w:left w:type="dxa" w:w="120"/>
-              <w:bottom w:type="dxa" w:w="60"/>
-              <w:right w:type="dxa" w:w="120"/>
-            </w:tcMar>
-            <w:vAlign w:val="top"/>
-          </w:tcPr>
-          <w:p>
-            <w:pPr>
-              <w:spacing w:after="40" w:before="0"/>
-              <w:jc w:val="left"/>
-            </w:pPr>
-            <w:r>
-              <w:rPr>
-                <w:rFonts w:ascii="Arial" w:cs="Arial" w:eastAsia="Arial" w:hAnsi="Arial"/>
-                <w:b/>
-                <w:bCs/>
-                <w:i w:val="false"/>
-                <w:iCs w:val="false"/>
-                <w:color w:val="000000"/>
-                <w:sz w:val="18"/>
-                <w:szCs w:val="18"/>
-              </w:rPr>
-              <w:t xml:space="preserve">Explain Phase</w:t>
+            <w:shd w:fill="FCE4D6" w:color="auto" w:val="clear"/>
+            <w:tcMar>
+              <w:top w:type="dxa" w:w="60"/>
+              <w:left w:type="dxa" w:w="120"/>
+              <w:bottom w:type="dxa" w:w="60"/>
+              <w:right w:type="dxa" w:w="120"/>
+            </w:tcMar>
+            <w:vAlign w:val="top"/>
+          </w:tcPr>
+          <w:p>
+            <w:pPr>
+              <w:spacing w:after="40" w:before="0"/>
+              <w:jc w:val="left"/>
+            </w:pPr>
+            <w:r>
+              <w:rPr>
+                <w:rFonts w:ascii="Arial" w:cs="Arial" w:eastAsia="Arial" w:hAnsi="Arial"/>
+                <w:b/>
+                <w:bCs/>
+                <w:i w:val="false"/>
+                <w:iCs w:val="false"/>
+                <w:color w:val="000000"/>
+                <w:sz w:val="18"/>
+                <w:szCs w:val="18"/>
+              </w:rPr>
+              <w:t xml:space="preserve">Driving Question Board (DQB) Creation</w:t>
             </w:r>
           </w:p>
           <w:p>
@@ -6973,7 +7279,7 @@
             <w:pPr>
               <w:spacing w:after="20" w:before="0"/>
             </w:pPr>
-            <w:hyperlink w:history="1" r:id="rIdtk_emvop2ykkkvyscxznb">
+            <w:hyperlink w:history="1" r:id="rIdhnly_q9xohqhbhohsia8j">
               <w:r>
                 <w:rPr>
                   <w:rFonts w:ascii="Arial" w:cs="Arial" w:eastAsia="Arial" w:hAnsi="Arial"/>
@@ -6982,7 +7288,7 @@
                   <w:szCs w:val="16"/>
                   <w:u w:val="single" w:color="2E75B6"/>
                 </w:rPr>
-                <w:t xml:space="preserve">Volume of triangular prism &amp; cube</w:t>
+                <w:t xml:space="preserve">Surface area of a box (cuboid)</w:t>
               </w:r>
             </w:hyperlink>
           </w:p>
@@ -7006,7 +7312,7 @@
               <w:spacing w:after="10" w:before="0"/>
               <w:ind w:left="120"/>
             </w:pPr>
-            <w:hyperlink w:history="1" r:id="rIdvjtc6-ilk1mz7we8zsase">
+            <w:hyperlink w:history="1" r:id="rIduddsocvhfzzwbb5dg8d5e">
               <w:r>
                 <w:rPr>
                   <w:rFonts w:ascii="Arial" w:cs="Arial" w:eastAsia="Arial" w:hAnsi="Arial"/>
@@ -7044,14 +7350,14 @@
                 <w:sz w:val="16"/>
                 <w:szCs w:val="16"/>
               </w:rPr>
-              <w:t xml:space="preserve">📖 EXERCISE:</w:t>
+              <w:t xml:space="preserve">📖 HTML:</w:t>
             </w:r>
           </w:p>
           <w:p>
             <w:pPr>
               <w:spacing w:after="20" w:before="0"/>
             </w:pPr>
-            <w:hyperlink w:history="1" r:id="rIdfwgiiqoznigy4piqsprix">
+            <w:hyperlink w:history="1" r:id="rIdndwzl1hpiemltlewe2yzt">
               <w:r>
                 <w:rPr>
                   <w:rFonts w:ascii="Arial" w:cs="Arial" w:eastAsia="Arial" w:hAnsi="Arial"/>
@@ -7060,7 +7366,7 @@
                   <w:szCs w:val="16"/>
                   <w:u w:val="single" w:color="2E75B6"/>
                 </w:rPr>
-                <w:t xml:space="preserve">Apply volume of solids</w:t>
+                <w:t xml:space="preserve">Surface Area of Spheres (Flexbook)</w:t>
               </w:r>
             </w:hyperlink>
           </w:p>
@@ -7076,7 +7382,7 @@
                 <w:sz w:val="14"/>
                 <w:szCs w:val="14"/>
               </w:rPr>
-              <w:t xml:space="preserve">Source: Khan Academy (English - US curriculum)</w:t>
+              <w:t xml:space="preserve">Source: CK-12</w:t>
             </w:r>
           </w:p>
           <w:p>
@@ -7084,7 +7390,7 @@
               <w:spacing w:after="10" w:before="0"/>
               <w:ind w:left="120"/>
             </w:pPr>
-            <w:hyperlink w:history="1" r:id="rIdp68gg1bxbm5_tthqwz_xo">
+            <w:hyperlink w:history="1" r:id="rIdx11hjqrds1h3mdwcplyoe">
               <w:r>
                 <w:rPr>
                   <w:rFonts w:ascii="Arial" w:cs="Arial" w:eastAsia="Arial" w:hAnsi="Arial"/>
@@ -7126,7 +7432,7 @@
                 <w:sz w:val="18"/>
                 <w:szCs w:val="18"/>
               </w:rPr>
-              <w:t xml:space="preserve">Learners apply their newly derived formulae to three structured problems set in Kenyan contexts, working individually then comparing with a partner: PROBLEM 1 (Cone): A craftsman in Nairobi is fabricating a decorative conical metal turret for a rooftop. The cone has base radius r = 0.7 m and slant height l = 1.22 m. Calculate the total surface area of the turret to determine how much metal sheet is needed. PROBLEM 2 (Sphere): A bakery in Kisumu uses a spherical mould to shape special occasion mandazi. The mould has a radius of 6 cm. Calculate the surface area of the mould to determine the amount of coating material required. PROBLEM 3 (Comparison — links to Lesson 1): Compare the total surface area of the Nairobi cone turret (Problem 1) with a cylinder of the same base radius (r = 0.7 m) and vertical height (h = 1.0 m) calculated in Lesson 1. Which requires less material? How does this connect to the Kisumu tank phenomenon? After individual work (12 min), a class discussion resolves Problem 3 and revisits the opening prediction tally.</w:t>
+              <w:t xml:space="preserve">Each learner receives two sticky notes (or writes in their DQB section of their exercise book if physical notes are unavailable). On the first note (EVIDENCE colour): they write one piece of evidence gathered today — e.g., 'A cone with the same base and height as a cylinder has less total surface area.' On the second note (NEW QUESTION colour): they write one new question sparked by today's lesson — e.g., 'What about a shape that is part cone and part something else — like the frustum?' Learners post their notes on the class DQB (or share verbally). Teacher reads 3–4 evidence notes and 3–4 new questions aloud, explicitly linking the new questions to the frustum and composite tank shapes that will be investigated in upcoming lessons.</w:t>
             </w:r>
           </w:p>
         </w:tc>
@@ -7158,7 +7464,7 @@
                 <w:sz w:val="18"/>
                 <w:szCs w:val="18"/>
               </w:rPr>
-              <w:t xml:space="preserve">Say: 'You now have the tools. Let us put them to work on real Kenyan problems.' Display all three problems on the board. Say: 'Work individually first — 12 minutes. Show every step: formula, substitution, calculation, units.' Circulate actively. For learners substituting vertical height instead of slant height in Problem 1, ask: 'Which length did you use? Is that the length along the surface of the cone or the height inside it?' [WAIT 10 seconds.] For Problem 3, after individual work, facilitate whole-class discussion: 'Who found that the cone has less surface area than the cylinder? Show us your numbers.' Cold-call 3 individuals to present their working. After Problem 3, return to the prediction tally on the board: 'Look at our predictions from the start of the lesson. What does the mathematics tell us now?' [WAIT 15 seconds.] Cold-call 2 learners to make the explicit link: 'So what does this mean for the frustum tank versus the cylinder-hemisphere tank in Kisumu?'</w:t>
+              <w:t xml:space="preserve">Say: 'Our Driving Question asks how shape determines how much material is needed. Look at our DQB from Lesson 1. We added evidence about cylinders and prisms. What new evidence can we add today — about cones and spheres?' Distribute sticky notes (or direct learners to their DQB pages). Say: 'Two sticky notes — one EVIDENCE, one NEW QUESTION. You have 3 minutes.' After 3 minutes, collect and post notes. Read 3 evidence notes aloud and ask the class: 'Is this good evidence for answering our Driving Question? Why?' [WAIT 10 seconds each.] Read 3 new question notes. Say: 'I can see some of you are already asking about the frustum — the exact shape of the second tank in Kisumu. That question is coming very soon in our sequence. Keep it on the board — we will answer it.'</w:t>
             </w:r>
           </w:p>
         </w:tc>
@@ -7190,7 +7496,7 @@
                 <w:sz w:val="18"/>
                 <w:szCs w:val="18"/>
               </w:rPr>
-              <w:t xml:space="preserve">Worked Example to Real-World Transfer (Context-Anchored Practice): Each problem is deliberately embedded in a Kenyan context (Nairobi craftsman, Kisumu bakery) so that formula application feels purposeful rather than abstract. Problem 3 explicitly bridges Lesson 1 and Lesson 2 evidence, building the cumulative argument needed to explain the anchoring phenomenon. Returning to the prediction tally creates a structured 'confirm or revise' moment that consolidates conceptual change.</w:t>
+              <w:t xml:space="preserve">Driving Question Board — Evidence Accumulation (Iterative Sense-Making): The DQB makes the progression of the storyline visible. By physically adding evidence from each lesson, learners see their understanding growing toward a full explanation of the Kisumu phenomenon. New question notes ensure the DQB drives forward momentum rather than simply summarising past learning. This metacognitive practice develops the 'Learning to Learn' core competency.</w:t>
             </w:r>
           </w:p>
         </w:tc>
@@ -7222,7 +7528,7 @@
                 <w:sz w:val="18"/>
                 <w:szCs w:val="18"/>
               </w:rPr>
-              <w:t xml:space="preserve">Observable indicators: (1) In Problem 1, learner correctly identifies l = 1.22 m as slant height and not h = 1.0 m, and obtains SA ≈ 4.22 m² (Accept 4.20–4.24 m²). (2) In Problem 2, learner applies SA = 4πr² with r = 0.06 m (or r = 6 cm consistently) and obtains SA ≈ 452.4 cm². (3) In Problem 3, learner makes an explicit written statement connecting the smaller surface area of the cone to the tank phenomenon. Teacher collects 6 exercise books (random sample) at the end of this phase for a quick review before the next lesson.</w:t>
+              <w:t xml:space="preserve">Observable indicator: Every learner has written at least one evidence statement that correctly references a formula or comparison from today's lesson (e.g., mentions SA = πr(r + l) or SA = 4πr², or a correct numerical comparison). Teacher scans notes during posting. If a learner's evidence note is vague or incorrect (e.g., 'cones are curved'), teacher asks a targeted clarifying question: 'What did you calculate today that proves cones use less material?'</w:t>
             </w:r>
           </w:p>
         </w:tc>
@@ -7231,32 +7537,32 @@
         <w:tc>
           <w:tcPr>
             <w:tcW w:type="dxa" w:w="1520"/>
-            <w:shd w:fill="FCE4D6" w:color="auto" w:val="clear"/>
-            <w:tcMar>
-              <w:top w:type="dxa" w:w="60"/>
-              <w:left w:type="dxa" w:w="120"/>
-              <w:bottom w:type="dxa" w:w="60"/>
-              <w:right w:type="dxa" w:w="120"/>
-            </w:tcMar>
-            <w:vAlign w:val="top"/>
-          </w:tcPr>
-          <w:p>
-            <w:pPr>
-              <w:spacing w:after="40" w:before="0"/>
-              <w:jc w:val="left"/>
-            </w:pPr>
-            <w:r>
-              <w:rPr>
-                <w:rFonts w:ascii="Arial" w:cs="Arial" w:eastAsia="Arial" w:hAnsi="Arial"/>
-                <w:b/>
-                <w:bCs/>
-                <w:i w:val="false"/>
-                <w:iCs w:val="false"/>
-                <w:color w:val="000000"/>
-                <w:sz w:val="18"/>
-                <w:szCs w:val="18"/>
-              </w:rPr>
-              <w:t xml:space="preserve">Driving Question Board (DQB) Creation</w:t>
+            <w:shd w:fill="D5E8F0" w:color="auto" w:val="clear"/>
+            <w:tcMar>
+              <w:top w:type="dxa" w:w="60"/>
+              <w:left w:type="dxa" w:w="120"/>
+              <w:bottom w:type="dxa" w:w="60"/>
+              <w:right w:type="dxa" w:w="120"/>
+            </w:tcMar>
+            <w:vAlign w:val="top"/>
+          </w:tcPr>
+          <w:p>
+            <w:pPr>
+              <w:spacing w:after="40" w:before="0"/>
+              <w:jc w:val="left"/>
+            </w:pPr>
+            <w:r>
+              <w:rPr>
+                <w:rFonts w:ascii="Arial" w:cs="Arial" w:eastAsia="Arial" w:hAnsi="Arial"/>
+                <w:b/>
+                <w:bCs/>
+                <w:i w:val="false"/>
+                <w:iCs w:val="false"/>
+                <w:color w:val="000000"/>
+                <w:sz w:val="18"/>
+                <w:szCs w:val="18"/>
+              </w:rPr>
+              <w:t xml:space="preserve">Model Building Phase</w:t>
             </w:r>
           </w:p>
           <w:p>
@@ -7279,7 +7585,7 @@
             <w:pPr>
               <w:spacing w:after="20" w:before="0"/>
             </w:pPr>
-            <w:hyperlink w:history="1" r:id="rIdh-x8kcmbzdi1lzrhic-oh">
+            <w:hyperlink w:history="1" r:id="rIdizq5ynniiru0p_sxilwac">
               <w:r>
                 <w:rPr>
                   <w:rFonts w:ascii="Arial" w:cs="Arial" w:eastAsia="Arial" w:hAnsi="Arial"/>
@@ -7312,7 +7618,7 @@
               <w:spacing w:after="10" w:before="0"/>
               <w:ind w:left="120"/>
             </w:pPr>
-            <w:hyperlink w:history="1" r:id="rIde8azu1vdsz4dyt8udmqpz">
+            <w:hyperlink w:history="1" r:id="rId0xpe4ovmisqejqlgitcdo">
               <w:r>
                 <w:rPr>
                   <w:rFonts w:ascii="Arial" w:cs="Arial" w:eastAsia="Arial" w:hAnsi="Arial"/>
@@ -7350,320 +7656,14 @@
                 <w:sz w:val="16"/>
                 <w:szCs w:val="16"/>
               </w:rPr>
-              <w:t xml:space="preserve">📖 HTML:</w:t>
+              <w:t xml:space="preserve">📖 EXERCISE:</w:t>
             </w:r>
           </w:p>
           <w:p>
             <w:pPr>
               <w:spacing w:after="20" w:before="0"/>
             </w:pPr>
-            <w:hyperlink w:history="1" r:id="rIdxw_m4gqwjy8ie2cmnyofo">
-              <w:r>
-                <w:rPr>
-                  <w:rFonts w:ascii="Arial" w:cs="Arial" w:eastAsia="Arial" w:hAnsi="Arial"/>
-                  <w:color w:val="2E75B6"/>
-                  <w:sz w:val="16"/>
-                  <w:szCs w:val="16"/>
-                  <w:u w:val="single" w:color="2E75B6"/>
-                </w:rPr>
-                <w:t xml:space="preserve">Surface Area of Spheres (Flexbook)</w:t>
-              </w:r>
-            </w:hyperlink>
-          </w:p>
-          <w:p>
-            <w:pPr>
-              <w:spacing w:after="10" w:before="0"/>
-              <w:ind w:left="120"/>
-            </w:pPr>
-            <w:r>
-              <w:rPr>
-                <w:rFonts w:ascii="Arial" w:cs="Arial" w:eastAsia="Arial" w:hAnsi="Arial"/>
-                <w:color w:val="595959"/>
-                <w:sz w:val="14"/>
-                <w:szCs w:val="14"/>
-              </w:rPr>
-              <w:t xml:space="preserve">Source: CK-12</w:t>
-            </w:r>
-          </w:p>
-          <w:p>
-            <w:pPr>
-              <w:spacing w:after="10" w:before="0"/>
-              <w:ind w:left="120"/>
-            </w:pPr>
-            <w:hyperlink w:history="1" r:id="rIdio2gzzxubfncrvzpitbb5">
-              <w:r>
-                <w:rPr>
-                  <w:rFonts w:ascii="Arial" w:cs="Arial" w:eastAsia="Arial" w:hAnsi="Arial"/>
-                  <w:color w:val="595959"/>
-                  <w:sz w:val="14"/>
-                  <w:szCs w:val="14"/>
-                  <w:u w:val="single" w:color="595959"/>
-                </w:rPr>
-                <w:t xml:space="preserve">🔍 Search ARES for similar readings</w:t>
-              </w:r>
-            </w:hyperlink>
-          </w:p>
-        </w:tc>
-        <w:tc>
-          <w:tcPr>
-            <w:tcW w:type="dxa" w:w="3040"/>
-            <w:shd w:fill="FFFFFF" w:color="auto" w:val="clear"/>
-            <w:tcMar>
-              <w:top w:type="dxa" w:w="60"/>
-              <w:left w:type="dxa" w:w="120"/>
-              <w:bottom w:type="dxa" w:w="60"/>
-              <w:right w:type="dxa" w:w="120"/>
-            </w:tcMar>
-            <w:vAlign w:val="top"/>
-          </w:tcPr>
-          <w:p>
-            <w:pPr>
-              <w:spacing w:after="40" w:before="0"/>
-              <w:jc w:val="left"/>
-            </w:pPr>
-            <w:r>
-              <w:rPr>
-                <w:rFonts w:ascii="Arial" w:cs="Arial" w:eastAsia="Arial" w:hAnsi="Arial"/>
-                <w:b w:val="false"/>
-                <w:bCs w:val="false"/>
-                <w:i w:val="false"/>
-                <w:iCs w:val="false"/>
-                <w:color w:val="000000"/>
-                <w:sz w:val="18"/>
-                <w:szCs w:val="18"/>
-              </w:rPr>
-              <w:t xml:space="preserve">Each learner receives two sticky notes (or writes in their DQB section of their exercise book if physical notes are unavailable). On the first note (EVIDENCE colour): they write one piece of evidence gathered today — e.g., 'A cone with the same base and height as a cylinder has less total surface area.' On the second note (NEW QUESTION colour): they write one new question sparked by today's lesson — e.g., 'What about a shape that is part cone and part something else — like the frustum?' Learners post their notes on the class DQB (or share verbally). Teacher reads 3–4 evidence notes and 3–4 new questions aloud, explicitly linking the new questions to the frustum and composite tank shapes that will be investigated in upcoming lessons.</w:t>
-            </w:r>
-          </w:p>
-        </w:tc>
-        <w:tc>
-          <w:tcPr>
-            <w:tcW w:type="dxa" w:w="3040"/>
-            <w:shd w:fill="F2F2F2" w:color="auto" w:val="clear"/>
-            <w:tcMar>
-              <w:top w:type="dxa" w:w="60"/>
-              <w:left w:type="dxa" w:w="120"/>
-              <w:bottom w:type="dxa" w:w="60"/>
-              <w:right w:type="dxa" w:w="120"/>
-            </w:tcMar>
-            <w:vAlign w:val="top"/>
-          </w:tcPr>
-          <w:p>
-            <w:pPr>
-              <w:spacing w:after="40" w:before="0"/>
-              <w:jc w:val="left"/>
-            </w:pPr>
-            <w:r>
-              <w:rPr>
-                <w:rFonts w:ascii="Arial" w:cs="Arial" w:eastAsia="Arial" w:hAnsi="Arial"/>
-                <w:b w:val="false"/>
-                <w:bCs w:val="false"/>
-                <w:i w:val="false"/>
-                <w:iCs w:val="false"/>
-                <w:color w:val="000000"/>
-                <w:sz w:val="18"/>
-                <w:szCs w:val="18"/>
-              </w:rPr>
-              <w:t xml:space="preserve">Say: 'Our Driving Question asks how shape determines how much material is needed. Look at our DQB from Lesson 1. We added evidence about cylinders and prisms. What new evidence can we add today — about cones and spheres?' Distribute sticky notes (or direct learners to their DQB pages). Say: 'Two sticky notes — one EVIDENCE, one NEW QUESTION. You have 3 minutes.' After 3 minutes, collect and post notes. Read 3 evidence notes aloud and ask the class: 'Is this good evidence for answering our Driving Question? Why?' [WAIT 10 seconds each.] Read 3 new question notes. Say: 'I can see some of you are already asking about the frustum — the exact shape of the second tank in Kisumu. That question is coming very soon in our sequence. Keep it on the board — we will answer it.'</w:t>
-            </w:r>
-          </w:p>
-        </w:tc>
-        <w:tc>
-          <w:tcPr>
-            <w:tcW w:type="dxa" w:w="3040"/>
-            <w:shd w:fill="FFFFFF" w:color="auto" w:val="clear"/>
-            <w:tcMar>
-              <w:top w:type="dxa" w:w="60"/>
-              <w:left w:type="dxa" w:w="120"/>
-              <w:bottom w:type="dxa" w:w="60"/>
-              <w:right w:type="dxa" w:w="120"/>
-            </w:tcMar>
-            <w:vAlign w:val="top"/>
-          </w:tcPr>
-          <w:p>
-            <w:pPr>
-              <w:spacing w:after="40" w:before="0"/>
-              <w:jc w:val="left"/>
-            </w:pPr>
-            <w:r>
-              <w:rPr>
-                <w:rFonts w:ascii="Arial" w:cs="Arial" w:eastAsia="Arial" w:hAnsi="Arial"/>
-                <w:b w:val="false"/>
-                <w:bCs w:val="false"/>
-                <w:i w:val="false"/>
-                <w:iCs w:val="false"/>
-                <w:color w:val="000000"/>
-                <w:sz w:val="18"/>
-                <w:szCs w:val="18"/>
-              </w:rPr>
-              <w:t xml:space="preserve">Driving Question Board — Evidence Accumulation (Iterative Sense-Making): The DQB makes the progression of the storyline visible. By physically adding evidence from each lesson, learners see their understanding growing toward a full explanation of the Kisumu phenomenon. New question notes ensure the DQB drives forward momentum rather than simply summarising past learning. This metacognitive practice develops the 'Learning to Learn' core competency.</w:t>
-            </w:r>
-          </w:p>
-        </w:tc>
-        <w:tc>
-          <w:tcPr>
-            <w:tcW w:type="dxa" w:w="3040"/>
-            <w:shd w:fill="F2F2F2" w:color="auto" w:val="clear"/>
-            <w:tcMar>
-              <w:top w:type="dxa" w:w="60"/>
-              <w:left w:type="dxa" w:w="120"/>
-              <w:bottom w:type="dxa" w:w="60"/>
-              <w:right w:type="dxa" w:w="120"/>
-            </w:tcMar>
-            <w:vAlign w:val="top"/>
-          </w:tcPr>
-          <w:p>
-            <w:pPr>
-              <w:spacing w:after="40" w:before="0"/>
-              <w:jc w:val="left"/>
-            </w:pPr>
-            <w:r>
-              <w:rPr>
-                <w:rFonts w:ascii="Arial" w:cs="Arial" w:eastAsia="Arial" w:hAnsi="Arial"/>
-                <w:b w:val="false"/>
-                <w:bCs w:val="false"/>
-                <w:i w:val="false"/>
-                <w:iCs w:val="false"/>
-                <w:color w:val="000000"/>
-                <w:sz w:val="18"/>
-                <w:szCs w:val="18"/>
-              </w:rPr>
-              <w:t xml:space="preserve">Observable indicator: Every learner has written at least one evidence statement that correctly references a formula or comparison from today's lesson (e.g., mentions SA = πr(r + l) or SA = 4πr², or a correct numerical comparison). Teacher scans notes during posting. If a learner's evidence note is vague or incorrect (e.g., 'cones are curved'), teacher asks a targeted clarifying question: 'What did you calculate today that proves cones use less material?'</w:t>
-            </w:r>
-          </w:p>
-        </w:tc>
-      </w:tr>
-      <w:tr>
-        <w:tc>
-          <w:tcPr>
-            <w:tcW w:type="dxa" w:w="1520"/>
-            <w:shd w:fill="D5E8F0" w:color="auto" w:val="clear"/>
-            <w:tcMar>
-              <w:top w:type="dxa" w:w="60"/>
-              <w:left w:type="dxa" w:w="120"/>
-              <w:bottom w:type="dxa" w:w="60"/>
-              <w:right w:type="dxa" w:w="120"/>
-            </w:tcMar>
-            <w:vAlign w:val="top"/>
-          </w:tcPr>
-          <w:p>
-            <w:pPr>
-              <w:spacing w:after="40" w:before="0"/>
-              <w:jc w:val="left"/>
-            </w:pPr>
-            <w:r>
-              <w:rPr>
-                <w:rFonts w:ascii="Arial" w:cs="Arial" w:eastAsia="Arial" w:hAnsi="Arial"/>
-                <w:b/>
-                <w:bCs/>
-                <w:i w:val="false"/>
-                <w:iCs w:val="false"/>
-                <w:color w:val="000000"/>
-                <w:sz w:val="18"/>
-                <w:szCs w:val="18"/>
-              </w:rPr>
-              <w:t xml:space="preserve">Model Building Phase</w:t>
-            </w:r>
-          </w:p>
-          <w:p>
-            <w:pPr>
-              <w:spacing w:after="20" w:before="0"/>
-            </w:pPr>
-            <w:r>
-              <w:rPr>
-                <w:rFonts w:ascii="Arial" w:cs="Arial" w:eastAsia="Arial" w:hAnsi="Arial"/>
-                <w:b/>
-                <w:bCs/>
-                <w:color w:val="1F3864"/>
-                <w:sz w:val="16"/>
-                <w:szCs w:val="16"/>
-              </w:rPr>
-              <w:t xml:space="preserve">📹 VIDEO:</w:t>
-            </w:r>
-          </w:p>
-          <w:p>
-            <w:pPr>
-              <w:spacing w:after="20" w:before="0"/>
-            </w:pPr>
-            <w:hyperlink w:history="1" r:id="rIdv2ybr6rlmobw7zx1gevr8">
-              <w:r>
-                <w:rPr>
-                  <w:rFonts w:ascii="Arial" w:cs="Arial" w:eastAsia="Arial" w:hAnsi="Arial"/>
-                  <w:color w:val="2E75B6"/>
-                  <w:sz w:val="16"/>
-                  <w:szCs w:val="16"/>
-                  <w:u w:val="single" w:color="2E75B6"/>
-                </w:rPr>
-                <w:t xml:space="preserve">Surface area of a box (cuboid)</w:t>
-              </w:r>
-            </w:hyperlink>
-          </w:p>
-          <w:p>
-            <w:pPr>
-              <w:spacing w:after="10" w:before="0"/>
-              <w:ind w:left="120"/>
-            </w:pPr>
-            <w:r>
-              <w:rPr>
-                <w:rFonts w:ascii="Arial" w:cs="Arial" w:eastAsia="Arial" w:hAnsi="Arial"/>
-                <w:color w:val="595959"/>
-                <w:sz w:val="14"/>
-                <w:szCs w:val="14"/>
-              </w:rPr>
-              <w:t xml:space="preserve">Source: Khan Academy (English - US curriculum)</w:t>
-            </w:r>
-          </w:p>
-          <w:p>
-            <w:pPr>
-              <w:spacing w:after="10" w:before="0"/>
-              <w:ind w:left="120"/>
-            </w:pPr>
-            <w:hyperlink w:history="1" r:id="rIdsluvw6d6mzrdlzsn6cwg9">
-              <w:r>
-                <w:rPr>
-                  <w:rFonts w:ascii="Arial" w:cs="Arial" w:eastAsia="Arial" w:hAnsi="Arial"/>
-                  <w:color w:val="595959"/>
-                  <w:sz w:val="14"/>
-                  <w:szCs w:val="14"/>
-                  <w:u w:val="single" w:color="595959"/>
-                </w:rPr>
-                <w:t xml:space="preserve">🔍 Search ARES for similar videos</w:t>
-              </w:r>
-            </w:hyperlink>
-          </w:p>
-          <w:p>
-            <w:pPr>
-              <w:spacing w:after="40" w:before="0"/>
-            </w:pPr>
-            <w:r>
-              <w:rPr>
-                <w:sz w:val="14"/>
-                <w:szCs w:val="14"/>
-              </w:rPr>
-              <w:t xml:space="preserve"/>
-            </w:r>
-          </w:p>
-          <w:p>
-            <w:pPr>
-              <w:spacing w:after="20" w:before="0"/>
-            </w:pPr>
-            <w:r>
-              <w:rPr>
-                <w:rFonts w:ascii="Arial" w:cs="Arial" w:eastAsia="Arial" w:hAnsi="Arial"/>
-                <w:b/>
-                <w:bCs/>
-                <w:color w:val="1F3864"/>
-                <w:sz w:val="16"/>
-                <w:szCs w:val="16"/>
-              </w:rPr>
-              <w:t xml:space="preserve">📖 EXERCISE:</w:t>
-            </w:r>
-          </w:p>
-          <w:p>
-            <w:pPr>
-              <w:spacing w:after="20" w:before="0"/>
-            </w:pPr>
-            <w:hyperlink w:history="1" r:id="rIdzzzogqjylrrxrjsohpfcf">
+            <w:hyperlink w:history="1" r:id="rIdbkcrsrvsy_fnywzpzzubj">
               <w:r>
                 <w:rPr>
                   <w:rFonts w:ascii="Arial" w:cs="Arial" w:eastAsia="Arial" w:hAnsi="Arial"/>
@@ -7696,7 +7696,7 @@
               <w:spacing w:after="10" w:before="0"/>
               <w:ind w:left="120"/>
             </w:pPr>
-            <w:hyperlink w:history="1" r:id="rIdbhiqgdsdhtshzt2jq5pzt">
+            <w:hyperlink w:history="1" r:id="rIdd5mip0gwhwfl9cmsqa7mq">
               <w:r>
                 <w:rPr>
                   <w:rFonts w:ascii="Arial" w:cs="Arial" w:eastAsia="Arial" w:hAnsi="Arial"/>
@@ -9183,7 +9183,7 @@
             <w:pPr>
               <w:spacing w:after="20" w:before="0"/>
             </w:pPr>
-            <w:hyperlink w:history="1" r:id="rIdiiftxu_mw7kjmihr359p5">
+            <w:hyperlink w:history="1" r:id="rIddhofscx1n5asjwlk5rgn2">
               <w:r>
                 <w:rPr>
                   <w:rFonts w:ascii="Arial" w:cs="Arial" w:eastAsia="Arial" w:hAnsi="Arial"/>
@@ -9216,7 +9216,7 @@
               <w:spacing w:after="10" w:before="0"/>
               <w:ind w:left="120"/>
             </w:pPr>
-            <w:hyperlink w:history="1" r:id="rIdlf10vtjr0tcyxtht2ywia">
+            <w:hyperlink w:history="1" r:id="rId9wiw6pb1_6xboz3kpm4bx">
               <w:r>
                 <w:rPr>
                   <w:rFonts w:ascii="Arial" w:cs="Arial" w:eastAsia="Arial" w:hAnsi="Arial"/>
@@ -9261,7 +9261,7 @@
             <w:pPr>
               <w:spacing w:after="20" w:before="0"/>
             </w:pPr>
-            <w:hyperlink w:history="1" r:id="rIdusq56klox6nxra7clnfug">
+            <w:hyperlink w:history="1" r:id="rIdynkaerlmn29yjotfohyfs">
               <w:r>
                 <w:rPr>
                   <w:rFonts w:ascii="Arial" w:cs="Arial" w:eastAsia="Arial" w:hAnsi="Arial"/>
@@ -9294,7 +9294,7 @@
               <w:spacing w:after="10" w:before="0"/>
               <w:ind w:left="120"/>
             </w:pPr>
-            <w:hyperlink w:history="1" r:id="rIdat76_ghzffrkroddby9ub">
+            <w:hyperlink w:history="1" r:id="rIde_rxmwexf4dobo8wpxm-i">
               <w:r>
                 <w:rPr>
                   <w:rFonts w:ascii="Arial" w:cs="Arial" w:eastAsia="Arial" w:hAnsi="Arial"/>
@@ -9489,7 +9489,7 @@
             <w:pPr>
               <w:spacing w:after="20" w:before="0"/>
             </w:pPr>
-            <w:hyperlink w:history="1" r:id="rIdifsvyk9motfdmiut3ymxd">
+            <w:hyperlink w:history="1" r:id="rIdqcpv_ilyehtisp3ovvpvx">
               <w:r>
                 <w:rPr>
                   <w:rFonts w:ascii="Arial" w:cs="Arial" w:eastAsia="Arial" w:hAnsi="Arial"/>
@@ -9522,7 +9522,7 @@
               <w:spacing w:after="10" w:before="0"/>
               <w:ind w:left="120"/>
             </w:pPr>
-            <w:hyperlink w:history="1" r:id="rIdlulac8ghng-2n1dsnamei">
+            <w:hyperlink w:history="1" r:id="rIdn-h0j1zfwvd63yacf8k3h">
               <w:r>
                 <w:rPr>
                   <w:rFonts w:ascii="Arial" w:cs="Arial" w:eastAsia="Arial" w:hAnsi="Arial"/>
@@ -9567,7 +9567,7 @@
             <w:pPr>
               <w:spacing w:after="20" w:before="0"/>
             </w:pPr>
-            <w:hyperlink w:history="1" r:id="rIdpmtp5qicr-tnpme3ucb_s">
+            <w:hyperlink w:history="1" r:id="rIdhww7jwsg-ejwjmf0qyvxm">
               <w:r>
                 <w:rPr>
                   <w:rFonts w:ascii="Arial" w:cs="Arial" w:eastAsia="Arial" w:hAnsi="Arial"/>
@@ -9600,7 +9600,7 @@
               <w:spacing w:after="10" w:before="0"/>
               <w:ind w:left="120"/>
             </w:pPr>
-            <w:hyperlink w:history="1" r:id="rIdxargksx_jc3vqcdty0uww">
+            <w:hyperlink w:history="1" r:id="rIdaztujhtniojp9x1bqaaf1">
               <w:r>
                 <w:rPr>
                   <w:rFonts w:ascii="Arial" w:cs="Arial" w:eastAsia="Arial" w:hAnsi="Arial"/>
@@ -9795,7 +9795,7 @@
             <w:pPr>
               <w:spacing w:after="20" w:before="0"/>
             </w:pPr>
-            <w:hyperlink w:history="1" r:id="rIdknax1mhy8sgtmvzqc27yq">
+            <w:hyperlink w:history="1" r:id="rIdiogkprhbwfjx0zhrhm4ft">
               <w:r>
                 <w:rPr>
                   <w:rFonts w:ascii="Arial" w:cs="Arial" w:eastAsia="Arial" w:hAnsi="Arial"/>
@@ -9828,7 +9828,7 @@
               <w:spacing w:after="10" w:before="0"/>
               <w:ind w:left="120"/>
             </w:pPr>
-            <w:hyperlink w:history="1" r:id="rIdwtfrgmwrkry4_ejb92h-9">
+            <w:hyperlink w:history="1" r:id="rIdslyfv8uvcjhe_kmqzadtm">
               <w:r>
                 <w:rPr>
                   <w:rFonts w:ascii="Arial" w:cs="Arial" w:eastAsia="Arial" w:hAnsi="Arial"/>
@@ -9873,7 +9873,7 @@
             <w:pPr>
               <w:spacing w:after="20" w:before="0"/>
             </w:pPr>
-            <w:hyperlink w:history="1" r:id="rIdwfo1rpzu71krmpv_gi7xg">
+            <w:hyperlink w:history="1" r:id="rIdqsmirhx7udjcbeb44ey45">
               <w:r>
                 <w:rPr>
                   <w:rFonts w:ascii="Arial" w:cs="Arial" w:eastAsia="Arial" w:hAnsi="Arial"/>
@@ -9906,7 +9906,7 @@
               <w:spacing w:after="10" w:before="0"/>
               <w:ind w:left="120"/>
             </w:pPr>
-            <w:hyperlink w:history="1" r:id="rId3cw9w6atx5b221lss-ecn">
+            <w:hyperlink w:history="1" r:id="rIdozga_rbzsclltlh3jbbgd">
               <w:r>
                 <w:rPr>
                   <w:rFonts w:ascii="Arial" w:cs="Arial" w:eastAsia="Arial" w:hAnsi="Arial"/>
@@ -10101,7 +10101,7 @@
             <w:pPr>
               <w:spacing w:after="20" w:before="0"/>
             </w:pPr>
-            <w:hyperlink w:history="1" r:id="rIdmv2fu5t1g3gjfgdjiwryc">
+            <w:hyperlink w:history="1" r:id="rIdazkenyvfwowd9rbl5pzuc">
               <w:r>
                 <w:rPr>
                   <w:rFonts w:ascii="Arial" w:cs="Arial" w:eastAsia="Arial" w:hAnsi="Arial"/>
@@ -10134,7 +10134,7 @@
               <w:spacing w:after="10" w:before="0"/>
               <w:ind w:left="120"/>
             </w:pPr>
-            <w:hyperlink w:history="1" r:id="rIdadfh_271jxx80ubayx46w">
+            <w:hyperlink w:history="1" r:id="rIdazcvqpvj59ntb-mc-bzrx">
               <w:r>
                 <w:rPr>
                   <w:rFonts w:ascii="Arial" w:cs="Arial" w:eastAsia="Arial" w:hAnsi="Arial"/>
@@ -10179,7 +10179,7 @@
             <w:pPr>
               <w:spacing w:after="20" w:before="0"/>
             </w:pPr>
-            <w:hyperlink w:history="1" r:id="rIdcncx8z5zv5xgnqjaftyki">
+            <w:hyperlink w:history="1" r:id="rId3l0k96hzgnm80wbjyw93d">
               <w:r>
                 <w:rPr>
                   <w:rFonts w:ascii="Arial" w:cs="Arial" w:eastAsia="Arial" w:hAnsi="Arial"/>
@@ -10212,7 +10212,7 @@
               <w:spacing w:after="10" w:before="0"/>
               <w:ind w:left="120"/>
             </w:pPr>
-            <w:hyperlink w:history="1" r:id="rIde_myz2aa4uxybpm06he9o">
+            <w:hyperlink w:history="1" r:id="rIdwtgqfp1ijhyie5lamjm0e">
               <w:r>
                 <w:rPr>
                   <w:rFonts w:ascii="Arial" w:cs="Arial" w:eastAsia="Arial" w:hAnsi="Arial"/>
@@ -10407,7 +10407,7 @@
             <w:pPr>
               <w:spacing w:after="20" w:before="0"/>
             </w:pPr>
-            <w:hyperlink w:history="1" r:id="rIdmkpvpfd-md14o_njv-xl1">
+            <w:hyperlink w:history="1" r:id="rIdom8wmyrhapohu0jdustdu">
               <w:r>
                 <w:rPr>
                   <w:rFonts w:ascii="Arial" w:cs="Arial" w:eastAsia="Arial" w:hAnsi="Arial"/>
@@ -10440,7 +10440,7 @@
               <w:spacing w:after="10" w:before="0"/>
               <w:ind w:left="120"/>
             </w:pPr>
-            <w:hyperlink w:history="1" r:id="rIdlnbfwsiq7gnrbh_jusqs0">
+            <w:hyperlink w:history="1" r:id="rIdu9svtexhviqk8kpnqlpbc">
               <w:r>
                 <w:rPr>
                   <w:rFonts w:ascii="Arial" w:cs="Arial" w:eastAsia="Arial" w:hAnsi="Arial"/>
@@ -10485,7 +10485,7 @@
             <w:pPr>
               <w:spacing w:after="20" w:before="0"/>
             </w:pPr>
-            <w:hyperlink w:history="1" r:id="rIdztvtmwenuwltlzflnu8tn">
+            <w:hyperlink w:history="1" r:id="rId2cl_a8vomsazjqtackrke">
               <w:r>
                 <w:rPr>
                   <w:rFonts w:ascii="Arial" w:cs="Arial" w:eastAsia="Arial" w:hAnsi="Arial"/>
@@ -10518,7 +10518,7 @@
               <w:spacing w:after="10" w:before="0"/>
               <w:ind w:left="120"/>
             </w:pPr>
-            <w:hyperlink w:history="1" r:id="rIdv8whduqjoeg8_z5mj_bml">
+            <w:hyperlink w:history="1" r:id="rId8hbqrvlfb3hlyrj2u9qw4">
               <w:r>
                 <w:rPr>
                   <w:rFonts w:ascii="Arial" w:cs="Arial" w:eastAsia="Arial" w:hAnsi="Arial"/>
@@ -12005,7 +12005,313 @@
             <w:pPr>
               <w:spacing w:after="20" w:before="0"/>
             </w:pPr>
-            <w:hyperlink w:history="1" r:id="rIdapedaddqqf2wpon2bq3fn">
+            <w:hyperlink w:history="1" r:id="rIdymrp-3qnnisaksgct1tht">
+              <w:r>
+                <w:rPr>
+                  <w:rFonts w:ascii="Arial" w:cs="Arial" w:eastAsia="Arial" w:hAnsi="Arial"/>
+                  <w:color w:val="2E75B6"/>
+                  <w:sz w:val="16"/>
+                  <w:szCs w:val="16"/>
+                  <w:u w:val="single" w:color="2E75B6"/>
+                </w:rPr>
+                <w:t xml:space="preserve">Surface area using a net: triangular prism</w:t>
+              </w:r>
+            </w:hyperlink>
+          </w:p>
+          <w:p>
+            <w:pPr>
+              <w:spacing w:after="10" w:before="0"/>
+              <w:ind w:left="120"/>
+            </w:pPr>
+            <w:r>
+              <w:rPr>
+                <w:rFonts w:ascii="Arial" w:cs="Arial" w:eastAsia="Arial" w:hAnsi="Arial"/>
+                <w:color w:val="595959"/>
+                <w:sz w:val="14"/>
+                <w:szCs w:val="14"/>
+              </w:rPr>
+              <w:t xml:space="preserve">Source: Khan Academy (English - US curriculum)</w:t>
+            </w:r>
+          </w:p>
+          <w:p>
+            <w:pPr>
+              <w:spacing w:after="10" w:before="0"/>
+              <w:ind w:left="120"/>
+            </w:pPr>
+            <w:hyperlink w:history="1" r:id="rIde-qfqu2io0pfywawdbeij">
+              <w:r>
+                <w:rPr>
+                  <w:rFonts w:ascii="Arial" w:cs="Arial" w:eastAsia="Arial" w:hAnsi="Arial"/>
+                  <w:color w:val="595959"/>
+                  <w:sz w:val="14"/>
+                  <w:szCs w:val="14"/>
+                  <w:u w:val="single" w:color="595959"/>
+                </w:rPr>
+                <w:t xml:space="preserve">🔍 Search ARES for similar videos</w:t>
+              </w:r>
+            </w:hyperlink>
+          </w:p>
+          <w:p>
+            <w:pPr>
+              <w:spacing w:after="40" w:before="0"/>
+            </w:pPr>
+            <w:r>
+              <w:rPr>
+                <w:sz w:val="14"/>
+                <w:szCs w:val="14"/>
+              </w:rPr>
+              <w:t xml:space="preserve"/>
+            </w:r>
+          </w:p>
+          <w:p>
+            <w:pPr>
+              <w:spacing w:after="20" w:before="0"/>
+            </w:pPr>
+            <w:r>
+              <w:rPr>
+                <w:rFonts w:ascii="Arial" w:cs="Arial" w:eastAsia="Arial" w:hAnsi="Arial"/>
+                <w:b/>
+                <w:bCs/>
+                <w:color w:val="1F3864"/>
+                <w:sz w:val="16"/>
+                <w:szCs w:val="16"/>
+              </w:rPr>
+              <w:t xml:space="preserve">📖 EXERCISE:</w:t>
+            </w:r>
+          </w:p>
+          <w:p>
+            <w:pPr>
+              <w:spacing w:after="20" w:before="0"/>
+            </w:pPr>
+            <w:hyperlink w:history="1" r:id="rId6a_uaoyiokwe-kszeqdfz">
+              <w:r>
+                <w:rPr>
+                  <w:rFonts w:ascii="Arial" w:cs="Arial" w:eastAsia="Arial" w:hAnsi="Arial"/>
+                  <w:color w:val="2E75B6"/>
+                  <w:sz w:val="16"/>
+                  <w:szCs w:val="16"/>
+                  <w:u w:val="single" w:color="2E75B6"/>
+                </w:rPr>
+                <w:t xml:space="preserve">Surface Area and Volume of Pyramids Practice</w:t>
+              </w:r>
+            </w:hyperlink>
+          </w:p>
+          <w:p>
+            <w:pPr>
+              <w:spacing w:after="10" w:before="0"/>
+              <w:ind w:left="120"/>
+            </w:pPr>
+            <w:r>
+              <w:rPr>
+                <w:rFonts w:ascii="Arial" w:cs="Arial" w:eastAsia="Arial" w:hAnsi="Arial"/>
+                <w:color w:val="595959"/>
+                <w:sz w:val="14"/>
+                <w:szCs w:val="14"/>
+              </w:rPr>
+              <w:t xml:space="preserve">Source: CK-12</w:t>
+            </w:r>
+          </w:p>
+          <w:p>
+            <w:pPr>
+              <w:spacing w:after="10" w:before="0"/>
+              <w:ind w:left="120"/>
+            </w:pPr>
+            <w:hyperlink w:history="1" r:id="rIdw-0vx1dji0t_2r3zt7wia">
+              <w:r>
+                <w:rPr>
+                  <w:rFonts w:ascii="Arial" w:cs="Arial" w:eastAsia="Arial" w:hAnsi="Arial"/>
+                  <w:color w:val="595959"/>
+                  <w:sz w:val="14"/>
+                  <w:szCs w:val="14"/>
+                  <w:u w:val="single" w:color="595959"/>
+                </w:rPr>
+                <w:t xml:space="preserve">🔍 Search ARES for similar readings</w:t>
+              </w:r>
+            </w:hyperlink>
+          </w:p>
+        </w:tc>
+        <w:tc>
+          <w:tcPr>
+            <w:tcW w:type="dxa" w:w="3040"/>
+            <w:shd w:fill="FFFFFF" w:color="auto" w:val="clear"/>
+            <w:tcMar>
+              <w:top w:type="dxa" w:w="60"/>
+              <w:left w:type="dxa" w:w="120"/>
+              <w:bottom w:type="dxa" w:w="60"/>
+              <w:right w:type="dxa" w:w="120"/>
+            </w:tcMar>
+            <w:vAlign w:val="top"/>
+          </w:tcPr>
+          <w:p>
+            <w:pPr>
+              <w:spacing w:after="40" w:before="0"/>
+              <w:jc w:val="left"/>
+            </w:pPr>
+            <w:r>
+              <w:rPr>
+                <w:rFonts w:ascii="Arial" w:cs="Arial" w:eastAsia="Arial" w:hAnsi="Arial"/>
+                <w:b w:val="false"/>
+                <w:bCs w:val="false"/>
+                <w:i w:val="false"/>
+                <w:iCs w:val="false"/>
+                <w:color w:val="000000"/>
+                <w:sz w:val="18"/>
+                <w:szCs w:val="18"/>
+              </w:rPr>
+              <w:t xml:space="preserve">Learners are shown a large image of two structures side by side: (A) a cylindrical grain store with a conical roof in Siaya County, and (B) a frustum-of-pyramid-shaped metallic grain hopper used in Kitale. Both are labelled as holding the same volume of grain. Each learner silently writes a prediction in their exercise book answering: 'Which structure do you think uses more sheet metal to build — and why?' They then share predictions with a shoulder partner (Think-Pair-Share). Selected pairs share with the class; the teacher records key prediction words on the board without affirming or correcting.</w:t>
+            </w:r>
+          </w:p>
+        </w:tc>
+        <w:tc>
+          <w:tcPr>
+            <w:tcW w:type="dxa" w:w="3040"/>
+            <w:shd w:fill="F2F2F2" w:color="auto" w:val="clear"/>
+            <w:tcMar>
+              <w:top w:type="dxa" w:w="60"/>
+              <w:left w:type="dxa" w:w="120"/>
+              <w:bottom w:type="dxa" w:w="60"/>
+              <w:right w:type="dxa" w:w="120"/>
+            </w:tcMar>
+            <w:vAlign w:val="top"/>
+          </w:tcPr>
+          <w:p>
+            <w:pPr>
+              <w:spacing w:after="40" w:before="0"/>
+              <w:jc w:val="left"/>
+            </w:pPr>
+            <w:r>
+              <w:rPr>
+                <w:rFonts w:ascii="Arial" w:cs="Arial" w:eastAsia="Arial" w:hAnsi="Arial"/>
+                <w:b w:val="false"/>
+                <w:bCs w:val="false"/>
+                <w:i w:val="false"/>
+                <w:iCs w:val="false"/>
+                <w:color w:val="000000"/>
+                <w:sz w:val="18"/>
+                <w:szCs w:val="18"/>
+              </w:rPr>
+              <w:t xml:space="preserve">Display the image on the board/projector. Say: 'Look carefully at these two grain stores. Both hold the same volume. In your exercise book, write your prediction — which one uses more metal sheet, and give a mathematical reason.' Allow 10 seconds of silent thinking (WAIT TIME). After writing time (~2 minutes), say: 'Turn to your shoulder partner and share your prediction.' After 90 seconds, cold-call 3 pairs (vary by gender and seating zone). Record key words — e.g., 'more faces', 'slanted sides', 'trapezoidal panels' — on the board under the heading 'Our Predictions'. Say: 'We will return to these predictions at the end of the lesson to see who was right and why.'</w:t>
+            </w:r>
+          </w:p>
+        </w:tc>
+        <w:tc>
+          <w:tcPr>
+            <w:tcW w:type="dxa" w:w="3040"/>
+            <w:shd w:fill="FFFFFF" w:color="auto" w:val="clear"/>
+            <w:tcMar>
+              <w:top w:type="dxa" w:w="60"/>
+              <w:left w:type="dxa" w:w="120"/>
+              <w:bottom w:type="dxa" w:w="60"/>
+              <w:right w:type="dxa" w:w="120"/>
+            </w:tcMar>
+            <w:vAlign w:val="top"/>
+          </w:tcPr>
+          <w:p>
+            <w:pPr>
+              <w:spacing w:after="40" w:before="0"/>
+              <w:jc w:val="left"/>
+            </w:pPr>
+            <w:r>
+              <w:rPr>
+                <w:rFonts w:ascii="Arial" w:cs="Arial" w:eastAsia="Arial" w:hAnsi="Arial"/>
+                <w:b w:val="false"/>
+                <w:bCs w:val="false"/>
+                <w:i w:val="false"/>
+                <w:iCs w:val="false"/>
+                <w:color w:val="000000"/>
+                <w:sz w:val="18"/>
+                <w:szCs w:val="18"/>
+              </w:rPr>
+              <w:t xml:space="preserve">Think-Pair-Share — Activates prior knowledge of surface area concepts from Lessons 1–3, surfaces learner misconceptions about the relationship between volume and surface area, and creates cognitive dissonance that motivates the derivation activity to follow.</w:t>
+            </w:r>
+          </w:p>
+        </w:tc>
+        <w:tc>
+          <w:tcPr>
+            <w:tcW w:type="dxa" w:w="3040"/>
+            <w:shd w:fill="F2F2F2" w:color="auto" w:val="clear"/>
+            <w:tcMar>
+              <w:top w:type="dxa" w:w="60"/>
+              <w:left w:type="dxa" w:w="120"/>
+              <w:bottom w:type="dxa" w:w="60"/>
+              <w:right w:type="dxa" w:w="120"/>
+            </w:tcMar>
+            <w:vAlign w:val="top"/>
+          </w:tcPr>
+          <w:p>
+            <w:pPr>
+              <w:spacing w:after="40" w:before="0"/>
+              <w:jc w:val="left"/>
+            </w:pPr>
+            <w:r>
+              <w:rPr>
+                <w:rFonts w:ascii="Arial" w:cs="Arial" w:eastAsia="Arial" w:hAnsi="Arial"/>
+                <w:b w:val="false"/>
+                <w:bCs w:val="false"/>
+                <w:i w:val="false"/>
+                <w:iCs w:val="false"/>
+                <w:color w:val="000000"/>
+                <w:sz w:val="18"/>
+                <w:szCs w:val="18"/>
+              </w:rPr>
+              <w:t xml:space="preserve">Observable indicator: Learners' written predictions reference at least one geometric property (e.g., number of faces, slant height, shape of lateral faces). Teacher circulates and notes learners who write only volume-based reasoning (e.g., 'same volume means same surface area') as these learners need targeted questioning during the Explain phase.</w:t>
+            </w:r>
+          </w:p>
+        </w:tc>
+      </w:tr>
+      <w:tr>
+        <w:tc>
+          <w:tcPr>
+            <w:tcW w:type="dxa" w:w="1520"/>
+            <w:shd w:fill="D9EEF1" w:color="auto" w:val="clear"/>
+            <w:tcMar>
+              <w:top w:type="dxa" w:w="60"/>
+              <w:left w:type="dxa" w:w="120"/>
+              <w:bottom w:type="dxa" w:w="60"/>
+              <w:right w:type="dxa" w:w="120"/>
+            </w:tcMar>
+            <w:vAlign w:val="top"/>
+          </w:tcPr>
+          <w:p>
+            <w:pPr>
+              <w:spacing w:after="40" w:before="0"/>
+              <w:jc w:val="left"/>
+            </w:pPr>
+            <w:r>
+              <w:rPr>
+                <w:rFonts w:ascii="Arial" w:cs="Arial" w:eastAsia="Arial" w:hAnsi="Arial"/>
+                <w:b/>
+                <w:bCs/>
+                <w:i w:val="false"/>
+                <w:iCs w:val="false"/>
+                <w:color w:val="000000"/>
+                <w:sz w:val="18"/>
+                <w:szCs w:val="18"/>
+              </w:rPr>
+              <w:t xml:space="preserve">Observe Phase</w:t>
+            </w:r>
+          </w:p>
+          <w:p>
+            <w:pPr>
+              <w:spacing w:after="20" w:before="0"/>
+            </w:pPr>
+            <w:r>
+              <w:rPr>
+                <w:rFonts w:ascii="Arial" w:cs="Arial" w:eastAsia="Arial" w:hAnsi="Arial"/>
+                <w:b/>
+                <w:bCs/>
+                <w:color w:val="1F3864"/>
+                <w:sz w:val="16"/>
+                <w:szCs w:val="16"/>
+              </w:rPr>
+              <w:t xml:space="preserve">📹 VIDEO:</w:t>
+            </w:r>
+          </w:p>
+          <w:p>
+            <w:pPr>
+              <w:spacing w:after="20" w:before="0"/>
+            </w:pPr>
+            <w:hyperlink w:history="1" r:id="rId_bz-7dqhxkftkm5nbodze">
               <w:r>
                 <w:rPr>
                   <w:rFonts w:ascii="Arial" w:cs="Arial" w:eastAsia="Arial" w:hAnsi="Arial"/>
@@ -12038,7 +12344,7 @@
               <w:spacing w:after="10" w:before="0"/>
               <w:ind w:left="120"/>
             </w:pPr>
-            <w:hyperlink w:history="1" r:id="rIdggq1gqbwgqvgqdmq-qtav">
+            <w:hyperlink w:history="1" r:id="rIdemv1osf9uofnb7ov5_ana">
               <w:r>
                 <w:rPr>
                   <w:rFonts w:ascii="Arial" w:cs="Arial" w:eastAsia="Arial" w:hAnsi="Arial"/>
@@ -12076,6 +12382,312 @@
                 <w:sz w:val="16"/>
                 <w:szCs w:val="16"/>
               </w:rPr>
+              <w:t xml:space="preserve">📖 HTML:</w:t>
+            </w:r>
+          </w:p>
+          <w:p>
+            <w:pPr>
+              <w:spacing w:after="20" w:before="0"/>
+            </w:pPr>
+            <w:hyperlink w:history="1" r:id="rIdvrqwx5kfwuusccrqixtd1">
+              <w:r>
+                <w:rPr>
+                  <w:rFonts w:ascii="Arial" w:cs="Arial" w:eastAsia="Arial" w:hAnsi="Arial"/>
+                  <w:color w:val="2E75B6"/>
+                  <w:sz w:val="16"/>
+                  <w:szCs w:val="16"/>
+                  <w:u w:val="single" w:color="2E75B6"/>
+                </w:rPr>
+                <w:t xml:space="preserve">Surface Area and Volume of Pyramids (PLIX)</w:t>
+              </w:r>
+            </w:hyperlink>
+          </w:p>
+          <w:p>
+            <w:pPr>
+              <w:spacing w:after="10" w:before="0"/>
+              <w:ind w:left="120"/>
+            </w:pPr>
+            <w:r>
+              <w:rPr>
+                <w:rFonts w:ascii="Arial" w:cs="Arial" w:eastAsia="Arial" w:hAnsi="Arial"/>
+                <w:color w:val="595959"/>
+                <w:sz w:val="14"/>
+                <w:szCs w:val="14"/>
+              </w:rPr>
+              <w:t xml:space="preserve">Source: CK-12</w:t>
+            </w:r>
+          </w:p>
+          <w:p>
+            <w:pPr>
+              <w:spacing w:after="10" w:before="0"/>
+              <w:ind w:left="120"/>
+            </w:pPr>
+            <w:hyperlink w:history="1" r:id="rIdta2pww5t-k-mrp4gvazlo">
+              <w:r>
+                <w:rPr>
+                  <w:rFonts w:ascii="Arial" w:cs="Arial" w:eastAsia="Arial" w:hAnsi="Arial"/>
+                  <w:color w:val="595959"/>
+                  <w:sz w:val="14"/>
+                  <w:szCs w:val="14"/>
+                  <w:u w:val="single" w:color="595959"/>
+                </w:rPr>
+                <w:t xml:space="preserve">🔍 Search ARES for similar readings</w:t>
+              </w:r>
+            </w:hyperlink>
+          </w:p>
+        </w:tc>
+        <w:tc>
+          <w:tcPr>
+            <w:tcW w:type="dxa" w:w="3040"/>
+            <w:shd w:fill="FFFFFF" w:color="auto" w:val="clear"/>
+            <w:tcMar>
+              <w:top w:type="dxa" w:w="60"/>
+              <w:left w:type="dxa" w:w="120"/>
+              <w:bottom w:type="dxa" w:w="60"/>
+              <w:right w:type="dxa" w:w="120"/>
+            </w:tcMar>
+            <w:vAlign w:val="top"/>
+          </w:tcPr>
+          <w:p>
+            <w:pPr>
+              <w:spacing w:after="40" w:before="0"/>
+              <w:jc w:val="left"/>
+            </w:pPr>
+            <w:r>
+              <w:rPr>
+                <w:rFonts w:ascii="Arial" w:cs="Arial" w:eastAsia="Arial" w:hAnsi="Arial"/>
+                <w:b w:val="false"/>
+                <w:bCs w:val="false"/>
+                <w:i w:val="false"/>
+                <w:iCs w:val="false"/>
+                <w:color w:val="000000"/>
+                <w:sz w:val="18"/>
+                <w:szCs w:val="18"/>
+              </w:rPr>
+              <w:t xml:space="preserve">Learners watch a curated YouTube video on 'Surface Area of a Frustum of a Pyramid' (approx. 10–12 minutes). Before viewing, each learner receives a structured observation worksheet with three columns: (1) What I notice about the shape/net, (2) Key measurements labelled in the video, (3) Questions I have. The teacher pauses the video at three predetermined moments: (a) when the net of the frustum of a pyramid is first shown, (b) when the formula for lateral face (trapezium) area is introduced, and (c) when the full surface area formula is assembled. At each pause, learners annotate their worksheet silently for 30 seconds before the video resumes. After the video, learners compare worksheet notes with a group partner.</w:t>
+            </w:r>
+          </w:p>
+        </w:tc>
+        <w:tc>
+          <w:tcPr>
+            <w:tcW w:type="dxa" w:w="3040"/>
+            <w:shd w:fill="F2F2F2" w:color="auto" w:val="clear"/>
+            <w:tcMar>
+              <w:top w:type="dxa" w:w="60"/>
+              <w:left w:type="dxa" w:w="120"/>
+              <w:bottom w:type="dxa" w:w="60"/>
+              <w:right w:type="dxa" w:w="120"/>
+            </w:tcMar>
+            <w:vAlign w:val="top"/>
+          </w:tcPr>
+          <w:p>
+            <w:pPr>
+              <w:spacing w:after="40" w:before="0"/>
+              <w:jc w:val="left"/>
+            </w:pPr>
+            <w:r>
+              <w:rPr>
+                <w:rFonts w:ascii="Arial" w:cs="Arial" w:eastAsia="Arial" w:hAnsi="Arial"/>
+                <w:b w:val="false"/>
+                <w:bCs w:val="false"/>
+                <w:i w:val="false"/>
+                <w:iCs w:val="false"/>
+                <w:color w:val="000000"/>
+                <w:sz w:val="18"/>
+                <w:szCs w:val="18"/>
+              </w:rPr>
+              <w:t xml:space="preserve">Before playing the video, say: 'As you watch, complete your three-column worksheet. Do not copy every word — focus on the shape of the net, the labels used, and any steps you find surprising or unclear.' Play the video. Pause at moment (a) and say: 'Pause here — look at the net. What shapes do you see? Write them in column 1. You have 30 seconds.' (WAIT TIME: 30 seconds.) Resume. Pause at moment (b) and say: 'The video just showed how the area of one lateral face is calculated. Write the formula for the area of a trapezium in column 2 — you have 30 seconds.' (WAIT TIME: 30 seconds.) Pause at moment (c) and say: 'The full formula is about to be summarised. Before it appears — can you predict it from your notes? Write your prediction.' After the video, cold-call 2 learners to read out one observation each. Say: 'Keep these worksheets — you will need them for the derivation activity next.'</w:t>
+            </w:r>
+          </w:p>
+        </w:tc>
+        <w:tc>
+          <w:tcPr>
+            <w:tcW w:type="dxa" w:w="3040"/>
+            <w:shd w:fill="FFFFFF" w:color="auto" w:val="clear"/>
+            <w:tcMar>
+              <w:top w:type="dxa" w:w="60"/>
+              <w:left w:type="dxa" w:w="120"/>
+              <w:bottom w:type="dxa" w:w="60"/>
+              <w:right w:type="dxa" w:w="120"/>
+            </w:tcMar>
+            <w:vAlign w:val="top"/>
+          </w:tcPr>
+          <w:p>
+            <w:pPr>
+              <w:spacing w:after="40" w:before="0"/>
+              <w:jc w:val="left"/>
+            </w:pPr>
+            <w:r>
+              <w:rPr>
+                <w:rFonts w:ascii="Arial" w:cs="Arial" w:eastAsia="Arial" w:hAnsi="Arial"/>
+                <w:b w:val="false"/>
+                <w:bCs w:val="false"/>
+                <w:i w:val="false"/>
+                <w:iCs w:val="false"/>
+                <w:color w:val="000000"/>
+                <w:sz w:val="18"/>
+                <w:szCs w:val="18"/>
+              </w:rPr>
+              <w:t xml:space="preserve">Structured Note-Taking with Planned Pauses — Rather than passive viewing, the three-pause protocol forces learners to process and record information in real time. Connecting the net diagram to known shapes (squares, rectangles, trapeziums) bridges from prior knowledge to new formula construction.</w:t>
+            </w:r>
+          </w:p>
+        </w:tc>
+        <w:tc>
+          <w:tcPr>
+            <w:tcW w:type="dxa" w:w="3040"/>
+            <w:shd w:fill="F2F2F2" w:color="auto" w:val="clear"/>
+            <w:tcMar>
+              <w:top w:type="dxa" w:w="60"/>
+              <w:left w:type="dxa" w:w="120"/>
+              <w:bottom w:type="dxa" w:w="60"/>
+              <w:right w:type="dxa" w:w="120"/>
+            </w:tcMar>
+            <w:vAlign w:val="top"/>
+          </w:tcPr>
+          <w:p>
+            <w:pPr>
+              <w:spacing w:after="40" w:before="0"/>
+              <w:jc w:val="left"/>
+            </w:pPr>
+            <w:r>
+              <w:rPr>
+                <w:rFonts w:ascii="Arial" w:cs="Arial" w:eastAsia="Arial" w:hAnsi="Arial"/>
+                <w:b w:val="false"/>
+                <w:bCs w:val="false"/>
+                <w:i w:val="false"/>
+                <w:iCs w:val="false"/>
+                <w:color w:val="000000"/>
+                <w:sz w:val="18"/>
+                <w:szCs w:val="18"/>
+              </w:rPr>
+              <w:t xml:space="preserve">Observable indicator: Learners correctly identify the net of a frustum of a pyramid as comprising two rectangular/square faces and four trapezoidal lateral faces on their worksheet. Teacher scans worksheets during the partner-comparison step; learners who have blank or incorrect net descriptions are grouped with stronger peers during the Explain phase group activity.</w:t>
+            </w:r>
+          </w:p>
+        </w:tc>
+      </w:tr>
+      <w:tr>
+        <w:tc>
+          <w:tcPr>
+            <w:tcW w:type="dxa" w:w="1520"/>
+            <w:shd w:fill="E2EFDA" w:color="auto" w:val="clear"/>
+            <w:tcMar>
+              <w:top w:type="dxa" w:w="60"/>
+              <w:left w:type="dxa" w:w="120"/>
+              <w:bottom w:type="dxa" w:w="60"/>
+              <w:right w:type="dxa" w:w="120"/>
+            </w:tcMar>
+            <w:vAlign w:val="top"/>
+          </w:tcPr>
+          <w:p>
+            <w:pPr>
+              <w:spacing w:after="40" w:before="0"/>
+              <w:jc w:val="left"/>
+            </w:pPr>
+            <w:r>
+              <w:rPr>
+                <w:rFonts w:ascii="Arial" w:cs="Arial" w:eastAsia="Arial" w:hAnsi="Arial"/>
+                <w:b/>
+                <w:bCs/>
+                <w:i w:val="false"/>
+                <w:iCs w:val="false"/>
+                <w:color w:val="000000"/>
+                <w:sz w:val="18"/>
+                <w:szCs w:val="18"/>
+              </w:rPr>
+              <w:t xml:space="preserve">Explain Phase</w:t>
+            </w:r>
+          </w:p>
+          <w:p>
+            <w:pPr>
+              <w:spacing w:after="20" w:before="0"/>
+            </w:pPr>
+            <w:r>
+              <w:rPr>
+                <w:rFonts w:ascii="Arial" w:cs="Arial" w:eastAsia="Arial" w:hAnsi="Arial"/>
+                <w:b/>
+                <w:bCs/>
+                <w:color w:val="1F3864"/>
+                <w:sz w:val="16"/>
+                <w:szCs w:val="16"/>
+              </w:rPr>
+              <w:t xml:space="preserve">📹 VIDEO:</w:t>
+            </w:r>
+          </w:p>
+          <w:p>
+            <w:pPr>
+              <w:spacing w:after="20" w:before="0"/>
+            </w:pPr>
+            <w:hyperlink w:history="1" r:id="rId5lzldnwxmrfmh03qfdh5f">
+              <w:r>
+                <w:rPr>
+                  <w:rFonts w:ascii="Arial" w:cs="Arial" w:eastAsia="Arial" w:hAnsi="Arial"/>
+                  <w:color w:val="2E75B6"/>
+                  <w:sz w:val="16"/>
+                  <w:szCs w:val="16"/>
+                  <w:u w:val="single" w:color="2E75B6"/>
+                </w:rPr>
+                <w:t xml:space="preserve">Surface area using a net: triangular prism</w:t>
+              </w:r>
+            </w:hyperlink>
+          </w:p>
+          <w:p>
+            <w:pPr>
+              <w:spacing w:after="10" w:before="0"/>
+              <w:ind w:left="120"/>
+            </w:pPr>
+            <w:r>
+              <w:rPr>
+                <w:rFonts w:ascii="Arial" w:cs="Arial" w:eastAsia="Arial" w:hAnsi="Arial"/>
+                <w:color w:val="595959"/>
+                <w:sz w:val="14"/>
+                <w:szCs w:val="14"/>
+              </w:rPr>
+              <w:t xml:space="preserve">Source: Khan Academy (English - US curriculum)</w:t>
+            </w:r>
+          </w:p>
+          <w:p>
+            <w:pPr>
+              <w:spacing w:after="10" w:before="0"/>
+              <w:ind w:left="120"/>
+            </w:pPr>
+            <w:hyperlink w:history="1" r:id="rId2nai87xbzuzojo0ucfime">
+              <w:r>
+                <w:rPr>
+                  <w:rFonts w:ascii="Arial" w:cs="Arial" w:eastAsia="Arial" w:hAnsi="Arial"/>
+                  <w:color w:val="595959"/>
+                  <w:sz w:val="14"/>
+                  <w:szCs w:val="14"/>
+                  <w:u w:val="single" w:color="595959"/>
+                </w:rPr>
+                <w:t xml:space="preserve">🔍 Search ARES for similar videos</w:t>
+              </w:r>
+            </w:hyperlink>
+          </w:p>
+          <w:p>
+            <w:pPr>
+              <w:spacing w:after="40" w:before="0"/>
+            </w:pPr>
+            <w:r>
+              <w:rPr>
+                <w:sz w:val="14"/>
+                <w:szCs w:val="14"/>
+              </w:rPr>
+              <w:t xml:space="preserve"/>
+            </w:r>
+          </w:p>
+          <w:p>
+            <w:pPr>
+              <w:spacing w:after="20" w:before="0"/>
+            </w:pPr>
+            <w:r>
+              <w:rPr>
+                <w:rFonts w:ascii="Arial" w:cs="Arial" w:eastAsia="Arial" w:hAnsi="Arial"/>
+                <w:b/>
+                <w:bCs/>
+                <w:color w:val="1F3864"/>
+                <w:sz w:val="16"/>
+                <w:szCs w:val="16"/>
+              </w:rPr>
               <w:t xml:space="preserve">📖 EXERCISE:</w:t>
             </w:r>
           </w:p>
@@ -12083,7 +12695,619 @@
             <w:pPr>
               <w:spacing w:after="20" w:before="0"/>
             </w:pPr>
-            <w:hyperlink w:history="1" r:id="rIdsupoqwnyr-ctdysucilst">
+            <w:hyperlink w:history="1" r:id="rIdo-jx-ziduc7tvnxqow2ec">
+              <w:r>
+                <w:rPr>
+                  <w:rFonts w:ascii="Arial" w:cs="Arial" w:eastAsia="Arial" w:hAnsi="Arial"/>
+                  <w:color w:val="2E75B6"/>
+                  <w:sz w:val="16"/>
+                  <w:szCs w:val="16"/>
+                  <w:u w:val="single" w:color="2E75B6"/>
+                </w:rPr>
+                <w:t xml:space="preserve">Surface area word problems</w:t>
+              </w:r>
+            </w:hyperlink>
+          </w:p>
+          <w:p>
+            <w:pPr>
+              <w:spacing w:after="10" w:before="0"/>
+              <w:ind w:left="120"/>
+            </w:pPr>
+            <w:r>
+              <w:rPr>
+                <w:rFonts w:ascii="Arial" w:cs="Arial" w:eastAsia="Arial" w:hAnsi="Arial"/>
+                <w:color w:val="595959"/>
+                <w:sz w:val="14"/>
+                <w:szCs w:val="14"/>
+              </w:rPr>
+              <w:t xml:space="preserve">Source: Khan Academy (English - US curriculum)</w:t>
+            </w:r>
+          </w:p>
+          <w:p>
+            <w:pPr>
+              <w:spacing w:after="10" w:before="0"/>
+              <w:ind w:left="120"/>
+            </w:pPr>
+            <w:hyperlink w:history="1" r:id="rIdledov2gdch18cwwwh7orj">
+              <w:r>
+                <w:rPr>
+                  <w:rFonts w:ascii="Arial" w:cs="Arial" w:eastAsia="Arial" w:hAnsi="Arial"/>
+                  <w:color w:val="595959"/>
+                  <w:sz w:val="14"/>
+                  <w:szCs w:val="14"/>
+                  <w:u w:val="single" w:color="595959"/>
+                </w:rPr>
+                <w:t xml:space="preserve">🔍 Search ARES for similar readings</w:t>
+              </w:r>
+            </w:hyperlink>
+          </w:p>
+        </w:tc>
+        <w:tc>
+          <w:tcPr>
+            <w:tcW w:type="dxa" w:w="3040"/>
+            <w:shd w:fill="FFFFFF" w:color="auto" w:val="clear"/>
+            <w:tcMar>
+              <w:top w:type="dxa" w:w="60"/>
+              <w:left w:type="dxa" w:w="120"/>
+              <w:bottom w:type="dxa" w:w="60"/>
+              <w:right w:type="dxa" w:w="120"/>
+            </w:tcMar>
+            <w:vAlign w:val="top"/>
+          </w:tcPr>
+          <w:p>
+            <w:pPr>
+              <w:spacing w:after="40" w:before="0"/>
+              <w:jc w:val="left"/>
+            </w:pPr>
+            <w:r>
+              <w:rPr>
+                <w:rFonts w:ascii="Arial" w:cs="Arial" w:eastAsia="Arial" w:hAnsi="Arial"/>
+                <w:b w:val="false"/>
+                <w:bCs w:val="false"/>
+                <w:i w:val="false"/>
+                <w:iCs w:val="false"/>
+                <w:color w:val="000000"/>
+                <w:sz w:val="18"/>
+                <w:szCs w:val="18"/>
+              </w:rPr>
+              <w:t xml:space="preserve">Learners work in groups of four to derive the surface area formula of a frustum of a pyramid from first principles using a guided-discovery worksheet. The worksheet provides: a labelled diagram of a frustum of a square pyramid (bottom side length a, top side length b, slant height l of each trapezoidal face, vertical height h), and the following scaffolded steps: (1) Identify and name each face of the frustum. (2) Write the area formula for the bottom face. (3) Write the area formula for the top face. (4) Derive the area of one trapezoidal lateral face using Area = ½(a + b) × l. (5) Write the total lateral surface area for all four faces. (6) Assemble the complete surface area formula: SA = a² + b² + 4 × ½(a + b) × l = a² + b² + 2l(a + b). Groups then solve the Kitale contextualised problem: 'A frustum-shaped grain store in Kitale has a square base of side 2.4 m, a square top of side 1.2 m, and a slant height of 1.5 m on each triangular face. Calculate the total sheet metal (in m²) needed to construct the store, including the base but excluding the top opening.' Groups present their derivation steps on mini whiteboards or manila paper for a gallery walk.</w:t>
+            </w:r>
+          </w:p>
+        </w:tc>
+        <w:tc>
+          <w:tcPr>
+            <w:tcW w:type="dxa" w:w="3040"/>
+            <w:shd w:fill="F2F2F2" w:color="auto" w:val="clear"/>
+            <w:tcMar>
+              <w:top w:type="dxa" w:w="60"/>
+              <w:left w:type="dxa" w:w="120"/>
+              <w:bottom w:type="dxa" w:w="60"/>
+              <w:right w:type="dxa" w:w="120"/>
+            </w:tcMar>
+            <w:vAlign w:val="top"/>
+          </w:tcPr>
+          <w:p>
+            <w:pPr>
+              <w:spacing w:after="40" w:before="0"/>
+              <w:jc w:val="left"/>
+            </w:pPr>
+            <w:r>
+              <w:rPr>
+                <w:rFonts w:ascii="Arial" w:cs="Arial" w:eastAsia="Arial" w:hAnsi="Arial"/>
+                <w:b w:val="false"/>
+                <w:bCs w:val="false"/>
+                <w:i w:val="false"/>
+                <w:iCs w:val="false"/>
+                <w:color w:val="000000"/>
+                <w:sz w:val="18"/>
+                <w:szCs w:val="18"/>
+              </w:rPr>
+              <w:t xml:space="preserve">Distribute the guided-discovery worksheet. Say: 'In your groups, you are going to derive — not just memorise — the surface area formula for a frustum of a pyramid. Use your observation worksheet from the video as a reference.' Circulate and monitor step 4; if groups struggle with the trapezium area, prompt: 'What is the formula for the area of a trapezium? Which two lengths are the parallel sides here?' (WAIT TIME: 15 seconds before assisting.) After 15 minutes of group work, say: 'Write your final formula on your manila paper and stick it up.' Conduct a 5-minute gallery walk. Cold-call 3 groups (different from those called in Phase 1) to explain their derivation step-by-step. Ask probing questions: 'Why do we multiply by 4?' and 'What changes in this formula if the base is a rectangle, not a square?' After the gallery walk, display the standard formula on the board: SA = a² + b² + 2l(a + b) [square base] and generalise for rectangular base: SA = 2(lw) + 2(lw) + lateral faces. Bring the class back to the anchoring phenomenon: 'Think about the frustum tank in Kisumu. The manufacturer uses a frustum of a pyramid for metal sheet panels — does our new formula help explain why the frustum tank might use less metal than the cylinder-hemisphere tank?'</w:t>
+            </w:r>
+          </w:p>
+        </w:tc>
+        <w:tc>
+          <w:tcPr>
+            <w:tcW w:type="dxa" w:w="3040"/>
+            <w:shd w:fill="FFFFFF" w:color="auto" w:val="clear"/>
+            <w:tcMar>
+              <w:top w:type="dxa" w:w="60"/>
+              <w:left w:type="dxa" w:w="120"/>
+              <w:bottom w:type="dxa" w:w="60"/>
+              <w:right w:type="dxa" w:w="120"/>
+            </w:tcMar>
+            <w:vAlign w:val="top"/>
+          </w:tcPr>
+          <w:p>
+            <w:pPr>
+              <w:spacing w:after="40" w:before="0"/>
+              <w:jc w:val="left"/>
+            </w:pPr>
+            <w:r>
+              <w:rPr>
+                <w:rFonts w:ascii="Arial" w:cs="Arial" w:eastAsia="Arial" w:hAnsi="Arial"/>
+                <w:b w:val="false"/>
+                <w:bCs w:val="false"/>
+                <w:i w:val="false"/>
+                <w:iCs w:val="false"/>
+                <w:color w:val="000000"/>
+                <w:sz w:val="18"/>
+                <w:szCs w:val="18"/>
+              </w:rPr>
+              <w:t xml:space="preserve">Guided Discovery with Gallery Walk — Learners construct the formula themselves rather than receiving it, deepening procedural and conceptual understanding. The gallery walk creates peer accountability and exposes learners to multiple derivation approaches, reinforcing that there is a logical path from geometric properties to algebraic formula.</w:t>
+            </w:r>
+          </w:p>
+        </w:tc>
+        <w:tc>
+          <w:tcPr>
+            <w:tcW w:type="dxa" w:w="3040"/>
+            <w:shd w:fill="F2F2F2" w:color="auto" w:val="clear"/>
+            <w:tcMar>
+              <w:top w:type="dxa" w:w="60"/>
+              <w:left w:type="dxa" w:w="120"/>
+              <w:bottom w:type="dxa" w:w="60"/>
+              <w:right w:type="dxa" w:w="120"/>
+            </w:tcMar>
+            <w:vAlign w:val="top"/>
+          </w:tcPr>
+          <w:p>
+            <w:pPr>
+              <w:spacing w:after="40" w:before="0"/>
+              <w:jc w:val="left"/>
+            </w:pPr>
+            <w:r>
+              <w:rPr>
+                <w:rFonts w:ascii="Arial" w:cs="Arial" w:eastAsia="Arial" w:hAnsi="Arial"/>
+                <w:b w:val="false"/>
+                <w:bCs w:val="false"/>
+                <w:i w:val="false"/>
+                <w:iCs w:val="false"/>
+                <w:color w:val="000000"/>
+                <w:sz w:val="18"/>
+                <w:szCs w:val="18"/>
+              </w:rPr>
+              <w:t xml:space="preserve">Observable indicator: Each group's manila paper shows a correctly assembled surface area formula with all terms labelled, and the Kitale problem answer is within ±0.1 m² of the correct value (SA = 2.4² + 4 × ½(2.4 + 1.2) × 1.5 = 5.76 + 10.8 = 16.56 m², minus the top opening = 5.76 + 4 × ½(2.4+1.2)×1.5 = 5.76 + 10.8 = 16.56 m² total including base). Teacher notes groups that skip the top-face exclusion as a common error to address in the next lesson.</w:t>
+            </w:r>
+          </w:p>
+        </w:tc>
+      </w:tr>
+      <w:tr>
+        <w:tc>
+          <w:tcPr>
+            <w:tcW w:type="dxa" w:w="1520"/>
+            <w:shd w:fill="FCE4D6" w:color="auto" w:val="clear"/>
+            <w:tcMar>
+              <w:top w:type="dxa" w:w="60"/>
+              <w:left w:type="dxa" w:w="120"/>
+              <w:bottom w:type="dxa" w:w="60"/>
+              <w:right w:type="dxa" w:w="120"/>
+            </w:tcMar>
+            <w:vAlign w:val="top"/>
+          </w:tcPr>
+          <w:p>
+            <w:pPr>
+              <w:spacing w:after="40" w:before="0"/>
+              <w:jc w:val="left"/>
+            </w:pPr>
+            <w:r>
+              <w:rPr>
+                <w:rFonts w:ascii="Arial" w:cs="Arial" w:eastAsia="Arial" w:hAnsi="Arial"/>
+                <w:b/>
+                <w:bCs/>
+                <w:i w:val="false"/>
+                <w:iCs w:val="false"/>
+                <w:color w:val="000000"/>
+                <w:sz w:val="18"/>
+                <w:szCs w:val="18"/>
+              </w:rPr>
+              <w:t xml:space="preserve">Driving Question Board (DQB) Creation</w:t>
+            </w:r>
+          </w:p>
+          <w:p>
+            <w:pPr>
+              <w:spacing w:after="20" w:before="0"/>
+            </w:pPr>
+            <w:r>
+              <w:rPr>
+                <w:rFonts w:ascii="Arial" w:cs="Arial" w:eastAsia="Arial" w:hAnsi="Arial"/>
+                <w:b/>
+                <w:bCs/>
+                <w:color w:val="1F3864"/>
+                <w:sz w:val="16"/>
+                <w:szCs w:val="16"/>
+              </w:rPr>
+              <w:t xml:space="preserve">📹 VIDEO:</w:t>
+            </w:r>
+          </w:p>
+          <w:p>
+            <w:pPr>
+              <w:spacing w:after="20" w:before="0"/>
+            </w:pPr>
+            <w:hyperlink w:history="1" r:id="rIdzomrq5_pdg78uvgj4ucbc">
+              <w:r>
+                <w:rPr>
+                  <w:rFonts w:ascii="Arial" w:cs="Arial" w:eastAsia="Arial" w:hAnsi="Arial"/>
+                  <w:color w:val="2E75B6"/>
+                  <w:sz w:val="16"/>
+                  <w:szCs w:val="16"/>
+                  <w:u w:val="single" w:color="2E75B6"/>
+                </w:rPr>
+                <w:t xml:space="preserve">Surface area using a net: triangular prism</w:t>
+              </w:r>
+            </w:hyperlink>
+          </w:p>
+          <w:p>
+            <w:pPr>
+              <w:spacing w:after="10" w:before="0"/>
+              <w:ind w:left="120"/>
+            </w:pPr>
+            <w:r>
+              <w:rPr>
+                <w:rFonts w:ascii="Arial" w:cs="Arial" w:eastAsia="Arial" w:hAnsi="Arial"/>
+                <w:color w:val="595959"/>
+                <w:sz w:val="14"/>
+                <w:szCs w:val="14"/>
+              </w:rPr>
+              <w:t xml:space="preserve">Source: Khan Academy (English - US curriculum)</w:t>
+            </w:r>
+          </w:p>
+          <w:p>
+            <w:pPr>
+              <w:spacing w:after="10" w:before="0"/>
+              <w:ind w:left="120"/>
+            </w:pPr>
+            <w:hyperlink w:history="1" r:id="rIdis0u5uvz0gq1ll_qvxkm4">
+              <w:r>
+                <w:rPr>
+                  <w:rFonts w:ascii="Arial" w:cs="Arial" w:eastAsia="Arial" w:hAnsi="Arial"/>
+                  <w:color w:val="595959"/>
+                  <w:sz w:val="14"/>
+                  <w:szCs w:val="14"/>
+                  <w:u w:val="single" w:color="595959"/>
+                </w:rPr>
+                <w:t xml:space="preserve">🔍 Search ARES for similar videos</w:t>
+              </w:r>
+            </w:hyperlink>
+          </w:p>
+          <w:p>
+            <w:pPr>
+              <w:spacing w:after="40" w:before="0"/>
+            </w:pPr>
+            <w:r>
+              <w:rPr>
+                <w:sz w:val="14"/>
+                <w:szCs w:val="14"/>
+              </w:rPr>
+              <w:t xml:space="preserve"/>
+            </w:r>
+          </w:p>
+          <w:p>
+            <w:pPr>
+              <w:spacing w:after="20" w:before="0"/>
+            </w:pPr>
+            <w:r>
+              <w:rPr>
+                <w:rFonts w:ascii="Arial" w:cs="Arial" w:eastAsia="Arial" w:hAnsi="Arial"/>
+                <w:b/>
+                <w:bCs/>
+                <w:color w:val="1F3864"/>
+                <w:sz w:val="16"/>
+                <w:szCs w:val="16"/>
+              </w:rPr>
+              <w:t xml:space="preserve">📖 EXERCISE:</w:t>
+            </w:r>
+          </w:p>
+          <w:p>
+            <w:pPr>
+              <w:spacing w:after="20" w:before="0"/>
+            </w:pPr>
+            <w:hyperlink w:history="1" r:id="rIdfoaonymuzvwxr_i2ieir7">
+              <w:r>
+                <w:rPr>
+                  <w:rFonts w:ascii="Arial" w:cs="Arial" w:eastAsia="Arial" w:hAnsi="Arial"/>
+                  <w:color w:val="2E75B6"/>
+                  <w:sz w:val="16"/>
+                  <w:szCs w:val="16"/>
+                  <w:u w:val="single" w:color="2E75B6"/>
+                </w:rPr>
+                <w:t xml:space="preserve">Apply volume of solids</w:t>
+              </w:r>
+            </w:hyperlink>
+          </w:p>
+          <w:p>
+            <w:pPr>
+              <w:spacing w:after="10" w:before="0"/>
+              <w:ind w:left="120"/>
+            </w:pPr>
+            <w:r>
+              <w:rPr>
+                <w:rFonts w:ascii="Arial" w:cs="Arial" w:eastAsia="Arial" w:hAnsi="Arial"/>
+                <w:color w:val="595959"/>
+                <w:sz w:val="14"/>
+                <w:szCs w:val="14"/>
+              </w:rPr>
+              <w:t xml:space="preserve">Source: Khan Academy (English - US curriculum)</w:t>
+            </w:r>
+          </w:p>
+          <w:p>
+            <w:pPr>
+              <w:spacing w:after="10" w:before="0"/>
+              <w:ind w:left="120"/>
+            </w:pPr>
+            <w:hyperlink w:history="1" r:id="rIdxgjlbvcsqtgulwszqlq_3">
+              <w:r>
+                <w:rPr>
+                  <w:rFonts w:ascii="Arial" w:cs="Arial" w:eastAsia="Arial" w:hAnsi="Arial"/>
+                  <w:color w:val="595959"/>
+                  <w:sz w:val="14"/>
+                  <w:szCs w:val="14"/>
+                  <w:u w:val="single" w:color="595959"/>
+                </w:rPr>
+                <w:t xml:space="preserve">🔍 Search ARES for similar readings</w:t>
+              </w:r>
+            </w:hyperlink>
+          </w:p>
+        </w:tc>
+        <w:tc>
+          <w:tcPr>
+            <w:tcW w:type="dxa" w:w="3040"/>
+            <w:shd w:fill="FFFFFF" w:color="auto" w:val="clear"/>
+            <w:tcMar>
+              <w:top w:type="dxa" w:w="60"/>
+              <w:left w:type="dxa" w:w="120"/>
+              <w:bottom w:type="dxa" w:w="60"/>
+              <w:right w:type="dxa" w:w="120"/>
+            </w:tcMar>
+            <w:vAlign w:val="top"/>
+          </w:tcPr>
+          <w:p>
+            <w:pPr>
+              <w:spacing w:after="40" w:before="0"/>
+              <w:jc w:val="left"/>
+            </w:pPr>
+            <w:r>
+              <w:rPr>
+                <w:rFonts w:ascii="Arial" w:cs="Arial" w:eastAsia="Arial" w:hAnsi="Arial"/>
+                <w:b w:val="false"/>
+                <w:bCs w:val="false"/>
+                <w:i w:val="false"/>
+                <w:iCs w:val="false"/>
+                <w:color w:val="000000"/>
+                <w:sz w:val="18"/>
+                <w:szCs w:val="18"/>
+              </w:rPr>
+              <w:t xml:space="preserve">Each learner receives two sticky notes (or writes in a designated section of their exercise book if sticky notes are unavailable). On the first sticky note (green), they write one piece of new evidence they now have that helps answer the driving question: 'How does the shape of a solid determine how much material is needed to build it and how much it can hold?' On the second sticky note (orange), they write one new question that today's lesson raised for them. Learners post their notes on the class Driving Question Board under the columns 'New Evidence' and 'New Questions'. The teacher reads 3–4 contributions aloud and connects them explicitly to the lesson sequence: 'In Lesson 3 we found the surface area of a frustum of a cone. Today we added the frustum of a pyramid. We are building a toolkit of formulas. What solid shapes are still missing from our toolkit?'</w:t>
+            </w:r>
+          </w:p>
+        </w:tc>
+        <w:tc>
+          <w:tcPr>
+            <w:tcW w:type="dxa" w:w="3040"/>
+            <w:shd w:fill="F2F2F2" w:color="auto" w:val="clear"/>
+            <w:tcMar>
+              <w:top w:type="dxa" w:w="60"/>
+              <w:left w:type="dxa" w:w="120"/>
+              <w:bottom w:type="dxa" w:w="60"/>
+              <w:right w:type="dxa" w:w="120"/>
+            </w:tcMar>
+            <w:vAlign w:val="top"/>
+          </w:tcPr>
+          <w:p>
+            <w:pPr>
+              <w:spacing w:after="40" w:before="0"/>
+              <w:jc w:val="left"/>
+            </w:pPr>
+            <w:r>
+              <w:rPr>
+                <w:rFonts w:ascii="Arial" w:cs="Arial" w:eastAsia="Arial" w:hAnsi="Arial"/>
+                <w:b w:val="false"/>
+                <w:bCs w:val="false"/>
+                <w:i w:val="false"/>
+                <w:iCs w:val="false"/>
+                <w:color w:val="000000"/>
+                <w:sz w:val="18"/>
+                <w:szCs w:val="18"/>
+              </w:rPr>
+              <w:t xml:space="preserve">Hand out sticky notes. Say: 'Take 3 minutes — silently. Green note: what new evidence do you have today that helps answer our big driving question? Orange note: what new question does today's lesson raise for you?' (WAIT TIME: 3 minutes silent writing.) Ask learners to post notes on the DQB. Read aloud 3 green and 2 orange contributions. For each green contribution, ask the class: 'Do you agree this is evidence? Give a thumbs up or thumbs down.' For orange questions, say: 'Which of these questions do you think we will answer in the next few lessons?' Accept 2–3 student responses. Close by pointing to the anchoring phenomenon image: 'Remember our Kisumu factory. The students visiting the factory noticed the frustum metal tank uses less sheet metal. We now have mathematical tools — for both frustum of cone AND frustum of pyramid — to start calculating and comparing. Next lesson, we investigate the composite cylinder-hemisphere tank.'</w:t>
+            </w:r>
+          </w:p>
+        </w:tc>
+        <w:tc>
+          <w:tcPr>
+            <w:tcW w:type="dxa" w:w="3040"/>
+            <w:shd w:fill="FFFFFF" w:color="auto" w:val="clear"/>
+            <w:tcMar>
+              <w:top w:type="dxa" w:w="60"/>
+              <w:left w:type="dxa" w:w="120"/>
+              <w:bottom w:type="dxa" w:w="60"/>
+              <w:right w:type="dxa" w:w="120"/>
+            </w:tcMar>
+            <w:vAlign w:val="top"/>
+          </w:tcPr>
+          <w:p>
+            <w:pPr>
+              <w:spacing w:after="40" w:before="0"/>
+              <w:jc w:val="left"/>
+            </w:pPr>
+            <w:r>
+              <w:rPr>
+                <w:rFonts w:ascii="Arial" w:cs="Arial" w:eastAsia="Arial" w:hAnsi="Arial"/>
+                <w:b w:val="false"/>
+                <w:bCs w:val="false"/>
+                <w:i w:val="false"/>
+                <w:iCs w:val="false"/>
+                <w:color w:val="000000"/>
+                <w:sz w:val="18"/>
+                <w:szCs w:val="18"/>
+              </w:rPr>
+              <w:t xml:space="preserve">Driving Question Board Update — This metacognitive strategy makes learning progress visible and cumulative. By separating 'evidence' from 'new questions', learners practise distinguishing between what they know and what they still need to investigate, a core science and mathematical reasoning practice.</w:t>
+            </w:r>
+          </w:p>
+        </w:tc>
+        <w:tc>
+          <w:tcPr>
+            <w:tcW w:type="dxa" w:w="3040"/>
+            <w:shd w:fill="F2F2F2" w:color="auto" w:val="clear"/>
+            <w:tcMar>
+              <w:top w:type="dxa" w:w="60"/>
+              <w:left w:type="dxa" w:w="120"/>
+              <w:bottom w:type="dxa" w:w="60"/>
+              <w:right w:type="dxa" w:w="120"/>
+            </w:tcMar>
+            <w:vAlign w:val="top"/>
+          </w:tcPr>
+          <w:p>
+            <w:pPr>
+              <w:spacing w:after="40" w:before="0"/>
+              <w:jc w:val="left"/>
+            </w:pPr>
+            <w:r>
+              <w:rPr>
+                <w:rFonts w:ascii="Arial" w:cs="Arial" w:eastAsia="Arial" w:hAnsi="Arial"/>
+                <w:b w:val="false"/>
+                <w:bCs w:val="false"/>
+                <w:i w:val="false"/>
+                <w:iCs w:val="false"/>
+                <w:color w:val="000000"/>
+                <w:sz w:val="18"/>
+                <w:szCs w:val="18"/>
+              </w:rPr>
+              <w:t xml:space="preserve">Observable indicator: Learners' green sticky notes reference a specific mathematical relationship (e.g., 'the formula SA = a² + b² + 2l(a+b) shows that slant height and base size both affect surface area independently of volume'). Vague responses such as 'I learned about frustums' indicate the learner needs re-engagement with the phenomenon connection during the next lesson's warm-up.</w:t>
+            </w:r>
+          </w:p>
+        </w:tc>
+      </w:tr>
+      <w:tr>
+        <w:tc>
+          <w:tcPr>
+            <w:tcW w:type="dxa" w:w="1520"/>
+            <w:shd w:fill="D5E8F0" w:color="auto" w:val="clear"/>
+            <w:tcMar>
+              <w:top w:type="dxa" w:w="60"/>
+              <w:left w:type="dxa" w:w="120"/>
+              <w:bottom w:type="dxa" w:w="60"/>
+              <w:right w:type="dxa" w:w="120"/>
+            </w:tcMar>
+            <w:vAlign w:val="top"/>
+          </w:tcPr>
+          <w:p>
+            <w:pPr>
+              <w:spacing w:after="40" w:before="0"/>
+              <w:jc w:val="left"/>
+            </w:pPr>
+            <w:r>
+              <w:rPr>
+                <w:rFonts w:ascii="Arial" w:cs="Arial" w:eastAsia="Arial" w:hAnsi="Arial"/>
+                <w:b/>
+                <w:bCs/>
+                <w:i w:val="false"/>
+                <w:iCs w:val="false"/>
+                <w:color w:val="000000"/>
+                <w:sz w:val="18"/>
+                <w:szCs w:val="18"/>
+              </w:rPr>
+              <w:t xml:space="preserve">Model Building Phase</w:t>
+            </w:r>
+          </w:p>
+          <w:p>
+            <w:pPr>
+              <w:spacing w:after="20" w:before="0"/>
+            </w:pPr>
+            <w:r>
+              <w:rPr>
+                <w:rFonts w:ascii="Arial" w:cs="Arial" w:eastAsia="Arial" w:hAnsi="Arial"/>
+                <w:b/>
+                <w:bCs/>
+                <w:color w:val="1F3864"/>
+                <w:sz w:val="16"/>
+                <w:szCs w:val="16"/>
+              </w:rPr>
+              <w:t xml:space="preserve">📹 VIDEO:</w:t>
+            </w:r>
+          </w:p>
+          <w:p>
+            <w:pPr>
+              <w:spacing w:after="20" w:before="0"/>
+            </w:pPr>
+            <w:hyperlink w:history="1" r:id="rIdufvyl4td9gqiijxb03ox0">
+              <w:r>
+                <w:rPr>
+                  <w:rFonts w:ascii="Arial" w:cs="Arial" w:eastAsia="Arial" w:hAnsi="Arial"/>
+                  <w:color w:val="2E75B6"/>
+                  <w:sz w:val="16"/>
+                  <w:szCs w:val="16"/>
+                  <w:u w:val="single" w:color="2E75B6"/>
+                </w:rPr>
+                <w:t xml:space="preserve">Surface area using a net: triangular prism</w:t>
+              </w:r>
+            </w:hyperlink>
+          </w:p>
+          <w:p>
+            <w:pPr>
+              <w:spacing w:after="10" w:before="0"/>
+              <w:ind w:left="120"/>
+            </w:pPr>
+            <w:r>
+              <w:rPr>
+                <w:rFonts w:ascii="Arial" w:cs="Arial" w:eastAsia="Arial" w:hAnsi="Arial"/>
+                <w:color w:val="595959"/>
+                <w:sz w:val="14"/>
+                <w:szCs w:val="14"/>
+              </w:rPr>
+              <w:t xml:space="preserve">Source: Khan Academy (English - US curriculum)</w:t>
+            </w:r>
+          </w:p>
+          <w:p>
+            <w:pPr>
+              <w:spacing w:after="10" w:before="0"/>
+              <w:ind w:left="120"/>
+            </w:pPr>
+            <w:hyperlink w:history="1" r:id="rId91ft3qnnfl3gn-bnh8vrh">
+              <w:r>
+                <w:rPr>
+                  <w:rFonts w:ascii="Arial" w:cs="Arial" w:eastAsia="Arial" w:hAnsi="Arial"/>
+                  <w:color w:val="595959"/>
+                  <w:sz w:val="14"/>
+                  <w:szCs w:val="14"/>
+                  <w:u w:val="single" w:color="595959"/>
+                </w:rPr>
+                <w:t xml:space="preserve">🔍 Search ARES for similar videos</w:t>
+              </w:r>
+            </w:hyperlink>
+          </w:p>
+          <w:p>
+            <w:pPr>
+              <w:spacing w:after="40" w:before="0"/>
+            </w:pPr>
+            <w:r>
+              <w:rPr>
+                <w:sz w:val="14"/>
+                <w:szCs w:val="14"/>
+              </w:rPr>
+              <w:t xml:space="preserve"/>
+            </w:r>
+          </w:p>
+          <w:p>
+            <w:pPr>
+              <w:spacing w:after="20" w:before="0"/>
+            </w:pPr>
+            <w:r>
+              <w:rPr>
+                <w:rFonts w:ascii="Arial" w:cs="Arial" w:eastAsia="Arial" w:hAnsi="Arial"/>
+                <w:b/>
+                <w:bCs/>
+                <w:color w:val="1F3864"/>
+                <w:sz w:val="16"/>
+                <w:szCs w:val="16"/>
+              </w:rPr>
+              <w:t xml:space="preserve">📖 EXERCISE:</w:t>
+            </w:r>
+          </w:p>
+          <w:p>
+            <w:pPr>
+              <w:spacing w:after="20" w:before="0"/>
+            </w:pPr>
+            <w:hyperlink w:history="1" r:id="rIdcojjkre0yy2wcbwlvh4o5">
               <w:r>
                 <w:rPr>
                   <w:rFonts w:ascii="Arial" w:cs="Arial" w:eastAsia="Arial" w:hAnsi="Arial"/>
@@ -12116,1231 +13340,7 @@
               <w:spacing w:after="10" w:before="0"/>
               <w:ind w:left="120"/>
             </w:pPr>
-            <w:hyperlink w:history="1" r:id="rIdrxgw6vstn_54kmxmg5nta">
-              <w:r>
-                <w:rPr>
-                  <w:rFonts w:ascii="Arial" w:cs="Arial" w:eastAsia="Arial" w:hAnsi="Arial"/>
-                  <w:color w:val="595959"/>
-                  <w:sz w:val="14"/>
-                  <w:szCs w:val="14"/>
-                  <w:u w:val="single" w:color="595959"/>
-                </w:rPr>
-                <w:t xml:space="preserve">🔍 Search ARES for similar readings</w:t>
-              </w:r>
-            </w:hyperlink>
-          </w:p>
-        </w:tc>
-        <w:tc>
-          <w:tcPr>
-            <w:tcW w:type="dxa" w:w="3040"/>
-            <w:shd w:fill="FFFFFF" w:color="auto" w:val="clear"/>
-            <w:tcMar>
-              <w:top w:type="dxa" w:w="60"/>
-              <w:left w:type="dxa" w:w="120"/>
-              <w:bottom w:type="dxa" w:w="60"/>
-              <w:right w:type="dxa" w:w="120"/>
-            </w:tcMar>
-            <w:vAlign w:val="top"/>
-          </w:tcPr>
-          <w:p>
-            <w:pPr>
-              <w:spacing w:after="40" w:before="0"/>
-              <w:jc w:val="left"/>
-            </w:pPr>
-            <w:r>
-              <w:rPr>
-                <w:rFonts w:ascii="Arial" w:cs="Arial" w:eastAsia="Arial" w:hAnsi="Arial"/>
-                <w:b w:val="false"/>
-                <w:bCs w:val="false"/>
-                <w:i w:val="false"/>
-                <w:iCs w:val="false"/>
-                <w:color w:val="000000"/>
-                <w:sz w:val="18"/>
-                <w:szCs w:val="18"/>
-              </w:rPr>
-              <w:t xml:space="preserve">Learners are shown a large image of two structures side by side: (A) a cylindrical grain store with a conical roof in Siaya County, and (B) a frustum-of-pyramid-shaped metallic grain hopper used in Kitale. Both are labelled as holding the same volume of grain. Each learner silently writes a prediction in their exercise book answering: 'Which structure do you think uses more sheet metal to build — and why?' They then share predictions with a shoulder partner (Think-Pair-Share). Selected pairs share with the class; the teacher records key prediction words on the board without affirming or correcting.</w:t>
-            </w:r>
-          </w:p>
-        </w:tc>
-        <w:tc>
-          <w:tcPr>
-            <w:tcW w:type="dxa" w:w="3040"/>
-            <w:shd w:fill="F2F2F2" w:color="auto" w:val="clear"/>
-            <w:tcMar>
-              <w:top w:type="dxa" w:w="60"/>
-              <w:left w:type="dxa" w:w="120"/>
-              <w:bottom w:type="dxa" w:w="60"/>
-              <w:right w:type="dxa" w:w="120"/>
-            </w:tcMar>
-            <w:vAlign w:val="top"/>
-          </w:tcPr>
-          <w:p>
-            <w:pPr>
-              <w:spacing w:after="40" w:before="0"/>
-              <w:jc w:val="left"/>
-            </w:pPr>
-            <w:r>
-              <w:rPr>
-                <w:rFonts w:ascii="Arial" w:cs="Arial" w:eastAsia="Arial" w:hAnsi="Arial"/>
-                <w:b w:val="false"/>
-                <w:bCs w:val="false"/>
-                <w:i w:val="false"/>
-                <w:iCs w:val="false"/>
-                <w:color w:val="000000"/>
-                <w:sz w:val="18"/>
-                <w:szCs w:val="18"/>
-              </w:rPr>
-              <w:t xml:space="preserve">Display the image on the board/projector. Say: 'Look carefully at these two grain stores. Both hold the same volume. In your exercise book, write your prediction — which one uses more metal sheet, and give a mathematical reason.' Allow 10 seconds of silent thinking (WAIT TIME). After writing time (~2 minutes), say: 'Turn to your shoulder partner and share your prediction.' After 90 seconds, cold-call 3 pairs (vary by gender and seating zone). Record key words — e.g., 'more faces', 'slanted sides', 'trapezoidal panels' — on the board under the heading 'Our Predictions'. Say: 'We will return to these predictions at the end of the lesson to see who was right and why.'</w:t>
-            </w:r>
-          </w:p>
-        </w:tc>
-        <w:tc>
-          <w:tcPr>
-            <w:tcW w:type="dxa" w:w="3040"/>
-            <w:shd w:fill="FFFFFF" w:color="auto" w:val="clear"/>
-            <w:tcMar>
-              <w:top w:type="dxa" w:w="60"/>
-              <w:left w:type="dxa" w:w="120"/>
-              <w:bottom w:type="dxa" w:w="60"/>
-              <w:right w:type="dxa" w:w="120"/>
-            </w:tcMar>
-            <w:vAlign w:val="top"/>
-          </w:tcPr>
-          <w:p>
-            <w:pPr>
-              <w:spacing w:after="40" w:before="0"/>
-              <w:jc w:val="left"/>
-            </w:pPr>
-            <w:r>
-              <w:rPr>
-                <w:rFonts w:ascii="Arial" w:cs="Arial" w:eastAsia="Arial" w:hAnsi="Arial"/>
-                <w:b w:val="false"/>
-                <w:bCs w:val="false"/>
-                <w:i w:val="false"/>
-                <w:iCs w:val="false"/>
-                <w:color w:val="000000"/>
-                <w:sz w:val="18"/>
-                <w:szCs w:val="18"/>
-              </w:rPr>
-              <w:t xml:space="preserve">Think-Pair-Share — Activates prior knowledge of surface area concepts from Lessons 1–3, surfaces learner misconceptions about the relationship between volume and surface area, and creates cognitive dissonance that motivates the derivation activity to follow.</w:t>
-            </w:r>
-          </w:p>
-        </w:tc>
-        <w:tc>
-          <w:tcPr>
-            <w:tcW w:type="dxa" w:w="3040"/>
-            <w:shd w:fill="F2F2F2" w:color="auto" w:val="clear"/>
-            <w:tcMar>
-              <w:top w:type="dxa" w:w="60"/>
-              <w:left w:type="dxa" w:w="120"/>
-              <w:bottom w:type="dxa" w:w="60"/>
-              <w:right w:type="dxa" w:w="120"/>
-            </w:tcMar>
-            <w:vAlign w:val="top"/>
-          </w:tcPr>
-          <w:p>
-            <w:pPr>
-              <w:spacing w:after="40" w:before="0"/>
-              <w:jc w:val="left"/>
-            </w:pPr>
-            <w:r>
-              <w:rPr>
-                <w:rFonts w:ascii="Arial" w:cs="Arial" w:eastAsia="Arial" w:hAnsi="Arial"/>
-                <w:b w:val="false"/>
-                <w:bCs w:val="false"/>
-                <w:i w:val="false"/>
-                <w:iCs w:val="false"/>
-                <w:color w:val="000000"/>
-                <w:sz w:val="18"/>
-                <w:szCs w:val="18"/>
-              </w:rPr>
-              <w:t xml:space="preserve">Observable indicator: Learners' written predictions reference at least one geometric property (e.g., number of faces, slant height, shape of lateral faces). Teacher circulates and notes learners who write only volume-based reasoning (e.g., 'same volume means same surface area') as these learners need targeted questioning during the Explain phase.</w:t>
-            </w:r>
-          </w:p>
-        </w:tc>
-      </w:tr>
-      <w:tr>
-        <w:tc>
-          <w:tcPr>
-            <w:tcW w:type="dxa" w:w="1520"/>
-            <w:shd w:fill="D9EEF1" w:color="auto" w:val="clear"/>
-            <w:tcMar>
-              <w:top w:type="dxa" w:w="60"/>
-              <w:left w:type="dxa" w:w="120"/>
-              <w:bottom w:type="dxa" w:w="60"/>
-              <w:right w:type="dxa" w:w="120"/>
-            </w:tcMar>
-            <w:vAlign w:val="top"/>
-          </w:tcPr>
-          <w:p>
-            <w:pPr>
-              <w:spacing w:after="40" w:before="0"/>
-              <w:jc w:val="left"/>
-            </w:pPr>
-            <w:r>
-              <w:rPr>
-                <w:rFonts w:ascii="Arial" w:cs="Arial" w:eastAsia="Arial" w:hAnsi="Arial"/>
-                <w:b/>
-                <w:bCs/>
-                <w:i w:val="false"/>
-                <w:iCs w:val="false"/>
-                <w:color w:val="000000"/>
-                <w:sz w:val="18"/>
-                <w:szCs w:val="18"/>
-              </w:rPr>
-              <w:t xml:space="preserve">Observe Phase</w:t>
-            </w:r>
-          </w:p>
-          <w:p>
-            <w:pPr>
-              <w:spacing w:after="20" w:before="0"/>
-            </w:pPr>
-            <w:r>
-              <w:rPr>
-                <w:rFonts w:ascii="Arial" w:cs="Arial" w:eastAsia="Arial" w:hAnsi="Arial"/>
-                <w:b/>
-                <w:bCs/>
-                <w:color w:val="1F3864"/>
-                <w:sz w:val="16"/>
-                <w:szCs w:val="16"/>
-              </w:rPr>
-              <w:t xml:space="preserve">📹 VIDEO:</w:t>
-            </w:r>
-          </w:p>
-          <w:p>
-            <w:pPr>
-              <w:spacing w:after="20" w:before="0"/>
-            </w:pPr>
-            <w:hyperlink w:history="1" r:id="rIdg7kt6tpxkbfd-v6uyg3p1">
-              <w:r>
-                <w:rPr>
-                  <w:rFonts w:ascii="Arial" w:cs="Arial" w:eastAsia="Arial" w:hAnsi="Arial"/>
-                  <w:color w:val="2E75B6"/>
-                  <w:sz w:val="16"/>
-                  <w:szCs w:val="16"/>
-                  <w:u w:val="single" w:color="2E75B6"/>
-                </w:rPr>
-                <w:t xml:space="preserve">Surface area using a net: triangular prism</w:t>
-              </w:r>
-            </w:hyperlink>
-          </w:p>
-          <w:p>
-            <w:pPr>
-              <w:spacing w:after="10" w:before="0"/>
-              <w:ind w:left="120"/>
-            </w:pPr>
-            <w:r>
-              <w:rPr>
-                <w:rFonts w:ascii="Arial" w:cs="Arial" w:eastAsia="Arial" w:hAnsi="Arial"/>
-                <w:color w:val="595959"/>
-                <w:sz w:val="14"/>
-                <w:szCs w:val="14"/>
-              </w:rPr>
-              <w:t xml:space="preserve">Source: Khan Academy (English - US curriculum)</w:t>
-            </w:r>
-          </w:p>
-          <w:p>
-            <w:pPr>
-              <w:spacing w:after="10" w:before="0"/>
-              <w:ind w:left="120"/>
-            </w:pPr>
-            <w:hyperlink w:history="1" r:id="rId1hrzmbaxfg5dkdr9h5lfh">
-              <w:r>
-                <w:rPr>
-                  <w:rFonts w:ascii="Arial" w:cs="Arial" w:eastAsia="Arial" w:hAnsi="Arial"/>
-                  <w:color w:val="595959"/>
-                  <w:sz w:val="14"/>
-                  <w:szCs w:val="14"/>
-                  <w:u w:val="single" w:color="595959"/>
-                </w:rPr>
-                <w:t xml:space="preserve">🔍 Search ARES for similar videos</w:t>
-              </w:r>
-            </w:hyperlink>
-          </w:p>
-          <w:p>
-            <w:pPr>
-              <w:spacing w:after="40" w:before="0"/>
-            </w:pPr>
-            <w:r>
-              <w:rPr>
-                <w:sz w:val="14"/>
-                <w:szCs w:val="14"/>
-              </w:rPr>
-              <w:t xml:space="preserve"/>
-            </w:r>
-          </w:p>
-          <w:p>
-            <w:pPr>
-              <w:spacing w:after="20" w:before="0"/>
-            </w:pPr>
-            <w:r>
-              <w:rPr>
-                <w:rFonts w:ascii="Arial" w:cs="Arial" w:eastAsia="Arial" w:hAnsi="Arial"/>
-                <w:b/>
-                <w:bCs/>
-                <w:color w:val="1F3864"/>
-                <w:sz w:val="16"/>
-                <w:szCs w:val="16"/>
-              </w:rPr>
-              <w:t xml:space="preserve">📖 HTML:</w:t>
-            </w:r>
-          </w:p>
-          <w:p>
-            <w:pPr>
-              <w:spacing w:after="20" w:before="0"/>
-            </w:pPr>
-            <w:hyperlink w:history="1" r:id="rIdsd2b6nf_s1do0leq35jey">
-              <w:r>
-                <w:rPr>
-                  <w:rFonts w:ascii="Arial" w:cs="Arial" w:eastAsia="Arial" w:hAnsi="Arial"/>
-                  <w:color w:val="2E75B6"/>
-                  <w:sz w:val="16"/>
-                  <w:szCs w:val="16"/>
-                  <w:u w:val="single" w:color="2E75B6"/>
-                </w:rPr>
-                <w:t xml:space="preserve">Surface Area and Volume of Pyramids (PLIX)</w:t>
-              </w:r>
-            </w:hyperlink>
-          </w:p>
-          <w:p>
-            <w:pPr>
-              <w:spacing w:after="10" w:before="0"/>
-              <w:ind w:left="120"/>
-            </w:pPr>
-            <w:r>
-              <w:rPr>
-                <w:rFonts w:ascii="Arial" w:cs="Arial" w:eastAsia="Arial" w:hAnsi="Arial"/>
-                <w:color w:val="595959"/>
-                <w:sz w:val="14"/>
-                <w:szCs w:val="14"/>
-              </w:rPr>
-              <w:t xml:space="preserve">Source: CK-12</w:t>
-            </w:r>
-          </w:p>
-          <w:p>
-            <w:pPr>
-              <w:spacing w:after="10" w:before="0"/>
-              <w:ind w:left="120"/>
-            </w:pPr>
-            <w:hyperlink w:history="1" r:id="rIdr9r1g0sq1cumemj6acp2d">
-              <w:r>
-                <w:rPr>
-                  <w:rFonts w:ascii="Arial" w:cs="Arial" w:eastAsia="Arial" w:hAnsi="Arial"/>
-                  <w:color w:val="595959"/>
-                  <w:sz w:val="14"/>
-                  <w:szCs w:val="14"/>
-                  <w:u w:val="single" w:color="595959"/>
-                </w:rPr>
-                <w:t xml:space="preserve">🔍 Search ARES for similar readings</w:t>
-              </w:r>
-            </w:hyperlink>
-          </w:p>
-        </w:tc>
-        <w:tc>
-          <w:tcPr>
-            <w:tcW w:type="dxa" w:w="3040"/>
-            <w:shd w:fill="FFFFFF" w:color="auto" w:val="clear"/>
-            <w:tcMar>
-              <w:top w:type="dxa" w:w="60"/>
-              <w:left w:type="dxa" w:w="120"/>
-              <w:bottom w:type="dxa" w:w="60"/>
-              <w:right w:type="dxa" w:w="120"/>
-            </w:tcMar>
-            <w:vAlign w:val="top"/>
-          </w:tcPr>
-          <w:p>
-            <w:pPr>
-              <w:spacing w:after="40" w:before="0"/>
-              <w:jc w:val="left"/>
-            </w:pPr>
-            <w:r>
-              <w:rPr>
-                <w:rFonts w:ascii="Arial" w:cs="Arial" w:eastAsia="Arial" w:hAnsi="Arial"/>
-                <w:b w:val="false"/>
-                <w:bCs w:val="false"/>
-                <w:i w:val="false"/>
-                <w:iCs w:val="false"/>
-                <w:color w:val="000000"/>
-                <w:sz w:val="18"/>
-                <w:szCs w:val="18"/>
-              </w:rPr>
-              <w:t xml:space="preserve">Learners watch a curated YouTube video on 'Surface Area of a Frustum of a Pyramid' (approx. 10–12 minutes). Before viewing, each learner receives a structured observation worksheet with three columns: (1) What I notice about the shape/net, (2) Key measurements labelled in the video, (3) Questions I have. The teacher pauses the video at three predetermined moments: (a) when the net of the frustum of a pyramid is first shown, (b) when the formula for lateral face (trapezium) area is introduced, and (c) when the full surface area formula is assembled. At each pause, learners annotate their worksheet silently for 30 seconds before the video resumes. After the video, learners compare worksheet notes with a group partner.</w:t>
-            </w:r>
-          </w:p>
-        </w:tc>
-        <w:tc>
-          <w:tcPr>
-            <w:tcW w:type="dxa" w:w="3040"/>
-            <w:shd w:fill="F2F2F2" w:color="auto" w:val="clear"/>
-            <w:tcMar>
-              <w:top w:type="dxa" w:w="60"/>
-              <w:left w:type="dxa" w:w="120"/>
-              <w:bottom w:type="dxa" w:w="60"/>
-              <w:right w:type="dxa" w:w="120"/>
-            </w:tcMar>
-            <w:vAlign w:val="top"/>
-          </w:tcPr>
-          <w:p>
-            <w:pPr>
-              <w:spacing w:after="40" w:before="0"/>
-              <w:jc w:val="left"/>
-            </w:pPr>
-            <w:r>
-              <w:rPr>
-                <w:rFonts w:ascii="Arial" w:cs="Arial" w:eastAsia="Arial" w:hAnsi="Arial"/>
-                <w:b w:val="false"/>
-                <w:bCs w:val="false"/>
-                <w:i w:val="false"/>
-                <w:iCs w:val="false"/>
-                <w:color w:val="000000"/>
-                <w:sz w:val="18"/>
-                <w:szCs w:val="18"/>
-              </w:rPr>
-              <w:t xml:space="preserve">Before playing the video, say: 'As you watch, complete your three-column worksheet. Do not copy every word — focus on the shape of the net, the labels used, and any steps you find surprising or unclear.' Play the video. Pause at moment (a) and say: 'Pause here — look at the net. What shapes do you see? Write them in column 1. You have 30 seconds.' (WAIT TIME: 30 seconds.) Resume. Pause at moment (b) and say: 'The video just showed how the area of one lateral face is calculated. Write the formula for the area of a trapezium in column 2 — you have 30 seconds.' (WAIT TIME: 30 seconds.) Pause at moment (c) and say: 'The full formula is about to be summarised. Before it appears — can you predict it from your notes? Write your prediction.' After the video, cold-call 2 learners to read out one observation each. Say: 'Keep these worksheets — you will need them for the derivation activity next.'</w:t>
-            </w:r>
-          </w:p>
-        </w:tc>
-        <w:tc>
-          <w:tcPr>
-            <w:tcW w:type="dxa" w:w="3040"/>
-            <w:shd w:fill="FFFFFF" w:color="auto" w:val="clear"/>
-            <w:tcMar>
-              <w:top w:type="dxa" w:w="60"/>
-              <w:left w:type="dxa" w:w="120"/>
-              <w:bottom w:type="dxa" w:w="60"/>
-              <w:right w:type="dxa" w:w="120"/>
-            </w:tcMar>
-            <w:vAlign w:val="top"/>
-          </w:tcPr>
-          <w:p>
-            <w:pPr>
-              <w:spacing w:after="40" w:before="0"/>
-              <w:jc w:val="left"/>
-            </w:pPr>
-            <w:r>
-              <w:rPr>
-                <w:rFonts w:ascii="Arial" w:cs="Arial" w:eastAsia="Arial" w:hAnsi="Arial"/>
-                <w:b w:val="false"/>
-                <w:bCs w:val="false"/>
-                <w:i w:val="false"/>
-                <w:iCs w:val="false"/>
-                <w:color w:val="000000"/>
-                <w:sz w:val="18"/>
-                <w:szCs w:val="18"/>
-              </w:rPr>
-              <w:t xml:space="preserve">Structured Note-Taking with Planned Pauses — Rather than passive viewing, the three-pause protocol forces learners to process and record information in real time. Connecting the net diagram to known shapes (squares, rectangles, trapeziums) bridges from prior knowledge to new formula construction.</w:t>
-            </w:r>
-          </w:p>
-        </w:tc>
-        <w:tc>
-          <w:tcPr>
-            <w:tcW w:type="dxa" w:w="3040"/>
-            <w:shd w:fill="F2F2F2" w:color="auto" w:val="clear"/>
-            <w:tcMar>
-              <w:top w:type="dxa" w:w="60"/>
-              <w:left w:type="dxa" w:w="120"/>
-              <w:bottom w:type="dxa" w:w="60"/>
-              <w:right w:type="dxa" w:w="120"/>
-            </w:tcMar>
-            <w:vAlign w:val="top"/>
-          </w:tcPr>
-          <w:p>
-            <w:pPr>
-              <w:spacing w:after="40" w:before="0"/>
-              <w:jc w:val="left"/>
-            </w:pPr>
-            <w:r>
-              <w:rPr>
-                <w:rFonts w:ascii="Arial" w:cs="Arial" w:eastAsia="Arial" w:hAnsi="Arial"/>
-                <w:b w:val="false"/>
-                <w:bCs w:val="false"/>
-                <w:i w:val="false"/>
-                <w:iCs w:val="false"/>
-                <w:color w:val="000000"/>
-                <w:sz w:val="18"/>
-                <w:szCs w:val="18"/>
-              </w:rPr>
-              <w:t xml:space="preserve">Observable indicator: Learners correctly identify the net of a frustum of a pyramid as comprising two rectangular/square faces and four trapezoidal lateral faces on their worksheet. Teacher scans worksheets during the partner-comparison step; learners who have blank or incorrect net descriptions are grouped with stronger peers during the Explain phase group activity.</w:t>
-            </w:r>
-          </w:p>
-        </w:tc>
-      </w:tr>
-      <w:tr>
-        <w:tc>
-          <w:tcPr>
-            <w:tcW w:type="dxa" w:w="1520"/>
-            <w:shd w:fill="E2EFDA" w:color="auto" w:val="clear"/>
-            <w:tcMar>
-              <w:top w:type="dxa" w:w="60"/>
-              <w:left w:type="dxa" w:w="120"/>
-              <w:bottom w:type="dxa" w:w="60"/>
-              <w:right w:type="dxa" w:w="120"/>
-            </w:tcMar>
-            <w:vAlign w:val="top"/>
-          </w:tcPr>
-          <w:p>
-            <w:pPr>
-              <w:spacing w:after="40" w:before="0"/>
-              <w:jc w:val="left"/>
-            </w:pPr>
-            <w:r>
-              <w:rPr>
-                <w:rFonts w:ascii="Arial" w:cs="Arial" w:eastAsia="Arial" w:hAnsi="Arial"/>
-                <w:b/>
-                <w:bCs/>
-                <w:i w:val="false"/>
-                <w:iCs w:val="false"/>
-                <w:color w:val="000000"/>
-                <w:sz w:val="18"/>
-                <w:szCs w:val="18"/>
-              </w:rPr>
-              <w:t xml:space="preserve">Explain Phase</w:t>
-            </w:r>
-          </w:p>
-          <w:p>
-            <w:pPr>
-              <w:spacing w:after="20" w:before="0"/>
-            </w:pPr>
-            <w:r>
-              <w:rPr>
-                <w:rFonts w:ascii="Arial" w:cs="Arial" w:eastAsia="Arial" w:hAnsi="Arial"/>
-                <w:b/>
-                <w:bCs/>
-                <w:color w:val="1F3864"/>
-                <w:sz w:val="16"/>
-                <w:szCs w:val="16"/>
-              </w:rPr>
-              <w:t xml:space="preserve">📹 VIDEO:</w:t>
-            </w:r>
-          </w:p>
-          <w:p>
-            <w:pPr>
-              <w:spacing w:after="20" w:before="0"/>
-            </w:pPr>
-            <w:hyperlink w:history="1" r:id="rIdpfkrxfnh-na68domfuqwi">
-              <w:r>
-                <w:rPr>
-                  <w:rFonts w:ascii="Arial" w:cs="Arial" w:eastAsia="Arial" w:hAnsi="Arial"/>
-                  <w:color w:val="2E75B6"/>
-                  <w:sz w:val="16"/>
-                  <w:szCs w:val="16"/>
-                  <w:u w:val="single" w:color="2E75B6"/>
-                </w:rPr>
-                <w:t xml:space="preserve">Surface area word problem example</w:t>
-              </w:r>
-            </w:hyperlink>
-          </w:p>
-          <w:p>
-            <w:pPr>
-              <w:spacing w:after="10" w:before="0"/>
-              <w:ind w:left="120"/>
-            </w:pPr>
-            <w:r>
-              <w:rPr>
-                <w:rFonts w:ascii="Arial" w:cs="Arial" w:eastAsia="Arial" w:hAnsi="Arial"/>
-                <w:color w:val="595959"/>
-                <w:sz w:val="14"/>
-                <w:szCs w:val="14"/>
-              </w:rPr>
-              <w:t xml:space="preserve">Source: Khan Academy (English - US curriculum)</w:t>
-            </w:r>
-          </w:p>
-          <w:p>
-            <w:pPr>
-              <w:spacing w:after="10" w:before="0"/>
-              <w:ind w:left="120"/>
-            </w:pPr>
-            <w:hyperlink w:history="1" r:id="rIdp8lbnrtngoq-weaxbgpjd">
-              <w:r>
-                <w:rPr>
-                  <w:rFonts w:ascii="Arial" w:cs="Arial" w:eastAsia="Arial" w:hAnsi="Arial"/>
-                  <w:color w:val="595959"/>
-                  <w:sz w:val="14"/>
-                  <w:szCs w:val="14"/>
-                  <w:u w:val="single" w:color="595959"/>
-                </w:rPr>
-                <w:t xml:space="preserve">🔍 Search ARES for similar videos</w:t>
-              </w:r>
-            </w:hyperlink>
-          </w:p>
-          <w:p>
-            <w:pPr>
-              <w:spacing w:after="40" w:before="0"/>
-            </w:pPr>
-            <w:r>
-              <w:rPr>
-                <w:sz w:val="14"/>
-                <w:szCs w:val="14"/>
-              </w:rPr>
-              <w:t xml:space="preserve"/>
-            </w:r>
-          </w:p>
-          <w:p>
-            <w:pPr>
-              <w:spacing w:after="20" w:before="0"/>
-            </w:pPr>
-            <w:r>
-              <w:rPr>
-                <w:rFonts w:ascii="Arial" w:cs="Arial" w:eastAsia="Arial" w:hAnsi="Arial"/>
-                <w:b/>
-                <w:bCs/>
-                <w:color w:val="1F3864"/>
-                <w:sz w:val="16"/>
-                <w:szCs w:val="16"/>
-              </w:rPr>
-              <w:t xml:space="preserve">📖 EXERCISE:</w:t>
-            </w:r>
-          </w:p>
-          <w:p>
-            <w:pPr>
-              <w:spacing w:after="20" w:before="0"/>
-            </w:pPr>
-            <w:hyperlink w:history="1" r:id="rIdxsvmimhgkse-ksvqjetwl">
-              <w:r>
-                <w:rPr>
-                  <w:rFonts w:ascii="Arial" w:cs="Arial" w:eastAsia="Arial" w:hAnsi="Arial"/>
-                  <w:color w:val="2E75B6"/>
-                  <w:sz w:val="16"/>
-                  <w:szCs w:val="16"/>
-                  <w:u w:val="single" w:color="2E75B6"/>
-                </w:rPr>
-                <w:t xml:space="preserve">Surface area word problems</w:t>
-              </w:r>
-            </w:hyperlink>
-          </w:p>
-          <w:p>
-            <w:pPr>
-              <w:spacing w:after="10" w:before="0"/>
-              <w:ind w:left="120"/>
-            </w:pPr>
-            <w:r>
-              <w:rPr>
-                <w:rFonts w:ascii="Arial" w:cs="Arial" w:eastAsia="Arial" w:hAnsi="Arial"/>
-                <w:color w:val="595959"/>
-                <w:sz w:val="14"/>
-                <w:szCs w:val="14"/>
-              </w:rPr>
-              <w:t xml:space="preserve">Source: Khan Academy (English - US curriculum)</w:t>
-            </w:r>
-          </w:p>
-          <w:p>
-            <w:pPr>
-              <w:spacing w:after="10" w:before="0"/>
-              <w:ind w:left="120"/>
-            </w:pPr>
-            <w:hyperlink w:history="1" r:id="rIddgg7j36qgo1pdbo24lqom">
-              <w:r>
-                <w:rPr>
-                  <w:rFonts w:ascii="Arial" w:cs="Arial" w:eastAsia="Arial" w:hAnsi="Arial"/>
-                  <w:color w:val="595959"/>
-                  <w:sz w:val="14"/>
-                  <w:szCs w:val="14"/>
-                  <w:u w:val="single" w:color="595959"/>
-                </w:rPr>
-                <w:t xml:space="preserve">🔍 Search ARES for similar readings</w:t>
-              </w:r>
-            </w:hyperlink>
-          </w:p>
-        </w:tc>
-        <w:tc>
-          <w:tcPr>
-            <w:tcW w:type="dxa" w:w="3040"/>
-            <w:shd w:fill="FFFFFF" w:color="auto" w:val="clear"/>
-            <w:tcMar>
-              <w:top w:type="dxa" w:w="60"/>
-              <w:left w:type="dxa" w:w="120"/>
-              <w:bottom w:type="dxa" w:w="60"/>
-              <w:right w:type="dxa" w:w="120"/>
-            </w:tcMar>
-            <w:vAlign w:val="top"/>
-          </w:tcPr>
-          <w:p>
-            <w:pPr>
-              <w:spacing w:after="40" w:before="0"/>
-              <w:jc w:val="left"/>
-            </w:pPr>
-            <w:r>
-              <w:rPr>
-                <w:rFonts w:ascii="Arial" w:cs="Arial" w:eastAsia="Arial" w:hAnsi="Arial"/>
-                <w:b w:val="false"/>
-                <w:bCs w:val="false"/>
-                <w:i w:val="false"/>
-                <w:iCs w:val="false"/>
-                <w:color w:val="000000"/>
-                <w:sz w:val="18"/>
-                <w:szCs w:val="18"/>
-              </w:rPr>
-              <w:t xml:space="preserve">Learners work in groups of four to derive the surface area formula of a frustum of a pyramid from first principles using a guided-discovery worksheet. The worksheet provides: a labelled diagram of a frustum of a square pyramid (bottom side length a, top side length b, slant height l of each trapezoidal face, vertical height h), and the following scaffolded steps: (1) Identify and name each face of the frustum. (2) Write the area formula for the bottom face. (3) Write the area formula for the top face. (4) Derive the area of one trapezoidal lateral face using Area = ½(a + b) × l. (5) Write the total lateral surface area for all four faces. (6) Assemble the complete surface area formula: SA = a² + b² + 4 × ½(a + b) × l = a² + b² + 2l(a + b). Groups then solve the Kitale contextualised problem: 'A frustum-shaped grain store in Kitale has a square base of side 2.4 m, a square top of side 1.2 m, and a slant height of 1.5 m on each triangular face. Calculate the total sheet metal (in m²) needed to construct the store, including the base but excluding the top opening.' Groups present their derivation steps on mini whiteboards or manila paper for a gallery walk.</w:t>
-            </w:r>
-          </w:p>
-        </w:tc>
-        <w:tc>
-          <w:tcPr>
-            <w:tcW w:type="dxa" w:w="3040"/>
-            <w:shd w:fill="F2F2F2" w:color="auto" w:val="clear"/>
-            <w:tcMar>
-              <w:top w:type="dxa" w:w="60"/>
-              <w:left w:type="dxa" w:w="120"/>
-              <w:bottom w:type="dxa" w:w="60"/>
-              <w:right w:type="dxa" w:w="120"/>
-            </w:tcMar>
-            <w:vAlign w:val="top"/>
-          </w:tcPr>
-          <w:p>
-            <w:pPr>
-              <w:spacing w:after="40" w:before="0"/>
-              <w:jc w:val="left"/>
-            </w:pPr>
-            <w:r>
-              <w:rPr>
-                <w:rFonts w:ascii="Arial" w:cs="Arial" w:eastAsia="Arial" w:hAnsi="Arial"/>
-                <w:b w:val="false"/>
-                <w:bCs w:val="false"/>
-                <w:i w:val="false"/>
-                <w:iCs w:val="false"/>
-                <w:color w:val="000000"/>
-                <w:sz w:val="18"/>
-                <w:szCs w:val="18"/>
-              </w:rPr>
-              <w:t xml:space="preserve">Distribute the guided-discovery worksheet. Say: 'In your groups, you are going to derive — not just memorise — the surface area formula for a frustum of a pyramid. Use your observation worksheet from the video as a reference.' Circulate and monitor step 4; if groups struggle with the trapezium area, prompt: 'What is the formula for the area of a trapezium? Which two lengths are the parallel sides here?' (WAIT TIME: 15 seconds before assisting.) After 15 minutes of group work, say: 'Write your final formula on your manila paper and stick it up.' Conduct a 5-minute gallery walk. Cold-call 3 groups (different from those called in Phase 1) to explain their derivation step-by-step. Ask probing questions: 'Why do we multiply by 4?' and 'What changes in this formula if the base is a rectangle, not a square?' After the gallery walk, display the standard formula on the board: SA = a² + b² + 2l(a + b) [square base] and generalise for rectangular base: SA = 2(lw) + 2(lw) + lateral faces. Bring the class back to the anchoring phenomenon: 'Think about the frustum tank in Kisumu. The manufacturer uses a frustum of a pyramid for metal sheet panels — does our new formula help explain why the frustum tank might use less metal than the cylinder-hemisphere tank?'</w:t>
-            </w:r>
-          </w:p>
-        </w:tc>
-        <w:tc>
-          <w:tcPr>
-            <w:tcW w:type="dxa" w:w="3040"/>
-            <w:shd w:fill="FFFFFF" w:color="auto" w:val="clear"/>
-            <w:tcMar>
-              <w:top w:type="dxa" w:w="60"/>
-              <w:left w:type="dxa" w:w="120"/>
-              <w:bottom w:type="dxa" w:w="60"/>
-              <w:right w:type="dxa" w:w="120"/>
-            </w:tcMar>
-            <w:vAlign w:val="top"/>
-          </w:tcPr>
-          <w:p>
-            <w:pPr>
-              <w:spacing w:after="40" w:before="0"/>
-              <w:jc w:val="left"/>
-            </w:pPr>
-            <w:r>
-              <w:rPr>
-                <w:rFonts w:ascii="Arial" w:cs="Arial" w:eastAsia="Arial" w:hAnsi="Arial"/>
-                <w:b w:val="false"/>
-                <w:bCs w:val="false"/>
-                <w:i w:val="false"/>
-                <w:iCs w:val="false"/>
-                <w:color w:val="000000"/>
-                <w:sz w:val="18"/>
-                <w:szCs w:val="18"/>
-              </w:rPr>
-              <w:t xml:space="preserve">Guided Discovery with Gallery Walk — Learners construct the formula themselves rather than receiving it, deepening procedural and conceptual understanding. The gallery walk creates peer accountability and exposes learners to multiple derivation approaches, reinforcing that there is a logical path from geometric properties to algebraic formula.</w:t>
-            </w:r>
-          </w:p>
-        </w:tc>
-        <w:tc>
-          <w:tcPr>
-            <w:tcW w:type="dxa" w:w="3040"/>
-            <w:shd w:fill="F2F2F2" w:color="auto" w:val="clear"/>
-            <w:tcMar>
-              <w:top w:type="dxa" w:w="60"/>
-              <w:left w:type="dxa" w:w="120"/>
-              <w:bottom w:type="dxa" w:w="60"/>
-              <w:right w:type="dxa" w:w="120"/>
-            </w:tcMar>
-            <w:vAlign w:val="top"/>
-          </w:tcPr>
-          <w:p>
-            <w:pPr>
-              <w:spacing w:after="40" w:before="0"/>
-              <w:jc w:val="left"/>
-            </w:pPr>
-            <w:r>
-              <w:rPr>
-                <w:rFonts w:ascii="Arial" w:cs="Arial" w:eastAsia="Arial" w:hAnsi="Arial"/>
-                <w:b w:val="false"/>
-                <w:bCs w:val="false"/>
-                <w:i w:val="false"/>
-                <w:iCs w:val="false"/>
-                <w:color w:val="000000"/>
-                <w:sz w:val="18"/>
-                <w:szCs w:val="18"/>
-              </w:rPr>
-              <w:t xml:space="preserve">Observable indicator: Each group's manila paper shows a correctly assembled surface area formula with all terms labelled, and the Kitale problem answer is within ±0.1 m² of the correct value (SA = 2.4² + 4 × ½(2.4 + 1.2) × 1.5 = 5.76 + 10.8 = 16.56 m², minus the top opening = 5.76 + 4 × ½(2.4+1.2)×1.5 = 5.76 + 10.8 = 16.56 m² total including base). Teacher notes groups that skip the top-face exclusion as a common error to address in the next lesson.</w:t>
-            </w:r>
-          </w:p>
-        </w:tc>
-      </w:tr>
-      <w:tr>
-        <w:tc>
-          <w:tcPr>
-            <w:tcW w:type="dxa" w:w="1520"/>
-            <w:shd w:fill="FCE4D6" w:color="auto" w:val="clear"/>
-            <w:tcMar>
-              <w:top w:type="dxa" w:w="60"/>
-              <w:left w:type="dxa" w:w="120"/>
-              <w:bottom w:type="dxa" w:w="60"/>
-              <w:right w:type="dxa" w:w="120"/>
-            </w:tcMar>
-            <w:vAlign w:val="top"/>
-          </w:tcPr>
-          <w:p>
-            <w:pPr>
-              <w:spacing w:after="40" w:before="0"/>
-              <w:jc w:val="left"/>
-            </w:pPr>
-            <w:r>
-              <w:rPr>
-                <w:rFonts w:ascii="Arial" w:cs="Arial" w:eastAsia="Arial" w:hAnsi="Arial"/>
-                <w:b/>
-                <w:bCs/>
-                <w:i w:val="false"/>
-                <w:iCs w:val="false"/>
-                <w:color w:val="000000"/>
-                <w:sz w:val="18"/>
-                <w:szCs w:val="18"/>
-              </w:rPr>
-              <w:t xml:space="preserve">Driving Question Board (DQB) Creation</w:t>
-            </w:r>
-          </w:p>
-          <w:p>
-            <w:pPr>
-              <w:spacing w:after="20" w:before="0"/>
-            </w:pPr>
-            <w:r>
-              <w:rPr>
-                <w:rFonts w:ascii="Arial" w:cs="Arial" w:eastAsia="Arial" w:hAnsi="Arial"/>
-                <w:b/>
-                <w:bCs/>
-                <w:color w:val="1F3864"/>
-                <w:sz w:val="16"/>
-                <w:szCs w:val="16"/>
-              </w:rPr>
-              <w:t xml:space="preserve">📹 VIDEO:</w:t>
-            </w:r>
-          </w:p>
-          <w:p>
-            <w:pPr>
-              <w:spacing w:after="20" w:before="0"/>
-            </w:pPr>
-            <w:hyperlink w:history="1" r:id="rIdfr7wkyxi7iecuq4ei2wzg">
-              <w:r>
-                <w:rPr>
-                  <w:rFonts w:ascii="Arial" w:cs="Arial" w:eastAsia="Arial" w:hAnsi="Arial"/>
-                  <w:color w:val="2E75B6"/>
-                  <w:sz w:val="16"/>
-                  <w:szCs w:val="16"/>
-                  <w:u w:val="single" w:color="2E75B6"/>
-                </w:rPr>
-                <w:t xml:space="preserve">Surface area word problem example</w:t>
-              </w:r>
-            </w:hyperlink>
-          </w:p>
-          <w:p>
-            <w:pPr>
-              <w:spacing w:after="10" w:before="0"/>
-              <w:ind w:left="120"/>
-            </w:pPr>
-            <w:r>
-              <w:rPr>
-                <w:rFonts w:ascii="Arial" w:cs="Arial" w:eastAsia="Arial" w:hAnsi="Arial"/>
-                <w:color w:val="595959"/>
-                <w:sz w:val="14"/>
-                <w:szCs w:val="14"/>
-              </w:rPr>
-              <w:t xml:space="preserve">Source: Khan Academy (English - US curriculum)</w:t>
-            </w:r>
-          </w:p>
-          <w:p>
-            <w:pPr>
-              <w:spacing w:after="10" w:before="0"/>
-              <w:ind w:left="120"/>
-            </w:pPr>
-            <w:hyperlink w:history="1" r:id="rIdcdtrybofsiq8hh8zn7vhs">
-              <w:r>
-                <w:rPr>
-                  <w:rFonts w:ascii="Arial" w:cs="Arial" w:eastAsia="Arial" w:hAnsi="Arial"/>
-                  <w:color w:val="595959"/>
-                  <w:sz w:val="14"/>
-                  <w:szCs w:val="14"/>
-                  <w:u w:val="single" w:color="595959"/>
-                </w:rPr>
-                <w:t xml:space="preserve">🔍 Search ARES for similar videos</w:t>
-              </w:r>
-            </w:hyperlink>
-          </w:p>
-          <w:p>
-            <w:pPr>
-              <w:spacing w:after="40" w:before="0"/>
-            </w:pPr>
-            <w:r>
-              <w:rPr>
-                <w:sz w:val="14"/>
-                <w:szCs w:val="14"/>
-              </w:rPr>
-              <w:t xml:space="preserve"/>
-            </w:r>
-          </w:p>
-          <w:p>
-            <w:pPr>
-              <w:spacing w:after="20" w:before="0"/>
-            </w:pPr>
-            <w:r>
-              <w:rPr>
-                <w:rFonts w:ascii="Arial" w:cs="Arial" w:eastAsia="Arial" w:hAnsi="Arial"/>
-                <w:b/>
-                <w:bCs/>
-                <w:color w:val="1F3864"/>
-                <w:sz w:val="16"/>
-                <w:szCs w:val="16"/>
-              </w:rPr>
-              <w:t xml:space="preserve">📖 EXERCISE:</w:t>
-            </w:r>
-          </w:p>
-          <w:p>
-            <w:pPr>
-              <w:spacing w:after="20" w:before="0"/>
-            </w:pPr>
-            <w:hyperlink w:history="1" r:id="rIdtb2s9a3zyronposoyfxcb">
-              <w:r>
-                <w:rPr>
-                  <w:rFonts w:ascii="Arial" w:cs="Arial" w:eastAsia="Arial" w:hAnsi="Arial"/>
-                  <w:color w:val="2E75B6"/>
-                  <w:sz w:val="16"/>
-                  <w:szCs w:val="16"/>
-                  <w:u w:val="single" w:color="2E75B6"/>
-                </w:rPr>
-                <w:t xml:space="preserve">Apply volume of solids</w:t>
-              </w:r>
-            </w:hyperlink>
-          </w:p>
-          <w:p>
-            <w:pPr>
-              <w:spacing w:after="10" w:before="0"/>
-              <w:ind w:left="120"/>
-            </w:pPr>
-            <w:r>
-              <w:rPr>
-                <w:rFonts w:ascii="Arial" w:cs="Arial" w:eastAsia="Arial" w:hAnsi="Arial"/>
-                <w:color w:val="595959"/>
-                <w:sz w:val="14"/>
-                <w:szCs w:val="14"/>
-              </w:rPr>
-              <w:t xml:space="preserve">Source: Khan Academy (English - US curriculum)</w:t>
-            </w:r>
-          </w:p>
-          <w:p>
-            <w:pPr>
-              <w:spacing w:after="10" w:before="0"/>
-              <w:ind w:left="120"/>
-            </w:pPr>
-            <w:hyperlink w:history="1" r:id="rId0vl2shvbhs9bxw7fmqbrs">
-              <w:r>
-                <w:rPr>
-                  <w:rFonts w:ascii="Arial" w:cs="Arial" w:eastAsia="Arial" w:hAnsi="Arial"/>
-                  <w:color w:val="595959"/>
-                  <w:sz w:val="14"/>
-                  <w:szCs w:val="14"/>
-                  <w:u w:val="single" w:color="595959"/>
-                </w:rPr>
-                <w:t xml:space="preserve">🔍 Search ARES for similar readings</w:t>
-              </w:r>
-            </w:hyperlink>
-          </w:p>
-        </w:tc>
-        <w:tc>
-          <w:tcPr>
-            <w:tcW w:type="dxa" w:w="3040"/>
-            <w:shd w:fill="FFFFFF" w:color="auto" w:val="clear"/>
-            <w:tcMar>
-              <w:top w:type="dxa" w:w="60"/>
-              <w:left w:type="dxa" w:w="120"/>
-              <w:bottom w:type="dxa" w:w="60"/>
-              <w:right w:type="dxa" w:w="120"/>
-            </w:tcMar>
-            <w:vAlign w:val="top"/>
-          </w:tcPr>
-          <w:p>
-            <w:pPr>
-              <w:spacing w:after="40" w:before="0"/>
-              <w:jc w:val="left"/>
-            </w:pPr>
-            <w:r>
-              <w:rPr>
-                <w:rFonts w:ascii="Arial" w:cs="Arial" w:eastAsia="Arial" w:hAnsi="Arial"/>
-                <w:b w:val="false"/>
-                <w:bCs w:val="false"/>
-                <w:i w:val="false"/>
-                <w:iCs w:val="false"/>
-                <w:color w:val="000000"/>
-                <w:sz w:val="18"/>
-                <w:szCs w:val="18"/>
-              </w:rPr>
-              <w:t xml:space="preserve">Each learner receives two sticky notes (or writes in a designated section of their exercise book if sticky notes are unavailable). On the first sticky note (green), they write one piece of new evidence they now have that helps answer the driving question: 'How does the shape of a solid determine how much material is needed to build it and how much it can hold?' On the second sticky note (orange), they write one new question that today's lesson raised for them. Learners post their notes on the class Driving Question Board under the columns 'New Evidence' and 'New Questions'. The teacher reads 3–4 contributions aloud and connects them explicitly to the lesson sequence: 'In Lesson 3 we found the surface area of a frustum of a cone. Today we added the frustum of a pyramid. We are building a toolkit of formulas. What solid shapes are still missing from our toolkit?'</w:t>
-            </w:r>
-          </w:p>
-        </w:tc>
-        <w:tc>
-          <w:tcPr>
-            <w:tcW w:type="dxa" w:w="3040"/>
-            <w:shd w:fill="F2F2F2" w:color="auto" w:val="clear"/>
-            <w:tcMar>
-              <w:top w:type="dxa" w:w="60"/>
-              <w:left w:type="dxa" w:w="120"/>
-              <w:bottom w:type="dxa" w:w="60"/>
-              <w:right w:type="dxa" w:w="120"/>
-            </w:tcMar>
-            <w:vAlign w:val="top"/>
-          </w:tcPr>
-          <w:p>
-            <w:pPr>
-              <w:spacing w:after="40" w:before="0"/>
-              <w:jc w:val="left"/>
-            </w:pPr>
-            <w:r>
-              <w:rPr>
-                <w:rFonts w:ascii="Arial" w:cs="Arial" w:eastAsia="Arial" w:hAnsi="Arial"/>
-                <w:b w:val="false"/>
-                <w:bCs w:val="false"/>
-                <w:i w:val="false"/>
-                <w:iCs w:val="false"/>
-                <w:color w:val="000000"/>
-                <w:sz w:val="18"/>
-                <w:szCs w:val="18"/>
-              </w:rPr>
-              <w:t xml:space="preserve">Hand out sticky notes. Say: 'Take 3 minutes — silently. Green note: what new evidence do you have today that helps answer our big driving question? Orange note: what new question does today's lesson raise for you?' (WAIT TIME: 3 minutes silent writing.) Ask learners to post notes on the DQB. Read aloud 3 green and 2 orange contributions. For each green contribution, ask the class: 'Do you agree this is evidence? Give a thumbs up or thumbs down.' For orange questions, say: 'Which of these questions do you think we will answer in the next few lessons?' Accept 2–3 student responses. Close by pointing to the anchoring phenomenon image: 'Remember our Kisumu factory. The students visiting the factory noticed the frustum metal tank uses less sheet metal. We now have mathematical tools — for both frustum of cone AND frustum of pyramid — to start calculating and comparing. Next lesson, we investigate the composite cylinder-hemisphere tank.'</w:t>
-            </w:r>
-          </w:p>
-        </w:tc>
-        <w:tc>
-          <w:tcPr>
-            <w:tcW w:type="dxa" w:w="3040"/>
-            <w:shd w:fill="FFFFFF" w:color="auto" w:val="clear"/>
-            <w:tcMar>
-              <w:top w:type="dxa" w:w="60"/>
-              <w:left w:type="dxa" w:w="120"/>
-              <w:bottom w:type="dxa" w:w="60"/>
-              <w:right w:type="dxa" w:w="120"/>
-            </w:tcMar>
-            <w:vAlign w:val="top"/>
-          </w:tcPr>
-          <w:p>
-            <w:pPr>
-              <w:spacing w:after="40" w:before="0"/>
-              <w:jc w:val="left"/>
-            </w:pPr>
-            <w:r>
-              <w:rPr>
-                <w:rFonts w:ascii="Arial" w:cs="Arial" w:eastAsia="Arial" w:hAnsi="Arial"/>
-                <w:b w:val="false"/>
-                <w:bCs w:val="false"/>
-                <w:i w:val="false"/>
-                <w:iCs w:val="false"/>
-                <w:color w:val="000000"/>
-                <w:sz w:val="18"/>
-                <w:szCs w:val="18"/>
-              </w:rPr>
-              <w:t xml:space="preserve">Driving Question Board Update — This metacognitive strategy makes learning progress visible and cumulative. By separating 'evidence' from 'new questions', learners practise distinguishing between what they know and what they still need to investigate, a core science and mathematical reasoning practice.</w:t>
-            </w:r>
-          </w:p>
-        </w:tc>
-        <w:tc>
-          <w:tcPr>
-            <w:tcW w:type="dxa" w:w="3040"/>
-            <w:shd w:fill="F2F2F2" w:color="auto" w:val="clear"/>
-            <w:tcMar>
-              <w:top w:type="dxa" w:w="60"/>
-              <w:left w:type="dxa" w:w="120"/>
-              <w:bottom w:type="dxa" w:w="60"/>
-              <w:right w:type="dxa" w:w="120"/>
-            </w:tcMar>
-            <w:vAlign w:val="top"/>
-          </w:tcPr>
-          <w:p>
-            <w:pPr>
-              <w:spacing w:after="40" w:before="0"/>
-              <w:jc w:val="left"/>
-            </w:pPr>
-            <w:r>
-              <w:rPr>
-                <w:rFonts w:ascii="Arial" w:cs="Arial" w:eastAsia="Arial" w:hAnsi="Arial"/>
-                <w:b w:val="false"/>
-                <w:bCs w:val="false"/>
-                <w:i w:val="false"/>
-                <w:iCs w:val="false"/>
-                <w:color w:val="000000"/>
-                <w:sz w:val="18"/>
-                <w:szCs w:val="18"/>
-              </w:rPr>
-              <w:t xml:space="preserve">Observable indicator: Learners' green sticky notes reference a specific mathematical relationship (e.g., 'the formula SA = a² + b² + 2l(a+b) shows that slant height and base size both affect surface area independently of volume'). Vague responses such as 'I learned about frustums' indicate the learner needs re-engagement with the phenomenon connection during the next lesson's warm-up.</w:t>
-            </w:r>
-          </w:p>
-        </w:tc>
-      </w:tr>
-      <w:tr>
-        <w:tc>
-          <w:tcPr>
-            <w:tcW w:type="dxa" w:w="1520"/>
-            <w:shd w:fill="D5E8F0" w:color="auto" w:val="clear"/>
-            <w:tcMar>
-              <w:top w:type="dxa" w:w="60"/>
-              <w:left w:type="dxa" w:w="120"/>
-              <w:bottom w:type="dxa" w:w="60"/>
-              <w:right w:type="dxa" w:w="120"/>
-            </w:tcMar>
-            <w:vAlign w:val="top"/>
-          </w:tcPr>
-          <w:p>
-            <w:pPr>
-              <w:spacing w:after="40" w:before="0"/>
-              <w:jc w:val="left"/>
-            </w:pPr>
-            <w:r>
-              <w:rPr>
-                <w:rFonts w:ascii="Arial" w:cs="Arial" w:eastAsia="Arial" w:hAnsi="Arial"/>
-                <w:b/>
-                <w:bCs/>
-                <w:i w:val="false"/>
-                <w:iCs w:val="false"/>
-                <w:color w:val="000000"/>
-                <w:sz w:val="18"/>
-                <w:szCs w:val="18"/>
-              </w:rPr>
-              <w:t xml:space="preserve">Model Building Phase</w:t>
-            </w:r>
-          </w:p>
-          <w:p>
-            <w:pPr>
-              <w:spacing w:after="20" w:before="0"/>
-            </w:pPr>
-            <w:r>
-              <w:rPr>
-                <w:rFonts w:ascii="Arial" w:cs="Arial" w:eastAsia="Arial" w:hAnsi="Arial"/>
-                <w:b/>
-                <w:bCs/>
-                <w:color w:val="1F3864"/>
-                <w:sz w:val="16"/>
-                <w:szCs w:val="16"/>
-              </w:rPr>
-              <w:t xml:space="preserve">📹 VIDEO:</w:t>
-            </w:r>
-          </w:p>
-          <w:p>
-            <w:pPr>
-              <w:spacing w:after="20" w:before="0"/>
-            </w:pPr>
-            <w:hyperlink w:history="1" r:id="rId1mz76d5urvt5sc9xg-yv7">
-              <w:r>
-                <w:rPr>
-                  <w:rFonts w:ascii="Arial" w:cs="Arial" w:eastAsia="Arial" w:hAnsi="Arial"/>
-                  <w:color w:val="2E75B6"/>
-                  <w:sz w:val="16"/>
-                  <w:szCs w:val="16"/>
-                  <w:u w:val="single" w:color="2E75B6"/>
-                </w:rPr>
-                <w:t xml:space="preserve">Surface area word problem example</w:t>
-              </w:r>
-            </w:hyperlink>
-          </w:p>
-          <w:p>
-            <w:pPr>
-              <w:spacing w:after="10" w:before="0"/>
-              <w:ind w:left="120"/>
-            </w:pPr>
-            <w:r>
-              <w:rPr>
-                <w:rFonts w:ascii="Arial" w:cs="Arial" w:eastAsia="Arial" w:hAnsi="Arial"/>
-                <w:color w:val="595959"/>
-                <w:sz w:val="14"/>
-                <w:szCs w:val="14"/>
-              </w:rPr>
-              <w:t xml:space="preserve">Source: Khan Academy (English - US curriculum)</w:t>
-            </w:r>
-          </w:p>
-          <w:p>
-            <w:pPr>
-              <w:spacing w:after="10" w:before="0"/>
-              <w:ind w:left="120"/>
-            </w:pPr>
-            <w:hyperlink w:history="1" r:id="rIdjbjf4v3_dzfl9npfdppzx">
-              <w:r>
-                <w:rPr>
-                  <w:rFonts w:ascii="Arial" w:cs="Arial" w:eastAsia="Arial" w:hAnsi="Arial"/>
-                  <w:color w:val="595959"/>
-                  <w:sz w:val="14"/>
-                  <w:szCs w:val="14"/>
-                  <w:u w:val="single" w:color="595959"/>
-                </w:rPr>
-                <w:t xml:space="preserve">🔍 Search ARES for similar videos</w:t>
-              </w:r>
-            </w:hyperlink>
-          </w:p>
-          <w:p>
-            <w:pPr>
-              <w:spacing w:after="40" w:before="0"/>
-            </w:pPr>
-            <w:r>
-              <w:rPr>
-                <w:sz w:val="14"/>
-                <w:szCs w:val="14"/>
-              </w:rPr>
-              <w:t xml:space="preserve"/>
-            </w:r>
-          </w:p>
-          <w:p>
-            <w:pPr>
-              <w:spacing w:after="20" w:before="0"/>
-            </w:pPr>
-            <w:r>
-              <w:rPr>
-                <w:rFonts w:ascii="Arial" w:cs="Arial" w:eastAsia="Arial" w:hAnsi="Arial"/>
-                <w:b/>
-                <w:bCs/>
-                <w:color w:val="1F3864"/>
-                <w:sz w:val="16"/>
-                <w:szCs w:val="16"/>
-              </w:rPr>
-              <w:t xml:space="preserve">📖 EXERCISE:</w:t>
-            </w:r>
-          </w:p>
-          <w:p>
-            <w:pPr>
-              <w:spacing w:after="20" w:before="0"/>
-            </w:pPr>
-            <w:hyperlink w:history="1" r:id="rId79h7e5c8figkrfsrt_eqr">
-              <w:r>
-                <w:rPr>
-                  <w:rFonts w:ascii="Arial" w:cs="Arial" w:eastAsia="Arial" w:hAnsi="Arial"/>
-                  <w:color w:val="2E75B6"/>
-                  <w:sz w:val="16"/>
-                  <w:szCs w:val="16"/>
-                  <w:u w:val="single" w:color="2E75B6"/>
-                </w:rPr>
-                <w:t xml:space="preserve">Surface Area and Volume of Pyramids Practice</w:t>
-              </w:r>
-            </w:hyperlink>
-          </w:p>
-          <w:p>
-            <w:pPr>
-              <w:spacing w:after="10" w:before="0"/>
-              <w:ind w:left="120"/>
-            </w:pPr>
-            <w:r>
-              <w:rPr>
-                <w:rFonts w:ascii="Arial" w:cs="Arial" w:eastAsia="Arial" w:hAnsi="Arial"/>
-                <w:color w:val="595959"/>
-                <w:sz w:val="14"/>
-                <w:szCs w:val="14"/>
-              </w:rPr>
-              <w:t xml:space="preserve">Source: CK-12</w:t>
-            </w:r>
-          </w:p>
-          <w:p>
-            <w:pPr>
-              <w:spacing w:after="10" w:before="0"/>
-              <w:ind w:left="120"/>
-            </w:pPr>
-            <w:hyperlink w:history="1" r:id="rId8ejieot9fmzg3e65goofj">
+            <w:hyperlink w:history="1" r:id="rIdmrtvfq9f8snyshc88iqny">
               <w:r>
                 <w:rPr>
                   <w:rFonts w:ascii="Arial" w:cs="Arial" w:eastAsia="Arial" w:hAnsi="Arial"/>
@@ -14827,7 +14827,7 @@
             <w:pPr>
               <w:spacing w:after="20" w:before="0"/>
             </w:pPr>
-            <w:hyperlink w:history="1" r:id="rId42-zmjmgjeuy3k_zl8bgl">
+            <w:hyperlink w:history="1" r:id="rId6zjrpj0h7inuv5r-z7m6i">
               <w:r>
                 <w:rPr>
                   <w:rFonts w:ascii="Arial" w:cs="Arial" w:eastAsia="Arial" w:hAnsi="Arial"/>
@@ -14860,7 +14860,7 @@
               <w:spacing w:after="10" w:before="0"/>
               <w:ind w:left="120"/>
             </w:pPr>
-            <w:hyperlink w:history="1" r:id="rIdcidgeuqu_17zhgukb4pa4">
+            <w:hyperlink w:history="1" r:id="rIddimugk7mzior-wpw7i0z7">
               <w:r>
                 <w:rPr>
                   <w:rFonts w:ascii="Arial" w:cs="Arial" w:eastAsia="Arial" w:hAnsi="Arial"/>
@@ -14905,7 +14905,7 @@
             <w:pPr>
               <w:spacing w:after="20" w:before="0"/>
             </w:pPr>
-            <w:hyperlink w:history="1" r:id="rId7cxq3rxslzkgjnfcwrlez">
+            <w:hyperlink w:history="1" r:id="rIdyg-tmin3az46wphvjhvo_">
               <w:r>
                 <w:rPr>
                   <w:rFonts w:ascii="Arial" w:cs="Arial" w:eastAsia="Arial" w:hAnsi="Arial"/>
@@ -14938,7 +14938,7 @@
               <w:spacing w:after="10" w:before="0"/>
               <w:ind w:left="120"/>
             </w:pPr>
-            <w:hyperlink w:history="1" r:id="rId3ixxukgswlofu0yfn7pcg">
+            <w:hyperlink w:history="1" r:id="rIdywhvqf5hvrnpgnjvhpign">
               <w:r>
                 <w:rPr>
                   <w:rFonts w:ascii="Arial" w:cs="Arial" w:eastAsia="Arial" w:hAnsi="Arial"/>
@@ -15133,7 +15133,7 @@
             <w:pPr>
               <w:spacing w:after="20" w:before="0"/>
             </w:pPr>
-            <w:hyperlink w:history="1" r:id="rIdufgs4_hblcvfum9_gcuni">
+            <w:hyperlink w:history="1" r:id="rIdfcmsjbs7dwdx6gzq7lm_m">
               <w:r>
                 <w:rPr>
                   <w:rFonts w:ascii="Arial" w:cs="Arial" w:eastAsia="Arial" w:hAnsi="Arial"/>
@@ -15142,7 +15142,7 @@
                   <w:szCs w:val="16"/>
                   <w:u w:val="single" w:color="2E75B6"/>
                 </w:rPr>
-                <w:t xml:space="preserve">Composite Solids Principles - Basic</w:t>
+                <w:t xml:space="preserve">Cylinder volume &amp; surface area</w:t>
               </w:r>
             </w:hyperlink>
           </w:p>
@@ -15158,7 +15158,7 @@
                 <w:sz w:val="14"/>
                 <w:szCs w:val="14"/>
               </w:rPr>
-              <w:t xml:space="preserve">Source: CK-12</w:t>
+              <w:t xml:space="preserve">Source: Khan Academy (English - US curriculum)</w:t>
             </w:r>
           </w:p>
           <w:p>
@@ -15166,7 +15166,7 @@
               <w:spacing w:after="10" w:before="0"/>
               <w:ind w:left="120"/>
             </w:pPr>
-            <w:hyperlink w:history="1" r:id="rIdwuhtobn-ktudh3ns66acr">
+            <w:hyperlink w:history="1" r:id="rIdy_htgvm_epxj0eqqem7iz">
               <w:r>
                 <w:rPr>
                   <w:rFonts w:ascii="Arial" w:cs="Arial" w:eastAsia="Arial" w:hAnsi="Arial"/>
@@ -15211,7 +15211,7 @@
             <w:pPr>
               <w:spacing w:after="20" w:before="0"/>
             </w:pPr>
-            <w:hyperlink w:history="1" r:id="rIdt5ixfpbdskh0y1t6ytbdd">
+            <w:hyperlink w:history="1" r:id="rIdjoijtfwzjhme8q4tkes6f">
               <w:r>
                 <w:rPr>
                   <w:rFonts w:ascii="Arial" w:cs="Arial" w:eastAsia="Arial" w:hAnsi="Arial"/>
@@ -15244,7 +15244,7 @@
               <w:spacing w:after="10" w:before="0"/>
               <w:ind w:left="120"/>
             </w:pPr>
-            <w:hyperlink w:history="1" r:id="rIduhnxonxxzewnxjjcbgnc7">
+            <w:hyperlink w:history="1" r:id="rIdwemltkznqt-x3dz9sol7m">
               <w:r>
                 <w:rPr>
                   <w:rFonts w:ascii="Arial" w:cs="Arial" w:eastAsia="Arial" w:hAnsi="Arial"/>
@@ -15439,7 +15439,7 @@
             <w:pPr>
               <w:spacing w:after="20" w:before="0"/>
             </w:pPr>
-            <w:hyperlink w:history="1" r:id="rIdmltowto1vmx6tqlcsr5zq">
+            <w:hyperlink w:history="1" r:id="rIdcwlyuvx3xghgn4p_okptg">
               <w:r>
                 <w:rPr>
                   <w:rFonts w:ascii="Arial" w:cs="Arial" w:eastAsia="Arial" w:hAnsi="Arial"/>
@@ -15472,7 +15472,7 @@
               <w:spacing w:after="10" w:before="0"/>
               <w:ind w:left="120"/>
             </w:pPr>
-            <w:hyperlink w:history="1" r:id="rIdmimmtw_ajr0h0ya0yicgi">
+            <w:hyperlink w:history="1" r:id="rIdoh1nr8lkiif3odcoteyju">
               <w:r>
                 <w:rPr>
                   <w:rFonts w:ascii="Arial" w:cs="Arial" w:eastAsia="Arial" w:hAnsi="Arial"/>
@@ -15517,7 +15517,7 @@
             <w:pPr>
               <w:spacing w:after="20" w:before="0"/>
             </w:pPr>
-            <w:hyperlink w:history="1" r:id="rIdvkpkvqnb8hrp04icydoio">
+            <w:hyperlink w:history="1" r:id="rIdhwambcabx0hk1f51lsydl">
               <w:r>
                 <w:rPr>
                   <w:rFonts w:ascii="Arial" w:cs="Arial" w:eastAsia="Arial" w:hAnsi="Arial"/>
@@ -15550,7 +15550,7 @@
               <w:spacing w:after="10" w:before="0"/>
               <w:ind w:left="120"/>
             </w:pPr>
-            <w:hyperlink w:history="1" r:id="rIdhqv4rdqpgxivltsobej2p">
+            <w:hyperlink w:history="1" r:id="rIdbslnjdrjzb4gelgqenr03">
               <w:r>
                 <w:rPr>
                   <w:rFonts w:ascii="Arial" w:cs="Arial" w:eastAsia="Arial" w:hAnsi="Arial"/>
@@ -15745,7 +15745,7 @@
             <w:pPr>
               <w:spacing w:after="20" w:before="0"/>
             </w:pPr>
-            <w:hyperlink w:history="1" r:id="rIdadbtdcrna6bw-c-6hxd7e">
+            <w:hyperlink w:history="1" r:id="rIdpthbbyh_2ex7jnlzponfj">
               <w:r>
                 <w:rPr>
                   <w:rFonts w:ascii="Arial" w:cs="Arial" w:eastAsia="Arial" w:hAnsi="Arial"/>
@@ -15778,7 +15778,7 @@
               <w:spacing w:after="10" w:before="0"/>
               <w:ind w:left="120"/>
             </w:pPr>
-            <w:hyperlink w:history="1" r:id="rIdts_ofmpqiowo4ly10tviu">
+            <w:hyperlink w:history="1" r:id="rIddmlg_cg9gwxakzh84v_ej">
               <w:r>
                 <w:rPr>
                   <w:rFonts w:ascii="Arial" w:cs="Arial" w:eastAsia="Arial" w:hAnsi="Arial"/>
@@ -15823,7 +15823,7 @@
             <w:pPr>
               <w:spacing w:after="20" w:before="0"/>
             </w:pPr>
-            <w:hyperlink w:history="1" r:id="rIdwr4wizt7s7p4fvxo9kxrs">
+            <w:hyperlink w:history="1" r:id="rIdxtx2tvgcc6fxez6cwkco7">
               <w:r>
                 <w:rPr>
                   <w:rFonts w:ascii="Arial" w:cs="Arial" w:eastAsia="Arial" w:hAnsi="Arial"/>
@@ -15856,7 +15856,7 @@
               <w:spacing w:after="10" w:before="0"/>
               <w:ind w:left="120"/>
             </w:pPr>
-            <w:hyperlink w:history="1" r:id="rIdun4o8vtboeslatl_otnns">
+            <w:hyperlink w:history="1" r:id="rIdn6yc4e4mor6pvusfnswzh">
               <w:r>
                 <w:rPr>
                   <w:rFonts w:ascii="Arial" w:cs="Arial" w:eastAsia="Arial" w:hAnsi="Arial"/>
@@ -16051,7 +16051,7 @@
             <w:pPr>
               <w:spacing w:after="20" w:before="0"/>
             </w:pPr>
-            <w:hyperlink w:history="1" r:id="rIdj0ujrubfia5pnbkwt2tnl">
+            <w:hyperlink w:history="1" r:id="rIdmh2qvj-aa4kxy_5hgl9xg">
               <w:r>
                 <w:rPr>
                   <w:rFonts w:ascii="Arial" w:cs="Arial" w:eastAsia="Arial" w:hAnsi="Arial"/>
@@ -16084,7 +16084,7 @@
               <w:spacing w:after="10" w:before="0"/>
               <w:ind w:left="120"/>
             </w:pPr>
-            <w:hyperlink w:history="1" r:id="rIdrez9_lkygrl6pgstbim8t">
+            <w:hyperlink w:history="1" r:id="rIdxcx06l3hpgedwmobynh0p">
               <w:r>
                 <w:rPr>
                   <w:rFonts w:ascii="Arial" w:cs="Arial" w:eastAsia="Arial" w:hAnsi="Arial"/>
@@ -16129,7 +16129,7 @@
             <w:pPr>
               <w:spacing w:after="20" w:before="0"/>
             </w:pPr>
-            <w:hyperlink w:history="1" r:id="rIdoitmi3furisrdza_eqpbg">
+            <w:hyperlink w:history="1" r:id="rId4w8ccevvig_dhkhwci0qy">
               <w:r>
                 <w:rPr>
                   <w:rFonts w:ascii="Arial" w:cs="Arial" w:eastAsia="Arial" w:hAnsi="Arial"/>
@@ -16162,7 +16162,7 @@
               <w:spacing w:after="10" w:before="0"/>
               <w:ind w:left="120"/>
             </w:pPr>
-            <w:hyperlink w:history="1" r:id="rId_fzafjbsicegw7raditnu">
+            <w:hyperlink w:history="1" r:id="rIdjifn4gbf_fncanrkpjlr8">
               <w:r>
                 <w:rPr>
                   <w:rFonts w:ascii="Arial" w:cs="Arial" w:eastAsia="Arial" w:hAnsi="Arial"/>
@@ -17649,7 +17649,7 @@
             <w:pPr>
               <w:spacing w:after="20" w:before="0"/>
             </w:pPr>
-            <w:hyperlink w:history="1" r:id="rId0msaau5ixeumg6a7rz1j0">
+            <w:hyperlink w:history="1" r:id="rId4jkxcy3ouei2e5et1cqnm">
               <w:r>
                 <w:rPr>
                   <w:rFonts w:ascii="Arial" w:cs="Arial" w:eastAsia="Arial" w:hAnsi="Arial"/>
@@ -17682,7 +17682,7 @@
               <w:spacing w:after="10" w:before="0"/>
               <w:ind w:left="120"/>
             </w:pPr>
-            <w:hyperlink w:history="1" r:id="rIdzugzs8o15a5245tpftpzx">
+            <w:hyperlink w:history="1" r:id="rIdsgoldln5fc-y0ay4wnhaa">
               <w:r>
                 <w:rPr>
                   <w:rFonts w:ascii="Arial" w:cs="Arial" w:eastAsia="Arial" w:hAnsi="Arial"/>
@@ -17727,7 +17727,7 @@
             <w:pPr>
               <w:spacing w:after="20" w:before="0"/>
             </w:pPr>
-            <w:hyperlink w:history="1" r:id="rIdzfuamuqpxfgocql_pyly9">
+            <w:hyperlink w:history="1" r:id="rIdzyfiyn_vopc2jrp1s8e9v">
               <w:r>
                 <w:rPr>
                   <w:rFonts w:ascii="Arial" w:cs="Arial" w:eastAsia="Arial" w:hAnsi="Arial"/>
@@ -17760,7 +17760,7 @@
               <w:spacing w:after="10" w:before="0"/>
               <w:ind w:left="120"/>
             </w:pPr>
-            <w:hyperlink w:history="1" r:id="rId6jllmnbkrcvhcre3sko1j">
+            <w:hyperlink w:history="1" r:id="rIdbt0cp1kl48rlhsiqokh1k">
               <w:r>
                 <w:rPr>
                   <w:rFonts w:ascii="Arial" w:cs="Arial" w:eastAsia="Arial" w:hAnsi="Arial"/>
@@ -17955,7 +17955,7 @@
             <w:pPr>
               <w:spacing w:after="20" w:before="0"/>
             </w:pPr>
-            <w:hyperlink w:history="1" r:id="rIdmjw4svrwlbez_h50rpvh_">
+            <w:hyperlink w:history="1" r:id="rIdztfmw-0tvatud7yadd_1h">
               <w:r>
                 <w:rPr>
                   <w:rFonts w:ascii="Arial" w:cs="Arial" w:eastAsia="Arial" w:hAnsi="Arial"/>
@@ -17964,7 +17964,7 @@
                   <w:szCs w:val="16"/>
                   <w:u w:val="single" w:color="2E75B6"/>
                 </w:rPr>
-                <w:t xml:space="preserve">Volume of pyramids intuition</w:t>
+                <w:t xml:space="preserve">Cylinder volume &amp; surface area</w:t>
               </w:r>
             </w:hyperlink>
           </w:p>
@@ -17988,7 +17988,7 @@
               <w:spacing w:after="10" w:before="0"/>
               <w:ind w:left="120"/>
             </w:pPr>
-            <w:hyperlink w:history="1" r:id="rId0_1e2qac2mkhp3lxyjbh8">
+            <w:hyperlink w:history="1" r:id="rIdgtm5wnsbofa1yiqo_rz0o">
               <w:r>
                 <w:rPr>
                   <w:rFonts w:ascii="Arial" w:cs="Arial" w:eastAsia="Arial" w:hAnsi="Arial"/>
@@ -18033,7 +18033,7 @@
             <w:pPr>
               <w:spacing w:after="20" w:before="0"/>
             </w:pPr>
-            <w:hyperlink w:history="1" r:id="rIdqtsunnac7lshmutcyal4d">
+            <w:hyperlink w:history="1" r:id="rIdfj3yj7c5xfejd5jbsnlw7">
               <w:r>
                 <w:rPr>
                   <w:rFonts w:ascii="Arial" w:cs="Arial" w:eastAsia="Arial" w:hAnsi="Arial"/>
@@ -18066,7 +18066,7 @@
               <w:spacing w:after="10" w:before="0"/>
               <w:ind w:left="120"/>
             </w:pPr>
-            <w:hyperlink w:history="1" r:id="rId-1dmajpm42puxtbqo6mm3">
+            <w:hyperlink w:history="1" r:id="rIdjjqfc8dlcymtfhdikjfyj">
               <w:r>
                 <w:rPr>
                   <w:rFonts w:ascii="Arial" w:cs="Arial" w:eastAsia="Arial" w:hAnsi="Arial"/>
@@ -18261,7 +18261,7 @@
             <w:pPr>
               <w:spacing w:after="20" w:before="0"/>
             </w:pPr>
-            <w:hyperlink w:history="1" r:id="rId0ae7nvycpgmqoxnfbz9ym">
+            <w:hyperlink w:history="1" r:id="rIdew_fz1qctxuftr3ftde7_">
               <w:r>
                 <w:rPr>
                   <w:rFonts w:ascii="Arial" w:cs="Arial" w:eastAsia="Arial" w:hAnsi="Arial"/>
@@ -18270,7 +18270,7 @@
                   <w:szCs w:val="16"/>
                   <w:u w:val="single" w:color="2E75B6"/>
                 </w:rPr>
-                <w:t xml:space="preserve">Volume of triangular prism &amp; cube</w:t>
+                <w:t xml:space="preserve">Cylinder volume &amp; surface area</w:t>
               </w:r>
             </w:hyperlink>
           </w:p>
@@ -18294,7 +18294,7 @@
               <w:spacing w:after="10" w:before="0"/>
               <w:ind w:left="120"/>
             </w:pPr>
-            <w:hyperlink w:history="1" r:id="rIdducuc3z67f0ck91lnqp7t">
+            <w:hyperlink w:history="1" r:id="rId4d79ikzg8nwh23xvlxdxs">
               <w:r>
                 <w:rPr>
                   <w:rFonts w:ascii="Arial" w:cs="Arial" w:eastAsia="Arial" w:hAnsi="Arial"/>
@@ -18339,7 +18339,7 @@
             <w:pPr>
               <w:spacing w:after="20" w:before="0"/>
             </w:pPr>
-            <w:hyperlink w:history="1" r:id="rId3vo6pisnx8vplsx0hdv4k">
+            <w:hyperlink w:history="1" r:id="rIdhpg0qgognctpfx_i2mskv">
               <w:r>
                 <w:rPr>
                   <w:rFonts w:ascii="Arial" w:cs="Arial" w:eastAsia="Arial" w:hAnsi="Arial"/>
@@ -18372,7 +18372,7 @@
               <w:spacing w:after="10" w:before="0"/>
               <w:ind w:left="120"/>
             </w:pPr>
-            <w:hyperlink w:history="1" r:id="rIdo7ch7xazurthwkvc_6ih9">
+            <w:hyperlink w:history="1" r:id="rIdtadw0inpdbpj_cazoh_ys">
               <w:r>
                 <w:rPr>
                   <w:rFonts w:ascii="Arial" w:cs="Arial" w:eastAsia="Arial" w:hAnsi="Arial"/>
@@ -18567,7 +18567,7 @@
             <w:pPr>
               <w:spacing w:after="20" w:before="0"/>
             </w:pPr>
-            <w:hyperlink w:history="1" r:id="rId9qudtz5gkkm8i7xpkq0gv">
+            <w:hyperlink w:history="1" r:id="rIdczwzrwrl3mewbojcoua3e">
               <w:r>
                 <w:rPr>
                   <w:rFonts w:ascii="Arial" w:cs="Arial" w:eastAsia="Arial" w:hAnsi="Arial"/>
@@ -18600,7 +18600,7 @@
               <w:spacing w:after="10" w:before="0"/>
               <w:ind w:left="120"/>
             </w:pPr>
-            <w:hyperlink w:history="1" r:id="rIdcdaf_hf9mtzkeosk27s1k">
+            <w:hyperlink w:history="1" r:id="rIdvj7hks1mxsis3vog0qhay">
               <w:r>
                 <w:rPr>
                   <w:rFonts w:ascii="Arial" w:cs="Arial" w:eastAsia="Arial" w:hAnsi="Arial"/>
@@ -18645,7 +18645,7 @@
             <w:pPr>
               <w:spacing w:after="20" w:before="0"/>
             </w:pPr>
-            <w:hyperlink w:history="1" r:id="rIdkib7s-tq8rkcj1wxektwa">
+            <w:hyperlink w:history="1" r:id="rIdx2qaq13ii3fworukqkpnm">
               <w:r>
                 <w:rPr>
                   <w:rFonts w:ascii="Arial" w:cs="Arial" w:eastAsia="Arial" w:hAnsi="Arial"/>
@@ -18678,7 +18678,7 @@
               <w:spacing w:after="10" w:before="0"/>
               <w:ind w:left="120"/>
             </w:pPr>
-            <w:hyperlink w:history="1" r:id="rIdjpwvow9szmrcur8po8bvc">
+            <w:hyperlink w:history="1" r:id="rIdsf-xynao2evpnhobg6ixp">
               <w:r>
                 <w:rPr>
                   <w:rFonts w:ascii="Arial" w:cs="Arial" w:eastAsia="Arial" w:hAnsi="Arial"/>
@@ -18873,7 +18873,7 @@
             <w:pPr>
               <w:spacing w:after="20" w:before="0"/>
             </w:pPr>
-            <w:hyperlink w:history="1" r:id="rIdcociuj1tag0h_cuoitu3c">
+            <w:hyperlink w:history="1" r:id="rIdax8s1by22k7ud14v5xexn">
               <w:r>
                 <w:rPr>
                   <w:rFonts w:ascii="Arial" w:cs="Arial" w:eastAsia="Arial" w:hAnsi="Arial"/>
@@ -18906,7 +18906,7 @@
               <w:spacing w:after="10" w:before="0"/>
               <w:ind w:left="120"/>
             </w:pPr>
-            <w:hyperlink w:history="1" r:id="rId9nuinlvkws6xg9pdzcsi2">
+            <w:hyperlink w:history="1" r:id="rIdlo51qiyit9oqdaqphwb33">
               <w:r>
                 <w:rPr>
                   <w:rFonts w:ascii="Arial" w:cs="Arial" w:eastAsia="Arial" w:hAnsi="Arial"/>
@@ -18951,7 +18951,7 @@
             <w:pPr>
               <w:spacing w:after="20" w:before="0"/>
             </w:pPr>
-            <w:hyperlink w:history="1" r:id="rIdjozr3km8gnqjg7jjt3kfh">
+            <w:hyperlink w:history="1" r:id="rIda48mjy-bj6_jb0ukt3n3w">
               <w:r>
                 <w:rPr>
                   <w:rFonts w:ascii="Arial" w:cs="Arial" w:eastAsia="Arial" w:hAnsi="Arial"/>
@@ -18984,7 +18984,7 @@
               <w:spacing w:after="10" w:before="0"/>
               <w:ind w:left="120"/>
             </w:pPr>
-            <w:hyperlink w:history="1" r:id="rIdgtlgwi4wo86ckmuu1j6jx">
+            <w:hyperlink w:history="1" r:id="rIdpexuj84rf8kfclox9_akn">
               <w:r>
                 <w:rPr>
                   <w:rFonts w:ascii="Arial" w:cs="Arial" w:eastAsia="Arial" w:hAnsi="Arial"/>
@@ -20585,7 +20585,7 @@
             <w:pPr>
               <w:spacing w:after="20" w:before="0"/>
             </w:pPr>
-            <w:hyperlink w:history="1" r:id="rIdxchvew4tjh7wlyufa5t_5">
+            <w:hyperlink w:history="1" r:id="rIdtpz05myolnvdgdznwbuby">
               <w:r>
                 <w:rPr>
                   <w:rFonts w:ascii="Arial" w:cs="Arial" w:eastAsia="Arial" w:hAnsi="Arial"/>
@@ -20618,7 +20618,7 @@
               <w:spacing w:after="10" w:before="0"/>
               <w:ind w:left="120"/>
             </w:pPr>
-            <w:hyperlink w:history="1" r:id="rIddnhiel9ezzlfequ0je2h3">
+            <w:hyperlink w:history="1" r:id="rIdhkrchaxllcjziulmcjncg">
               <w:r>
                 <w:rPr>
                   <w:rFonts w:ascii="Arial" w:cs="Arial" w:eastAsia="Arial" w:hAnsi="Arial"/>
@@ -20663,7 +20663,7 @@
             <w:pPr>
               <w:spacing w:after="20" w:before="0"/>
             </w:pPr>
-            <w:hyperlink w:history="1" r:id="rIdw-myrbxi26kbb6ng8none">
+            <w:hyperlink w:history="1" r:id="rIdh3dv4ve--u-lydsi7-lwk">
               <w:r>
                 <w:rPr>
                   <w:rFonts w:ascii="Arial" w:cs="Arial" w:eastAsia="Arial" w:hAnsi="Arial"/>
@@ -20696,7 +20696,7 @@
               <w:spacing w:after="10" w:before="0"/>
               <w:ind w:left="120"/>
             </w:pPr>
-            <w:hyperlink w:history="1" r:id="rIdtvjzqdtejus3t5rpy2yff">
+            <w:hyperlink w:history="1" r:id="rIdhmutf1vhkev0dagvbxvuo">
               <w:r>
                 <w:rPr>
                   <w:rFonts w:ascii="Arial" w:cs="Arial" w:eastAsia="Arial" w:hAnsi="Arial"/>
@@ -20891,7 +20891,7 @@
             <w:pPr>
               <w:spacing w:after="20" w:before="0"/>
             </w:pPr>
-            <w:hyperlink w:history="1" r:id="rIds4adawtf-soj5vaqr_3oe">
+            <w:hyperlink w:history="1" r:id="rId8dfr622mxqks_tq16n82i">
               <w:r>
                 <w:rPr>
                   <w:rFonts w:ascii="Arial" w:cs="Arial" w:eastAsia="Arial" w:hAnsi="Arial"/>
@@ -20924,7 +20924,7 @@
               <w:spacing w:after="10" w:before="0"/>
               <w:ind w:left="120"/>
             </w:pPr>
-            <w:hyperlink w:history="1" r:id="rIdjfm_41ehfos8-km8bwwvk">
+            <w:hyperlink w:history="1" r:id="rIdp5wuwnvewv63r45iymvpx">
               <w:r>
                 <w:rPr>
                   <w:rFonts w:ascii="Arial" w:cs="Arial" w:eastAsia="Arial" w:hAnsi="Arial"/>
@@ -20969,7 +20969,7 @@
             <w:pPr>
               <w:spacing w:after="20" w:before="0"/>
             </w:pPr>
-            <w:hyperlink w:history="1" r:id="rIda-agyvq1ggkig2uzcmbjn">
+            <w:hyperlink w:history="1" r:id="rIdixt-4b7uuaka3eggdc9kd">
               <w:r>
                 <w:rPr>
                   <w:rFonts w:ascii="Arial" w:cs="Arial" w:eastAsia="Arial" w:hAnsi="Arial"/>
@@ -21002,7 +21002,7 @@
               <w:spacing w:after="10" w:before="0"/>
               <w:ind w:left="120"/>
             </w:pPr>
-            <w:hyperlink w:history="1" r:id="rIdvgxs1mnbksixh6rgkmz2m">
+            <w:hyperlink w:history="1" r:id="rIdtmmwk7qrglrssflaxyyse">
               <w:r>
                 <w:rPr>
                   <w:rFonts w:ascii="Arial" w:cs="Arial" w:eastAsia="Arial" w:hAnsi="Arial"/>
@@ -21197,7 +21197,7 @@
             <w:pPr>
               <w:spacing w:after="20" w:before="0"/>
             </w:pPr>
-            <w:hyperlink w:history="1" r:id="rIddph5jduqqrpk79uwaulnz">
+            <w:hyperlink w:history="1" r:id="rIdqos-hcghy2vqkyptka-xl">
               <w:r>
                 <w:rPr>
                   <w:rFonts w:ascii="Arial" w:cs="Arial" w:eastAsia="Arial" w:hAnsi="Arial"/>
@@ -21230,7 +21230,7 @@
               <w:spacing w:after="10" w:before="0"/>
               <w:ind w:left="120"/>
             </w:pPr>
-            <w:hyperlink w:history="1" r:id="rIdefbkrre3_syiz2v8bquxa">
+            <w:hyperlink w:history="1" r:id="rIdqsapqnrq9ykpejfzzgbqb">
               <w:r>
                 <w:rPr>
                   <w:rFonts w:ascii="Arial" w:cs="Arial" w:eastAsia="Arial" w:hAnsi="Arial"/>
@@ -21275,7 +21275,7 @@
             <w:pPr>
               <w:spacing w:after="20" w:before="0"/>
             </w:pPr>
-            <w:hyperlink w:history="1" r:id="rIdwj_8mox-iph1u1i7qa8b0">
+            <w:hyperlink w:history="1" r:id="rId1umz49lxjvxninl_pncyp">
               <w:r>
                 <w:rPr>
                   <w:rFonts w:ascii="Arial" w:cs="Arial" w:eastAsia="Arial" w:hAnsi="Arial"/>
@@ -21308,7 +21308,7 @@
               <w:spacing w:after="10" w:before="0"/>
               <w:ind w:left="120"/>
             </w:pPr>
-            <w:hyperlink w:history="1" r:id="rIdo2esqgq03uxrop1eylvkn">
+            <w:hyperlink w:history="1" r:id="rId66eduqszkgd29fpx8cmsf">
               <w:r>
                 <w:rPr>
                   <w:rFonts w:ascii="Arial" w:cs="Arial" w:eastAsia="Arial" w:hAnsi="Arial"/>
@@ -21503,7 +21503,7 @@
             <w:pPr>
               <w:spacing w:after="20" w:before="0"/>
             </w:pPr>
-            <w:hyperlink w:history="1" r:id="rIddcxsgcdhd7olvui05r4cp">
+            <w:hyperlink w:history="1" r:id="rIddsisodr5hdoelhdlogbut">
               <w:r>
                 <w:rPr>
                   <w:rFonts w:ascii="Arial" w:cs="Arial" w:eastAsia="Arial" w:hAnsi="Arial"/>
@@ -21536,7 +21536,7 @@
               <w:spacing w:after="10" w:before="0"/>
               <w:ind w:left="120"/>
             </w:pPr>
-            <w:hyperlink w:history="1" r:id="rIdnphgabtqnfxuepj0wzi4f">
+            <w:hyperlink w:history="1" r:id="rIdryome7kzhgxybjqcgdo23">
               <w:r>
                 <w:rPr>
                   <w:rFonts w:ascii="Arial" w:cs="Arial" w:eastAsia="Arial" w:hAnsi="Arial"/>
@@ -21581,7 +21581,7 @@
             <w:pPr>
               <w:spacing w:after="20" w:before="0"/>
             </w:pPr>
-            <w:hyperlink w:history="1" r:id="rIdoxwz6u6fdmcdf3dtwwsdh">
+            <w:hyperlink w:history="1" r:id="rId_8eddihlrxnkjdevndw2g">
               <w:r>
                 <w:rPr>
                   <w:rFonts w:ascii="Arial" w:cs="Arial" w:eastAsia="Arial" w:hAnsi="Arial"/>
@@ -21614,7 +21614,7 @@
               <w:spacing w:after="10" w:before="0"/>
               <w:ind w:left="120"/>
             </w:pPr>
-            <w:hyperlink w:history="1" r:id="rIdxrlych3jqcqsvvnwcd9ef">
+            <w:hyperlink w:history="1" r:id="rIdvxtkcpe8n0uf6hhbzig5r">
               <w:r>
                 <w:rPr>
                   <w:rFonts w:ascii="Arial" w:cs="Arial" w:eastAsia="Arial" w:hAnsi="Arial"/>
@@ -21809,7 +21809,7 @@
             <w:pPr>
               <w:spacing w:after="20" w:before="0"/>
             </w:pPr>
-            <w:hyperlink w:history="1" r:id="rIdw9u9mfglmagepezocuve_">
+            <w:hyperlink w:history="1" r:id="rIdtgijbbkwcb6ilggacgojr">
               <w:r>
                 <w:rPr>
                   <w:rFonts w:ascii="Arial" w:cs="Arial" w:eastAsia="Arial" w:hAnsi="Arial"/>
@@ -21842,7 +21842,7 @@
               <w:spacing w:after="10" w:before="0"/>
               <w:ind w:left="120"/>
             </w:pPr>
-            <w:hyperlink w:history="1" r:id="rId7rnzmdismyklgcxtzdoj9">
+            <w:hyperlink w:history="1" r:id="rIdvosztvm7ljjwivw5d3an0">
               <w:r>
                 <w:rPr>
                   <w:rFonts w:ascii="Arial" w:cs="Arial" w:eastAsia="Arial" w:hAnsi="Arial"/>
@@ -21887,7 +21887,7 @@
             <w:pPr>
               <w:spacing w:after="20" w:before="0"/>
             </w:pPr>
-            <w:hyperlink w:history="1" r:id="rIddr_2dikrmjdjeopn7-8od">
+            <w:hyperlink w:history="1" r:id="rIddumbd0l5i2g0dr-ghjue4">
               <w:r>
                 <w:rPr>
                   <w:rFonts w:ascii="Arial" w:cs="Arial" w:eastAsia="Arial" w:hAnsi="Arial"/>
@@ -21920,7 +21920,7 @@
               <w:spacing w:after="10" w:before="0"/>
               <w:ind w:left="120"/>
             </w:pPr>
-            <w:hyperlink w:history="1" r:id="rIdowvfc_wi1-9xnpquvzgxp">
+            <w:hyperlink w:history="1" r:id="rIdpw40d1mpay1wh5spqlfhq">
               <w:r>
                 <w:rPr>
                   <w:rFonts w:ascii="Arial" w:cs="Arial" w:eastAsia="Arial" w:hAnsi="Arial"/>
@@ -23502,7 +23502,7 @@
             <w:pPr>
               <w:spacing w:after="20" w:before="0"/>
             </w:pPr>
-            <w:hyperlink w:history="1" r:id="rIdmeq05b1p5x2yrafxmqjfa">
+            <w:hyperlink w:history="1" r:id="rIdelfhaqxfz3p_ewvh3wibf">
               <w:r>
                 <w:rPr>
                   <w:rFonts w:ascii="Arial" w:cs="Arial" w:eastAsia="Arial" w:hAnsi="Arial"/>
@@ -23535,7 +23535,7 @@
               <w:spacing w:after="10" w:before="0"/>
               <w:ind w:left="120"/>
             </w:pPr>
-            <w:hyperlink w:history="1" r:id="rIdcpqw2alvoibhmmudg0zjv">
+            <w:hyperlink w:history="1" r:id="rIdvsb76lsvlbkcuvknlhdqm">
               <w:r>
                 <w:rPr>
                   <w:rFonts w:ascii="Arial" w:cs="Arial" w:eastAsia="Arial" w:hAnsi="Arial"/>
@@ -23580,7 +23580,7 @@
             <w:pPr>
               <w:spacing w:after="20" w:before="0"/>
             </w:pPr>
-            <w:hyperlink w:history="1" r:id="rId_q9wmj4skkpehcouztcxy">
+            <w:hyperlink w:history="1" r:id="rIdxk-xz1sd5k7hjkudn5ksx">
               <w:r>
                 <w:rPr>
                   <w:rFonts w:ascii="Arial" w:cs="Arial" w:eastAsia="Arial" w:hAnsi="Arial"/>
@@ -23613,7 +23613,7 @@
               <w:spacing w:after="10" w:before="0"/>
               <w:ind w:left="120"/>
             </w:pPr>
-            <w:hyperlink w:history="1" r:id="rIdhu8fes-c7n9r5et0pp3hp">
+            <w:hyperlink w:history="1" r:id="rId4mnb7pdoah7gp5pfislqc">
               <w:r>
                 <w:rPr>
                   <w:rFonts w:ascii="Arial" w:cs="Arial" w:eastAsia="Arial" w:hAnsi="Arial"/>
@@ -23808,7 +23808,7 @@
             <w:pPr>
               <w:spacing w:after="20" w:before="0"/>
             </w:pPr>
-            <w:hyperlink w:history="1" r:id="rIdpznipb92ga5v6ze96zquo">
+            <w:hyperlink w:history="1" r:id="rIdi1xqw9j1mnrmxg6drzpjo">
               <w:r>
                 <w:rPr>
                   <w:rFonts w:ascii="Arial" w:cs="Arial" w:eastAsia="Arial" w:hAnsi="Arial"/>
@@ -23841,7 +23841,7 @@
               <w:spacing w:after="10" w:before="0"/>
               <w:ind w:left="120"/>
             </w:pPr>
-            <w:hyperlink w:history="1" r:id="rIdx7wvacvifm8782mcyec0a">
+            <w:hyperlink w:history="1" r:id="rIdobg7qb3r8sdgegkmtuec5">
               <w:r>
                 <w:rPr>
                   <w:rFonts w:ascii="Arial" w:cs="Arial" w:eastAsia="Arial" w:hAnsi="Arial"/>
@@ -23886,7 +23886,7 @@
             <w:pPr>
               <w:spacing w:after="20" w:before="0"/>
             </w:pPr>
-            <w:hyperlink w:history="1" r:id="rIdlvmcdu2jxtu5v8dkqmxw8">
+            <w:hyperlink w:history="1" r:id="rId_dexahwyirlhot7czlmdj">
               <w:r>
                 <w:rPr>
                   <w:rFonts w:ascii="Arial" w:cs="Arial" w:eastAsia="Arial" w:hAnsi="Arial"/>
@@ -23919,7 +23919,7 @@
               <w:spacing w:after="10" w:before="0"/>
               <w:ind w:left="120"/>
             </w:pPr>
-            <w:hyperlink w:history="1" r:id="rIdupsmnsgnelezsgd94z5pg">
+            <w:hyperlink w:history="1" r:id="rId-3sbcdmruamrmha7hg8es">
               <w:r>
                 <w:rPr>
                   <w:rFonts w:ascii="Arial" w:cs="Arial" w:eastAsia="Arial" w:hAnsi="Arial"/>
@@ -24114,7 +24114,7 @@
             <w:pPr>
               <w:spacing w:after="20" w:before="0"/>
             </w:pPr>
-            <w:hyperlink w:history="1" r:id="rIdnxxckfvgcl46ajo_8mb34">
+            <w:hyperlink w:history="1" r:id="rIdc2djttctf6l6ha8hhiazb">
               <w:r>
                 <w:rPr>
                   <w:rFonts w:ascii="Arial" w:cs="Arial" w:eastAsia="Arial" w:hAnsi="Arial"/>
@@ -24147,7 +24147,7 @@
               <w:spacing w:after="10" w:before="0"/>
               <w:ind w:left="120"/>
             </w:pPr>
-            <w:hyperlink w:history="1" r:id="rIdwzovawgyixavoabayjibo">
+            <w:hyperlink w:history="1" r:id="rIdlq44imbaycpoji1lk4r8u">
               <w:r>
                 <w:rPr>
                   <w:rFonts w:ascii="Arial" w:cs="Arial" w:eastAsia="Arial" w:hAnsi="Arial"/>
@@ -24192,7 +24192,7 @@
             <w:pPr>
               <w:spacing w:after="20" w:before="0"/>
             </w:pPr>
-            <w:hyperlink w:history="1" r:id="rIdlgzmppzafygjhjkafvrco">
+            <w:hyperlink w:history="1" r:id="rId298rowa5fo2xxi3sruuhr">
               <w:r>
                 <w:rPr>
                   <w:rFonts w:ascii="Arial" w:cs="Arial" w:eastAsia="Arial" w:hAnsi="Arial"/>
@@ -24225,7 +24225,7 @@
               <w:spacing w:after="10" w:before="0"/>
               <w:ind w:left="120"/>
             </w:pPr>
-            <w:hyperlink w:history="1" r:id="rIduzh0g4pjzf17nfslotltn">
+            <w:hyperlink w:history="1" r:id="rIddkc6fae8el4ueurm3cy5g">
               <w:r>
                 <w:rPr>
                   <w:rFonts w:ascii="Arial" w:cs="Arial" w:eastAsia="Arial" w:hAnsi="Arial"/>
@@ -24420,7 +24420,7 @@
             <w:pPr>
               <w:spacing w:after="20" w:before="0"/>
             </w:pPr>
-            <w:hyperlink w:history="1" r:id="rIdd1a_eakq2077v__w7mv8b">
+            <w:hyperlink w:history="1" r:id="rId7mh29n2d0pcgpsesn0l84">
               <w:r>
                 <w:rPr>
                   <w:rFonts w:ascii="Arial" w:cs="Arial" w:eastAsia="Arial" w:hAnsi="Arial"/>
@@ -24453,7 +24453,7 @@
               <w:spacing w:after="10" w:before="0"/>
               <w:ind w:left="120"/>
             </w:pPr>
-            <w:hyperlink w:history="1" r:id="rId_l1j1cqiu2d14pnsvacsp">
+            <w:hyperlink w:history="1" r:id="rIdqqdpmymlnse0traohaitc">
               <w:r>
                 <w:rPr>
                   <w:rFonts w:ascii="Arial" w:cs="Arial" w:eastAsia="Arial" w:hAnsi="Arial"/>
@@ -24498,7 +24498,7 @@
             <w:pPr>
               <w:spacing w:after="20" w:before="0"/>
             </w:pPr>
-            <w:hyperlink w:history="1" r:id="rIdd_7wtmiz-v1rqxorgttni">
+            <w:hyperlink w:history="1" r:id="rIdhz9tc3d_8aky9ygkxcjly">
               <w:r>
                 <w:rPr>
                   <w:rFonts w:ascii="Arial" w:cs="Arial" w:eastAsia="Arial" w:hAnsi="Arial"/>
@@ -24531,7 +24531,7 @@
               <w:spacing w:after="10" w:before="0"/>
               <w:ind w:left="120"/>
             </w:pPr>
-            <w:hyperlink w:history="1" r:id="rIdts0r8_v63mjanlf_bi1ap">
+            <w:hyperlink w:history="1" r:id="rIdt0qdwf9nsi1s9o3-bemic">
               <w:r>
                 <w:rPr>
                   <w:rFonts w:ascii="Arial" w:cs="Arial" w:eastAsia="Arial" w:hAnsi="Arial"/>
@@ -24726,7 +24726,7 @@
             <w:pPr>
               <w:spacing w:after="20" w:before="0"/>
             </w:pPr>
-            <w:hyperlink w:history="1" r:id="rIdfyhmla-eo2zoi5v3nno92">
+            <w:hyperlink w:history="1" r:id="rIdm29dtc-gc76kgywszhbwu">
               <w:r>
                 <w:rPr>
                   <w:rFonts w:ascii="Arial" w:cs="Arial" w:eastAsia="Arial" w:hAnsi="Arial"/>
@@ -24759,7 +24759,7 @@
               <w:spacing w:after="10" w:before="0"/>
               <w:ind w:left="120"/>
             </w:pPr>
-            <w:hyperlink w:history="1" r:id="rIdab3mw0paz4vb3srkqopdr">
+            <w:hyperlink w:history="1" r:id="rIdlepl5kcqg3noaiixfyvrl">
               <w:r>
                 <w:rPr>
                   <w:rFonts w:ascii="Arial" w:cs="Arial" w:eastAsia="Arial" w:hAnsi="Arial"/>
@@ -24804,7 +24804,7 @@
             <w:pPr>
               <w:spacing w:after="20" w:before="0"/>
             </w:pPr>
-            <w:hyperlink w:history="1" r:id="rIdspy9ffuwzlwryz0g9ktwv">
+            <w:hyperlink w:history="1" r:id="rIdfloqwwqnceehipnpzeqng">
               <w:r>
                 <w:rPr>
                   <w:rFonts w:ascii="Arial" w:cs="Arial" w:eastAsia="Arial" w:hAnsi="Arial"/>
@@ -24837,7 +24837,7 @@
               <w:spacing w:after="10" w:before="0"/>
               <w:ind w:left="120"/>
             </w:pPr>
-            <w:hyperlink w:history="1" r:id="rIdjh_eofbdwwe1txhs7beei">
+            <w:hyperlink w:history="1" r:id="rIdrnrpccv8jnigpyllprf3h">
               <w:r>
                 <w:rPr>
                   <w:rFonts w:ascii="Arial" w:cs="Arial" w:eastAsia="Arial" w:hAnsi="Arial"/>
@@ -26324,7 +26324,7 @@
             <w:pPr>
               <w:spacing w:after="20" w:before="0"/>
             </w:pPr>
-            <w:hyperlink w:history="1" r:id="rIdbuw9cggn5armnofpcbqpu">
+            <w:hyperlink w:history="1" r:id="rIdrfaf8b_tdozn3zorwyyvi">
               <w:r>
                 <w:rPr>
                   <w:rFonts w:ascii="Arial" w:cs="Arial" w:eastAsia="Arial" w:hAnsi="Arial"/>
@@ -26357,7 +26357,7 @@
               <w:spacing w:after="10" w:before="0"/>
               <w:ind w:left="120"/>
             </w:pPr>
-            <w:hyperlink w:history="1" r:id="rIdpdb5astdqqptyblkb1mnz">
+            <w:hyperlink w:history="1" r:id="rId5_w3vwu6w3yvh1sruhcmz">
               <w:r>
                 <w:rPr>
                   <w:rFonts w:ascii="Arial" w:cs="Arial" w:eastAsia="Arial" w:hAnsi="Arial"/>
@@ -26402,7 +26402,313 @@
             <w:pPr>
               <w:spacing w:after="20" w:before="0"/>
             </w:pPr>
-            <w:hyperlink w:history="1" r:id="rIdpzgyumke0gemou_inmhjk">
+            <w:hyperlink w:history="1" r:id="rIdek2cct6bmw1q-4odzh-oz">
+              <w:r>
+                <w:rPr>
+                  <w:rFonts w:ascii="Arial" w:cs="Arial" w:eastAsia="Arial" w:hAnsi="Arial"/>
+                  <w:color w:val="2E75B6"/>
+                  <w:sz w:val="16"/>
+                  <w:szCs w:val="16"/>
+                  <w:u w:val="single" w:color="2E75B6"/>
+                </w:rPr>
+                <w:t xml:space="preserve">Volume and surface area word problems</w:t>
+              </w:r>
+            </w:hyperlink>
+          </w:p>
+          <w:p>
+            <w:pPr>
+              <w:spacing w:after="10" w:before="0"/>
+              <w:ind w:left="120"/>
+            </w:pPr>
+            <w:r>
+              <w:rPr>
+                <w:rFonts w:ascii="Arial" w:cs="Arial" w:eastAsia="Arial" w:hAnsi="Arial"/>
+                <w:color w:val="595959"/>
+                <w:sz w:val="14"/>
+                <w:szCs w:val="14"/>
+              </w:rPr>
+              <w:t xml:space="preserve">Source: Khan Academy (English - US curriculum)</w:t>
+            </w:r>
+          </w:p>
+          <w:p>
+            <w:pPr>
+              <w:spacing w:after="10" w:before="0"/>
+              <w:ind w:left="120"/>
+            </w:pPr>
+            <w:hyperlink w:history="1" r:id="rIdvrfmuvfef4vqptkda333q">
+              <w:r>
+                <w:rPr>
+                  <w:rFonts w:ascii="Arial" w:cs="Arial" w:eastAsia="Arial" w:hAnsi="Arial"/>
+                  <w:color w:val="595959"/>
+                  <w:sz w:val="14"/>
+                  <w:szCs w:val="14"/>
+                  <w:u w:val="single" w:color="595959"/>
+                </w:rPr>
+                <w:t xml:space="preserve">🔍 Search ARES for similar readings</w:t>
+              </w:r>
+            </w:hyperlink>
+          </w:p>
+        </w:tc>
+        <w:tc>
+          <w:tcPr>
+            <w:tcW w:type="dxa" w:w="3040"/>
+            <w:shd w:fill="FFFFFF" w:color="auto" w:val="clear"/>
+            <w:tcMar>
+              <w:top w:type="dxa" w:w="60"/>
+              <w:left w:type="dxa" w:w="120"/>
+              <w:bottom w:type="dxa" w:w="60"/>
+              <w:right w:type="dxa" w:w="120"/>
+            </w:tcMar>
+            <w:vAlign w:val="top"/>
+          </w:tcPr>
+          <w:p>
+            <w:pPr>
+              <w:spacing w:after="40" w:before="0"/>
+              <w:jc w:val="left"/>
+            </w:pPr>
+            <w:r>
+              <w:rPr>
+                <w:rFonts w:ascii="Arial" w:cs="Arial" w:eastAsia="Arial" w:hAnsi="Arial"/>
+                <w:b w:val="false"/>
+                <w:bCs w:val="false"/>
+                <w:i w:val="false"/>
+                <w:iCs w:val="false"/>
+                <w:color w:val="000000"/>
+                <w:sz w:val="18"/>
+                <w:szCs w:val="18"/>
+              </w:rPr>
+              <w:t xml:space="preserve">Learners are presented with a recap slide showing the two Kisumu factory tanks side by side — the composite cylinder-hemisphere tank and the frustum tank — both labelled as holding 5,000 litres. Each learner independently answers three predict questions in their exercise books: (1) 'How do you think we can find the volume of a solid made of two shapes joined together — like the cylinder-hemisphere tank?' (2) 'If both tanks hold exactly 5,000 litres, what does that tell you about their volumes?' (3) 'Do you think a solid with a larger volume always has a larger surface area? Explain your thinking.' Learners write their predictions without peer consultation, committing to an individual position before evidence is gathered.</w:t>
+            </w:r>
+          </w:p>
+        </w:tc>
+        <w:tc>
+          <w:tcPr>
+            <w:tcW w:type="dxa" w:w="3040"/>
+            <w:shd w:fill="F2F2F2" w:color="auto" w:val="clear"/>
+            <w:tcMar>
+              <w:top w:type="dxa" w:w="60"/>
+              <w:left w:type="dxa" w:w="120"/>
+              <w:bottom w:type="dxa" w:w="60"/>
+              <w:right w:type="dxa" w:w="120"/>
+            </w:tcMar>
+            <w:vAlign w:val="top"/>
+          </w:tcPr>
+          <w:p>
+            <w:pPr>
+              <w:spacing w:after="40" w:before="0"/>
+              <w:jc w:val="left"/>
+            </w:pPr>
+            <w:r>
+              <w:rPr>
+                <w:rFonts w:ascii="Arial" w:cs="Arial" w:eastAsia="Arial" w:hAnsi="Arial"/>
+                <w:b w:val="false"/>
+                <w:bCs w:val="false"/>
+                <w:i w:val="false"/>
+                <w:iCs w:val="false"/>
+                <w:color w:val="000000"/>
+                <w:sz w:val="18"/>
+                <w:szCs w:val="18"/>
+              </w:rPr>
+              <w:t xml:space="preserve">Display the two tank diagrams on the board (or ARES screen). Say: 'Before we calculate anything, I want you to think independently. Look at these two tanks from the Kisumu factory. Both hold 5,000 litres. In your exercise books, answer the three questions on the board — you have 4 minutes, working alone.' [Allow 4 minutes of silent individual writing.] After time is up, use cold-call: select 4 learners (mix of confident and quieter voices) to share their prediction for Question 3. After each response, ask the class: 'Hands up if you agreed with that prediction.' Do NOT correct predictions yet. Record a tally of class predictions on the board under two columns: 'Volume always determines surface area' vs 'Volume and surface area are independent.' Say: 'We are going to find out who is right — and by the end of today you will be able to explain exactly what is happening at that Kisumu factory.'</w:t>
+            </w:r>
+          </w:p>
+        </w:tc>
+        <w:tc>
+          <w:tcPr>
+            <w:tcW w:type="dxa" w:w="3040"/>
+            <w:shd w:fill="FFFFFF" w:color="auto" w:val="clear"/>
+            <w:tcMar>
+              <w:top w:type="dxa" w:w="60"/>
+              <w:left w:type="dxa" w:w="120"/>
+              <w:bottom w:type="dxa" w:w="60"/>
+              <w:right w:type="dxa" w:w="120"/>
+            </w:tcMar>
+            <w:vAlign w:val="top"/>
+          </w:tcPr>
+          <w:p>
+            <w:pPr>
+              <w:spacing w:after="40" w:before="0"/>
+              <w:jc w:val="left"/>
+            </w:pPr>
+            <w:r>
+              <w:rPr>
+                <w:rFonts w:ascii="Arial" w:cs="Arial" w:eastAsia="Arial" w:hAnsi="Arial"/>
+                <w:b w:val="false"/>
+                <w:bCs w:val="false"/>
+                <w:i w:val="false"/>
+                <w:iCs w:val="false"/>
+                <w:color w:val="000000"/>
+                <w:sz w:val="18"/>
+                <w:szCs w:val="18"/>
+              </w:rPr>
+              <w:t xml:space="preserve">Prediction Commitment Strategy — by writing individual predictions before instruction, learners activate prior knowledge, surface misconceptions (particularly the common conflation of volume and surface area), and create cognitive dissonance that the lesson will resolve. Recording the class tally makes the range of thinking visible and creates a public record to return to.</w:t>
+            </w:r>
+          </w:p>
+        </w:tc>
+        <w:tc>
+          <w:tcPr>
+            <w:tcW w:type="dxa" w:w="3040"/>
+            <w:shd w:fill="F2F2F2" w:color="auto" w:val="clear"/>
+            <w:tcMar>
+              <w:top w:type="dxa" w:w="60"/>
+              <w:left w:type="dxa" w:w="120"/>
+              <w:bottom w:type="dxa" w:w="60"/>
+              <w:right w:type="dxa" w:w="120"/>
+            </w:tcMar>
+            <w:vAlign w:val="top"/>
+          </w:tcPr>
+          <w:p>
+            <w:pPr>
+              <w:spacing w:after="40" w:before="0"/>
+              <w:jc w:val="left"/>
+            </w:pPr>
+            <w:r>
+              <w:rPr>
+                <w:rFonts w:ascii="Arial" w:cs="Arial" w:eastAsia="Arial" w:hAnsi="Arial"/>
+                <w:b w:val="false"/>
+                <w:bCs w:val="false"/>
+                <w:i w:val="false"/>
+                <w:iCs w:val="false"/>
+                <w:color w:val="000000"/>
+                <w:sz w:val="18"/>
+                <w:szCs w:val="18"/>
+              </w:rPr>
+              <w:t xml:space="preserve">Observable indicator: Are learners able to articulate — even informally — that volume and surface area might be independent? Listen for misconceptions such as 'bigger volume = bigger surface area always.' Identify 2–3 learners who express nuanced thinking (e.g., 'it depends on the shape') — these learners can be called on during the Explain phase to anchor the class discussion.</w:t>
+            </w:r>
+          </w:p>
+        </w:tc>
+      </w:tr>
+      <w:tr>
+        <w:tc>
+          <w:tcPr>
+            <w:tcW w:type="dxa" w:w="1520"/>
+            <w:shd w:fill="D9EEF1" w:color="auto" w:val="clear"/>
+            <w:tcMar>
+              <w:top w:type="dxa" w:w="60"/>
+              <w:left w:type="dxa" w:w="120"/>
+              <w:bottom w:type="dxa" w:w="60"/>
+              <w:right w:type="dxa" w:w="120"/>
+            </w:tcMar>
+            <w:vAlign w:val="top"/>
+          </w:tcPr>
+          <w:p>
+            <w:pPr>
+              <w:spacing w:after="40" w:before="0"/>
+              <w:jc w:val="left"/>
+            </w:pPr>
+            <w:r>
+              <w:rPr>
+                <w:rFonts w:ascii="Arial" w:cs="Arial" w:eastAsia="Arial" w:hAnsi="Arial"/>
+                <w:b/>
+                <w:bCs/>
+                <w:i w:val="false"/>
+                <w:iCs w:val="false"/>
+                <w:color w:val="000000"/>
+                <w:sz w:val="18"/>
+                <w:szCs w:val="18"/>
+              </w:rPr>
+              <w:t xml:space="preserve">Observe Phase</w:t>
+            </w:r>
+          </w:p>
+          <w:p>
+            <w:pPr>
+              <w:spacing w:after="20" w:before="0"/>
+            </w:pPr>
+            <w:r>
+              <w:rPr>
+                <w:rFonts w:ascii="Arial" w:cs="Arial" w:eastAsia="Arial" w:hAnsi="Arial"/>
+                <w:b/>
+                <w:bCs/>
+                <w:color w:val="1F3864"/>
+                <w:sz w:val="16"/>
+                <w:szCs w:val="16"/>
+              </w:rPr>
+              <w:t xml:space="preserve">📹 VIDEO:</w:t>
+            </w:r>
+          </w:p>
+          <w:p>
+            <w:pPr>
+              <w:spacing w:after="20" w:before="0"/>
+            </w:pPr>
+            <w:hyperlink w:history="1" r:id="rId6xdkxl9r7w3aaabhvqnhx">
+              <w:r>
+                <w:rPr>
+                  <w:rFonts w:ascii="Arial" w:cs="Arial" w:eastAsia="Arial" w:hAnsi="Arial"/>
+                  <w:color w:val="2E75B6"/>
+                  <w:sz w:val="16"/>
+                  <w:szCs w:val="16"/>
+                  <w:u w:val="single" w:color="2E75B6"/>
+                </w:rPr>
+                <w:t xml:space="preserve">Volume of triangular prism &amp; cube</w:t>
+              </w:r>
+            </w:hyperlink>
+          </w:p>
+          <w:p>
+            <w:pPr>
+              <w:spacing w:after="10" w:before="0"/>
+              <w:ind w:left="120"/>
+            </w:pPr>
+            <w:r>
+              <w:rPr>
+                <w:rFonts w:ascii="Arial" w:cs="Arial" w:eastAsia="Arial" w:hAnsi="Arial"/>
+                <w:color w:val="595959"/>
+                <w:sz w:val="14"/>
+                <w:szCs w:val="14"/>
+              </w:rPr>
+              <w:t xml:space="preserve">Source: Khan Academy (English - US curriculum)</w:t>
+            </w:r>
+          </w:p>
+          <w:p>
+            <w:pPr>
+              <w:spacing w:after="10" w:before="0"/>
+              <w:ind w:left="120"/>
+            </w:pPr>
+            <w:hyperlink w:history="1" r:id="rIdl6cyg_iwxyjhpd-ja3slj">
+              <w:r>
+                <w:rPr>
+                  <w:rFonts w:ascii="Arial" w:cs="Arial" w:eastAsia="Arial" w:hAnsi="Arial"/>
+                  <w:color w:val="595959"/>
+                  <w:sz w:val="14"/>
+                  <w:szCs w:val="14"/>
+                  <w:u w:val="single" w:color="595959"/>
+                </w:rPr>
+                <w:t xml:space="preserve">🔍 Search ARES for similar videos</w:t>
+              </w:r>
+            </w:hyperlink>
+          </w:p>
+          <w:p>
+            <w:pPr>
+              <w:spacing w:after="40" w:before="0"/>
+            </w:pPr>
+            <w:r>
+              <w:rPr>
+                <w:sz w:val="14"/>
+                <w:szCs w:val="14"/>
+              </w:rPr>
+              <w:t xml:space="preserve"/>
+            </w:r>
+          </w:p>
+          <w:p>
+            <w:pPr>
+              <w:spacing w:after="20" w:before="0"/>
+            </w:pPr>
+            <w:r>
+              <w:rPr>
+                <w:rFonts w:ascii="Arial" w:cs="Arial" w:eastAsia="Arial" w:hAnsi="Arial"/>
+                <w:b/>
+                <w:bCs/>
+                <w:color w:val="1F3864"/>
+                <w:sz w:val="16"/>
+                <w:szCs w:val="16"/>
+              </w:rPr>
+              <w:t xml:space="preserve">📖 EXERCISE:</w:t>
+            </w:r>
+          </w:p>
+          <w:p>
+            <w:pPr>
+              <w:spacing w:after="20" w:before="0"/>
+            </w:pPr>
+            <w:hyperlink w:history="1" r:id="rIdhzs9sh96lvvktwcec5vde">
               <w:r>
                 <w:rPr>
                   <w:rFonts w:ascii="Arial" w:cs="Arial" w:eastAsia="Arial" w:hAnsi="Arial"/>
@@ -26435,7 +26741,7 @@
               <w:spacing w:after="10" w:before="0"/>
               <w:ind w:left="120"/>
             </w:pPr>
-            <w:hyperlink w:history="1" r:id="rId3veeall3w0s0gvf3j0o3t">
+            <w:hyperlink w:history="1" r:id="rIde-5z2tbmxnndznxbrt8ks">
               <w:r>
                 <w:rPr>
                   <w:rFonts w:ascii="Arial" w:cs="Arial" w:eastAsia="Arial" w:hAnsi="Arial"/>
@@ -26477,7 +26783,7 @@
                 <w:sz w:val="18"/>
                 <w:szCs w:val="18"/>
               </w:rPr>
-              <w:t xml:space="preserve">Learners are presented with a recap slide showing the two Kisumu factory tanks side by side — the composite cylinder-hemisphere tank and the frustum tank — both labelled as holding 5,000 litres. Each learner independently answers three predict questions in their exercise books: (1) 'How do you think we can find the volume of a solid made of two shapes joined together — like the cylinder-hemisphere tank?' (2) 'If both tanks hold exactly 5,000 litres, what does that tell you about their volumes?' (3) 'Do you think a solid with a larger volume always has a larger surface area? Explain your thinking.' Learners write their predictions without peer consultation, committing to an individual position before evidence is gathered.</w:t>
+              <w:t xml:space="preserve">Learners watch a pre-loaded YouTube video (via ARES offline platform) on the volume of composite solids — approximately 6–8 minutes. The video demonstrates the decomposition strategy: identify the constituent simple solids, recall the volume formula for each, compute individually, then sum (or subtract where appropriate). After the video, learners complete a structured Video Notes template in their exercise books with four columns: (1) Composite Solid Shown, (2) Parts It Was Decomposed Into, (3) Volume Formula Used for Each Part, (4) How the Total Volume Was Found. Learners then move into their factory investigation groups (4–5 learners per group). Each group receives a data card with the dimensions of both Kisumu tank designs and the surface area values computed in previous lessons. Groups are tasked with computing the volume of each tank using the decomposition strategy modelled in the video.</w:t>
             </w:r>
           </w:p>
         </w:tc>
@@ -26509,7 +26815,7 @@
                 <w:sz w:val="18"/>
                 <w:szCs w:val="18"/>
               </w:rPr>
-              <w:t xml:space="preserve">Display the two tank diagrams on the board (or ARES screen). Say: 'Before we calculate anything, I want you to think independently. Look at these two tanks from the Kisumu factory. Both hold 5,000 litres. In your exercise books, answer the three questions on the board — you have 4 minutes, working alone.' [Allow 4 minutes of silent individual writing.] After time is up, use cold-call: select 4 learners (mix of confident and quieter voices) to share their prediction for Question 3. After each response, ask the class: 'Hands up if you agreed with that prediction.' Do NOT correct predictions yet. Record a tally of class predictions on the board under two columns: 'Volume always determines surface area' vs 'Volume and surface area are independent.' Say: 'We are going to find out who is right — and by the end of today you will be able to explain exactly what is happening at that Kisumu factory.'</w:t>
+              <w:t xml:space="preserve">Before playing the video, say: 'As you watch, your job is to be a detective. Fill in your Video Notes template. Pay special attention to the decomposition strategy — how does the presenter break the shape apart? You will use this exact strategy in the next 20 minutes.' [Play the video — approximately 6–8 minutes. Monitor that all learners are writing on their template, not passively watching.] After the video, pause and cold-call 3 learners: 'Tell me one solid from the video and how its volume was found.' Allow 10 seconds of wait time after each question before accepting a response. Then say: 'Now apply this strategy to the Kisumu tanks. Your data cards have all the dimensions. In your groups, calculate: (a) the volume of the cylinder-hemisphere tank, and (b) the volume of the frustum tank. Show every step — decompose, formula, substitute, calculate. You have 18 minutes.' Circulate and check: Are groups correctly decomposing? Are they using the right formula for the hemisphere [V = (2/3)πr³]? Are they converting units correctly (cm³ to litres)? Prompt struggling groups with: 'What two shapes make up that tank? Write them down first.'</w:t>
             </w:r>
           </w:p>
         </w:tc>
@@ -26541,7 +26847,7 @@
                 <w:sz w:val="18"/>
                 <w:szCs w:val="18"/>
               </w:rPr>
-              <w:t xml:space="preserve">Prediction Commitment Strategy — by writing individual predictions before instruction, learners activate prior knowledge, surface misconceptions (particularly the common conflation of volume and surface area), and create cognitive dissonance that the lesson will resolve. Recording the class tally makes the range of thinking visible and creates a public record to return to.</w:t>
+              <w:t xml:space="preserve">Decomposition Strategy + Structured Note-Taking — the video note template scaffolds active processing of the video rather than passive viewing. The structured format (decompose → formula → substitute → sum) mirrors the scientific practice of using mathematics and computational thinking (NGSS SEP 5) and builds transferable problem-solving habits. Immediate application to the Kisumu tanks ensures the video content is anchored to the driving phenomenon rather than treated as abstract content.</w:t>
             </w:r>
           </w:p>
         </w:tc>
@@ -26573,7 +26879,7 @@
                 <w:sz w:val="18"/>
                 <w:szCs w:val="18"/>
               </w:rPr>
-              <w:t xml:space="preserve">Observable indicator: Are learners able to articulate — even informally — that volume and surface area might be independent? Listen for misconceptions such as 'bigger volume = bigger surface area always.' Identify 2–3 learners who express nuanced thinking (e.g., 'it depends on the shape') — these learners can be called on during the Explain phase to anchor the class discussion.</w:t>
+              <w:t xml:space="preserve">Observable indicator: During group work, check that each group has correctly written V_total = V_cylinder + V_hemisphere for Tank 1, and is applying the frustum volume formula V = (πh/3)(R² + Rr + r²) for Tank 2. Listen for groups discussing unit conversion (1,000 cm³ = 1 litre). If any group skips the decomposition step and jumps to a formula, prompt: 'Show me on paper how you broke this shape into parts first.'</w:t>
             </w:r>
           </w:p>
         </w:tc>
@@ -26582,32 +26888,32 @@
         <w:tc>
           <w:tcPr>
             <w:tcW w:type="dxa" w:w="1520"/>
-            <w:shd w:fill="D9EEF1" w:color="auto" w:val="clear"/>
-            <w:tcMar>
-              <w:top w:type="dxa" w:w="60"/>
-              <w:left w:type="dxa" w:w="120"/>
-              <w:bottom w:type="dxa" w:w="60"/>
-              <w:right w:type="dxa" w:w="120"/>
-            </w:tcMar>
-            <w:vAlign w:val="top"/>
-          </w:tcPr>
-          <w:p>
-            <w:pPr>
-              <w:spacing w:after="40" w:before="0"/>
-              <w:jc w:val="left"/>
-            </w:pPr>
-            <w:r>
-              <w:rPr>
-                <w:rFonts w:ascii="Arial" w:cs="Arial" w:eastAsia="Arial" w:hAnsi="Arial"/>
-                <w:b/>
-                <w:bCs/>
-                <w:i w:val="false"/>
-                <w:iCs w:val="false"/>
-                <w:color w:val="000000"/>
-                <w:sz w:val="18"/>
-                <w:szCs w:val="18"/>
-              </w:rPr>
-              <w:t xml:space="preserve">Observe Phase</w:t>
+            <w:shd w:fill="E2EFDA" w:color="auto" w:val="clear"/>
+            <w:tcMar>
+              <w:top w:type="dxa" w:w="60"/>
+              <w:left w:type="dxa" w:w="120"/>
+              <w:bottom w:type="dxa" w:w="60"/>
+              <w:right w:type="dxa" w:w="120"/>
+            </w:tcMar>
+            <w:vAlign w:val="top"/>
+          </w:tcPr>
+          <w:p>
+            <w:pPr>
+              <w:spacing w:after="40" w:before="0"/>
+              <w:jc w:val="left"/>
+            </w:pPr>
+            <w:r>
+              <w:rPr>
+                <w:rFonts w:ascii="Arial" w:cs="Arial" w:eastAsia="Arial" w:hAnsi="Arial"/>
+                <w:b/>
+                <w:bCs/>
+                <w:i w:val="false"/>
+                <w:iCs w:val="false"/>
+                <w:color w:val="000000"/>
+                <w:sz w:val="18"/>
+                <w:szCs w:val="18"/>
+              </w:rPr>
+              <w:t xml:space="preserve">Explain Phase</w:t>
             </w:r>
           </w:p>
           <w:p>
@@ -26630,7 +26936,7 @@
             <w:pPr>
               <w:spacing w:after="20" w:before="0"/>
             </w:pPr>
-            <w:hyperlink w:history="1" r:id="rIdkbp2lanpe8--gpeim_8ux">
+            <w:hyperlink w:history="1" r:id="rIdcll2a_sbn9a_xqt0t5vpw">
               <w:r>
                 <w:rPr>
                   <w:rFonts w:ascii="Arial" w:cs="Arial" w:eastAsia="Arial" w:hAnsi="Arial"/>
@@ -26639,7 +26945,7 @@
                   <w:szCs w:val="16"/>
                   <w:u w:val="single" w:color="2E75B6"/>
                 </w:rPr>
-                <w:t xml:space="preserve">Volume of triangular prism &amp; cube</w:t>
+                <w:t xml:space="preserve">Composite Solids Principles - Basic</w:t>
               </w:r>
             </w:hyperlink>
           </w:p>
@@ -26655,7 +26961,7 @@
                 <w:sz w:val="14"/>
                 <w:szCs w:val="14"/>
               </w:rPr>
-              <w:t xml:space="preserve">Source: Khan Academy (English - US curriculum)</w:t>
+              <w:t xml:space="preserve">Source: CK-12</w:t>
             </w:r>
           </w:p>
           <w:p>
@@ -26663,7 +26969,7 @@
               <w:spacing w:after="10" w:before="0"/>
               <w:ind w:left="120"/>
             </w:pPr>
-            <w:hyperlink w:history="1" r:id="rIdf3ft11veorgtutqdbkijp">
+            <w:hyperlink w:history="1" r:id="rIdj6gi7083dtceo9wc0kvei">
               <w:r>
                 <w:rPr>
                   <w:rFonts w:ascii="Arial" w:cs="Arial" w:eastAsia="Arial" w:hAnsi="Arial"/>
@@ -26708,7 +27014,7 @@
             <w:pPr>
               <w:spacing w:after="20" w:before="0"/>
             </w:pPr>
-            <w:hyperlink w:history="1" r:id="rIdvm2ssxxuetyfgs2gvmqfb">
+            <w:hyperlink w:history="1" r:id="rIduc9orrgxsyrrwabyofnvh">
               <w:r>
                 <w:rPr>
                   <w:rFonts w:ascii="Arial" w:cs="Arial" w:eastAsia="Arial" w:hAnsi="Arial"/>
@@ -26741,7 +27047,7 @@
               <w:spacing w:after="10" w:before="0"/>
               <w:ind w:left="120"/>
             </w:pPr>
-            <w:hyperlink w:history="1" r:id="rIdz0mnqlx67r0k0rk2mg1em">
+            <w:hyperlink w:history="1" r:id="rIdqoagk_yhxw2xjhdpgndwh">
               <w:r>
                 <w:rPr>
                   <w:rFonts w:ascii="Arial" w:cs="Arial" w:eastAsia="Arial" w:hAnsi="Arial"/>
@@ -26783,7 +27089,7 @@
                 <w:sz w:val="18"/>
                 <w:szCs w:val="18"/>
               </w:rPr>
-              <w:t xml:space="preserve">Learners watch a pre-loaded YouTube video (via ARES offline platform) on the volume of composite solids — approximately 6–8 minutes. The video demonstrates the decomposition strategy: identify the constituent simple solids, recall the volume formula for each, compute individually, then sum (or subtract where appropriate). After the video, learners complete a structured Video Notes template in their exercise books with four columns: (1) Composite Solid Shown, (2) Parts It Was Decomposed Into, (3) Volume Formula Used for Each Part, (4) How the Total Volume Was Found. Learners then move into their factory investigation groups (4–5 learners per group). Each group receives a data card with the dimensions of both Kisumu tank designs and the surface area values computed in previous lessons. Groups are tasked with computing the volume of each tank using the decomposition strategy modelled in the video.</w:t>
+              <w:t xml:space="preserve">Groups compile their computed volumes onto a shared class Comparison Table on the board. The table has three columns: Tank Design | Surface Area (from previous lessons) | Volume (computed today). Once the table is complete with both tanks' data, learners engage in a guided whole-class discussion to interpret the table. They are asked: 'Both tanks hold 5,000 litres — do your calculated volumes confirm this?' and 'Look at the surface area column. Which tank has a smaller surface area? What does that mean for the manufacturer in Kisumu?' Learners then individually write a 'Mathematical Explanation' paragraph in their exercise books answering: 'Using the numbers in our comparison table, explain in full sentences why the frustum tank is more cost-effective to manufacture than the cylinder-hemisphere tank, even though both hold the same volume of water.' They apply their knowledge of surface area (cost of material) vs. volume (storage capacity) using actual computed values.</w:t>
             </w:r>
           </w:p>
         </w:tc>
@@ -26815,7 +27121,7 @@
                 <w:sz w:val="18"/>
                 <w:szCs w:val="18"/>
               </w:rPr>
-              <w:t xml:space="preserve">Before playing the video, say: 'As you watch, your job is to be a detective. Fill in your Video Notes template. Pay special attention to the decomposition strategy — how does the presenter break the shape apart? You will use this exact strategy in the next 20 minutes.' [Play the video — approximately 6–8 minutes. Monitor that all learners are writing on their template, not passively watching.] After the video, pause and cold-call 3 learners: 'Tell me one solid from the video and how its volume was found.' Allow 10 seconds of wait time after each question before accepting a response. Then say: 'Now apply this strategy to the Kisumu tanks. Your data cards have all the dimensions. In your groups, calculate: (a) the volume of the cylinder-hemisphere tank, and (b) the volume of the frustum tank. Show every step — decompose, formula, substitute, calculate. You have 18 minutes.' Circulate and check: Are groups correctly decomposing? Are they using the right formula for the hemisphere [V = (2/3)πr³]? Are they converting units correctly (cm³ to litres)? Prompt struggling groups with: 'What two shapes make up that tank? Write them down first.'</w:t>
+              <w:t xml:space="preserve">Invite one group spokesperson per tank to present their volume calculation to the class. After each presentation, cold-call 2 different learners to verify: 'Do you agree with their decomposition? Thumbs up or thumbs down — and explain.' Allow 12 seconds wait time before accepting responses. Once the Comparison Table is complete on the board, say: 'Look at this table carefully. Both volumes should be approximately 5,000 litres — if yours are significantly different, check your unit conversion. Now — what story does this table tell us about the Kisumu factory?' [10 seconds wait time. Cold-call 3 learners from different ends of the room.] After discussion, say: 'Now I want each of you — individually — to write a full explanation paragraph. Use the actual numbers from our table. Mention surface area, volume, cost of metal sheet, and what this means for a manufacturer trying to serve rural families in Siaya County at a lower price. You have 8 minutes.' Circulate and read over shoulders. Prompt with: 'You mentioned surface area is smaller — so what does that mean in shillings for the manufacturer?' and 'Why might a family in Siaya prefer the frustum tank?'</w:t>
             </w:r>
           </w:p>
         </w:tc>
@@ -26847,7 +27153,7 @@
                 <w:sz w:val="18"/>
                 <w:szCs w:val="18"/>
               </w:rPr>
-              <w:t xml:space="preserve">Decomposition Strategy + Structured Note-Taking — the video note template scaffolds active processing of the video rather than passive viewing. The structured format (decompose → formula → substitute → sum) mirrors the scientific practice of using mathematics and computational thinking (NGSS SEP 5) and builds transferable problem-solving habits. Immediate application to the Kisumu tanks ensures the video content is anchored to the driving phenomenon rather than treated as abstract content.</w:t>
+              <w:t xml:space="preserve">Comparison Table + Evidence-Based Explanation Writing — the comparison table (NGSS SEP 6: Constructing Explanations) forces learners to treat mathematical results as evidence to be interpreted, not just numbers to compute. Writing the explanation paragraph develops scientific communication and connects abstract geometry to lived Kenyan economic realities. By anchoring the explanation in the Kisumu phenomenon, learners experience mathematics as a tool for understanding their world.</w:t>
             </w:r>
           </w:p>
         </w:tc>
@@ -26879,7 +27185,7 @@
                 <w:sz w:val="18"/>
                 <w:szCs w:val="18"/>
               </w:rPr>
-              <w:t xml:space="preserve">Observable indicator: During group work, check that each group has correctly written V_total = V_cylinder + V_hemisphere for Tank 1, and is applying the frustum volume formula V = (πh/3)(R² + Rr + r²) for Tank 2. Listen for groups discussing unit conversion (1,000 cm³ = 1 litre). If any group skips the decomposition step and jumps to a formula, prompt: 'Show me on paper how you broke this shape into parts first.'</w:t>
+              <w:t xml:space="preserve">Observable indicator: In the written explanation paragraph, look for three elements: (1) explicit reference to the numerical surface area values showing the frustum has a smaller surface area; (2) a statement that both tanks have approximately equal volumes (~5,000 litres); (3) a logical connective linking these two facts to manufacturing cost (e.g., 'less metal sheet is needed, so the frustum tank costs less to produce'). Flag any learner who conflates volume and surface area in their paragraph for targeted follow-up in Lesson 10.</w:t>
             </w:r>
           </w:p>
         </w:tc>
@@ -26888,32 +27194,32 @@
         <w:tc>
           <w:tcPr>
             <w:tcW w:type="dxa" w:w="1520"/>
-            <w:shd w:fill="E2EFDA" w:color="auto" w:val="clear"/>
-            <w:tcMar>
-              <w:top w:type="dxa" w:w="60"/>
-              <w:left w:type="dxa" w:w="120"/>
-              <w:bottom w:type="dxa" w:w="60"/>
-              <w:right w:type="dxa" w:w="120"/>
-            </w:tcMar>
-            <w:vAlign w:val="top"/>
-          </w:tcPr>
-          <w:p>
-            <w:pPr>
-              <w:spacing w:after="40" w:before="0"/>
-              <w:jc w:val="left"/>
-            </w:pPr>
-            <w:r>
-              <w:rPr>
-                <w:rFonts w:ascii="Arial" w:cs="Arial" w:eastAsia="Arial" w:hAnsi="Arial"/>
-                <w:b/>
-                <w:bCs/>
-                <w:i w:val="false"/>
-                <w:iCs w:val="false"/>
-                <w:color w:val="000000"/>
-                <w:sz w:val="18"/>
-                <w:szCs w:val="18"/>
-              </w:rPr>
-              <w:t xml:space="preserve">Explain Phase</w:t>
+            <w:shd w:fill="FCE4D6" w:color="auto" w:val="clear"/>
+            <w:tcMar>
+              <w:top w:type="dxa" w:w="60"/>
+              <w:left w:type="dxa" w:w="120"/>
+              <w:bottom w:type="dxa" w:w="60"/>
+              <w:right w:type="dxa" w:w="120"/>
+            </w:tcMar>
+            <w:vAlign w:val="top"/>
+          </w:tcPr>
+          <w:p>
+            <w:pPr>
+              <w:spacing w:after="40" w:before="0"/>
+              <w:jc w:val="left"/>
+            </w:pPr>
+            <w:r>
+              <w:rPr>
+                <w:rFonts w:ascii="Arial" w:cs="Arial" w:eastAsia="Arial" w:hAnsi="Arial"/>
+                <w:b/>
+                <w:bCs/>
+                <w:i w:val="false"/>
+                <w:iCs w:val="false"/>
+                <w:color w:val="000000"/>
+                <w:sz w:val="18"/>
+                <w:szCs w:val="18"/>
+              </w:rPr>
+              <w:t xml:space="preserve">Driving Question Board (DQB) Creation</w:t>
             </w:r>
           </w:p>
           <w:p>
@@ -26936,7 +27242,7 @@
             <w:pPr>
               <w:spacing w:after="20" w:before="0"/>
             </w:pPr>
-            <w:hyperlink w:history="1" r:id="rId3ti1hulbamwp-ehtfnrvf">
+            <w:hyperlink w:history="1" r:id="rIdacbpe1638ajmdoad0eg9g">
               <w:r>
                 <w:rPr>
                   <w:rFonts w:ascii="Arial" w:cs="Arial" w:eastAsia="Arial" w:hAnsi="Arial"/>
@@ -26969,7 +27275,7 @@
               <w:spacing w:after="10" w:before="0"/>
               <w:ind w:left="120"/>
             </w:pPr>
-            <w:hyperlink w:history="1" r:id="rId5-raf-r2khtxwjzkebxbt">
+            <w:hyperlink w:history="1" r:id="rIdbqrqfu0qpr9cmeiob-ug9">
               <w:r>
                 <w:rPr>
                   <w:rFonts w:ascii="Arial" w:cs="Arial" w:eastAsia="Arial" w:hAnsi="Arial"/>
@@ -27014,7 +27320,7 @@
             <w:pPr>
               <w:spacing w:after="20" w:before="0"/>
             </w:pPr>
-            <w:hyperlink w:history="1" r:id="rIdyc84rwyfe-btxyjpvvvty">
+            <w:hyperlink w:history="1" r:id="rIdkesppbbanmpvzq7_e2oeo">
               <w:r>
                 <w:rPr>
                   <w:rFonts w:ascii="Arial" w:cs="Arial" w:eastAsia="Arial" w:hAnsi="Arial"/>
@@ -27047,7 +27353,7 @@
               <w:spacing w:after="10" w:before="0"/>
               <w:ind w:left="120"/>
             </w:pPr>
-            <w:hyperlink w:history="1" r:id="rId0twweadceid2b8pcdw2gm">
+            <w:hyperlink w:history="1" r:id="rIdr4pf4gt2mh8lhey1j9d-f">
               <w:r>
                 <w:rPr>
                   <w:rFonts w:ascii="Arial" w:cs="Arial" w:eastAsia="Arial" w:hAnsi="Arial"/>
@@ -27089,7 +27395,7 @@
                 <w:sz w:val="18"/>
                 <w:szCs w:val="18"/>
               </w:rPr>
-              <w:t xml:space="preserve">Groups compile their computed volumes onto a shared class Comparison Table on the board. The table has three columns: Tank Design | Surface Area (from previous lessons) | Volume (computed today). Once the table is complete with both tanks' data, learners engage in a guided whole-class discussion to interpret the table. They are asked: 'Both tanks hold 5,000 litres — do your calculated volumes confirm this?' and 'Look at the surface area column. Which tank has a smaller surface area? What does that mean for the manufacturer in Kisumu?' Learners then individually write a 'Mathematical Explanation' paragraph in their exercise books answering: 'Using the numbers in our comparison table, explain in full sentences why the frustum tank is more cost-effective to manufacture than the cylinder-hemisphere tank, even though both hold the same volume of water.' They apply their knowledge of surface area (cost of material) vs. volume (storage capacity) using actual computed values.</w:t>
+              <w:t xml:space="preserve">Learners return to the class Driving Question Board. In pairs, they review the questions and 'I wonder…' statements posted in earlier lessons. They identify which questions the today's comparison table now answers with mathematical evidence. Each pair writes a green sticky note (or uses the ARES DQB digital tool) with an 'Evidence-Based Answer' — beginning with the sentence stem: 'We can now explain that… because our calculations show…' They post their answers next to the relevant question on the DQB. Pairs also identify one new question that today's investigation has raised — for example: 'Are there other shapes that could hold 5,000 litres with even less surface area than the frustum?' and post it as a new 'I wonder…' note.</w:t>
             </w:r>
           </w:p>
         </w:tc>
@@ -27121,7 +27427,7 @@
                 <w:sz w:val="18"/>
                 <w:szCs w:val="18"/>
               </w:rPr>
-              <w:t xml:space="preserve">Invite one group spokesperson per tank to present their volume calculation to the class. After each presentation, cold-call 2 different learners to verify: 'Do you agree with their decomposition? Thumbs up or thumbs down — and explain.' Allow 12 seconds wait time before accepting responses. Once the Comparison Table is complete on the board, say: 'Look at this table carefully. Both volumes should be approximately 5,000 litres — if yours are significantly different, check your unit conversion. Now — what story does this table tell us about the Kisumu factory?' [10 seconds wait time. Cold-call 3 learners from different ends of the room.] After discussion, say: 'Now I want each of you — individually — to write a full explanation paragraph. Use the actual numbers from our table. Mention surface area, volume, cost of metal sheet, and what this means for a manufacturer trying to serve rural families in Siaya County at a lower price. You have 8 minutes.' Circulate and read over shoulders. Prompt with: 'You mentioned surface area is smaller — so what does that mean in shillings for the manufacturer?' and 'Why might a family in Siaya prefer the frustum tank?'</w:t>
+              <w:t xml:space="preserve">Direct learners to the DQB: 'Go back to our Driving Question Board. Today was a big day — we finally have both the surface area AND the volume of both tanks. Which questions on our board can we now answer with real numbers?' [Allow 3 minutes for pairs to review and write their green sticky note.] Cold-call 3 pairs to read their Evidence-Based Answer aloud. After each, ask the class: 'Does this answer fully explain the Kisumu phenomenon? What evidence supports it?' Then say: 'Even great investigators always find new questions. Post one new question your group is wondering about.' After posting, read 2–3 new questions aloud and say: 'These are excellent mathematical instincts. In Lesson 10 — our final lesson — we will bring everything together and you will design your own investigation to answer questions like these.'</w:t>
             </w:r>
           </w:p>
         </w:tc>
@@ -27153,7 +27459,7 @@
                 <w:sz w:val="18"/>
                 <w:szCs w:val="18"/>
               </w:rPr>
-              <w:t xml:space="preserve">Comparison Table + Evidence-Based Explanation Writing — the comparison table (NGSS SEP 6: Constructing Explanations) forces learners to treat mathematical results as evidence to be interpreted, not just numbers to compute. Writing the explanation paragraph develops scientific communication and connects abstract geometry to lived Kenyan economic realities. By anchoring the explanation in the Kisumu phenomenon, learners experience mathematics as a tool for understanding their world.</w:t>
+              <w:t xml:space="preserve">Driving Question Board Evidence Mapping — returning to the DQB with colour-coded evidence answers (NGSS SEP 7: Engaging in Argument from Evidence) makes visible the progression of learners' understanding across the unit. The sentence stem 'We can now explain that… because our calculations show…' trains learners to distinguish claims from evidence-backed explanations. New 'I wonder' questions sustain curiosity and signal that mathematical investigation is generative, not terminal.</w:t>
             </w:r>
           </w:p>
         </w:tc>
@@ -27185,7 +27491,7 @@
                 <w:sz w:val="18"/>
                 <w:szCs w:val="18"/>
               </w:rPr>
-              <w:t xml:space="preserve">Observable indicator: In the written explanation paragraph, look for three elements: (1) explicit reference to the numerical surface area values showing the frustum has a smaller surface area; (2) a statement that both tanks have approximately equal volumes (~5,000 litres); (3) a logical connective linking these two facts to manufacturing cost (e.g., 'less metal sheet is needed, so the frustum tank costs less to produce'). Flag any learner who conflates volume and surface area in their paragraph for targeted follow-up in Lesson 10.</w:t>
+              <w:t xml:space="preserve">Observable indicator: Are pairs able to cite specific numerical evidence in their green sticky notes (e.g., surface area values, both volumes ≈ 5,000 litres) rather than writing vague statements? A high-quality green note reads: 'We can now explain that the frustum tank uses less metal because its surface area is [X] cm² compared to [Y] cm² for the cylinder-hemisphere tank, even though both hold approximately 5,000 litres.' Flag pairs who write only general statements without numbers for reinforcement during Lesson 10.</w:t>
             </w:r>
           </w:p>
         </w:tc>
@@ -27194,32 +27500,32 @@
         <w:tc>
           <w:tcPr>
             <w:tcW w:type="dxa" w:w="1520"/>
-            <w:shd w:fill="FCE4D6" w:color="auto" w:val="clear"/>
-            <w:tcMar>
-              <w:top w:type="dxa" w:w="60"/>
-              <w:left w:type="dxa" w:w="120"/>
-              <w:bottom w:type="dxa" w:w="60"/>
-              <w:right w:type="dxa" w:w="120"/>
-            </w:tcMar>
-            <w:vAlign w:val="top"/>
-          </w:tcPr>
-          <w:p>
-            <w:pPr>
-              <w:spacing w:after="40" w:before="0"/>
-              <w:jc w:val="left"/>
-            </w:pPr>
-            <w:r>
-              <w:rPr>
-                <w:rFonts w:ascii="Arial" w:cs="Arial" w:eastAsia="Arial" w:hAnsi="Arial"/>
-                <w:b/>
-                <w:bCs/>
-                <w:i w:val="false"/>
-                <w:iCs w:val="false"/>
-                <w:color w:val="000000"/>
-                <w:sz w:val="18"/>
-                <w:szCs w:val="18"/>
-              </w:rPr>
-              <w:t xml:space="preserve">Driving Question Board (DQB) Creation</w:t>
+            <w:shd w:fill="D5E8F0" w:color="auto" w:val="clear"/>
+            <w:tcMar>
+              <w:top w:type="dxa" w:w="60"/>
+              <w:left w:type="dxa" w:w="120"/>
+              <w:bottom w:type="dxa" w:w="60"/>
+              <w:right w:type="dxa" w:w="120"/>
+            </w:tcMar>
+            <w:vAlign w:val="top"/>
+          </w:tcPr>
+          <w:p>
+            <w:pPr>
+              <w:spacing w:after="40" w:before="0"/>
+              <w:jc w:val="left"/>
+            </w:pPr>
+            <w:r>
+              <w:rPr>
+                <w:rFonts w:ascii="Arial" w:cs="Arial" w:eastAsia="Arial" w:hAnsi="Arial"/>
+                <w:b/>
+                <w:bCs/>
+                <w:i w:val="false"/>
+                <w:iCs w:val="false"/>
+                <w:color w:val="000000"/>
+                <w:sz w:val="18"/>
+                <w:szCs w:val="18"/>
+              </w:rPr>
+              <w:t xml:space="preserve">Model Building Phase</w:t>
             </w:r>
           </w:p>
           <w:p>
@@ -27242,7 +27548,7 @@
             <w:pPr>
               <w:spacing w:after="20" w:before="0"/>
             </w:pPr>
-            <w:hyperlink w:history="1" r:id="rIdvrrqoq0socdl3ym8nxy-a">
+            <w:hyperlink w:history="1" r:id="rIdmne7nwub__ptq-hmpflut">
               <w:r>
                 <w:rPr>
                   <w:rFonts w:ascii="Arial" w:cs="Arial" w:eastAsia="Arial" w:hAnsi="Arial"/>
@@ -27275,7 +27581,7 @@
               <w:spacing w:after="10" w:before="0"/>
               <w:ind w:left="120"/>
             </w:pPr>
-            <w:hyperlink w:history="1" r:id="rId2wy_h4z9_ghrz2nac5gxy">
+            <w:hyperlink w:history="1" r:id="rIdnfe95nccmxhfxiuk6qpab">
               <w:r>
                 <w:rPr>
                   <w:rFonts w:ascii="Arial" w:cs="Arial" w:eastAsia="Arial" w:hAnsi="Arial"/>
@@ -27320,7 +27626,7 @@
             <w:pPr>
               <w:spacing w:after="20" w:before="0"/>
             </w:pPr>
-            <w:hyperlink w:history="1" r:id="rIdawqjbaea5fkrg8b0g26s0">
+            <w:hyperlink w:history="1" r:id="rIdz7_kbk59sxjus0b_joeg_">
               <w:r>
                 <w:rPr>
                   <w:rFonts w:ascii="Arial" w:cs="Arial" w:eastAsia="Arial" w:hAnsi="Arial"/>
@@ -27353,313 +27659,7 @@
               <w:spacing w:after="10" w:before="0"/>
               <w:ind w:left="120"/>
             </w:pPr>
-            <w:hyperlink w:history="1" r:id="rIdj_5so9sf8hkn-nqd5xgp3">
-              <w:r>
-                <w:rPr>
-                  <w:rFonts w:ascii="Arial" w:cs="Arial" w:eastAsia="Arial" w:hAnsi="Arial"/>
-                  <w:color w:val="595959"/>
-                  <w:sz w:val="14"/>
-                  <w:szCs w:val="14"/>
-                  <w:u w:val="single" w:color="595959"/>
-                </w:rPr>
-                <w:t xml:space="preserve">🔍 Search ARES for similar readings</w:t>
-              </w:r>
-            </w:hyperlink>
-          </w:p>
-        </w:tc>
-        <w:tc>
-          <w:tcPr>
-            <w:tcW w:type="dxa" w:w="3040"/>
-            <w:shd w:fill="FFFFFF" w:color="auto" w:val="clear"/>
-            <w:tcMar>
-              <w:top w:type="dxa" w:w="60"/>
-              <w:left w:type="dxa" w:w="120"/>
-              <w:bottom w:type="dxa" w:w="60"/>
-              <w:right w:type="dxa" w:w="120"/>
-            </w:tcMar>
-            <w:vAlign w:val="top"/>
-          </w:tcPr>
-          <w:p>
-            <w:pPr>
-              <w:spacing w:after="40" w:before="0"/>
-              <w:jc w:val="left"/>
-            </w:pPr>
-            <w:r>
-              <w:rPr>
-                <w:rFonts w:ascii="Arial" w:cs="Arial" w:eastAsia="Arial" w:hAnsi="Arial"/>
-                <w:b w:val="false"/>
-                <w:bCs w:val="false"/>
-                <w:i w:val="false"/>
-                <w:iCs w:val="false"/>
-                <w:color w:val="000000"/>
-                <w:sz w:val="18"/>
-                <w:szCs w:val="18"/>
-              </w:rPr>
-              <w:t xml:space="preserve">Learners return to the class Driving Question Board. In pairs, they review the questions and 'I wonder…' statements posted in earlier lessons. They identify which questions the today's comparison table now answers with mathematical evidence. Each pair writes a green sticky note (or uses the ARES DQB digital tool) with an 'Evidence-Based Answer' — beginning with the sentence stem: 'We can now explain that… because our calculations show…' They post their answers next to the relevant question on the DQB. Pairs also identify one new question that today's investigation has raised — for example: 'Are there other shapes that could hold 5,000 litres with even less surface area than the frustum?' and post it as a new 'I wonder…' note.</w:t>
-            </w:r>
-          </w:p>
-        </w:tc>
-        <w:tc>
-          <w:tcPr>
-            <w:tcW w:type="dxa" w:w="3040"/>
-            <w:shd w:fill="F2F2F2" w:color="auto" w:val="clear"/>
-            <w:tcMar>
-              <w:top w:type="dxa" w:w="60"/>
-              <w:left w:type="dxa" w:w="120"/>
-              <w:bottom w:type="dxa" w:w="60"/>
-              <w:right w:type="dxa" w:w="120"/>
-            </w:tcMar>
-            <w:vAlign w:val="top"/>
-          </w:tcPr>
-          <w:p>
-            <w:pPr>
-              <w:spacing w:after="40" w:before="0"/>
-              <w:jc w:val="left"/>
-            </w:pPr>
-            <w:r>
-              <w:rPr>
-                <w:rFonts w:ascii="Arial" w:cs="Arial" w:eastAsia="Arial" w:hAnsi="Arial"/>
-                <w:b w:val="false"/>
-                <w:bCs w:val="false"/>
-                <w:i w:val="false"/>
-                <w:iCs w:val="false"/>
-                <w:color w:val="000000"/>
-                <w:sz w:val="18"/>
-                <w:szCs w:val="18"/>
-              </w:rPr>
-              <w:t xml:space="preserve">Direct learners to the DQB: 'Go back to our Driving Question Board. Today was a big day — we finally have both the surface area AND the volume of both tanks. Which questions on our board can we now answer with real numbers?' [Allow 3 minutes for pairs to review and write their green sticky note.] Cold-call 3 pairs to read their Evidence-Based Answer aloud. After each, ask the class: 'Does this answer fully explain the Kisumu phenomenon? What evidence supports it?' Then say: 'Even great investigators always find new questions. Post one new question your group is wondering about.' After posting, read 2–3 new questions aloud and say: 'These are excellent mathematical instincts. In Lesson 10 — our final lesson — we will bring everything together and you will design your own investigation to answer questions like these.'</w:t>
-            </w:r>
-          </w:p>
-        </w:tc>
-        <w:tc>
-          <w:tcPr>
-            <w:tcW w:type="dxa" w:w="3040"/>
-            <w:shd w:fill="FFFFFF" w:color="auto" w:val="clear"/>
-            <w:tcMar>
-              <w:top w:type="dxa" w:w="60"/>
-              <w:left w:type="dxa" w:w="120"/>
-              <w:bottom w:type="dxa" w:w="60"/>
-              <w:right w:type="dxa" w:w="120"/>
-            </w:tcMar>
-            <w:vAlign w:val="top"/>
-          </w:tcPr>
-          <w:p>
-            <w:pPr>
-              <w:spacing w:after="40" w:before="0"/>
-              <w:jc w:val="left"/>
-            </w:pPr>
-            <w:r>
-              <w:rPr>
-                <w:rFonts w:ascii="Arial" w:cs="Arial" w:eastAsia="Arial" w:hAnsi="Arial"/>
-                <w:b w:val="false"/>
-                <w:bCs w:val="false"/>
-                <w:i w:val="false"/>
-                <w:iCs w:val="false"/>
-                <w:color w:val="000000"/>
-                <w:sz w:val="18"/>
-                <w:szCs w:val="18"/>
-              </w:rPr>
-              <w:t xml:space="preserve">Driving Question Board Evidence Mapping — returning to the DQB with colour-coded evidence answers (NGSS SEP 7: Engaging in Argument from Evidence) makes visible the progression of learners' understanding across the unit. The sentence stem 'We can now explain that… because our calculations show…' trains learners to distinguish claims from evidence-backed explanations. New 'I wonder' questions sustain curiosity and signal that mathematical investigation is generative, not terminal.</w:t>
-            </w:r>
-          </w:p>
-        </w:tc>
-        <w:tc>
-          <w:tcPr>
-            <w:tcW w:type="dxa" w:w="3040"/>
-            <w:shd w:fill="F2F2F2" w:color="auto" w:val="clear"/>
-            <w:tcMar>
-              <w:top w:type="dxa" w:w="60"/>
-              <w:left w:type="dxa" w:w="120"/>
-              <w:bottom w:type="dxa" w:w="60"/>
-              <w:right w:type="dxa" w:w="120"/>
-            </w:tcMar>
-            <w:vAlign w:val="top"/>
-          </w:tcPr>
-          <w:p>
-            <w:pPr>
-              <w:spacing w:after="40" w:before="0"/>
-              <w:jc w:val="left"/>
-            </w:pPr>
-            <w:r>
-              <w:rPr>
-                <w:rFonts w:ascii="Arial" w:cs="Arial" w:eastAsia="Arial" w:hAnsi="Arial"/>
-                <w:b w:val="false"/>
-                <w:bCs w:val="false"/>
-                <w:i w:val="false"/>
-                <w:iCs w:val="false"/>
-                <w:color w:val="000000"/>
-                <w:sz w:val="18"/>
-                <w:szCs w:val="18"/>
-              </w:rPr>
-              <w:t xml:space="preserve">Observable indicator: Are pairs able to cite specific numerical evidence in their green sticky notes (e.g., surface area values, both volumes ≈ 5,000 litres) rather than writing vague statements? A high-quality green note reads: 'We can now explain that the frustum tank uses less metal because its surface area is [X] cm² compared to [Y] cm² for the cylinder-hemisphere tank, even though both hold approximately 5,000 litres.' Flag pairs who write only general statements without numbers for reinforcement during Lesson 10.</w:t>
-            </w:r>
-          </w:p>
-        </w:tc>
-      </w:tr>
-      <w:tr>
-        <w:tc>
-          <w:tcPr>
-            <w:tcW w:type="dxa" w:w="1520"/>
-            <w:shd w:fill="D5E8F0" w:color="auto" w:val="clear"/>
-            <w:tcMar>
-              <w:top w:type="dxa" w:w="60"/>
-              <w:left w:type="dxa" w:w="120"/>
-              <w:bottom w:type="dxa" w:w="60"/>
-              <w:right w:type="dxa" w:w="120"/>
-            </w:tcMar>
-            <w:vAlign w:val="top"/>
-          </w:tcPr>
-          <w:p>
-            <w:pPr>
-              <w:spacing w:after="40" w:before="0"/>
-              <w:jc w:val="left"/>
-            </w:pPr>
-            <w:r>
-              <w:rPr>
-                <w:rFonts w:ascii="Arial" w:cs="Arial" w:eastAsia="Arial" w:hAnsi="Arial"/>
-                <w:b/>
-                <w:bCs/>
-                <w:i w:val="false"/>
-                <w:iCs w:val="false"/>
-                <w:color w:val="000000"/>
-                <w:sz w:val="18"/>
-                <w:szCs w:val="18"/>
-              </w:rPr>
-              <w:t xml:space="preserve">Model Building Phase</w:t>
-            </w:r>
-          </w:p>
-          <w:p>
-            <w:pPr>
-              <w:spacing w:after="20" w:before="0"/>
-            </w:pPr>
-            <w:r>
-              <w:rPr>
-                <w:rFonts w:ascii="Arial" w:cs="Arial" w:eastAsia="Arial" w:hAnsi="Arial"/>
-                <w:b/>
-                <w:bCs/>
-                <w:color w:val="1F3864"/>
-                <w:sz w:val="16"/>
-                <w:szCs w:val="16"/>
-              </w:rPr>
-              <w:t xml:space="preserve">📹 VIDEO:</w:t>
-            </w:r>
-          </w:p>
-          <w:p>
-            <w:pPr>
-              <w:spacing w:after="20" w:before="0"/>
-            </w:pPr>
-            <w:hyperlink w:history="1" r:id="rIdslbinoqn2tbnzwd14lva9">
-              <w:r>
-                <w:rPr>
-                  <w:rFonts w:ascii="Arial" w:cs="Arial" w:eastAsia="Arial" w:hAnsi="Arial"/>
-                  <w:color w:val="2E75B6"/>
-                  <w:sz w:val="16"/>
-                  <w:szCs w:val="16"/>
-                  <w:u w:val="single" w:color="2E75B6"/>
-                </w:rPr>
-                <w:t xml:space="preserve">Composite Solids Principles - Basic</w:t>
-              </w:r>
-            </w:hyperlink>
-          </w:p>
-          <w:p>
-            <w:pPr>
-              <w:spacing w:after="10" w:before="0"/>
-              <w:ind w:left="120"/>
-            </w:pPr>
-            <w:r>
-              <w:rPr>
-                <w:rFonts w:ascii="Arial" w:cs="Arial" w:eastAsia="Arial" w:hAnsi="Arial"/>
-                <w:color w:val="595959"/>
-                <w:sz w:val="14"/>
-                <w:szCs w:val="14"/>
-              </w:rPr>
-              <w:t xml:space="preserve">Source: CK-12</w:t>
-            </w:r>
-          </w:p>
-          <w:p>
-            <w:pPr>
-              <w:spacing w:after="10" w:before="0"/>
-              <w:ind w:left="120"/>
-            </w:pPr>
-            <w:hyperlink w:history="1" r:id="rId2pktk9ymq9vdri7lpwqpa">
-              <w:r>
-                <w:rPr>
-                  <w:rFonts w:ascii="Arial" w:cs="Arial" w:eastAsia="Arial" w:hAnsi="Arial"/>
-                  <w:color w:val="595959"/>
-                  <w:sz w:val="14"/>
-                  <w:szCs w:val="14"/>
-                  <w:u w:val="single" w:color="595959"/>
-                </w:rPr>
-                <w:t xml:space="preserve">🔍 Search ARES for similar videos</w:t>
-              </w:r>
-            </w:hyperlink>
-          </w:p>
-          <w:p>
-            <w:pPr>
-              <w:spacing w:after="40" w:before="0"/>
-            </w:pPr>
-            <w:r>
-              <w:rPr>
-                <w:sz w:val="14"/>
-                <w:szCs w:val="14"/>
-              </w:rPr>
-              <w:t xml:space="preserve"/>
-            </w:r>
-          </w:p>
-          <w:p>
-            <w:pPr>
-              <w:spacing w:after="20" w:before="0"/>
-            </w:pPr>
-            <w:r>
-              <w:rPr>
-                <w:rFonts w:ascii="Arial" w:cs="Arial" w:eastAsia="Arial" w:hAnsi="Arial"/>
-                <w:b/>
-                <w:bCs/>
-                <w:color w:val="1F3864"/>
-                <w:sz w:val="16"/>
-                <w:szCs w:val="16"/>
-              </w:rPr>
-              <w:t xml:space="preserve">📖 EXERCISE:</w:t>
-            </w:r>
-          </w:p>
-          <w:p>
-            <w:pPr>
-              <w:spacing w:after="20" w:before="0"/>
-            </w:pPr>
-            <w:hyperlink w:history="1" r:id="rIdvuutv84psi-5pkoczpeuy">
-              <w:r>
-                <w:rPr>
-                  <w:rFonts w:ascii="Arial" w:cs="Arial" w:eastAsia="Arial" w:hAnsi="Arial"/>
-                  <w:color w:val="2E75B6"/>
-                  <w:sz w:val="16"/>
-                  <w:szCs w:val="16"/>
-                  <w:u w:val="single" w:color="2E75B6"/>
-                </w:rPr>
-                <w:t xml:space="preserve">Solid geometry word problems</w:t>
-              </w:r>
-            </w:hyperlink>
-          </w:p>
-          <w:p>
-            <w:pPr>
-              <w:spacing w:after="10" w:before="0"/>
-              <w:ind w:left="120"/>
-            </w:pPr>
-            <w:r>
-              <w:rPr>
-                <w:rFonts w:ascii="Arial" w:cs="Arial" w:eastAsia="Arial" w:hAnsi="Arial"/>
-                <w:color w:val="595959"/>
-                <w:sz w:val="14"/>
-                <w:szCs w:val="14"/>
-              </w:rPr>
-              <w:t xml:space="preserve">Source: Khan Academy (English - US curriculum)</w:t>
-            </w:r>
-          </w:p>
-          <w:p>
-            <w:pPr>
-              <w:spacing w:after="10" w:before="0"/>
-              <w:ind w:left="120"/>
-            </w:pPr>
-            <w:hyperlink w:history="1" r:id="rIdacwzah8tcoshlkpzs_kpg">
+            <w:hyperlink w:history="1" r:id="rIddnjioxhycssw-mjs6d4bp">
               <w:r>
                 <w:rPr>
                   <w:rFonts w:ascii="Arial" w:cs="Arial" w:eastAsia="Arial" w:hAnsi="Arial"/>
@@ -29146,7 +29146,7 @@
             <w:pPr>
               <w:spacing w:after="20" w:before="0"/>
             </w:pPr>
-            <w:hyperlink w:history="1" r:id="rIdski-jz44bdtx3t_wmoyjq">
+            <w:hyperlink w:history="1" r:id="rIdq_yw-kmy2uqlmvx9cfwlj">
               <w:r>
                 <w:rPr>
                   <w:rFonts w:ascii="Arial" w:cs="Arial" w:eastAsia="Arial" w:hAnsi="Arial"/>
@@ -29179,7 +29179,7 @@
               <w:spacing w:after="10" w:before="0"/>
               <w:ind w:left="120"/>
             </w:pPr>
-            <w:hyperlink w:history="1" r:id="rIdxdmdyvhozijmz5wbx219c">
+            <w:hyperlink w:history="1" r:id="rIdejmucgey7b9fmtnmovdpq">
               <w:r>
                 <w:rPr>
                   <w:rFonts w:ascii="Arial" w:cs="Arial" w:eastAsia="Arial" w:hAnsi="Arial"/>
@@ -29224,7 +29224,7 @@
             <w:pPr>
               <w:spacing w:after="20" w:before="0"/>
             </w:pPr>
-            <w:hyperlink w:history="1" r:id="rId6hlnt70ol1qraihmldjj7">
+            <w:hyperlink w:history="1" r:id="rIdnfguzghbub5unwfhra9ep">
               <w:r>
                 <w:rPr>
                   <w:rFonts w:ascii="Arial" w:cs="Arial" w:eastAsia="Arial" w:hAnsi="Arial"/>
@@ -29257,7 +29257,7 @@
               <w:spacing w:after="10" w:before="0"/>
               <w:ind w:left="120"/>
             </w:pPr>
-            <w:hyperlink w:history="1" r:id="rIdc4tdaubg8uetys5zwxypc">
+            <w:hyperlink w:history="1" r:id="rIdk8z4cq_qawfq2ifsp4m_a">
               <w:r>
                 <w:rPr>
                   <w:rFonts w:ascii="Arial" w:cs="Arial" w:eastAsia="Arial" w:hAnsi="Arial"/>
@@ -29452,7 +29452,7 @@
             <w:pPr>
               <w:spacing w:after="20" w:before="0"/>
             </w:pPr>
-            <w:hyperlink w:history="1" r:id="rIdr2rejpssxwjygkkxulowc">
+            <w:hyperlink w:history="1" r:id="rIdyuqgzkqhh9aamoh0kt4rp">
               <w:r>
                 <w:rPr>
                   <w:rFonts w:ascii="Arial" w:cs="Arial" w:eastAsia="Arial" w:hAnsi="Arial"/>
@@ -29485,7 +29485,7 @@
               <w:spacing w:after="10" w:before="0"/>
               <w:ind w:left="120"/>
             </w:pPr>
-            <w:hyperlink w:history="1" r:id="rIddy8lzdgg83nu3_st1s_eu">
+            <w:hyperlink w:history="1" r:id="rId8riup6urbsr91bwxygchm">
               <w:r>
                 <w:rPr>
                   <w:rFonts w:ascii="Arial" w:cs="Arial" w:eastAsia="Arial" w:hAnsi="Arial"/>
@@ -29530,7 +29530,7 @@
             <w:pPr>
               <w:spacing w:after="20" w:before="0"/>
             </w:pPr>
-            <w:hyperlink w:history="1" r:id="rIdgghbgcbdounre1zuepnza">
+            <w:hyperlink w:history="1" r:id="rIdcmot6dtvgtnzqy7r6km_t">
               <w:r>
                 <w:rPr>
                   <w:rFonts w:ascii="Arial" w:cs="Arial" w:eastAsia="Arial" w:hAnsi="Arial"/>
@@ -29563,7 +29563,7 @@
               <w:spacing w:after="10" w:before="0"/>
               <w:ind w:left="120"/>
             </w:pPr>
-            <w:hyperlink w:history="1" r:id="rId9giiu72pjrbrstu2lhxks">
+            <w:hyperlink w:history="1" r:id="rIdqrs0q6bkazl9o6nhlad2l">
               <w:r>
                 <w:rPr>
                   <w:rFonts w:ascii="Arial" w:cs="Arial" w:eastAsia="Arial" w:hAnsi="Arial"/>
@@ -29758,7 +29758,7 @@
             <w:pPr>
               <w:spacing w:after="20" w:before="0"/>
             </w:pPr>
-            <w:hyperlink w:history="1" r:id="rIdxum5ze91pckq1vipok1ut">
+            <w:hyperlink w:history="1" r:id="rIdzimlzztmh1yq2hcuapfua">
               <w:r>
                 <w:rPr>
                   <w:rFonts w:ascii="Arial" w:cs="Arial" w:eastAsia="Arial" w:hAnsi="Arial"/>
@@ -29791,7 +29791,7 @@
               <w:spacing w:after="10" w:before="0"/>
               <w:ind w:left="120"/>
             </w:pPr>
-            <w:hyperlink w:history="1" r:id="rIdv9f31vhlkp92q6r-6ftgc">
+            <w:hyperlink w:history="1" r:id="rId6iujfxalcvd6snenyata1">
               <w:r>
                 <w:rPr>
                   <w:rFonts w:ascii="Arial" w:cs="Arial" w:eastAsia="Arial" w:hAnsi="Arial"/>
@@ -29836,7 +29836,7 @@
             <w:pPr>
               <w:spacing w:after="20" w:before="0"/>
             </w:pPr>
-            <w:hyperlink w:history="1" r:id="rIdk41dx7xagjvlvm-w6xu-f">
+            <w:hyperlink w:history="1" r:id="rIdw-aqv2u0fjsjhnavjzyl3">
               <w:r>
                 <w:rPr>
                   <w:rFonts w:ascii="Arial" w:cs="Arial" w:eastAsia="Arial" w:hAnsi="Arial"/>
@@ -29869,7 +29869,7 @@
               <w:spacing w:after="10" w:before="0"/>
               <w:ind w:left="120"/>
             </w:pPr>
-            <w:hyperlink w:history="1" r:id="rIdblxm6qohpnappmjer2buh">
+            <w:hyperlink w:history="1" r:id="rId36yl2tjh7n58nxihr94lu">
               <w:r>
                 <w:rPr>
                   <w:rFonts w:ascii="Arial" w:cs="Arial" w:eastAsia="Arial" w:hAnsi="Arial"/>
@@ -30064,7 +30064,7 @@
             <w:pPr>
               <w:spacing w:after="20" w:before="0"/>
             </w:pPr>
-            <w:hyperlink w:history="1" r:id="rIdjpjanjruazbimhyngzmcb">
+            <w:hyperlink w:history="1" r:id="rIdp9gic4jgnjmk0wsrcznyv">
               <w:r>
                 <w:rPr>
                   <w:rFonts w:ascii="Arial" w:cs="Arial" w:eastAsia="Arial" w:hAnsi="Arial"/>
@@ -30097,7 +30097,7 @@
               <w:spacing w:after="10" w:before="0"/>
               <w:ind w:left="120"/>
             </w:pPr>
-            <w:hyperlink w:history="1" r:id="rIdkgwnvmmxchzlmgcqfm_7r">
+            <w:hyperlink w:history="1" r:id="rIdalrcqi_1yngejcrugcicm">
               <w:r>
                 <w:rPr>
                   <w:rFonts w:ascii="Arial" w:cs="Arial" w:eastAsia="Arial" w:hAnsi="Arial"/>
@@ -30142,7 +30142,7 @@
             <w:pPr>
               <w:spacing w:after="20" w:before="0"/>
             </w:pPr>
-            <w:hyperlink w:history="1" r:id="rIdedgg0hw2fttfctmw9dab8">
+            <w:hyperlink w:history="1" r:id="rIdaegnqcdcfz3gz4iojco9j">
               <w:r>
                 <w:rPr>
                   <w:rFonts w:ascii="Arial" w:cs="Arial" w:eastAsia="Arial" w:hAnsi="Arial"/>
@@ -30175,7 +30175,7 @@
               <w:spacing w:after="10" w:before="0"/>
               <w:ind w:left="120"/>
             </w:pPr>
-            <w:hyperlink w:history="1" r:id="rIdzxvtlrttbttcm-zrhoja3">
+            <w:hyperlink w:history="1" r:id="rId4srjtmfe3ltirtt84bare">
               <w:r>
                 <w:rPr>
                   <w:rFonts w:ascii="Arial" w:cs="Arial" w:eastAsia="Arial" w:hAnsi="Arial"/>
@@ -30370,7 +30370,7 @@
             <w:pPr>
               <w:spacing w:after="20" w:before="0"/>
             </w:pPr>
-            <w:hyperlink w:history="1" r:id="rIddshe4h3evj6tlmd2vl_ql">
+            <w:hyperlink w:history="1" r:id="rId0erhe6w0qn0csz4raq07b">
               <w:r>
                 <w:rPr>
                   <w:rFonts w:ascii="Arial" w:cs="Arial" w:eastAsia="Arial" w:hAnsi="Arial"/>
@@ -30403,7 +30403,7 @@
               <w:spacing w:after="10" w:before="0"/>
               <w:ind w:left="120"/>
             </w:pPr>
-            <w:hyperlink w:history="1" r:id="rId5vdvliizczj3sn5ilppot">
+            <w:hyperlink w:history="1" r:id="rIdul1og6zsf925dbx151pxd">
               <w:r>
                 <w:rPr>
                   <w:rFonts w:ascii="Arial" w:cs="Arial" w:eastAsia="Arial" w:hAnsi="Arial"/>
@@ -30448,7 +30448,7 @@
             <w:pPr>
               <w:spacing w:after="20" w:before="0"/>
             </w:pPr>
-            <w:hyperlink w:history="1" r:id="rIdpvx7-3g1cxmyzrwwxwwh8">
+            <w:hyperlink w:history="1" r:id="rIdzsfefgggcpwynjlcdn-hq">
               <w:r>
                 <w:rPr>
                   <w:rFonts w:ascii="Arial" w:cs="Arial" w:eastAsia="Arial" w:hAnsi="Arial"/>
@@ -30481,7 +30481,7 @@
               <w:spacing w:after="10" w:before="0"/>
               <w:ind w:left="120"/>
             </w:pPr>
-            <w:hyperlink w:history="1" r:id="rIdlluivuk8bhwma67_aehjz">
+            <w:hyperlink w:history="1" r:id="rId8hyfgedisd54loyug8w-e">
               <w:r>
                 <w:rPr>
                   <w:rFonts w:ascii="Arial" w:cs="Arial" w:eastAsia="Arial" w:hAnsi="Arial"/>

--- a/data/outputs/v2/Maths/SS2.4_Surface_Area_and_Volume_of_Solids/Mathematics_Surface_Area_and_Volume_of_Solids_CBE_LessonSequence.docx
+++ b/data/outputs/v2/Maths/SS2.4_Surface_Area_and_Volume_of_Solids/Mathematics_Surface_Area_and_Volume_of_Solids_CBE_LessonSequence.docx
@@ -42,6 +42,177 @@
     </w:p>
     <w:p>
       <w:pPr>
+        <w:spacing w:after="80" w:before="120"/>
+      </w:pPr>
+      <w:r>
+        <w:rPr>
+          <w:rFonts w:ascii="Arial" w:cs="Arial" w:eastAsia="Arial" w:hAnsi="Arial"/>
+          <w:b/>
+          <w:bCs/>
+          <w:color w:val="1F3864"/>
+          <w:sz w:val="20"/>
+          <w:szCs w:val="20"/>
+        </w:rPr>
+        <w:t xml:space="preserve">ATTRIBUTION AND LICENSING</w:t>
+      </w:r>
+    </w:p>
+    <w:p>
+      <w:pPr>
+        <w:spacing w:after="60" w:before="0"/>
+      </w:pPr>
+      <w:r>
+        <w:rPr>
+          <w:rFonts w:ascii="Arial" w:cs="Arial" w:eastAsia="Arial" w:hAnsi="Arial"/>
+          <w:b/>
+          <w:bCs/>
+          <w:sz w:val="17"/>
+          <w:szCs w:val="17"/>
+        </w:rPr>
+        <w:t xml:space="preserve">Curriculum Alignment: </w:t>
+      </w:r>
+      <w:r>
+        <w:rPr>
+          <w:rFonts w:ascii="Arial" w:cs="Arial" w:eastAsia="Arial" w:hAnsi="Arial"/>
+          <w:sz w:val="17"/>
+          <w:szCs w:val="17"/>
+        </w:rPr>
+        <w:t xml:space="preserve">Structured in pedagogical alignment with the competence-based curriculum format and learning outcomes established by the Kenya Institute of Curriculum Development (KICD). This material is independently developed and is not officially endorsed or published by KICD.</w:t>
+      </w:r>
+    </w:p>
+    <w:p>
+      <w:pPr>
+        <w:spacing w:after="60" w:before="0"/>
+      </w:pPr>
+      <w:r>
+        <w:rPr>
+          <w:rFonts w:ascii="Arial" w:cs="Arial" w:eastAsia="Arial" w:hAnsi="Arial"/>
+          <w:b/>
+          <w:bCs/>
+          <w:sz w:val="17"/>
+          <w:szCs w:val="17"/>
+        </w:rPr>
+        <w:t xml:space="preserve">Content &amp; Pedagogy: </w:t>
+      </w:r>
+      <w:r>
+        <w:rPr>
+          <w:rFonts w:ascii="Arial" w:cs="Arial" w:eastAsia="Arial" w:hAnsi="Arial"/>
+          <w:sz w:val="17"/>
+          <w:szCs w:val="17"/>
+        </w:rPr>
+        <w:t xml:space="preserve">Developed and adapted by the educator team at SeaVuria (registered 501(c)(3) in the United States and registered NGO in Kenya, No. 872-850A-BF11), who designed the pedagogical framework, lesson templates and exemplar lessons on which this material is based.</w:t>
+      </w:r>
+    </w:p>
+    <w:p>
+      <w:pPr>
+        <w:spacing w:after="60" w:before="0"/>
+      </w:pPr>
+      <w:r>
+        <w:rPr>
+          <w:rFonts w:ascii="Arial" w:cs="Arial" w:eastAsia="Arial" w:hAnsi="Arial"/>
+          <w:b/>
+          <w:bCs/>
+          <w:sz w:val="17"/>
+          <w:szCs w:val="17"/>
+        </w:rPr>
+        <w:t xml:space="preserve">Production &amp; Layout: </w:t>
+      </w:r>
+      <w:r>
+        <w:rPr>
+          <w:rFonts w:ascii="Arial" w:cs="Arial" w:eastAsia="Arial" w:hAnsi="Arial"/>
+          <w:sz w:val="17"/>
+          <w:szCs w:val="17"/>
+        </w:rPr>
+        <w:t xml:space="preserve">Educational design and curriculum sequencing by SeaVuria. Technical layout, structural formatting, and digital optimization/implementation executed in partnership with ARES Education (registered 501(c)(3) in the United States and Canada (as Afretech Aid) and registered NGO in Kenya), with lesson drafting and compilation assisted by AI (Claude, Anthropic).</w:t>
+      </w:r>
+    </w:p>
+    <w:p>
+      <w:pPr>
+        <w:pBdr>
+          <w:bottom w:val="single" w:color="1F3864" w:sz="6" w:space="6"/>
+        </w:pBdr>
+        <w:spacing w:after="60" w:before="0"/>
+      </w:pPr>
+      <w:r>
+        <w:rPr>
+          <w:rFonts w:ascii="Arial" w:cs="Arial" w:eastAsia="Arial" w:hAnsi="Arial"/>
+          <w:b/>
+          <w:bCs/>
+          <w:sz w:val="17"/>
+          <w:szCs w:val="17"/>
+        </w:rPr>
+        <w:t xml:space="preserve">Licensing &amp; Copyright: </w:t>
+      </w:r>
+      <w:r>
+        <w:rPr>
+          <w:rFonts w:ascii="Arial" w:cs="Arial" w:eastAsia="Arial" w:hAnsi="Arial"/>
+          <w:sz w:val="17"/>
+          <w:szCs w:val="17"/>
+        </w:rPr>
+        <w:t xml:space="preserve">© 2026 SeaVuria and ARES. This work is licensed under a </w:t>
+      </w:r>
+      <w:hyperlink w:history="1" r:id="rIdoadtm9keikfxgw9sfdgzt">
+        <w:r>
+          <w:rPr>
+            <w:rFonts w:ascii="Arial" w:cs="Arial" w:eastAsia="Arial" w:hAnsi="Arial"/>
+            <w:color w:val="1F6B75"/>
+            <w:sz w:val="17"/>
+            <w:szCs w:val="17"/>
+            <w:u w:val="single" w:color="1F6B75"/>
+          </w:rPr>
+          <w:t xml:space="preserve">Creative Commons Attribution-NonCommercial 4.0 International License</w:t>
+        </w:r>
+      </w:hyperlink>
+      <w:r>
+        <w:rPr>
+          <w:rFonts w:ascii="Arial" w:cs="Arial" w:eastAsia="Arial" w:hAnsi="Arial"/>
+          <w:sz w:val="17"/>
+          <w:szCs w:val="17"/>
+        </w:rPr>
+        <w:t xml:space="preserve"> (</w:t>
+      </w:r>
+      <w:hyperlink w:history="1" r:id="rIdtjla6ngzqeeqprklypnmz">
+        <w:r>
+          <w:rPr>
+            <w:rFonts w:ascii="Arial" w:cs="Arial" w:eastAsia="Arial" w:hAnsi="Arial"/>
+            <w:color w:val="1F6B75"/>
+            <w:sz w:val="17"/>
+            <w:szCs w:val="17"/>
+            <w:u w:val="single" w:color="1F6B75"/>
+          </w:rPr>
+          <w:t xml:space="preserve">CC BY-NC 4.0</w:t>
+        </w:r>
+      </w:hyperlink>
+      <w:r>
+        <w:rPr>
+          <w:rFonts w:ascii="Arial" w:cs="Arial" w:eastAsia="Arial" w:hAnsi="Arial"/>
+          <w:sz w:val="17"/>
+          <w:szCs w:val="17"/>
+        </w:rPr>
+        <w:t xml:space="preserve">). To view a copy of this license, visit </w:t>
+      </w:r>
+      <w:hyperlink w:history="1" r:id="rIdogwdfwshhi2zbzgznjnf8">
+        <w:r>
+          <w:rPr>
+            <w:rFonts w:ascii="Arial" w:cs="Arial" w:eastAsia="Arial" w:hAnsi="Arial"/>
+            <w:color w:val="1F6B75"/>
+            <w:sz w:val="17"/>
+            <w:szCs w:val="17"/>
+            <w:u w:val="single" w:color="1F6B75"/>
+          </w:rPr>
+          <w:t xml:space="preserve">https://creativecommons.org/licenses/by-nc/4.0/</w:t>
+        </w:r>
+      </w:hyperlink>
+      <w:r>
+        <w:rPr>
+          <w:rFonts w:ascii="Arial" w:cs="Arial" w:eastAsia="Arial" w:hAnsi="Arial"/>
+          <w:sz w:val="17"/>
+          <w:szCs w:val="17"/>
+        </w:rPr>
+        <w:t xml:space="preserve">. You are free to copy, redistribute, and adapt this material in any medium or format, provided appropriate credit is given and the material is not used for commercial purposes. KICD learning outcomes and curriculum designations reproduced here for alignment purposes remain the property of KICD and are not covered by this license. Linked external resources (e.g. CK-12, Khan Academy, PhET) are subject to their own licenses.</w:t>
+      </w:r>
+    </w:p>
+    <w:p>
+      <w:pPr>
         <w:spacing w:after="120"/>
       </w:pPr>
       <w:r>
@@ -3539,7 +3710,7 @@
             <w:pPr>
               <w:spacing w:after="20" w:before="0"/>
             </w:pPr>
-            <w:hyperlink w:history="1" r:id="rIdyifz9ov3c__3hxmyouelb">
+            <w:hyperlink w:history="1" r:id="rIdzyzpecjxlfrfwomu4srng">
               <w:r>
                 <w:rPr>
                   <w:rFonts w:ascii="Arial" w:cs="Arial" w:eastAsia="Arial" w:hAnsi="Arial"/>
@@ -3572,7 +3743,7 @@
               <w:spacing w:after="10" w:before="0"/>
               <w:ind w:left="120"/>
             </w:pPr>
-            <w:hyperlink w:history="1" r:id="rIdwiaqo2tyuttybpkbsp0ho">
+            <w:hyperlink w:history="1" r:id="rIdz4-ib2ziwyeudscwvvfkx">
               <w:r>
                 <w:rPr>
                   <w:rFonts w:ascii="Arial" w:cs="Arial" w:eastAsia="Arial" w:hAnsi="Arial"/>
@@ -3617,7 +3788,7 @@
             <w:pPr>
               <w:spacing w:after="20" w:before="0"/>
             </w:pPr>
-            <w:hyperlink w:history="1" r:id="rIdzflecwim9smjbj8i-jhl9">
+            <w:hyperlink w:history="1" r:id="rIdzekfow0ppu64izlvjrphw">
               <w:r>
                 <w:rPr>
                   <w:rFonts w:ascii="Arial" w:cs="Arial" w:eastAsia="Arial" w:hAnsi="Arial"/>
@@ -3650,7 +3821,7 @@
               <w:spacing w:after="10" w:before="0"/>
               <w:ind w:left="120"/>
             </w:pPr>
-            <w:hyperlink w:history="1" r:id="rIdiaurr5rjtxh_bsm3kg9fn">
+            <w:hyperlink w:history="1" r:id="rId1uqolgbkh7r4ho7riolma">
               <w:r>
                 <w:rPr>
                   <w:rFonts w:ascii="Arial" w:cs="Arial" w:eastAsia="Arial" w:hAnsi="Arial"/>
@@ -3845,7 +4016,7 @@
             <w:pPr>
               <w:spacing w:after="20" w:before="0"/>
             </w:pPr>
-            <w:hyperlink w:history="1" r:id="rId8a_ww1f4hbaoevyeplfem">
+            <w:hyperlink w:history="1" r:id="rIdshcdsh_mcx7zyvkxgtt6r">
               <w:r>
                 <w:rPr>
                   <w:rFonts w:ascii="Arial" w:cs="Arial" w:eastAsia="Arial" w:hAnsi="Arial"/>
@@ -3878,7 +4049,7 @@
               <w:spacing w:after="10" w:before="0"/>
               <w:ind w:left="120"/>
             </w:pPr>
-            <w:hyperlink w:history="1" r:id="rIddx3frtevuumcsg8sfcege">
+            <w:hyperlink w:history="1" r:id="rIdpnalv-40ldxvmupo61g2v">
               <w:r>
                 <w:rPr>
                   <w:rFonts w:ascii="Arial" w:cs="Arial" w:eastAsia="Arial" w:hAnsi="Arial"/>
@@ -3923,7 +4094,7 @@
             <w:pPr>
               <w:spacing w:after="20" w:before="0"/>
             </w:pPr>
-            <w:hyperlink w:history="1" r:id="rIdbtyzhewztgpbmuenjwjbx">
+            <w:hyperlink w:history="1" r:id="rIdtypicgj5alotzoz5auvyu">
               <w:r>
                 <w:rPr>
                   <w:rFonts w:ascii="Arial" w:cs="Arial" w:eastAsia="Arial" w:hAnsi="Arial"/>
@@ -3956,7 +4127,7 @@
               <w:spacing w:after="10" w:before="0"/>
               <w:ind w:left="120"/>
             </w:pPr>
-            <w:hyperlink w:history="1" r:id="rIda0jw_xx8s3fklhwpwu-m-">
+            <w:hyperlink w:history="1" r:id="rIdwlggg0ifnbnvzc0_fyws-">
               <w:r>
                 <w:rPr>
                   <w:rFonts w:ascii="Arial" w:cs="Arial" w:eastAsia="Arial" w:hAnsi="Arial"/>
@@ -4151,7 +4322,7 @@
             <w:pPr>
               <w:spacing w:after="20" w:before="0"/>
             </w:pPr>
-            <w:hyperlink w:history="1" r:id="rId88vfgj3-qfjmfertzlzgp">
+            <w:hyperlink w:history="1" r:id="rIdmswf7aq9lsuiaoxd-u_jw">
               <w:r>
                 <w:rPr>
                   <w:rFonts w:ascii="Arial" w:cs="Arial" w:eastAsia="Arial" w:hAnsi="Arial"/>
@@ -4184,7 +4355,7 @@
               <w:spacing w:after="10" w:before="0"/>
               <w:ind w:left="120"/>
             </w:pPr>
-            <w:hyperlink w:history="1" r:id="rIdcblgg9w_ugabkgeabtpi1">
+            <w:hyperlink w:history="1" r:id="rIdc1dshoicoinsbh4mzgbwu">
               <w:r>
                 <w:rPr>
                   <w:rFonts w:ascii="Arial" w:cs="Arial" w:eastAsia="Arial" w:hAnsi="Arial"/>
@@ -4229,7 +4400,7 @@
             <w:pPr>
               <w:spacing w:after="20" w:before="0"/>
             </w:pPr>
-            <w:hyperlink w:history="1" r:id="rIdj8o8c46samnte5nubim3a">
+            <w:hyperlink w:history="1" r:id="rIdvspeae09mpaufq1vtug2k">
               <w:r>
                 <w:rPr>
                   <w:rFonts w:ascii="Arial" w:cs="Arial" w:eastAsia="Arial" w:hAnsi="Arial"/>
@@ -4262,7 +4433,7 @@
               <w:spacing w:after="10" w:before="0"/>
               <w:ind w:left="120"/>
             </w:pPr>
-            <w:hyperlink w:history="1" r:id="rId9evbvhfoi9nprqgvxwxyl">
+            <w:hyperlink w:history="1" r:id="rIdt-y1e-1lhqbbhjanq5vth">
               <w:r>
                 <w:rPr>
                   <w:rFonts w:ascii="Arial" w:cs="Arial" w:eastAsia="Arial" w:hAnsi="Arial"/>
@@ -4457,7 +4628,7 @@
             <w:pPr>
               <w:spacing w:after="20" w:before="0"/>
             </w:pPr>
-            <w:hyperlink w:history="1" r:id="rIdozibfgayjrwjlupnanhdr">
+            <w:hyperlink w:history="1" r:id="rIdcpyo-xqum57_d2zihdcem">
               <w:r>
                 <w:rPr>
                   <w:rFonts w:ascii="Arial" w:cs="Arial" w:eastAsia="Arial" w:hAnsi="Arial"/>
@@ -4490,7 +4661,7 @@
               <w:spacing w:after="10" w:before="0"/>
               <w:ind w:left="120"/>
             </w:pPr>
-            <w:hyperlink w:history="1" r:id="rIdvwxsim-yhn4ltpk4mkhrl">
+            <w:hyperlink w:history="1" r:id="rIdlmnniz6fro5vgg8xf6prh">
               <w:r>
                 <w:rPr>
                   <w:rFonts w:ascii="Arial" w:cs="Arial" w:eastAsia="Arial" w:hAnsi="Arial"/>
@@ -4535,7 +4706,7 @@
             <w:pPr>
               <w:spacing w:after="20" w:before="0"/>
             </w:pPr>
-            <w:hyperlink w:history="1" r:id="rIdt8y_5g0wyr1rjup_wwsyq">
+            <w:hyperlink w:history="1" r:id="rIdarn-eidmhcnale4bzxi6v">
               <w:r>
                 <w:rPr>
                   <w:rFonts w:ascii="Arial" w:cs="Arial" w:eastAsia="Arial" w:hAnsi="Arial"/>
@@ -4568,7 +4739,7 @@
               <w:spacing w:after="10" w:before="0"/>
               <w:ind w:left="120"/>
             </w:pPr>
-            <w:hyperlink w:history="1" r:id="rId5zinoja5vrt237dppgxj0">
+            <w:hyperlink w:history="1" r:id="rIdwtqewgt3hu8zzih1awu1r">
               <w:r>
                 <w:rPr>
                   <w:rFonts w:ascii="Arial" w:cs="Arial" w:eastAsia="Arial" w:hAnsi="Arial"/>
@@ -4763,7 +4934,7 @@
             <w:pPr>
               <w:spacing w:after="20" w:before="0"/>
             </w:pPr>
-            <w:hyperlink w:history="1" r:id="rIdx3grjvabwk66c8ks4fdb1">
+            <w:hyperlink w:history="1" r:id="rId2oy-5f3xa6lglrfiozjs1">
               <w:r>
                 <w:rPr>
                   <w:rFonts w:ascii="Arial" w:cs="Arial" w:eastAsia="Arial" w:hAnsi="Arial"/>
@@ -4796,7 +4967,7 @@
               <w:spacing w:after="10" w:before="0"/>
               <w:ind w:left="120"/>
             </w:pPr>
-            <w:hyperlink w:history="1" r:id="rId0gahvtmdt8wj5xaj-vzbc">
+            <w:hyperlink w:history="1" r:id="rIdzfv_eyuyizb0wobvxoxd1">
               <w:r>
                 <w:rPr>
                   <w:rFonts w:ascii="Arial" w:cs="Arial" w:eastAsia="Arial" w:hAnsi="Arial"/>
@@ -4841,7 +5012,7 @@
             <w:pPr>
               <w:spacing w:after="20" w:before="0"/>
             </w:pPr>
-            <w:hyperlink w:history="1" r:id="rIdf031cudyvxpnaswiqqerv">
+            <w:hyperlink w:history="1" r:id="rIdmu1_40abgwfwtjii3ovcp">
               <w:r>
                 <w:rPr>
                   <w:rFonts w:ascii="Arial" w:cs="Arial" w:eastAsia="Arial" w:hAnsi="Arial"/>
@@ -4874,7 +5045,7 @@
               <w:spacing w:after="10" w:before="0"/>
               <w:ind w:left="120"/>
             </w:pPr>
-            <w:hyperlink w:history="1" r:id="rIdgtqpohz8faw2ajc9xgls5">
+            <w:hyperlink w:history="1" r:id="rIdhmd7tli2uawkacv-lfah7">
               <w:r>
                 <w:rPr>
                   <w:rFonts w:ascii="Arial" w:cs="Arial" w:eastAsia="Arial" w:hAnsi="Arial"/>
@@ -5370,6 +5541,65 @@
         </w:tc>
       </w:tr>
     </w:tbl>
+    <w:p>
+      <w:pPr>
+        <w:pBdr>
+          <w:top w:val="single" w:color="BBBBBB" w:sz="4" w:space="4"/>
+        </w:pBdr>
+        <w:spacing w:after="0" w:before="160"/>
+      </w:pPr>
+      <w:r>
+        <w:rPr>
+          <w:rFonts w:ascii="Arial" w:cs="Arial" w:eastAsia="Arial" w:hAnsi="Arial"/>
+          <w:color w:val="666666"/>
+          <w:sz w:val="14"/>
+          <w:szCs w:val="14"/>
+        </w:rPr>
+        <w:t xml:space="preserve">© 2026 SeaVuria and ARES. Aligned with KICD objectives. Developed by SeaVuria; technical implementation by ARES (with AI assistance from Claude). Licensed under </w:t>
+      </w:r>
+      <w:hyperlink w:history="1" r:id="rIdl1kwala913usjvw3rpks9">
+        <w:r>
+          <w:rPr>
+            <w:rFonts w:ascii="Arial" w:cs="Arial" w:eastAsia="Arial" w:hAnsi="Arial"/>
+            <w:color w:val="1F6B75"/>
+            <w:sz w:val="14"/>
+            <w:szCs w:val="14"/>
+            <w:u w:val="single" w:color="1F6B75"/>
+          </w:rPr>
+          <w:t xml:space="preserve">CC BY-NC 4.0</w:t>
+        </w:r>
+      </w:hyperlink>
+      <w:r>
+        <w:rPr>
+          <w:rFonts w:ascii="Arial" w:cs="Arial" w:eastAsia="Arial" w:hAnsi="Arial"/>
+          <w:color w:val="666666"/>
+          <w:sz w:val="14"/>
+          <w:szCs w:val="14"/>
+        </w:rPr>
+        <w:t xml:space="preserve"> (</w:t>
+      </w:r>
+      <w:hyperlink w:history="1" r:id="rIdveemp32ujbpsvkci5ttu1">
+        <w:r>
+          <w:rPr>
+            <w:rFonts w:ascii="Arial" w:cs="Arial" w:eastAsia="Arial" w:hAnsi="Arial"/>
+            <w:color w:val="1F6B75"/>
+            <w:sz w:val="14"/>
+            <w:szCs w:val="14"/>
+            <w:u w:val="single" w:color="1F6B75"/>
+          </w:rPr>
+          <w:t xml:space="preserve">https://creativecommons.org/licenses/by-nc/4.0/</w:t>
+        </w:r>
+      </w:hyperlink>
+      <w:r>
+        <w:rPr>
+          <w:rFonts w:ascii="Arial" w:cs="Arial" w:eastAsia="Arial" w:hAnsi="Arial"/>
+          <w:color w:val="666666"/>
+          <w:sz w:val="14"/>
+          <w:szCs w:val="14"/>
+        </w:rPr>
+        <w:t xml:space="preserve">).</w:t>
+      </w:r>
+    </w:p>
     <w:p>
       <w:r>
         <w:br w:type="page"/>
@@ -6361,7 +6591,7 @@
             <w:pPr>
               <w:spacing w:after="20" w:before="0"/>
             </w:pPr>
-            <w:hyperlink w:history="1" r:id="rIdw1mxsghh4c0k4ulz49zah">
+            <w:hyperlink w:history="1" r:id="rIdiqpkjf8jaslcitzu_iutc">
               <w:r>
                 <w:rPr>
                   <w:rFonts w:ascii="Arial" w:cs="Arial" w:eastAsia="Arial" w:hAnsi="Arial"/>
@@ -6394,7 +6624,7 @@
               <w:spacing w:after="10" w:before="0"/>
               <w:ind w:left="120"/>
             </w:pPr>
-            <w:hyperlink w:history="1" r:id="rIdlsgv5vwv8e7nav_x9z6nd">
+            <w:hyperlink w:history="1" r:id="rIdc8gx3_en6rb3xiiu_diss">
               <w:r>
                 <w:rPr>
                   <w:rFonts w:ascii="Arial" w:cs="Arial" w:eastAsia="Arial" w:hAnsi="Arial"/>
@@ -6439,7 +6669,7 @@
             <w:pPr>
               <w:spacing w:after="20" w:before="0"/>
             </w:pPr>
-            <w:hyperlink w:history="1" r:id="rId0ewlcprmsctxq3jsfvs9l">
+            <w:hyperlink w:history="1" r:id="rIdxbxh4xcbrvnh2gk2pkss3">
               <w:r>
                 <w:rPr>
                   <w:rFonts w:ascii="Arial" w:cs="Arial" w:eastAsia="Arial" w:hAnsi="Arial"/>
@@ -6472,7 +6702,7 @@
               <w:spacing w:after="10" w:before="0"/>
               <w:ind w:left="120"/>
             </w:pPr>
-            <w:hyperlink w:history="1" r:id="rIdnsta3j5wgrkcenl7c6nmx">
+            <w:hyperlink w:history="1" r:id="rIdqfpbsdcll7kcm5t3oo5u_">
               <w:r>
                 <w:rPr>
                   <w:rFonts w:ascii="Arial" w:cs="Arial" w:eastAsia="Arial" w:hAnsi="Arial"/>
@@ -6667,7 +6897,7 @@
             <w:pPr>
               <w:spacing w:after="20" w:before="0"/>
             </w:pPr>
-            <w:hyperlink w:history="1" r:id="rId40-oill0sa85s8ounbg0z">
+            <w:hyperlink w:history="1" r:id="rIdf7jf7acxr8sn-6syezfjr">
               <w:r>
                 <w:rPr>
                   <w:rFonts w:ascii="Arial" w:cs="Arial" w:eastAsia="Arial" w:hAnsi="Arial"/>
@@ -6700,7 +6930,7 @@
               <w:spacing w:after="10" w:before="0"/>
               <w:ind w:left="120"/>
             </w:pPr>
-            <w:hyperlink w:history="1" r:id="rIdp6ujluf4kjk3ybsrxbqqs">
+            <w:hyperlink w:history="1" r:id="rIdizctkfzun_dlovigdyq0n">
               <w:r>
                 <w:rPr>
                   <w:rFonts w:ascii="Arial" w:cs="Arial" w:eastAsia="Arial" w:hAnsi="Arial"/>
@@ -6745,7 +6975,7 @@
             <w:pPr>
               <w:spacing w:after="20" w:before="0"/>
             </w:pPr>
-            <w:hyperlink w:history="1" r:id="rIdehfby-jfss2mexwtpbpco">
+            <w:hyperlink w:history="1" r:id="rIdz8apzstioajht13ff0x9w">
               <w:r>
                 <w:rPr>
                   <w:rFonts w:ascii="Arial" w:cs="Arial" w:eastAsia="Arial" w:hAnsi="Arial"/>
@@ -6778,7 +7008,7 @@
               <w:spacing w:after="10" w:before="0"/>
               <w:ind w:left="120"/>
             </w:pPr>
-            <w:hyperlink w:history="1" r:id="rIdujuoh_tp9dzadafep2o7e">
+            <w:hyperlink w:history="1" r:id="rIdjpep1kbae7xohhlr7yjis">
               <w:r>
                 <w:rPr>
                   <w:rFonts w:ascii="Arial" w:cs="Arial" w:eastAsia="Arial" w:hAnsi="Arial"/>
@@ -6973,7 +7203,7 @@
             <w:pPr>
               <w:spacing w:after="20" w:before="0"/>
             </w:pPr>
-            <w:hyperlink w:history="1" r:id="rId_awh412ww15sytjfdrjv_">
+            <w:hyperlink w:history="1" r:id="rIdexfm1uquui5nvrzbbvpc4">
               <w:r>
                 <w:rPr>
                   <w:rFonts w:ascii="Arial" w:cs="Arial" w:eastAsia="Arial" w:hAnsi="Arial"/>
@@ -7006,7 +7236,7 @@
               <w:spacing w:after="10" w:before="0"/>
               <w:ind w:left="120"/>
             </w:pPr>
-            <w:hyperlink w:history="1" r:id="rIdpv_6ace8yrm3otglelnhe">
+            <w:hyperlink w:history="1" r:id="rIdovymjmju64yr3zt50nyrt">
               <w:r>
                 <w:rPr>
                   <w:rFonts w:ascii="Arial" w:cs="Arial" w:eastAsia="Arial" w:hAnsi="Arial"/>
@@ -7051,7 +7281,7 @@
             <w:pPr>
               <w:spacing w:after="20" w:before="0"/>
             </w:pPr>
-            <w:hyperlink w:history="1" r:id="rId2o1bw3x5vo3bgaval8kql">
+            <w:hyperlink w:history="1" r:id="rIdlyjixn1i16uf5-8ymsqtr">
               <w:r>
                 <w:rPr>
                   <w:rFonts w:ascii="Arial" w:cs="Arial" w:eastAsia="Arial" w:hAnsi="Arial"/>
@@ -7084,7 +7314,7 @@
               <w:spacing w:after="10" w:before="0"/>
               <w:ind w:left="120"/>
             </w:pPr>
-            <w:hyperlink w:history="1" r:id="rIdgrs7hy-kga7nc93bwdfsu">
+            <w:hyperlink w:history="1" r:id="rIdmfrpux_56u2r0flwgwr9g">
               <w:r>
                 <w:rPr>
                   <w:rFonts w:ascii="Arial" w:cs="Arial" w:eastAsia="Arial" w:hAnsi="Arial"/>
@@ -7279,7 +7509,7 @@
             <w:pPr>
               <w:spacing w:after="20" w:before="0"/>
             </w:pPr>
-            <w:hyperlink w:history="1" r:id="rIdhnly_q9xohqhbhohsia8j">
+            <w:hyperlink w:history="1" r:id="rIdlrxhnngnjv6xb-v8cglvt">
               <w:r>
                 <w:rPr>
                   <w:rFonts w:ascii="Arial" w:cs="Arial" w:eastAsia="Arial" w:hAnsi="Arial"/>
@@ -7312,7 +7542,7 @@
               <w:spacing w:after="10" w:before="0"/>
               <w:ind w:left="120"/>
             </w:pPr>
-            <w:hyperlink w:history="1" r:id="rIduddsocvhfzzwbb5dg8d5e">
+            <w:hyperlink w:history="1" r:id="rId_wlsfjv7wzttdzpix4w5g">
               <w:r>
                 <w:rPr>
                   <w:rFonts w:ascii="Arial" w:cs="Arial" w:eastAsia="Arial" w:hAnsi="Arial"/>
@@ -7357,7 +7587,7 @@
             <w:pPr>
               <w:spacing w:after="20" w:before="0"/>
             </w:pPr>
-            <w:hyperlink w:history="1" r:id="rIdndwzl1hpiemltlewe2yzt">
+            <w:hyperlink w:history="1" r:id="rId1bptxrbaczavwldnvz8sx">
               <w:r>
                 <w:rPr>
                   <w:rFonts w:ascii="Arial" w:cs="Arial" w:eastAsia="Arial" w:hAnsi="Arial"/>
@@ -7390,7 +7620,7 @@
               <w:spacing w:after="10" w:before="0"/>
               <w:ind w:left="120"/>
             </w:pPr>
-            <w:hyperlink w:history="1" r:id="rIdx11hjqrds1h3mdwcplyoe">
+            <w:hyperlink w:history="1" r:id="rIdpdwv_wajnzh8cabpth-f7">
               <w:r>
                 <w:rPr>
                   <w:rFonts w:ascii="Arial" w:cs="Arial" w:eastAsia="Arial" w:hAnsi="Arial"/>
@@ -7585,7 +7815,7 @@
             <w:pPr>
               <w:spacing w:after="20" w:before="0"/>
             </w:pPr>
-            <w:hyperlink w:history="1" r:id="rIdizq5ynniiru0p_sxilwac">
+            <w:hyperlink w:history="1" r:id="rId1_pyitu70c09giktysccj">
               <w:r>
                 <w:rPr>
                   <w:rFonts w:ascii="Arial" w:cs="Arial" w:eastAsia="Arial" w:hAnsi="Arial"/>
@@ -7618,7 +7848,7 @@
               <w:spacing w:after="10" w:before="0"/>
               <w:ind w:left="120"/>
             </w:pPr>
-            <w:hyperlink w:history="1" r:id="rId0xpe4ovmisqejqlgitcdo">
+            <w:hyperlink w:history="1" r:id="rIdlknejhmm5v7dbbomvp0jt">
               <w:r>
                 <w:rPr>
                   <w:rFonts w:ascii="Arial" w:cs="Arial" w:eastAsia="Arial" w:hAnsi="Arial"/>
@@ -7663,7 +7893,7 @@
             <w:pPr>
               <w:spacing w:after="20" w:before="0"/>
             </w:pPr>
-            <w:hyperlink w:history="1" r:id="rIdbkcrsrvsy_fnywzpzzubj">
+            <w:hyperlink w:history="1" r:id="rIdculhv4f7eiyekwasqgzyh">
               <w:r>
                 <w:rPr>
                   <w:rFonts w:ascii="Arial" w:cs="Arial" w:eastAsia="Arial" w:hAnsi="Arial"/>
@@ -7696,7 +7926,7 @@
               <w:spacing w:after="10" w:before="0"/>
               <w:ind w:left="120"/>
             </w:pPr>
-            <w:hyperlink w:history="1" r:id="rIdd5mip0gwhwfl9cmsqa7mq">
+            <w:hyperlink w:history="1" r:id="rId-_wwo9etrdn_pjuveipc1">
               <w:r>
                 <w:rPr>
                   <w:rFonts w:ascii="Arial" w:cs="Arial" w:eastAsia="Arial" w:hAnsi="Arial"/>
@@ -8192,6 +8422,65 @@
         </w:tc>
       </w:tr>
     </w:tbl>
+    <w:p>
+      <w:pPr>
+        <w:pBdr>
+          <w:top w:val="single" w:color="BBBBBB" w:sz="4" w:space="4"/>
+        </w:pBdr>
+        <w:spacing w:after="0" w:before="160"/>
+      </w:pPr>
+      <w:r>
+        <w:rPr>
+          <w:rFonts w:ascii="Arial" w:cs="Arial" w:eastAsia="Arial" w:hAnsi="Arial"/>
+          <w:color w:val="666666"/>
+          <w:sz w:val="14"/>
+          <w:szCs w:val="14"/>
+        </w:rPr>
+        <w:t xml:space="preserve">© 2026 SeaVuria and ARES. Aligned with KICD objectives. Developed by SeaVuria; technical implementation by ARES (with AI assistance from Claude). Licensed under </w:t>
+      </w:r>
+      <w:hyperlink w:history="1" r:id="rIdyqzeqpi6hcrs7576xn26n">
+        <w:r>
+          <w:rPr>
+            <w:rFonts w:ascii="Arial" w:cs="Arial" w:eastAsia="Arial" w:hAnsi="Arial"/>
+            <w:color w:val="1F6B75"/>
+            <w:sz w:val="14"/>
+            <w:szCs w:val="14"/>
+            <w:u w:val="single" w:color="1F6B75"/>
+          </w:rPr>
+          <w:t xml:space="preserve">CC BY-NC 4.0</w:t>
+        </w:r>
+      </w:hyperlink>
+      <w:r>
+        <w:rPr>
+          <w:rFonts w:ascii="Arial" w:cs="Arial" w:eastAsia="Arial" w:hAnsi="Arial"/>
+          <w:color w:val="666666"/>
+          <w:sz w:val="14"/>
+          <w:szCs w:val="14"/>
+        </w:rPr>
+        <w:t xml:space="preserve"> (</w:t>
+      </w:r>
+      <w:hyperlink w:history="1" r:id="rIdxiwgdd2_joyenqelelwm0">
+        <w:r>
+          <w:rPr>
+            <w:rFonts w:ascii="Arial" w:cs="Arial" w:eastAsia="Arial" w:hAnsi="Arial"/>
+            <w:color w:val="1F6B75"/>
+            <w:sz w:val="14"/>
+            <w:szCs w:val="14"/>
+            <w:u w:val="single" w:color="1F6B75"/>
+          </w:rPr>
+          <w:t xml:space="preserve">https://creativecommons.org/licenses/by-nc/4.0/</w:t>
+        </w:r>
+      </w:hyperlink>
+      <w:r>
+        <w:rPr>
+          <w:rFonts w:ascii="Arial" w:cs="Arial" w:eastAsia="Arial" w:hAnsi="Arial"/>
+          <w:color w:val="666666"/>
+          <w:sz w:val="14"/>
+          <w:szCs w:val="14"/>
+        </w:rPr>
+        <w:t xml:space="preserve">).</w:t>
+      </w:r>
+    </w:p>
     <w:p>
       <w:r>
         <w:br w:type="page"/>
@@ -9183,7 +9472,7 @@
             <w:pPr>
               <w:spacing w:after="20" w:before="0"/>
             </w:pPr>
-            <w:hyperlink w:history="1" r:id="rIddhofscx1n5asjwlk5rgn2">
+            <w:hyperlink w:history="1" r:id="rId4ljvcxnii1pddpjadkfju">
               <w:r>
                 <w:rPr>
                   <w:rFonts w:ascii="Arial" w:cs="Arial" w:eastAsia="Arial" w:hAnsi="Arial"/>
@@ -9216,7 +9505,7 @@
               <w:spacing w:after="10" w:before="0"/>
               <w:ind w:left="120"/>
             </w:pPr>
-            <w:hyperlink w:history="1" r:id="rId9wiw6pb1_6xboz3kpm4bx">
+            <w:hyperlink w:history="1" r:id="rIdye6mqufncudhiyu5uglkw">
               <w:r>
                 <w:rPr>
                   <w:rFonts w:ascii="Arial" w:cs="Arial" w:eastAsia="Arial" w:hAnsi="Arial"/>
@@ -9261,7 +9550,7 @@
             <w:pPr>
               <w:spacing w:after="20" w:before="0"/>
             </w:pPr>
-            <w:hyperlink w:history="1" r:id="rIdynkaerlmn29yjotfohyfs">
+            <w:hyperlink w:history="1" r:id="rIdickyjebpzfj7113hgz-to">
               <w:r>
                 <w:rPr>
                   <w:rFonts w:ascii="Arial" w:cs="Arial" w:eastAsia="Arial" w:hAnsi="Arial"/>
@@ -9294,7 +9583,7 @@
               <w:spacing w:after="10" w:before="0"/>
               <w:ind w:left="120"/>
             </w:pPr>
-            <w:hyperlink w:history="1" r:id="rIde_rxmwexf4dobo8wpxm-i">
+            <w:hyperlink w:history="1" r:id="rIdlkean62ddhpjvxt-jly85">
               <w:r>
                 <w:rPr>
                   <w:rFonts w:ascii="Arial" w:cs="Arial" w:eastAsia="Arial" w:hAnsi="Arial"/>
@@ -9489,7 +9778,7 @@
             <w:pPr>
               <w:spacing w:after="20" w:before="0"/>
             </w:pPr>
-            <w:hyperlink w:history="1" r:id="rIdqcpv_ilyehtisp3ovvpvx">
+            <w:hyperlink w:history="1" r:id="rIdzwt8aqhrunas0i3xxpdjx">
               <w:r>
                 <w:rPr>
                   <w:rFonts w:ascii="Arial" w:cs="Arial" w:eastAsia="Arial" w:hAnsi="Arial"/>
@@ -9522,7 +9811,7 @@
               <w:spacing w:after="10" w:before="0"/>
               <w:ind w:left="120"/>
             </w:pPr>
-            <w:hyperlink w:history="1" r:id="rIdn-h0j1zfwvd63yacf8k3h">
+            <w:hyperlink w:history="1" r:id="rIdtxwn_lodannkcelz244sn">
               <w:r>
                 <w:rPr>
                   <w:rFonts w:ascii="Arial" w:cs="Arial" w:eastAsia="Arial" w:hAnsi="Arial"/>
@@ -9567,7 +9856,7 @@
             <w:pPr>
               <w:spacing w:after="20" w:before="0"/>
             </w:pPr>
-            <w:hyperlink w:history="1" r:id="rIdhww7jwsg-ejwjmf0qyvxm">
+            <w:hyperlink w:history="1" r:id="rIdw3aw_2zhny38fmsfgbicc">
               <w:r>
                 <w:rPr>
                   <w:rFonts w:ascii="Arial" w:cs="Arial" w:eastAsia="Arial" w:hAnsi="Arial"/>
@@ -9600,7 +9889,7 @@
               <w:spacing w:after="10" w:before="0"/>
               <w:ind w:left="120"/>
             </w:pPr>
-            <w:hyperlink w:history="1" r:id="rIdaztujhtniojp9x1bqaaf1">
+            <w:hyperlink w:history="1" r:id="rIdwg4gf1yxojh9dxrmyyv6a">
               <w:r>
                 <w:rPr>
                   <w:rFonts w:ascii="Arial" w:cs="Arial" w:eastAsia="Arial" w:hAnsi="Arial"/>
@@ -9795,7 +10084,7 @@
             <w:pPr>
               <w:spacing w:after="20" w:before="0"/>
             </w:pPr>
-            <w:hyperlink w:history="1" r:id="rIdiogkprhbwfjx0zhrhm4ft">
+            <w:hyperlink w:history="1" r:id="rIdcrddyzcuawctvmj22sdph">
               <w:r>
                 <w:rPr>
                   <w:rFonts w:ascii="Arial" w:cs="Arial" w:eastAsia="Arial" w:hAnsi="Arial"/>
@@ -9828,7 +10117,7 @@
               <w:spacing w:after="10" w:before="0"/>
               <w:ind w:left="120"/>
             </w:pPr>
-            <w:hyperlink w:history="1" r:id="rIdslyfv8uvcjhe_kmqzadtm">
+            <w:hyperlink w:history="1" r:id="rIdzr3blns3xgmdfqdwmshkx">
               <w:r>
                 <w:rPr>
                   <w:rFonts w:ascii="Arial" w:cs="Arial" w:eastAsia="Arial" w:hAnsi="Arial"/>
@@ -9873,7 +10162,7 @@
             <w:pPr>
               <w:spacing w:after="20" w:before="0"/>
             </w:pPr>
-            <w:hyperlink w:history="1" r:id="rIdqsmirhx7udjcbeb44ey45">
+            <w:hyperlink w:history="1" r:id="rIdh-865pesmqk1mtkyvtlzn">
               <w:r>
                 <w:rPr>
                   <w:rFonts w:ascii="Arial" w:cs="Arial" w:eastAsia="Arial" w:hAnsi="Arial"/>
@@ -9906,7 +10195,7 @@
               <w:spacing w:after="10" w:before="0"/>
               <w:ind w:left="120"/>
             </w:pPr>
-            <w:hyperlink w:history="1" r:id="rIdozga_rbzsclltlh3jbbgd">
+            <w:hyperlink w:history="1" r:id="rIdcxtotvi9eqmypgn61rl6q">
               <w:r>
                 <w:rPr>
                   <w:rFonts w:ascii="Arial" w:cs="Arial" w:eastAsia="Arial" w:hAnsi="Arial"/>
@@ -10101,7 +10390,7 @@
             <w:pPr>
               <w:spacing w:after="20" w:before="0"/>
             </w:pPr>
-            <w:hyperlink w:history="1" r:id="rIdazkenyvfwowd9rbl5pzuc">
+            <w:hyperlink w:history="1" r:id="rIdk88nqalzf9my7r-yoa_gh">
               <w:r>
                 <w:rPr>
                   <w:rFonts w:ascii="Arial" w:cs="Arial" w:eastAsia="Arial" w:hAnsi="Arial"/>
@@ -10134,7 +10423,7 @@
               <w:spacing w:after="10" w:before="0"/>
               <w:ind w:left="120"/>
             </w:pPr>
-            <w:hyperlink w:history="1" r:id="rIdazcvqpvj59ntb-mc-bzrx">
+            <w:hyperlink w:history="1" r:id="rIdv8exkqmdjmp2wd7uhilkk">
               <w:r>
                 <w:rPr>
                   <w:rFonts w:ascii="Arial" w:cs="Arial" w:eastAsia="Arial" w:hAnsi="Arial"/>
@@ -10179,7 +10468,7 @@
             <w:pPr>
               <w:spacing w:after="20" w:before="0"/>
             </w:pPr>
-            <w:hyperlink w:history="1" r:id="rId3l0k96hzgnm80wbjyw93d">
+            <w:hyperlink w:history="1" r:id="rIdm8fog6fw1dayw4nbmojzd">
               <w:r>
                 <w:rPr>
                   <w:rFonts w:ascii="Arial" w:cs="Arial" w:eastAsia="Arial" w:hAnsi="Arial"/>
@@ -10212,7 +10501,7 @@
               <w:spacing w:after="10" w:before="0"/>
               <w:ind w:left="120"/>
             </w:pPr>
-            <w:hyperlink w:history="1" r:id="rIdwtgqfp1ijhyie5lamjm0e">
+            <w:hyperlink w:history="1" r:id="rId1wcyx28zif2wlwntczslk">
               <w:r>
                 <w:rPr>
                   <w:rFonts w:ascii="Arial" w:cs="Arial" w:eastAsia="Arial" w:hAnsi="Arial"/>
@@ -10407,7 +10696,7 @@
             <w:pPr>
               <w:spacing w:after="20" w:before="0"/>
             </w:pPr>
-            <w:hyperlink w:history="1" r:id="rIdom8wmyrhapohu0jdustdu">
+            <w:hyperlink w:history="1" r:id="rIdhahjckm_rmjjafsythczp">
               <w:r>
                 <w:rPr>
                   <w:rFonts w:ascii="Arial" w:cs="Arial" w:eastAsia="Arial" w:hAnsi="Arial"/>
@@ -10440,7 +10729,7 @@
               <w:spacing w:after="10" w:before="0"/>
               <w:ind w:left="120"/>
             </w:pPr>
-            <w:hyperlink w:history="1" r:id="rIdu9svtexhviqk8kpnqlpbc">
+            <w:hyperlink w:history="1" r:id="rId_2ajmisj--eaeyjcwt70h">
               <w:r>
                 <w:rPr>
                   <w:rFonts w:ascii="Arial" w:cs="Arial" w:eastAsia="Arial" w:hAnsi="Arial"/>
@@ -10485,7 +10774,7 @@
             <w:pPr>
               <w:spacing w:after="20" w:before="0"/>
             </w:pPr>
-            <w:hyperlink w:history="1" r:id="rId2cl_a8vomsazjqtackrke">
+            <w:hyperlink w:history="1" r:id="rIdpf5qe30a7plab4piybgox">
               <w:r>
                 <w:rPr>
                   <w:rFonts w:ascii="Arial" w:cs="Arial" w:eastAsia="Arial" w:hAnsi="Arial"/>
@@ -10518,7 +10807,7 @@
               <w:spacing w:after="10" w:before="0"/>
               <w:ind w:left="120"/>
             </w:pPr>
-            <w:hyperlink w:history="1" r:id="rId8hbqrvlfb3hlyrj2u9qw4">
+            <w:hyperlink w:history="1" r:id="rIdvomc1knolpla41ltsgwxp">
               <w:r>
                 <w:rPr>
                   <w:rFonts w:ascii="Arial" w:cs="Arial" w:eastAsia="Arial" w:hAnsi="Arial"/>
@@ -11014,6 +11303,65 @@
         </w:tc>
       </w:tr>
     </w:tbl>
+    <w:p>
+      <w:pPr>
+        <w:pBdr>
+          <w:top w:val="single" w:color="BBBBBB" w:sz="4" w:space="4"/>
+        </w:pBdr>
+        <w:spacing w:after="0" w:before="160"/>
+      </w:pPr>
+      <w:r>
+        <w:rPr>
+          <w:rFonts w:ascii="Arial" w:cs="Arial" w:eastAsia="Arial" w:hAnsi="Arial"/>
+          <w:color w:val="666666"/>
+          <w:sz w:val="14"/>
+          <w:szCs w:val="14"/>
+        </w:rPr>
+        <w:t xml:space="preserve">© 2026 SeaVuria and ARES. Aligned with KICD objectives. Developed by SeaVuria; technical implementation by ARES (with AI assistance from Claude). Licensed under </w:t>
+      </w:r>
+      <w:hyperlink w:history="1" r:id="rIdvzb55jnlsmn2qonurg_om">
+        <w:r>
+          <w:rPr>
+            <w:rFonts w:ascii="Arial" w:cs="Arial" w:eastAsia="Arial" w:hAnsi="Arial"/>
+            <w:color w:val="1F6B75"/>
+            <w:sz w:val="14"/>
+            <w:szCs w:val="14"/>
+            <w:u w:val="single" w:color="1F6B75"/>
+          </w:rPr>
+          <w:t xml:space="preserve">CC BY-NC 4.0</w:t>
+        </w:r>
+      </w:hyperlink>
+      <w:r>
+        <w:rPr>
+          <w:rFonts w:ascii="Arial" w:cs="Arial" w:eastAsia="Arial" w:hAnsi="Arial"/>
+          <w:color w:val="666666"/>
+          <w:sz w:val="14"/>
+          <w:szCs w:val="14"/>
+        </w:rPr>
+        <w:t xml:space="preserve"> (</w:t>
+      </w:r>
+      <w:hyperlink w:history="1" r:id="rId-fz7arevdcvjzteic7cwn">
+        <w:r>
+          <w:rPr>
+            <w:rFonts w:ascii="Arial" w:cs="Arial" w:eastAsia="Arial" w:hAnsi="Arial"/>
+            <w:color w:val="1F6B75"/>
+            <w:sz w:val="14"/>
+            <w:szCs w:val="14"/>
+            <w:u w:val="single" w:color="1F6B75"/>
+          </w:rPr>
+          <w:t xml:space="preserve">https://creativecommons.org/licenses/by-nc/4.0/</w:t>
+        </w:r>
+      </w:hyperlink>
+      <w:r>
+        <w:rPr>
+          <w:rFonts w:ascii="Arial" w:cs="Arial" w:eastAsia="Arial" w:hAnsi="Arial"/>
+          <w:color w:val="666666"/>
+          <w:sz w:val="14"/>
+          <w:szCs w:val="14"/>
+        </w:rPr>
+        <w:t xml:space="preserve">).</w:t>
+      </w:r>
+    </w:p>
     <w:p>
       <w:r>
         <w:br w:type="page"/>
@@ -12005,7 +12353,7 @@
             <w:pPr>
               <w:spacing w:after="20" w:before="0"/>
             </w:pPr>
-            <w:hyperlink w:history="1" r:id="rIdymrp-3qnnisaksgct1tht">
+            <w:hyperlink w:history="1" r:id="rIdf_ey0pvoim1m00xsickoc">
               <w:r>
                 <w:rPr>
                   <w:rFonts w:ascii="Arial" w:cs="Arial" w:eastAsia="Arial" w:hAnsi="Arial"/>
@@ -12038,7 +12386,7 @@
               <w:spacing w:after="10" w:before="0"/>
               <w:ind w:left="120"/>
             </w:pPr>
-            <w:hyperlink w:history="1" r:id="rIde-qfqu2io0pfywawdbeij">
+            <w:hyperlink w:history="1" r:id="rIdfwks2cbp5mnis7poomjuh">
               <w:r>
                 <w:rPr>
                   <w:rFonts w:ascii="Arial" w:cs="Arial" w:eastAsia="Arial" w:hAnsi="Arial"/>
@@ -12083,7 +12431,7 @@
             <w:pPr>
               <w:spacing w:after="20" w:before="0"/>
             </w:pPr>
-            <w:hyperlink w:history="1" r:id="rId6a_uaoyiokwe-kszeqdfz">
+            <w:hyperlink w:history="1" r:id="rIdfi-ymoz7ahypq9dp2jqru">
               <w:r>
                 <w:rPr>
                   <w:rFonts w:ascii="Arial" w:cs="Arial" w:eastAsia="Arial" w:hAnsi="Arial"/>
@@ -12116,7 +12464,7 @@
               <w:spacing w:after="10" w:before="0"/>
               <w:ind w:left="120"/>
             </w:pPr>
-            <w:hyperlink w:history="1" r:id="rIdw-0vx1dji0t_2r3zt7wia">
+            <w:hyperlink w:history="1" r:id="rIdrqkgfit0x72i7svrvywaz">
               <w:r>
                 <w:rPr>
                   <w:rFonts w:ascii="Arial" w:cs="Arial" w:eastAsia="Arial" w:hAnsi="Arial"/>
@@ -12311,7 +12659,7 @@
             <w:pPr>
               <w:spacing w:after="20" w:before="0"/>
             </w:pPr>
-            <w:hyperlink w:history="1" r:id="rId_bz-7dqhxkftkm5nbodze">
+            <w:hyperlink w:history="1" r:id="rIdm6ojyoqxuutubga1j0qi8">
               <w:r>
                 <w:rPr>
                   <w:rFonts w:ascii="Arial" w:cs="Arial" w:eastAsia="Arial" w:hAnsi="Arial"/>
@@ -12344,7 +12692,7 @@
               <w:spacing w:after="10" w:before="0"/>
               <w:ind w:left="120"/>
             </w:pPr>
-            <w:hyperlink w:history="1" r:id="rIdemv1osf9uofnb7ov5_ana">
+            <w:hyperlink w:history="1" r:id="rIdb5evmpajdc8docv-wujcf">
               <w:r>
                 <w:rPr>
                   <w:rFonts w:ascii="Arial" w:cs="Arial" w:eastAsia="Arial" w:hAnsi="Arial"/>
@@ -12389,7 +12737,7 @@
             <w:pPr>
               <w:spacing w:after="20" w:before="0"/>
             </w:pPr>
-            <w:hyperlink w:history="1" r:id="rIdvrqwx5kfwuusccrqixtd1">
+            <w:hyperlink w:history="1" r:id="rIdqfwyxrvulqenn-p0oiogi">
               <w:r>
                 <w:rPr>
                   <w:rFonts w:ascii="Arial" w:cs="Arial" w:eastAsia="Arial" w:hAnsi="Arial"/>
@@ -12422,7 +12770,7 @@
               <w:spacing w:after="10" w:before="0"/>
               <w:ind w:left="120"/>
             </w:pPr>
-            <w:hyperlink w:history="1" r:id="rIdta2pww5t-k-mrp4gvazlo">
+            <w:hyperlink w:history="1" r:id="rIdqqts8ainz_2bsrknqrdhv">
               <w:r>
                 <w:rPr>
                   <w:rFonts w:ascii="Arial" w:cs="Arial" w:eastAsia="Arial" w:hAnsi="Arial"/>
@@ -12617,7 +12965,7 @@
             <w:pPr>
               <w:spacing w:after="20" w:before="0"/>
             </w:pPr>
-            <w:hyperlink w:history="1" r:id="rId5lzldnwxmrfmh03qfdh5f">
+            <w:hyperlink w:history="1" r:id="rId3misyjnbwwrvzxd2qorxe">
               <w:r>
                 <w:rPr>
                   <w:rFonts w:ascii="Arial" w:cs="Arial" w:eastAsia="Arial" w:hAnsi="Arial"/>
@@ -12650,7 +12998,7 @@
               <w:spacing w:after="10" w:before="0"/>
               <w:ind w:left="120"/>
             </w:pPr>
-            <w:hyperlink w:history="1" r:id="rId2nai87xbzuzojo0ucfime">
+            <w:hyperlink w:history="1" r:id="rIdj5wvrnve1ham7-5xxor6m">
               <w:r>
                 <w:rPr>
                   <w:rFonts w:ascii="Arial" w:cs="Arial" w:eastAsia="Arial" w:hAnsi="Arial"/>
@@ -12695,7 +13043,7 @@
             <w:pPr>
               <w:spacing w:after="20" w:before="0"/>
             </w:pPr>
-            <w:hyperlink w:history="1" r:id="rIdo-jx-ziduc7tvnxqow2ec">
+            <w:hyperlink w:history="1" r:id="rIdbzp_nm4dcu5bswu9syvxk">
               <w:r>
                 <w:rPr>
                   <w:rFonts w:ascii="Arial" w:cs="Arial" w:eastAsia="Arial" w:hAnsi="Arial"/>
@@ -12728,7 +13076,7 @@
               <w:spacing w:after="10" w:before="0"/>
               <w:ind w:left="120"/>
             </w:pPr>
-            <w:hyperlink w:history="1" r:id="rIdledov2gdch18cwwwh7orj">
+            <w:hyperlink w:history="1" r:id="rIdyxxav0qmv-lp0v99y5anz">
               <w:r>
                 <w:rPr>
                   <w:rFonts w:ascii="Arial" w:cs="Arial" w:eastAsia="Arial" w:hAnsi="Arial"/>
@@ -12923,7 +13271,7 @@
             <w:pPr>
               <w:spacing w:after="20" w:before="0"/>
             </w:pPr>
-            <w:hyperlink w:history="1" r:id="rIdzomrq5_pdg78uvgj4ucbc">
+            <w:hyperlink w:history="1" r:id="rId1dgihiljbljdrrhzrbxz_">
               <w:r>
                 <w:rPr>
                   <w:rFonts w:ascii="Arial" w:cs="Arial" w:eastAsia="Arial" w:hAnsi="Arial"/>
@@ -12956,7 +13304,7 @@
               <w:spacing w:after="10" w:before="0"/>
               <w:ind w:left="120"/>
             </w:pPr>
-            <w:hyperlink w:history="1" r:id="rIdis0u5uvz0gq1ll_qvxkm4">
+            <w:hyperlink w:history="1" r:id="rId5ih6uon38som0fqvwu29e">
               <w:r>
                 <w:rPr>
                   <w:rFonts w:ascii="Arial" w:cs="Arial" w:eastAsia="Arial" w:hAnsi="Arial"/>
@@ -13001,7 +13349,7 @@
             <w:pPr>
               <w:spacing w:after="20" w:before="0"/>
             </w:pPr>
-            <w:hyperlink w:history="1" r:id="rIdfoaonymuzvwxr_i2ieir7">
+            <w:hyperlink w:history="1" r:id="rIddko6nbtvfiioe3ilflck8">
               <w:r>
                 <w:rPr>
                   <w:rFonts w:ascii="Arial" w:cs="Arial" w:eastAsia="Arial" w:hAnsi="Arial"/>
@@ -13034,7 +13382,7 @@
               <w:spacing w:after="10" w:before="0"/>
               <w:ind w:left="120"/>
             </w:pPr>
-            <w:hyperlink w:history="1" r:id="rIdxgjlbvcsqtgulwszqlq_3">
+            <w:hyperlink w:history="1" r:id="rIdcsgejbzmbmpjug_cf6bhl">
               <w:r>
                 <w:rPr>
                   <w:rFonts w:ascii="Arial" w:cs="Arial" w:eastAsia="Arial" w:hAnsi="Arial"/>
@@ -13229,7 +13577,7 @@
             <w:pPr>
               <w:spacing w:after="20" w:before="0"/>
             </w:pPr>
-            <w:hyperlink w:history="1" r:id="rIdufvyl4td9gqiijxb03ox0">
+            <w:hyperlink w:history="1" r:id="rId6pumvwldcagwqw08wkbng">
               <w:r>
                 <w:rPr>
                   <w:rFonts w:ascii="Arial" w:cs="Arial" w:eastAsia="Arial" w:hAnsi="Arial"/>
@@ -13262,7 +13610,7 @@
               <w:spacing w:after="10" w:before="0"/>
               <w:ind w:left="120"/>
             </w:pPr>
-            <w:hyperlink w:history="1" r:id="rId91ft3qnnfl3gn-bnh8vrh">
+            <w:hyperlink w:history="1" r:id="rIdxtuiht_wty5kge302girj">
               <w:r>
                 <w:rPr>
                   <w:rFonts w:ascii="Arial" w:cs="Arial" w:eastAsia="Arial" w:hAnsi="Arial"/>
@@ -13307,7 +13655,7 @@
             <w:pPr>
               <w:spacing w:after="20" w:before="0"/>
             </w:pPr>
-            <w:hyperlink w:history="1" r:id="rIdcojjkre0yy2wcbwlvh4o5">
+            <w:hyperlink w:history="1" r:id="rIdtyvoxoto3mxxw93v_a6qr">
               <w:r>
                 <w:rPr>
                   <w:rFonts w:ascii="Arial" w:cs="Arial" w:eastAsia="Arial" w:hAnsi="Arial"/>
@@ -13340,7 +13688,7 @@
               <w:spacing w:after="10" w:before="0"/>
               <w:ind w:left="120"/>
             </w:pPr>
-            <w:hyperlink w:history="1" r:id="rIdmrtvfq9f8snyshc88iqny">
+            <w:hyperlink w:history="1" r:id="rIdxcb5duuiod9b2evifwf_8">
               <w:r>
                 <w:rPr>
                   <w:rFonts w:ascii="Arial" w:cs="Arial" w:eastAsia="Arial" w:hAnsi="Arial"/>
@@ -13836,6 +14184,65 @@
         </w:tc>
       </w:tr>
     </w:tbl>
+    <w:p>
+      <w:pPr>
+        <w:pBdr>
+          <w:top w:val="single" w:color="BBBBBB" w:sz="4" w:space="4"/>
+        </w:pBdr>
+        <w:spacing w:after="0" w:before="160"/>
+      </w:pPr>
+      <w:r>
+        <w:rPr>
+          <w:rFonts w:ascii="Arial" w:cs="Arial" w:eastAsia="Arial" w:hAnsi="Arial"/>
+          <w:color w:val="666666"/>
+          <w:sz w:val="14"/>
+          <w:szCs w:val="14"/>
+        </w:rPr>
+        <w:t xml:space="preserve">© 2026 SeaVuria and ARES. Aligned with KICD objectives. Developed by SeaVuria; technical implementation by ARES (with AI assistance from Claude). Licensed under </w:t>
+      </w:r>
+      <w:hyperlink w:history="1" r:id="rIdtyqszd6hfy3tf1oyj4ubl">
+        <w:r>
+          <w:rPr>
+            <w:rFonts w:ascii="Arial" w:cs="Arial" w:eastAsia="Arial" w:hAnsi="Arial"/>
+            <w:color w:val="1F6B75"/>
+            <w:sz w:val="14"/>
+            <w:szCs w:val="14"/>
+            <w:u w:val="single" w:color="1F6B75"/>
+          </w:rPr>
+          <w:t xml:space="preserve">CC BY-NC 4.0</w:t>
+        </w:r>
+      </w:hyperlink>
+      <w:r>
+        <w:rPr>
+          <w:rFonts w:ascii="Arial" w:cs="Arial" w:eastAsia="Arial" w:hAnsi="Arial"/>
+          <w:color w:val="666666"/>
+          <w:sz w:val="14"/>
+          <w:szCs w:val="14"/>
+        </w:rPr>
+        <w:t xml:space="preserve"> (</w:t>
+      </w:r>
+      <w:hyperlink w:history="1" r:id="rIdqpvysb_qgy_uebjonmju4">
+        <w:r>
+          <w:rPr>
+            <w:rFonts w:ascii="Arial" w:cs="Arial" w:eastAsia="Arial" w:hAnsi="Arial"/>
+            <w:color w:val="1F6B75"/>
+            <w:sz w:val="14"/>
+            <w:szCs w:val="14"/>
+            <w:u w:val="single" w:color="1F6B75"/>
+          </w:rPr>
+          <w:t xml:space="preserve">https://creativecommons.org/licenses/by-nc/4.0/</w:t>
+        </w:r>
+      </w:hyperlink>
+      <w:r>
+        <w:rPr>
+          <w:rFonts w:ascii="Arial" w:cs="Arial" w:eastAsia="Arial" w:hAnsi="Arial"/>
+          <w:color w:val="666666"/>
+          <w:sz w:val="14"/>
+          <w:szCs w:val="14"/>
+        </w:rPr>
+        <w:t xml:space="preserve">).</w:t>
+      </w:r>
+    </w:p>
     <w:p>
       <w:r>
         <w:br w:type="page"/>
@@ -14827,7 +15234,7 @@
             <w:pPr>
               <w:spacing w:after="20" w:before="0"/>
             </w:pPr>
-            <w:hyperlink w:history="1" r:id="rId6zjrpj0h7inuv5r-z7m6i">
+            <w:hyperlink w:history="1" r:id="rIdjx3ewlkp9dptbtsqnpynt">
               <w:r>
                 <w:rPr>
                   <w:rFonts w:ascii="Arial" w:cs="Arial" w:eastAsia="Arial" w:hAnsi="Arial"/>
@@ -14860,7 +15267,7 @@
               <w:spacing w:after="10" w:before="0"/>
               <w:ind w:left="120"/>
             </w:pPr>
-            <w:hyperlink w:history="1" r:id="rIddimugk7mzior-wpw7i0z7">
+            <w:hyperlink w:history="1" r:id="rIduk7yo-ngdiwwogyne4tkw">
               <w:r>
                 <w:rPr>
                   <w:rFonts w:ascii="Arial" w:cs="Arial" w:eastAsia="Arial" w:hAnsi="Arial"/>
@@ -14905,7 +15312,7 @@
             <w:pPr>
               <w:spacing w:after="20" w:before="0"/>
             </w:pPr>
-            <w:hyperlink w:history="1" r:id="rIdyg-tmin3az46wphvjhvo_">
+            <w:hyperlink w:history="1" r:id="rIdfzzcoxmm9-k5e0esc036o">
               <w:r>
                 <w:rPr>
                   <w:rFonts w:ascii="Arial" w:cs="Arial" w:eastAsia="Arial" w:hAnsi="Arial"/>
@@ -14938,7 +15345,7 @@
               <w:spacing w:after="10" w:before="0"/>
               <w:ind w:left="120"/>
             </w:pPr>
-            <w:hyperlink w:history="1" r:id="rIdywhvqf5hvrnpgnjvhpign">
+            <w:hyperlink w:history="1" r:id="rIdrsbkxbw671mf4ymauvic4">
               <w:r>
                 <w:rPr>
                   <w:rFonts w:ascii="Arial" w:cs="Arial" w:eastAsia="Arial" w:hAnsi="Arial"/>
@@ -15133,7 +15540,7 @@
             <w:pPr>
               <w:spacing w:after="20" w:before="0"/>
             </w:pPr>
-            <w:hyperlink w:history="1" r:id="rIdfcmsjbs7dwdx6gzq7lm_m">
+            <w:hyperlink w:history="1" r:id="rIdh5lcd10bjbxtv27dxllqz">
               <w:r>
                 <w:rPr>
                   <w:rFonts w:ascii="Arial" w:cs="Arial" w:eastAsia="Arial" w:hAnsi="Arial"/>
@@ -15166,7 +15573,7 @@
               <w:spacing w:after="10" w:before="0"/>
               <w:ind w:left="120"/>
             </w:pPr>
-            <w:hyperlink w:history="1" r:id="rIdy_htgvm_epxj0eqqem7iz">
+            <w:hyperlink w:history="1" r:id="rIdnvw7wnbvarqqxq33y8utw">
               <w:r>
                 <w:rPr>
                   <w:rFonts w:ascii="Arial" w:cs="Arial" w:eastAsia="Arial" w:hAnsi="Arial"/>
@@ -15211,7 +15618,7 @@
             <w:pPr>
               <w:spacing w:after="20" w:before="0"/>
             </w:pPr>
-            <w:hyperlink w:history="1" r:id="rIdjoijtfwzjhme8q4tkes6f">
+            <w:hyperlink w:history="1" r:id="rIdx2kzyj_mleesknosm6ymb">
               <w:r>
                 <w:rPr>
                   <w:rFonts w:ascii="Arial" w:cs="Arial" w:eastAsia="Arial" w:hAnsi="Arial"/>
@@ -15244,7 +15651,7 @@
               <w:spacing w:after="10" w:before="0"/>
               <w:ind w:left="120"/>
             </w:pPr>
-            <w:hyperlink w:history="1" r:id="rIdwemltkznqt-x3dz9sol7m">
+            <w:hyperlink w:history="1" r:id="rIdmdup-g_rz1b-_w_wtdrzq">
               <w:r>
                 <w:rPr>
                   <w:rFonts w:ascii="Arial" w:cs="Arial" w:eastAsia="Arial" w:hAnsi="Arial"/>
@@ -15439,7 +15846,7 @@
             <w:pPr>
               <w:spacing w:after="20" w:before="0"/>
             </w:pPr>
-            <w:hyperlink w:history="1" r:id="rIdcwlyuvx3xghgn4p_okptg">
+            <w:hyperlink w:history="1" r:id="rIdixvobdaiztosrqflbazun">
               <w:r>
                 <w:rPr>
                   <w:rFonts w:ascii="Arial" w:cs="Arial" w:eastAsia="Arial" w:hAnsi="Arial"/>
@@ -15472,7 +15879,7 @@
               <w:spacing w:after="10" w:before="0"/>
               <w:ind w:left="120"/>
             </w:pPr>
-            <w:hyperlink w:history="1" r:id="rIdoh1nr8lkiif3odcoteyju">
+            <w:hyperlink w:history="1" r:id="rId76cnpgwzkl4sp_42_-3dr">
               <w:r>
                 <w:rPr>
                   <w:rFonts w:ascii="Arial" w:cs="Arial" w:eastAsia="Arial" w:hAnsi="Arial"/>
@@ -15517,7 +15924,7 @@
             <w:pPr>
               <w:spacing w:after="20" w:before="0"/>
             </w:pPr>
-            <w:hyperlink w:history="1" r:id="rIdhwambcabx0hk1f51lsydl">
+            <w:hyperlink w:history="1" r:id="rIdvynkirwvlh_vk3tei01qu">
               <w:r>
                 <w:rPr>
                   <w:rFonts w:ascii="Arial" w:cs="Arial" w:eastAsia="Arial" w:hAnsi="Arial"/>
@@ -15550,7 +15957,7 @@
               <w:spacing w:after="10" w:before="0"/>
               <w:ind w:left="120"/>
             </w:pPr>
-            <w:hyperlink w:history="1" r:id="rIdbslnjdrjzb4gelgqenr03">
+            <w:hyperlink w:history="1" r:id="rIdoqxmbvpvnnnrpkcz5iqyq">
               <w:r>
                 <w:rPr>
                   <w:rFonts w:ascii="Arial" w:cs="Arial" w:eastAsia="Arial" w:hAnsi="Arial"/>
@@ -15745,7 +16152,7 @@
             <w:pPr>
               <w:spacing w:after="20" w:before="0"/>
             </w:pPr>
-            <w:hyperlink w:history="1" r:id="rIdpthbbyh_2ex7jnlzponfj">
+            <w:hyperlink w:history="1" r:id="rIdi_bjxo8ws13zqplavbjhc">
               <w:r>
                 <w:rPr>
                   <w:rFonts w:ascii="Arial" w:cs="Arial" w:eastAsia="Arial" w:hAnsi="Arial"/>
@@ -15778,7 +16185,7 @@
               <w:spacing w:after="10" w:before="0"/>
               <w:ind w:left="120"/>
             </w:pPr>
-            <w:hyperlink w:history="1" r:id="rIddmlg_cg9gwxakzh84v_ej">
+            <w:hyperlink w:history="1" r:id="rIdlcn99d7sema6xde2sxbzb">
               <w:r>
                 <w:rPr>
                   <w:rFonts w:ascii="Arial" w:cs="Arial" w:eastAsia="Arial" w:hAnsi="Arial"/>
@@ -15823,7 +16230,7 @@
             <w:pPr>
               <w:spacing w:after="20" w:before="0"/>
             </w:pPr>
-            <w:hyperlink w:history="1" r:id="rIdxtx2tvgcc6fxez6cwkco7">
+            <w:hyperlink w:history="1" r:id="rIdtutr0ktb8awkgxlfgvqkn">
               <w:r>
                 <w:rPr>
                   <w:rFonts w:ascii="Arial" w:cs="Arial" w:eastAsia="Arial" w:hAnsi="Arial"/>
@@ -15856,7 +16263,7 @@
               <w:spacing w:after="10" w:before="0"/>
               <w:ind w:left="120"/>
             </w:pPr>
-            <w:hyperlink w:history="1" r:id="rIdn6yc4e4mor6pvusfnswzh">
+            <w:hyperlink w:history="1" r:id="rIdxoffycnfc5s8oyb3dkhx3">
               <w:r>
                 <w:rPr>
                   <w:rFonts w:ascii="Arial" w:cs="Arial" w:eastAsia="Arial" w:hAnsi="Arial"/>
@@ -16051,7 +16458,7 @@
             <w:pPr>
               <w:spacing w:after="20" w:before="0"/>
             </w:pPr>
-            <w:hyperlink w:history="1" r:id="rIdmh2qvj-aa4kxy_5hgl9xg">
+            <w:hyperlink w:history="1" r:id="rIddmvpyau6wi7vc_ztu2mkp">
               <w:r>
                 <w:rPr>
                   <w:rFonts w:ascii="Arial" w:cs="Arial" w:eastAsia="Arial" w:hAnsi="Arial"/>
@@ -16084,7 +16491,7 @@
               <w:spacing w:after="10" w:before="0"/>
               <w:ind w:left="120"/>
             </w:pPr>
-            <w:hyperlink w:history="1" r:id="rIdxcx06l3hpgedwmobynh0p">
+            <w:hyperlink w:history="1" r:id="rIdkhimfmmrsliijpkspoeuo">
               <w:r>
                 <w:rPr>
                   <w:rFonts w:ascii="Arial" w:cs="Arial" w:eastAsia="Arial" w:hAnsi="Arial"/>
@@ -16129,7 +16536,7 @@
             <w:pPr>
               <w:spacing w:after="20" w:before="0"/>
             </w:pPr>
-            <w:hyperlink w:history="1" r:id="rId4w8ccevvig_dhkhwci0qy">
+            <w:hyperlink w:history="1" r:id="rId81dwaiknorherouxbjof_">
               <w:r>
                 <w:rPr>
                   <w:rFonts w:ascii="Arial" w:cs="Arial" w:eastAsia="Arial" w:hAnsi="Arial"/>
@@ -16162,7 +16569,7 @@
               <w:spacing w:after="10" w:before="0"/>
               <w:ind w:left="120"/>
             </w:pPr>
-            <w:hyperlink w:history="1" r:id="rIdjifn4gbf_fncanrkpjlr8">
+            <w:hyperlink w:history="1" r:id="rId1z10ioy0cbc9ekkh3ks7w">
               <w:r>
                 <w:rPr>
                   <w:rFonts w:ascii="Arial" w:cs="Arial" w:eastAsia="Arial" w:hAnsi="Arial"/>
@@ -16658,6 +17065,65 @@
         </w:tc>
       </w:tr>
     </w:tbl>
+    <w:p>
+      <w:pPr>
+        <w:pBdr>
+          <w:top w:val="single" w:color="BBBBBB" w:sz="4" w:space="4"/>
+        </w:pBdr>
+        <w:spacing w:after="0" w:before="160"/>
+      </w:pPr>
+      <w:r>
+        <w:rPr>
+          <w:rFonts w:ascii="Arial" w:cs="Arial" w:eastAsia="Arial" w:hAnsi="Arial"/>
+          <w:color w:val="666666"/>
+          <w:sz w:val="14"/>
+          <w:szCs w:val="14"/>
+        </w:rPr>
+        <w:t xml:space="preserve">© 2026 SeaVuria and ARES. Aligned with KICD objectives. Developed by SeaVuria; technical implementation by ARES (with AI assistance from Claude). Licensed under </w:t>
+      </w:r>
+      <w:hyperlink w:history="1" r:id="rIdq0_7x1dlnorj_fh0v9ogq">
+        <w:r>
+          <w:rPr>
+            <w:rFonts w:ascii="Arial" w:cs="Arial" w:eastAsia="Arial" w:hAnsi="Arial"/>
+            <w:color w:val="1F6B75"/>
+            <w:sz w:val="14"/>
+            <w:szCs w:val="14"/>
+            <w:u w:val="single" w:color="1F6B75"/>
+          </w:rPr>
+          <w:t xml:space="preserve">CC BY-NC 4.0</w:t>
+        </w:r>
+      </w:hyperlink>
+      <w:r>
+        <w:rPr>
+          <w:rFonts w:ascii="Arial" w:cs="Arial" w:eastAsia="Arial" w:hAnsi="Arial"/>
+          <w:color w:val="666666"/>
+          <w:sz w:val="14"/>
+          <w:szCs w:val="14"/>
+        </w:rPr>
+        <w:t xml:space="preserve"> (</w:t>
+      </w:r>
+      <w:hyperlink w:history="1" r:id="rIda46mgrv0dpohxvesbd876">
+        <w:r>
+          <w:rPr>
+            <w:rFonts w:ascii="Arial" w:cs="Arial" w:eastAsia="Arial" w:hAnsi="Arial"/>
+            <w:color w:val="1F6B75"/>
+            <w:sz w:val="14"/>
+            <w:szCs w:val="14"/>
+            <w:u w:val="single" w:color="1F6B75"/>
+          </w:rPr>
+          <w:t xml:space="preserve">https://creativecommons.org/licenses/by-nc/4.0/</w:t>
+        </w:r>
+      </w:hyperlink>
+      <w:r>
+        <w:rPr>
+          <w:rFonts w:ascii="Arial" w:cs="Arial" w:eastAsia="Arial" w:hAnsi="Arial"/>
+          <w:color w:val="666666"/>
+          <w:sz w:val="14"/>
+          <w:szCs w:val="14"/>
+        </w:rPr>
+        <w:t xml:space="preserve">).</w:t>
+      </w:r>
+    </w:p>
     <w:p>
       <w:r>
         <w:br w:type="page"/>
@@ -17649,7 +18115,7 @@
             <w:pPr>
               <w:spacing w:after="20" w:before="0"/>
             </w:pPr>
-            <w:hyperlink w:history="1" r:id="rId4jkxcy3ouei2e5et1cqnm">
+            <w:hyperlink w:history="1" r:id="rId4tiicucifsqcmjhe4ynzy">
               <w:r>
                 <w:rPr>
                   <w:rFonts w:ascii="Arial" w:cs="Arial" w:eastAsia="Arial" w:hAnsi="Arial"/>
@@ -17682,7 +18148,7 @@
               <w:spacing w:after="10" w:before="0"/>
               <w:ind w:left="120"/>
             </w:pPr>
-            <w:hyperlink w:history="1" r:id="rIdsgoldln5fc-y0ay4wnhaa">
+            <w:hyperlink w:history="1" r:id="rIdvc8uohx2u2nmjcxxci8fz">
               <w:r>
                 <w:rPr>
                   <w:rFonts w:ascii="Arial" w:cs="Arial" w:eastAsia="Arial" w:hAnsi="Arial"/>
@@ -17727,7 +18193,7 @@
             <w:pPr>
               <w:spacing w:after="20" w:before="0"/>
             </w:pPr>
-            <w:hyperlink w:history="1" r:id="rIdzyfiyn_vopc2jrp1s8e9v">
+            <w:hyperlink w:history="1" r:id="rIdqcsgsol8pn8rqykhralcb">
               <w:r>
                 <w:rPr>
                   <w:rFonts w:ascii="Arial" w:cs="Arial" w:eastAsia="Arial" w:hAnsi="Arial"/>
@@ -17760,7 +18226,7 @@
               <w:spacing w:after="10" w:before="0"/>
               <w:ind w:left="120"/>
             </w:pPr>
-            <w:hyperlink w:history="1" r:id="rIdbt0cp1kl48rlhsiqokh1k">
+            <w:hyperlink w:history="1" r:id="rIdoyt5r5msnust5zme19dhp">
               <w:r>
                 <w:rPr>
                   <w:rFonts w:ascii="Arial" w:cs="Arial" w:eastAsia="Arial" w:hAnsi="Arial"/>
@@ -17955,7 +18421,7 @@
             <w:pPr>
               <w:spacing w:after="20" w:before="0"/>
             </w:pPr>
-            <w:hyperlink w:history="1" r:id="rIdztfmw-0tvatud7yadd_1h">
+            <w:hyperlink w:history="1" r:id="rIdvzwva24ih8kkjgteqqxn-">
               <w:r>
                 <w:rPr>
                   <w:rFonts w:ascii="Arial" w:cs="Arial" w:eastAsia="Arial" w:hAnsi="Arial"/>
@@ -17988,7 +18454,7 @@
               <w:spacing w:after="10" w:before="0"/>
               <w:ind w:left="120"/>
             </w:pPr>
-            <w:hyperlink w:history="1" r:id="rIdgtm5wnsbofa1yiqo_rz0o">
+            <w:hyperlink w:history="1" r:id="rIdy8-emvuq50af_osjw9_og">
               <w:r>
                 <w:rPr>
                   <w:rFonts w:ascii="Arial" w:cs="Arial" w:eastAsia="Arial" w:hAnsi="Arial"/>
@@ -18033,7 +18499,7 @@
             <w:pPr>
               <w:spacing w:after="20" w:before="0"/>
             </w:pPr>
-            <w:hyperlink w:history="1" r:id="rIdfj3yj7c5xfejd5jbsnlw7">
+            <w:hyperlink w:history="1" r:id="rId7dbklucm_qjfafpdpgfcd">
               <w:r>
                 <w:rPr>
                   <w:rFonts w:ascii="Arial" w:cs="Arial" w:eastAsia="Arial" w:hAnsi="Arial"/>
@@ -18066,7 +18532,7 @@
               <w:spacing w:after="10" w:before="0"/>
               <w:ind w:left="120"/>
             </w:pPr>
-            <w:hyperlink w:history="1" r:id="rIdjjqfc8dlcymtfhdikjfyj">
+            <w:hyperlink w:history="1" r:id="rId80yrf0gn0e_cgmgz_oojx">
               <w:r>
                 <w:rPr>
                   <w:rFonts w:ascii="Arial" w:cs="Arial" w:eastAsia="Arial" w:hAnsi="Arial"/>
@@ -18261,7 +18727,7 @@
             <w:pPr>
               <w:spacing w:after="20" w:before="0"/>
             </w:pPr>
-            <w:hyperlink w:history="1" r:id="rIdew_fz1qctxuftr3ftde7_">
+            <w:hyperlink w:history="1" r:id="rIdvmr9_m4a9ufsocpc1kuay">
               <w:r>
                 <w:rPr>
                   <w:rFonts w:ascii="Arial" w:cs="Arial" w:eastAsia="Arial" w:hAnsi="Arial"/>
@@ -18294,7 +18760,7 @@
               <w:spacing w:after="10" w:before="0"/>
               <w:ind w:left="120"/>
             </w:pPr>
-            <w:hyperlink w:history="1" r:id="rId4d79ikzg8nwh23xvlxdxs">
+            <w:hyperlink w:history="1" r:id="rIdrn5ppotjrpwmlems6rals">
               <w:r>
                 <w:rPr>
                   <w:rFonts w:ascii="Arial" w:cs="Arial" w:eastAsia="Arial" w:hAnsi="Arial"/>
@@ -18339,7 +18805,7 @@
             <w:pPr>
               <w:spacing w:after="20" w:before="0"/>
             </w:pPr>
-            <w:hyperlink w:history="1" r:id="rIdhpg0qgognctpfx_i2mskv">
+            <w:hyperlink w:history="1" r:id="rIdtiipywavej0konxjbgrvi">
               <w:r>
                 <w:rPr>
                   <w:rFonts w:ascii="Arial" w:cs="Arial" w:eastAsia="Arial" w:hAnsi="Arial"/>
@@ -18372,7 +18838,7 @@
               <w:spacing w:after="10" w:before="0"/>
               <w:ind w:left="120"/>
             </w:pPr>
-            <w:hyperlink w:history="1" r:id="rIdtadw0inpdbpj_cazoh_ys">
+            <w:hyperlink w:history="1" r:id="rIda0p4xfw7drcd1jkbnpjvb">
               <w:r>
                 <w:rPr>
                   <w:rFonts w:ascii="Arial" w:cs="Arial" w:eastAsia="Arial" w:hAnsi="Arial"/>
@@ -18567,7 +19033,7 @@
             <w:pPr>
               <w:spacing w:after="20" w:before="0"/>
             </w:pPr>
-            <w:hyperlink w:history="1" r:id="rIdczwzrwrl3mewbojcoua3e">
+            <w:hyperlink w:history="1" r:id="rIdhdnsydpcngmlt5yocdu4v">
               <w:r>
                 <w:rPr>
                   <w:rFonts w:ascii="Arial" w:cs="Arial" w:eastAsia="Arial" w:hAnsi="Arial"/>
@@ -18600,7 +19066,7 @@
               <w:spacing w:after="10" w:before="0"/>
               <w:ind w:left="120"/>
             </w:pPr>
-            <w:hyperlink w:history="1" r:id="rIdvj7hks1mxsis3vog0qhay">
+            <w:hyperlink w:history="1" r:id="rId_vpzc_yfanzadebfjtpqe">
               <w:r>
                 <w:rPr>
                   <w:rFonts w:ascii="Arial" w:cs="Arial" w:eastAsia="Arial" w:hAnsi="Arial"/>
@@ -18645,7 +19111,7 @@
             <w:pPr>
               <w:spacing w:after="20" w:before="0"/>
             </w:pPr>
-            <w:hyperlink w:history="1" r:id="rIdx2qaq13ii3fworukqkpnm">
+            <w:hyperlink w:history="1" r:id="rId6j5r_wbaz8lxyqrebbflm">
               <w:r>
                 <w:rPr>
                   <w:rFonts w:ascii="Arial" w:cs="Arial" w:eastAsia="Arial" w:hAnsi="Arial"/>
@@ -18678,7 +19144,7 @@
               <w:spacing w:after="10" w:before="0"/>
               <w:ind w:left="120"/>
             </w:pPr>
-            <w:hyperlink w:history="1" r:id="rIdsf-xynao2evpnhobg6ixp">
+            <w:hyperlink w:history="1" r:id="rIdgcjux6a7tgeudy8vn7ohn">
               <w:r>
                 <w:rPr>
                   <w:rFonts w:ascii="Arial" w:cs="Arial" w:eastAsia="Arial" w:hAnsi="Arial"/>
@@ -18873,7 +19339,7 @@
             <w:pPr>
               <w:spacing w:after="20" w:before="0"/>
             </w:pPr>
-            <w:hyperlink w:history="1" r:id="rIdax8s1by22k7ud14v5xexn">
+            <w:hyperlink w:history="1" r:id="rIdnl_pcmuogjzx8ubg40bzm">
               <w:r>
                 <w:rPr>
                   <w:rFonts w:ascii="Arial" w:cs="Arial" w:eastAsia="Arial" w:hAnsi="Arial"/>
@@ -18906,7 +19372,7 @@
               <w:spacing w:after="10" w:before="0"/>
               <w:ind w:left="120"/>
             </w:pPr>
-            <w:hyperlink w:history="1" r:id="rIdlo51qiyit9oqdaqphwb33">
+            <w:hyperlink w:history="1" r:id="rIddhmhca3uxb_5p2kz8xj_h">
               <w:r>
                 <w:rPr>
                   <w:rFonts w:ascii="Arial" w:cs="Arial" w:eastAsia="Arial" w:hAnsi="Arial"/>
@@ -18951,7 +19417,7 @@
             <w:pPr>
               <w:spacing w:after="20" w:before="0"/>
             </w:pPr>
-            <w:hyperlink w:history="1" r:id="rIda48mjy-bj6_jb0ukt3n3w">
+            <w:hyperlink w:history="1" r:id="rIdqxxifrqw74rttjpy-bhf8">
               <w:r>
                 <w:rPr>
                   <w:rFonts w:ascii="Arial" w:cs="Arial" w:eastAsia="Arial" w:hAnsi="Arial"/>
@@ -18984,7 +19450,7 @@
               <w:spacing w:after="10" w:before="0"/>
               <w:ind w:left="120"/>
             </w:pPr>
-            <w:hyperlink w:history="1" r:id="rIdpexuj84rf8kfclox9_akn">
+            <w:hyperlink w:history="1" r:id="rId5s9c1ogdiglmv3bkafqlk">
               <w:r>
                 <w:rPr>
                   <w:rFonts w:ascii="Arial" w:cs="Arial" w:eastAsia="Arial" w:hAnsi="Arial"/>
@@ -19594,6 +20060,65 @@
         </w:tc>
       </w:tr>
     </w:tbl>
+    <w:p>
+      <w:pPr>
+        <w:pBdr>
+          <w:top w:val="single" w:color="BBBBBB" w:sz="4" w:space="4"/>
+        </w:pBdr>
+        <w:spacing w:after="0" w:before="160"/>
+      </w:pPr>
+      <w:r>
+        <w:rPr>
+          <w:rFonts w:ascii="Arial" w:cs="Arial" w:eastAsia="Arial" w:hAnsi="Arial"/>
+          <w:color w:val="666666"/>
+          <w:sz w:val="14"/>
+          <w:szCs w:val="14"/>
+        </w:rPr>
+        <w:t xml:space="preserve">© 2026 SeaVuria and ARES. Aligned with KICD objectives. Developed by SeaVuria; technical implementation by ARES (with AI assistance from Claude). Licensed under </w:t>
+      </w:r>
+      <w:hyperlink w:history="1" r:id="rIdhv1lbspueer-tu6udwrjx">
+        <w:r>
+          <w:rPr>
+            <w:rFonts w:ascii="Arial" w:cs="Arial" w:eastAsia="Arial" w:hAnsi="Arial"/>
+            <w:color w:val="1F6B75"/>
+            <w:sz w:val="14"/>
+            <w:szCs w:val="14"/>
+            <w:u w:val="single" w:color="1F6B75"/>
+          </w:rPr>
+          <w:t xml:space="preserve">CC BY-NC 4.0</w:t>
+        </w:r>
+      </w:hyperlink>
+      <w:r>
+        <w:rPr>
+          <w:rFonts w:ascii="Arial" w:cs="Arial" w:eastAsia="Arial" w:hAnsi="Arial"/>
+          <w:color w:val="666666"/>
+          <w:sz w:val="14"/>
+          <w:szCs w:val="14"/>
+        </w:rPr>
+        <w:t xml:space="preserve"> (</w:t>
+      </w:r>
+      <w:hyperlink w:history="1" r:id="rIdd4bkku9abd827goet90de">
+        <w:r>
+          <w:rPr>
+            <w:rFonts w:ascii="Arial" w:cs="Arial" w:eastAsia="Arial" w:hAnsi="Arial"/>
+            <w:color w:val="1F6B75"/>
+            <w:sz w:val="14"/>
+            <w:szCs w:val="14"/>
+            <w:u w:val="single" w:color="1F6B75"/>
+          </w:rPr>
+          <w:t xml:space="preserve">https://creativecommons.org/licenses/by-nc/4.0/</w:t>
+        </w:r>
+      </w:hyperlink>
+      <w:r>
+        <w:rPr>
+          <w:rFonts w:ascii="Arial" w:cs="Arial" w:eastAsia="Arial" w:hAnsi="Arial"/>
+          <w:color w:val="666666"/>
+          <w:sz w:val="14"/>
+          <w:szCs w:val="14"/>
+        </w:rPr>
+        <w:t xml:space="preserve">).</w:t>
+      </w:r>
+    </w:p>
     <w:p>
       <w:r>
         <w:br w:type="page"/>
@@ -20585,7 +21110,7 @@
             <w:pPr>
               <w:spacing w:after="20" w:before="0"/>
             </w:pPr>
-            <w:hyperlink w:history="1" r:id="rIdtpz05myolnvdgdznwbuby">
+            <w:hyperlink w:history="1" r:id="rIdhrmrobvfk6a-dth0nlout">
               <w:r>
                 <w:rPr>
                   <w:rFonts w:ascii="Arial" w:cs="Arial" w:eastAsia="Arial" w:hAnsi="Arial"/>
@@ -20618,7 +21143,7 @@
               <w:spacing w:after="10" w:before="0"/>
               <w:ind w:left="120"/>
             </w:pPr>
-            <w:hyperlink w:history="1" r:id="rIdhkrchaxllcjziulmcjncg">
+            <w:hyperlink w:history="1" r:id="rId9ls1usj_staqzhnf_tnrb">
               <w:r>
                 <w:rPr>
                   <w:rFonts w:ascii="Arial" w:cs="Arial" w:eastAsia="Arial" w:hAnsi="Arial"/>
@@ -20663,7 +21188,7 @@
             <w:pPr>
               <w:spacing w:after="20" w:before="0"/>
             </w:pPr>
-            <w:hyperlink w:history="1" r:id="rIdh3dv4ve--u-lydsi7-lwk">
+            <w:hyperlink w:history="1" r:id="rIdp3xuh0-tnvfqur_n7v1me">
               <w:r>
                 <w:rPr>
                   <w:rFonts w:ascii="Arial" w:cs="Arial" w:eastAsia="Arial" w:hAnsi="Arial"/>
@@ -20696,7 +21221,7 @@
               <w:spacing w:after="10" w:before="0"/>
               <w:ind w:left="120"/>
             </w:pPr>
-            <w:hyperlink w:history="1" r:id="rIdhmutf1vhkev0dagvbxvuo">
+            <w:hyperlink w:history="1" r:id="rIdwt3aapyk4vh06wtetzynt">
               <w:r>
                 <w:rPr>
                   <w:rFonts w:ascii="Arial" w:cs="Arial" w:eastAsia="Arial" w:hAnsi="Arial"/>
@@ -20891,7 +21416,7 @@
             <w:pPr>
               <w:spacing w:after="20" w:before="0"/>
             </w:pPr>
-            <w:hyperlink w:history="1" r:id="rId8dfr622mxqks_tq16n82i">
+            <w:hyperlink w:history="1" r:id="rIdto1hff0fvh-6lhinqkzx4">
               <w:r>
                 <w:rPr>
                   <w:rFonts w:ascii="Arial" w:cs="Arial" w:eastAsia="Arial" w:hAnsi="Arial"/>
@@ -20924,7 +21449,7 @@
               <w:spacing w:after="10" w:before="0"/>
               <w:ind w:left="120"/>
             </w:pPr>
-            <w:hyperlink w:history="1" r:id="rIdp5wuwnvewv63r45iymvpx">
+            <w:hyperlink w:history="1" r:id="rIdwfxin-8_wxbubn_2zofjd">
               <w:r>
                 <w:rPr>
                   <w:rFonts w:ascii="Arial" w:cs="Arial" w:eastAsia="Arial" w:hAnsi="Arial"/>
@@ -20969,7 +21494,7 @@
             <w:pPr>
               <w:spacing w:after="20" w:before="0"/>
             </w:pPr>
-            <w:hyperlink w:history="1" r:id="rIdixt-4b7uuaka3eggdc9kd">
+            <w:hyperlink w:history="1" r:id="rIdwcrupqgekarm2abo6nutv">
               <w:r>
                 <w:rPr>
                   <w:rFonts w:ascii="Arial" w:cs="Arial" w:eastAsia="Arial" w:hAnsi="Arial"/>
@@ -21002,7 +21527,7 @@
               <w:spacing w:after="10" w:before="0"/>
               <w:ind w:left="120"/>
             </w:pPr>
-            <w:hyperlink w:history="1" r:id="rIdtmmwk7qrglrssflaxyyse">
+            <w:hyperlink w:history="1" r:id="rIdwf6_uepuvui259keeexl8">
               <w:r>
                 <w:rPr>
                   <w:rFonts w:ascii="Arial" w:cs="Arial" w:eastAsia="Arial" w:hAnsi="Arial"/>
@@ -21197,7 +21722,7 @@
             <w:pPr>
               <w:spacing w:after="20" w:before="0"/>
             </w:pPr>
-            <w:hyperlink w:history="1" r:id="rIdqos-hcghy2vqkyptka-xl">
+            <w:hyperlink w:history="1" r:id="rIdykhqz3i4kvzs0a8acyiuo">
               <w:r>
                 <w:rPr>
                   <w:rFonts w:ascii="Arial" w:cs="Arial" w:eastAsia="Arial" w:hAnsi="Arial"/>
@@ -21230,7 +21755,7 @@
               <w:spacing w:after="10" w:before="0"/>
               <w:ind w:left="120"/>
             </w:pPr>
-            <w:hyperlink w:history="1" r:id="rIdqsapqnrq9ykpejfzzgbqb">
+            <w:hyperlink w:history="1" r:id="rIdgn1ajxasm97kaca9qmjd4">
               <w:r>
                 <w:rPr>
                   <w:rFonts w:ascii="Arial" w:cs="Arial" w:eastAsia="Arial" w:hAnsi="Arial"/>
@@ -21275,7 +21800,7 @@
             <w:pPr>
               <w:spacing w:after="20" w:before="0"/>
             </w:pPr>
-            <w:hyperlink w:history="1" r:id="rId1umz49lxjvxninl_pncyp">
+            <w:hyperlink w:history="1" r:id="rId-twty6aic7jm-cakfkkwh">
               <w:r>
                 <w:rPr>
                   <w:rFonts w:ascii="Arial" w:cs="Arial" w:eastAsia="Arial" w:hAnsi="Arial"/>
@@ -21308,7 +21833,7 @@
               <w:spacing w:after="10" w:before="0"/>
               <w:ind w:left="120"/>
             </w:pPr>
-            <w:hyperlink w:history="1" r:id="rId66eduqszkgd29fpx8cmsf">
+            <w:hyperlink w:history="1" r:id="rIdne_5b8plklt8r9xpofdhf">
               <w:r>
                 <w:rPr>
                   <w:rFonts w:ascii="Arial" w:cs="Arial" w:eastAsia="Arial" w:hAnsi="Arial"/>
@@ -21503,7 +22028,7 @@
             <w:pPr>
               <w:spacing w:after="20" w:before="0"/>
             </w:pPr>
-            <w:hyperlink w:history="1" r:id="rIddsisodr5hdoelhdlogbut">
+            <w:hyperlink w:history="1" r:id="rId1yz16yvda9ym0ibca_kil">
               <w:r>
                 <w:rPr>
                   <w:rFonts w:ascii="Arial" w:cs="Arial" w:eastAsia="Arial" w:hAnsi="Arial"/>
@@ -21536,7 +22061,7 @@
               <w:spacing w:after="10" w:before="0"/>
               <w:ind w:left="120"/>
             </w:pPr>
-            <w:hyperlink w:history="1" r:id="rIdryome7kzhgxybjqcgdo23">
+            <w:hyperlink w:history="1" r:id="rIdcorgbkcqm7qojo6amem_a">
               <w:r>
                 <w:rPr>
                   <w:rFonts w:ascii="Arial" w:cs="Arial" w:eastAsia="Arial" w:hAnsi="Arial"/>
@@ -21581,7 +22106,7 @@
             <w:pPr>
               <w:spacing w:after="20" w:before="0"/>
             </w:pPr>
-            <w:hyperlink w:history="1" r:id="rId_8eddihlrxnkjdevndw2g">
+            <w:hyperlink w:history="1" r:id="rIdhm1kocvrr9mn-xyvki6_y">
               <w:r>
                 <w:rPr>
                   <w:rFonts w:ascii="Arial" w:cs="Arial" w:eastAsia="Arial" w:hAnsi="Arial"/>
@@ -21614,7 +22139,7 @@
               <w:spacing w:after="10" w:before="0"/>
               <w:ind w:left="120"/>
             </w:pPr>
-            <w:hyperlink w:history="1" r:id="rIdvxtkcpe8n0uf6hhbzig5r">
+            <w:hyperlink w:history="1" r:id="rIdcfk3zfrznkj66n3plkow2">
               <w:r>
                 <w:rPr>
                   <w:rFonts w:ascii="Arial" w:cs="Arial" w:eastAsia="Arial" w:hAnsi="Arial"/>
@@ -21809,7 +22334,7 @@
             <w:pPr>
               <w:spacing w:after="20" w:before="0"/>
             </w:pPr>
-            <w:hyperlink w:history="1" r:id="rIdtgijbbkwcb6ilggacgojr">
+            <w:hyperlink w:history="1" r:id="rIdhwtd92yy-3shqvkcwd9jw">
               <w:r>
                 <w:rPr>
                   <w:rFonts w:ascii="Arial" w:cs="Arial" w:eastAsia="Arial" w:hAnsi="Arial"/>
@@ -21842,7 +22367,7 @@
               <w:spacing w:after="10" w:before="0"/>
               <w:ind w:left="120"/>
             </w:pPr>
-            <w:hyperlink w:history="1" r:id="rIdvosztvm7ljjwivw5d3an0">
+            <w:hyperlink w:history="1" r:id="rId_e14eiy4k8407ipwchrro">
               <w:r>
                 <w:rPr>
                   <w:rFonts w:ascii="Arial" w:cs="Arial" w:eastAsia="Arial" w:hAnsi="Arial"/>
@@ -21887,7 +22412,7 @@
             <w:pPr>
               <w:spacing w:after="20" w:before="0"/>
             </w:pPr>
-            <w:hyperlink w:history="1" r:id="rIddumbd0l5i2g0dr-ghjue4">
+            <w:hyperlink w:history="1" r:id="rId-6ojr4wcmahm6wb3mi50b">
               <w:r>
                 <w:rPr>
                   <w:rFonts w:ascii="Arial" w:cs="Arial" w:eastAsia="Arial" w:hAnsi="Arial"/>
@@ -21920,7 +22445,7 @@
               <w:spacing w:after="10" w:before="0"/>
               <w:ind w:left="120"/>
             </w:pPr>
-            <w:hyperlink w:history="1" r:id="rIdpw40d1mpay1wh5spqlfhq">
+            <w:hyperlink w:history="1" r:id="rIddwv5m6aqmvfdu-8opa3ix">
               <w:r>
                 <w:rPr>
                   <w:rFonts w:ascii="Arial" w:cs="Arial" w:eastAsia="Arial" w:hAnsi="Arial"/>
@@ -22511,6 +23036,65 @@
         </w:tc>
       </w:tr>
     </w:tbl>
+    <w:p>
+      <w:pPr>
+        <w:pBdr>
+          <w:top w:val="single" w:color="BBBBBB" w:sz="4" w:space="4"/>
+        </w:pBdr>
+        <w:spacing w:after="0" w:before="160"/>
+      </w:pPr>
+      <w:r>
+        <w:rPr>
+          <w:rFonts w:ascii="Arial" w:cs="Arial" w:eastAsia="Arial" w:hAnsi="Arial"/>
+          <w:color w:val="666666"/>
+          <w:sz w:val="14"/>
+          <w:szCs w:val="14"/>
+        </w:rPr>
+        <w:t xml:space="preserve">© 2026 SeaVuria and ARES. Aligned with KICD objectives. Developed by SeaVuria; technical implementation by ARES (with AI assistance from Claude). Licensed under </w:t>
+      </w:r>
+      <w:hyperlink w:history="1" r:id="rIdqlnmd-nnhkr9bwhhb2ryp">
+        <w:r>
+          <w:rPr>
+            <w:rFonts w:ascii="Arial" w:cs="Arial" w:eastAsia="Arial" w:hAnsi="Arial"/>
+            <w:color w:val="1F6B75"/>
+            <w:sz w:val="14"/>
+            <w:szCs w:val="14"/>
+            <w:u w:val="single" w:color="1F6B75"/>
+          </w:rPr>
+          <w:t xml:space="preserve">CC BY-NC 4.0</w:t>
+        </w:r>
+      </w:hyperlink>
+      <w:r>
+        <w:rPr>
+          <w:rFonts w:ascii="Arial" w:cs="Arial" w:eastAsia="Arial" w:hAnsi="Arial"/>
+          <w:color w:val="666666"/>
+          <w:sz w:val="14"/>
+          <w:szCs w:val="14"/>
+        </w:rPr>
+        <w:t xml:space="preserve"> (</w:t>
+      </w:r>
+      <w:hyperlink w:history="1" r:id="rIdhpx5nypp1jqrkq59bvhr4">
+        <w:r>
+          <w:rPr>
+            <w:rFonts w:ascii="Arial" w:cs="Arial" w:eastAsia="Arial" w:hAnsi="Arial"/>
+            <w:color w:val="1F6B75"/>
+            <w:sz w:val="14"/>
+            <w:szCs w:val="14"/>
+            <w:u w:val="single" w:color="1F6B75"/>
+          </w:rPr>
+          <w:t xml:space="preserve">https://creativecommons.org/licenses/by-nc/4.0/</w:t>
+        </w:r>
+      </w:hyperlink>
+      <w:r>
+        <w:rPr>
+          <w:rFonts w:ascii="Arial" w:cs="Arial" w:eastAsia="Arial" w:hAnsi="Arial"/>
+          <w:color w:val="666666"/>
+          <w:sz w:val="14"/>
+          <w:szCs w:val="14"/>
+        </w:rPr>
+        <w:t xml:space="preserve">).</w:t>
+      </w:r>
+    </w:p>
     <w:p>
       <w:r>
         <w:br w:type="page"/>
@@ -23502,7 +24086,7 @@
             <w:pPr>
               <w:spacing w:after="20" w:before="0"/>
             </w:pPr>
-            <w:hyperlink w:history="1" r:id="rIdelfhaqxfz3p_ewvh3wibf">
+            <w:hyperlink w:history="1" r:id="rIdqcx1vs3aofgcexalissso">
               <w:r>
                 <w:rPr>
                   <w:rFonts w:ascii="Arial" w:cs="Arial" w:eastAsia="Arial" w:hAnsi="Arial"/>
@@ -23535,7 +24119,7 @@
               <w:spacing w:after="10" w:before="0"/>
               <w:ind w:left="120"/>
             </w:pPr>
-            <w:hyperlink w:history="1" r:id="rIdvsb76lsvlbkcuvknlhdqm">
+            <w:hyperlink w:history="1" r:id="rIduyxyoky54ykvs_gd0r9ic">
               <w:r>
                 <w:rPr>
                   <w:rFonts w:ascii="Arial" w:cs="Arial" w:eastAsia="Arial" w:hAnsi="Arial"/>
@@ -23580,7 +24164,7 @@
             <w:pPr>
               <w:spacing w:after="20" w:before="0"/>
             </w:pPr>
-            <w:hyperlink w:history="1" r:id="rIdxk-xz1sd5k7hjkudn5ksx">
+            <w:hyperlink w:history="1" r:id="rIdejddwbp2ezx6u47ykz1--">
               <w:r>
                 <w:rPr>
                   <w:rFonts w:ascii="Arial" w:cs="Arial" w:eastAsia="Arial" w:hAnsi="Arial"/>
@@ -23613,7 +24197,7 @@
               <w:spacing w:after="10" w:before="0"/>
               <w:ind w:left="120"/>
             </w:pPr>
-            <w:hyperlink w:history="1" r:id="rId4mnb7pdoah7gp5pfislqc">
+            <w:hyperlink w:history="1" r:id="rIdcevisynbvgsiq08rvq1w2">
               <w:r>
                 <w:rPr>
                   <w:rFonts w:ascii="Arial" w:cs="Arial" w:eastAsia="Arial" w:hAnsi="Arial"/>
@@ -23808,7 +24392,7 @@
             <w:pPr>
               <w:spacing w:after="20" w:before="0"/>
             </w:pPr>
-            <w:hyperlink w:history="1" r:id="rIdi1xqw9j1mnrmxg6drzpjo">
+            <w:hyperlink w:history="1" r:id="rIdpuwpqq0jrioxl9lm3drb5">
               <w:r>
                 <w:rPr>
                   <w:rFonts w:ascii="Arial" w:cs="Arial" w:eastAsia="Arial" w:hAnsi="Arial"/>
@@ -23841,7 +24425,7 @@
               <w:spacing w:after="10" w:before="0"/>
               <w:ind w:left="120"/>
             </w:pPr>
-            <w:hyperlink w:history="1" r:id="rIdobg7qb3r8sdgegkmtuec5">
+            <w:hyperlink w:history="1" r:id="rIdntavdiiw95g_plsooe0l4">
               <w:r>
                 <w:rPr>
                   <w:rFonts w:ascii="Arial" w:cs="Arial" w:eastAsia="Arial" w:hAnsi="Arial"/>
@@ -23886,7 +24470,7 @@
             <w:pPr>
               <w:spacing w:after="20" w:before="0"/>
             </w:pPr>
-            <w:hyperlink w:history="1" r:id="rId_dexahwyirlhot7czlmdj">
+            <w:hyperlink w:history="1" r:id="rIdqbs9kri9a76mezviy64z5">
               <w:r>
                 <w:rPr>
                   <w:rFonts w:ascii="Arial" w:cs="Arial" w:eastAsia="Arial" w:hAnsi="Arial"/>
@@ -23919,7 +24503,7 @@
               <w:spacing w:after="10" w:before="0"/>
               <w:ind w:left="120"/>
             </w:pPr>
-            <w:hyperlink w:history="1" r:id="rId-3sbcdmruamrmha7hg8es">
+            <w:hyperlink w:history="1" r:id="rId9ygeppbmbdudkdytn8k35">
               <w:r>
                 <w:rPr>
                   <w:rFonts w:ascii="Arial" w:cs="Arial" w:eastAsia="Arial" w:hAnsi="Arial"/>
@@ -24114,7 +24698,7 @@
             <w:pPr>
               <w:spacing w:after="20" w:before="0"/>
             </w:pPr>
-            <w:hyperlink w:history="1" r:id="rIdc2djttctf6l6ha8hhiazb">
+            <w:hyperlink w:history="1" r:id="rIdw4cfnaysytfcu85g-jvis">
               <w:r>
                 <w:rPr>
                   <w:rFonts w:ascii="Arial" w:cs="Arial" w:eastAsia="Arial" w:hAnsi="Arial"/>
@@ -24147,7 +24731,7 @@
               <w:spacing w:after="10" w:before="0"/>
               <w:ind w:left="120"/>
             </w:pPr>
-            <w:hyperlink w:history="1" r:id="rIdlq44imbaycpoji1lk4r8u">
+            <w:hyperlink w:history="1" r:id="rId7nkalx80smnymlgg5pwzu">
               <w:r>
                 <w:rPr>
                   <w:rFonts w:ascii="Arial" w:cs="Arial" w:eastAsia="Arial" w:hAnsi="Arial"/>
@@ -24192,7 +24776,7 @@
             <w:pPr>
               <w:spacing w:after="20" w:before="0"/>
             </w:pPr>
-            <w:hyperlink w:history="1" r:id="rId298rowa5fo2xxi3sruuhr">
+            <w:hyperlink w:history="1" r:id="rIdto9perem2zd-bx3inyr7u">
               <w:r>
                 <w:rPr>
                   <w:rFonts w:ascii="Arial" w:cs="Arial" w:eastAsia="Arial" w:hAnsi="Arial"/>
@@ -24225,7 +24809,7 @@
               <w:spacing w:after="10" w:before="0"/>
               <w:ind w:left="120"/>
             </w:pPr>
-            <w:hyperlink w:history="1" r:id="rIddkc6fae8el4ueurm3cy5g">
+            <w:hyperlink w:history="1" r:id="rIdqcgytw53xsyktbhxggmyd">
               <w:r>
                 <w:rPr>
                   <w:rFonts w:ascii="Arial" w:cs="Arial" w:eastAsia="Arial" w:hAnsi="Arial"/>
@@ -24420,7 +25004,7 @@
             <w:pPr>
               <w:spacing w:after="20" w:before="0"/>
             </w:pPr>
-            <w:hyperlink w:history="1" r:id="rId7mh29n2d0pcgpsesn0l84">
+            <w:hyperlink w:history="1" r:id="rIdst2xnjywrbadboono0wfy">
               <w:r>
                 <w:rPr>
                   <w:rFonts w:ascii="Arial" w:cs="Arial" w:eastAsia="Arial" w:hAnsi="Arial"/>
@@ -24453,7 +25037,7 @@
               <w:spacing w:after="10" w:before="0"/>
               <w:ind w:left="120"/>
             </w:pPr>
-            <w:hyperlink w:history="1" r:id="rIdqqdpmymlnse0traohaitc">
+            <w:hyperlink w:history="1" r:id="rIdb75uhg-ajktoybj62vdgq">
               <w:r>
                 <w:rPr>
                   <w:rFonts w:ascii="Arial" w:cs="Arial" w:eastAsia="Arial" w:hAnsi="Arial"/>
@@ -24498,7 +25082,7 @@
             <w:pPr>
               <w:spacing w:after="20" w:before="0"/>
             </w:pPr>
-            <w:hyperlink w:history="1" r:id="rIdhz9tc3d_8aky9ygkxcjly">
+            <w:hyperlink w:history="1" r:id="rIddennnv_1wlovbv4nnofw4">
               <w:r>
                 <w:rPr>
                   <w:rFonts w:ascii="Arial" w:cs="Arial" w:eastAsia="Arial" w:hAnsi="Arial"/>
@@ -24531,7 +25115,7 @@
               <w:spacing w:after="10" w:before="0"/>
               <w:ind w:left="120"/>
             </w:pPr>
-            <w:hyperlink w:history="1" r:id="rIdt0qdwf9nsi1s9o3-bemic">
+            <w:hyperlink w:history="1" r:id="rId2nmlnb83ogyezmac-khsw">
               <w:r>
                 <w:rPr>
                   <w:rFonts w:ascii="Arial" w:cs="Arial" w:eastAsia="Arial" w:hAnsi="Arial"/>
@@ -24726,7 +25310,7 @@
             <w:pPr>
               <w:spacing w:after="20" w:before="0"/>
             </w:pPr>
-            <w:hyperlink w:history="1" r:id="rIdm29dtc-gc76kgywszhbwu">
+            <w:hyperlink w:history="1" r:id="rIdcuke1ys3h_ezyzlrq8_rz">
               <w:r>
                 <w:rPr>
                   <w:rFonts w:ascii="Arial" w:cs="Arial" w:eastAsia="Arial" w:hAnsi="Arial"/>
@@ -24759,7 +25343,7 @@
               <w:spacing w:after="10" w:before="0"/>
               <w:ind w:left="120"/>
             </w:pPr>
-            <w:hyperlink w:history="1" r:id="rIdlepl5kcqg3noaiixfyvrl">
+            <w:hyperlink w:history="1" r:id="rIdczihttjj2c10g-l47p3tr">
               <w:r>
                 <w:rPr>
                   <w:rFonts w:ascii="Arial" w:cs="Arial" w:eastAsia="Arial" w:hAnsi="Arial"/>
@@ -24804,7 +25388,7 @@
             <w:pPr>
               <w:spacing w:after="20" w:before="0"/>
             </w:pPr>
-            <w:hyperlink w:history="1" r:id="rIdfloqwwqnceehipnpzeqng">
+            <w:hyperlink w:history="1" r:id="rIde40xd5nzra7okonl3vjmy">
               <w:r>
                 <w:rPr>
                   <w:rFonts w:ascii="Arial" w:cs="Arial" w:eastAsia="Arial" w:hAnsi="Arial"/>
@@ -24837,7 +25421,7 @@
               <w:spacing w:after="10" w:before="0"/>
               <w:ind w:left="120"/>
             </w:pPr>
-            <w:hyperlink w:history="1" r:id="rIdrnrpccv8jnigpyllprf3h">
+            <w:hyperlink w:history="1" r:id="rId2ldelcxfyhtftfwzgbzql">
               <w:r>
                 <w:rPr>
                   <w:rFonts w:ascii="Arial" w:cs="Arial" w:eastAsia="Arial" w:hAnsi="Arial"/>
@@ -25333,6 +25917,65 @@
         </w:tc>
       </w:tr>
     </w:tbl>
+    <w:p>
+      <w:pPr>
+        <w:pBdr>
+          <w:top w:val="single" w:color="BBBBBB" w:sz="4" w:space="4"/>
+        </w:pBdr>
+        <w:spacing w:after="0" w:before="160"/>
+      </w:pPr>
+      <w:r>
+        <w:rPr>
+          <w:rFonts w:ascii="Arial" w:cs="Arial" w:eastAsia="Arial" w:hAnsi="Arial"/>
+          <w:color w:val="666666"/>
+          <w:sz w:val="14"/>
+          <w:szCs w:val="14"/>
+        </w:rPr>
+        <w:t xml:space="preserve">© 2026 SeaVuria and ARES. Aligned with KICD objectives. Developed by SeaVuria; technical implementation by ARES (with AI assistance from Claude). Licensed under </w:t>
+      </w:r>
+      <w:hyperlink w:history="1" r:id="rIdg3sndwolleda0v78n7ixl">
+        <w:r>
+          <w:rPr>
+            <w:rFonts w:ascii="Arial" w:cs="Arial" w:eastAsia="Arial" w:hAnsi="Arial"/>
+            <w:color w:val="1F6B75"/>
+            <w:sz w:val="14"/>
+            <w:szCs w:val="14"/>
+            <w:u w:val="single" w:color="1F6B75"/>
+          </w:rPr>
+          <w:t xml:space="preserve">CC BY-NC 4.0</w:t>
+        </w:r>
+      </w:hyperlink>
+      <w:r>
+        <w:rPr>
+          <w:rFonts w:ascii="Arial" w:cs="Arial" w:eastAsia="Arial" w:hAnsi="Arial"/>
+          <w:color w:val="666666"/>
+          <w:sz w:val="14"/>
+          <w:szCs w:val="14"/>
+        </w:rPr>
+        <w:t xml:space="preserve"> (</w:t>
+      </w:r>
+      <w:hyperlink w:history="1" r:id="rId4kh1begasvfccj25l7zsa">
+        <w:r>
+          <w:rPr>
+            <w:rFonts w:ascii="Arial" w:cs="Arial" w:eastAsia="Arial" w:hAnsi="Arial"/>
+            <w:color w:val="1F6B75"/>
+            <w:sz w:val="14"/>
+            <w:szCs w:val="14"/>
+            <w:u w:val="single" w:color="1F6B75"/>
+          </w:rPr>
+          <w:t xml:space="preserve">https://creativecommons.org/licenses/by-nc/4.0/</w:t>
+        </w:r>
+      </w:hyperlink>
+      <w:r>
+        <w:rPr>
+          <w:rFonts w:ascii="Arial" w:cs="Arial" w:eastAsia="Arial" w:hAnsi="Arial"/>
+          <w:color w:val="666666"/>
+          <w:sz w:val="14"/>
+          <w:szCs w:val="14"/>
+        </w:rPr>
+        <w:t xml:space="preserve">).</w:t>
+      </w:r>
+    </w:p>
     <w:p>
       <w:r>
         <w:br w:type="page"/>
@@ -26324,7 +26967,7 @@
             <w:pPr>
               <w:spacing w:after="20" w:before="0"/>
             </w:pPr>
-            <w:hyperlink w:history="1" r:id="rIdrfaf8b_tdozn3zorwyyvi">
+            <w:hyperlink w:history="1" r:id="rIdafhnvy5uvxoqjseoaqcb7">
               <w:r>
                 <w:rPr>
                   <w:rFonts w:ascii="Arial" w:cs="Arial" w:eastAsia="Arial" w:hAnsi="Arial"/>
@@ -26357,7 +27000,7 @@
               <w:spacing w:after="10" w:before="0"/>
               <w:ind w:left="120"/>
             </w:pPr>
-            <w:hyperlink w:history="1" r:id="rId5_w3vwu6w3yvh1sruhcmz">
+            <w:hyperlink w:history="1" r:id="rIdugrqghhnxypbmegqumwij">
               <w:r>
                 <w:rPr>
                   <w:rFonts w:ascii="Arial" w:cs="Arial" w:eastAsia="Arial" w:hAnsi="Arial"/>
@@ -26402,7 +27045,7 @@
             <w:pPr>
               <w:spacing w:after="20" w:before="0"/>
             </w:pPr>
-            <w:hyperlink w:history="1" r:id="rIdek2cct6bmw1q-4odzh-oz">
+            <w:hyperlink w:history="1" r:id="rId1y1yxlldsrfdv6qasb2hg">
               <w:r>
                 <w:rPr>
                   <w:rFonts w:ascii="Arial" w:cs="Arial" w:eastAsia="Arial" w:hAnsi="Arial"/>
@@ -26435,7 +27078,7 @@
               <w:spacing w:after="10" w:before="0"/>
               <w:ind w:left="120"/>
             </w:pPr>
-            <w:hyperlink w:history="1" r:id="rIdvrfmuvfef4vqptkda333q">
+            <w:hyperlink w:history="1" r:id="rId0i3nsiqyyeulpbfsxssql">
               <w:r>
                 <w:rPr>
                   <w:rFonts w:ascii="Arial" w:cs="Arial" w:eastAsia="Arial" w:hAnsi="Arial"/>
@@ -26630,7 +27273,7 @@
             <w:pPr>
               <w:spacing w:after="20" w:before="0"/>
             </w:pPr>
-            <w:hyperlink w:history="1" r:id="rId6xdkxl9r7w3aaabhvqnhx">
+            <w:hyperlink w:history="1" r:id="rId1_l3qdoljy1623dck35ss">
               <w:r>
                 <w:rPr>
                   <w:rFonts w:ascii="Arial" w:cs="Arial" w:eastAsia="Arial" w:hAnsi="Arial"/>
@@ -26663,7 +27306,7 @@
               <w:spacing w:after="10" w:before="0"/>
               <w:ind w:left="120"/>
             </w:pPr>
-            <w:hyperlink w:history="1" r:id="rIdl6cyg_iwxyjhpd-ja3slj">
+            <w:hyperlink w:history="1" r:id="rIdpxo8d5gtofr8sypkgc0yw">
               <w:r>
                 <w:rPr>
                   <w:rFonts w:ascii="Arial" w:cs="Arial" w:eastAsia="Arial" w:hAnsi="Arial"/>
@@ -26708,7 +27351,7 @@
             <w:pPr>
               <w:spacing w:after="20" w:before="0"/>
             </w:pPr>
-            <w:hyperlink w:history="1" r:id="rIdhzs9sh96lvvktwcec5vde">
+            <w:hyperlink w:history="1" r:id="rId-pn5fv1ymqd0fn3_nm4me">
               <w:r>
                 <w:rPr>
                   <w:rFonts w:ascii="Arial" w:cs="Arial" w:eastAsia="Arial" w:hAnsi="Arial"/>
@@ -26741,7 +27384,7 @@
               <w:spacing w:after="10" w:before="0"/>
               <w:ind w:left="120"/>
             </w:pPr>
-            <w:hyperlink w:history="1" r:id="rIde-5z2tbmxnndznxbrt8ks">
+            <w:hyperlink w:history="1" r:id="rIdjlac2n-xbfaltbvyhd-an">
               <w:r>
                 <w:rPr>
                   <w:rFonts w:ascii="Arial" w:cs="Arial" w:eastAsia="Arial" w:hAnsi="Arial"/>
@@ -26936,7 +27579,7 @@
             <w:pPr>
               <w:spacing w:after="20" w:before="0"/>
             </w:pPr>
-            <w:hyperlink w:history="1" r:id="rIdcll2a_sbn9a_xqt0t5vpw">
+            <w:hyperlink w:history="1" r:id="rIdfcx3kwhipqjdw2j6dqeua">
               <w:r>
                 <w:rPr>
                   <w:rFonts w:ascii="Arial" w:cs="Arial" w:eastAsia="Arial" w:hAnsi="Arial"/>
@@ -26969,7 +27612,7 @@
               <w:spacing w:after="10" w:before="0"/>
               <w:ind w:left="120"/>
             </w:pPr>
-            <w:hyperlink w:history="1" r:id="rIdj6gi7083dtceo9wc0kvei">
+            <w:hyperlink w:history="1" r:id="rId8m3okhf3oaxwaipwb2tes">
               <w:r>
                 <w:rPr>
                   <w:rFonts w:ascii="Arial" w:cs="Arial" w:eastAsia="Arial" w:hAnsi="Arial"/>
@@ -27014,7 +27657,7 @@
             <w:pPr>
               <w:spacing w:after="20" w:before="0"/>
             </w:pPr>
-            <w:hyperlink w:history="1" r:id="rIduc9orrgxsyrrwabyofnvh">
+            <w:hyperlink w:history="1" r:id="rId_-a5fk4n4jbyyrqt_kgvf">
               <w:r>
                 <w:rPr>
                   <w:rFonts w:ascii="Arial" w:cs="Arial" w:eastAsia="Arial" w:hAnsi="Arial"/>
@@ -27047,7 +27690,7 @@
               <w:spacing w:after="10" w:before="0"/>
               <w:ind w:left="120"/>
             </w:pPr>
-            <w:hyperlink w:history="1" r:id="rIdqoagk_yhxw2xjhdpgndwh">
+            <w:hyperlink w:history="1" r:id="rIddrmxyyssmrfdm6t0nn4st">
               <w:r>
                 <w:rPr>
                   <w:rFonts w:ascii="Arial" w:cs="Arial" w:eastAsia="Arial" w:hAnsi="Arial"/>
@@ -27242,7 +27885,7 @@
             <w:pPr>
               <w:spacing w:after="20" w:before="0"/>
             </w:pPr>
-            <w:hyperlink w:history="1" r:id="rIdacbpe1638ajmdoad0eg9g">
+            <w:hyperlink w:history="1" r:id="rId1mvj6ajz7jlbwymiii3iz">
               <w:r>
                 <w:rPr>
                   <w:rFonts w:ascii="Arial" w:cs="Arial" w:eastAsia="Arial" w:hAnsi="Arial"/>
@@ -27275,7 +27918,7 @@
               <w:spacing w:after="10" w:before="0"/>
               <w:ind w:left="120"/>
             </w:pPr>
-            <w:hyperlink w:history="1" r:id="rIdbqrqfu0qpr9cmeiob-ug9">
+            <w:hyperlink w:history="1" r:id="rIdsx-t96id6syyyp4qytrnx">
               <w:r>
                 <w:rPr>
                   <w:rFonts w:ascii="Arial" w:cs="Arial" w:eastAsia="Arial" w:hAnsi="Arial"/>
@@ -27320,7 +27963,7 @@
             <w:pPr>
               <w:spacing w:after="20" w:before="0"/>
             </w:pPr>
-            <w:hyperlink w:history="1" r:id="rIdkesppbbanmpvzq7_e2oeo">
+            <w:hyperlink w:history="1" r:id="rIdglf6vmqvgp6sbwpvbitv0">
               <w:r>
                 <w:rPr>
                   <w:rFonts w:ascii="Arial" w:cs="Arial" w:eastAsia="Arial" w:hAnsi="Arial"/>
@@ -27353,7 +27996,7 @@
               <w:spacing w:after="10" w:before="0"/>
               <w:ind w:left="120"/>
             </w:pPr>
-            <w:hyperlink w:history="1" r:id="rIdr4pf4gt2mh8lhey1j9d-f">
+            <w:hyperlink w:history="1" r:id="rIdvmaqzo5mvhdvskxreqvt3">
               <w:r>
                 <w:rPr>
                   <w:rFonts w:ascii="Arial" w:cs="Arial" w:eastAsia="Arial" w:hAnsi="Arial"/>
@@ -27548,7 +28191,7 @@
             <w:pPr>
               <w:spacing w:after="20" w:before="0"/>
             </w:pPr>
-            <w:hyperlink w:history="1" r:id="rIdmne7nwub__ptq-hmpflut">
+            <w:hyperlink w:history="1" r:id="rIdy5sbq5sb6aqlw5iei0mqh">
               <w:r>
                 <w:rPr>
                   <w:rFonts w:ascii="Arial" w:cs="Arial" w:eastAsia="Arial" w:hAnsi="Arial"/>
@@ -27581,7 +28224,7 @@
               <w:spacing w:after="10" w:before="0"/>
               <w:ind w:left="120"/>
             </w:pPr>
-            <w:hyperlink w:history="1" r:id="rIdnfe95nccmxhfxiuk6qpab">
+            <w:hyperlink w:history="1" r:id="rId-rqff1i8ydg7zkz9qw6qi">
               <w:r>
                 <w:rPr>
                   <w:rFonts w:ascii="Arial" w:cs="Arial" w:eastAsia="Arial" w:hAnsi="Arial"/>
@@ -27626,7 +28269,7 @@
             <w:pPr>
               <w:spacing w:after="20" w:before="0"/>
             </w:pPr>
-            <w:hyperlink w:history="1" r:id="rIdz7_kbk59sxjus0b_joeg_">
+            <w:hyperlink w:history="1" r:id="rId_pip_5_uaky8nc2r5xim_">
               <w:r>
                 <w:rPr>
                   <w:rFonts w:ascii="Arial" w:cs="Arial" w:eastAsia="Arial" w:hAnsi="Arial"/>
@@ -27659,7 +28302,7 @@
               <w:spacing w:after="10" w:before="0"/>
               <w:ind w:left="120"/>
             </w:pPr>
-            <w:hyperlink w:history="1" r:id="rIddnjioxhycssw-mjs6d4bp">
+            <w:hyperlink w:history="1" r:id="rId_fbx__z9tqcugc11zjjaf">
               <w:r>
                 <w:rPr>
                   <w:rFonts w:ascii="Arial" w:cs="Arial" w:eastAsia="Arial" w:hAnsi="Arial"/>
@@ -28155,6 +28798,65 @@
         </w:tc>
       </w:tr>
     </w:tbl>
+    <w:p>
+      <w:pPr>
+        <w:pBdr>
+          <w:top w:val="single" w:color="BBBBBB" w:sz="4" w:space="4"/>
+        </w:pBdr>
+        <w:spacing w:after="0" w:before="160"/>
+      </w:pPr>
+      <w:r>
+        <w:rPr>
+          <w:rFonts w:ascii="Arial" w:cs="Arial" w:eastAsia="Arial" w:hAnsi="Arial"/>
+          <w:color w:val="666666"/>
+          <w:sz w:val="14"/>
+          <w:szCs w:val="14"/>
+        </w:rPr>
+        <w:t xml:space="preserve">© 2026 SeaVuria and ARES. Aligned with KICD objectives. Developed by SeaVuria; technical implementation by ARES (with AI assistance from Claude). Licensed under </w:t>
+      </w:r>
+      <w:hyperlink w:history="1" r:id="rIdyhcfritz2ciqmsibuygdq">
+        <w:r>
+          <w:rPr>
+            <w:rFonts w:ascii="Arial" w:cs="Arial" w:eastAsia="Arial" w:hAnsi="Arial"/>
+            <w:color w:val="1F6B75"/>
+            <w:sz w:val="14"/>
+            <w:szCs w:val="14"/>
+            <w:u w:val="single" w:color="1F6B75"/>
+          </w:rPr>
+          <w:t xml:space="preserve">CC BY-NC 4.0</w:t>
+        </w:r>
+      </w:hyperlink>
+      <w:r>
+        <w:rPr>
+          <w:rFonts w:ascii="Arial" w:cs="Arial" w:eastAsia="Arial" w:hAnsi="Arial"/>
+          <w:color w:val="666666"/>
+          <w:sz w:val="14"/>
+          <w:szCs w:val="14"/>
+        </w:rPr>
+        <w:t xml:space="preserve"> (</w:t>
+      </w:r>
+      <w:hyperlink w:history="1" r:id="rIdalhxwnc3_y7w5wydft-pp">
+        <w:r>
+          <w:rPr>
+            <w:rFonts w:ascii="Arial" w:cs="Arial" w:eastAsia="Arial" w:hAnsi="Arial"/>
+            <w:color w:val="1F6B75"/>
+            <w:sz w:val="14"/>
+            <w:szCs w:val="14"/>
+            <w:u w:val="single" w:color="1F6B75"/>
+          </w:rPr>
+          <w:t xml:space="preserve">https://creativecommons.org/licenses/by-nc/4.0/</w:t>
+        </w:r>
+      </w:hyperlink>
+      <w:r>
+        <w:rPr>
+          <w:rFonts w:ascii="Arial" w:cs="Arial" w:eastAsia="Arial" w:hAnsi="Arial"/>
+          <w:color w:val="666666"/>
+          <w:sz w:val="14"/>
+          <w:szCs w:val="14"/>
+        </w:rPr>
+        <w:t xml:space="preserve">).</w:t>
+      </w:r>
+    </w:p>
     <w:p>
       <w:r>
         <w:br w:type="page"/>
@@ -29146,7 +29848,7 @@
             <w:pPr>
               <w:spacing w:after="20" w:before="0"/>
             </w:pPr>
-            <w:hyperlink w:history="1" r:id="rIdq_yw-kmy2uqlmvx9cfwlj">
+            <w:hyperlink w:history="1" r:id="rIdfbknl_pvo_zev_od9ni4-">
               <w:r>
                 <w:rPr>
                   <w:rFonts w:ascii="Arial" w:cs="Arial" w:eastAsia="Arial" w:hAnsi="Arial"/>
@@ -29179,7 +29881,7 @@
               <w:spacing w:after="10" w:before="0"/>
               <w:ind w:left="120"/>
             </w:pPr>
-            <w:hyperlink w:history="1" r:id="rIdejmucgey7b9fmtnmovdpq">
+            <w:hyperlink w:history="1" r:id="rIdrivkijvapvur7rysvamsi">
               <w:r>
                 <w:rPr>
                   <w:rFonts w:ascii="Arial" w:cs="Arial" w:eastAsia="Arial" w:hAnsi="Arial"/>
@@ -29224,7 +29926,7 @@
             <w:pPr>
               <w:spacing w:after="20" w:before="0"/>
             </w:pPr>
-            <w:hyperlink w:history="1" r:id="rIdnfguzghbub5unwfhra9ep">
+            <w:hyperlink w:history="1" r:id="rIdsdl6uqq5xjmryr-yniqzq">
               <w:r>
                 <w:rPr>
                   <w:rFonts w:ascii="Arial" w:cs="Arial" w:eastAsia="Arial" w:hAnsi="Arial"/>
@@ -29257,7 +29959,7 @@
               <w:spacing w:after="10" w:before="0"/>
               <w:ind w:left="120"/>
             </w:pPr>
-            <w:hyperlink w:history="1" r:id="rIdk8z4cq_qawfq2ifsp4m_a">
+            <w:hyperlink w:history="1" r:id="rIdwclaybwv0i52zeux-rfpt">
               <w:r>
                 <w:rPr>
                   <w:rFonts w:ascii="Arial" w:cs="Arial" w:eastAsia="Arial" w:hAnsi="Arial"/>
@@ -29452,7 +30154,7 @@
             <w:pPr>
               <w:spacing w:after="20" w:before="0"/>
             </w:pPr>
-            <w:hyperlink w:history="1" r:id="rIdyuqgzkqhh9aamoh0kt4rp">
+            <w:hyperlink w:history="1" r:id="rIdb8fufjhrij0y1-cwyvkkf">
               <w:r>
                 <w:rPr>
                   <w:rFonts w:ascii="Arial" w:cs="Arial" w:eastAsia="Arial" w:hAnsi="Arial"/>
@@ -29485,7 +30187,7 @@
               <w:spacing w:after="10" w:before="0"/>
               <w:ind w:left="120"/>
             </w:pPr>
-            <w:hyperlink w:history="1" r:id="rId8riup6urbsr91bwxygchm">
+            <w:hyperlink w:history="1" r:id="rIdz0fzbtb_jji2-iqndmrfv">
               <w:r>
                 <w:rPr>
                   <w:rFonts w:ascii="Arial" w:cs="Arial" w:eastAsia="Arial" w:hAnsi="Arial"/>
@@ -29530,7 +30232,7 @@
             <w:pPr>
               <w:spacing w:after="20" w:before="0"/>
             </w:pPr>
-            <w:hyperlink w:history="1" r:id="rIdcmot6dtvgtnzqy7r6km_t">
+            <w:hyperlink w:history="1" r:id="rIdzd3kzs1g3k_cmvr5t2mse">
               <w:r>
                 <w:rPr>
                   <w:rFonts w:ascii="Arial" w:cs="Arial" w:eastAsia="Arial" w:hAnsi="Arial"/>
@@ -29563,7 +30265,7 @@
               <w:spacing w:after="10" w:before="0"/>
               <w:ind w:left="120"/>
             </w:pPr>
-            <w:hyperlink w:history="1" r:id="rIdqrs0q6bkazl9o6nhlad2l">
+            <w:hyperlink w:history="1" r:id="rIdlmo9anzyem51fhlleymsc">
               <w:r>
                 <w:rPr>
                   <w:rFonts w:ascii="Arial" w:cs="Arial" w:eastAsia="Arial" w:hAnsi="Arial"/>
@@ -29758,7 +30460,7 @@
             <w:pPr>
               <w:spacing w:after="20" w:before="0"/>
             </w:pPr>
-            <w:hyperlink w:history="1" r:id="rIdzimlzztmh1yq2hcuapfua">
+            <w:hyperlink w:history="1" r:id="rIdd6q4lq--bvkwmnpcfrlem">
               <w:r>
                 <w:rPr>
                   <w:rFonts w:ascii="Arial" w:cs="Arial" w:eastAsia="Arial" w:hAnsi="Arial"/>
@@ -29791,7 +30493,7 @@
               <w:spacing w:after="10" w:before="0"/>
               <w:ind w:left="120"/>
             </w:pPr>
-            <w:hyperlink w:history="1" r:id="rId6iujfxalcvd6snenyata1">
+            <w:hyperlink w:history="1" r:id="rIdmmk8fyjasfynbx45a-ysg">
               <w:r>
                 <w:rPr>
                   <w:rFonts w:ascii="Arial" w:cs="Arial" w:eastAsia="Arial" w:hAnsi="Arial"/>
@@ -29836,7 +30538,7 @@
             <w:pPr>
               <w:spacing w:after="20" w:before="0"/>
             </w:pPr>
-            <w:hyperlink w:history="1" r:id="rIdw-aqv2u0fjsjhnavjzyl3">
+            <w:hyperlink w:history="1" r:id="rIda1jehblgevifunolqhnt8">
               <w:r>
                 <w:rPr>
                   <w:rFonts w:ascii="Arial" w:cs="Arial" w:eastAsia="Arial" w:hAnsi="Arial"/>
@@ -29869,7 +30571,7 @@
               <w:spacing w:after="10" w:before="0"/>
               <w:ind w:left="120"/>
             </w:pPr>
-            <w:hyperlink w:history="1" r:id="rId36yl2tjh7n58nxihr94lu">
+            <w:hyperlink w:history="1" r:id="rIdi4ygr5qfvx1eptmxsspzc">
               <w:r>
                 <w:rPr>
                   <w:rFonts w:ascii="Arial" w:cs="Arial" w:eastAsia="Arial" w:hAnsi="Arial"/>
@@ -30064,7 +30766,7 @@
             <w:pPr>
               <w:spacing w:after="20" w:before="0"/>
             </w:pPr>
-            <w:hyperlink w:history="1" r:id="rIdp9gic4jgnjmk0wsrcznyv">
+            <w:hyperlink w:history="1" r:id="rIdtjfpcxgntkwvr-pzwport">
               <w:r>
                 <w:rPr>
                   <w:rFonts w:ascii="Arial" w:cs="Arial" w:eastAsia="Arial" w:hAnsi="Arial"/>
@@ -30097,7 +30799,7 @@
               <w:spacing w:after="10" w:before="0"/>
               <w:ind w:left="120"/>
             </w:pPr>
-            <w:hyperlink w:history="1" r:id="rIdalrcqi_1yngejcrugcicm">
+            <w:hyperlink w:history="1" r:id="rId6olntfwlquqx0vwkuohon">
               <w:r>
                 <w:rPr>
                   <w:rFonts w:ascii="Arial" w:cs="Arial" w:eastAsia="Arial" w:hAnsi="Arial"/>
@@ -30142,7 +30844,7 @@
             <w:pPr>
               <w:spacing w:after="20" w:before="0"/>
             </w:pPr>
-            <w:hyperlink w:history="1" r:id="rIdaegnqcdcfz3gz4iojco9j">
+            <w:hyperlink w:history="1" r:id="rIdd4xhzq9cj3jt4ahtv3kim">
               <w:r>
                 <w:rPr>
                   <w:rFonts w:ascii="Arial" w:cs="Arial" w:eastAsia="Arial" w:hAnsi="Arial"/>
@@ -30175,7 +30877,7 @@
               <w:spacing w:after="10" w:before="0"/>
               <w:ind w:left="120"/>
             </w:pPr>
-            <w:hyperlink w:history="1" r:id="rId4srjtmfe3ltirtt84bare">
+            <w:hyperlink w:history="1" r:id="rIdptt2udpaqpu1fm8pxladv">
               <w:r>
                 <w:rPr>
                   <w:rFonts w:ascii="Arial" w:cs="Arial" w:eastAsia="Arial" w:hAnsi="Arial"/>
@@ -30370,7 +31072,7 @@
             <w:pPr>
               <w:spacing w:after="20" w:before="0"/>
             </w:pPr>
-            <w:hyperlink w:history="1" r:id="rId0erhe6w0qn0csz4raq07b">
+            <w:hyperlink w:history="1" r:id="rId-rm7jgm5l2y1puodnd6jz">
               <w:r>
                 <w:rPr>
                   <w:rFonts w:ascii="Arial" w:cs="Arial" w:eastAsia="Arial" w:hAnsi="Arial"/>
@@ -30403,7 +31105,7 @@
               <w:spacing w:after="10" w:before="0"/>
               <w:ind w:left="120"/>
             </w:pPr>
-            <w:hyperlink w:history="1" r:id="rIdul1og6zsf925dbx151pxd">
+            <w:hyperlink w:history="1" r:id="rIdpaoxvbbziunlml3-4y1vg">
               <w:r>
                 <w:rPr>
                   <w:rFonts w:ascii="Arial" w:cs="Arial" w:eastAsia="Arial" w:hAnsi="Arial"/>
@@ -30448,7 +31150,7 @@
             <w:pPr>
               <w:spacing w:after="20" w:before="0"/>
             </w:pPr>
-            <w:hyperlink w:history="1" r:id="rIdzsfefgggcpwynjlcdn-hq">
+            <w:hyperlink w:history="1" r:id="rIdsykrgettay9xd4paldrq5">
               <w:r>
                 <w:rPr>
                   <w:rFonts w:ascii="Arial" w:cs="Arial" w:eastAsia="Arial" w:hAnsi="Arial"/>
@@ -30481,7 +31183,7 @@
               <w:spacing w:after="10" w:before="0"/>
               <w:ind w:left="120"/>
             </w:pPr>
-            <w:hyperlink w:history="1" r:id="rId8hyfgedisd54loyug8w-e">
+            <w:hyperlink w:history="1" r:id="rIdyi54wy78bvfe_4eaux0ep">
               <w:r>
                 <w:rPr>
                   <w:rFonts w:ascii="Arial" w:cs="Arial" w:eastAsia="Arial" w:hAnsi="Arial"/>
@@ -31205,6 +31907,65 @@
         </w:tc>
       </w:tr>
     </w:tbl>
+    <w:p>
+      <w:pPr>
+        <w:pBdr>
+          <w:top w:val="single" w:color="BBBBBB" w:sz="4" w:space="4"/>
+        </w:pBdr>
+        <w:spacing w:after="0" w:before="160"/>
+      </w:pPr>
+      <w:r>
+        <w:rPr>
+          <w:rFonts w:ascii="Arial" w:cs="Arial" w:eastAsia="Arial" w:hAnsi="Arial"/>
+          <w:color w:val="666666"/>
+          <w:sz w:val="14"/>
+          <w:szCs w:val="14"/>
+        </w:rPr>
+        <w:t xml:space="preserve">© 2026 SeaVuria and ARES. Aligned with KICD objectives. Developed by SeaVuria; technical implementation by ARES (with AI assistance from Claude). Licensed under </w:t>
+      </w:r>
+      <w:hyperlink w:history="1" r:id="rIdfx5vdwj6ozjidrny1guxq">
+        <w:r>
+          <w:rPr>
+            <w:rFonts w:ascii="Arial" w:cs="Arial" w:eastAsia="Arial" w:hAnsi="Arial"/>
+            <w:color w:val="1F6B75"/>
+            <w:sz w:val="14"/>
+            <w:szCs w:val="14"/>
+            <w:u w:val="single" w:color="1F6B75"/>
+          </w:rPr>
+          <w:t xml:space="preserve">CC BY-NC 4.0</w:t>
+        </w:r>
+      </w:hyperlink>
+      <w:r>
+        <w:rPr>
+          <w:rFonts w:ascii="Arial" w:cs="Arial" w:eastAsia="Arial" w:hAnsi="Arial"/>
+          <w:color w:val="666666"/>
+          <w:sz w:val="14"/>
+          <w:szCs w:val="14"/>
+        </w:rPr>
+        <w:t xml:space="preserve"> (</w:t>
+      </w:r>
+      <w:hyperlink w:history="1" r:id="rIdwyotw2b5fgk_dj_isqrj3">
+        <w:r>
+          <w:rPr>
+            <w:rFonts w:ascii="Arial" w:cs="Arial" w:eastAsia="Arial" w:hAnsi="Arial"/>
+            <w:color w:val="1F6B75"/>
+            <w:sz w:val="14"/>
+            <w:szCs w:val="14"/>
+            <w:u w:val="single" w:color="1F6B75"/>
+          </w:rPr>
+          <w:t xml:space="preserve">https://creativecommons.org/licenses/by-nc/4.0/</w:t>
+        </w:r>
+      </w:hyperlink>
+      <w:r>
+        <w:rPr>
+          <w:rFonts w:ascii="Arial" w:cs="Arial" w:eastAsia="Arial" w:hAnsi="Arial"/>
+          <w:color w:val="666666"/>
+          <w:sz w:val="14"/>
+          <w:szCs w:val="14"/>
+        </w:rPr>
+        <w:t xml:space="preserve">).</w:t>
+      </w:r>
+    </w:p>
     <w:p>
       <w:r>
         <w:br w:type="page"/>

--- a/data/outputs/v2/Maths/SS2.4_Surface_Area_and_Volume_of_Solids/Mathematics_Surface_Area_and_Volume_of_Solids_CBE_LessonSequence.docx
+++ b/data/outputs/v2/Maths/SS2.4_Surface_Area_and_Volume_of_Solids/Mathematics_Surface_Area_and_Volume_of_Solids_CBE_LessonSequence.docx
@@ -38,6 +38,2514 @@
           <w:szCs w:val="22"/>
         </w:rPr>
         <w:t xml:space="preserve">CBE Phenomenon-Driven Lesson Sequence — Sub-Strand 2.4 (10 Lessons)</w:t>
+      </w:r>
+    </w:p>
+    <w:p>
+      <w:pPr>
+        <w:spacing w:after="120"/>
+      </w:pPr>
+      <w:r>
+        <w:t xml:space="preserve"/>
+      </w:r>
+    </w:p>
+    <w:tbl>
+      <w:tblPr>
+        <w:tblW w:type="dxa" w:w="13680"/>
+        <w:tblBorders>
+          <w:top w:val="single" w:color="AAAAAA" w:sz="4"/>
+          <w:left w:val="single" w:color="AAAAAA" w:sz="4"/>
+          <w:bottom w:val="single" w:color="AAAAAA" w:sz="4"/>
+          <w:right w:val="single" w:color="AAAAAA" w:sz="4"/>
+          <w:insideH w:val="single" w:color="auto" w:sz="4"/>
+          <w:insideV w:val="single" w:color="auto" w:sz="4"/>
+        </w:tblBorders>
+        <w:tblLayout w:type="fixed"/>
+      </w:tblPr>
+      <w:tblGrid>
+        <w:gridCol w:w="3000"/>
+        <w:gridCol w:w="10680"/>
+      </w:tblGrid>
+      <w:tr>
+        <w:tc>
+          <w:tcPr>
+            <w:tcW w:type="dxa" w:w="13680"/>
+            <w:gridSpan w:val="2"/>
+            <w:shd w:fill="1F3864" w:color="auto" w:val="clear"/>
+            <w:tcMar>
+              <w:top w:type="dxa" w:w="60"/>
+              <w:left w:type="dxa" w:w="120"/>
+              <w:bottom w:type="dxa" w:w="60"/>
+              <w:right w:type="dxa" w:w="120"/>
+            </w:tcMar>
+            <w:vAlign w:val="top"/>
+          </w:tcPr>
+          <w:p>
+            <w:pPr>
+              <w:spacing w:after="40" w:before="0"/>
+              <w:jc w:val="center"/>
+            </w:pPr>
+            <w:r>
+              <w:rPr>
+                <w:rFonts w:ascii="Arial" w:cs="Arial" w:eastAsia="Arial" w:hAnsi="Arial"/>
+                <w:b/>
+                <w:bCs/>
+                <w:i w:val="false"/>
+                <w:iCs w:val="false"/>
+                <w:color w:val="FFFFFF"/>
+                <w:sz w:val="22"/>
+                <w:szCs w:val="22"/>
+              </w:rPr>
+              <w:t xml:space="preserve">SUB-STRAND OVERVIEW</w:t>
+            </w:r>
+          </w:p>
+        </w:tc>
+      </w:tr>
+      <w:tr>
+        <w:tc>
+          <w:tcPr>
+            <w:tcW w:type="dxa" w:w="3000"/>
+            <w:shd w:fill="D5E8F0" w:color="auto" w:val="clear"/>
+            <w:tcMar>
+              <w:top w:type="dxa" w:w="60"/>
+              <w:left w:type="dxa" w:w="120"/>
+              <w:bottom w:type="dxa" w:w="60"/>
+              <w:right w:type="dxa" w:w="120"/>
+            </w:tcMar>
+            <w:vAlign w:val="top"/>
+          </w:tcPr>
+          <w:p>
+            <w:pPr>
+              <w:spacing w:after="40" w:before="0"/>
+              <w:jc w:val="left"/>
+            </w:pPr>
+            <w:r>
+              <w:rPr>
+                <w:rFonts w:ascii="Arial" w:cs="Arial" w:eastAsia="Arial" w:hAnsi="Arial"/>
+                <w:b/>
+                <w:bCs/>
+                <w:i w:val="false"/>
+                <w:iCs w:val="false"/>
+                <w:color w:val="000000"/>
+                <w:sz w:val="18"/>
+                <w:szCs w:val="18"/>
+              </w:rPr>
+              <w:t xml:space="preserve">Grade Level</w:t>
+            </w:r>
+          </w:p>
+        </w:tc>
+        <w:tc>
+          <w:tcPr>
+            <w:tcW w:type="dxa" w:w="10680"/>
+            <w:shd w:fill="FFFFFF" w:color="auto" w:val="clear"/>
+            <w:tcMar>
+              <w:top w:type="dxa" w:w="60"/>
+              <w:left w:type="dxa" w:w="120"/>
+              <w:bottom w:type="dxa" w:w="60"/>
+              <w:right w:type="dxa" w:w="120"/>
+            </w:tcMar>
+            <w:vAlign w:val="top"/>
+          </w:tcPr>
+          <w:p>
+            <w:pPr>
+              <w:spacing w:after="40" w:before="0"/>
+              <w:jc w:val="left"/>
+            </w:pPr>
+            <w:r>
+              <w:rPr>
+                <w:rFonts w:ascii="Arial" w:cs="Arial" w:eastAsia="Arial" w:hAnsi="Arial"/>
+                <w:b w:val="false"/>
+                <w:bCs w:val="false"/>
+                <w:i w:val="false"/>
+                <w:iCs w:val="false"/>
+                <w:color w:val="000000"/>
+                <w:sz w:val="18"/>
+                <w:szCs w:val="18"/>
+              </w:rPr>
+              <w:t xml:space="preserve">10</w:t>
+            </w:r>
+          </w:p>
+        </w:tc>
+      </w:tr>
+      <w:tr>
+        <w:tc>
+          <w:tcPr>
+            <w:tcW w:type="dxa" w:w="3000"/>
+            <w:shd w:fill="D5E8F0" w:color="auto" w:val="clear"/>
+            <w:tcMar>
+              <w:top w:type="dxa" w:w="60"/>
+              <w:left w:type="dxa" w:w="120"/>
+              <w:bottom w:type="dxa" w:w="60"/>
+              <w:right w:type="dxa" w:w="120"/>
+            </w:tcMar>
+            <w:vAlign w:val="top"/>
+          </w:tcPr>
+          <w:p>
+            <w:pPr>
+              <w:spacing w:after="40" w:before="0"/>
+              <w:jc w:val="left"/>
+            </w:pPr>
+            <w:r>
+              <w:rPr>
+                <w:rFonts w:ascii="Arial" w:cs="Arial" w:eastAsia="Arial" w:hAnsi="Arial"/>
+                <w:b/>
+                <w:bCs/>
+                <w:i w:val="false"/>
+                <w:iCs w:val="false"/>
+                <w:color w:val="000000"/>
+                <w:sz w:val="18"/>
+                <w:szCs w:val="18"/>
+              </w:rPr>
+              <w:t xml:space="preserve">Subject</w:t>
+            </w:r>
+          </w:p>
+        </w:tc>
+        <w:tc>
+          <w:tcPr>
+            <w:tcW w:type="dxa" w:w="10680"/>
+            <w:shd w:fill="FFFFFF" w:color="auto" w:val="clear"/>
+            <w:tcMar>
+              <w:top w:type="dxa" w:w="60"/>
+              <w:left w:type="dxa" w:w="120"/>
+              <w:bottom w:type="dxa" w:w="60"/>
+              <w:right w:type="dxa" w:w="120"/>
+            </w:tcMar>
+            <w:vAlign w:val="top"/>
+          </w:tcPr>
+          <w:p>
+            <w:pPr>
+              <w:spacing w:after="40" w:before="0"/>
+              <w:jc w:val="left"/>
+            </w:pPr>
+            <w:r>
+              <w:rPr>
+                <w:rFonts w:ascii="Arial" w:cs="Arial" w:eastAsia="Arial" w:hAnsi="Arial"/>
+                <w:b w:val="false"/>
+                <w:bCs w:val="false"/>
+                <w:i w:val="false"/>
+                <w:iCs w:val="false"/>
+                <w:color w:val="000000"/>
+                <w:sz w:val="18"/>
+                <w:szCs w:val="18"/>
+              </w:rPr>
+              <w:t xml:space="preserve">Mathematics</w:t>
+            </w:r>
+          </w:p>
+        </w:tc>
+      </w:tr>
+      <w:tr>
+        <w:tc>
+          <w:tcPr>
+            <w:tcW w:type="dxa" w:w="3000"/>
+            <w:shd w:fill="D5E8F0" w:color="auto" w:val="clear"/>
+            <w:tcMar>
+              <w:top w:type="dxa" w:w="60"/>
+              <w:left w:type="dxa" w:w="120"/>
+              <w:bottom w:type="dxa" w:w="60"/>
+              <w:right w:type="dxa" w:w="120"/>
+            </w:tcMar>
+            <w:vAlign w:val="top"/>
+          </w:tcPr>
+          <w:p>
+            <w:pPr>
+              <w:spacing w:after="40" w:before="0"/>
+              <w:jc w:val="left"/>
+            </w:pPr>
+            <w:r>
+              <w:rPr>
+                <w:rFonts w:ascii="Arial" w:cs="Arial" w:eastAsia="Arial" w:hAnsi="Arial"/>
+                <w:b/>
+                <w:bCs/>
+                <w:i w:val="false"/>
+                <w:iCs w:val="false"/>
+                <w:color w:val="000000"/>
+                <w:sz w:val="18"/>
+                <w:szCs w:val="18"/>
+              </w:rPr>
+              <w:t xml:space="preserve">Strand</w:t>
+            </w:r>
+          </w:p>
+        </w:tc>
+        <w:tc>
+          <w:tcPr>
+            <w:tcW w:type="dxa" w:w="10680"/>
+            <w:shd w:fill="FFFFFF" w:color="auto" w:val="clear"/>
+            <w:tcMar>
+              <w:top w:type="dxa" w:w="60"/>
+              <w:left w:type="dxa" w:w="120"/>
+              <w:bottom w:type="dxa" w:w="60"/>
+              <w:right w:type="dxa" w:w="120"/>
+            </w:tcMar>
+            <w:vAlign w:val="top"/>
+          </w:tcPr>
+          <w:p>
+            <w:pPr>
+              <w:spacing w:after="40" w:before="0"/>
+              <w:jc w:val="left"/>
+            </w:pPr>
+            <w:r>
+              <w:rPr>
+                <w:rFonts w:ascii="Arial" w:cs="Arial" w:eastAsia="Arial" w:hAnsi="Arial"/>
+                <w:b w:val="false"/>
+                <w:bCs w:val="false"/>
+                <w:i w:val="false"/>
+                <w:iCs w:val="false"/>
+                <w:color w:val="000000"/>
+                <w:sz w:val="18"/>
+                <w:szCs w:val="18"/>
+              </w:rPr>
+              <w:t xml:space="preserve">Strand 2.0: Geometry</w:t>
+            </w:r>
+          </w:p>
+        </w:tc>
+      </w:tr>
+      <w:tr>
+        <w:tc>
+          <w:tcPr>
+            <w:tcW w:type="dxa" w:w="3000"/>
+            <w:shd w:fill="D5E8F0" w:color="auto" w:val="clear"/>
+            <w:tcMar>
+              <w:top w:type="dxa" w:w="60"/>
+              <w:left w:type="dxa" w:w="120"/>
+              <w:bottom w:type="dxa" w:w="60"/>
+              <w:right w:type="dxa" w:w="120"/>
+            </w:tcMar>
+            <w:vAlign w:val="top"/>
+          </w:tcPr>
+          <w:p>
+            <w:pPr>
+              <w:spacing w:after="40" w:before="0"/>
+              <w:jc w:val="left"/>
+            </w:pPr>
+            <w:r>
+              <w:rPr>
+                <w:rFonts w:ascii="Arial" w:cs="Arial" w:eastAsia="Arial" w:hAnsi="Arial"/>
+                <w:b/>
+                <w:bCs/>
+                <w:i w:val="false"/>
+                <w:iCs w:val="false"/>
+                <w:color w:val="000000"/>
+                <w:sz w:val="18"/>
+                <w:szCs w:val="18"/>
+              </w:rPr>
+              <w:t xml:space="preserve">Sub-Strand</w:t>
+            </w:r>
+          </w:p>
+        </w:tc>
+        <w:tc>
+          <w:tcPr>
+            <w:tcW w:type="dxa" w:w="10680"/>
+            <w:shd w:fill="FFFFFF" w:color="auto" w:val="clear"/>
+            <w:tcMar>
+              <w:top w:type="dxa" w:w="60"/>
+              <w:left w:type="dxa" w:w="120"/>
+              <w:bottom w:type="dxa" w:w="60"/>
+              <w:right w:type="dxa" w:w="120"/>
+            </w:tcMar>
+            <w:vAlign w:val="top"/>
+          </w:tcPr>
+          <w:p>
+            <w:pPr>
+              <w:spacing w:after="40" w:before="0"/>
+              <w:jc w:val="left"/>
+            </w:pPr>
+            <w:r>
+              <w:rPr>
+                <w:rFonts w:ascii="Arial" w:cs="Arial" w:eastAsia="Arial" w:hAnsi="Arial"/>
+                <w:b w:val="false"/>
+                <w:bCs w:val="false"/>
+                <w:i w:val="false"/>
+                <w:iCs w:val="false"/>
+                <w:color w:val="000000"/>
+                <w:sz w:val="18"/>
+                <w:szCs w:val="18"/>
+              </w:rPr>
+              <w:t xml:space="preserve">Sub-Strand 2.7: Surface Area and Volume of Solids</w:t>
+            </w:r>
+          </w:p>
+        </w:tc>
+      </w:tr>
+      <w:tr>
+        <w:tc>
+          <w:tcPr>
+            <w:tcW w:type="dxa" w:w="3000"/>
+            <w:shd w:fill="D5E8F0" w:color="auto" w:val="clear"/>
+            <w:tcMar>
+              <w:top w:type="dxa" w:w="60"/>
+              <w:left w:type="dxa" w:w="120"/>
+              <w:bottom w:type="dxa" w:w="60"/>
+              <w:right w:type="dxa" w:w="120"/>
+            </w:tcMar>
+            <w:vAlign w:val="top"/>
+          </w:tcPr>
+          <w:p>
+            <w:pPr>
+              <w:spacing w:after="40" w:before="0"/>
+              <w:jc w:val="left"/>
+            </w:pPr>
+            <w:r>
+              <w:rPr>
+                <w:rFonts w:ascii="Arial" w:cs="Arial" w:eastAsia="Arial" w:hAnsi="Arial"/>
+                <w:b/>
+                <w:bCs/>
+                <w:i w:val="false"/>
+                <w:iCs w:val="false"/>
+                <w:color w:val="000000"/>
+                <w:sz w:val="18"/>
+                <w:szCs w:val="18"/>
+              </w:rPr>
+              <w:t xml:space="preserve">Total Duration</w:t>
+            </w:r>
+          </w:p>
+        </w:tc>
+        <w:tc>
+          <w:tcPr>
+            <w:tcW w:type="dxa" w:w="10680"/>
+            <w:shd w:fill="FFFFFF" w:color="auto" w:val="clear"/>
+            <w:tcMar>
+              <w:top w:type="dxa" w:w="60"/>
+              <w:left w:type="dxa" w:w="120"/>
+              <w:bottom w:type="dxa" w:w="60"/>
+              <w:right w:type="dxa" w:w="120"/>
+            </w:tcMar>
+            <w:vAlign w:val="top"/>
+          </w:tcPr>
+          <w:p>
+            <w:pPr>
+              <w:spacing w:after="40" w:before="0"/>
+              <w:jc w:val="left"/>
+            </w:pPr>
+            <w:r>
+              <w:rPr>
+                <w:rFonts w:ascii="Arial" w:cs="Arial" w:eastAsia="Arial" w:hAnsi="Arial"/>
+                <w:b w:val="false"/>
+                <w:bCs w:val="false"/>
+                <w:i w:val="false"/>
+                <w:iCs w:val="false"/>
+                <w:color w:val="000000"/>
+                <w:sz w:val="18"/>
+                <w:szCs w:val="18"/>
+              </w:rPr>
+              <w:t xml:space="preserve">10 lessons × 40 minutes = 400 minutes total</w:t>
+            </w:r>
+          </w:p>
+        </w:tc>
+      </w:tr>
+      <w:tr>
+        <w:tc>
+          <w:tcPr>
+            <w:tcW w:type="dxa" w:w="3000"/>
+            <w:shd w:fill="D5E8F0" w:color="auto" w:val="clear"/>
+            <w:tcMar>
+              <w:top w:type="dxa" w:w="60"/>
+              <w:left w:type="dxa" w:w="120"/>
+              <w:bottom w:type="dxa" w:w="60"/>
+              <w:right w:type="dxa" w:w="120"/>
+            </w:tcMar>
+            <w:vAlign w:val="top"/>
+          </w:tcPr>
+          <w:p>
+            <w:pPr>
+              <w:spacing w:after="40" w:before="0"/>
+              <w:jc w:val="left"/>
+            </w:pPr>
+            <w:r>
+              <w:rPr>
+                <w:rFonts w:ascii="Arial" w:cs="Arial" w:eastAsia="Arial" w:hAnsi="Arial"/>
+                <w:b/>
+                <w:bCs/>
+                <w:i w:val="false"/>
+                <w:iCs w:val="false"/>
+                <w:color w:val="000000"/>
+                <w:sz w:val="18"/>
+                <w:szCs w:val="18"/>
+              </w:rPr>
+              <w:t xml:space="preserve">Sub-Strand Content</w:t>
+            </w:r>
+          </w:p>
+        </w:tc>
+        <w:tc>
+          <w:tcPr>
+            <w:tcW w:type="dxa" w:w="10680"/>
+            <w:shd w:fill="FFFFFF" w:color="auto" w:val="clear"/>
+            <w:tcMar>
+              <w:top w:type="dxa" w:w="60"/>
+              <w:left w:type="dxa" w:w="120"/>
+              <w:bottom w:type="dxa" w:w="60"/>
+              <w:right w:type="dxa" w:w="120"/>
+            </w:tcMar>
+            <w:vAlign w:val="top"/>
+          </w:tcPr>
+          <w:p>
+            <w:pPr>
+              <w:spacing w:after="30" w:before="0"/>
+              <w:ind w:left="360" w:hanging="180"/>
+              <w:jc w:val="left"/>
+            </w:pPr>
+            <w:r>
+              <w:rPr>
+                <w:rFonts w:ascii="Arial" w:cs="Arial" w:eastAsia="Arial" w:hAnsi="Arial"/>
+                <w:b w:val="false"/>
+                <w:bCs w:val="false"/>
+                <w:i w:val="false"/>
+                <w:iCs w:val="false"/>
+                <w:color w:val="000000"/>
+                <w:sz w:val="18"/>
+                <w:szCs w:val="18"/>
+              </w:rPr>
+              <w:t xml:space="preserve">–  Surface area of prisms (triangular, rectangular, and other prisms)</w:t>
+            </w:r>
+          </w:p>
+          <w:p>
+            <w:pPr>
+              <w:spacing w:after="30" w:before="0"/>
+              <w:ind w:left="360" w:hanging="180"/>
+              <w:jc w:val="left"/>
+            </w:pPr>
+            <w:r>
+              <w:rPr>
+                <w:rFonts w:ascii="Arial" w:cs="Arial" w:eastAsia="Arial" w:hAnsi="Arial"/>
+                <w:b w:val="false"/>
+                <w:bCs w:val="false"/>
+                <w:i w:val="false"/>
+                <w:iCs w:val="false"/>
+                <w:color w:val="000000"/>
+                <w:sz w:val="18"/>
+                <w:szCs w:val="18"/>
+              </w:rPr>
+              <w:t xml:space="preserve">–  Surface area of pyramids (triangular and rectangular-based pyramids)</w:t>
+            </w:r>
+          </w:p>
+          <w:p>
+            <w:pPr>
+              <w:spacing w:after="30" w:before="0"/>
+              <w:ind w:left="360" w:hanging="180"/>
+              <w:jc w:val="left"/>
+            </w:pPr>
+            <w:r>
+              <w:rPr>
+                <w:rFonts w:ascii="Arial" w:cs="Arial" w:eastAsia="Arial" w:hAnsi="Arial"/>
+                <w:b w:val="false"/>
+                <w:bCs w:val="false"/>
+                <w:i w:val="false"/>
+                <w:iCs w:val="false"/>
+                <w:color w:val="000000"/>
+                <w:sz w:val="18"/>
+                <w:szCs w:val="18"/>
+              </w:rPr>
+              <w:t xml:space="preserve">–  Surface area of cones</w:t>
+            </w:r>
+          </w:p>
+          <w:p>
+            <w:pPr>
+              <w:spacing w:after="30" w:before="0"/>
+              <w:ind w:left="360" w:hanging="180"/>
+              <w:jc w:val="left"/>
+            </w:pPr>
+            <w:r>
+              <w:rPr>
+                <w:rFonts w:ascii="Arial" w:cs="Arial" w:eastAsia="Arial" w:hAnsi="Arial"/>
+                <w:b w:val="false"/>
+                <w:bCs w:val="false"/>
+                <w:i w:val="false"/>
+                <w:iCs w:val="false"/>
+                <w:color w:val="000000"/>
+                <w:sz w:val="18"/>
+                <w:szCs w:val="18"/>
+              </w:rPr>
+              <w:t xml:space="preserve">–  Surface area of spheres</w:t>
+            </w:r>
+          </w:p>
+          <w:p>
+            <w:pPr>
+              <w:spacing w:after="30" w:before="0"/>
+              <w:ind w:left="360" w:hanging="180"/>
+              <w:jc w:val="left"/>
+            </w:pPr>
+            <w:r>
+              <w:rPr>
+                <w:rFonts w:ascii="Arial" w:cs="Arial" w:eastAsia="Arial" w:hAnsi="Arial"/>
+                <w:b w:val="false"/>
+                <w:bCs w:val="false"/>
+                <w:i w:val="false"/>
+                <w:iCs w:val="false"/>
+                <w:color w:val="000000"/>
+                <w:sz w:val="18"/>
+                <w:szCs w:val="18"/>
+              </w:rPr>
+              <w:t xml:space="preserve">–  Surface area of frustums of a cone</w:t>
+            </w:r>
+          </w:p>
+          <w:p>
+            <w:pPr>
+              <w:spacing w:after="30" w:before="0"/>
+              <w:ind w:left="360" w:hanging="180"/>
+              <w:jc w:val="left"/>
+            </w:pPr>
+            <w:r>
+              <w:rPr>
+                <w:rFonts w:ascii="Arial" w:cs="Arial" w:eastAsia="Arial" w:hAnsi="Arial"/>
+                <w:b w:val="false"/>
+                <w:bCs w:val="false"/>
+                <w:i w:val="false"/>
+                <w:iCs w:val="false"/>
+                <w:color w:val="000000"/>
+                <w:sz w:val="18"/>
+                <w:szCs w:val="18"/>
+              </w:rPr>
+              <w:t xml:space="preserve">–  Surface area of frustums of a pyramid</w:t>
+            </w:r>
+          </w:p>
+          <w:p>
+            <w:pPr>
+              <w:spacing w:after="30" w:before="0"/>
+              <w:ind w:left="360" w:hanging="180"/>
+              <w:jc w:val="left"/>
+            </w:pPr>
+            <w:r>
+              <w:rPr>
+                <w:rFonts w:ascii="Arial" w:cs="Arial" w:eastAsia="Arial" w:hAnsi="Arial"/>
+                <w:b w:val="false"/>
+                <w:bCs w:val="false"/>
+                <w:i w:val="false"/>
+                <w:iCs w:val="false"/>
+                <w:color w:val="000000"/>
+                <w:sz w:val="18"/>
+                <w:szCs w:val="18"/>
+              </w:rPr>
+              <w:t xml:space="preserve">–  Surface area of composite solids</w:t>
+            </w:r>
+          </w:p>
+          <w:p>
+            <w:pPr>
+              <w:spacing w:after="30" w:before="0"/>
+              <w:ind w:left="360" w:hanging="180"/>
+              <w:jc w:val="left"/>
+            </w:pPr>
+            <w:r>
+              <w:rPr>
+                <w:rFonts w:ascii="Arial" w:cs="Arial" w:eastAsia="Arial" w:hAnsi="Arial"/>
+                <w:b w:val="false"/>
+                <w:bCs w:val="false"/>
+                <w:i w:val="false"/>
+                <w:iCs w:val="false"/>
+                <w:color w:val="000000"/>
+                <w:sz w:val="18"/>
+                <w:szCs w:val="18"/>
+              </w:rPr>
+              <w:t xml:space="preserve">–  Volume of prisms (triangular, rectangular, and other prisms)</w:t>
+            </w:r>
+          </w:p>
+          <w:p>
+            <w:pPr>
+              <w:spacing w:after="30" w:before="0"/>
+              <w:ind w:left="360" w:hanging="180"/>
+              <w:jc w:val="left"/>
+            </w:pPr>
+            <w:r>
+              <w:rPr>
+                <w:rFonts w:ascii="Arial" w:cs="Arial" w:eastAsia="Arial" w:hAnsi="Arial"/>
+                <w:b w:val="false"/>
+                <w:bCs w:val="false"/>
+                <w:i w:val="false"/>
+                <w:iCs w:val="false"/>
+                <w:color w:val="000000"/>
+                <w:sz w:val="18"/>
+                <w:szCs w:val="18"/>
+              </w:rPr>
+              <w:t xml:space="preserve">–  Volume of pyramids (triangular and rectangular-based pyramids)</w:t>
+            </w:r>
+          </w:p>
+          <w:p>
+            <w:pPr>
+              <w:spacing w:after="30" w:before="0"/>
+              <w:ind w:left="360" w:hanging="180"/>
+              <w:jc w:val="left"/>
+            </w:pPr>
+            <w:r>
+              <w:rPr>
+                <w:rFonts w:ascii="Arial" w:cs="Arial" w:eastAsia="Arial" w:hAnsi="Arial"/>
+                <w:b w:val="false"/>
+                <w:bCs w:val="false"/>
+                <w:i w:val="false"/>
+                <w:iCs w:val="false"/>
+                <w:color w:val="000000"/>
+                <w:sz w:val="18"/>
+                <w:szCs w:val="18"/>
+              </w:rPr>
+              <w:t xml:space="preserve">–  Volume of cones</w:t>
+            </w:r>
+          </w:p>
+          <w:p>
+            <w:pPr>
+              <w:spacing w:after="30" w:before="0"/>
+              <w:ind w:left="360" w:hanging="180"/>
+              <w:jc w:val="left"/>
+            </w:pPr>
+            <w:r>
+              <w:rPr>
+                <w:rFonts w:ascii="Arial" w:cs="Arial" w:eastAsia="Arial" w:hAnsi="Arial"/>
+                <w:b w:val="false"/>
+                <w:bCs w:val="false"/>
+                <w:i w:val="false"/>
+                <w:iCs w:val="false"/>
+                <w:color w:val="000000"/>
+                <w:sz w:val="18"/>
+                <w:szCs w:val="18"/>
+              </w:rPr>
+              <w:t xml:space="preserve">–  Volume of spheres</w:t>
+            </w:r>
+          </w:p>
+          <w:p>
+            <w:pPr>
+              <w:spacing w:after="30" w:before="0"/>
+              <w:ind w:left="360" w:hanging="180"/>
+              <w:jc w:val="left"/>
+            </w:pPr>
+            <w:r>
+              <w:rPr>
+                <w:rFonts w:ascii="Arial" w:cs="Arial" w:eastAsia="Arial" w:hAnsi="Arial"/>
+                <w:b w:val="false"/>
+                <w:bCs w:val="false"/>
+                <w:i w:val="false"/>
+                <w:iCs w:val="false"/>
+                <w:color w:val="000000"/>
+                <w:sz w:val="18"/>
+                <w:szCs w:val="18"/>
+              </w:rPr>
+              <w:t xml:space="preserve">–  Volume of frustums of a cone</w:t>
+            </w:r>
+          </w:p>
+          <w:p>
+            <w:pPr>
+              <w:spacing w:after="30" w:before="0"/>
+              <w:ind w:left="360" w:hanging="180"/>
+              <w:jc w:val="left"/>
+            </w:pPr>
+            <w:r>
+              <w:rPr>
+                <w:rFonts w:ascii="Arial" w:cs="Arial" w:eastAsia="Arial" w:hAnsi="Arial"/>
+                <w:b w:val="false"/>
+                <w:bCs w:val="false"/>
+                <w:i w:val="false"/>
+                <w:iCs w:val="false"/>
+                <w:color w:val="000000"/>
+                <w:sz w:val="18"/>
+                <w:szCs w:val="18"/>
+              </w:rPr>
+              <w:t xml:space="preserve">–  Volume of frustums of a pyramid</w:t>
+            </w:r>
+          </w:p>
+          <w:p>
+            <w:pPr>
+              <w:spacing w:after="30" w:before="0"/>
+              <w:ind w:left="360" w:hanging="180"/>
+              <w:jc w:val="left"/>
+            </w:pPr>
+            <w:r>
+              <w:rPr>
+                <w:rFonts w:ascii="Arial" w:cs="Arial" w:eastAsia="Arial" w:hAnsi="Arial"/>
+                <w:b w:val="false"/>
+                <w:bCs w:val="false"/>
+                <w:i w:val="false"/>
+                <w:iCs w:val="false"/>
+                <w:color w:val="000000"/>
+                <w:sz w:val="18"/>
+                <w:szCs w:val="18"/>
+              </w:rPr>
+              <w:t xml:space="preserve">–  Volume of composite solids</w:t>
+            </w:r>
+          </w:p>
+          <w:p>
+            <w:pPr>
+              <w:spacing w:after="30" w:before="0"/>
+              <w:ind w:left="360" w:hanging="180"/>
+              <w:jc w:val="left"/>
+            </w:pPr>
+            <w:r>
+              <w:rPr>
+                <w:rFonts w:ascii="Arial" w:cs="Arial" w:eastAsia="Arial" w:hAnsi="Arial"/>
+                <w:b w:val="false"/>
+                <w:bCs w:val="false"/>
+                <w:i w:val="false"/>
+                <w:iCs w:val="false"/>
+                <w:color w:val="000000"/>
+                <w:sz w:val="18"/>
+                <w:szCs w:val="18"/>
+              </w:rPr>
+              <w:t xml:space="preserve">–  Real-life applications of surface area and volume of solids</w:t>
+            </w:r>
+          </w:p>
+        </w:tc>
+      </w:tr>
+      <w:tr>
+        <w:tc>
+          <w:tcPr>
+            <w:tcW w:type="dxa" w:w="3000"/>
+            <w:shd w:fill="D5E8F0" w:color="auto" w:val="clear"/>
+            <w:tcMar>
+              <w:top w:type="dxa" w:w="60"/>
+              <w:left w:type="dxa" w:w="120"/>
+              <w:bottom w:type="dxa" w:w="60"/>
+              <w:right w:type="dxa" w:w="120"/>
+            </w:tcMar>
+            <w:vAlign w:val="top"/>
+          </w:tcPr>
+          <w:p>
+            <w:pPr>
+              <w:spacing w:after="40" w:before="0"/>
+              <w:jc w:val="left"/>
+            </w:pPr>
+            <w:r>
+              <w:rPr>
+                <w:rFonts w:ascii="Arial" w:cs="Arial" w:eastAsia="Arial" w:hAnsi="Arial"/>
+                <w:b/>
+                <w:bCs/>
+                <w:i w:val="false"/>
+                <w:iCs w:val="false"/>
+                <w:color w:val="000000"/>
+                <w:sz w:val="18"/>
+                <w:szCs w:val="18"/>
+              </w:rPr>
+              <w:t xml:space="preserve">Learning Outcomes</w:t>
+            </w:r>
+          </w:p>
+        </w:tc>
+        <w:tc>
+          <w:tcPr>
+            <w:tcW w:type="dxa" w:w="10680"/>
+            <w:shd w:fill="FFFFFF" w:color="auto" w:val="clear"/>
+            <w:tcMar>
+              <w:top w:type="dxa" w:w="60"/>
+              <w:left w:type="dxa" w:w="120"/>
+              <w:bottom w:type="dxa" w:w="60"/>
+              <w:right w:type="dxa" w:w="120"/>
+            </w:tcMar>
+            <w:vAlign w:val="top"/>
+          </w:tcPr>
+          <w:p>
+            <w:pPr>
+              <w:spacing w:after="40" w:before="0"/>
+              <w:jc w:val="left"/>
+            </w:pPr>
+            <w:r>
+              <w:rPr>
+                <w:rFonts w:ascii="Arial" w:cs="Arial" w:eastAsia="Arial" w:hAnsi="Arial"/>
+                <w:b w:val="false"/>
+                <w:bCs w:val="false"/>
+                <w:i w:val="false"/>
+                <w:iCs w:val="false"/>
+                <w:color w:val="000000"/>
+                <w:sz w:val="18"/>
+                <w:szCs w:val="18"/>
+              </w:rPr>
+              <w:t xml:space="preserve">By the end of the sub-strand, the learner should be able to:</w:t>
+            </w:r>
+          </w:p>
+          <w:p>
+            <w:pPr>
+              <w:spacing w:after="40" w:before="0"/>
+              <w:jc w:val="left"/>
+            </w:pPr>
+            <w:r>
+              <w:rPr>
+                <w:rFonts w:ascii="Arial" w:cs="Arial" w:eastAsia="Arial" w:hAnsi="Arial"/>
+                <w:b w:val="false"/>
+                <w:bCs w:val="false"/>
+                <w:i w:val="false"/>
+                <w:iCs w:val="false"/>
+                <w:color w:val="000000"/>
+                <w:sz w:val="18"/>
+                <w:szCs w:val="18"/>
+              </w:rPr>
+              <w:t xml:space="preserve">a) determine the surface area of prisms, pyramids, cones, and spheres in different situations,</w:t>
+            </w:r>
+          </w:p>
+          <w:p>
+            <w:pPr>
+              <w:spacing w:after="40" w:before="0"/>
+              <w:jc w:val="left"/>
+            </w:pPr>
+            <w:r>
+              <w:rPr>
+                <w:rFonts w:ascii="Arial" w:cs="Arial" w:eastAsia="Arial" w:hAnsi="Arial"/>
+                <w:b w:val="false"/>
+                <w:bCs w:val="false"/>
+                <w:i w:val="false"/>
+                <w:iCs w:val="false"/>
+                <w:color w:val="000000"/>
+                <w:sz w:val="18"/>
+                <w:szCs w:val="18"/>
+              </w:rPr>
+              <w:t xml:space="preserve">b) determine the surface area of frustums of a cone and a pyramid in different situations,</w:t>
+            </w:r>
+          </w:p>
+          <w:p>
+            <w:pPr>
+              <w:spacing w:after="40" w:before="0"/>
+              <w:jc w:val="left"/>
+            </w:pPr>
+            <w:r>
+              <w:rPr>
+                <w:rFonts w:ascii="Arial" w:cs="Arial" w:eastAsia="Arial" w:hAnsi="Arial"/>
+                <w:b w:val="false"/>
+                <w:bCs w:val="false"/>
+                <w:i w:val="false"/>
+                <w:iCs w:val="false"/>
+                <w:color w:val="000000"/>
+                <w:sz w:val="18"/>
+                <w:szCs w:val="18"/>
+              </w:rPr>
+              <w:t xml:space="preserve">c) calculate the surface area of composite solids in real-life contexts,</w:t>
+            </w:r>
+          </w:p>
+          <w:p>
+            <w:pPr>
+              <w:spacing w:after="40" w:before="0"/>
+              <w:jc w:val="left"/>
+            </w:pPr>
+            <w:r>
+              <w:rPr>
+                <w:rFonts w:ascii="Arial" w:cs="Arial" w:eastAsia="Arial" w:hAnsi="Arial"/>
+                <w:b w:val="false"/>
+                <w:bCs w:val="false"/>
+                <w:i w:val="false"/>
+                <w:iCs w:val="false"/>
+                <w:color w:val="000000"/>
+                <w:sz w:val="18"/>
+                <w:szCs w:val="18"/>
+              </w:rPr>
+              <w:t xml:space="preserve">d) calculate the volume of prisms, pyramids, cones, and spheres in different situations,</w:t>
+            </w:r>
+          </w:p>
+          <w:p>
+            <w:pPr>
+              <w:spacing w:after="40" w:before="0"/>
+              <w:jc w:val="left"/>
+            </w:pPr>
+            <w:r>
+              <w:rPr>
+                <w:rFonts w:ascii="Arial" w:cs="Arial" w:eastAsia="Arial" w:hAnsi="Arial"/>
+                <w:b w:val="false"/>
+                <w:bCs w:val="false"/>
+                <w:i w:val="false"/>
+                <w:iCs w:val="false"/>
+                <w:color w:val="000000"/>
+                <w:sz w:val="18"/>
+                <w:szCs w:val="18"/>
+              </w:rPr>
+              <w:t xml:space="preserve">e) determine the volume of frustums of a cone and a pyramid in different situations,</w:t>
+            </w:r>
+          </w:p>
+          <w:p>
+            <w:pPr>
+              <w:spacing w:after="40" w:before="0"/>
+              <w:jc w:val="left"/>
+            </w:pPr>
+            <w:r>
+              <w:rPr>
+                <w:rFonts w:ascii="Arial" w:cs="Arial" w:eastAsia="Arial" w:hAnsi="Arial"/>
+                <w:b w:val="false"/>
+                <w:bCs w:val="false"/>
+                <w:i w:val="false"/>
+                <w:iCs w:val="false"/>
+                <w:color w:val="000000"/>
+                <w:sz w:val="18"/>
+                <w:szCs w:val="18"/>
+              </w:rPr>
+              <w:t xml:space="preserve">f) determine the volume of composite solids in real-life contexts,</w:t>
+            </w:r>
+          </w:p>
+          <w:p>
+            <w:pPr>
+              <w:spacing w:after="40" w:before="0"/>
+              <w:jc w:val="left"/>
+            </w:pPr>
+            <w:r>
+              <w:rPr>
+                <w:rFonts w:ascii="Arial" w:cs="Arial" w:eastAsia="Arial" w:hAnsi="Arial"/>
+                <w:b w:val="false"/>
+                <w:bCs w:val="false"/>
+                <w:i w:val="false"/>
+                <w:iCs w:val="false"/>
+                <w:color w:val="000000"/>
+                <w:sz w:val="18"/>
+                <w:szCs w:val="18"/>
+              </w:rPr>
+              <w:t xml:space="preserve">g) apply surface area and volume of solids to solve real-life problems,</w:t>
+            </w:r>
+          </w:p>
+          <w:p>
+            <w:pPr>
+              <w:spacing w:after="40" w:before="0"/>
+              <w:jc w:val="left"/>
+            </w:pPr>
+            <w:r>
+              <w:rPr>
+                <w:rFonts w:ascii="Arial" w:cs="Arial" w:eastAsia="Arial" w:hAnsi="Arial"/>
+                <w:b w:val="false"/>
+                <w:bCs w:val="false"/>
+                <w:i w:val="false"/>
+                <w:iCs w:val="false"/>
+                <w:color w:val="000000"/>
+                <w:sz w:val="18"/>
+                <w:szCs w:val="18"/>
+              </w:rPr>
+              <w:t xml:space="preserve">h) appreciate the use of surface area and volume of solids in day-to-day activities.</w:t>
+            </w:r>
+          </w:p>
+        </w:tc>
+      </w:tr>
+      <w:tr>
+        <w:tc>
+          <w:tcPr>
+            <w:tcW w:type="dxa" w:w="3000"/>
+            <w:shd w:fill="D5E8F0" w:color="auto" w:val="clear"/>
+            <w:tcMar>
+              <w:top w:type="dxa" w:w="60"/>
+              <w:left w:type="dxa" w:w="120"/>
+              <w:bottom w:type="dxa" w:w="60"/>
+              <w:right w:type="dxa" w:w="120"/>
+            </w:tcMar>
+            <w:vAlign w:val="top"/>
+          </w:tcPr>
+          <w:p>
+            <w:pPr>
+              <w:spacing w:after="40" w:before="0"/>
+              <w:jc w:val="left"/>
+            </w:pPr>
+            <w:r>
+              <w:rPr>
+                <w:rFonts w:ascii="Arial" w:cs="Arial" w:eastAsia="Arial" w:hAnsi="Arial"/>
+                <w:b/>
+                <w:bCs/>
+                <w:i w:val="false"/>
+                <w:iCs w:val="false"/>
+                <w:color w:val="000000"/>
+                <w:sz w:val="18"/>
+                <w:szCs w:val="18"/>
+              </w:rPr>
+              <w:t xml:space="preserve">Core Competencies</w:t>
+            </w:r>
+          </w:p>
+        </w:tc>
+        <w:tc>
+          <w:tcPr>
+            <w:tcW w:type="dxa" w:w="10680"/>
+            <w:shd w:fill="FFFFFF" w:color="auto" w:val="clear"/>
+            <w:tcMar>
+              <w:top w:type="dxa" w:w="60"/>
+              <w:left w:type="dxa" w:w="120"/>
+              <w:bottom w:type="dxa" w:w="60"/>
+              <w:right w:type="dxa" w:w="120"/>
+            </w:tcMar>
+            <w:vAlign w:val="top"/>
+          </w:tcPr>
+          <w:p>
+            <w:pPr>
+              <w:spacing w:after="30" w:before="0"/>
+              <w:ind w:left="360" w:hanging="180"/>
+              <w:jc w:val="left"/>
+            </w:pPr>
+            <w:r>
+              <w:rPr>
+                <w:rFonts w:ascii="Arial" w:cs="Arial" w:eastAsia="Arial" w:hAnsi="Arial"/>
+                <w:b w:val="false"/>
+                <w:bCs w:val="false"/>
+                <w:i w:val="false"/>
+                <w:iCs w:val="false"/>
+                <w:color w:val="000000"/>
+                <w:sz w:val="18"/>
+                <w:szCs w:val="18"/>
+              </w:rPr>
+              <w:t xml:space="preserve">–  Communication and Collaboration: the learner discusses with peers and works in groups to derive and verify formulae for surface area and volume of various solids, sharing findings and explaining reasoning to classmates.</w:t>
+            </w:r>
+          </w:p>
+          <w:p>
+            <w:pPr>
+              <w:spacing w:after="30" w:before="0"/>
+              <w:ind w:left="360" w:hanging="180"/>
+              <w:jc w:val="left"/>
+            </w:pPr>
+            <w:r>
+              <w:rPr>
+                <w:rFonts w:ascii="Arial" w:cs="Arial" w:eastAsia="Arial" w:hAnsi="Arial"/>
+                <w:b w:val="false"/>
+                <w:bCs w:val="false"/>
+                <w:i w:val="false"/>
+                <w:iCs w:val="false"/>
+                <w:color w:val="000000"/>
+                <w:sz w:val="18"/>
+                <w:szCs w:val="18"/>
+              </w:rPr>
+              <w:t xml:space="preserve">–  Critical Thinking and Problem Solving: the learner applies knowledge of surface area and volume to solve real-life problems such as estimating the amount of material needed to construct a grain storage silo or a water tank in the Rift Valley.</w:t>
+            </w:r>
+          </w:p>
+          <w:p>
+            <w:pPr>
+              <w:spacing w:after="30" w:before="0"/>
+              <w:ind w:left="360" w:hanging="180"/>
+              <w:jc w:val="left"/>
+            </w:pPr>
+            <w:r>
+              <w:rPr>
+                <w:rFonts w:ascii="Arial" w:cs="Arial" w:eastAsia="Arial" w:hAnsi="Arial"/>
+                <w:b w:val="false"/>
+                <w:bCs w:val="false"/>
+                <w:i w:val="false"/>
+                <w:iCs w:val="false"/>
+                <w:color w:val="000000"/>
+                <w:sz w:val="18"/>
+                <w:szCs w:val="18"/>
+              </w:rPr>
+              <w:t xml:space="preserve">–  Digital Literacy: the learner uses digital devices to access YouTube videos on surface area and volume of frustums and composite solids, and uses calculators to verify computed values.</w:t>
+            </w:r>
+          </w:p>
+          <w:p>
+            <w:pPr>
+              <w:spacing w:after="30" w:before="0"/>
+              <w:ind w:left="360" w:hanging="180"/>
+              <w:jc w:val="left"/>
+            </w:pPr>
+            <w:r>
+              <w:rPr>
+                <w:rFonts w:ascii="Arial" w:cs="Arial" w:eastAsia="Arial" w:hAnsi="Arial"/>
+                <w:b w:val="false"/>
+                <w:bCs w:val="false"/>
+                <w:i w:val="false"/>
+                <w:iCs w:val="false"/>
+                <w:color w:val="000000"/>
+                <w:sz w:val="18"/>
+                <w:szCs w:val="18"/>
+              </w:rPr>
+              <w:t xml:space="preserve">–  Learning to Learn: the learner builds on prior knowledge of area and volume of basic shapes to extend understanding progressively to frustums and composite solids.</w:t>
+            </w:r>
+          </w:p>
+          <w:p>
+            <w:pPr>
+              <w:spacing w:after="30" w:before="0"/>
+              <w:ind w:left="360" w:hanging="180"/>
+              <w:jc w:val="left"/>
+            </w:pPr>
+            <w:r>
+              <w:rPr>
+                <w:rFonts w:ascii="Arial" w:cs="Arial" w:eastAsia="Arial" w:hAnsi="Arial"/>
+                <w:b w:val="false"/>
+                <w:bCs w:val="false"/>
+                <w:i w:val="false"/>
+                <w:iCs w:val="false"/>
+                <w:color w:val="000000"/>
+                <w:sz w:val="18"/>
+                <w:szCs w:val="18"/>
+              </w:rPr>
+              <w:t xml:space="preserve">–  Self-efficacy: the learner develops confidence in applying mathematical formulae to multi-step problems involving composite solids encountered in everyday Kenyan contexts.</w:t>
+            </w:r>
+          </w:p>
+        </w:tc>
+      </w:tr>
+      <w:tr>
+        <w:tc>
+          <w:tcPr>
+            <w:tcW w:type="dxa" w:w="3000"/>
+            <w:shd w:fill="E2EFDA" w:color="auto" w:val="clear"/>
+            <w:tcMar>
+              <w:top w:type="dxa" w:w="60"/>
+              <w:left w:type="dxa" w:w="120"/>
+              <w:bottom w:type="dxa" w:w="60"/>
+              <w:right w:type="dxa" w:w="120"/>
+            </w:tcMar>
+            <w:vAlign w:val="top"/>
+          </w:tcPr>
+          <w:p>
+            <w:pPr>
+              <w:spacing w:after="40" w:before="0"/>
+              <w:jc w:val="left"/>
+            </w:pPr>
+            <w:r>
+              <w:rPr>
+                <w:rFonts w:ascii="Arial" w:cs="Arial" w:eastAsia="Arial" w:hAnsi="Arial"/>
+                <w:b/>
+                <w:bCs/>
+                <w:i w:val="false"/>
+                <w:iCs w:val="false"/>
+                <w:color w:val="000000"/>
+                <w:sz w:val="18"/>
+                <w:szCs w:val="18"/>
+              </w:rPr>
+              <w:t xml:space="preserve">Core Values</w:t>
+            </w:r>
+          </w:p>
+        </w:tc>
+        <w:tc>
+          <w:tcPr>
+            <w:tcW w:type="dxa" w:w="10680"/>
+            <w:shd w:fill="FFFFFF" w:color="auto" w:val="clear"/>
+            <w:tcMar>
+              <w:top w:type="dxa" w:w="60"/>
+              <w:left w:type="dxa" w:w="120"/>
+              <w:bottom w:type="dxa" w:w="60"/>
+              <w:right w:type="dxa" w:w="120"/>
+            </w:tcMar>
+            <w:vAlign w:val="top"/>
+          </w:tcPr>
+          <w:p>
+            <w:pPr>
+              <w:spacing w:after="30" w:before="0"/>
+              <w:ind w:left="360" w:hanging="180"/>
+              <w:jc w:val="left"/>
+            </w:pPr>
+            <w:r>
+              <w:rPr>
+                <w:rFonts w:ascii="Arial" w:cs="Arial" w:eastAsia="Arial" w:hAnsi="Arial"/>
+                <w:b w:val="false"/>
+                <w:bCs w:val="false"/>
+                <w:i w:val="false"/>
+                <w:iCs w:val="false"/>
+                <w:color w:val="000000"/>
+                <w:sz w:val="18"/>
+                <w:szCs w:val="18"/>
+              </w:rPr>
+              <w:t xml:space="preserve">–  Responsibility: the learner takes care of mathematical instruments, calculators, and digital devices used during investigations of surface area and volume.</w:t>
+            </w:r>
+          </w:p>
+          <w:p>
+            <w:pPr>
+              <w:spacing w:after="30" w:before="0"/>
+              <w:ind w:left="360" w:hanging="180"/>
+              <w:jc w:val="left"/>
+            </w:pPr>
+            <w:r>
+              <w:rPr>
+                <w:rFonts w:ascii="Arial" w:cs="Arial" w:eastAsia="Arial" w:hAnsi="Arial"/>
+                <w:b w:val="false"/>
+                <w:bCs w:val="false"/>
+                <w:i w:val="false"/>
+                <w:iCs w:val="false"/>
+                <w:color w:val="000000"/>
+                <w:sz w:val="18"/>
+                <w:szCs w:val="18"/>
+              </w:rPr>
+              <w:t xml:space="preserve">–  Respect: the learner listens to and values the contributions of peers during group discussions on the properties and measurements of solids.</w:t>
+            </w:r>
+          </w:p>
+          <w:p>
+            <w:pPr>
+              <w:spacing w:after="30" w:before="0"/>
+              <w:ind w:left="360" w:hanging="180"/>
+              <w:jc w:val="left"/>
+            </w:pPr>
+            <w:r>
+              <w:rPr>
+                <w:rFonts w:ascii="Arial" w:cs="Arial" w:eastAsia="Arial" w:hAnsi="Arial"/>
+                <w:b w:val="false"/>
+                <w:bCs w:val="false"/>
+                <w:i w:val="false"/>
+                <w:iCs w:val="false"/>
+                <w:color w:val="000000"/>
+                <w:sz w:val="18"/>
+                <w:szCs w:val="18"/>
+              </w:rPr>
+              <w:t xml:space="preserve">–  Unity: the learner works collaboratively in groups to measure, compute, and verify surface areas and volumes of physical models of solids.</w:t>
+            </w:r>
+          </w:p>
+          <w:p>
+            <w:pPr>
+              <w:spacing w:after="30" w:before="0"/>
+              <w:ind w:left="360" w:hanging="180"/>
+              <w:jc w:val="left"/>
+            </w:pPr>
+            <w:r>
+              <w:rPr>
+                <w:rFonts w:ascii="Arial" w:cs="Arial" w:eastAsia="Arial" w:hAnsi="Arial"/>
+                <w:b w:val="false"/>
+                <w:bCs w:val="false"/>
+                <w:i w:val="false"/>
+                <w:iCs w:val="false"/>
+                <w:color w:val="000000"/>
+                <w:sz w:val="18"/>
+                <w:szCs w:val="18"/>
+              </w:rPr>
+              <w:t xml:space="preserve">–  Social Justice: the learner recognises how accurate computation of surface area and volume contributes to fair and efficient use of resources, such as equitable distribution of grain storage facilities across counties in Kenya.</w:t>
+            </w:r>
+          </w:p>
+          <w:p>
+            <w:pPr>
+              <w:spacing w:after="30" w:before="0"/>
+              <w:ind w:left="360" w:hanging="180"/>
+              <w:jc w:val="left"/>
+            </w:pPr>
+            <w:r>
+              <w:rPr>
+                <w:rFonts w:ascii="Arial" w:cs="Arial" w:eastAsia="Arial" w:hAnsi="Arial"/>
+                <w:b w:val="false"/>
+                <w:bCs w:val="false"/>
+                <w:i w:val="false"/>
+                <w:iCs w:val="false"/>
+                <w:color w:val="000000"/>
+                <w:sz w:val="18"/>
+                <w:szCs w:val="18"/>
+              </w:rPr>
+              <w:t xml:space="preserve">–  Integrity: the learner records and reports measurements and calculations honestly, without falsifying results during practical investigations.</w:t>
+            </w:r>
+          </w:p>
+        </w:tc>
+      </w:tr>
+      <w:tr>
+        <w:tc>
+          <w:tcPr>
+            <w:tcW w:type="dxa" w:w="3000"/>
+            <w:shd w:fill="D5E8F0" w:color="auto" w:val="clear"/>
+            <w:tcMar>
+              <w:top w:type="dxa" w:w="60"/>
+              <w:left w:type="dxa" w:w="120"/>
+              <w:bottom w:type="dxa" w:w="60"/>
+              <w:right w:type="dxa" w:w="120"/>
+            </w:tcMar>
+            <w:vAlign w:val="top"/>
+          </w:tcPr>
+          <w:p>
+            <w:pPr>
+              <w:spacing w:after="40" w:before="0"/>
+              <w:jc w:val="left"/>
+            </w:pPr>
+            <w:r>
+              <w:rPr>
+                <w:rFonts w:ascii="Arial" w:cs="Arial" w:eastAsia="Arial" w:hAnsi="Arial"/>
+                <w:b/>
+                <w:bCs/>
+                <w:i w:val="false"/>
+                <w:iCs w:val="false"/>
+                <w:color w:val="000000"/>
+                <w:sz w:val="18"/>
+                <w:szCs w:val="18"/>
+              </w:rPr>
+              <w:t xml:space="preserve">Science &amp; Engineering Practices</w:t>
+            </w:r>
+          </w:p>
+        </w:tc>
+        <w:tc>
+          <w:tcPr>
+            <w:tcW w:type="dxa" w:w="10680"/>
+            <w:shd w:fill="FFFFFF" w:color="auto" w:val="clear"/>
+            <w:tcMar>
+              <w:top w:type="dxa" w:w="60"/>
+              <w:left w:type="dxa" w:w="120"/>
+              <w:bottom w:type="dxa" w:w="60"/>
+              <w:right w:type="dxa" w:w="120"/>
+            </w:tcMar>
+            <w:vAlign w:val="top"/>
+          </w:tcPr>
+          <w:p>
+            <w:pPr>
+              <w:spacing w:after="30" w:before="0"/>
+              <w:ind w:left="360" w:hanging="180"/>
+              <w:jc w:val="left"/>
+            </w:pPr>
+            <w:r>
+              <w:rPr>
+                <w:rFonts w:ascii="Arial" w:cs="Arial" w:eastAsia="Arial" w:hAnsi="Arial"/>
+                <w:b w:val="false"/>
+                <w:bCs w:val="false"/>
+                <w:i w:val="false"/>
+                <w:iCs w:val="false"/>
+                <w:color w:val="000000"/>
+                <w:sz w:val="18"/>
+                <w:szCs w:val="18"/>
+              </w:rPr>
+              <w:t xml:space="preserve">–  Developing and Using Models: learners construct and manipulate physical nets and three-dimensional models of prisms, pyramids, cones, and frustums to derive surface area formulae, then revise their models as understanding deepens.</w:t>
+            </w:r>
+          </w:p>
+          <w:p>
+            <w:pPr>
+              <w:spacing w:after="30" w:before="0"/>
+              <w:ind w:left="360" w:hanging="180"/>
+              <w:jc w:val="left"/>
+            </w:pPr>
+            <w:r>
+              <w:rPr>
+                <w:rFonts w:ascii="Arial" w:cs="Arial" w:eastAsia="Arial" w:hAnsi="Arial"/>
+                <w:b w:val="false"/>
+                <w:bCs w:val="false"/>
+                <w:i w:val="false"/>
+                <w:iCs w:val="false"/>
+                <w:color w:val="000000"/>
+                <w:sz w:val="18"/>
+                <w:szCs w:val="18"/>
+              </w:rPr>
+              <w:t xml:space="preserve">–  Using Mathematics and Computational Thinking: learners apply geometric formulae, substitute values, and use calculators to compute surface areas and volumes accurately, comparing results across different solid types.</w:t>
+            </w:r>
+          </w:p>
+          <w:p>
+            <w:pPr>
+              <w:spacing w:after="30" w:before="0"/>
+              <w:ind w:left="360" w:hanging="180"/>
+              <w:jc w:val="left"/>
+            </w:pPr>
+            <w:r>
+              <w:rPr>
+                <w:rFonts w:ascii="Arial" w:cs="Arial" w:eastAsia="Arial" w:hAnsi="Arial"/>
+                <w:b w:val="false"/>
+                <w:bCs w:val="false"/>
+                <w:i w:val="false"/>
+                <w:iCs w:val="false"/>
+                <w:color w:val="000000"/>
+                <w:sz w:val="18"/>
+                <w:szCs w:val="18"/>
+              </w:rPr>
+              <w:t xml:space="preserve">–  Analysing and Interpreting Data: learners measure physical objects (e.g., a cylindrical uji pot, a conical grain store, a rectangular water tank) and analyse whether computed values match real-world capacity labels.</w:t>
+            </w:r>
+          </w:p>
+          <w:p>
+            <w:pPr>
+              <w:spacing w:after="30" w:before="0"/>
+              <w:ind w:left="360" w:hanging="180"/>
+              <w:jc w:val="left"/>
+            </w:pPr>
+            <w:r>
+              <w:rPr>
+                <w:rFonts w:ascii="Arial" w:cs="Arial" w:eastAsia="Arial" w:hAnsi="Arial"/>
+                <w:b w:val="false"/>
+                <w:bCs w:val="false"/>
+                <w:i w:val="false"/>
+                <w:iCs w:val="false"/>
+                <w:color w:val="000000"/>
+                <w:sz w:val="18"/>
+                <w:szCs w:val="18"/>
+              </w:rPr>
+              <w:t xml:space="preserve">–  Constructing Explanations: learners explain, using derived formulae and worked examples, why a frustum has a larger surface area than a cone of the same base and slant height, and how composite solids combine individual formulae.</w:t>
+            </w:r>
+          </w:p>
+          <w:p>
+            <w:pPr>
+              <w:spacing w:after="30" w:before="0"/>
+              <w:ind w:left="360" w:hanging="180"/>
+              <w:jc w:val="left"/>
+            </w:pPr>
+            <w:r>
+              <w:rPr>
+                <w:rFonts w:ascii="Arial" w:cs="Arial" w:eastAsia="Arial" w:hAnsi="Arial"/>
+                <w:b w:val="false"/>
+                <w:bCs w:val="false"/>
+                <w:i w:val="false"/>
+                <w:iCs w:val="false"/>
+                <w:color w:val="000000"/>
+                <w:sz w:val="18"/>
+                <w:szCs w:val="18"/>
+              </w:rPr>
+              <w:t xml:space="preserve">–  Obtaining, Evaluating, and Communicating Information: learners watch curated YouTube videos on frustum surface area and volume, evaluate the methods demonstrated, and communicate their understanding through poster presentations and model demonstrations.</w:t>
+            </w:r>
+          </w:p>
+        </w:tc>
+      </w:tr>
+      <w:tr>
+        <w:tc>
+          <w:tcPr>
+            <w:tcW w:type="dxa" w:w="3000"/>
+            <w:shd w:fill="FCE4D6" w:color="auto" w:val="clear"/>
+            <w:tcMar>
+              <w:top w:type="dxa" w:w="60"/>
+              <w:left w:type="dxa" w:w="120"/>
+              <w:bottom w:type="dxa" w:w="60"/>
+              <w:right w:type="dxa" w:w="120"/>
+            </w:tcMar>
+            <w:vAlign w:val="top"/>
+          </w:tcPr>
+          <w:p>
+            <w:pPr>
+              <w:spacing w:after="40" w:before="0"/>
+              <w:jc w:val="left"/>
+            </w:pPr>
+            <w:r>
+              <w:rPr>
+                <w:rFonts w:ascii="Arial" w:cs="Arial" w:eastAsia="Arial" w:hAnsi="Arial"/>
+                <w:b/>
+                <w:bCs/>
+                <w:i w:val="false"/>
+                <w:iCs w:val="false"/>
+                <w:color w:val="000000"/>
+                <w:sz w:val="18"/>
+                <w:szCs w:val="18"/>
+              </w:rPr>
+              <w:t xml:space="preserve">Pertinent &amp; Contemporary Issues (PCIs)</w:t>
+            </w:r>
+          </w:p>
+        </w:tc>
+        <w:tc>
+          <w:tcPr>
+            <w:tcW w:type="dxa" w:w="10680"/>
+            <w:shd w:fill="FFFFFF" w:color="auto" w:val="clear"/>
+            <w:tcMar>
+              <w:top w:type="dxa" w:w="60"/>
+              <w:left w:type="dxa" w:w="120"/>
+              <w:bottom w:type="dxa" w:w="60"/>
+              <w:right w:type="dxa" w:w="120"/>
+            </w:tcMar>
+            <w:vAlign w:val="top"/>
+          </w:tcPr>
+          <w:p>
+            <w:pPr>
+              <w:spacing w:after="30" w:before="0"/>
+              <w:ind w:left="360" w:hanging="180"/>
+              <w:jc w:val="left"/>
+            </w:pPr>
+            <w:r>
+              <w:rPr>
+                <w:rFonts w:ascii="Arial" w:cs="Arial" w:eastAsia="Arial" w:hAnsi="Arial"/>
+                <w:b w:val="false"/>
+                <w:bCs w:val="false"/>
+                <w:i w:val="false"/>
+                <w:iCs w:val="false"/>
+                <w:color w:val="000000"/>
+                <w:sz w:val="18"/>
+                <w:szCs w:val="18"/>
+              </w:rPr>
+              <w:t xml:space="preserve">–  Life Skills (Creative Thinking): the learner designs a composite solid container (e.g., a water storage tank combining a cylinder and hemisphere) and computes its surface area and volume, applying creative thinking to a real Kenyan engineering context.</w:t>
+            </w:r>
+          </w:p>
+          <w:p>
+            <w:pPr>
+              <w:spacing w:after="30" w:before="0"/>
+              <w:ind w:left="360" w:hanging="180"/>
+              <w:jc w:val="left"/>
+            </w:pPr>
+            <w:r>
+              <w:rPr>
+                <w:rFonts w:ascii="Arial" w:cs="Arial" w:eastAsia="Arial" w:hAnsi="Arial"/>
+                <w:b w:val="false"/>
+                <w:bCs w:val="false"/>
+                <w:i w:val="false"/>
+                <w:iCs w:val="false"/>
+                <w:color w:val="000000"/>
+                <w:sz w:val="18"/>
+                <w:szCs w:val="18"/>
+              </w:rPr>
+              <w:t xml:space="preserve">–  Life Skills (Problem Solving): the learner solves multi-step problems involving the surface area and volume of solids encountered in everyday situations, such as estimating the cost of painting a conical roof or filling a frustum-shaped grain silo in Kitale.</w:t>
+            </w:r>
+          </w:p>
+          <w:p>
+            <w:pPr>
+              <w:spacing w:after="30" w:before="0"/>
+              <w:ind w:left="360" w:hanging="180"/>
+              <w:jc w:val="left"/>
+            </w:pPr>
+            <w:r>
+              <w:rPr>
+                <w:rFonts w:ascii="Arial" w:cs="Arial" w:eastAsia="Arial" w:hAnsi="Arial"/>
+                <w:b w:val="false"/>
+                <w:bCs w:val="false"/>
+                <w:i w:val="false"/>
+                <w:iCs w:val="false"/>
+                <w:color w:val="000000"/>
+                <w:sz w:val="18"/>
+                <w:szCs w:val="18"/>
+              </w:rPr>
+              <w:t xml:space="preserve">–  Environmental Education: the learner explores how efficient design of solids (minimising surface area for a given volume) contributes to sustainable use of materials, such as reducing the amount of metal sheet used to manufacture water tanks for rural communities in Turkana County.</w:t>
+            </w:r>
+          </w:p>
+          <w:p>
+            <w:pPr>
+              <w:spacing w:after="30" w:before="0"/>
+              <w:ind w:left="360" w:hanging="180"/>
+              <w:jc w:val="left"/>
+            </w:pPr>
+            <w:r>
+              <w:rPr>
+                <w:rFonts w:ascii="Arial" w:cs="Arial" w:eastAsia="Arial" w:hAnsi="Arial"/>
+                <w:b w:val="false"/>
+                <w:bCs w:val="false"/>
+                <w:i w:val="false"/>
+                <w:iCs w:val="false"/>
+                <w:color w:val="000000"/>
+                <w:sz w:val="18"/>
+                <w:szCs w:val="18"/>
+              </w:rPr>
+              <w:t xml:space="preserve">–  Financial Literacy: the learner calculates the cost of materials needed to construct or cover solids, applying unit cost to computed surface areas to estimate project budgets relevant to small businesses and farming enterprises in Kenya.</w:t>
+            </w:r>
+          </w:p>
+        </w:tc>
+      </w:tr>
+      <w:tr>
+        <w:tc>
+          <w:tcPr>
+            <w:tcW w:type="dxa" w:w="3000"/>
+            <w:shd w:fill="D9EEF1" w:color="auto" w:val="clear"/>
+            <w:tcMar>
+              <w:top w:type="dxa" w:w="60"/>
+              <w:left w:type="dxa" w:w="120"/>
+              <w:bottom w:type="dxa" w:w="60"/>
+              <w:right w:type="dxa" w:w="120"/>
+            </w:tcMar>
+            <w:vAlign w:val="top"/>
+          </w:tcPr>
+          <w:p>
+            <w:pPr>
+              <w:spacing w:after="40" w:before="0"/>
+              <w:jc w:val="left"/>
+            </w:pPr>
+            <w:r>
+              <w:rPr>
+                <w:rFonts w:ascii="Arial" w:cs="Arial" w:eastAsia="Arial" w:hAnsi="Arial"/>
+                <w:b/>
+                <w:bCs/>
+                <w:i w:val="false"/>
+                <w:iCs w:val="false"/>
+                <w:color w:val="000000"/>
+                <w:sz w:val="18"/>
+                <w:szCs w:val="18"/>
+              </w:rPr>
+              <w:t xml:space="preserve">Career Connections</w:t>
+            </w:r>
+          </w:p>
+        </w:tc>
+        <w:tc>
+          <w:tcPr>
+            <w:tcW w:type="dxa" w:w="10680"/>
+            <w:shd w:fill="FFFFFF" w:color="auto" w:val="clear"/>
+            <w:tcMar>
+              <w:top w:type="dxa" w:w="60"/>
+              <w:left w:type="dxa" w:w="120"/>
+              <w:bottom w:type="dxa" w:w="60"/>
+              <w:right w:type="dxa" w:w="120"/>
+            </w:tcMar>
+            <w:vAlign w:val="top"/>
+          </w:tcPr>
+          <w:p>
+            <w:pPr>
+              <w:spacing w:after="30" w:before="0"/>
+              <w:ind w:left="360" w:hanging="180"/>
+              <w:jc w:val="left"/>
+            </w:pPr>
+            <w:r>
+              <w:rPr>
+                <w:rFonts w:ascii="Arial" w:cs="Arial" w:eastAsia="Arial" w:hAnsi="Arial"/>
+                <w:b w:val="false"/>
+                <w:bCs w:val="false"/>
+                <w:i w:val="false"/>
+                <w:iCs w:val="false"/>
+                <w:color w:val="000000"/>
+                <w:sz w:val="18"/>
+                <w:szCs w:val="18"/>
+              </w:rPr>
+              <w:t xml:space="preserve">–  Architecture and Construction: architects and civil engineers in Kenya use surface area and volume calculations to design buildings, estimate materials, and price construction projects such as grain silos, water tanks, and domed rooftops.</w:t>
+            </w:r>
+          </w:p>
+          <w:p>
+            <w:pPr>
+              <w:spacing w:after="30" w:before="0"/>
+              <w:ind w:left="360" w:hanging="180"/>
+              <w:jc w:val="left"/>
+            </w:pPr>
+            <w:r>
+              <w:rPr>
+                <w:rFonts w:ascii="Arial" w:cs="Arial" w:eastAsia="Arial" w:hAnsi="Arial"/>
+                <w:b w:val="false"/>
+                <w:bCs w:val="false"/>
+                <w:i w:val="false"/>
+                <w:iCs w:val="false"/>
+                <w:color w:val="000000"/>
+                <w:sz w:val="18"/>
+                <w:szCs w:val="18"/>
+              </w:rPr>
+              <w:t xml:space="preserve">–  Manufacturing and Industrial Design: manufacturers of containers, packaging, and storage facilities (e.g., metal fabricators in Industrial Area, Nairobi) rely on surface area formulae to minimise material waste and optimise production costs.</w:t>
+            </w:r>
+          </w:p>
+          <w:p>
+            <w:pPr>
+              <w:spacing w:after="30" w:before="0"/>
+              <w:ind w:left="360" w:hanging="180"/>
+              <w:jc w:val="left"/>
+            </w:pPr>
+            <w:r>
+              <w:rPr>
+                <w:rFonts w:ascii="Arial" w:cs="Arial" w:eastAsia="Arial" w:hAnsi="Arial"/>
+                <w:b w:val="false"/>
+                <w:bCs w:val="false"/>
+                <w:i w:val="false"/>
+                <w:iCs w:val="false"/>
+                <w:color w:val="000000"/>
+                <w:sz w:val="18"/>
+                <w:szCs w:val="18"/>
+              </w:rPr>
+              <w:t xml:space="preserve">–  Agriculture and Agribusiness: agronomists and farmers in the Rift Valley calculate the volume of conical or cylindrical grain stores and water reservoirs to manage harvests and irrigation efficiently.</w:t>
+            </w:r>
+          </w:p>
+          <w:p>
+            <w:pPr>
+              <w:spacing w:after="30" w:before="0"/>
+              <w:ind w:left="360" w:hanging="180"/>
+              <w:jc w:val="left"/>
+            </w:pPr>
+            <w:r>
+              <w:rPr>
+                <w:rFonts w:ascii="Arial" w:cs="Arial" w:eastAsia="Arial" w:hAnsi="Arial"/>
+                <w:b w:val="false"/>
+                <w:bCs w:val="false"/>
+                <w:i w:val="false"/>
+                <w:iCs w:val="false"/>
+                <w:color w:val="000000"/>
+                <w:sz w:val="18"/>
+                <w:szCs w:val="18"/>
+              </w:rPr>
+              <w:t xml:space="preserve">–  Medicine and Health Sciences: medical professionals and biomedical engineers use volume calculations of spherical and cylindrical vessels when designing pharmaceutical containers, IV drip bags, and medical implants.</w:t>
+            </w:r>
+          </w:p>
+          <w:p>
+            <w:pPr>
+              <w:spacing w:after="30" w:before="0"/>
+              <w:ind w:left="360" w:hanging="180"/>
+              <w:jc w:val="left"/>
+            </w:pPr>
+            <w:r>
+              <w:rPr>
+                <w:rFonts w:ascii="Arial" w:cs="Arial" w:eastAsia="Arial" w:hAnsi="Arial"/>
+                <w:b w:val="false"/>
+                <w:bCs w:val="false"/>
+                <w:i w:val="false"/>
+                <w:iCs w:val="false"/>
+                <w:color w:val="000000"/>
+                <w:sz w:val="18"/>
+                <w:szCs w:val="18"/>
+              </w:rPr>
+              <w:t xml:space="preserve">–  Water Engineering and Environmental Science: water engineers designing dams, tanks, and pipelines for counties such as Makueni and Baringo apply volume and surface area knowledge to ensure adequate water storage and distribution.</w:t>
+            </w:r>
+          </w:p>
+          <w:p>
+            <w:pPr>
+              <w:spacing w:after="30" w:before="0"/>
+              <w:ind w:left="360" w:hanging="180"/>
+              <w:jc w:val="left"/>
+            </w:pPr>
+            <w:r>
+              <w:rPr>
+                <w:rFonts w:ascii="Arial" w:cs="Arial" w:eastAsia="Arial" w:hAnsi="Arial"/>
+                <w:b w:val="false"/>
+                <w:bCs w:val="false"/>
+                <w:i w:val="false"/>
+                <w:iCs w:val="false"/>
+                <w:color w:val="000000"/>
+                <w:sz w:val="18"/>
+                <w:szCs w:val="18"/>
+              </w:rPr>
+              <w:t xml:space="preserve">–  Art and Graphic Design: Kenyan artists and product designers use geometric solid properties when creating sculptures, jewellery moulds, and product packaging.</w:t>
+            </w:r>
+          </w:p>
+        </w:tc>
+      </w:tr>
+      <w:tr>
+        <w:tc>
+          <w:tcPr>
+            <w:tcW w:type="dxa" w:w="3000"/>
+            <w:shd w:fill="D5E8F0" w:color="auto" w:val="clear"/>
+            <w:tcMar>
+              <w:top w:type="dxa" w:w="60"/>
+              <w:left w:type="dxa" w:w="120"/>
+              <w:bottom w:type="dxa" w:w="60"/>
+              <w:right w:type="dxa" w:w="120"/>
+            </w:tcMar>
+            <w:vAlign w:val="top"/>
+          </w:tcPr>
+          <w:p>
+            <w:pPr>
+              <w:spacing w:after="40" w:before="0"/>
+              <w:jc w:val="left"/>
+            </w:pPr>
+            <w:r>
+              <w:rPr>
+                <w:rFonts w:ascii="Arial" w:cs="Arial" w:eastAsia="Arial" w:hAnsi="Arial"/>
+                <w:b/>
+                <w:bCs/>
+                <w:i w:val="false"/>
+                <w:iCs w:val="false"/>
+                <w:color w:val="000000"/>
+                <w:sz w:val="18"/>
+                <w:szCs w:val="18"/>
+              </w:rPr>
+              <w:t xml:space="preserve">Focus for Lessons</w:t>
+            </w:r>
+          </w:p>
+        </w:tc>
+        <w:tc>
+          <w:tcPr>
+            <w:tcW w:type="dxa" w:w="10680"/>
+            <w:shd w:fill="FFFFFF" w:color="auto" w:val="clear"/>
+            <w:tcMar>
+              <w:top w:type="dxa" w:w="60"/>
+              <w:left w:type="dxa" w:w="120"/>
+              <w:bottom w:type="dxa" w:w="60"/>
+              <w:right w:type="dxa" w:w="120"/>
+            </w:tcMar>
+            <w:vAlign w:val="top"/>
+          </w:tcPr>
+          <w:p>
+            <w:pPr>
+              <w:spacing w:after="40" w:before="0"/>
+              <w:jc w:val="left"/>
+            </w:pPr>
+            <w:r>
+              <w:rPr>
+                <w:rFonts w:ascii="Arial" w:cs="Arial" w:eastAsia="Arial" w:hAnsi="Arial"/>
+                <w:b w:val="false"/>
+                <w:bCs w:val="false"/>
+                <w:i w:val="false"/>
+                <w:iCs w:val="false"/>
+                <w:color w:val="000000"/>
+                <w:sz w:val="18"/>
+                <w:szCs w:val="18"/>
+              </w:rPr>
+              <w:t xml:space="preserve">This unit focuses on equipping Grade 10 learners with the knowledge and skills to compute the surface area and volume of a wide range of three-dimensional solids — including prisms, pyramids, cones, spheres, frustums, and composite solids — and to apply these computations in authentic Kenyan real-life contexts such as designing grain stores, water tanks, and roofing structures. The unit progresses systematically from familiar solids (prisms and pyramids) through curved surfaces (cones and spheres) to more complex shapes (frustums and composite solids), building conceptual understanding at each stage. A phenomenon-driven, collaborative approach is used throughout, with learners constructing physical nets, watching curated video demonstrations, and solving contextualised problems to develop both procedural fluency and deep conceptual understanding.</w:t>
+            </w:r>
+          </w:p>
+        </w:tc>
+      </w:tr>
+      <w:tr>
+        <w:tc>
+          <w:tcPr>
+            <w:tcW w:type="dxa" w:w="3000"/>
+            <w:shd w:fill="EAD1F5" w:color="auto" w:val="clear"/>
+            <w:tcMar>
+              <w:top w:type="dxa" w:w="60"/>
+              <w:left w:type="dxa" w:w="120"/>
+              <w:bottom w:type="dxa" w:w="60"/>
+              <w:right w:type="dxa" w:w="120"/>
+            </w:tcMar>
+            <w:vAlign w:val="top"/>
+          </w:tcPr>
+          <w:p>
+            <w:pPr>
+              <w:spacing w:after="40" w:before="0"/>
+              <w:jc w:val="left"/>
+            </w:pPr>
+            <w:r>
+              <w:rPr>
+                <w:rFonts w:ascii="Arial" w:cs="Arial" w:eastAsia="Arial" w:hAnsi="Arial"/>
+                <w:b/>
+                <w:bCs/>
+                <w:i w:val="false"/>
+                <w:iCs w:val="false"/>
+                <w:color w:val="000000"/>
+                <w:sz w:val="18"/>
+                <w:szCs w:val="18"/>
+              </w:rPr>
+              <w:t xml:space="preserve">Driving Question / Key Inquiry Questions</w:t>
+            </w:r>
+          </w:p>
+        </w:tc>
+        <w:tc>
+          <w:tcPr>
+            <w:tcW w:type="dxa" w:w="10680"/>
+            <w:shd w:fill="FFFFFF" w:color="auto" w:val="clear"/>
+            <w:tcMar>
+              <w:top w:type="dxa" w:w="60"/>
+              <w:left w:type="dxa" w:w="120"/>
+              <w:bottom w:type="dxa" w:w="60"/>
+              <w:right w:type="dxa" w:w="120"/>
+            </w:tcMar>
+            <w:vAlign w:val="top"/>
+          </w:tcPr>
+          <w:p>
+            <w:pPr>
+              <w:spacing w:after="40" w:before="0"/>
+              <w:jc w:val="left"/>
+            </w:pPr>
+            <w:r>
+              <w:rPr>
+                <w:rFonts w:ascii="Arial" w:cs="Arial" w:eastAsia="Arial" w:hAnsi="Arial"/>
+                <w:b w:val="false"/>
+                <w:bCs w:val="false"/>
+                <w:i w:val="false"/>
+                <w:iCs w:val="false"/>
+                <w:color w:val="000000"/>
+                <w:sz w:val="18"/>
+                <w:szCs w:val="18"/>
+              </w:rPr>
+              <w:t xml:space="preserve">DRIVING QUESTION: How does the shape of a solid determine how much material is needed to build it and how much it can hold — and how do engineers and manufacturers in Kenya use this knowledge to design efficient, cost-effective structures?</w:t>
+            </w:r>
+          </w:p>
+          <w:p>
+            <w:pPr>
+              <w:spacing w:after="40" w:before="0"/>
+              <w:jc w:val="left"/>
+            </w:pPr>
+            <w:r>
+              <w:rPr>
+                <w:rFonts w:ascii="Arial" w:cs="Arial" w:eastAsia="Arial" w:hAnsi="Arial"/>
+                <w:b w:val="false"/>
+                <w:bCs w:val="false"/>
+                <w:i w:val="false"/>
+                <w:iCs w:val="false"/>
+                <w:color w:val="000000"/>
+                <w:sz w:val="18"/>
+                <w:szCs w:val="18"/>
+              </w:rPr>
+              <w:t xml:space="preserve"/>
+            </w:r>
+          </w:p>
+          <w:p>
+            <w:pPr>
+              <w:spacing w:after="40" w:before="0"/>
+              <w:jc w:val="left"/>
+            </w:pPr>
+            <w:r>
+              <w:rPr>
+                <w:rFonts w:ascii="Arial" w:cs="Arial" w:eastAsia="Arial" w:hAnsi="Arial"/>
+                <w:b w:val="false"/>
+                <w:bCs w:val="false"/>
+                <w:i w:val="false"/>
+                <w:iCs w:val="false"/>
+                <w:color w:val="000000"/>
+                <w:sz w:val="18"/>
+                <w:szCs w:val="18"/>
+              </w:rPr>
+              <w:t xml:space="preserve">KICD KEY INQUIRY QUESTIONS:</w:t>
+            </w:r>
+          </w:p>
+          <w:p>
+            <w:pPr>
+              <w:spacing w:after="40" w:before="0"/>
+              <w:jc w:val="left"/>
+            </w:pPr>
+            <w:r>
+              <w:rPr>
+                <w:rFonts w:ascii="Arial" w:cs="Arial" w:eastAsia="Arial" w:hAnsi="Arial"/>
+                <w:b w:val="false"/>
+                <w:bCs w:val="false"/>
+                <w:i w:val="false"/>
+                <w:iCs w:val="false"/>
+                <w:color w:val="000000"/>
+                <w:sz w:val="18"/>
+                <w:szCs w:val="18"/>
+              </w:rPr>
+              <w:t xml:space="preserve">1. How do we apply surface area and volume of solids in day-to-day activities?</w:t>
+            </w:r>
+          </w:p>
+          <w:p>
+            <w:pPr>
+              <w:spacing w:after="40" w:before="0"/>
+              <w:jc w:val="left"/>
+            </w:pPr>
+            <w:r>
+              <w:rPr>
+                <w:rFonts w:ascii="Arial" w:cs="Arial" w:eastAsia="Arial" w:hAnsi="Arial"/>
+                <w:b w:val="false"/>
+                <w:bCs w:val="false"/>
+                <w:i w:val="false"/>
+                <w:iCs w:val="false"/>
+                <w:color w:val="000000"/>
+                <w:sz w:val="18"/>
+                <w:szCs w:val="18"/>
+              </w:rPr>
+              <w:t xml:space="preserve">2. How does the shape of a solid affect its surface area and volume?</w:t>
+            </w:r>
+          </w:p>
+        </w:tc>
+      </w:tr>
+      <w:tr>
+        <w:tc>
+          <w:tcPr>
+            <w:tcW w:type="dxa" w:w="3000"/>
+            <w:shd w:fill="EAD1F5" w:color="auto" w:val="clear"/>
+            <w:tcMar>
+              <w:top w:type="dxa" w:w="60"/>
+              <w:left w:type="dxa" w:w="120"/>
+              <w:bottom w:type="dxa" w:w="60"/>
+              <w:right w:type="dxa" w:w="120"/>
+            </w:tcMar>
+            <w:vAlign w:val="top"/>
+          </w:tcPr>
+          <w:p>
+            <w:pPr>
+              <w:spacing w:after="40" w:before="0"/>
+              <w:jc w:val="left"/>
+            </w:pPr>
+            <w:r>
+              <w:rPr>
+                <w:rFonts w:ascii="Arial" w:cs="Arial" w:eastAsia="Arial" w:hAnsi="Arial"/>
+                <w:b/>
+                <w:bCs/>
+                <w:i w:val="false"/>
+                <w:iCs w:val="false"/>
+                <w:color w:val="000000"/>
+                <w:sz w:val="18"/>
+                <w:szCs w:val="18"/>
+              </w:rPr>
+              <w:t xml:space="preserve">Anchoring Phenomenon</w:t>
+            </w:r>
+          </w:p>
+        </w:tc>
+        <w:tc>
+          <w:tcPr>
+            <w:tcW w:type="dxa" w:w="10680"/>
+            <w:shd w:fill="FFFFFF" w:color="auto" w:val="clear"/>
+            <w:tcMar>
+              <w:top w:type="dxa" w:w="60"/>
+              <w:left w:type="dxa" w:w="120"/>
+              <w:bottom w:type="dxa" w:w="60"/>
+              <w:right w:type="dxa" w:w="120"/>
+            </w:tcMar>
+            <w:vAlign w:val="top"/>
+          </w:tcPr>
+          <w:p>
+            <w:pPr>
+              <w:spacing w:after="40" w:before="0"/>
+              <w:jc w:val="left"/>
+            </w:pPr>
+            <w:r>
+              <w:rPr>
+                <w:rFonts w:ascii="Arial" w:cs="Arial" w:eastAsia="Arial" w:hAnsi="Arial"/>
+                <w:b w:val="false"/>
+                <w:bCs w:val="false"/>
+                <w:i w:val="false"/>
+                <w:iCs w:val="false"/>
+                <w:color w:val="000000"/>
+                <w:sz w:val="18"/>
+                <w:szCs w:val="18"/>
+              </w:rPr>
+              <w:t xml:space="preserve">ANCHORING PHENOMENON: A water harvesting tank manufacturer in Kisumu produces two types of storage tanks for rural households in Siaya County: a cylindrical tank topped with a hemispherical lid, and a frustum-shaped tank (wider at the bottom, narrower at the top). Both tanks are advertised as holding exactly 5,000 litres of water. When a group of Grade 10 students visits the factory, they notice that the frustum tank uses noticeably less metal sheet than the composite cylinder-hemisphere tank, yet holds the same volume of water. The students are puzzled: if both tanks hold the same amount of water (same volume), why does one require significantly less material to build (smaller surface area)? This observation drives the learners to investigate how the shape of a solid determines its surface area independently of its volume, and how manufacturers and engineers in Kenya strategically choose solid shapes to minimise cost while maximising storage capacity.</w:t>
+            </w:r>
+          </w:p>
+        </w:tc>
+      </w:tr>
+      <w:tr>
+        <w:tc>
+          <w:tcPr>
+            <w:tcW w:type="dxa" w:w="3000"/>
+            <w:shd w:fill="D9EEF1" w:color="auto" w:val="clear"/>
+            <w:tcMar>
+              <w:top w:type="dxa" w:w="60"/>
+              <w:left w:type="dxa" w:w="120"/>
+              <w:bottom w:type="dxa" w:w="60"/>
+              <w:right w:type="dxa" w:w="120"/>
+            </w:tcMar>
+            <w:vAlign w:val="top"/>
+          </w:tcPr>
+          <w:p>
+            <w:pPr>
+              <w:spacing w:after="40" w:before="0"/>
+              <w:jc w:val="left"/>
+            </w:pPr>
+            <w:r>
+              <w:rPr>
+                <w:rFonts w:ascii="Arial" w:cs="Arial" w:eastAsia="Arial" w:hAnsi="Arial"/>
+                <w:b/>
+                <w:bCs/>
+                <w:i w:val="false"/>
+                <w:iCs w:val="false"/>
+                <w:color w:val="000000"/>
+                <w:sz w:val="18"/>
+                <w:szCs w:val="18"/>
+              </w:rPr>
+              <w:t xml:space="preserve">Storyline Thread</w:t>
+            </w:r>
+          </w:p>
+        </w:tc>
+        <w:tc>
+          <w:tcPr>
+            <w:tcW w:type="dxa" w:w="10680"/>
+            <w:shd w:fill="FFFFFF" w:color="auto" w:val="clear"/>
+            <w:tcMar>
+              <w:top w:type="dxa" w:w="60"/>
+              <w:left w:type="dxa" w:w="120"/>
+              <w:bottom w:type="dxa" w:w="60"/>
+              <w:right w:type="dxa" w:w="120"/>
+            </w:tcMar>
+            <w:vAlign w:val="top"/>
+          </w:tcPr>
+          <w:p>
+            <w:pPr>
+              <w:spacing w:after="40" w:before="0"/>
+              <w:jc w:val="left"/>
+            </w:pPr>
+            <w:r>
+              <w:rPr>
+                <w:rFonts w:ascii="Arial" w:cs="Arial" w:eastAsia="Arial" w:hAnsi="Arial"/>
+                <w:b w:val="false"/>
+                <w:bCs w:val="false"/>
+                <w:i w:val="false"/>
+                <w:iCs w:val="false"/>
+                <w:color w:val="000000"/>
+                <w:sz w:val="18"/>
+                <w:szCs w:val="18"/>
+              </w:rPr>
+              <w:t xml:space="preserve">Lesson 1 — Surface Area of Prisms and Pyramids: Learners are introduced to the anchoring phenomenon (the Kisumu water tank factory) and make initial predictions about why the two tanks use different amounts of metal. They then derive and apply formulae for the surface area of triangular and rectangular prisms and pyramids using physical nets, grounding all calculations in the context of flat metal sheets being cut and folded at the factory.</w:t>
+            </w:r>
+          </w:p>
+          <w:p>
+            <w:pPr>
+              <w:spacing w:after="40" w:before="0"/>
+              <w:jc w:val="left"/>
+            </w:pPr>
+            <w:r>
+              <w:rPr>
+                <w:rFonts w:ascii="Arial" w:cs="Arial" w:eastAsia="Arial" w:hAnsi="Arial"/>
+                <w:b w:val="false"/>
+                <w:bCs w:val="false"/>
+                <w:i w:val="false"/>
+                <w:iCs w:val="false"/>
+                <w:color w:val="000000"/>
+                <w:sz w:val="18"/>
+                <w:szCs w:val="18"/>
+              </w:rPr>
+              <w:t xml:space="preserve"/>
+            </w:r>
+          </w:p>
+          <w:p>
+            <w:pPr>
+              <w:spacing w:after="40" w:before="0"/>
+              <w:jc w:val="left"/>
+            </w:pPr>
+            <w:r>
+              <w:rPr>
+                <w:rFonts w:ascii="Arial" w:cs="Arial" w:eastAsia="Arial" w:hAnsi="Arial"/>
+                <w:b w:val="false"/>
+                <w:bCs w:val="false"/>
+                <w:i w:val="false"/>
+                <w:iCs w:val="false"/>
+                <w:color w:val="000000"/>
+                <w:sz w:val="18"/>
+                <w:szCs w:val="18"/>
+              </w:rPr>
+              <w:t xml:space="preserve">Lesson 2 — Surface Area of Cones and Spheres: Learners extend their investigation to curved solids, deriving the lateral and total surface area formulae for cones and spheres. They connect this to the supporting phenomenon of spherical mandazi and conical roof turrets in Nairobi, reinforcing why curved surfaces have distinct formulae from flat-faced solids.</w:t>
+            </w:r>
+          </w:p>
+          <w:p>
+            <w:pPr>
+              <w:spacing w:after="40" w:before="0"/>
+              <w:jc w:val="left"/>
+            </w:pPr>
+            <w:r>
+              <w:rPr>
+                <w:rFonts w:ascii="Arial" w:cs="Arial" w:eastAsia="Arial" w:hAnsi="Arial"/>
+                <w:b w:val="false"/>
+                <w:bCs w:val="false"/>
+                <w:i w:val="false"/>
+                <w:iCs w:val="false"/>
+                <w:color w:val="000000"/>
+                <w:sz w:val="18"/>
+                <w:szCs w:val="18"/>
+              </w:rPr>
+              <w:t xml:space="preserve"/>
+            </w:r>
+          </w:p>
+          <w:p>
+            <w:pPr>
+              <w:spacing w:after="40" w:before="0"/>
+              <w:jc w:val="left"/>
+            </w:pPr>
+            <w:r>
+              <w:rPr>
+                <w:rFonts w:ascii="Arial" w:cs="Arial" w:eastAsia="Arial" w:hAnsi="Arial"/>
+                <w:b w:val="false"/>
+                <w:bCs w:val="false"/>
+                <w:i w:val="false"/>
+                <w:iCs w:val="false"/>
+                <w:color w:val="000000"/>
+                <w:sz w:val="18"/>
+                <w:szCs w:val="18"/>
+              </w:rPr>
+              <w:t xml:space="preserve">Lesson 3 — Surface Area of Frustums of a Cone: Using the YouTube video on the surface area of a frustum of a cone, learners investigate how cutting a cone parallel to its base produces a frustum. They derive the surface area formula for a cone frustum and apply it to the anchoring phenomenon — calculating the surface area of the frustum-shaped water tank in Kisumu.</w:t>
+            </w:r>
+          </w:p>
+          <w:p>
+            <w:pPr>
+              <w:spacing w:after="40" w:before="0"/>
+              <w:jc w:val="left"/>
+            </w:pPr>
+            <w:r>
+              <w:rPr>
+                <w:rFonts w:ascii="Arial" w:cs="Arial" w:eastAsia="Arial" w:hAnsi="Arial"/>
+                <w:b w:val="false"/>
+                <w:bCs w:val="false"/>
+                <w:i w:val="false"/>
+                <w:iCs w:val="false"/>
+                <w:color w:val="000000"/>
+                <w:sz w:val="18"/>
+                <w:szCs w:val="18"/>
+              </w:rPr>
+              <w:t xml:space="preserve"/>
+            </w:r>
+          </w:p>
+          <w:p>
+            <w:pPr>
+              <w:spacing w:after="40" w:before="0"/>
+              <w:jc w:val="left"/>
+            </w:pPr>
+            <w:r>
+              <w:rPr>
+                <w:rFonts w:ascii="Arial" w:cs="Arial" w:eastAsia="Arial" w:hAnsi="Arial"/>
+                <w:b w:val="false"/>
+                <w:bCs w:val="false"/>
+                <w:i w:val="false"/>
+                <w:iCs w:val="false"/>
+                <w:color w:val="000000"/>
+                <w:sz w:val="18"/>
+                <w:szCs w:val="18"/>
+              </w:rPr>
+              <w:t xml:space="preserve">Lesson 4 — Surface Area of Frustums of a Pyramid: Building on Lesson 3, learners watch the YouTube video on the surface area of a frustum of a pyramid and derive its formula. They apply this to contextualised problems such as calculating the metal sheet needed for a frustum-shaped grain store in Kitale, updating the Driving Question Board with new understanding.</w:t>
+            </w:r>
+          </w:p>
+          <w:p>
+            <w:pPr>
+              <w:spacing w:after="40" w:before="0"/>
+              <w:jc w:val="left"/>
+            </w:pPr>
+            <w:r>
+              <w:rPr>
+                <w:rFonts w:ascii="Arial" w:cs="Arial" w:eastAsia="Arial" w:hAnsi="Arial"/>
+                <w:b w:val="false"/>
+                <w:bCs w:val="false"/>
+                <w:i w:val="false"/>
+                <w:iCs w:val="false"/>
+                <w:color w:val="000000"/>
+                <w:sz w:val="18"/>
+                <w:szCs w:val="18"/>
+              </w:rPr>
+              <w:t xml:space="preserve"/>
+            </w:r>
+          </w:p>
+          <w:p>
+            <w:pPr>
+              <w:spacing w:after="40" w:before="0"/>
+              <w:jc w:val="left"/>
+            </w:pPr>
+            <w:r>
+              <w:rPr>
+                <w:rFonts w:ascii="Arial" w:cs="Arial" w:eastAsia="Arial" w:hAnsi="Arial"/>
+                <w:b w:val="false"/>
+                <w:bCs w:val="false"/>
+                <w:i w:val="false"/>
+                <w:iCs w:val="false"/>
+                <w:color w:val="000000"/>
+                <w:sz w:val="18"/>
+                <w:szCs w:val="18"/>
+              </w:rPr>
+              <w:t xml:space="preserve">Lesson 5 — Surface Area of Composite Solids: Learners watch the YouTube video on calculating the surface area of composite solids and apply a systematic strategy (identify components, subtract hidden faces, sum exposed surfaces) to compute the surface area of composite solids. They apply this to the Kericho tea canister and the cylinder-hemisphere water tank from the anchoring phenomenon, directly comparing it to the frustum tank from Lessons 3–4.</w:t>
+            </w:r>
+          </w:p>
+          <w:p>
+            <w:pPr>
+              <w:spacing w:after="40" w:before="0"/>
+              <w:jc w:val="left"/>
+            </w:pPr>
+            <w:r>
+              <w:rPr>
+                <w:rFonts w:ascii="Arial" w:cs="Arial" w:eastAsia="Arial" w:hAnsi="Arial"/>
+                <w:b w:val="false"/>
+                <w:bCs w:val="false"/>
+                <w:i w:val="false"/>
+                <w:iCs w:val="false"/>
+                <w:color w:val="000000"/>
+                <w:sz w:val="18"/>
+                <w:szCs w:val="18"/>
+              </w:rPr>
+              <w:t xml:space="preserve"/>
+            </w:r>
+          </w:p>
+          <w:p>
+            <w:pPr>
+              <w:spacing w:after="40" w:before="0"/>
+              <w:jc w:val="left"/>
+            </w:pPr>
+            <w:r>
+              <w:rPr>
+                <w:rFonts w:ascii="Arial" w:cs="Arial" w:eastAsia="Arial" w:hAnsi="Arial"/>
+                <w:b w:val="false"/>
+                <w:bCs w:val="false"/>
+                <w:i w:val="false"/>
+                <w:iCs w:val="false"/>
+                <w:color w:val="000000"/>
+                <w:sz w:val="18"/>
+                <w:szCs w:val="18"/>
+              </w:rPr>
+              <w:t xml:space="preserve">Lesson 6 — Volume of Prisms, Pyramids, Cones, and Spheres: Learners shift focus from surface area to volume, deriving and applying formulae for the volume of prisms, pyramids, cones, and spheres. Using the Kitale maize storage supporting phenomenon, they compute and compare volumes of rectangular and conical grain stores, explaining the farmer's observation about differing storage capacities.</w:t>
+            </w:r>
+          </w:p>
+          <w:p>
+            <w:pPr>
+              <w:spacing w:after="40" w:before="0"/>
+              <w:jc w:val="left"/>
+            </w:pPr>
+            <w:r>
+              <w:rPr>
+                <w:rFonts w:ascii="Arial" w:cs="Arial" w:eastAsia="Arial" w:hAnsi="Arial"/>
+                <w:b w:val="false"/>
+                <w:bCs w:val="false"/>
+                <w:i w:val="false"/>
+                <w:iCs w:val="false"/>
+                <w:color w:val="000000"/>
+                <w:sz w:val="18"/>
+                <w:szCs w:val="18"/>
+              </w:rPr>
+              <w:t xml:space="preserve"/>
+            </w:r>
+          </w:p>
+          <w:p>
+            <w:pPr>
+              <w:spacing w:after="40" w:before="0"/>
+              <w:jc w:val="left"/>
+            </w:pPr>
+            <w:r>
+              <w:rPr>
+                <w:rFonts w:ascii="Arial" w:cs="Arial" w:eastAsia="Arial" w:hAnsi="Arial"/>
+                <w:b w:val="false"/>
+                <w:bCs w:val="false"/>
+                <w:i w:val="false"/>
+                <w:iCs w:val="false"/>
+                <w:color w:val="000000"/>
+                <w:sz w:val="18"/>
+                <w:szCs w:val="18"/>
+              </w:rPr>
+              <w:t xml:space="preserve">Lesson 7 — Volume of Frustums of a Cone: Using the YouTube video on the volume of a frustum of a cone, learners derive the frustum volume formula from the difference of two cones. They calculate the volume of the frustum-shaped water tank from the anchoring phenomenon, confirming whether it truly holds 5,000 litres, and update the DQB to track the growing resolution of the driving question.</w:t>
+            </w:r>
+          </w:p>
+          <w:p>
+            <w:pPr>
+              <w:spacing w:after="40" w:before="0"/>
+              <w:jc w:val="left"/>
+            </w:pPr>
+            <w:r>
+              <w:rPr>
+                <w:rFonts w:ascii="Arial" w:cs="Arial" w:eastAsia="Arial" w:hAnsi="Arial"/>
+                <w:b w:val="false"/>
+                <w:bCs w:val="false"/>
+                <w:i w:val="false"/>
+                <w:iCs w:val="false"/>
+                <w:color w:val="000000"/>
+                <w:sz w:val="18"/>
+                <w:szCs w:val="18"/>
+              </w:rPr>
+              <w:t xml:space="preserve"/>
+            </w:r>
+          </w:p>
+          <w:p>
+            <w:pPr>
+              <w:spacing w:after="40" w:before="0"/>
+              <w:jc w:val="left"/>
+            </w:pPr>
+            <w:r>
+              <w:rPr>
+                <w:rFonts w:ascii="Arial" w:cs="Arial" w:eastAsia="Arial" w:hAnsi="Arial"/>
+                <w:b w:val="false"/>
+                <w:bCs w:val="false"/>
+                <w:i w:val="false"/>
+                <w:iCs w:val="false"/>
+                <w:color w:val="000000"/>
+                <w:sz w:val="18"/>
+                <w:szCs w:val="18"/>
+              </w:rPr>
+              <w:t xml:space="preserve">Lesson 8 — Volume of Frustums of a Pyramid: Building on Lesson 7, learners watch the YouTube video on the volume of a frustum of a pyramid and derive its formula. They apply it to problems involving pyramid-frustum grain stores and architectural structures, connecting to careers in construction and agribusiness in Kenya.</w:t>
+            </w:r>
+          </w:p>
+          <w:p>
+            <w:pPr>
+              <w:spacing w:after="40" w:before="0"/>
+              <w:jc w:val="left"/>
+            </w:pPr>
+            <w:r>
+              <w:rPr>
+                <w:rFonts w:ascii="Arial" w:cs="Arial" w:eastAsia="Arial" w:hAnsi="Arial"/>
+                <w:b w:val="false"/>
+                <w:bCs w:val="false"/>
+                <w:i w:val="false"/>
+                <w:iCs w:val="false"/>
+                <w:color w:val="000000"/>
+                <w:sz w:val="18"/>
+                <w:szCs w:val="18"/>
+              </w:rPr>
+              <w:t xml:space="preserve"/>
+            </w:r>
+          </w:p>
+          <w:p>
+            <w:pPr>
+              <w:spacing w:after="40" w:before="0"/>
+              <w:jc w:val="left"/>
+            </w:pPr>
+            <w:r>
+              <w:rPr>
+                <w:rFonts w:ascii="Arial" w:cs="Arial" w:eastAsia="Arial" w:hAnsi="Arial"/>
+                <w:b w:val="false"/>
+                <w:bCs w:val="false"/>
+                <w:i w:val="false"/>
+                <w:iCs w:val="false"/>
+                <w:color w:val="000000"/>
+                <w:sz w:val="18"/>
+                <w:szCs w:val="18"/>
+              </w:rPr>
+              <w:t xml:space="preserve">Lesson 9 — Volume of Composite Solids: Using the YouTube video on the volume of composite solids, learners apply a decomposition strategy to compute volumes of composite solids (e.g., cylinder + hemisphere water tank, cone + cylinder silo). They revisit the anchoring phenomenon in full — computing both the surface area and volume of both tank designs side by side — to finally explain why the frustum tank uses less material while holding the same volume.</w:t>
+            </w:r>
+          </w:p>
+          <w:p>
+            <w:pPr>
+              <w:spacing w:after="40" w:before="0"/>
+              <w:jc w:val="left"/>
+            </w:pPr>
+            <w:r>
+              <w:rPr>
+                <w:rFonts w:ascii="Arial" w:cs="Arial" w:eastAsia="Arial" w:hAnsi="Arial"/>
+                <w:b w:val="false"/>
+                <w:bCs w:val="false"/>
+                <w:i w:val="false"/>
+                <w:iCs w:val="false"/>
+                <w:color w:val="000000"/>
+                <w:sz w:val="18"/>
+                <w:szCs w:val="18"/>
+              </w:rPr>
+              <w:t xml:space="preserve"/>
+            </w:r>
+          </w:p>
+          <w:p>
+            <w:pPr>
+              <w:spacing w:after="40" w:before="0"/>
+              <w:jc w:val="left"/>
+            </w:pPr>
+            <w:r>
+              <w:rPr>
+                <w:rFonts w:ascii="Arial" w:cs="Arial" w:eastAsia="Arial" w:hAnsi="Arial"/>
+                <w:b w:val="false"/>
+                <w:bCs w:val="false"/>
+                <w:i w:val="false"/>
+                <w:iCs w:val="false"/>
+                <w:color w:val="000000"/>
+                <w:sz w:val="18"/>
+                <w:szCs w:val="18"/>
+              </w:rPr>
+              <w:t xml:space="preserve">Lesson 10 — Real-Life Applications and Model Building: Learners consolidate their understanding by solving a rich real-life task set in a Kenyan context (e.g., designing the most cost-efficient water storage tank for a school in Siaya County). They present their final annotated cumulative models, update the Driving Question Board with complete explanations, and reflect on how surface area and volume of solids are used across careers in architecture, agriculture, manufacturing, and water engineering in Kenya.</w:t>
+            </w:r>
+          </w:p>
+        </w:tc>
+      </w:tr>
+      <w:tr>
+        <w:tc>
+          <w:tcPr>
+            <w:tcW w:type="dxa" w:w="3000"/>
+            <w:shd w:fill="EAD1F5" w:color="auto" w:val="clear"/>
+            <w:tcMar>
+              <w:top w:type="dxa" w:w="60"/>
+              <w:left w:type="dxa" w:w="120"/>
+              <w:bottom w:type="dxa" w:w="60"/>
+              <w:right w:type="dxa" w:w="120"/>
+            </w:tcMar>
+            <w:vAlign w:val="top"/>
+          </w:tcPr>
+          <w:p>
+            <w:pPr>
+              <w:spacing w:after="40" w:before="0"/>
+              <w:jc w:val="left"/>
+            </w:pPr>
+            <w:r>
+              <w:rPr>
+                <w:rFonts w:ascii="Arial" w:cs="Arial" w:eastAsia="Arial" w:hAnsi="Arial"/>
+                <w:b/>
+                <w:bCs/>
+                <w:i w:val="false"/>
+                <w:iCs w:val="false"/>
+                <w:color w:val="000000"/>
+                <w:sz w:val="18"/>
+                <w:szCs w:val="18"/>
+              </w:rPr>
+              <w:t xml:space="preserve">Supporting Phenomena</w:t>
+            </w:r>
+          </w:p>
+        </w:tc>
+        <w:tc>
+          <w:tcPr>
+            <w:tcW w:type="dxa" w:w="10680"/>
+            <w:shd w:fill="FFFFFF" w:color="auto" w:val="clear"/>
+            <w:tcMar>
+              <w:top w:type="dxa" w:w="60"/>
+              <w:left w:type="dxa" w:w="120"/>
+              <w:bottom w:type="dxa" w:w="60"/>
+              <w:right w:type="dxa" w:w="120"/>
+            </w:tcMar>
+            <w:vAlign w:val="top"/>
+          </w:tcPr>
+          <w:p>
+            <w:pPr>
+              <w:spacing w:after="30" w:before="0"/>
+              <w:ind w:left="360" w:hanging="180"/>
+              <w:jc w:val="left"/>
+            </w:pPr>
+            <w:r>
+              <w:rPr>
+                <w:rFonts w:ascii="Arial" w:cs="Arial" w:eastAsia="Arial" w:hAnsi="Arial"/>
+                <w:b w:val="false"/>
+                <w:bCs w:val="false"/>
+                <w:i w:val="false"/>
+                <w:iCs w:val="false"/>
+                <w:color w:val="000000"/>
+                <w:sz w:val="18"/>
+                <w:szCs w:val="18"/>
+              </w:rPr>
+              <w:t xml:space="preserve">–  A mandazi vendor in Mombasa's Old Town deep-fries mandazi dough cut into different shapes — spherical balls, conical rolls, and flat triangular prisms — and notices that the spherical mandazi browns more evenly and absorbs less oil. Learners investigate how the surface-area-to-volume ratio of each shape explains the frying behaviour and oil absorption.</w:t>
+            </w:r>
+          </w:p>
+          <w:p>
+            <w:pPr>
+              <w:spacing w:after="30" w:before="0"/>
+              <w:ind w:left="360" w:hanging="180"/>
+              <w:jc w:val="left"/>
+            </w:pPr>
+            <w:r>
+              <w:rPr>
+                <w:rFonts w:ascii="Arial" w:cs="Arial" w:eastAsia="Arial" w:hAnsi="Arial"/>
+                <w:b w:val="false"/>
+                <w:bCs w:val="false"/>
+                <w:i w:val="false"/>
+                <w:iCs w:val="false"/>
+                <w:color w:val="000000"/>
+                <w:sz w:val="18"/>
+                <w:szCs w:val="18"/>
+              </w:rPr>
+              <w:t xml:space="preserve">–  A farmer in Kitale stores harvested maize in two grain stores: one is a rectangular block structure and the other is a conical thatched silo of the same height. The conical silo holds less grain than expected. Learners compute and compare the volumes of both structures to explain the difference in storage capacity.</w:t>
+            </w:r>
+          </w:p>
+          <w:p>
+            <w:pPr>
+              <w:spacing w:after="30" w:before="0"/>
+              <w:ind w:left="360" w:hanging="180"/>
+              <w:jc w:val="left"/>
+            </w:pPr>
+            <w:r>
+              <w:rPr>
+                <w:rFonts w:ascii="Arial" w:cs="Arial" w:eastAsia="Arial" w:hAnsi="Arial"/>
+                <w:b w:val="false"/>
+                <w:bCs w:val="false"/>
+                <w:i w:val="false"/>
+                <w:iCs w:val="false"/>
+                <w:color w:val="000000"/>
+                <w:sz w:val="18"/>
+                <w:szCs w:val="18"/>
+              </w:rPr>
+              <w:t xml:space="preserve">–  A Kenyan artisan in Kericho crafts tea canister gift sets by soldering flat metal sheets into composite solid shapes (cylinder + cone lid). Learners are given a flat net of the canister and must calculate the exact area of metal sheet required — connecting the net (2D surface) to total surface area (3D solid).</w:t>
+            </w:r>
+          </w:p>
+          <w:p>
+            <w:pPr>
+              <w:spacing w:after="30" w:before="0"/>
+              <w:ind w:left="360" w:hanging="180"/>
+              <w:jc w:val="left"/>
+            </w:pPr>
+            <w:r>
+              <w:rPr>
+                <w:rFonts w:ascii="Arial" w:cs="Arial" w:eastAsia="Arial" w:hAnsi="Arial"/>
+                <w:b w:val="false"/>
+                <w:bCs w:val="false"/>
+                <w:i w:val="false"/>
+                <w:iCs w:val="false"/>
+                <w:color w:val="000000"/>
+                <w:sz w:val="18"/>
+                <w:szCs w:val="18"/>
+              </w:rPr>
+              <w:t xml:space="preserve">–  Workers at a construction site in Nairobi's Westlands are painting a roof consisting of four conical turrets and a central hemispherical dome. The foreman needs to purchase the correct amount of paint. Learners calculate the lateral surface area of each conical turret and the curved surface area of the dome to determine the total area to be painted and the litres of paint required.</w:t>
+            </w:r>
+          </w:p>
+        </w:tc>
+      </w:tr>
+    </w:tbl>
+    <w:p>
+      <w:pPr>
+        <w:spacing w:after="120"/>
+      </w:pPr>
+      <w:r>
+        <w:t xml:space="preserve"/>
       </w:r>
     </w:p>
     <w:p>
@@ -150,7 +2658,7 @@
         </w:rPr>
         <w:t xml:space="preserve">© 2026 SeaVuria and ARES. This work is licensed under a </w:t>
       </w:r>
-      <w:hyperlink w:history="1" r:id="rIdoadtm9keikfxgw9sfdgzt">
+      <w:hyperlink w:history="1" r:id="rId5hp_gkcadb_ypgipsdith">
         <w:r>
           <w:rPr>
             <w:rFonts w:ascii="Arial" w:cs="Arial" w:eastAsia="Arial" w:hAnsi="Arial"/>
@@ -170,7 +2678,7 @@
         </w:rPr>
         <w:t xml:space="preserve"> (</w:t>
       </w:r>
-      <w:hyperlink w:history="1" r:id="rIdtjla6ngzqeeqprklypnmz">
+      <w:hyperlink w:history="1" r:id="rIdzn-xwdksxv2auezoywkxx">
         <w:r>
           <w:rPr>
             <w:rFonts w:ascii="Arial" w:cs="Arial" w:eastAsia="Arial" w:hAnsi="Arial"/>
@@ -190,7 +2698,7 @@
         </w:rPr>
         <w:t xml:space="preserve">). To view a copy of this license, visit </w:t>
       </w:r>
-      <w:hyperlink w:history="1" r:id="rIdogwdfwshhi2zbzgznjnf8">
+      <w:hyperlink w:history="1" r:id="rIdcss4emnbhldn_tutsqp15">
         <w:r>
           <w:rPr>
             <w:rFonts w:ascii="Arial" w:cs="Arial" w:eastAsia="Arial" w:hAnsi="Arial"/>
@@ -209,2514 +2717,6 @@
           <w:szCs w:val="17"/>
         </w:rPr>
         <w:t xml:space="preserve">. You are free to copy, redistribute, and adapt this material in any medium or format, provided appropriate credit is given and the material is not used for commercial purposes. KICD learning outcomes and curriculum designations reproduced here for alignment purposes remain the property of KICD and are not covered by this license. Linked external resources (e.g. CK-12, Khan Academy, PhET) are subject to their own licenses.</w:t>
-      </w:r>
-    </w:p>
-    <w:p>
-      <w:pPr>
-        <w:spacing w:after="120"/>
-      </w:pPr>
-      <w:r>
-        <w:t xml:space="preserve"/>
-      </w:r>
-    </w:p>
-    <w:tbl>
-      <w:tblPr>
-        <w:tblW w:type="dxa" w:w="13680"/>
-        <w:tblBorders>
-          <w:top w:val="single" w:color="AAAAAA" w:sz="4"/>
-          <w:left w:val="single" w:color="AAAAAA" w:sz="4"/>
-          <w:bottom w:val="single" w:color="AAAAAA" w:sz="4"/>
-          <w:right w:val="single" w:color="AAAAAA" w:sz="4"/>
-          <w:insideH w:val="single" w:color="auto" w:sz="4"/>
-          <w:insideV w:val="single" w:color="auto" w:sz="4"/>
-        </w:tblBorders>
-        <w:tblLayout w:type="fixed"/>
-      </w:tblPr>
-      <w:tblGrid>
-        <w:gridCol w:w="3000"/>
-        <w:gridCol w:w="10680"/>
-      </w:tblGrid>
-      <w:tr>
-        <w:tc>
-          <w:tcPr>
-            <w:tcW w:type="dxa" w:w="13680"/>
-            <w:gridSpan w:val="2"/>
-            <w:shd w:fill="1F3864" w:color="auto" w:val="clear"/>
-            <w:tcMar>
-              <w:top w:type="dxa" w:w="60"/>
-              <w:left w:type="dxa" w:w="120"/>
-              <w:bottom w:type="dxa" w:w="60"/>
-              <w:right w:type="dxa" w:w="120"/>
-            </w:tcMar>
-            <w:vAlign w:val="top"/>
-          </w:tcPr>
-          <w:p>
-            <w:pPr>
-              <w:spacing w:after="40" w:before="0"/>
-              <w:jc w:val="center"/>
-            </w:pPr>
-            <w:r>
-              <w:rPr>
-                <w:rFonts w:ascii="Arial" w:cs="Arial" w:eastAsia="Arial" w:hAnsi="Arial"/>
-                <w:b/>
-                <w:bCs/>
-                <w:i w:val="false"/>
-                <w:iCs w:val="false"/>
-                <w:color w:val="FFFFFF"/>
-                <w:sz w:val="22"/>
-                <w:szCs w:val="22"/>
-              </w:rPr>
-              <w:t xml:space="preserve">SUB-STRAND OVERVIEW</w:t>
-            </w:r>
-          </w:p>
-        </w:tc>
-      </w:tr>
-      <w:tr>
-        <w:tc>
-          <w:tcPr>
-            <w:tcW w:type="dxa" w:w="3000"/>
-            <w:shd w:fill="D5E8F0" w:color="auto" w:val="clear"/>
-            <w:tcMar>
-              <w:top w:type="dxa" w:w="60"/>
-              <w:left w:type="dxa" w:w="120"/>
-              <w:bottom w:type="dxa" w:w="60"/>
-              <w:right w:type="dxa" w:w="120"/>
-            </w:tcMar>
-            <w:vAlign w:val="top"/>
-          </w:tcPr>
-          <w:p>
-            <w:pPr>
-              <w:spacing w:after="40" w:before="0"/>
-              <w:jc w:val="left"/>
-            </w:pPr>
-            <w:r>
-              <w:rPr>
-                <w:rFonts w:ascii="Arial" w:cs="Arial" w:eastAsia="Arial" w:hAnsi="Arial"/>
-                <w:b/>
-                <w:bCs/>
-                <w:i w:val="false"/>
-                <w:iCs w:val="false"/>
-                <w:color w:val="000000"/>
-                <w:sz w:val="18"/>
-                <w:szCs w:val="18"/>
-              </w:rPr>
-              <w:t xml:space="preserve">Grade Level</w:t>
-            </w:r>
-          </w:p>
-        </w:tc>
-        <w:tc>
-          <w:tcPr>
-            <w:tcW w:type="dxa" w:w="10680"/>
-            <w:shd w:fill="FFFFFF" w:color="auto" w:val="clear"/>
-            <w:tcMar>
-              <w:top w:type="dxa" w:w="60"/>
-              <w:left w:type="dxa" w:w="120"/>
-              <w:bottom w:type="dxa" w:w="60"/>
-              <w:right w:type="dxa" w:w="120"/>
-            </w:tcMar>
-            <w:vAlign w:val="top"/>
-          </w:tcPr>
-          <w:p>
-            <w:pPr>
-              <w:spacing w:after="40" w:before="0"/>
-              <w:jc w:val="left"/>
-            </w:pPr>
-            <w:r>
-              <w:rPr>
-                <w:rFonts w:ascii="Arial" w:cs="Arial" w:eastAsia="Arial" w:hAnsi="Arial"/>
-                <w:b w:val="false"/>
-                <w:bCs w:val="false"/>
-                <w:i w:val="false"/>
-                <w:iCs w:val="false"/>
-                <w:color w:val="000000"/>
-                <w:sz w:val="18"/>
-                <w:szCs w:val="18"/>
-              </w:rPr>
-              <w:t xml:space="preserve">10</w:t>
-            </w:r>
-          </w:p>
-        </w:tc>
-      </w:tr>
-      <w:tr>
-        <w:tc>
-          <w:tcPr>
-            <w:tcW w:type="dxa" w:w="3000"/>
-            <w:shd w:fill="D5E8F0" w:color="auto" w:val="clear"/>
-            <w:tcMar>
-              <w:top w:type="dxa" w:w="60"/>
-              <w:left w:type="dxa" w:w="120"/>
-              <w:bottom w:type="dxa" w:w="60"/>
-              <w:right w:type="dxa" w:w="120"/>
-            </w:tcMar>
-            <w:vAlign w:val="top"/>
-          </w:tcPr>
-          <w:p>
-            <w:pPr>
-              <w:spacing w:after="40" w:before="0"/>
-              <w:jc w:val="left"/>
-            </w:pPr>
-            <w:r>
-              <w:rPr>
-                <w:rFonts w:ascii="Arial" w:cs="Arial" w:eastAsia="Arial" w:hAnsi="Arial"/>
-                <w:b/>
-                <w:bCs/>
-                <w:i w:val="false"/>
-                <w:iCs w:val="false"/>
-                <w:color w:val="000000"/>
-                <w:sz w:val="18"/>
-                <w:szCs w:val="18"/>
-              </w:rPr>
-              <w:t xml:space="preserve">Subject</w:t>
-            </w:r>
-          </w:p>
-        </w:tc>
-        <w:tc>
-          <w:tcPr>
-            <w:tcW w:type="dxa" w:w="10680"/>
-            <w:shd w:fill="FFFFFF" w:color="auto" w:val="clear"/>
-            <w:tcMar>
-              <w:top w:type="dxa" w:w="60"/>
-              <w:left w:type="dxa" w:w="120"/>
-              <w:bottom w:type="dxa" w:w="60"/>
-              <w:right w:type="dxa" w:w="120"/>
-            </w:tcMar>
-            <w:vAlign w:val="top"/>
-          </w:tcPr>
-          <w:p>
-            <w:pPr>
-              <w:spacing w:after="40" w:before="0"/>
-              <w:jc w:val="left"/>
-            </w:pPr>
-            <w:r>
-              <w:rPr>
-                <w:rFonts w:ascii="Arial" w:cs="Arial" w:eastAsia="Arial" w:hAnsi="Arial"/>
-                <w:b w:val="false"/>
-                <w:bCs w:val="false"/>
-                <w:i w:val="false"/>
-                <w:iCs w:val="false"/>
-                <w:color w:val="000000"/>
-                <w:sz w:val="18"/>
-                <w:szCs w:val="18"/>
-              </w:rPr>
-              <w:t xml:space="preserve">Mathematics</w:t>
-            </w:r>
-          </w:p>
-        </w:tc>
-      </w:tr>
-      <w:tr>
-        <w:tc>
-          <w:tcPr>
-            <w:tcW w:type="dxa" w:w="3000"/>
-            <w:shd w:fill="D5E8F0" w:color="auto" w:val="clear"/>
-            <w:tcMar>
-              <w:top w:type="dxa" w:w="60"/>
-              <w:left w:type="dxa" w:w="120"/>
-              <w:bottom w:type="dxa" w:w="60"/>
-              <w:right w:type="dxa" w:w="120"/>
-            </w:tcMar>
-            <w:vAlign w:val="top"/>
-          </w:tcPr>
-          <w:p>
-            <w:pPr>
-              <w:spacing w:after="40" w:before="0"/>
-              <w:jc w:val="left"/>
-            </w:pPr>
-            <w:r>
-              <w:rPr>
-                <w:rFonts w:ascii="Arial" w:cs="Arial" w:eastAsia="Arial" w:hAnsi="Arial"/>
-                <w:b/>
-                <w:bCs/>
-                <w:i w:val="false"/>
-                <w:iCs w:val="false"/>
-                <w:color w:val="000000"/>
-                <w:sz w:val="18"/>
-                <w:szCs w:val="18"/>
-              </w:rPr>
-              <w:t xml:space="preserve">Strand</w:t>
-            </w:r>
-          </w:p>
-        </w:tc>
-        <w:tc>
-          <w:tcPr>
-            <w:tcW w:type="dxa" w:w="10680"/>
-            <w:shd w:fill="FFFFFF" w:color="auto" w:val="clear"/>
-            <w:tcMar>
-              <w:top w:type="dxa" w:w="60"/>
-              <w:left w:type="dxa" w:w="120"/>
-              <w:bottom w:type="dxa" w:w="60"/>
-              <w:right w:type="dxa" w:w="120"/>
-            </w:tcMar>
-            <w:vAlign w:val="top"/>
-          </w:tcPr>
-          <w:p>
-            <w:pPr>
-              <w:spacing w:after="40" w:before="0"/>
-              <w:jc w:val="left"/>
-            </w:pPr>
-            <w:r>
-              <w:rPr>
-                <w:rFonts w:ascii="Arial" w:cs="Arial" w:eastAsia="Arial" w:hAnsi="Arial"/>
-                <w:b w:val="false"/>
-                <w:bCs w:val="false"/>
-                <w:i w:val="false"/>
-                <w:iCs w:val="false"/>
-                <w:color w:val="000000"/>
-                <w:sz w:val="18"/>
-                <w:szCs w:val="18"/>
-              </w:rPr>
-              <w:t xml:space="preserve">Strand 2.0: Geometry</w:t>
-            </w:r>
-          </w:p>
-        </w:tc>
-      </w:tr>
-      <w:tr>
-        <w:tc>
-          <w:tcPr>
-            <w:tcW w:type="dxa" w:w="3000"/>
-            <w:shd w:fill="D5E8F0" w:color="auto" w:val="clear"/>
-            <w:tcMar>
-              <w:top w:type="dxa" w:w="60"/>
-              <w:left w:type="dxa" w:w="120"/>
-              <w:bottom w:type="dxa" w:w="60"/>
-              <w:right w:type="dxa" w:w="120"/>
-            </w:tcMar>
-            <w:vAlign w:val="top"/>
-          </w:tcPr>
-          <w:p>
-            <w:pPr>
-              <w:spacing w:after="40" w:before="0"/>
-              <w:jc w:val="left"/>
-            </w:pPr>
-            <w:r>
-              <w:rPr>
-                <w:rFonts w:ascii="Arial" w:cs="Arial" w:eastAsia="Arial" w:hAnsi="Arial"/>
-                <w:b/>
-                <w:bCs/>
-                <w:i w:val="false"/>
-                <w:iCs w:val="false"/>
-                <w:color w:val="000000"/>
-                <w:sz w:val="18"/>
-                <w:szCs w:val="18"/>
-              </w:rPr>
-              <w:t xml:space="preserve">Sub-Strand</w:t>
-            </w:r>
-          </w:p>
-        </w:tc>
-        <w:tc>
-          <w:tcPr>
-            <w:tcW w:type="dxa" w:w="10680"/>
-            <w:shd w:fill="FFFFFF" w:color="auto" w:val="clear"/>
-            <w:tcMar>
-              <w:top w:type="dxa" w:w="60"/>
-              <w:left w:type="dxa" w:w="120"/>
-              <w:bottom w:type="dxa" w:w="60"/>
-              <w:right w:type="dxa" w:w="120"/>
-            </w:tcMar>
-            <w:vAlign w:val="top"/>
-          </w:tcPr>
-          <w:p>
-            <w:pPr>
-              <w:spacing w:after="40" w:before="0"/>
-              <w:jc w:val="left"/>
-            </w:pPr>
-            <w:r>
-              <w:rPr>
-                <w:rFonts w:ascii="Arial" w:cs="Arial" w:eastAsia="Arial" w:hAnsi="Arial"/>
-                <w:b w:val="false"/>
-                <w:bCs w:val="false"/>
-                <w:i w:val="false"/>
-                <w:iCs w:val="false"/>
-                <w:color w:val="000000"/>
-                <w:sz w:val="18"/>
-                <w:szCs w:val="18"/>
-              </w:rPr>
-              <w:t xml:space="preserve">Sub-Strand 2.7: Surface Area and Volume of Solids</w:t>
-            </w:r>
-          </w:p>
-        </w:tc>
-      </w:tr>
-      <w:tr>
-        <w:tc>
-          <w:tcPr>
-            <w:tcW w:type="dxa" w:w="3000"/>
-            <w:shd w:fill="D5E8F0" w:color="auto" w:val="clear"/>
-            <w:tcMar>
-              <w:top w:type="dxa" w:w="60"/>
-              <w:left w:type="dxa" w:w="120"/>
-              <w:bottom w:type="dxa" w:w="60"/>
-              <w:right w:type="dxa" w:w="120"/>
-            </w:tcMar>
-            <w:vAlign w:val="top"/>
-          </w:tcPr>
-          <w:p>
-            <w:pPr>
-              <w:spacing w:after="40" w:before="0"/>
-              <w:jc w:val="left"/>
-            </w:pPr>
-            <w:r>
-              <w:rPr>
-                <w:rFonts w:ascii="Arial" w:cs="Arial" w:eastAsia="Arial" w:hAnsi="Arial"/>
-                <w:b/>
-                <w:bCs/>
-                <w:i w:val="false"/>
-                <w:iCs w:val="false"/>
-                <w:color w:val="000000"/>
-                <w:sz w:val="18"/>
-                <w:szCs w:val="18"/>
-              </w:rPr>
-              <w:t xml:space="preserve">Total Duration</w:t>
-            </w:r>
-          </w:p>
-        </w:tc>
-        <w:tc>
-          <w:tcPr>
-            <w:tcW w:type="dxa" w:w="10680"/>
-            <w:shd w:fill="FFFFFF" w:color="auto" w:val="clear"/>
-            <w:tcMar>
-              <w:top w:type="dxa" w:w="60"/>
-              <w:left w:type="dxa" w:w="120"/>
-              <w:bottom w:type="dxa" w:w="60"/>
-              <w:right w:type="dxa" w:w="120"/>
-            </w:tcMar>
-            <w:vAlign w:val="top"/>
-          </w:tcPr>
-          <w:p>
-            <w:pPr>
-              <w:spacing w:after="40" w:before="0"/>
-              <w:jc w:val="left"/>
-            </w:pPr>
-            <w:r>
-              <w:rPr>
-                <w:rFonts w:ascii="Arial" w:cs="Arial" w:eastAsia="Arial" w:hAnsi="Arial"/>
-                <w:b w:val="false"/>
-                <w:bCs w:val="false"/>
-                <w:i w:val="false"/>
-                <w:iCs w:val="false"/>
-                <w:color w:val="000000"/>
-                <w:sz w:val="18"/>
-                <w:szCs w:val="18"/>
-              </w:rPr>
-              <w:t xml:space="preserve">10 lessons × 40 minutes = 400 minutes total</w:t>
-            </w:r>
-          </w:p>
-        </w:tc>
-      </w:tr>
-      <w:tr>
-        <w:tc>
-          <w:tcPr>
-            <w:tcW w:type="dxa" w:w="3000"/>
-            <w:shd w:fill="D5E8F0" w:color="auto" w:val="clear"/>
-            <w:tcMar>
-              <w:top w:type="dxa" w:w="60"/>
-              <w:left w:type="dxa" w:w="120"/>
-              <w:bottom w:type="dxa" w:w="60"/>
-              <w:right w:type="dxa" w:w="120"/>
-            </w:tcMar>
-            <w:vAlign w:val="top"/>
-          </w:tcPr>
-          <w:p>
-            <w:pPr>
-              <w:spacing w:after="40" w:before="0"/>
-              <w:jc w:val="left"/>
-            </w:pPr>
-            <w:r>
-              <w:rPr>
-                <w:rFonts w:ascii="Arial" w:cs="Arial" w:eastAsia="Arial" w:hAnsi="Arial"/>
-                <w:b/>
-                <w:bCs/>
-                <w:i w:val="false"/>
-                <w:iCs w:val="false"/>
-                <w:color w:val="000000"/>
-                <w:sz w:val="18"/>
-                <w:szCs w:val="18"/>
-              </w:rPr>
-              <w:t xml:space="preserve">Sub-Strand Content</w:t>
-            </w:r>
-          </w:p>
-        </w:tc>
-        <w:tc>
-          <w:tcPr>
-            <w:tcW w:type="dxa" w:w="10680"/>
-            <w:shd w:fill="FFFFFF" w:color="auto" w:val="clear"/>
-            <w:tcMar>
-              <w:top w:type="dxa" w:w="60"/>
-              <w:left w:type="dxa" w:w="120"/>
-              <w:bottom w:type="dxa" w:w="60"/>
-              <w:right w:type="dxa" w:w="120"/>
-            </w:tcMar>
-            <w:vAlign w:val="top"/>
-          </w:tcPr>
-          <w:p>
-            <w:pPr>
-              <w:spacing w:after="30" w:before="0"/>
-              <w:ind w:left="360" w:hanging="180"/>
-              <w:jc w:val="left"/>
-            </w:pPr>
-            <w:r>
-              <w:rPr>
-                <w:rFonts w:ascii="Arial" w:cs="Arial" w:eastAsia="Arial" w:hAnsi="Arial"/>
-                <w:b w:val="false"/>
-                <w:bCs w:val="false"/>
-                <w:i w:val="false"/>
-                <w:iCs w:val="false"/>
-                <w:color w:val="000000"/>
-                <w:sz w:val="18"/>
-                <w:szCs w:val="18"/>
-              </w:rPr>
-              <w:t xml:space="preserve">–  Surface area of prisms (triangular, rectangular, and other prisms)</w:t>
-            </w:r>
-          </w:p>
-          <w:p>
-            <w:pPr>
-              <w:spacing w:after="30" w:before="0"/>
-              <w:ind w:left="360" w:hanging="180"/>
-              <w:jc w:val="left"/>
-            </w:pPr>
-            <w:r>
-              <w:rPr>
-                <w:rFonts w:ascii="Arial" w:cs="Arial" w:eastAsia="Arial" w:hAnsi="Arial"/>
-                <w:b w:val="false"/>
-                <w:bCs w:val="false"/>
-                <w:i w:val="false"/>
-                <w:iCs w:val="false"/>
-                <w:color w:val="000000"/>
-                <w:sz w:val="18"/>
-                <w:szCs w:val="18"/>
-              </w:rPr>
-              <w:t xml:space="preserve">–  Surface area of pyramids (triangular and rectangular-based pyramids)</w:t>
-            </w:r>
-          </w:p>
-          <w:p>
-            <w:pPr>
-              <w:spacing w:after="30" w:before="0"/>
-              <w:ind w:left="360" w:hanging="180"/>
-              <w:jc w:val="left"/>
-            </w:pPr>
-            <w:r>
-              <w:rPr>
-                <w:rFonts w:ascii="Arial" w:cs="Arial" w:eastAsia="Arial" w:hAnsi="Arial"/>
-                <w:b w:val="false"/>
-                <w:bCs w:val="false"/>
-                <w:i w:val="false"/>
-                <w:iCs w:val="false"/>
-                <w:color w:val="000000"/>
-                <w:sz w:val="18"/>
-                <w:szCs w:val="18"/>
-              </w:rPr>
-              <w:t xml:space="preserve">–  Surface area of cones</w:t>
-            </w:r>
-          </w:p>
-          <w:p>
-            <w:pPr>
-              <w:spacing w:after="30" w:before="0"/>
-              <w:ind w:left="360" w:hanging="180"/>
-              <w:jc w:val="left"/>
-            </w:pPr>
-            <w:r>
-              <w:rPr>
-                <w:rFonts w:ascii="Arial" w:cs="Arial" w:eastAsia="Arial" w:hAnsi="Arial"/>
-                <w:b w:val="false"/>
-                <w:bCs w:val="false"/>
-                <w:i w:val="false"/>
-                <w:iCs w:val="false"/>
-                <w:color w:val="000000"/>
-                <w:sz w:val="18"/>
-                <w:szCs w:val="18"/>
-              </w:rPr>
-              <w:t xml:space="preserve">–  Surface area of spheres</w:t>
-            </w:r>
-          </w:p>
-          <w:p>
-            <w:pPr>
-              <w:spacing w:after="30" w:before="0"/>
-              <w:ind w:left="360" w:hanging="180"/>
-              <w:jc w:val="left"/>
-            </w:pPr>
-            <w:r>
-              <w:rPr>
-                <w:rFonts w:ascii="Arial" w:cs="Arial" w:eastAsia="Arial" w:hAnsi="Arial"/>
-                <w:b w:val="false"/>
-                <w:bCs w:val="false"/>
-                <w:i w:val="false"/>
-                <w:iCs w:val="false"/>
-                <w:color w:val="000000"/>
-                <w:sz w:val="18"/>
-                <w:szCs w:val="18"/>
-              </w:rPr>
-              <w:t xml:space="preserve">–  Surface area of frustums of a cone</w:t>
-            </w:r>
-          </w:p>
-          <w:p>
-            <w:pPr>
-              <w:spacing w:after="30" w:before="0"/>
-              <w:ind w:left="360" w:hanging="180"/>
-              <w:jc w:val="left"/>
-            </w:pPr>
-            <w:r>
-              <w:rPr>
-                <w:rFonts w:ascii="Arial" w:cs="Arial" w:eastAsia="Arial" w:hAnsi="Arial"/>
-                <w:b w:val="false"/>
-                <w:bCs w:val="false"/>
-                <w:i w:val="false"/>
-                <w:iCs w:val="false"/>
-                <w:color w:val="000000"/>
-                <w:sz w:val="18"/>
-                <w:szCs w:val="18"/>
-              </w:rPr>
-              <w:t xml:space="preserve">–  Surface area of frustums of a pyramid</w:t>
-            </w:r>
-          </w:p>
-          <w:p>
-            <w:pPr>
-              <w:spacing w:after="30" w:before="0"/>
-              <w:ind w:left="360" w:hanging="180"/>
-              <w:jc w:val="left"/>
-            </w:pPr>
-            <w:r>
-              <w:rPr>
-                <w:rFonts w:ascii="Arial" w:cs="Arial" w:eastAsia="Arial" w:hAnsi="Arial"/>
-                <w:b w:val="false"/>
-                <w:bCs w:val="false"/>
-                <w:i w:val="false"/>
-                <w:iCs w:val="false"/>
-                <w:color w:val="000000"/>
-                <w:sz w:val="18"/>
-                <w:szCs w:val="18"/>
-              </w:rPr>
-              <w:t xml:space="preserve">–  Surface area of composite solids</w:t>
-            </w:r>
-          </w:p>
-          <w:p>
-            <w:pPr>
-              <w:spacing w:after="30" w:before="0"/>
-              <w:ind w:left="360" w:hanging="180"/>
-              <w:jc w:val="left"/>
-            </w:pPr>
-            <w:r>
-              <w:rPr>
-                <w:rFonts w:ascii="Arial" w:cs="Arial" w:eastAsia="Arial" w:hAnsi="Arial"/>
-                <w:b w:val="false"/>
-                <w:bCs w:val="false"/>
-                <w:i w:val="false"/>
-                <w:iCs w:val="false"/>
-                <w:color w:val="000000"/>
-                <w:sz w:val="18"/>
-                <w:szCs w:val="18"/>
-              </w:rPr>
-              <w:t xml:space="preserve">–  Volume of prisms (triangular, rectangular, and other prisms)</w:t>
-            </w:r>
-          </w:p>
-          <w:p>
-            <w:pPr>
-              <w:spacing w:after="30" w:before="0"/>
-              <w:ind w:left="360" w:hanging="180"/>
-              <w:jc w:val="left"/>
-            </w:pPr>
-            <w:r>
-              <w:rPr>
-                <w:rFonts w:ascii="Arial" w:cs="Arial" w:eastAsia="Arial" w:hAnsi="Arial"/>
-                <w:b w:val="false"/>
-                <w:bCs w:val="false"/>
-                <w:i w:val="false"/>
-                <w:iCs w:val="false"/>
-                <w:color w:val="000000"/>
-                <w:sz w:val="18"/>
-                <w:szCs w:val="18"/>
-              </w:rPr>
-              <w:t xml:space="preserve">–  Volume of pyramids (triangular and rectangular-based pyramids)</w:t>
-            </w:r>
-          </w:p>
-          <w:p>
-            <w:pPr>
-              <w:spacing w:after="30" w:before="0"/>
-              <w:ind w:left="360" w:hanging="180"/>
-              <w:jc w:val="left"/>
-            </w:pPr>
-            <w:r>
-              <w:rPr>
-                <w:rFonts w:ascii="Arial" w:cs="Arial" w:eastAsia="Arial" w:hAnsi="Arial"/>
-                <w:b w:val="false"/>
-                <w:bCs w:val="false"/>
-                <w:i w:val="false"/>
-                <w:iCs w:val="false"/>
-                <w:color w:val="000000"/>
-                <w:sz w:val="18"/>
-                <w:szCs w:val="18"/>
-              </w:rPr>
-              <w:t xml:space="preserve">–  Volume of cones</w:t>
-            </w:r>
-          </w:p>
-          <w:p>
-            <w:pPr>
-              <w:spacing w:after="30" w:before="0"/>
-              <w:ind w:left="360" w:hanging="180"/>
-              <w:jc w:val="left"/>
-            </w:pPr>
-            <w:r>
-              <w:rPr>
-                <w:rFonts w:ascii="Arial" w:cs="Arial" w:eastAsia="Arial" w:hAnsi="Arial"/>
-                <w:b w:val="false"/>
-                <w:bCs w:val="false"/>
-                <w:i w:val="false"/>
-                <w:iCs w:val="false"/>
-                <w:color w:val="000000"/>
-                <w:sz w:val="18"/>
-                <w:szCs w:val="18"/>
-              </w:rPr>
-              <w:t xml:space="preserve">–  Volume of spheres</w:t>
-            </w:r>
-          </w:p>
-          <w:p>
-            <w:pPr>
-              <w:spacing w:after="30" w:before="0"/>
-              <w:ind w:left="360" w:hanging="180"/>
-              <w:jc w:val="left"/>
-            </w:pPr>
-            <w:r>
-              <w:rPr>
-                <w:rFonts w:ascii="Arial" w:cs="Arial" w:eastAsia="Arial" w:hAnsi="Arial"/>
-                <w:b w:val="false"/>
-                <w:bCs w:val="false"/>
-                <w:i w:val="false"/>
-                <w:iCs w:val="false"/>
-                <w:color w:val="000000"/>
-                <w:sz w:val="18"/>
-                <w:szCs w:val="18"/>
-              </w:rPr>
-              <w:t xml:space="preserve">–  Volume of frustums of a cone</w:t>
-            </w:r>
-          </w:p>
-          <w:p>
-            <w:pPr>
-              <w:spacing w:after="30" w:before="0"/>
-              <w:ind w:left="360" w:hanging="180"/>
-              <w:jc w:val="left"/>
-            </w:pPr>
-            <w:r>
-              <w:rPr>
-                <w:rFonts w:ascii="Arial" w:cs="Arial" w:eastAsia="Arial" w:hAnsi="Arial"/>
-                <w:b w:val="false"/>
-                <w:bCs w:val="false"/>
-                <w:i w:val="false"/>
-                <w:iCs w:val="false"/>
-                <w:color w:val="000000"/>
-                <w:sz w:val="18"/>
-                <w:szCs w:val="18"/>
-              </w:rPr>
-              <w:t xml:space="preserve">–  Volume of frustums of a pyramid</w:t>
-            </w:r>
-          </w:p>
-          <w:p>
-            <w:pPr>
-              <w:spacing w:after="30" w:before="0"/>
-              <w:ind w:left="360" w:hanging="180"/>
-              <w:jc w:val="left"/>
-            </w:pPr>
-            <w:r>
-              <w:rPr>
-                <w:rFonts w:ascii="Arial" w:cs="Arial" w:eastAsia="Arial" w:hAnsi="Arial"/>
-                <w:b w:val="false"/>
-                <w:bCs w:val="false"/>
-                <w:i w:val="false"/>
-                <w:iCs w:val="false"/>
-                <w:color w:val="000000"/>
-                <w:sz w:val="18"/>
-                <w:szCs w:val="18"/>
-              </w:rPr>
-              <w:t xml:space="preserve">–  Volume of composite solids</w:t>
-            </w:r>
-          </w:p>
-          <w:p>
-            <w:pPr>
-              <w:spacing w:after="30" w:before="0"/>
-              <w:ind w:left="360" w:hanging="180"/>
-              <w:jc w:val="left"/>
-            </w:pPr>
-            <w:r>
-              <w:rPr>
-                <w:rFonts w:ascii="Arial" w:cs="Arial" w:eastAsia="Arial" w:hAnsi="Arial"/>
-                <w:b w:val="false"/>
-                <w:bCs w:val="false"/>
-                <w:i w:val="false"/>
-                <w:iCs w:val="false"/>
-                <w:color w:val="000000"/>
-                <w:sz w:val="18"/>
-                <w:szCs w:val="18"/>
-              </w:rPr>
-              <w:t xml:space="preserve">–  Real-life applications of surface area and volume of solids</w:t>
-            </w:r>
-          </w:p>
-        </w:tc>
-      </w:tr>
-      <w:tr>
-        <w:tc>
-          <w:tcPr>
-            <w:tcW w:type="dxa" w:w="3000"/>
-            <w:shd w:fill="D5E8F0" w:color="auto" w:val="clear"/>
-            <w:tcMar>
-              <w:top w:type="dxa" w:w="60"/>
-              <w:left w:type="dxa" w:w="120"/>
-              <w:bottom w:type="dxa" w:w="60"/>
-              <w:right w:type="dxa" w:w="120"/>
-            </w:tcMar>
-            <w:vAlign w:val="top"/>
-          </w:tcPr>
-          <w:p>
-            <w:pPr>
-              <w:spacing w:after="40" w:before="0"/>
-              <w:jc w:val="left"/>
-            </w:pPr>
-            <w:r>
-              <w:rPr>
-                <w:rFonts w:ascii="Arial" w:cs="Arial" w:eastAsia="Arial" w:hAnsi="Arial"/>
-                <w:b/>
-                <w:bCs/>
-                <w:i w:val="false"/>
-                <w:iCs w:val="false"/>
-                <w:color w:val="000000"/>
-                <w:sz w:val="18"/>
-                <w:szCs w:val="18"/>
-              </w:rPr>
-              <w:t xml:space="preserve">Learning Outcomes</w:t>
-            </w:r>
-          </w:p>
-        </w:tc>
-        <w:tc>
-          <w:tcPr>
-            <w:tcW w:type="dxa" w:w="10680"/>
-            <w:shd w:fill="FFFFFF" w:color="auto" w:val="clear"/>
-            <w:tcMar>
-              <w:top w:type="dxa" w:w="60"/>
-              <w:left w:type="dxa" w:w="120"/>
-              <w:bottom w:type="dxa" w:w="60"/>
-              <w:right w:type="dxa" w:w="120"/>
-            </w:tcMar>
-            <w:vAlign w:val="top"/>
-          </w:tcPr>
-          <w:p>
-            <w:pPr>
-              <w:spacing w:after="40" w:before="0"/>
-              <w:jc w:val="left"/>
-            </w:pPr>
-            <w:r>
-              <w:rPr>
-                <w:rFonts w:ascii="Arial" w:cs="Arial" w:eastAsia="Arial" w:hAnsi="Arial"/>
-                <w:b w:val="false"/>
-                <w:bCs w:val="false"/>
-                <w:i w:val="false"/>
-                <w:iCs w:val="false"/>
-                <w:color w:val="000000"/>
-                <w:sz w:val="18"/>
-                <w:szCs w:val="18"/>
-              </w:rPr>
-              <w:t xml:space="preserve">By the end of the sub-strand, the learner should be able to:</w:t>
-            </w:r>
-          </w:p>
-          <w:p>
-            <w:pPr>
-              <w:spacing w:after="40" w:before="0"/>
-              <w:jc w:val="left"/>
-            </w:pPr>
-            <w:r>
-              <w:rPr>
-                <w:rFonts w:ascii="Arial" w:cs="Arial" w:eastAsia="Arial" w:hAnsi="Arial"/>
-                <w:b w:val="false"/>
-                <w:bCs w:val="false"/>
-                <w:i w:val="false"/>
-                <w:iCs w:val="false"/>
-                <w:color w:val="000000"/>
-                <w:sz w:val="18"/>
-                <w:szCs w:val="18"/>
-              </w:rPr>
-              <w:t xml:space="preserve">a) determine the surface area of prisms, pyramids, cones, and spheres in different situations,</w:t>
-            </w:r>
-          </w:p>
-          <w:p>
-            <w:pPr>
-              <w:spacing w:after="40" w:before="0"/>
-              <w:jc w:val="left"/>
-            </w:pPr>
-            <w:r>
-              <w:rPr>
-                <w:rFonts w:ascii="Arial" w:cs="Arial" w:eastAsia="Arial" w:hAnsi="Arial"/>
-                <w:b w:val="false"/>
-                <w:bCs w:val="false"/>
-                <w:i w:val="false"/>
-                <w:iCs w:val="false"/>
-                <w:color w:val="000000"/>
-                <w:sz w:val="18"/>
-                <w:szCs w:val="18"/>
-              </w:rPr>
-              <w:t xml:space="preserve">b) determine the surface area of frustums of a cone and a pyramid in different situations,</w:t>
-            </w:r>
-          </w:p>
-          <w:p>
-            <w:pPr>
-              <w:spacing w:after="40" w:before="0"/>
-              <w:jc w:val="left"/>
-            </w:pPr>
-            <w:r>
-              <w:rPr>
-                <w:rFonts w:ascii="Arial" w:cs="Arial" w:eastAsia="Arial" w:hAnsi="Arial"/>
-                <w:b w:val="false"/>
-                <w:bCs w:val="false"/>
-                <w:i w:val="false"/>
-                <w:iCs w:val="false"/>
-                <w:color w:val="000000"/>
-                <w:sz w:val="18"/>
-                <w:szCs w:val="18"/>
-              </w:rPr>
-              <w:t xml:space="preserve">c) calculate the surface area of composite solids in real-life contexts,</w:t>
-            </w:r>
-          </w:p>
-          <w:p>
-            <w:pPr>
-              <w:spacing w:after="40" w:before="0"/>
-              <w:jc w:val="left"/>
-            </w:pPr>
-            <w:r>
-              <w:rPr>
-                <w:rFonts w:ascii="Arial" w:cs="Arial" w:eastAsia="Arial" w:hAnsi="Arial"/>
-                <w:b w:val="false"/>
-                <w:bCs w:val="false"/>
-                <w:i w:val="false"/>
-                <w:iCs w:val="false"/>
-                <w:color w:val="000000"/>
-                <w:sz w:val="18"/>
-                <w:szCs w:val="18"/>
-              </w:rPr>
-              <w:t xml:space="preserve">d) calculate the volume of prisms, pyramids, cones, and spheres in different situations,</w:t>
-            </w:r>
-          </w:p>
-          <w:p>
-            <w:pPr>
-              <w:spacing w:after="40" w:before="0"/>
-              <w:jc w:val="left"/>
-            </w:pPr>
-            <w:r>
-              <w:rPr>
-                <w:rFonts w:ascii="Arial" w:cs="Arial" w:eastAsia="Arial" w:hAnsi="Arial"/>
-                <w:b w:val="false"/>
-                <w:bCs w:val="false"/>
-                <w:i w:val="false"/>
-                <w:iCs w:val="false"/>
-                <w:color w:val="000000"/>
-                <w:sz w:val="18"/>
-                <w:szCs w:val="18"/>
-              </w:rPr>
-              <w:t xml:space="preserve">e) determine the volume of frustums of a cone and a pyramid in different situations,</w:t>
-            </w:r>
-          </w:p>
-          <w:p>
-            <w:pPr>
-              <w:spacing w:after="40" w:before="0"/>
-              <w:jc w:val="left"/>
-            </w:pPr>
-            <w:r>
-              <w:rPr>
-                <w:rFonts w:ascii="Arial" w:cs="Arial" w:eastAsia="Arial" w:hAnsi="Arial"/>
-                <w:b w:val="false"/>
-                <w:bCs w:val="false"/>
-                <w:i w:val="false"/>
-                <w:iCs w:val="false"/>
-                <w:color w:val="000000"/>
-                <w:sz w:val="18"/>
-                <w:szCs w:val="18"/>
-              </w:rPr>
-              <w:t xml:space="preserve">f) determine the volume of composite solids in real-life contexts,</w:t>
-            </w:r>
-          </w:p>
-          <w:p>
-            <w:pPr>
-              <w:spacing w:after="40" w:before="0"/>
-              <w:jc w:val="left"/>
-            </w:pPr>
-            <w:r>
-              <w:rPr>
-                <w:rFonts w:ascii="Arial" w:cs="Arial" w:eastAsia="Arial" w:hAnsi="Arial"/>
-                <w:b w:val="false"/>
-                <w:bCs w:val="false"/>
-                <w:i w:val="false"/>
-                <w:iCs w:val="false"/>
-                <w:color w:val="000000"/>
-                <w:sz w:val="18"/>
-                <w:szCs w:val="18"/>
-              </w:rPr>
-              <w:t xml:space="preserve">g) apply surface area and volume of solids to solve real-life problems,</w:t>
-            </w:r>
-          </w:p>
-          <w:p>
-            <w:pPr>
-              <w:spacing w:after="40" w:before="0"/>
-              <w:jc w:val="left"/>
-            </w:pPr>
-            <w:r>
-              <w:rPr>
-                <w:rFonts w:ascii="Arial" w:cs="Arial" w:eastAsia="Arial" w:hAnsi="Arial"/>
-                <w:b w:val="false"/>
-                <w:bCs w:val="false"/>
-                <w:i w:val="false"/>
-                <w:iCs w:val="false"/>
-                <w:color w:val="000000"/>
-                <w:sz w:val="18"/>
-                <w:szCs w:val="18"/>
-              </w:rPr>
-              <w:t xml:space="preserve">h) appreciate the use of surface area and volume of solids in day-to-day activities.</w:t>
-            </w:r>
-          </w:p>
-        </w:tc>
-      </w:tr>
-      <w:tr>
-        <w:tc>
-          <w:tcPr>
-            <w:tcW w:type="dxa" w:w="3000"/>
-            <w:shd w:fill="D5E8F0" w:color="auto" w:val="clear"/>
-            <w:tcMar>
-              <w:top w:type="dxa" w:w="60"/>
-              <w:left w:type="dxa" w:w="120"/>
-              <w:bottom w:type="dxa" w:w="60"/>
-              <w:right w:type="dxa" w:w="120"/>
-            </w:tcMar>
-            <w:vAlign w:val="top"/>
-          </w:tcPr>
-          <w:p>
-            <w:pPr>
-              <w:spacing w:after="40" w:before="0"/>
-              <w:jc w:val="left"/>
-            </w:pPr>
-            <w:r>
-              <w:rPr>
-                <w:rFonts w:ascii="Arial" w:cs="Arial" w:eastAsia="Arial" w:hAnsi="Arial"/>
-                <w:b/>
-                <w:bCs/>
-                <w:i w:val="false"/>
-                <w:iCs w:val="false"/>
-                <w:color w:val="000000"/>
-                <w:sz w:val="18"/>
-                <w:szCs w:val="18"/>
-              </w:rPr>
-              <w:t xml:space="preserve">Core Competencies</w:t>
-            </w:r>
-          </w:p>
-        </w:tc>
-        <w:tc>
-          <w:tcPr>
-            <w:tcW w:type="dxa" w:w="10680"/>
-            <w:shd w:fill="FFFFFF" w:color="auto" w:val="clear"/>
-            <w:tcMar>
-              <w:top w:type="dxa" w:w="60"/>
-              <w:left w:type="dxa" w:w="120"/>
-              <w:bottom w:type="dxa" w:w="60"/>
-              <w:right w:type="dxa" w:w="120"/>
-            </w:tcMar>
-            <w:vAlign w:val="top"/>
-          </w:tcPr>
-          <w:p>
-            <w:pPr>
-              <w:spacing w:after="30" w:before="0"/>
-              <w:ind w:left="360" w:hanging="180"/>
-              <w:jc w:val="left"/>
-            </w:pPr>
-            <w:r>
-              <w:rPr>
-                <w:rFonts w:ascii="Arial" w:cs="Arial" w:eastAsia="Arial" w:hAnsi="Arial"/>
-                <w:b w:val="false"/>
-                <w:bCs w:val="false"/>
-                <w:i w:val="false"/>
-                <w:iCs w:val="false"/>
-                <w:color w:val="000000"/>
-                <w:sz w:val="18"/>
-                <w:szCs w:val="18"/>
-              </w:rPr>
-              <w:t xml:space="preserve">–  Communication and Collaboration: the learner discusses with peers and works in groups to derive and verify formulae for surface area and volume of various solids, sharing findings and explaining reasoning to classmates.</w:t>
-            </w:r>
-          </w:p>
-          <w:p>
-            <w:pPr>
-              <w:spacing w:after="30" w:before="0"/>
-              <w:ind w:left="360" w:hanging="180"/>
-              <w:jc w:val="left"/>
-            </w:pPr>
-            <w:r>
-              <w:rPr>
-                <w:rFonts w:ascii="Arial" w:cs="Arial" w:eastAsia="Arial" w:hAnsi="Arial"/>
-                <w:b w:val="false"/>
-                <w:bCs w:val="false"/>
-                <w:i w:val="false"/>
-                <w:iCs w:val="false"/>
-                <w:color w:val="000000"/>
-                <w:sz w:val="18"/>
-                <w:szCs w:val="18"/>
-              </w:rPr>
-              <w:t xml:space="preserve">–  Critical Thinking and Problem Solving: the learner applies knowledge of surface area and volume to solve real-life problems such as estimating the amount of material needed to construct a grain storage silo or a water tank in the Rift Valley.</w:t>
-            </w:r>
-          </w:p>
-          <w:p>
-            <w:pPr>
-              <w:spacing w:after="30" w:before="0"/>
-              <w:ind w:left="360" w:hanging="180"/>
-              <w:jc w:val="left"/>
-            </w:pPr>
-            <w:r>
-              <w:rPr>
-                <w:rFonts w:ascii="Arial" w:cs="Arial" w:eastAsia="Arial" w:hAnsi="Arial"/>
-                <w:b w:val="false"/>
-                <w:bCs w:val="false"/>
-                <w:i w:val="false"/>
-                <w:iCs w:val="false"/>
-                <w:color w:val="000000"/>
-                <w:sz w:val="18"/>
-                <w:szCs w:val="18"/>
-              </w:rPr>
-              <w:t xml:space="preserve">–  Digital Literacy: the learner uses digital devices to access YouTube videos on surface area and volume of frustums and composite solids, and uses calculators to verify computed values.</w:t>
-            </w:r>
-          </w:p>
-          <w:p>
-            <w:pPr>
-              <w:spacing w:after="30" w:before="0"/>
-              <w:ind w:left="360" w:hanging="180"/>
-              <w:jc w:val="left"/>
-            </w:pPr>
-            <w:r>
-              <w:rPr>
-                <w:rFonts w:ascii="Arial" w:cs="Arial" w:eastAsia="Arial" w:hAnsi="Arial"/>
-                <w:b w:val="false"/>
-                <w:bCs w:val="false"/>
-                <w:i w:val="false"/>
-                <w:iCs w:val="false"/>
-                <w:color w:val="000000"/>
-                <w:sz w:val="18"/>
-                <w:szCs w:val="18"/>
-              </w:rPr>
-              <w:t xml:space="preserve">–  Learning to Learn: the learner builds on prior knowledge of area and volume of basic shapes to extend understanding progressively to frustums and composite solids.</w:t>
-            </w:r>
-          </w:p>
-          <w:p>
-            <w:pPr>
-              <w:spacing w:after="30" w:before="0"/>
-              <w:ind w:left="360" w:hanging="180"/>
-              <w:jc w:val="left"/>
-            </w:pPr>
-            <w:r>
-              <w:rPr>
-                <w:rFonts w:ascii="Arial" w:cs="Arial" w:eastAsia="Arial" w:hAnsi="Arial"/>
-                <w:b w:val="false"/>
-                <w:bCs w:val="false"/>
-                <w:i w:val="false"/>
-                <w:iCs w:val="false"/>
-                <w:color w:val="000000"/>
-                <w:sz w:val="18"/>
-                <w:szCs w:val="18"/>
-              </w:rPr>
-              <w:t xml:space="preserve">–  Self-efficacy: the learner develops confidence in applying mathematical formulae to multi-step problems involving composite solids encountered in everyday Kenyan contexts.</w:t>
-            </w:r>
-          </w:p>
-        </w:tc>
-      </w:tr>
-      <w:tr>
-        <w:tc>
-          <w:tcPr>
-            <w:tcW w:type="dxa" w:w="3000"/>
-            <w:shd w:fill="E2EFDA" w:color="auto" w:val="clear"/>
-            <w:tcMar>
-              <w:top w:type="dxa" w:w="60"/>
-              <w:left w:type="dxa" w:w="120"/>
-              <w:bottom w:type="dxa" w:w="60"/>
-              <w:right w:type="dxa" w:w="120"/>
-            </w:tcMar>
-            <w:vAlign w:val="top"/>
-          </w:tcPr>
-          <w:p>
-            <w:pPr>
-              <w:spacing w:after="40" w:before="0"/>
-              <w:jc w:val="left"/>
-            </w:pPr>
-            <w:r>
-              <w:rPr>
-                <w:rFonts w:ascii="Arial" w:cs="Arial" w:eastAsia="Arial" w:hAnsi="Arial"/>
-                <w:b/>
-                <w:bCs/>
-                <w:i w:val="false"/>
-                <w:iCs w:val="false"/>
-                <w:color w:val="000000"/>
-                <w:sz w:val="18"/>
-                <w:szCs w:val="18"/>
-              </w:rPr>
-              <w:t xml:space="preserve">Core Values</w:t>
-            </w:r>
-          </w:p>
-        </w:tc>
-        <w:tc>
-          <w:tcPr>
-            <w:tcW w:type="dxa" w:w="10680"/>
-            <w:shd w:fill="FFFFFF" w:color="auto" w:val="clear"/>
-            <w:tcMar>
-              <w:top w:type="dxa" w:w="60"/>
-              <w:left w:type="dxa" w:w="120"/>
-              <w:bottom w:type="dxa" w:w="60"/>
-              <w:right w:type="dxa" w:w="120"/>
-            </w:tcMar>
-            <w:vAlign w:val="top"/>
-          </w:tcPr>
-          <w:p>
-            <w:pPr>
-              <w:spacing w:after="30" w:before="0"/>
-              <w:ind w:left="360" w:hanging="180"/>
-              <w:jc w:val="left"/>
-            </w:pPr>
-            <w:r>
-              <w:rPr>
-                <w:rFonts w:ascii="Arial" w:cs="Arial" w:eastAsia="Arial" w:hAnsi="Arial"/>
-                <w:b w:val="false"/>
-                <w:bCs w:val="false"/>
-                <w:i w:val="false"/>
-                <w:iCs w:val="false"/>
-                <w:color w:val="000000"/>
-                <w:sz w:val="18"/>
-                <w:szCs w:val="18"/>
-              </w:rPr>
-              <w:t xml:space="preserve">–  Responsibility: the learner takes care of mathematical instruments, calculators, and digital devices used during investigations of surface area and volume.</w:t>
-            </w:r>
-          </w:p>
-          <w:p>
-            <w:pPr>
-              <w:spacing w:after="30" w:before="0"/>
-              <w:ind w:left="360" w:hanging="180"/>
-              <w:jc w:val="left"/>
-            </w:pPr>
-            <w:r>
-              <w:rPr>
-                <w:rFonts w:ascii="Arial" w:cs="Arial" w:eastAsia="Arial" w:hAnsi="Arial"/>
-                <w:b w:val="false"/>
-                <w:bCs w:val="false"/>
-                <w:i w:val="false"/>
-                <w:iCs w:val="false"/>
-                <w:color w:val="000000"/>
-                <w:sz w:val="18"/>
-                <w:szCs w:val="18"/>
-              </w:rPr>
-              <w:t xml:space="preserve">–  Respect: the learner listens to and values the contributions of peers during group discussions on the properties and measurements of solids.</w:t>
-            </w:r>
-          </w:p>
-          <w:p>
-            <w:pPr>
-              <w:spacing w:after="30" w:before="0"/>
-              <w:ind w:left="360" w:hanging="180"/>
-              <w:jc w:val="left"/>
-            </w:pPr>
-            <w:r>
-              <w:rPr>
-                <w:rFonts w:ascii="Arial" w:cs="Arial" w:eastAsia="Arial" w:hAnsi="Arial"/>
-                <w:b w:val="false"/>
-                <w:bCs w:val="false"/>
-                <w:i w:val="false"/>
-                <w:iCs w:val="false"/>
-                <w:color w:val="000000"/>
-                <w:sz w:val="18"/>
-                <w:szCs w:val="18"/>
-              </w:rPr>
-              <w:t xml:space="preserve">–  Unity: the learner works collaboratively in groups to measure, compute, and verify surface areas and volumes of physical models of solids.</w:t>
-            </w:r>
-          </w:p>
-          <w:p>
-            <w:pPr>
-              <w:spacing w:after="30" w:before="0"/>
-              <w:ind w:left="360" w:hanging="180"/>
-              <w:jc w:val="left"/>
-            </w:pPr>
-            <w:r>
-              <w:rPr>
-                <w:rFonts w:ascii="Arial" w:cs="Arial" w:eastAsia="Arial" w:hAnsi="Arial"/>
-                <w:b w:val="false"/>
-                <w:bCs w:val="false"/>
-                <w:i w:val="false"/>
-                <w:iCs w:val="false"/>
-                <w:color w:val="000000"/>
-                <w:sz w:val="18"/>
-                <w:szCs w:val="18"/>
-              </w:rPr>
-              <w:t xml:space="preserve">–  Social Justice: the learner recognises how accurate computation of surface area and volume contributes to fair and efficient use of resources, such as equitable distribution of grain storage facilities across counties in Kenya.</w:t>
-            </w:r>
-          </w:p>
-          <w:p>
-            <w:pPr>
-              <w:spacing w:after="30" w:before="0"/>
-              <w:ind w:left="360" w:hanging="180"/>
-              <w:jc w:val="left"/>
-            </w:pPr>
-            <w:r>
-              <w:rPr>
-                <w:rFonts w:ascii="Arial" w:cs="Arial" w:eastAsia="Arial" w:hAnsi="Arial"/>
-                <w:b w:val="false"/>
-                <w:bCs w:val="false"/>
-                <w:i w:val="false"/>
-                <w:iCs w:val="false"/>
-                <w:color w:val="000000"/>
-                <w:sz w:val="18"/>
-                <w:szCs w:val="18"/>
-              </w:rPr>
-              <w:t xml:space="preserve">–  Integrity: the learner records and reports measurements and calculations honestly, without falsifying results during practical investigations.</w:t>
-            </w:r>
-          </w:p>
-        </w:tc>
-      </w:tr>
-      <w:tr>
-        <w:tc>
-          <w:tcPr>
-            <w:tcW w:type="dxa" w:w="3000"/>
-            <w:shd w:fill="D5E8F0" w:color="auto" w:val="clear"/>
-            <w:tcMar>
-              <w:top w:type="dxa" w:w="60"/>
-              <w:left w:type="dxa" w:w="120"/>
-              <w:bottom w:type="dxa" w:w="60"/>
-              <w:right w:type="dxa" w:w="120"/>
-            </w:tcMar>
-            <w:vAlign w:val="top"/>
-          </w:tcPr>
-          <w:p>
-            <w:pPr>
-              <w:spacing w:after="40" w:before="0"/>
-              <w:jc w:val="left"/>
-            </w:pPr>
-            <w:r>
-              <w:rPr>
-                <w:rFonts w:ascii="Arial" w:cs="Arial" w:eastAsia="Arial" w:hAnsi="Arial"/>
-                <w:b/>
-                <w:bCs/>
-                <w:i w:val="false"/>
-                <w:iCs w:val="false"/>
-                <w:color w:val="000000"/>
-                <w:sz w:val="18"/>
-                <w:szCs w:val="18"/>
-              </w:rPr>
-              <w:t xml:space="preserve">Science &amp; Engineering Practices</w:t>
-            </w:r>
-          </w:p>
-        </w:tc>
-        <w:tc>
-          <w:tcPr>
-            <w:tcW w:type="dxa" w:w="10680"/>
-            <w:shd w:fill="FFFFFF" w:color="auto" w:val="clear"/>
-            <w:tcMar>
-              <w:top w:type="dxa" w:w="60"/>
-              <w:left w:type="dxa" w:w="120"/>
-              <w:bottom w:type="dxa" w:w="60"/>
-              <w:right w:type="dxa" w:w="120"/>
-            </w:tcMar>
-            <w:vAlign w:val="top"/>
-          </w:tcPr>
-          <w:p>
-            <w:pPr>
-              <w:spacing w:after="30" w:before="0"/>
-              <w:ind w:left="360" w:hanging="180"/>
-              <w:jc w:val="left"/>
-            </w:pPr>
-            <w:r>
-              <w:rPr>
-                <w:rFonts w:ascii="Arial" w:cs="Arial" w:eastAsia="Arial" w:hAnsi="Arial"/>
-                <w:b w:val="false"/>
-                <w:bCs w:val="false"/>
-                <w:i w:val="false"/>
-                <w:iCs w:val="false"/>
-                <w:color w:val="000000"/>
-                <w:sz w:val="18"/>
-                <w:szCs w:val="18"/>
-              </w:rPr>
-              <w:t xml:space="preserve">–  Developing and Using Models: learners construct and manipulate physical nets and three-dimensional models of prisms, pyramids, cones, and frustums to derive surface area formulae, then revise their models as understanding deepens.</w:t>
-            </w:r>
-          </w:p>
-          <w:p>
-            <w:pPr>
-              <w:spacing w:after="30" w:before="0"/>
-              <w:ind w:left="360" w:hanging="180"/>
-              <w:jc w:val="left"/>
-            </w:pPr>
-            <w:r>
-              <w:rPr>
-                <w:rFonts w:ascii="Arial" w:cs="Arial" w:eastAsia="Arial" w:hAnsi="Arial"/>
-                <w:b w:val="false"/>
-                <w:bCs w:val="false"/>
-                <w:i w:val="false"/>
-                <w:iCs w:val="false"/>
-                <w:color w:val="000000"/>
-                <w:sz w:val="18"/>
-                <w:szCs w:val="18"/>
-              </w:rPr>
-              <w:t xml:space="preserve">–  Using Mathematics and Computational Thinking: learners apply geometric formulae, substitute values, and use calculators to compute surface areas and volumes accurately, comparing results across different solid types.</w:t>
-            </w:r>
-          </w:p>
-          <w:p>
-            <w:pPr>
-              <w:spacing w:after="30" w:before="0"/>
-              <w:ind w:left="360" w:hanging="180"/>
-              <w:jc w:val="left"/>
-            </w:pPr>
-            <w:r>
-              <w:rPr>
-                <w:rFonts w:ascii="Arial" w:cs="Arial" w:eastAsia="Arial" w:hAnsi="Arial"/>
-                <w:b w:val="false"/>
-                <w:bCs w:val="false"/>
-                <w:i w:val="false"/>
-                <w:iCs w:val="false"/>
-                <w:color w:val="000000"/>
-                <w:sz w:val="18"/>
-                <w:szCs w:val="18"/>
-              </w:rPr>
-              <w:t xml:space="preserve">–  Analysing and Interpreting Data: learners measure physical objects (e.g., a cylindrical uji pot, a conical grain store, a rectangular water tank) and analyse whether computed values match real-world capacity labels.</w:t>
-            </w:r>
-          </w:p>
-          <w:p>
-            <w:pPr>
-              <w:spacing w:after="30" w:before="0"/>
-              <w:ind w:left="360" w:hanging="180"/>
-              <w:jc w:val="left"/>
-            </w:pPr>
-            <w:r>
-              <w:rPr>
-                <w:rFonts w:ascii="Arial" w:cs="Arial" w:eastAsia="Arial" w:hAnsi="Arial"/>
-                <w:b w:val="false"/>
-                <w:bCs w:val="false"/>
-                <w:i w:val="false"/>
-                <w:iCs w:val="false"/>
-                <w:color w:val="000000"/>
-                <w:sz w:val="18"/>
-                <w:szCs w:val="18"/>
-              </w:rPr>
-              <w:t xml:space="preserve">–  Constructing Explanations: learners explain, using derived formulae and worked examples, why a frustum has a larger surface area than a cone of the same base and slant height, and how composite solids combine individual formulae.</w:t>
-            </w:r>
-          </w:p>
-          <w:p>
-            <w:pPr>
-              <w:spacing w:after="30" w:before="0"/>
-              <w:ind w:left="360" w:hanging="180"/>
-              <w:jc w:val="left"/>
-            </w:pPr>
-            <w:r>
-              <w:rPr>
-                <w:rFonts w:ascii="Arial" w:cs="Arial" w:eastAsia="Arial" w:hAnsi="Arial"/>
-                <w:b w:val="false"/>
-                <w:bCs w:val="false"/>
-                <w:i w:val="false"/>
-                <w:iCs w:val="false"/>
-                <w:color w:val="000000"/>
-                <w:sz w:val="18"/>
-                <w:szCs w:val="18"/>
-              </w:rPr>
-              <w:t xml:space="preserve">–  Obtaining, Evaluating, and Communicating Information: learners watch curated YouTube videos on frustum surface area and volume, evaluate the methods demonstrated, and communicate their understanding through poster presentations and model demonstrations.</w:t>
-            </w:r>
-          </w:p>
-        </w:tc>
-      </w:tr>
-      <w:tr>
-        <w:tc>
-          <w:tcPr>
-            <w:tcW w:type="dxa" w:w="3000"/>
-            <w:shd w:fill="FCE4D6" w:color="auto" w:val="clear"/>
-            <w:tcMar>
-              <w:top w:type="dxa" w:w="60"/>
-              <w:left w:type="dxa" w:w="120"/>
-              <w:bottom w:type="dxa" w:w="60"/>
-              <w:right w:type="dxa" w:w="120"/>
-            </w:tcMar>
-            <w:vAlign w:val="top"/>
-          </w:tcPr>
-          <w:p>
-            <w:pPr>
-              <w:spacing w:after="40" w:before="0"/>
-              <w:jc w:val="left"/>
-            </w:pPr>
-            <w:r>
-              <w:rPr>
-                <w:rFonts w:ascii="Arial" w:cs="Arial" w:eastAsia="Arial" w:hAnsi="Arial"/>
-                <w:b/>
-                <w:bCs/>
-                <w:i w:val="false"/>
-                <w:iCs w:val="false"/>
-                <w:color w:val="000000"/>
-                <w:sz w:val="18"/>
-                <w:szCs w:val="18"/>
-              </w:rPr>
-              <w:t xml:space="preserve">Pertinent &amp; Contemporary Issues (PCIs)</w:t>
-            </w:r>
-          </w:p>
-        </w:tc>
-        <w:tc>
-          <w:tcPr>
-            <w:tcW w:type="dxa" w:w="10680"/>
-            <w:shd w:fill="FFFFFF" w:color="auto" w:val="clear"/>
-            <w:tcMar>
-              <w:top w:type="dxa" w:w="60"/>
-              <w:left w:type="dxa" w:w="120"/>
-              <w:bottom w:type="dxa" w:w="60"/>
-              <w:right w:type="dxa" w:w="120"/>
-            </w:tcMar>
-            <w:vAlign w:val="top"/>
-          </w:tcPr>
-          <w:p>
-            <w:pPr>
-              <w:spacing w:after="30" w:before="0"/>
-              <w:ind w:left="360" w:hanging="180"/>
-              <w:jc w:val="left"/>
-            </w:pPr>
-            <w:r>
-              <w:rPr>
-                <w:rFonts w:ascii="Arial" w:cs="Arial" w:eastAsia="Arial" w:hAnsi="Arial"/>
-                <w:b w:val="false"/>
-                <w:bCs w:val="false"/>
-                <w:i w:val="false"/>
-                <w:iCs w:val="false"/>
-                <w:color w:val="000000"/>
-                <w:sz w:val="18"/>
-                <w:szCs w:val="18"/>
-              </w:rPr>
-              <w:t xml:space="preserve">–  Life Skills (Creative Thinking): the learner designs a composite solid container (e.g., a water storage tank combining a cylinder and hemisphere) and computes its surface area and volume, applying creative thinking to a real Kenyan engineering context.</w:t>
-            </w:r>
-          </w:p>
-          <w:p>
-            <w:pPr>
-              <w:spacing w:after="30" w:before="0"/>
-              <w:ind w:left="360" w:hanging="180"/>
-              <w:jc w:val="left"/>
-            </w:pPr>
-            <w:r>
-              <w:rPr>
-                <w:rFonts w:ascii="Arial" w:cs="Arial" w:eastAsia="Arial" w:hAnsi="Arial"/>
-                <w:b w:val="false"/>
-                <w:bCs w:val="false"/>
-                <w:i w:val="false"/>
-                <w:iCs w:val="false"/>
-                <w:color w:val="000000"/>
-                <w:sz w:val="18"/>
-                <w:szCs w:val="18"/>
-              </w:rPr>
-              <w:t xml:space="preserve">–  Life Skills (Problem Solving): the learner solves multi-step problems involving the surface area and volume of solids encountered in everyday situations, such as estimating the cost of painting a conical roof or filling a frustum-shaped grain silo in Kitale.</w:t>
-            </w:r>
-          </w:p>
-          <w:p>
-            <w:pPr>
-              <w:spacing w:after="30" w:before="0"/>
-              <w:ind w:left="360" w:hanging="180"/>
-              <w:jc w:val="left"/>
-            </w:pPr>
-            <w:r>
-              <w:rPr>
-                <w:rFonts w:ascii="Arial" w:cs="Arial" w:eastAsia="Arial" w:hAnsi="Arial"/>
-                <w:b w:val="false"/>
-                <w:bCs w:val="false"/>
-                <w:i w:val="false"/>
-                <w:iCs w:val="false"/>
-                <w:color w:val="000000"/>
-                <w:sz w:val="18"/>
-                <w:szCs w:val="18"/>
-              </w:rPr>
-              <w:t xml:space="preserve">–  Environmental Education: the learner explores how efficient design of solids (minimising surface area for a given volume) contributes to sustainable use of materials, such as reducing the amount of metal sheet used to manufacture water tanks for rural communities in Turkana County.</w:t>
-            </w:r>
-          </w:p>
-          <w:p>
-            <w:pPr>
-              <w:spacing w:after="30" w:before="0"/>
-              <w:ind w:left="360" w:hanging="180"/>
-              <w:jc w:val="left"/>
-            </w:pPr>
-            <w:r>
-              <w:rPr>
-                <w:rFonts w:ascii="Arial" w:cs="Arial" w:eastAsia="Arial" w:hAnsi="Arial"/>
-                <w:b w:val="false"/>
-                <w:bCs w:val="false"/>
-                <w:i w:val="false"/>
-                <w:iCs w:val="false"/>
-                <w:color w:val="000000"/>
-                <w:sz w:val="18"/>
-                <w:szCs w:val="18"/>
-              </w:rPr>
-              <w:t xml:space="preserve">–  Financial Literacy: the learner calculates the cost of materials needed to construct or cover solids, applying unit cost to computed surface areas to estimate project budgets relevant to small businesses and farming enterprises in Kenya.</w:t>
-            </w:r>
-          </w:p>
-        </w:tc>
-      </w:tr>
-      <w:tr>
-        <w:tc>
-          <w:tcPr>
-            <w:tcW w:type="dxa" w:w="3000"/>
-            <w:shd w:fill="D9EEF1" w:color="auto" w:val="clear"/>
-            <w:tcMar>
-              <w:top w:type="dxa" w:w="60"/>
-              <w:left w:type="dxa" w:w="120"/>
-              <w:bottom w:type="dxa" w:w="60"/>
-              <w:right w:type="dxa" w:w="120"/>
-            </w:tcMar>
-            <w:vAlign w:val="top"/>
-          </w:tcPr>
-          <w:p>
-            <w:pPr>
-              <w:spacing w:after="40" w:before="0"/>
-              <w:jc w:val="left"/>
-            </w:pPr>
-            <w:r>
-              <w:rPr>
-                <w:rFonts w:ascii="Arial" w:cs="Arial" w:eastAsia="Arial" w:hAnsi="Arial"/>
-                <w:b/>
-                <w:bCs/>
-                <w:i w:val="false"/>
-                <w:iCs w:val="false"/>
-                <w:color w:val="000000"/>
-                <w:sz w:val="18"/>
-                <w:szCs w:val="18"/>
-              </w:rPr>
-              <w:t xml:space="preserve">Career Connections</w:t>
-            </w:r>
-          </w:p>
-        </w:tc>
-        <w:tc>
-          <w:tcPr>
-            <w:tcW w:type="dxa" w:w="10680"/>
-            <w:shd w:fill="FFFFFF" w:color="auto" w:val="clear"/>
-            <w:tcMar>
-              <w:top w:type="dxa" w:w="60"/>
-              <w:left w:type="dxa" w:w="120"/>
-              <w:bottom w:type="dxa" w:w="60"/>
-              <w:right w:type="dxa" w:w="120"/>
-            </w:tcMar>
-            <w:vAlign w:val="top"/>
-          </w:tcPr>
-          <w:p>
-            <w:pPr>
-              <w:spacing w:after="30" w:before="0"/>
-              <w:ind w:left="360" w:hanging="180"/>
-              <w:jc w:val="left"/>
-            </w:pPr>
-            <w:r>
-              <w:rPr>
-                <w:rFonts w:ascii="Arial" w:cs="Arial" w:eastAsia="Arial" w:hAnsi="Arial"/>
-                <w:b w:val="false"/>
-                <w:bCs w:val="false"/>
-                <w:i w:val="false"/>
-                <w:iCs w:val="false"/>
-                <w:color w:val="000000"/>
-                <w:sz w:val="18"/>
-                <w:szCs w:val="18"/>
-              </w:rPr>
-              <w:t xml:space="preserve">–  Architecture and Construction: architects and civil engineers in Kenya use surface area and volume calculations to design buildings, estimate materials, and price construction projects such as grain silos, water tanks, and domed rooftops.</w:t>
-            </w:r>
-          </w:p>
-          <w:p>
-            <w:pPr>
-              <w:spacing w:after="30" w:before="0"/>
-              <w:ind w:left="360" w:hanging="180"/>
-              <w:jc w:val="left"/>
-            </w:pPr>
-            <w:r>
-              <w:rPr>
-                <w:rFonts w:ascii="Arial" w:cs="Arial" w:eastAsia="Arial" w:hAnsi="Arial"/>
-                <w:b w:val="false"/>
-                <w:bCs w:val="false"/>
-                <w:i w:val="false"/>
-                <w:iCs w:val="false"/>
-                <w:color w:val="000000"/>
-                <w:sz w:val="18"/>
-                <w:szCs w:val="18"/>
-              </w:rPr>
-              <w:t xml:space="preserve">–  Manufacturing and Industrial Design: manufacturers of containers, packaging, and storage facilities (e.g., metal fabricators in Industrial Area, Nairobi) rely on surface area formulae to minimise material waste and optimise production costs.</w:t>
-            </w:r>
-          </w:p>
-          <w:p>
-            <w:pPr>
-              <w:spacing w:after="30" w:before="0"/>
-              <w:ind w:left="360" w:hanging="180"/>
-              <w:jc w:val="left"/>
-            </w:pPr>
-            <w:r>
-              <w:rPr>
-                <w:rFonts w:ascii="Arial" w:cs="Arial" w:eastAsia="Arial" w:hAnsi="Arial"/>
-                <w:b w:val="false"/>
-                <w:bCs w:val="false"/>
-                <w:i w:val="false"/>
-                <w:iCs w:val="false"/>
-                <w:color w:val="000000"/>
-                <w:sz w:val="18"/>
-                <w:szCs w:val="18"/>
-              </w:rPr>
-              <w:t xml:space="preserve">–  Agriculture and Agribusiness: agronomists and farmers in the Rift Valley calculate the volume of conical or cylindrical grain stores and water reservoirs to manage harvests and irrigation efficiently.</w:t>
-            </w:r>
-          </w:p>
-          <w:p>
-            <w:pPr>
-              <w:spacing w:after="30" w:before="0"/>
-              <w:ind w:left="360" w:hanging="180"/>
-              <w:jc w:val="left"/>
-            </w:pPr>
-            <w:r>
-              <w:rPr>
-                <w:rFonts w:ascii="Arial" w:cs="Arial" w:eastAsia="Arial" w:hAnsi="Arial"/>
-                <w:b w:val="false"/>
-                <w:bCs w:val="false"/>
-                <w:i w:val="false"/>
-                <w:iCs w:val="false"/>
-                <w:color w:val="000000"/>
-                <w:sz w:val="18"/>
-                <w:szCs w:val="18"/>
-              </w:rPr>
-              <w:t xml:space="preserve">–  Medicine and Health Sciences: medical professionals and biomedical engineers use volume calculations of spherical and cylindrical vessels when designing pharmaceutical containers, IV drip bags, and medical implants.</w:t>
-            </w:r>
-          </w:p>
-          <w:p>
-            <w:pPr>
-              <w:spacing w:after="30" w:before="0"/>
-              <w:ind w:left="360" w:hanging="180"/>
-              <w:jc w:val="left"/>
-            </w:pPr>
-            <w:r>
-              <w:rPr>
-                <w:rFonts w:ascii="Arial" w:cs="Arial" w:eastAsia="Arial" w:hAnsi="Arial"/>
-                <w:b w:val="false"/>
-                <w:bCs w:val="false"/>
-                <w:i w:val="false"/>
-                <w:iCs w:val="false"/>
-                <w:color w:val="000000"/>
-                <w:sz w:val="18"/>
-                <w:szCs w:val="18"/>
-              </w:rPr>
-              <w:t xml:space="preserve">–  Water Engineering and Environmental Science: water engineers designing dams, tanks, and pipelines for counties such as Makueni and Baringo apply volume and surface area knowledge to ensure adequate water storage and distribution.</w:t>
-            </w:r>
-          </w:p>
-          <w:p>
-            <w:pPr>
-              <w:spacing w:after="30" w:before="0"/>
-              <w:ind w:left="360" w:hanging="180"/>
-              <w:jc w:val="left"/>
-            </w:pPr>
-            <w:r>
-              <w:rPr>
-                <w:rFonts w:ascii="Arial" w:cs="Arial" w:eastAsia="Arial" w:hAnsi="Arial"/>
-                <w:b w:val="false"/>
-                <w:bCs w:val="false"/>
-                <w:i w:val="false"/>
-                <w:iCs w:val="false"/>
-                <w:color w:val="000000"/>
-                <w:sz w:val="18"/>
-                <w:szCs w:val="18"/>
-              </w:rPr>
-              <w:t xml:space="preserve">–  Art and Graphic Design: Kenyan artists and product designers use geometric solid properties when creating sculptures, jewellery moulds, and product packaging.</w:t>
-            </w:r>
-          </w:p>
-        </w:tc>
-      </w:tr>
-      <w:tr>
-        <w:tc>
-          <w:tcPr>
-            <w:tcW w:type="dxa" w:w="3000"/>
-            <w:shd w:fill="D5E8F0" w:color="auto" w:val="clear"/>
-            <w:tcMar>
-              <w:top w:type="dxa" w:w="60"/>
-              <w:left w:type="dxa" w:w="120"/>
-              <w:bottom w:type="dxa" w:w="60"/>
-              <w:right w:type="dxa" w:w="120"/>
-            </w:tcMar>
-            <w:vAlign w:val="top"/>
-          </w:tcPr>
-          <w:p>
-            <w:pPr>
-              <w:spacing w:after="40" w:before="0"/>
-              <w:jc w:val="left"/>
-            </w:pPr>
-            <w:r>
-              <w:rPr>
-                <w:rFonts w:ascii="Arial" w:cs="Arial" w:eastAsia="Arial" w:hAnsi="Arial"/>
-                <w:b/>
-                <w:bCs/>
-                <w:i w:val="false"/>
-                <w:iCs w:val="false"/>
-                <w:color w:val="000000"/>
-                <w:sz w:val="18"/>
-                <w:szCs w:val="18"/>
-              </w:rPr>
-              <w:t xml:space="preserve">Focus for Lessons</w:t>
-            </w:r>
-          </w:p>
-        </w:tc>
-        <w:tc>
-          <w:tcPr>
-            <w:tcW w:type="dxa" w:w="10680"/>
-            <w:shd w:fill="FFFFFF" w:color="auto" w:val="clear"/>
-            <w:tcMar>
-              <w:top w:type="dxa" w:w="60"/>
-              <w:left w:type="dxa" w:w="120"/>
-              <w:bottom w:type="dxa" w:w="60"/>
-              <w:right w:type="dxa" w:w="120"/>
-            </w:tcMar>
-            <w:vAlign w:val="top"/>
-          </w:tcPr>
-          <w:p>
-            <w:pPr>
-              <w:spacing w:after="40" w:before="0"/>
-              <w:jc w:val="left"/>
-            </w:pPr>
-            <w:r>
-              <w:rPr>
-                <w:rFonts w:ascii="Arial" w:cs="Arial" w:eastAsia="Arial" w:hAnsi="Arial"/>
-                <w:b w:val="false"/>
-                <w:bCs w:val="false"/>
-                <w:i w:val="false"/>
-                <w:iCs w:val="false"/>
-                <w:color w:val="000000"/>
-                <w:sz w:val="18"/>
-                <w:szCs w:val="18"/>
-              </w:rPr>
-              <w:t xml:space="preserve">This unit focuses on equipping Grade 10 learners with the knowledge and skills to compute the surface area and volume of a wide range of three-dimensional solids — including prisms, pyramids, cones, spheres, frustums, and composite solids — and to apply these computations in authentic Kenyan real-life contexts such as designing grain stores, water tanks, and roofing structures. The unit progresses systematically from familiar solids (prisms and pyramids) through curved surfaces (cones and spheres) to more complex shapes (frustums and composite solids), building conceptual understanding at each stage. A phenomenon-driven, collaborative approach is used throughout, with learners constructing physical nets, watching curated video demonstrations, and solving contextualised problems to develop both procedural fluency and deep conceptual understanding.</w:t>
-            </w:r>
-          </w:p>
-        </w:tc>
-      </w:tr>
-      <w:tr>
-        <w:tc>
-          <w:tcPr>
-            <w:tcW w:type="dxa" w:w="3000"/>
-            <w:shd w:fill="EAD1F5" w:color="auto" w:val="clear"/>
-            <w:tcMar>
-              <w:top w:type="dxa" w:w="60"/>
-              <w:left w:type="dxa" w:w="120"/>
-              <w:bottom w:type="dxa" w:w="60"/>
-              <w:right w:type="dxa" w:w="120"/>
-            </w:tcMar>
-            <w:vAlign w:val="top"/>
-          </w:tcPr>
-          <w:p>
-            <w:pPr>
-              <w:spacing w:after="40" w:before="0"/>
-              <w:jc w:val="left"/>
-            </w:pPr>
-            <w:r>
-              <w:rPr>
-                <w:rFonts w:ascii="Arial" w:cs="Arial" w:eastAsia="Arial" w:hAnsi="Arial"/>
-                <w:b/>
-                <w:bCs/>
-                <w:i w:val="false"/>
-                <w:iCs w:val="false"/>
-                <w:color w:val="000000"/>
-                <w:sz w:val="18"/>
-                <w:szCs w:val="18"/>
-              </w:rPr>
-              <w:t xml:space="preserve">Driving Question / Key Inquiry Questions</w:t>
-            </w:r>
-          </w:p>
-        </w:tc>
-        <w:tc>
-          <w:tcPr>
-            <w:tcW w:type="dxa" w:w="10680"/>
-            <w:shd w:fill="FFFFFF" w:color="auto" w:val="clear"/>
-            <w:tcMar>
-              <w:top w:type="dxa" w:w="60"/>
-              <w:left w:type="dxa" w:w="120"/>
-              <w:bottom w:type="dxa" w:w="60"/>
-              <w:right w:type="dxa" w:w="120"/>
-            </w:tcMar>
-            <w:vAlign w:val="top"/>
-          </w:tcPr>
-          <w:p>
-            <w:pPr>
-              <w:spacing w:after="40" w:before="0"/>
-              <w:jc w:val="left"/>
-            </w:pPr>
-            <w:r>
-              <w:rPr>
-                <w:rFonts w:ascii="Arial" w:cs="Arial" w:eastAsia="Arial" w:hAnsi="Arial"/>
-                <w:b w:val="false"/>
-                <w:bCs w:val="false"/>
-                <w:i w:val="false"/>
-                <w:iCs w:val="false"/>
-                <w:color w:val="000000"/>
-                <w:sz w:val="18"/>
-                <w:szCs w:val="18"/>
-              </w:rPr>
-              <w:t xml:space="preserve">DRIVING QUESTION: How does the shape of a solid determine how much material is needed to build it and how much it can hold — and how do engineers and manufacturers in Kenya use this knowledge to design efficient, cost-effective structures?</w:t>
-            </w:r>
-          </w:p>
-          <w:p>
-            <w:pPr>
-              <w:spacing w:after="40" w:before="0"/>
-              <w:jc w:val="left"/>
-            </w:pPr>
-            <w:r>
-              <w:rPr>
-                <w:rFonts w:ascii="Arial" w:cs="Arial" w:eastAsia="Arial" w:hAnsi="Arial"/>
-                <w:b w:val="false"/>
-                <w:bCs w:val="false"/>
-                <w:i w:val="false"/>
-                <w:iCs w:val="false"/>
-                <w:color w:val="000000"/>
-                <w:sz w:val="18"/>
-                <w:szCs w:val="18"/>
-              </w:rPr>
-              <w:t xml:space="preserve"/>
-            </w:r>
-          </w:p>
-          <w:p>
-            <w:pPr>
-              <w:spacing w:after="40" w:before="0"/>
-              <w:jc w:val="left"/>
-            </w:pPr>
-            <w:r>
-              <w:rPr>
-                <w:rFonts w:ascii="Arial" w:cs="Arial" w:eastAsia="Arial" w:hAnsi="Arial"/>
-                <w:b w:val="false"/>
-                <w:bCs w:val="false"/>
-                <w:i w:val="false"/>
-                <w:iCs w:val="false"/>
-                <w:color w:val="000000"/>
-                <w:sz w:val="18"/>
-                <w:szCs w:val="18"/>
-              </w:rPr>
-              <w:t xml:space="preserve">KICD KEY INQUIRY QUESTIONS:</w:t>
-            </w:r>
-          </w:p>
-          <w:p>
-            <w:pPr>
-              <w:spacing w:after="40" w:before="0"/>
-              <w:jc w:val="left"/>
-            </w:pPr>
-            <w:r>
-              <w:rPr>
-                <w:rFonts w:ascii="Arial" w:cs="Arial" w:eastAsia="Arial" w:hAnsi="Arial"/>
-                <w:b w:val="false"/>
-                <w:bCs w:val="false"/>
-                <w:i w:val="false"/>
-                <w:iCs w:val="false"/>
-                <w:color w:val="000000"/>
-                <w:sz w:val="18"/>
-                <w:szCs w:val="18"/>
-              </w:rPr>
-              <w:t xml:space="preserve">1. How do we apply surface area and volume of solids in day-to-day activities?</w:t>
-            </w:r>
-          </w:p>
-          <w:p>
-            <w:pPr>
-              <w:spacing w:after="40" w:before="0"/>
-              <w:jc w:val="left"/>
-            </w:pPr>
-            <w:r>
-              <w:rPr>
-                <w:rFonts w:ascii="Arial" w:cs="Arial" w:eastAsia="Arial" w:hAnsi="Arial"/>
-                <w:b w:val="false"/>
-                <w:bCs w:val="false"/>
-                <w:i w:val="false"/>
-                <w:iCs w:val="false"/>
-                <w:color w:val="000000"/>
-                <w:sz w:val="18"/>
-                <w:szCs w:val="18"/>
-              </w:rPr>
-              <w:t xml:space="preserve">2. How does the shape of a solid affect its surface area and volume?</w:t>
-            </w:r>
-          </w:p>
-        </w:tc>
-      </w:tr>
-      <w:tr>
-        <w:tc>
-          <w:tcPr>
-            <w:tcW w:type="dxa" w:w="3000"/>
-            <w:shd w:fill="EAD1F5" w:color="auto" w:val="clear"/>
-            <w:tcMar>
-              <w:top w:type="dxa" w:w="60"/>
-              <w:left w:type="dxa" w:w="120"/>
-              <w:bottom w:type="dxa" w:w="60"/>
-              <w:right w:type="dxa" w:w="120"/>
-            </w:tcMar>
-            <w:vAlign w:val="top"/>
-          </w:tcPr>
-          <w:p>
-            <w:pPr>
-              <w:spacing w:after="40" w:before="0"/>
-              <w:jc w:val="left"/>
-            </w:pPr>
-            <w:r>
-              <w:rPr>
-                <w:rFonts w:ascii="Arial" w:cs="Arial" w:eastAsia="Arial" w:hAnsi="Arial"/>
-                <w:b/>
-                <w:bCs/>
-                <w:i w:val="false"/>
-                <w:iCs w:val="false"/>
-                <w:color w:val="000000"/>
-                <w:sz w:val="18"/>
-                <w:szCs w:val="18"/>
-              </w:rPr>
-              <w:t xml:space="preserve">Anchoring Phenomenon</w:t>
-            </w:r>
-          </w:p>
-        </w:tc>
-        <w:tc>
-          <w:tcPr>
-            <w:tcW w:type="dxa" w:w="10680"/>
-            <w:shd w:fill="FFFFFF" w:color="auto" w:val="clear"/>
-            <w:tcMar>
-              <w:top w:type="dxa" w:w="60"/>
-              <w:left w:type="dxa" w:w="120"/>
-              <w:bottom w:type="dxa" w:w="60"/>
-              <w:right w:type="dxa" w:w="120"/>
-            </w:tcMar>
-            <w:vAlign w:val="top"/>
-          </w:tcPr>
-          <w:p>
-            <w:pPr>
-              <w:spacing w:after="40" w:before="0"/>
-              <w:jc w:val="left"/>
-            </w:pPr>
-            <w:r>
-              <w:rPr>
-                <w:rFonts w:ascii="Arial" w:cs="Arial" w:eastAsia="Arial" w:hAnsi="Arial"/>
-                <w:b w:val="false"/>
-                <w:bCs w:val="false"/>
-                <w:i w:val="false"/>
-                <w:iCs w:val="false"/>
-                <w:color w:val="000000"/>
-                <w:sz w:val="18"/>
-                <w:szCs w:val="18"/>
-              </w:rPr>
-              <w:t xml:space="preserve">ANCHORING PHENOMENON: A water harvesting tank manufacturer in Kisumu produces two types of storage tanks for rural households in Siaya County: a cylindrical tank topped with a hemispherical lid, and a frustum-shaped tank (wider at the bottom, narrower at the top). Both tanks are advertised as holding exactly 5,000 litres of water. When a group of Grade 10 students visits the factory, they notice that the frustum tank uses noticeably less metal sheet than the composite cylinder-hemisphere tank, yet holds the same volume of water. The students are puzzled: if both tanks hold the same amount of water (same volume), why does one require significantly less material to build (smaller surface area)? This observation drives the learners to investigate how the shape of a solid determines its surface area independently of its volume, and how manufacturers and engineers in Kenya strategically choose solid shapes to minimise cost while maximising storage capacity.</w:t>
-            </w:r>
-          </w:p>
-        </w:tc>
-      </w:tr>
-      <w:tr>
-        <w:tc>
-          <w:tcPr>
-            <w:tcW w:type="dxa" w:w="3000"/>
-            <w:shd w:fill="D9EEF1" w:color="auto" w:val="clear"/>
-            <w:tcMar>
-              <w:top w:type="dxa" w:w="60"/>
-              <w:left w:type="dxa" w:w="120"/>
-              <w:bottom w:type="dxa" w:w="60"/>
-              <w:right w:type="dxa" w:w="120"/>
-            </w:tcMar>
-            <w:vAlign w:val="top"/>
-          </w:tcPr>
-          <w:p>
-            <w:pPr>
-              <w:spacing w:after="40" w:before="0"/>
-              <w:jc w:val="left"/>
-            </w:pPr>
-            <w:r>
-              <w:rPr>
-                <w:rFonts w:ascii="Arial" w:cs="Arial" w:eastAsia="Arial" w:hAnsi="Arial"/>
-                <w:b/>
-                <w:bCs/>
-                <w:i w:val="false"/>
-                <w:iCs w:val="false"/>
-                <w:color w:val="000000"/>
-                <w:sz w:val="18"/>
-                <w:szCs w:val="18"/>
-              </w:rPr>
-              <w:t xml:space="preserve">Storyline Thread</w:t>
-            </w:r>
-          </w:p>
-        </w:tc>
-        <w:tc>
-          <w:tcPr>
-            <w:tcW w:type="dxa" w:w="10680"/>
-            <w:shd w:fill="FFFFFF" w:color="auto" w:val="clear"/>
-            <w:tcMar>
-              <w:top w:type="dxa" w:w="60"/>
-              <w:left w:type="dxa" w:w="120"/>
-              <w:bottom w:type="dxa" w:w="60"/>
-              <w:right w:type="dxa" w:w="120"/>
-            </w:tcMar>
-            <w:vAlign w:val="top"/>
-          </w:tcPr>
-          <w:p>
-            <w:pPr>
-              <w:spacing w:after="40" w:before="0"/>
-              <w:jc w:val="left"/>
-            </w:pPr>
-            <w:r>
-              <w:rPr>
-                <w:rFonts w:ascii="Arial" w:cs="Arial" w:eastAsia="Arial" w:hAnsi="Arial"/>
-                <w:b w:val="false"/>
-                <w:bCs w:val="false"/>
-                <w:i w:val="false"/>
-                <w:iCs w:val="false"/>
-                <w:color w:val="000000"/>
-                <w:sz w:val="18"/>
-                <w:szCs w:val="18"/>
-              </w:rPr>
-              <w:t xml:space="preserve">Lesson 1 — Surface Area of Prisms and Pyramids: Learners are introduced to the anchoring phenomenon (the Kisumu water tank factory) and make initial predictions about why the two tanks use different amounts of metal. They then derive and apply formulae for the surface area of triangular and rectangular prisms and pyramids using physical nets, grounding all calculations in the context of flat metal sheets being cut and folded at the factory.</w:t>
-            </w:r>
-          </w:p>
-          <w:p>
-            <w:pPr>
-              <w:spacing w:after="40" w:before="0"/>
-              <w:jc w:val="left"/>
-            </w:pPr>
-            <w:r>
-              <w:rPr>
-                <w:rFonts w:ascii="Arial" w:cs="Arial" w:eastAsia="Arial" w:hAnsi="Arial"/>
-                <w:b w:val="false"/>
-                <w:bCs w:val="false"/>
-                <w:i w:val="false"/>
-                <w:iCs w:val="false"/>
-                <w:color w:val="000000"/>
-                <w:sz w:val="18"/>
-                <w:szCs w:val="18"/>
-              </w:rPr>
-              <w:t xml:space="preserve"/>
-            </w:r>
-          </w:p>
-          <w:p>
-            <w:pPr>
-              <w:spacing w:after="40" w:before="0"/>
-              <w:jc w:val="left"/>
-            </w:pPr>
-            <w:r>
-              <w:rPr>
-                <w:rFonts w:ascii="Arial" w:cs="Arial" w:eastAsia="Arial" w:hAnsi="Arial"/>
-                <w:b w:val="false"/>
-                <w:bCs w:val="false"/>
-                <w:i w:val="false"/>
-                <w:iCs w:val="false"/>
-                <w:color w:val="000000"/>
-                <w:sz w:val="18"/>
-                <w:szCs w:val="18"/>
-              </w:rPr>
-              <w:t xml:space="preserve">Lesson 2 — Surface Area of Cones and Spheres: Learners extend their investigation to curved solids, deriving the lateral and total surface area formulae for cones and spheres. They connect this to the supporting phenomenon of spherical mandazi and conical roof turrets in Nairobi, reinforcing why curved surfaces have distinct formulae from flat-faced solids.</w:t>
-            </w:r>
-          </w:p>
-          <w:p>
-            <w:pPr>
-              <w:spacing w:after="40" w:before="0"/>
-              <w:jc w:val="left"/>
-            </w:pPr>
-            <w:r>
-              <w:rPr>
-                <w:rFonts w:ascii="Arial" w:cs="Arial" w:eastAsia="Arial" w:hAnsi="Arial"/>
-                <w:b w:val="false"/>
-                <w:bCs w:val="false"/>
-                <w:i w:val="false"/>
-                <w:iCs w:val="false"/>
-                <w:color w:val="000000"/>
-                <w:sz w:val="18"/>
-                <w:szCs w:val="18"/>
-              </w:rPr>
-              <w:t xml:space="preserve"/>
-            </w:r>
-          </w:p>
-          <w:p>
-            <w:pPr>
-              <w:spacing w:after="40" w:before="0"/>
-              <w:jc w:val="left"/>
-            </w:pPr>
-            <w:r>
-              <w:rPr>
-                <w:rFonts w:ascii="Arial" w:cs="Arial" w:eastAsia="Arial" w:hAnsi="Arial"/>
-                <w:b w:val="false"/>
-                <w:bCs w:val="false"/>
-                <w:i w:val="false"/>
-                <w:iCs w:val="false"/>
-                <w:color w:val="000000"/>
-                <w:sz w:val="18"/>
-                <w:szCs w:val="18"/>
-              </w:rPr>
-              <w:t xml:space="preserve">Lesson 3 — Surface Area of Frustums of a Cone: Using the YouTube video on the surface area of a frustum of a cone, learners investigate how cutting a cone parallel to its base produces a frustum. They derive the surface area formula for a cone frustum and apply it to the anchoring phenomenon — calculating the surface area of the frustum-shaped water tank in Kisumu.</w:t>
-            </w:r>
-          </w:p>
-          <w:p>
-            <w:pPr>
-              <w:spacing w:after="40" w:before="0"/>
-              <w:jc w:val="left"/>
-            </w:pPr>
-            <w:r>
-              <w:rPr>
-                <w:rFonts w:ascii="Arial" w:cs="Arial" w:eastAsia="Arial" w:hAnsi="Arial"/>
-                <w:b w:val="false"/>
-                <w:bCs w:val="false"/>
-                <w:i w:val="false"/>
-                <w:iCs w:val="false"/>
-                <w:color w:val="000000"/>
-                <w:sz w:val="18"/>
-                <w:szCs w:val="18"/>
-              </w:rPr>
-              <w:t xml:space="preserve"/>
-            </w:r>
-          </w:p>
-          <w:p>
-            <w:pPr>
-              <w:spacing w:after="40" w:before="0"/>
-              <w:jc w:val="left"/>
-            </w:pPr>
-            <w:r>
-              <w:rPr>
-                <w:rFonts w:ascii="Arial" w:cs="Arial" w:eastAsia="Arial" w:hAnsi="Arial"/>
-                <w:b w:val="false"/>
-                <w:bCs w:val="false"/>
-                <w:i w:val="false"/>
-                <w:iCs w:val="false"/>
-                <w:color w:val="000000"/>
-                <w:sz w:val="18"/>
-                <w:szCs w:val="18"/>
-              </w:rPr>
-              <w:t xml:space="preserve">Lesson 4 — Surface Area of Frustums of a Pyramid: Building on Lesson 3, learners watch the YouTube video on the surface area of a frustum of a pyramid and derive its formula. They apply this to contextualised problems such as calculating the metal sheet needed for a frustum-shaped grain store in Kitale, updating the Driving Question Board with new understanding.</w:t>
-            </w:r>
-          </w:p>
-          <w:p>
-            <w:pPr>
-              <w:spacing w:after="40" w:before="0"/>
-              <w:jc w:val="left"/>
-            </w:pPr>
-            <w:r>
-              <w:rPr>
-                <w:rFonts w:ascii="Arial" w:cs="Arial" w:eastAsia="Arial" w:hAnsi="Arial"/>
-                <w:b w:val="false"/>
-                <w:bCs w:val="false"/>
-                <w:i w:val="false"/>
-                <w:iCs w:val="false"/>
-                <w:color w:val="000000"/>
-                <w:sz w:val="18"/>
-                <w:szCs w:val="18"/>
-              </w:rPr>
-              <w:t xml:space="preserve"/>
-            </w:r>
-          </w:p>
-          <w:p>
-            <w:pPr>
-              <w:spacing w:after="40" w:before="0"/>
-              <w:jc w:val="left"/>
-            </w:pPr>
-            <w:r>
-              <w:rPr>
-                <w:rFonts w:ascii="Arial" w:cs="Arial" w:eastAsia="Arial" w:hAnsi="Arial"/>
-                <w:b w:val="false"/>
-                <w:bCs w:val="false"/>
-                <w:i w:val="false"/>
-                <w:iCs w:val="false"/>
-                <w:color w:val="000000"/>
-                <w:sz w:val="18"/>
-                <w:szCs w:val="18"/>
-              </w:rPr>
-              <w:t xml:space="preserve">Lesson 5 — Surface Area of Composite Solids: Learners watch the YouTube video on calculating the surface area of composite solids and apply a systematic strategy (identify components, subtract hidden faces, sum exposed surfaces) to compute the surface area of composite solids. They apply this to the Kericho tea canister and the cylinder-hemisphere water tank from the anchoring phenomenon, directly comparing it to the frustum tank from Lessons 3–4.</w:t>
-            </w:r>
-          </w:p>
-          <w:p>
-            <w:pPr>
-              <w:spacing w:after="40" w:before="0"/>
-              <w:jc w:val="left"/>
-            </w:pPr>
-            <w:r>
-              <w:rPr>
-                <w:rFonts w:ascii="Arial" w:cs="Arial" w:eastAsia="Arial" w:hAnsi="Arial"/>
-                <w:b w:val="false"/>
-                <w:bCs w:val="false"/>
-                <w:i w:val="false"/>
-                <w:iCs w:val="false"/>
-                <w:color w:val="000000"/>
-                <w:sz w:val="18"/>
-                <w:szCs w:val="18"/>
-              </w:rPr>
-              <w:t xml:space="preserve"/>
-            </w:r>
-          </w:p>
-          <w:p>
-            <w:pPr>
-              <w:spacing w:after="40" w:before="0"/>
-              <w:jc w:val="left"/>
-            </w:pPr>
-            <w:r>
-              <w:rPr>
-                <w:rFonts w:ascii="Arial" w:cs="Arial" w:eastAsia="Arial" w:hAnsi="Arial"/>
-                <w:b w:val="false"/>
-                <w:bCs w:val="false"/>
-                <w:i w:val="false"/>
-                <w:iCs w:val="false"/>
-                <w:color w:val="000000"/>
-                <w:sz w:val="18"/>
-                <w:szCs w:val="18"/>
-              </w:rPr>
-              <w:t xml:space="preserve">Lesson 6 — Volume of Prisms, Pyramids, Cones, and Spheres: Learners shift focus from surface area to volume, deriving and applying formulae for the volume of prisms, pyramids, cones, and spheres. Using the Kitale maize storage supporting phenomenon, they compute and compare volumes of rectangular and conical grain stores, explaining the farmer's observation about differing storage capacities.</w:t>
-            </w:r>
-          </w:p>
-          <w:p>
-            <w:pPr>
-              <w:spacing w:after="40" w:before="0"/>
-              <w:jc w:val="left"/>
-            </w:pPr>
-            <w:r>
-              <w:rPr>
-                <w:rFonts w:ascii="Arial" w:cs="Arial" w:eastAsia="Arial" w:hAnsi="Arial"/>
-                <w:b w:val="false"/>
-                <w:bCs w:val="false"/>
-                <w:i w:val="false"/>
-                <w:iCs w:val="false"/>
-                <w:color w:val="000000"/>
-                <w:sz w:val="18"/>
-                <w:szCs w:val="18"/>
-              </w:rPr>
-              <w:t xml:space="preserve"/>
-            </w:r>
-          </w:p>
-          <w:p>
-            <w:pPr>
-              <w:spacing w:after="40" w:before="0"/>
-              <w:jc w:val="left"/>
-            </w:pPr>
-            <w:r>
-              <w:rPr>
-                <w:rFonts w:ascii="Arial" w:cs="Arial" w:eastAsia="Arial" w:hAnsi="Arial"/>
-                <w:b w:val="false"/>
-                <w:bCs w:val="false"/>
-                <w:i w:val="false"/>
-                <w:iCs w:val="false"/>
-                <w:color w:val="000000"/>
-                <w:sz w:val="18"/>
-                <w:szCs w:val="18"/>
-              </w:rPr>
-              <w:t xml:space="preserve">Lesson 7 — Volume of Frustums of a Cone: Using the YouTube video on the volume of a frustum of a cone, learners derive the frustum volume formula from the difference of two cones. They calculate the volume of the frustum-shaped water tank from the anchoring phenomenon, confirming whether it truly holds 5,000 litres, and update the DQB to track the growing resolution of the driving question.</w:t>
-            </w:r>
-          </w:p>
-          <w:p>
-            <w:pPr>
-              <w:spacing w:after="40" w:before="0"/>
-              <w:jc w:val="left"/>
-            </w:pPr>
-            <w:r>
-              <w:rPr>
-                <w:rFonts w:ascii="Arial" w:cs="Arial" w:eastAsia="Arial" w:hAnsi="Arial"/>
-                <w:b w:val="false"/>
-                <w:bCs w:val="false"/>
-                <w:i w:val="false"/>
-                <w:iCs w:val="false"/>
-                <w:color w:val="000000"/>
-                <w:sz w:val="18"/>
-                <w:szCs w:val="18"/>
-              </w:rPr>
-              <w:t xml:space="preserve"/>
-            </w:r>
-          </w:p>
-          <w:p>
-            <w:pPr>
-              <w:spacing w:after="40" w:before="0"/>
-              <w:jc w:val="left"/>
-            </w:pPr>
-            <w:r>
-              <w:rPr>
-                <w:rFonts w:ascii="Arial" w:cs="Arial" w:eastAsia="Arial" w:hAnsi="Arial"/>
-                <w:b w:val="false"/>
-                <w:bCs w:val="false"/>
-                <w:i w:val="false"/>
-                <w:iCs w:val="false"/>
-                <w:color w:val="000000"/>
-                <w:sz w:val="18"/>
-                <w:szCs w:val="18"/>
-              </w:rPr>
-              <w:t xml:space="preserve">Lesson 8 — Volume of Frustums of a Pyramid: Building on Lesson 7, learners watch the YouTube video on the volume of a frustum of a pyramid and derive its formula. They apply it to problems involving pyramid-frustum grain stores and architectural structures, connecting to careers in construction and agribusiness in Kenya.</w:t>
-            </w:r>
-          </w:p>
-          <w:p>
-            <w:pPr>
-              <w:spacing w:after="40" w:before="0"/>
-              <w:jc w:val="left"/>
-            </w:pPr>
-            <w:r>
-              <w:rPr>
-                <w:rFonts w:ascii="Arial" w:cs="Arial" w:eastAsia="Arial" w:hAnsi="Arial"/>
-                <w:b w:val="false"/>
-                <w:bCs w:val="false"/>
-                <w:i w:val="false"/>
-                <w:iCs w:val="false"/>
-                <w:color w:val="000000"/>
-                <w:sz w:val="18"/>
-                <w:szCs w:val="18"/>
-              </w:rPr>
-              <w:t xml:space="preserve"/>
-            </w:r>
-          </w:p>
-          <w:p>
-            <w:pPr>
-              <w:spacing w:after="40" w:before="0"/>
-              <w:jc w:val="left"/>
-            </w:pPr>
-            <w:r>
-              <w:rPr>
-                <w:rFonts w:ascii="Arial" w:cs="Arial" w:eastAsia="Arial" w:hAnsi="Arial"/>
-                <w:b w:val="false"/>
-                <w:bCs w:val="false"/>
-                <w:i w:val="false"/>
-                <w:iCs w:val="false"/>
-                <w:color w:val="000000"/>
-                <w:sz w:val="18"/>
-                <w:szCs w:val="18"/>
-              </w:rPr>
-              <w:t xml:space="preserve">Lesson 9 — Volume of Composite Solids: Using the YouTube video on the volume of composite solids, learners apply a decomposition strategy to compute volumes of composite solids (e.g., cylinder + hemisphere water tank, cone + cylinder silo). They revisit the anchoring phenomenon in full — computing both the surface area and volume of both tank designs side by side — to finally explain why the frustum tank uses less material while holding the same volume.</w:t>
-            </w:r>
-          </w:p>
-          <w:p>
-            <w:pPr>
-              <w:spacing w:after="40" w:before="0"/>
-              <w:jc w:val="left"/>
-            </w:pPr>
-            <w:r>
-              <w:rPr>
-                <w:rFonts w:ascii="Arial" w:cs="Arial" w:eastAsia="Arial" w:hAnsi="Arial"/>
-                <w:b w:val="false"/>
-                <w:bCs w:val="false"/>
-                <w:i w:val="false"/>
-                <w:iCs w:val="false"/>
-                <w:color w:val="000000"/>
-                <w:sz w:val="18"/>
-                <w:szCs w:val="18"/>
-              </w:rPr>
-              <w:t xml:space="preserve"/>
-            </w:r>
-          </w:p>
-          <w:p>
-            <w:pPr>
-              <w:spacing w:after="40" w:before="0"/>
-              <w:jc w:val="left"/>
-            </w:pPr>
-            <w:r>
-              <w:rPr>
-                <w:rFonts w:ascii="Arial" w:cs="Arial" w:eastAsia="Arial" w:hAnsi="Arial"/>
-                <w:b w:val="false"/>
-                <w:bCs w:val="false"/>
-                <w:i w:val="false"/>
-                <w:iCs w:val="false"/>
-                <w:color w:val="000000"/>
-                <w:sz w:val="18"/>
-                <w:szCs w:val="18"/>
-              </w:rPr>
-              <w:t xml:space="preserve">Lesson 10 — Real-Life Applications and Model Building: Learners consolidate their understanding by solving a rich real-life task set in a Kenyan context (e.g., designing the most cost-efficient water storage tank for a school in Siaya County). They present their final annotated cumulative models, update the Driving Question Board with complete explanations, and reflect on how surface area and volume of solids are used across careers in architecture, agriculture, manufacturing, and water engineering in Kenya.</w:t>
-            </w:r>
-          </w:p>
-        </w:tc>
-      </w:tr>
-      <w:tr>
-        <w:tc>
-          <w:tcPr>
-            <w:tcW w:type="dxa" w:w="3000"/>
-            <w:shd w:fill="EAD1F5" w:color="auto" w:val="clear"/>
-            <w:tcMar>
-              <w:top w:type="dxa" w:w="60"/>
-              <w:left w:type="dxa" w:w="120"/>
-              <w:bottom w:type="dxa" w:w="60"/>
-              <w:right w:type="dxa" w:w="120"/>
-            </w:tcMar>
-            <w:vAlign w:val="top"/>
-          </w:tcPr>
-          <w:p>
-            <w:pPr>
-              <w:spacing w:after="40" w:before="0"/>
-              <w:jc w:val="left"/>
-            </w:pPr>
-            <w:r>
-              <w:rPr>
-                <w:rFonts w:ascii="Arial" w:cs="Arial" w:eastAsia="Arial" w:hAnsi="Arial"/>
-                <w:b/>
-                <w:bCs/>
-                <w:i w:val="false"/>
-                <w:iCs w:val="false"/>
-                <w:color w:val="000000"/>
-                <w:sz w:val="18"/>
-                <w:szCs w:val="18"/>
-              </w:rPr>
-              <w:t xml:space="preserve">Supporting Phenomena</w:t>
-            </w:r>
-          </w:p>
-        </w:tc>
-        <w:tc>
-          <w:tcPr>
-            <w:tcW w:type="dxa" w:w="10680"/>
-            <w:shd w:fill="FFFFFF" w:color="auto" w:val="clear"/>
-            <w:tcMar>
-              <w:top w:type="dxa" w:w="60"/>
-              <w:left w:type="dxa" w:w="120"/>
-              <w:bottom w:type="dxa" w:w="60"/>
-              <w:right w:type="dxa" w:w="120"/>
-            </w:tcMar>
-            <w:vAlign w:val="top"/>
-          </w:tcPr>
-          <w:p>
-            <w:pPr>
-              <w:spacing w:after="30" w:before="0"/>
-              <w:ind w:left="360" w:hanging="180"/>
-              <w:jc w:val="left"/>
-            </w:pPr>
-            <w:r>
-              <w:rPr>
-                <w:rFonts w:ascii="Arial" w:cs="Arial" w:eastAsia="Arial" w:hAnsi="Arial"/>
-                <w:b w:val="false"/>
-                <w:bCs w:val="false"/>
-                <w:i w:val="false"/>
-                <w:iCs w:val="false"/>
-                <w:color w:val="000000"/>
-                <w:sz w:val="18"/>
-                <w:szCs w:val="18"/>
-              </w:rPr>
-              <w:t xml:space="preserve">–  A mandazi vendor in Mombasa's Old Town deep-fries mandazi dough cut into different shapes — spherical balls, conical rolls, and flat triangular prisms — and notices that the spherical mandazi browns more evenly and absorbs less oil. Learners investigate how the surface-area-to-volume ratio of each shape explains the frying behaviour and oil absorption.</w:t>
-            </w:r>
-          </w:p>
-          <w:p>
-            <w:pPr>
-              <w:spacing w:after="30" w:before="0"/>
-              <w:ind w:left="360" w:hanging="180"/>
-              <w:jc w:val="left"/>
-            </w:pPr>
-            <w:r>
-              <w:rPr>
-                <w:rFonts w:ascii="Arial" w:cs="Arial" w:eastAsia="Arial" w:hAnsi="Arial"/>
-                <w:b w:val="false"/>
-                <w:bCs w:val="false"/>
-                <w:i w:val="false"/>
-                <w:iCs w:val="false"/>
-                <w:color w:val="000000"/>
-                <w:sz w:val="18"/>
-                <w:szCs w:val="18"/>
-              </w:rPr>
-              <w:t xml:space="preserve">–  A farmer in Kitale stores harvested maize in two grain stores: one is a rectangular block structure and the other is a conical thatched silo of the same height. The conical silo holds less grain than expected. Learners compute and compare the volumes of both structures to explain the difference in storage capacity.</w:t>
-            </w:r>
-          </w:p>
-          <w:p>
-            <w:pPr>
-              <w:spacing w:after="30" w:before="0"/>
-              <w:ind w:left="360" w:hanging="180"/>
-              <w:jc w:val="left"/>
-            </w:pPr>
-            <w:r>
-              <w:rPr>
-                <w:rFonts w:ascii="Arial" w:cs="Arial" w:eastAsia="Arial" w:hAnsi="Arial"/>
-                <w:b w:val="false"/>
-                <w:bCs w:val="false"/>
-                <w:i w:val="false"/>
-                <w:iCs w:val="false"/>
-                <w:color w:val="000000"/>
-                <w:sz w:val="18"/>
-                <w:szCs w:val="18"/>
-              </w:rPr>
-              <w:t xml:space="preserve">–  A Kenyan artisan in Kericho crafts tea canister gift sets by soldering flat metal sheets into composite solid shapes (cylinder + cone lid). Learners are given a flat net of the canister and must calculate the exact area of metal sheet required — connecting the net (2D surface) to total surface area (3D solid).</w:t>
-            </w:r>
-          </w:p>
-          <w:p>
-            <w:pPr>
-              <w:spacing w:after="30" w:before="0"/>
-              <w:ind w:left="360" w:hanging="180"/>
-              <w:jc w:val="left"/>
-            </w:pPr>
-            <w:r>
-              <w:rPr>
-                <w:rFonts w:ascii="Arial" w:cs="Arial" w:eastAsia="Arial" w:hAnsi="Arial"/>
-                <w:b w:val="false"/>
-                <w:bCs w:val="false"/>
-                <w:i w:val="false"/>
-                <w:iCs w:val="false"/>
-                <w:color w:val="000000"/>
-                <w:sz w:val="18"/>
-                <w:szCs w:val="18"/>
-              </w:rPr>
-              <w:t xml:space="preserve">–  Workers at a construction site in Nairobi's Westlands are painting a roof consisting of four conical turrets and a central hemispherical dome. The foreman needs to purchase the correct amount of paint. Learners calculate the lateral surface area of each conical turret and the curved surface area of the dome to determine the total area to be painted and the litres of paint required.</w:t>
-            </w:r>
-          </w:p>
-        </w:tc>
-      </w:tr>
-    </w:tbl>
-    <w:p>
-      <w:pPr>
-        <w:spacing w:after="120"/>
-      </w:pPr>
-      <w:r>
-        <w:t xml:space="preserve"/>
       </w:r>
     </w:p>
     <w:p>
@@ -3710,7 +3710,7 @@
             <w:pPr>
               <w:spacing w:after="20" w:before="0"/>
             </w:pPr>
-            <w:hyperlink w:history="1" r:id="rIdzyzpecjxlfrfwomu4srng">
+            <w:hyperlink w:history="1" r:id="rId0wxobwgw7wpn-ylhlycdm">
               <w:r>
                 <w:rPr>
                   <w:rFonts w:ascii="Arial" w:cs="Arial" w:eastAsia="Arial" w:hAnsi="Arial"/>
@@ -3743,7 +3743,7 @@
               <w:spacing w:after="10" w:before="0"/>
               <w:ind w:left="120"/>
             </w:pPr>
-            <w:hyperlink w:history="1" r:id="rIdz4-ib2ziwyeudscwvvfkx">
+            <w:hyperlink w:history="1" r:id="rIda_aabfxbepuwycoeou2eu">
               <w:r>
                 <w:rPr>
                   <w:rFonts w:ascii="Arial" w:cs="Arial" w:eastAsia="Arial" w:hAnsi="Arial"/>
@@ -3788,7 +3788,7 @@
             <w:pPr>
               <w:spacing w:after="20" w:before="0"/>
             </w:pPr>
-            <w:hyperlink w:history="1" r:id="rIdzekfow0ppu64izlvjrphw">
+            <w:hyperlink w:history="1" r:id="rIdinpfhnfdlzpds6pfu86al">
               <w:r>
                 <w:rPr>
                   <w:rFonts w:ascii="Arial" w:cs="Arial" w:eastAsia="Arial" w:hAnsi="Arial"/>
@@ -3821,7 +3821,7 @@
               <w:spacing w:after="10" w:before="0"/>
               <w:ind w:left="120"/>
             </w:pPr>
-            <w:hyperlink w:history="1" r:id="rId1uqolgbkh7r4ho7riolma">
+            <w:hyperlink w:history="1" r:id="rIdmaiuhpiptqpxw5fmcvieo">
               <w:r>
                 <w:rPr>
                   <w:rFonts w:ascii="Arial" w:cs="Arial" w:eastAsia="Arial" w:hAnsi="Arial"/>
@@ -4016,7 +4016,7 @@
             <w:pPr>
               <w:spacing w:after="20" w:before="0"/>
             </w:pPr>
-            <w:hyperlink w:history="1" r:id="rIdshcdsh_mcx7zyvkxgtt6r">
+            <w:hyperlink w:history="1" r:id="rIde8he3jgtujbikgmkzaxga">
               <w:r>
                 <w:rPr>
                   <w:rFonts w:ascii="Arial" w:cs="Arial" w:eastAsia="Arial" w:hAnsi="Arial"/>
@@ -4049,7 +4049,7 @@
               <w:spacing w:after="10" w:before="0"/>
               <w:ind w:left="120"/>
             </w:pPr>
-            <w:hyperlink w:history="1" r:id="rIdpnalv-40ldxvmupo61g2v">
+            <w:hyperlink w:history="1" r:id="rIdhvd2bkxv93_6hrto7hlsg">
               <w:r>
                 <w:rPr>
                   <w:rFonts w:ascii="Arial" w:cs="Arial" w:eastAsia="Arial" w:hAnsi="Arial"/>
@@ -4094,7 +4094,7 @@
             <w:pPr>
               <w:spacing w:after="20" w:before="0"/>
             </w:pPr>
-            <w:hyperlink w:history="1" r:id="rIdtypicgj5alotzoz5auvyu">
+            <w:hyperlink w:history="1" r:id="rId4lsyamtkeqn_fg0skyabo">
               <w:r>
                 <w:rPr>
                   <w:rFonts w:ascii="Arial" w:cs="Arial" w:eastAsia="Arial" w:hAnsi="Arial"/>
@@ -4127,7 +4127,7 @@
               <w:spacing w:after="10" w:before="0"/>
               <w:ind w:left="120"/>
             </w:pPr>
-            <w:hyperlink w:history="1" r:id="rIdwlggg0ifnbnvzc0_fyws-">
+            <w:hyperlink w:history="1" r:id="rIdndpa2srgqns3v3ud_32o9">
               <w:r>
                 <w:rPr>
                   <w:rFonts w:ascii="Arial" w:cs="Arial" w:eastAsia="Arial" w:hAnsi="Arial"/>
@@ -4322,7 +4322,7 @@
             <w:pPr>
               <w:spacing w:after="20" w:before="0"/>
             </w:pPr>
-            <w:hyperlink w:history="1" r:id="rIdmswf7aq9lsuiaoxd-u_jw">
+            <w:hyperlink w:history="1" r:id="rIdfnd3kgtbo7xc4rmmmax3b">
               <w:r>
                 <w:rPr>
                   <w:rFonts w:ascii="Arial" w:cs="Arial" w:eastAsia="Arial" w:hAnsi="Arial"/>
@@ -4355,7 +4355,7 @@
               <w:spacing w:after="10" w:before="0"/>
               <w:ind w:left="120"/>
             </w:pPr>
-            <w:hyperlink w:history="1" r:id="rIdc1dshoicoinsbh4mzgbwu">
+            <w:hyperlink w:history="1" r:id="rIdb4ttscmtw0adkl88gyakp">
               <w:r>
                 <w:rPr>
                   <w:rFonts w:ascii="Arial" w:cs="Arial" w:eastAsia="Arial" w:hAnsi="Arial"/>
@@ -4400,7 +4400,7 @@
             <w:pPr>
               <w:spacing w:after="20" w:before="0"/>
             </w:pPr>
-            <w:hyperlink w:history="1" r:id="rIdvspeae09mpaufq1vtug2k">
+            <w:hyperlink w:history="1" r:id="rIddtavk8l_fwhtpt9ocidhc">
               <w:r>
                 <w:rPr>
                   <w:rFonts w:ascii="Arial" w:cs="Arial" w:eastAsia="Arial" w:hAnsi="Arial"/>
@@ -4433,7 +4433,7 @@
               <w:spacing w:after="10" w:before="0"/>
               <w:ind w:left="120"/>
             </w:pPr>
-            <w:hyperlink w:history="1" r:id="rIdt-y1e-1lhqbbhjanq5vth">
+            <w:hyperlink w:history="1" r:id="rIdio_5_mo5yuxn-wp0ljieg">
               <w:r>
                 <w:rPr>
                   <w:rFonts w:ascii="Arial" w:cs="Arial" w:eastAsia="Arial" w:hAnsi="Arial"/>
@@ -4628,7 +4628,7 @@
             <w:pPr>
               <w:spacing w:after="20" w:before="0"/>
             </w:pPr>
-            <w:hyperlink w:history="1" r:id="rIdcpyo-xqum57_d2zihdcem">
+            <w:hyperlink w:history="1" r:id="rIdeinepkaybaiknpz8igzgm">
               <w:r>
                 <w:rPr>
                   <w:rFonts w:ascii="Arial" w:cs="Arial" w:eastAsia="Arial" w:hAnsi="Arial"/>
@@ -4661,7 +4661,7 @@
               <w:spacing w:after="10" w:before="0"/>
               <w:ind w:left="120"/>
             </w:pPr>
-            <w:hyperlink w:history="1" r:id="rIdlmnniz6fro5vgg8xf6prh">
+            <w:hyperlink w:history="1" r:id="rIdlhxy1lyj0xvfiheaacjoc">
               <w:r>
                 <w:rPr>
                   <w:rFonts w:ascii="Arial" w:cs="Arial" w:eastAsia="Arial" w:hAnsi="Arial"/>
@@ -4706,7 +4706,7 @@
             <w:pPr>
               <w:spacing w:after="20" w:before="0"/>
             </w:pPr>
-            <w:hyperlink w:history="1" r:id="rIdarn-eidmhcnale4bzxi6v">
+            <w:hyperlink w:history="1" r:id="rIdiriyhxdyebsq6aemfkoy9">
               <w:r>
                 <w:rPr>
                   <w:rFonts w:ascii="Arial" w:cs="Arial" w:eastAsia="Arial" w:hAnsi="Arial"/>
@@ -4739,7 +4739,7 @@
               <w:spacing w:after="10" w:before="0"/>
               <w:ind w:left="120"/>
             </w:pPr>
-            <w:hyperlink w:history="1" r:id="rIdwtqewgt3hu8zzih1awu1r">
+            <w:hyperlink w:history="1" r:id="rIdrsjspycq3qoonewfqrhlt">
               <w:r>
                 <w:rPr>
                   <w:rFonts w:ascii="Arial" w:cs="Arial" w:eastAsia="Arial" w:hAnsi="Arial"/>
@@ -4934,7 +4934,7 @@
             <w:pPr>
               <w:spacing w:after="20" w:before="0"/>
             </w:pPr>
-            <w:hyperlink w:history="1" r:id="rId2oy-5f3xa6lglrfiozjs1">
+            <w:hyperlink w:history="1" r:id="rId1sjwge7gmjxmwf5hhzbuq">
               <w:r>
                 <w:rPr>
                   <w:rFonts w:ascii="Arial" w:cs="Arial" w:eastAsia="Arial" w:hAnsi="Arial"/>
@@ -4967,7 +4967,7 @@
               <w:spacing w:after="10" w:before="0"/>
               <w:ind w:left="120"/>
             </w:pPr>
-            <w:hyperlink w:history="1" r:id="rIdzfv_eyuyizb0wobvxoxd1">
+            <w:hyperlink w:history="1" r:id="rIdp4cnmeeb7curppemkgsi3">
               <w:r>
                 <w:rPr>
                   <w:rFonts w:ascii="Arial" w:cs="Arial" w:eastAsia="Arial" w:hAnsi="Arial"/>
@@ -5012,7 +5012,7 @@
             <w:pPr>
               <w:spacing w:after="20" w:before="0"/>
             </w:pPr>
-            <w:hyperlink w:history="1" r:id="rIdmu1_40abgwfwtjii3ovcp">
+            <w:hyperlink w:history="1" r:id="rId_cl7vrmoi0ommprc4gkkp">
               <w:r>
                 <w:rPr>
                   <w:rFonts w:ascii="Arial" w:cs="Arial" w:eastAsia="Arial" w:hAnsi="Arial"/>
@@ -5045,7 +5045,7 @@
               <w:spacing w:after="10" w:before="0"/>
               <w:ind w:left="120"/>
             </w:pPr>
-            <w:hyperlink w:history="1" r:id="rIdhmd7tli2uawkacv-lfah7">
+            <w:hyperlink w:history="1" r:id="rIdsytn-oehmgiszuweizef5">
               <w:r>
                 <w:rPr>
                   <w:rFonts w:ascii="Arial" w:cs="Arial" w:eastAsia="Arial" w:hAnsi="Arial"/>
@@ -5557,7 +5557,7 @@
         </w:rPr>
         <w:t xml:space="preserve">© 2026 SeaVuria and ARES. Aligned with KICD objectives. Developed by SeaVuria; technical implementation by ARES (with AI assistance from Claude). Licensed under </w:t>
       </w:r>
-      <w:hyperlink w:history="1" r:id="rIdl1kwala913usjvw3rpks9">
+      <w:hyperlink w:history="1" r:id="rIdehxv523nloa4x8bsp8ate">
         <w:r>
           <w:rPr>
             <w:rFonts w:ascii="Arial" w:cs="Arial" w:eastAsia="Arial" w:hAnsi="Arial"/>
@@ -5578,7 +5578,7 @@
         </w:rPr>
         <w:t xml:space="preserve"> (</w:t>
       </w:r>
-      <w:hyperlink w:history="1" r:id="rIdveemp32ujbpsvkci5ttu1">
+      <w:hyperlink w:history="1" r:id="rIdmell8qtbxwdellwcgyajt">
         <w:r>
           <w:rPr>
             <w:rFonts w:ascii="Arial" w:cs="Arial" w:eastAsia="Arial" w:hAnsi="Arial"/>
@@ -6591,7 +6591,7 @@
             <w:pPr>
               <w:spacing w:after="20" w:before="0"/>
             </w:pPr>
-            <w:hyperlink w:history="1" r:id="rIdiqpkjf8jaslcitzu_iutc">
+            <w:hyperlink w:history="1" r:id="rId_hqwjoxqrkazyj4ysxdfb">
               <w:r>
                 <w:rPr>
                   <w:rFonts w:ascii="Arial" w:cs="Arial" w:eastAsia="Arial" w:hAnsi="Arial"/>
@@ -6624,7 +6624,7 @@
               <w:spacing w:after="10" w:before="0"/>
               <w:ind w:left="120"/>
             </w:pPr>
-            <w:hyperlink w:history="1" r:id="rIdc8gx3_en6rb3xiiu_diss">
+            <w:hyperlink w:history="1" r:id="rIdlq-_4clxb0hnoaa0oi1kb">
               <w:r>
                 <w:rPr>
                   <w:rFonts w:ascii="Arial" w:cs="Arial" w:eastAsia="Arial" w:hAnsi="Arial"/>
@@ -6669,7 +6669,7 @@
             <w:pPr>
               <w:spacing w:after="20" w:before="0"/>
             </w:pPr>
-            <w:hyperlink w:history="1" r:id="rIdxbxh4xcbrvnh2gk2pkss3">
+            <w:hyperlink w:history="1" r:id="rIdbio4rg5v2vayybeu8tbxw">
               <w:r>
                 <w:rPr>
                   <w:rFonts w:ascii="Arial" w:cs="Arial" w:eastAsia="Arial" w:hAnsi="Arial"/>
@@ -6702,7 +6702,7 @@
               <w:spacing w:after="10" w:before="0"/>
               <w:ind w:left="120"/>
             </w:pPr>
-            <w:hyperlink w:history="1" r:id="rIdqfpbsdcll7kcm5t3oo5u_">
+            <w:hyperlink w:history="1" r:id="rIdlqt2bpxkdm9kix4i4npjs">
               <w:r>
                 <w:rPr>
                   <w:rFonts w:ascii="Arial" w:cs="Arial" w:eastAsia="Arial" w:hAnsi="Arial"/>
@@ -6897,7 +6897,7 @@
             <w:pPr>
               <w:spacing w:after="20" w:before="0"/>
             </w:pPr>
-            <w:hyperlink w:history="1" r:id="rIdf7jf7acxr8sn-6syezfjr">
+            <w:hyperlink w:history="1" r:id="rIdm1mhcdvazgqcwncqms_al">
               <w:r>
                 <w:rPr>
                   <w:rFonts w:ascii="Arial" w:cs="Arial" w:eastAsia="Arial" w:hAnsi="Arial"/>
@@ -6930,7 +6930,7 @@
               <w:spacing w:after="10" w:before="0"/>
               <w:ind w:left="120"/>
             </w:pPr>
-            <w:hyperlink w:history="1" r:id="rIdizctkfzun_dlovigdyq0n">
+            <w:hyperlink w:history="1" r:id="rIdvfdje-bpdkxkdzcgev-pn">
               <w:r>
                 <w:rPr>
                   <w:rFonts w:ascii="Arial" w:cs="Arial" w:eastAsia="Arial" w:hAnsi="Arial"/>
@@ -6975,7 +6975,7 @@
             <w:pPr>
               <w:spacing w:after="20" w:before="0"/>
             </w:pPr>
-            <w:hyperlink w:history="1" r:id="rIdz8apzstioajht13ff0x9w">
+            <w:hyperlink w:history="1" r:id="rIdp72htthwpblnnmjcv-mg-">
               <w:r>
                 <w:rPr>
                   <w:rFonts w:ascii="Arial" w:cs="Arial" w:eastAsia="Arial" w:hAnsi="Arial"/>
@@ -7008,7 +7008,7 @@
               <w:spacing w:after="10" w:before="0"/>
               <w:ind w:left="120"/>
             </w:pPr>
-            <w:hyperlink w:history="1" r:id="rIdjpep1kbae7xohhlr7yjis">
+            <w:hyperlink w:history="1" r:id="rIdgguws2az1spn_ianug_3y">
               <w:r>
                 <w:rPr>
                   <w:rFonts w:ascii="Arial" w:cs="Arial" w:eastAsia="Arial" w:hAnsi="Arial"/>
@@ -7203,7 +7203,7 @@
             <w:pPr>
               <w:spacing w:after="20" w:before="0"/>
             </w:pPr>
-            <w:hyperlink w:history="1" r:id="rIdexfm1uquui5nvrzbbvpc4">
+            <w:hyperlink w:history="1" r:id="rId1gsbwwgbbse9v4wi9f3gv">
               <w:r>
                 <w:rPr>
                   <w:rFonts w:ascii="Arial" w:cs="Arial" w:eastAsia="Arial" w:hAnsi="Arial"/>
@@ -7236,7 +7236,7 @@
               <w:spacing w:after="10" w:before="0"/>
               <w:ind w:left="120"/>
             </w:pPr>
-            <w:hyperlink w:history="1" r:id="rIdovymjmju64yr3zt50nyrt">
+            <w:hyperlink w:history="1" r:id="rIdwgelyqicus8zdgywzgss1">
               <w:r>
                 <w:rPr>
                   <w:rFonts w:ascii="Arial" w:cs="Arial" w:eastAsia="Arial" w:hAnsi="Arial"/>
@@ -7281,7 +7281,7 @@
             <w:pPr>
               <w:spacing w:after="20" w:before="0"/>
             </w:pPr>
-            <w:hyperlink w:history="1" r:id="rIdlyjixn1i16uf5-8ymsqtr">
+            <w:hyperlink w:history="1" r:id="rIdrqe0rpxix0fniycijihnw">
               <w:r>
                 <w:rPr>
                   <w:rFonts w:ascii="Arial" w:cs="Arial" w:eastAsia="Arial" w:hAnsi="Arial"/>
@@ -7314,7 +7314,7 @@
               <w:spacing w:after="10" w:before="0"/>
               <w:ind w:left="120"/>
             </w:pPr>
-            <w:hyperlink w:history="1" r:id="rIdmfrpux_56u2r0flwgwr9g">
+            <w:hyperlink w:history="1" r:id="rIduy5nsdq6jmjnym9nktcr1">
               <w:r>
                 <w:rPr>
                   <w:rFonts w:ascii="Arial" w:cs="Arial" w:eastAsia="Arial" w:hAnsi="Arial"/>
@@ -7509,7 +7509,7 @@
             <w:pPr>
               <w:spacing w:after="20" w:before="0"/>
             </w:pPr>
-            <w:hyperlink w:history="1" r:id="rIdlrxhnngnjv6xb-v8cglvt">
+            <w:hyperlink w:history="1" r:id="rIdecvi8-kncsxc-kocizo9s">
               <w:r>
                 <w:rPr>
                   <w:rFonts w:ascii="Arial" w:cs="Arial" w:eastAsia="Arial" w:hAnsi="Arial"/>
@@ -7542,7 +7542,7 @@
               <w:spacing w:after="10" w:before="0"/>
               <w:ind w:left="120"/>
             </w:pPr>
-            <w:hyperlink w:history="1" r:id="rId_wlsfjv7wzttdzpix4w5g">
+            <w:hyperlink w:history="1" r:id="rId1yik8ryayiszwd9sujxht">
               <w:r>
                 <w:rPr>
                   <w:rFonts w:ascii="Arial" w:cs="Arial" w:eastAsia="Arial" w:hAnsi="Arial"/>
@@ -7587,7 +7587,7 @@
             <w:pPr>
               <w:spacing w:after="20" w:before="0"/>
             </w:pPr>
-            <w:hyperlink w:history="1" r:id="rId1bptxrbaczavwldnvz8sx">
+            <w:hyperlink w:history="1" r:id="rIdak-e2mbzq1ly2erir529f">
               <w:r>
                 <w:rPr>
                   <w:rFonts w:ascii="Arial" w:cs="Arial" w:eastAsia="Arial" w:hAnsi="Arial"/>
@@ -7620,7 +7620,7 @@
               <w:spacing w:after="10" w:before="0"/>
               <w:ind w:left="120"/>
             </w:pPr>
-            <w:hyperlink w:history="1" r:id="rIdpdwv_wajnzh8cabpth-f7">
+            <w:hyperlink w:history="1" r:id="rIdly9tzphkuxxqhpzokrmug">
               <w:r>
                 <w:rPr>
                   <w:rFonts w:ascii="Arial" w:cs="Arial" w:eastAsia="Arial" w:hAnsi="Arial"/>
@@ -7815,7 +7815,7 @@
             <w:pPr>
               <w:spacing w:after="20" w:before="0"/>
             </w:pPr>
-            <w:hyperlink w:history="1" r:id="rId1_pyitu70c09giktysccj">
+            <w:hyperlink w:history="1" r:id="rIdpfjlybjbocqhr-xvy-int">
               <w:r>
                 <w:rPr>
                   <w:rFonts w:ascii="Arial" w:cs="Arial" w:eastAsia="Arial" w:hAnsi="Arial"/>
@@ -7848,7 +7848,7 @@
               <w:spacing w:after="10" w:before="0"/>
               <w:ind w:left="120"/>
             </w:pPr>
-            <w:hyperlink w:history="1" r:id="rIdlknejhmm5v7dbbomvp0jt">
+            <w:hyperlink w:history="1" r:id="rIdjsvcmk3fgrlesuk7vndhv">
               <w:r>
                 <w:rPr>
                   <w:rFonts w:ascii="Arial" w:cs="Arial" w:eastAsia="Arial" w:hAnsi="Arial"/>
@@ -7893,7 +7893,7 @@
             <w:pPr>
               <w:spacing w:after="20" w:before="0"/>
             </w:pPr>
-            <w:hyperlink w:history="1" r:id="rIdculhv4f7eiyekwasqgzyh">
+            <w:hyperlink w:history="1" r:id="rIdijyqocy7mb-dh3n1wtabc">
               <w:r>
                 <w:rPr>
                   <w:rFonts w:ascii="Arial" w:cs="Arial" w:eastAsia="Arial" w:hAnsi="Arial"/>
@@ -7926,7 +7926,7 @@
               <w:spacing w:after="10" w:before="0"/>
               <w:ind w:left="120"/>
             </w:pPr>
-            <w:hyperlink w:history="1" r:id="rId-_wwo9etrdn_pjuveipc1">
+            <w:hyperlink w:history="1" r:id="rIdvjry5pagu9vwr9ajqh9ix">
               <w:r>
                 <w:rPr>
                   <w:rFonts w:ascii="Arial" w:cs="Arial" w:eastAsia="Arial" w:hAnsi="Arial"/>
@@ -8438,7 +8438,7 @@
         </w:rPr>
         <w:t xml:space="preserve">© 2026 SeaVuria and ARES. Aligned with KICD objectives. Developed by SeaVuria; technical implementation by ARES (with AI assistance from Claude). Licensed under </w:t>
       </w:r>
-      <w:hyperlink w:history="1" r:id="rIdyqzeqpi6hcrs7576xn26n">
+      <w:hyperlink w:history="1" r:id="rIdfh11fakoddbwgc1dyry5d">
         <w:r>
           <w:rPr>
             <w:rFonts w:ascii="Arial" w:cs="Arial" w:eastAsia="Arial" w:hAnsi="Arial"/>
@@ -8459,7 +8459,7 @@
         </w:rPr>
         <w:t xml:space="preserve"> (</w:t>
       </w:r>
-      <w:hyperlink w:history="1" r:id="rIdxiwgdd2_joyenqelelwm0">
+      <w:hyperlink w:history="1" r:id="rIdobkalme9w5dmlms3g2ase">
         <w:r>
           <w:rPr>
             <w:rFonts w:ascii="Arial" w:cs="Arial" w:eastAsia="Arial" w:hAnsi="Arial"/>
@@ -9472,7 +9472,7 @@
             <w:pPr>
               <w:spacing w:after="20" w:before="0"/>
             </w:pPr>
-            <w:hyperlink w:history="1" r:id="rId4ljvcxnii1pddpjadkfju">
+            <w:hyperlink w:history="1" r:id="rIdg6j-bzmwaoyhwu_4c921d">
               <w:r>
                 <w:rPr>
                   <w:rFonts w:ascii="Arial" w:cs="Arial" w:eastAsia="Arial" w:hAnsi="Arial"/>
@@ -9505,7 +9505,7 @@
               <w:spacing w:after="10" w:before="0"/>
               <w:ind w:left="120"/>
             </w:pPr>
-            <w:hyperlink w:history="1" r:id="rIdye6mqufncudhiyu5uglkw">
+            <w:hyperlink w:history="1" r:id="rIdbkg2mka1locybim50cxdo">
               <w:r>
                 <w:rPr>
                   <w:rFonts w:ascii="Arial" w:cs="Arial" w:eastAsia="Arial" w:hAnsi="Arial"/>
@@ -9550,7 +9550,7 @@
             <w:pPr>
               <w:spacing w:after="20" w:before="0"/>
             </w:pPr>
-            <w:hyperlink w:history="1" r:id="rIdickyjebpzfj7113hgz-to">
+            <w:hyperlink w:history="1" r:id="rIdfl1iawuh4sfmi0ogdhdho">
               <w:r>
                 <w:rPr>
                   <w:rFonts w:ascii="Arial" w:cs="Arial" w:eastAsia="Arial" w:hAnsi="Arial"/>
@@ -9583,7 +9583,7 @@
               <w:spacing w:after="10" w:before="0"/>
               <w:ind w:left="120"/>
             </w:pPr>
-            <w:hyperlink w:history="1" r:id="rIdlkean62ddhpjvxt-jly85">
+            <w:hyperlink w:history="1" r:id="rIdjbun864hjwys16zis7oyw">
               <w:r>
                 <w:rPr>
                   <w:rFonts w:ascii="Arial" w:cs="Arial" w:eastAsia="Arial" w:hAnsi="Arial"/>
@@ -9778,7 +9778,7 @@
             <w:pPr>
               <w:spacing w:after="20" w:before="0"/>
             </w:pPr>
-            <w:hyperlink w:history="1" r:id="rIdzwt8aqhrunas0i3xxpdjx">
+            <w:hyperlink w:history="1" r:id="rId4igijyuxipamaoajz8lqr">
               <w:r>
                 <w:rPr>
                   <w:rFonts w:ascii="Arial" w:cs="Arial" w:eastAsia="Arial" w:hAnsi="Arial"/>
@@ -9811,7 +9811,7 @@
               <w:spacing w:after="10" w:before="0"/>
               <w:ind w:left="120"/>
             </w:pPr>
-            <w:hyperlink w:history="1" r:id="rIdtxwn_lodannkcelz244sn">
+            <w:hyperlink w:history="1" r:id="rIdnqwjj0xw3hodc5qdfat9u">
               <w:r>
                 <w:rPr>
                   <w:rFonts w:ascii="Arial" w:cs="Arial" w:eastAsia="Arial" w:hAnsi="Arial"/>
@@ -9856,7 +9856,7 @@
             <w:pPr>
               <w:spacing w:after="20" w:before="0"/>
             </w:pPr>
-            <w:hyperlink w:history="1" r:id="rIdw3aw_2zhny38fmsfgbicc">
+            <w:hyperlink w:history="1" r:id="rIdz922gq2prsrdpn0xflfvr">
               <w:r>
                 <w:rPr>
                   <w:rFonts w:ascii="Arial" w:cs="Arial" w:eastAsia="Arial" w:hAnsi="Arial"/>
@@ -9889,7 +9889,7 @@
               <w:spacing w:after="10" w:before="0"/>
               <w:ind w:left="120"/>
             </w:pPr>
-            <w:hyperlink w:history="1" r:id="rIdwg4gf1yxojh9dxrmyyv6a">
+            <w:hyperlink w:history="1" r:id="rIdr4uhwjwlrhc4y__6bcp9-">
               <w:r>
                 <w:rPr>
                   <w:rFonts w:ascii="Arial" w:cs="Arial" w:eastAsia="Arial" w:hAnsi="Arial"/>
@@ -10084,7 +10084,7 @@
             <w:pPr>
               <w:spacing w:after="20" w:before="0"/>
             </w:pPr>
-            <w:hyperlink w:history="1" r:id="rIdcrddyzcuawctvmj22sdph">
+            <w:hyperlink w:history="1" r:id="rId7ckmkrtbfh_gy0cy32umc">
               <w:r>
                 <w:rPr>
                   <w:rFonts w:ascii="Arial" w:cs="Arial" w:eastAsia="Arial" w:hAnsi="Arial"/>
@@ -10117,7 +10117,7 @@
               <w:spacing w:after="10" w:before="0"/>
               <w:ind w:left="120"/>
             </w:pPr>
-            <w:hyperlink w:history="1" r:id="rIdzr3blns3xgmdfqdwmshkx">
+            <w:hyperlink w:history="1" r:id="rId-j5k45wgq_8kdarr2j8mq">
               <w:r>
                 <w:rPr>
                   <w:rFonts w:ascii="Arial" w:cs="Arial" w:eastAsia="Arial" w:hAnsi="Arial"/>
@@ -10162,7 +10162,7 @@
             <w:pPr>
               <w:spacing w:after="20" w:before="0"/>
             </w:pPr>
-            <w:hyperlink w:history="1" r:id="rIdh-865pesmqk1mtkyvtlzn">
+            <w:hyperlink w:history="1" r:id="rIdmtmij5t7bkzu5lct1oaeq">
               <w:r>
                 <w:rPr>
                   <w:rFonts w:ascii="Arial" w:cs="Arial" w:eastAsia="Arial" w:hAnsi="Arial"/>
@@ -10195,7 +10195,7 @@
               <w:spacing w:after="10" w:before="0"/>
               <w:ind w:left="120"/>
             </w:pPr>
-            <w:hyperlink w:history="1" r:id="rIdcxtotvi9eqmypgn61rl6q">
+            <w:hyperlink w:history="1" r:id="rIdaxilyblmfaih6dh1t18tb">
               <w:r>
                 <w:rPr>
                   <w:rFonts w:ascii="Arial" w:cs="Arial" w:eastAsia="Arial" w:hAnsi="Arial"/>
@@ -10390,7 +10390,7 @@
             <w:pPr>
               <w:spacing w:after="20" w:before="0"/>
             </w:pPr>
-            <w:hyperlink w:history="1" r:id="rIdk88nqalzf9my7r-yoa_gh">
+            <w:hyperlink w:history="1" r:id="rIdvoyoqmfqgl7in1jxsr-km">
               <w:r>
                 <w:rPr>
                   <w:rFonts w:ascii="Arial" w:cs="Arial" w:eastAsia="Arial" w:hAnsi="Arial"/>
@@ -10423,7 +10423,7 @@
               <w:spacing w:after="10" w:before="0"/>
               <w:ind w:left="120"/>
             </w:pPr>
-            <w:hyperlink w:history="1" r:id="rIdv8exkqmdjmp2wd7uhilkk">
+            <w:hyperlink w:history="1" r:id="rIdy1cxmkqbsmz4tes6-pj3c">
               <w:r>
                 <w:rPr>
                   <w:rFonts w:ascii="Arial" w:cs="Arial" w:eastAsia="Arial" w:hAnsi="Arial"/>
@@ -10468,7 +10468,7 @@
             <w:pPr>
               <w:spacing w:after="20" w:before="0"/>
             </w:pPr>
-            <w:hyperlink w:history="1" r:id="rIdm8fog6fw1dayw4nbmojzd">
+            <w:hyperlink w:history="1" r:id="rIdwudfaarxllhmg6bdnpb52">
               <w:r>
                 <w:rPr>
                   <w:rFonts w:ascii="Arial" w:cs="Arial" w:eastAsia="Arial" w:hAnsi="Arial"/>
@@ -10501,7 +10501,7 @@
               <w:spacing w:after="10" w:before="0"/>
               <w:ind w:left="120"/>
             </w:pPr>
-            <w:hyperlink w:history="1" r:id="rId1wcyx28zif2wlwntczslk">
+            <w:hyperlink w:history="1" r:id="rIdjqwjzegrxisjjd-guivpw">
               <w:r>
                 <w:rPr>
                   <w:rFonts w:ascii="Arial" w:cs="Arial" w:eastAsia="Arial" w:hAnsi="Arial"/>
@@ -10696,7 +10696,7 @@
             <w:pPr>
               <w:spacing w:after="20" w:before="0"/>
             </w:pPr>
-            <w:hyperlink w:history="1" r:id="rIdhahjckm_rmjjafsythczp">
+            <w:hyperlink w:history="1" r:id="rIdk1gh67p8hwhssouobvyfm">
               <w:r>
                 <w:rPr>
                   <w:rFonts w:ascii="Arial" w:cs="Arial" w:eastAsia="Arial" w:hAnsi="Arial"/>
@@ -10729,7 +10729,7 @@
               <w:spacing w:after="10" w:before="0"/>
               <w:ind w:left="120"/>
             </w:pPr>
-            <w:hyperlink w:history="1" r:id="rId_2ajmisj--eaeyjcwt70h">
+            <w:hyperlink w:history="1" r:id="rIdlqfsoccodjzebhtd-7rdn">
               <w:r>
                 <w:rPr>
                   <w:rFonts w:ascii="Arial" w:cs="Arial" w:eastAsia="Arial" w:hAnsi="Arial"/>
@@ -10774,7 +10774,7 @@
             <w:pPr>
               <w:spacing w:after="20" w:before="0"/>
             </w:pPr>
-            <w:hyperlink w:history="1" r:id="rIdpf5qe30a7plab4piybgox">
+            <w:hyperlink w:history="1" r:id="rIdbs65ci7z868yt2eo-aw6u">
               <w:r>
                 <w:rPr>
                   <w:rFonts w:ascii="Arial" w:cs="Arial" w:eastAsia="Arial" w:hAnsi="Arial"/>
@@ -10807,7 +10807,7 @@
               <w:spacing w:after="10" w:before="0"/>
               <w:ind w:left="120"/>
             </w:pPr>
-            <w:hyperlink w:history="1" r:id="rIdvomc1knolpla41ltsgwxp">
+            <w:hyperlink w:history="1" r:id="rIdeeqa2rpymtzwwstuy6cx-">
               <w:r>
                 <w:rPr>
                   <w:rFonts w:ascii="Arial" w:cs="Arial" w:eastAsia="Arial" w:hAnsi="Arial"/>
@@ -11319,7 +11319,7 @@
         </w:rPr>
         <w:t xml:space="preserve">© 2026 SeaVuria and ARES. Aligned with KICD objectives. Developed by SeaVuria; technical implementation by ARES (with AI assistance from Claude). Licensed under </w:t>
       </w:r>
-      <w:hyperlink w:history="1" r:id="rIdvzb55jnlsmn2qonurg_om">
+      <w:hyperlink w:history="1" r:id="rIdbhqivonh46-tvfvofwc4f">
         <w:r>
           <w:rPr>
             <w:rFonts w:ascii="Arial" w:cs="Arial" w:eastAsia="Arial" w:hAnsi="Arial"/>
@@ -11340,7 +11340,7 @@
         </w:rPr>
         <w:t xml:space="preserve"> (</w:t>
       </w:r>
-      <w:hyperlink w:history="1" r:id="rId-fz7arevdcvjzteic7cwn">
+      <w:hyperlink w:history="1" r:id="rIdchwarskpz1drkxcbsq7yz">
         <w:r>
           <w:rPr>
             <w:rFonts w:ascii="Arial" w:cs="Arial" w:eastAsia="Arial" w:hAnsi="Arial"/>
@@ -12353,7 +12353,7 @@
             <w:pPr>
               <w:spacing w:after="20" w:before="0"/>
             </w:pPr>
-            <w:hyperlink w:history="1" r:id="rIdf_ey0pvoim1m00xsickoc">
+            <w:hyperlink w:history="1" r:id="rIdmsh7kfouyvr8se2byc42b">
               <w:r>
                 <w:rPr>
                   <w:rFonts w:ascii="Arial" w:cs="Arial" w:eastAsia="Arial" w:hAnsi="Arial"/>
@@ -12386,7 +12386,7 @@
               <w:spacing w:after="10" w:before="0"/>
               <w:ind w:left="120"/>
             </w:pPr>
-            <w:hyperlink w:history="1" r:id="rIdfwks2cbp5mnis7poomjuh">
+            <w:hyperlink w:history="1" r:id="rIdnexki5sxomrqeagw30ksb">
               <w:r>
                 <w:rPr>
                   <w:rFonts w:ascii="Arial" w:cs="Arial" w:eastAsia="Arial" w:hAnsi="Arial"/>
@@ -12431,7 +12431,7 @@
             <w:pPr>
               <w:spacing w:after="20" w:before="0"/>
             </w:pPr>
-            <w:hyperlink w:history="1" r:id="rIdfi-ymoz7ahypq9dp2jqru">
+            <w:hyperlink w:history="1" r:id="rIdvlxmz_cahjme1nfuimqv2">
               <w:r>
                 <w:rPr>
                   <w:rFonts w:ascii="Arial" w:cs="Arial" w:eastAsia="Arial" w:hAnsi="Arial"/>
@@ -12464,7 +12464,7 @@
               <w:spacing w:after="10" w:before="0"/>
               <w:ind w:left="120"/>
             </w:pPr>
-            <w:hyperlink w:history="1" r:id="rIdrqkgfit0x72i7svrvywaz">
+            <w:hyperlink w:history="1" r:id="rIdl8w5w3h-x7hru8-yd_-e4">
               <w:r>
                 <w:rPr>
                   <w:rFonts w:ascii="Arial" w:cs="Arial" w:eastAsia="Arial" w:hAnsi="Arial"/>
@@ -12659,7 +12659,7 @@
             <w:pPr>
               <w:spacing w:after="20" w:before="0"/>
             </w:pPr>
-            <w:hyperlink w:history="1" r:id="rIdm6ojyoqxuutubga1j0qi8">
+            <w:hyperlink w:history="1" r:id="rId3roycyezeqtn6nmizgtza">
               <w:r>
                 <w:rPr>
                   <w:rFonts w:ascii="Arial" w:cs="Arial" w:eastAsia="Arial" w:hAnsi="Arial"/>
@@ -12692,7 +12692,7 @@
               <w:spacing w:after="10" w:before="0"/>
               <w:ind w:left="120"/>
             </w:pPr>
-            <w:hyperlink w:history="1" r:id="rIdb5evmpajdc8docv-wujcf">
+            <w:hyperlink w:history="1" r:id="rIdziwmpatl3evp_bbjbzhn_">
               <w:r>
                 <w:rPr>
                   <w:rFonts w:ascii="Arial" w:cs="Arial" w:eastAsia="Arial" w:hAnsi="Arial"/>
@@ -12737,7 +12737,7 @@
             <w:pPr>
               <w:spacing w:after="20" w:before="0"/>
             </w:pPr>
-            <w:hyperlink w:history="1" r:id="rIdqfwyxrvulqenn-p0oiogi">
+            <w:hyperlink w:history="1" r:id="rIdb4qn4k4t-wyazybr97_lx">
               <w:r>
                 <w:rPr>
                   <w:rFonts w:ascii="Arial" w:cs="Arial" w:eastAsia="Arial" w:hAnsi="Arial"/>
@@ -12770,7 +12770,7 @@
               <w:spacing w:after="10" w:before="0"/>
               <w:ind w:left="120"/>
             </w:pPr>
-            <w:hyperlink w:history="1" r:id="rIdqqts8ainz_2bsrknqrdhv">
+            <w:hyperlink w:history="1" r:id="rIdeufiwypyavlq56vozxyw0">
               <w:r>
                 <w:rPr>
                   <w:rFonts w:ascii="Arial" w:cs="Arial" w:eastAsia="Arial" w:hAnsi="Arial"/>
@@ -12965,7 +12965,7 @@
             <w:pPr>
               <w:spacing w:after="20" w:before="0"/>
             </w:pPr>
-            <w:hyperlink w:history="1" r:id="rId3misyjnbwwrvzxd2qorxe">
+            <w:hyperlink w:history="1" r:id="rIdc8avwfr2lkpwuuho2snqh">
               <w:r>
                 <w:rPr>
                   <w:rFonts w:ascii="Arial" w:cs="Arial" w:eastAsia="Arial" w:hAnsi="Arial"/>
@@ -12998,7 +12998,7 @@
               <w:spacing w:after="10" w:before="0"/>
               <w:ind w:left="120"/>
             </w:pPr>
-            <w:hyperlink w:history="1" r:id="rIdj5wvrnve1ham7-5xxor6m">
+            <w:hyperlink w:history="1" r:id="rIdzrzqisn5edp93z1vdrpxn">
               <w:r>
                 <w:rPr>
                   <w:rFonts w:ascii="Arial" w:cs="Arial" w:eastAsia="Arial" w:hAnsi="Arial"/>
@@ -13043,7 +13043,7 @@
             <w:pPr>
               <w:spacing w:after="20" w:before="0"/>
             </w:pPr>
-            <w:hyperlink w:history="1" r:id="rIdbzp_nm4dcu5bswu9syvxk">
+            <w:hyperlink w:history="1" r:id="rIdqgxxtb6ifegds7dqookhw">
               <w:r>
                 <w:rPr>
                   <w:rFonts w:ascii="Arial" w:cs="Arial" w:eastAsia="Arial" w:hAnsi="Arial"/>
@@ -13076,7 +13076,7 @@
               <w:spacing w:after="10" w:before="0"/>
               <w:ind w:left="120"/>
             </w:pPr>
-            <w:hyperlink w:history="1" r:id="rIdyxxav0qmv-lp0v99y5anz">
+            <w:hyperlink w:history="1" r:id="rIddv3-xqrbmppqmjqvczwxc">
               <w:r>
                 <w:rPr>
                   <w:rFonts w:ascii="Arial" w:cs="Arial" w:eastAsia="Arial" w:hAnsi="Arial"/>
@@ -13271,7 +13271,7 @@
             <w:pPr>
               <w:spacing w:after="20" w:before="0"/>
             </w:pPr>
-            <w:hyperlink w:history="1" r:id="rId1dgihiljbljdrrhzrbxz_">
+            <w:hyperlink w:history="1" r:id="rIdefzkj6vrymbpssydm6ryr">
               <w:r>
                 <w:rPr>
                   <w:rFonts w:ascii="Arial" w:cs="Arial" w:eastAsia="Arial" w:hAnsi="Arial"/>
@@ -13304,7 +13304,7 @@
               <w:spacing w:after="10" w:before="0"/>
               <w:ind w:left="120"/>
             </w:pPr>
-            <w:hyperlink w:history="1" r:id="rId5ih6uon38som0fqvwu29e">
+            <w:hyperlink w:history="1" r:id="rIdegchu_ztc4jjgkhoyx5es">
               <w:r>
                 <w:rPr>
                   <w:rFonts w:ascii="Arial" w:cs="Arial" w:eastAsia="Arial" w:hAnsi="Arial"/>
@@ -13349,7 +13349,7 @@
             <w:pPr>
               <w:spacing w:after="20" w:before="0"/>
             </w:pPr>
-            <w:hyperlink w:history="1" r:id="rIddko6nbtvfiioe3ilflck8">
+            <w:hyperlink w:history="1" r:id="rId-6bozyoye75b1vq1fpzir">
               <w:r>
                 <w:rPr>
                   <w:rFonts w:ascii="Arial" w:cs="Arial" w:eastAsia="Arial" w:hAnsi="Arial"/>
@@ -13382,7 +13382,7 @@
               <w:spacing w:after="10" w:before="0"/>
               <w:ind w:left="120"/>
             </w:pPr>
-            <w:hyperlink w:history="1" r:id="rIdcsgejbzmbmpjug_cf6bhl">
+            <w:hyperlink w:history="1" r:id="rIdiwb3fxvrdonv_ukz755xv">
               <w:r>
                 <w:rPr>
                   <w:rFonts w:ascii="Arial" w:cs="Arial" w:eastAsia="Arial" w:hAnsi="Arial"/>
@@ -13577,7 +13577,7 @@
             <w:pPr>
               <w:spacing w:after="20" w:before="0"/>
             </w:pPr>
-            <w:hyperlink w:history="1" r:id="rId6pumvwldcagwqw08wkbng">
+            <w:hyperlink w:history="1" r:id="rIdi_znodepkovgcvtfjjhgh">
               <w:r>
                 <w:rPr>
                   <w:rFonts w:ascii="Arial" w:cs="Arial" w:eastAsia="Arial" w:hAnsi="Arial"/>
@@ -13610,7 +13610,7 @@
               <w:spacing w:after="10" w:before="0"/>
               <w:ind w:left="120"/>
             </w:pPr>
-            <w:hyperlink w:history="1" r:id="rIdxtuiht_wty5kge302girj">
+            <w:hyperlink w:history="1" r:id="rIddsu3qfcqkvefsty6bzjut">
               <w:r>
                 <w:rPr>
                   <w:rFonts w:ascii="Arial" w:cs="Arial" w:eastAsia="Arial" w:hAnsi="Arial"/>
@@ -13655,7 +13655,7 @@
             <w:pPr>
               <w:spacing w:after="20" w:before="0"/>
             </w:pPr>
-            <w:hyperlink w:history="1" r:id="rIdtyvoxoto3mxxw93v_a6qr">
+            <w:hyperlink w:history="1" r:id="rIdx19bijguliijqfzfgyis7">
               <w:r>
                 <w:rPr>
                   <w:rFonts w:ascii="Arial" w:cs="Arial" w:eastAsia="Arial" w:hAnsi="Arial"/>
@@ -13688,7 +13688,7 @@
               <w:spacing w:after="10" w:before="0"/>
               <w:ind w:left="120"/>
             </w:pPr>
-            <w:hyperlink w:history="1" r:id="rIdxcb5duuiod9b2evifwf_8">
+            <w:hyperlink w:history="1" r:id="rId7bcm-gopcwdnlcpsqgojx">
               <w:r>
                 <w:rPr>
                   <w:rFonts w:ascii="Arial" w:cs="Arial" w:eastAsia="Arial" w:hAnsi="Arial"/>
@@ -14200,7 +14200,7 @@
         </w:rPr>
         <w:t xml:space="preserve">© 2026 SeaVuria and ARES. Aligned with KICD objectives. Developed by SeaVuria; technical implementation by ARES (with AI assistance from Claude). Licensed under </w:t>
       </w:r>
-      <w:hyperlink w:history="1" r:id="rIdtyqszd6hfy3tf1oyj4ubl">
+      <w:hyperlink w:history="1" r:id="rIdv-wtcpic-uol_8hvggnch">
         <w:r>
           <w:rPr>
             <w:rFonts w:ascii="Arial" w:cs="Arial" w:eastAsia="Arial" w:hAnsi="Arial"/>
@@ -14221,7 +14221,7 @@
         </w:rPr>
         <w:t xml:space="preserve"> (</w:t>
       </w:r>
-      <w:hyperlink w:history="1" r:id="rIdqpvysb_qgy_uebjonmju4">
+      <w:hyperlink w:history="1" r:id="rIdw2d_jnxgra0e69lnbk5bs">
         <w:r>
           <w:rPr>
             <w:rFonts w:ascii="Arial" w:cs="Arial" w:eastAsia="Arial" w:hAnsi="Arial"/>
@@ -15234,7 +15234,7 @@
             <w:pPr>
               <w:spacing w:after="20" w:before="0"/>
             </w:pPr>
-            <w:hyperlink w:history="1" r:id="rIdjx3ewlkp9dptbtsqnpynt">
+            <w:hyperlink w:history="1" r:id="rIdbxjphffq0qpcvk7nsg3ra">
               <w:r>
                 <w:rPr>
                   <w:rFonts w:ascii="Arial" w:cs="Arial" w:eastAsia="Arial" w:hAnsi="Arial"/>
@@ -15267,7 +15267,7 @@
               <w:spacing w:after="10" w:before="0"/>
               <w:ind w:left="120"/>
             </w:pPr>
-            <w:hyperlink w:history="1" r:id="rIduk7yo-ngdiwwogyne4tkw">
+            <w:hyperlink w:history="1" r:id="rId-wenmrxv6e_5wainsxxcn">
               <w:r>
                 <w:rPr>
                   <w:rFonts w:ascii="Arial" w:cs="Arial" w:eastAsia="Arial" w:hAnsi="Arial"/>
@@ -15312,7 +15312,7 @@
             <w:pPr>
               <w:spacing w:after="20" w:before="0"/>
             </w:pPr>
-            <w:hyperlink w:history="1" r:id="rIdfzzcoxmm9-k5e0esc036o">
+            <w:hyperlink w:history="1" r:id="rIdl9fl-ajfaibm6iww9_uip">
               <w:r>
                 <w:rPr>
                   <w:rFonts w:ascii="Arial" w:cs="Arial" w:eastAsia="Arial" w:hAnsi="Arial"/>
@@ -15345,7 +15345,7 @@
               <w:spacing w:after="10" w:before="0"/>
               <w:ind w:left="120"/>
             </w:pPr>
-            <w:hyperlink w:history="1" r:id="rIdrsbkxbw671mf4ymauvic4">
+            <w:hyperlink w:history="1" r:id="rIdeozmy0wqdnmgnnnypmujy">
               <w:r>
                 <w:rPr>
                   <w:rFonts w:ascii="Arial" w:cs="Arial" w:eastAsia="Arial" w:hAnsi="Arial"/>
@@ -15540,7 +15540,7 @@
             <w:pPr>
               <w:spacing w:after="20" w:before="0"/>
             </w:pPr>
-            <w:hyperlink w:history="1" r:id="rIdh5lcd10bjbxtv27dxllqz">
+            <w:hyperlink w:history="1" r:id="rId4sijqmi85uutaimrkx9iv">
               <w:r>
                 <w:rPr>
                   <w:rFonts w:ascii="Arial" w:cs="Arial" w:eastAsia="Arial" w:hAnsi="Arial"/>
@@ -15573,7 +15573,7 @@
               <w:spacing w:after="10" w:before="0"/>
               <w:ind w:left="120"/>
             </w:pPr>
-            <w:hyperlink w:history="1" r:id="rIdnvw7wnbvarqqxq33y8utw">
+            <w:hyperlink w:history="1" r:id="rIdhpyyprmjaqtkujo35ir0e">
               <w:r>
                 <w:rPr>
                   <w:rFonts w:ascii="Arial" w:cs="Arial" w:eastAsia="Arial" w:hAnsi="Arial"/>
@@ -15618,7 +15618,7 @@
             <w:pPr>
               <w:spacing w:after="20" w:before="0"/>
             </w:pPr>
-            <w:hyperlink w:history="1" r:id="rIdx2kzyj_mleesknosm6ymb">
+            <w:hyperlink w:history="1" r:id="rIdwi0fy2lso-obwmuvzpeib">
               <w:r>
                 <w:rPr>
                   <w:rFonts w:ascii="Arial" w:cs="Arial" w:eastAsia="Arial" w:hAnsi="Arial"/>
@@ -15651,7 +15651,7 @@
               <w:spacing w:after="10" w:before="0"/>
               <w:ind w:left="120"/>
             </w:pPr>
-            <w:hyperlink w:history="1" r:id="rIdmdup-g_rz1b-_w_wtdrzq">
+            <w:hyperlink w:history="1" r:id="rIdn_zu91rdkwx16bezurfbz">
               <w:r>
                 <w:rPr>
                   <w:rFonts w:ascii="Arial" w:cs="Arial" w:eastAsia="Arial" w:hAnsi="Arial"/>
@@ -15846,7 +15846,7 @@
             <w:pPr>
               <w:spacing w:after="20" w:before="0"/>
             </w:pPr>
-            <w:hyperlink w:history="1" r:id="rIdixvobdaiztosrqflbazun">
+            <w:hyperlink w:history="1" r:id="rId1qm9cw5pzidawfomda3k0">
               <w:r>
                 <w:rPr>
                   <w:rFonts w:ascii="Arial" w:cs="Arial" w:eastAsia="Arial" w:hAnsi="Arial"/>
@@ -15879,7 +15879,7 @@
               <w:spacing w:after="10" w:before="0"/>
               <w:ind w:left="120"/>
             </w:pPr>
-            <w:hyperlink w:history="1" r:id="rId76cnpgwzkl4sp_42_-3dr">
+            <w:hyperlink w:history="1" r:id="rId8f5asdtfh08fswyavuica">
               <w:r>
                 <w:rPr>
                   <w:rFonts w:ascii="Arial" w:cs="Arial" w:eastAsia="Arial" w:hAnsi="Arial"/>
@@ -15924,7 +15924,7 @@
             <w:pPr>
               <w:spacing w:after="20" w:before="0"/>
             </w:pPr>
-            <w:hyperlink w:history="1" r:id="rIdvynkirwvlh_vk3tei01qu">
+            <w:hyperlink w:history="1" r:id="rIdsfe760p9jdsahcwmndb5m">
               <w:r>
                 <w:rPr>
                   <w:rFonts w:ascii="Arial" w:cs="Arial" w:eastAsia="Arial" w:hAnsi="Arial"/>
@@ -15957,7 +15957,7 @@
               <w:spacing w:after="10" w:before="0"/>
               <w:ind w:left="120"/>
             </w:pPr>
-            <w:hyperlink w:history="1" r:id="rIdoqxmbvpvnnnrpkcz5iqyq">
+            <w:hyperlink w:history="1" r:id="rIdttatzxkfgotfvttylr4o-">
               <w:r>
                 <w:rPr>
                   <w:rFonts w:ascii="Arial" w:cs="Arial" w:eastAsia="Arial" w:hAnsi="Arial"/>
@@ -16152,7 +16152,7 @@
             <w:pPr>
               <w:spacing w:after="20" w:before="0"/>
             </w:pPr>
-            <w:hyperlink w:history="1" r:id="rIdi_bjxo8ws13zqplavbjhc">
+            <w:hyperlink w:history="1" r:id="rIdxize8dm9hwhtkv-cd6_21">
               <w:r>
                 <w:rPr>
                   <w:rFonts w:ascii="Arial" w:cs="Arial" w:eastAsia="Arial" w:hAnsi="Arial"/>
@@ -16185,7 +16185,7 @@
               <w:spacing w:after="10" w:before="0"/>
               <w:ind w:left="120"/>
             </w:pPr>
-            <w:hyperlink w:history="1" r:id="rIdlcn99d7sema6xde2sxbzb">
+            <w:hyperlink w:history="1" r:id="rId12kl7x9n3ftnkmobg7bgr">
               <w:r>
                 <w:rPr>
                   <w:rFonts w:ascii="Arial" w:cs="Arial" w:eastAsia="Arial" w:hAnsi="Arial"/>
@@ -16230,7 +16230,7 @@
             <w:pPr>
               <w:spacing w:after="20" w:before="0"/>
             </w:pPr>
-            <w:hyperlink w:history="1" r:id="rIdtutr0ktb8awkgxlfgvqkn">
+            <w:hyperlink w:history="1" r:id="rId7byxzhtdpvtxbcottchvy">
               <w:r>
                 <w:rPr>
                   <w:rFonts w:ascii="Arial" w:cs="Arial" w:eastAsia="Arial" w:hAnsi="Arial"/>
@@ -16263,7 +16263,7 @@
               <w:spacing w:after="10" w:before="0"/>
               <w:ind w:left="120"/>
             </w:pPr>
-            <w:hyperlink w:history="1" r:id="rIdxoffycnfc5s8oyb3dkhx3">
+            <w:hyperlink w:history="1" r:id="rIdlzngygljfjmspaq6n8nor">
               <w:r>
                 <w:rPr>
                   <w:rFonts w:ascii="Arial" w:cs="Arial" w:eastAsia="Arial" w:hAnsi="Arial"/>
@@ -16458,7 +16458,7 @@
             <w:pPr>
               <w:spacing w:after="20" w:before="0"/>
             </w:pPr>
-            <w:hyperlink w:history="1" r:id="rIddmvpyau6wi7vc_ztu2mkp">
+            <w:hyperlink w:history="1" r:id="rIdgrl-yeqdkwdfeqyi_ndpd">
               <w:r>
                 <w:rPr>
                   <w:rFonts w:ascii="Arial" w:cs="Arial" w:eastAsia="Arial" w:hAnsi="Arial"/>
@@ -16491,7 +16491,7 @@
               <w:spacing w:after="10" w:before="0"/>
               <w:ind w:left="120"/>
             </w:pPr>
-            <w:hyperlink w:history="1" r:id="rIdkhimfmmrsliijpkspoeuo">
+            <w:hyperlink w:history="1" r:id="rIdmcim64mkbitgpqb6ltbr5">
               <w:r>
                 <w:rPr>
                   <w:rFonts w:ascii="Arial" w:cs="Arial" w:eastAsia="Arial" w:hAnsi="Arial"/>
@@ -16536,7 +16536,7 @@
             <w:pPr>
               <w:spacing w:after="20" w:before="0"/>
             </w:pPr>
-            <w:hyperlink w:history="1" r:id="rId81dwaiknorherouxbjof_">
+            <w:hyperlink w:history="1" r:id="rIdl34h8rsptl8_jb9vxkql3">
               <w:r>
                 <w:rPr>
                   <w:rFonts w:ascii="Arial" w:cs="Arial" w:eastAsia="Arial" w:hAnsi="Arial"/>
@@ -16569,7 +16569,7 @@
               <w:spacing w:after="10" w:before="0"/>
               <w:ind w:left="120"/>
             </w:pPr>
-            <w:hyperlink w:history="1" r:id="rId1z10ioy0cbc9ekkh3ks7w">
+            <w:hyperlink w:history="1" r:id="rIdpxfj60f1_n7ermcvanhji">
               <w:r>
                 <w:rPr>
                   <w:rFonts w:ascii="Arial" w:cs="Arial" w:eastAsia="Arial" w:hAnsi="Arial"/>
@@ -17081,7 +17081,7 @@
         </w:rPr>
         <w:t xml:space="preserve">© 2026 SeaVuria and ARES. Aligned with KICD objectives. Developed by SeaVuria; technical implementation by ARES (with AI assistance from Claude). Licensed under </w:t>
       </w:r>
-      <w:hyperlink w:history="1" r:id="rIdq0_7x1dlnorj_fh0v9ogq">
+      <w:hyperlink w:history="1" r:id="rIdsrfmoq2htwc29ueccubht">
         <w:r>
           <w:rPr>
             <w:rFonts w:ascii="Arial" w:cs="Arial" w:eastAsia="Arial" w:hAnsi="Arial"/>
@@ -17102,7 +17102,7 @@
         </w:rPr>
         <w:t xml:space="preserve"> (</w:t>
       </w:r>
-      <w:hyperlink w:history="1" r:id="rIda46mgrv0dpohxvesbd876">
+      <w:hyperlink w:history="1" r:id="rIdvn0fybyjmveqrlylegrr1">
         <w:r>
           <w:rPr>
             <w:rFonts w:ascii="Arial" w:cs="Arial" w:eastAsia="Arial" w:hAnsi="Arial"/>
@@ -18115,7 +18115,7 @@
             <w:pPr>
               <w:spacing w:after="20" w:before="0"/>
             </w:pPr>
-            <w:hyperlink w:history="1" r:id="rId4tiicucifsqcmjhe4ynzy">
+            <w:hyperlink w:history="1" r:id="rIdhvjvawj692yuf4wpnc8i2">
               <w:r>
                 <w:rPr>
                   <w:rFonts w:ascii="Arial" w:cs="Arial" w:eastAsia="Arial" w:hAnsi="Arial"/>
@@ -18148,7 +18148,7 @@
               <w:spacing w:after="10" w:before="0"/>
               <w:ind w:left="120"/>
             </w:pPr>
-            <w:hyperlink w:history="1" r:id="rIdvc8uohx2u2nmjcxxci8fz">
+            <w:hyperlink w:history="1" r:id="rIdfkn5cswcy3zvor_vdvtyk">
               <w:r>
                 <w:rPr>
                   <w:rFonts w:ascii="Arial" w:cs="Arial" w:eastAsia="Arial" w:hAnsi="Arial"/>
@@ -18193,7 +18193,7 @@
             <w:pPr>
               <w:spacing w:after="20" w:before="0"/>
             </w:pPr>
-            <w:hyperlink w:history="1" r:id="rIdqcsgsol8pn8rqykhralcb">
+            <w:hyperlink w:history="1" r:id="rIdfrzff4biapp-4d6reqnxt">
               <w:r>
                 <w:rPr>
                   <w:rFonts w:ascii="Arial" w:cs="Arial" w:eastAsia="Arial" w:hAnsi="Arial"/>
@@ -18226,7 +18226,7 @@
               <w:spacing w:after="10" w:before="0"/>
               <w:ind w:left="120"/>
             </w:pPr>
-            <w:hyperlink w:history="1" r:id="rIdoyt5r5msnust5zme19dhp">
+            <w:hyperlink w:history="1" r:id="rIdmigjg8w-ibi6ztplnytcx">
               <w:r>
                 <w:rPr>
                   <w:rFonts w:ascii="Arial" w:cs="Arial" w:eastAsia="Arial" w:hAnsi="Arial"/>
@@ -18421,7 +18421,7 @@
             <w:pPr>
               <w:spacing w:after="20" w:before="0"/>
             </w:pPr>
-            <w:hyperlink w:history="1" r:id="rIdvzwva24ih8kkjgteqqxn-">
+            <w:hyperlink w:history="1" r:id="rIdo5ac04279uzyifxiqjkbg">
               <w:r>
                 <w:rPr>
                   <w:rFonts w:ascii="Arial" w:cs="Arial" w:eastAsia="Arial" w:hAnsi="Arial"/>
@@ -18454,7 +18454,7 @@
               <w:spacing w:after="10" w:before="0"/>
               <w:ind w:left="120"/>
             </w:pPr>
-            <w:hyperlink w:history="1" r:id="rIdy8-emvuq50af_osjw9_og">
+            <w:hyperlink w:history="1" r:id="rId9q655r7euurpakbukuss5">
               <w:r>
                 <w:rPr>
                   <w:rFonts w:ascii="Arial" w:cs="Arial" w:eastAsia="Arial" w:hAnsi="Arial"/>
@@ -18499,7 +18499,7 @@
             <w:pPr>
               <w:spacing w:after="20" w:before="0"/>
             </w:pPr>
-            <w:hyperlink w:history="1" r:id="rId7dbklucm_qjfafpdpgfcd">
+            <w:hyperlink w:history="1" r:id="rId3vwlotmmhtnngethni1y8">
               <w:r>
                 <w:rPr>
                   <w:rFonts w:ascii="Arial" w:cs="Arial" w:eastAsia="Arial" w:hAnsi="Arial"/>
@@ -18532,7 +18532,7 @@
               <w:spacing w:after="10" w:before="0"/>
               <w:ind w:left="120"/>
             </w:pPr>
-            <w:hyperlink w:history="1" r:id="rId80yrf0gn0e_cgmgz_oojx">
+            <w:hyperlink w:history="1" r:id="rIdfhirzly3rz68firva7jno">
               <w:r>
                 <w:rPr>
                   <w:rFonts w:ascii="Arial" w:cs="Arial" w:eastAsia="Arial" w:hAnsi="Arial"/>
@@ -18727,7 +18727,7 @@
             <w:pPr>
               <w:spacing w:after="20" w:before="0"/>
             </w:pPr>
-            <w:hyperlink w:history="1" r:id="rIdvmr9_m4a9ufsocpc1kuay">
+            <w:hyperlink w:history="1" r:id="rIdcp8-0tbor0ps8cpgpp3ri">
               <w:r>
                 <w:rPr>
                   <w:rFonts w:ascii="Arial" w:cs="Arial" w:eastAsia="Arial" w:hAnsi="Arial"/>
@@ -18760,7 +18760,7 @@
               <w:spacing w:after="10" w:before="0"/>
               <w:ind w:left="120"/>
             </w:pPr>
-            <w:hyperlink w:history="1" r:id="rIdrn5ppotjrpwmlems6rals">
+            <w:hyperlink w:history="1" r:id="rIdrrahu_zygeee6he9dhzpi">
               <w:r>
                 <w:rPr>
                   <w:rFonts w:ascii="Arial" w:cs="Arial" w:eastAsia="Arial" w:hAnsi="Arial"/>
@@ -18805,7 +18805,7 @@
             <w:pPr>
               <w:spacing w:after="20" w:before="0"/>
             </w:pPr>
-            <w:hyperlink w:history="1" r:id="rIdtiipywavej0konxjbgrvi">
+            <w:hyperlink w:history="1" r:id="rIdp58hrhmggzmgzbjowu5ix">
               <w:r>
                 <w:rPr>
                   <w:rFonts w:ascii="Arial" w:cs="Arial" w:eastAsia="Arial" w:hAnsi="Arial"/>
@@ -18838,7 +18838,7 @@
               <w:spacing w:after="10" w:before="0"/>
               <w:ind w:left="120"/>
             </w:pPr>
-            <w:hyperlink w:history="1" r:id="rIda0p4xfw7drcd1jkbnpjvb">
+            <w:hyperlink w:history="1" r:id="rIdagmi9q7gkirs1j0ptkve5">
               <w:r>
                 <w:rPr>
                   <w:rFonts w:ascii="Arial" w:cs="Arial" w:eastAsia="Arial" w:hAnsi="Arial"/>
@@ -19033,7 +19033,7 @@
             <w:pPr>
               <w:spacing w:after="20" w:before="0"/>
             </w:pPr>
-            <w:hyperlink w:history="1" r:id="rIdhdnsydpcngmlt5yocdu4v">
+            <w:hyperlink w:history="1" r:id="rId-7i9syuqy9a1x7djcxadv">
               <w:r>
                 <w:rPr>
                   <w:rFonts w:ascii="Arial" w:cs="Arial" w:eastAsia="Arial" w:hAnsi="Arial"/>
@@ -19066,7 +19066,7 @@
               <w:spacing w:after="10" w:before="0"/>
               <w:ind w:left="120"/>
             </w:pPr>
-            <w:hyperlink w:history="1" r:id="rId_vpzc_yfanzadebfjtpqe">
+            <w:hyperlink w:history="1" r:id="rIdmwxwqlvrtrhrrn1pufof3">
               <w:r>
                 <w:rPr>
                   <w:rFonts w:ascii="Arial" w:cs="Arial" w:eastAsia="Arial" w:hAnsi="Arial"/>
@@ -19111,7 +19111,7 @@
             <w:pPr>
               <w:spacing w:after="20" w:before="0"/>
             </w:pPr>
-            <w:hyperlink w:history="1" r:id="rId6j5r_wbaz8lxyqrebbflm">
+            <w:hyperlink w:history="1" r:id="rId-xocgyccixmuhepb2o9fe">
               <w:r>
                 <w:rPr>
                   <w:rFonts w:ascii="Arial" w:cs="Arial" w:eastAsia="Arial" w:hAnsi="Arial"/>
@@ -19144,7 +19144,7 @@
               <w:spacing w:after="10" w:before="0"/>
               <w:ind w:left="120"/>
             </w:pPr>
-            <w:hyperlink w:history="1" r:id="rIdgcjux6a7tgeudy8vn7ohn">
+            <w:hyperlink w:history="1" r:id="rIdwf3isgbijtecyvn5gvwid">
               <w:r>
                 <w:rPr>
                   <w:rFonts w:ascii="Arial" w:cs="Arial" w:eastAsia="Arial" w:hAnsi="Arial"/>
@@ -19339,7 +19339,7 @@
             <w:pPr>
               <w:spacing w:after="20" w:before="0"/>
             </w:pPr>
-            <w:hyperlink w:history="1" r:id="rIdnl_pcmuogjzx8ubg40bzm">
+            <w:hyperlink w:history="1" r:id="rIdaogent4bxczi5qcn9dixo">
               <w:r>
                 <w:rPr>
                   <w:rFonts w:ascii="Arial" w:cs="Arial" w:eastAsia="Arial" w:hAnsi="Arial"/>
@@ -19372,7 +19372,7 @@
               <w:spacing w:after="10" w:before="0"/>
               <w:ind w:left="120"/>
             </w:pPr>
-            <w:hyperlink w:history="1" r:id="rIddhmhca3uxb_5p2kz8xj_h">
+            <w:hyperlink w:history="1" r:id="rId_hrviyvt-sdaixsxeg1jj">
               <w:r>
                 <w:rPr>
                   <w:rFonts w:ascii="Arial" w:cs="Arial" w:eastAsia="Arial" w:hAnsi="Arial"/>
@@ -19417,7 +19417,7 @@
             <w:pPr>
               <w:spacing w:after="20" w:before="0"/>
             </w:pPr>
-            <w:hyperlink w:history="1" r:id="rIdqxxifrqw74rttjpy-bhf8">
+            <w:hyperlink w:history="1" r:id="rIdxc8ao5ezfholez3l2adz6">
               <w:r>
                 <w:rPr>
                   <w:rFonts w:ascii="Arial" w:cs="Arial" w:eastAsia="Arial" w:hAnsi="Arial"/>
@@ -19450,7 +19450,7 @@
               <w:spacing w:after="10" w:before="0"/>
               <w:ind w:left="120"/>
             </w:pPr>
-            <w:hyperlink w:history="1" r:id="rId5s9c1ogdiglmv3bkafqlk">
+            <w:hyperlink w:history="1" r:id="rIdtfq0igkvyud9jtzlggf-z">
               <w:r>
                 <w:rPr>
                   <w:rFonts w:ascii="Arial" w:cs="Arial" w:eastAsia="Arial" w:hAnsi="Arial"/>
@@ -20076,7 +20076,7 @@
         </w:rPr>
         <w:t xml:space="preserve">© 2026 SeaVuria and ARES. Aligned with KICD objectives. Developed by SeaVuria; technical implementation by ARES (with AI assistance from Claude). Licensed under </w:t>
       </w:r>
-      <w:hyperlink w:history="1" r:id="rIdhv1lbspueer-tu6udwrjx">
+      <w:hyperlink w:history="1" r:id="rIdlnhvvqidvdn3phypd2goh">
         <w:r>
           <w:rPr>
             <w:rFonts w:ascii="Arial" w:cs="Arial" w:eastAsia="Arial" w:hAnsi="Arial"/>
@@ -20097,7 +20097,7 @@
         </w:rPr>
         <w:t xml:space="preserve"> (</w:t>
       </w:r>
-      <w:hyperlink w:history="1" r:id="rIdd4bkku9abd827goet90de">
+      <w:hyperlink w:history="1" r:id="rIdkwnvixkdav3doaz_sb5mr">
         <w:r>
           <w:rPr>
             <w:rFonts w:ascii="Arial" w:cs="Arial" w:eastAsia="Arial" w:hAnsi="Arial"/>
@@ -21110,7 +21110,7 @@
             <w:pPr>
               <w:spacing w:after="20" w:before="0"/>
             </w:pPr>
-            <w:hyperlink w:history="1" r:id="rIdhrmrobvfk6a-dth0nlout">
+            <w:hyperlink w:history="1" r:id="rIdunldfizmlht-a0ugr_i97">
               <w:r>
                 <w:rPr>
                   <w:rFonts w:ascii="Arial" w:cs="Arial" w:eastAsia="Arial" w:hAnsi="Arial"/>
@@ -21143,7 +21143,7 @@
               <w:spacing w:after="10" w:before="0"/>
               <w:ind w:left="120"/>
             </w:pPr>
-            <w:hyperlink w:history="1" r:id="rId9ls1usj_staqzhnf_tnrb">
+            <w:hyperlink w:history="1" r:id="rId8lfspdmn23zvhgh7llq40">
               <w:r>
                 <w:rPr>
                   <w:rFonts w:ascii="Arial" w:cs="Arial" w:eastAsia="Arial" w:hAnsi="Arial"/>
@@ -21188,7 +21188,7 @@
             <w:pPr>
               <w:spacing w:after="20" w:before="0"/>
             </w:pPr>
-            <w:hyperlink w:history="1" r:id="rIdp3xuh0-tnvfqur_n7v1me">
+            <w:hyperlink w:history="1" r:id="rId6a6jglljcmniggd7badza">
               <w:r>
                 <w:rPr>
                   <w:rFonts w:ascii="Arial" w:cs="Arial" w:eastAsia="Arial" w:hAnsi="Arial"/>
@@ -21221,7 +21221,7 @@
               <w:spacing w:after="10" w:before="0"/>
               <w:ind w:left="120"/>
             </w:pPr>
-            <w:hyperlink w:history="1" r:id="rIdwt3aapyk4vh06wtetzynt">
+            <w:hyperlink w:history="1" r:id="rIdygxaq8q71rqjmjesisd_1">
               <w:r>
                 <w:rPr>
                   <w:rFonts w:ascii="Arial" w:cs="Arial" w:eastAsia="Arial" w:hAnsi="Arial"/>
@@ -21416,7 +21416,7 @@
             <w:pPr>
               <w:spacing w:after="20" w:before="0"/>
             </w:pPr>
-            <w:hyperlink w:history="1" r:id="rIdto1hff0fvh-6lhinqkzx4">
+            <w:hyperlink w:history="1" r:id="rIdw0c0jr295yaorepdtlhio">
               <w:r>
                 <w:rPr>
                   <w:rFonts w:ascii="Arial" w:cs="Arial" w:eastAsia="Arial" w:hAnsi="Arial"/>
@@ -21449,7 +21449,7 @@
               <w:spacing w:after="10" w:before="0"/>
               <w:ind w:left="120"/>
             </w:pPr>
-            <w:hyperlink w:history="1" r:id="rIdwfxin-8_wxbubn_2zofjd">
+            <w:hyperlink w:history="1" r:id="rIdv-dtfa2tsblxbf67rwccj">
               <w:r>
                 <w:rPr>
                   <w:rFonts w:ascii="Arial" w:cs="Arial" w:eastAsia="Arial" w:hAnsi="Arial"/>
@@ -21494,7 +21494,7 @@
             <w:pPr>
               <w:spacing w:after="20" w:before="0"/>
             </w:pPr>
-            <w:hyperlink w:history="1" r:id="rIdwcrupqgekarm2abo6nutv">
+            <w:hyperlink w:history="1" r:id="rIdjrlyuqkfluwzj-ppbwgno">
               <w:r>
                 <w:rPr>
                   <w:rFonts w:ascii="Arial" w:cs="Arial" w:eastAsia="Arial" w:hAnsi="Arial"/>
@@ -21527,7 +21527,7 @@
               <w:spacing w:after="10" w:before="0"/>
               <w:ind w:left="120"/>
             </w:pPr>
-            <w:hyperlink w:history="1" r:id="rIdwf6_uepuvui259keeexl8">
+            <w:hyperlink w:history="1" r:id="rIdxjj3fnnk1hg6wzzhpfanf">
               <w:r>
                 <w:rPr>
                   <w:rFonts w:ascii="Arial" w:cs="Arial" w:eastAsia="Arial" w:hAnsi="Arial"/>
@@ -21722,7 +21722,7 @@
             <w:pPr>
               <w:spacing w:after="20" w:before="0"/>
             </w:pPr>
-            <w:hyperlink w:history="1" r:id="rIdykhqz3i4kvzs0a8acyiuo">
+            <w:hyperlink w:history="1" r:id="rIdykkxv-l9a4qkbkvnq2js3">
               <w:r>
                 <w:rPr>
                   <w:rFonts w:ascii="Arial" w:cs="Arial" w:eastAsia="Arial" w:hAnsi="Arial"/>
@@ -21755,7 +21755,7 @@
               <w:spacing w:after="10" w:before="0"/>
               <w:ind w:left="120"/>
             </w:pPr>
-            <w:hyperlink w:history="1" r:id="rIdgn1ajxasm97kaca9qmjd4">
+            <w:hyperlink w:history="1" r:id="rIdh1gloxb2qurdwwrq4fqm3">
               <w:r>
                 <w:rPr>
                   <w:rFonts w:ascii="Arial" w:cs="Arial" w:eastAsia="Arial" w:hAnsi="Arial"/>
@@ -21800,7 +21800,7 @@
             <w:pPr>
               <w:spacing w:after="20" w:before="0"/>
             </w:pPr>
-            <w:hyperlink w:history="1" r:id="rId-twty6aic7jm-cakfkkwh">
+            <w:hyperlink w:history="1" r:id="rIdqlfl0idmd3t87b2f3lt3n">
               <w:r>
                 <w:rPr>
                   <w:rFonts w:ascii="Arial" w:cs="Arial" w:eastAsia="Arial" w:hAnsi="Arial"/>
@@ -21833,7 +21833,7 @@
               <w:spacing w:after="10" w:before="0"/>
               <w:ind w:left="120"/>
             </w:pPr>
-            <w:hyperlink w:history="1" r:id="rIdne_5b8plklt8r9xpofdhf">
+            <w:hyperlink w:history="1" r:id="rIdh_3j1fed-7hjyrod07lpp">
               <w:r>
                 <w:rPr>
                   <w:rFonts w:ascii="Arial" w:cs="Arial" w:eastAsia="Arial" w:hAnsi="Arial"/>
@@ -22028,7 +22028,7 @@
             <w:pPr>
               <w:spacing w:after="20" w:before="0"/>
             </w:pPr>
-            <w:hyperlink w:history="1" r:id="rId1yz16yvda9ym0ibca_kil">
+            <w:hyperlink w:history="1" r:id="rIdtp0xuay3af7ul7juqsfn8">
               <w:r>
                 <w:rPr>
                   <w:rFonts w:ascii="Arial" w:cs="Arial" w:eastAsia="Arial" w:hAnsi="Arial"/>
@@ -22061,7 +22061,7 @@
               <w:spacing w:after="10" w:before="0"/>
               <w:ind w:left="120"/>
             </w:pPr>
-            <w:hyperlink w:history="1" r:id="rIdcorgbkcqm7qojo6amem_a">
+            <w:hyperlink w:history="1" r:id="rId4uz1zcrreebhtuavqu7ph">
               <w:r>
                 <w:rPr>
                   <w:rFonts w:ascii="Arial" w:cs="Arial" w:eastAsia="Arial" w:hAnsi="Arial"/>
@@ -22106,7 +22106,7 @@
             <w:pPr>
               <w:spacing w:after="20" w:before="0"/>
             </w:pPr>
-            <w:hyperlink w:history="1" r:id="rIdhm1kocvrr9mn-xyvki6_y">
+            <w:hyperlink w:history="1" r:id="rIdyspoaxtezyvpfsxjqvsn2">
               <w:r>
                 <w:rPr>
                   <w:rFonts w:ascii="Arial" w:cs="Arial" w:eastAsia="Arial" w:hAnsi="Arial"/>
@@ -22139,7 +22139,7 @@
               <w:spacing w:after="10" w:before="0"/>
               <w:ind w:left="120"/>
             </w:pPr>
-            <w:hyperlink w:history="1" r:id="rIdcfk3zfrznkj66n3plkow2">
+            <w:hyperlink w:history="1" r:id="rId6e5erb3yaeeyd9nm2pz03">
               <w:r>
                 <w:rPr>
                   <w:rFonts w:ascii="Arial" w:cs="Arial" w:eastAsia="Arial" w:hAnsi="Arial"/>
@@ -22334,7 +22334,7 @@
             <w:pPr>
               <w:spacing w:after="20" w:before="0"/>
             </w:pPr>
-            <w:hyperlink w:history="1" r:id="rIdhwtd92yy-3shqvkcwd9jw">
+            <w:hyperlink w:history="1" r:id="rIdnwfargoxkj6iexxeqh22c">
               <w:r>
                 <w:rPr>
                   <w:rFonts w:ascii="Arial" w:cs="Arial" w:eastAsia="Arial" w:hAnsi="Arial"/>
@@ -22367,7 +22367,7 @@
               <w:spacing w:after="10" w:before="0"/>
               <w:ind w:left="120"/>
             </w:pPr>
-            <w:hyperlink w:history="1" r:id="rId_e14eiy4k8407ipwchrro">
+            <w:hyperlink w:history="1" r:id="rIdsghvkz8jllxna4lxietqw">
               <w:r>
                 <w:rPr>
                   <w:rFonts w:ascii="Arial" w:cs="Arial" w:eastAsia="Arial" w:hAnsi="Arial"/>
@@ -22412,7 +22412,7 @@
             <w:pPr>
               <w:spacing w:after="20" w:before="0"/>
             </w:pPr>
-            <w:hyperlink w:history="1" r:id="rId-6ojr4wcmahm6wb3mi50b">
+            <w:hyperlink w:history="1" r:id="rIdg8rm3qj0eeh2xuzkst_o2">
               <w:r>
                 <w:rPr>
                   <w:rFonts w:ascii="Arial" w:cs="Arial" w:eastAsia="Arial" w:hAnsi="Arial"/>
@@ -22445,7 +22445,7 @@
               <w:spacing w:after="10" w:before="0"/>
               <w:ind w:left="120"/>
             </w:pPr>
-            <w:hyperlink w:history="1" r:id="rIddwv5m6aqmvfdu-8opa3ix">
+            <w:hyperlink w:history="1" r:id="rIdylhf6a_7sl4bu7ohjgiu6">
               <w:r>
                 <w:rPr>
                   <w:rFonts w:ascii="Arial" w:cs="Arial" w:eastAsia="Arial" w:hAnsi="Arial"/>
@@ -23052,7 +23052,7 @@
         </w:rPr>
         <w:t xml:space="preserve">© 2026 SeaVuria and ARES. Aligned with KICD objectives. Developed by SeaVuria; technical implementation by ARES (with AI assistance from Claude). Licensed under </w:t>
       </w:r>
-      <w:hyperlink w:history="1" r:id="rIdqlnmd-nnhkr9bwhhb2ryp">
+      <w:hyperlink w:history="1" r:id="rIdwn8p1zf8qqtekgd4p-y5p">
         <w:r>
           <w:rPr>
             <w:rFonts w:ascii="Arial" w:cs="Arial" w:eastAsia="Arial" w:hAnsi="Arial"/>
@@ -23073,7 +23073,7 @@
         </w:rPr>
         <w:t xml:space="preserve"> (</w:t>
       </w:r>
-      <w:hyperlink w:history="1" r:id="rIdhpx5nypp1jqrkq59bvhr4">
+      <w:hyperlink w:history="1" r:id="rIdjalclr1przcibylgds9gj">
         <w:r>
           <w:rPr>
             <w:rFonts w:ascii="Arial" w:cs="Arial" w:eastAsia="Arial" w:hAnsi="Arial"/>
@@ -24086,7 +24086,7 @@
             <w:pPr>
               <w:spacing w:after="20" w:before="0"/>
             </w:pPr>
-            <w:hyperlink w:history="1" r:id="rIdqcx1vs3aofgcexalissso">
+            <w:hyperlink w:history="1" r:id="rIdch1khuve3wlg4gypyuz3q">
               <w:r>
                 <w:rPr>
                   <w:rFonts w:ascii="Arial" w:cs="Arial" w:eastAsia="Arial" w:hAnsi="Arial"/>
@@ -24119,7 +24119,7 @@
               <w:spacing w:after="10" w:before="0"/>
               <w:ind w:left="120"/>
             </w:pPr>
-            <w:hyperlink w:history="1" r:id="rIduyxyoky54ykvs_gd0r9ic">
+            <w:hyperlink w:history="1" r:id="rIdli06eqclsnwqv2lg3ejry">
               <w:r>
                 <w:rPr>
                   <w:rFonts w:ascii="Arial" w:cs="Arial" w:eastAsia="Arial" w:hAnsi="Arial"/>
@@ -24164,7 +24164,7 @@
             <w:pPr>
               <w:spacing w:after="20" w:before="0"/>
             </w:pPr>
-            <w:hyperlink w:history="1" r:id="rIdejddwbp2ezx6u47ykz1--">
+            <w:hyperlink w:history="1" r:id="rIdarngvokyaavgujgwc2fvl">
               <w:r>
                 <w:rPr>
                   <w:rFonts w:ascii="Arial" w:cs="Arial" w:eastAsia="Arial" w:hAnsi="Arial"/>
@@ -24197,7 +24197,7 @@
               <w:spacing w:after="10" w:before="0"/>
               <w:ind w:left="120"/>
             </w:pPr>
-            <w:hyperlink w:history="1" r:id="rIdcevisynbvgsiq08rvq1w2">
+            <w:hyperlink w:history="1" r:id="rIdjx_zadsckgoirbwmoliok">
               <w:r>
                 <w:rPr>
                   <w:rFonts w:ascii="Arial" w:cs="Arial" w:eastAsia="Arial" w:hAnsi="Arial"/>
@@ -24392,7 +24392,7 @@
             <w:pPr>
               <w:spacing w:after="20" w:before="0"/>
             </w:pPr>
-            <w:hyperlink w:history="1" r:id="rIdpuwpqq0jrioxl9lm3drb5">
+            <w:hyperlink w:history="1" r:id="rIdsu7nyrj9-mecvdfv5okfe">
               <w:r>
                 <w:rPr>
                   <w:rFonts w:ascii="Arial" w:cs="Arial" w:eastAsia="Arial" w:hAnsi="Arial"/>
@@ -24425,7 +24425,7 @@
               <w:spacing w:after="10" w:before="0"/>
               <w:ind w:left="120"/>
             </w:pPr>
-            <w:hyperlink w:history="1" r:id="rIdntavdiiw95g_plsooe0l4">
+            <w:hyperlink w:history="1" r:id="rIdmsbacwd8unn44owbkm42j">
               <w:r>
                 <w:rPr>
                   <w:rFonts w:ascii="Arial" w:cs="Arial" w:eastAsia="Arial" w:hAnsi="Arial"/>
@@ -24470,7 +24470,7 @@
             <w:pPr>
               <w:spacing w:after="20" w:before="0"/>
             </w:pPr>
-            <w:hyperlink w:history="1" r:id="rIdqbs9kri9a76mezviy64z5">
+            <w:hyperlink w:history="1" r:id="rIdgjeq-tzkritrmfablnaie">
               <w:r>
                 <w:rPr>
                   <w:rFonts w:ascii="Arial" w:cs="Arial" w:eastAsia="Arial" w:hAnsi="Arial"/>
@@ -24503,7 +24503,7 @@
               <w:spacing w:after="10" w:before="0"/>
               <w:ind w:left="120"/>
             </w:pPr>
-            <w:hyperlink w:history="1" r:id="rId9ygeppbmbdudkdytn8k35">
+            <w:hyperlink w:history="1" r:id="rIdrt88m-9nkoljr9ml1hcq7">
               <w:r>
                 <w:rPr>
                   <w:rFonts w:ascii="Arial" w:cs="Arial" w:eastAsia="Arial" w:hAnsi="Arial"/>
@@ -24698,7 +24698,7 @@
             <w:pPr>
               <w:spacing w:after="20" w:before="0"/>
             </w:pPr>
-            <w:hyperlink w:history="1" r:id="rIdw4cfnaysytfcu85g-jvis">
+            <w:hyperlink w:history="1" r:id="rIdeilhjkq_3psf5xkaqqftk">
               <w:r>
                 <w:rPr>
                   <w:rFonts w:ascii="Arial" w:cs="Arial" w:eastAsia="Arial" w:hAnsi="Arial"/>
@@ -24731,7 +24731,7 @@
               <w:spacing w:after="10" w:before="0"/>
               <w:ind w:left="120"/>
             </w:pPr>
-            <w:hyperlink w:history="1" r:id="rId7nkalx80smnymlgg5pwzu">
+            <w:hyperlink w:history="1" r:id="rIdtqud-zm2n9mlnnh4tqn5i">
               <w:r>
                 <w:rPr>
                   <w:rFonts w:ascii="Arial" w:cs="Arial" w:eastAsia="Arial" w:hAnsi="Arial"/>
@@ -24776,7 +24776,7 @@
             <w:pPr>
               <w:spacing w:after="20" w:before="0"/>
             </w:pPr>
-            <w:hyperlink w:history="1" r:id="rIdto9perem2zd-bx3inyr7u">
+            <w:hyperlink w:history="1" r:id="rIdc9sdy2nqoqc16vp48a4uo">
               <w:r>
                 <w:rPr>
                   <w:rFonts w:ascii="Arial" w:cs="Arial" w:eastAsia="Arial" w:hAnsi="Arial"/>
@@ -24809,7 +24809,7 @@
               <w:spacing w:after="10" w:before="0"/>
               <w:ind w:left="120"/>
             </w:pPr>
-            <w:hyperlink w:history="1" r:id="rIdqcgytw53xsyktbhxggmyd">
+            <w:hyperlink w:history="1" r:id="rIdcq2jlohuubayqf7pahfzw">
               <w:r>
                 <w:rPr>
                   <w:rFonts w:ascii="Arial" w:cs="Arial" w:eastAsia="Arial" w:hAnsi="Arial"/>
@@ -25004,7 +25004,7 @@
             <w:pPr>
               <w:spacing w:after="20" w:before="0"/>
             </w:pPr>
-            <w:hyperlink w:history="1" r:id="rIdst2xnjywrbadboono0wfy">
+            <w:hyperlink w:history="1" r:id="rId7qwvd0zghfa71teur3bki">
               <w:r>
                 <w:rPr>
                   <w:rFonts w:ascii="Arial" w:cs="Arial" w:eastAsia="Arial" w:hAnsi="Arial"/>
@@ -25037,7 +25037,7 @@
               <w:spacing w:after="10" w:before="0"/>
               <w:ind w:left="120"/>
             </w:pPr>
-            <w:hyperlink w:history="1" r:id="rIdb75uhg-ajktoybj62vdgq">
+            <w:hyperlink w:history="1" r:id="rIdthuadjc5csf1sfqiuwoc9">
               <w:r>
                 <w:rPr>
                   <w:rFonts w:ascii="Arial" w:cs="Arial" w:eastAsia="Arial" w:hAnsi="Arial"/>
@@ -25082,7 +25082,7 @@
             <w:pPr>
               <w:spacing w:after="20" w:before="0"/>
             </w:pPr>
-            <w:hyperlink w:history="1" r:id="rIddennnv_1wlovbv4nnofw4">
+            <w:hyperlink w:history="1" r:id="rIdhbr_rty010tk3d3mxwecj">
               <w:r>
                 <w:rPr>
                   <w:rFonts w:ascii="Arial" w:cs="Arial" w:eastAsia="Arial" w:hAnsi="Arial"/>
@@ -25115,7 +25115,7 @@
               <w:spacing w:after="10" w:before="0"/>
               <w:ind w:left="120"/>
             </w:pPr>
-            <w:hyperlink w:history="1" r:id="rId2nmlnb83ogyezmac-khsw">
+            <w:hyperlink w:history="1" r:id="rIdjnvf4i2ty9z0dpsfmqu3x">
               <w:r>
                 <w:rPr>
                   <w:rFonts w:ascii="Arial" w:cs="Arial" w:eastAsia="Arial" w:hAnsi="Arial"/>
@@ -25310,7 +25310,7 @@
             <w:pPr>
               <w:spacing w:after="20" w:before="0"/>
             </w:pPr>
-            <w:hyperlink w:history="1" r:id="rIdcuke1ys3h_ezyzlrq8_rz">
+            <w:hyperlink w:history="1" r:id="rIdoyc_tl390b6srmxvoi5rk">
               <w:r>
                 <w:rPr>
                   <w:rFonts w:ascii="Arial" w:cs="Arial" w:eastAsia="Arial" w:hAnsi="Arial"/>
@@ -25343,7 +25343,7 @@
               <w:spacing w:after="10" w:before="0"/>
               <w:ind w:left="120"/>
             </w:pPr>
-            <w:hyperlink w:history="1" r:id="rIdczihttjj2c10g-l47p3tr">
+            <w:hyperlink w:history="1" r:id="rIdwcjuhdtyb4r4j-lyq2uo8">
               <w:r>
                 <w:rPr>
                   <w:rFonts w:ascii="Arial" w:cs="Arial" w:eastAsia="Arial" w:hAnsi="Arial"/>
@@ -25388,7 +25388,7 @@
             <w:pPr>
               <w:spacing w:after="20" w:before="0"/>
             </w:pPr>
-            <w:hyperlink w:history="1" r:id="rIde40xd5nzra7okonl3vjmy">
+            <w:hyperlink w:history="1" r:id="rId3ro0k05avl7mnxatntsdu">
               <w:r>
                 <w:rPr>
                   <w:rFonts w:ascii="Arial" w:cs="Arial" w:eastAsia="Arial" w:hAnsi="Arial"/>
@@ -25421,7 +25421,7 @@
               <w:spacing w:after="10" w:before="0"/>
               <w:ind w:left="120"/>
             </w:pPr>
-            <w:hyperlink w:history="1" r:id="rId2ldelcxfyhtftfwzgbzql">
+            <w:hyperlink w:history="1" r:id="rIda_qiwpr2ayz8zxucll2_f">
               <w:r>
                 <w:rPr>
                   <w:rFonts w:ascii="Arial" w:cs="Arial" w:eastAsia="Arial" w:hAnsi="Arial"/>
@@ -25933,7 +25933,7 @@
         </w:rPr>
         <w:t xml:space="preserve">© 2026 SeaVuria and ARES. Aligned with KICD objectives. Developed by SeaVuria; technical implementation by ARES (with AI assistance from Claude). Licensed under </w:t>
       </w:r>
-      <w:hyperlink w:history="1" r:id="rIdg3sndwolleda0v78n7ixl">
+      <w:hyperlink w:history="1" r:id="rIdya54ksz1b9qvclbqkrcpv">
         <w:r>
           <w:rPr>
             <w:rFonts w:ascii="Arial" w:cs="Arial" w:eastAsia="Arial" w:hAnsi="Arial"/>
@@ -25954,7 +25954,7 @@
         </w:rPr>
         <w:t xml:space="preserve"> (</w:t>
       </w:r>
-      <w:hyperlink w:history="1" r:id="rId4kh1begasvfccj25l7zsa">
+      <w:hyperlink w:history="1" r:id="rId9rca5ibdh5bdcc3qoevxr">
         <w:r>
           <w:rPr>
             <w:rFonts w:ascii="Arial" w:cs="Arial" w:eastAsia="Arial" w:hAnsi="Arial"/>
@@ -26967,7 +26967,7 @@
             <w:pPr>
               <w:spacing w:after="20" w:before="0"/>
             </w:pPr>
-            <w:hyperlink w:history="1" r:id="rIdafhnvy5uvxoqjseoaqcb7">
+            <w:hyperlink w:history="1" r:id="rIdrnmguisypozjhyqigaezn">
               <w:r>
                 <w:rPr>
                   <w:rFonts w:ascii="Arial" w:cs="Arial" w:eastAsia="Arial" w:hAnsi="Arial"/>
@@ -27000,7 +27000,7 @@
               <w:spacing w:after="10" w:before="0"/>
               <w:ind w:left="120"/>
             </w:pPr>
-            <w:hyperlink w:history="1" r:id="rIdugrqghhnxypbmegqumwij">
+            <w:hyperlink w:history="1" r:id="rIdzdqea9kf0rvazbohliwdx">
               <w:r>
                 <w:rPr>
                   <w:rFonts w:ascii="Arial" w:cs="Arial" w:eastAsia="Arial" w:hAnsi="Arial"/>
@@ -27045,7 +27045,7 @@
             <w:pPr>
               <w:spacing w:after="20" w:before="0"/>
             </w:pPr>
-            <w:hyperlink w:history="1" r:id="rId1y1yxlldsrfdv6qasb2hg">
+            <w:hyperlink w:history="1" r:id="rIdayf1e8bxyjc3v1w53r5-l">
               <w:r>
                 <w:rPr>
                   <w:rFonts w:ascii="Arial" w:cs="Arial" w:eastAsia="Arial" w:hAnsi="Arial"/>
@@ -27078,7 +27078,7 @@
               <w:spacing w:after="10" w:before="0"/>
               <w:ind w:left="120"/>
             </w:pPr>
-            <w:hyperlink w:history="1" r:id="rId0i3nsiqyyeulpbfsxssql">
+            <w:hyperlink w:history="1" r:id="rId-8m9c5noxesllo6cnyvk-">
               <w:r>
                 <w:rPr>
                   <w:rFonts w:ascii="Arial" w:cs="Arial" w:eastAsia="Arial" w:hAnsi="Arial"/>
@@ -27273,7 +27273,7 @@
             <w:pPr>
               <w:spacing w:after="20" w:before="0"/>
             </w:pPr>
-            <w:hyperlink w:history="1" r:id="rId1_l3qdoljy1623dck35ss">
+            <w:hyperlink w:history="1" r:id="rIdu7yopudlqbjoyo2h0ys3g">
               <w:r>
                 <w:rPr>
                   <w:rFonts w:ascii="Arial" w:cs="Arial" w:eastAsia="Arial" w:hAnsi="Arial"/>
@@ -27306,7 +27306,7 @@
               <w:spacing w:after="10" w:before="0"/>
               <w:ind w:left="120"/>
             </w:pPr>
-            <w:hyperlink w:history="1" r:id="rIdpxo8d5gtofr8sypkgc0yw">
+            <w:hyperlink w:history="1" r:id="rId9sdnnouq-anlye_zmbafm">
               <w:r>
                 <w:rPr>
                   <w:rFonts w:ascii="Arial" w:cs="Arial" w:eastAsia="Arial" w:hAnsi="Arial"/>
@@ -27351,7 +27351,7 @@
             <w:pPr>
               <w:spacing w:after="20" w:before="0"/>
             </w:pPr>
-            <w:hyperlink w:history="1" r:id="rId-pn5fv1ymqd0fn3_nm4me">
+            <w:hyperlink w:history="1" r:id="rIdukfzniq0lyqinhznyr6lo">
               <w:r>
                 <w:rPr>
                   <w:rFonts w:ascii="Arial" w:cs="Arial" w:eastAsia="Arial" w:hAnsi="Arial"/>
@@ -27384,7 +27384,7 @@
               <w:spacing w:after="10" w:before="0"/>
               <w:ind w:left="120"/>
             </w:pPr>
-            <w:hyperlink w:history="1" r:id="rIdjlac2n-xbfaltbvyhd-an">
+            <w:hyperlink w:history="1" r:id="rIdelnssf_nln0hs4dxmnusz">
               <w:r>
                 <w:rPr>
                   <w:rFonts w:ascii="Arial" w:cs="Arial" w:eastAsia="Arial" w:hAnsi="Arial"/>
@@ -27579,7 +27579,7 @@
             <w:pPr>
               <w:spacing w:after="20" w:before="0"/>
             </w:pPr>
-            <w:hyperlink w:history="1" r:id="rIdfcx3kwhipqjdw2j6dqeua">
+            <w:hyperlink w:history="1" r:id="rId_dj1rnatumx17yjxgqsmq">
               <w:r>
                 <w:rPr>
                   <w:rFonts w:ascii="Arial" w:cs="Arial" w:eastAsia="Arial" w:hAnsi="Arial"/>
@@ -27612,7 +27612,7 @@
               <w:spacing w:after="10" w:before="0"/>
               <w:ind w:left="120"/>
             </w:pPr>
-            <w:hyperlink w:history="1" r:id="rId8m3okhf3oaxwaipwb2tes">
+            <w:hyperlink w:history="1" r:id="rIdbhff2awv-sfamtsi9btqd">
               <w:r>
                 <w:rPr>
                   <w:rFonts w:ascii="Arial" w:cs="Arial" w:eastAsia="Arial" w:hAnsi="Arial"/>
@@ -27657,7 +27657,7 @@
             <w:pPr>
               <w:spacing w:after="20" w:before="0"/>
             </w:pPr>
-            <w:hyperlink w:history="1" r:id="rId_-a5fk4n4jbyyrqt_kgvf">
+            <w:hyperlink w:history="1" r:id="rIdmg_t0t9ibmevsb_t4iph7">
               <w:r>
                 <w:rPr>
                   <w:rFonts w:ascii="Arial" w:cs="Arial" w:eastAsia="Arial" w:hAnsi="Arial"/>
@@ -27690,7 +27690,7 @@
               <w:spacing w:after="10" w:before="0"/>
               <w:ind w:left="120"/>
             </w:pPr>
-            <w:hyperlink w:history="1" r:id="rIddrmxyyssmrfdm6t0nn4st">
+            <w:hyperlink w:history="1" r:id="rId_0zmcfwrej5nomoytuwry">
               <w:r>
                 <w:rPr>
                   <w:rFonts w:ascii="Arial" w:cs="Arial" w:eastAsia="Arial" w:hAnsi="Arial"/>
@@ -27885,7 +27885,7 @@
             <w:pPr>
               <w:spacing w:after="20" w:before="0"/>
             </w:pPr>
-            <w:hyperlink w:history="1" r:id="rId1mvj6ajz7jlbwymiii3iz">
+            <w:hyperlink w:history="1" r:id="rId_vkkwlgci-fxxs2brur-t">
               <w:r>
                 <w:rPr>
                   <w:rFonts w:ascii="Arial" w:cs="Arial" w:eastAsia="Arial" w:hAnsi="Arial"/>
@@ -27918,7 +27918,7 @@
               <w:spacing w:after="10" w:before="0"/>
               <w:ind w:left="120"/>
             </w:pPr>
-            <w:hyperlink w:history="1" r:id="rIdsx-t96id6syyyp4qytrnx">
+            <w:hyperlink w:history="1" r:id="rIdxbqwcyyrvdph1r2bki_7s">
               <w:r>
                 <w:rPr>
                   <w:rFonts w:ascii="Arial" w:cs="Arial" w:eastAsia="Arial" w:hAnsi="Arial"/>
@@ -27963,7 +27963,7 @@
             <w:pPr>
               <w:spacing w:after="20" w:before="0"/>
             </w:pPr>
-            <w:hyperlink w:history="1" r:id="rIdglf6vmqvgp6sbwpvbitv0">
+            <w:hyperlink w:history="1" r:id="rIdomw8wzxlvdo4ccz69xxss">
               <w:r>
                 <w:rPr>
                   <w:rFonts w:ascii="Arial" w:cs="Arial" w:eastAsia="Arial" w:hAnsi="Arial"/>
@@ -27996,7 +27996,7 @@
               <w:spacing w:after="10" w:before="0"/>
               <w:ind w:left="120"/>
             </w:pPr>
-            <w:hyperlink w:history="1" r:id="rIdvmaqzo5mvhdvskxreqvt3">
+            <w:hyperlink w:history="1" r:id="rIdbo5t9j5oe0iltbacjxmaf">
               <w:r>
                 <w:rPr>
                   <w:rFonts w:ascii="Arial" w:cs="Arial" w:eastAsia="Arial" w:hAnsi="Arial"/>
@@ -28191,7 +28191,7 @@
             <w:pPr>
               <w:spacing w:after="20" w:before="0"/>
             </w:pPr>
-            <w:hyperlink w:history="1" r:id="rIdy5sbq5sb6aqlw5iei0mqh">
+            <w:hyperlink w:history="1" r:id="rIdhzpzycz9v1l0uussdpdkv">
               <w:r>
                 <w:rPr>
                   <w:rFonts w:ascii="Arial" w:cs="Arial" w:eastAsia="Arial" w:hAnsi="Arial"/>
@@ -28224,7 +28224,7 @@
               <w:spacing w:after="10" w:before="0"/>
               <w:ind w:left="120"/>
             </w:pPr>
-            <w:hyperlink w:history="1" r:id="rId-rqff1i8ydg7zkz9qw6qi">
+            <w:hyperlink w:history="1" r:id="rIdpwklvw9xnip-tdpsdjavc">
               <w:r>
                 <w:rPr>
                   <w:rFonts w:ascii="Arial" w:cs="Arial" w:eastAsia="Arial" w:hAnsi="Arial"/>
@@ -28269,7 +28269,7 @@
             <w:pPr>
               <w:spacing w:after="20" w:before="0"/>
             </w:pPr>
-            <w:hyperlink w:history="1" r:id="rId_pip_5_uaky8nc2r5xim_">
+            <w:hyperlink w:history="1" r:id="rIdkocpf1yf6o5pz_bgnh4um">
               <w:r>
                 <w:rPr>
                   <w:rFonts w:ascii="Arial" w:cs="Arial" w:eastAsia="Arial" w:hAnsi="Arial"/>
@@ -28302,7 +28302,7 @@
               <w:spacing w:after="10" w:before="0"/>
               <w:ind w:left="120"/>
             </w:pPr>
-            <w:hyperlink w:history="1" r:id="rId_fbx__z9tqcugc11zjjaf">
+            <w:hyperlink w:history="1" r:id="rIdhft10g-ebaj1thxyexb2s">
               <w:r>
                 <w:rPr>
                   <w:rFonts w:ascii="Arial" w:cs="Arial" w:eastAsia="Arial" w:hAnsi="Arial"/>
@@ -28814,7 +28814,7 @@
         </w:rPr>
         <w:t xml:space="preserve">© 2026 SeaVuria and ARES. Aligned with KICD objectives. Developed by SeaVuria; technical implementation by ARES (with AI assistance from Claude). Licensed under </w:t>
       </w:r>
-      <w:hyperlink w:history="1" r:id="rIdyhcfritz2ciqmsibuygdq">
+      <w:hyperlink w:history="1" r:id="rIdclarufxmpmzhjddcrkhnu">
         <w:r>
           <w:rPr>
             <w:rFonts w:ascii="Arial" w:cs="Arial" w:eastAsia="Arial" w:hAnsi="Arial"/>
@@ -28835,7 +28835,7 @@
         </w:rPr>
         <w:t xml:space="preserve"> (</w:t>
       </w:r>
-      <w:hyperlink w:history="1" r:id="rIdalhxwnc3_y7w5wydft-pp">
+      <w:hyperlink w:history="1" r:id="rIdwljoxi5yzwwbtloz_rkvx">
         <w:r>
           <w:rPr>
             <w:rFonts w:ascii="Arial" w:cs="Arial" w:eastAsia="Arial" w:hAnsi="Arial"/>
@@ -29848,7 +29848,7 @@
             <w:pPr>
               <w:spacing w:after="20" w:before="0"/>
             </w:pPr>
-            <w:hyperlink w:history="1" r:id="rIdfbknl_pvo_zev_od9ni4-">
+            <w:hyperlink w:history="1" r:id="rIdswqzqefjw6qv6zikarj8p">
               <w:r>
                 <w:rPr>
                   <w:rFonts w:ascii="Arial" w:cs="Arial" w:eastAsia="Arial" w:hAnsi="Arial"/>
@@ -29881,7 +29881,7 @@
               <w:spacing w:after="10" w:before="0"/>
               <w:ind w:left="120"/>
             </w:pPr>
-            <w:hyperlink w:history="1" r:id="rIdrivkijvapvur7rysvamsi">
+            <w:hyperlink w:history="1" r:id="rId7c-hvxyzl2eeeyoq_p2ml">
               <w:r>
                 <w:rPr>
                   <w:rFonts w:ascii="Arial" w:cs="Arial" w:eastAsia="Arial" w:hAnsi="Arial"/>
@@ -29926,7 +29926,7 @@
             <w:pPr>
               <w:spacing w:after="20" w:before="0"/>
             </w:pPr>
-            <w:hyperlink w:history="1" r:id="rIdsdl6uqq5xjmryr-yniqzq">
+            <w:hyperlink w:history="1" r:id="rIdmiyfcxfmbc7kg7eqe_2lm">
               <w:r>
                 <w:rPr>
                   <w:rFonts w:ascii="Arial" w:cs="Arial" w:eastAsia="Arial" w:hAnsi="Arial"/>
@@ -29959,7 +29959,7 @@
               <w:spacing w:after="10" w:before="0"/>
               <w:ind w:left="120"/>
             </w:pPr>
-            <w:hyperlink w:history="1" r:id="rIdwclaybwv0i52zeux-rfpt">
+            <w:hyperlink w:history="1" r:id="rIdjmxnvdbzlr3yxflspmo1i">
               <w:r>
                 <w:rPr>
                   <w:rFonts w:ascii="Arial" w:cs="Arial" w:eastAsia="Arial" w:hAnsi="Arial"/>
@@ -30154,7 +30154,7 @@
             <w:pPr>
               <w:spacing w:after="20" w:before="0"/>
             </w:pPr>
-            <w:hyperlink w:history="1" r:id="rIdb8fufjhrij0y1-cwyvkkf">
+            <w:hyperlink w:history="1" r:id="rId3ctq-ntgo9xpyzkhomllu">
               <w:r>
                 <w:rPr>
                   <w:rFonts w:ascii="Arial" w:cs="Arial" w:eastAsia="Arial" w:hAnsi="Arial"/>
@@ -30187,7 +30187,7 @@
               <w:spacing w:after="10" w:before="0"/>
               <w:ind w:left="120"/>
             </w:pPr>
-            <w:hyperlink w:history="1" r:id="rIdz0fzbtb_jji2-iqndmrfv">
+            <w:hyperlink w:history="1" r:id="rId_w4ai5te8lvw_i1yl9s-6">
               <w:r>
                 <w:rPr>
                   <w:rFonts w:ascii="Arial" w:cs="Arial" w:eastAsia="Arial" w:hAnsi="Arial"/>
@@ -30232,7 +30232,7 @@
             <w:pPr>
               <w:spacing w:after="20" w:before="0"/>
             </w:pPr>
-            <w:hyperlink w:history="1" r:id="rIdzd3kzs1g3k_cmvr5t2mse">
+            <w:hyperlink w:history="1" r:id="rId7r3btaassvfzrqidkxopl">
               <w:r>
                 <w:rPr>
                   <w:rFonts w:ascii="Arial" w:cs="Arial" w:eastAsia="Arial" w:hAnsi="Arial"/>
@@ -30265,7 +30265,7 @@
               <w:spacing w:after="10" w:before="0"/>
               <w:ind w:left="120"/>
             </w:pPr>
-            <w:hyperlink w:history="1" r:id="rIdlmo9anzyem51fhlleymsc">
+            <w:hyperlink w:history="1" r:id="rIdgupr_q_1ejcm6fkodj0ao">
               <w:r>
                 <w:rPr>
                   <w:rFonts w:ascii="Arial" w:cs="Arial" w:eastAsia="Arial" w:hAnsi="Arial"/>
@@ -30460,7 +30460,7 @@
             <w:pPr>
               <w:spacing w:after="20" w:before="0"/>
             </w:pPr>
-            <w:hyperlink w:history="1" r:id="rIdd6q4lq--bvkwmnpcfrlem">
+            <w:hyperlink w:history="1" r:id="rIdnzgwcpbyx-qtof5xfjsq2">
               <w:r>
                 <w:rPr>
                   <w:rFonts w:ascii="Arial" w:cs="Arial" w:eastAsia="Arial" w:hAnsi="Arial"/>
@@ -30493,7 +30493,7 @@
               <w:spacing w:after="10" w:before="0"/>
               <w:ind w:left="120"/>
             </w:pPr>
-            <w:hyperlink w:history="1" r:id="rIdmmk8fyjasfynbx45a-ysg">
+            <w:hyperlink w:history="1" r:id="rIdz1ctzosgenvbmyita1l3p">
               <w:r>
                 <w:rPr>
                   <w:rFonts w:ascii="Arial" w:cs="Arial" w:eastAsia="Arial" w:hAnsi="Arial"/>
@@ -30538,7 +30538,7 @@
             <w:pPr>
               <w:spacing w:after="20" w:before="0"/>
             </w:pPr>
-            <w:hyperlink w:history="1" r:id="rIda1jehblgevifunolqhnt8">
+            <w:hyperlink w:history="1" r:id="rIdigbiayqsnkxkffqvqxpdv">
               <w:r>
                 <w:rPr>
                   <w:rFonts w:ascii="Arial" w:cs="Arial" w:eastAsia="Arial" w:hAnsi="Arial"/>
@@ -30571,7 +30571,7 @@
               <w:spacing w:after="10" w:before="0"/>
               <w:ind w:left="120"/>
             </w:pPr>
-            <w:hyperlink w:history="1" r:id="rIdi4ygr5qfvx1eptmxsspzc">
+            <w:hyperlink w:history="1" r:id="rIddzeihwgzicsn-kq3g7kdv">
               <w:r>
                 <w:rPr>
                   <w:rFonts w:ascii="Arial" w:cs="Arial" w:eastAsia="Arial" w:hAnsi="Arial"/>
@@ -30766,7 +30766,7 @@
             <w:pPr>
               <w:spacing w:after="20" w:before="0"/>
             </w:pPr>
-            <w:hyperlink w:history="1" r:id="rIdtjfpcxgntkwvr-pzwport">
+            <w:hyperlink w:history="1" r:id="rIdysi1qmqdovczjkv4i_qkx">
               <w:r>
                 <w:rPr>
                   <w:rFonts w:ascii="Arial" w:cs="Arial" w:eastAsia="Arial" w:hAnsi="Arial"/>
@@ -30799,7 +30799,7 @@
               <w:spacing w:after="10" w:before="0"/>
               <w:ind w:left="120"/>
             </w:pPr>
-            <w:hyperlink w:history="1" r:id="rId6olntfwlquqx0vwkuohon">
+            <w:hyperlink w:history="1" r:id="rIdh2hmqwsi1ulyvk2l39ah4">
               <w:r>
                 <w:rPr>
                   <w:rFonts w:ascii="Arial" w:cs="Arial" w:eastAsia="Arial" w:hAnsi="Arial"/>
@@ -30844,7 +30844,7 @@
             <w:pPr>
               <w:spacing w:after="20" w:before="0"/>
             </w:pPr>
-            <w:hyperlink w:history="1" r:id="rIdd4xhzq9cj3jt4ahtv3kim">
+            <w:hyperlink w:history="1" r:id="rIdaakdadk4-dtnvxjyzmqfu">
               <w:r>
                 <w:rPr>
                   <w:rFonts w:ascii="Arial" w:cs="Arial" w:eastAsia="Arial" w:hAnsi="Arial"/>
@@ -30877,7 +30877,7 @@
               <w:spacing w:after="10" w:before="0"/>
               <w:ind w:left="120"/>
             </w:pPr>
-            <w:hyperlink w:history="1" r:id="rIdptt2udpaqpu1fm8pxladv">
+            <w:hyperlink w:history="1" r:id="rIdybudewllmu6v3s283-hiv">
               <w:r>
                 <w:rPr>
                   <w:rFonts w:ascii="Arial" w:cs="Arial" w:eastAsia="Arial" w:hAnsi="Arial"/>
@@ -31072,7 +31072,7 @@
             <w:pPr>
               <w:spacing w:after="20" w:before="0"/>
             </w:pPr>
-            <w:hyperlink w:history="1" r:id="rId-rm7jgm5l2y1puodnd6jz">
+            <w:hyperlink w:history="1" r:id="rIdp_2ewog1ykhrtyw-hh6x3">
               <w:r>
                 <w:rPr>
                   <w:rFonts w:ascii="Arial" w:cs="Arial" w:eastAsia="Arial" w:hAnsi="Arial"/>
@@ -31105,7 +31105,7 @@
               <w:spacing w:after="10" w:before="0"/>
               <w:ind w:left="120"/>
             </w:pPr>
-            <w:hyperlink w:history="1" r:id="rIdpaoxvbbziunlml3-4y1vg">
+            <w:hyperlink w:history="1" r:id="rIdhkq50aqighlowytrpwflc">
               <w:r>
                 <w:rPr>
                   <w:rFonts w:ascii="Arial" w:cs="Arial" w:eastAsia="Arial" w:hAnsi="Arial"/>
@@ -31150,7 +31150,7 @@
             <w:pPr>
               <w:spacing w:after="20" w:before="0"/>
             </w:pPr>
-            <w:hyperlink w:history="1" r:id="rIdsykrgettay9xd4paldrq5">
+            <w:hyperlink w:history="1" r:id="rId6iv4joyzk7ljx994gsv6k">
               <w:r>
                 <w:rPr>
                   <w:rFonts w:ascii="Arial" w:cs="Arial" w:eastAsia="Arial" w:hAnsi="Arial"/>
@@ -31183,7 +31183,7 @@
               <w:spacing w:after="10" w:before="0"/>
               <w:ind w:left="120"/>
             </w:pPr>
-            <w:hyperlink w:history="1" r:id="rIdyi54wy78bvfe_4eaux0ep">
+            <w:hyperlink w:history="1" r:id="rIdpo91vk0dgizax-gbxmdud">
               <w:r>
                 <w:rPr>
                   <w:rFonts w:ascii="Arial" w:cs="Arial" w:eastAsia="Arial" w:hAnsi="Arial"/>
@@ -31923,7 +31923,7 @@
         </w:rPr>
         <w:t xml:space="preserve">© 2026 SeaVuria and ARES. Aligned with KICD objectives. Developed by SeaVuria; technical implementation by ARES (with AI assistance from Claude). Licensed under </w:t>
       </w:r>
-      <w:hyperlink w:history="1" r:id="rIdfx5vdwj6ozjidrny1guxq">
+      <w:hyperlink w:history="1" r:id="rIdbho3nfguvt8iaexynltmc">
         <w:r>
           <w:rPr>
             <w:rFonts w:ascii="Arial" w:cs="Arial" w:eastAsia="Arial" w:hAnsi="Arial"/>
@@ -31944,7 +31944,7 @@
         </w:rPr>
         <w:t xml:space="preserve"> (</w:t>
       </w:r>
-      <w:hyperlink w:history="1" r:id="rIdwyotw2b5fgk_dj_isqrj3">
+      <w:hyperlink w:history="1" r:id="rIdp8pnouyypq-s0cse4l7kf">
         <w:r>
           <w:rPr>
             <w:rFonts w:ascii="Arial" w:cs="Arial" w:eastAsia="Arial" w:hAnsi="Arial"/>

--- a/data/outputs/v2/Maths/SS2.4_Surface_Area_and_Volume_of_Solids/Mathematics_Surface_Area_and_Volume_of_Solids_CBE_LessonSequence.docx
+++ b/data/outputs/v2/Maths/SS2.4_Surface_Area_and_Volume_of_Solids/Mathematics_Surface_Area_and_Volume_of_Solids_CBE_LessonSequence.docx
@@ -2658,7 +2658,7 @@
         </w:rPr>
         <w:t xml:space="preserve">© 2026 SeaVuria and ARES. This work is licensed under a </w:t>
       </w:r>
-      <w:hyperlink w:history="1" r:id="rIdh7emt0lajtnaqthb56m8c">
+      <w:hyperlink w:history="1" r:id="rIdl3uvr7pqmqxox6m6_9re4">
         <w:r>
           <w:rPr>
             <w:rFonts w:ascii="Arial" w:cs="Arial" w:eastAsia="Arial" w:hAnsi="Arial"/>
@@ -2678,7 +2678,7 @@
         </w:rPr>
         <w:t xml:space="preserve"> (</w:t>
       </w:r>
-      <w:hyperlink w:history="1" r:id="rIdl9a6y6qo3vn8v2zpy3sfs">
+      <w:hyperlink w:history="1" r:id="rIddnqio_pezz5nsenlmwfcn">
         <w:r>
           <w:rPr>
             <w:rFonts w:ascii="Arial" w:cs="Arial" w:eastAsia="Arial" w:hAnsi="Arial"/>
@@ -2698,7 +2698,7 @@
         </w:rPr>
         <w:t xml:space="preserve">). To view a copy of this license, visit </w:t>
       </w:r>
-      <w:hyperlink w:history="1" r:id="rIdn700-4jrk6xst3s_qpgi1">
+      <w:hyperlink w:history="1" r:id="rId6jtrgbce_rj0qkzs4n5mq">
         <w:r>
           <w:rPr>
             <w:rFonts w:ascii="Arial" w:cs="Arial" w:eastAsia="Arial" w:hAnsi="Arial"/>
@@ -3710,7 +3710,7 @@
             <w:pPr>
               <w:spacing w:after="20" w:before="0"/>
             </w:pPr>
-            <w:hyperlink w:history="1" r:id="rIdqubjeq5cghhhz3dd-khs1">
+            <w:hyperlink w:history="1" r:id="rIdt0gsoy4himv60dc4_ayek">
               <w:r>
                 <w:rPr>
                   <w:rFonts w:ascii="Arial" w:cs="Arial" w:eastAsia="Arial" w:hAnsi="Arial"/>
@@ -3743,7 +3743,7 @@
               <w:spacing w:after="10" w:before="0"/>
               <w:ind w:left="120"/>
             </w:pPr>
-            <w:hyperlink w:history="1" r:id="rIdv07lri7crr01s1izugrdz">
+            <w:hyperlink w:history="1" r:id="rIdshj9jlxxybtsuuffxmtxf">
               <w:r>
                 <w:rPr>
                   <w:rFonts w:ascii="Arial" w:cs="Arial" w:eastAsia="Arial" w:hAnsi="Arial"/>
@@ -3788,7 +3788,7 @@
             <w:pPr>
               <w:spacing w:after="20" w:before="0"/>
             </w:pPr>
-            <w:hyperlink w:history="1" r:id="rIdnk7vjd489sc5wrfbpkn6d">
+            <w:hyperlink w:history="1" r:id="rIdzqymqm0scu7wnttraihsk">
               <w:r>
                 <w:rPr>
                   <w:rFonts w:ascii="Arial" w:cs="Arial" w:eastAsia="Arial" w:hAnsi="Arial"/>
@@ -3821,7 +3821,7 @@
               <w:spacing w:after="10" w:before="0"/>
               <w:ind w:left="120"/>
             </w:pPr>
-            <w:hyperlink w:history="1" r:id="rIdqb-y3r0p08tphd0io21-x">
+            <w:hyperlink w:history="1" r:id="rIdemvvzs3risyuemswlzxl3">
               <w:r>
                 <w:rPr>
                   <w:rFonts w:ascii="Arial" w:cs="Arial" w:eastAsia="Arial" w:hAnsi="Arial"/>
@@ -4016,7 +4016,7 @@
             <w:pPr>
               <w:spacing w:after="20" w:before="0"/>
             </w:pPr>
-            <w:hyperlink w:history="1" r:id="rIdv42cjkri-yqh5degh7_tv">
+            <w:hyperlink w:history="1" r:id="rId3d8op-4nadiddsvan-hay">
               <w:r>
                 <w:rPr>
                   <w:rFonts w:ascii="Arial" w:cs="Arial" w:eastAsia="Arial" w:hAnsi="Arial"/>
@@ -4049,7 +4049,7 @@
               <w:spacing w:after="10" w:before="0"/>
               <w:ind w:left="120"/>
             </w:pPr>
-            <w:hyperlink w:history="1" r:id="rIdvxtsanwbnd_3ij4rebrcg">
+            <w:hyperlink w:history="1" r:id="rIdbg_d0p1kbdqqmwlt-jtsk">
               <w:r>
                 <w:rPr>
                   <w:rFonts w:ascii="Arial" w:cs="Arial" w:eastAsia="Arial" w:hAnsi="Arial"/>
@@ -4094,7 +4094,7 @@
             <w:pPr>
               <w:spacing w:after="20" w:before="0"/>
             </w:pPr>
-            <w:hyperlink w:history="1" r:id="rId24pn9vp3l46osk4iswfo4">
+            <w:hyperlink w:history="1" r:id="rIdj1ezsjcbr34mujrdpfa0l">
               <w:r>
                 <w:rPr>
                   <w:rFonts w:ascii="Arial" w:cs="Arial" w:eastAsia="Arial" w:hAnsi="Arial"/>
@@ -4127,7 +4127,7 @@
               <w:spacing w:after="10" w:before="0"/>
               <w:ind w:left="120"/>
             </w:pPr>
-            <w:hyperlink w:history="1" r:id="rIdodl6bidtyd6csyjgs5ugm">
+            <w:hyperlink w:history="1" r:id="rId5qrhnt8sxxgrkk-ulx5mx">
               <w:r>
                 <w:rPr>
                   <w:rFonts w:ascii="Arial" w:cs="Arial" w:eastAsia="Arial" w:hAnsi="Arial"/>
@@ -4322,7 +4322,7 @@
             <w:pPr>
               <w:spacing w:after="20" w:before="0"/>
             </w:pPr>
-            <w:hyperlink w:history="1" r:id="rIdrxjwm5dplqlhcomkpl_ji">
+            <w:hyperlink w:history="1" r:id="rIdrwtgdqe7ya0chd4_b99e1">
               <w:r>
                 <w:rPr>
                   <w:rFonts w:ascii="Arial" w:cs="Arial" w:eastAsia="Arial" w:hAnsi="Arial"/>
@@ -4355,7 +4355,7 @@
               <w:spacing w:after="10" w:before="0"/>
               <w:ind w:left="120"/>
             </w:pPr>
-            <w:hyperlink w:history="1" r:id="rIdglcpbzcnds6nv6s84inqw">
+            <w:hyperlink w:history="1" r:id="rIdqkubgkexmgj4ddnp-wshv">
               <w:r>
                 <w:rPr>
                   <w:rFonts w:ascii="Arial" w:cs="Arial" w:eastAsia="Arial" w:hAnsi="Arial"/>
@@ -4400,7 +4400,7 @@
             <w:pPr>
               <w:spacing w:after="20" w:before="0"/>
             </w:pPr>
-            <w:hyperlink w:history="1" r:id="rIdw3dvqqu5d-emjpyq_n4i1">
+            <w:hyperlink w:history="1" r:id="rIdxpjyw5xa2eu1o8ibu0vct">
               <w:r>
                 <w:rPr>
                   <w:rFonts w:ascii="Arial" w:cs="Arial" w:eastAsia="Arial" w:hAnsi="Arial"/>
@@ -4433,7 +4433,7 @@
               <w:spacing w:after="10" w:before="0"/>
               <w:ind w:left="120"/>
             </w:pPr>
-            <w:hyperlink w:history="1" r:id="rIdw65ncqex4jl00znrm_f5a">
+            <w:hyperlink w:history="1" r:id="rIdvrlymosywt9n7nrdb_e0c">
               <w:r>
                 <w:rPr>
                   <w:rFonts w:ascii="Arial" w:cs="Arial" w:eastAsia="Arial" w:hAnsi="Arial"/>
@@ -4628,7 +4628,7 @@
             <w:pPr>
               <w:spacing w:after="20" w:before="0"/>
             </w:pPr>
-            <w:hyperlink w:history="1" r:id="rIdqbpy4nbo0ejxnwo6-f8-z">
+            <w:hyperlink w:history="1" r:id="rIdvvbcbazqpiezqrngfwpk8">
               <w:r>
                 <w:rPr>
                   <w:rFonts w:ascii="Arial" w:cs="Arial" w:eastAsia="Arial" w:hAnsi="Arial"/>
@@ -4661,7 +4661,7 @@
               <w:spacing w:after="10" w:before="0"/>
               <w:ind w:left="120"/>
             </w:pPr>
-            <w:hyperlink w:history="1" r:id="rIdclboiwct6-n31w5ouqo3j">
+            <w:hyperlink w:history="1" r:id="rId3v4lt859bpbwvxcynu7er">
               <w:r>
                 <w:rPr>
                   <w:rFonts w:ascii="Arial" w:cs="Arial" w:eastAsia="Arial" w:hAnsi="Arial"/>
@@ -4706,7 +4706,7 @@
             <w:pPr>
               <w:spacing w:after="20" w:before="0"/>
             </w:pPr>
-            <w:hyperlink w:history="1" r:id="rIdw4eywfjyertt1qmxiirrl">
+            <w:hyperlink w:history="1" r:id="rId7qr9xx2oeitdrqazcspue">
               <w:r>
                 <w:rPr>
                   <w:rFonts w:ascii="Arial" w:cs="Arial" w:eastAsia="Arial" w:hAnsi="Arial"/>
@@ -4739,7 +4739,7 @@
               <w:spacing w:after="10" w:before="0"/>
               <w:ind w:left="120"/>
             </w:pPr>
-            <w:hyperlink w:history="1" r:id="rIdbzkyqbn4awik6eyj0umi8">
+            <w:hyperlink w:history="1" r:id="rIdwjmfznvaual_hugyumiui">
               <w:r>
                 <w:rPr>
                   <w:rFonts w:ascii="Arial" w:cs="Arial" w:eastAsia="Arial" w:hAnsi="Arial"/>
@@ -4934,7 +4934,7 @@
             <w:pPr>
               <w:spacing w:after="20" w:before="0"/>
             </w:pPr>
-            <w:hyperlink w:history="1" r:id="rIdfiiumko-g7ssyb7nzcnja">
+            <w:hyperlink w:history="1" r:id="rIdnjp3o7lujiqxabflbeq-a">
               <w:r>
                 <w:rPr>
                   <w:rFonts w:ascii="Arial" w:cs="Arial" w:eastAsia="Arial" w:hAnsi="Arial"/>
@@ -4967,7 +4967,7 @@
               <w:spacing w:after="10" w:before="0"/>
               <w:ind w:left="120"/>
             </w:pPr>
-            <w:hyperlink w:history="1" r:id="rIds2jmgp0s3t9ky8sjr9q61">
+            <w:hyperlink w:history="1" r:id="rIdteonsid9gpgfot9cr2aai">
               <w:r>
                 <w:rPr>
                   <w:rFonts w:ascii="Arial" w:cs="Arial" w:eastAsia="Arial" w:hAnsi="Arial"/>
@@ -5012,7 +5012,7 @@
             <w:pPr>
               <w:spacing w:after="20" w:before="0"/>
             </w:pPr>
-            <w:hyperlink w:history="1" r:id="rIda5m_6t_bav9amr3msp3gk">
+            <w:hyperlink w:history="1" r:id="rIdiwyfjg-vnpe6q8ge3pssx">
               <w:r>
                 <w:rPr>
                   <w:rFonts w:ascii="Arial" w:cs="Arial" w:eastAsia="Arial" w:hAnsi="Arial"/>
@@ -5045,7 +5045,7 @@
               <w:spacing w:after="10" w:before="0"/>
               <w:ind w:left="120"/>
             </w:pPr>
-            <w:hyperlink w:history="1" r:id="rId73dxqjam-4luncfjpcgci">
+            <w:hyperlink w:history="1" r:id="rIdufrtfzkdzr-don3pynr2h">
               <w:r>
                 <w:rPr>
                   <w:rFonts w:ascii="Arial" w:cs="Arial" w:eastAsia="Arial" w:hAnsi="Arial"/>
@@ -5557,7 +5557,7 @@
         </w:rPr>
         <w:t xml:space="preserve">© 2026 SeaVuria and ARES. Aligned with KICD objectives. Developed by SeaVuria; technical implementation by ARES (with AI assistance from Claude). Licensed under </w:t>
       </w:r>
-      <w:hyperlink w:history="1" r:id="rIdmkpbnjpzjlsh-1rmdlyvu">
+      <w:hyperlink w:history="1" r:id="rId0sbq2ia3clug_bfdh6n-g">
         <w:r>
           <w:rPr>
             <w:rFonts w:ascii="Arial" w:cs="Arial" w:eastAsia="Arial" w:hAnsi="Arial"/>
@@ -5578,7 +5578,7 @@
         </w:rPr>
         <w:t xml:space="preserve"> (</w:t>
       </w:r>
-      <w:hyperlink w:history="1" r:id="rIdhcmswztbk4_xjcrj7amzm">
+      <w:hyperlink w:history="1" r:id="rIdor3ptv6l49t12yaaygmrc">
         <w:r>
           <w:rPr>
             <w:rFonts w:ascii="Arial" w:cs="Arial" w:eastAsia="Arial" w:hAnsi="Arial"/>
@@ -6149,7 +6149,7 @@
                 <w:sz w:val="18"/>
                 <w:szCs w:val="18"/>
               </w:rPr>
-              <w:t xml:space="preserve">In Lesson 1, learners computed the surface area of prisms and cylinders and began building their DQB around the anchoring phenomenon. In Lesson 2, they extend their evidence-gathering to curved solids — cones and spheres. By examining a conical roof turret found on Nairobi buildings and a spherical mandazi, learners derive the cone and sphere surface area formulae and add new evidence to their DQB, moving closer to explaining why the frustum tank at the Kisumu factory uses less metal than the composite cylinder-hemisphere tank.</w:t>
+              <w:t xml:space="preserve">In Lesson 1, learners computed the surface area of prisms and pyramids and began building their DQB around the anchoring phenomenon. In Lesson 2, they extend their evidence-gathering to curved solids — cones and spheres. By examining a conical roof turret found on Nairobi buildings and a spherical mandazi, learners derive the cone and sphere surface area formulae and add new evidence to their DQB, moving closer to explaining why the frustum tank at the Kisumu factory uses less metal than the composite cylinder-hemisphere tank.</w:t>
             </w:r>
           </w:p>
         </w:tc>
@@ -6591,7 +6591,7 @@
             <w:pPr>
               <w:spacing w:after="20" w:before="0"/>
             </w:pPr>
-            <w:hyperlink w:history="1" r:id="rIdl49s65thgrjisaodbvu7v">
+            <w:hyperlink w:history="1" r:id="rId6gocdoyqzltm58fjedpri">
               <w:r>
                 <w:rPr>
                   <w:rFonts w:ascii="Arial" w:cs="Arial" w:eastAsia="Arial" w:hAnsi="Arial"/>
@@ -6640,7 +6640,7 @@
               <w:spacing w:after="10" w:before="0"/>
               <w:ind w:left="120"/>
             </w:pPr>
-            <w:hyperlink w:history="1" r:id="rId2wivqxhfoiiijst3draoi">
+            <w:hyperlink w:history="1" r:id="rIda0fmowuuz5e2fgi2lu-iy">
               <w:r>
                 <w:rPr>
                   <w:rFonts w:ascii="Arial" w:cs="Arial" w:eastAsia="Arial" w:hAnsi="Arial"/>
@@ -6685,7 +6685,7 @@
             <w:pPr>
               <w:spacing w:after="20" w:before="0"/>
             </w:pPr>
-            <w:hyperlink w:history="1" r:id="rIdu3vqrgjuup4ed_p1gkqb9">
+            <w:hyperlink w:history="1" r:id="rIdt0ah-4hgo8ssex5cs7b03">
               <w:r>
                 <w:rPr>
                   <w:rFonts w:ascii="Arial" w:cs="Arial" w:eastAsia="Arial" w:hAnsi="Arial"/>
@@ -6718,7 +6718,7 @@
               <w:spacing w:after="10" w:before="0"/>
               <w:ind w:left="120"/>
             </w:pPr>
-            <w:hyperlink w:history="1" r:id="rId1hafvve_aeudjhm1pmxn7">
+            <w:hyperlink w:history="1" r:id="rIdxuyabvuq_nw9yfcfepcg6">
               <w:r>
                 <w:rPr>
                   <w:rFonts w:ascii="Arial" w:cs="Arial" w:eastAsia="Arial" w:hAnsi="Arial"/>
@@ -6913,7 +6913,7 @@
             <w:pPr>
               <w:spacing w:after="20" w:before="0"/>
             </w:pPr>
-            <w:hyperlink w:history="1" r:id="rId3ohlz3gn2teejh_kdjajl">
+            <w:hyperlink w:history="1" r:id="rIdwwkizxzmzwmoirmfsa7ox">
               <w:r>
                 <w:rPr>
                   <w:rFonts w:ascii="Arial" w:cs="Arial" w:eastAsia="Arial" w:hAnsi="Arial"/>
@@ -6962,7 +6962,7 @@
               <w:spacing w:after="10" w:before="0"/>
               <w:ind w:left="120"/>
             </w:pPr>
-            <w:hyperlink w:history="1" r:id="rIdkgncqrd4shfrttxzab2cv">
+            <w:hyperlink w:history="1" r:id="rId4ztuhqopbo8hqydxbodg7">
               <w:r>
                 <w:rPr>
                   <w:rFonts w:ascii="Arial" w:cs="Arial" w:eastAsia="Arial" w:hAnsi="Arial"/>
@@ -7007,7 +7007,7 @@
             <w:pPr>
               <w:spacing w:after="20" w:before="0"/>
             </w:pPr>
-            <w:hyperlink w:history="1" r:id="rIdunzni-2_qx-x3bhy22hfy">
+            <w:hyperlink w:history="1" r:id="rId6f_p5zomondyitls1zbww">
               <w:r>
                 <w:rPr>
                   <w:rFonts w:ascii="Arial" w:cs="Arial" w:eastAsia="Arial" w:hAnsi="Arial"/>
@@ -7040,7 +7040,7 @@
               <w:spacing w:after="10" w:before="0"/>
               <w:ind w:left="120"/>
             </w:pPr>
-            <w:hyperlink w:history="1" r:id="rIdlqvx-5zuaj7ihzq8o4m6s">
+            <w:hyperlink w:history="1" r:id="rIdlnrjlmxilshcscf0jigxq">
               <w:r>
                 <w:rPr>
                   <w:rFonts w:ascii="Arial" w:cs="Arial" w:eastAsia="Arial" w:hAnsi="Arial"/>
@@ -7235,7 +7235,7 @@
             <w:pPr>
               <w:spacing w:after="20" w:before="0"/>
             </w:pPr>
-            <w:hyperlink w:history="1" r:id="rIdbkhwmdu4vep-umbsq_qjy">
+            <w:hyperlink w:history="1" r:id="rIdw7b8_qkxptffkpa6ohfzi">
               <w:r>
                 <w:rPr>
                   <w:rFonts w:ascii="Arial" w:cs="Arial" w:eastAsia="Arial" w:hAnsi="Arial"/>
@@ -7284,7 +7284,7 @@
               <w:spacing w:after="10" w:before="0"/>
               <w:ind w:left="120"/>
             </w:pPr>
-            <w:hyperlink w:history="1" r:id="rIdvamqazns0ic8ozswb_asu">
+            <w:hyperlink w:history="1" r:id="rIdk8siahzx4sg-hgoocb8io">
               <w:r>
                 <w:rPr>
                   <w:rFonts w:ascii="Arial" w:cs="Arial" w:eastAsia="Arial" w:hAnsi="Arial"/>
@@ -7329,7 +7329,7 @@
             <w:pPr>
               <w:spacing w:after="20" w:before="0"/>
             </w:pPr>
-            <w:hyperlink w:history="1" r:id="rIdqp3rnossi94lspgaru6cc">
+            <w:hyperlink w:history="1" r:id="rIdeprblsuutubstxe_oudaa">
               <w:r>
                 <w:rPr>
                   <w:rFonts w:ascii="Arial" w:cs="Arial" w:eastAsia="Arial" w:hAnsi="Arial"/>
@@ -7362,7 +7362,7 @@
               <w:spacing w:after="10" w:before="0"/>
               <w:ind w:left="120"/>
             </w:pPr>
-            <w:hyperlink w:history="1" r:id="rIdtq2iiplhiu17osjvckgqa">
+            <w:hyperlink w:history="1" r:id="rIdf0yuy_3dghuiopmlyavtl">
               <w:r>
                 <w:rPr>
                   <w:rFonts w:ascii="Arial" w:cs="Arial" w:eastAsia="Arial" w:hAnsi="Arial"/>
@@ -7404,7 +7404,7 @@
                 <w:sz w:val="18"/>
                 <w:szCs w:val="18"/>
               </w:rPr>
-              <w:t xml:space="preserve">Learners apply their newly derived formulae to three structured problems set in Kenyan contexts, working individually then comparing with a partner: PROBLEM 1 (Cone): A craftsman in Nairobi is fabricating a decorative conical metal turret for a rooftop. The cone has base radius r = 0.7 m and slant height l = 1.22 m. Calculate the total surface area of the turret to determine how much metal sheet is needed. PROBLEM 2 (Sphere): A bakery in Kisumu uses a spherical mould to shape special occasion mandazi. The mould has a radius of 6 cm. Calculate the surface area of the mould to determine the amount of coating material required. PROBLEM 3 (Comparison — links to Lesson 1): Compare the total surface area of the Nairobi cone turret (Problem 1) with a cylinder of the same base radius (r = 0.7 m) and vertical height (h = 1.0 m) calculated in Lesson 1. Which requires less material? How does this connect to the Kisumu tank phenomenon? After individual work (12 min), a class discussion resolves Problem 3 and revisits the opening prediction tally.</w:t>
+              <w:t xml:space="preserve">Learners apply their newly derived formulae to three structured problems set in Kenyan contexts, working individually then comparing with a partner: PROBLEM 1 (Cone): A craftsman in Nairobi is fabricating a decorative conical metal turret for a rooftop. The cone has base radius r = 0.7 m and slant height l = 1.22 m. Calculate the total surface area of the turret to determine how much metal sheet is needed. PROBLEM 2 (Sphere): A bakery in Kisumu uses a spherical mould to shape special occasion mandazi. The mould has a radius of 6 cm. Calculate the surface area of the mould to determine the amount of coating material required. PROBLEM 3 (Comparison — links to Lesson 1): Compare the total surface area of the Nairobi cone turret (Problem 1) with a cylinder of the same base radius (r = 0.7 m) and vertical height (h = 1.0 m). Which requires less material? How does this connect to the Kisumu tank phenomenon? After individual work (12 min), a class discussion resolves Problem 3 and revisits the opening prediction tally.</w:t>
             </w:r>
           </w:p>
         </w:tc>
@@ -7557,7 +7557,7 @@
             <w:pPr>
               <w:spacing w:after="20" w:before="0"/>
             </w:pPr>
-            <w:hyperlink w:history="1" r:id="rIddhsu3vqoozdba7ndjxwbw">
+            <w:hyperlink w:history="1" r:id="rId2nmkteccllnowekdhoyax">
               <w:r>
                 <w:rPr>
                   <w:rFonts w:ascii="Arial" w:cs="Arial" w:eastAsia="Arial" w:hAnsi="Arial"/>
@@ -7606,7 +7606,7 @@
               <w:spacing w:after="10" w:before="0"/>
               <w:ind w:left="120"/>
             </w:pPr>
-            <w:hyperlink w:history="1" r:id="rId8po-qe3pqqmkzuhdjg7bk">
+            <w:hyperlink w:history="1" r:id="rId2tecbgow3kf1lwcibkp5c">
               <w:r>
                 <w:rPr>
                   <w:rFonts w:ascii="Arial" w:cs="Arial" w:eastAsia="Arial" w:hAnsi="Arial"/>
@@ -7651,7 +7651,7 @@
             <w:pPr>
               <w:spacing w:after="20" w:before="0"/>
             </w:pPr>
-            <w:hyperlink w:history="1" r:id="rIdu_ycua6lxo8f0pui5wxvg">
+            <w:hyperlink w:history="1" r:id="rIdezdnp3vmyoxj9qhkkbpo7">
               <w:r>
                 <w:rPr>
                   <w:rFonts w:ascii="Arial" w:cs="Arial" w:eastAsia="Arial" w:hAnsi="Arial"/>
@@ -7684,7 +7684,7 @@
               <w:spacing w:after="10" w:before="0"/>
               <w:ind w:left="120"/>
             </w:pPr>
-            <w:hyperlink w:history="1" r:id="rIdq5ewfdzu1ljmsg0_si1xg">
+            <w:hyperlink w:history="1" r:id="rIdoyhlnpdmntdb7qmil44pn">
               <w:r>
                 <w:rPr>
                   <w:rFonts w:ascii="Arial" w:cs="Arial" w:eastAsia="Arial" w:hAnsi="Arial"/>
@@ -7758,7 +7758,7 @@
                 <w:sz w:val="18"/>
                 <w:szCs w:val="18"/>
               </w:rPr>
-              <w:t xml:space="preserve">Say: 'Our Driving Question asks how shape determines how much material is needed. Look at our DQB from Lesson 1. We added evidence about cylinders and prisms. What new evidence can we add today — about cones and spheres?' Distribute sticky notes (or direct learners to their DQB pages). Say: 'Two sticky notes — one EVIDENCE, one NEW QUESTION. You have 3 minutes.' After 3 minutes, collect and post notes. Read 3 evidence notes aloud and ask the class: 'Is this good evidence for answering our Driving Question? Why?' [WAIT 10 seconds each.] Read 3 new question notes. Say: 'I can see some of you are already asking about the frustum — the exact shape of the second tank in Kisumu. That question is coming very soon in our sequence. Keep it on the board — we will answer it.'</w:t>
+              <w:t xml:space="preserve">Say: 'Our Driving Question asks how shape determines how much material is needed. Look at our DQB from Lesson 1. We added evidence about prisms and pyramids. What new evidence can we add today — about cones and spheres?' Distribute sticky notes (or direct learners to their DQB pages). Say: 'Two sticky notes — one EVIDENCE, one NEW QUESTION. You have 3 minutes.' After 3 minutes, collect and post notes. Read 3 evidence notes aloud and ask the class: 'Is this good evidence for answering our Driving Question? Why?' [WAIT 10 seconds each.] Read 3 new question notes. Say: 'I can see some of you are already asking about the frustum — the exact shape of the second tank in Kisumu. That question is coming very soon in our sequence. Keep it on the board — we will answer it.'</w:t>
             </w:r>
           </w:p>
         </w:tc>
@@ -7879,7 +7879,7 @@
             <w:pPr>
               <w:spacing w:after="20" w:before="0"/>
             </w:pPr>
-            <w:hyperlink w:history="1" r:id="rIdqsicdm09g_8hn-n9ykcwx">
+            <w:hyperlink w:history="1" r:id="rIdyoeaeomoqgcvuq9hu3rwj">
               <w:r>
                 <w:rPr>
                   <w:rFonts w:ascii="Arial" w:cs="Arial" w:eastAsia="Arial" w:hAnsi="Arial"/>
@@ -7928,7 +7928,7 @@
               <w:spacing w:after="10" w:before="0"/>
               <w:ind w:left="120"/>
             </w:pPr>
-            <w:hyperlink w:history="1" r:id="rIdwgcvaqv5w151jrr2fbmqr">
+            <w:hyperlink w:history="1" r:id="rIdek4qwnx__gkigl1r1g9d2">
               <w:r>
                 <w:rPr>
                   <w:rFonts w:ascii="Arial" w:cs="Arial" w:eastAsia="Arial" w:hAnsi="Arial"/>
@@ -7973,7 +7973,7 @@
             <w:pPr>
               <w:spacing w:after="20" w:before="0"/>
             </w:pPr>
-            <w:hyperlink w:history="1" r:id="rIdddonurfw91zkrw09uz_5m">
+            <w:hyperlink w:history="1" r:id="rIdzg_srnulcyhrdwltqwwdp">
               <w:r>
                 <w:rPr>
                   <w:rFonts w:ascii="Arial" w:cs="Arial" w:eastAsia="Arial" w:hAnsi="Arial"/>
@@ -8006,7 +8006,7 @@
               <w:spacing w:after="10" w:before="0"/>
               <w:ind w:left="120"/>
             </w:pPr>
-            <w:hyperlink w:history="1" r:id="rIdbj6qn0niln8tghjnllouj">
+            <w:hyperlink w:history="1" r:id="rIdmle-euw6bsfpvjnilv1vk">
               <w:r>
                 <w:rPr>
                   <w:rFonts w:ascii="Arial" w:cs="Arial" w:eastAsia="Arial" w:hAnsi="Arial"/>
@@ -8518,7 +8518,7 @@
         </w:rPr>
         <w:t xml:space="preserve">© 2026 SeaVuria and ARES. Aligned with KICD objectives. Developed by SeaVuria; technical implementation by ARES (with AI assistance from Claude). Licensed under </w:t>
       </w:r>
-      <w:hyperlink w:history="1" r:id="rIdafuxbhdnzbq449gm10hal">
+      <w:hyperlink w:history="1" r:id="rIdti-fkytrvghvgmh5sgvkl">
         <w:r>
           <w:rPr>
             <w:rFonts w:ascii="Arial" w:cs="Arial" w:eastAsia="Arial" w:hAnsi="Arial"/>
@@ -8539,7 +8539,7 @@
         </w:rPr>
         <w:t xml:space="preserve"> (</w:t>
       </w:r>
-      <w:hyperlink w:history="1" r:id="rIdszfvuh4j9myi1pbvtmhdc">
+      <w:hyperlink w:history="1" r:id="rIdhinoeocxoszrfsxnkq8nx">
         <w:r>
           <w:rPr>
             <w:rFonts w:ascii="Arial" w:cs="Arial" w:eastAsia="Arial" w:hAnsi="Arial"/>
@@ -9110,7 +9110,7 @@
                 <w:sz w:val="18"/>
                 <w:szCs w:val="18"/>
               </w:rPr>
-              <w:t xml:space="preserve">In Lesson 1, learners calculated the surface area of the composite cylinder-hemisphere tank. In Lesson 2, they explored how volume is conserved across different shapes. Now in Lesson 3, learners turn their attention to the frustum-shaped tank — the tank that puzzled them by using less metal. By deriving and applying the frustum surface area formula, learners gather the critical piece of evidence needed to explain why the frustum tank is cheaper to manufacture than the composite tank, even though both hold 5,000 litres.</w:t>
+              <w:t xml:space="preserve">In Lesson 1, learners met the two tanks and calculated the surface area of prisms and pyramids. In Lesson 2, they derived surface area formulae for cones and spheres. Now in Lesson 3, learners turn their attention to the frustum-shaped tank — the tank that puzzled them by using less metal. By deriving and applying the frustum surface area formula, learners gather the critical piece of evidence needed to explain why the frustum tank is cheaper to manufacture than the composite tank, even though both hold 5,000 litres.</w:t>
             </w:r>
           </w:p>
         </w:tc>
@@ -9569,7 +9569,7 @@
               <w:spacing w:after="10" w:before="0"/>
               <w:ind w:left="120"/>
             </w:pPr>
-            <w:hyperlink w:history="1" r:id="rId_dl4larmw4570rjzy6gkn">
+            <w:hyperlink w:history="1" r:id="rIdswibcuwy_eiyomxl3afuo">
               <w:r>
                 <w:rPr>
                   <w:rFonts w:ascii="Arial" w:cs="Arial" w:eastAsia="Arial" w:hAnsi="Arial"/>
@@ -9629,7 +9629,7 @@
             <w:pPr>
               <w:spacing w:after="20" w:before="0"/>
             </w:pPr>
-            <w:hyperlink w:history="1" r:id="rIdpsspkts8_z6teg3yxfbsm">
+            <w:hyperlink w:history="1" r:id="rIdsokjt4zkhtffuaz_cberf">
               <w:r>
                 <w:rPr>
                   <w:rFonts w:ascii="Arial" w:cs="Arial" w:eastAsia="Arial" w:hAnsi="Arial"/>
@@ -9678,7 +9678,7 @@
               <w:spacing w:after="10" w:before="0"/>
               <w:ind w:left="120"/>
             </w:pPr>
-            <w:hyperlink w:history="1" r:id="rIddstmjbmnxhccowskjrvff">
+            <w:hyperlink w:history="1" r:id="rIdxjmporddjt1g3mjzh0ibt">
               <w:r>
                 <w:rPr>
                   <w:rFonts w:ascii="Arial" w:cs="Arial" w:eastAsia="Arial" w:hAnsi="Arial"/>
@@ -9890,7 +9890,7 @@
               <w:spacing w:after="10" w:before="0"/>
               <w:ind w:left="120"/>
             </w:pPr>
-            <w:hyperlink w:history="1" r:id="rIdjwu3nsgkeytp97q3zspub">
+            <w:hyperlink w:history="1" r:id="rIdzv0hivqp-_d5cf9aipkv-">
               <w:r>
                 <w:rPr>
                   <w:rFonts w:ascii="Arial" w:cs="Arial" w:eastAsia="Arial" w:hAnsi="Arial"/>
@@ -9950,7 +9950,7 @@
             <w:pPr>
               <w:spacing w:after="20" w:before="0"/>
             </w:pPr>
-            <w:hyperlink w:history="1" r:id="rIddixmgniei4vayoay_q5qh">
+            <w:hyperlink w:history="1" r:id="rIda0-n4asaen7w5tegahfwv">
               <w:r>
                 <w:rPr>
                   <w:rFonts w:ascii="Arial" w:cs="Arial" w:eastAsia="Arial" w:hAnsi="Arial"/>
@@ -9999,7 +9999,7 @@
               <w:spacing w:after="10" w:before="0"/>
               <w:ind w:left="120"/>
             </w:pPr>
-            <w:hyperlink w:history="1" r:id="rIdu8bfaiot0ygnkraiia0cf">
+            <w:hyperlink w:history="1" r:id="rIdspsqwpnkvgcx3tqtpwzjh">
               <w:r>
                 <w:rPr>
                   <w:rFonts w:ascii="Arial" w:cs="Arial" w:eastAsia="Arial" w:hAnsi="Arial"/>
@@ -10211,7 +10211,7 @@
               <w:spacing w:after="10" w:before="0"/>
               <w:ind w:left="120"/>
             </w:pPr>
-            <w:hyperlink w:history="1" r:id="rId1abv1e9k5r_bo38obu0zs">
+            <w:hyperlink w:history="1" r:id="rIdl9mswncjqfxjdpitvlhvj">
               <w:r>
                 <w:rPr>
                   <w:rFonts w:ascii="Arial" w:cs="Arial" w:eastAsia="Arial" w:hAnsi="Arial"/>
@@ -10271,7 +10271,7 @@
             <w:pPr>
               <w:spacing w:after="20" w:before="0"/>
             </w:pPr>
-            <w:hyperlink w:history="1" r:id="rId1ch6fyvvmuyjxu7xpnlwk">
+            <w:hyperlink w:history="1" r:id="rIdjh2_3fardf7ts136ogifv">
               <w:r>
                 <w:rPr>
                   <w:rFonts w:ascii="Arial" w:cs="Arial" w:eastAsia="Arial" w:hAnsi="Arial"/>
@@ -10320,7 +10320,7 @@
               <w:spacing w:after="10" w:before="0"/>
               <w:ind w:left="120"/>
             </w:pPr>
-            <w:hyperlink w:history="1" r:id="rIdq93fdledegvzsgeioifbj">
+            <w:hyperlink w:history="1" r:id="rIdoxwm-e1zz1uhuktm7lg97">
               <w:r>
                 <w:rPr>
                   <w:rFonts w:ascii="Arial" w:cs="Arial" w:eastAsia="Arial" w:hAnsi="Arial"/>
@@ -10532,7 +10532,7 @@
               <w:spacing w:after="10" w:before="0"/>
               <w:ind w:left="120"/>
             </w:pPr>
-            <w:hyperlink w:history="1" r:id="rIdgwue5tpc9qfxi9r9vst0p">
+            <w:hyperlink w:history="1" r:id="rIddkbnn6zgqr3f3lu56-t0t">
               <w:r>
                 <w:rPr>
                   <w:rFonts w:ascii="Arial" w:cs="Arial" w:eastAsia="Arial" w:hAnsi="Arial"/>
@@ -10592,7 +10592,7 @@
             <w:pPr>
               <w:spacing w:after="20" w:before="0"/>
             </w:pPr>
-            <w:hyperlink w:history="1" r:id="rIdvmwjtlx_b_jh7dqvqgcso">
+            <w:hyperlink w:history="1" r:id="rId9bileiqy_rskp2ha6ugmh">
               <w:r>
                 <w:rPr>
                   <w:rFonts w:ascii="Arial" w:cs="Arial" w:eastAsia="Arial" w:hAnsi="Arial"/>
@@ -10641,7 +10641,7 @@
               <w:spacing w:after="10" w:before="0"/>
               <w:ind w:left="120"/>
             </w:pPr>
-            <w:hyperlink w:history="1" r:id="rId09kfibf9tsc58yiklesmc">
+            <w:hyperlink w:history="1" r:id="rIdx_kxkytmtcl3mnehzocw8">
               <w:r>
                 <w:rPr>
                   <w:rFonts w:ascii="Arial" w:cs="Arial" w:eastAsia="Arial" w:hAnsi="Arial"/>
@@ -10715,7 +10715,7 @@
                 <w:sz w:val="18"/>
                 <w:szCs w:val="18"/>
               </w:rPr>
-              <w:t xml:space="preserve">Say: 'Look at our Driving Question Board. In Lesson 1 we posted evidence about the composite tank. In Lesson 2 we posted evidence about volume. What new evidence can we post today?' WAIT TIME 10 seconds. Distribute sticky notes. Say: 'Write ONE piece of evidence — something you can now calculate that you could not before — and ONE new question your work today raised. You have 3 minutes.' After writing: invite 4 learners (cold-call) to read their evidence note aloud before posting it. Ask the class: 'Where should this go on the board? Does it help us answer the driving question directly, or does it raise a new sub-question?' Use a red marker to draw arrows from today's evidence notes to the main driving question card. Say: 'We are building a case. Every lesson adds another brick. What shape are we still missing from our investigation?' (Prompt learners to anticipate upcoming lessons on spheres or composite solids.)</w:t>
+              <w:t xml:space="preserve">Say: 'Look at our Driving Question Board. In Lesson 1 we posted evidence about prisms and pyramids. In Lesson 2 we posted evidence about cones and spheres. What new evidence can we post today?' WAIT TIME 10 seconds. Distribute sticky notes. Say: 'Write ONE piece of evidence — something you can now calculate that you could not before — and ONE new question your work today raised. You have 3 minutes.' After writing: invite 4 learners (cold-call) to read their evidence note aloud before posting it. Ask the class: 'Where should this go on the board? Does it help us answer the driving question directly, or does it raise a new sub-question?' Use a red marker to draw arrows from today's evidence notes to the main driving question card. Say: 'We are building a case. Every lesson adds another brick. What shape are we still missing from our investigation?' (Prompt learners to anticipate upcoming lessons on spheres or composite solids.)</w:t>
             </w:r>
           </w:p>
         </w:tc>
@@ -10853,7 +10853,7 @@
               <w:spacing w:after="10" w:before="0"/>
               <w:ind w:left="120"/>
             </w:pPr>
-            <w:hyperlink w:history="1" r:id="rIdzhmajfq1jcxmuzxw5dxnt">
+            <w:hyperlink w:history="1" r:id="rIdkzc1tfjbansgvmpl13rqo">
               <w:r>
                 <w:rPr>
                   <w:rFonts w:ascii="Arial" w:cs="Arial" w:eastAsia="Arial" w:hAnsi="Arial"/>
@@ -10913,7 +10913,7 @@
             <w:pPr>
               <w:spacing w:after="20" w:before="0"/>
             </w:pPr>
-            <w:hyperlink w:history="1" r:id="rIdfghgxrgxqe5a-2mj2l0xm">
+            <w:hyperlink w:history="1" r:id="rIdwwa3ow1ehw3uh8_ukmcw1">
               <w:r>
                 <w:rPr>
                   <w:rFonts w:ascii="Arial" w:cs="Arial" w:eastAsia="Arial" w:hAnsi="Arial"/>
@@ -10962,7 +10962,7 @@
               <w:spacing w:after="10" w:before="0"/>
               <w:ind w:left="120"/>
             </w:pPr>
-            <w:hyperlink w:history="1" r:id="rIdsa42ri7tve9eaf1mukaik">
+            <w:hyperlink w:history="1" r:id="rIdhtbnsftve38ayn4jdv8al">
               <w:r>
                 <w:rPr>
                   <w:rFonts w:ascii="Arial" w:cs="Arial" w:eastAsia="Arial" w:hAnsi="Arial"/>
@@ -11474,7 +11474,7 @@
         </w:rPr>
         <w:t xml:space="preserve">© 2026 SeaVuria and ARES. Aligned with KICD objectives. Developed by SeaVuria; technical implementation by ARES (with AI assistance from Claude). Licensed under </w:t>
       </w:r>
-      <w:hyperlink w:history="1" r:id="rIdkaj0af7xwq-yjyik6srnz">
+      <w:hyperlink w:history="1" r:id="rIdeopy57ysywwnmb_iyogha">
         <w:r>
           <w:rPr>
             <w:rFonts w:ascii="Arial" w:cs="Arial" w:eastAsia="Arial" w:hAnsi="Arial"/>
@@ -11495,7 +11495,7 @@
         </w:rPr>
         <w:t xml:space="preserve"> (</w:t>
       </w:r>
-      <w:hyperlink w:history="1" r:id="rId9eu-ukrywfbjseuvyjkd2">
+      <w:hyperlink w:history="1" r:id="rIdeukdsodljuprm1t12upt9">
         <w:r>
           <w:rPr>
             <w:rFonts w:ascii="Arial" w:cs="Arial" w:eastAsia="Arial" w:hAnsi="Arial"/>
@@ -12508,7 +12508,7 @@
             <w:pPr>
               <w:spacing w:after="20" w:before="0"/>
             </w:pPr>
-            <w:hyperlink w:history="1" r:id="rIdnnsqmsbwkqnfidvysd9uz">
+            <w:hyperlink w:history="1" r:id="rIdeol6zwmfzcq0u0jf2toc5">
               <w:r>
                 <w:rPr>
                   <w:rFonts w:ascii="Arial" w:cs="Arial" w:eastAsia="Arial" w:hAnsi="Arial"/>
@@ -12557,7 +12557,7 @@
               <w:spacing w:after="10" w:before="0"/>
               <w:ind w:left="120"/>
             </w:pPr>
-            <w:hyperlink w:history="1" r:id="rIdqqjnwntt1k3wfdnzlcbya">
+            <w:hyperlink w:history="1" r:id="rId0juuasnansikqmg-ylw16">
               <w:r>
                 <w:rPr>
                   <w:rFonts w:ascii="Arial" w:cs="Arial" w:eastAsia="Arial" w:hAnsi="Arial"/>
@@ -12602,7 +12602,7 @@
             <w:pPr>
               <w:spacing w:after="20" w:before="0"/>
             </w:pPr>
-            <w:hyperlink w:history="1" r:id="rIdtybhx-fkzofzibxhys5j-">
+            <w:hyperlink w:history="1" r:id="rIdqucih1x2yea5-f7xvbice">
               <w:r>
                 <w:rPr>
                   <w:rFonts w:ascii="Arial" w:cs="Arial" w:eastAsia="Arial" w:hAnsi="Arial"/>
@@ -12651,7 +12651,7 @@
               <w:spacing w:after="10" w:before="0"/>
               <w:ind w:left="120"/>
             </w:pPr>
-            <w:hyperlink w:history="1" r:id="rIdpw9jbywxecezpzvw73mxf">
+            <w:hyperlink w:history="1" r:id="rIdv78tybwtjm19ggv-v9376">
               <w:r>
                 <w:rPr>
                   <w:rFonts w:ascii="Arial" w:cs="Arial" w:eastAsia="Arial" w:hAnsi="Arial"/>
@@ -12846,7 +12846,7 @@
             <w:pPr>
               <w:spacing w:after="20" w:before="0"/>
             </w:pPr>
-            <w:hyperlink w:history="1" r:id="rIdj4zrtm7gcmda0__4ppcpc">
+            <w:hyperlink w:history="1" r:id="rIdejam5kb6fk6gjbrsz93gb">
               <w:r>
                 <w:rPr>
                   <w:rFonts w:ascii="Arial" w:cs="Arial" w:eastAsia="Arial" w:hAnsi="Arial"/>
@@ -12895,7 +12895,7 @@
               <w:spacing w:after="10" w:before="0"/>
               <w:ind w:left="120"/>
             </w:pPr>
-            <w:hyperlink w:history="1" r:id="rId1yniswjrvkv2hxl0k9xlf">
+            <w:hyperlink w:history="1" r:id="rId8mlmduqdbpwtsmjx6tk_4">
               <w:r>
                 <w:rPr>
                   <w:rFonts w:ascii="Arial" w:cs="Arial" w:eastAsia="Arial" w:hAnsi="Arial"/>
@@ -12940,7 +12940,7 @@
             <w:pPr>
               <w:spacing w:after="20" w:before="0"/>
             </w:pPr>
-            <w:hyperlink w:history="1" r:id="rIdhf0h2ggzdxtji8ch2hdo5">
+            <w:hyperlink w:history="1" r:id="rId3hiqhjyiyf7-xphne3l1m">
               <w:r>
                 <w:rPr>
                   <w:rFonts w:ascii="Arial" w:cs="Arial" w:eastAsia="Arial" w:hAnsi="Arial"/>
@@ -12989,7 +12989,7 @@
               <w:spacing w:after="10" w:before="0"/>
               <w:ind w:left="120"/>
             </w:pPr>
-            <w:hyperlink w:history="1" r:id="rIdkrw4jpczo0xbodpys00sv">
+            <w:hyperlink w:history="1" r:id="rId2dfmw9dou0xfcxysxfin_">
               <w:r>
                 <w:rPr>
                   <w:rFonts w:ascii="Arial" w:cs="Arial" w:eastAsia="Arial" w:hAnsi="Arial"/>
@@ -13184,7 +13184,7 @@
             <w:pPr>
               <w:spacing w:after="20" w:before="0"/>
             </w:pPr>
-            <w:hyperlink w:history="1" r:id="rId9keeyihxk0jfnhgy9dxl_">
+            <w:hyperlink w:history="1" r:id="rIdy8kjfx-__e1gyxp_9pyuo">
               <w:r>
                 <w:rPr>
                   <w:rFonts w:ascii="Arial" w:cs="Arial" w:eastAsia="Arial" w:hAnsi="Arial"/>
@@ -13233,7 +13233,7 @@
               <w:spacing w:after="10" w:before="0"/>
               <w:ind w:left="120"/>
             </w:pPr>
-            <w:hyperlink w:history="1" r:id="rIdiqug8iacjlaleqzcf_crf">
+            <w:hyperlink w:history="1" r:id="rId5qrv30w2lvfwcfa_bygho">
               <w:r>
                 <w:rPr>
                   <w:rFonts w:ascii="Arial" w:cs="Arial" w:eastAsia="Arial" w:hAnsi="Arial"/>
@@ -13278,7 +13278,7 @@
             <w:pPr>
               <w:spacing w:after="20" w:before="0"/>
             </w:pPr>
-            <w:hyperlink w:history="1" r:id="rIdtem9pb4nyydnj1kloiomq">
+            <w:hyperlink w:history="1" r:id="rIdt_xinylqzodhv-lvwqlkw">
               <w:r>
                 <w:rPr>
                   <w:rFonts w:ascii="Arial" w:cs="Arial" w:eastAsia="Arial" w:hAnsi="Arial"/>
@@ -13327,7 +13327,7 @@
               <w:spacing w:after="10" w:before="0"/>
               <w:ind w:left="120"/>
             </w:pPr>
-            <w:hyperlink w:history="1" r:id="rIdxjn58zl-oua0s7qearmbo">
+            <w:hyperlink w:history="1" r:id="rId97spl-nyrgmdnywubt3ae">
               <w:r>
                 <w:rPr>
                   <w:rFonts w:ascii="Arial" w:cs="Arial" w:eastAsia="Arial" w:hAnsi="Arial"/>
@@ -13522,7 +13522,7 @@
             <w:pPr>
               <w:spacing w:after="20" w:before="0"/>
             </w:pPr>
-            <w:hyperlink w:history="1" r:id="rIdzu3eqfhlh3isogmyhaxhh">
+            <w:hyperlink w:history="1" r:id="rIdn3h2jmbkgdmewxgbdvfjx">
               <w:r>
                 <w:rPr>
                   <w:rFonts w:ascii="Arial" w:cs="Arial" w:eastAsia="Arial" w:hAnsi="Arial"/>
@@ -13571,7 +13571,7 @@
               <w:spacing w:after="10" w:before="0"/>
               <w:ind w:left="120"/>
             </w:pPr>
-            <w:hyperlink w:history="1" r:id="rIdcu8h3vag7fwmdxuesdvq2">
+            <w:hyperlink w:history="1" r:id="rIddwaxrxhfhynnbzxdafetm">
               <w:r>
                 <w:rPr>
                   <w:rFonts w:ascii="Arial" w:cs="Arial" w:eastAsia="Arial" w:hAnsi="Arial"/>
@@ -13616,7 +13616,7 @@
             <w:pPr>
               <w:spacing w:after="20" w:before="0"/>
             </w:pPr>
-            <w:hyperlink w:history="1" r:id="rId5qkgn4abn58bq0tbguk2z">
+            <w:hyperlink w:history="1" r:id="rIdqcbtqtyxqmpg4lddllsb5">
               <w:r>
                 <w:rPr>
                   <w:rFonts w:ascii="Arial" w:cs="Arial" w:eastAsia="Arial" w:hAnsi="Arial"/>
@@ -13665,7 +13665,7 @@
               <w:spacing w:after="10" w:before="0"/>
               <w:ind w:left="120"/>
             </w:pPr>
-            <w:hyperlink w:history="1" r:id="rId2holxcsgberrx2e0ds1ut">
+            <w:hyperlink w:history="1" r:id="rId9pjnsk40_vq0dsgwk3vhj">
               <w:r>
                 <w:rPr>
                   <w:rFonts w:ascii="Arial" w:cs="Arial" w:eastAsia="Arial" w:hAnsi="Arial"/>
@@ -13860,7 +13860,7 @@
             <w:pPr>
               <w:spacing w:after="20" w:before="0"/>
             </w:pPr>
-            <w:hyperlink w:history="1" r:id="rIdw9z0zgg8ffdrlzkwjj8u5">
+            <w:hyperlink w:history="1" r:id="rIdb_f90brzcfzhu8j2y1nvv">
               <w:r>
                 <w:rPr>
                   <w:rFonts w:ascii="Arial" w:cs="Arial" w:eastAsia="Arial" w:hAnsi="Arial"/>
@@ -13909,7 +13909,7 @@
               <w:spacing w:after="10" w:before="0"/>
               <w:ind w:left="120"/>
             </w:pPr>
-            <w:hyperlink w:history="1" r:id="rIdqe5m_gyaaannvij5eb5gr">
+            <w:hyperlink w:history="1" r:id="rIdyam9dolxssj68eiwsaskk">
               <w:r>
                 <w:rPr>
                   <w:rFonts w:ascii="Arial" w:cs="Arial" w:eastAsia="Arial" w:hAnsi="Arial"/>
@@ -13954,7 +13954,7 @@
             <w:pPr>
               <w:spacing w:after="20" w:before="0"/>
             </w:pPr>
-            <w:hyperlink w:history="1" r:id="rIdznoc1vmr7eulczxhagoef">
+            <w:hyperlink w:history="1" r:id="rIdo5bas8tgpzalc-ofamezj">
               <w:r>
                 <w:rPr>
                   <w:rFonts w:ascii="Arial" w:cs="Arial" w:eastAsia="Arial" w:hAnsi="Arial"/>
@@ -14003,7 +14003,7 @@
               <w:spacing w:after="10" w:before="0"/>
               <w:ind w:left="120"/>
             </w:pPr>
-            <w:hyperlink w:history="1" r:id="rIds3deabza_bvdrw4vjnn-z">
+            <w:hyperlink w:history="1" r:id="rIdmohyqlee01ihjhppx91vy">
               <w:r>
                 <w:rPr>
                   <w:rFonts w:ascii="Arial" w:cs="Arial" w:eastAsia="Arial" w:hAnsi="Arial"/>
@@ -14515,7 +14515,7 @@
         </w:rPr>
         <w:t xml:space="preserve">© 2026 SeaVuria and ARES. Aligned with KICD objectives. Developed by SeaVuria; technical implementation by ARES (with AI assistance from Claude). Licensed under </w:t>
       </w:r>
-      <w:hyperlink w:history="1" r:id="rId7rtlmnhmmi3s8dk8o0sfb">
+      <w:hyperlink w:history="1" r:id="rIdlurx2xemp5guc3ckfbr_s">
         <w:r>
           <w:rPr>
             <w:rFonts w:ascii="Arial" w:cs="Arial" w:eastAsia="Arial" w:hAnsi="Arial"/>
@@ -14536,7 +14536,7 @@
         </w:rPr>
         <w:t xml:space="preserve"> (</w:t>
       </w:r>
-      <w:hyperlink w:history="1" r:id="rIdipr8hyaxy0oqmbgrp12ui">
+      <w:hyperlink w:history="1" r:id="rIduqneysm9lu97fgj0ii47g">
         <w:r>
           <w:rPr>
             <w:rFonts w:ascii="Arial" w:cs="Arial" w:eastAsia="Arial" w:hAnsi="Arial"/>
@@ -14909,7 +14909,7 @@
                 <w:sz w:val="18"/>
                 <w:szCs w:val="18"/>
               </w:rPr>
-              <w:t xml:space="preserve">By the end of the lesson, learners should be able to: (a) identify the component solids in a composite solid and label each exposed surface region; (b) determine which faces are hidden at junctions and subtract their areas correctly; (c) calculate the total surface area of composite solids including the cylinder-hemisphere tank; (d) compare the surface area of the cylinder-hemisphere tank with that of the frustum tank (from Lessons 3–4) holding the same volume.</w:t>
+              <w:t xml:space="preserve">By the end of the lesson, learners should be able to: (a) identify the component solids in a composite solid and label each exposed surface region; (b) determine which faces are hidden at junctions and subtract their areas correctly; (c) calculate the total surface area of composite solids including the cylinder-hemisphere tank; (d) compare the surface area of the cylinder-hemisphere tank with that of the frustum tank (from Lesson 3) holding the same volume.</w:t>
             </w:r>
           </w:p>
         </w:tc>
@@ -15107,7 +15107,7 @@
                 <w:sz w:val="18"/>
                 <w:szCs w:val="18"/>
               </w:rPr>
-              <w:t xml:space="preserve">In Lessons 3 and 4, learners calculated the surface area and volume of the frustum-shaped tank. In Lesson 5, they now turn their attention to the other tank at the Kisumu factory — the composite cylinder-hemisphere tank. By computing its surface area and comparing it with the frustum's surface area (same volume, 5,000 L), learners gather critical evidence to answer why the factory's frustum tank uses noticeably less metal sheet. This lesson is the pivot point in the evidence-gathering sequence: learners for the first time have surface area figures for BOTH tanks in front of them.</w:t>
+              <w:t xml:space="preserve">In Lesson 3, learners calculated the surface area of the frustum-shaped tank. In Lesson 5, they now turn their attention to the other tank at the Kisumu factory — the composite cylinder-hemisphere tank. By computing its surface area and comparing it with the frustum's surface area (same volume, 5,000 L), learners gather critical evidence to answer why the factory's frustum tank uses noticeably less metal sheet. This lesson is the pivot point in the evidence-gathering sequence: learners for the first time have surface area figures for BOTH tanks in front of them.</w:t>
             </w:r>
           </w:p>
         </w:tc>
@@ -15266,7 +15266,7 @@
                 <w:sz w:val="18"/>
                 <w:szCs w:val="18"/>
               </w:rPr>
-              <w:t xml:space="preserve">Lesson 5 of 10 in the evidence-gathering sequence for the anchoring phenomenon (Kisumu water tank factory). Learners open by predicting whether the cylinder-hemisphere composite tank will have a larger or smaller surface area than the frustum tank they computed in Lessons 3–4. They then watch a focused YouTube video segment on the systematic strategy for finding the surface area of composite solids (identify components → subtract hidden faces → sum exposed surfaces). Using this strategy, they work through two applications: (1) a Kericho tea canister (cylinder + cone lid) as a scaffolded practice context, and (2) the cylinder-hemisphere water tank from the anchoring phenomenon, using the same volume-equivalent dimensions established in previous lessons. Learners record both surface area results and compare them directly to the frustum surface area, updating the Driving Question Board with new evidence. The lesson closes with a cumulative model revision in which learners annotate a diagram of both tanks showing where material is 'saved' or 'added' by shape choice.</w:t>
+              <w:t xml:space="preserve">Lesson 5 of 10 in the evidence-gathering sequence for the anchoring phenomenon (Kisumu water tank factory). Learners open by predicting whether the cylinder-hemisphere composite tank will have a larger or smaller surface area than the frustum tank they computed in Lesson 3. They then watch a focused YouTube video segment on the systematic strategy for finding the surface area of composite solids (identify components → subtract hidden faces → sum exposed surfaces). Using this strategy, they work through two applications: (1) a Kericho tea canister (cylinder + cone lid) as a scaffolded practice context, and (2) the cylinder-hemisphere water tank from the anchoring phenomenon, using the same volume-equivalent dimensions established in previous lessons. Learners record both surface area results and compare them directly to the frustum surface area, updating the Driving Question Board with new evidence. The lesson closes with a cumulative model revision in which learners annotate a diagram of both tanks showing where material is 'saved' or 'added' by shape choice.</w:t>
             </w:r>
           </w:p>
         </w:tc>
@@ -15549,7 +15549,7 @@
             <w:pPr>
               <w:spacing w:after="20" w:before="0"/>
             </w:pPr>
-            <w:hyperlink w:history="1" r:id="rIdsmq-9vhz9t2vpudhjjmsl">
+            <w:hyperlink w:history="1" r:id="rIdxakiagleahrsy6koimrms">
               <w:r>
                 <w:rPr>
                   <w:rFonts w:ascii="Arial" w:cs="Arial" w:eastAsia="Arial" w:hAnsi="Arial"/>
@@ -15582,7 +15582,7 @@
               <w:spacing w:after="10" w:before="0"/>
               <w:ind w:left="120"/>
             </w:pPr>
-            <w:hyperlink w:history="1" r:id="rIdjmcmgu-b4sqratt82abfx">
+            <w:hyperlink w:history="1" r:id="rIdyubmhr_zae8btbzjnm9ps">
               <w:r>
                 <w:rPr>
                   <w:rFonts w:ascii="Arial" w:cs="Arial" w:eastAsia="Arial" w:hAnsi="Arial"/>
@@ -15627,7 +15627,7 @@
             <w:pPr>
               <w:spacing w:after="20" w:before="0"/>
             </w:pPr>
-            <w:hyperlink w:history="1" r:id="rIdmzcisspftzbaofhe10m2w">
+            <w:hyperlink w:history="1" r:id="rIdrruq2xe948rvpp_k0quzx">
               <w:r>
                 <w:rPr>
                   <w:rFonts w:ascii="Arial" w:cs="Arial" w:eastAsia="Arial" w:hAnsi="Arial"/>
@@ -15660,7 +15660,7 @@
               <w:spacing w:after="10" w:before="0"/>
               <w:ind w:left="120"/>
             </w:pPr>
-            <w:hyperlink w:history="1" r:id="rIdrv5abqisjpwwdu5ngzi8o">
+            <w:hyperlink w:history="1" r:id="rId2pu-nhr4bv8vfdickyqh0">
               <w:r>
                 <w:rPr>
                   <w:rFonts w:ascii="Arial" w:cs="Arial" w:eastAsia="Arial" w:hAnsi="Arial"/>
@@ -15855,7 +15855,7 @@
             <w:pPr>
               <w:spacing w:after="20" w:before="0"/>
             </w:pPr>
-            <w:hyperlink w:history="1" r:id="rIdmzpnptxr_28hlc__uo5e2">
+            <w:hyperlink w:history="1" r:id="rIdgaxvozmghpzonkarctndy">
               <w:r>
                 <w:rPr>
                   <w:rFonts w:ascii="Arial" w:cs="Arial" w:eastAsia="Arial" w:hAnsi="Arial"/>
@@ -15888,7 +15888,7 @@
               <w:spacing w:after="10" w:before="0"/>
               <w:ind w:left="120"/>
             </w:pPr>
-            <w:hyperlink w:history="1" r:id="rIdqbwqrng6ddftbgsqsrgg7">
+            <w:hyperlink w:history="1" r:id="rIdxv35gssm2gqxtlhpdlbhk">
               <w:r>
                 <w:rPr>
                   <w:rFonts w:ascii="Arial" w:cs="Arial" w:eastAsia="Arial" w:hAnsi="Arial"/>
@@ -15933,7 +15933,7 @@
             <w:pPr>
               <w:spacing w:after="20" w:before="0"/>
             </w:pPr>
-            <w:hyperlink w:history="1" r:id="rIdylti_lukv4djgdo5fbvhw">
+            <w:hyperlink w:history="1" r:id="rIdc72gbjdarut-incyjbfj7">
               <w:r>
                 <w:rPr>
                   <w:rFonts w:ascii="Arial" w:cs="Arial" w:eastAsia="Arial" w:hAnsi="Arial"/>
@@ -15966,7 +15966,7 @@
               <w:spacing w:after="10" w:before="0"/>
               <w:ind w:left="120"/>
             </w:pPr>
-            <w:hyperlink w:history="1" r:id="rIdlfwxd4qw7yjgbt45d8wii">
+            <w:hyperlink w:history="1" r:id="rIdii9_iskfgsa6hp1o18rmt">
               <w:r>
                 <w:rPr>
                   <w:rFonts w:ascii="Arial" w:cs="Arial" w:eastAsia="Arial" w:hAnsi="Arial"/>
@@ -16161,7 +16161,7 @@
             <w:pPr>
               <w:spacing w:after="20" w:before="0"/>
             </w:pPr>
-            <w:hyperlink w:history="1" r:id="rId0-uf4jbrhck6qd8598acp">
+            <w:hyperlink w:history="1" r:id="rId5t3-cq9dm2rjyppsiy7bs">
               <w:r>
                 <w:rPr>
                   <w:rFonts w:ascii="Arial" w:cs="Arial" w:eastAsia="Arial" w:hAnsi="Arial"/>
@@ -16210,7 +16210,7 @@
               <w:spacing w:after="10" w:before="0"/>
               <w:ind w:left="120"/>
             </w:pPr>
-            <w:hyperlink w:history="1" r:id="rId0zjf85sji8s9jsb8_kxzt">
+            <w:hyperlink w:history="1" r:id="rIdai_lmyxphvqlfprj5zvgw">
               <w:r>
                 <w:rPr>
                   <w:rFonts w:ascii="Arial" w:cs="Arial" w:eastAsia="Arial" w:hAnsi="Arial"/>
@@ -16255,7 +16255,7 @@
             <w:pPr>
               <w:spacing w:after="20" w:before="0"/>
             </w:pPr>
-            <w:hyperlink w:history="1" r:id="rIdb1sot8sy8gd0x9ympbr6a">
+            <w:hyperlink w:history="1" r:id="rIdvdxxwf-uwexfwm-q7k53w">
               <w:r>
                 <w:rPr>
                   <w:rFonts w:ascii="Arial" w:cs="Arial" w:eastAsia="Arial" w:hAnsi="Arial"/>
@@ -16288,7 +16288,7 @@
               <w:spacing w:after="10" w:before="0"/>
               <w:ind w:left="120"/>
             </w:pPr>
-            <w:hyperlink w:history="1" r:id="rIdcc4otg0sbwrvqqwwmzhbz">
+            <w:hyperlink w:history="1" r:id="rId5t8m6-r2xmtjvw6l138j1">
               <w:r>
                 <w:rPr>
                   <w:rFonts w:ascii="Arial" w:cs="Arial" w:eastAsia="Arial" w:hAnsi="Arial"/>
@@ -16330,7 +16330,7 @@
                 <w:sz w:val="18"/>
                 <w:szCs w:val="18"/>
               </w:rPr>
-              <w:t xml:space="preserve">Learners work through two connected calculations, scaffolded from easier to phenomenon-level: CALCULATION A — Kericho Tea Canister (Cylinder + Cone): Given: cylinder radius r = 5 cm, cylinder height h = 12 cm, cone slant height l = 7 cm, cone base radius = 5 cm (same as cylinder). Learners apply the strategy: (i) Cylinder: full SA = 2πr(r + h) = 2π(5)(5+12) = 170π cm². But cylinder top is hidden, so subtract πr² = 25π cm². Exposed cylinder area = 145π cm². (ii) Cone: full SA = πr(r + l) = π(5)(5+7) = 60π cm². But cone base is hidden, so subtract πr² = 25π cm². Exposed cone area = 35π cm². (iii) Total composite SA = 145π + 35π = 180π ≈ 565.5 cm². CALCULATION B — Cylinder-Hemisphere Water Tank (Phenomenon): Using dimensions established in prior lessons for a 5,000-litre capacity tank: cylinder radius r = 0.8 m, cylinder height h = 2.0 m, hemisphere radius r = 0.8 m. Learners apply the strategy: (i) Cylinder: lateral surface = 2πrh = 2π(0.8)(2.0) = 3.2π m². Cylinder base (bottom, exposed) = πr² = 0.64π m². Cylinder top is hidden (joined to hemisphere flat face). (ii) Hemisphere: curved surface = 2πr² = 2π(0.64) = 1.28π m². Hemisphere flat base is hidden. (iii) Total SA = 3.2π + 0.64π + 1.28π = 5.12π ≈ 16.09 m². Learners then retrieve their frustum surface area from Lesson 4 notes and record both values in a Comparison Table: Tank | Surface Area (m²) | Volume (L). They answer: 'Which tank uses more metal? By how much (in m²)?' in writing.</w:t>
+              <w:t xml:space="preserve">Learners work through two connected calculations, scaffolded from easier to phenomenon-level: CALCULATION A — Kericho Tea Canister (Cylinder + Cone): Given: cylinder radius r = 5 cm, cylinder height h = 12 cm, cone slant height l = 7 cm, cone base radius = 5 cm (same as cylinder). Learners apply the strategy: (i) Cylinder: full SA = 2πr(r + h) = 2π(5)(5+12) = 170π cm². But cylinder top is hidden, so subtract πr² = 25π cm². Exposed cylinder area = 145π cm². (ii) Cone: full SA = πr(r + l) = π(5)(5+7) = 60π cm². But cone base is hidden, so subtract πr² = 25π cm². Exposed cone area = 35π cm². (iii) Total composite SA = 145π + 35π = 180π ≈ 565.5 cm². CALCULATION B — Cylinder-Hemisphere Water Tank (Phenomenon): Using dimensions established in prior lessons for a 5,000-litre capacity tank: cylinder radius r = 0.8 m, cylinder height h = 2.0 m, hemisphere radius r = 0.8 m. Learners apply the strategy: (i) Cylinder: lateral surface = 2πrh = 2π(0.8)(2.0) = 3.2π m². Cylinder base (bottom, exposed) = πr² = 0.64π m². Cylinder top is hidden (joined to hemisphere flat face). (ii) Hemisphere: curved surface = 2πr² = 2π(0.64) = 1.28π m². Hemisphere flat base is hidden. (iii) Total SA = 3.2π + 0.64π + 1.28π = 5.12π ≈ 16.09 m². Learners then retrieve their frustum surface area from Lesson 3 notes and record both values in a Comparison Table: Tank | Surface Area (m²) | Volume (L). They answer: 'Which tank uses more metal? By how much (in m²)?' in writing.</w:t>
             </w:r>
           </w:p>
         </w:tc>
@@ -16362,7 +16362,7 @@
                 <w:sz w:val="18"/>
                 <w:szCs w:val="18"/>
               </w:rPr>
-              <w:t xml:space="preserve">Distribute the worked-example scaffold sheet for Calculation A. Say: 'Work through the Kericho canister calculation in your groups using the three-step strategy from the video. Show every step — identify, subtract, sum. You have 6 minutes.' [Allow 6 minutes.] After 6 minutes, cold-call one group to present each step on the board (3 different groups for steps 1, 2, 3). Correct any errors before moving to Calculation B. Say: 'Now for the real question — the tank from Kisumu. These are the actual dimensions we have been using since Lesson 1. Use the exact same three-step strategy.' [Allow 8 minutes for group work on Calculation B.] Circulate and prompt with: 'Which face is touching the hemisphere flat side? Is it exposed to the outside?' and 'What does the cylinder's bottom face represent in the real tank — is it exposed?' After 8 minutes, say: 'Look at the number you got for the cylinder-hemisphere tank. Now find your frustum surface area from Lesson 4. Write both in your Comparison Table.' [Allow 2 minutes.] Ask: 'Who is surprised by what they see? Hands up.' Acknowledge responses. Say: 'This is the mathematical evidence the Grade 10 students at the Kisumu factory were looking for. The numbers are in front of us — what do they tell us?'</w:t>
+              <w:t xml:space="preserve">Distribute the worked-example scaffold sheet for Calculation A. Say: 'Work through the Kericho canister calculation in your groups using the three-step strategy from the video. Show every step — identify, subtract, sum. You have 6 minutes.' [Allow 6 minutes.] After 6 minutes, cold-call one group to present each step on the board (3 different groups for steps 1, 2, 3). Correct any errors before moving to Calculation B. Say: 'Now for the real question — the tank from Kisumu. These are the actual dimensions we have been using since Lesson 1. Use the exact same three-step strategy.' [Allow 8 minutes for group work on Calculation B.] Circulate and prompt with: 'Which face is touching the hemisphere flat side? Is it exposed to the outside?' and 'What does the cylinder's bottom face represent in the real tank — is it exposed?' After 8 minutes, say: 'Look at the number you got for the cylinder-hemisphere tank. Now find your frustum surface area from Lesson 3. Write both in your Comparison Table.' [Allow 2 minutes.] Ask: 'Who is surprised by what they see? Hands up.' Acknowledge responses. Say: 'This is the mathematical evidence the Grade 10 students at the Kisumu factory were looking for. The numbers are in front of us — what do they tell us?'</w:t>
             </w:r>
           </w:p>
         </w:tc>
@@ -16426,7 +16426,7 @@
                 <w:sz w:val="18"/>
                 <w:szCs w:val="18"/>
               </w:rPr>
-              <w:t xml:space="preserve">Observable indicator: Learners' Calculation B shows three clearly separated rows (cylinder lateral, cylinder base, hemisphere curved) with the hidden face correctly subtracted and a final answer of approximately 16.09 m², compared to their Lesson 4 frustum surface area. Teacher spot-checks at least 5 groups during independent work. Red flag: learners who include the full cylinder SA formula (2πr(r+h)) without subtracting the hidden top — teacher redirects: 'Draw the tank. Put your finger on the flat circle where the hemisphere sits. Can rain or a hand touch that face? No — so it is hidden. Subtract it.'</w:t>
+              <w:t xml:space="preserve">Observable indicator: Learners' Calculation B shows three clearly separated rows (cylinder lateral, cylinder base, hemisphere curved) with the hidden face correctly subtracted and a final answer of approximately 16.09 m², compared to their Lesson 3 frustum surface area. Teacher spot-checks at least 5 groups during independent work. Red flag: learners who include the full cylinder SA formula (2πr(r+h)) without subtracting the hidden top — teacher redirects: 'Draw the tank. Put your finger on the flat circle where the hemisphere sits. Can rain or a hand touch that face? No — so it is hidden. Subtract it.'</w:t>
             </w:r>
           </w:p>
         </w:tc>
@@ -16483,7 +16483,7 @@
             <w:pPr>
               <w:spacing w:after="20" w:before="0"/>
             </w:pPr>
-            <w:hyperlink w:history="1" r:id="rIdlny9gq7ybs-ihlwo4z2l9">
+            <w:hyperlink w:history="1" r:id="rIdldboaef8evb3iuqz57mr1">
               <w:r>
                 <w:rPr>
                   <w:rFonts w:ascii="Arial" w:cs="Arial" w:eastAsia="Arial" w:hAnsi="Arial"/>
@@ -16516,7 +16516,7 @@
               <w:spacing w:after="10" w:before="0"/>
               <w:ind w:left="120"/>
             </w:pPr>
-            <w:hyperlink w:history="1" r:id="rIdwm8cgmcwr1uhcmdcchuji">
+            <w:hyperlink w:history="1" r:id="rIdfnne0xlihdf5rmbuyqd5r">
               <w:r>
                 <w:rPr>
                   <w:rFonts w:ascii="Arial" w:cs="Arial" w:eastAsia="Arial" w:hAnsi="Arial"/>
@@ -16561,7 +16561,7 @@
             <w:pPr>
               <w:spacing w:after="20" w:before="0"/>
             </w:pPr>
-            <w:hyperlink w:history="1" r:id="rIdy-lw0khtpvbuerlwd31lw">
+            <w:hyperlink w:history="1" r:id="rIdgmqzfwa93jt5jul3cxeub">
               <w:r>
                 <w:rPr>
                   <w:rFonts w:ascii="Arial" w:cs="Arial" w:eastAsia="Arial" w:hAnsi="Arial"/>
@@ -16594,7 +16594,7 @@
               <w:spacing w:after="10" w:before="0"/>
               <w:ind w:left="120"/>
             </w:pPr>
-            <w:hyperlink w:history="1" r:id="rIdxmdnlvvpf7x6mqhoqr-r1">
+            <w:hyperlink w:history="1" r:id="rIdaqxmmgi0rvukk8kfn2f-n">
               <w:r>
                 <w:rPr>
                   <w:rFonts w:ascii="Arial" w:cs="Arial" w:eastAsia="Arial" w:hAnsi="Arial"/>
@@ -16636,7 +16636,7 @@
                 <w:sz w:val="18"/>
                 <w:szCs w:val="18"/>
               </w:rPr>
-              <w:t xml:space="preserve">Learners return to the class Driving Question Board. The DQB has two anchor columns: 'What do we KNOW?' and 'What do we still WONDER?' Each group receives two sticky notes. On the first (green — KNOW), they write one evidence statement from today's lesson, e.g., 'The cylinder-hemisphere tank has a surface area of ~16.09 m² while the frustum tank has ~13.2 m² — for the same 5,000-litre volume, the frustum uses less metal.' On the second (yellow — WONDER), they write one new question that today's evidence raises, e.g., 'Is there a shape that would use even less metal for 5,000 litres?' or 'Does the thickness of the metal sheet also affect cost?' Groups post their notes on the DQB. The teacher facilitates a 3-minute gallery read where learners walk past the board silently, then one spokesperson per group shares the most interesting WONDER note.</w:t>
+              <w:t xml:space="preserve">Learners return to the class Driving Question Board. The DQB has two anchor columns: 'What do we KNOW?' and 'What do we still WONDER?' Each group receives two sticky notes. On the first (green — KNOW), they write one evidence statement from today's lesson, e.g., 'The cylinder-hemisphere tank has a surface area of ~16.09 m² while the frustum tank has ~7.03 m² — for the same 5,000-litre volume, the frustum uses less metal.' On the second (yellow — WONDER), they write one new question that today's evidence raises, e.g., 'Is there a shape that would use even less metal for 5,000 litres?' or 'Does the thickness of the metal sheet also affect cost?' Groups post their notes on the DQB. The teacher facilitates a 3-minute gallery read where learners walk past the board silently, then one spokesperson per group shares the most interesting WONDER note.</w:t>
             </w:r>
           </w:p>
         </w:tc>
@@ -16789,7 +16789,7 @@
             <w:pPr>
               <w:spacing w:after="20" w:before="0"/>
             </w:pPr>
-            <w:hyperlink w:history="1" r:id="rIduhcbqg9_vqm3g_1m__6nv">
+            <w:hyperlink w:history="1" r:id="rIdjwadefh7a7wrkau54bvy4">
               <w:r>
                 <w:rPr>
                   <w:rFonts w:ascii="Arial" w:cs="Arial" w:eastAsia="Arial" w:hAnsi="Arial"/>
@@ -16822,7 +16822,7 @@
               <w:spacing w:after="10" w:before="0"/>
               <w:ind w:left="120"/>
             </w:pPr>
-            <w:hyperlink w:history="1" r:id="rId132pjzlen8os-m747p8xg">
+            <w:hyperlink w:history="1" r:id="rIdfg411s5e4udrh64gtenoe">
               <w:r>
                 <w:rPr>
                   <w:rFonts w:ascii="Arial" w:cs="Arial" w:eastAsia="Arial" w:hAnsi="Arial"/>
@@ -16867,7 +16867,7 @@
             <w:pPr>
               <w:spacing w:after="20" w:before="0"/>
             </w:pPr>
-            <w:hyperlink w:history="1" r:id="rId7l0jak2mwr6al3cvodkgo">
+            <w:hyperlink w:history="1" r:id="rIdpokaudrmx9ffumu_jwglf">
               <w:r>
                 <w:rPr>
                   <w:rFonts w:ascii="Arial" w:cs="Arial" w:eastAsia="Arial" w:hAnsi="Arial"/>
@@ -16916,7 +16916,7 @@
               <w:spacing w:after="10" w:before="0"/>
               <w:ind w:left="120"/>
             </w:pPr>
-            <w:hyperlink w:history="1" r:id="rIdfer0kqidynxvsd9hdkga3">
+            <w:hyperlink w:history="1" r:id="rIdloo_auzcg_lxageiqqh_m">
               <w:r>
                 <w:rPr>
                   <w:rFonts w:ascii="Arial" w:cs="Arial" w:eastAsia="Arial" w:hAnsi="Arial"/>
@@ -17147,7 +17147,7 @@
                 <w:sz w:val="18"/>
                 <w:szCs w:val="18"/>
               </w:rPr>
-              <w:t xml:space="preserve">After the lesson, reflect on the following questions: (1) Were learners able to correctly identify the hidden face in the cylinder-hemisphere composite without prompting — or did most groups initially include it in the total? This reveals whether the 'subtract the junction' concept was internalised from the video or needs re-teaching. (2) When learners completed the Comparison Table, what was the emotional or intellectual reaction in the room? Did the numerical difference between the two tanks' surface areas generate surprise, curiosity, or disengagement? This affective response is a key signal of whether the phenomenon is genuinely driving inquiry. (3) How accurate were the Lesson 4 frustum surface area values that learners retrieved from their notes? If many groups had incorrect frustum values, the comparison in this lesson was built on faulty evidence — consider opening Lesson 6 with a brief class consensus on the correct frustum surface area. (4) Did the Kericho canister scaffold (Calculation A) successfully bridge learners from the video to the phenomenon tank (Calculation B), or did most groups stall on Calculation B anyway? If so, consider adding one more intermediate practice example in Lesson 6. (5) Review the green sticky notes from the DQB: how many groups wrote specific numerical evidence versus vague statements? This tells you whether your learners are ready to make quantitative arguments about the phenomenon or still need support translating calculations into claims.</w:t>
+              <w:t xml:space="preserve">After the lesson, reflect on the following questions: (1) Were learners able to correctly identify the hidden face in the cylinder-hemisphere composite without prompting — or did most groups initially include it in the total? This reveals whether the 'subtract the junction' concept was internalised from the video or needs re-teaching. (2) When learners completed the Comparison Table, what was the emotional or intellectual reaction in the room? Did the numerical difference between the two tanks' surface areas generate surprise, curiosity, or disengagement? This affective response is a key signal of whether the phenomenon is genuinely driving inquiry. (3) How accurate were the Lesson 3 frustum surface area values that learners retrieved from their notes? If many groups had incorrect frustum values, the comparison in this lesson was built on faulty evidence — consider opening Lesson 6 with a brief class consensus on the correct frustum surface area. (4) Did the Kericho canister scaffold (Calculation A) successfully bridge learners from the video to the phenomenon tank (Calculation B), or did most groups stall on Calculation B anyway? If so, consider adding one more intermediate practice example in Lesson 6. (5) Review the green sticky notes from the DQB: how many groups wrote specific numerical evidence versus vague statements? This tells you whether your learners are ready to make quantitative arguments about the phenomenon or still need support translating calculations into claims.</w:t>
             </w:r>
           </w:p>
         </w:tc>
@@ -17340,7 +17340,7 @@
                 <w:sz w:val="18"/>
                 <w:szCs w:val="18"/>
               </w:rPr>
-              <w:t xml:space="preserve">Learners calculated that the cylinder-hemisphere water tank has a total exposed surface area of approximately 16.09 m² (5.12π m²), which is measurably larger than the frustum tank's surface area computed in Lessons 3–4 — even though both tanks hold exactly 5,000 litres of water. They learned that the composite surface area equals the sum of all component surface areas minus twice the area of each shared (hidden) face at a junction.</w:t>
+              <w:t xml:space="preserve">Learners calculated that the cylinder-hemisphere water tank has a total exposed surface area of approximately 16.09 m² (5.12π m²), which is measurably larger than the frustum tank's surface area computed in Lesson 3 — even though both tanks hold exactly 5,000 litres of water. They learned that the composite surface area equals the sum of all component surface areas minus twice the area of each shared (hidden) face at a junction.</w:t>
             </w:r>
           </w:p>
         </w:tc>
@@ -17428,7 +17428,7 @@
         </w:rPr>
         <w:t xml:space="preserve">© 2026 SeaVuria and ARES. Aligned with KICD objectives. Developed by SeaVuria; technical implementation by ARES (with AI assistance from Claude). Licensed under </w:t>
       </w:r>
-      <w:hyperlink w:history="1" r:id="rIdcosyvs_rjm5sd-6yj_2vh">
+      <w:hyperlink w:history="1" r:id="rIdjldma_z5udsjl7mh4kstb">
         <w:r>
           <w:rPr>
             <w:rFonts w:ascii="Arial" w:cs="Arial" w:eastAsia="Arial" w:hAnsi="Arial"/>
@@ -17449,7 +17449,7 @@
         </w:rPr>
         <w:t xml:space="preserve"> (</w:t>
       </w:r>
-      <w:hyperlink w:history="1" r:id="rIdp3y6lk4eot54n9ltzncy3">
+      <w:hyperlink w:history="1" r:id="rIdgxu8dohyyl6wuob8ny3er">
         <w:r>
           <w:rPr>
             <w:rFonts w:ascii="Arial" w:cs="Arial" w:eastAsia="Arial" w:hAnsi="Arial"/>
@@ -18462,7 +18462,7 @@
             <w:pPr>
               <w:spacing w:after="20" w:before="0"/>
             </w:pPr>
-            <w:hyperlink w:history="1" r:id="rId05q7dms7prni7mukmdfp6">
+            <w:hyperlink w:history="1" r:id="rId8-9wqedvcdzgj01vutlce">
               <w:r>
                 <w:rPr>
                   <w:rFonts w:ascii="Arial" w:cs="Arial" w:eastAsia="Arial" w:hAnsi="Arial"/>
@@ -18495,7 +18495,7 @@
               <w:spacing w:after="10" w:before="0"/>
               <w:ind w:left="120"/>
             </w:pPr>
-            <w:hyperlink w:history="1" r:id="rIdqavmxe5mcaytibg6bl0id">
+            <w:hyperlink w:history="1" r:id="rIdgftqg7o4ootn5rzsseand">
               <w:r>
                 <w:rPr>
                   <w:rFonts w:ascii="Arial" w:cs="Arial" w:eastAsia="Arial" w:hAnsi="Arial"/>
@@ -18540,7 +18540,7 @@
             <w:pPr>
               <w:spacing w:after="20" w:before="0"/>
             </w:pPr>
-            <w:hyperlink w:history="1" r:id="rIdckb2p2sf9q46aygg-6twh">
+            <w:hyperlink w:history="1" r:id="rId4hvpx6en5am5ksk6tcmq_">
               <w:r>
                 <w:rPr>
                   <w:rFonts w:ascii="Arial" w:cs="Arial" w:eastAsia="Arial" w:hAnsi="Arial"/>
@@ -18573,7 +18573,7 @@
               <w:spacing w:after="10" w:before="0"/>
               <w:ind w:left="120"/>
             </w:pPr>
-            <w:hyperlink w:history="1" r:id="rId8s8xxkvhw8zgaifkdqhxr">
+            <w:hyperlink w:history="1" r:id="rId6w1cplvnkkbtt6onv5eki">
               <w:r>
                 <w:rPr>
                   <w:rFonts w:ascii="Arial" w:cs="Arial" w:eastAsia="Arial" w:hAnsi="Arial"/>
@@ -18768,7 +18768,7 @@
             <w:pPr>
               <w:spacing w:after="20" w:before="0"/>
             </w:pPr>
-            <w:hyperlink w:history="1" r:id="rIdjk98nw7wcgggm_0nejlka">
+            <w:hyperlink w:history="1" r:id="rIdfyq8isx1ms2l1w2eflpkm">
               <w:r>
                 <w:rPr>
                   <w:rFonts w:ascii="Arial" w:cs="Arial" w:eastAsia="Arial" w:hAnsi="Arial"/>
@@ -18801,7 +18801,7 @@
               <w:spacing w:after="10" w:before="0"/>
               <w:ind w:left="120"/>
             </w:pPr>
-            <w:hyperlink w:history="1" r:id="rId1x3cnvddzckfhwjf-odob">
+            <w:hyperlink w:history="1" r:id="rId0j4xvdf7wej_snceuwemi">
               <w:r>
                 <w:rPr>
                   <w:rFonts w:ascii="Arial" w:cs="Arial" w:eastAsia="Arial" w:hAnsi="Arial"/>
@@ -18846,7 +18846,7 @@
             <w:pPr>
               <w:spacing w:after="20" w:before="0"/>
             </w:pPr>
-            <w:hyperlink w:history="1" r:id="rIdovkkv_arp7qxivxkdaujz">
+            <w:hyperlink w:history="1" r:id="rIddb1bnwm247itl5kdzkhbk">
               <w:r>
                 <w:rPr>
                   <w:rFonts w:ascii="Arial" w:cs="Arial" w:eastAsia="Arial" w:hAnsi="Arial"/>
@@ -18879,7 +18879,7 @@
               <w:spacing w:after="10" w:before="0"/>
               <w:ind w:left="120"/>
             </w:pPr>
-            <w:hyperlink w:history="1" r:id="rIdxab9ir94zpsaoigu6pccx">
+            <w:hyperlink w:history="1" r:id="rIdijp-u_gynwl7oyiakp3do">
               <w:r>
                 <w:rPr>
                   <w:rFonts w:ascii="Arial" w:cs="Arial" w:eastAsia="Arial" w:hAnsi="Arial"/>
@@ -19074,7 +19074,7 @@
             <w:pPr>
               <w:spacing w:after="20" w:before="0"/>
             </w:pPr>
-            <w:hyperlink w:history="1" r:id="rIdeq6bja4fzozl8-o8feo-w">
+            <w:hyperlink w:history="1" r:id="rIdesebrxnmdcsey3rgiuuum">
               <w:r>
                 <w:rPr>
                   <w:rFonts w:ascii="Arial" w:cs="Arial" w:eastAsia="Arial" w:hAnsi="Arial"/>
@@ -19107,7 +19107,7 @@
               <w:spacing w:after="10" w:before="0"/>
               <w:ind w:left="120"/>
             </w:pPr>
-            <w:hyperlink w:history="1" r:id="rIdprkp2dl2yhqndno1gzxyw">
+            <w:hyperlink w:history="1" r:id="rIdvf6opbxpighxvfuosxqwf">
               <w:r>
                 <w:rPr>
                   <w:rFonts w:ascii="Arial" w:cs="Arial" w:eastAsia="Arial" w:hAnsi="Arial"/>
@@ -19152,7 +19152,7 @@
             <w:pPr>
               <w:spacing w:after="20" w:before="0"/>
             </w:pPr>
-            <w:hyperlink w:history="1" r:id="rIdplf6hcb6t5jysylqtedys">
+            <w:hyperlink w:history="1" r:id="rIdpwbriw9_tcer0plo5sgfz">
               <w:r>
                 <w:rPr>
                   <w:rFonts w:ascii="Arial" w:cs="Arial" w:eastAsia="Arial" w:hAnsi="Arial"/>
@@ -19201,7 +19201,7 @@
               <w:spacing w:after="10" w:before="0"/>
               <w:ind w:left="120"/>
             </w:pPr>
-            <w:hyperlink w:history="1" r:id="rIde5sagpo2a4qqji37pjjr5">
+            <w:hyperlink w:history="1" r:id="rId8wjkkri4m6ukkbxas-ajg">
               <w:r>
                 <w:rPr>
                   <w:rFonts w:ascii="Arial" w:cs="Arial" w:eastAsia="Arial" w:hAnsi="Arial"/>
@@ -19396,7 +19396,7 @@
             <w:pPr>
               <w:spacing w:after="20" w:before="0"/>
             </w:pPr>
-            <w:hyperlink w:history="1" r:id="rIdumtsdudu9tgg1ofspg6lt">
+            <w:hyperlink w:history="1" r:id="rIdxwqpn2eqfgalp8g3_5dl8">
               <w:r>
                 <w:rPr>
                   <w:rFonts w:ascii="Arial" w:cs="Arial" w:eastAsia="Arial" w:hAnsi="Arial"/>
@@ -19429,7 +19429,7 @@
               <w:spacing w:after="10" w:before="0"/>
               <w:ind w:left="120"/>
             </w:pPr>
-            <w:hyperlink w:history="1" r:id="rIdywmlrqpjwdppfkgdzy3hy">
+            <w:hyperlink w:history="1" r:id="rIddxa44qtlfhbtpuauwuasm">
               <w:r>
                 <w:rPr>
                   <w:rFonts w:ascii="Arial" w:cs="Arial" w:eastAsia="Arial" w:hAnsi="Arial"/>
@@ -19474,7 +19474,7 @@
             <w:pPr>
               <w:spacing w:after="20" w:before="0"/>
             </w:pPr>
-            <w:hyperlink w:history="1" r:id="rIdzgbrocwtrhvrftecaekhu">
+            <w:hyperlink w:history="1" r:id="rId8z-sz7qswgsj3h49p7a_i">
               <w:r>
                 <w:rPr>
                   <w:rFonts w:ascii="Arial" w:cs="Arial" w:eastAsia="Arial" w:hAnsi="Arial"/>
@@ -19523,7 +19523,7 @@
               <w:spacing w:after="10" w:before="0"/>
               <w:ind w:left="120"/>
             </w:pPr>
-            <w:hyperlink w:history="1" r:id="rIds98ybrswoyieiz9obioyf">
+            <w:hyperlink w:history="1" r:id="rIdv-a2wvr-pqk0s0peovbw1">
               <w:r>
                 <w:rPr>
                   <w:rFonts w:ascii="Arial" w:cs="Arial" w:eastAsia="Arial" w:hAnsi="Arial"/>
@@ -19718,7 +19718,7 @@
             <w:pPr>
               <w:spacing w:after="20" w:before="0"/>
             </w:pPr>
-            <w:hyperlink w:history="1" r:id="rId1rukzbhjllblv7otnc-ea">
+            <w:hyperlink w:history="1" r:id="rIdsq4zrzatjwf9mdgme3pxw">
               <w:r>
                 <w:rPr>
                   <w:rFonts w:ascii="Arial" w:cs="Arial" w:eastAsia="Arial" w:hAnsi="Arial"/>
@@ -19751,7 +19751,7 @@
               <w:spacing w:after="10" w:before="0"/>
               <w:ind w:left="120"/>
             </w:pPr>
-            <w:hyperlink w:history="1" r:id="rIdk1ftipjkwqne7rryzqcoe">
+            <w:hyperlink w:history="1" r:id="rIdsz-g2en0qiypkff3b-nbw">
               <w:r>
                 <w:rPr>
                   <w:rFonts w:ascii="Arial" w:cs="Arial" w:eastAsia="Arial" w:hAnsi="Arial"/>
@@ -19796,7 +19796,7 @@
             <w:pPr>
               <w:spacing w:after="20" w:before="0"/>
             </w:pPr>
-            <w:hyperlink w:history="1" r:id="rId90ya63c-nsg9tnq4ig0ad">
+            <w:hyperlink w:history="1" r:id="rIddeail_kegi78tdpkqyrwl">
               <w:r>
                 <w:rPr>
                   <w:rFonts w:ascii="Arial" w:cs="Arial" w:eastAsia="Arial" w:hAnsi="Arial"/>
@@ -19845,7 +19845,7 @@
               <w:spacing w:after="10" w:before="0"/>
               <w:ind w:left="120"/>
             </w:pPr>
-            <w:hyperlink w:history="1" r:id="rIdibk5wypbcbt00rkzsec9q">
+            <w:hyperlink w:history="1" r:id="rIdobyth6z2vczxle8wdlvny">
               <w:r>
                 <w:rPr>
                   <w:rFonts w:ascii="Arial" w:cs="Arial" w:eastAsia="Arial" w:hAnsi="Arial"/>
@@ -20471,7 +20471,7 @@
         </w:rPr>
         <w:t xml:space="preserve">© 2026 SeaVuria and ARES. Aligned with KICD objectives. Developed by SeaVuria; technical implementation by ARES (with AI assistance from Claude). Licensed under </w:t>
       </w:r>
-      <w:hyperlink w:history="1" r:id="rIdb1bwyqen8jhir4cc1rkuj">
+      <w:hyperlink w:history="1" r:id="rIdm3bfpp8jlu9_bbk1_bm0l">
         <w:r>
           <w:rPr>
             <w:rFonts w:ascii="Arial" w:cs="Arial" w:eastAsia="Arial" w:hAnsi="Arial"/>
@@ -20492,7 +20492,7 @@
         </w:rPr>
         <w:t xml:space="preserve"> (</w:t>
       </w:r>
-      <w:hyperlink w:history="1" r:id="rIddmh7mohf0utcukkyz9lij">
+      <w:hyperlink w:history="1" r:id="rIdfwthylg6gf6e4i83r81pk">
         <w:r>
           <w:rPr>
             <w:rFonts w:ascii="Arial" w:cs="Arial" w:eastAsia="Arial" w:hAnsi="Arial"/>
@@ -21063,7 +21063,7 @@
                 <w:sz w:val="18"/>
                 <w:szCs w:val="18"/>
               </w:rPr>
-              <w:t xml:space="preserve">In Lesson 6 learners calculated the surface area of the frustum tank and confirmed it uses less metal than the composite cylinder-hemisphere tank. A key question remained unanswered on the DQB: Does the frustum tank truly hold 5,000 litres? Lesson 7 equips learners with the volume formula for a frustum so they can compute the internal volume of the Kisumu factory's frustum tank, verify the manufacturer's 5,000-litre claim, and move one step closer to fully resolving the driving question.</w:t>
+              <w:t xml:space="preserve">In Lessons 3 and 5 learners calculated the surface area of the frustum tank and confirmed it uses less metal than the composite cylinder-hemisphere tank. A key question remained unanswered on the DQB: Does the frustum tank truly hold 5,000 litres? Lesson 7 equips learners with the volume formula for a frustum so they can compute the internal volume of the Kisumu factory's frustum tank, verify the manufacturer's 5,000-litre claim, and move one step closer to fully resolving the driving question.</w:t>
             </w:r>
           </w:p>
         </w:tc>
@@ -21505,7 +21505,7 @@
             <w:pPr>
               <w:spacing w:after="20" w:before="0"/>
             </w:pPr>
-            <w:hyperlink w:history="1" r:id="rId8po2rxi41o7ucjsrurh9p">
+            <w:hyperlink w:history="1" r:id="rIdppsssku8hr3xjw8_k3nvr">
               <w:r>
                 <w:rPr>
                   <w:rFonts w:ascii="Arial" w:cs="Arial" w:eastAsia="Arial" w:hAnsi="Arial"/>
@@ -21554,7 +21554,7 @@
               <w:spacing w:after="10" w:before="0"/>
               <w:ind w:left="120"/>
             </w:pPr>
-            <w:hyperlink w:history="1" r:id="rIddphj585appt-tnx7o2fhr">
+            <w:hyperlink w:history="1" r:id="rIdvbv7refto9hxl5i7awgn8">
               <w:r>
                 <w:rPr>
                   <w:rFonts w:ascii="Arial" w:cs="Arial" w:eastAsia="Arial" w:hAnsi="Arial"/>
@@ -21599,7 +21599,7 @@
             <w:pPr>
               <w:spacing w:after="20" w:before="0"/>
             </w:pPr>
-            <w:hyperlink w:history="1" r:id="rId9ppl8pvbqzclz6iiwbym5">
+            <w:hyperlink w:history="1" r:id="rId0c1lm77nrsqcy7dotjrmc">
               <w:r>
                 <w:rPr>
                   <w:rFonts w:ascii="Arial" w:cs="Arial" w:eastAsia="Arial" w:hAnsi="Arial"/>
@@ -21632,7 +21632,7 @@
               <w:spacing w:after="10" w:before="0"/>
               <w:ind w:left="120"/>
             </w:pPr>
-            <w:hyperlink w:history="1" r:id="rIdrptvnon5xffacs_cdzmhm">
+            <w:hyperlink w:history="1" r:id="rIdgdc5xd152v5lwbk2kzndu">
               <w:r>
                 <w:rPr>
                   <w:rFonts w:ascii="Arial" w:cs="Arial" w:eastAsia="Arial" w:hAnsi="Arial"/>
@@ -21827,7 +21827,7 @@
             <w:pPr>
               <w:spacing w:after="20" w:before="0"/>
             </w:pPr>
-            <w:hyperlink w:history="1" r:id="rIdfh6ofcgbsfdobbsrp1u4p">
+            <w:hyperlink w:history="1" r:id="rIdelx6vwlrai5zvp5sdr5c8">
               <w:r>
                 <w:rPr>
                   <w:rFonts w:ascii="Arial" w:cs="Arial" w:eastAsia="Arial" w:hAnsi="Arial"/>
@@ -21876,7 +21876,7 @@
               <w:spacing w:after="10" w:before="0"/>
               <w:ind w:left="120"/>
             </w:pPr>
-            <w:hyperlink w:history="1" r:id="rIdyrkfnbz7vz3wnl7ou1ust">
+            <w:hyperlink w:history="1" r:id="rIdue_9tjrm3cy4e8qc_opzb">
               <w:r>
                 <w:rPr>
                   <w:rFonts w:ascii="Arial" w:cs="Arial" w:eastAsia="Arial" w:hAnsi="Arial"/>
@@ -21921,7 +21921,7 @@
             <w:pPr>
               <w:spacing w:after="20" w:before="0"/>
             </w:pPr>
-            <w:hyperlink w:history="1" r:id="rIdosm24yksq3u5rycvbp0cl">
+            <w:hyperlink w:history="1" r:id="rIdi6d03ynn5-euoesctlmjw">
               <w:r>
                 <w:rPr>
                   <w:rFonts w:ascii="Arial" w:cs="Arial" w:eastAsia="Arial" w:hAnsi="Arial"/>
@@ -21954,7 +21954,7 @@
               <w:spacing w:after="10" w:before="0"/>
               <w:ind w:left="120"/>
             </w:pPr>
-            <w:hyperlink w:history="1" r:id="rIdwh58a16z58nl1m-gjcrbk">
+            <w:hyperlink w:history="1" r:id="rIdang1_ww7zuzhplt-wd08x">
               <w:r>
                 <w:rPr>
                   <w:rFonts w:ascii="Arial" w:cs="Arial" w:eastAsia="Arial" w:hAnsi="Arial"/>
@@ -22149,7 +22149,7 @@
             <w:pPr>
               <w:spacing w:after="20" w:before="0"/>
             </w:pPr>
-            <w:hyperlink w:history="1" r:id="rId7vqyctujd1npsdb48nrhl">
+            <w:hyperlink w:history="1" r:id="rIdlut9nxkvhmuc21nviyt31">
               <w:r>
                 <w:rPr>
                   <w:rFonts w:ascii="Arial" w:cs="Arial" w:eastAsia="Arial" w:hAnsi="Arial"/>
@@ -22198,7 +22198,7 @@
               <w:spacing w:after="10" w:before="0"/>
               <w:ind w:left="120"/>
             </w:pPr>
-            <w:hyperlink w:history="1" r:id="rIdckhwhpkj44gzwkqerhw4t">
+            <w:hyperlink w:history="1" r:id="rIdxi1ltdmhdghf9dbciczox">
               <w:r>
                 <w:rPr>
                   <w:rFonts w:ascii="Arial" w:cs="Arial" w:eastAsia="Arial" w:hAnsi="Arial"/>
@@ -22243,7 +22243,7 @@
             <w:pPr>
               <w:spacing w:after="20" w:before="0"/>
             </w:pPr>
-            <w:hyperlink w:history="1" r:id="rId0rep6cpyuz4mhxrcwcivf">
+            <w:hyperlink w:history="1" r:id="rIdum_gxdwb4e3gzsaovchth">
               <w:r>
                 <w:rPr>
                   <w:rFonts w:ascii="Arial" w:cs="Arial" w:eastAsia="Arial" w:hAnsi="Arial"/>
@@ -22276,7 +22276,7 @@
               <w:spacing w:after="10" w:before="0"/>
               <w:ind w:left="120"/>
             </w:pPr>
-            <w:hyperlink w:history="1" r:id="rId5sheqwrhpvld1qme9e3o8">
+            <w:hyperlink w:history="1" r:id="rId8ouwsceynfzoc2lp-nqgn">
               <w:r>
                 <w:rPr>
                   <w:rFonts w:ascii="Arial" w:cs="Arial" w:eastAsia="Arial" w:hAnsi="Arial"/>
@@ -22471,7 +22471,7 @@
             <w:pPr>
               <w:spacing w:after="20" w:before="0"/>
             </w:pPr>
-            <w:hyperlink w:history="1" r:id="rIdulnce52mbvalqnmiqvalh">
+            <w:hyperlink w:history="1" r:id="rIdmgqj5uvrdtwhenqiykkap">
               <w:r>
                 <w:rPr>
                   <w:rFonts w:ascii="Arial" w:cs="Arial" w:eastAsia="Arial" w:hAnsi="Arial"/>
@@ -22520,7 +22520,7 @@
               <w:spacing w:after="10" w:before="0"/>
               <w:ind w:left="120"/>
             </w:pPr>
-            <w:hyperlink w:history="1" r:id="rIdyldhtvkvz5mk4r_ody3rj">
+            <w:hyperlink w:history="1" r:id="rIdu4hveqp7hohryglsui3mj">
               <w:r>
                 <w:rPr>
                   <w:rFonts w:ascii="Arial" w:cs="Arial" w:eastAsia="Arial" w:hAnsi="Arial"/>
@@ -22565,7 +22565,7 @@
             <w:pPr>
               <w:spacing w:after="20" w:before="0"/>
             </w:pPr>
-            <w:hyperlink w:history="1" r:id="rIdfxgclj2_jc9vq5gsrvsrn">
+            <w:hyperlink w:history="1" r:id="rIdfo8fuwbbh0bvdsztlcwqi">
               <w:r>
                 <w:rPr>
                   <w:rFonts w:ascii="Arial" w:cs="Arial" w:eastAsia="Arial" w:hAnsi="Arial"/>
@@ -22598,7 +22598,7 @@
               <w:spacing w:after="10" w:before="0"/>
               <w:ind w:left="120"/>
             </w:pPr>
-            <w:hyperlink w:history="1" r:id="rIdxkzigqqpcmi0axuz3chm9">
+            <w:hyperlink w:history="1" r:id="rId1o2xyxotg8enmzdakflzh">
               <w:r>
                 <w:rPr>
                   <w:rFonts w:ascii="Arial" w:cs="Arial" w:eastAsia="Arial" w:hAnsi="Arial"/>
@@ -22640,7 +22640,7 @@
                 <w:sz w:val="18"/>
                 <w:szCs w:val="18"/>
               </w:rPr>
-              <w:t xml:space="preserve">Each pair receives one sticky note or card. They write one statement beginning with 'We now know…' about the frustum tank's volume and one question beginning with 'We still wonder…' about the driving question. Pairs post their cards on the class DQB under two columns: 'VOLUME EVIDENCE' and 'REMAINING QUESTIONS'. The class reads the board silently for 60 seconds, then the teacher facilitates a 5-minute whole-class discussion connecting today's volume finding to the surface area evidence from Lesson 6. Learners update their individual DQB tracking sheets, marking Lesson 7 as complete.</w:t>
+              <w:t xml:space="preserve">Each pair receives one sticky note or card. They write one statement beginning with 'We now know…' about the frustum tank's volume and one question beginning with 'We still wonder…' about the driving question. Pairs post their cards on the class DQB under two columns: 'VOLUME EVIDENCE' and 'REMAINING QUESTIONS'. The class reads the board silently for 60 seconds, then the teacher facilitates a 5-minute whole-class discussion connecting today's volume finding to the surface area evidence from Lessons 3 and 5. Learners update their individual DQB tracking sheets, marking Lesson 7 as complete.</w:t>
             </w:r>
           </w:p>
         </w:tc>
@@ -22793,7 +22793,7 @@
             <w:pPr>
               <w:spacing w:after="20" w:before="0"/>
             </w:pPr>
-            <w:hyperlink w:history="1" r:id="rIdoggjt0_laad4e_ujdjxxa">
+            <w:hyperlink w:history="1" r:id="rIdvkbtxasow8jyeeg8vncyw">
               <w:r>
                 <w:rPr>
                   <w:rFonts w:ascii="Arial" w:cs="Arial" w:eastAsia="Arial" w:hAnsi="Arial"/>
@@ -22842,7 +22842,7 @@
               <w:spacing w:after="10" w:before="0"/>
               <w:ind w:left="120"/>
             </w:pPr>
-            <w:hyperlink w:history="1" r:id="rIdfkt8ya2modysjehllymsz">
+            <w:hyperlink w:history="1" r:id="rId01i22qx4cxhegvbrl2nf8">
               <w:r>
                 <w:rPr>
                   <w:rFonts w:ascii="Arial" w:cs="Arial" w:eastAsia="Arial" w:hAnsi="Arial"/>
@@ -22887,7 +22887,7 @@
             <w:pPr>
               <w:spacing w:after="20" w:before="0"/>
             </w:pPr>
-            <w:hyperlink w:history="1" r:id="rIdrkumrecbvci6qury8xdns">
+            <w:hyperlink w:history="1" r:id="rId-zcqz9vdi-ekbiq6bkjid">
               <w:r>
                 <w:rPr>
                   <w:rFonts w:ascii="Arial" w:cs="Arial" w:eastAsia="Arial" w:hAnsi="Arial"/>
@@ -22936,7 +22936,7 @@
               <w:spacing w:after="10" w:before="0"/>
               <w:ind w:left="120"/>
             </w:pPr>
-            <w:hyperlink w:history="1" r:id="rId2d-fj4jofn5fcevfvmgpk">
+            <w:hyperlink w:history="1" r:id="rId8hyzp1xoozaygw44ivbd9">
               <w:r>
                 <w:rPr>
                   <w:rFonts w:ascii="Arial" w:cs="Arial" w:eastAsia="Arial" w:hAnsi="Arial"/>
@@ -23042,7 +23042,7 @@
                 <w:sz w:val="18"/>
                 <w:szCs w:val="18"/>
               </w:rPr>
-              <w:t xml:space="preserve">Cumulative Model Revision — the Tank Comparison Model functions as a running scientific model that grows in explanatory power with each lesson. Adding the frustum volume today alongside the surface area from Lesson 6 allows learners to see, in one visual artefact, how shape affects both properties simultaneously. This mirrors how engineers maintain and update technical drawings as new data is gathered.</w:t>
+              <w:t xml:space="preserve">Cumulative Model Revision — the Tank Comparison Model functions as a running scientific model that grows in explanatory power with each lesson. Adding the frustum volume today alongside the surface area from Lesson 3 allows learners to see, in one visual artefact, how shape affects both properties simultaneously. This mirrors how engineers maintain and update technical drawings as new data is gathered.</w:t>
             </w:r>
           </w:p>
         </w:tc>
@@ -23543,7 +23543,7 @@
         </w:rPr>
         <w:t xml:space="preserve">© 2026 SeaVuria and ARES. Aligned with KICD objectives. Developed by SeaVuria; technical implementation by ARES (with AI assistance from Claude). Licensed under </w:t>
       </w:r>
-      <w:hyperlink w:history="1" r:id="rIdj0ix9utd9-l59osc_nvqd">
+      <w:hyperlink w:history="1" r:id="rIdc14zlvvknjrejw8ynxwqw">
         <w:r>
           <w:rPr>
             <w:rFonts w:ascii="Arial" w:cs="Arial" w:eastAsia="Arial" w:hAnsi="Arial"/>
@@ -23564,7 +23564,7 @@
         </w:rPr>
         <w:t xml:space="preserve"> (</w:t>
       </w:r>
-      <w:hyperlink w:history="1" r:id="rIdnjbhkfnovcp6gb4z0ydrt">
+      <w:hyperlink w:history="1" r:id="rIdrnqfhvmqecxxuw_ffxh4r">
         <w:r>
           <w:rPr>
             <w:rFonts w:ascii="Arial" w:cs="Arial" w:eastAsia="Arial" w:hAnsi="Arial"/>
@@ -24577,7 +24577,7 @@
             <w:pPr>
               <w:spacing w:after="20" w:before="0"/>
             </w:pPr>
-            <w:hyperlink w:history="1" r:id="rIdu1m2jfyd_6lm1lv_pn5ni">
+            <w:hyperlink w:history="1" r:id="rIdo1hx-wremapy6b-1ackye">
               <w:r>
                 <w:rPr>
                   <w:rFonts w:ascii="Arial" w:cs="Arial" w:eastAsia="Arial" w:hAnsi="Arial"/>
@@ -24626,7 +24626,7 @@
               <w:spacing w:after="10" w:before="0"/>
               <w:ind w:left="120"/>
             </w:pPr>
-            <w:hyperlink w:history="1" r:id="rIdyuekp2qqvdu11lx2i_jlk">
+            <w:hyperlink w:history="1" r:id="rIdujl5nsbofwi4xhv-215x2">
               <w:r>
                 <w:rPr>
                   <w:rFonts w:ascii="Arial" w:cs="Arial" w:eastAsia="Arial" w:hAnsi="Arial"/>
@@ -24671,7 +24671,7 @@
             <w:pPr>
               <w:spacing w:after="20" w:before="0"/>
             </w:pPr>
-            <w:hyperlink w:history="1" r:id="rId53jtz7psftm3uupfohtay">
+            <w:hyperlink w:history="1" r:id="rIdxrcy6ujpfbhifkuaxvo5x">
               <w:r>
                 <w:rPr>
                   <w:rFonts w:ascii="Arial" w:cs="Arial" w:eastAsia="Arial" w:hAnsi="Arial"/>
@@ -24720,7 +24720,7 @@
               <w:spacing w:after="10" w:before="0"/>
               <w:ind w:left="120"/>
             </w:pPr>
-            <w:hyperlink w:history="1" r:id="rIdnsuw_rr6uztek10hqh_22">
+            <w:hyperlink w:history="1" r:id="rIdlseymalizmjxcox-1nxb6">
               <w:r>
                 <w:rPr>
                   <w:rFonts w:ascii="Arial" w:cs="Arial" w:eastAsia="Arial" w:hAnsi="Arial"/>
@@ -24915,7 +24915,7 @@
             <w:pPr>
               <w:spacing w:after="20" w:before="0"/>
             </w:pPr>
-            <w:hyperlink w:history="1" r:id="rId2iffivgycm4tx6mbk1udj">
+            <w:hyperlink w:history="1" r:id="rIdvtwa916c22trf2o6keers">
               <w:r>
                 <w:rPr>
                   <w:rFonts w:ascii="Arial" w:cs="Arial" w:eastAsia="Arial" w:hAnsi="Arial"/>
@@ -24964,7 +24964,7 @@
               <w:spacing w:after="10" w:before="0"/>
               <w:ind w:left="120"/>
             </w:pPr>
-            <w:hyperlink w:history="1" r:id="rIdjvud6axnfamyx4kbuk8al">
+            <w:hyperlink w:history="1" r:id="rIdqmu43h9v3l2dznvo2oek3">
               <w:r>
                 <w:rPr>
                   <w:rFonts w:ascii="Arial" w:cs="Arial" w:eastAsia="Arial" w:hAnsi="Arial"/>
@@ -25009,7 +25009,7 @@
             <w:pPr>
               <w:spacing w:after="20" w:before="0"/>
             </w:pPr>
-            <w:hyperlink w:history="1" r:id="rIduunvpokdulfxtvv9d-fhu">
+            <w:hyperlink w:history="1" r:id="rIdamjvyxqherbuyqjykewwm">
               <w:r>
                 <w:rPr>
                   <w:rFonts w:ascii="Arial" w:cs="Arial" w:eastAsia="Arial" w:hAnsi="Arial"/>
@@ -25058,7 +25058,7 @@
               <w:spacing w:after="10" w:before="0"/>
               <w:ind w:left="120"/>
             </w:pPr>
-            <w:hyperlink w:history="1" r:id="rIdkqivt-eptxbcact70yin1">
+            <w:hyperlink w:history="1" r:id="rIdkuugdka7gya80ckplozye">
               <w:r>
                 <w:rPr>
                   <w:rFonts w:ascii="Arial" w:cs="Arial" w:eastAsia="Arial" w:hAnsi="Arial"/>
@@ -25253,7 +25253,7 @@
             <w:pPr>
               <w:spacing w:after="20" w:before="0"/>
             </w:pPr>
-            <w:hyperlink w:history="1" r:id="rId5nirbrgymardf33n0oaim">
+            <w:hyperlink w:history="1" r:id="rIdrrdyq5_ujh9ot_bmlfmo1">
               <w:r>
                 <w:rPr>
                   <w:rFonts w:ascii="Arial" w:cs="Arial" w:eastAsia="Arial" w:hAnsi="Arial"/>
@@ -25302,7 +25302,7 @@
               <w:spacing w:after="10" w:before="0"/>
               <w:ind w:left="120"/>
             </w:pPr>
-            <w:hyperlink w:history="1" r:id="rIdvm6wnkimqf8ezoizl7tgr">
+            <w:hyperlink w:history="1" r:id="rIdwt1wj_e1xswb2_ungya1i">
               <w:r>
                 <w:rPr>
                   <w:rFonts w:ascii="Arial" w:cs="Arial" w:eastAsia="Arial" w:hAnsi="Arial"/>
@@ -25347,7 +25347,7 @@
             <w:pPr>
               <w:spacing w:after="20" w:before="0"/>
             </w:pPr>
-            <w:hyperlink w:history="1" r:id="rId06zkvrcufgtnvry_wa9b9">
+            <w:hyperlink w:history="1" r:id="rIdb1ivaczlajeesuvudqkuj">
               <w:r>
                 <w:rPr>
                   <w:rFonts w:ascii="Arial" w:cs="Arial" w:eastAsia="Arial" w:hAnsi="Arial"/>
@@ -25396,7 +25396,7 @@
               <w:spacing w:after="10" w:before="0"/>
               <w:ind w:left="120"/>
             </w:pPr>
-            <w:hyperlink w:history="1" r:id="rIdnqv0rfm69-z_spjegxmun">
+            <w:hyperlink w:history="1" r:id="rIdbid5d-gnmzimbnqz4hc3e">
               <w:r>
                 <w:rPr>
                   <w:rFonts w:ascii="Arial" w:cs="Arial" w:eastAsia="Arial" w:hAnsi="Arial"/>
@@ -25591,7 +25591,7 @@
             <w:pPr>
               <w:spacing w:after="20" w:before="0"/>
             </w:pPr>
-            <w:hyperlink w:history="1" r:id="rId51a0x9-zyprksin7hkoyh">
+            <w:hyperlink w:history="1" r:id="rIdqqajzbqluxpmiqln_qy3g">
               <w:r>
                 <w:rPr>
                   <w:rFonts w:ascii="Arial" w:cs="Arial" w:eastAsia="Arial" w:hAnsi="Arial"/>
@@ -25640,7 +25640,7 @@
               <w:spacing w:after="10" w:before="0"/>
               <w:ind w:left="120"/>
             </w:pPr>
-            <w:hyperlink w:history="1" r:id="rIdz5ivavjrf7wmkpj2b7fih">
+            <w:hyperlink w:history="1" r:id="rIdt_iwyfxglk681jbtcgcgf">
               <w:r>
                 <w:rPr>
                   <w:rFonts w:ascii="Arial" w:cs="Arial" w:eastAsia="Arial" w:hAnsi="Arial"/>
@@ -25685,7 +25685,7 @@
             <w:pPr>
               <w:spacing w:after="20" w:before="0"/>
             </w:pPr>
-            <w:hyperlink w:history="1" r:id="rIdhl6-qpxktneto86ktansw">
+            <w:hyperlink w:history="1" r:id="rIdyssup5njrjtnxyicwctjw">
               <w:r>
                 <w:rPr>
                   <w:rFonts w:ascii="Arial" w:cs="Arial" w:eastAsia="Arial" w:hAnsi="Arial"/>
@@ -25734,7 +25734,7 @@
               <w:spacing w:after="10" w:before="0"/>
               <w:ind w:left="120"/>
             </w:pPr>
-            <w:hyperlink w:history="1" r:id="rIdntlerzhodazfx5muii-ik">
+            <w:hyperlink w:history="1" r:id="rIdg0c-vq1lmzpdn0o7pukzp">
               <w:r>
                 <w:rPr>
                   <w:rFonts w:ascii="Arial" w:cs="Arial" w:eastAsia="Arial" w:hAnsi="Arial"/>
@@ -25929,7 +25929,7 @@
             <w:pPr>
               <w:spacing w:after="20" w:before="0"/>
             </w:pPr>
-            <w:hyperlink w:history="1" r:id="rIdmrvq_9a7kb9ulolxal-6-">
+            <w:hyperlink w:history="1" r:id="rId-wgbxgv1pc06zkbqdkmdr">
               <w:r>
                 <w:rPr>
                   <w:rFonts w:ascii="Arial" w:cs="Arial" w:eastAsia="Arial" w:hAnsi="Arial"/>
@@ -25978,7 +25978,7 @@
               <w:spacing w:after="10" w:before="0"/>
               <w:ind w:left="120"/>
             </w:pPr>
-            <w:hyperlink w:history="1" r:id="rIdpjkdugvygzxzgrqz9mk1l">
+            <w:hyperlink w:history="1" r:id="rIdriqhywqhc9qa7f6rknxn4">
               <w:r>
                 <w:rPr>
                   <w:rFonts w:ascii="Arial" w:cs="Arial" w:eastAsia="Arial" w:hAnsi="Arial"/>
@@ -26023,7 +26023,7 @@
             <w:pPr>
               <w:spacing w:after="20" w:before="0"/>
             </w:pPr>
-            <w:hyperlink w:history="1" r:id="rIdrxeuhklkkvar1ljb33sjb">
+            <w:hyperlink w:history="1" r:id="rId1a6yjomvyneo9jcxthd_r">
               <w:r>
                 <w:rPr>
                   <w:rFonts w:ascii="Arial" w:cs="Arial" w:eastAsia="Arial" w:hAnsi="Arial"/>
@@ -26072,7 +26072,7 @@
               <w:spacing w:after="10" w:before="0"/>
               <w:ind w:left="120"/>
             </w:pPr>
-            <w:hyperlink w:history="1" r:id="rIdjcufk-td6s7eu5fjoah8v">
+            <w:hyperlink w:history="1" r:id="rIdyvsb1jrohg3gnbixe5r4z">
               <w:r>
                 <w:rPr>
                   <w:rFonts w:ascii="Arial" w:cs="Arial" w:eastAsia="Arial" w:hAnsi="Arial"/>
@@ -26584,7 +26584,7 @@
         </w:rPr>
         <w:t xml:space="preserve">© 2026 SeaVuria and ARES. Aligned with KICD objectives. Developed by SeaVuria; technical implementation by ARES (with AI assistance from Claude). Licensed under </w:t>
       </w:r>
-      <w:hyperlink w:history="1" r:id="rIdvzrzylxvsc6xhxzthft7h">
+      <w:hyperlink w:history="1" r:id="rId7smaydu2mxponq5t0xjuj">
         <w:r>
           <w:rPr>
             <w:rFonts w:ascii="Arial" w:cs="Arial" w:eastAsia="Arial" w:hAnsi="Arial"/>
@@ -26605,7 +26605,7 @@
         </w:rPr>
         <w:t xml:space="preserve"> (</w:t>
       </w:r>
-      <w:hyperlink w:history="1" r:id="rId8hes-jl_rotnwlo5j-m3v">
+      <w:hyperlink w:history="1" r:id="rIdi7txq3vsbeemikxcrhxp9">
         <w:r>
           <w:rPr>
             <w:rFonts w:ascii="Arial" w:cs="Arial" w:eastAsia="Arial" w:hAnsi="Arial"/>
@@ -27618,7 +27618,7 @@
             <w:pPr>
               <w:spacing w:after="20" w:before="0"/>
             </w:pPr>
-            <w:hyperlink w:history="1" r:id="rIdhql5xbfilocgqqe6dkq5g">
+            <w:hyperlink w:history="1" r:id="rIdnhvbqjuf9-2dxyzkn0nyr">
               <w:r>
                 <w:rPr>
                   <w:rFonts w:ascii="Arial" w:cs="Arial" w:eastAsia="Arial" w:hAnsi="Arial"/>
@@ -27651,7 +27651,7 @@
               <w:spacing w:after="10" w:before="0"/>
               <w:ind w:left="120"/>
             </w:pPr>
-            <w:hyperlink w:history="1" r:id="rIdqqnhegi0khqhw5aicpb7e">
+            <w:hyperlink w:history="1" r:id="rIdepmrxbbbfwgnp5k4m0trw">
               <w:r>
                 <w:rPr>
                   <w:rFonts w:ascii="Arial" w:cs="Arial" w:eastAsia="Arial" w:hAnsi="Arial"/>
@@ -27696,7 +27696,7 @@
             <w:pPr>
               <w:spacing w:after="20" w:before="0"/>
             </w:pPr>
-            <w:hyperlink w:history="1" r:id="rId-jvonrorx1ejmg1nny-fu">
+            <w:hyperlink w:history="1" r:id="rId8dbdgt3_p2ebozgmjyfjb">
               <w:r>
                 <w:rPr>
                   <w:rFonts w:ascii="Arial" w:cs="Arial" w:eastAsia="Arial" w:hAnsi="Arial"/>
@@ -27729,7 +27729,7 @@
               <w:spacing w:after="10" w:before="0"/>
               <w:ind w:left="120"/>
             </w:pPr>
-            <w:hyperlink w:history="1" r:id="rId_0v4eowg0v5twq7ln4if2">
+            <w:hyperlink w:history="1" r:id="rIdbdcondzmysg8vgkze_zhv">
               <w:r>
                 <w:rPr>
                   <w:rFonts w:ascii="Arial" w:cs="Arial" w:eastAsia="Arial" w:hAnsi="Arial"/>
@@ -27924,7 +27924,7 @@
             <w:pPr>
               <w:spacing w:after="20" w:before="0"/>
             </w:pPr>
-            <w:hyperlink w:history="1" r:id="rIdphfabmyh5fyqu0v41nhwo">
+            <w:hyperlink w:history="1" r:id="rId3wz4hkc1n1e_ugcccadav">
               <w:r>
                 <w:rPr>
                   <w:rFonts w:ascii="Arial" w:cs="Arial" w:eastAsia="Arial" w:hAnsi="Arial"/>
@@ -27957,7 +27957,7 @@
               <w:spacing w:after="10" w:before="0"/>
               <w:ind w:left="120"/>
             </w:pPr>
-            <w:hyperlink w:history="1" r:id="rIdnoad3seatp_w_h7lt2hlc">
+            <w:hyperlink w:history="1" r:id="rIdbffecfjyxmroxlbtvjgjq">
               <w:r>
                 <w:rPr>
                   <w:rFonts w:ascii="Arial" w:cs="Arial" w:eastAsia="Arial" w:hAnsi="Arial"/>
@@ -28002,7 +28002,7 @@
             <w:pPr>
               <w:spacing w:after="20" w:before="0"/>
             </w:pPr>
-            <w:hyperlink w:history="1" r:id="rIdumqozgnkobl-le1dk4day">
+            <w:hyperlink w:history="1" r:id="rIdy07h4zxp9ll9gpcycvuro">
               <w:r>
                 <w:rPr>
                   <w:rFonts w:ascii="Arial" w:cs="Arial" w:eastAsia="Arial" w:hAnsi="Arial"/>
@@ -28035,7 +28035,7 @@
               <w:spacing w:after="10" w:before="0"/>
               <w:ind w:left="120"/>
             </w:pPr>
-            <w:hyperlink w:history="1" r:id="rIdygxdtmgrhugwtowmvumtk">
+            <w:hyperlink w:history="1" r:id="rIdrkmfeqzwlnvejhwephmou">
               <w:r>
                 <w:rPr>
                   <w:rFonts w:ascii="Arial" w:cs="Arial" w:eastAsia="Arial" w:hAnsi="Arial"/>
@@ -28230,7 +28230,7 @@
             <w:pPr>
               <w:spacing w:after="20" w:before="0"/>
             </w:pPr>
-            <w:hyperlink w:history="1" r:id="rIdv4ke9xsemsuuaqmkyyky_">
+            <w:hyperlink w:history="1" r:id="rIdgbvp5mc8tecauudyom-jm">
               <w:r>
                 <w:rPr>
                   <w:rFonts w:ascii="Arial" w:cs="Arial" w:eastAsia="Arial" w:hAnsi="Arial"/>
@@ -28279,7 +28279,7 @@
               <w:spacing w:after="10" w:before="0"/>
               <w:ind w:left="120"/>
             </w:pPr>
-            <w:hyperlink w:history="1" r:id="rIdccjqwgixcgugpp5chi8db">
+            <w:hyperlink w:history="1" r:id="rIdm7yqcl6nfbhzf7y9i9gha">
               <w:r>
                 <w:rPr>
                   <w:rFonts w:ascii="Arial" w:cs="Arial" w:eastAsia="Arial" w:hAnsi="Arial"/>
@@ -28324,7 +28324,7 @@
             <w:pPr>
               <w:spacing w:after="20" w:before="0"/>
             </w:pPr>
-            <w:hyperlink w:history="1" r:id="rIdx6sju1p9swx7a79s1axq8">
+            <w:hyperlink w:history="1" r:id="rIdc0en8ibykyt0frnzhkj6v">
               <w:r>
                 <w:rPr>
                   <w:rFonts w:ascii="Arial" w:cs="Arial" w:eastAsia="Arial" w:hAnsi="Arial"/>
@@ -28373,7 +28373,7 @@
               <w:spacing w:after="10" w:before="0"/>
               <w:ind w:left="120"/>
             </w:pPr>
-            <w:hyperlink w:history="1" r:id="rIdx4tk6etzp0yg1pbtespmv">
+            <w:hyperlink w:history="1" r:id="rIdzad19yr0izvznztvixuxv">
               <w:r>
                 <w:rPr>
                   <w:rFonts w:ascii="Arial" w:cs="Arial" w:eastAsia="Arial" w:hAnsi="Arial"/>
@@ -28568,7 +28568,7 @@
             <w:pPr>
               <w:spacing w:after="20" w:before="0"/>
             </w:pPr>
-            <w:hyperlink w:history="1" r:id="rIdt8ywvqo8btt14xxs0xnhv">
+            <w:hyperlink w:history="1" r:id="rIdn6iwm2kb_eqdfrqsylswb">
               <w:r>
                 <w:rPr>
                   <w:rFonts w:ascii="Arial" w:cs="Arial" w:eastAsia="Arial" w:hAnsi="Arial"/>
@@ -28617,7 +28617,7 @@
               <w:spacing w:after="10" w:before="0"/>
               <w:ind w:left="120"/>
             </w:pPr>
-            <w:hyperlink w:history="1" r:id="rIdye_mlabv2fpvsprwxkuor">
+            <w:hyperlink w:history="1" r:id="rIdefk0bw20kq1dta1fcgcl2">
               <w:r>
                 <w:rPr>
                   <w:rFonts w:ascii="Arial" w:cs="Arial" w:eastAsia="Arial" w:hAnsi="Arial"/>
@@ -28662,7 +28662,7 @@
             <w:pPr>
               <w:spacing w:after="20" w:before="0"/>
             </w:pPr>
-            <w:hyperlink w:history="1" r:id="rIddvvkq7fllspzc_upjdukm">
+            <w:hyperlink w:history="1" r:id="rIdge6mqg_nwhvxoxuewor6j">
               <w:r>
                 <w:rPr>
                   <w:rFonts w:ascii="Arial" w:cs="Arial" w:eastAsia="Arial" w:hAnsi="Arial"/>
@@ -28711,7 +28711,7 @@
               <w:spacing w:after="10" w:before="0"/>
               <w:ind w:left="120"/>
             </w:pPr>
-            <w:hyperlink w:history="1" r:id="rIdlk27iktbhdenukzmsppgk">
+            <w:hyperlink w:history="1" r:id="rIdnni9pfkxc97ppt6aedfkx">
               <w:r>
                 <w:rPr>
                   <w:rFonts w:ascii="Arial" w:cs="Arial" w:eastAsia="Arial" w:hAnsi="Arial"/>
@@ -28906,7 +28906,7 @@
             <w:pPr>
               <w:spacing w:after="20" w:before="0"/>
             </w:pPr>
-            <w:hyperlink w:history="1" r:id="rId3cygllll3ssjwcky9wea3">
+            <w:hyperlink w:history="1" r:id="rIdbdsshvsi7hodpmnfed7tx">
               <w:r>
                 <w:rPr>
                   <w:rFonts w:ascii="Arial" w:cs="Arial" w:eastAsia="Arial" w:hAnsi="Arial"/>
@@ -28939,7 +28939,7 @@
               <w:spacing w:after="10" w:before="0"/>
               <w:ind w:left="120"/>
             </w:pPr>
-            <w:hyperlink w:history="1" r:id="rIdcfoeuleuapu5d9cox-asf">
+            <w:hyperlink w:history="1" r:id="rIdc9kfkqs-oh2d_diqbt41a">
               <w:r>
                 <w:rPr>
                   <w:rFonts w:ascii="Arial" w:cs="Arial" w:eastAsia="Arial" w:hAnsi="Arial"/>
@@ -28984,7 +28984,7 @@
             <w:pPr>
               <w:spacing w:after="20" w:before="0"/>
             </w:pPr>
-            <w:hyperlink w:history="1" r:id="rId2njrawaizgtujn3hycqom">
+            <w:hyperlink w:history="1" r:id="rIdr7n6xvkemtga9ikehuc3_">
               <w:r>
                 <w:rPr>
                   <w:rFonts w:ascii="Arial" w:cs="Arial" w:eastAsia="Arial" w:hAnsi="Arial"/>
@@ -29033,7 +29033,7 @@
               <w:spacing w:after="10" w:before="0"/>
               <w:ind w:left="120"/>
             </w:pPr>
-            <w:hyperlink w:history="1" r:id="rId_yckawtgmpvsnqzz28vv1">
+            <w:hyperlink w:history="1" r:id="rIddefvi1zcao-aksyfu3xl4">
               <w:r>
                 <w:rPr>
                   <w:rFonts w:ascii="Arial" w:cs="Arial" w:eastAsia="Arial" w:hAnsi="Arial"/>
@@ -29545,7 +29545,7 @@
         </w:rPr>
         <w:t xml:space="preserve">© 2026 SeaVuria and ARES. Aligned with KICD objectives. Developed by SeaVuria; technical implementation by ARES (with AI assistance from Claude). Licensed under </w:t>
       </w:r>
-      <w:hyperlink w:history="1" r:id="rIdpznkrty1g6tbf8evwsyvm">
+      <w:hyperlink w:history="1" r:id="rIddysfqfciau29wmvca9a4f">
         <w:r>
           <w:rPr>
             <w:rFonts w:ascii="Arial" w:cs="Arial" w:eastAsia="Arial" w:hAnsi="Arial"/>
@@ -29566,7 +29566,7 @@
         </w:rPr>
         <w:t xml:space="preserve"> (</w:t>
       </w:r>
-      <w:hyperlink w:history="1" r:id="rId_ptuipiyof9dtegqspi1x">
+      <w:hyperlink w:history="1" r:id="rIdl1vhxnupuws_atislfg8j">
         <w:r>
           <w:rPr>
             <w:rFonts w:ascii="Arial" w:cs="Arial" w:eastAsia="Arial" w:hAnsi="Arial"/>
@@ -30579,7 +30579,7 @@
             <w:pPr>
               <w:spacing w:after="20" w:before="0"/>
             </w:pPr>
-            <w:hyperlink w:history="1" r:id="rIdmuzyys_28m8ymgzlfq6y7">
+            <w:hyperlink w:history="1" r:id="rIdbgggns8qid10wftvozubh">
               <w:r>
                 <w:rPr>
                   <w:rFonts w:ascii="Arial" w:cs="Arial" w:eastAsia="Arial" w:hAnsi="Arial"/>
@@ -30628,7 +30628,7 @@
               <w:spacing w:after="10" w:before="0"/>
               <w:ind w:left="120"/>
             </w:pPr>
-            <w:hyperlink w:history="1" r:id="rIdxemxez6gqorvit3v0vrkf">
+            <w:hyperlink w:history="1" r:id="rIdkqth4pu0s-lvdiuc_izwb">
               <w:r>
                 <w:rPr>
                   <w:rFonts w:ascii="Arial" w:cs="Arial" w:eastAsia="Arial" w:hAnsi="Arial"/>
@@ -30673,7 +30673,7 @@
             <w:pPr>
               <w:spacing w:after="20" w:before="0"/>
             </w:pPr>
-            <w:hyperlink w:history="1" r:id="rIdqwrnlsvqwrs3f82ss_vlv">
+            <w:hyperlink w:history="1" r:id="rIdhacjkvu1vnszyzyt6mur_">
               <w:r>
                 <w:rPr>
                   <w:rFonts w:ascii="Arial" w:cs="Arial" w:eastAsia="Arial" w:hAnsi="Arial"/>
@@ -30706,7 +30706,7 @@
               <w:spacing w:after="10" w:before="0"/>
               <w:ind w:left="120"/>
             </w:pPr>
-            <w:hyperlink w:history="1" r:id="rIdejats7grbvyxhe3idmawv">
+            <w:hyperlink w:history="1" r:id="rId19_clpe0y3vyzn5ejmah3">
               <w:r>
                 <w:rPr>
                   <w:rFonts w:ascii="Arial" w:cs="Arial" w:eastAsia="Arial" w:hAnsi="Arial"/>
@@ -30901,7 +30901,7 @@
             <w:pPr>
               <w:spacing w:after="20" w:before="0"/>
             </w:pPr>
-            <w:hyperlink w:history="1" r:id="rIdr5dw27etarxtxfnakqk8y">
+            <w:hyperlink w:history="1" r:id="rIdie1rh-jd5zzy0iaerblmn">
               <w:r>
                 <w:rPr>
                   <w:rFonts w:ascii="Arial" w:cs="Arial" w:eastAsia="Arial" w:hAnsi="Arial"/>
@@ -30950,7 +30950,7 @@
               <w:spacing w:after="10" w:before="0"/>
               <w:ind w:left="120"/>
             </w:pPr>
-            <w:hyperlink w:history="1" r:id="rIdv5sep4q40qknv_xrdatcz">
+            <w:hyperlink w:history="1" r:id="rIdc-hn-0kzgva_muz0t1ewa">
               <w:r>
                 <w:rPr>
                   <w:rFonts w:ascii="Arial" w:cs="Arial" w:eastAsia="Arial" w:hAnsi="Arial"/>
@@ -30995,7 +30995,7 @@
             <w:pPr>
               <w:spacing w:after="20" w:before="0"/>
             </w:pPr>
-            <w:hyperlink w:history="1" r:id="rIdw3dvy_sxbbflb7pvpchvk">
+            <w:hyperlink w:history="1" r:id="rIdwnrmfrp2fwqqleh4d8-xx">
               <w:r>
                 <w:rPr>
                   <w:rFonts w:ascii="Arial" w:cs="Arial" w:eastAsia="Arial" w:hAnsi="Arial"/>
@@ -31028,7 +31028,7 @@
               <w:spacing w:after="10" w:before="0"/>
               <w:ind w:left="120"/>
             </w:pPr>
-            <w:hyperlink w:history="1" r:id="rId1ojpr8kkmv5jt1jcuamwt">
+            <w:hyperlink w:history="1" r:id="rIdcszmc2mouoalzqokufjad">
               <w:r>
                 <w:rPr>
                   <w:rFonts w:ascii="Arial" w:cs="Arial" w:eastAsia="Arial" w:hAnsi="Arial"/>
@@ -31223,7 +31223,7 @@
             <w:pPr>
               <w:spacing w:after="20" w:before="0"/>
             </w:pPr>
-            <w:hyperlink w:history="1" r:id="rIdwqvdjaaxt8pslnz39vu-v">
+            <w:hyperlink w:history="1" r:id="rIdbojqqmvtoqjsli7ymg9or">
               <w:r>
                 <w:rPr>
                   <w:rFonts w:ascii="Arial" w:cs="Arial" w:eastAsia="Arial" w:hAnsi="Arial"/>
@@ -31272,7 +31272,7 @@
               <w:spacing w:after="10" w:before="0"/>
               <w:ind w:left="120"/>
             </w:pPr>
-            <w:hyperlink w:history="1" r:id="rIdzezw0hsfpihqkhefdfxaa">
+            <w:hyperlink w:history="1" r:id="rIdircrakhssk4ew2dbuljoe">
               <w:r>
                 <w:rPr>
                   <w:rFonts w:ascii="Arial" w:cs="Arial" w:eastAsia="Arial" w:hAnsi="Arial"/>
@@ -31317,7 +31317,7 @@
             <w:pPr>
               <w:spacing w:after="20" w:before="0"/>
             </w:pPr>
-            <w:hyperlink w:history="1" r:id="rIdrvdij8xrs8z6isj2q-l-j">
+            <w:hyperlink w:history="1" r:id="rId8anvc-xrsmqzh2dmoihuq">
               <w:r>
                 <w:rPr>
                   <w:rFonts w:ascii="Arial" w:cs="Arial" w:eastAsia="Arial" w:hAnsi="Arial"/>
@@ -31350,7 +31350,7 @@
               <w:spacing w:after="10" w:before="0"/>
               <w:ind w:left="120"/>
             </w:pPr>
-            <w:hyperlink w:history="1" r:id="rIdmubi2pqbvr0zz4tlwoxi4">
+            <w:hyperlink w:history="1" r:id="rIdb9r7asvmyaov-kcctn28p">
               <w:r>
                 <w:rPr>
                   <w:rFonts w:ascii="Arial" w:cs="Arial" w:eastAsia="Arial" w:hAnsi="Arial"/>
@@ -31545,7 +31545,7 @@
             <w:pPr>
               <w:spacing w:after="20" w:before="0"/>
             </w:pPr>
-            <w:hyperlink w:history="1" r:id="rIdi7iqavw7auhsxn1aaexgu">
+            <w:hyperlink w:history="1" r:id="rId7u0b056lrrmrcooremcmf">
               <w:r>
                 <w:rPr>
                   <w:rFonts w:ascii="Arial" w:cs="Arial" w:eastAsia="Arial" w:hAnsi="Arial"/>
@@ -31594,7 +31594,7 @@
               <w:spacing w:after="10" w:before="0"/>
               <w:ind w:left="120"/>
             </w:pPr>
-            <w:hyperlink w:history="1" r:id="rId-pq4qpcwb5oll5gm_wtvb">
+            <w:hyperlink w:history="1" r:id="rIdwnswu_v1cgu761xsic0ve">
               <w:r>
                 <w:rPr>
                   <w:rFonts w:ascii="Arial" w:cs="Arial" w:eastAsia="Arial" w:hAnsi="Arial"/>
@@ -31639,7 +31639,7 @@
             <w:pPr>
               <w:spacing w:after="20" w:before="0"/>
             </w:pPr>
-            <w:hyperlink w:history="1" r:id="rIdtqpexrseew14wb_rpyq0r">
+            <w:hyperlink w:history="1" r:id="rIdxx4avg-ftfs2u2uz3k26z">
               <w:r>
                 <w:rPr>
                   <w:rFonts w:ascii="Arial" w:cs="Arial" w:eastAsia="Arial" w:hAnsi="Arial"/>
@@ -31672,7 +31672,7 @@
               <w:spacing w:after="10" w:before="0"/>
               <w:ind w:left="120"/>
             </w:pPr>
-            <w:hyperlink w:history="1" r:id="rId3zgvbnfctg0elb6n1cwm5">
+            <w:hyperlink w:history="1" r:id="rIdpubqsyjujvklejpgvhrvx">
               <w:r>
                 <w:rPr>
                   <w:rFonts w:ascii="Arial" w:cs="Arial" w:eastAsia="Arial" w:hAnsi="Arial"/>
@@ -31867,7 +31867,7 @@
             <w:pPr>
               <w:spacing w:after="20" w:before="0"/>
             </w:pPr>
-            <w:hyperlink w:history="1" r:id="rIdxyiou-o79kem0wcuxxxys">
+            <w:hyperlink w:history="1" r:id="rIdpem0gnzv-fpiuc3fj-v76">
               <w:r>
                 <w:rPr>
                   <w:rFonts w:ascii="Arial" w:cs="Arial" w:eastAsia="Arial" w:hAnsi="Arial"/>
@@ -31916,7 +31916,7 @@
               <w:spacing w:after="10" w:before="0"/>
               <w:ind w:left="120"/>
             </w:pPr>
-            <w:hyperlink w:history="1" r:id="rIdrk6nmdeatvhg_d0jxx98-">
+            <w:hyperlink w:history="1" r:id="rIdzlhxzvdzimywe5pkwjlyd">
               <w:r>
                 <w:rPr>
                   <w:rFonts w:ascii="Arial" w:cs="Arial" w:eastAsia="Arial" w:hAnsi="Arial"/>
@@ -31961,7 +31961,7 @@
             <w:pPr>
               <w:spacing w:after="20" w:before="0"/>
             </w:pPr>
-            <w:hyperlink w:history="1" r:id="rIdm9cjkx-i74o1nuh0c0r_i">
+            <w:hyperlink w:history="1" r:id="rIdoldflpwiieiqlyzy_vfbl">
               <w:r>
                 <w:rPr>
                   <w:rFonts w:ascii="Arial" w:cs="Arial" w:eastAsia="Arial" w:hAnsi="Arial"/>
@@ -31994,7 +31994,7 @@
               <w:spacing w:after="10" w:before="0"/>
               <w:ind w:left="120"/>
             </w:pPr>
-            <w:hyperlink w:history="1" r:id="rIdwusdgrwsi494do08z-tfd">
+            <w:hyperlink w:history="1" r:id="rIdpaa2ffvnijndfnd6k39hx">
               <w:r>
                 <w:rPr>
                   <w:rFonts w:ascii="Arial" w:cs="Arial" w:eastAsia="Arial" w:hAnsi="Arial"/>
@@ -32734,7 +32734,7 @@
         </w:rPr>
         <w:t xml:space="preserve">© 2026 SeaVuria and ARES. Aligned with KICD objectives. Developed by SeaVuria; technical implementation by ARES (with AI assistance from Claude). Licensed under </w:t>
       </w:r>
-      <w:hyperlink w:history="1" r:id="rIdqi-rggjwpt6l0dhjzq5-l">
+      <w:hyperlink w:history="1" r:id="rId9bs9ijbyr9ynxdltjxeet">
         <w:r>
           <w:rPr>
             <w:rFonts w:ascii="Arial" w:cs="Arial" w:eastAsia="Arial" w:hAnsi="Arial"/>
@@ -32755,7 +32755,7 @@
         </w:rPr>
         <w:t xml:space="preserve"> (</w:t>
       </w:r>
-      <w:hyperlink w:history="1" r:id="rId9h6_lyt3w4ox_igogma8j">
+      <w:hyperlink w:history="1" r:id="rId6xbdzpxofwo4nggovscik">
         <w:r>
           <w:rPr>
             <w:rFonts w:ascii="Arial" w:cs="Arial" w:eastAsia="Arial" w:hAnsi="Arial"/>

--- a/data/outputs/v2/Maths/SS2.4_Surface_Area_and_Volume_of_Solids/Mathematics_Surface_Area_and_Volume_of_Solids_CBE_LessonSequence.docx
+++ b/data/outputs/v2/Maths/SS2.4_Surface_Area_and_Volume_of_Solids/Mathematics_Surface_Area_and_Volume_of_Solids_CBE_LessonSequence.docx
@@ -2658,7 +2658,7 @@
         </w:rPr>
         <w:t xml:space="preserve">© 2026 SeaVuria and ARES. This work is licensed under a </w:t>
       </w:r>
-      <w:hyperlink w:history="1" r:id="rIdl3uvr7pqmqxox6m6_9re4">
+      <w:hyperlink w:history="1" r:id="rIdtiib1xqw8gv5fegl904op">
         <w:r>
           <w:rPr>
             <w:rFonts w:ascii="Arial" w:cs="Arial" w:eastAsia="Arial" w:hAnsi="Arial"/>
@@ -2678,7 +2678,7 @@
         </w:rPr>
         <w:t xml:space="preserve"> (</w:t>
       </w:r>
-      <w:hyperlink w:history="1" r:id="rIddnqio_pezz5nsenlmwfcn">
+      <w:hyperlink w:history="1" r:id="rId8uwfusjjw_xj8mkuccg-h">
         <w:r>
           <w:rPr>
             <w:rFonts w:ascii="Arial" w:cs="Arial" w:eastAsia="Arial" w:hAnsi="Arial"/>
@@ -2698,7 +2698,7 @@
         </w:rPr>
         <w:t xml:space="preserve">). To view a copy of this license, visit </w:t>
       </w:r>
-      <w:hyperlink w:history="1" r:id="rId6jtrgbce_rj0qkzs4n5mq">
+      <w:hyperlink w:history="1" r:id="rIdohsm30ocsogi6ayoo09xd">
         <w:r>
           <w:rPr>
             <w:rFonts w:ascii="Arial" w:cs="Arial" w:eastAsia="Arial" w:hAnsi="Arial"/>
@@ -3710,7 +3710,7 @@
             <w:pPr>
               <w:spacing w:after="20" w:before="0"/>
             </w:pPr>
-            <w:hyperlink w:history="1" r:id="rIdt0gsoy4himv60dc4_ayek">
+            <w:hyperlink w:history="1" r:id="rIdqgdzp6ir4uwmp4vqksr17">
               <w:r>
                 <w:rPr>
                   <w:rFonts w:ascii="Arial" w:cs="Arial" w:eastAsia="Arial" w:hAnsi="Arial"/>
@@ -3743,7 +3743,7 @@
               <w:spacing w:after="10" w:before="0"/>
               <w:ind w:left="120"/>
             </w:pPr>
-            <w:hyperlink w:history="1" r:id="rIdshj9jlxxybtsuuffxmtxf">
+            <w:hyperlink w:history="1" r:id="rIdgj4ktddmncozbzpzckwo3">
               <w:r>
                 <w:rPr>
                   <w:rFonts w:ascii="Arial" w:cs="Arial" w:eastAsia="Arial" w:hAnsi="Arial"/>
@@ -3788,7 +3788,7 @@
             <w:pPr>
               <w:spacing w:after="20" w:before="0"/>
             </w:pPr>
-            <w:hyperlink w:history="1" r:id="rIdzqymqm0scu7wnttraihsk">
+            <w:hyperlink w:history="1" r:id="rIdnvw51tqp0nrqm-asqhzmt">
               <w:r>
                 <w:rPr>
                   <w:rFonts w:ascii="Arial" w:cs="Arial" w:eastAsia="Arial" w:hAnsi="Arial"/>
@@ -3821,7 +3821,7 @@
               <w:spacing w:after="10" w:before="0"/>
               <w:ind w:left="120"/>
             </w:pPr>
-            <w:hyperlink w:history="1" r:id="rIdemvvzs3risyuemswlzxl3">
+            <w:hyperlink w:history="1" r:id="rIdapnkkktgodbqbh2st6ih3">
               <w:r>
                 <w:rPr>
                   <w:rFonts w:ascii="Arial" w:cs="Arial" w:eastAsia="Arial" w:hAnsi="Arial"/>
@@ -4016,7 +4016,7 @@
             <w:pPr>
               <w:spacing w:after="20" w:before="0"/>
             </w:pPr>
-            <w:hyperlink w:history="1" r:id="rId3d8op-4nadiddsvan-hay">
+            <w:hyperlink w:history="1" r:id="rIdcuzpyq56y4uw5wktxt4vx">
               <w:r>
                 <w:rPr>
                   <w:rFonts w:ascii="Arial" w:cs="Arial" w:eastAsia="Arial" w:hAnsi="Arial"/>
@@ -4049,7 +4049,7 @@
               <w:spacing w:after="10" w:before="0"/>
               <w:ind w:left="120"/>
             </w:pPr>
-            <w:hyperlink w:history="1" r:id="rIdbg_d0p1kbdqqmwlt-jtsk">
+            <w:hyperlink w:history="1" r:id="rIdo1riwhpdmkv7redksjoej">
               <w:r>
                 <w:rPr>
                   <w:rFonts w:ascii="Arial" w:cs="Arial" w:eastAsia="Arial" w:hAnsi="Arial"/>
@@ -4094,7 +4094,7 @@
             <w:pPr>
               <w:spacing w:after="20" w:before="0"/>
             </w:pPr>
-            <w:hyperlink w:history="1" r:id="rIdj1ezsjcbr34mujrdpfa0l">
+            <w:hyperlink w:history="1" r:id="rIdvt5f0oygofrg_cgqazmnw">
               <w:r>
                 <w:rPr>
                   <w:rFonts w:ascii="Arial" w:cs="Arial" w:eastAsia="Arial" w:hAnsi="Arial"/>
@@ -4127,7 +4127,7 @@
               <w:spacing w:after="10" w:before="0"/>
               <w:ind w:left="120"/>
             </w:pPr>
-            <w:hyperlink w:history="1" r:id="rId5qrhnt8sxxgrkk-ulx5mx">
+            <w:hyperlink w:history="1" r:id="rIdhb-2ghzmmoqiqnebl9bh5">
               <w:r>
                 <w:rPr>
                   <w:rFonts w:ascii="Arial" w:cs="Arial" w:eastAsia="Arial" w:hAnsi="Arial"/>
@@ -4322,7 +4322,7 @@
             <w:pPr>
               <w:spacing w:after="20" w:before="0"/>
             </w:pPr>
-            <w:hyperlink w:history="1" r:id="rIdrwtgdqe7ya0chd4_b99e1">
+            <w:hyperlink w:history="1" r:id="rId0jrigqhp61w35azgrvxbp">
               <w:r>
                 <w:rPr>
                   <w:rFonts w:ascii="Arial" w:cs="Arial" w:eastAsia="Arial" w:hAnsi="Arial"/>
@@ -4355,7 +4355,7 @@
               <w:spacing w:after="10" w:before="0"/>
               <w:ind w:left="120"/>
             </w:pPr>
-            <w:hyperlink w:history="1" r:id="rIdqkubgkexmgj4ddnp-wshv">
+            <w:hyperlink w:history="1" r:id="rIdd51ej9xmlfw-opompq-ko">
               <w:r>
                 <w:rPr>
                   <w:rFonts w:ascii="Arial" w:cs="Arial" w:eastAsia="Arial" w:hAnsi="Arial"/>
@@ -4400,7 +4400,7 @@
             <w:pPr>
               <w:spacing w:after="20" w:before="0"/>
             </w:pPr>
-            <w:hyperlink w:history="1" r:id="rIdxpjyw5xa2eu1o8ibu0vct">
+            <w:hyperlink w:history="1" r:id="rIdzd4xn4el3xkbcy2jz3via">
               <w:r>
                 <w:rPr>
                   <w:rFonts w:ascii="Arial" w:cs="Arial" w:eastAsia="Arial" w:hAnsi="Arial"/>
@@ -4433,7 +4433,7 @@
               <w:spacing w:after="10" w:before="0"/>
               <w:ind w:left="120"/>
             </w:pPr>
-            <w:hyperlink w:history="1" r:id="rIdvrlymosywt9n7nrdb_e0c">
+            <w:hyperlink w:history="1" r:id="rId4vv5ffxyupwnal66c9848">
               <w:r>
                 <w:rPr>
                   <w:rFonts w:ascii="Arial" w:cs="Arial" w:eastAsia="Arial" w:hAnsi="Arial"/>
@@ -4628,7 +4628,7 @@
             <w:pPr>
               <w:spacing w:after="20" w:before="0"/>
             </w:pPr>
-            <w:hyperlink w:history="1" r:id="rIdvvbcbazqpiezqrngfwpk8">
+            <w:hyperlink w:history="1" r:id="rId1lwnezwk_ewsmcxonxpcv">
               <w:r>
                 <w:rPr>
                   <w:rFonts w:ascii="Arial" w:cs="Arial" w:eastAsia="Arial" w:hAnsi="Arial"/>
@@ -4661,7 +4661,7 @@
               <w:spacing w:after="10" w:before="0"/>
               <w:ind w:left="120"/>
             </w:pPr>
-            <w:hyperlink w:history="1" r:id="rId3v4lt859bpbwvxcynu7er">
+            <w:hyperlink w:history="1" r:id="rIdtklkv5ssca3waxsdc_8hp">
               <w:r>
                 <w:rPr>
                   <w:rFonts w:ascii="Arial" w:cs="Arial" w:eastAsia="Arial" w:hAnsi="Arial"/>
@@ -4706,7 +4706,7 @@
             <w:pPr>
               <w:spacing w:after="20" w:before="0"/>
             </w:pPr>
-            <w:hyperlink w:history="1" r:id="rId7qr9xx2oeitdrqazcspue">
+            <w:hyperlink w:history="1" r:id="rId81g8af2r_vypmdlmspdhx">
               <w:r>
                 <w:rPr>
                   <w:rFonts w:ascii="Arial" w:cs="Arial" w:eastAsia="Arial" w:hAnsi="Arial"/>
@@ -4739,7 +4739,7 @@
               <w:spacing w:after="10" w:before="0"/>
               <w:ind w:left="120"/>
             </w:pPr>
-            <w:hyperlink w:history="1" r:id="rIdwjmfznvaual_hugyumiui">
+            <w:hyperlink w:history="1" r:id="rIdkjtgbrz4hsx0h6o7my3fg">
               <w:r>
                 <w:rPr>
                   <w:rFonts w:ascii="Arial" w:cs="Arial" w:eastAsia="Arial" w:hAnsi="Arial"/>
@@ -4934,7 +4934,7 @@
             <w:pPr>
               <w:spacing w:after="20" w:before="0"/>
             </w:pPr>
-            <w:hyperlink w:history="1" r:id="rIdnjp3o7lujiqxabflbeq-a">
+            <w:hyperlink w:history="1" r:id="rIditw1kknyoxitc9adt7dx5">
               <w:r>
                 <w:rPr>
                   <w:rFonts w:ascii="Arial" w:cs="Arial" w:eastAsia="Arial" w:hAnsi="Arial"/>
@@ -4967,7 +4967,7 @@
               <w:spacing w:after="10" w:before="0"/>
               <w:ind w:left="120"/>
             </w:pPr>
-            <w:hyperlink w:history="1" r:id="rIdteonsid9gpgfot9cr2aai">
+            <w:hyperlink w:history="1" r:id="rIdq-uc61rw9ty8ouhl3mj6g">
               <w:r>
                 <w:rPr>
                   <w:rFonts w:ascii="Arial" w:cs="Arial" w:eastAsia="Arial" w:hAnsi="Arial"/>
@@ -5012,7 +5012,7 @@
             <w:pPr>
               <w:spacing w:after="20" w:before="0"/>
             </w:pPr>
-            <w:hyperlink w:history="1" r:id="rIdiwyfjg-vnpe6q8ge3pssx">
+            <w:hyperlink w:history="1" r:id="rIdbeduw-ntuuw73vtqnd45d">
               <w:r>
                 <w:rPr>
                   <w:rFonts w:ascii="Arial" w:cs="Arial" w:eastAsia="Arial" w:hAnsi="Arial"/>
@@ -5045,7 +5045,7 @@
               <w:spacing w:after="10" w:before="0"/>
               <w:ind w:left="120"/>
             </w:pPr>
-            <w:hyperlink w:history="1" r:id="rIdufrtfzkdzr-don3pynr2h">
+            <w:hyperlink w:history="1" r:id="rIdmkzxmfp3f-legfq9xqx-y">
               <w:r>
                 <w:rPr>
                   <w:rFonts w:ascii="Arial" w:cs="Arial" w:eastAsia="Arial" w:hAnsi="Arial"/>
@@ -5557,7 +5557,7 @@
         </w:rPr>
         <w:t xml:space="preserve">© 2026 SeaVuria and ARES. Aligned with KICD objectives. Developed by SeaVuria; technical implementation by ARES (with AI assistance from Claude). Licensed under </w:t>
       </w:r>
-      <w:hyperlink w:history="1" r:id="rId0sbq2ia3clug_bfdh6n-g">
+      <w:hyperlink w:history="1" r:id="rIdkzrdodcfyffdk_3bfyxf7">
         <w:r>
           <w:rPr>
             <w:rFonts w:ascii="Arial" w:cs="Arial" w:eastAsia="Arial" w:hAnsi="Arial"/>
@@ -5578,7 +5578,7 @@
         </w:rPr>
         <w:t xml:space="preserve"> (</w:t>
       </w:r>
-      <w:hyperlink w:history="1" r:id="rIdor3ptv6l49t12yaaygmrc">
+      <w:hyperlink w:history="1" r:id="rId-tnecsvvxk2dgaggwzhjo">
         <w:r>
           <w:rPr>
             <w:rFonts w:ascii="Arial" w:cs="Arial" w:eastAsia="Arial" w:hAnsi="Arial"/>
@@ -6591,7 +6591,7 @@
             <w:pPr>
               <w:spacing w:after="20" w:before="0"/>
             </w:pPr>
-            <w:hyperlink w:history="1" r:id="rId6gocdoyqzltm58fjedpri">
+            <w:hyperlink w:history="1" r:id="rIdccyng4dd8frhhijrym40t">
               <w:r>
                 <w:rPr>
                   <w:rFonts w:ascii="Arial" w:cs="Arial" w:eastAsia="Arial" w:hAnsi="Arial"/>
@@ -6640,7 +6640,7 @@
               <w:spacing w:after="10" w:before="0"/>
               <w:ind w:left="120"/>
             </w:pPr>
-            <w:hyperlink w:history="1" r:id="rIda0fmowuuz5e2fgi2lu-iy">
+            <w:hyperlink w:history="1" r:id="rIdq3t7mq78bvw_jalrnz-pq">
               <w:r>
                 <w:rPr>
                   <w:rFonts w:ascii="Arial" w:cs="Arial" w:eastAsia="Arial" w:hAnsi="Arial"/>
@@ -6685,7 +6685,7 @@
             <w:pPr>
               <w:spacing w:after="20" w:before="0"/>
             </w:pPr>
-            <w:hyperlink w:history="1" r:id="rIdt0ah-4hgo8ssex5cs7b03">
+            <w:hyperlink w:history="1" r:id="rIdmb-eyct5dpgw2lij9uy_j">
               <w:r>
                 <w:rPr>
                   <w:rFonts w:ascii="Arial" w:cs="Arial" w:eastAsia="Arial" w:hAnsi="Arial"/>
@@ -6718,7 +6718,7 @@
               <w:spacing w:after="10" w:before="0"/>
               <w:ind w:left="120"/>
             </w:pPr>
-            <w:hyperlink w:history="1" r:id="rIdxuyabvuq_nw9yfcfepcg6">
+            <w:hyperlink w:history="1" r:id="rIdzhl-r4k5zxzuqpaelrdpm">
               <w:r>
                 <w:rPr>
                   <w:rFonts w:ascii="Arial" w:cs="Arial" w:eastAsia="Arial" w:hAnsi="Arial"/>
@@ -6913,7 +6913,7 @@
             <w:pPr>
               <w:spacing w:after="20" w:before="0"/>
             </w:pPr>
-            <w:hyperlink w:history="1" r:id="rIdwwkizxzmzwmoirmfsa7ox">
+            <w:hyperlink w:history="1" r:id="rIdoio2n9glhnigwgimiex_y">
               <w:r>
                 <w:rPr>
                   <w:rFonts w:ascii="Arial" w:cs="Arial" w:eastAsia="Arial" w:hAnsi="Arial"/>
@@ -6962,7 +6962,7 @@
               <w:spacing w:after="10" w:before="0"/>
               <w:ind w:left="120"/>
             </w:pPr>
-            <w:hyperlink w:history="1" r:id="rId4ztuhqopbo8hqydxbodg7">
+            <w:hyperlink w:history="1" r:id="rIdgtkiuto5atvz9orgrg8yc">
               <w:r>
                 <w:rPr>
                   <w:rFonts w:ascii="Arial" w:cs="Arial" w:eastAsia="Arial" w:hAnsi="Arial"/>
@@ -7007,7 +7007,7 @@
             <w:pPr>
               <w:spacing w:after="20" w:before="0"/>
             </w:pPr>
-            <w:hyperlink w:history="1" r:id="rId6f_p5zomondyitls1zbww">
+            <w:hyperlink w:history="1" r:id="rIdodezrp8wcrcqqj5cp3njf">
               <w:r>
                 <w:rPr>
                   <w:rFonts w:ascii="Arial" w:cs="Arial" w:eastAsia="Arial" w:hAnsi="Arial"/>
@@ -7040,7 +7040,7 @@
               <w:spacing w:after="10" w:before="0"/>
               <w:ind w:left="120"/>
             </w:pPr>
-            <w:hyperlink w:history="1" r:id="rIdlnrjlmxilshcscf0jigxq">
+            <w:hyperlink w:history="1" r:id="rIdqere2wo5wl2o9ij9ls2ci">
               <w:r>
                 <w:rPr>
                   <w:rFonts w:ascii="Arial" w:cs="Arial" w:eastAsia="Arial" w:hAnsi="Arial"/>
@@ -7235,7 +7235,7 @@
             <w:pPr>
               <w:spacing w:after="20" w:before="0"/>
             </w:pPr>
-            <w:hyperlink w:history="1" r:id="rIdw7b8_qkxptffkpa6ohfzi">
+            <w:hyperlink w:history="1" r:id="rId-acoueplibhhojvoxn3mt">
               <w:r>
                 <w:rPr>
                   <w:rFonts w:ascii="Arial" w:cs="Arial" w:eastAsia="Arial" w:hAnsi="Arial"/>
@@ -7284,7 +7284,7 @@
               <w:spacing w:after="10" w:before="0"/>
               <w:ind w:left="120"/>
             </w:pPr>
-            <w:hyperlink w:history="1" r:id="rIdk8siahzx4sg-hgoocb8io">
+            <w:hyperlink w:history="1" r:id="rIdep2bob-9el4x_-rg3al92">
               <w:r>
                 <w:rPr>
                   <w:rFonts w:ascii="Arial" w:cs="Arial" w:eastAsia="Arial" w:hAnsi="Arial"/>
@@ -7329,7 +7329,7 @@
             <w:pPr>
               <w:spacing w:after="20" w:before="0"/>
             </w:pPr>
-            <w:hyperlink w:history="1" r:id="rIdeprblsuutubstxe_oudaa">
+            <w:hyperlink w:history="1" r:id="rIdesiwpu-eqmndkzg6i6say">
               <w:r>
                 <w:rPr>
                   <w:rFonts w:ascii="Arial" w:cs="Arial" w:eastAsia="Arial" w:hAnsi="Arial"/>
@@ -7362,7 +7362,7 @@
               <w:spacing w:after="10" w:before="0"/>
               <w:ind w:left="120"/>
             </w:pPr>
-            <w:hyperlink w:history="1" r:id="rIdf0yuy_3dghuiopmlyavtl">
+            <w:hyperlink w:history="1" r:id="rIdrpgdepfdpf6b1ihnxofwu">
               <w:r>
                 <w:rPr>
                   <w:rFonts w:ascii="Arial" w:cs="Arial" w:eastAsia="Arial" w:hAnsi="Arial"/>
@@ -7557,7 +7557,7 @@
             <w:pPr>
               <w:spacing w:after="20" w:before="0"/>
             </w:pPr>
-            <w:hyperlink w:history="1" r:id="rId2nmkteccllnowekdhoyax">
+            <w:hyperlink w:history="1" r:id="rIdkk2gb5wuzipzndvya1mcv">
               <w:r>
                 <w:rPr>
                   <w:rFonts w:ascii="Arial" w:cs="Arial" w:eastAsia="Arial" w:hAnsi="Arial"/>
@@ -7606,7 +7606,7 @@
               <w:spacing w:after="10" w:before="0"/>
               <w:ind w:left="120"/>
             </w:pPr>
-            <w:hyperlink w:history="1" r:id="rId2tecbgow3kf1lwcibkp5c">
+            <w:hyperlink w:history="1" r:id="rIdvrhiatylipymcpl-wu-6c">
               <w:r>
                 <w:rPr>
                   <w:rFonts w:ascii="Arial" w:cs="Arial" w:eastAsia="Arial" w:hAnsi="Arial"/>
@@ -7651,7 +7651,7 @@
             <w:pPr>
               <w:spacing w:after="20" w:before="0"/>
             </w:pPr>
-            <w:hyperlink w:history="1" r:id="rIdezdnp3vmyoxj9qhkkbpo7">
+            <w:hyperlink w:history="1" r:id="rIdxl8ufjgzovl03-k_xj55j">
               <w:r>
                 <w:rPr>
                   <w:rFonts w:ascii="Arial" w:cs="Arial" w:eastAsia="Arial" w:hAnsi="Arial"/>
@@ -7684,7 +7684,7 @@
               <w:spacing w:after="10" w:before="0"/>
               <w:ind w:left="120"/>
             </w:pPr>
-            <w:hyperlink w:history="1" r:id="rIdoyhlnpdmntdb7qmil44pn">
+            <w:hyperlink w:history="1" r:id="rIdjgtjuxxsisfnxfnjqeegd">
               <w:r>
                 <w:rPr>
                   <w:rFonts w:ascii="Arial" w:cs="Arial" w:eastAsia="Arial" w:hAnsi="Arial"/>
@@ -7879,7 +7879,7 @@
             <w:pPr>
               <w:spacing w:after="20" w:before="0"/>
             </w:pPr>
-            <w:hyperlink w:history="1" r:id="rIdyoeaeomoqgcvuq9hu3rwj">
+            <w:hyperlink w:history="1" r:id="rIdwve9xyeknbh4jxkz5qvp6">
               <w:r>
                 <w:rPr>
                   <w:rFonts w:ascii="Arial" w:cs="Arial" w:eastAsia="Arial" w:hAnsi="Arial"/>
@@ -7928,7 +7928,7 @@
               <w:spacing w:after="10" w:before="0"/>
               <w:ind w:left="120"/>
             </w:pPr>
-            <w:hyperlink w:history="1" r:id="rIdek4qwnx__gkigl1r1g9d2">
+            <w:hyperlink w:history="1" r:id="rIdwj_xye4hoegusffbi0ah2">
               <w:r>
                 <w:rPr>
                   <w:rFonts w:ascii="Arial" w:cs="Arial" w:eastAsia="Arial" w:hAnsi="Arial"/>
@@ -7973,7 +7973,7 @@
             <w:pPr>
               <w:spacing w:after="20" w:before="0"/>
             </w:pPr>
-            <w:hyperlink w:history="1" r:id="rIdzg_srnulcyhrdwltqwwdp">
+            <w:hyperlink w:history="1" r:id="rIdtnh024nzktmhk063hpeok">
               <w:r>
                 <w:rPr>
                   <w:rFonts w:ascii="Arial" w:cs="Arial" w:eastAsia="Arial" w:hAnsi="Arial"/>
@@ -8006,7 +8006,7 @@
               <w:spacing w:after="10" w:before="0"/>
               <w:ind w:left="120"/>
             </w:pPr>
-            <w:hyperlink w:history="1" r:id="rIdmle-euw6bsfpvjnilv1vk">
+            <w:hyperlink w:history="1" r:id="rId9bls55gudejjvvhy-nvsf">
               <w:r>
                 <w:rPr>
                   <w:rFonts w:ascii="Arial" w:cs="Arial" w:eastAsia="Arial" w:hAnsi="Arial"/>
@@ -8518,7 +8518,7 @@
         </w:rPr>
         <w:t xml:space="preserve">© 2026 SeaVuria and ARES. Aligned with KICD objectives. Developed by SeaVuria; technical implementation by ARES (with AI assistance from Claude). Licensed under </w:t>
       </w:r>
-      <w:hyperlink w:history="1" r:id="rIdti-fkytrvghvgmh5sgvkl">
+      <w:hyperlink w:history="1" r:id="rId3wegmvdv7lrxasglacukg">
         <w:r>
           <w:rPr>
             <w:rFonts w:ascii="Arial" w:cs="Arial" w:eastAsia="Arial" w:hAnsi="Arial"/>
@@ -8539,7 +8539,7 @@
         </w:rPr>
         <w:t xml:space="preserve"> (</w:t>
       </w:r>
-      <w:hyperlink w:history="1" r:id="rIdhinoeocxoszrfsxnkq8nx">
+      <w:hyperlink w:history="1" r:id="rIdpi-aum5qc7zptnhielout">
         <w:r>
           <w:rPr>
             <w:rFonts w:ascii="Arial" w:cs="Arial" w:eastAsia="Arial" w:hAnsi="Arial"/>
@@ -9569,7 +9569,7 @@
               <w:spacing w:after="10" w:before="0"/>
               <w:ind w:left="120"/>
             </w:pPr>
-            <w:hyperlink w:history="1" r:id="rIdswibcuwy_eiyomxl3afuo">
+            <w:hyperlink w:history="1" r:id="rId7xouex4ukwwsqn7tcs7dc">
               <w:r>
                 <w:rPr>
                   <w:rFonts w:ascii="Arial" w:cs="Arial" w:eastAsia="Arial" w:hAnsi="Arial"/>
@@ -9629,7 +9629,7 @@
             <w:pPr>
               <w:spacing w:after="20" w:before="0"/>
             </w:pPr>
-            <w:hyperlink w:history="1" r:id="rIdsokjt4zkhtffuaz_cberf">
+            <w:hyperlink w:history="1" r:id="rIdpmqxdgfdhnlyrdngie9jr">
               <w:r>
                 <w:rPr>
                   <w:rFonts w:ascii="Arial" w:cs="Arial" w:eastAsia="Arial" w:hAnsi="Arial"/>
@@ -9678,7 +9678,7 @@
               <w:spacing w:after="10" w:before="0"/>
               <w:ind w:left="120"/>
             </w:pPr>
-            <w:hyperlink w:history="1" r:id="rIdxjmporddjt1g3mjzh0ibt">
+            <w:hyperlink w:history="1" r:id="rId51aoh8lcdfyyiqjdrhpvh">
               <w:r>
                 <w:rPr>
                   <w:rFonts w:ascii="Arial" w:cs="Arial" w:eastAsia="Arial" w:hAnsi="Arial"/>
@@ -9890,7 +9890,7 @@
               <w:spacing w:after="10" w:before="0"/>
               <w:ind w:left="120"/>
             </w:pPr>
-            <w:hyperlink w:history="1" r:id="rIdzv0hivqp-_d5cf9aipkv-">
+            <w:hyperlink w:history="1" r:id="rIdai89sc45ofxaxxupyvfkn">
               <w:r>
                 <w:rPr>
                   <w:rFonts w:ascii="Arial" w:cs="Arial" w:eastAsia="Arial" w:hAnsi="Arial"/>
@@ -9950,7 +9950,7 @@
             <w:pPr>
               <w:spacing w:after="20" w:before="0"/>
             </w:pPr>
-            <w:hyperlink w:history="1" r:id="rIda0-n4asaen7w5tegahfwv">
+            <w:hyperlink w:history="1" r:id="rIdq91t1iwo8z9bm3zbarpnx">
               <w:r>
                 <w:rPr>
                   <w:rFonts w:ascii="Arial" w:cs="Arial" w:eastAsia="Arial" w:hAnsi="Arial"/>
@@ -9999,7 +9999,7 @@
               <w:spacing w:after="10" w:before="0"/>
               <w:ind w:left="120"/>
             </w:pPr>
-            <w:hyperlink w:history="1" r:id="rIdspsqwpnkvgcx3tqtpwzjh">
+            <w:hyperlink w:history="1" r:id="rIdo2hjeye8dhc6b88zprbi9">
               <w:r>
                 <w:rPr>
                   <w:rFonts w:ascii="Arial" w:cs="Arial" w:eastAsia="Arial" w:hAnsi="Arial"/>
@@ -10211,7 +10211,7 @@
               <w:spacing w:after="10" w:before="0"/>
               <w:ind w:left="120"/>
             </w:pPr>
-            <w:hyperlink w:history="1" r:id="rIdl9mswncjqfxjdpitvlhvj">
+            <w:hyperlink w:history="1" r:id="rIdhe9kel28oeg5qvjs33j0a">
               <w:r>
                 <w:rPr>
                   <w:rFonts w:ascii="Arial" w:cs="Arial" w:eastAsia="Arial" w:hAnsi="Arial"/>
@@ -10271,7 +10271,7 @@
             <w:pPr>
               <w:spacing w:after="20" w:before="0"/>
             </w:pPr>
-            <w:hyperlink w:history="1" r:id="rIdjh2_3fardf7ts136ogifv">
+            <w:hyperlink w:history="1" r:id="rIdruvphhoczmf4mnsggvwf9">
               <w:r>
                 <w:rPr>
                   <w:rFonts w:ascii="Arial" w:cs="Arial" w:eastAsia="Arial" w:hAnsi="Arial"/>
@@ -10320,7 +10320,7 @@
               <w:spacing w:after="10" w:before="0"/>
               <w:ind w:left="120"/>
             </w:pPr>
-            <w:hyperlink w:history="1" r:id="rIdoxwm-e1zz1uhuktm7lg97">
+            <w:hyperlink w:history="1" r:id="rIdxd5c5tnfyth5zd2ttem6i">
               <w:r>
                 <w:rPr>
                   <w:rFonts w:ascii="Arial" w:cs="Arial" w:eastAsia="Arial" w:hAnsi="Arial"/>
@@ -10532,7 +10532,7 @@
               <w:spacing w:after="10" w:before="0"/>
               <w:ind w:left="120"/>
             </w:pPr>
-            <w:hyperlink w:history="1" r:id="rIddkbnn6zgqr3f3lu56-t0t">
+            <w:hyperlink w:history="1" r:id="rIdxtom4v3csd2-o58uinpto">
               <w:r>
                 <w:rPr>
                   <w:rFonts w:ascii="Arial" w:cs="Arial" w:eastAsia="Arial" w:hAnsi="Arial"/>
@@ -10592,7 +10592,7 @@
             <w:pPr>
               <w:spacing w:after="20" w:before="0"/>
             </w:pPr>
-            <w:hyperlink w:history="1" r:id="rId9bileiqy_rskp2ha6ugmh">
+            <w:hyperlink w:history="1" r:id="rId2iizz4janso_njkgifgwd">
               <w:r>
                 <w:rPr>
                   <w:rFonts w:ascii="Arial" w:cs="Arial" w:eastAsia="Arial" w:hAnsi="Arial"/>
@@ -10641,7 +10641,7 @@
               <w:spacing w:after="10" w:before="0"/>
               <w:ind w:left="120"/>
             </w:pPr>
-            <w:hyperlink w:history="1" r:id="rIdx_kxkytmtcl3mnehzocw8">
+            <w:hyperlink w:history="1" r:id="rId010gkr_fl69cqcb0rxolw">
               <w:r>
                 <w:rPr>
                   <w:rFonts w:ascii="Arial" w:cs="Arial" w:eastAsia="Arial" w:hAnsi="Arial"/>
@@ -10853,7 +10853,7 @@
               <w:spacing w:after="10" w:before="0"/>
               <w:ind w:left="120"/>
             </w:pPr>
-            <w:hyperlink w:history="1" r:id="rIdkzc1tfjbansgvmpl13rqo">
+            <w:hyperlink w:history="1" r:id="rIdwap3q0gdfix29jmfjmxno">
               <w:r>
                 <w:rPr>
                   <w:rFonts w:ascii="Arial" w:cs="Arial" w:eastAsia="Arial" w:hAnsi="Arial"/>
@@ -10913,7 +10913,7 @@
             <w:pPr>
               <w:spacing w:after="20" w:before="0"/>
             </w:pPr>
-            <w:hyperlink w:history="1" r:id="rIdwwa3ow1ehw3uh8_ukmcw1">
+            <w:hyperlink w:history="1" r:id="rIdonrvdvclscvda5didt39k">
               <w:r>
                 <w:rPr>
                   <w:rFonts w:ascii="Arial" w:cs="Arial" w:eastAsia="Arial" w:hAnsi="Arial"/>
@@ -10962,7 +10962,7 @@
               <w:spacing w:after="10" w:before="0"/>
               <w:ind w:left="120"/>
             </w:pPr>
-            <w:hyperlink w:history="1" r:id="rIdhtbnsftve38ayn4jdv8al">
+            <w:hyperlink w:history="1" r:id="rIdildtdzc9vriwzczaymrpb">
               <w:r>
                 <w:rPr>
                   <w:rFonts w:ascii="Arial" w:cs="Arial" w:eastAsia="Arial" w:hAnsi="Arial"/>
@@ -11474,7 +11474,7 @@
         </w:rPr>
         <w:t xml:space="preserve">© 2026 SeaVuria and ARES. Aligned with KICD objectives. Developed by SeaVuria; technical implementation by ARES (with AI assistance from Claude). Licensed under </w:t>
       </w:r>
-      <w:hyperlink w:history="1" r:id="rIdeopy57ysywwnmb_iyogha">
+      <w:hyperlink w:history="1" r:id="rIdkhdt9lwbvg9mdqr-_p4oi">
         <w:r>
           <w:rPr>
             <w:rFonts w:ascii="Arial" w:cs="Arial" w:eastAsia="Arial" w:hAnsi="Arial"/>
@@ -11495,7 +11495,7 @@
         </w:rPr>
         <w:t xml:space="preserve"> (</w:t>
       </w:r>
-      <w:hyperlink w:history="1" r:id="rIdeukdsodljuprm1t12upt9">
+      <w:hyperlink w:history="1" r:id="rIdr7esl0dzmwxm7gt8ufcoi">
         <w:r>
           <w:rPr>
             <w:rFonts w:ascii="Arial" w:cs="Arial" w:eastAsia="Arial" w:hAnsi="Arial"/>
@@ -12508,7 +12508,7 @@
             <w:pPr>
               <w:spacing w:after="20" w:before="0"/>
             </w:pPr>
-            <w:hyperlink w:history="1" r:id="rIdeol6zwmfzcq0u0jf2toc5">
+            <w:hyperlink w:history="1" r:id="rIdpaa9oz4ullgnurvvki6me">
               <w:r>
                 <w:rPr>
                   <w:rFonts w:ascii="Arial" w:cs="Arial" w:eastAsia="Arial" w:hAnsi="Arial"/>
@@ -12557,7 +12557,7 @@
               <w:spacing w:after="10" w:before="0"/>
               <w:ind w:left="120"/>
             </w:pPr>
-            <w:hyperlink w:history="1" r:id="rId0juuasnansikqmg-ylw16">
+            <w:hyperlink w:history="1" r:id="rIdfzn1lxmxvznhqvbwrk9ub">
               <w:r>
                 <w:rPr>
                   <w:rFonts w:ascii="Arial" w:cs="Arial" w:eastAsia="Arial" w:hAnsi="Arial"/>
@@ -12602,7 +12602,7 @@
             <w:pPr>
               <w:spacing w:after="20" w:before="0"/>
             </w:pPr>
-            <w:hyperlink w:history="1" r:id="rIdqucih1x2yea5-f7xvbice">
+            <w:hyperlink w:history="1" r:id="rIdrrvngligrnh1eurqftxbn">
               <w:r>
                 <w:rPr>
                   <w:rFonts w:ascii="Arial" w:cs="Arial" w:eastAsia="Arial" w:hAnsi="Arial"/>
@@ -12651,7 +12651,7 @@
               <w:spacing w:after="10" w:before="0"/>
               <w:ind w:left="120"/>
             </w:pPr>
-            <w:hyperlink w:history="1" r:id="rIdv78tybwtjm19ggv-v9376">
+            <w:hyperlink w:history="1" r:id="rIdb7fmy2asz4co7-epwtz1z">
               <w:r>
                 <w:rPr>
                   <w:rFonts w:ascii="Arial" w:cs="Arial" w:eastAsia="Arial" w:hAnsi="Arial"/>
@@ -12846,7 +12846,7 @@
             <w:pPr>
               <w:spacing w:after="20" w:before="0"/>
             </w:pPr>
-            <w:hyperlink w:history="1" r:id="rIdejam5kb6fk6gjbrsz93gb">
+            <w:hyperlink w:history="1" r:id="rId3wgipfmw0rff5zrjih4or">
               <w:r>
                 <w:rPr>
                   <w:rFonts w:ascii="Arial" w:cs="Arial" w:eastAsia="Arial" w:hAnsi="Arial"/>
@@ -12895,7 +12895,7 @@
               <w:spacing w:after="10" w:before="0"/>
               <w:ind w:left="120"/>
             </w:pPr>
-            <w:hyperlink w:history="1" r:id="rId8mlmduqdbpwtsmjx6tk_4">
+            <w:hyperlink w:history="1" r:id="rIdukbh3v9l_rfpswwicsd7x">
               <w:r>
                 <w:rPr>
                   <w:rFonts w:ascii="Arial" w:cs="Arial" w:eastAsia="Arial" w:hAnsi="Arial"/>
@@ -12940,7 +12940,7 @@
             <w:pPr>
               <w:spacing w:after="20" w:before="0"/>
             </w:pPr>
-            <w:hyperlink w:history="1" r:id="rId3hiqhjyiyf7-xphne3l1m">
+            <w:hyperlink w:history="1" r:id="rId2jf-pdrgp-hjlgy8k9188">
               <w:r>
                 <w:rPr>
                   <w:rFonts w:ascii="Arial" w:cs="Arial" w:eastAsia="Arial" w:hAnsi="Arial"/>
@@ -12989,7 +12989,7 @@
               <w:spacing w:after="10" w:before="0"/>
               <w:ind w:left="120"/>
             </w:pPr>
-            <w:hyperlink w:history="1" r:id="rId2dfmw9dou0xfcxysxfin_">
+            <w:hyperlink w:history="1" r:id="rIdmf1p0vq4dr0ihnhjiqs9a">
               <w:r>
                 <w:rPr>
                   <w:rFonts w:ascii="Arial" w:cs="Arial" w:eastAsia="Arial" w:hAnsi="Arial"/>
@@ -13184,7 +13184,7 @@
             <w:pPr>
               <w:spacing w:after="20" w:before="0"/>
             </w:pPr>
-            <w:hyperlink w:history="1" r:id="rIdy8kjfx-__e1gyxp_9pyuo">
+            <w:hyperlink w:history="1" r:id="rIduykz90ny2wt_gxo9rrul6">
               <w:r>
                 <w:rPr>
                   <w:rFonts w:ascii="Arial" w:cs="Arial" w:eastAsia="Arial" w:hAnsi="Arial"/>
@@ -13233,7 +13233,7 @@
               <w:spacing w:after="10" w:before="0"/>
               <w:ind w:left="120"/>
             </w:pPr>
-            <w:hyperlink w:history="1" r:id="rId5qrv30w2lvfwcfa_bygho">
+            <w:hyperlink w:history="1" r:id="rIdjihpzov4tzhooomsl3e9d">
               <w:r>
                 <w:rPr>
                   <w:rFonts w:ascii="Arial" w:cs="Arial" w:eastAsia="Arial" w:hAnsi="Arial"/>
@@ -13278,7 +13278,7 @@
             <w:pPr>
               <w:spacing w:after="20" w:before="0"/>
             </w:pPr>
-            <w:hyperlink w:history="1" r:id="rIdt_xinylqzodhv-lvwqlkw">
+            <w:hyperlink w:history="1" r:id="rIdvuw30qmnprbyxnwzeobg2">
               <w:r>
                 <w:rPr>
                   <w:rFonts w:ascii="Arial" w:cs="Arial" w:eastAsia="Arial" w:hAnsi="Arial"/>
@@ -13327,7 +13327,7 @@
               <w:spacing w:after="10" w:before="0"/>
               <w:ind w:left="120"/>
             </w:pPr>
-            <w:hyperlink w:history="1" r:id="rId97spl-nyrgmdnywubt3ae">
+            <w:hyperlink w:history="1" r:id="rIdwihmrbdfbn0tkf9him9y-">
               <w:r>
                 <w:rPr>
                   <w:rFonts w:ascii="Arial" w:cs="Arial" w:eastAsia="Arial" w:hAnsi="Arial"/>
@@ -13522,7 +13522,7 @@
             <w:pPr>
               <w:spacing w:after="20" w:before="0"/>
             </w:pPr>
-            <w:hyperlink w:history="1" r:id="rIdn3h2jmbkgdmewxgbdvfjx">
+            <w:hyperlink w:history="1" r:id="rIdebx4o9pnpvf33hp6mpcr6">
               <w:r>
                 <w:rPr>
                   <w:rFonts w:ascii="Arial" w:cs="Arial" w:eastAsia="Arial" w:hAnsi="Arial"/>
@@ -13571,7 +13571,7 @@
               <w:spacing w:after="10" w:before="0"/>
               <w:ind w:left="120"/>
             </w:pPr>
-            <w:hyperlink w:history="1" r:id="rIddwaxrxhfhynnbzxdafetm">
+            <w:hyperlink w:history="1" r:id="rIdmqqzmbfs3ejt13vuekqcd">
               <w:r>
                 <w:rPr>
                   <w:rFonts w:ascii="Arial" w:cs="Arial" w:eastAsia="Arial" w:hAnsi="Arial"/>
@@ -13616,7 +13616,7 @@
             <w:pPr>
               <w:spacing w:after="20" w:before="0"/>
             </w:pPr>
-            <w:hyperlink w:history="1" r:id="rIdqcbtqtyxqmpg4lddllsb5">
+            <w:hyperlink w:history="1" r:id="rIdiygc7g83nrakzmp4dj-gj">
               <w:r>
                 <w:rPr>
                   <w:rFonts w:ascii="Arial" w:cs="Arial" w:eastAsia="Arial" w:hAnsi="Arial"/>
@@ -13665,7 +13665,7 @@
               <w:spacing w:after="10" w:before="0"/>
               <w:ind w:left="120"/>
             </w:pPr>
-            <w:hyperlink w:history="1" r:id="rId9pjnsk40_vq0dsgwk3vhj">
+            <w:hyperlink w:history="1" r:id="rIdqaumwcnqbnamyuw5xuyer">
               <w:r>
                 <w:rPr>
                   <w:rFonts w:ascii="Arial" w:cs="Arial" w:eastAsia="Arial" w:hAnsi="Arial"/>
@@ -13860,7 +13860,7 @@
             <w:pPr>
               <w:spacing w:after="20" w:before="0"/>
             </w:pPr>
-            <w:hyperlink w:history="1" r:id="rIdb_f90brzcfzhu8j2y1nvv">
+            <w:hyperlink w:history="1" r:id="rIdjwnv7hfwuwoscyvycqmk0">
               <w:r>
                 <w:rPr>
                   <w:rFonts w:ascii="Arial" w:cs="Arial" w:eastAsia="Arial" w:hAnsi="Arial"/>
@@ -13909,7 +13909,7 @@
               <w:spacing w:after="10" w:before="0"/>
               <w:ind w:left="120"/>
             </w:pPr>
-            <w:hyperlink w:history="1" r:id="rIdyam9dolxssj68eiwsaskk">
+            <w:hyperlink w:history="1" r:id="rIdwf9fa6oshxrtmoz8r5lzp">
               <w:r>
                 <w:rPr>
                   <w:rFonts w:ascii="Arial" w:cs="Arial" w:eastAsia="Arial" w:hAnsi="Arial"/>
@@ -13954,7 +13954,7 @@
             <w:pPr>
               <w:spacing w:after="20" w:before="0"/>
             </w:pPr>
-            <w:hyperlink w:history="1" r:id="rIdo5bas8tgpzalc-ofamezj">
+            <w:hyperlink w:history="1" r:id="rIdomelyi5_tmjzsc6cz10s0">
               <w:r>
                 <w:rPr>
                   <w:rFonts w:ascii="Arial" w:cs="Arial" w:eastAsia="Arial" w:hAnsi="Arial"/>
@@ -14003,7 +14003,7 @@
               <w:spacing w:after="10" w:before="0"/>
               <w:ind w:left="120"/>
             </w:pPr>
-            <w:hyperlink w:history="1" r:id="rIdmohyqlee01ihjhppx91vy">
+            <w:hyperlink w:history="1" r:id="rIdw1fhhlcgmj6izaxcgcklm">
               <w:r>
                 <w:rPr>
                   <w:rFonts w:ascii="Arial" w:cs="Arial" w:eastAsia="Arial" w:hAnsi="Arial"/>
@@ -14515,7 +14515,7 @@
         </w:rPr>
         <w:t xml:space="preserve">© 2026 SeaVuria and ARES. Aligned with KICD objectives. Developed by SeaVuria; technical implementation by ARES (with AI assistance from Claude). Licensed under </w:t>
       </w:r>
-      <w:hyperlink w:history="1" r:id="rIdlurx2xemp5guc3ckfbr_s">
+      <w:hyperlink w:history="1" r:id="rId0xwagptkfzkubuv7qebuj">
         <w:r>
           <w:rPr>
             <w:rFonts w:ascii="Arial" w:cs="Arial" w:eastAsia="Arial" w:hAnsi="Arial"/>
@@ -14536,7 +14536,7 @@
         </w:rPr>
         <w:t xml:space="preserve"> (</w:t>
       </w:r>
-      <w:hyperlink w:history="1" r:id="rIduqneysm9lu97fgj0ii47g">
+      <w:hyperlink w:history="1" r:id="rId7lvalzrqjsgenew9gqogt">
         <w:r>
           <w:rPr>
             <w:rFonts w:ascii="Arial" w:cs="Arial" w:eastAsia="Arial" w:hAnsi="Arial"/>
@@ -15549,7 +15549,7 @@
             <w:pPr>
               <w:spacing w:after="20" w:before="0"/>
             </w:pPr>
-            <w:hyperlink w:history="1" r:id="rIdxakiagleahrsy6koimrms">
+            <w:hyperlink w:history="1" r:id="rId3agua7ryb0hidsteg0g30">
               <w:r>
                 <w:rPr>
                   <w:rFonts w:ascii="Arial" w:cs="Arial" w:eastAsia="Arial" w:hAnsi="Arial"/>
@@ -15582,7 +15582,7 @@
               <w:spacing w:after="10" w:before="0"/>
               <w:ind w:left="120"/>
             </w:pPr>
-            <w:hyperlink w:history="1" r:id="rIdyubmhr_zae8btbzjnm9ps">
+            <w:hyperlink w:history="1" r:id="rIdd5wwt_ljcchktytzih-tl">
               <w:r>
                 <w:rPr>
                   <w:rFonts w:ascii="Arial" w:cs="Arial" w:eastAsia="Arial" w:hAnsi="Arial"/>
@@ -15627,7 +15627,7 @@
             <w:pPr>
               <w:spacing w:after="20" w:before="0"/>
             </w:pPr>
-            <w:hyperlink w:history="1" r:id="rIdrruq2xe948rvpp_k0quzx">
+            <w:hyperlink w:history="1" r:id="rIddcmm8r7aeck5faf51pt2g">
               <w:r>
                 <w:rPr>
                   <w:rFonts w:ascii="Arial" w:cs="Arial" w:eastAsia="Arial" w:hAnsi="Arial"/>
@@ -15660,7 +15660,7 @@
               <w:spacing w:after="10" w:before="0"/>
               <w:ind w:left="120"/>
             </w:pPr>
-            <w:hyperlink w:history="1" r:id="rId2pu-nhr4bv8vfdickyqh0">
+            <w:hyperlink w:history="1" r:id="rId27hmnwsuurfdzpm4ziuse">
               <w:r>
                 <w:rPr>
                   <w:rFonts w:ascii="Arial" w:cs="Arial" w:eastAsia="Arial" w:hAnsi="Arial"/>
@@ -15855,7 +15855,7 @@
             <w:pPr>
               <w:spacing w:after="20" w:before="0"/>
             </w:pPr>
-            <w:hyperlink w:history="1" r:id="rIdgaxvozmghpzonkarctndy">
+            <w:hyperlink w:history="1" r:id="rIdsboxzdegivqhqn74ggwgm">
               <w:r>
                 <w:rPr>
                   <w:rFonts w:ascii="Arial" w:cs="Arial" w:eastAsia="Arial" w:hAnsi="Arial"/>
@@ -15888,7 +15888,7 @@
               <w:spacing w:after="10" w:before="0"/>
               <w:ind w:left="120"/>
             </w:pPr>
-            <w:hyperlink w:history="1" r:id="rIdxv35gssm2gqxtlhpdlbhk">
+            <w:hyperlink w:history="1" r:id="rId8iti2efazpx2oslkszkwe">
               <w:r>
                 <w:rPr>
                   <w:rFonts w:ascii="Arial" w:cs="Arial" w:eastAsia="Arial" w:hAnsi="Arial"/>
@@ -15933,7 +15933,7 @@
             <w:pPr>
               <w:spacing w:after="20" w:before="0"/>
             </w:pPr>
-            <w:hyperlink w:history="1" r:id="rIdc72gbjdarut-incyjbfj7">
+            <w:hyperlink w:history="1" r:id="rIdd5b4tjwo_lzujmh1_jq5i">
               <w:r>
                 <w:rPr>
                   <w:rFonts w:ascii="Arial" w:cs="Arial" w:eastAsia="Arial" w:hAnsi="Arial"/>
@@ -15966,7 +15966,7 @@
               <w:spacing w:after="10" w:before="0"/>
               <w:ind w:left="120"/>
             </w:pPr>
-            <w:hyperlink w:history="1" r:id="rIdii9_iskfgsa6hp1o18rmt">
+            <w:hyperlink w:history="1" r:id="rIdgsmievnbqi1soyjiopjmf">
               <w:r>
                 <w:rPr>
                   <w:rFonts w:ascii="Arial" w:cs="Arial" w:eastAsia="Arial" w:hAnsi="Arial"/>
@@ -16161,7 +16161,7 @@
             <w:pPr>
               <w:spacing w:after="20" w:before="0"/>
             </w:pPr>
-            <w:hyperlink w:history="1" r:id="rId5t3-cq9dm2rjyppsiy7bs">
+            <w:hyperlink w:history="1" r:id="rIdhkyehi480bzs1ho9dpgj8">
               <w:r>
                 <w:rPr>
                   <w:rFonts w:ascii="Arial" w:cs="Arial" w:eastAsia="Arial" w:hAnsi="Arial"/>
@@ -16210,7 +16210,7 @@
               <w:spacing w:after="10" w:before="0"/>
               <w:ind w:left="120"/>
             </w:pPr>
-            <w:hyperlink w:history="1" r:id="rIdai_lmyxphvqlfprj5zvgw">
+            <w:hyperlink w:history="1" r:id="rIda1sml8vfbrteuhp_sgjjf">
               <w:r>
                 <w:rPr>
                   <w:rFonts w:ascii="Arial" w:cs="Arial" w:eastAsia="Arial" w:hAnsi="Arial"/>
@@ -16255,7 +16255,7 @@
             <w:pPr>
               <w:spacing w:after="20" w:before="0"/>
             </w:pPr>
-            <w:hyperlink w:history="1" r:id="rIdvdxxwf-uwexfwm-q7k53w">
+            <w:hyperlink w:history="1" r:id="rIdhlpyzn4f8w2sw61amk_h1">
               <w:r>
                 <w:rPr>
                   <w:rFonts w:ascii="Arial" w:cs="Arial" w:eastAsia="Arial" w:hAnsi="Arial"/>
@@ -16288,7 +16288,7 @@
               <w:spacing w:after="10" w:before="0"/>
               <w:ind w:left="120"/>
             </w:pPr>
-            <w:hyperlink w:history="1" r:id="rId5t8m6-r2xmtjvw6l138j1">
+            <w:hyperlink w:history="1" r:id="rIdqps-ldcl2jbasx4ydvv_0">
               <w:r>
                 <w:rPr>
                   <w:rFonts w:ascii="Arial" w:cs="Arial" w:eastAsia="Arial" w:hAnsi="Arial"/>
@@ -16483,7 +16483,7 @@
             <w:pPr>
               <w:spacing w:after="20" w:before="0"/>
             </w:pPr>
-            <w:hyperlink w:history="1" r:id="rIdldboaef8evb3iuqz57mr1">
+            <w:hyperlink w:history="1" r:id="rIdrnaqdlxi45t1lkzzpi90u">
               <w:r>
                 <w:rPr>
                   <w:rFonts w:ascii="Arial" w:cs="Arial" w:eastAsia="Arial" w:hAnsi="Arial"/>
@@ -16516,7 +16516,7 @@
               <w:spacing w:after="10" w:before="0"/>
               <w:ind w:left="120"/>
             </w:pPr>
-            <w:hyperlink w:history="1" r:id="rIdfnne0xlihdf5rmbuyqd5r">
+            <w:hyperlink w:history="1" r:id="rIdexthtlkhed8lk05hxbpna">
               <w:r>
                 <w:rPr>
                   <w:rFonts w:ascii="Arial" w:cs="Arial" w:eastAsia="Arial" w:hAnsi="Arial"/>
@@ -16561,7 +16561,7 @@
             <w:pPr>
               <w:spacing w:after="20" w:before="0"/>
             </w:pPr>
-            <w:hyperlink w:history="1" r:id="rIdgmqzfwa93jt5jul3cxeub">
+            <w:hyperlink w:history="1" r:id="rIdmjwt2um0gr8auj0bggjjo">
               <w:r>
                 <w:rPr>
                   <w:rFonts w:ascii="Arial" w:cs="Arial" w:eastAsia="Arial" w:hAnsi="Arial"/>
@@ -16594,7 +16594,7 @@
               <w:spacing w:after="10" w:before="0"/>
               <w:ind w:left="120"/>
             </w:pPr>
-            <w:hyperlink w:history="1" r:id="rIdaqxmmgi0rvukk8kfn2f-n">
+            <w:hyperlink w:history="1" r:id="rIdzbti226xjxsnkqgbwb6dk">
               <w:r>
                 <w:rPr>
                   <w:rFonts w:ascii="Arial" w:cs="Arial" w:eastAsia="Arial" w:hAnsi="Arial"/>
@@ -16789,7 +16789,7 @@
             <w:pPr>
               <w:spacing w:after="20" w:before="0"/>
             </w:pPr>
-            <w:hyperlink w:history="1" r:id="rIdjwadefh7a7wrkau54bvy4">
+            <w:hyperlink w:history="1" r:id="rIdirx9uggrz0ttgyvzuwmmr">
               <w:r>
                 <w:rPr>
                   <w:rFonts w:ascii="Arial" w:cs="Arial" w:eastAsia="Arial" w:hAnsi="Arial"/>
@@ -16822,7 +16822,7 @@
               <w:spacing w:after="10" w:before="0"/>
               <w:ind w:left="120"/>
             </w:pPr>
-            <w:hyperlink w:history="1" r:id="rIdfg411s5e4udrh64gtenoe">
+            <w:hyperlink w:history="1" r:id="rIdqokisua9zfarwsen4b0gi">
               <w:r>
                 <w:rPr>
                   <w:rFonts w:ascii="Arial" w:cs="Arial" w:eastAsia="Arial" w:hAnsi="Arial"/>
@@ -16867,7 +16867,7 @@
             <w:pPr>
               <w:spacing w:after="20" w:before="0"/>
             </w:pPr>
-            <w:hyperlink w:history="1" r:id="rIdpokaudrmx9ffumu_jwglf">
+            <w:hyperlink w:history="1" r:id="rIdu1lil8g36df_x6fz6yeua">
               <w:r>
                 <w:rPr>
                   <w:rFonts w:ascii="Arial" w:cs="Arial" w:eastAsia="Arial" w:hAnsi="Arial"/>
@@ -16916,7 +16916,7 @@
               <w:spacing w:after="10" w:before="0"/>
               <w:ind w:left="120"/>
             </w:pPr>
-            <w:hyperlink w:history="1" r:id="rIdloo_auzcg_lxageiqqh_m">
+            <w:hyperlink w:history="1" r:id="rId-khr6whasule1qj2gzo2w">
               <w:r>
                 <w:rPr>
                   <w:rFonts w:ascii="Arial" w:cs="Arial" w:eastAsia="Arial" w:hAnsi="Arial"/>
@@ -17428,7 +17428,7 @@
         </w:rPr>
         <w:t xml:space="preserve">© 2026 SeaVuria and ARES. Aligned with KICD objectives. Developed by SeaVuria; technical implementation by ARES (with AI assistance from Claude). Licensed under </w:t>
       </w:r>
-      <w:hyperlink w:history="1" r:id="rIdjldma_z5udsjl7mh4kstb">
+      <w:hyperlink w:history="1" r:id="rIdn4mon8xtlo7x4qh6btma_">
         <w:r>
           <w:rPr>
             <w:rFonts w:ascii="Arial" w:cs="Arial" w:eastAsia="Arial" w:hAnsi="Arial"/>
@@ -17449,7 +17449,7 @@
         </w:rPr>
         <w:t xml:space="preserve"> (</w:t>
       </w:r>
-      <w:hyperlink w:history="1" r:id="rIdgxu8dohyyl6wuob8ny3er">
+      <w:hyperlink w:history="1" r:id="rIdghsxd2p3wl0xfoemllx-a">
         <w:r>
           <w:rPr>
             <w:rFonts w:ascii="Arial" w:cs="Arial" w:eastAsia="Arial" w:hAnsi="Arial"/>
@@ -18462,7 +18462,7 @@
             <w:pPr>
               <w:spacing w:after="20" w:before="0"/>
             </w:pPr>
-            <w:hyperlink w:history="1" r:id="rId8-9wqedvcdzgj01vutlce">
+            <w:hyperlink w:history="1" r:id="rIdupchvzfgnroumsq0aba99">
               <w:r>
                 <w:rPr>
                   <w:rFonts w:ascii="Arial" w:cs="Arial" w:eastAsia="Arial" w:hAnsi="Arial"/>
@@ -18495,7 +18495,7 @@
               <w:spacing w:after="10" w:before="0"/>
               <w:ind w:left="120"/>
             </w:pPr>
-            <w:hyperlink w:history="1" r:id="rIdgftqg7o4ootn5rzsseand">
+            <w:hyperlink w:history="1" r:id="rIdnxil43fh62b4zgud0lx2s">
               <w:r>
                 <w:rPr>
                   <w:rFonts w:ascii="Arial" w:cs="Arial" w:eastAsia="Arial" w:hAnsi="Arial"/>
@@ -18540,7 +18540,7 @@
             <w:pPr>
               <w:spacing w:after="20" w:before="0"/>
             </w:pPr>
-            <w:hyperlink w:history="1" r:id="rId4hvpx6en5am5ksk6tcmq_">
+            <w:hyperlink w:history="1" r:id="rId9j30u5t_ulsfe0dqtof89">
               <w:r>
                 <w:rPr>
                   <w:rFonts w:ascii="Arial" w:cs="Arial" w:eastAsia="Arial" w:hAnsi="Arial"/>
@@ -18573,7 +18573,7 @@
               <w:spacing w:after="10" w:before="0"/>
               <w:ind w:left="120"/>
             </w:pPr>
-            <w:hyperlink w:history="1" r:id="rId6w1cplvnkkbtt6onv5eki">
+            <w:hyperlink w:history="1" r:id="rIdgiwxuif6slea9ztpmmktg">
               <w:r>
                 <w:rPr>
                   <w:rFonts w:ascii="Arial" w:cs="Arial" w:eastAsia="Arial" w:hAnsi="Arial"/>
@@ -18768,7 +18768,7 @@
             <w:pPr>
               <w:spacing w:after="20" w:before="0"/>
             </w:pPr>
-            <w:hyperlink w:history="1" r:id="rIdfyq8isx1ms2l1w2eflpkm">
+            <w:hyperlink w:history="1" r:id="rIdmjexbyfwgqymkt8alvlna">
               <w:r>
                 <w:rPr>
                   <w:rFonts w:ascii="Arial" w:cs="Arial" w:eastAsia="Arial" w:hAnsi="Arial"/>
@@ -18801,7 +18801,7 @@
               <w:spacing w:after="10" w:before="0"/>
               <w:ind w:left="120"/>
             </w:pPr>
-            <w:hyperlink w:history="1" r:id="rId0j4xvdf7wej_snceuwemi">
+            <w:hyperlink w:history="1" r:id="rIdczsnvg6d_9fs5jr2gp0d7">
               <w:r>
                 <w:rPr>
                   <w:rFonts w:ascii="Arial" w:cs="Arial" w:eastAsia="Arial" w:hAnsi="Arial"/>
@@ -18846,7 +18846,7 @@
             <w:pPr>
               <w:spacing w:after="20" w:before="0"/>
             </w:pPr>
-            <w:hyperlink w:history="1" r:id="rIddb1bnwm247itl5kdzkhbk">
+            <w:hyperlink w:history="1" r:id="rIdl_c-wqf9c5jkbmlb_lxdr">
               <w:r>
                 <w:rPr>
                   <w:rFonts w:ascii="Arial" w:cs="Arial" w:eastAsia="Arial" w:hAnsi="Arial"/>
@@ -18879,7 +18879,7 @@
               <w:spacing w:after="10" w:before="0"/>
               <w:ind w:left="120"/>
             </w:pPr>
-            <w:hyperlink w:history="1" r:id="rIdijp-u_gynwl7oyiakp3do">
+            <w:hyperlink w:history="1" r:id="rIdvi2gni825sylc5wdhqjka">
               <w:r>
                 <w:rPr>
                   <w:rFonts w:ascii="Arial" w:cs="Arial" w:eastAsia="Arial" w:hAnsi="Arial"/>
@@ -19074,7 +19074,7 @@
             <w:pPr>
               <w:spacing w:after="20" w:before="0"/>
             </w:pPr>
-            <w:hyperlink w:history="1" r:id="rIdesebrxnmdcsey3rgiuuum">
+            <w:hyperlink w:history="1" r:id="rIdalfq_ritmnxfbe8ba5w4r">
               <w:r>
                 <w:rPr>
                   <w:rFonts w:ascii="Arial" w:cs="Arial" w:eastAsia="Arial" w:hAnsi="Arial"/>
@@ -19107,7 +19107,7 @@
               <w:spacing w:after="10" w:before="0"/>
               <w:ind w:left="120"/>
             </w:pPr>
-            <w:hyperlink w:history="1" r:id="rIdvf6opbxpighxvfuosxqwf">
+            <w:hyperlink w:history="1" r:id="rIddigqevpjdltn7nonsioue">
               <w:r>
                 <w:rPr>
                   <w:rFonts w:ascii="Arial" w:cs="Arial" w:eastAsia="Arial" w:hAnsi="Arial"/>
@@ -19152,7 +19152,7 @@
             <w:pPr>
               <w:spacing w:after="20" w:before="0"/>
             </w:pPr>
-            <w:hyperlink w:history="1" r:id="rIdpwbriw9_tcer0plo5sgfz">
+            <w:hyperlink w:history="1" r:id="rId9sxjaprjymyu6nqgohaop">
               <w:r>
                 <w:rPr>
                   <w:rFonts w:ascii="Arial" w:cs="Arial" w:eastAsia="Arial" w:hAnsi="Arial"/>
@@ -19201,7 +19201,7 @@
               <w:spacing w:after="10" w:before="0"/>
               <w:ind w:left="120"/>
             </w:pPr>
-            <w:hyperlink w:history="1" r:id="rId8wjkkri4m6ukkbxas-ajg">
+            <w:hyperlink w:history="1" r:id="rIdw0qfmsxk-sjh2j-lpoj_k">
               <w:r>
                 <w:rPr>
                   <w:rFonts w:ascii="Arial" w:cs="Arial" w:eastAsia="Arial" w:hAnsi="Arial"/>
@@ -19396,7 +19396,7 @@
             <w:pPr>
               <w:spacing w:after="20" w:before="0"/>
             </w:pPr>
-            <w:hyperlink w:history="1" r:id="rIdxwqpn2eqfgalp8g3_5dl8">
+            <w:hyperlink w:history="1" r:id="rId-ewq5jvq5lqqb_mqn4iqw">
               <w:r>
                 <w:rPr>
                   <w:rFonts w:ascii="Arial" w:cs="Arial" w:eastAsia="Arial" w:hAnsi="Arial"/>
@@ -19429,7 +19429,7 @@
               <w:spacing w:after="10" w:before="0"/>
               <w:ind w:left="120"/>
             </w:pPr>
-            <w:hyperlink w:history="1" r:id="rIddxa44qtlfhbtpuauwuasm">
+            <w:hyperlink w:history="1" r:id="rIdq9vtgfo8ktaytjs6orf66">
               <w:r>
                 <w:rPr>
                   <w:rFonts w:ascii="Arial" w:cs="Arial" w:eastAsia="Arial" w:hAnsi="Arial"/>
@@ -19474,7 +19474,7 @@
             <w:pPr>
               <w:spacing w:after="20" w:before="0"/>
             </w:pPr>
-            <w:hyperlink w:history="1" r:id="rId8z-sz7qswgsj3h49p7a_i">
+            <w:hyperlink w:history="1" r:id="rIdrqrnnitpenwwas9djod8c">
               <w:r>
                 <w:rPr>
                   <w:rFonts w:ascii="Arial" w:cs="Arial" w:eastAsia="Arial" w:hAnsi="Arial"/>
@@ -19523,7 +19523,7 @@
               <w:spacing w:after="10" w:before="0"/>
               <w:ind w:left="120"/>
             </w:pPr>
-            <w:hyperlink w:history="1" r:id="rIdv-a2wvr-pqk0s0peovbw1">
+            <w:hyperlink w:history="1" r:id="rId_jqz8uahmdc6_kxgdwzpy">
               <w:r>
                 <w:rPr>
                   <w:rFonts w:ascii="Arial" w:cs="Arial" w:eastAsia="Arial" w:hAnsi="Arial"/>
@@ -19718,7 +19718,7 @@
             <w:pPr>
               <w:spacing w:after="20" w:before="0"/>
             </w:pPr>
-            <w:hyperlink w:history="1" r:id="rIdsq4zrzatjwf9mdgme3pxw">
+            <w:hyperlink w:history="1" r:id="rIdesy3psss_lz00lmiw6uqj">
               <w:r>
                 <w:rPr>
                   <w:rFonts w:ascii="Arial" w:cs="Arial" w:eastAsia="Arial" w:hAnsi="Arial"/>
@@ -19751,7 +19751,7 @@
               <w:spacing w:after="10" w:before="0"/>
               <w:ind w:left="120"/>
             </w:pPr>
-            <w:hyperlink w:history="1" r:id="rIdsz-g2en0qiypkff3b-nbw">
+            <w:hyperlink w:history="1" r:id="rIdqcugmri9edarbpeqosyvh">
               <w:r>
                 <w:rPr>
                   <w:rFonts w:ascii="Arial" w:cs="Arial" w:eastAsia="Arial" w:hAnsi="Arial"/>
@@ -19796,7 +19796,7 @@
             <w:pPr>
               <w:spacing w:after="20" w:before="0"/>
             </w:pPr>
-            <w:hyperlink w:history="1" r:id="rIddeail_kegi78tdpkqyrwl">
+            <w:hyperlink w:history="1" r:id="rIdbg9zuz22o4onlkezja6id">
               <w:r>
                 <w:rPr>
                   <w:rFonts w:ascii="Arial" w:cs="Arial" w:eastAsia="Arial" w:hAnsi="Arial"/>
@@ -19845,7 +19845,7 @@
               <w:spacing w:after="10" w:before="0"/>
               <w:ind w:left="120"/>
             </w:pPr>
-            <w:hyperlink w:history="1" r:id="rIdobyth6z2vczxle8wdlvny">
+            <w:hyperlink w:history="1" r:id="rIdhnmbtki3pz8lkg1kqacgg">
               <w:r>
                 <w:rPr>
                   <w:rFonts w:ascii="Arial" w:cs="Arial" w:eastAsia="Arial" w:hAnsi="Arial"/>
@@ -20471,7 +20471,7 @@
         </w:rPr>
         <w:t xml:space="preserve">© 2026 SeaVuria and ARES. Aligned with KICD objectives. Developed by SeaVuria; technical implementation by ARES (with AI assistance from Claude). Licensed under </w:t>
       </w:r>
-      <w:hyperlink w:history="1" r:id="rIdm3bfpp8jlu9_bbk1_bm0l">
+      <w:hyperlink w:history="1" r:id="rIdjgijewz-ezy4telaouwww">
         <w:r>
           <w:rPr>
             <w:rFonts w:ascii="Arial" w:cs="Arial" w:eastAsia="Arial" w:hAnsi="Arial"/>
@@ -20492,7 +20492,7 @@
         </w:rPr>
         <w:t xml:space="preserve"> (</w:t>
       </w:r>
-      <w:hyperlink w:history="1" r:id="rIdfwthylg6gf6e4i83r81pk">
+      <w:hyperlink w:history="1" r:id="rIdsxguudpg1vtgvolnsmwuv">
         <w:r>
           <w:rPr>
             <w:rFonts w:ascii="Arial" w:cs="Arial" w:eastAsia="Arial" w:hAnsi="Arial"/>
@@ -21505,7 +21505,7 @@
             <w:pPr>
               <w:spacing w:after="20" w:before="0"/>
             </w:pPr>
-            <w:hyperlink w:history="1" r:id="rIdppsssku8hr3xjw8_k3nvr">
+            <w:hyperlink w:history="1" r:id="rIdpvy_w50obwjufwpuw7bmu">
               <w:r>
                 <w:rPr>
                   <w:rFonts w:ascii="Arial" w:cs="Arial" w:eastAsia="Arial" w:hAnsi="Arial"/>
@@ -21554,7 +21554,7 @@
               <w:spacing w:after="10" w:before="0"/>
               <w:ind w:left="120"/>
             </w:pPr>
-            <w:hyperlink w:history="1" r:id="rIdvbv7refto9hxl5i7awgn8">
+            <w:hyperlink w:history="1" r:id="rId10rwoehwublrabr2pgxqr">
               <w:r>
                 <w:rPr>
                   <w:rFonts w:ascii="Arial" w:cs="Arial" w:eastAsia="Arial" w:hAnsi="Arial"/>
@@ -21599,7 +21599,7 @@
             <w:pPr>
               <w:spacing w:after="20" w:before="0"/>
             </w:pPr>
-            <w:hyperlink w:history="1" r:id="rId0c1lm77nrsqcy7dotjrmc">
+            <w:hyperlink w:history="1" r:id="rIdl700b87ncnl4cfaupcnch">
               <w:r>
                 <w:rPr>
                   <w:rFonts w:ascii="Arial" w:cs="Arial" w:eastAsia="Arial" w:hAnsi="Arial"/>
@@ -21632,7 +21632,7 @@
               <w:spacing w:after="10" w:before="0"/>
               <w:ind w:left="120"/>
             </w:pPr>
-            <w:hyperlink w:history="1" r:id="rIdgdc5xd152v5lwbk2kzndu">
+            <w:hyperlink w:history="1" r:id="rIdzadgqjnzucazlm07yjuy1">
               <w:r>
                 <w:rPr>
                   <w:rFonts w:ascii="Arial" w:cs="Arial" w:eastAsia="Arial" w:hAnsi="Arial"/>
@@ -21827,7 +21827,7 @@
             <w:pPr>
               <w:spacing w:after="20" w:before="0"/>
             </w:pPr>
-            <w:hyperlink w:history="1" r:id="rIdelx6vwlrai5zvp5sdr5c8">
+            <w:hyperlink w:history="1" r:id="rIdr3-eupfz4ubphcxrn9rti">
               <w:r>
                 <w:rPr>
                   <w:rFonts w:ascii="Arial" w:cs="Arial" w:eastAsia="Arial" w:hAnsi="Arial"/>
@@ -21876,7 +21876,7 @@
               <w:spacing w:after="10" w:before="0"/>
               <w:ind w:left="120"/>
             </w:pPr>
-            <w:hyperlink w:history="1" r:id="rIdue_9tjrm3cy4e8qc_opzb">
+            <w:hyperlink w:history="1" r:id="rIdrregy2c-8cmllkvojms0s">
               <w:r>
                 <w:rPr>
                   <w:rFonts w:ascii="Arial" w:cs="Arial" w:eastAsia="Arial" w:hAnsi="Arial"/>
@@ -21921,7 +21921,7 @@
             <w:pPr>
               <w:spacing w:after="20" w:before="0"/>
             </w:pPr>
-            <w:hyperlink w:history="1" r:id="rIdi6d03ynn5-euoesctlmjw">
+            <w:hyperlink w:history="1" r:id="rIdjnf8obwg5gsxjzaszu1zh">
               <w:r>
                 <w:rPr>
                   <w:rFonts w:ascii="Arial" w:cs="Arial" w:eastAsia="Arial" w:hAnsi="Arial"/>
@@ -21954,7 +21954,7 @@
               <w:spacing w:after="10" w:before="0"/>
               <w:ind w:left="120"/>
             </w:pPr>
-            <w:hyperlink w:history="1" r:id="rIdang1_ww7zuzhplt-wd08x">
+            <w:hyperlink w:history="1" r:id="rIdjrlrcaz3fayw5h6ggoorj">
               <w:r>
                 <w:rPr>
                   <w:rFonts w:ascii="Arial" w:cs="Arial" w:eastAsia="Arial" w:hAnsi="Arial"/>
@@ -22149,7 +22149,7 @@
             <w:pPr>
               <w:spacing w:after="20" w:before="0"/>
             </w:pPr>
-            <w:hyperlink w:history="1" r:id="rIdlut9nxkvhmuc21nviyt31">
+            <w:hyperlink w:history="1" r:id="rIdcnwn0tbcuycflasslrxjm">
               <w:r>
                 <w:rPr>
                   <w:rFonts w:ascii="Arial" w:cs="Arial" w:eastAsia="Arial" w:hAnsi="Arial"/>
@@ -22198,7 +22198,7 @@
               <w:spacing w:after="10" w:before="0"/>
               <w:ind w:left="120"/>
             </w:pPr>
-            <w:hyperlink w:history="1" r:id="rIdxi1ltdmhdghf9dbciczox">
+            <w:hyperlink w:history="1" r:id="rIdvfntrwnsbe030bjkpsrkt">
               <w:r>
                 <w:rPr>
                   <w:rFonts w:ascii="Arial" w:cs="Arial" w:eastAsia="Arial" w:hAnsi="Arial"/>
@@ -22243,7 +22243,7 @@
             <w:pPr>
               <w:spacing w:after="20" w:before="0"/>
             </w:pPr>
-            <w:hyperlink w:history="1" r:id="rIdum_gxdwb4e3gzsaovchth">
+            <w:hyperlink w:history="1" r:id="rIdxnvimt8xxbr4hgey517sn">
               <w:r>
                 <w:rPr>
                   <w:rFonts w:ascii="Arial" w:cs="Arial" w:eastAsia="Arial" w:hAnsi="Arial"/>
@@ -22276,7 +22276,7 @@
               <w:spacing w:after="10" w:before="0"/>
               <w:ind w:left="120"/>
             </w:pPr>
-            <w:hyperlink w:history="1" r:id="rId8ouwsceynfzoc2lp-nqgn">
+            <w:hyperlink w:history="1" r:id="rIdk6wby-dhflscydvrtuyi7">
               <w:r>
                 <w:rPr>
                   <w:rFonts w:ascii="Arial" w:cs="Arial" w:eastAsia="Arial" w:hAnsi="Arial"/>
@@ -22471,7 +22471,7 @@
             <w:pPr>
               <w:spacing w:after="20" w:before="0"/>
             </w:pPr>
-            <w:hyperlink w:history="1" r:id="rIdmgqj5uvrdtwhenqiykkap">
+            <w:hyperlink w:history="1" r:id="rIdwpraavceqrtnu-vodtiqp">
               <w:r>
                 <w:rPr>
                   <w:rFonts w:ascii="Arial" w:cs="Arial" w:eastAsia="Arial" w:hAnsi="Arial"/>
@@ -22520,7 +22520,7 @@
               <w:spacing w:after="10" w:before="0"/>
               <w:ind w:left="120"/>
             </w:pPr>
-            <w:hyperlink w:history="1" r:id="rIdu4hveqp7hohryglsui3mj">
+            <w:hyperlink w:history="1" r:id="rIdq75iq0lexcfaoflfs2fyg">
               <w:r>
                 <w:rPr>
                   <w:rFonts w:ascii="Arial" w:cs="Arial" w:eastAsia="Arial" w:hAnsi="Arial"/>
@@ -22565,7 +22565,7 @@
             <w:pPr>
               <w:spacing w:after="20" w:before="0"/>
             </w:pPr>
-            <w:hyperlink w:history="1" r:id="rIdfo8fuwbbh0bvdsztlcwqi">
+            <w:hyperlink w:history="1" r:id="rIdjxfw4qtp6cxtid6bbbqse">
               <w:r>
                 <w:rPr>
                   <w:rFonts w:ascii="Arial" w:cs="Arial" w:eastAsia="Arial" w:hAnsi="Arial"/>
@@ -22598,7 +22598,7 @@
               <w:spacing w:after="10" w:before="0"/>
               <w:ind w:left="120"/>
             </w:pPr>
-            <w:hyperlink w:history="1" r:id="rId1o2xyxotg8enmzdakflzh">
+            <w:hyperlink w:history="1" r:id="rIdntfuz2dgpuzco4zzhrl5o">
               <w:r>
                 <w:rPr>
                   <w:rFonts w:ascii="Arial" w:cs="Arial" w:eastAsia="Arial" w:hAnsi="Arial"/>
@@ -22793,7 +22793,7 @@
             <w:pPr>
               <w:spacing w:after="20" w:before="0"/>
             </w:pPr>
-            <w:hyperlink w:history="1" r:id="rIdvkbtxasow8jyeeg8vncyw">
+            <w:hyperlink w:history="1" r:id="rIdcs8sqtmq-pgnxub-fvmza">
               <w:r>
                 <w:rPr>
                   <w:rFonts w:ascii="Arial" w:cs="Arial" w:eastAsia="Arial" w:hAnsi="Arial"/>
@@ -22842,7 +22842,7 @@
               <w:spacing w:after="10" w:before="0"/>
               <w:ind w:left="120"/>
             </w:pPr>
-            <w:hyperlink w:history="1" r:id="rId01i22qx4cxhegvbrl2nf8">
+            <w:hyperlink w:history="1" r:id="rIdfql6fye8rff8cd7doyyas">
               <w:r>
                 <w:rPr>
                   <w:rFonts w:ascii="Arial" w:cs="Arial" w:eastAsia="Arial" w:hAnsi="Arial"/>
@@ -22887,7 +22887,7 @@
             <w:pPr>
               <w:spacing w:after="20" w:before="0"/>
             </w:pPr>
-            <w:hyperlink w:history="1" r:id="rId-zcqz9vdi-ekbiq6bkjid">
+            <w:hyperlink w:history="1" r:id="rIduv2wnpuuqzc8wyrthl8dm">
               <w:r>
                 <w:rPr>
                   <w:rFonts w:ascii="Arial" w:cs="Arial" w:eastAsia="Arial" w:hAnsi="Arial"/>
@@ -22936,7 +22936,7 @@
               <w:spacing w:after="10" w:before="0"/>
               <w:ind w:left="120"/>
             </w:pPr>
-            <w:hyperlink w:history="1" r:id="rId8hyzp1xoozaygw44ivbd9">
+            <w:hyperlink w:history="1" r:id="rIdcs6pj4ee9pbfmyttimcyk">
               <w:r>
                 <w:rPr>
                   <w:rFonts w:ascii="Arial" w:cs="Arial" w:eastAsia="Arial" w:hAnsi="Arial"/>
@@ -23543,7 +23543,7 @@
         </w:rPr>
         <w:t xml:space="preserve">© 2026 SeaVuria and ARES. Aligned with KICD objectives. Developed by SeaVuria; technical implementation by ARES (with AI assistance from Claude). Licensed under </w:t>
       </w:r>
-      <w:hyperlink w:history="1" r:id="rIdc14zlvvknjrejw8ynxwqw">
+      <w:hyperlink w:history="1" r:id="rId6zzcciyodmow2egkcna0n">
         <w:r>
           <w:rPr>
             <w:rFonts w:ascii="Arial" w:cs="Arial" w:eastAsia="Arial" w:hAnsi="Arial"/>
@@ -23564,7 +23564,7 @@
         </w:rPr>
         <w:t xml:space="preserve"> (</w:t>
       </w:r>
-      <w:hyperlink w:history="1" r:id="rIdrnqfhvmqecxxuw_ffxh4r">
+      <w:hyperlink w:history="1" r:id="rIdyd_3l3cqzf-vz1uvhtoxr">
         <w:r>
           <w:rPr>
             <w:rFonts w:ascii="Arial" w:cs="Arial" w:eastAsia="Arial" w:hAnsi="Arial"/>
@@ -24577,7 +24577,7 @@
             <w:pPr>
               <w:spacing w:after="20" w:before="0"/>
             </w:pPr>
-            <w:hyperlink w:history="1" r:id="rIdo1hx-wremapy6b-1ackye">
+            <w:hyperlink w:history="1" r:id="rId4cc1thb6acfm1kgnssrsy">
               <w:r>
                 <w:rPr>
                   <w:rFonts w:ascii="Arial" w:cs="Arial" w:eastAsia="Arial" w:hAnsi="Arial"/>
@@ -24626,7 +24626,7 @@
               <w:spacing w:after="10" w:before="0"/>
               <w:ind w:left="120"/>
             </w:pPr>
-            <w:hyperlink w:history="1" r:id="rIdujl5nsbofwi4xhv-215x2">
+            <w:hyperlink w:history="1" r:id="rIdppfutp28uhqgzdcwutdnr">
               <w:r>
                 <w:rPr>
                   <w:rFonts w:ascii="Arial" w:cs="Arial" w:eastAsia="Arial" w:hAnsi="Arial"/>
@@ -24671,7 +24671,7 @@
             <w:pPr>
               <w:spacing w:after="20" w:before="0"/>
             </w:pPr>
-            <w:hyperlink w:history="1" r:id="rIdxrcy6ujpfbhifkuaxvo5x">
+            <w:hyperlink w:history="1" r:id="rIdki44hlmbnos3ydwakcyal">
               <w:r>
                 <w:rPr>
                   <w:rFonts w:ascii="Arial" w:cs="Arial" w:eastAsia="Arial" w:hAnsi="Arial"/>
@@ -24720,7 +24720,7 @@
               <w:spacing w:after="10" w:before="0"/>
               <w:ind w:left="120"/>
             </w:pPr>
-            <w:hyperlink w:history="1" r:id="rIdlseymalizmjxcox-1nxb6">
+            <w:hyperlink w:history="1" r:id="rIdg6bekeeogmb9l-a41yrsf">
               <w:r>
                 <w:rPr>
                   <w:rFonts w:ascii="Arial" w:cs="Arial" w:eastAsia="Arial" w:hAnsi="Arial"/>
@@ -24915,7 +24915,7 @@
             <w:pPr>
               <w:spacing w:after="20" w:before="0"/>
             </w:pPr>
-            <w:hyperlink w:history="1" r:id="rIdvtwa916c22trf2o6keers">
+            <w:hyperlink w:history="1" r:id="rIdjeskxyqwkyijslmpog3zj">
               <w:r>
                 <w:rPr>
                   <w:rFonts w:ascii="Arial" w:cs="Arial" w:eastAsia="Arial" w:hAnsi="Arial"/>
@@ -24964,7 +24964,7 @@
               <w:spacing w:after="10" w:before="0"/>
               <w:ind w:left="120"/>
             </w:pPr>
-            <w:hyperlink w:history="1" r:id="rIdqmu43h9v3l2dznvo2oek3">
+            <w:hyperlink w:history="1" r:id="rIdzma3fciqrmmfavsf64ld7">
               <w:r>
                 <w:rPr>
                   <w:rFonts w:ascii="Arial" w:cs="Arial" w:eastAsia="Arial" w:hAnsi="Arial"/>
@@ -25009,7 +25009,7 @@
             <w:pPr>
               <w:spacing w:after="20" w:before="0"/>
             </w:pPr>
-            <w:hyperlink w:history="1" r:id="rIdamjvyxqherbuyqjykewwm">
+            <w:hyperlink w:history="1" r:id="rIdoluoqtizspaxiwz1xskfj">
               <w:r>
                 <w:rPr>
                   <w:rFonts w:ascii="Arial" w:cs="Arial" w:eastAsia="Arial" w:hAnsi="Arial"/>
@@ -25058,7 +25058,7 @@
               <w:spacing w:after="10" w:before="0"/>
               <w:ind w:left="120"/>
             </w:pPr>
-            <w:hyperlink w:history="1" r:id="rIdkuugdka7gya80ckplozye">
+            <w:hyperlink w:history="1" r:id="rIdfn-fmr3lqybclagtgnqxg">
               <w:r>
                 <w:rPr>
                   <w:rFonts w:ascii="Arial" w:cs="Arial" w:eastAsia="Arial" w:hAnsi="Arial"/>
@@ -25253,7 +25253,7 @@
             <w:pPr>
               <w:spacing w:after="20" w:before="0"/>
             </w:pPr>
-            <w:hyperlink w:history="1" r:id="rIdrrdyq5_ujh9ot_bmlfmo1">
+            <w:hyperlink w:history="1" r:id="rIdlufg0btqnc0x50gkay-7m">
               <w:r>
                 <w:rPr>
                   <w:rFonts w:ascii="Arial" w:cs="Arial" w:eastAsia="Arial" w:hAnsi="Arial"/>
@@ -25302,7 +25302,7 @@
               <w:spacing w:after="10" w:before="0"/>
               <w:ind w:left="120"/>
             </w:pPr>
-            <w:hyperlink w:history="1" r:id="rIdwt1wj_e1xswb2_ungya1i">
+            <w:hyperlink w:history="1" r:id="rIdrh28kvhsnhr_yhdq-m846">
               <w:r>
                 <w:rPr>
                   <w:rFonts w:ascii="Arial" w:cs="Arial" w:eastAsia="Arial" w:hAnsi="Arial"/>
@@ -25347,7 +25347,7 @@
             <w:pPr>
               <w:spacing w:after="20" w:before="0"/>
             </w:pPr>
-            <w:hyperlink w:history="1" r:id="rIdb1ivaczlajeesuvudqkuj">
+            <w:hyperlink w:history="1" r:id="rIdogph6tkiyyel0_qjeuwuw">
               <w:r>
                 <w:rPr>
                   <w:rFonts w:ascii="Arial" w:cs="Arial" w:eastAsia="Arial" w:hAnsi="Arial"/>
@@ -25396,7 +25396,7 @@
               <w:spacing w:after="10" w:before="0"/>
               <w:ind w:left="120"/>
             </w:pPr>
-            <w:hyperlink w:history="1" r:id="rIdbid5d-gnmzimbnqz4hc3e">
+            <w:hyperlink w:history="1" r:id="rIdq7gugtbci9jx_3yjvgw5w">
               <w:r>
                 <w:rPr>
                   <w:rFonts w:ascii="Arial" w:cs="Arial" w:eastAsia="Arial" w:hAnsi="Arial"/>
@@ -25591,7 +25591,7 @@
             <w:pPr>
               <w:spacing w:after="20" w:before="0"/>
             </w:pPr>
-            <w:hyperlink w:history="1" r:id="rIdqqajzbqluxpmiqln_qy3g">
+            <w:hyperlink w:history="1" r:id="rIdtpbgpe1kmedmjfywrokud">
               <w:r>
                 <w:rPr>
                   <w:rFonts w:ascii="Arial" w:cs="Arial" w:eastAsia="Arial" w:hAnsi="Arial"/>
@@ -25640,7 +25640,7 @@
               <w:spacing w:after="10" w:before="0"/>
               <w:ind w:left="120"/>
             </w:pPr>
-            <w:hyperlink w:history="1" r:id="rIdt_iwyfxglk681jbtcgcgf">
+            <w:hyperlink w:history="1" r:id="rIdskutgb-6yu_xqfmsbhnl9">
               <w:r>
                 <w:rPr>
                   <w:rFonts w:ascii="Arial" w:cs="Arial" w:eastAsia="Arial" w:hAnsi="Arial"/>
@@ -25685,7 +25685,7 @@
             <w:pPr>
               <w:spacing w:after="20" w:before="0"/>
             </w:pPr>
-            <w:hyperlink w:history="1" r:id="rIdyssup5njrjtnxyicwctjw">
+            <w:hyperlink w:history="1" r:id="rIduqqcmarrw0yfrpzrslzfx">
               <w:r>
                 <w:rPr>
                   <w:rFonts w:ascii="Arial" w:cs="Arial" w:eastAsia="Arial" w:hAnsi="Arial"/>
@@ -25734,7 +25734,7 @@
               <w:spacing w:after="10" w:before="0"/>
               <w:ind w:left="120"/>
             </w:pPr>
-            <w:hyperlink w:history="1" r:id="rIdg0c-vq1lmzpdn0o7pukzp">
+            <w:hyperlink w:history="1" r:id="rIdk4vklaw7-adg-x8lmjoan">
               <w:r>
                 <w:rPr>
                   <w:rFonts w:ascii="Arial" w:cs="Arial" w:eastAsia="Arial" w:hAnsi="Arial"/>
@@ -25929,7 +25929,7 @@
             <w:pPr>
               <w:spacing w:after="20" w:before="0"/>
             </w:pPr>
-            <w:hyperlink w:history="1" r:id="rId-wgbxgv1pc06zkbqdkmdr">
+            <w:hyperlink w:history="1" r:id="rId62n-tyrlf-nnu8h8tzj3t">
               <w:r>
                 <w:rPr>
                   <w:rFonts w:ascii="Arial" w:cs="Arial" w:eastAsia="Arial" w:hAnsi="Arial"/>
@@ -25978,7 +25978,7 @@
               <w:spacing w:after="10" w:before="0"/>
               <w:ind w:left="120"/>
             </w:pPr>
-            <w:hyperlink w:history="1" r:id="rIdriqhywqhc9qa7f6rknxn4">
+            <w:hyperlink w:history="1" r:id="rIdxq3_vwkfl-y1muv4s7env">
               <w:r>
                 <w:rPr>
                   <w:rFonts w:ascii="Arial" w:cs="Arial" w:eastAsia="Arial" w:hAnsi="Arial"/>
@@ -26023,7 +26023,7 @@
             <w:pPr>
               <w:spacing w:after="20" w:before="0"/>
             </w:pPr>
-            <w:hyperlink w:history="1" r:id="rId1a6yjomvyneo9jcxthd_r">
+            <w:hyperlink w:history="1" r:id="rIdypjvdmdozcflqakqhegoe">
               <w:r>
                 <w:rPr>
                   <w:rFonts w:ascii="Arial" w:cs="Arial" w:eastAsia="Arial" w:hAnsi="Arial"/>
@@ -26072,7 +26072,7 @@
               <w:spacing w:after="10" w:before="0"/>
               <w:ind w:left="120"/>
             </w:pPr>
-            <w:hyperlink w:history="1" r:id="rIdyvsb1jrohg3gnbixe5r4z">
+            <w:hyperlink w:history="1" r:id="rId5szg3kg5akprcwd8f3jfp">
               <w:r>
                 <w:rPr>
                   <w:rFonts w:ascii="Arial" w:cs="Arial" w:eastAsia="Arial" w:hAnsi="Arial"/>
@@ -26584,7 +26584,7 @@
         </w:rPr>
         <w:t xml:space="preserve">© 2026 SeaVuria and ARES. Aligned with KICD objectives. Developed by SeaVuria; technical implementation by ARES (with AI assistance from Claude). Licensed under </w:t>
       </w:r>
-      <w:hyperlink w:history="1" r:id="rId7smaydu2mxponq5t0xjuj">
+      <w:hyperlink w:history="1" r:id="rIdno0o0kaex55dglpxgh2hj">
         <w:r>
           <w:rPr>
             <w:rFonts w:ascii="Arial" w:cs="Arial" w:eastAsia="Arial" w:hAnsi="Arial"/>
@@ -26605,7 +26605,7 @@
         </w:rPr>
         <w:t xml:space="preserve"> (</w:t>
       </w:r>
-      <w:hyperlink w:history="1" r:id="rIdi7txq3vsbeemikxcrhxp9">
+      <w:hyperlink w:history="1" r:id="rIdcw3j8bo5bgw8-wc9mixxg">
         <w:r>
           <w:rPr>
             <w:rFonts w:ascii="Arial" w:cs="Arial" w:eastAsia="Arial" w:hAnsi="Arial"/>
@@ -27618,7 +27618,7 @@
             <w:pPr>
               <w:spacing w:after="20" w:before="0"/>
             </w:pPr>
-            <w:hyperlink w:history="1" r:id="rIdnhvbqjuf9-2dxyzkn0nyr">
+            <w:hyperlink w:history="1" r:id="rIdehjj1xdncxz6dfcksor6g">
               <w:r>
                 <w:rPr>
                   <w:rFonts w:ascii="Arial" w:cs="Arial" w:eastAsia="Arial" w:hAnsi="Arial"/>
@@ -27651,7 +27651,7 @@
               <w:spacing w:after="10" w:before="0"/>
               <w:ind w:left="120"/>
             </w:pPr>
-            <w:hyperlink w:history="1" r:id="rIdepmrxbbbfwgnp5k4m0trw">
+            <w:hyperlink w:history="1" r:id="rIdvg70pbu9pjwsikk1ultuf">
               <w:r>
                 <w:rPr>
                   <w:rFonts w:ascii="Arial" w:cs="Arial" w:eastAsia="Arial" w:hAnsi="Arial"/>
@@ -27696,7 +27696,7 @@
             <w:pPr>
               <w:spacing w:after="20" w:before="0"/>
             </w:pPr>
-            <w:hyperlink w:history="1" r:id="rId8dbdgt3_p2ebozgmjyfjb">
+            <w:hyperlink w:history="1" r:id="rIdmu9dwtjesceheceexotrz">
               <w:r>
                 <w:rPr>
                   <w:rFonts w:ascii="Arial" w:cs="Arial" w:eastAsia="Arial" w:hAnsi="Arial"/>
@@ -27729,7 +27729,7 @@
               <w:spacing w:after="10" w:before="0"/>
               <w:ind w:left="120"/>
             </w:pPr>
-            <w:hyperlink w:history="1" r:id="rIdbdcondzmysg8vgkze_zhv">
+            <w:hyperlink w:history="1" r:id="rIdjz5hnwvazkqy0czlrs1-v">
               <w:r>
                 <w:rPr>
                   <w:rFonts w:ascii="Arial" w:cs="Arial" w:eastAsia="Arial" w:hAnsi="Arial"/>
@@ -27924,7 +27924,7 @@
             <w:pPr>
               <w:spacing w:after="20" w:before="0"/>
             </w:pPr>
-            <w:hyperlink w:history="1" r:id="rId3wz4hkc1n1e_ugcccadav">
+            <w:hyperlink w:history="1" r:id="rIdv_wkvkkrkgh_wwewykrhr">
               <w:r>
                 <w:rPr>
                   <w:rFonts w:ascii="Arial" w:cs="Arial" w:eastAsia="Arial" w:hAnsi="Arial"/>
@@ -27957,7 +27957,7 @@
               <w:spacing w:after="10" w:before="0"/>
               <w:ind w:left="120"/>
             </w:pPr>
-            <w:hyperlink w:history="1" r:id="rIdbffecfjyxmroxlbtvjgjq">
+            <w:hyperlink w:history="1" r:id="rIdiwliz1xuntzg8ylb_zo-p">
               <w:r>
                 <w:rPr>
                   <w:rFonts w:ascii="Arial" w:cs="Arial" w:eastAsia="Arial" w:hAnsi="Arial"/>
@@ -28002,7 +28002,7 @@
             <w:pPr>
               <w:spacing w:after="20" w:before="0"/>
             </w:pPr>
-            <w:hyperlink w:history="1" r:id="rIdy07h4zxp9ll9gpcycvuro">
+            <w:hyperlink w:history="1" r:id="rIdhja3-gk-mfp5golbeqxcp">
               <w:r>
                 <w:rPr>
                   <w:rFonts w:ascii="Arial" w:cs="Arial" w:eastAsia="Arial" w:hAnsi="Arial"/>
@@ -28035,7 +28035,7 @@
               <w:spacing w:after="10" w:before="0"/>
               <w:ind w:left="120"/>
             </w:pPr>
-            <w:hyperlink w:history="1" r:id="rIdrkmfeqzwlnvejhwephmou">
+            <w:hyperlink w:history="1" r:id="rIdwa_6cj4u1l4rqttcf9_o5">
               <w:r>
                 <w:rPr>
                   <w:rFonts w:ascii="Arial" w:cs="Arial" w:eastAsia="Arial" w:hAnsi="Arial"/>
@@ -28230,7 +28230,7 @@
             <w:pPr>
               <w:spacing w:after="20" w:before="0"/>
             </w:pPr>
-            <w:hyperlink w:history="1" r:id="rIdgbvp5mc8tecauudyom-jm">
+            <w:hyperlink w:history="1" r:id="rIdh8yfva_mvqgelvem0rfs5">
               <w:r>
                 <w:rPr>
                   <w:rFonts w:ascii="Arial" w:cs="Arial" w:eastAsia="Arial" w:hAnsi="Arial"/>
@@ -28279,7 +28279,7 @@
               <w:spacing w:after="10" w:before="0"/>
               <w:ind w:left="120"/>
             </w:pPr>
-            <w:hyperlink w:history="1" r:id="rIdm7yqcl6nfbhzf7y9i9gha">
+            <w:hyperlink w:history="1" r:id="rId9_jfwfj3tm39wptd55b-a">
               <w:r>
                 <w:rPr>
                   <w:rFonts w:ascii="Arial" w:cs="Arial" w:eastAsia="Arial" w:hAnsi="Arial"/>
@@ -28324,7 +28324,7 @@
             <w:pPr>
               <w:spacing w:after="20" w:before="0"/>
             </w:pPr>
-            <w:hyperlink w:history="1" r:id="rIdc0en8ibykyt0frnzhkj6v">
+            <w:hyperlink w:history="1" r:id="rIdqodppudeuukzynkbqgxdz">
               <w:r>
                 <w:rPr>
                   <w:rFonts w:ascii="Arial" w:cs="Arial" w:eastAsia="Arial" w:hAnsi="Arial"/>
@@ -28373,7 +28373,7 @@
               <w:spacing w:after="10" w:before="0"/>
               <w:ind w:left="120"/>
             </w:pPr>
-            <w:hyperlink w:history="1" r:id="rIdzad19yr0izvznztvixuxv">
+            <w:hyperlink w:history="1" r:id="rIdo1yxadw8hkqxpguleoj23">
               <w:r>
                 <w:rPr>
                   <w:rFonts w:ascii="Arial" w:cs="Arial" w:eastAsia="Arial" w:hAnsi="Arial"/>
@@ -28568,7 +28568,7 @@
             <w:pPr>
               <w:spacing w:after="20" w:before="0"/>
             </w:pPr>
-            <w:hyperlink w:history="1" r:id="rIdn6iwm2kb_eqdfrqsylswb">
+            <w:hyperlink w:history="1" r:id="rIdwkoirev6e5--zvt_y-aff">
               <w:r>
                 <w:rPr>
                   <w:rFonts w:ascii="Arial" w:cs="Arial" w:eastAsia="Arial" w:hAnsi="Arial"/>
@@ -28617,7 +28617,7 @@
               <w:spacing w:after="10" w:before="0"/>
               <w:ind w:left="120"/>
             </w:pPr>
-            <w:hyperlink w:history="1" r:id="rIdefk0bw20kq1dta1fcgcl2">
+            <w:hyperlink w:history="1" r:id="rId6kzsujm_iwfgqwldeqz_4">
               <w:r>
                 <w:rPr>
                   <w:rFonts w:ascii="Arial" w:cs="Arial" w:eastAsia="Arial" w:hAnsi="Arial"/>
@@ -28662,7 +28662,7 @@
             <w:pPr>
               <w:spacing w:after="20" w:before="0"/>
             </w:pPr>
-            <w:hyperlink w:history="1" r:id="rIdge6mqg_nwhvxoxuewor6j">
+            <w:hyperlink w:history="1" r:id="rIdzffu6q29thpiars9mwtlb">
               <w:r>
                 <w:rPr>
                   <w:rFonts w:ascii="Arial" w:cs="Arial" w:eastAsia="Arial" w:hAnsi="Arial"/>
@@ -28711,7 +28711,7 @@
               <w:spacing w:after="10" w:before="0"/>
               <w:ind w:left="120"/>
             </w:pPr>
-            <w:hyperlink w:history="1" r:id="rIdnni9pfkxc97ppt6aedfkx">
+            <w:hyperlink w:history="1" r:id="rIdkl2kkocw_3j2fh8holrs2">
               <w:r>
                 <w:rPr>
                   <w:rFonts w:ascii="Arial" w:cs="Arial" w:eastAsia="Arial" w:hAnsi="Arial"/>
@@ -28906,7 +28906,7 @@
             <w:pPr>
               <w:spacing w:after="20" w:before="0"/>
             </w:pPr>
-            <w:hyperlink w:history="1" r:id="rIdbdsshvsi7hodpmnfed7tx">
+            <w:hyperlink w:history="1" r:id="rIdxls4qsolnduahxpio1wqt">
               <w:r>
                 <w:rPr>
                   <w:rFonts w:ascii="Arial" w:cs="Arial" w:eastAsia="Arial" w:hAnsi="Arial"/>
@@ -28939,7 +28939,7 @@
               <w:spacing w:after="10" w:before="0"/>
               <w:ind w:left="120"/>
             </w:pPr>
-            <w:hyperlink w:history="1" r:id="rIdc9kfkqs-oh2d_diqbt41a">
+            <w:hyperlink w:history="1" r:id="rIdvkdom8uqibupa-mzottln">
               <w:r>
                 <w:rPr>
                   <w:rFonts w:ascii="Arial" w:cs="Arial" w:eastAsia="Arial" w:hAnsi="Arial"/>
@@ -28984,7 +28984,7 @@
             <w:pPr>
               <w:spacing w:after="20" w:before="0"/>
             </w:pPr>
-            <w:hyperlink w:history="1" r:id="rIdr7n6xvkemtga9ikehuc3_">
+            <w:hyperlink w:history="1" r:id="rIdhqdvg6mhegllcywjqaatq">
               <w:r>
                 <w:rPr>
                   <w:rFonts w:ascii="Arial" w:cs="Arial" w:eastAsia="Arial" w:hAnsi="Arial"/>
@@ -29033,7 +29033,7 @@
               <w:spacing w:after="10" w:before="0"/>
               <w:ind w:left="120"/>
             </w:pPr>
-            <w:hyperlink w:history="1" r:id="rIddefvi1zcao-aksyfu3xl4">
+            <w:hyperlink w:history="1" r:id="rIdvngpxqyi2wrnnqfzgz0s7">
               <w:r>
                 <w:rPr>
                   <w:rFonts w:ascii="Arial" w:cs="Arial" w:eastAsia="Arial" w:hAnsi="Arial"/>
@@ -29545,7 +29545,7 @@
         </w:rPr>
         <w:t xml:space="preserve">© 2026 SeaVuria and ARES. Aligned with KICD objectives. Developed by SeaVuria; technical implementation by ARES (with AI assistance from Claude). Licensed under </w:t>
       </w:r>
-      <w:hyperlink w:history="1" r:id="rIddysfqfciau29wmvca9a4f">
+      <w:hyperlink w:history="1" r:id="rIdoom2y6wv0ykxnjb6-duke">
         <w:r>
           <w:rPr>
             <w:rFonts w:ascii="Arial" w:cs="Arial" w:eastAsia="Arial" w:hAnsi="Arial"/>
@@ -29566,7 +29566,7 @@
         </w:rPr>
         <w:t xml:space="preserve"> (</w:t>
       </w:r>
-      <w:hyperlink w:history="1" r:id="rIdl1vhxnupuws_atislfg8j">
+      <w:hyperlink w:history="1" r:id="rIdcxk5guwicb8ha-osiusry">
         <w:r>
           <w:rPr>
             <w:rFonts w:ascii="Arial" w:cs="Arial" w:eastAsia="Arial" w:hAnsi="Arial"/>
@@ -30579,7 +30579,7 @@
             <w:pPr>
               <w:spacing w:after="20" w:before="0"/>
             </w:pPr>
-            <w:hyperlink w:history="1" r:id="rIdbgggns8qid10wftvozubh">
+            <w:hyperlink w:history="1" r:id="rIdidg8wj5dgwmjktqkgyri1">
               <w:r>
                 <w:rPr>
                   <w:rFonts w:ascii="Arial" w:cs="Arial" w:eastAsia="Arial" w:hAnsi="Arial"/>
@@ -30628,7 +30628,7 @@
               <w:spacing w:after="10" w:before="0"/>
               <w:ind w:left="120"/>
             </w:pPr>
-            <w:hyperlink w:history="1" r:id="rIdkqth4pu0s-lvdiuc_izwb">
+            <w:hyperlink w:history="1" r:id="rIdkce1brjvaescwdkioz5jj">
               <w:r>
                 <w:rPr>
                   <w:rFonts w:ascii="Arial" w:cs="Arial" w:eastAsia="Arial" w:hAnsi="Arial"/>
@@ -30673,7 +30673,7 @@
             <w:pPr>
               <w:spacing w:after="20" w:before="0"/>
             </w:pPr>
-            <w:hyperlink w:history="1" r:id="rIdhacjkvu1vnszyzyt6mur_">
+            <w:hyperlink w:history="1" r:id="rIdbvzt09bcxirsbaiihbaxq">
               <w:r>
                 <w:rPr>
                   <w:rFonts w:ascii="Arial" w:cs="Arial" w:eastAsia="Arial" w:hAnsi="Arial"/>
@@ -30706,7 +30706,7 @@
               <w:spacing w:after="10" w:before="0"/>
               <w:ind w:left="120"/>
             </w:pPr>
-            <w:hyperlink w:history="1" r:id="rId19_clpe0y3vyzn5ejmah3">
+            <w:hyperlink w:history="1" r:id="rIdzqokn0wvoe0pel-zjktro">
               <w:r>
                 <w:rPr>
                   <w:rFonts w:ascii="Arial" w:cs="Arial" w:eastAsia="Arial" w:hAnsi="Arial"/>
@@ -30901,7 +30901,7 @@
             <w:pPr>
               <w:spacing w:after="20" w:before="0"/>
             </w:pPr>
-            <w:hyperlink w:history="1" r:id="rIdie1rh-jd5zzy0iaerblmn">
+            <w:hyperlink w:history="1" r:id="rId3_cwlgzvyppqr_rinvntp">
               <w:r>
                 <w:rPr>
                   <w:rFonts w:ascii="Arial" w:cs="Arial" w:eastAsia="Arial" w:hAnsi="Arial"/>
@@ -30950,7 +30950,7 @@
               <w:spacing w:after="10" w:before="0"/>
               <w:ind w:left="120"/>
             </w:pPr>
-            <w:hyperlink w:history="1" r:id="rIdc-hn-0kzgva_muz0t1ewa">
+            <w:hyperlink w:history="1" r:id="rIdcpqj157g2l8m41imj-lrb">
               <w:r>
                 <w:rPr>
                   <w:rFonts w:ascii="Arial" w:cs="Arial" w:eastAsia="Arial" w:hAnsi="Arial"/>
@@ -30995,7 +30995,7 @@
             <w:pPr>
               <w:spacing w:after="20" w:before="0"/>
             </w:pPr>
-            <w:hyperlink w:history="1" r:id="rIdwnrmfrp2fwqqleh4d8-xx">
+            <w:hyperlink w:history="1" r:id="rIdzjq0lklj3jh__kh9ngusj">
               <w:r>
                 <w:rPr>
                   <w:rFonts w:ascii="Arial" w:cs="Arial" w:eastAsia="Arial" w:hAnsi="Arial"/>
@@ -31028,7 +31028,7 @@
               <w:spacing w:after="10" w:before="0"/>
               <w:ind w:left="120"/>
             </w:pPr>
-            <w:hyperlink w:history="1" r:id="rIdcszmc2mouoalzqokufjad">
+            <w:hyperlink w:history="1" r:id="rIds_xcm231mgnm3e1ls-meb">
               <w:r>
                 <w:rPr>
                   <w:rFonts w:ascii="Arial" w:cs="Arial" w:eastAsia="Arial" w:hAnsi="Arial"/>
@@ -31223,7 +31223,7 @@
             <w:pPr>
               <w:spacing w:after="20" w:before="0"/>
             </w:pPr>
-            <w:hyperlink w:history="1" r:id="rIdbojqqmvtoqjsli7ymg9or">
+            <w:hyperlink w:history="1" r:id="rIdmlqnduqk3kahzv2zwtx7t">
               <w:r>
                 <w:rPr>
                   <w:rFonts w:ascii="Arial" w:cs="Arial" w:eastAsia="Arial" w:hAnsi="Arial"/>
@@ -31272,7 +31272,7 @@
               <w:spacing w:after="10" w:before="0"/>
               <w:ind w:left="120"/>
             </w:pPr>
-            <w:hyperlink w:history="1" r:id="rIdircrakhssk4ew2dbuljoe">
+            <w:hyperlink w:history="1" r:id="rIdewmyoatd6ggko9ptyyxey">
               <w:r>
                 <w:rPr>
                   <w:rFonts w:ascii="Arial" w:cs="Arial" w:eastAsia="Arial" w:hAnsi="Arial"/>
@@ -31317,7 +31317,7 @@
             <w:pPr>
               <w:spacing w:after="20" w:before="0"/>
             </w:pPr>
-            <w:hyperlink w:history="1" r:id="rId8anvc-xrsmqzh2dmoihuq">
+            <w:hyperlink w:history="1" r:id="rIdmpqb400jnxwkrs_gg68t7">
               <w:r>
                 <w:rPr>
                   <w:rFonts w:ascii="Arial" w:cs="Arial" w:eastAsia="Arial" w:hAnsi="Arial"/>
@@ -31350,7 +31350,7 @@
               <w:spacing w:after="10" w:before="0"/>
               <w:ind w:left="120"/>
             </w:pPr>
-            <w:hyperlink w:history="1" r:id="rIdb9r7asvmyaov-kcctn28p">
+            <w:hyperlink w:history="1" r:id="rIdnpqsgp01mmqlpqvgstjfi">
               <w:r>
                 <w:rPr>
                   <w:rFonts w:ascii="Arial" w:cs="Arial" w:eastAsia="Arial" w:hAnsi="Arial"/>
@@ -31545,7 +31545,7 @@
             <w:pPr>
               <w:spacing w:after="20" w:before="0"/>
             </w:pPr>
-            <w:hyperlink w:history="1" r:id="rId7u0b056lrrmrcooremcmf">
+            <w:hyperlink w:history="1" r:id="rIdtnh3c4dqoubpgqkm5vizq">
               <w:r>
                 <w:rPr>
                   <w:rFonts w:ascii="Arial" w:cs="Arial" w:eastAsia="Arial" w:hAnsi="Arial"/>
@@ -31594,7 +31594,7 @@
               <w:spacing w:after="10" w:before="0"/>
               <w:ind w:left="120"/>
             </w:pPr>
-            <w:hyperlink w:history="1" r:id="rIdwnswu_v1cgu761xsic0ve">
+            <w:hyperlink w:history="1" r:id="rIdcotvomrpamju86qqvfhrb">
               <w:r>
                 <w:rPr>
                   <w:rFonts w:ascii="Arial" w:cs="Arial" w:eastAsia="Arial" w:hAnsi="Arial"/>
@@ -31639,7 +31639,7 @@
             <w:pPr>
               <w:spacing w:after="20" w:before="0"/>
             </w:pPr>
-            <w:hyperlink w:history="1" r:id="rIdxx4avg-ftfs2u2uz3k26z">
+            <w:hyperlink w:history="1" r:id="rId5efffszapietrxqdjqaog">
               <w:r>
                 <w:rPr>
                   <w:rFonts w:ascii="Arial" w:cs="Arial" w:eastAsia="Arial" w:hAnsi="Arial"/>
@@ -31672,7 +31672,7 @@
               <w:spacing w:after="10" w:before="0"/>
               <w:ind w:left="120"/>
             </w:pPr>
-            <w:hyperlink w:history="1" r:id="rIdpubqsyjujvklejpgvhrvx">
+            <w:hyperlink w:history="1" r:id="rIdhn2_pkz6bb6zqq2lck19q">
               <w:r>
                 <w:rPr>
                   <w:rFonts w:ascii="Arial" w:cs="Arial" w:eastAsia="Arial" w:hAnsi="Arial"/>
@@ -31867,7 +31867,7 @@
             <w:pPr>
               <w:spacing w:after="20" w:before="0"/>
             </w:pPr>
-            <w:hyperlink w:history="1" r:id="rIdpem0gnzv-fpiuc3fj-v76">
+            <w:hyperlink w:history="1" r:id="rIdjs2kf4zuesxt9fw5hol5t">
               <w:r>
                 <w:rPr>
                   <w:rFonts w:ascii="Arial" w:cs="Arial" w:eastAsia="Arial" w:hAnsi="Arial"/>
@@ -31916,7 +31916,7 @@
               <w:spacing w:after="10" w:before="0"/>
               <w:ind w:left="120"/>
             </w:pPr>
-            <w:hyperlink w:history="1" r:id="rIdzlhxzvdzimywe5pkwjlyd">
+            <w:hyperlink w:history="1" r:id="rId8qyhsppu46sgk9qfwvzsi">
               <w:r>
                 <w:rPr>
                   <w:rFonts w:ascii="Arial" w:cs="Arial" w:eastAsia="Arial" w:hAnsi="Arial"/>
@@ -31961,7 +31961,7 @@
             <w:pPr>
               <w:spacing w:after="20" w:before="0"/>
             </w:pPr>
-            <w:hyperlink w:history="1" r:id="rIdoldflpwiieiqlyzy_vfbl">
+            <w:hyperlink w:history="1" r:id="rIdz2ij3ememvkkndbxsv2q5">
               <w:r>
                 <w:rPr>
                   <w:rFonts w:ascii="Arial" w:cs="Arial" w:eastAsia="Arial" w:hAnsi="Arial"/>
@@ -31994,7 +31994,7 @@
               <w:spacing w:after="10" w:before="0"/>
               <w:ind w:left="120"/>
             </w:pPr>
-            <w:hyperlink w:history="1" r:id="rIdpaa2ffvnijndfnd6k39hx">
+            <w:hyperlink w:history="1" r:id="rIdnf7-naaztytiwoa3as7-_">
               <w:r>
                 <w:rPr>
                   <w:rFonts w:ascii="Arial" w:cs="Arial" w:eastAsia="Arial" w:hAnsi="Arial"/>
@@ -32734,7 +32734,7 @@
         </w:rPr>
         <w:t xml:space="preserve">© 2026 SeaVuria and ARES. Aligned with KICD objectives. Developed by SeaVuria; technical implementation by ARES (with AI assistance from Claude). Licensed under </w:t>
       </w:r>
-      <w:hyperlink w:history="1" r:id="rId9bs9ijbyr9ynxdltjxeet">
+      <w:hyperlink w:history="1" r:id="rIdqoszcsrbfuanec0vsiwh7">
         <w:r>
           <w:rPr>
             <w:rFonts w:ascii="Arial" w:cs="Arial" w:eastAsia="Arial" w:hAnsi="Arial"/>
@@ -32755,7 +32755,7 @@
         </w:rPr>
         <w:t xml:space="preserve"> (</w:t>
       </w:r>
-      <w:hyperlink w:history="1" r:id="rId6xbdzpxofwo4nggovscik">
+      <w:hyperlink w:history="1" r:id="rIdqdf67xdvt1fjd_wsjod25">
         <w:r>
           <w:rPr>
             <w:rFonts w:ascii="Arial" w:cs="Arial" w:eastAsia="Arial" w:hAnsi="Arial"/>

--- a/data/outputs/v2/Maths/SS2.4_Surface_Area_and_Volume_of_Solids/Mathematics_Surface_Area_and_Volume_of_Solids_CBE_LessonSequence.docx
+++ b/data/outputs/v2/Maths/SS2.4_Surface_Area_and_Volume_of_Solids/Mathematics_Surface_Area_and_Volume_of_Solids_CBE_LessonSequence.docx
@@ -2658,7 +2658,7 @@
         </w:rPr>
         <w:t xml:space="preserve">© 2026 SeaVuria and ARES. This work is licensed under a </w:t>
       </w:r>
-      <w:hyperlink w:history="1" r:id="rIdtiib1xqw8gv5fegl904op">
+      <w:hyperlink w:history="1" r:id="rIddyekdingmu2btkzeowh2a">
         <w:r>
           <w:rPr>
             <w:rFonts w:ascii="Arial" w:cs="Arial" w:eastAsia="Arial" w:hAnsi="Arial"/>
@@ -2678,7 +2678,7 @@
         </w:rPr>
         <w:t xml:space="preserve"> (</w:t>
       </w:r>
-      <w:hyperlink w:history="1" r:id="rId8uwfusjjw_xj8mkuccg-h">
+      <w:hyperlink w:history="1" r:id="rIdrslym6f5h_fqd-wnspkgv">
         <w:r>
           <w:rPr>
             <w:rFonts w:ascii="Arial" w:cs="Arial" w:eastAsia="Arial" w:hAnsi="Arial"/>
@@ -2698,7 +2698,7 @@
         </w:rPr>
         <w:t xml:space="preserve">). To view a copy of this license, visit </w:t>
       </w:r>
-      <w:hyperlink w:history="1" r:id="rIdohsm30ocsogi6ayoo09xd">
+      <w:hyperlink w:history="1" r:id="rId5i6xrpew8_ma-d6smgzwd">
         <w:r>
           <w:rPr>
             <w:rFonts w:ascii="Arial" w:cs="Arial" w:eastAsia="Arial" w:hAnsi="Arial"/>
@@ -3710,7 +3710,7 @@
             <w:pPr>
               <w:spacing w:after="20" w:before="0"/>
             </w:pPr>
-            <w:hyperlink w:history="1" r:id="rIdqgdzp6ir4uwmp4vqksr17">
+            <w:hyperlink w:history="1" r:id="rIdimbgde0qvebah3qphjyel">
               <w:r>
                 <w:rPr>
                   <w:rFonts w:ascii="Arial" w:cs="Arial" w:eastAsia="Arial" w:hAnsi="Arial"/>
@@ -3743,7 +3743,7 @@
               <w:spacing w:after="10" w:before="0"/>
               <w:ind w:left="120"/>
             </w:pPr>
-            <w:hyperlink w:history="1" r:id="rIdgj4ktddmncozbzpzckwo3">
+            <w:hyperlink w:history="1" r:id="rId7wzh1l_zze9muoy5xkbzt">
               <w:r>
                 <w:rPr>
                   <w:rFonts w:ascii="Arial" w:cs="Arial" w:eastAsia="Arial" w:hAnsi="Arial"/>
@@ -3788,7 +3788,7 @@
             <w:pPr>
               <w:spacing w:after="20" w:before="0"/>
             </w:pPr>
-            <w:hyperlink w:history="1" r:id="rIdnvw51tqp0nrqm-asqhzmt">
+            <w:hyperlink w:history="1" r:id="rIdmbsuskxfv3ne3wjuczz02">
               <w:r>
                 <w:rPr>
                   <w:rFonts w:ascii="Arial" w:cs="Arial" w:eastAsia="Arial" w:hAnsi="Arial"/>
@@ -3821,7 +3821,7 @@
               <w:spacing w:after="10" w:before="0"/>
               <w:ind w:left="120"/>
             </w:pPr>
-            <w:hyperlink w:history="1" r:id="rIdapnkkktgodbqbh2st6ih3">
+            <w:hyperlink w:history="1" r:id="rIdmue2n9n17rdozofocqzcw">
               <w:r>
                 <w:rPr>
                   <w:rFonts w:ascii="Arial" w:cs="Arial" w:eastAsia="Arial" w:hAnsi="Arial"/>
@@ -4016,7 +4016,7 @@
             <w:pPr>
               <w:spacing w:after="20" w:before="0"/>
             </w:pPr>
-            <w:hyperlink w:history="1" r:id="rIdcuzpyq56y4uw5wktxt4vx">
+            <w:hyperlink w:history="1" r:id="rIds8tzohuj3wjhgarruh8nq">
               <w:r>
                 <w:rPr>
                   <w:rFonts w:ascii="Arial" w:cs="Arial" w:eastAsia="Arial" w:hAnsi="Arial"/>
@@ -4049,7 +4049,7 @@
               <w:spacing w:after="10" w:before="0"/>
               <w:ind w:left="120"/>
             </w:pPr>
-            <w:hyperlink w:history="1" r:id="rIdo1riwhpdmkv7redksjoej">
+            <w:hyperlink w:history="1" r:id="rIdrev-dpzxs7hueypkjrd9y">
               <w:r>
                 <w:rPr>
                   <w:rFonts w:ascii="Arial" w:cs="Arial" w:eastAsia="Arial" w:hAnsi="Arial"/>
@@ -4094,7 +4094,7 @@
             <w:pPr>
               <w:spacing w:after="20" w:before="0"/>
             </w:pPr>
-            <w:hyperlink w:history="1" r:id="rIdvt5f0oygofrg_cgqazmnw">
+            <w:hyperlink w:history="1" r:id="rIdb82_bwvab6qtdogfh3q0f">
               <w:r>
                 <w:rPr>
                   <w:rFonts w:ascii="Arial" w:cs="Arial" w:eastAsia="Arial" w:hAnsi="Arial"/>
@@ -4127,7 +4127,7 @@
               <w:spacing w:after="10" w:before="0"/>
               <w:ind w:left="120"/>
             </w:pPr>
-            <w:hyperlink w:history="1" r:id="rIdhb-2ghzmmoqiqnebl9bh5">
+            <w:hyperlink w:history="1" r:id="rIdo967p6bbmxizdjkfc0v7w">
               <w:r>
                 <w:rPr>
                   <w:rFonts w:ascii="Arial" w:cs="Arial" w:eastAsia="Arial" w:hAnsi="Arial"/>
@@ -4322,7 +4322,7 @@
             <w:pPr>
               <w:spacing w:after="20" w:before="0"/>
             </w:pPr>
-            <w:hyperlink w:history="1" r:id="rId0jrigqhp61w35azgrvxbp">
+            <w:hyperlink w:history="1" r:id="rId41pxc7yp8ewnky0bh1ps3">
               <w:r>
                 <w:rPr>
                   <w:rFonts w:ascii="Arial" w:cs="Arial" w:eastAsia="Arial" w:hAnsi="Arial"/>
@@ -4355,7 +4355,7 @@
               <w:spacing w:after="10" w:before="0"/>
               <w:ind w:left="120"/>
             </w:pPr>
-            <w:hyperlink w:history="1" r:id="rIdd51ej9xmlfw-opompq-ko">
+            <w:hyperlink w:history="1" r:id="rIdat9p21laon1_j9ap10dbz">
               <w:r>
                 <w:rPr>
                   <w:rFonts w:ascii="Arial" w:cs="Arial" w:eastAsia="Arial" w:hAnsi="Arial"/>
@@ -4400,7 +4400,7 @@
             <w:pPr>
               <w:spacing w:after="20" w:before="0"/>
             </w:pPr>
-            <w:hyperlink w:history="1" r:id="rIdzd4xn4el3xkbcy2jz3via">
+            <w:hyperlink w:history="1" r:id="rIdyyptpghbzs-zmbgfwb_a9">
               <w:r>
                 <w:rPr>
                   <w:rFonts w:ascii="Arial" w:cs="Arial" w:eastAsia="Arial" w:hAnsi="Arial"/>
@@ -4433,7 +4433,7 @@
               <w:spacing w:after="10" w:before="0"/>
               <w:ind w:left="120"/>
             </w:pPr>
-            <w:hyperlink w:history="1" r:id="rId4vv5ffxyupwnal66c9848">
+            <w:hyperlink w:history="1" r:id="rIds7hkar0lergndrtiqm2n-">
               <w:r>
                 <w:rPr>
                   <w:rFonts w:ascii="Arial" w:cs="Arial" w:eastAsia="Arial" w:hAnsi="Arial"/>
@@ -4628,7 +4628,7 @@
             <w:pPr>
               <w:spacing w:after="20" w:before="0"/>
             </w:pPr>
-            <w:hyperlink w:history="1" r:id="rId1lwnezwk_ewsmcxonxpcv">
+            <w:hyperlink w:history="1" r:id="rIdt8py9y1vleachasar_qk6">
               <w:r>
                 <w:rPr>
                   <w:rFonts w:ascii="Arial" w:cs="Arial" w:eastAsia="Arial" w:hAnsi="Arial"/>
@@ -4661,7 +4661,7 @@
               <w:spacing w:after="10" w:before="0"/>
               <w:ind w:left="120"/>
             </w:pPr>
-            <w:hyperlink w:history="1" r:id="rIdtklkv5ssca3waxsdc_8hp">
+            <w:hyperlink w:history="1" r:id="rIdm9vfeqqtu_d32cj3wg89q">
               <w:r>
                 <w:rPr>
                   <w:rFonts w:ascii="Arial" w:cs="Arial" w:eastAsia="Arial" w:hAnsi="Arial"/>
@@ -4706,7 +4706,7 @@
             <w:pPr>
               <w:spacing w:after="20" w:before="0"/>
             </w:pPr>
-            <w:hyperlink w:history="1" r:id="rId81g8af2r_vypmdlmspdhx">
+            <w:hyperlink w:history="1" r:id="rId5nkyqzzokfcnxj5btrt-a">
               <w:r>
                 <w:rPr>
                   <w:rFonts w:ascii="Arial" w:cs="Arial" w:eastAsia="Arial" w:hAnsi="Arial"/>
@@ -4739,7 +4739,7 @@
               <w:spacing w:after="10" w:before="0"/>
               <w:ind w:left="120"/>
             </w:pPr>
-            <w:hyperlink w:history="1" r:id="rIdkjtgbrz4hsx0h6o7my3fg">
+            <w:hyperlink w:history="1" r:id="rId8f_dgjbuw3xrbxdha1h7c">
               <w:r>
                 <w:rPr>
                   <w:rFonts w:ascii="Arial" w:cs="Arial" w:eastAsia="Arial" w:hAnsi="Arial"/>
@@ -4934,7 +4934,7 @@
             <w:pPr>
               <w:spacing w:after="20" w:before="0"/>
             </w:pPr>
-            <w:hyperlink w:history="1" r:id="rIditw1kknyoxitc9adt7dx5">
+            <w:hyperlink w:history="1" r:id="rIdikfk0l6seieztiuphzv30">
               <w:r>
                 <w:rPr>
                   <w:rFonts w:ascii="Arial" w:cs="Arial" w:eastAsia="Arial" w:hAnsi="Arial"/>
@@ -4967,7 +4967,7 @@
               <w:spacing w:after="10" w:before="0"/>
               <w:ind w:left="120"/>
             </w:pPr>
-            <w:hyperlink w:history="1" r:id="rIdq-uc61rw9ty8ouhl3mj6g">
+            <w:hyperlink w:history="1" r:id="rIdolcgotxbfelbfpuw4q_vk">
               <w:r>
                 <w:rPr>
                   <w:rFonts w:ascii="Arial" w:cs="Arial" w:eastAsia="Arial" w:hAnsi="Arial"/>
@@ -5012,7 +5012,7 @@
             <w:pPr>
               <w:spacing w:after="20" w:before="0"/>
             </w:pPr>
-            <w:hyperlink w:history="1" r:id="rIdbeduw-ntuuw73vtqnd45d">
+            <w:hyperlink w:history="1" r:id="rId5pstrvhhwhi7itec8wc-f">
               <w:r>
                 <w:rPr>
                   <w:rFonts w:ascii="Arial" w:cs="Arial" w:eastAsia="Arial" w:hAnsi="Arial"/>
@@ -5045,7 +5045,7 @@
               <w:spacing w:after="10" w:before="0"/>
               <w:ind w:left="120"/>
             </w:pPr>
-            <w:hyperlink w:history="1" r:id="rIdmkzxmfp3f-legfq9xqx-y">
+            <w:hyperlink w:history="1" r:id="rIda2_ejpyprvrbzful539ow">
               <w:r>
                 <w:rPr>
                   <w:rFonts w:ascii="Arial" w:cs="Arial" w:eastAsia="Arial" w:hAnsi="Arial"/>
@@ -5557,7 +5557,7 @@
         </w:rPr>
         <w:t xml:space="preserve">© 2026 SeaVuria and ARES. Aligned with KICD objectives. Developed by SeaVuria; technical implementation by ARES (with AI assistance from Claude). Licensed under </w:t>
       </w:r>
-      <w:hyperlink w:history="1" r:id="rIdkzrdodcfyffdk_3bfyxf7">
+      <w:hyperlink w:history="1" r:id="rIdgcrrwttpzxh9wt0siw4be">
         <w:r>
           <w:rPr>
             <w:rFonts w:ascii="Arial" w:cs="Arial" w:eastAsia="Arial" w:hAnsi="Arial"/>
@@ -5578,7 +5578,7 @@
         </w:rPr>
         <w:t xml:space="preserve"> (</w:t>
       </w:r>
-      <w:hyperlink w:history="1" r:id="rId-tnecsvvxk2dgaggwzhjo">
+      <w:hyperlink w:history="1" r:id="rIdwo7bcrpipeo_hoxhyqrvg">
         <w:r>
           <w:rPr>
             <w:rFonts w:ascii="Arial" w:cs="Arial" w:eastAsia="Arial" w:hAnsi="Arial"/>
@@ -6591,7 +6591,7 @@
             <w:pPr>
               <w:spacing w:after="20" w:before="0"/>
             </w:pPr>
-            <w:hyperlink w:history="1" r:id="rIdccyng4dd8frhhijrym40t">
+            <w:hyperlink w:history="1" r:id="rIdfh9rsxbvauczvys0blo1p">
               <w:r>
                 <w:rPr>
                   <w:rFonts w:ascii="Arial" w:cs="Arial" w:eastAsia="Arial" w:hAnsi="Arial"/>
@@ -6640,7 +6640,7 @@
               <w:spacing w:after="10" w:before="0"/>
               <w:ind w:left="120"/>
             </w:pPr>
-            <w:hyperlink w:history="1" r:id="rIdq3t7mq78bvw_jalrnz-pq">
+            <w:hyperlink w:history="1" r:id="rIdyiqq7ig9ol6dog0uz1lzf">
               <w:r>
                 <w:rPr>
                   <w:rFonts w:ascii="Arial" w:cs="Arial" w:eastAsia="Arial" w:hAnsi="Arial"/>
@@ -6685,7 +6685,7 @@
             <w:pPr>
               <w:spacing w:after="20" w:before="0"/>
             </w:pPr>
-            <w:hyperlink w:history="1" r:id="rIdmb-eyct5dpgw2lij9uy_j">
+            <w:hyperlink w:history="1" r:id="rId-9f5afjgqadqsjtuxpw3u">
               <w:r>
                 <w:rPr>
                   <w:rFonts w:ascii="Arial" w:cs="Arial" w:eastAsia="Arial" w:hAnsi="Arial"/>
@@ -6718,7 +6718,7 @@
               <w:spacing w:after="10" w:before="0"/>
               <w:ind w:left="120"/>
             </w:pPr>
-            <w:hyperlink w:history="1" r:id="rIdzhl-r4k5zxzuqpaelrdpm">
+            <w:hyperlink w:history="1" r:id="rIdrmy6dnc4artlipfj3bgpi">
               <w:r>
                 <w:rPr>
                   <w:rFonts w:ascii="Arial" w:cs="Arial" w:eastAsia="Arial" w:hAnsi="Arial"/>
@@ -6913,7 +6913,7 @@
             <w:pPr>
               <w:spacing w:after="20" w:before="0"/>
             </w:pPr>
-            <w:hyperlink w:history="1" r:id="rIdoio2n9glhnigwgimiex_y">
+            <w:hyperlink w:history="1" r:id="rIdavvoovvik82115ofg7odi">
               <w:r>
                 <w:rPr>
                   <w:rFonts w:ascii="Arial" w:cs="Arial" w:eastAsia="Arial" w:hAnsi="Arial"/>
@@ -6962,7 +6962,7 @@
               <w:spacing w:after="10" w:before="0"/>
               <w:ind w:left="120"/>
             </w:pPr>
-            <w:hyperlink w:history="1" r:id="rIdgtkiuto5atvz9orgrg8yc">
+            <w:hyperlink w:history="1" r:id="rIdddeubt6wtipkbeditkgqt">
               <w:r>
                 <w:rPr>
                   <w:rFonts w:ascii="Arial" w:cs="Arial" w:eastAsia="Arial" w:hAnsi="Arial"/>
@@ -7007,7 +7007,7 @@
             <w:pPr>
               <w:spacing w:after="20" w:before="0"/>
             </w:pPr>
-            <w:hyperlink w:history="1" r:id="rIdodezrp8wcrcqqj5cp3njf">
+            <w:hyperlink w:history="1" r:id="rIdg6y1lsxtlvfzqcl-ngtrf">
               <w:r>
                 <w:rPr>
                   <w:rFonts w:ascii="Arial" w:cs="Arial" w:eastAsia="Arial" w:hAnsi="Arial"/>
@@ -7040,7 +7040,7 @@
               <w:spacing w:after="10" w:before="0"/>
               <w:ind w:left="120"/>
             </w:pPr>
-            <w:hyperlink w:history="1" r:id="rIdqere2wo5wl2o9ij9ls2ci">
+            <w:hyperlink w:history="1" r:id="rId1-nuc2vyd8clcx7x2klat">
               <w:r>
                 <w:rPr>
                   <w:rFonts w:ascii="Arial" w:cs="Arial" w:eastAsia="Arial" w:hAnsi="Arial"/>
@@ -7235,7 +7235,7 @@
             <w:pPr>
               <w:spacing w:after="20" w:before="0"/>
             </w:pPr>
-            <w:hyperlink w:history="1" r:id="rId-acoueplibhhojvoxn3mt">
+            <w:hyperlink w:history="1" r:id="rIdgrpeyjkgqr1pk0qwzbiln">
               <w:r>
                 <w:rPr>
                   <w:rFonts w:ascii="Arial" w:cs="Arial" w:eastAsia="Arial" w:hAnsi="Arial"/>
@@ -7284,7 +7284,7 @@
               <w:spacing w:after="10" w:before="0"/>
               <w:ind w:left="120"/>
             </w:pPr>
-            <w:hyperlink w:history="1" r:id="rIdep2bob-9el4x_-rg3al92">
+            <w:hyperlink w:history="1" r:id="rIdlktau1be6zmf31uk-yiic">
               <w:r>
                 <w:rPr>
                   <w:rFonts w:ascii="Arial" w:cs="Arial" w:eastAsia="Arial" w:hAnsi="Arial"/>
@@ -7329,7 +7329,7 @@
             <w:pPr>
               <w:spacing w:after="20" w:before="0"/>
             </w:pPr>
-            <w:hyperlink w:history="1" r:id="rIdesiwpu-eqmndkzg6i6say">
+            <w:hyperlink w:history="1" r:id="rIdanbwcnnhntj_vou23tcu8">
               <w:r>
                 <w:rPr>
                   <w:rFonts w:ascii="Arial" w:cs="Arial" w:eastAsia="Arial" w:hAnsi="Arial"/>
@@ -7362,7 +7362,7 @@
               <w:spacing w:after="10" w:before="0"/>
               <w:ind w:left="120"/>
             </w:pPr>
-            <w:hyperlink w:history="1" r:id="rIdrpgdepfdpf6b1ihnxofwu">
+            <w:hyperlink w:history="1" r:id="rIdptniim2_c5cpvg5jvye0v">
               <w:r>
                 <w:rPr>
                   <w:rFonts w:ascii="Arial" w:cs="Arial" w:eastAsia="Arial" w:hAnsi="Arial"/>
@@ -7557,7 +7557,7 @@
             <w:pPr>
               <w:spacing w:after="20" w:before="0"/>
             </w:pPr>
-            <w:hyperlink w:history="1" r:id="rIdkk2gb5wuzipzndvya1mcv">
+            <w:hyperlink w:history="1" r:id="rIdevqca7om685pdhbb71d4t">
               <w:r>
                 <w:rPr>
                   <w:rFonts w:ascii="Arial" w:cs="Arial" w:eastAsia="Arial" w:hAnsi="Arial"/>
@@ -7606,7 +7606,7 @@
               <w:spacing w:after="10" w:before="0"/>
               <w:ind w:left="120"/>
             </w:pPr>
-            <w:hyperlink w:history="1" r:id="rIdvrhiatylipymcpl-wu-6c">
+            <w:hyperlink w:history="1" r:id="rIdaz-tlmpbxdnzbbkskt3ur">
               <w:r>
                 <w:rPr>
                   <w:rFonts w:ascii="Arial" w:cs="Arial" w:eastAsia="Arial" w:hAnsi="Arial"/>
@@ -7651,7 +7651,7 @@
             <w:pPr>
               <w:spacing w:after="20" w:before="0"/>
             </w:pPr>
-            <w:hyperlink w:history="1" r:id="rIdxl8ufjgzovl03-k_xj55j">
+            <w:hyperlink w:history="1" r:id="rIdin5cto3kwoeqj2bkwyp0w">
               <w:r>
                 <w:rPr>
                   <w:rFonts w:ascii="Arial" w:cs="Arial" w:eastAsia="Arial" w:hAnsi="Arial"/>
@@ -7684,7 +7684,7 @@
               <w:spacing w:after="10" w:before="0"/>
               <w:ind w:left="120"/>
             </w:pPr>
-            <w:hyperlink w:history="1" r:id="rIdjgtjuxxsisfnxfnjqeegd">
+            <w:hyperlink w:history="1" r:id="rIdf0e9pzuuialtiqupinlwi">
               <w:r>
                 <w:rPr>
                   <w:rFonts w:ascii="Arial" w:cs="Arial" w:eastAsia="Arial" w:hAnsi="Arial"/>
@@ -7879,7 +7879,7 @@
             <w:pPr>
               <w:spacing w:after="20" w:before="0"/>
             </w:pPr>
-            <w:hyperlink w:history="1" r:id="rIdwve9xyeknbh4jxkz5qvp6">
+            <w:hyperlink w:history="1" r:id="rIdjoblt3jmbsqtxomlhcdod">
               <w:r>
                 <w:rPr>
                   <w:rFonts w:ascii="Arial" w:cs="Arial" w:eastAsia="Arial" w:hAnsi="Arial"/>
@@ -7928,7 +7928,7 @@
               <w:spacing w:after="10" w:before="0"/>
               <w:ind w:left="120"/>
             </w:pPr>
-            <w:hyperlink w:history="1" r:id="rIdwj_xye4hoegusffbi0ah2">
+            <w:hyperlink w:history="1" r:id="rIdzchi8fu14rzuxq55lkm7y">
               <w:r>
                 <w:rPr>
                   <w:rFonts w:ascii="Arial" w:cs="Arial" w:eastAsia="Arial" w:hAnsi="Arial"/>
@@ -7973,7 +7973,7 @@
             <w:pPr>
               <w:spacing w:after="20" w:before="0"/>
             </w:pPr>
-            <w:hyperlink w:history="1" r:id="rIdtnh024nzktmhk063hpeok">
+            <w:hyperlink w:history="1" r:id="rId-feg5ot1yqvaygq7gswei">
               <w:r>
                 <w:rPr>
                   <w:rFonts w:ascii="Arial" w:cs="Arial" w:eastAsia="Arial" w:hAnsi="Arial"/>
@@ -8006,7 +8006,7 @@
               <w:spacing w:after="10" w:before="0"/>
               <w:ind w:left="120"/>
             </w:pPr>
-            <w:hyperlink w:history="1" r:id="rId9bls55gudejjvvhy-nvsf">
+            <w:hyperlink w:history="1" r:id="rIdbhztn2snoc8aidgi3aj6p">
               <w:r>
                 <w:rPr>
                   <w:rFonts w:ascii="Arial" w:cs="Arial" w:eastAsia="Arial" w:hAnsi="Arial"/>
@@ -8518,7 +8518,7 @@
         </w:rPr>
         <w:t xml:space="preserve">© 2026 SeaVuria and ARES. Aligned with KICD objectives. Developed by SeaVuria; technical implementation by ARES (with AI assistance from Claude). Licensed under </w:t>
       </w:r>
-      <w:hyperlink w:history="1" r:id="rId3wegmvdv7lrxasglacukg">
+      <w:hyperlink w:history="1" r:id="rIdwxjzl8g8ibncjw3220wqo">
         <w:r>
           <w:rPr>
             <w:rFonts w:ascii="Arial" w:cs="Arial" w:eastAsia="Arial" w:hAnsi="Arial"/>
@@ -8539,7 +8539,7 @@
         </w:rPr>
         <w:t xml:space="preserve"> (</w:t>
       </w:r>
-      <w:hyperlink w:history="1" r:id="rIdpi-aum5qc7zptnhielout">
+      <w:hyperlink w:history="1" r:id="rIdattb_9bjya1eu8x_t0cqg">
         <w:r>
           <w:rPr>
             <w:rFonts w:ascii="Arial" w:cs="Arial" w:eastAsia="Arial" w:hAnsi="Arial"/>
@@ -9569,7 +9569,7 @@
               <w:spacing w:after="10" w:before="0"/>
               <w:ind w:left="120"/>
             </w:pPr>
-            <w:hyperlink w:history="1" r:id="rId7xouex4ukwwsqn7tcs7dc">
+            <w:hyperlink w:history="1" r:id="rIdoladzgrpetnxocecd_kea">
               <w:r>
                 <w:rPr>
                   <w:rFonts w:ascii="Arial" w:cs="Arial" w:eastAsia="Arial" w:hAnsi="Arial"/>
@@ -9629,7 +9629,7 @@
             <w:pPr>
               <w:spacing w:after="20" w:before="0"/>
             </w:pPr>
-            <w:hyperlink w:history="1" r:id="rIdpmqxdgfdhnlyrdngie9jr">
+            <w:hyperlink w:history="1" r:id="rIdewocw20_c_odqqjdntbvz">
               <w:r>
                 <w:rPr>
                   <w:rFonts w:ascii="Arial" w:cs="Arial" w:eastAsia="Arial" w:hAnsi="Arial"/>
@@ -9678,7 +9678,7 @@
               <w:spacing w:after="10" w:before="0"/>
               <w:ind w:left="120"/>
             </w:pPr>
-            <w:hyperlink w:history="1" r:id="rId51aoh8lcdfyyiqjdrhpvh">
+            <w:hyperlink w:history="1" r:id="rIdphpggg5wt5k-ruurovbjg">
               <w:r>
                 <w:rPr>
                   <w:rFonts w:ascii="Arial" w:cs="Arial" w:eastAsia="Arial" w:hAnsi="Arial"/>
@@ -9890,7 +9890,7 @@
               <w:spacing w:after="10" w:before="0"/>
               <w:ind w:left="120"/>
             </w:pPr>
-            <w:hyperlink w:history="1" r:id="rIdai89sc45ofxaxxupyvfkn">
+            <w:hyperlink w:history="1" r:id="rId61nyag978q9pt0nighhzk">
               <w:r>
                 <w:rPr>
                   <w:rFonts w:ascii="Arial" w:cs="Arial" w:eastAsia="Arial" w:hAnsi="Arial"/>
@@ -9950,7 +9950,7 @@
             <w:pPr>
               <w:spacing w:after="20" w:before="0"/>
             </w:pPr>
-            <w:hyperlink w:history="1" r:id="rIdq91t1iwo8z9bm3zbarpnx">
+            <w:hyperlink w:history="1" r:id="rIdwjwb_2yjvdnwb9zleknuw">
               <w:r>
                 <w:rPr>
                   <w:rFonts w:ascii="Arial" w:cs="Arial" w:eastAsia="Arial" w:hAnsi="Arial"/>
@@ -9999,7 +9999,7 @@
               <w:spacing w:after="10" w:before="0"/>
               <w:ind w:left="120"/>
             </w:pPr>
-            <w:hyperlink w:history="1" r:id="rIdo2hjeye8dhc6b88zprbi9">
+            <w:hyperlink w:history="1" r:id="rIdd_cxu6_eyqjpbudlepknf">
               <w:r>
                 <w:rPr>
                   <w:rFonts w:ascii="Arial" w:cs="Arial" w:eastAsia="Arial" w:hAnsi="Arial"/>
@@ -10211,7 +10211,7 @@
               <w:spacing w:after="10" w:before="0"/>
               <w:ind w:left="120"/>
             </w:pPr>
-            <w:hyperlink w:history="1" r:id="rIdhe9kel28oeg5qvjs33j0a">
+            <w:hyperlink w:history="1" r:id="rIdmotemg1whx0dgscvcqnfx">
               <w:r>
                 <w:rPr>
                   <w:rFonts w:ascii="Arial" w:cs="Arial" w:eastAsia="Arial" w:hAnsi="Arial"/>
@@ -10271,7 +10271,7 @@
             <w:pPr>
               <w:spacing w:after="20" w:before="0"/>
             </w:pPr>
-            <w:hyperlink w:history="1" r:id="rIdruvphhoczmf4mnsggvwf9">
+            <w:hyperlink w:history="1" r:id="rIdrnypkemp3iv9c5hqjlshz">
               <w:r>
                 <w:rPr>
                   <w:rFonts w:ascii="Arial" w:cs="Arial" w:eastAsia="Arial" w:hAnsi="Arial"/>
@@ -10320,7 +10320,7 @@
               <w:spacing w:after="10" w:before="0"/>
               <w:ind w:left="120"/>
             </w:pPr>
-            <w:hyperlink w:history="1" r:id="rIdxd5c5tnfyth5zd2ttem6i">
+            <w:hyperlink w:history="1" r:id="rIdk5xziccgsphtdpkjv_ox4">
               <w:r>
                 <w:rPr>
                   <w:rFonts w:ascii="Arial" w:cs="Arial" w:eastAsia="Arial" w:hAnsi="Arial"/>
@@ -10532,7 +10532,7 @@
               <w:spacing w:after="10" w:before="0"/>
               <w:ind w:left="120"/>
             </w:pPr>
-            <w:hyperlink w:history="1" r:id="rIdxtom4v3csd2-o58uinpto">
+            <w:hyperlink w:history="1" r:id="rIda7z9mtak1malocfx9t2ky">
               <w:r>
                 <w:rPr>
                   <w:rFonts w:ascii="Arial" w:cs="Arial" w:eastAsia="Arial" w:hAnsi="Arial"/>
@@ -10592,7 +10592,7 @@
             <w:pPr>
               <w:spacing w:after="20" w:before="0"/>
             </w:pPr>
-            <w:hyperlink w:history="1" r:id="rId2iizz4janso_njkgifgwd">
+            <w:hyperlink w:history="1" r:id="rIddpvrathw1-ybmthougbh0">
               <w:r>
                 <w:rPr>
                   <w:rFonts w:ascii="Arial" w:cs="Arial" w:eastAsia="Arial" w:hAnsi="Arial"/>
@@ -10641,7 +10641,7 @@
               <w:spacing w:after="10" w:before="0"/>
               <w:ind w:left="120"/>
             </w:pPr>
-            <w:hyperlink w:history="1" r:id="rId010gkr_fl69cqcb0rxolw">
+            <w:hyperlink w:history="1" r:id="rIdhiqjcla-ctbpkdc7ggll8">
               <w:r>
                 <w:rPr>
                   <w:rFonts w:ascii="Arial" w:cs="Arial" w:eastAsia="Arial" w:hAnsi="Arial"/>
@@ -10853,7 +10853,7 @@
               <w:spacing w:after="10" w:before="0"/>
               <w:ind w:left="120"/>
             </w:pPr>
-            <w:hyperlink w:history="1" r:id="rIdwap3q0gdfix29jmfjmxno">
+            <w:hyperlink w:history="1" r:id="rIdqhsamhvwqgrlw8m0hal41">
               <w:r>
                 <w:rPr>
                   <w:rFonts w:ascii="Arial" w:cs="Arial" w:eastAsia="Arial" w:hAnsi="Arial"/>
@@ -10913,7 +10913,7 @@
             <w:pPr>
               <w:spacing w:after="20" w:before="0"/>
             </w:pPr>
-            <w:hyperlink w:history="1" r:id="rIdonrvdvclscvda5didt39k">
+            <w:hyperlink w:history="1" r:id="rIdg9ml5b8-otyao9n8f0niu">
               <w:r>
                 <w:rPr>
                   <w:rFonts w:ascii="Arial" w:cs="Arial" w:eastAsia="Arial" w:hAnsi="Arial"/>
@@ -10962,7 +10962,7 @@
               <w:spacing w:after="10" w:before="0"/>
               <w:ind w:left="120"/>
             </w:pPr>
-            <w:hyperlink w:history="1" r:id="rIdildtdzc9vriwzczaymrpb">
+            <w:hyperlink w:history="1" r:id="rIdsszc2nuva2mnzia2b5cc-">
               <w:r>
                 <w:rPr>
                   <w:rFonts w:ascii="Arial" w:cs="Arial" w:eastAsia="Arial" w:hAnsi="Arial"/>
@@ -11474,7 +11474,7 @@
         </w:rPr>
         <w:t xml:space="preserve">© 2026 SeaVuria and ARES. Aligned with KICD objectives. Developed by SeaVuria; technical implementation by ARES (with AI assistance from Claude). Licensed under </w:t>
       </w:r>
-      <w:hyperlink w:history="1" r:id="rIdkhdt9lwbvg9mdqr-_p4oi">
+      <w:hyperlink w:history="1" r:id="rIdebcslpxcbqxh1juncfv0i">
         <w:r>
           <w:rPr>
             <w:rFonts w:ascii="Arial" w:cs="Arial" w:eastAsia="Arial" w:hAnsi="Arial"/>
@@ -11495,7 +11495,7 @@
         </w:rPr>
         <w:t xml:space="preserve"> (</w:t>
       </w:r>
-      <w:hyperlink w:history="1" r:id="rIdr7esl0dzmwxm7gt8ufcoi">
+      <w:hyperlink w:history="1" r:id="rIdl7t3b7qoooinvysdq0kld">
         <w:r>
           <w:rPr>
             <w:rFonts w:ascii="Arial" w:cs="Arial" w:eastAsia="Arial" w:hAnsi="Arial"/>
@@ -12508,7 +12508,7 @@
             <w:pPr>
               <w:spacing w:after="20" w:before="0"/>
             </w:pPr>
-            <w:hyperlink w:history="1" r:id="rIdpaa9oz4ullgnurvvki6me">
+            <w:hyperlink w:history="1" r:id="rIdjqszxifsnuekltmsqhs3u">
               <w:r>
                 <w:rPr>
                   <w:rFonts w:ascii="Arial" w:cs="Arial" w:eastAsia="Arial" w:hAnsi="Arial"/>
@@ -12557,7 +12557,7 @@
               <w:spacing w:after="10" w:before="0"/>
               <w:ind w:left="120"/>
             </w:pPr>
-            <w:hyperlink w:history="1" r:id="rIdfzn1lxmxvznhqvbwrk9ub">
+            <w:hyperlink w:history="1" r:id="rIdkpzjh3byxmmu9u_e3piw3">
               <w:r>
                 <w:rPr>
                   <w:rFonts w:ascii="Arial" w:cs="Arial" w:eastAsia="Arial" w:hAnsi="Arial"/>
@@ -12602,7 +12602,7 @@
             <w:pPr>
               <w:spacing w:after="20" w:before="0"/>
             </w:pPr>
-            <w:hyperlink w:history="1" r:id="rIdrrvngligrnh1eurqftxbn">
+            <w:hyperlink w:history="1" r:id="rIdbkkb1fmh04e09v0ristot">
               <w:r>
                 <w:rPr>
                   <w:rFonts w:ascii="Arial" w:cs="Arial" w:eastAsia="Arial" w:hAnsi="Arial"/>
@@ -12651,7 +12651,7 @@
               <w:spacing w:after="10" w:before="0"/>
               <w:ind w:left="120"/>
             </w:pPr>
-            <w:hyperlink w:history="1" r:id="rIdb7fmy2asz4co7-epwtz1z">
+            <w:hyperlink w:history="1" r:id="rIdsavwzmc3044r4szblf2qv">
               <w:r>
                 <w:rPr>
                   <w:rFonts w:ascii="Arial" w:cs="Arial" w:eastAsia="Arial" w:hAnsi="Arial"/>
@@ -12846,7 +12846,7 @@
             <w:pPr>
               <w:spacing w:after="20" w:before="0"/>
             </w:pPr>
-            <w:hyperlink w:history="1" r:id="rId3wgipfmw0rff5zrjih4or">
+            <w:hyperlink w:history="1" r:id="rIdltkw7nq3dtirpkgtuf26v">
               <w:r>
                 <w:rPr>
                   <w:rFonts w:ascii="Arial" w:cs="Arial" w:eastAsia="Arial" w:hAnsi="Arial"/>
@@ -12895,7 +12895,7 @@
               <w:spacing w:after="10" w:before="0"/>
               <w:ind w:left="120"/>
             </w:pPr>
-            <w:hyperlink w:history="1" r:id="rIdukbh3v9l_rfpswwicsd7x">
+            <w:hyperlink w:history="1" r:id="rIdyxpdc-bzt2s1-0we1mwou">
               <w:r>
                 <w:rPr>
                   <w:rFonts w:ascii="Arial" w:cs="Arial" w:eastAsia="Arial" w:hAnsi="Arial"/>
@@ -12940,7 +12940,7 @@
             <w:pPr>
               <w:spacing w:after="20" w:before="0"/>
             </w:pPr>
-            <w:hyperlink w:history="1" r:id="rId2jf-pdrgp-hjlgy8k9188">
+            <w:hyperlink w:history="1" r:id="rIduldcbbuuiqxine_g8pjzt">
               <w:r>
                 <w:rPr>
                   <w:rFonts w:ascii="Arial" w:cs="Arial" w:eastAsia="Arial" w:hAnsi="Arial"/>
@@ -12989,7 +12989,7 @@
               <w:spacing w:after="10" w:before="0"/>
               <w:ind w:left="120"/>
             </w:pPr>
-            <w:hyperlink w:history="1" r:id="rIdmf1p0vq4dr0ihnhjiqs9a">
+            <w:hyperlink w:history="1" r:id="rIdetq3caxinskg64ytjfemp">
               <w:r>
                 <w:rPr>
                   <w:rFonts w:ascii="Arial" w:cs="Arial" w:eastAsia="Arial" w:hAnsi="Arial"/>
@@ -13184,7 +13184,7 @@
             <w:pPr>
               <w:spacing w:after="20" w:before="0"/>
             </w:pPr>
-            <w:hyperlink w:history="1" r:id="rIduykz90ny2wt_gxo9rrul6">
+            <w:hyperlink w:history="1" r:id="rIdytev4uknqd4zpo7g988we">
               <w:r>
                 <w:rPr>
                   <w:rFonts w:ascii="Arial" w:cs="Arial" w:eastAsia="Arial" w:hAnsi="Arial"/>
@@ -13233,7 +13233,7 @@
               <w:spacing w:after="10" w:before="0"/>
               <w:ind w:left="120"/>
             </w:pPr>
-            <w:hyperlink w:history="1" r:id="rIdjihpzov4tzhooomsl3e9d">
+            <w:hyperlink w:history="1" r:id="rIdcohasvu6pbph4tg7-po4e">
               <w:r>
                 <w:rPr>
                   <w:rFonts w:ascii="Arial" w:cs="Arial" w:eastAsia="Arial" w:hAnsi="Arial"/>
@@ -13278,7 +13278,7 @@
             <w:pPr>
               <w:spacing w:after="20" w:before="0"/>
             </w:pPr>
-            <w:hyperlink w:history="1" r:id="rIdvuw30qmnprbyxnwzeobg2">
+            <w:hyperlink w:history="1" r:id="rIdoxqiz_t2dvyq0jejmng9d">
               <w:r>
                 <w:rPr>
                   <w:rFonts w:ascii="Arial" w:cs="Arial" w:eastAsia="Arial" w:hAnsi="Arial"/>
@@ -13327,7 +13327,7 @@
               <w:spacing w:after="10" w:before="0"/>
               <w:ind w:left="120"/>
             </w:pPr>
-            <w:hyperlink w:history="1" r:id="rIdwihmrbdfbn0tkf9him9y-">
+            <w:hyperlink w:history="1" r:id="rId80cclgwkyiyfcuxkb7ydu">
               <w:r>
                 <w:rPr>
                   <w:rFonts w:ascii="Arial" w:cs="Arial" w:eastAsia="Arial" w:hAnsi="Arial"/>
@@ -13522,7 +13522,7 @@
             <w:pPr>
               <w:spacing w:after="20" w:before="0"/>
             </w:pPr>
-            <w:hyperlink w:history="1" r:id="rIdebx4o9pnpvf33hp6mpcr6">
+            <w:hyperlink w:history="1" r:id="rId-9pgjyn8nvosanmfqxwuv">
               <w:r>
                 <w:rPr>
                   <w:rFonts w:ascii="Arial" w:cs="Arial" w:eastAsia="Arial" w:hAnsi="Arial"/>
@@ -13571,7 +13571,7 @@
               <w:spacing w:after="10" w:before="0"/>
               <w:ind w:left="120"/>
             </w:pPr>
-            <w:hyperlink w:history="1" r:id="rIdmqqzmbfs3ejt13vuekqcd">
+            <w:hyperlink w:history="1" r:id="rIdrmzb4zgxsqnohpfcgu3hn">
               <w:r>
                 <w:rPr>
                   <w:rFonts w:ascii="Arial" w:cs="Arial" w:eastAsia="Arial" w:hAnsi="Arial"/>
@@ -13616,7 +13616,7 @@
             <w:pPr>
               <w:spacing w:after="20" w:before="0"/>
             </w:pPr>
-            <w:hyperlink w:history="1" r:id="rIdiygc7g83nrakzmp4dj-gj">
+            <w:hyperlink w:history="1" r:id="rId6hu0ecd9gd-pbpsb5f1f0">
               <w:r>
                 <w:rPr>
                   <w:rFonts w:ascii="Arial" w:cs="Arial" w:eastAsia="Arial" w:hAnsi="Arial"/>
@@ -13665,7 +13665,7 @@
               <w:spacing w:after="10" w:before="0"/>
               <w:ind w:left="120"/>
             </w:pPr>
-            <w:hyperlink w:history="1" r:id="rIdqaumwcnqbnamyuw5xuyer">
+            <w:hyperlink w:history="1" r:id="rIdctcgmujvjapsz-ne5pwsw">
               <w:r>
                 <w:rPr>
                   <w:rFonts w:ascii="Arial" w:cs="Arial" w:eastAsia="Arial" w:hAnsi="Arial"/>
@@ -13860,7 +13860,7 @@
             <w:pPr>
               <w:spacing w:after="20" w:before="0"/>
             </w:pPr>
-            <w:hyperlink w:history="1" r:id="rIdjwnv7hfwuwoscyvycqmk0">
+            <w:hyperlink w:history="1" r:id="rIdpb3eltks07k_vqdsrbhfu">
               <w:r>
                 <w:rPr>
                   <w:rFonts w:ascii="Arial" w:cs="Arial" w:eastAsia="Arial" w:hAnsi="Arial"/>
@@ -13909,7 +13909,7 @@
               <w:spacing w:after="10" w:before="0"/>
               <w:ind w:left="120"/>
             </w:pPr>
-            <w:hyperlink w:history="1" r:id="rIdwf9fa6oshxrtmoz8r5lzp">
+            <w:hyperlink w:history="1" r:id="rId5luu8_5z2lqkw2hmvnftz">
               <w:r>
                 <w:rPr>
                   <w:rFonts w:ascii="Arial" w:cs="Arial" w:eastAsia="Arial" w:hAnsi="Arial"/>
@@ -13954,7 +13954,7 @@
             <w:pPr>
               <w:spacing w:after="20" w:before="0"/>
             </w:pPr>
-            <w:hyperlink w:history="1" r:id="rIdomelyi5_tmjzsc6cz10s0">
+            <w:hyperlink w:history="1" r:id="rId1mnj20mocwdmqiqdehyoa">
               <w:r>
                 <w:rPr>
                   <w:rFonts w:ascii="Arial" w:cs="Arial" w:eastAsia="Arial" w:hAnsi="Arial"/>
@@ -14003,7 +14003,7 @@
               <w:spacing w:after="10" w:before="0"/>
               <w:ind w:left="120"/>
             </w:pPr>
-            <w:hyperlink w:history="1" r:id="rIdw1fhhlcgmj6izaxcgcklm">
+            <w:hyperlink w:history="1" r:id="rId5zcbbk84afbpuz10slt1-">
               <w:r>
                 <w:rPr>
                   <w:rFonts w:ascii="Arial" w:cs="Arial" w:eastAsia="Arial" w:hAnsi="Arial"/>
@@ -14515,7 +14515,7 @@
         </w:rPr>
         <w:t xml:space="preserve">© 2026 SeaVuria and ARES. Aligned with KICD objectives. Developed by SeaVuria; technical implementation by ARES (with AI assistance from Claude). Licensed under </w:t>
       </w:r>
-      <w:hyperlink w:history="1" r:id="rId0xwagptkfzkubuv7qebuj">
+      <w:hyperlink w:history="1" r:id="rIda1xl60hl-wki0g5bsn6cp">
         <w:r>
           <w:rPr>
             <w:rFonts w:ascii="Arial" w:cs="Arial" w:eastAsia="Arial" w:hAnsi="Arial"/>
@@ -14536,7 +14536,7 @@
         </w:rPr>
         <w:t xml:space="preserve"> (</w:t>
       </w:r>
-      <w:hyperlink w:history="1" r:id="rId7lvalzrqjsgenew9gqogt">
+      <w:hyperlink w:history="1" r:id="rIdlamxujtscfliu6r3ke0jg">
         <w:r>
           <w:rPr>
             <w:rFonts w:ascii="Arial" w:cs="Arial" w:eastAsia="Arial" w:hAnsi="Arial"/>
@@ -15549,7 +15549,7 @@
             <w:pPr>
               <w:spacing w:after="20" w:before="0"/>
             </w:pPr>
-            <w:hyperlink w:history="1" r:id="rId3agua7ryb0hidsteg0g30">
+            <w:hyperlink w:history="1" r:id="rIdgey7kgugisqun4gpnsy6j">
               <w:r>
                 <w:rPr>
                   <w:rFonts w:ascii="Arial" w:cs="Arial" w:eastAsia="Arial" w:hAnsi="Arial"/>
@@ -15582,7 +15582,7 @@
               <w:spacing w:after="10" w:before="0"/>
               <w:ind w:left="120"/>
             </w:pPr>
-            <w:hyperlink w:history="1" r:id="rIdd5wwt_ljcchktytzih-tl">
+            <w:hyperlink w:history="1" r:id="rIdup-b20jvv7i5dz-xx731n">
               <w:r>
                 <w:rPr>
                   <w:rFonts w:ascii="Arial" w:cs="Arial" w:eastAsia="Arial" w:hAnsi="Arial"/>
@@ -15627,7 +15627,7 @@
             <w:pPr>
               <w:spacing w:after="20" w:before="0"/>
             </w:pPr>
-            <w:hyperlink w:history="1" r:id="rIddcmm8r7aeck5faf51pt2g">
+            <w:hyperlink w:history="1" r:id="rId0bgmd2czptaj9anqp-w-6">
               <w:r>
                 <w:rPr>
                   <w:rFonts w:ascii="Arial" w:cs="Arial" w:eastAsia="Arial" w:hAnsi="Arial"/>
@@ -15660,7 +15660,7 @@
               <w:spacing w:after="10" w:before="0"/>
               <w:ind w:left="120"/>
             </w:pPr>
-            <w:hyperlink w:history="1" r:id="rId27hmnwsuurfdzpm4ziuse">
+            <w:hyperlink w:history="1" r:id="rIdxjkwd1jc5ecdgecokzejo">
               <w:r>
                 <w:rPr>
                   <w:rFonts w:ascii="Arial" w:cs="Arial" w:eastAsia="Arial" w:hAnsi="Arial"/>
@@ -15855,7 +15855,7 @@
             <w:pPr>
               <w:spacing w:after="20" w:before="0"/>
             </w:pPr>
-            <w:hyperlink w:history="1" r:id="rIdsboxzdegivqhqn74ggwgm">
+            <w:hyperlink w:history="1" r:id="rIdythy2-dhjfm51okf6rna6">
               <w:r>
                 <w:rPr>
                   <w:rFonts w:ascii="Arial" w:cs="Arial" w:eastAsia="Arial" w:hAnsi="Arial"/>
@@ -15888,7 +15888,7 @@
               <w:spacing w:after="10" w:before="0"/>
               <w:ind w:left="120"/>
             </w:pPr>
-            <w:hyperlink w:history="1" r:id="rId8iti2efazpx2oslkszkwe">
+            <w:hyperlink w:history="1" r:id="rIdciogdjhec6ceg36yzynzs">
               <w:r>
                 <w:rPr>
                   <w:rFonts w:ascii="Arial" w:cs="Arial" w:eastAsia="Arial" w:hAnsi="Arial"/>
@@ -15933,7 +15933,7 @@
             <w:pPr>
               <w:spacing w:after="20" w:before="0"/>
             </w:pPr>
-            <w:hyperlink w:history="1" r:id="rIdd5b4tjwo_lzujmh1_jq5i">
+            <w:hyperlink w:history="1" r:id="rIdxqhjmjv4ai6d0flo94709">
               <w:r>
                 <w:rPr>
                   <w:rFonts w:ascii="Arial" w:cs="Arial" w:eastAsia="Arial" w:hAnsi="Arial"/>
@@ -15966,7 +15966,7 @@
               <w:spacing w:after="10" w:before="0"/>
               <w:ind w:left="120"/>
             </w:pPr>
-            <w:hyperlink w:history="1" r:id="rIdgsmievnbqi1soyjiopjmf">
+            <w:hyperlink w:history="1" r:id="rIdrcyh5udxygoctvqwhosdg">
               <w:r>
                 <w:rPr>
                   <w:rFonts w:ascii="Arial" w:cs="Arial" w:eastAsia="Arial" w:hAnsi="Arial"/>
@@ -16161,7 +16161,7 @@
             <w:pPr>
               <w:spacing w:after="20" w:before="0"/>
             </w:pPr>
-            <w:hyperlink w:history="1" r:id="rIdhkyehi480bzs1ho9dpgj8">
+            <w:hyperlink w:history="1" r:id="rIdnbd3qdytuo7bcujp4eqes">
               <w:r>
                 <w:rPr>
                   <w:rFonts w:ascii="Arial" w:cs="Arial" w:eastAsia="Arial" w:hAnsi="Arial"/>
@@ -16210,7 +16210,7 @@
               <w:spacing w:after="10" w:before="0"/>
               <w:ind w:left="120"/>
             </w:pPr>
-            <w:hyperlink w:history="1" r:id="rIda1sml8vfbrteuhp_sgjjf">
+            <w:hyperlink w:history="1" r:id="rId6iau6sgecawesvx36facl">
               <w:r>
                 <w:rPr>
                   <w:rFonts w:ascii="Arial" w:cs="Arial" w:eastAsia="Arial" w:hAnsi="Arial"/>
@@ -16255,7 +16255,7 @@
             <w:pPr>
               <w:spacing w:after="20" w:before="0"/>
             </w:pPr>
-            <w:hyperlink w:history="1" r:id="rIdhlpyzn4f8w2sw61amk_h1">
+            <w:hyperlink w:history="1" r:id="rId0gowpex4hddw6tard6hbh">
               <w:r>
                 <w:rPr>
                   <w:rFonts w:ascii="Arial" w:cs="Arial" w:eastAsia="Arial" w:hAnsi="Arial"/>
@@ -16288,7 +16288,7 @@
               <w:spacing w:after="10" w:before="0"/>
               <w:ind w:left="120"/>
             </w:pPr>
-            <w:hyperlink w:history="1" r:id="rIdqps-ldcl2jbasx4ydvv_0">
+            <w:hyperlink w:history="1" r:id="rIdv3wvm3h5xqp_h-vnq6oin">
               <w:r>
                 <w:rPr>
                   <w:rFonts w:ascii="Arial" w:cs="Arial" w:eastAsia="Arial" w:hAnsi="Arial"/>
@@ -16483,7 +16483,7 @@
             <w:pPr>
               <w:spacing w:after="20" w:before="0"/>
             </w:pPr>
-            <w:hyperlink w:history="1" r:id="rIdrnaqdlxi45t1lkzzpi90u">
+            <w:hyperlink w:history="1" r:id="rIdkrvbdmq0nyo7e9k-_ut0n">
               <w:r>
                 <w:rPr>
                   <w:rFonts w:ascii="Arial" w:cs="Arial" w:eastAsia="Arial" w:hAnsi="Arial"/>
@@ -16516,7 +16516,7 @@
               <w:spacing w:after="10" w:before="0"/>
               <w:ind w:left="120"/>
             </w:pPr>
-            <w:hyperlink w:history="1" r:id="rIdexthtlkhed8lk05hxbpna">
+            <w:hyperlink w:history="1" r:id="rIdn-z6duwdu36xpc3sp1wnp">
               <w:r>
                 <w:rPr>
                   <w:rFonts w:ascii="Arial" w:cs="Arial" w:eastAsia="Arial" w:hAnsi="Arial"/>
@@ -16561,7 +16561,7 @@
             <w:pPr>
               <w:spacing w:after="20" w:before="0"/>
             </w:pPr>
-            <w:hyperlink w:history="1" r:id="rIdmjwt2um0gr8auj0bggjjo">
+            <w:hyperlink w:history="1" r:id="rIdbcxu6dgdiakz5bc8icj0o">
               <w:r>
                 <w:rPr>
                   <w:rFonts w:ascii="Arial" w:cs="Arial" w:eastAsia="Arial" w:hAnsi="Arial"/>
@@ -16594,7 +16594,7 @@
               <w:spacing w:after="10" w:before="0"/>
               <w:ind w:left="120"/>
             </w:pPr>
-            <w:hyperlink w:history="1" r:id="rIdzbti226xjxsnkqgbwb6dk">
+            <w:hyperlink w:history="1" r:id="rIdrf337azibcrztkvn1mfh3">
               <w:r>
                 <w:rPr>
                   <w:rFonts w:ascii="Arial" w:cs="Arial" w:eastAsia="Arial" w:hAnsi="Arial"/>
@@ -16789,7 +16789,7 @@
             <w:pPr>
               <w:spacing w:after="20" w:before="0"/>
             </w:pPr>
-            <w:hyperlink w:history="1" r:id="rIdirx9uggrz0ttgyvzuwmmr">
+            <w:hyperlink w:history="1" r:id="rIdippd3ij4-r37281zngiei">
               <w:r>
                 <w:rPr>
                   <w:rFonts w:ascii="Arial" w:cs="Arial" w:eastAsia="Arial" w:hAnsi="Arial"/>
@@ -16822,7 +16822,7 @@
               <w:spacing w:after="10" w:before="0"/>
               <w:ind w:left="120"/>
             </w:pPr>
-            <w:hyperlink w:history="1" r:id="rIdqokisua9zfarwsen4b0gi">
+            <w:hyperlink w:history="1" r:id="rIda-67yzrcawgzv3p2mdrur">
               <w:r>
                 <w:rPr>
                   <w:rFonts w:ascii="Arial" w:cs="Arial" w:eastAsia="Arial" w:hAnsi="Arial"/>
@@ -16867,7 +16867,7 @@
             <w:pPr>
               <w:spacing w:after="20" w:before="0"/>
             </w:pPr>
-            <w:hyperlink w:history="1" r:id="rIdu1lil8g36df_x6fz6yeua">
+            <w:hyperlink w:history="1" r:id="rId7sl93hbsbpxom8pnhhaoy">
               <w:r>
                 <w:rPr>
                   <w:rFonts w:ascii="Arial" w:cs="Arial" w:eastAsia="Arial" w:hAnsi="Arial"/>
@@ -16916,7 +16916,7 @@
               <w:spacing w:after="10" w:before="0"/>
               <w:ind w:left="120"/>
             </w:pPr>
-            <w:hyperlink w:history="1" r:id="rId-khr6whasule1qj2gzo2w">
+            <w:hyperlink w:history="1" r:id="rIdyu8xy_bivwx1tpry47cni">
               <w:r>
                 <w:rPr>
                   <w:rFonts w:ascii="Arial" w:cs="Arial" w:eastAsia="Arial" w:hAnsi="Arial"/>
@@ -17428,7 +17428,7 @@
         </w:rPr>
         <w:t xml:space="preserve">© 2026 SeaVuria and ARES. Aligned with KICD objectives. Developed by SeaVuria; technical implementation by ARES (with AI assistance from Claude). Licensed under </w:t>
       </w:r>
-      <w:hyperlink w:history="1" r:id="rIdn4mon8xtlo7x4qh6btma_">
+      <w:hyperlink w:history="1" r:id="rIdgvpmw7aswv7bua7yxjv1l">
         <w:r>
           <w:rPr>
             <w:rFonts w:ascii="Arial" w:cs="Arial" w:eastAsia="Arial" w:hAnsi="Arial"/>
@@ -17449,7 +17449,7 @@
         </w:rPr>
         <w:t xml:space="preserve"> (</w:t>
       </w:r>
-      <w:hyperlink w:history="1" r:id="rIdghsxd2p3wl0xfoemllx-a">
+      <w:hyperlink w:history="1" r:id="rIdqjyuafoqpupa_2lt7rwtm">
         <w:r>
           <w:rPr>
             <w:rFonts w:ascii="Arial" w:cs="Arial" w:eastAsia="Arial" w:hAnsi="Arial"/>
@@ -18462,7 +18462,7 @@
             <w:pPr>
               <w:spacing w:after="20" w:before="0"/>
             </w:pPr>
-            <w:hyperlink w:history="1" r:id="rIdupchvzfgnroumsq0aba99">
+            <w:hyperlink w:history="1" r:id="rIdsmtlvnyec50zbhxdmjp5_">
               <w:r>
                 <w:rPr>
                   <w:rFonts w:ascii="Arial" w:cs="Arial" w:eastAsia="Arial" w:hAnsi="Arial"/>
@@ -18495,7 +18495,7 @@
               <w:spacing w:after="10" w:before="0"/>
               <w:ind w:left="120"/>
             </w:pPr>
-            <w:hyperlink w:history="1" r:id="rIdnxil43fh62b4zgud0lx2s">
+            <w:hyperlink w:history="1" r:id="rId-pj2sbaxr_9enzjbgprp_">
               <w:r>
                 <w:rPr>
                   <w:rFonts w:ascii="Arial" w:cs="Arial" w:eastAsia="Arial" w:hAnsi="Arial"/>
@@ -18540,7 +18540,7 @@
             <w:pPr>
               <w:spacing w:after="20" w:before="0"/>
             </w:pPr>
-            <w:hyperlink w:history="1" r:id="rId9j30u5t_ulsfe0dqtof89">
+            <w:hyperlink w:history="1" r:id="rIdmzkdfehpvzh8pqxd103yi">
               <w:r>
                 <w:rPr>
                   <w:rFonts w:ascii="Arial" w:cs="Arial" w:eastAsia="Arial" w:hAnsi="Arial"/>
@@ -18573,7 +18573,7 @@
               <w:spacing w:after="10" w:before="0"/>
               <w:ind w:left="120"/>
             </w:pPr>
-            <w:hyperlink w:history="1" r:id="rIdgiwxuif6slea9ztpmmktg">
+            <w:hyperlink w:history="1" r:id="rId_00nla9osyh6ivesakn7i">
               <w:r>
                 <w:rPr>
                   <w:rFonts w:ascii="Arial" w:cs="Arial" w:eastAsia="Arial" w:hAnsi="Arial"/>
@@ -18768,7 +18768,7 @@
             <w:pPr>
               <w:spacing w:after="20" w:before="0"/>
             </w:pPr>
-            <w:hyperlink w:history="1" r:id="rIdmjexbyfwgqymkt8alvlna">
+            <w:hyperlink w:history="1" r:id="rIdolzvzibo53eayu5lc64-x">
               <w:r>
                 <w:rPr>
                   <w:rFonts w:ascii="Arial" w:cs="Arial" w:eastAsia="Arial" w:hAnsi="Arial"/>
@@ -18801,7 +18801,7 @@
               <w:spacing w:after="10" w:before="0"/>
               <w:ind w:left="120"/>
             </w:pPr>
-            <w:hyperlink w:history="1" r:id="rIdczsnvg6d_9fs5jr2gp0d7">
+            <w:hyperlink w:history="1" r:id="rIdejx8nznminv7osz67tyfb">
               <w:r>
                 <w:rPr>
                   <w:rFonts w:ascii="Arial" w:cs="Arial" w:eastAsia="Arial" w:hAnsi="Arial"/>
@@ -18846,7 +18846,7 @@
             <w:pPr>
               <w:spacing w:after="20" w:before="0"/>
             </w:pPr>
-            <w:hyperlink w:history="1" r:id="rIdl_c-wqf9c5jkbmlb_lxdr">
+            <w:hyperlink w:history="1" r:id="rId-d5unsf4k9f8dgjyy10j8">
               <w:r>
                 <w:rPr>
                   <w:rFonts w:ascii="Arial" w:cs="Arial" w:eastAsia="Arial" w:hAnsi="Arial"/>
@@ -18879,7 +18879,7 @@
               <w:spacing w:after="10" w:before="0"/>
               <w:ind w:left="120"/>
             </w:pPr>
-            <w:hyperlink w:history="1" r:id="rIdvi2gni825sylc5wdhqjka">
+            <w:hyperlink w:history="1" r:id="rIdgirkpqytct2kzho3wvtlx">
               <w:r>
                 <w:rPr>
                   <w:rFonts w:ascii="Arial" w:cs="Arial" w:eastAsia="Arial" w:hAnsi="Arial"/>
@@ -19074,7 +19074,7 @@
             <w:pPr>
               <w:spacing w:after="20" w:before="0"/>
             </w:pPr>
-            <w:hyperlink w:history="1" r:id="rIdalfq_ritmnxfbe8ba5w4r">
+            <w:hyperlink w:history="1" r:id="rIdogt0bjdh56vrrkfky70iu">
               <w:r>
                 <w:rPr>
                   <w:rFonts w:ascii="Arial" w:cs="Arial" w:eastAsia="Arial" w:hAnsi="Arial"/>
@@ -19107,7 +19107,7 @@
               <w:spacing w:after="10" w:before="0"/>
               <w:ind w:left="120"/>
             </w:pPr>
-            <w:hyperlink w:history="1" r:id="rIddigqevpjdltn7nonsioue">
+            <w:hyperlink w:history="1" r:id="rId4pbqviwhbauc-syqk_uud">
               <w:r>
                 <w:rPr>
                   <w:rFonts w:ascii="Arial" w:cs="Arial" w:eastAsia="Arial" w:hAnsi="Arial"/>
@@ -19152,7 +19152,7 @@
             <w:pPr>
               <w:spacing w:after="20" w:before="0"/>
             </w:pPr>
-            <w:hyperlink w:history="1" r:id="rId9sxjaprjymyu6nqgohaop">
+            <w:hyperlink w:history="1" r:id="rIdzrzrpjtikd5ggjeecdk30">
               <w:r>
                 <w:rPr>
                   <w:rFonts w:ascii="Arial" w:cs="Arial" w:eastAsia="Arial" w:hAnsi="Arial"/>
@@ -19201,7 +19201,7 @@
               <w:spacing w:after="10" w:before="0"/>
               <w:ind w:left="120"/>
             </w:pPr>
-            <w:hyperlink w:history="1" r:id="rIdw0qfmsxk-sjh2j-lpoj_k">
+            <w:hyperlink w:history="1" r:id="rIduywtkdkugszznmlyqs6eb">
               <w:r>
                 <w:rPr>
                   <w:rFonts w:ascii="Arial" w:cs="Arial" w:eastAsia="Arial" w:hAnsi="Arial"/>
@@ -19396,7 +19396,7 @@
             <w:pPr>
               <w:spacing w:after="20" w:before="0"/>
             </w:pPr>
-            <w:hyperlink w:history="1" r:id="rId-ewq5jvq5lqqb_mqn4iqw">
+            <w:hyperlink w:history="1" r:id="rId6zu7yd1ytyi0neqegxpv9">
               <w:r>
                 <w:rPr>
                   <w:rFonts w:ascii="Arial" w:cs="Arial" w:eastAsia="Arial" w:hAnsi="Arial"/>
@@ -19429,7 +19429,7 @@
               <w:spacing w:after="10" w:before="0"/>
               <w:ind w:left="120"/>
             </w:pPr>
-            <w:hyperlink w:history="1" r:id="rIdq9vtgfo8ktaytjs6orf66">
+            <w:hyperlink w:history="1" r:id="rIdnksla9n6u2zz1e-a1njhy">
               <w:r>
                 <w:rPr>
                   <w:rFonts w:ascii="Arial" w:cs="Arial" w:eastAsia="Arial" w:hAnsi="Arial"/>
@@ -19474,7 +19474,7 @@
             <w:pPr>
               <w:spacing w:after="20" w:before="0"/>
             </w:pPr>
-            <w:hyperlink w:history="1" r:id="rIdrqrnnitpenwwas9djod8c">
+            <w:hyperlink w:history="1" r:id="rIdutyk8yfsgkbyduau8k0o3">
               <w:r>
                 <w:rPr>
                   <w:rFonts w:ascii="Arial" w:cs="Arial" w:eastAsia="Arial" w:hAnsi="Arial"/>
@@ -19523,7 +19523,7 @@
               <w:spacing w:after="10" w:before="0"/>
               <w:ind w:left="120"/>
             </w:pPr>
-            <w:hyperlink w:history="1" r:id="rId_jqz8uahmdc6_kxgdwzpy">
+            <w:hyperlink w:history="1" r:id="rIdxhjhfkodhbaotidgfcf5c">
               <w:r>
                 <w:rPr>
                   <w:rFonts w:ascii="Arial" w:cs="Arial" w:eastAsia="Arial" w:hAnsi="Arial"/>
@@ -19718,7 +19718,7 @@
             <w:pPr>
               <w:spacing w:after="20" w:before="0"/>
             </w:pPr>
-            <w:hyperlink w:history="1" r:id="rIdesy3psss_lz00lmiw6uqj">
+            <w:hyperlink w:history="1" r:id="rIdlbbrzdgnuwnswqethd3i6">
               <w:r>
                 <w:rPr>
                   <w:rFonts w:ascii="Arial" w:cs="Arial" w:eastAsia="Arial" w:hAnsi="Arial"/>
@@ -19751,7 +19751,7 @@
               <w:spacing w:after="10" w:before="0"/>
               <w:ind w:left="120"/>
             </w:pPr>
-            <w:hyperlink w:history="1" r:id="rIdqcugmri9edarbpeqosyvh">
+            <w:hyperlink w:history="1" r:id="rIdiuvsrqj-_rg4z_t7patf0">
               <w:r>
                 <w:rPr>
                   <w:rFonts w:ascii="Arial" w:cs="Arial" w:eastAsia="Arial" w:hAnsi="Arial"/>
@@ -19796,7 +19796,7 @@
             <w:pPr>
               <w:spacing w:after="20" w:before="0"/>
             </w:pPr>
-            <w:hyperlink w:history="1" r:id="rIdbg9zuz22o4onlkezja6id">
+            <w:hyperlink w:history="1" r:id="rIdzhxjdydnbtu1zxpp7u_2a">
               <w:r>
                 <w:rPr>
                   <w:rFonts w:ascii="Arial" w:cs="Arial" w:eastAsia="Arial" w:hAnsi="Arial"/>
@@ -19845,7 +19845,7 @@
               <w:spacing w:after="10" w:before="0"/>
               <w:ind w:left="120"/>
             </w:pPr>
-            <w:hyperlink w:history="1" r:id="rIdhnmbtki3pz8lkg1kqacgg">
+            <w:hyperlink w:history="1" r:id="rIdbhd-1vff3zzejvrtuhs6e">
               <w:r>
                 <w:rPr>
                   <w:rFonts w:ascii="Arial" w:cs="Arial" w:eastAsia="Arial" w:hAnsi="Arial"/>
@@ -20471,7 +20471,7 @@
         </w:rPr>
         <w:t xml:space="preserve">© 2026 SeaVuria and ARES. Aligned with KICD objectives. Developed by SeaVuria; technical implementation by ARES (with AI assistance from Claude). Licensed under </w:t>
       </w:r>
-      <w:hyperlink w:history="1" r:id="rIdjgijewz-ezy4telaouwww">
+      <w:hyperlink w:history="1" r:id="rIdchfiqkxfqppn8zewe3gnr">
         <w:r>
           <w:rPr>
             <w:rFonts w:ascii="Arial" w:cs="Arial" w:eastAsia="Arial" w:hAnsi="Arial"/>
@@ -20492,7 +20492,7 @@
         </w:rPr>
         <w:t xml:space="preserve"> (</w:t>
       </w:r>
-      <w:hyperlink w:history="1" r:id="rIdsxguudpg1vtgvolnsmwuv">
+      <w:hyperlink w:history="1" r:id="rIdkvcqkjjmpijlgnhfpubp0">
         <w:r>
           <w:rPr>
             <w:rFonts w:ascii="Arial" w:cs="Arial" w:eastAsia="Arial" w:hAnsi="Arial"/>
@@ -21505,7 +21505,7 @@
             <w:pPr>
               <w:spacing w:after="20" w:before="0"/>
             </w:pPr>
-            <w:hyperlink w:history="1" r:id="rIdpvy_w50obwjufwpuw7bmu">
+            <w:hyperlink w:history="1" r:id="rIdaqsidoc4k5ebmecla5lsj">
               <w:r>
                 <w:rPr>
                   <w:rFonts w:ascii="Arial" w:cs="Arial" w:eastAsia="Arial" w:hAnsi="Arial"/>
@@ -21554,7 +21554,7 @@
               <w:spacing w:after="10" w:before="0"/>
               <w:ind w:left="120"/>
             </w:pPr>
-            <w:hyperlink w:history="1" r:id="rId10rwoehwublrabr2pgxqr">
+            <w:hyperlink w:history="1" r:id="rIdx0jxbgj18qp0w2zvsxudi">
               <w:r>
                 <w:rPr>
                   <w:rFonts w:ascii="Arial" w:cs="Arial" w:eastAsia="Arial" w:hAnsi="Arial"/>
@@ -21599,7 +21599,7 @@
             <w:pPr>
               <w:spacing w:after="20" w:before="0"/>
             </w:pPr>
-            <w:hyperlink w:history="1" r:id="rIdl700b87ncnl4cfaupcnch">
+            <w:hyperlink w:history="1" r:id="rIddwi0gduedtsblmp8i8his">
               <w:r>
                 <w:rPr>
                   <w:rFonts w:ascii="Arial" w:cs="Arial" w:eastAsia="Arial" w:hAnsi="Arial"/>
@@ -21632,7 +21632,7 @@
               <w:spacing w:after="10" w:before="0"/>
               <w:ind w:left="120"/>
             </w:pPr>
-            <w:hyperlink w:history="1" r:id="rIdzadgqjnzucazlm07yjuy1">
+            <w:hyperlink w:history="1" r:id="rIdofr4jfz-61qvpx8isc1hy">
               <w:r>
                 <w:rPr>
                   <w:rFonts w:ascii="Arial" w:cs="Arial" w:eastAsia="Arial" w:hAnsi="Arial"/>
@@ -21827,7 +21827,7 @@
             <w:pPr>
               <w:spacing w:after="20" w:before="0"/>
             </w:pPr>
-            <w:hyperlink w:history="1" r:id="rIdr3-eupfz4ubphcxrn9rti">
+            <w:hyperlink w:history="1" r:id="rIdv9fni_lthauzgbgjymij5">
               <w:r>
                 <w:rPr>
                   <w:rFonts w:ascii="Arial" w:cs="Arial" w:eastAsia="Arial" w:hAnsi="Arial"/>
@@ -21876,7 +21876,7 @@
               <w:spacing w:after="10" w:before="0"/>
               <w:ind w:left="120"/>
             </w:pPr>
-            <w:hyperlink w:history="1" r:id="rIdrregy2c-8cmllkvojms0s">
+            <w:hyperlink w:history="1" r:id="rIdphh5fjna0gij7faut1s-_">
               <w:r>
                 <w:rPr>
                   <w:rFonts w:ascii="Arial" w:cs="Arial" w:eastAsia="Arial" w:hAnsi="Arial"/>
@@ -21921,7 +21921,7 @@
             <w:pPr>
               <w:spacing w:after="20" w:before="0"/>
             </w:pPr>
-            <w:hyperlink w:history="1" r:id="rIdjnf8obwg5gsxjzaszu1zh">
+            <w:hyperlink w:history="1" r:id="rId9w7_xf3bnmcp55hcs6baz">
               <w:r>
                 <w:rPr>
                   <w:rFonts w:ascii="Arial" w:cs="Arial" w:eastAsia="Arial" w:hAnsi="Arial"/>
@@ -21954,7 +21954,7 @@
               <w:spacing w:after="10" w:before="0"/>
               <w:ind w:left="120"/>
             </w:pPr>
-            <w:hyperlink w:history="1" r:id="rIdjrlrcaz3fayw5h6ggoorj">
+            <w:hyperlink w:history="1" r:id="rIdzbwlisb-o9f7kyr7ulk3g">
               <w:r>
                 <w:rPr>
                   <w:rFonts w:ascii="Arial" w:cs="Arial" w:eastAsia="Arial" w:hAnsi="Arial"/>
@@ -22149,7 +22149,7 @@
             <w:pPr>
               <w:spacing w:after="20" w:before="0"/>
             </w:pPr>
-            <w:hyperlink w:history="1" r:id="rIdcnwn0tbcuycflasslrxjm">
+            <w:hyperlink w:history="1" r:id="rIdwhiu1vu15cyolxkoc4cgw">
               <w:r>
                 <w:rPr>
                   <w:rFonts w:ascii="Arial" w:cs="Arial" w:eastAsia="Arial" w:hAnsi="Arial"/>
@@ -22198,7 +22198,7 @@
               <w:spacing w:after="10" w:before="0"/>
               <w:ind w:left="120"/>
             </w:pPr>
-            <w:hyperlink w:history="1" r:id="rIdvfntrwnsbe030bjkpsrkt">
+            <w:hyperlink w:history="1" r:id="rIdjxmfqnlauouh45gnnnbp-">
               <w:r>
                 <w:rPr>
                   <w:rFonts w:ascii="Arial" w:cs="Arial" w:eastAsia="Arial" w:hAnsi="Arial"/>
@@ -22243,7 +22243,7 @@
             <w:pPr>
               <w:spacing w:after="20" w:before="0"/>
             </w:pPr>
-            <w:hyperlink w:history="1" r:id="rIdxnvimt8xxbr4hgey517sn">
+            <w:hyperlink w:history="1" r:id="rIdkn-e6zovnxtpzqpwfvei3">
               <w:r>
                 <w:rPr>
                   <w:rFonts w:ascii="Arial" w:cs="Arial" w:eastAsia="Arial" w:hAnsi="Arial"/>
@@ -22276,7 +22276,7 @@
               <w:spacing w:after="10" w:before="0"/>
               <w:ind w:left="120"/>
             </w:pPr>
-            <w:hyperlink w:history="1" r:id="rIdk6wby-dhflscydvrtuyi7">
+            <w:hyperlink w:history="1" r:id="rIdp6vjpycfrfs_4hswnlfss">
               <w:r>
                 <w:rPr>
                   <w:rFonts w:ascii="Arial" w:cs="Arial" w:eastAsia="Arial" w:hAnsi="Arial"/>
@@ -22471,7 +22471,7 @@
             <w:pPr>
               <w:spacing w:after="20" w:before="0"/>
             </w:pPr>
-            <w:hyperlink w:history="1" r:id="rIdwpraavceqrtnu-vodtiqp">
+            <w:hyperlink w:history="1" r:id="rIdypl1ytw26t2gf1hfo_5q0">
               <w:r>
                 <w:rPr>
                   <w:rFonts w:ascii="Arial" w:cs="Arial" w:eastAsia="Arial" w:hAnsi="Arial"/>
@@ -22520,7 +22520,7 @@
               <w:spacing w:after="10" w:before="0"/>
               <w:ind w:left="120"/>
             </w:pPr>
-            <w:hyperlink w:history="1" r:id="rIdq75iq0lexcfaoflfs2fyg">
+            <w:hyperlink w:history="1" r:id="rIdefk01qdeukmqhzideq6nv">
               <w:r>
                 <w:rPr>
                   <w:rFonts w:ascii="Arial" w:cs="Arial" w:eastAsia="Arial" w:hAnsi="Arial"/>
@@ -22565,7 +22565,7 @@
             <w:pPr>
               <w:spacing w:after="20" w:before="0"/>
             </w:pPr>
-            <w:hyperlink w:history="1" r:id="rIdjxfw4qtp6cxtid6bbbqse">
+            <w:hyperlink w:history="1" r:id="rIdeog1cuq_erzcdqqfceqr1">
               <w:r>
                 <w:rPr>
                   <w:rFonts w:ascii="Arial" w:cs="Arial" w:eastAsia="Arial" w:hAnsi="Arial"/>
@@ -22598,7 +22598,7 @@
               <w:spacing w:after="10" w:before="0"/>
               <w:ind w:left="120"/>
             </w:pPr>
-            <w:hyperlink w:history="1" r:id="rIdntfuz2dgpuzco4zzhrl5o">
+            <w:hyperlink w:history="1" r:id="rId3xdiohg6xkvvy4lv9xfkc">
               <w:r>
                 <w:rPr>
                   <w:rFonts w:ascii="Arial" w:cs="Arial" w:eastAsia="Arial" w:hAnsi="Arial"/>
@@ -22793,7 +22793,7 @@
             <w:pPr>
               <w:spacing w:after="20" w:before="0"/>
             </w:pPr>
-            <w:hyperlink w:history="1" r:id="rIdcs8sqtmq-pgnxub-fvmza">
+            <w:hyperlink w:history="1" r:id="rIduzqu7cmwi8d81ophsnshi">
               <w:r>
                 <w:rPr>
                   <w:rFonts w:ascii="Arial" w:cs="Arial" w:eastAsia="Arial" w:hAnsi="Arial"/>
@@ -22842,7 +22842,7 @@
               <w:spacing w:after="10" w:before="0"/>
               <w:ind w:left="120"/>
             </w:pPr>
-            <w:hyperlink w:history="1" r:id="rIdfql6fye8rff8cd7doyyas">
+            <w:hyperlink w:history="1" r:id="rId10z_3ojgqlxae3rzludbp">
               <w:r>
                 <w:rPr>
                   <w:rFonts w:ascii="Arial" w:cs="Arial" w:eastAsia="Arial" w:hAnsi="Arial"/>
@@ -22887,7 +22887,7 @@
             <w:pPr>
               <w:spacing w:after="20" w:before="0"/>
             </w:pPr>
-            <w:hyperlink w:history="1" r:id="rIduv2wnpuuqzc8wyrthl8dm">
+            <w:hyperlink w:history="1" r:id="rIdjmslb7pjwkbi0inldgo9z">
               <w:r>
                 <w:rPr>
                   <w:rFonts w:ascii="Arial" w:cs="Arial" w:eastAsia="Arial" w:hAnsi="Arial"/>
@@ -22936,7 +22936,7 @@
               <w:spacing w:after="10" w:before="0"/>
               <w:ind w:left="120"/>
             </w:pPr>
-            <w:hyperlink w:history="1" r:id="rIdcs6pj4ee9pbfmyttimcyk">
+            <w:hyperlink w:history="1" r:id="rIdolv4eq0bhnf0p_a9qvlth">
               <w:r>
                 <w:rPr>
                   <w:rFonts w:ascii="Arial" w:cs="Arial" w:eastAsia="Arial" w:hAnsi="Arial"/>
@@ -23543,7 +23543,7 @@
         </w:rPr>
         <w:t xml:space="preserve">© 2026 SeaVuria and ARES. Aligned with KICD objectives. Developed by SeaVuria; technical implementation by ARES (with AI assistance from Claude). Licensed under </w:t>
       </w:r>
-      <w:hyperlink w:history="1" r:id="rId6zzcciyodmow2egkcna0n">
+      <w:hyperlink w:history="1" r:id="rIdlyezgwig2llske1k1mdwe">
         <w:r>
           <w:rPr>
             <w:rFonts w:ascii="Arial" w:cs="Arial" w:eastAsia="Arial" w:hAnsi="Arial"/>
@@ -23564,7 +23564,7 @@
         </w:rPr>
         <w:t xml:space="preserve"> (</w:t>
       </w:r>
-      <w:hyperlink w:history="1" r:id="rIdyd_3l3cqzf-vz1uvhtoxr">
+      <w:hyperlink w:history="1" r:id="rIdcncy2l8avt87lzj3uo5ht">
         <w:r>
           <w:rPr>
             <w:rFonts w:ascii="Arial" w:cs="Arial" w:eastAsia="Arial" w:hAnsi="Arial"/>
@@ -24577,7 +24577,7 @@
             <w:pPr>
               <w:spacing w:after="20" w:before="0"/>
             </w:pPr>
-            <w:hyperlink w:history="1" r:id="rId4cc1thb6acfm1kgnssrsy">
+            <w:hyperlink w:history="1" r:id="rIdbt_5gohdvmmvavu6v9qey">
               <w:r>
                 <w:rPr>
                   <w:rFonts w:ascii="Arial" w:cs="Arial" w:eastAsia="Arial" w:hAnsi="Arial"/>
@@ -24626,7 +24626,7 @@
               <w:spacing w:after="10" w:before="0"/>
               <w:ind w:left="120"/>
             </w:pPr>
-            <w:hyperlink w:history="1" r:id="rIdppfutp28uhqgzdcwutdnr">
+            <w:hyperlink w:history="1" r:id="rIdtkxeul8jeszmxmdmlq3ks">
               <w:r>
                 <w:rPr>
                   <w:rFonts w:ascii="Arial" w:cs="Arial" w:eastAsia="Arial" w:hAnsi="Arial"/>
@@ -24671,7 +24671,7 @@
             <w:pPr>
               <w:spacing w:after="20" w:before="0"/>
             </w:pPr>
-            <w:hyperlink w:history="1" r:id="rIdki44hlmbnos3ydwakcyal">
+            <w:hyperlink w:history="1" r:id="rIdollthr4zyzl35sdd6r0rf">
               <w:r>
                 <w:rPr>
                   <w:rFonts w:ascii="Arial" w:cs="Arial" w:eastAsia="Arial" w:hAnsi="Arial"/>
@@ -24720,7 +24720,7 @@
               <w:spacing w:after="10" w:before="0"/>
               <w:ind w:left="120"/>
             </w:pPr>
-            <w:hyperlink w:history="1" r:id="rIdg6bekeeogmb9l-a41yrsf">
+            <w:hyperlink w:history="1" r:id="rIdg3gq876d_iqjstm2eosyg">
               <w:r>
                 <w:rPr>
                   <w:rFonts w:ascii="Arial" w:cs="Arial" w:eastAsia="Arial" w:hAnsi="Arial"/>
@@ -24915,7 +24915,7 @@
             <w:pPr>
               <w:spacing w:after="20" w:before="0"/>
             </w:pPr>
-            <w:hyperlink w:history="1" r:id="rIdjeskxyqwkyijslmpog3zj">
+            <w:hyperlink w:history="1" r:id="rIde-nmuiwymycftytexopyw">
               <w:r>
                 <w:rPr>
                   <w:rFonts w:ascii="Arial" w:cs="Arial" w:eastAsia="Arial" w:hAnsi="Arial"/>
@@ -24964,7 +24964,7 @@
               <w:spacing w:after="10" w:before="0"/>
               <w:ind w:left="120"/>
             </w:pPr>
-            <w:hyperlink w:history="1" r:id="rIdzma3fciqrmmfavsf64ld7">
+            <w:hyperlink w:history="1" r:id="rIdoc62cs3r4fsgymy02ceqq">
               <w:r>
                 <w:rPr>
                   <w:rFonts w:ascii="Arial" w:cs="Arial" w:eastAsia="Arial" w:hAnsi="Arial"/>
@@ -25009,7 +25009,7 @@
             <w:pPr>
               <w:spacing w:after="20" w:before="0"/>
             </w:pPr>
-            <w:hyperlink w:history="1" r:id="rIdoluoqtizspaxiwz1xskfj">
+            <w:hyperlink w:history="1" r:id="rIdkc9rdwownredyrwbeyybz">
               <w:r>
                 <w:rPr>
                   <w:rFonts w:ascii="Arial" w:cs="Arial" w:eastAsia="Arial" w:hAnsi="Arial"/>
@@ -25058,7 +25058,7 @@
               <w:spacing w:after="10" w:before="0"/>
               <w:ind w:left="120"/>
             </w:pPr>
-            <w:hyperlink w:history="1" r:id="rIdfn-fmr3lqybclagtgnqxg">
+            <w:hyperlink w:history="1" r:id="rIdg6vw7hw6ysdigfwlqbmzn">
               <w:r>
                 <w:rPr>
                   <w:rFonts w:ascii="Arial" w:cs="Arial" w:eastAsia="Arial" w:hAnsi="Arial"/>
@@ -25253,7 +25253,7 @@
             <w:pPr>
               <w:spacing w:after="20" w:before="0"/>
             </w:pPr>
-            <w:hyperlink w:history="1" r:id="rIdlufg0btqnc0x50gkay-7m">
+            <w:hyperlink w:history="1" r:id="rIdfohlbekgxlx1zebk0e8io">
               <w:r>
                 <w:rPr>
                   <w:rFonts w:ascii="Arial" w:cs="Arial" w:eastAsia="Arial" w:hAnsi="Arial"/>
@@ -25302,7 +25302,7 @@
               <w:spacing w:after="10" w:before="0"/>
               <w:ind w:left="120"/>
             </w:pPr>
-            <w:hyperlink w:history="1" r:id="rIdrh28kvhsnhr_yhdq-m846">
+            <w:hyperlink w:history="1" r:id="rIdl2wezlzvuzi2xdp_ffpca">
               <w:r>
                 <w:rPr>
                   <w:rFonts w:ascii="Arial" w:cs="Arial" w:eastAsia="Arial" w:hAnsi="Arial"/>
@@ -25347,7 +25347,7 @@
             <w:pPr>
               <w:spacing w:after="20" w:before="0"/>
             </w:pPr>
-            <w:hyperlink w:history="1" r:id="rIdogph6tkiyyel0_qjeuwuw">
+            <w:hyperlink w:history="1" r:id="rIdsxi-czdohrx50h0v-fbnu">
               <w:r>
                 <w:rPr>
                   <w:rFonts w:ascii="Arial" w:cs="Arial" w:eastAsia="Arial" w:hAnsi="Arial"/>
@@ -25396,7 +25396,7 @@
               <w:spacing w:after="10" w:before="0"/>
               <w:ind w:left="120"/>
             </w:pPr>
-            <w:hyperlink w:history="1" r:id="rIdq7gugtbci9jx_3yjvgw5w">
+            <w:hyperlink w:history="1" r:id="rId7hmy140jezrnq6od5i_sa">
               <w:r>
                 <w:rPr>
                   <w:rFonts w:ascii="Arial" w:cs="Arial" w:eastAsia="Arial" w:hAnsi="Arial"/>
@@ -25591,7 +25591,7 @@
             <w:pPr>
               <w:spacing w:after="20" w:before="0"/>
             </w:pPr>
-            <w:hyperlink w:history="1" r:id="rIdtpbgpe1kmedmjfywrokud">
+            <w:hyperlink w:history="1" r:id="rIdvkyd0z_wdbctx2g0igmcw">
               <w:r>
                 <w:rPr>
                   <w:rFonts w:ascii="Arial" w:cs="Arial" w:eastAsia="Arial" w:hAnsi="Arial"/>
@@ -25640,7 +25640,7 @@
               <w:spacing w:after="10" w:before="0"/>
               <w:ind w:left="120"/>
             </w:pPr>
-            <w:hyperlink w:history="1" r:id="rIdskutgb-6yu_xqfmsbhnl9">
+            <w:hyperlink w:history="1" r:id="rIdmuelkczzg7rnfaxs5gi5r">
               <w:r>
                 <w:rPr>
                   <w:rFonts w:ascii="Arial" w:cs="Arial" w:eastAsia="Arial" w:hAnsi="Arial"/>
@@ -25685,7 +25685,7 @@
             <w:pPr>
               <w:spacing w:after="20" w:before="0"/>
             </w:pPr>
-            <w:hyperlink w:history="1" r:id="rIduqqcmarrw0yfrpzrslzfx">
+            <w:hyperlink w:history="1" r:id="rId2enoyzhh4dcudx1eyl87x">
               <w:r>
                 <w:rPr>
                   <w:rFonts w:ascii="Arial" w:cs="Arial" w:eastAsia="Arial" w:hAnsi="Arial"/>
@@ -25734,7 +25734,7 @@
               <w:spacing w:after="10" w:before="0"/>
               <w:ind w:left="120"/>
             </w:pPr>
-            <w:hyperlink w:history="1" r:id="rIdk4vklaw7-adg-x8lmjoan">
+            <w:hyperlink w:history="1" r:id="rIdhlfuny_1cwzt1o3asie89">
               <w:r>
                 <w:rPr>
                   <w:rFonts w:ascii="Arial" w:cs="Arial" w:eastAsia="Arial" w:hAnsi="Arial"/>
@@ -25929,7 +25929,7 @@
             <w:pPr>
               <w:spacing w:after="20" w:before="0"/>
             </w:pPr>
-            <w:hyperlink w:history="1" r:id="rId62n-tyrlf-nnu8h8tzj3t">
+            <w:hyperlink w:history="1" r:id="rIdtqmj5k2ulpit-elwmji_o">
               <w:r>
                 <w:rPr>
                   <w:rFonts w:ascii="Arial" w:cs="Arial" w:eastAsia="Arial" w:hAnsi="Arial"/>
@@ -25978,7 +25978,7 @@
               <w:spacing w:after="10" w:before="0"/>
               <w:ind w:left="120"/>
             </w:pPr>
-            <w:hyperlink w:history="1" r:id="rIdxq3_vwkfl-y1muv4s7env">
+            <w:hyperlink w:history="1" r:id="rIdnonuoe-jdxcrfdverxwii">
               <w:r>
                 <w:rPr>
                   <w:rFonts w:ascii="Arial" w:cs="Arial" w:eastAsia="Arial" w:hAnsi="Arial"/>
@@ -26023,7 +26023,7 @@
             <w:pPr>
               <w:spacing w:after="20" w:before="0"/>
             </w:pPr>
-            <w:hyperlink w:history="1" r:id="rIdypjvdmdozcflqakqhegoe">
+            <w:hyperlink w:history="1" r:id="rIdwfsc-6oqlwpnplexrgqug">
               <w:r>
                 <w:rPr>
                   <w:rFonts w:ascii="Arial" w:cs="Arial" w:eastAsia="Arial" w:hAnsi="Arial"/>
@@ -26072,7 +26072,7 @@
               <w:spacing w:after="10" w:before="0"/>
               <w:ind w:left="120"/>
             </w:pPr>
-            <w:hyperlink w:history="1" r:id="rId5szg3kg5akprcwd8f3jfp">
+            <w:hyperlink w:history="1" r:id="rIdqazmzpdiw1jq3jdmpe9fb">
               <w:r>
                 <w:rPr>
                   <w:rFonts w:ascii="Arial" w:cs="Arial" w:eastAsia="Arial" w:hAnsi="Arial"/>
@@ -26584,7 +26584,7 @@
         </w:rPr>
         <w:t xml:space="preserve">© 2026 SeaVuria and ARES. Aligned with KICD objectives. Developed by SeaVuria; technical implementation by ARES (with AI assistance from Claude). Licensed under </w:t>
       </w:r>
-      <w:hyperlink w:history="1" r:id="rIdno0o0kaex55dglpxgh2hj">
+      <w:hyperlink w:history="1" r:id="rId3a00uztodmaoo3041-1fa">
         <w:r>
           <w:rPr>
             <w:rFonts w:ascii="Arial" w:cs="Arial" w:eastAsia="Arial" w:hAnsi="Arial"/>
@@ -26605,7 +26605,7 @@
         </w:rPr>
         <w:t xml:space="preserve"> (</w:t>
       </w:r>
-      <w:hyperlink w:history="1" r:id="rIdcw3j8bo5bgw8-wc9mixxg">
+      <w:hyperlink w:history="1" r:id="rIdxnwra0gflohlej1ntjw31">
         <w:r>
           <w:rPr>
             <w:rFonts w:ascii="Arial" w:cs="Arial" w:eastAsia="Arial" w:hAnsi="Arial"/>
@@ -27618,7 +27618,7 @@
             <w:pPr>
               <w:spacing w:after="20" w:before="0"/>
             </w:pPr>
-            <w:hyperlink w:history="1" r:id="rIdehjj1xdncxz6dfcksor6g">
+            <w:hyperlink w:history="1" r:id="rIdwkralyopwxiryob1f10rz">
               <w:r>
                 <w:rPr>
                   <w:rFonts w:ascii="Arial" w:cs="Arial" w:eastAsia="Arial" w:hAnsi="Arial"/>
@@ -27651,7 +27651,7 @@
               <w:spacing w:after="10" w:before="0"/>
               <w:ind w:left="120"/>
             </w:pPr>
-            <w:hyperlink w:history="1" r:id="rIdvg70pbu9pjwsikk1ultuf">
+            <w:hyperlink w:history="1" r:id="rIdel3kz6bxbitj4wi-2ktwg">
               <w:r>
                 <w:rPr>
                   <w:rFonts w:ascii="Arial" w:cs="Arial" w:eastAsia="Arial" w:hAnsi="Arial"/>
@@ -27696,7 +27696,7 @@
             <w:pPr>
               <w:spacing w:after="20" w:before="0"/>
             </w:pPr>
-            <w:hyperlink w:history="1" r:id="rIdmu9dwtjesceheceexotrz">
+            <w:hyperlink w:history="1" r:id="rIdr2epwr_kc6cvgyheyid_m">
               <w:r>
                 <w:rPr>
                   <w:rFonts w:ascii="Arial" w:cs="Arial" w:eastAsia="Arial" w:hAnsi="Arial"/>
@@ -27729,7 +27729,7 @@
               <w:spacing w:after="10" w:before="0"/>
               <w:ind w:left="120"/>
             </w:pPr>
-            <w:hyperlink w:history="1" r:id="rIdjz5hnwvazkqy0czlrs1-v">
+            <w:hyperlink w:history="1" r:id="rIdizvw-yc0sqxrxfkf4ef_s">
               <w:r>
                 <w:rPr>
                   <w:rFonts w:ascii="Arial" w:cs="Arial" w:eastAsia="Arial" w:hAnsi="Arial"/>
@@ -27924,7 +27924,7 @@
             <w:pPr>
               <w:spacing w:after="20" w:before="0"/>
             </w:pPr>
-            <w:hyperlink w:history="1" r:id="rIdv_wkvkkrkgh_wwewykrhr">
+            <w:hyperlink w:history="1" r:id="rIdg4jhxzaikvut0xvlcs1ap">
               <w:r>
                 <w:rPr>
                   <w:rFonts w:ascii="Arial" w:cs="Arial" w:eastAsia="Arial" w:hAnsi="Arial"/>
@@ -27957,7 +27957,7 @@
               <w:spacing w:after="10" w:before="0"/>
               <w:ind w:left="120"/>
             </w:pPr>
-            <w:hyperlink w:history="1" r:id="rIdiwliz1xuntzg8ylb_zo-p">
+            <w:hyperlink w:history="1" r:id="rIdylrufzestkl3iumixongn">
               <w:r>
                 <w:rPr>
                   <w:rFonts w:ascii="Arial" w:cs="Arial" w:eastAsia="Arial" w:hAnsi="Arial"/>
@@ -28002,7 +28002,7 @@
             <w:pPr>
               <w:spacing w:after="20" w:before="0"/>
             </w:pPr>
-            <w:hyperlink w:history="1" r:id="rIdhja3-gk-mfp5golbeqxcp">
+            <w:hyperlink w:history="1" r:id="rIdtbbccy5ocjlhmbfeetyzs">
               <w:r>
                 <w:rPr>
                   <w:rFonts w:ascii="Arial" w:cs="Arial" w:eastAsia="Arial" w:hAnsi="Arial"/>
@@ -28035,7 +28035,7 @@
               <w:spacing w:after="10" w:before="0"/>
               <w:ind w:left="120"/>
             </w:pPr>
-            <w:hyperlink w:history="1" r:id="rIdwa_6cj4u1l4rqttcf9_o5">
+            <w:hyperlink w:history="1" r:id="rIdqquib5xtwzpznfh-v4pbo">
               <w:r>
                 <w:rPr>
                   <w:rFonts w:ascii="Arial" w:cs="Arial" w:eastAsia="Arial" w:hAnsi="Arial"/>
@@ -28230,7 +28230,7 @@
             <w:pPr>
               <w:spacing w:after="20" w:before="0"/>
             </w:pPr>
-            <w:hyperlink w:history="1" r:id="rIdh8yfva_mvqgelvem0rfs5">
+            <w:hyperlink w:history="1" r:id="rId_jpvspcgyiv84nzckpt9v">
               <w:r>
                 <w:rPr>
                   <w:rFonts w:ascii="Arial" w:cs="Arial" w:eastAsia="Arial" w:hAnsi="Arial"/>
@@ -28279,7 +28279,7 @@
               <w:spacing w:after="10" w:before="0"/>
               <w:ind w:left="120"/>
             </w:pPr>
-            <w:hyperlink w:history="1" r:id="rId9_jfwfj3tm39wptd55b-a">
+            <w:hyperlink w:history="1" r:id="rId9gp0fk1uw87ygxnskehte">
               <w:r>
                 <w:rPr>
                   <w:rFonts w:ascii="Arial" w:cs="Arial" w:eastAsia="Arial" w:hAnsi="Arial"/>
@@ -28324,7 +28324,7 @@
             <w:pPr>
               <w:spacing w:after="20" w:before="0"/>
             </w:pPr>
-            <w:hyperlink w:history="1" r:id="rIdqodppudeuukzynkbqgxdz">
+            <w:hyperlink w:history="1" r:id="rIdlbfgxnvft55eapqr9wn8v">
               <w:r>
                 <w:rPr>
                   <w:rFonts w:ascii="Arial" w:cs="Arial" w:eastAsia="Arial" w:hAnsi="Arial"/>
@@ -28373,7 +28373,7 @@
               <w:spacing w:after="10" w:before="0"/>
               <w:ind w:left="120"/>
             </w:pPr>
-            <w:hyperlink w:history="1" r:id="rIdo1yxadw8hkqxpguleoj23">
+            <w:hyperlink w:history="1" r:id="rIdpdf5lugrbmeijt7bmj7yd">
               <w:r>
                 <w:rPr>
                   <w:rFonts w:ascii="Arial" w:cs="Arial" w:eastAsia="Arial" w:hAnsi="Arial"/>
@@ -28568,7 +28568,7 @@
             <w:pPr>
               <w:spacing w:after="20" w:before="0"/>
             </w:pPr>
-            <w:hyperlink w:history="1" r:id="rIdwkoirev6e5--zvt_y-aff">
+            <w:hyperlink w:history="1" r:id="rIdygfcpv9vo05ocfzisf_xy">
               <w:r>
                 <w:rPr>
                   <w:rFonts w:ascii="Arial" w:cs="Arial" w:eastAsia="Arial" w:hAnsi="Arial"/>
@@ -28617,7 +28617,7 @@
               <w:spacing w:after="10" w:before="0"/>
               <w:ind w:left="120"/>
             </w:pPr>
-            <w:hyperlink w:history="1" r:id="rId6kzsujm_iwfgqwldeqz_4">
+            <w:hyperlink w:history="1" r:id="rIdpf4evtuukz-a2xnol3aga">
               <w:r>
                 <w:rPr>
                   <w:rFonts w:ascii="Arial" w:cs="Arial" w:eastAsia="Arial" w:hAnsi="Arial"/>
@@ -28662,7 +28662,7 @@
             <w:pPr>
               <w:spacing w:after="20" w:before="0"/>
             </w:pPr>
-            <w:hyperlink w:history="1" r:id="rIdzffu6q29thpiars9mwtlb">
+            <w:hyperlink w:history="1" r:id="rIdyas_0eiuraeosojll_deh">
               <w:r>
                 <w:rPr>
                   <w:rFonts w:ascii="Arial" w:cs="Arial" w:eastAsia="Arial" w:hAnsi="Arial"/>
@@ -28711,7 +28711,7 @@
               <w:spacing w:after="10" w:before="0"/>
               <w:ind w:left="120"/>
             </w:pPr>
-            <w:hyperlink w:history="1" r:id="rIdkl2kkocw_3j2fh8holrs2">
+            <w:hyperlink w:history="1" r:id="rIdpav_0zaujra73huh5pvno">
               <w:r>
                 <w:rPr>
                   <w:rFonts w:ascii="Arial" w:cs="Arial" w:eastAsia="Arial" w:hAnsi="Arial"/>
@@ -28906,7 +28906,7 @@
             <w:pPr>
               <w:spacing w:after="20" w:before="0"/>
             </w:pPr>
-            <w:hyperlink w:history="1" r:id="rIdxls4qsolnduahxpio1wqt">
+            <w:hyperlink w:history="1" r:id="rId_lhxe7nruimktfvx0ngxk">
               <w:r>
                 <w:rPr>
                   <w:rFonts w:ascii="Arial" w:cs="Arial" w:eastAsia="Arial" w:hAnsi="Arial"/>
@@ -28939,7 +28939,7 @@
               <w:spacing w:after="10" w:before="0"/>
               <w:ind w:left="120"/>
             </w:pPr>
-            <w:hyperlink w:history="1" r:id="rIdvkdom8uqibupa-mzottln">
+            <w:hyperlink w:history="1" r:id="rIdwyajv081fd_-xozhmuotd">
               <w:r>
                 <w:rPr>
                   <w:rFonts w:ascii="Arial" w:cs="Arial" w:eastAsia="Arial" w:hAnsi="Arial"/>
@@ -28984,7 +28984,7 @@
             <w:pPr>
               <w:spacing w:after="20" w:before="0"/>
             </w:pPr>
-            <w:hyperlink w:history="1" r:id="rIdhqdvg6mhegllcywjqaatq">
+            <w:hyperlink w:history="1" r:id="rIdnewoobvulxyjgy5q6owmg">
               <w:r>
                 <w:rPr>
                   <w:rFonts w:ascii="Arial" w:cs="Arial" w:eastAsia="Arial" w:hAnsi="Arial"/>
@@ -29033,7 +29033,7 @@
               <w:spacing w:after="10" w:before="0"/>
               <w:ind w:left="120"/>
             </w:pPr>
-            <w:hyperlink w:history="1" r:id="rIdvngpxqyi2wrnnqfzgz0s7">
+            <w:hyperlink w:history="1" r:id="rIdv1dgiglh3ds1xzzxi1zii">
               <w:r>
                 <w:rPr>
                   <w:rFonts w:ascii="Arial" w:cs="Arial" w:eastAsia="Arial" w:hAnsi="Arial"/>
@@ -29545,7 +29545,7 @@
         </w:rPr>
         <w:t xml:space="preserve">© 2026 SeaVuria and ARES. Aligned with KICD objectives. Developed by SeaVuria; technical implementation by ARES (with AI assistance from Claude). Licensed under </w:t>
       </w:r>
-      <w:hyperlink w:history="1" r:id="rIdoom2y6wv0ykxnjb6-duke">
+      <w:hyperlink w:history="1" r:id="rIdvpfpvozc4zdrw_xisrylu">
         <w:r>
           <w:rPr>
             <w:rFonts w:ascii="Arial" w:cs="Arial" w:eastAsia="Arial" w:hAnsi="Arial"/>
@@ -29566,7 +29566,7 @@
         </w:rPr>
         <w:t xml:space="preserve"> (</w:t>
       </w:r>
-      <w:hyperlink w:history="1" r:id="rIdcxk5guwicb8ha-osiusry">
+      <w:hyperlink w:history="1" r:id="rIdw6m2rgxywhug8xa0shmen">
         <w:r>
           <w:rPr>
             <w:rFonts w:ascii="Arial" w:cs="Arial" w:eastAsia="Arial" w:hAnsi="Arial"/>
@@ -30579,7 +30579,7 @@
             <w:pPr>
               <w:spacing w:after="20" w:before="0"/>
             </w:pPr>
-            <w:hyperlink w:history="1" r:id="rIdidg8wj5dgwmjktqkgyri1">
+            <w:hyperlink w:history="1" r:id="rIdhswiiiqfqn0mogpeuy-5s">
               <w:r>
                 <w:rPr>
                   <w:rFonts w:ascii="Arial" w:cs="Arial" w:eastAsia="Arial" w:hAnsi="Arial"/>
@@ -30628,7 +30628,7 @@
               <w:spacing w:after="10" w:before="0"/>
               <w:ind w:left="120"/>
             </w:pPr>
-            <w:hyperlink w:history="1" r:id="rIdkce1brjvaescwdkioz5jj">
+            <w:hyperlink w:history="1" r:id="rIds6ubmvq1cnpnvwgdww4e0">
               <w:r>
                 <w:rPr>
                   <w:rFonts w:ascii="Arial" w:cs="Arial" w:eastAsia="Arial" w:hAnsi="Arial"/>
@@ -30673,7 +30673,7 @@
             <w:pPr>
               <w:spacing w:after="20" w:before="0"/>
             </w:pPr>
-            <w:hyperlink w:history="1" r:id="rIdbvzt09bcxirsbaiihbaxq">
+            <w:hyperlink w:history="1" r:id="rIdofcynyrp3tltk47cgfrjx">
               <w:r>
                 <w:rPr>
                   <w:rFonts w:ascii="Arial" w:cs="Arial" w:eastAsia="Arial" w:hAnsi="Arial"/>
@@ -30706,7 +30706,7 @@
               <w:spacing w:after="10" w:before="0"/>
               <w:ind w:left="120"/>
             </w:pPr>
-            <w:hyperlink w:history="1" r:id="rIdzqokn0wvoe0pel-zjktro">
+            <w:hyperlink w:history="1" r:id="rIddws9emcbl7huvkdlyneav">
               <w:r>
                 <w:rPr>
                   <w:rFonts w:ascii="Arial" w:cs="Arial" w:eastAsia="Arial" w:hAnsi="Arial"/>
@@ -30901,7 +30901,7 @@
             <w:pPr>
               <w:spacing w:after="20" w:before="0"/>
             </w:pPr>
-            <w:hyperlink w:history="1" r:id="rId3_cwlgzvyppqr_rinvntp">
+            <w:hyperlink w:history="1" r:id="rIdsxxo_5mayrxwujy_xw1bf">
               <w:r>
                 <w:rPr>
                   <w:rFonts w:ascii="Arial" w:cs="Arial" w:eastAsia="Arial" w:hAnsi="Arial"/>
@@ -30950,7 +30950,7 @@
               <w:spacing w:after="10" w:before="0"/>
               <w:ind w:left="120"/>
             </w:pPr>
-            <w:hyperlink w:history="1" r:id="rIdcpqj157g2l8m41imj-lrb">
+            <w:hyperlink w:history="1" r:id="rId6gjb5ezrnpvdjm3na7p_c">
               <w:r>
                 <w:rPr>
                   <w:rFonts w:ascii="Arial" w:cs="Arial" w:eastAsia="Arial" w:hAnsi="Arial"/>
@@ -30995,7 +30995,7 @@
             <w:pPr>
               <w:spacing w:after="20" w:before="0"/>
             </w:pPr>
-            <w:hyperlink w:history="1" r:id="rIdzjq0lklj3jh__kh9ngusj">
+            <w:hyperlink w:history="1" r:id="rIdwedtfkbcuox6tbioa4dke">
               <w:r>
                 <w:rPr>
                   <w:rFonts w:ascii="Arial" w:cs="Arial" w:eastAsia="Arial" w:hAnsi="Arial"/>
@@ -31028,7 +31028,7 @@
               <w:spacing w:after="10" w:before="0"/>
               <w:ind w:left="120"/>
             </w:pPr>
-            <w:hyperlink w:history="1" r:id="rIds_xcm231mgnm3e1ls-meb">
+            <w:hyperlink w:history="1" r:id="rIdwgxjidpd7yzujpn-7ixqw">
               <w:r>
                 <w:rPr>
                   <w:rFonts w:ascii="Arial" w:cs="Arial" w:eastAsia="Arial" w:hAnsi="Arial"/>
@@ -31223,7 +31223,7 @@
             <w:pPr>
               <w:spacing w:after="20" w:before="0"/>
             </w:pPr>
-            <w:hyperlink w:history="1" r:id="rIdmlqnduqk3kahzv2zwtx7t">
+            <w:hyperlink w:history="1" r:id="rIdhnuyylfkupxl85vdmvt99">
               <w:r>
                 <w:rPr>
                   <w:rFonts w:ascii="Arial" w:cs="Arial" w:eastAsia="Arial" w:hAnsi="Arial"/>
@@ -31272,7 +31272,7 @@
               <w:spacing w:after="10" w:before="0"/>
               <w:ind w:left="120"/>
             </w:pPr>
-            <w:hyperlink w:history="1" r:id="rIdewmyoatd6ggko9ptyyxey">
+            <w:hyperlink w:history="1" r:id="rIdy9xdn_odq2pgun69dui6i">
               <w:r>
                 <w:rPr>
                   <w:rFonts w:ascii="Arial" w:cs="Arial" w:eastAsia="Arial" w:hAnsi="Arial"/>
@@ -31317,7 +31317,7 @@
             <w:pPr>
               <w:spacing w:after="20" w:before="0"/>
             </w:pPr>
-            <w:hyperlink w:history="1" r:id="rIdmpqb400jnxwkrs_gg68t7">
+            <w:hyperlink w:history="1" r:id="rIdhgupq3eq_ka9hqw14zaev">
               <w:r>
                 <w:rPr>
                   <w:rFonts w:ascii="Arial" w:cs="Arial" w:eastAsia="Arial" w:hAnsi="Arial"/>
@@ -31350,7 +31350,7 @@
               <w:spacing w:after="10" w:before="0"/>
               <w:ind w:left="120"/>
             </w:pPr>
-            <w:hyperlink w:history="1" r:id="rIdnpqsgp01mmqlpqvgstjfi">
+            <w:hyperlink w:history="1" r:id="rIdxqajomrlxhvduksrfb-n1">
               <w:r>
                 <w:rPr>
                   <w:rFonts w:ascii="Arial" w:cs="Arial" w:eastAsia="Arial" w:hAnsi="Arial"/>
@@ -31545,7 +31545,7 @@
             <w:pPr>
               <w:spacing w:after="20" w:before="0"/>
             </w:pPr>
-            <w:hyperlink w:history="1" r:id="rIdtnh3c4dqoubpgqkm5vizq">
+            <w:hyperlink w:history="1" r:id="rIdaqcrzd6g_u-lfywlf-mjw">
               <w:r>
                 <w:rPr>
                   <w:rFonts w:ascii="Arial" w:cs="Arial" w:eastAsia="Arial" w:hAnsi="Arial"/>
@@ -31594,7 +31594,7 @@
               <w:spacing w:after="10" w:before="0"/>
               <w:ind w:left="120"/>
             </w:pPr>
-            <w:hyperlink w:history="1" r:id="rIdcotvomrpamju86qqvfhrb">
+            <w:hyperlink w:history="1" r:id="rIdqx1oiwlh3aiadpk6efkmz">
               <w:r>
                 <w:rPr>
                   <w:rFonts w:ascii="Arial" w:cs="Arial" w:eastAsia="Arial" w:hAnsi="Arial"/>
@@ -31639,7 +31639,7 @@
             <w:pPr>
               <w:spacing w:after="20" w:before="0"/>
             </w:pPr>
-            <w:hyperlink w:history="1" r:id="rId5efffszapietrxqdjqaog">
+            <w:hyperlink w:history="1" r:id="rIdoxwafe4dadunuyaszyytv">
               <w:r>
                 <w:rPr>
                   <w:rFonts w:ascii="Arial" w:cs="Arial" w:eastAsia="Arial" w:hAnsi="Arial"/>
@@ -31672,7 +31672,7 @@
               <w:spacing w:after="10" w:before="0"/>
               <w:ind w:left="120"/>
             </w:pPr>
-            <w:hyperlink w:history="1" r:id="rIdhn2_pkz6bb6zqq2lck19q">
+            <w:hyperlink w:history="1" r:id="rIds9tjvhpg2-xs_4ad2bt-g">
               <w:r>
                 <w:rPr>
                   <w:rFonts w:ascii="Arial" w:cs="Arial" w:eastAsia="Arial" w:hAnsi="Arial"/>
@@ -31867,7 +31867,7 @@
             <w:pPr>
               <w:spacing w:after="20" w:before="0"/>
             </w:pPr>
-            <w:hyperlink w:history="1" r:id="rIdjs2kf4zuesxt9fw5hol5t">
+            <w:hyperlink w:history="1" r:id="rIdljas8b_yj6vnfzl16lmrw">
               <w:r>
                 <w:rPr>
                   <w:rFonts w:ascii="Arial" w:cs="Arial" w:eastAsia="Arial" w:hAnsi="Arial"/>
@@ -31916,7 +31916,7 @@
               <w:spacing w:after="10" w:before="0"/>
               <w:ind w:left="120"/>
             </w:pPr>
-            <w:hyperlink w:history="1" r:id="rId8qyhsppu46sgk9qfwvzsi">
+            <w:hyperlink w:history="1" r:id="rIdjzxahu4pkds_bo30ov0pg">
               <w:r>
                 <w:rPr>
                   <w:rFonts w:ascii="Arial" w:cs="Arial" w:eastAsia="Arial" w:hAnsi="Arial"/>
@@ -31961,7 +31961,7 @@
             <w:pPr>
               <w:spacing w:after="20" w:before="0"/>
             </w:pPr>
-            <w:hyperlink w:history="1" r:id="rIdz2ij3ememvkkndbxsv2q5">
+            <w:hyperlink w:history="1" r:id="rIdbnnsa8wlkl26ukbui-99p">
               <w:r>
                 <w:rPr>
                   <w:rFonts w:ascii="Arial" w:cs="Arial" w:eastAsia="Arial" w:hAnsi="Arial"/>
@@ -31994,7 +31994,7 @@
               <w:spacing w:after="10" w:before="0"/>
               <w:ind w:left="120"/>
             </w:pPr>
-            <w:hyperlink w:history="1" r:id="rIdnf7-naaztytiwoa3as7-_">
+            <w:hyperlink w:history="1" r:id="rIdrx_xiemx-0xr0rh0ffzur">
               <w:r>
                 <w:rPr>
                   <w:rFonts w:ascii="Arial" w:cs="Arial" w:eastAsia="Arial" w:hAnsi="Arial"/>
@@ -32734,7 +32734,7 @@
         </w:rPr>
         <w:t xml:space="preserve">© 2026 SeaVuria and ARES. Aligned with KICD objectives. Developed by SeaVuria; technical implementation by ARES (with AI assistance from Claude). Licensed under </w:t>
       </w:r>
-      <w:hyperlink w:history="1" r:id="rIdqoszcsrbfuanec0vsiwh7">
+      <w:hyperlink w:history="1" r:id="rIdwy4osv7abkzzwxjo9aity">
         <w:r>
           <w:rPr>
             <w:rFonts w:ascii="Arial" w:cs="Arial" w:eastAsia="Arial" w:hAnsi="Arial"/>
@@ -32755,7 +32755,7 @@
         </w:rPr>
         <w:t xml:space="preserve"> (</w:t>
       </w:r>
-      <w:hyperlink w:history="1" r:id="rIdqdf67xdvt1fjd_wsjod25">
+      <w:hyperlink w:history="1" r:id="rIdhzlnr8hrluu3rfnteedjl">
         <w:r>
           <w:rPr>
             <w:rFonts w:ascii="Arial" w:cs="Arial" w:eastAsia="Arial" w:hAnsi="Arial"/>

--- a/data/outputs/v2/Maths/SS2.4_Surface_Area_and_Volume_of_Solids/Mathematics_Surface_Area_and_Volume_of_Solids_CBE_LessonSequence.docx
+++ b/data/outputs/v2/Maths/SS2.4_Surface_Area_and_Volume_of_Solids/Mathematics_Surface_Area_and_Volume_of_Solids_CBE_LessonSequence.docx
@@ -2658,7 +2658,7 @@
         </w:rPr>
         <w:t xml:space="preserve">© 2026 SeaVuria and ARES. This work is licensed under a </w:t>
       </w:r>
-      <w:hyperlink w:history="1" r:id="rIddyekdingmu2btkzeowh2a">
+      <w:hyperlink w:history="1" r:id="rIdkvdxvbzydvfc3vlo-l5qp">
         <w:r>
           <w:rPr>
             <w:rFonts w:ascii="Arial" w:cs="Arial" w:eastAsia="Arial" w:hAnsi="Arial"/>
@@ -2678,7 +2678,7 @@
         </w:rPr>
         <w:t xml:space="preserve"> (</w:t>
       </w:r>
-      <w:hyperlink w:history="1" r:id="rIdrslym6f5h_fqd-wnspkgv">
+      <w:hyperlink w:history="1" r:id="rId4dqxuizeafnu9psq_toct">
         <w:r>
           <w:rPr>
             <w:rFonts w:ascii="Arial" w:cs="Arial" w:eastAsia="Arial" w:hAnsi="Arial"/>
@@ -2698,7 +2698,7 @@
         </w:rPr>
         <w:t xml:space="preserve">). To view a copy of this license, visit </w:t>
       </w:r>
-      <w:hyperlink w:history="1" r:id="rId5i6xrpew8_ma-d6smgzwd">
+      <w:hyperlink w:history="1" r:id="rIdehnx5et33s2r5ja0fdvvz">
         <w:r>
           <w:rPr>
             <w:rFonts w:ascii="Arial" w:cs="Arial" w:eastAsia="Arial" w:hAnsi="Arial"/>
@@ -3710,7 +3710,7 @@
             <w:pPr>
               <w:spacing w:after="20" w:before="0"/>
             </w:pPr>
-            <w:hyperlink w:history="1" r:id="rIdimbgde0qvebah3qphjyel">
+            <w:hyperlink w:history="1" r:id="rId2zc8-0gszprgsjig1nywk">
               <w:r>
                 <w:rPr>
                   <w:rFonts w:ascii="Arial" w:cs="Arial" w:eastAsia="Arial" w:hAnsi="Arial"/>
@@ -3743,7 +3743,7 @@
               <w:spacing w:after="10" w:before="0"/>
               <w:ind w:left="120"/>
             </w:pPr>
-            <w:hyperlink w:history="1" r:id="rId7wzh1l_zze9muoy5xkbzt">
+            <w:hyperlink w:history="1" r:id="rIdk3tw2y9bipru1vnzypji8">
               <w:r>
                 <w:rPr>
                   <w:rFonts w:ascii="Arial" w:cs="Arial" w:eastAsia="Arial" w:hAnsi="Arial"/>
@@ -3788,7 +3788,7 @@
             <w:pPr>
               <w:spacing w:after="20" w:before="0"/>
             </w:pPr>
-            <w:hyperlink w:history="1" r:id="rIdmbsuskxfv3ne3wjuczz02">
+            <w:hyperlink w:history="1" r:id="rIdkyk3enfsl46rgxohsjcyp">
               <w:r>
                 <w:rPr>
                   <w:rFonts w:ascii="Arial" w:cs="Arial" w:eastAsia="Arial" w:hAnsi="Arial"/>
@@ -3821,7 +3821,7 @@
               <w:spacing w:after="10" w:before="0"/>
               <w:ind w:left="120"/>
             </w:pPr>
-            <w:hyperlink w:history="1" r:id="rIdmue2n9n17rdozofocqzcw">
+            <w:hyperlink w:history="1" r:id="rIdic5__rm_mwiaxf3lg90ot">
               <w:r>
                 <w:rPr>
                   <w:rFonts w:ascii="Arial" w:cs="Arial" w:eastAsia="Arial" w:hAnsi="Arial"/>
@@ -4016,7 +4016,7 @@
             <w:pPr>
               <w:spacing w:after="20" w:before="0"/>
             </w:pPr>
-            <w:hyperlink w:history="1" r:id="rIds8tzohuj3wjhgarruh8nq">
+            <w:hyperlink w:history="1" r:id="rIdyoistnhkgr2c3rp56dn58">
               <w:r>
                 <w:rPr>
                   <w:rFonts w:ascii="Arial" w:cs="Arial" w:eastAsia="Arial" w:hAnsi="Arial"/>
@@ -4049,7 +4049,7 @@
               <w:spacing w:after="10" w:before="0"/>
               <w:ind w:left="120"/>
             </w:pPr>
-            <w:hyperlink w:history="1" r:id="rIdrev-dpzxs7hueypkjrd9y">
+            <w:hyperlink w:history="1" r:id="rIdtkw3lxojpmbzzxwejcu_h">
               <w:r>
                 <w:rPr>
                   <w:rFonts w:ascii="Arial" w:cs="Arial" w:eastAsia="Arial" w:hAnsi="Arial"/>
@@ -4094,7 +4094,7 @@
             <w:pPr>
               <w:spacing w:after="20" w:before="0"/>
             </w:pPr>
-            <w:hyperlink w:history="1" r:id="rIdb82_bwvab6qtdogfh3q0f">
+            <w:hyperlink w:history="1" r:id="rIdk_ejzrb218oc_jgwp3tnp">
               <w:r>
                 <w:rPr>
                   <w:rFonts w:ascii="Arial" w:cs="Arial" w:eastAsia="Arial" w:hAnsi="Arial"/>
@@ -4127,7 +4127,7 @@
               <w:spacing w:after="10" w:before="0"/>
               <w:ind w:left="120"/>
             </w:pPr>
-            <w:hyperlink w:history="1" r:id="rIdo967p6bbmxizdjkfc0v7w">
+            <w:hyperlink w:history="1" r:id="rIdtoi7ihvo5hwky4fqy_ynf">
               <w:r>
                 <w:rPr>
                   <w:rFonts w:ascii="Arial" w:cs="Arial" w:eastAsia="Arial" w:hAnsi="Arial"/>
@@ -4322,7 +4322,7 @@
             <w:pPr>
               <w:spacing w:after="20" w:before="0"/>
             </w:pPr>
-            <w:hyperlink w:history="1" r:id="rId41pxc7yp8ewnky0bh1ps3">
+            <w:hyperlink w:history="1" r:id="rIdjy9qlb3jfhhddk-owmuhx">
               <w:r>
                 <w:rPr>
                   <w:rFonts w:ascii="Arial" w:cs="Arial" w:eastAsia="Arial" w:hAnsi="Arial"/>
@@ -4355,7 +4355,7 @@
               <w:spacing w:after="10" w:before="0"/>
               <w:ind w:left="120"/>
             </w:pPr>
-            <w:hyperlink w:history="1" r:id="rIdat9p21laon1_j9ap10dbz">
+            <w:hyperlink w:history="1" r:id="rId0u6cubxkjqc0connfoz1t">
               <w:r>
                 <w:rPr>
                   <w:rFonts w:ascii="Arial" w:cs="Arial" w:eastAsia="Arial" w:hAnsi="Arial"/>
@@ -4400,7 +4400,7 @@
             <w:pPr>
               <w:spacing w:after="20" w:before="0"/>
             </w:pPr>
-            <w:hyperlink w:history="1" r:id="rIdyyptpghbzs-zmbgfwb_a9">
+            <w:hyperlink w:history="1" r:id="rIdfjkypuz91i0hjv0ypm2ls">
               <w:r>
                 <w:rPr>
                   <w:rFonts w:ascii="Arial" w:cs="Arial" w:eastAsia="Arial" w:hAnsi="Arial"/>
@@ -4433,7 +4433,7 @@
               <w:spacing w:after="10" w:before="0"/>
               <w:ind w:left="120"/>
             </w:pPr>
-            <w:hyperlink w:history="1" r:id="rIds7hkar0lergndrtiqm2n-">
+            <w:hyperlink w:history="1" r:id="rIdsjqukogymuv_ogyasz4sm">
               <w:r>
                 <w:rPr>
                   <w:rFonts w:ascii="Arial" w:cs="Arial" w:eastAsia="Arial" w:hAnsi="Arial"/>
@@ -4628,7 +4628,7 @@
             <w:pPr>
               <w:spacing w:after="20" w:before="0"/>
             </w:pPr>
-            <w:hyperlink w:history="1" r:id="rIdt8py9y1vleachasar_qk6">
+            <w:hyperlink w:history="1" r:id="rIdto7fkgkqvfwqkoaxiiaxy">
               <w:r>
                 <w:rPr>
                   <w:rFonts w:ascii="Arial" w:cs="Arial" w:eastAsia="Arial" w:hAnsi="Arial"/>
@@ -4661,7 +4661,7 @@
               <w:spacing w:after="10" w:before="0"/>
               <w:ind w:left="120"/>
             </w:pPr>
-            <w:hyperlink w:history="1" r:id="rIdm9vfeqqtu_d32cj3wg89q">
+            <w:hyperlink w:history="1" r:id="rIdf-vcduoj5mbte8bldgdul">
               <w:r>
                 <w:rPr>
                   <w:rFonts w:ascii="Arial" w:cs="Arial" w:eastAsia="Arial" w:hAnsi="Arial"/>
@@ -4706,7 +4706,7 @@
             <w:pPr>
               <w:spacing w:after="20" w:before="0"/>
             </w:pPr>
-            <w:hyperlink w:history="1" r:id="rId5nkyqzzokfcnxj5btrt-a">
+            <w:hyperlink w:history="1" r:id="rId_ypi1ld8hpioefrszuxrt">
               <w:r>
                 <w:rPr>
                   <w:rFonts w:ascii="Arial" w:cs="Arial" w:eastAsia="Arial" w:hAnsi="Arial"/>
@@ -4739,7 +4739,7 @@
               <w:spacing w:after="10" w:before="0"/>
               <w:ind w:left="120"/>
             </w:pPr>
-            <w:hyperlink w:history="1" r:id="rId8f_dgjbuw3xrbxdha1h7c">
+            <w:hyperlink w:history="1" r:id="rIdxk8hhhayo9_mliuoxggec">
               <w:r>
                 <w:rPr>
                   <w:rFonts w:ascii="Arial" w:cs="Arial" w:eastAsia="Arial" w:hAnsi="Arial"/>
@@ -4934,7 +4934,7 @@
             <w:pPr>
               <w:spacing w:after="20" w:before="0"/>
             </w:pPr>
-            <w:hyperlink w:history="1" r:id="rIdikfk0l6seieztiuphzv30">
+            <w:hyperlink w:history="1" r:id="rIdtu9_h8blwjm-ixukhbcjb">
               <w:r>
                 <w:rPr>
                   <w:rFonts w:ascii="Arial" w:cs="Arial" w:eastAsia="Arial" w:hAnsi="Arial"/>
@@ -4967,7 +4967,7 @@
               <w:spacing w:after="10" w:before="0"/>
               <w:ind w:left="120"/>
             </w:pPr>
-            <w:hyperlink w:history="1" r:id="rIdolcgotxbfelbfpuw4q_vk">
+            <w:hyperlink w:history="1" r:id="rIdx8n8gfegahtk6h9m1hmh_">
               <w:r>
                 <w:rPr>
                   <w:rFonts w:ascii="Arial" w:cs="Arial" w:eastAsia="Arial" w:hAnsi="Arial"/>
@@ -5012,7 +5012,7 @@
             <w:pPr>
               <w:spacing w:after="20" w:before="0"/>
             </w:pPr>
-            <w:hyperlink w:history="1" r:id="rId5pstrvhhwhi7itec8wc-f">
+            <w:hyperlink w:history="1" r:id="rIdlqogdl6diqhto0bomi2oz">
               <w:r>
                 <w:rPr>
                   <w:rFonts w:ascii="Arial" w:cs="Arial" w:eastAsia="Arial" w:hAnsi="Arial"/>
@@ -5045,7 +5045,7 @@
               <w:spacing w:after="10" w:before="0"/>
               <w:ind w:left="120"/>
             </w:pPr>
-            <w:hyperlink w:history="1" r:id="rIda2_ejpyprvrbzful539ow">
+            <w:hyperlink w:history="1" r:id="rIdnuay0t_s7fmxgt1jdrbbo">
               <w:r>
                 <w:rPr>
                   <w:rFonts w:ascii="Arial" w:cs="Arial" w:eastAsia="Arial" w:hAnsi="Arial"/>
@@ -5557,7 +5557,7 @@
         </w:rPr>
         <w:t xml:space="preserve">© 2026 SeaVuria and ARES. Aligned with KICD objectives. Developed by SeaVuria; technical implementation by ARES (with AI assistance from Claude). Licensed under </w:t>
       </w:r>
-      <w:hyperlink w:history="1" r:id="rIdgcrrwttpzxh9wt0siw4be">
+      <w:hyperlink w:history="1" r:id="rIdyipe3cj2su1_bugw78lk1">
         <w:r>
           <w:rPr>
             <w:rFonts w:ascii="Arial" w:cs="Arial" w:eastAsia="Arial" w:hAnsi="Arial"/>
@@ -5578,7 +5578,7 @@
         </w:rPr>
         <w:t xml:space="preserve"> (</w:t>
       </w:r>
-      <w:hyperlink w:history="1" r:id="rIdwo7bcrpipeo_hoxhyqrvg">
+      <w:hyperlink w:history="1" r:id="rIdwsghcg-jnvbez7-aqads_">
         <w:r>
           <w:rPr>
             <w:rFonts w:ascii="Arial" w:cs="Arial" w:eastAsia="Arial" w:hAnsi="Arial"/>
@@ -6591,7 +6591,7 @@
             <w:pPr>
               <w:spacing w:after="20" w:before="0"/>
             </w:pPr>
-            <w:hyperlink w:history="1" r:id="rIdfh9rsxbvauczvys0blo1p">
+            <w:hyperlink w:history="1" r:id="rIdsdrajzkzl0syq74xyppby">
               <w:r>
                 <w:rPr>
                   <w:rFonts w:ascii="Arial" w:cs="Arial" w:eastAsia="Arial" w:hAnsi="Arial"/>
@@ -6640,7 +6640,7 @@
               <w:spacing w:after="10" w:before="0"/>
               <w:ind w:left="120"/>
             </w:pPr>
-            <w:hyperlink w:history="1" r:id="rIdyiqq7ig9ol6dog0uz1lzf">
+            <w:hyperlink w:history="1" r:id="rIdo-5zlpkzn9wqhfsdylclc">
               <w:r>
                 <w:rPr>
                   <w:rFonts w:ascii="Arial" w:cs="Arial" w:eastAsia="Arial" w:hAnsi="Arial"/>
@@ -6685,7 +6685,7 @@
             <w:pPr>
               <w:spacing w:after="20" w:before="0"/>
             </w:pPr>
-            <w:hyperlink w:history="1" r:id="rId-9f5afjgqadqsjtuxpw3u">
+            <w:hyperlink w:history="1" r:id="rIdhidzgzcua3ujdqrckljbi">
               <w:r>
                 <w:rPr>
                   <w:rFonts w:ascii="Arial" w:cs="Arial" w:eastAsia="Arial" w:hAnsi="Arial"/>
@@ -6718,7 +6718,7 @@
               <w:spacing w:after="10" w:before="0"/>
               <w:ind w:left="120"/>
             </w:pPr>
-            <w:hyperlink w:history="1" r:id="rIdrmy6dnc4artlipfj3bgpi">
+            <w:hyperlink w:history="1" r:id="rIduh7qu02rj9wtq0u6pxpcg">
               <w:r>
                 <w:rPr>
                   <w:rFonts w:ascii="Arial" w:cs="Arial" w:eastAsia="Arial" w:hAnsi="Arial"/>
@@ -6913,7 +6913,7 @@
             <w:pPr>
               <w:spacing w:after="20" w:before="0"/>
             </w:pPr>
-            <w:hyperlink w:history="1" r:id="rIdavvoovvik82115ofg7odi">
+            <w:hyperlink w:history="1" r:id="rId_9q2kpwt9epvlimx8gima">
               <w:r>
                 <w:rPr>
                   <w:rFonts w:ascii="Arial" w:cs="Arial" w:eastAsia="Arial" w:hAnsi="Arial"/>
@@ -6962,7 +6962,7 @@
               <w:spacing w:after="10" w:before="0"/>
               <w:ind w:left="120"/>
             </w:pPr>
-            <w:hyperlink w:history="1" r:id="rIdddeubt6wtipkbeditkgqt">
+            <w:hyperlink w:history="1" r:id="rId_39u-6jnk_u-ewp_2sewb">
               <w:r>
                 <w:rPr>
                   <w:rFonts w:ascii="Arial" w:cs="Arial" w:eastAsia="Arial" w:hAnsi="Arial"/>
@@ -7007,7 +7007,7 @@
             <w:pPr>
               <w:spacing w:after="20" w:before="0"/>
             </w:pPr>
-            <w:hyperlink w:history="1" r:id="rIdg6y1lsxtlvfzqcl-ngtrf">
+            <w:hyperlink w:history="1" r:id="rIdiwmht7tbkw2srhautjbvw">
               <w:r>
                 <w:rPr>
                   <w:rFonts w:ascii="Arial" w:cs="Arial" w:eastAsia="Arial" w:hAnsi="Arial"/>
@@ -7040,7 +7040,7 @@
               <w:spacing w:after="10" w:before="0"/>
               <w:ind w:left="120"/>
             </w:pPr>
-            <w:hyperlink w:history="1" r:id="rId1-nuc2vyd8clcx7x2klat">
+            <w:hyperlink w:history="1" r:id="rIdh0etxnds8wznapvmrcjut">
               <w:r>
                 <w:rPr>
                   <w:rFonts w:ascii="Arial" w:cs="Arial" w:eastAsia="Arial" w:hAnsi="Arial"/>
@@ -7235,7 +7235,7 @@
             <w:pPr>
               <w:spacing w:after="20" w:before="0"/>
             </w:pPr>
-            <w:hyperlink w:history="1" r:id="rIdgrpeyjkgqr1pk0qwzbiln">
+            <w:hyperlink w:history="1" r:id="rIdtn3wcrncsdbtu6x9nhesi">
               <w:r>
                 <w:rPr>
                   <w:rFonts w:ascii="Arial" w:cs="Arial" w:eastAsia="Arial" w:hAnsi="Arial"/>
@@ -7284,7 +7284,7 @@
               <w:spacing w:after="10" w:before="0"/>
               <w:ind w:left="120"/>
             </w:pPr>
-            <w:hyperlink w:history="1" r:id="rIdlktau1be6zmf31uk-yiic">
+            <w:hyperlink w:history="1" r:id="rIdst776uzrmimjdlyvjmwez">
               <w:r>
                 <w:rPr>
                   <w:rFonts w:ascii="Arial" w:cs="Arial" w:eastAsia="Arial" w:hAnsi="Arial"/>
@@ -7329,7 +7329,7 @@
             <w:pPr>
               <w:spacing w:after="20" w:before="0"/>
             </w:pPr>
-            <w:hyperlink w:history="1" r:id="rIdanbwcnnhntj_vou23tcu8">
+            <w:hyperlink w:history="1" r:id="rId8vw3iwwuzncswtw5-qhij">
               <w:r>
                 <w:rPr>
                   <w:rFonts w:ascii="Arial" w:cs="Arial" w:eastAsia="Arial" w:hAnsi="Arial"/>
@@ -7362,7 +7362,7 @@
               <w:spacing w:after="10" w:before="0"/>
               <w:ind w:left="120"/>
             </w:pPr>
-            <w:hyperlink w:history="1" r:id="rIdptniim2_c5cpvg5jvye0v">
+            <w:hyperlink w:history="1" r:id="rIdn5f3lca9qmix3lq_agvzl">
               <w:r>
                 <w:rPr>
                   <w:rFonts w:ascii="Arial" w:cs="Arial" w:eastAsia="Arial" w:hAnsi="Arial"/>
@@ -7557,7 +7557,7 @@
             <w:pPr>
               <w:spacing w:after="20" w:before="0"/>
             </w:pPr>
-            <w:hyperlink w:history="1" r:id="rIdevqca7om685pdhbb71d4t">
+            <w:hyperlink w:history="1" r:id="rIdm4dollju8vtvsjys5snwa">
               <w:r>
                 <w:rPr>
                   <w:rFonts w:ascii="Arial" w:cs="Arial" w:eastAsia="Arial" w:hAnsi="Arial"/>
@@ -7606,7 +7606,7 @@
               <w:spacing w:after="10" w:before="0"/>
               <w:ind w:left="120"/>
             </w:pPr>
-            <w:hyperlink w:history="1" r:id="rIdaz-tlmpbxdnzbbkskt3ur">
+            <w:hyperlink w:history="1" r:id="rId7xmpesdmxfpgu9jgzmagx">
               <w:r>
                 <w:rPr>
                   <w:rFonts w:ascii="Arial" w:cs="Arial" w:eastAsia="Arial" w:hAnsi="Arial"/>
@@ -7651,7 +7651,7 @@
             <w:pPr>
               <w:spacing w:after="20" w:before="0"/>
             </w:pPr>
-            <w:hyperlink w:history="1" r:id="rIdin5cto3kwoeqj2bkwyp0w">
+            <w:hyperlink w:history="1" r:id="rIdxea40ububudf70ec-t55f">
               <w:r>
                 <w:rPr>
                   <w:rFonts w:ascii="Arial" w:cs="Arial" w:eastAsia="Arial" w:hAnsi="Arial"/>
@@ -7684,7 +7684,7 @@
               <w:spacing w:after="10" w:before="0"/>
               <w:ind w:left="120"/>
             </w:pPr>
-            <w:hyperlink w:history="1" r:id="rIdf0e9pzuuialtiqupinlwi">
+            <w:hyperlink w:history="1" r:id="rIdqkfskaxswlucsxctior1-">
               <w:r>
                 <w:rPr>
                   <w:rFonts w:ascii="Arial" w:cs="Arial" w:eastAsia="Arial" w:hAnsi="Arial"/>
@@ -7879,7 +7879,7 @@
             <w:pPr>
               <w:spacing w:after="20" w:before="0"/>
             </w:pPr>
-            <w:hyperlink w:history="1" r:id="rIdjoblt3jmbsqtxomlhcdod">
+            <w:hyperlink w:history="1" r:id="rIdoliipvmt8p9rf8mrjjshp">
               <w:r>
                 <w:rPr>
                   <w:rFonts w:ascii="Arial" w:cs="Arial" w:eastAsia="Arial" w:hAnsi="Arial"/>
@@ -7928,7 +7928,7 @@
               <w:spacing w:after="10" w:before="0"/>
               <w:ind w:left="120"/>
             </w:pPr>
-            <w:hyperlink w:history="1" r:id="rIdzchi8fu14rzuxq55lkm7y">
+            <w:hyperlink w:history="1" r:id="rIdymqjmphoyerpo7tfokupd">
               <w:r>
                 <w:rPr>
                   <w:rFonts w:ascii="Arial" w:cs="Arial" w:eastAsia="Arial" w:hAnsi="Arial"/>
@@ -7973,7 +7973,7 @@
             <w:pPr>
               <w:spacing w:after="20" w:before="0"/>
             </w:pPr>
-            <w:hyperlink w:history="1" r:id="rId-feg5ot1yqvaygq7gswei">
+            <w:hyperlink w:history="1" r:id="rIdcla3noalkyctlvgexyzf5">
               <w:r>
                 <w:rPr>
                   <w:rFonts w:ascii="Arial" w:cs="Arial" w:eastAsia="Arial" w:hAnsi="Arial"/>
@@ -8006,7 +8006,7 @@
               <w:spacing w:after="10" w:before="0"/>
               <w:ind w:left="120"/>
             </w:pPr>
-            <w:hyperlink w:history="1" r:id="rIdbhztn2snoc8aidgi3aj6p">
+            <w:hyperlink w:history="1" r:id="rIdtq2heqzljdg_5edokphnm">
               <w:r>
                 <w:rPr>
                   <w:rFonts w:ascii="Arial" w:cs="Arial" w:eastAsia="Arial" w:hAnsi="Arial"/>
@@ -8518,7 +8518,7 @@
         </w:rPr>
         <w:t xml:space="preserve">© 2026 SeaVuria and ARES. Aligned with KICD objectives. Developed by SeaVuria; technical implementation by ARES (with AI assistance from Claude). Licensed under </w:t>
       </w:r>
-      <w:hyperlink w:history="1" r:id="rIdwxjzl8g8ibncjw3220wqo">
+      <w:hyperlink w:history="1" r:id="rIdqhl0sauk0u5l1cgk7m6ju">
         <w:r>
           <w:rPr>
             <w:rFonts w:ascii="Arial" w:cs="Arial" w:eastAsia="Arial" w:hAnsi="Arial"/>
@@ -8539,7 +8539,7 @@
         </w:rPr>
         <w:t xml:space="preserve"> (</w:t>
       </w:r>
-      <w:hyperlink w:history="1" r:id="rIdattb_9bjya1eu8x_t0cqg">
+      <w:hyperlink w:history="1" r:id="rIdchtukgr-plpbp5kcvjauz">
         <w:r>
           <w:rPr>
             <w:rFonts w:ascii="Arial" w:cs="Arial" w:eastAsia="Arial" w:hAnsi="Arial"/>
@@ -9569,7 +9569,7 @@
               <w:spacing w:after="10" w:before="0"/>
               <w:ind w:left="120"/>
             </w:pPr>
-            <w:hyperlink w:history="1" r:id="rIdoladzgrpetnxocecd_kea">
+            <w:hyperlink w:history="1" r:id="rIdmfb0d3r8zwv6dzj7jxjwa">
               <w:r>
                 <w:rPr>
                   <w:rFonts w:ascii="Arial" w:cs="Arial" w:eastAsia="Arial" w:hAnsi="Arial"/>
@@ -9629,7 +9629,7 @@
             <w:pPr>
               <w:spacing w:after="20" w:before="0"/>
             </w:pPr>
-            <w:hyperlink w:history="1" r:id="rIdewocw20_c_odqqjdntbvz">
+            <w:hyperlink w:history="1" r:id="rIdsic41kqgykttdegvfe5ry">
               <w:r>
                 <w:rPr>
                   <w:rFonts w:ascii="Arial" w:cs="Arial" w:eastAsia="Arial" w:hAnsi="Arial"/>
@@ -9678,7 +9678,7 @@
               <w:spacing w:after="10" w:before="0"/>
               <w:ind w:left="120"/>
             </w:pPr>
-            <w:hyperlink w:history="1" r:id="rIdphpggg5wt5k-ruurovbjg">
+            <w:hyperlink w:history="1" r:id="rId5-dz1l_cxfzygkmpbuapc">
               <w:r>
                 <w:rPr>
                   <w:rFonts w:ascii="Arial" w:cs="Arial" w:eastAsia="Arial" w:hAnsi="Arial"/>
@@ -9890,7 +9890,7 @@
               <w:spacing w:after="10" w:before="0"/>
               <w:ind w:left="120"/>
             </w:pPr>
-            <w:hyperlink w:history="1" r:id="rId61nyag978q9pt0nighhzk">
+            <w:hyperlink w:history="1" r:id="rIde4o_tff6x6vj3kcsodnud">
               <w:r>
                 <w:rPr>
                   <w:rFonts w:ascii="Arial" w:cs="Arial" w:eastAsia="Arial" w:hAnsi="Arial"/>
@@ -9950,7 +9950,7 @@
             <w:pPr>
               <w:spacing w:after="20" w:before="0"/>
             </w:pPr>
-            <w:hyperlink w:history="1" r:id="rIdwjwb_2yjvdnwb9zleknuw">
+            <w:hyperlink w:history="1" r:id="rIdrstidbkoowqxzunvbo6uz">
               <w:r>
                 <w:rPr>
                   <w:rFonts w:ascii="Arial" w:cs="Arial" w:eastAsia="Arial" w:hAnsi="Arial"/>
@@ -9999,7 +9999,7 @@
               <w:spacing w:after="10" w:before="0"/>
               <w:ind w:left="120"/>
             </w:pPr>
-            <w:hyperlink w:history="1" r:id="rIdd_cxu6_eyqjpbudlepknf">
+            <w:hyperlink w:history="1" r:id="rIdvf6b8k-gsu201eg_ksiue">
               <w:r>
                 <w:rPr>
                   <w:rFonts w:ascii="Arial" w:cs="Arial" w:eastAsia="Arial" w:hAnsi="Arial"/>
@@ -10211,7 +10211,7 @@
               <w:spacing w:after="10" w:before="0"/>
               <w:ind w:left="120"/>
             </w:pPr>
-            <w:hyperlink w:history="1" r:id="rIdmotemg1whx0dgscvcqnfx">
+            <w:hyperlink w:history="1" r:id="rId3aydq6smcvdwwchtusilj">
               <w:r>
                 <w:rPr>
                   <w:rFonts w:ascii="Arial" w:cs="Arial" w:eastAsia="Arial" w:hAnsi="Arial"/>
@@ -10271,7 +10271,7 @@
             <w:pPr>
               <w:spacing w:after="20" w:before="0"/>
             </w:pPr>
-            <w:hyperlink w:history="1" r:id="rIdrnypkemp3iv9c5hqjlshz">
+            <w:hyperlink w:history="1" r:id="rIdo7og47iqljx7bnplkezyp">
               <w:r>
                 <w:rPr>
                   <w:rFonts w:ascii="Arial" w:cs="Arial" w:eastAsia="Arial" w:hAnsi="Arial"/>
@@ -10320,7 +10320,7 @@
               <w:spacing w:after="10" w:before="0"/>
               <w:ind w:left="120"/>
             </w:pPr>
-            <w:hyperlink w:history="1" r:id="rIdk5xziccgsphtdpkjv_ox4">
+            <w:hyperlink w:history="1" r:id="rIdj5jixwso0asczp5ktfg2t">
               <w:r>
                 <w:rPr>
                   <w:rFonts w:ascii="Arial" w:cs="Arial" w:eastAsia="Arial" w:hAnsi="Arial"/>
@@ -10532,7 +10532,7 @@
               <w:spacing w:after="10" w:before="0"/>
               <w:ind w:left="120"/>
             </w:pPr>
-            <w:hyperlink w:history="1" r:id="rIda7z9mtak1malocfx9t2ky">
+            <w:hyperlink w:history="1" r:id="rIdheddm7y2wd9f-q2v6m-wg">
               <w:r>
                 <w:rPr>
                   <w:rFonts w:ascii="Arial" w:cs="Arial" w:eastAsia="Arial" w:hAnsi="Arial"/>
@@ -10592,7 +10592,7 @@
             <w:pPr>
               <w:spacing w:after="20" w:before="0"/>
             </w:pPr>
-            <w:hyperlink w:history="1" r:id="rIddpvrathw1-ybmthougbh0">
+            <w:hyperlink w:history="1" r:id="rIdodyvomkw1ohjplb69flhg">
               <w:r>
                 <w:rPr>
                   <w:rFonts w:ascii="Arial" w:cs="Arial" w:eastAsia="Arial" w:hAnsi="Arial"/>
@@ -10641,7 +10641,7 @@
               <w:spacing w:after="10" w:before="0"/>
               <w:ind w:left="120"/>
             </w:pPr>
-            <w:hyperlink w:history="1" r:id="rIdhiqjcla-ctbpkdc7ggll8">
+            <w:hyperlink w:history="1" r:id="rId33zahxia8xmfxj_yx2mxb">
               <w:r>
                 <w:rPr>
                   <w:rFonts w:ascii="Arial" w:cs="Arial" w:eastAsia="Arial" w:hAnsi="Arial"/>
@@ -10853,7 +10853,7 @@
               <w:spacing w:after="10" w:before="0"/>
               <w:ind w:left="120"/>
             </w:pPr>
-            <w:hyperlink w:history="1" r:id="rIdqhsamhvwqgrlw8m0hal41">
+            <w:hyperlink w:history="1" r:id="rIdvpol6roe9vuxmouyzxbkz">
               <w:r>
                 <w:rPr>
                   <w:rFonts w:ascii="Arial" w:cs="Arial" w:eastAsia="Arial" w:hAnsi="Arial"/>
@@ -10913,7 +10913,7 @@
             <w:pPr>
               <w:spacing w:after="20" w:before="0"/>
             </w:pPr>
-            <w:hyperlink w:history="1" r:id="rIdg9ml5b8-otyao9n8f0niu">
+            <w:hyperlink w:history="1" r:id="rIdwhgau2j2dbqjgrjb5-ag1">
               <w:r>
                 <w:rPr>
                   <w:rFonts w:ascii="Arial" w:cs="Arial" w:eastAsia="Arial" w:hAnsi="Arial"/>
@@ -10962,7 +10962,7 @@
               <w:spacing w:after="10" w:before="0"/>
               <w:ind w:left="120"/>
             </w:pPr>
-            <w:hyperlink w:history="1" r:id="rIdsszc2nuva2mnzia2b5cc-">
+            <w:hyperlink w:history="1" r:id="rIdfs7thc_dwavatrwjelpnq">
               <w:r>
                 <w:rPr>
                   <w:rFonts w:ascii="Arial" w:cs="Arial" w:eastAsia="Arial" w:hAnsi="Arial"/>
@@ -11474,7 +11474,7 @@
         </w:rPr>
         <w:t xml:space="preserve">© 2026 SeaVuria and ARES. Aligned with KICD objectives. Developed by SeaVuria; technical implementation by ARES (with AI assistance from Claude). Licensed under </w:t>
       </w:r>
-      <w:hyperlink w:history="1" r:id="rIdebcslpxcbqxh1juncfv0i">
+      <w:hyperlink w:history="1" r:id="rIdzaqbscqlystzuewd62zrg">
         <w:r>
           <w:rPr>
             <w:rFonts w:ascii="Arial" w:cs="Arial" w:eastAsia="Arial" w:hAnsi="Arial"/>
@@ -11495,7 +11495,7 @@
         </w:rPr>
         <w:t xml:space="preserve"> (</w:t>
       </w:r>
-      <w:hyperlink w:history="1" r:id="rIdl7t3b7qoooinvysdq0kld">
+      <w:hyperlink w:history="1" r:id="rIdpqnrkvgywepy5lipklhfx">
         <w:r>
           <w:rPr>
             <w:rFonts w:ascii="Arial" w:cs="Arial" w:eastAsia="Arial" w:hAnsi="Arial"/>
@@ -12508,7 +12508,7 @@
             <w:pPr>
               <w:spacing w:after="20" w:before="0"/>
             </w:pPr>
-            <w:hyperlink w:history="1" r:id="rIdjqszxifsnuekltmsqhs3u">
+            <w:hyperlink w:history="1" r:id="rId7opfbhgmzyrdbcwwtshqk">
               <w:r>
                 <w:rPr>
                   <w:rFonts w:ascii="Arial" w:cs="Arial" w:eastAsia="Arial" w:hAnsi="Arial"/>
@@ -12557,7 +12557,7 @@
               <w:spacing w:after="10" w:before="0"/>
               <w:ind w:left="120"/>
             </w:pPr>
-            <w:hyperlink w:history="1" r:id="rIdkpzjh3byxmmu9u_e3piw3">
+            <w:hyperlink w:history="1" r:id="rIdxcfxaaw8dyq8drydua_vb">
               <w:r>
                 <w:rPr>
                   <w:rFonts w:ascii="Arial" w:cs="Arial" w:eastAsia="Arial" w:hAnsi="Arial"/>
@@ -12602,7 +12602,7 @@
             <w:pPr>
               <w:spacing w:after="20" w:before="0"/>
             </w:pPr>
-            <w:hyperlink w:history="1" r:id="rIdbkkb1fmh04e09v0ristot">
+            <w:hyperlink w:history="1" r:id="rId1dvux_tphzn1mauisfro5">
               <w:r>
                 <w:rPr>
                   <w:rFonts w:ascii="Arial" w:cs="Arial" w:eastAsia="Arial" w:hAnsi="Arial"/>
@@ -12651,7 +12651,7 @@
               <w:spacing w:after="10" w:before="0"/>
               <w:ind w:left="120"/>
             </w:pPr>
-            <w:hyperlink w:history="1" r:id="rIdsavwzmc3044r4szblf2qv">
+            <w:hyperlink w:history="1" r:id="rIdeui7bmk9otfe--7ymzc0l">
               <w:r>
                 <w:rPr>
                   <w:rFonts w:ascii="Arial" w:cs="Arial" w:eastAsia="Arial" w:hAnsi="Arial"/>
@@ -12846,7 +12846,7 @@
             <w:pPr>
               <w:spacing w:after="20" w:before="0"/>
             </w:pPr>
-            <w:hyperlink w:history="1" r:id="rIdltkw7nq3dtirpkgtuf26v">
+            <w:hyperlink w:history="1" r:id="rIdi5evid8qk7hpzmlho4cat">
               <w:r>
                 <w:rPr>
                   <w:rFonts w:ascii="Arial" w:cs="Arial" w:eastAsia="Arial" w:hAnsi="Arial"/>
@@ -12895,7 +12895,7 @@
               <w:spacing w:after="10" w:before="0"/>
               <w:ind w:left="120"/>
             </w:pPr>
-            <w:hyperlink w:history="1" r:id="rIdyxpdc-bzt2s1-0we1mwou">
+            <w:hyperlink w:history="1" r:id="rIdnzm89-frdpgf_unp3mu9b">
               <w:r>
                 <w:rPr>
                   <w:rFonts w:ascii="Arial" w:cs="Arial" w:eastAsia="Arial" w:hAnsi="Arial"/>
@@ -12940,7 +12940,7 @@
             <w:pPr>
               <w:spacing w:after="20" w:before="0"/>
             </w:pPr>
-            <w:hyperlink w:history="1" r:id="rIduldcbbuuiqxine_g8pjzt">
+            <w:hyperlink w:history="1" r:id="rIdnputkediyph-klqea158u">
               <w:r>
                 <w:rPr>
                   <w:rFonts w:ascii="Arial" w:cs="Arial" w:eastAsia="Arial" w:hAnsi="Arial"/>
@@ -12989,7 +12989,7 @@
               <w:spacing w:after="10" w:before="0"/>
               <w:ind w:left="120"/>
             </w:pPr>
-            <w:hyperlink w:history="1" r:id="rIdetq3caxinskg64ytjfemp">
+            <w:hyperlink w:history="1" r:id="rIdpzdv7b8xrfk2buryprq8r">
               <w:r>
                 <w:rPr>
                   <w:rFonts w:ascii="Arial" w:cs="Arial" w:eastAsia="Arial" w:hAnsi="Arial"/>
@@ -13184,7 +13184,7 @@
             <w:pPr>
               <w:spacing w:after="20" w:before="0"/>
             </w:pPr>
-            <w:hyperlink w:history="1" r:id="rIdytev4uknqd4zpo7g988we">
+            <w:hyperlink w:history="1" r:id="rIduw8byt7v3mufcb5dwgusu">
               <w:r>
                 <w:rPr>
                   <w:rFonts w:ascii="Arial" w:cs="Arial" w:eastAsia="Arial" w:hAnsi="Arial"/>
@@ -13233,7 +13233,7 @@
               <w:spacing w:after="10" w:before="0"/>
               <w:ind w:left="120"/>
             </w:pPr>
-            <w:hyperlink w:history="1" r:id="rIdcohasvu6pbph4tg7-po4e">
+            <w:hyperlink w:history="1" r:id="rIdzoilyhguonckgbwnei9p4">
               <w:r>
                 <w:rPr>
                   <w:rFonts w:ascii="Arial" w:cs="Arial" w:eastAsia="Arial" w:hAnsi="Arial"/>
@@ -13278,7 +13278,7 @@
             <w:pPr>
               <w:spacing w:after="20" w:before="0"/>
             </w:pPr>
-            <w:hyperlink w:history="1" r:id="rIdoxqiz_t2dvyq0jejmng9d">
+            <w:hyperlink w:history="1" r:id="rIdh9raj9eapxnlvneullm7s">
               <w:r>
                 <w:rPr>
                   <w:rFonts w:ascii="Arial" w:cs="Arial" w:eastAsia="Arial" w:hAnsi="Arial"/>
@@ -13327,7 +13327,7 @@
               <w:spacing w:after="10" w:before="0"/>
               <w:ind w:left="120"/>
             </w:pPr>
-            <w:hyperlink w:history="1" r:id="rId80cclgwkyiyfcuxkb7ydu">
+            <w:hyperlink w:history="1" r:id="rIddejkjlqaqdphogod2nexs">
               <w:r>
                 <w:rPr>
                   <w:rFonts w:ascii="Arial" w:cs="Arial" w:eastAsia="Arial" w:hAnsi="Arial"/>
@@ -13522,7 +13522,7 @@
             <w:pPr>
               <w:spacing w:after="20" w:before="0"/>
             </w:pPr>
-            <w:hyperlink w:history="1" r:id="rId-9pgjyn8nvosanmfqxwuv">
+            <w:hyperlink w:history="1" r:id="rIdpyup8n0oynmdp6nkwwqks">
               <w:r>
                 <w:rPr>
                   <w:rFonts w:ascii="Arial" w:cs="Arial" w:eastAsia="Arial" w:hAnsi="Arial"/>
@@ -13571,7 +13571,7 @@
               <w:spacing w:after="10" w:before="0"/>
               <w:ind w:left="120"/>
             </w:pPr>
-            <w:hyperlink w:history="1" r:id="rIdrmzb4zgxsqnohpfcgu3hn">
+            <w:hyperlink w:history="1" r:id="rIdr8mkepmj5pcmm8eyz6h_h">
               <w:r>
                 <w:rPr>
                   <w:rFonts w:ascii="Arial" w:cs="Arial" w:eastAsia="Arial" w:hAnsi="Arial"/>
@@ -13616,7 +13616,7 @@
             <w:pPr>
               <w:spacing w:after="20" w:before="0"/>
             </w:pPr>
-            <w:hyperlink w:history="1" r:id="rId6hu0ecd9gd-pbpsb5f1f0">
+            <w:hyperlink w:history="1" r:id="rId5xv3yqitz81xdaxickdgx">
               <w:r>
                 <w:rPr>
                   <w:rFonts w:ascii="Arial" w:cs="Arial" w:eastAsia="Arial" w:hAnsi="Arial"/>
@@ -13665,7 +13665,7 @@
               <w:spacing w:after="10" w:before="0"/>
               <w:ind w:left="120"/>
             </w:pPr>
-            <w:hyperlink w:history="1" r:id="rIdctcgmujvjapsz-ne5pwsw">
+            <w:hyperlink w:history="1" r:id="rId-3t4owq1-2ishvmuqyt15">
               <w:r>
                 <w:rPr>
                   <w:rFonts w:ascii="Arial" w:cs="Arial" w:eastAsia="Arial" w:hAnsi="Arial"/>
@@ -13860,7 +13860,7 @@
             <w:pPr>
               <w:spacing w:after="20" w:before="0"/>
             </w:pPr>
-            <w:hyperlink w:history="1" r:id="rIdpb3eltks07k_vqdsrbhfu">
+            <w:hyperlink w:history="1" r:id="rIdvjgjfk0gn-5b9mje0fsus">
               <w:r>
                 <w:rPr>
                   <w:rFonts w:ascii="Arial" w:cs="Arial" w:eastAsia="Arial" w:hAnsi="Arial"/>
@@ -13909,7 +13909,7 @@
               <w:spacing w:after="10" w:before="0"/>
               <w:ind w:left="120"/>
             </w:pPr>
-            <w:hyperlink w:history="1" r:id="rId5luu8_5z2lqkw2hmvnftz">
+            <w:hyperlink w:history="1" r:id="rIdxrz6rt8ievym1fc5l1xbv">
               <w:r>
                 <w:rPr>
                   <w:rFonts w:ascii="Arial" w:cs="Arial" w:eastAsia="Arial" w:hAnsi="Arial"/>
@@ -13954,7 +13954,7 @@
             <w:pPr>
               <w:spacing w:after="20" w:before="0"/>
             </w:pPr>
-            <w:hyperlink w:history="1" r:id="rId1mnj20mocwdmqiqdehyoa">
+            <w:hyperlink w:history="1" r:id="rIdev0bsfpggdt1ievyoslrz">
               <w:r>
                 <w:rPr>
                   <w:rFonts w:ascii="Arial" w:cs="Arial" w:eastAsia="Arial" w:hAnsi="Arial"/>
@@ -14003,7 +14003,7 @@
               <w:spacing w:after="10" w:before="0"/>
               <w:ind w:left="120"/>
             </w:pPr>
-            <w:hyperlink w:history="1" r:id="rId5zcbbk84afbpuz10slt1-">
+            <w:hyperlink w:history="1" r:id="rIdqjrco1n_hi1eu2k88haba">
               <w:r>
                 <w:rPr>
                   <w:rFonts w:ascii="Arial" w:cs="Arial" w:eastAsia="Arial" w:hAnsi="Arial"/>
@@ -14515,7 +14515,7 @@
         </w:rPr>
         <w:t xml:space="preserve">© 2026 SeaVuria and ARES. Aligned with KICD objectives. Developed by SeaVuria; technical implementation by ARES (with AI assistance from Claude). Licensed under </w:t>
       </w:r>
-      <w:hyperlink w:history="1" r:id="rIda1xl60hl-wki0g5bsn6cp">
+      <w:hyperlink w:history="1" r:id="rId_wm2mc0ts38yru9wvkhkf">
         <w:r>
           <w:rPr>
             <w:rFonts w:ascii="Arial" w:cs="Arial" w:eastAsia="Arial" w:hAnsi="Arial"/>
@@ -14536,7 +14536,7 @@
         </w:rPr>
         <w:t xml:space="preserve"> (</w:t>
       </w:r>
-      <w:hyperlink w:history="1" r:id="rIdlamxujtscfliu6r3ke0jg">
+      <w:hyperlink w:history="1" r:id="rIdzgeekuqxu45nidgc9zup0">
         <w:r>
           <w:rPr>
             <w:rFonts w:ascii="Arial" w:cs="Arial" w:eastAsia="Arial" w:hAnsi="Arial"/>
@@ -15549,7 +15549,7 @@
             <w:pPr>
               <w:spacing w:after="20" w:before="0"/>
             </w:pPr>
-            <w:hyperlink w:history="1" r:id="rIdgey7kgugisqun4gpnsy6j">
+            <w:hyperlink w:history="1" r:id="rIdk9mxezdjw43_ctirolbzo">
               <w:r>
                 <w:rPr>
                   <w:rFonts w:ascii="Arial" w:cs="Arial" w:eastAsia="Arial" w:hAnsi="Arial"/>
@@ -15582,7 +15582,7 @@
               <w:spacing w:after="10" w:before="0"/>
               <w:ind w:left="120"/>
             </w:pPr>
-            <w:hyperlink w:history="1" r:id="rIdup-b20jvv7i5dz-xx731n">
+            <w:hyperlink w:history="1" r:id="rIdo4mozj2udnsbnvcskygi0">
               <w:r>
                 <w:rPr>
                   <w:rFonts w:ascii="Arial" w:cs="Arial" w:eastAsia="Arial" w:hAnsi="Arial"/>
@@ -15627,7 +15627,7 @@
             <w:pPr>
               <w:spacing w:after="20" w:before="0"/>
             </w:pPr>
-            <w:hyperlink w:history="1" r:id="rId0bgmd2czptaj9anqp-w-6">
+            <w:hyperlink w:history="1" r:id="rIdgwvo-rmtywgf-9imoo4xo">
               <w:r>
                 <w:rPr>
                   <w:rFonts w:ascii="Arial" w:cs="Arial" w:eastAsia="Arial" w:hAnsi="Arial"/>
@@ -15660,7 +15660,7 @@
               <w:spacing w:after="10" w:before="0"/>
               <w:ind w:left="120"/>
             </w:pPr>
-            <w:hyperlink w:history="1" r:id="rIdxjkwd1jc5ecdgecokzejo">
+            <w:hyperlink w:history="1" r:id="rIdowre0axawl3wdobb4ao-v">
               <w:r>
                 <w:rPr>
                   <w:rFonts w:ascii="Arial" w:cs="Arial" w:eastAsia="Arial" w:hAnsi="Arial"/>
@@ -15855,7 +15855,7 @@
             <w:pPr>
               <w:spacing w:after="20" w:before="0"/>
             </w:pPr>
-            <w:hyperlink w:history="1" r:id="rIdythy2-dhjfm51okf6rna6">
+            <w:hyperlink w:history="1" r:id="rId8iw8edzasx9oin0hrzyi6">
               <w:r>
                 <w:rPr>
                   <w:rFonts w:ascii="Arial" w:cs="Arial" w:eastAsia="Arial" w:hAnsi="Arial"/>
@@ -15888,7 +15888,7 @@
               <w:spacing w:after="10" w:before="0"/>
               <w:ind w:left="120"/>
             </w:pPr>
-            <w:hyperlink w:history="1" r:id="rIdciogdjhec6ceg36yzynzs">
+            <w:hyperlink w:history="1" r:id="rIdjkbahoaaqjlqpnvo-dcv6">
               <w:r>
                 <w:rPr>
                   <w:rFonts w:ascii="Arial" w:cs="Arial" w:eastAsia="Arial" w:hAnsi="Arial"/>
@@ -15933,7 +15933,7 @@
             <w:pPr>
               <w:spacing w:after="20" w:before="0"/>
             </w:pPr>
-            <w:hyperlink w:history="1" r:id="rIdxqhjmjv4ai6d0flo94709">
+            <w:hyperlink w:history="1" r:id="rIdzmjeegrd_u9pfy31w-oab">
               <w:r>
                 <w:rPr>
                   <w:rFonts w:ascii="Arial" w:cs="Arial" w:eastAsia="Arial" w:hAnsi="Arial"/>
@@ -15966,7 +15966,7 @@
               <w:spacing w:after="10" w:before="0"/>
               <w:ind w:left="120"/>
             </w:pPr>
-            <w:hyperlink w:history="1" r:id="rIdrcyh5udxygoctvqwhosdg">
+            <w:hyperlink w:history="1" r:id="rIdbdn2hb_y6dzfhm9zehe4o">
               <w:r>
                 <w:rPr>
                   <w:rFonts w:ascii="Arial" w:cs="Arial" w:eastAsia="Arial" w:hAnsi="Arial"/>
@@ -16161,7 +16161,7 @@
             <w:pPr>
               <w:spacing w:after="20" w:before="0"/>
             </w:pPr>
-            <w:hyperlink w:history="1" r:id="rIdnbd3qdytuo7bcujp4eqes">
+            <w:hyperlink w:history="1" r:id="rIdhe2hqddapcl69ezxtydef">
               <w:r>
                 <w:rPr>
                   <w:rFonts w:ascii="Arial" w:cs="Arial" w:eastAsia="Arial" w:hAnsi="Arial"/>
@@ -16210,7 +16210,7 @@
               <w:spacing w:after="10" w:before="0"/>
               <w:ind w:left="120"/>
             </w:pPr>
-            <w:hyperlink w:history="1" r:id="rId6iau6sgecawesvx36facl">
+            <w:hyperlink w:history="1" r:id="rIdmgl5rfinx7cggj-vimb0j">
               <w:r>
                 <w:rPr>
                   <w:rFonts w:ascii="Arial" w:cs="Arial" w:eastAsia="Arial" w:hAnsi="Arial"/>
@@ -16255,7 +16255,7 @@
             <w:pPr>
               <w:spacing w:after="20" w:before="0"/>
             </w:pPr>
-            <w:hyperlink w:history="1" r:id="rId0gowpex4hddw6tard6hbh">
+            <w:hyperlink w:history="1" r:id="rIdqbsrokhx_bt38aerdzm0x">
               <w:r>
                 <w:rPr>
                   <w:rFonts w:ascii="Arial" w:cs="Arial" w:eastAsia="Arial" w:hAnsi="Arial"/>
@@ -16288,7 +16288,7 @@
               <w:spacing w:after="10" w:before="0"/>
               <w:ind w:left="120"/>
             </w:pPr>
-            <w:hyperlink w:history="1" r:id="rIdv3wvm3h5xqp_h-vnq6oin">
+            <w:hyperlink w:history="1" r:id="rId1mztyvqf67jiy_b3_vvik">
               <w:r>
                 <w:rPr>
                   <w:rFonts w:ascii="Arial" w:cs="Arial" w:eastAsia="Arial" w:hAnsi="Arial"/>
@@ -16483,7 +16483,7 @@
             <w:pPr>
               <w:spacing w:after="20" w:before="0"/>
             </w:pPr>
-            <w:hyperlink w:history="1" r:id="rIdkrvbdmq0nyo7e9k-_ut0n">
+            <w:hyperlink w:history="1" r:id="rId162nzznicl6zqw3irks8e">
               <w:r>
                 <w:rPr>
                   <w:rFonts w:ascii="Arial" w:cs="Arial" w:eastAsia="Arial" w:hAnsi="Arial"/>
@@ -16516,7 +16516,7 @@
               <w:spacing w:after="10" w:before="0"/>
               <w:ind w:left="120"/>
             </w:pPr>
-            <w:hyperlink w:history="1" r:id="rIdn-z6duwdu36xpc3sp1wnp">
+            <w:hyperlink w:history="1" r:id="rIdthei0b4idkltgign6zaia">
               <w:r>
                 <w:rPr>
                   <w:rFonts w:ascii="Arial" w:cs="Arial" w:eastAsia="Arial" w:hAnsi="Arial"/>
@@ -16561,7 +16561,7 @@
             <w:pPr>
               <w:spacing w:after="20" w:before="0"/>
             </w:pPr>
-            <w:hyperlink w:history="1" r:id="rIdbcxu6dgdiakz5bc8icj0o">
+            <w:hyperlink w:history="1" r:id="rIdfy18f6k4edz-mpv6nuozu">
               <w:r>
                 <w:rPr>
                   <w:rFonts w:ascii="Arial" w:cs="Arial" w:eastAsia="Arial" w:hAnsi="Arial"/>
@@ -16594,7 +16594,7 @@
               <w:spacing w:after="10" w:before="0"/>
               <w:ind w:left="120"/>
             </w:pPr>
-            <w:hyperlink w:history="1" r:id="rIdrf337azibcrztkvn1mfh3">
+            <w:hyperlink w:history="1" r:id="rIdapt7iv3opapk54pji-nqo">
               <w:r>
                 <w:rPr>
                   <w:rFonts w:ascii="Arial" w:cs="Arial" w:eastAsia="Arial" w:hAnsi="Arial"/>
@@ -16789,7 +16789,7 @@
             <w:pPr>
               <w:spacing w:after="20" w:before="0"/>
             </w:pPr>
-            <w:hyperlink w:history="1" r:id="rIdippd3ij4-r37281zngiei">
+            <w:hyperlink w:history="1" r:id="rId0xcvb7vq-i5gn4mdbvw7_">
               <w:r>
                 <w:rPr>
                   <w:rFonts w:ascii="Arial" w:cs="Arial" w:eastAsia="Arial" w:hAnsi="Arial"/>
@@ -16822,7 +16822,7 @@
               <w:spacing w:after="10" w:before="0"/>
               <w:ind w:left="120"/>
             </w:pPr>
-            <w:hyperlink w:history="1" r:id="rIda-67yzrcawgzv3p2mdrur">
+            <w:hyperlink w:history="1" r:id="rIdr1jsq7knwkgmxkbbwwltf">
               <w:r>
                 <w:rPr>
                   <w:rFonts w:ascii="Arial" w:cs="Arial" w:eastAsia="Arial" w:hAnsi="Arial"/>
@@ -16867,7 +16867,7 @@
             <w:pPr>
               <w:spacing w:after="20" w:before="0"/>
             </w:pPr>
-            <w:hyperlink w:history="1" r:id="rId7sl93hbsbpxom8pnhhaoy">
+            <w:hyperlink w:history="1" r:id="rIdxy_g8btjtf5ky0fpsphcz">
               <w:r>
                 <w:rPr>
                   <w:rFonts w:ascii="Arial" w:cs="Arial" w:eastAsia="Arial" w:hAnsi="Arial"/>
@@ -16916,7 +16916,7 @@
               <w:spacing w:after="10" w:before="0"/>
               <w:ind w:left="120"/>
             </w:pPr>
-            <w:hyperlink w:history="1" r:id="rIdyu8xy_bivwx1tpry47cni">
+            <w:hyperlink w:history="1" r:id="rIdy9kmxwapr7dp9-k87lzvb">
               <w:r>
                 <w:rPr>
                   <w:rFonts w:ascii="Arial" w:cs="Arial" w:eastAsia="Arial" w:hAnsi="Arial"/>
@@ -17428,7 +17428,7 @@
         </w:rPr>
         <w:t xml:space="preserve">© 2026 SeaVuria and ARES. Aligned with KICD objectives. Developed by SeaVuria; technical implementation by ARES (with AI assistance from Claude). Licensed under </w:t>
       </w:r>
-      <w:hyperlink w:history="1" r:id="rIdgvpmw7aswv7bua7yxjv1l">
+      <w:hyperlink w:history="1" r:id="rId2d6qkfkyjx5d-okr_tby3">
         <w:r>
           <w:rPr>
             <w:rFonts w:ascii="Arial" w:cs="Arial" w:eastAsia="Arial" w:hAnsi="Arial"/>
@@ -17449,7 +17449,7 @@
         </w:rPr>
         <w:t xml:space="preserve"> (</w:t>
       </w:r>
-      <w:hyperlink w:history="1" r:id="rIdqjyuafoqpupa_2lt7rwtm">
+      <w:hyperlink w:history="1" r:id="rIdfl66r18roggzrjar95g6w">
         <w:r>
           <w:rPr>
             <w:rFonts w:ascii="Arial" w:cs="Arial" w:eastAsia="Arial" w:hAnsi="Arial"/>
@@ -18462,7 +18462,7 @@
             <w:pPr>
               <w:spacing w:after="20" w:before="0"/>
             </w:pPr>
-            <w:hyperlink w:history="1" r:id="rIdsmtlvnyec50zbhxdmjp5_">
+            <w:hyperlink w:history="1" r:id="rId2d4irnbmcrgktgaw5ocr2">
               <w:r>
                 <w:rPr>
                   <w:rFonts w:ascii="Arial" w:cs="Arial" w:eastAsia="Arial" w:hAnsi="Arial"/>
@@ -18495,7 +18495,7 @@
               <w:spacing w:after="10" w:before="0"/>
               <w:ind w:left="120"/>
             </w:pPr>
-            <w:hyperlink w:history="1" r:id="rId-pj2sbaxr_9enzjbgprp_">
+            <w:hyperlink w:history="1" r:id="rIduu2q23aqau9t63xq3hzbu">
               <w:r>
                 <w:rPr>
                   <w:rFonts w:ascii="Arial" w:cs="Arial" w:eastAsia="Arial" w:hAnsi="Arial"/>
@@ -18540,7 +18540,7 @@
             <w:pPr>
               <w:spacing w:after="20" w:before="0"/>
             </w:pPr>
-            <w:hyperlink w:history="1" r:id="rIdmzkdfehpvzh8pqxd103yi">
+            <w:hyperlink w:history="1" r:id="rIdpjk1_hs-qzh13amocbdgp">
               <w:r>
                 <w:rPr>
                   <w:rFonts w:ascii="Arial" w:cs="Arial" w:eastAsia="Arial" w:hAnsi="Arial"/>
@@ -18573,7 +18573,7 @@
               <w:spacing w:after="10" w:before="0"/>
               <w:ind w:left="120"/>
             </w:pPr>
-            <w:hyperlink w:history="1" r:id="rId_00nla9osyh6ivesakn7i">
+            <w:hyperlink w:history="1" r:id="rIdjfg8b_oco8l4hskfbpopq">
               <w:r>
                 <w:rPr>
                   <w:rFonts w:ascii="Arial" w:cs="Arial" w:eastAsia="Arial" w:hAnsi="Arial"/>
@@ -18768,7 +18768,7 @@
             <w:pPr>
               <w:spacing w:after="20" w:before="0"/>
             </w:pPr>
-            <w:hyperlink w:history="1" r:id="rIdolzvzibo53eayu5lc64-x">
+            <w:hyperlink w:history="1" r:id="rId9ox25t7vv3br4zty8c8ih">
               <w:r>
                 <w:rPr>
                   <w:rFonts w:ascii="Arial" w:cs="Arial" w:eastAsia="Arial" w:hAnsi="Arial"/>
@@ -18801,7 +18801,7 @@
               <w:spacing w:after="10" w:before="0"/>
               <w:ind w:left="120"/>
             </w:pPr>
-            <w:hyperlink w:history="1" r:id="rIdejx8nznminv7osz67tyfb">
+            <w:hyperlink w:history="1" r:id="rIddm2zzmy7i22vc4aoyhrzf">
               <w:r>
                 <w:rPr>
                   <w:rFonts w:ascii="Arial" w:cs="Arial" w:eastAsia="Arial" w:hAnsi="Arial"/>
@@ -18846,7 +18846,7 @@
             <w:pPr>
               <w:spacing w:after="20" w:before="0"/>
             </w:pPr>
-            <w:hyperlink w:history="1" r:id="rId-d5unsf4k9f8dgjyy10j8">
+            <w:hyperlink w:history="1" r:id="rIdjd8wgkvj6wwrrp0-9jvo8">
               <w:r>
                 <w:rPr>
                   <w:rFonts w:ascii="Arial" w:cs="Arial" w:eastAsia="Arial" w:hAnsi="Arial"/>
@@ -18879,7 +18879,7 @@
               <w:spacing w:after="10" w:before="0"/>
               <w:ind w:left="120"/>
             </w:pPr>
-            <w:hyperlink w:history="1" r:id="rIdgirkpqytct2kzho3wvtlx">
+            <w:hyperlink w:history="1" r:id="rIdsdbygsdbduza-qexzsqn6">
               <w:r>
                 <w:rPr>
                   <w:rFonts w:ascii="Arial" w:cs="Arial" w:eastAsia="Arial" w:hAnsi="Arial"/>
@@ -19074,7 +19074,7 @@
             <w:pPr>
               <w:spacing w:after="20" w:before="0"/>
             </w:pPr>
-            <w:hyperlink w:history="1" r:id="rIdogt0bjdh56vrrkfky70iu">
+            <w:hyperlink w:history="1" r:id="rIdukr0fo3ju8piuxwxpsuac">
               <w:r>
                 <w:rPr>
                   <w:rFonts w:ascii="Arial" w:cs="Arial" w:eastAsia="Arial" w:hAnsi="Arial"/>
@@ -19107,7 +19107,7 @@
               <w:spacing w:after="10" w:before="0"/>
               <w:ind w:left="120"/>
             </w:pPr>
-            <w:hyperlink w:history="1" r:id="rId4pbqviwhbauc-syqk_uud">
+            <w:hyperlink w:history="1" r:id="rId1g2uf8er0c0z1iuj3dui5">
               <w:r>
                 <w:rPr>
                   <w:rFonts w:ascii="Arial" w:cs="Arial" w:eastAsia="Arial" w:hAnsi="Arial"/>
@@ -19152,7 +19152,7 @@
             <w:pPr>
               <w:spacing w:after="20" w:before="0"/>
             </w:pPr>
-            <w:hyperlink w:history="1" r:id="rIdzrzrpjtikd5ggjeecdk30">
+            <w:hyperlink w:history="1" r:id="rIdk4j8eucpddhdwl15wdtwa">
               <w:r>
                 <w:rPr>
                   <w:rFonts w:ascii="Arial" w:cs="Arial" w:eastAsia="Arial" w:hAnsi="Arial"/>
@@ -19201,7 +19201,7 @@
               <w:spacing w:after="10" w:before="0"/>
               <w:ind w:left="120"/>
             </w:pPr>
-            <w:hyperlink w:history="1" r:id="rIduywtkdkugszznmlyqs6eb">
+            <w:hyperlink w:history="1" r:id="rIdpnf9hbuzf_vnqfmoq73b7">
               <w:r>
                 <w:rPr>
                   <w:rFonts w:ascii="Arial" w:cs="Arial" w:eastAsia="Arial" w:hAnsi="Arial"/>
@@ -19396,7 +19396,7 @@
             <w:pPr>
               <w:spacing w:after="20" w:before="0"/>
             </w:pPr>
-            <w:hyperlink w:history="1" r:id="rId6zu7yd1ytyi0neqegxpv9">
+            <w:hyperlink w:history="1" r:id="rIdimrsmkcugriggajcikkrt">
               <w:r>
                 <w:rPr>
                   <w:rFonts w:ascii="Arial" w:cs="Arial" w:eastAsia="Arial" w:hAnsi="Arial"/>
@@ -19429,7 +19429,7 @@
               <w:spacing w:after="10" w:before="0"/>
               <w:ind w:left="120"/>
             </w:pPr>
-            <w:hyperlink w:history="1" r:id="rIdnksla9n6u2zz1e-a1njhy">
+            <w:hyperlink w:history="1" r:id="rId4ezoomfx7n-fnhvt_jott">
               <w:r>
                 <w:rPr>
                   <w:rFonts w:ascii="Arial" w:cs="Arial" w:eastAsia="Arial" w:hAnsi="Arial"/>
@@ -19474,7 +19474,7 @@
             <w:pPr>
               <w:spacing w:after="20" w:before="0"/>
             </w:pPr>
-            <w:hyperlink w:history="1" r:id="rIdutyk8yfsgkbyduau8k0o3">
+            <w:hyperlink w:history="1" r:id="rIdwhbc9wyttg4sd3redusxo">
               <w:r>
                 <w:rPr>
                   <w:rFonts w:ascii="Arial" w:cs="Arial" w:eastAsia="Arial" w:hAnsi="Arial"/>
@@ -19523,7 +19523,7 @@
               <w:spacing w:after="10" w:before="0"/>
               <w:ind w:left="120"/>
             </w:pPr>
-            <w:hyperlink w:history="1" r:id="rIdxhjhfkodhbaotidgfcf5c">
+            <w:hyperlink w:history="1" r:id="rId66ciaka-y7udmq4qvt1vb">
               <w:r>
                 <w:rPr>
                   <w:rFonts w:ascii="Arial" w:cs="Arial" w:eastAsia="Arial" w:hAnsi="Arial"/>
@@ -19718,7 +19718,7 @@
             <w:pPr>
               <w:spacing w:after="20" w:before="0"/>
             </w:pPr>
-            <w:hyperlink w:history="1" r:id="rIdlbbrzdgnuwnswqethd3i6">
+            <w:hyperlink w:history="1" r:id="rIdhpr4vywfdyo9pmpfz_xt9">
               <w:r>
                 <w:rPr>
                   <w:rFonts w:ascii="Arial" w:cs="Arial" w:eastAsia="Arial" w:hAnsi="Arial"/>
@@ -19751,7 +19751,7 @@
               <w:spacing w:after="10" w:before="0"/>
               <w:ind w:left="120"/>
             </w:pPr>
-            <w:hyperlink w:history="1" r:id="rIdiuvsrqj-_rg4z_t7patf0">
+            <w:hyperlink w:history="1" r:id="rIdg-ddigyybngfarppjdkkg">
               <w:r>
                 <w:rPr>
                   <w:rFonts w:ascii="Arial" w:cs="Arial" w:eastAsia="Arial" w:hAnsi="Arial"/>
@@ -19796,7 +19796,7 @@
             <w:pPr>
               <w:spacing w:after="20" w:before="0"/>
             </w:pPr>
-            <w:hyperlink w:history="1" r:id="rIdzhxjdydnbtu1zxpp7u_2a">
+            <w:hyperlink w:history="1" r:id="rIdd7j7drsyzray2wh6baad_">
               <w:r>
                 <w:rPr>
                   <w:rFonts w:ascii="Arial" w:cs="Arial" w:eastAsia="Arial" w:hAnsi="Arial"/>
@@ -19845,7 +19845,7 @@
               <w:spacing w:after="10" w:before="0"/>
               <w:ind w:left="120"/>
             </w:pPr>
-            <w:hyperlink w:history="1" r:id="rIdbhd-1vff3zzejvrtuhs6e">
+            <w:hyperlink w:history="1" r:id="rIdjddbcqngk76us9raekppw">
               <w:r>
                 <w:rPr>
                   <w:rFonts w:ascii="Arial" w:cs="Arial" w:eastAsia="Arial" w:hAnsi="Arial"/>
@@ -20471,7 +20471,7 @@
         </w:rPr>
         <w:t xml:space="preserve">© 2026 SeaVuria and ARES. Aligned with KICD objectives. Developed by SeaVuria; technical implementation by ARES (with AI assistance from Claude). Licensed under </w:t>
       </w:r>
-      <w:hyperlink w:history="1" r:id="rIdchfiqkxfqppn8zewe3gnr">
+      <w:hyperlink w:history="1" r:id="rIdzhcymuexonqikrbeu_0ql">
         <w:r>
           <w:rPr>
             <w:rFonts w:ascii="Arial" w:cs="Arial" w:eastAsia="Arial" w:hAnsi="Arial"/>
@@ -20492,7 +20492,7 @@
         </w:rPr>
         <w:t xml:space="preserve"> (</w:t>
       </w:r>
-      <w:hyperlink w:history="1" r:id="rIdkvcqkjjmpijlgnhfpubp0">
+      <w:hyperlink w:history="1" r:id="rId2cpr7hqcfemgxhrj3e-ox">
         <w:r>
           <w:rPr>
             <w:rFonts w:ascii="Arial" w:cs="Arial" w:eastAsia="Arial" w:hAnsi="Arial"/>
@@ -21505,7 +21505,7 @@
             <w:pPr>
               <w:spacing w:after="20" w:before="0"/>
             </w:pPr>
-            <w:hyperlink w:history="1" r:id="rIdaqsidoc4k5ebmecla5lsj">
+            <w:hyperlink w:history="1" r:id="rIdh8wx_qcsg1eskkzxdmxmb">
               <w:r>
                 <w:rPr>
                   <w:rFonts w:ascii="Arial" w:cs="Arial" w:eastAsia="Arial" w:hAnsi="Arial"/>
@@ -21554,7 +21554,7 @@
               <w:spacing w:after="10" w:before="0"/>
               <w:ind w:left="120"/>
             </w:pPr>
-            <w:hyperlink w:history="1" r:id="rIdx0jxbgj18qp0w2zvsxudi">
+            <w:hyperlink w:history="1" r:id="rIdimdhdrxueus2ppbnor_rz">
               <w:r>
                 <w:rPr>
                   <w:rFonts w:ascii="Arial" w:cs="Arial" w:eastAsia="Arial" w:hAnsi="Arial"/>
@@ -21599,7 +21599,7 @@
             <w:pPr>
               <w:spacing w:after="20" w:before="0"/>
             </w:pPr>
-            <w:hyperlink w:history="1" r:id="rIddwi0gduedtsblmp8i8his">
+            <w:hyperlink w:history="1" r:id="rIdrnoghws75wjtg7uf2swto">
               <w:r>
                 <w:rPr>
                   <w:rFonts w:ascii="Arial" w:cs="Arial" w:eastAsia="Arial" w:hAnsi="Arial"/>
@@ -21632,7 +21632,7 @@
               <w:spacing w:after="10" w:before="0"/>
               <w:ind w:left="120"/>
             </w:pPr>
-            <w:hyperlink w:history="1" r:id="rIdofr4jfz-61qvpx8isc1hy">
+            <w:hyperlink w:history="1" r:id="rIdxryasfej1s9ikbnfyzhpo">
               <w:r>
                 <w:rPr>
                   <w:rFonts w:ascii="Arial" w:cs="Arial" w:eastAsia="Arial" w:hAnsi="Arial"/>
@@ -21827,7 +21827,7 @@
             <w:pPr>
               <w:spacing w:after="20" w:before="0"/>
             </w:pPr>
-            <w:hyperlink w:history="1" r:id="rIdv9fni_lthauzgbgjymij5">
+            <w:hyperlink w:history="1" r:id="rIdp55ctqxzxblckuhah_wzx">
               <w:r>
                 <w:rPr>
                   <w:rFonts w:ascii="Arial" w:cs="Arial" w:eastAsia="Arial" w:hAnsi="Arial"/>
@@ -21876,7 +21876,7 @@
               <w:spacing w:after="10" w:before="0"/>
               <w:ind w:left="120"/>
             </w:pPr>
-            <w:hyperlink w:history="1" r:id="rIdphh5fjna0gij7faut1s-_">
+            <w:hyperlink w:history="1" r:id="rId4snsxfs--oftquhdxdbld">
               <w:r>
                 <w:rPr>
                   <w:rFonts w:ascii="Arial" w:cs="Arial" w:eastAsia="Arial" w:hAnsi="Arial"/>
@@ -21921,7 +21921,7 @@
             <w:pPr>
               <w:spacing w:after="20" w:before="0"/>
             </w:pPr>
-            <w:hyperlink w:history="1" r:id="rId9w7_xf3bnmcp55hcs6baz">
+            <w:hyperlink w:history="1" r:id="rIdbflrkvpsr_dv-2_asvdwl">
               <w:r>
                 <w:rPr>
                   <w:rFonts w:ascii="Arial" w:cs="Arial" w:eastAsia="Arial" w:hAnsi="Arial"/>
@@ -21954,7 +21954,7 @@
               <w:spacing w:after="10" w:before="0"/>
               <w:ind w:left="120"/>
             </w:pPr>
-            <w:hyperlink w:history="1" r:id="rIdzbwlisb-o9f7kyr7ulk3g">
+            <w:hyperlink w:history="1" r:id="rId8cav1ubozrgocu2b8plqm">
               <w:r>
                 <w:rPr>
                   <w:rFonts w:ascii="Arial" w:cs="Arial" w:eastAsia="Arial" w:hAnsi="Arial"/>
@@ -22149,7 +22149,7 @@
             <w:pPr>
               <w:spacing w:after="20" w:before="0"/>
             </w:pPr>
-            <w:hyperlink w:history="1" r:id="rIdwhiu1vu15cyolxkoc4cgw">
+            <w:hyperlink w:history="1" r:id="rId3qsazdcn80zye84vvr3-b">
               <w:r>
                 <w:rPr>
                   <w:rFonts w:ascii="Arial" w:cs="Arial" w:eastAsia="Arial" w:hAnsi="Arial"/>
@@ -22198,7 +22198,7 @@
               <w:spacing w:after="10" w:before="0"/>
               <w:ind w:left="120"/>
             </w:pPr>
-            <w:hyperlink w:history="1" r:id="rIdjxmfqnlauouh45gnnnbp-">
+            <w:hyperlink w:history="1" r:id="rIdbcslkfu1j7davbuat3jpf">
               <w:r>
                 <w:rPr>
                   <w:rFonts w:ascii="Arial" w:cs="Arial" w:eastAsia="Arial" w:hAnsi="Arial"/>
@@ -22243,7 +22243,7 @@
             <w:pPr>
               <w:spacing w:after="20" w:before="0"/>
             </w:pPr>
-            <w:hyperlink w:history="1" r:id="rIdkn-e6zovnxtpzqpwfvei3">
+            <w:hyperlink w:history="1" r:id="rIdpuoaaym7s7tbh4xrgeihw">
               <w:r>
                 <w:rPr>
                   <w:rFonts w:ascii="Arial" w:cs="Arial" w:eastAsia="Arial" w:hAnsi="Arial"/>
@@ -22276,7 +22276,7 @@
               <w:spacing w:after="10" w:before="0"/>
               <w:ind w:left="120"/>
             </w:pPr>
-            <w:hyperlink w:history="1" r:id="rIdp6vjpycfrfs_4hswnlfss">
+            <w:hyperlink w:history="1" r:id="rIdnh6xy8p0vnms8h5tddsms">
               <w:r>
                 <w:rPr>
                   <w:rFonts w:ascii="Arial" w:cs="Arial" w:eastAsia="Arial" w:hAnsi="Arial"/>
@@ -22471,7 +22471,7 @@
             <w:pPr>
               <w:spacing w:after="20" w:before="0"/>
             </w:pPr>
-            <w:hyperlink w:history="1" r:id="rIdypl1ytw26t2gf1hfo_5q0">
+            <w:hyperlink w:history="1" r:id="rIdblfnio1ztk2nxi9bnoys5">
               <w:r>
                 <w:rPr>
                   <w:rFonts w:ascii="Arial" w:cs="Arial" w:eastAsia="Arial" w:hAnsi="Arial"/>
@@ -22520,7 +22520,7 @@
               <w:spacing w:after="10" w:before="0"/>
               <w:ind w:left="120"/>
             </w:pPr>
-            <w:hyperlink w:history="1" r:id="rIdefk01qdeukmqhzideq6nv">
+            <w:hyperlink w:history="1" r:id="rIdfpafx5hp39lectvpy4wkh">
               <w:r>
                 <w:rPr>
                   <w:rFonts w:ascii="Arial" w:cs="Arial" w:eastAsia="Arial" w:hAnsi="Arial"/>
@@ -22565,7 +22565,7 @@
             <w:pPr>
               <w:spacing w:after="20" w:before="0"/>
             </w:pPr>
-            <w:hyperlink w:history="1" r:id="rIdeog1cuq_erzcdqqfceqr1">
+            <w:hyperlink w:history="1" r:id="rId0jeikzfhlfrtmtmybmyiy">
               <w:r>
                 <w:rPr>
                   <w:rFonts w:ascii="Arial" w:cs="Arial" w:eastAsia="Arial" w:hAnsi="Arial"/>
@@ -22598,7 +22598,7 @@
               <w:spacing w:after="10" w:before="0"/>
               <w:ind w:left="120"/>
             </w:pPr>
-            <w:hyperlink w:history="1" r:id="rId3xdiohg6xkvvy4lv9xfkc">
+            <w:hyperlink w:history="1" r:id="rIdr5jceswais2kyq0qmhnu-">
               <w:r>
                 <w:rPr>
                   <w:rFonts w:ascii="Arial" w:cs="Arial" w:eastAsia="Arial" w:hAnsi="Arial"/>
@@ -22793,7 +22793,7 @@
             <w:pPr>
               <w:spacing w:after="20" w:before="0"/>
             </w:pPr>
-            <w:hyperlink w:history="1" r:id="rIduzqu7cmwi8d81ophsnshi">
+            <w:hyperlink w:history="1" r:id="rIdyebgkj4pbw3ezshiudofk">
               <w:r>
                 <w:rPr>
                   <w:rFonts w:ascii="Arial" w:cs="Arial" w:eastAsia="Arial" w:hAnsi="Arial"/>
@@ -22842,7 +22842,7 @@
               <w:spacing w:after="10" w:before="0"/>
               <w:ind w:left="120"/>
             </w:pPr>
-            <w:hyperlink w:history="1" r:id="rId10z_3ojgqlxae3rzludbp">
+            <w:hyperlink w:history="1" r:id="rId1hukzpdxhxakfhwdkmqxo">
               <w:r>
                 <w:rPr>
                   <w:rFonts w:ascii="Arial" w:cs="Arial" w:eastAsia="Arial" w:hAnsi="Arial"/>
@@ -22887,7 +22887,7 @@
             <w:pPr>
               <w:spacing w:after="20" w:before="0"/>
             </w:pPr>
-            <w:hyperlink w:history="1" r:id="rIdjmslb7pjwkbi0inldgo9z">
+            <w:hyperlink w:history="1" r:id="rIdnpqhj-lpuicialtetkvs3">
               <w:r>
                 <w:rPr>
                   <w:rFonts w:ascii="Arial" w:cs="Arial" w:eastAsia="Arial" w:hAnsi="Arial"/>
@@ -22936,7 +22936,7 @@
               <w:spacing w:after="10" w:before="0"/>
               <w:ind w:left="120"/>
             </w:pPr>
-            <w:hyperlink w:history="1" r:id="rIdolv4eq0bhnf0p_a9qvlth">
+            <w:hyperlink w:history="1" r:id="rIdnjdjgt8vvqv7qsu7ewse_">
               <w:r>
                 <w:rPr>
                   <w:rFonts w:ascii="Arial" w:cs="Arial" w:eastAsia="Arial" w:hAnsi="Arial"/>
@@ -23543,7 +23543,7 @@
         </w:rPr>
         <w:t xml:space="preserve">© 2026 SeaVuria and ARES. Aligned with KICD objectives. Developed by SeaVuria; technical implementation by ARES (with AI assistance from Claude). Licensed under </w:t>
       </w:r>
-      <w:hyperlink w:history="1" r:id="rIdlyezgwig2llske1k1mdwe">
+      <w:hyperlink w:history="1" r:id="rId-h2cqejwijqw7myme27av">
         <w:r>
           <w:rPr>
             <w:rFonts w:ascii="Arial" w:cs="Arial" w:eastAsia="Arial" w:hAnsi="Arial"/>
@@ -23564,7 +23564,7 @@
         </w:rPr>
         <w:t xml:space="preserve"> (</w:t>
       </w:r>
-      <w:hyperlink w:history="1" r:id="rIdcncy2l8avt87lzj3uo5ht">
+      <w:hyperlink w:history="1" r:id="rId4zcwgcmyn2v1v_bipupas">
         <w:r>
           <w:rPr>
             <w:rFonts w:ascii="Arial" w:cs="Arial" w:eastAsia="Arial" w:hAnsi="Arial"/>
@@ -24577,7 +24577,7 @@
             <w:pPr>
               <w:spacing w:after="20" w:before="0"/>
             </w:pPr>
-            <w:hyperlink w:history="1" r:id="rIdbt_5gohdvmmvavu6v9qey">
+            <w:hyperlink w:history="1" r:id="rId610h_xsgtd5ztrxotm9l7">
               <w:r>
                 <w:rPr>
                   <w:rFonts w:ascii="Arial" w:cs="Arial" w:eastAsia="Arial" w:hAnsi="Arial"/>
@@ -24626,7 +24626,7 @@
               <w:spacing w:after="10" w:before="0"/>
               <w:ind w:left="120"/>
             </w:pPr>
-            <w:hyperlink w:history="1" r:id="rIdtkxeul8jeszmxmdmlq3ks">
+            <w:hyperlink w:history="1" r:id="rIdesdz1h8_5hyckym8xswy-">
               <w:r>
                 <w:rPr>
                   <w:rFonts w:ascii="Arial" w:cs="Arial" w:eastAsia="Arial" w:hAnsi="Arial"/>
@@ -24671,7 +24671,7 @@
             <w:pPr>
               <w:spacing w:after="20" w:before="0"/>
             </w:pPr>
-            <w:hyperlink w:history="1" r:id="rIdollthr4zyzl35sdd6r0rf">
+            <w:hyperlink w:history="1" r:id="rId101on9trv9q8tbhech4jl">
               <w:r>
                 <w:rPr>
                   <w:rFonts w:ascii="Arial" w:cs="Arial" w:eastAsia="Arial" w:hAnsi="Arial"/>
@@ -24720,7 +24720,7 @@
               <w:spacing w:after="10" w:before="0"/>
               <w:ind w:left="120"/>
             </w:pPr>
-            <w:hyperlink w:history="1" r:id="rIdg3gq876d_iqjstm2eosyg">
+            <w:hyperlink w:history="1" r:id="rId0julpzikzze1vlxkl5aqt">
               <w:r>
                 <w:rPr>
                   <w:rFonts w:ascii="Arial" w:cs="Arial" w:eastAsia="Arial" w:hAnsi="Arial"/>
@@ -24915,7 +24915,7 @@
             <w:pPr>
               <w:spacing w:after="20" w:before="0"/>
             </w:pPr>
-            <w:hyperlink w:history="1" r:id="rIde-nmuiwymycftytexopyw">
+            <w:hyperlink w:history="1" r:id="rId0apcurjqfhspq51nq7asx">
               <w:r>
                 <w:rPr>
                   <w:rFonts w:ascii="Arial" w:cs="Arial" w:eastAsia="Arial" w:hAnsi="Arial"/>
@@ -24964,7 +24964,7 @@
               <w:spacing w:after="10" w:before="0"/>
               <w:ind w:left="120"/>
             </w:pPr>
-            <w:hyperlink w:history="1" r:id="rIdoc62cs3r4fsgymy02ceqq">
+            <w:hyperlink w:history="1" r:id="rIdd8ezoz09xto7nwmsxjnom">
               <w:r>
                 <w:rPr>
                   <w:rFonts w:ascii="Arial" w:cs="Arial" w:eastAsia="Arial" w:hAnsi="Arial"/>
@@ -25009,7 +25009,7 @@
             <w:pPr>
               <w:spacing w:after="20" w:before="0"/>
             </w:pPr>
-            <w:hyperlink w:history="1" r:id="rIdkc9rdwownredyrwbeyybz">
+            <w:hyperlink w:history="1" r:id="rIdg8sbsk91m7kmlckmioebw">
               <w:r>
                 <w:rPr>
                   <w:rFonts w:ascii="Arial" w:cs="Arial" w:eastAsia="Arial" w:hAnsi="Arial"/>
@@ -25058,7 +25058,7 @@
               <w:spacing w:after="10" w:before="0"/>
               <w:ind w:left="120"/>
             </w:pPr>
-            <w:hyperlink w:history="1" r:id="rIdg6vw7hw6ysdigfwlqbmzn">
+            <w:hyperlink w:history="1" r:id="rId8tvcnuccdonrspzfj4qzn">
               <w:r>
                 <w:rPr>
                   <w:rFonts w:ascii="Arial" w:cs="Arial" w:eastAsia="Arial" w:hAnsi="Arial"/>
@@ -25253,7 +25253,7 @@
             <w:pPr>
               <w:spacing w:after="20" w:before="0"/>
             </w:pPr>
-            <w:hyperlink w:history="1" r:id="rIdfohlbekgxlx1zebk0e8io">
+            <w:hyperlink w:history="1" r:id="rIdzjp-xyxil1a2i-9v6csoj">
               <w:r>
                 <w:rPr>
                   <w:rFonts w:ascii="Arial" w:cs="Arial" w:eastAsia="Arial" w:hAnsi="Arial"/>
@@ -25302,7 +25302,7 @@
               <w:spacing w:after="10" w:before="0"/>
               <w:ind w:left="120"/>
             </w:pPr>
-            <w:hyperlink w:history="1" r:id="rIdl2wezlzvuzi2xdp_ffpca">
+            <w:hyperlink w:history="1" r:id="rIdoev4jsgzsngc9-v54trsz">
               <w:r>
                 <w:rPr>
                   <w:rFonts w:ascii="Arial" w:cs="Arial" w:eastAsia="Arial" w:hAnsi="Arial"/>
@@ -25347,7 +25347,7 @@
             <w:pPr>
               <w:spacing w:after="20" w:before="0"/>
             </w:pPr>
-            <w:hyperlink w:history="1" r:id="rIdsxi-czdohrx50h0v-fbnu">
+            <w:hyperlink w:history="1" r:id="rIdzdlxlgcikcg0w4994aemg">
               <w:r>
                 <w:rPr>
                   <w:rFonts w:ascii="Arial" w:cs="Arial" w:eastAsia="Arial" w:hAnsi="Arial"/>
@@ -25396,7 +25396,7 @@
               <w:spacing w:after="10" w:before="0"/>
               <w:ind w:left="120"/>
             </w:pPr>
-            <w:hyperlink w:history="1" r:id="rId7hmy140jezrnq6od5i_sa">
+            <w:hyperlink w:history="1" r:id="rIdmizvwnwkocpuqpdjatwtm">
               <w:r>
                 <w:rPr>
                   <w:rFonts w:ascii="Arial" w:cs="Arial" w:eastAsia="Arial" w:hAnsi="Arial"/>
@@ -25591,7 +25591,7 @@
             <w:pPr>
               <w:spacing w:after="20" w:before="0"/>
             </w:pPr>
-            <w:hyperlink w:history="1" r:id="rIdvkyd0z_wdbctx2g0igmcw">
+            <w:hyperlink w:history="1" r:id="rIduii2r4a3lepjlo6t5byvo">
               <w:r>
                 <w:rPr>
                   <w:rFonts w:ascii="Arial" w:cs="Arial" w:eastAsia="Arial" w:hAnsi="Arial"/>
@@ -25640,7 +25640,7 @@
               <w:spacing w:after="10" w:before="0"/>
               <w:ind w:left="120"/>
             </w:pPr>
-            <w:hyperlink w:history="1" r:id="rIdmuelkczzg7rnfaxs5gi5r">
+            <w:hyperlink w:history="1" r:id="rIde0ufesipes8djwpv8vbgd">
               <w:r>
                 <w:rPr>
                   <w:rFonts w:ascii="Arial" w:cs="Arial" w:eastAsia="Arial" w:hAnsi="Arial"/>
@@ -25685,7 +25685,7 @@
             <w:pPr>
               <w:spacing w:after="20" w:before="0"/>
             </w:pPr>
-            <w:hyperlink w:history="1" r:id="rId2enoyzhh4dcudx1eyl87x">
+            <w:hyperlink w:history="1" r:id="rIdsiwe7twclvwu_rbcx0x7k">
               <w:r>
                 <w:rPr>
                   <w:rFonts w:ascii="Arial" w:cs="Arial" w:eastAsia="Arial" w:hAnsi="Arial"/>
@@ -25734,7 +25734,7 @@
               <w:spacing w:after="10" w:before="0"/>
               <w:ind w:left="120"/>
             </w:pPr>
-            <w:hyperlink w:history="1" r:id="rIdhlfuny_1cwzt1o3asie89">
+            <w:hyperlink w:history="1" r:id="rIdxhhsa0pdw5uuazqguka1h">
               <w:r>
                 <w:rPr>
                   <w:rFonts w:ascii="Arial" w:cs="Arial" w:eastAsia="Arial" w:hAnsi="Arial"/>
@@ -25929,7 +25929,7 @@
             <w:pPr>
               <w:spacing w:after="20" w:before="0"/>
             </w:pPr>
-            <w:hyperlink w:history="1" r:id="rIdtqmj5k2ulpit-elwmji_o">
+            <w:hyperlink w:history="1" r:id="rId4z8g1tnalilsqqyjjomgc">
               <w:r>
                 <w:rPr>
                   <w:rFonts w:ascii="Arial" w:cs="Arial" w:eastAsia="Arial" w:hAnsi="Arial"/>
@@ -25978,7 +25978,7 @@
               <w:spacing w:after="10" w:before="0"/>
               <w:ind w:left="120"/>
             </w:pPr>
-            <w:hyperlink w:history="1" r:id="rIdnonuoe-jdxcrfdverxwii">
+            <w:hyperlink w:history="1" r:id="rIdhyndnvudiqoku3ttzkaik">
               <w:r>
                 <w:rPr>
                   <w:rFonts w:ascii="Arial" w:cs="Arial" w:eastAsia="Arial" w:hAnsi="Arial"/>
@@ -26023,7 +26023,7 @@
             <w:pPr>
               <w:spacing w:after="20" w:before="0"/>
             </w:pPr>
-            <w:hyperlink w:history="1" r:id="rIdwfsc-6oqlwpnplexrgqug">
+            <w:hyperlink w:history="1" r:id="rIdzhrcu_tqkicsfqof23bwh">
               <w:r>
                 <w:rPr>
                   <w:rFonts w:ascii="Arial" w:cs="Arial" w:eastAsia="Arial" w:hAnsi="Arial"/>
@@ -26072,7 +26072,7 @@
               <w:spacing w:after="10" w:before="0"/>
               <w:ind w:left="120"/>
             </w:pPr>
-            <w:hyperlink w:history="1" r:id="rIdqazmzpdiw1jq3jdmpe9fb">
+            <w:hyperlink w:history="1" r:id="rIduv2-mu9g4zormmeobdcxi">
               <w:r>
                 <w:rPr>
                   <w:rFonts w:ascii="Arial" w:cs="Arial" w:eastAsia="Arial" w:hAnsi="Arial"/>
@@ -26584,7 +26584,7 @@
         </w:rPr>
         <w:t xml:space="preserve">© 2026 SeaVuria and ARES. Aligned with KICD objectives. Developed by SeaVuria; technical implementation by ARES (with AI assistance from Claude). Licensed under </w:t>
       </w:r>
-      <w:hyperlink w:history="1" r:id="rId3a00uztodmaoo3041-1fa">
+      <w:hyperlink w:history="1" r:id="rIdia2tsnqgzzonvw_rix1f6">
         <w:r>
           <w:rPr>
             <w:rFonts w:ascii="Arial" w:cs="Arial" w:eastAsia="Arial" w:hAnsi="Arial"/>
@@ -26605,7 +26605,7 @@
         </w:rPr>
         <w:t xml:space="preserve"> (</w:t>
       </w:r>
-      <w:hyperlink w:history="1" r:id="rIdxnwra0gflohlej1ntjw31">
+      <w:hyperlink w:history="1" r:id="rIdtekxclwvcfircxoiz5mlb">
         <w:r>
           <w:rPr>
             <w:rFonts w:ascii="Arial" w:cs="Arial" w:eastAsia="Arial" w:hAnsi="Arial"/>
@@ -27618,7 +27618,7 @@
             <w:pPr>
               <w:spacing w:after="20" w:before="0"/>
             </w:pPr>
-            <w:hyperlink w:history="1" r:id="rIdwkralyopwxiryob1f10rz">
+            <w:hyperlink w:history="1" r:id="rId3iidedzjba2r5a-hilpxl">
               <w:r>
                 <w:rPr>
                   <w:rFonts w:ascii="Arial" w:cs="Arial" w:eastAsia="Arial" w:hAnsi="Arial"/>
@@ -27651,7 +27651,7 @@
               <w:spacing w:after="10" w:before="0"/>
               <w:ind w:left="120"/>
             </w:pPr>
-            <w:hyperlink w:history="1" r:id="rIdel3kz6bxbitj4wi-2ktwg">
+            <w:hyperlink w:history="1" r:id="rIds1ctdkuzlim24me-ltqxu">
               <w:r>
                 <w:rPr>
                   <w:rFonts w:ascii="Arial" w:cs="Arial" w:eastAsia="Arial" w:hAnsi="Arial"/>
@@ -27696,7 +27696,7 @@
             <w:pPr>
               <w:spacing w:after="20" w:before="0"/>
             </w:pPr>
-            <w:hyperlink w:history="1" r:id="rIdr2epwr_kc6cvgyheyid_m">
+            <w:hyperlink w:history="1" r:id="rIdbuzitdprpk67vhwh5gibj">
               <w:r>
                 <w:rPr>
                   <w:rFonts w:ascii="Arial" w:cs="Arial" w:eastAsia="Arial" w:hAnsi="Arial"/>
@@ -27729,7 +27729,7 @@
               <w:spacing w:after="10" w:before="0"/>
               <w:ind w:left="120"/>
             </w:pPr>
-            <w:hyperlink w:history="1" r:id="rIdizvw-yc0sqxrxfkf4ef_s">
+            <w:hyperlink w:history="1" r:id="rIdjjkae3tg-nm_jrglklkrr">
               <w:r>
                 <w:rPr>
                   <w:rFonts w:ascii="Arial" w:cs="Arial" w:eastAsia="Arial" w:hAnsi="Arial"/>
@@ -27924,7 +27924,7 @@
             <w:pPr>
               <w:spacing w:after="20" w:before="0"/>
             </w:pPr>
-            <w:hyperlink w:history="1" r:id="rIdg4jhxzaikvut0xvlcs1ap">
+            <w:hyperlink w:history="1" r:id="rIdlmoi_bakdznsfi3l2ifzj">
               <w:r>
                 <w:rPr>
                   <w:rFonts w:ascii="Arial" w:cs="Arial" w:eastAsia="Arial" w:hAnsi="Arial"/>
@@ -27957,7 +27957,7 @@
               <w:spacing w:after="10" w:before="0"/>
               <w:ind w:left="120"/>
             </w:pPr>
-            <w:hyperlink w:history="1" r:id="rIdylrufzestkl3iumixongn">
+            <w:hyperlink w:history="1" r:id="rIdxkdmlsujfztetsfigavp_">
               <w:r>
                 <w:rPr>
                   <w:rFonts w:ascii="Arial" w:cs="Arial" w:eastAsia="Arial" w:hAnsi="Arial"/>
@@ -28002,7 +28002,7 @@
             <w:pPr>
               <w:spacing w:after="20" w:before="0"/>
             </w:pPr>
-            <w:hyperlink w:history="1" r:id="rIdtbbccy5ocjlhmbfeetyzs">
+            <w:hyperlink w:history="1" r:id="rId7m4wlbuofr_bgwxfxt8q9">
               <w:r>
                 <w:rPr>
                   <w:rFonts w:ascii="Arial" w:cs="Arial" w:eastAsia="Arial" w:hAnsi="Arial"/>
@@ -28035,7 +28035,7 @@
               <w:spacing w:after="10" w:before="0"/>
               <w:ind w:left="120"/>
             </w:pPr>
-            <w:hyperlink w:history="1" r:id="rIdqquib5xtwzpznfh-v4pbo">
+            <w:hyperlink w:history="1" r:id="rIdng-s46czsx_mvabycqn5c">
               <w:r>
                 <w:rPr>
                   <w:rFonts w:ascii="Arial" w:cs="Arial" w:eastAsia="Arial" w:hAnsi="Arial"/>
@@ -28230,7 +28230,7 @@
             <w:pPr>
               <w:spacing w:after="20" w:before="0"/>
             </w:pPr>
-            <w:hyperlink w:history="1" r:id="rId_jpvspcgyiv84nzckpt9v">
+            <w:hyperlink w:history="1" r:id="rIdad9bqeoie-yklqvdiqdsy">
               <w:r>
                 <w:rPr>
                   <w:rFonts w:ascii="Arial" w:cs="Arial" w:eastAsia="Arial" w:hAnsi="Arial"/>
@@ -28279,7 +28279,7 @@
               <w:spacing w:after="10" w:before="0"/>
               <w:ind w:left="120"/>
             </w:pPr>
-            <w:hyperlink w:history="1" r:id="rId9gp0fk1uw87ygxnskehte">
+            <w:hyperlink w:history="1" r:id="rIdfc0evrgewkhotl9cjpkot">
               <w:r>
                 <w:rPr>
                   <w:rFonts w:ascii="Arial" w:cs="Arial" w:eastAsia="Arial" w:hAnsi="Arial"/>
@@ -28324,7 +28324,7 @@
             <w:pPr>
               <w:spacing w:after="20" w:before="0"/>
             </w:pPr>
-            <w:hyperlink w:history="1" r:id="rIdlbfgxnvft55eapqr9wn8v">
+            <w:hyperlink w:history="1" r:id="rIdqeijtor2ttplpfozle0lj">
               <w:r>
                 <w:rPr>
                   <w:rFonts w:ascii="Arial" w:cs="Arial" w:eastAsia="Arial" w:hAnsi="Arial"/>
@@ -28373,7 +28373,7 @@
               <w:spacing w:after="10" w:before="0"/>
               <w:ind w:left="120"/>
             </w:pPr>
-            <w:hyperlink w:history="1" r:id="rIdpdf5lugrbmeijt7bmj7yd">
+            <w:hyperlink w:history="1" r:id="rIdlgl3_g696oh_2gidt7lhy">
               <w:r>
                 <w:rPr>
                   <w:rFonts w:ascii="Arial" w:cs="Arial" w:eastAsia="Arial" w:hAnsi="Arial"/>
@@ -28568,7 +28568,7 @@
             <w:pPr>
               <w:spacing w:after="20" w:before="0"/>
             </w:pPr>
-            <w:hyperlink w:history="1" r:id="rIdygfcpv9vo05ocfzisf_xy">
+            <w:hyperlink w:history="1" r:id="rIdi6f31bxj2zwxamilugr1s">
               <w:r>
                 <w:rPr>
                   <w:rFonts w:ascii="Arial" w:cs="Arial" w:eastAsia="Arial" w:hAnsi="Arial"/>
@@ -28617,7 +28617,7 @@
               <w:spacing w:after="10" w:before="0"/>
               <w:ind w:left="120"/>
             </w:pPr>
-            <w:hyperlink w:history="1" r:id="rIdpf4evtuukz-a2xnol3aga">
+            <w:hyperlink w:history="1" r:id="rIdocz0zzp_gmnnmi_aqawnc">
               <w:r>
                 <w:rPr>
                   <w:rFonts w:ascii="Arial" w:cs="Arial" w:eastAsia="Arial" w:hAnsi="Arial"/>
@@ -28662,7 +28662,7 @@
             <w:pPr>
               <w:spacing w:after="20" w:before="0"/>
             </w:pPr>
-            <w:hyperlink w:history="1" r:id="rIdyas_0eiuraeosojll_deh">
+            <w:hyperlink w:history="1" r:id="rIdkrsr55pkfaicbhzrv7rbb">
               <w:r>
                 <w:rPr>
                   <w:rFonts w:ascii="Arial" w:cs="Arial" w:eastAsia="Arial" w:hAnsi="Arial"/>
@@ -28711,7 +28711,7 @@
               <w:spacing w:after="10" w:before="0"/>
               <w:ind w:left="120"/>
             </w:pPr>
-            <w:hyperlink w:history="1" r:id="rIdpav_0zaujra73huh5pvno">
+            <w:hyperlink w:history="1" r:id="rIdw6xgtzovk4ifnuhzbmkpl">
               <w:r>
                 <w:rPr>
                   <w:rFonts w:ascii="Arial" w:cs="Arial" w:eastAsia="Arial" w:hAnsi="Arial"/>
@@ -28906,7 +28906,7 @@
             <w:pPr>
               <w:spacing w:after="20" w:before="0"/>
             </w:pPr>
-            <w:hyperlink w:history="1" r:id="rId_lhxe7nruimktfvx0ngxk">
+            <w:hyperlink w:history="1" r:id="rIdjbf15yvhflwf5yukwin-a">
               <w:r>
                 <w:rPr>
                   <w:rFonts w:ascii="Arial" w:cs="Arial" w:eastAsia="Arial" w:hAnsi="Arial"/>
@@ -28939,7 +28939,7 @@
               <w:spacing w:after="10" w:before="0"/>
               <w:ind w:left="120"/>
             </w:pPr>
-            <w:hyperlink w:history="1" r:id="rIdwyajv081fd_-xozhmuotd">
+            <w:hyperlink w:history="1" r:id="rIdcydcyu9gmqd8yjyblnmzg">
               <w:r>
                 <w:rPr>
                   <w:rFonts w:ascii="Arial" w:cs="Arial" w:eastAsia="Arial" w:hAnsi="Arial"/>
@@ -28984,7 +28984,7 @@
             <w:pPr>
               <w:spacing w:after="20" w:before="0"/>
             </w:pPr>
-            <w:hyperlink w:history="1" r:id="rIdnewoobvulxyjgy5q6owmg">
+            <w:hyperlink w:history="1" r:id="rIdfamzwck_92cba27h5jdpq">
               <w:r>
                 <w:rPr>
                   <w:rFonts w:ascii="Arial" w:cs="Arial" w:eastAsia="Arial" w:hAnsi="Arial"/>
@@ -29033,7 +29033,7 @@
               <w:spacing w:after="10" w:before="0"/>
               <w:ind w:left="120"/>
             </w:pPr>
-            <w:hyperlink w:history="1" r:id="rIdv1dgiglh3ds1xzzxi1zii">
+            <w:hyperlink w:history="1" r:id="rIdrp4jm4txwwkscydqrezk7">
               <w:r>
                 <w:rPr>
                   <w:rFonts w:ascii="Arial" w:cs="Arial" w:eastAsia="Arial" w:hAnsi="Arial"/>
@@ -29545,7 +29545,7 @@
         </w:rPr>
         <w:t xml:space="preserve">© 2026 SeaVuria and ARES. Aligned with KICD objectives. Developed by SeaVuria; technical implementation by ARES (with AI assistance from Claude). Licensed under </w:t>
       </w:r>
-      <w:hyperlink w:history="1" r:id="rIdvpfpvozc4zdrw_xisrylu">
+      <w:hyperlink w:history="1" r:id="rIdhaipl3-k-dkxbxzb3gjkl">
         <w:r>
           <w:rPr>
             <w:rFonts w:ascii="Arial" w:cs="Arial" w:eastAsia="Arial" w:hAnsi="Arial"/>
@@ -29566,7 +29566,7 @@
         </w:rPr>
         <w:t xml:space="preserve"> (</w:t>
       </w:r>
-      <w:hyperlink w:history="1" r:id="rIdw6m2rgxywhug8xa0shmen">
+      <w:hyperlink w:history="1" r:id="rIds1qqyoxww0f3w6ywh3yre">
         <w:r>
           <w:rPr>
             <w:rFonts w:ascii="Arial" w:cs="Arial" w:eastAsia="Arial" w:hAnsi="Arial"/>
@@ -30579,7 +30579,7 @@
             <w:pPr>
               <w:spacing w:after="20" w:before="0"/>
             </w:pPr>
-            <w:hyperlink w:history="1" r:id="rIdhswiiiqfqn0mogpeuy-5s">
+            <w:hyperlink w:history="1" r:id="rId2m4qaheruvsqht2cssczo">
               <w:r>
                 <w:rPr>
                   <w:rFonts w:ascii="Arial" w:cs="Arial" w:eastAsia="Arial" w:hAnsi="Arial"/>
@@ -30628,7 +30628,7 @@
               <w:spacing w:after="10" w:before="0"/>
               <w:ind w:left="120"/>
             </w:pPr>
-            <w:hyperlink w:history="1" r:id="rIds6ubmvq1cnpnvwgdww4e0">
+            <w:hyperlink w:history="1" r:id="rIdnqlmswik0mbjn7q7r8het">
               <w:r>
                 <w:rPr>
                   <w:rFonts w:ascii="Arial" w:cs="Arial" w:eastAsia="Arial" w:hAnsi="Arial"/>
@@ -30673,7 +30673,7 @@
             <w:pPr>
               <w:spacing w:after="20" w:before="0"/>
             </w:pPr>
-            <w:hyperlink w:history="1" r:id="rIdofcynyrp3tltk47cgfrjx">
+            <w:hyperlink w:history="1" r:id="rIdlyp3a6l0z3juxyftpalll">
               <w:r>
                 <w:rPr>
                   <w:rFonts w:ascii="Arial" w:cs="Arial" w:eastAsia="Arial" w:hAnsi="Arial"/>
@@ -30706,7 +30706,7 @@
               <w:spacing w:after="10" w:before="0"/>
               <w:ind w:left="120"/>
             </w:pPr>
-            <w:hyperlink w:history="1" r:id="rIddws9emcbl7huvkdlyneav">
+            <w:hyperlink w:history="1" r:id="rId1sdxbttciycgxtuspy5ep">
               <w:r>
                 <w:rPr>
                   <w:rFonts w:ascii="Arial" w:cs="Arial" w:eastAsia="Arial" w:hAnsi="Arial"/>
@@ -30901,7 +30901,7 @@
             <w:pPr>
               <w:spacing w:after="20" w:before="0"/>
             </w:pPr>
-            <w:hyperlink w:history="1" r:id="rIdsxxo_5mayrxwujy_xw1bf">
+            <w:hyperlink w:history="1" r:id="rIdhtkgyshqj2spg14qobwyf">
               <w:r>
                 <w:rPr>
                   <w:rFonts w:ascii="Arial" w:cs="Arial" w:eastAsia="Arial" w:hAnsi="Arial"/>
@@ -30950,7 +30950,7 @@
               <w:spacing w:after="10" w:before="0"/>
               <w:ind w:left="120"/>
             </w:pPr>
-            <w:hyperlink w:history="1" r:id="rId6gjb5ezrnpvdjm3na7p_c">
+            <w:hyperlink w:history="1" r:id="rIdiz5r60b183bhda_qqdmzk">
               <w:r>
                 <w:rPr>
                   <w:rFonts w:ascii="Arial" w:cs="Arial" w:eastAsia="Arial" w:hAnsi="Arial"/>
@@ -30995,7 +30995,7 @@
             <w:pPr>
               <w:spacing w:after="20" w:before="0"/>
             </w:pPr>
-            <w:hyperlink w:history="1" r:id="rIdwedtfkbcuox6tbioa4dke">
+            <w:hyperlink w:history="1" r:id="rIdi5duc7rv4nooygfdznuvc">
               <w:r>
                 <w:rPr>
                   <w:rFonts w:ascii="Arial" w:cs="Arial" w:eastAsia="Arial" w:hAnsi="Arial"/>
@@ -31028,7 +31028,7 @@
               <w:spacing w:after="10" w:before="0"/>
               <w:ind w:left="120"/>
             </w:pPr>
-            <w:hyperlink w:history="1" r:id="rIdwgxjidpd7yzujpn-7ixqw">
+            <w:hyperlink w:history="1" r:id="rIdthasmrq5xpjsnw6ofvf40">
               <w:r>
                 <w:rPr>
                   <w:rFonts w:ascii="Arial" w:cs="Arial" w:eastAsia="Arial" w:hAnsi="Arial"/>
@@ -31223,7 +31223,7 @@
             <w:pPr>
               <w:spacing w:after="20" w:before="0"/>
             </w:pPr>
-            <w:hyperlink w:history="1" r:id="rIdhnuyylfkupxl85vdmvt99">
+            <w:hyperlink w:history="1" r:id="rIdativztjy9xl9lypjnquo-">
               <w:r>
                 <w:rPr>
                   <w:rFonts w:ascii="Arial" w:cs="Arial" w:eastAsia="Arial" w:hAnsi="Arial"/>
@@ -31272,7 +31272,7 @@
               <w:spacing w:after="10" w:before="0"/>
               <w:ind w:left="120"/>
             </w:pPr>
-            <w:hyperlink w:history="1" r:id="rIdy9xdn_odq2pgun69dui6i">
+            <w:hyperlink w:history="1" r:id="rId5wbe6fwezixwujln_bkmg">
               <w:r>
                 <w:rPr>
                   <w:rFonts w:ascii="Arial" w:cs="Arial" w:eastAsia="Arial" w:hAnsi="Arial"/>
@@ -31317,7 +31317,7 @@
             <w:pPr>
               <w:spacing w:after="20" w:before="0"/>
             </w:pPr>
-            <w:hyperlink w:history="1" r:id="rIdhgupq3eq_ka9hqw14zaev">
+            <w:hyperlink w:history="1" r:id="rIdsfat_biydya0uiksmpii6">
               <w:r>
                 <w:rPr>
                   <w:rFonts w:ascii="Arial" w:cs="Arial" w:eastAsia="Arial" w:hAnsi="Arial"/>
@@ -31350,7 +31350,7 @@
               <w:spacing w:after="10" w:before="0"/>
               <w:ind w:left="120"/>
             </w:pPr>
-            <w:hyperlink w:history="1" r:id="rIdxqajomrlxhvduksrfb-n1">
+            <w:hyperlink w:history="1" r:id="rIde_rtaivz0axaelcyjoe35">
               <w:r>
                 <w:rPr>
                   <w:rFonts w:ascii="Arial" w:cs="Arial" w:eastAsia="Arial" w:hAnsi="Arial"/>
@@ -31545,7 +31545,7 @@
             <w:pPr>
               <w:spacing w:after="20" w:before="0"/>
             </w:pPr>
-            <w:hyperlink w:history="1" r:id="rIdaqcrzd6g_u-lfywlf-mjw">
+            <w:hyperlink w:history="1" r:id="rId1ae4atx-u28nkfm0zspu4">
               <w:r>
                 <w:rPr>
                   <w:rFonts w:ascii="Arial" w:cs="Arial" w:eastAsia="Arial" w:hAnsi="Arial"/>
@@ -31594,7 +31594,7 @@
               <w:spacing w:after="10" w:before="0"/>
               <w:ind w:left="120"/>
             </w:pPr>
-            <w:hyperlink w:history="1" r:id="rIdqx1oiwlh3aiadpk6efkmz">
+            <w:hyperlink w:history="1" r:id="rIdnvtg-ustftlzkiwkxbqod">
               <w:r>
                 <w:rPr>
                   <w:rFonts w:ascii="Arial" w:cs="Arial" w:eastAsia="Arial" w:hAnsi="Arial"/>
@@ -31639,7 +31639,7 @@
             <w:pPr>
               <w:spacing w:after="20" w:before="0"/>
             </w:pPr>
-            <w:hyperlink w:history="1" r:id="rIdoxwafe4dadunuyaszyytv">
+            <w:hyperlink w:history="1" r:id="rIdulxgka_u9s1efmfzlu4_b">
               <w:r>
                 <w:rPr>
                   <w:rFonts w:ascii="Arial" w:cs="Arial" w:eastAsia="Arial" w:hAnsi="Arial"/>
@@ -31672,7 +31672,7 @@
               <w:spacing w:after="10" w:before="0"/>
               <w:ind w:left="120"/>
             </w:pPr>
-            <w:hyperlink w:history="1" r:id="rIds9tjvhpg2-xs_4ad2bt-g">
+            <w:hyperlink w:history="1" r:id="rIdrkxdaeqtyepsgdfpjp7-d">
               <w:r>
                 <w:rPr>
                   <w:rFonts w:ascii="Arial" w:cs="Arial" w:eastAsia="Arial" w:hAnsi="Arial"/>
@@ -31867,7 +31867,7 @@
             <w:pPr>
               <w:spacing w:after="20" w:before="0"/>
             </w:pPr>
-            <w:hyperlink w:history="1" r:id="rIdljas8b_yj6vnfzl16lmrw">
+            <w:hyperlink w:history="1" r:id="rIdr7b9des-vxkhrdyqanrbw">
               <w:r>
                 <w:rPr>
                   <w:rFonts w:ascii="Arial" w:cs="Arial" w:eastAsia="Arial" w:hAnsi="Arial"/>
@@ -31916,7 +31916,7 @@
               <w:spacing w:after="10" w:before="0"/>
               <w:ind w:left="120"/>
             </w:pPr>
-            <w:hyperlink w:history="1" r:id="rIdjzxahu4pkds_bo30ov0pg">
+            <w:hyperlink w:history="1" r:id="rIdvoqzneun8jzbw36h3dpr2">
               <w:r>
                 <w:rPr>
                   <w:rFonts w:ascii="Arial" w:cs="Arial" w:eastAsia="Arial" w:hAnsi="Arial"/>
@@ -31961,7 +31961,7 @@
             <w:pPr>
               <w:spacing w:after="20" w:before="0"/>
             </w:pPr>
-            <w:hyperlink w:history="1" r:id="rIdbnnsa8wlkl26ukbui-99p">
+            <w:hyperlink w:history="1" r:id="rIdxiylp1jrbcikrbgdoyvex">
               <w:r>
                 <w:rPr>
                   <w:rFonts w:ascii="Arial" w:cs="Arial" w:eastAsia="Arial" w:hAnsi="Arial"/>
@@ -31994,7 +31994,7 @@
               <w:spacing w:after="10" w:before="0"/>
               <w:ind w:left="120"/>
             </w:pPr>
-            <w:hyperlink w:history="1" r:id="rIdrx_xiemx-0xr0rh0ffzur">
+            <w:hyperlink w:history="1" r:id="rIdsqqcdtuwb9ekgaqdysjrl">
               <w:r>
                 <w:rPr>
                   <w:rFonts w:ascii="Arial" w:cs="Arial" w:eastAsia="Arial" w:hAnsi="Arial"/>
@@ -32734,7 +32734,7 @@
         </w:rPr>
         <w:t xml:space="preserve">© 2026 SeaVuria and ARES. Aligned with KICD objectives. Developed by SeaVuria; technical implementation by ARES (with AI assistance from Claude). Licensed under </w:t>
       </w:r>
-      <w:hyperlink w:history="1" r:id="rIdwy4osv7abkzzwxjo9aity">
+      <w:hyperlink w:history="1" r:id="rIddh0nh7zz0vk1kviye_cw-">
         <w:r>
           <w:rPr>
             <w:rFonts w:ascii="Arial" w:cs="Arial" w:eastAsia="Arial" w:hAnsi="Arial"/>
@@ -32755,7 +32755,7 @@
         </w:rPr>
         <w:t xml:space="preserve"> (</w:t>
       </w:r>
-      <w:hyperlink w:history="1" r:id="rIdhzlnr8hrluu3rfnteedjl">
+      <w:hyperlink w:history="1" r:id="rIdmxxemmhzypr3oihnjqffx">
         <w:r>
           <w:rPr>
             <w:rFonts w:ascii="Arial" w:cs="Arial" w:eastAsia="Arial" w:hAnsi="Arial"/>

--- a/data/outputs/v2/Maths/SS2.4_Surface_Area_and_Volume_of_Solids/Mathematics_Surface_Area_and_Volume_of_Solids_CBE_LessonSequence.docx
+++ b/data/outputs/v2/Maths/SS2.4_Surface_Area_and_Volume_of_Solids/Mathematics_Surface_Area_and_Volume_of_Solids_CBE_LessonSequence.docx
@@ -4,6 +4,7 @@
   <w:body>
     <w:p>
       <w:pPr>
+        <w:keepNext w:val="false"/>
         <w:spacing w:after="30" w:before="0"/>
         <w:jc w:val="center"/>
       </w:pPr>
@@ -23,6 +24,7 @@
     </w:p>
     <w:p>
       <w:pPr>
+        <w:keepNext w:val="false"/>
         <w:spacing w:after="60" w:before="0"/>
         <w:jc w:val="center"/>
       </w:pPr>
@@ -81,6 +83,7 @@
           </w:tcPr>
           <w:p>
             <w:pPr>
+              <w:keepNext w:val="false"/>
               <w:spacing w:after="40" w:before="0"/>
               <w:jc w:val="center"/>
             </w:pPr>
@@ -115,6 +118,7 @@
           </w:tcPr>
           <w:p>
             <w:pPr>
+              <w:keepNext w:val="false"/>
               <w:spacing w:after="40" w:before="0"/>
               <w:jc w:val="left"/>
             </w:pPr>
@@ -147,6 +151,7 @@
           </w:tcPr>
           <w:p>
             <w:pPr>
+              <w:keepNext w:val="false"/>
               <w:spacing w:after="40" w:before="0"/>
               <w:jc w:val="left"/>
             </w:pPr>
@@ -181,6 +186,7 @@
           </w:tcPr>
           <w:p>
             <w:pPr>
+              <w:keepNext w:val="false"/>
               <w:spacing w:after="40" w:before="0"/>
               <w:jc w:val="left"/>
             </w:pPr>
@@ -213,6 +219,7 @@
           </w:tcPr>
           <w:p>
             <w:pPr>
+              <w:keepNext w:val="false"/>
               <w:spacing w:after="40" w:before="0"/>
               <w:jc w:val="left"/>
             </w:pPr>
@@ -247,6 +254,7 @@
           </w:tcPr>
           <w:p>
             <w:pPr>
+              <w:keepNext w:val="false"/>
               <w:spacing w:after="40" w:before="0"/>
               <w:jc w:val="left"/>
             </w:pPr>
@@ -279,6 +287,7 @@
           </w:tcPr>
           <w:p>
             <w:pPr>
+              <w:keepNext w:val="false"/>
               <w:spacing w:after="40" w:before="0"/>
               <w:jc w:val="left"/>
             </w:pPr>
@@ -313,6 +322,7 @@
           </w:tcPr>
           <w:p>
             <w:pPr>
+              <w:keepNext w:val="false"/>
               <w:spacing w:after="40" w:before="0"/>
               <w:jc w:val="left"/>
             </w:pPr>
@@ -345,6 +355,7 @@
           </w:tcPr>
           <w:p>
             <w:pPr>
+              <w:keepNext w:val="false"/>
               <w:spacing w:after="40" w:before="0"/>
               <w:jc w:val="left"/>
             </w:pPr>
@@ -379,6 +390,7 @@
           </w:tcPr>
           <w:p>
             <w:pPr>
+              <w:keepNext w:val="false"/>
               <w:spacing w:after="40" w:before="0"/>
               <w:jc w:val="left"/>
             </w:pPr>
@@ -411,6 +423,7 @@
           </w:tcPr>
           <w:p>
             <w:pPr>
+              <w:keepNext w:val="false"/>
               <w:spacing w:after="40" w:before="0"/>
               <w:jc w:val="left"/>
             </w:pPr>
@@ -445,6 +458,7 @@
           </w:tcPr>
           <w:p>
             <w:pPr>
+              <w:keepNext w:val="false"/>
               <w:spacing w:after="40" w:before="0"/>
               <w:jc w:val="left"/>
             </w:pPr>
@@ -792,6 +806,7 @@
           </w:tcPr>
           <w:p>
             <w:pPr>
+              <w:keepNext w:val="false"/>
               <w:spacing w:after="40" w:before="0"/>
               <w:jc w:val="left"/>
             </w:pPr>
@@ -824,6 +839,7 @@
           </w:tcPr>
           <w:p>
             <w:pPr>
+              <w:keepNext w:val="false"/>
               <w:spacing w:after="40" w:before="0"/>
               <w:jc w:val="left"/>
             </w:pPr>
@@ -843,6 +859,7 @@
           </w:p>
           <w:p>
             <w:pPr>
+              <w:keepNext w:val="false"/>
               <w:spacing w:after="40" w:before="0"/>
               <w:jc w:val="left"/>
             </w:pPr>
@@ -862,6 +879,7 @@
           </w:p>
           <w:p>
             <w:pPr>
+              <w:keepNext w:val="false"/>
               <w:spacing w:after="40" w:before="0"/>
               <w:jc w:val="left"/>
             </w:pPr>
@@ -881,6 +899,7 @@
           </w:p>
           <w:p>
             <w:pPr>
+              <w:keepNext w:val="false"/>
               <w:spacing w:after="40" w:before="0"/>
               <w:jc w:val="left"/>
             </w:pPr>
@@ -900,6 +919,7 @@
           </w:p>
           <w:p>
             <w:pPr>
+              <w:keepNext w:val="false"/>
               <w:spacing w:after="40" w:before="0"/>
               <w:jc w:val="left"/>
             </w:pPr>
@@ -919,6 +939,7 @@
           </w:p>
           <w:p>
             <w:pPr>
+              <w:keepNext w:val="false"/>
               <w:spacing w:after="40" w:before="0"/>
               <w:jc w:val="left"/>
             </w:pPr>
@@ -938,6 +959,7 @@
           </w:p>
           <w:p>
             <w:pPr>
+              <w:keepNext w:val="false"/>
               <w:spacing w:after="40" w:before="0"/>
               <w:jc w:val="left"/>
             </w:pPr>
@@ -957,6 +979,7 @@
           </w:p>
           <w:p>
             <w:pPr>
+              <w:keepNext w:val="false"/>
               <w:spacing w:after="40" w:before="0"/>
               <w:jc w:val="left"/>
             </w:pPr>
@@ -976,6 +999,7 @@
           </w:p>
           <w:p>
             <w:pPr>
+              <w:keepNext w:val="false"/>
               <w:spacing w:after="40" w:before="0"/>
               <w:jc w:val="left"/>
             </w:pPr>
@@ -1010,6 +1034,7 @@
           </w:tcPr>
           <w:p>
             <w:pPr>
+              <w:keepNext w:val="false"/>
               <w:spacing w:after="40" w:before="0"/>
               <w:jc w:val="left"/>
             </w:pPr>
@@ -1157,6 +1182,7 @@
           </w:tcPr>
           <w:p>
             <w:pPr>
+              <w:keepNext w:val="false"/>
               <w:spacing w:after="40" w:before="0"/>
               <w:jc w:val="left"/>
             </w:pPr>
@@ -1304,6 +1330,7 @@
           </w:tcPr>
           <w:p>
             <w:pPr>
+              <w:keepNext w:val="false"/>
               <w:spacing w:after="40" w:before="0"/>
               <w:jc w:val="left"/>
             </w:pPr>
@@ -1451,6 +1478,7 @@
           </w:tcPr>
           <w:p>
             <w:pPr>
+              <w:keepNext w:val="false"/>
               <w:spacing w:after="40" w:before="0"/>
               <w:jc w:val="left"/>
             </w:pPr>
@@ -1578,6 +1606,7 @@
           </w:tcPr>
           <w:p>
             <w:pPr>
+              <w:keepNext w:val="false"/>
               <w:spacing w:after="40" w:before="0"/>
               <w:jc w:val="left"/>
             </w:pPr>
@@ -1745,6 +1774,7 @@
           </w:tcPr>
           <w:p>
             <w:pPr>
+              <w:keepNext w:val="false"/>
               <w:spacing w:after="40" w:before="0"/>
               <w:jc w:val="left"/>
             </w:pPr>
@@ -1777,6 +1807,7 @@
           </w:tcPr>
           <w:p>
             <w:pPr>
+              <w:keepNext w:val="false"/>
               <w:spacing w:after="40" w:before="0"/>
               <w:jc w:val="left"/>
             </w:pPr>
@@ -1811,6 +1842,7 @@
           </w:tcPr>
           <w:p>
             <w:pPr>
+              <w:keepNext w:val="false"/>
               <w:spacing w:after="40" w:before="0"/>
               <w:jc w:val="left"/>
             </w:pPr>
@@ -1843,6 +1875,7 @@
           </w:tcPr>
           <w:p>
             <w:pPr>
+              <w:keepNext w:val="false"/>
               <w:spacing w:after="40" w:before="0"/>
               <w:jc w:val="left"/>
             </w:pPr>
@@ -1862,6 +1895,7 @@
           </w:p>
           <w:p>
             <w:pPr>
+              <w:keepNext w:val="false"/>
               <w:spacing w:after="40" w:before="0"/>
               <w:jc w:val="left"/>
             </w:pPr>
@@ -1881,6 +1915,7 @@
           </w:p>
           <w:p>
             <w:pPr>
+              <w:keepNext w:val="false"/>
               <w:spacing w:after="40" w:before="0"/>
               <w:jc w:val="left"/>
             </w:pPr>
@@ -1900,6 +1935,7 @@
           </w:p>
           <w:p>
             <w:pPr>
+              <w:keepNext w:val="false"/>
               <w:spacing w:after="40" w:before="0"/>
               <w:jc w:val="left"/>
             </w:pPr>
@@ -1919,6 +1955,7 @@
           </w:p>
           <w:p>
             <w:pPr>
+              <w:keepNext w:val="false"/>
               <w:spacing w:after="40" w:before="0"/>
               <w:jc w:val="left"/>
             </w:pPr>
@@ -1953,6 +1990,7 @@
           </w:tcPr>
           <w:p>
             <w:pPr>
+              <w:keepNext w:val="false"/>
               <w:spacing w:after="40" w:before="0"/>
               <w:jc w:val="left"/>
             </w:pPr>
@@ -1985,6 +2023,7 @@
           </w:tcPr>
           <w:p>
             <w:pPr>
+              <w:keepNext w:val="false"/>
               <w:spacing w:after="40" w:before="0"/>
               <w:jc w:val="left"/>
             </w:pPr>
@@ -2019,6 +2058,7 @@
           </w:tcPr>
           <w:p>
             <w:pPr>
+              <w:keepNext w:val="false"/>
               <w:spacing w:after="40" w:before="0"/>
               <w:jc w:val="left"/>
             </w:pPr>
@@ -2051,6 +2091,7 @@
           </w:tcPr>
           <w:p>
             <w:pPr>
+              <w:keepNext w:val="false"/>
               <w:spacing w:after="40" w:before="0"/>
               <w:jc w:val="left"/>
             </w:pPr>
@@ -2070,6 +2111,7 @@
           </w:p>
           <w:p>
             <w:pPr>
+              <w:keepNext w:val="false"/>
               <w:spacing w:after="40" w:before="0"/>
               <w:jc w:val="left"/>
             </w:pPr>
@@ -2089,6 +2131,7 @@
           </w:p>
           <w:p>
             <w:pPr>
+              <w:keepNext w:val="false"/>
               <w:spacing w:after="40" w:before="0"/>
               <w:jc w:val="left"/>
             </w:pPr>
@@ -2108,6 +2151,7 @@
           </w:p>
           <w:p>
             <w:pPr>
+              <w:keepNext w:val="false"/>
               <w:spacing w:after="40" w:before="0"/>
               <w:jc w:val="left"/>
             </w:pPr>
@@ -2127,6 +2171,7 @@
           </w:p>
           <w:p>
             <w:pPr>
+              <w:keepNext w:val="false"/>
               <w:spacing w:after="40" w:before="0"/>
               <w:jc w:val="left"/>
             </w:pPr>
@@ -2146,6 +2191,7 @@
           </w:p>
           <w:p>
             <w:pPr>
+              <w:keepNext w:val="false"/>
               <w:spacing w:after="40" w:before="0"/>
               <w:jc w:val="left"/>
             </w:pPr>
@@ -2165,6 +2211,7 @@
           </w:p>
           <w:p>
             <w:pPr>
+              <w:keepNext w:val="false"/>
               <w:spacing w:after="40" w:before="0"/>
               <w:jc w:val="left"/>
             </w:pPr>
@@ -2184,6 +2231,7 @@
           </w:p>
           <w:p>
             <w:pPr>
+              <w:keepNext w:val="false"/>
               <w:spacing w:after="40" w:before="0"/>
               <w:jc w:val="left"/>
             </w:pPr>
@@ -2203,6 +2251,7 @@
           </w:p>
           <w:p>
             <w:pPr>
+              <w:keepNext w:val="false"/>
               <w:spacing w:after="40" w:before="0"/>
               <w:jc w:val="left"/>
             </w:pPr>
@@ -2222,6 +2271,7 @@
           </w:p>
           <w:p>
             <w:pPr>
+              <w:keepNext w:val="false"/>
               <w:spacing w:after="40" w:before="0"/>
               <w:jc w:val="left"/>
             </w:pPr>
@@ -2241,6 +2291,7 @@
           </w:p>
           <w:p>
             <w:pPr>
+              <w:keepNext w:val="false"/>
               <w:spacing w:after="40" w:before="0"/>
               <w:jc w:val="left"/>
             </w:pPr>
@@ -2260,6 +2311,7 @@
           </w:p>
           <w:p>
             <w:pPr>
+              <w:keepNext w:val="false"/>
               <w:spacing w:after="40" w:before="0"/>
               <w:jc w:val="left"/>
             </w:pPr>
@@ -2279,6 +2331,7 @@
           </w:p>
           <w:p>
             <w:pPr>
+              <w:keepNext w:val="false"/>
               <w:spacing w:after="40" w:before="0"/>
               <w:jc w:val="left"/>
             </w:pPr>
@@ -2298,6 +2351,7 @@
           </w:p>
           <w:p>
             <w:pPr>
+              <w:keepNext w:val="false"/>
               <w:spacing w:after="40" w:before="0"/>
               <w:jc w:val="left"/>
             </w:pPr>
@@ -2317,6 +2371,7 @@
           </w:p>
           <w:p>
             <w:pPr>
+              <w:keepNext w:val="false"/>
               <w:spacing w:after="40" w:before="0"/>
               <w:jc w:val="left"/>
             </w:pPr>
@@ -2336,6 +2391,7 @@
           </w:p>
           <w:p>
             <w:pPr>
+              <w:keepNext w:val="false"/>
               <w:spacing w:after="40" w:before="0"/>
               <w:jc w:val="left"/>
             </w:pPr>
@@ -2355,6 +2411,7 @@
           </w:p>
           <w:p>
             <w:pPr>
+              <w:keepNext w:val="false"/>
               <w:spacing w:after="40" w:before="0"/>
               <w:jc w:val="left"/>
             </w:pPr>
@@ -2374,6 +2431,7 @@
           </w:p>
           <w:p>
             <w:pPr>
+              <w:keepNext w:val="false"/>
               <w:spacing w:after="40" w:before="0"/>
               <w:jc w:val="left"/>
             </w:pPr>
@@ -2393,6 +2451,7 @@
           </w:p>
           <w:p>
             <w:pPr>
+              <w:keepNext w:val="false"/>
               <w:spacing w:after="40" w:before="0"/>
               <w:jc w:val="left"/>
             </w:pPr>
@@ -2427,6 +2486,7 @@
           </w:tcPr>
           <w:p>
             <w:pPr>
+              <w:keepNext w:val="false"/>
               <w:spacing w:after="40" w:before="0"/>
               <w:jc w:val="left"/>
             </w:pPr>
@@ -2658,7 +2718,7 @@
         </w:rPr>
         <w:t xml:space="preserve">© 2026 SeaVuria and ARES. This work is licensed under a </w:t>
       </w:r>
-      <w:hyperlink w:history="1" r:id="rIdkvdxvbzydvfc3vlo-l5qp">
+      <w:hyperlink w:history="1" r:id="rIdhoumhkbjs3cgiis4qvsdl">
         <w:r>
           <w:rPr>
             <w:rFonts w:ascii="Arial" w:cs="Arial" w:eastAsia="Arial" w:hAnsi="Arial"/>
@@ -2678,7 +2738,7 @@
         </w:rPr>
         <w:t xml:space="preserve"> (</w:t>
       </w:r>
-      <w:hyperlink w:history="1" r:id="rId4dqxuizeafnu9psq_toct">
+      <w:hyperlink w:history="1" r:id="rIdq37foswvqgys3aujgn2qq">
         <w:r>
           <w:rPr>
             <w:rFonts w:ascii="Arial" w:cs="Arial" w:eastAsia="Arial" w:hAnsi="Arial"/>
@@ -2698,7 +2758,7 @@
         </w:rPr>
         <w:t xml:space="preserve">). To view a copy of this license, visit </w:t>
       </w:r>
-      <w:hyperlink w:history="1" r:id="rIdehnx5et33s2r5ja0fdvvz">
+      <w:hyperlink w:history="1" r:id="rIdjwxoiahumqm6n7ookv2q-">
         <w:r>
           <w:rPr>
             <w:rFonts w:ascii="Arial" w:cs="Arial" w:eastAsia="Arial" w:hAnsi="Arial"/>
@@ -2757,6 +2817,7 @@
           </w:tcPr>
           <w:p>
             <w:pPr>
+              <w:keepNext w:val="false"/>
               <w:spacing w:after="40" w:before="0"/>
               <w:jc w:val="center"/>
             </w:pPr>
@@ -2792,6 +2853,7 @@
           </w:tcPr>
           <w:p>
             <w:pPr>
+              <w:keepNext w:val="false"/>
               <w:spacing w:after="40" w:before="0"/>
               <w:jc w:val="center"/>
             </w:pPr>
@@ -2826,6 +2888,7 @@
           </w:tcPr>
           <w:p>
             <w:pPr>
+              <w:keepNext w:val="false"/>
               <w:spacing w:after="40" w:before="0"/>
               <w:jc w:val="left"/>
             </w:pPr>
@@ -2858,6 +2921,7 @@
           </w:tcPr>
           <w:p>
             <w:pPr>
+              <w:keepNext w:val="false"/>
               <w:spacing w:after="40" w:before="0"/>
               <w:jc w:val="left"/>
             </w:pPr>
@@ -2892,6 +2956,7 @@
           </w:tcPr>
           <w:p>
             <w:pPr>
+              <w:keepNext w:val="false"/>
               <w:spacing w:after="40" w:before="0"/>
               <w:jc w:val="left"/>
             </w:pPr>
@@ -2924,6 +2989,7 @@
           </w:tcPr>
           <w:p>
             <w:pPr>
+              <w:keepNext w:val="false"/>
               <w:spacing w:after="40" w:before="0"/>
               <w:jc w:val="left"/>
             </w:pPr>
@@ -2958,6 +3024,7 @@
           </w:tcPr>
           <w:p>
             <w:pPr>
+              <w:keepNext w:val="false"/>
               <w:spacing w:after="40" w:before="0"/>
               <w:jc w:val="left"/>
             </w:pPr>
@@ -2990,6 +3057,7 @@
           </w:tcPr>
           <w:p>
             <w:pPr>
+              <w:keepNext w:val="false"/>
               <w:spacing w:after="40" w:before="0"/>
               <w:jc w:val="left"/>
             </w:pPr>
@@ -3024,6 +3092,7 @@
           </w:tcPr>
           <w:p>
             <w:pPr>
+              <w:keepNext w:val="false"/>
               <w:spacing w:after="40" w:before="0"/>
               <w:jc w:val="left"/>
             </w:pPr>
@@ -3056,6 +3125,7 @@
           </w:tcPr>
           <w:p>
             <w:pPr>
+              <w:keepNext w:val="false"/>
               <w:spacing w:after="40" w:before="0"/>
               <w:jc w:val="left"/>
             </w:pPr>
@@ -3090,6 +3160,7 @@
           </w:tcPr>
           <w:p>
             <w:pPr>
+              <w:keepNext w:val="false"/>
               <w:spacing w:after="40" w:before="0"/>
               <w:jc w:val="left"/>
             </w:pPr>
@@ -3122,6 +3193,7 @@
           </w:tcPr>
           <w:p>
             <w:pPr>
+              <w:keepNext w:val="false"/>
               <w:spacing w:after="40" w:before="0"/>
               <w:jc w:val="left"/>
             </w:pPr>
@@ -3156,6 +3228,7 @@
           </w:tcPr>
           <w:p>
             <w:pPr>
+              <w:keepNext w:val="false"/>
               <w:spacing w:after="40" w:before="0"/>
               <w:jc w:val="left"/>
             </w:pPr>
@@ -3188,6 +3261,7 @@
           </w:tcPr>
           <w:p>
             <w:pPr>
+              <w:keepNext w:val="false"/>
               <w:spacing w:after="40" w:before="0"/>
               <w:jc w:val="left"/>
             </w:pPr>
@@ -3222,6 +3296,7 @@
           </w:tcPr>
           <w:p>
             <w:pPr>
+              <w:keepNext w:val="false"/>
               <w:spacing w:after="40" w:before="0"/>
               <w:jc w:val="left"/>
             </w:pPr>
@@ -3254,6 +3329,7 @@
           </w:tcPr>
           <w:p>
             <w:pPr>
+              <w:keepNext w:val="false"/>
               <w:spacing w:after="40" w:before="0"/>
               <w:jc w:val="left"/>
             </w:pPr>
@@ -3288,6 +3364,7 @@
           </w:tcPr>
           <w:p>
             <w:pPr>
+              <w:keepNext w:val="false"/>
               <w:spacing w:after="40" w:before="0"/>
               <w:jc w:val="left"/>
             </w:pPr>
@@ -3320,6 +3397,7 @@
           </w:tcPr>
           <w:p>
             <w:pPr>
+              <w:keepNext w:val="false"/>
               <w:spacing w:after="40" w:before="0"/>
               <w:jc w:val="left"/>
             </w:pPr>
@@ -3379,6 +3457,7 @@
           </w:tcPr>
           <w:p>
             <w:pPr>
+              <w:keepNext w:val="false"/>
               <w:spacing w:after="40" w:before="0"/>
               <w:jc w:val="center"/>
             </w:pPr>
@@ -3413,6 +3492,7 @@
           </w:tcPr>
           <w:p>
             <w:pPr>
+              <w:keepNext w:val="false"/>
               <w:spacing w:after="40" w:before="0"/>
               <w:jc w:val="left"/>
             </w:pPr>
@@ -3477,6 +3557,7 @@
           </w:tcPr>
           <w:p>
             <w:pPr>
+              <w:keepNext w:val="false"/>
               <w:spacing w:after="40" w:before="0"/>
               <w:jc w:val="center"/>
             </w:pPr>
@@ -3511,6 +3592,7 @@
           </w:tcPr>
           <w:p>
             <w:pPr>
+              <w:keepNext w:val="false"/>
               <w:spacing w:after="40" w:before="0"/>
               <w:jc w:val="left"/>
             </w:pPr>
@@ -3543,6 +3625,7 @@
           </w:tcPr>
           <w:p>
             <w:pPr>
+              <w:keepNext w:val="false"/>
               <w:spacing w:after="40" w:before="0"/>
               <w:jc w:val="left"/>
             </w:pPr>
@@ -3575,6 +3658,7 @@
           </w:tcPr>
           <w:p>
             <w:pPr>
+              <w:keepNext w:val="false"/>
               <w:spacing w:after="40" w:before="0"/>
               <w:jc w:val="left"/>
             </w:pPr>
@@ -3607,6 +3691,7 @@
           </w:tcPr>
           <w:p>
             <w:pPr>
+              <w:keepNext w:val="false"/>
               <w:spacing w:after="40" w:before="0"/>
               <w:jc w:val="left"/>
             </w:pPr>
@@ -3639,6 +3724,7 @@
           </w:tcPr>
           <w:p>
             <w:pPr>
+              <w:keepNext w:val="false"/>
               <w:spacing w:after="40" w:before="0"/>
               <w:jc w:val="left"/>
             </w:pPr>
@@ -3673,6 +3759,7 @@
           </w:tcPr>
           <w:p>
             <w:pPr>
+              <w:keepNext w:val="false"/>
               <w:spacing w:after="40" w:before="0"/>
               <w:jc w:val="left"/>
             </w:pPr>
@@ -3710,7 +3797,7 @@
             <w:pPr>
               <w:spacing w:after="20" w:before="0"/>
             </w:pPr>
-            <w:hyperlink w:history="1" r:id="rId2zc8-0gszprgsjig1nywk">
+            <w:hyperlink w:history="1" r:id="rIdmpjiqymikslz2p0rb0yts">
               <w:r>
                 <w:rPr>
                   <w:rFonts w:ascii="Arial" w:cs="Arial" w:eastAsia="Arial" w:hAnsi="Arial"/>
@@ -3743,7 +3830,7 @@
               <w:spacing w:after="10" w:before="0"/>
               <w:ind w:left="120"/>
             </w:pPr>
-            <w:hyperlink w:history="1" r:id="rIdk3tw2y9bipru1vnzypji8">
+            <w:hyperlink w:history="1" r:id="rIdfnngljxl5puzj-8ntb5cr">
               <w:r>
                 <w:rPr>
                   <w:rFonts w:ascii="Arial" w:cs="Arial" w:eastAsia="Arial" w:hAnsi="Arial"/>
@@ -3788,7 +3875,7 @@
             <w:pPr>
               <w:spacing w:after="20" w:before="0"/>
             </w:pPr>
-            <w:hyperlink w:history="1" r:id="rIdkyk3enfsl46rgxohsjcyp">
+            <w:hyperlink w:history="1" r:id="rId92ts0-attk6pakzzlumut">
               <w:r>
                 <w:rPr>
                   <w:rFonts w:ascii="Arial" w:cs="Arial" w:eastAsia="Arial" w:hAnsi="Arial"/>
@@ -3821,7 +3908,7 @@
               <w:spacing w:after="10" w:before="0"/>
               <w:ind w:left="120"/>
             </w:pPr>
-            <w:hyperlink w:history="1" r:id="rIdic5__rm_mwiaxf3lg90ot">
+            <w:hyperlink w:history="1" r:id="rIdzbhhw9lno8dwdbct6fnrr">
               <w:r>
                 <w:rPr>
                   <w:rFonts w:ascii="Arial" w:cs="Arial" w:eastAsia="Arial" w:hAnsi="Arial"/>
@@ -3849,6 +3936,7 @@
           </w:tcPr>
           <w:p>
             <w:pPr>
+              <w:keepNext w:val="false"/>
               <w:spacing w:after="40" w:before="0"/>
               <w:jc w:val="left"/>
             </w:pPr>
@@ -3881,6 +3969,7 @@
           </w:tcPr>
           <w:p>
             <w:pPr>
+              <w:keepNext w:val="false"/>
               <w:spacing w:after="40" w:before="0"/>
               <w:jc w:val="left"/>
             </w:pPr>
@@ -3913,6 +4002,7 @@
           </w:tcPr>
           <w:p>
             <w:pPr>
+              <w:keepNext w:val="false"/>
               <w:spacing w:after="40" w:before="0"/>
               <w:jc w:val="left"/>
             </w:pPr>
@@ -3945,6 +4035,7 @@
           </w:tcPr>
           <w:p>
             <w:pPr>
+              <w:keepNext w:val="false"/>
               <w:spacing w:after="40" w:before="0"/>
               <w:jc w:val="left"/>
             </w:pPr>
@@ -3979,6 +4070,7 @@
           </w:tcPr>
           <w:p>
             <w:pPr>
+              <w:keepNext w:val="false"/>
               <w:spacing w:after="40" w:before="0"/>
               <w:jc w:val="left"/>
             </w:pPr>
@@ -4016,7 +4108,7 @@
             <w:pPr>
               <w:spacing w:after="20" w:before="0"/>
             </w:pPr>
-            <w:hyperlink w:history="1" r:id="rIdyoistnhkgr2c3rp56dn58">
+            <w:hyperlink w:history="1" r:id="rIdznugpm1td0hfku1a2eybm">
               <w:r>
                 <w:rPr>
                   <w:rFonts w:ascii="Arial" w:cs="Arial" w:eastAsia="Arial" w:hAnsi="Arial"/>
@@ -4049,7 +4141,7 @@
               <w:spacing w:after="10" w:before="0"/>
               <w:ind w:left="120"/>
             </w:pPr>
-            <w:hyperlink w:history="1" r:id="rIdtkw3lxojpmbzzxwejcu_h">
+            <w:hyperlink w:history="1" r:id="rId_xqpyvzaurfsidk49mn3i">
               <w:r>
                 <w:rPr>
                   <w:rFonts w:ascii="Arial" w:cs="Arial" w:eastAsia="Arial" w:hAnsi="Arial"/>
@@ -4094,7 +4186,7 @@
             <w:pPr>
               <w:spacing w:after="20" w:before="0"/>
             </w:pPr>
-            <w:hyperlink w:history="1" r:id="rIdk_ejzrb218oc_jgwp3tnp">
+            <w:hyperlink w:history="1" r:id="rIdsjv3qe_atded3byjdgurz">
               <w:r>
                 <w:rPr>
                   <w:rFonts w:ascii="Arial" w:cs="Arial" w:eastAsia="Arial" w:hAnsi="Arial"/>
@@ -4127,7 +4219,7 @@
               <w:spacing w:after="10" w:before="0"/>
               <w:ind w:left="120"/>
             </w:pPr>
-            <w:hyperlink w:history="1" r:id="rIdtoi7ihvo5hwky4fqy_ynf">
+            <w:hyperlink w:history="1" r:id="rIdyutsci0se1brdbqlvldbx">
               <w:r>
                 <w:rPr>
                   <w:rFonts w:ascii="Arial" w:cs="Arial" w:eastAsia="Arial" w:hAnsi="Arial"/>
@@ -4155,6 +4247,7 @@
           </w:tcPr>
           <w:p>
             <w:pPr>
+              <w:keepNext w:val="false"/>
               <w:spacing w:after="40" w:before="0"/>
               <w:jc w:val="left"/>
             </w:pPr>
@@ -4187,6 +4280,7 @@
           </w:tcPr>
           <w:p>
             <w:pPr>
+              <w:keepNext w:val="false"/>
               <w:spacing w:after="40" w:before="0"/>
               <w:jc w:val="left"/>
             </w:pPr>
@@ -4219,6 +4313,7 @@
           </w:tcPr>
           <w:p>
             <w:pPr>
+              <w:keepNext w:val="false"/>
               <w:spacing w:after="40" w:before="0"/>
               <w:jc w:val="left"/>
             </w:pPr>
@@ -4251,6 +4346,7 @@
           </w:tcPr>
           <w:p>
             <w:pPr>
+              <w:keepNext w:val="false"/>
               <w:spacing w:after="40" w:before="0"/>
               <w:jc w:val="left"/>
             </w:pPr>
@@ -4285,6 +4381,7 @@
           </w:tcPr>
           <w:p>
             <w:pPr>
+              <w:keepNext w:val="false"/>
               <w:spacing w:after="40" w:before="0"/>
               <w:jc w:val="left"/>
             </w:pPr>
@@ -4322,7 +4419,7 @@
             <w:pPr>
               <w:spacing w:after="20" w:before="0"/>
             </w:pPr>
-            <w:hyperlink w:history="1" r:id="rIdjy9qlb3jfhhddk-owmuhx">
+            <w:hyperlink w:history="1" r:id="rId1yzuicsxeq_i8e18cmcj8">
               <w:r>
                 <w:rPr>
                   <w:rFonts w:ascii="Arial" w:cs="Arial" w:eastAsia="Arial" w:hAnsi="Arial"/>
@@ -4355,7 +4452,7 @@
               <w:spacing w:after="10" w:before="0"/>
               <w:ind w:left="120"/>
             </w:pPr>
-            <w:hyperlink w:history="1" r:id="rId0u6cubxkjqc0connfoz1t">
+            <w:hyperlink w:history="1" r:id="rIdqffcziq8x1b5cjmueatnp">
               <w:r>
                 <w:rPr>
                   <w:rFonts w:ascii="Arial" w:cs="Arial" w:eastAsia="Arial" w:hAnsi="Arial"/>
@@ -4400,7 +4497,7 @@
             <w:pPr>
               <w:spacing w:after="20" w:before="0"/>
             </w:pPr>
-            <w:hyperlink w:history="1" r:id="rIdfjkypuz91i0hjv0ypm2ls">
+            <w:hyperlink w:history="1" r:id="rIdk_kbr8wbqhqj9iq12zpcs">
               <w:r>
                 <w:rPr>
                   <w:rFonts w:ascii="Arial" w:cs="Arial" w:eastAsia="Arial" w:hAnsi="Arial"/>
@@ -4433,7 +4530,7 @@
               <w:spacing w:after="10" w:before="0"/>
               <w:ind w:left="120"/>
             </w:pPr>
-            <w:hyperlink w:history="1" r:id="rIdsjqukogymuv_ogyasz4sm">
+            <w:hyperlink w:history="1" r:id="rIduqnopgolatefdqmssgkn1">
               <w:r>
                 <w:rPr>
                   <w:rFonts w:ascii="Arial" w:cs="Arial" w:eastAsia="Arial" w:hAnsi="Arial"/>
@@ -4461,6 +4558,7 @@
           </w:tcPr>
           <w:p>
             <w:pPr>
+              <w:keepNext w:val="false"/>
               <w:spacing w:after="40" w:before="0"/>
               <w:jc w:val="left"/>
             </w:pPr>
@@ -4493,6 +4591,7 @@
           </w:tcPr>
           <w:p>
             <w:pPr>
+              <w:keepNext w:val="false"/>
               <w:spacing w:after="40" w:before="0"/>
               <w:jc w:val="left"/>
             </w:pPr>
@@ -4525,6 +4624,7 @@
           </w:tcPr>
           <w:p>
             <w:pPr>
+              <w:keepNext w:val="false"/>
               <w:spacing w:after="40" w:before="0"/>
               <w:jc w:val="left"/>
             </w:pPr>
@@ -4557,6 +4657,7 @@
           </w:tcPr>
           <w:p>
             <w:pPr>
+              <w:keepNext w:val="false"/>
               <w:spacing w:after="40" w:before="0"/>
               <w:jc w:val="left"/>
             </w:pPr>
@@ -4591,6 +4692,7 @@
           </w:tcPr>
           <w:p>
             <w:pPr>
+              <w:keepNext w:val="false"/>
               <w:spacing w:after="40" w:before="0"/>
               <w:jc w:val="left"/>
             </w:pPr>
@@ -4628,7 +4730,7 @@
             <w:pPr>
               <w:spacing w:after="20" w:before="0"/>
             </w:pPr>
-            <w:hyperlink w:history="1" r:id="rIdto7fkgkqvfwqkoaxiiaxy">
+            <w:hyperlink w:history="1" r:id="rId596im8--gepsbzk_1q8y3">
               <w:r>
                 <w:rPr>
                   <w:rFonts w:ascii="Arial" w:cs="Arial" w:eastAsia="Arial" w:hAnsi="Arial"/>
@@ -4661,7 +4763,7 @@
               <w:spacing w:after="10" w:before="0"/>
               <w:ind w:left="120"/>
             </w:pPr>
-            <w:hyperlink w:history="1" r:id="rIdf-vcduoj5mbte8bldgdul">
+            <w:hyperlink w:history="1" r:id="rIdzhzyjcumkywszhvevw9w9">
               <w:r>
                 <w:rPr>
                   <w:rFonts w:ascii="Arial" w:cs="Arial" w:eastAsia="Arial" w:hAnsi="Arial"/>
@@ -4706,7 +4808,7 @@
             <w:pPr>
               <w:spacing w:after="20" w:before="0"/>
             </w:pPr>
-            <w:hyperlink w:history="1" r:id="rId_ypi1ld8hpioefrszuxrt">
+            <w:hyperlink w:history="1" r:id="rIdusdfnq8bjvjzqcgry2gfp">
               <w:r>
                 <w:rPr>
                   <w:rFonts w:ascii="Arial" w:cs="Arial" w:eastAsia="Arial" w:hAnsi="Arial"/>
@@ -4739,7 +4841,7 @@
               <w:spacing w:after="10" w:before="0"/>
               <w:ind w:left="120"/>
             </w:pPr>
-            <w:hyperlink w:history="1" r:id="rIdxk8hhhayo9_mliuoxggec">
+            <w:hyperlink w:history="1" r:id="rId6cj_l7oaaupbfi6k4rvip">
               <w:r>
                 <w:rPr>
                   <w:rFonts w:ascii="Arial" w:cs="Arial" w:eastAsia="Arial" w:hAnsi="Arial"/>
@@ -4767,6 +4869,7 @@
           </w:tcPr>
           <w:p>
             <w:pPr>
+              <w:keepNext w:val="false"/>
               <w:spacing w:after="40" w:before="0"/>
               <w:jc w:val="left"/>
             </w:pPr>
@@ -4799,6 +4902,7 @@
           </w:tcPr>
           <w:p>
             <w:pPr>
+              <w:keepNext w:val="false"/>
               <w:spacing w:after="40" w:before="0"/>
               <w:jc w:val="left"/>
             </w:pPr>
@@ -4831,6 +4935,7 @@
           </w:tcPr>
           <w:p>
             <w:pPr>
+              <w:keepNext w:val="false"/>
               <w:spacing w:after="40" w:before="0"/>
               <w:jc w:val="left"/>
             </w:pPr>
@@ -4863,6 +4968,7 @@
           </w:tcPr>
           <w:p>
             <w:pPr>
+              <w:keepNext w:val="false"/>
               <w:spacing w:after="40" w:before="0"/>
               <w:jc w:val="left"/>
             </w:pPr>
@@ -4897,6 +5003,7 @@
           </w:tcPr>
           <w:p>
             <w:pPr>
+              <w:keepNext w:val="false"/>
               <w:spacing w:after="40" w:before="0"/>
               <w:jc w:val="left"/>
             </w:pPr>
@@ -4934,7 +5041,7 @@
             <w:pPr>
               <w:spacing w:after="20" w:before="0"/>
             </w:pPr>
-            <w:hyperlink w:history="1" r:id="rIdtu9_h8blwjm-ixukhbcjb">
+            <w:hyperlink w:history="1" r:id="rIdwgflgnyo0odblyydttgaf">
               <w:r>
                 <w:rPr>
                   <w:rFonts w:ascii="Arial" w:cs="Arial" w:eastAsia="Arial" w:hAnsi="Arial"/>
@@ -4967,7 +5074,7 @@
               <w:spacing w:after="10" w:before="0"/>
               <w:ind w:left="120"/>
             </w:pPr>
-            <w:hyperlink w:history="1" r:id="rIdx8n8gfegahtk6h9m1hmh_">
+            <w:hyperlink w:history="1" r:id="rId4prxu3th3njzt6otxgv-q">
               <w:r>
                 <w:rPr>
                   <w:rFonts w:ascii="Arial" w:cs="Arial" w:eastAsia="Arial" w:hAnsi="Arial"/>
@@ -5012,7 +5119,7 @@
             <w:pPr>
               <w:spacing w:after="20" w:before="0"/>
             </w:pPr>
-            <w:hyperlink w:history="1" r:id="rIdlqogdl6diqhto0bomi2oz">
+            <w:hyperlink w:history="1" r:id="rIdmsgf89lkz1bjusdqaw08z">
               <w:r>
                 <w:rPr>
                   <w:rFonts w:ascii="Arial" w:cs="Arial" w:eastAsia="Arial" w:hAnsi="Arial"/>
@@ -5045,7 +5152,7 @@
               <w:spacing w:after="10" w:before="0"/>
               <w:ind w:left="120"/>
             </w:pPr>
-            <w:hyperlink w:history="1" r:id="rIdnuay0t_s7fmxgt1jdrbbo">
+            <w:hyperlink w:history="1" r:id="rIds-qumkipz6fq40ahdjuv5">
               <w:r>
                 <w:rPr>
                   <w:rFonts w:ascii="Arial" w:cs="Arial" w:eastAsia="Arial" w:hAnsi="Arial"/>
@@ -5073,6 +5180,7 @@
           </w:tcPr>
           <w:p>
             <w:pPr>
+              <w:keepNext w:val="false"/>
               <w:spacing w:after="40" w:before="0"/>
               <w:jc w:val="left"/>
             </w:pPr>
@@ -5105,6 +5213,7 @@
           </w:tcPr>
           <w:p>
             <w:pPr>
+              <w:keepNext w:val="false"/>
               <w:spacing w:after="40" w:before="0"/>
               <w:jc w:val="left"/>
             </w:pPr>
@@ -5137,6 +5246,7 @@
           </w:tcPr>
           <w:p>
             <w:pPr>
+              <w:keepNext w:val="false"/>
               <w:spacing w:after="40" w:before="0"/>
               <w:jc w:val="left"/>
             </w:pPr>
@@ -5169,6 +5279,7 @@
           </w:tcPr>
           <w:p>
             <w:pPr>
+              <w:keepNext w:val="false"/>
               <w:spacing w:after="40" w:before="0"/>
               <w:jc w:val="left"/>
             </w:pPr>
@@ -5228,6 +5339,7 @@
           </w:tcPr>
           <w:p>
             <w:pPr>
+              <w:keepNext w:val="false"/>
               <w:spacing w:after="40" w:before="0"/>
               <w:jc w:val="center"/>
             </w:pPr>
@@ -5262,6 +5374,7 @@
           </w:tcPr>
           <w:p>
             <w:pPr>
+              <w:keepNext w:val="false"/>
               <w:spacing w:after="40" w:before="0"/>
               <w:jc w:val="left"/>
             </w:pPr>
@@ -5323,6 +5436,7 @@
           </w:tcPr>
           <w:p>
             <w:pPr>
+              <w:keepNext w:val="false"/>
               <w:spacing w:after="40" w:before="0"/>
               <w:jc w:val="center"/>
             </w:pPr>
@@ -5357,6 +5471,7 @@
           </w:tcPr>
           <w:p>
             <w:pPr>
+              <w:keepNext w:val="false"/>
               <w:spacing w:after="40" w:before="0"/>
               <w:jc w:val="left"/>
             </w:pPr>
@@ -5389,6 +5504,7 @@
           </w:tcPr>
           <w:p>
             <w:pPr>
+              <w:keepNext w:val="false"/>
               <w:spacing w:after="40" w:before="0"/>
               <w:jc w:val="left"/>
             </w:pPr>
@@ -5423,6 +5539,7 @@
           </w:tcPr>
           <w:p>
             <w:pPr>
+              <w:keepNext w:val="false"/>
               <w:spacing w:after="40" w:before="0"/>
               <w:jc w:val="left"/>
             </w:pPr>
@@ -5455,6 +5572,7 @@
           </w:tcPr>
           <w:p>
             <w:pPr>
+              <w:keepNext w:val="false"/>
               <w:spacing w:after="40" w:before="0"/>
               <w:jc w:val="left"/>
             </w:pPr>
@@ -5489,6 +5607,7 @@
           </w:tcPr>
           <w:p>
             <w:pPr>
+              <w:keepNext w:val="false"/>
               <w:spacing w:after="40" w:before="0"/>
               <w:jc w:val="left"/>
             </w:pPr>
@@ -5521,6 +5640,7 @@
           </w:tcPr>
           <w:p>
             <w:pPr>
+              <w:keepNext w:val="false"/>
               <w:spacing w:after="40" w:before="0"/>
               <w:jc w:val="left"/>
             </w:pPr>
@@ -5557,7 +5677,7 @@
         </w:rPr>
         <w:t xml:space="preserve">© 2026 SeaVuria and ARES. Aligned with KICD objectives. Developed by SeaVuria; technical implementation by ARES (with AI assistance from Claude). Licensed under </w:t>
       </w:r>
-      <w:hyperlink w:history="1" r:id="rIdyipe3cj2su1_bugw78lk1">
+      <w:hyperlink w:history="1" r:id="rIdeh-k2yeubvzqfmrrd54cn">
         <w:r>
           <w:rPr>
             <w:rFonts w:ascii="Arial" w:cs="Arial" w:eastAsia="Arial" w:hAnsi="Arial"/>
@@ -5578,7 +5698,7 @@
         </w:rPr>
         <w:t xml:space="preserve"> (</w:t>
       </w:r>
-      <w:hyperlink w:history="1" r:id="rIdwsghcg-jnvbez7-aqads_">
+      <w:hyperlink w:history="1" r:id="rIdokigh8noaj1-wyisxibod">
         <w:r>
           <w:rPr>
             <w:rFonts w:ascii="Arial" w:cs="Arial" w:eastAsia="Arial" w:hAnsi="Arial"/>
@@ -5638,6 +5758,7 @@
           </w:tcPr>
           <w:p>
             <w:pPr>
+              <w:keepNext w:val="false"/>
               <w:spacing w:after="40" w:before="0"/>
               <w:jc w:val="center"/>
             </w:pPr>
@@ -5673,6 +5794,7 @@
           </w:tcPr>
           <w:p>
             <w:pPr>
+              <w:keepNext w:val="false"/>
               <w:spacing w:after="40" w:before="0"/>
               <w:jc w:val="center"/>
             </w:pPr>
@@ -5707,6 +5829,7 @@
           </w:tcPr>
           <w:p>
             <w:pPr>
+              <w:keepNext w:val="false"/>
               <w:spacing w:after="40" w:before="0"/>
               <w:jc w:val="left"/>
             </w:pPr>
@@ -5739,6 +5862,7 @@
           </w:tcPr>
           <w:p>
             <w:pPr>
+              <w:keepNext w:val="false"/>
               <w:spacing w:after="40" w:before="0"/>
               <w:jc w:val="left"/>
             </w:pPr>
@@ -5773,6 +5897,7 @@
           </w:tcPr>
           <w:p>
             <w:pPr>
+              <w:keepNext w:val="false"/>
               <w:spacing w:after="40" w:before="0"/>
               <w:jc w:val="left"/>
             </w:pPr>
@@ -5805,6 +5930,7 @@
           </w:tcPr>
           <w:p>
             <w:pPr>
+              <w:keepNext w:val="false"/>
               <w:spacing w:after="40" w:before="0"/>
               <w:jc w:val="left"/>
             </w:pPr>
@@ -5839,6 +5965,7 @@
           </w:tcPr>
           <w:p>
             <w:pPr>
+              <w:keepNext w:val="false"/>
               <w:spacing w:after="40" w:before="0"/>
               <w:jc w:val="left"/>
             </w:pPr>
@@ -5871,6 +5998,7 @@
           </w:tcPr>
           <w:p>
             <w:pPr>
+              <w:keepNext w:val="false"/>
               <w:spacing w:after="40" w:before="0"/>
               <w:jc w:val="left"/>
             </w:pPr>
@@ -5905,6 +6033,7 @@
           </w:tcPr>
           <w:p>
             <w:pPr>
+              <w:keepNext w:val="false"/>
               <w:spacing w:after="40" w:before="0"/>
               <w:jc w:val="left"/>
             </w:pPr>
@@ -5937,6 +6066,7 @@
           </w:tcPr>
           <w:p>
             <w:pPr>
+              <w:keepNext w:val="false"/>
               <w:spacing w:after="40" w:before="0"/>
               <w:jc w:val="left"/>
             </w:pPr>
@@ -5971,6 +6101,7 @@
           </w:tcPr>
           <w:p>
             <w:pPr>
+              <w:keepNext w:val="false"/>
               <w:spacing w:after="40" w:before="0"/>
               <w:jc w:val="left"/>
             </w:pPr>
@@ -6003,6 +6134,7 @@
           </w:tcPr>
           <w:p>
             <w:pPr>
+              <w:keepNext w:val="false"/>
               <w:spacing w:after="40" w:before="0"/>
               <w:jc w:val="left"/>
             </w:pPr>
@@ -6037,6 +6169,7 @@
           </w:tcPr>
           <w:p>
             <w:pPr>
+              <w:keepNext w:val="false"/>
               <w:spacing w:after="40" w:before="0"/>
               <w:jc w:val="left"/>
             </w:pPr>
@@ -6069,6 +6202,7 @@
           </w:tcPr>
           <w:p>
             <w:pPr>
+              <w:keepNext w:val="false"/>
               <w:spacing w:after="40" w:before="0"/>
               <w:jc w:val="left"/>
             </w:pPr>
@@ -6103,6 +6237,7 @@
           </w:tcPr>
           <w:p>
             <w:pPr>
+              <w:keepNext w:val="false"/>
               <w:spacing w:after="40" w:before="0"/>
               <w:jc w:val="left"/>
             </w:pPr>
@@ -6135,6 +6270,7 @@
           </w:tcPr>
           <w:p>
             <w:pPr>
+              <w:keepNext w:val="false"/>
               <w:spacing w:after="40" w:before="0"/>
               <w:jc w:val="left"/>
             </w:pPr>
@@ -6169,6 +6305,7 @@
           </w:tcPr>
           <w:p>
             <w:pPr>
+              <w:keepNext w:val="false"/>
               <w:spacing w:after="40" w:before="0"/>
               <w:jc w:val="left"/>
             </w:pPr>
@@ -6201,6 +6338,7 @@
           </w:tcPr>
           <w:p>
             <w:pPr>
+              <w:keepNext w:val="false"/>
               <w:spacing w:after="40" w:before="0"/>
               <w:jc w:val="left"/>
             </w:pPr>
@@ -6260,6 +6398,7 @@
           </w:tcPr>
           <w:p>
             <w:pPr>
+              <w:keepNext w:val="false"/>
               <w:spacing w:after="40" w:before="0"/>
               <w:jc w:val="center"/>
             </w:pPr>
@@ -6294,6 +6433,7 @@
           </w:tcPr>
           <w:p>
             <w:pPr>
+              <w:keepNext w:val="false"/>
               <w:spacing w:after="40" w:before="0"/>
               <w:jc w:val="left"/>
             </w:pPr>
@@ -6358,6 +6498,7 @@
           </w:tcPr>
           <w:p>
             <w:pPr>
+              <w:keepNext w:val="false"/>
               <w:spacing w:after="40" w:before="0"/>
               <w:jc w:val="center"/>
             </w:pPr>
@@ -6392,6 +6533,7 @@
           </w:tcPr>
           <w:p>
             <w:pPr>
+              <w:keepNext w:val="false"/>
               <w:spacing w:after="40" w:before="0"/>
               <w:jc w:val="left"/>
             </w:pPr>
@@ -6424,6 +6566,7 @@
           </w:tcPr>
           <w:p>
             <w:pPr>
+              <w:keepNext w:val="false"/>
               <w:spacing w:after="40" w:before="0"/>
               <w:jc w:val="left"/>
             </w:pPr>
@@ -6456,6 +6599,7 @@
           </w:tcPr>
           <w:p>
             <w:pPr>
+              <w:keepNext w:val="false"/>
               <w:spacing w:after="40" w:before="0"/>
               <w:jc w:val="left"/>
             </w:pPr>
@@ -6488,6 +6632,7 @@
           </w:tcPr>
           <w:p>
             <w:pPr>
+              <w:keepNext w:val="false"/>
               <w:spacing w:after="40" w:before="0"/>
               <w:jc w:val="left"/>
             </w:pPr>
@@ -6520,6 +6665,7 @@
           </w:tcPr>
           <w:p>
             <w:pPr>
+              <w:keepNext w:val="false"/>
               <w:spacing w:after="40" w:before="0"/>
               <w:jc w:val="left"/>
             </w:pPr>
@@ -6554,6 +6700,7 @@
           </w:tcPr>
           <w:p>
             <w:pPr>
+              <w:keepNext w:val="false"/>
               <w:spacing w:after="40" w:before="0"/>
               <w:jc w:val="left"/>
             </w:pPr>
@@ -6591,7 +6738,7 @@
             <w:pPr>
               <w:spacing w:after="20" w:before="0"/>
             </w:pPr>
-            <w:hyperlink w:history="1" r:id="rIdsdrajzkzl0syq74xyppby">
+            <w:hyperlink w:history="1" r:id="rIdnxuk3zbexvqztweud04wt">
               <w:r>
                 <w:rPr>
                   <w:rFonts w:ascii="Arial" w:cs="Arial" w:eastAsia="Arial" w:hAnsi="Arial"/>
@@ -6640,7 +6787,7 @@
               <w:spacing w:after="10" w:before="0"/>
               <w:ind w:left="120"/>
             </w:pPr>
-            <w:hyperlink w:history="1" r:id="rIdo-5zlpkzn9wqhfsdylclc">
+            <w:hyperlink w:history="1" r:id="rIddx6qxhk3qgv9mer1ewm-2">
               <w:r>
                 <w:rPr>
                   <w:rFonts w:ascii="Arial" w:cs="Arial" w:eastAsia="Arial" w:hAnsi="Arial"/>
@@ -6685,7 +6832,7 @@
             <w:pPr>
               <w:spacing w:after="20" w:before="0"/>
             </w:pPr>
-            <w:hyperlink w:history="1" r:id="rIdhidzgzcua3ujdqrckljbi">
+            <w:hyperlink w:history="1" r:id="rIdtf3qmew4yr11aje28rzvr">
               <w:r>
                 <w:rPr>
                   <w:rFonts w:ascii="Arial" w:cs="Arial" w:eastAsia="Arial" w:hAnsi="Arial"/>
@@ -6718,7 +6865,7 @@
               <w:spacing w:after="10" w:before="0"/>
               <w:ind w:left="120"/>
             </w:pPr>
-            <w:hyperlink w:history="1" r:id="rIduh7qu02rj9wtq0u6pxpcg">
+            <w:hyperlink w:history="1" r:id="rIdyle5hxgrwpdidbuihmvdv">
               <w:r>
                 <w:rPr>
                   <w:rFonts w:ascii="Arial" w:cs="Arial" w:eastAsia="Arial" w:hAnsi="Arial"/>
@@ -6746,6 +6893,7 @@
           </w:tcPr>
           <w:p>
             <w:pPr>
+              <w:keepNext w:val="false"/>
               <w:spacing w:after="40" w:before="0"/>
               <w:jc w:val="left"/>
             </w:pPr>
@@ -6778,6 +6926,7 @@
           </w:tcPr>
           <w:p>
             <w:pPr>
+              <w:keepNext w:val="false"/>
               <w:spacing w:after="40" w:before="0"/>
               <w:jc w:val="left"/>
             </w:pPr>
@@ -6810,6 +6959,7 @@
           </w:tcPr>
           <w:p>
             <w:pPr>
+              <w:keepNext w:val="false"/>
               <w:spacing w:after="40" w:before="0"/>
               <w:jc w:val="left"/>
             </w:pPr>
@@ -6842,6 +6992,7 @@
           </w:tcPr>
           <w:p>
             <w:pPr>
+              <w:keepNext w:val="false"/>
               <w:spacing w:after="40" w:before="0"/>
               <w:jc w:val="left"/>
             </w:pPr>
@@ -6876,6 +7027,7 @@
           </w:tcPr>
           <w:p>
             <w:pPr>
+              <w:keepNext w:val="false"/>
               <w:spacing w:after="40" w:before="0"/>
               <w:jc w:val="left"/>
             </w:pPr>
@@ -6913,7 +7065,7 @@
             <w:pPr>
               <w:spacing w:after="20" w:before="0"/>
             </w:pPr>
-            <w:hyperlink w:history="1" r:id="rId_9q2kpwt9epvlimx8gima">
+            <w:hyperlink w:history="1" r:id="rIdk0bx4ntjs9rn_dakzp5xl">
               <w:r>
                 <w:rPr>
                   <w:rFonts w:ascii="Arial" w:cs="Arial" w:eastAsia="Arial" w:hAnsi="Arial"/>
@@ -6962,7 +7114,7 @@
               <w:spacing w:after="10" w:before="0"/>
               <w:ind w:left="120"/>
             </w:pPr>
-            <w:hyperlink w:history="1" r:id="rId_39u-6jnk_u-ewp_2sewb">
+            <w:hyperlink w:history="1" r:id="rIdqkivhmr0cvpc4vfucsgv9">
               <w:r>
                 <w:rPr>
                   <w:rFonts w:ascii="Arial" w:cs="Arial" w:eastAsia="Arial" w:hAnsi="Arial"/>
@@ -7007,7 +7159,7 @@
             <w:pPr>
               <w:spacing w:after="20" w:before="0"/>
             </w:pPr>
-            <w:hyperlink w:history="1" r:id="rIdiwmht7tbkw2srhautjbvw">
+            <w:hyperlink w:history="1" r:id="rIdrscltol2gl9lyd5k_cg58">
               <w:r>
                 <w:rPr>
                   <w:rFonts w:ascii="Arial" w:cs="Arial" w:eastAsia="Arial" w:hAnsi="Arial"/>
@@ -7040,7 +7192,7 @@
               <w:spacing w:after="10" w:before="0"/>
               <w:ind w:left="120"/>
             </w:pPr>
-            <w:hyperlink w:history="1" r:id="rIdh0etxnds8wznapvmrcjut">
+            <w:hyperlink w:history="1" r:id="rIdioo3xy939gzhgew32zy4d">
               <w:r>
                 <w:rPr>
                   <w:rFonts w:ascii="Arial" w:cs="Arial" w:eastAsia="Arial" w:hAnsi="Arial"/>
@@ -7068,6 +7220,7 @@
           </w:tcPr>
           <w:p>
             <w:pPr>
+              <w:keepNext w:val="false"/>
               <w:spacing w:after="40" w:before="0"/>
               <w:jc w:val="left"/>
             </w:pPr>
@@ -7100,6 +7253,7 @@
           </w:tcPr>
           <w:p>
             <w:pPr>
+              <w:keepNext w:val="false"/>
               <w:spacing w:after="40" w:before="0"/>
               <w:jc w:val="left"/>
             </w:pPr>
@@ -7132,6 +7286,7 @@
           </w:tcPr>
           <w:p>
             <w:pPr>
+              <w:keepNext w:val="false"/>
               <w:spacing w:after="40" w:before="0"/>
               <w:jc w:val="left"/>
             </w:pPr>
@@ -7164,6 +7319,7 @@
           </w:tcPr>
           <w:p>
             <w:pPr>
+              <w:keepNext w:val="false"/>
               <w:spacing w:after="40" w:before="0"/>
               <w:jc w:val="left"/>
             </w:pPr>
@@ -7198,6 +7354,7 @@
           </w:tcPr>
           <w:p>
             <w:pPr>
+              <w:keepNext w:val="false"/>
               <w:spacing w:after="40" w:before="0"/>
               <w:jc w:val="left"/>
             </w:pPr>
@@ -7235,7 +7392,7 @@
             <w:pPr>
               <w:spacing w:after="20" w:before="0"/>
             </w:pPr>
-            <w:hyperlink w:history="1" r:id="rIdtn3wcrncsdbtu6x9nhesi">
+            <w:hyperlink w:history="1" r:id="rId9iaqk4efnrs_znkfto_a7">
               <w:r>
                 <w:rPr>
                   <w:rFonts w:ascii="Arial" w:cs="Arial" w:eastAsia="Arial" w:hAnsi="Arial"/>
@@ -7284,7 +7441,7 @@
               <w:spacing w:after="10" w:before="0"/>
               <w:ind w:left="120"/>
             </w:pPr>
-            <w:hyperlink w:history="1" r:id="rIdst776uzrmimjdlyvjmwez">
+            <w:hyperlink w:history="1" r:id="rIde7zcftqugtrmoavrhn5xx">
               <w:r>
                 <w:rPr>
                   <w:rFonts w:ascii="Arial" w:cs="Arial" w:eastAsia="Arial" w:hAnsi="Arial"/>
@@ -7329,7 +7486,7 @@
             <w:pPr>
               <w:spacing w:after="20" w:before="0"/>
             </w:pPr>
-            <w:hyperlink w:history="1" r:id="rId8vw3iwwuzncswtw5-qhij">
+            <w:hyperlink w:history="1" r:id="rIdwdzaoozhrcblblyqqjmvv">
               <w:r>
                 <w:rPr>
                   <w:rFonts w:ascii="Arial" w:cs="Arial" w:eastAsia="Arial" w:hAnsi="Arial"/>
@@ -7362,7 +7519,7 @@
               <w:spacing w:after="10" w:before="0"/>
               <w:ind w:left="120"/>
             </w:pPr>
-            <w:hyperlink w:history="1" r:id="rIdn5f3lca9qmix3lq_agvzl">
+            <w:hyperlink w:history="1" r:id="rIduatpdy1e0tuaqywcsm0pr">
               <w:r>
                 <w:rPr>
                   <w:rFonts w:ascii="Arial" w:cs="Arial" w:eastAsia="Arial" w:hAnsi="Arial"/>
@@ -7390,6 +7547,7 @@
           </w:tcPr>
           <w:p>
             <w:pPr>
+              <w:keepNext w:val="false"/>
               <w:spacing w:after="40" w:before="0"/>
               <w:jc w:val="left"/>
             </w:pPr>
@@ -7422,6 +7580,7 @@
           </w:tcPr>
           <w:p>
             <w:pPr>
+              <w:keepNext w:val="false"/>
               <w:spacing w:after="40" w:before="0"/>
               <w:jc w:val="left"/>
             </w:pPr>
@@ -7454,6 +7613,7 @@
           </w:tcPr>
           <w:p>
             <w:pPr>
+              <w:keepNext w:val="false"/>
               <w:spacing w:after="40" w:before="0"/>
               <w:jc w:val="left"/>
             </w:pPr>
@@ -7486,6 +7646,7 @@
           </w:tcPr>
           <w:p>
             <w:pPr>
+              <w:keepNext w:val="false"/>
               <w:spacing w:after="40" w:before="0"/>
               <w:jc w:val="left"/>
             </w:pPr>
@@ -7520,6 +7681,7 @@
           </w:tcPr>
           <w:p>
             <w:pPr>
+              <w:keepNext w:val="false"/>
               <w:spacing w:after="40" w:before="0"/>
               <w:jc w:val="left"/>
             </w:pPr>
@@ -7557,7 +7719,7 @@
             <w:pPr>
               <w:spacing w:after="20" w:before="0"/>
             </w:pPr>
-            <w:hyperlink w:history="1" r:id="rIdm4dollju8vtvsjys5snwa">
+            <w:hyperlink w:history="1" r:id="rIdefulj1rkzejhaiaeqiu3f">
               <w:r>
                 <w:rPr>
                   <w:rFonts w:ascii="Arial" w:cs="Arial" w:eastAsia="Arial" w:hAnsi="Arial"/>
@@ -7606,7 +7768,7 @@
               <w:spacing w:after="10" w:before="0"/>
               <w:ind w:left="120"/>
             </w:pPr>
-            <w:hyperlink w:history="1" r:id="rId7xmpesdmxfpgu9jgzmagx">
+            <w:hyperlink w:history="1" r:id="rIddxndb5ke11-sdilsseznb">
               <w:r>
                 <w:rPr>
                   <w:rFonts w:ascii="Arial" w:cs="Arial" w:eastAsia="Arial" w:hAnsi="Arial"/>
@@ -7651,7 +7813,7 @@
             <w:pPr>
               <w:spacing w:after="20" w:before="0"/>
             </w:pPr>
-            <w:hyperlink w:history="1" r:id="rIdxea40ububudf70ec-t55f">
+            <w:hyperlink w:history="1" r:id="rIdbgew1a1o6onqb6wpy6f6n">
               <w:r>
                 <w:rPr>
                   <w:rFonts w:ascii="Arial" w:cs="Arial" w:eastAsia="Arial" w:hAnsi="Arial"/>
@@ -7684,7 +7846,7 @@
               <w:spacing w:after="10" w:before="0"/>
               <w:ind w:left="120"/>
             </w:pPr>
-            <w:hyperlink w:history="1" r:id="rIdqkfskaxswlucsxctior1-">
+            <w:hyperlink w:history="1" r:id="rIdck-1lj13qzrwydetxmndt">
               <w:r>
                 <w:rPr>
                   <w:rFonts w:ascii="Arial" w:cs="Arial" w:eastAsia="Arial" w:hAnsi="Arial"/>
@@ -7712,6 +7874,7 @@
           </w:tcPr>
           <w:p>
             <w:pPr>
+              <w:keepNext w:val="false"/>
               <w:spacing w:after="40" w:before="0"/>
               <w:jc w:val="left"/>
             </w:pPr>
@@ -7744,6 +7907,7 @@
           </w:tcPr>
           <w:p>
             <w:pPr>
+              <w:keepNext w:val="false"/>
               <w:spacing w:after="40" w:before="0"/>
               <w:jc w:val="left"/>
             </w:pPr>
@@ -7776,6 +7940,7 @@
           </w:tcPr>
           <w:p>
             <w:pPr>
+              <w:keepNext w:val="false"/>
               <w:spacing w:after="40" w:before="0"/>
               <w:jc w:val="left"/>
             </w:pPr>
@@ -7808,6 +7973,7 @@
           </w:tcPr>
           <w:p>
             <w:pPr>
+              <w:keepNext w:val="false"/>
               <w:spacing w:after="40" w:before="0"/>
               <w:jc w:val="left"/>
             </w:pPr>
@@ -7842,6 +8008,7 @@
           </w:tcPr>
           <w:p>
             <w:pPr>
+              <w:keepNext w:val="false"/>
               <w:spacing w:after="40" w:before="0"/>
               <w:jc w:val="left"/>
             </w:pPr>
@@ -7879,7 +8046,7 @@
             <w:pPr>
               <w:spacing w:after="20" w:before="0"/>
             </w:pPr>
-            <w:hyperlink w:history="1" r:id="rIdoliipvmt8p9rf8mrjjshp">
+            <w:hyperlink w:history="1" r:id="rIdnps7cnbui4rl_6zwbohjn">
               <w:r>
                 <w:rPr>
                   <w:rFonts w:ascii="Arial" w:cs="Arial" w:eastAsia="Arial" w:hAnsi="Arial"/>
@@ -7928,7 +8095,7 @@
               <w:spacing w:after="10" w:before="0"/>
               <w:ind w:left="120"/>
             </w:pPr>
-            <w:hyperlink w:history="1" r:id="rIdymqjmphoyerpo7tfokupd">
+            <w:hyperlink w:history="1" r:id="rIdyccapkegtreq47zcxpsl_">
               <w:r>
                 <w:rPr>
                   <w:rFonts w:ascii="Arial" w:cs="Arial" w:eastAsia="Arial" w:hAnsi="Arial"/>
@@ -7973,7 +8140,7 @@
             <w:pPr>
               <w:spacing w:after="20" w:before="0"/>
             </w:pPr>
-            <w:hyperlink w:history="1" r:id="rIdcla3noalkyctlvgexyzf5">
+            <w:hyperlink w:history="1" r:id="rId95bhltrxhsbwzh4eoqetq">
               <w:r>
                 <w:rPr>
                   <w:rFonts w:ascii="Arial" w:cs="Arial" w:eastAsia="Arial" w:hAnsi="Arial"/>
@@ -8006,7 +8173,7 @@
               <w:spacing w:after="10" w:before="0"/>
               <w:ind w:left="120"/>
             </w:pPr>
-            <w:hyperlink w:history="1" r:id="rIdtq2heqzljdg_5edokphnm">
+            <w:hyperlink w:history="1" r:id="rIdupgvsrfamgnooiadtyhid">
               <w:r>
                 <w:rPr>
                   <w:rFonts w:ascii="Arial" w:cs="Arial" w:eastAsia="Arial" w:hAnsi="Arial"/>
@@ -8034,6 +8201,7 @@
           </w:tcPr>
           <w:p>
             <w:pPr>
+              <w:keepNext w:val="false"/>
               <w:spacing w:after="40" w:before="0"/>
               <w:jc w:val="left"/>
             </w:pPr>
@@ -8066,6 +8234,7 @@
           </w:tcPr>
           <w:p>
             <w:pPr>
+              <w:keepNext w:val="false"/>
               <w:spacing w:after="40" w:before="0"/>
               <w:jc w:val="left"/>
             </w:pPr>
@@ -8098,6 +8267,7 @@
           </w:tcPr>
           <w:p>
             <w:pPr>
+              <w:keepNext w:val="false"/>
               <w:spacing w:after="40" w:before="0"/>
               <w:jc w:val="left"/>
             </w:pPr>
@@ -8130,6 +8300,7 @@
           </w:tcPr>
           <w:p>
             <w:pPr>
+              <w:keepNext w:val="false"/>
               <w:spacing w:after="40" w:before="0"/>
               <w:jc w:val="left"/>
             </w:pPr>
@@ -8189,6 +8360,7 @@
           </w:tcPr>
           <w:p>
             <w:pPr>
+              <w:keepNext w:val="false"/>
               <w:spacing w:after="40" w:before="0"/>
               <w:jc w:val="center"/>
             </w:pPr>
@@ -8223,6 +8395,7 @@
           </w:tcPr>
           <w:p>
             <w:pPr>
+              <w:keepNext w:val="false"/>
               <w:spacing w:after="40" w:before="0"/>
               <w:jc w:val="left"/>
             </w:pPr>
@@ -8284,6 +8457,7 @@
           </w:tcPr>
           <w:p>
             <w:pPr>
+              <w:keepNext w:val="false"/>
               <w:spacing w:after="40" w:before="0"/>
               <w:jc w:val="center"/>
             </w:pPr>
@@ -8318,6 +8492,7 @@
           </w:tcPr>
           <w:p>
             <w:pPr>
+              <w:keepNext w:val="false"/>
               <w:spacing w:after="40" w:before="0"/>
               <w:jc w:val="left"/>
             </w:pPr>
@@ -8350,6 +8525,7 @@
           </w:tcPr>
           <w:p>
             <w:pPr>
+              <w:keepNext w:val="false"/>
               <w:spacing w:after="40" w:before="0"/>
               <w:jc w:val="left"/>
             </w:pPr>
@@ -8384,6 +8560,7 @@
           </w:tcPr>
           <w:p>
             <w:pPr>
+              <w:keepNext w:val="false"/>
               <w:spacing w:after="40" w:before="0"/>
               <w:jc w:val="left"/>
             </w:pPr>
@@ -8416,6 +8593,7 @@
           </w:tcPr>
           <w:p>
             <w:pPr>
+              <w:keepNext w:val="false"/>
               <w:spacing w:after="40" w:before="0"/>
               <w:jc w:val="left"/>
             </w:pPr>
@@ -8450,6 +8628,7 @@
           </w:tcPr>
           <w:p>
             <w:pPr>
+              <w:keepNext w:val="false"/>
               <w:spacing w:after="40" w:before="0"/>
               <w:jc w:val="left"/>
             </w:pPr>
@@ -8482,6 +8661,7 @@
           </w:tcPr>
           <w:p>
             <w:pPr>
+              <w:keepNext w:val="false"/>
               <w:spacing w:after="40" w:before="0"/>
               <w:jc w:val="left"/>
             </w:pPr>
@@ -8518,7 +8698,7 @@
         </w:rPr>
         <w:t xml:space="preserve">© 2026 SeaVuria and ARES. Aligned with KICD objectives. Developed by SeaVuria; technical implementation by ARES (with AI assistance from Claude). Licensed under </w:t>
       </w:r>
-      <w:hyperlink w:history="1" r:id="rIdqhl0sauk0u5l1cgk7m6ju">
+      <w:hyperlink w:history="1" r:id="rIdtkuhw0m4lb1ibcid52rwu">
         <w:r>
           <w:rPr>
             <w:rFonts w:ascii="Arial" w:cs="Arial" w:eastAsia="Arial" w:hAnsi="Arial"/>
@@ -8539,7 +8719,7 @@
         </w:rPr>
         <w:t xml:space="preserve"> (</w:t>
       </w:r>
-      <w:hyperlink w:history="1" r:id="rIdchtukgr-plpbp5kcvjauz">
+      <w:hyperlink w:history="1" r:id="rIdasrfmohpmzh53miz9n24_">
         <w:r>
           <w:rPr>
             <w:rFonts w:ascii="Arial" w:cs="Arial" w:eastAsia="Arial" w:hAnsi="Arial"/>
@@ -8599,6 +8779,7 @@
           </w:tcPr>
           <w:p>
             <w:pPr>
+              <w:keepNext w:val="false"/>
               <w:spacing w:after="40" w:before="0"/>
               <w:jc w:val="center"/>
             </w:pPr>
@@ -8634,6 +8815,7 @@
           </w:tcPr>
           <w:p>
             <w:pPr>
+              <w:keepNext w:val="false"/>
               <w:spacing w:after="40" w:before="0"/>
               <w:jc w:val="center"/>
             </w:pPr>
@@ -8668,6 +8850,7 @@
           </w:tcPr>
           <w:p>
             <w:pPr>
+              <w:keepNext w:val="false"/>
               <w:spacing w:after="40" w:before="0"/>
               <w:jc w:val="left"/>
             </w:pPr>
@@ -8700,6 +8883,7 @@
           </w:tcPr>
           <w:p>
             <w:pPr>
+              <w:keepNext w:val="false"/>
               <w:spacing w:after="40" w:before="0"/>
               <w:jc w:val="left"/>
             </w:pPr>
@@ -8734,6 +8918,7 @@
           </w:tcPr>
           <w:p>
             <w:pPr>
+              <w:keepNext w:val="false"/>
               <w:spacing w:after="40" w:before="0"/>
               <w:jc w:val="left"/>
             </w:pPr>
@@ -8766,6 +8951,7 @@
           </w:tcPr>
           <w:p>
             <w:pPr>
+              <w:keepNext w:val="false"/>
               <w:spacing w:after="40" w:before="0"/>
               <w:jc w:val="left"/>
             </w:pPr>
@@ -8800,6 +8986,7 @@
           </w:tcPr>
           <w:p>
             <w:pPr>
+              <w:keepNext w:val="false"/>
               <w:spacing w:after="40" w:before="0"/>
               <w:jc w:val="left"/>
             </w:pPr>
@@ -8832,6 +9019,7 @@
           </w:tcPr>
           <w:p>
             <w:pPr>
+              <w:keepNext w:val="false"/>
               <w:spacing w:after="40" w:before="0"/>
               <w:jc w:val="left"/>
             </w:pPr>
@@ -8866,6 +9054,7 @@
           </w:tcPr>
           <w:p>
             <w:pPr>
+              <w:keepNext w:val="false"/>
               <w:spacing w:after="40" w:before="0"/>
               <w:jc w:val="left"/>
             </w:pPr>
@@ -8898,6 +9087,7 @@
           </w:tcPr>
           <w:p>
             <w:pPr>
+              <w:keepNext w:val="false"/>
               <w:spacing w:after="40" w:before="0"/>
               <w:jc w:val="left"/>
             </w:pPr>
@@ -8932,6 +9122,7 @@
           </w:tcPr>
           <w:p>
             <w:pPr>
+              <w:keepNext w:val="false"/>
               <w:spacing w:after="40" w:before="0"/>
               <w:jc w:val="left"/>
             </w:pPr>
@@ -8964,6 +9155,7 @@
           </w:tcPr>
           <w:p>
             <w:pPr>
+              <w:keepNext w:val="false"/>
               <w:spacing w:after="40" w:before="0"/>
               <w:jc w:val="left"/>
             </w:pPr>
@@ -8998,6 +9190,7 @@
           </w:tcPr>
           <w:p>
             <w:pPr>
+              <w:keepNext w:val="false"/>
               <w:spacing w:after="40" w:before="0"/>
               <w:jc w:val="left"/>
             </w:pPr>
@@ -9030,6 +9223,7 @@
           </w:tcPr>
           <w:p>
             <w:pPr>
+              <w:keepNext w:val="false"/>
               <w:spacing w:after="40" w:before="0"/>
               <w:jc w:val="left"/>
             </w:pPr>
@@ -9064,6 +9258,7 @@
           </w:tcPr>
           <w:p>
             <w:pPr>
+              <w:keepNext w:val="false"/>
               <w:spacing w:after="40" w:before="0"/>
               <w:jc w:val="left"/>
             </w:pPr>
@@ -9096,6 +9291,7 @@
           </w:tcPr>
           <w:p>
             <w:pPr>
+              <w:keepNext w:val="false"/>
               <w:spacing w:after="40" w:before="0"/>
               <w:jc w:val="left"/>
             </w:pPr>
@@ -9130,6 +9326,7 @@
           </w:tcPr>
           <w:p>
             <w:pPr>
+              <w:keepNext w:val="false"/>
               <w:spacing w:after="40" w:before="0"/>
               <w:jc w:val="left"/>
             </w:pPr>
@@ -9162,6 +9359,7 @@
           </w:tcPr>
           <w:p>
             <w:pPr>
+              <w:keepNext w:val="false"/>
               <w:spacing w:after="40" w:before="0"/>
               <w:jc w:val="left"/>
             </w:pPr>
@@ -9221,6 +9419,7 @@
           </w:tcPr>
           <w:p>
             <w:pPr>
+              <w:keepNext w:val="false"/>
               <w:spacing w:after="40" w:before="0"/>
               <w:jc w:val="center"/>
             </w:pPr>
@@ -9255,6 +9454,7 @@
           </w:tcPr>
           <w:p>
             <w:pPr>
+              <w:keepNext w:val="false"/>
               <w:spacing w:after="40" w:before="0"/>
               <w:jc w:val="left"/>
             </w:pPr>
@@ -9319,6 +9519,7 @@
           </w:tcPr>
           <w:p>
             <w:pPr>
+              <w:keepNext w:val="false"/>
               <w:spacing w:after="40" w:before="0"/>
               <w:jc w:val="center"/>
             </w:pPr>
@@ -9353,6 +9554,7 @@
           </w:tcPr>
           <w:p>
             <w:pPr>
+              <w:keepNext w:val="false"/>
               <w:spacing w:after="40" w:before="0"/>
               <w:jc w:val="left"/>
             </w:pPr>
@@ -9385,6 +9587,7 @@
           </w:tcPr>
           <w:p>
             <w:pPr>
+              <w:keepNext w:val="false"/>
               <w:spacing w:after="40" w:before="0"/>
               <w:jc w:val="left"/>
             </w:pPr>
@@ -9417,6 +9620,7 @@
           </w:tcPr>
           <w:p>
             <w:pPr>
+              <w:keepNext w:val="false"/>
               <w:spacing w:after="40" w:before="0"/>
               <w:jc w:val="left"/>
             </w:pPr>
@@ -9449,6 +9653,7 @@
           </w:tcPr>
           <w:p>
             <w:pPr>
+              <w:keepNext w:val="false"/>
               <w:spacing w:after="40" w:before="0"/>
               <w:jc w:val="left"/>
             </w:pPr>
@@ -9481,6 +9686,7 @@
           </w:tcPr>
           <w:p>
             <w:pPr>
+              <w:keepNext w:val="false"/>
               <w:spacing w:after="40" w:before="0"/>
               <w:jc w:val="left"/>
             </w:pPr>
@@ -9515,6 +9721,7 @@
           </w:tcPr>
           <w:p>
             <w:pPr>
+              <w:keepNext w:val="false"/>
               <w:spacing w:after="40" w:before="0"/>
               <w:jc w:val="left"/>
             </w:pPr>
@@ -9569,7 +9776,7 @@
               <w:spacing w:after="10" w:before="0"/>
               <w:ind w:left="120"/>
             </w:pPr>
-            <w:hyperlink w:history="1" r:id="rIdmfb0d3r8zwv6dzj7jxjwa">
+            <w:hyperlink w:history="1" r:id="rIdbqlhemrjyaoohi76mfxae">
               <w:r>
                 <w:rPr>
                   <w:rFonts w:ascii="Arial" w:cs="Arial" w:eastAsia="Arial" w:hAnsi="Arial"/>
@@ -9629,7 +9836,7 @@
             <w:pPr>
               <w:spacing w:after="20" w:before="0"/>
             </w:pPr>
-            <w:hyperlink w:history="1" r:id="rIdsic41kqgykttdegvfe5ry">
+            <w:hyperlink w:history="1" r:id="rId56s0ozzddn8goazftiy1m">
               <w:r>
                 <w:rPr>
                   <w:rFonts w:ascii="Arial" w:cs="Arial" w:eastAsia="Arial" w:hAnsi="Arial"/>
@@ -9678,7 +9885,7 @@
               <w:spacing w:after="10" w:before="0"/>
               <w:ind w:left="120"/>
             </w:pPr>
-            <w:hyperlink w:history="1" r:id="rId5-dz1l_cxfzygkmpbuapc">
+            <w:hyperlink w:history="1" r:id="rIdjgtj6jyeonkbv2gmdmqef">
               <w:r>
                 <w:rPr>
                   <w:rFonts w:ascii="Arial" w:cs="Arial" w:eastAsia="Arial" w:hAnsi="Arial"/>
@@ -9706,6 +9913,7 @@
           </w:tcPr>
           <w:p>
             <w:pPr>
+              <w:keepNext w:val="false"/>
               <w:spacing w:after="40" w:before="0"/>
               <w:jc w:val="left"/>
             </w:pPr>
@@ -9738,6 +9946,7 @@
           </w:tcPr>
           <w:p>
             <w:pPr>
+              <w:keepNext w:val="false"/>
               <w:spacing w:after="40" w:before="0"/>
               <w:jc w:val="left"/>
             </w:pPr>
@@ -9770,6 +9979,7 @@
           </w:tcPr>
           <w:p>
             <w:pPr>
+              <w:keepNext w:val="false"/>
               <w:spacing w:after="40" w:before="0"/>
               <w:jc w:val="left"/>
             </w:pPr>
@@ -9802,6 +10012,7 @@
           </w:tcPr>
           <w:p>
             <w:pPr>
+              <w:keepNext w:val="false"/>
               <w:spacing w:after="40" w:before="0"/>
               <w:jc w:val="left"/>
             </w:pPr>
@@ -9836,6 +10047,7 @@
           </w:tcPr>
           <w:p>
             <w:pPr>
+              <w:keepNext w:val="false"/>
               <w:spacing w:after="40" w:before="0"/>
               <w:jc w:val="left"/>
             </w:pPr>
@@ -9890,7 +10102,7 @@
               <w:spacing w:after="10" w:before="0"/>
               <w:ind w:left="120"/>
             </w:pPr>
-            <w:hyperlink w:history="1" r:id="rIde4o_tff6x6vj3kcsodnud">
+            <w:hyperlink w:history="1" r:id="rIdmifbxkuebdzncdtiz1wud">
               <w:r>
                 <w:rPr>
                   <w:rFonts w:ascii="Arial" w:cs="Arial" w:eastAsia="Arial" w:hAnsi="Arial"/>
@@ -9950,7 +10162,7 @@
             <w:pPr>
               <w:spacing w:after="20" w:before="0"/>
             </w:pPr>
-            <w:hyperlink w:history="1" r:id="rIdrstidbkoowqxzunvbo6uz">
+            <w:hyperlink w:history="1" r:id="rId7vmor633ps1zvn4gi-nvk">
               <w:r>
                 <w:rPr>
                   <w:rFonts w:ascii="Arial" w:cs="Arial" w:eastAsia="Arial" w:hAnsi="Arial"/>
@@ -9999,7 +10211,7 @@
               <w:spacing w:after="10" w:before="0"/>
               <w:ind w:left="120"/>
             </w:pPr>
-            <w:hyperlink w:history="1" r:id="rIdvf6b8k-gsu201eg_ksiue">
+            <w:hyperlink w:history="1" r:id="rIdylzh_uupctbz5pteuzpbg">
               <w:r>
                 <w:rPr>
                   <w:rFonts w:ascii="Arial" w:cs="Arial" w:eastAsia="Arial" w:hAnsi="Arial"/>
@@ -10027,6 +10239,7 @@
           </w:tcPr>
           <w:p>
             <w:pPr>
+              <w:keepNext w:val="false"/>
               <w:spacing w:after="40" w:before="0"/>
               <w:jc w:val="left"/>
             </w:pPr>
@@ -10059,6 +10272,7 @@
           </w:tcPr>
           <w:p>
             <w:pPr>
+              <w:keepNext w:val="false"/>
               <w:spacing w:after="40" w:before="0"/>
               <w:jc w:val="left"/>
             </w:pPr>
@@ -10091,6 +10305,7 @@
           </w:tcPr>
           <w:p>
             <w:pPr>
+              <w:keepNext w:val="false"/>
               <w:spacing w:after="40" w:before="0"/>
               <w:jc w:val="left"/>
             </w:pPr>
@@ -10123,6 +10338,7 @@
           </w:tcPr>
           <w:p>
             <w:pPr>
+              <w:keepNext w:val="false"/>
               <w:spacing w:after="40" w:before="0"/>
               <w:jc w:val="left"/>
             </w:pPr>
@@ -10157,6 +10373,7 @@
           </w:tcPr>
           <w:p>
             <w:pPr>
+              <w:keepNext w:val="false"/>
               <w:spacing w:after="40" w:before="0"/>
               <w:jc w:val="left"/>
             </w:pPr>
@@ -10211,7 +10428,7 @@
               <w:spacing w:after="10" w:before="0"/>
               <w:ind w:left="120"/>
             </w:pPr>
-            <w:hyperlink w:history="1" r:id="rId3aydq6smcvdwwchtusilj">
+            <w:hyperlink w:history="1" r:id="rIdikfzcvpxyvdpxydr_nw5e">
               <w:r>
                 <w:rPr>
                   <w:rFonts w:ascii="Arial" w:cs="Arial" w:eastAsia="Arial" w:hAnsi="Arial"/>
@@ -10271,7 +10488,7 @@
             <w:pPr>
               <w:spacing w:after="20" w:before="0"/>
             </w:pPr>
-            <w:hyperlink w:history="1" r:id="rIdo7og47iqljx7bnplkezyp">
+            <w:hyperlink w:history="1" r:id="rIdjucnft7e8jif2aozkg_js">
               <w:r>
                 <w:rPr>
                   <w:rFonts w:ascii="Arial" w:cs="Arial" w:eastAsia="Arial" w:hAnsi="Arial"/>
@@ -10320,7 +10537,7 @@
               <w:spacing w:after="10" w:before="0"/>
               <w:ind w:left="120"/>
             </w:pPr>
-            <w:hyperlink w:history="1" r:id="rIdj5jixwso0asczp5ktfg2t">
+            <w:hyperlink w:history="1" r:id="rIdixmbqdkyie8tzbzu21qo9">
               <w:r>
                 <w:rPr>
                   <w:rFonts w:ascii="Arial" w:cs="Arial" w:eastAsia="Arial" w:hAnsi="Arial"/>
@@ -10348,6 +10565,7 @@
           </w:tcPr>
           <w:p>
             <w:pPr>
+              <w:keepNext w:val="false"/>
               <w:spacing w:after="40" w:before="0"/>
               <w:jc w:val="left"/>
             </w:pPr>
@@ -10380,6 +10598,7 @@
           </w:tcPr>
           <w:p>
             <w:pPr>
+              <w:keepNext w:val="false"/>
               <w:spacing w:after="40" w:before="0"/>
               <w:jc w:val="left"/>
             </w:pPr>
@@ -10412,6 +10631,7 @@
           </w:tcPr>
           <w:p>
             <w:pPr>
+              <w:keepNext w:val="false"/>
               <w:spacing w:after="40" w:before="0"/>
               <w:jc w:val="left"/>
             </w:pPr>
@@ -10444,6 +10664,7 @@
           </w:tcPr>
           <w:p>
             <w:pPr>
+              <w:keepNext w:val="false"/>
               <w:spacing w:after="40" w:before="0"/>
               <w:jc w:val="left"/>
             </w:pPr>
@@ -10478,6 +10699,7 @@
           </w:tcPr>
           <w:p>
             <w:pPr>
+              <w:keepNext w:val="false"/>
               <w:spacing w:after="40" w:before="0"/>
               <w:jc w:val="left"/>
             </w:pPr>
@@ -10532,7 +10754,7 @@
               <w:spacing w:after="10" w:before="0"/>
               <w:ind w:left="120"/>
             </w:pPr>
-            <w:hyperlink w:history="1" r:id="rIdheddm7y2wd9f-q2v6m-wg">
+            <w:hyperlink w:history="1" r:id="rIdoq8wiau2634lunhcg2ued">
               <w:r>
                 <w:rPr>
                   <w:rFonts w:ascii="Arial" w:cs="Arial" w:eastAsia="Arial" w:hAnsi="Arial"/>
@@ -10592,7 +10814,7 @@
             <w:pPr>
               <w:spacing w:after="20" w:before="0"/>
             </w:pPr>
-            <w:hyperlink w:history="1" r:id="rIdodyvomkw1ohjplb69flhg">
+            <w:hyperlink w:history="1" r:id="rId258omd0y8o0xgn50xhwjl">
               <w:r>
                 <w:rPr>
                   <w:rFonts w:ascii="Arial" w:cs="Arial" w:eastAsia="Arial" w:hAnsi="Arial"/>
@@ -10641,7 +10863,7 @@
               <w:spacing w:after="10" w:before="0"/>
               <w:ind w:left="120"/>
             </w:pPr>
-            <w:hyperlink w:history="1" r:id="rId33zahxia8xmfxj_yx2mxb">
+            <w:hyperlink w:history="1" r:id="rIds7jyr64ehqj-xzsryvlkw">
               <w:r>
                 <w:rPr>
                   <w:rFonts w:ascii="Arial" w:cs="Arial" w:eastAsia="Arial" w:hAnsi="Arial"/>
@@ -10669,6 +10891,7 @@
           </w:tcPr>
           <w:p>
             <w:pPr>
+              <w:keepNext w:val="false"/>
               <w:spacing w:after="40" w:before="0"/>
               <w:jc w:val="left"/>
             </w:pPr>
@@ -10701,6 +10924,7 @@
           </w:tcPr>
           <w:p>
             <w:pPr>
+              <w:keepNext w:val="false"/>
               <w:spacing w:after="40" w:before="0"/>
               <w:jc w:val="left"/>
             </w:pPr>
@@ -10733,6 +10957,7 @@
           </w:tcPr>
           <w:p>
             <w:pPr>
+              <w:keepNext w:val="false"/>
               <w:spacing w:after="40" w:before="0"/>
               <w:jc w:val="left"/>
             </w:pPr>
@@ -10765,6 +10990,7 @@
           </w:tcPr>
           <w:p>
             <w:pPr>
+              <w:keepNext w:val="false"/>
               <w:spacing w:after="40" w:before="0"/>
               <w:jc w:val="left"/>
             </w:pPr>
@@ -10799,6 +11025,7 @@
           </w:tcPr>
           <w:p>
             <w:pPr>
+              <w:keepNext w:val="false"/>
               <w:spacing w:after="40" w:before="0"/>
               <w:jc w:val="left"/>
             </w:pPr>
@@ -10853,7 +11080,7 @@
               <w:spacing w:after="10" w:before="0"/>
               <w:ind w:left="120"/>
             </w:pPr>
-            <w:hyperlink w:history="1" r:id="rIdvpol6roe9vuxmouyzxbkz">
+            <w:hyperlink w:history="1" r:id="rIdkbbepjbyuj3rvbvuzuovr">
               <w:r>
                 <w:rPr>
                   <w:rFonts w:ascii="Arial" w:cs="Arial" w:eastAsia="Arial" w:hAnsi="Arial"/>
@@ -10913,7 +11140,7 @@
             <w:pPr>
               <w:spacing w:after="20" w:before="0"/>
             </w:pPr>
-            <w:hyperlink w:history="1" r:id="rIdwhgau2j2dbqjgrjb5-ag1">
+            <w:hyperlink w:history="1" r:id="rId3jre8gi1ykbdn_damvjj_">
               <w:r>
                 <w:rPr>
                   <w:rFonts w:ascii="Arial" w:cs="Arial" w:eastAsia="Arial" w:hAnsi="Arial"/>
@@ -10962,7 +11189,7 @@
               <w:spacing w:after="10" w:before="0"/>
               <w:ind w:left="120"/>
             </w:pPr>
-            <w:hyperlink w:history="1" r:id="rIdfs7thc_dwavatrwjelpnq">
+            <w:hyperlink w:history="1" r:id="rIduoyyikxsvtb4xungq2vca">
               <w:r>
                 <w:rPr>
                   <w:rFonts w:ascii="Arial" w:cs="Arial" w:eastAsia="Arial" w:hAnsi="Arial"/>
@@ -10990,6 +11217,7 @@
           </w:tcPr>
           <w:p>
             <w:pPr>
+              <w:keepNext w:val="false"/>
               <w:spacing w:after="40" w:before="0"/>
               <w:jc w:val="left"/>
             </w:pPr>
@@ -11022,6 +11250,7 @@
           </w:tcPr>
           <w:p>
             <w:pPr>
+              <w:keepNext w:val="false"/>
               <w:spacing w:after="40" w:before="0"/>
               <w:jc w:val="left"/>
             </w:pPr>
@@ -11054,6 +11283,7 @@
           </w:tcPr>
           <w:p>
             <w:pPr>
+              <w:keepNext w:val="false"/>
               <w:spacing w:after="40" w:before="0"/>
               <w:jc w:val="left"/>
             </w:pPr>
@@ -11086,6 +11316,7 @@
           </w:tcPr>
           <w:p>
             <w:pPr>
+              <w:keepNext w:val="false"/>
               <w:spacing w:after="40" w:before="0"/>
               <w:jc w:val="left"/>
             </w:pPr>
@@ -11145,6 +11376,7 @@
           </w:tcPr>
           <w:p>
             <w:pPr>
+              <w:keepNext w:val="false"/>
               <w:spacing w:after="40" w:before="0"/>
               <w:jc w:val="center"/>
             </w:pPr>
@@ -11179,6 +11411,7 @@
           </w:tcPr>
           <w:p>
             <w:pPr>
+              <w:keepNext w:val="false"/>
               <w:spacing w:after="40" w:before="0"/>
               <w:jc w:val="left"/>
             </w:pPr>
@@ -11240,6 +11473,7 @@
           </w:tcPr>
           <w:p>
             <w:pPr>
+              <w:keepNext w:val="false"/>
               <w:spacing w:after="40" w:before="0"/>
               <w:jc w:val="center"/>
             </w:pPr>
@@ -11274,6 +11508,7 @@
           </w:tcPr>
           <w:p>
             <w:pPr>
+              <w:keepNext w:val="false"/>
               <w:spacing w:after="40" w:before="0"/>
               <w:jc w:val="left"/>
             </w:pPr>
@@ -11306,6 +11541,7 @@
           </w:tcPr>
           <w:p>
             <w:pPr>
+              <w:keepNext w:val="false"/>
               <w:spacing w:after="40" w:before="0"/>
               <w:jc w:val="left"/>
             </w:pPr>
@@ -11340,6 +11576,7 @@
           </w:tcPr>
           <w:p>
             <w:pPr>
+              <w:keepNext w:val="false"/>
               <w:spacing w:after="40" w:before="0"/>
               <w:jc w:val="left"/>
             </w:pPr>
@@ -11372,6 +11609,7 @@
           </w:tcPr>
           <w:p>
             <w:pPr>
+              <w:keepNext w:val="false"/>
               <w:spacing w:after="40" w:before="0"/>
               <w:jc w:val="left"/>
             </w:pPr>
@@ -11406,6 +11644,7 @@
           </w:tcPr>
           <w:p>
             <w:pPr>
+              <w:keepNext w:val="false"/>
               <w:spacing w:after="40" w:before="0"/>
               <w:jc w:val="left"/>
             </w:pPr>
@@ -11438,6 +11677,7 @@
           </w:tcPr>
           <w:p>
             <w:pPr>
+              <w:keepNext w:val="false"/>
               <w:spacing w:after="40" w:before="0"/>
               <w:jc w:val="left"/>
             </w:pPr>
@@ -11474,7 +11714,7 @@
         </w:rPr>
         <w:t xml:space="preserve">© 2026 SeaVuria and ARES. Aligned with KICD objectives. Developed by SeaVuria; technical implementation by ARES (with AI assistance from Claude). Licensed under </w:t>
       </w:r>
-      <w:hyperlink w:history="1" r:id="rIdzaqbscqlystzuewd62zrg">
+      <w:hyperlink w:history="1" r:id="rIdezckdxy6lmpzxycvsudrc">
         <w:r>
           <w:rPr>
             <w:rFonts w:ascii="Arial" w:cs="Arial" w:eastAsia="Arial" w:hAnsi="Arial"/>
@@ -11495,7 +11735,7 @@
         </w:rPr>
         <w:t xml:space="preserve"> (</w:t>
       </w:r>
-      <w:hyperlink w:history="1" r:id="rIdpqnrkvgywepy5lipklhfx">
+      <w:hyperlink w:history="1" r:id="rIdhf7dgfemwlpc994trfb7z">
         <w:r>
           <w:rPr>
             <w:rFonts w:ascii="Arial" w:cs="Arial" w:eastAsia="Arial" w:hAnsi="Arial"/>
@@ -11555,6 +11795,7 @@
           </w:tcPr>
           <w:p>
             <w:pPr>
+              <w:keepNext w:val="false"/>
               <w:spacing w:after="40" w:before="0"/>
               <w:jc w:val="center"/>
             </w:pPr>
@@ -11590,6 +11831,7 @@
           </w:tcPr>
           <w:p>
             <w:pPr>
+              <w:keepNext w:val="false"/>
               <w:spacing w:after="40" w:before="0"/>
               <w:jc w:val="center"/>
             </w:pPr>
@@ -11624,6 +11866,7 @@
           </w:tcPr>
           <w:p>
             <w:pPr>
+              <w:keepNext w:val="false"/>
               <w:spacing w:after="40" w:before="0"/>
               <w:jc w:val="left"/>
             </w:pPr>
@@ -11656,6 +11899,7 @@
           </w:tcPr>
           <w:p>
             <w:pPr>
+              <w:keepNext w:val="false"/>
               <w:spacing w:after="40" w:before="0"/>
               <w:jc w:val="left"/>
             </w:pPr>
@@ -11690,6 +11934,7 @@
           </w:tcPr>
           <w:p>
             <w:pPr>
+              <w:keepNext w:val="false"/>
               <w:spacing w:after="40" w:before="0"/>
               <w:jc w:val="left"/>
             </w:pPr>
@@ -11722,6 +11967,7 @@
           </w:tcPr>
           <w:p>
             <w:pPr>
+              <w:keepNext w:val="false"/>
               <w:spacing w:after="40" w:before="0"/>
               <w:jc w:val="left"/>
             </w:pPr>
@@ -11756,6 +12002,7 @@
           </w:tcPr>
           <w:p>
             <w:pPr>
+              <w:keepNext w:val="false"/>
               <w:spacing w:after="40" w:before="0"/>
               <w:jc w:val="left"/>
             </w:pPr>
@@ -11788,6 +12035,7 @@
           </w:tcPr>
           <w:p>
             <w:pPr>
+              <w:keepNext w:val="false"/>
               <w:spacing w:after="40" w:before="0"/>
               <w:jc w:val="left"/>
             </w:pPr>
@@ -11822,6 +12070,7 @@
           </w:tcPr>
           <w:p>
             <w:pPr>
+              <w:keepNext w:val="false"/>
               <w:spacing w:after="40" w:before="0"/>
               <w:jc w:val="left"/>
             </w:pPr>
@@ -11854,6 +12103,7 @@
           </w:tcPr>
           <w:p>
             <w:pPr>
+              <w:keepNext w:val="false"/>
               <w:spacing w:after="40" w:before="0"/>
               <w:jc w:val="left"/>
             </w:pPr>
@@ -11888,6 +12138,7 @@
           </w:tcPr>
           <w:p>
             <w:pPr>
+              <w:keepNext w:val="false"/>
               <w:spacing w:after="40" w:before="0"/>
               <w:jc w:val="left"/>
             </w:pPr>
@@ -11920,6 +12171,7 @@
           </w:tcPr>
           <w:p>
             <w:pPr>
+              <w:keepNext w:val="false"/>
               <w:spacing w:after="40" w:before="0"/>
               <w:jc w:val="left"/>
             </w:pPr>
@@ -11954,6 +12206,7 @@
           </w:tcPr>
           <w:p>
             <w:pPr>
+              <w:keepNext w:val="false"/>
               <w:spacing w:after="40" w:before="0"/>
               <w:jc w:val="left"/>
             </w:pPr>
@@ -11986,6 +12239,7 @@
           </w:tcPr>
           <w:p>
             <w:pPr>
+              <w:keepNext w:val="false"/>
               <w:spacing w:after="40" w:before="0"/>
               <w:jc w:val="left"/>
             </w:pPr>
@@ -12020,6 +12274,7 @@
           </w:tcPr>
           <w:p>
             <w:pPr>
+              <w:keepNext w:val="false"/>
               <w:spacing w:after="40" w:before="0"/>
               <w:jc w:val="left"/>
             </w:pPr>
@@ -12052,6 +12307,7 @@
           </w:tcPr>
           <w:p>
             <w:pPr>
+              <w:keepNext w:val="false"/>
               <w:spacing w:after="40" w:before="0"/>
               <w:jc w:val="left"/>
             </w:pPr>
@@ -12086,6 +12342,7 @@
           </w:tcPr>
           <w:p>
             <w:pPr>
+              <w:keepNext w:val="false"/>
               <w:spacing w:after="40" w:before="0"/>
               <w:jc w:val="left"/>
             </w:pPr>
@@ -12118,6 +12375,7 @@
           </w:tcPr>
           <w:p>
             <w:pPr>
+              <w:keepNext w:val="false"/>
               <w:spacing w:after="40" w:before="0"/>
               <w:jc w:val="left"/>
             </w:pPr>
@@ -12177,6 +12435,7 @@
           </w:tcPr>
           <w:p>
             <w:pPr>
+              <w:keepNext w:val="false"/>
               <w:spacing w:after="40" w:before="0"/>
               <w:jc w:val="center"/>
             </w:pPr>
@@ -12211,6 +12470,7 @@
           </w:tcPr>
           <w:p>
             <w:pPr>
+              <w:keepNext w:val="false"/>
               <w:spacing w:after="40" w:before="0"/>
               <w:jc w:val="left"/>
             </w:pPr>
@@ -12275,6 +12535,7 @@
           </w:tcPr>
           <w:p>
             <w:pPr>
+              <w:keepNext w:val="false"/>
               <w:spacing w:after="40" w:before="0"/>
               <w:jc w:val="center"/>
             </w:pPr>
@@ -12309,6 +12570,7 @@
           </w:tcPr>
           <w:p>
             <w:pPr>
+              <w:keepNext w:val="false"/>
               <w:spacing w:after="40" w:before="0"/>
               <w:jc w:val="left"/>
             </w:pPr>
@@ -12341,6 +12603,7 @@
           </w:tcPr>
           <w:p>
             <w:pPr>
+              <w:keepNext w:val="false"/>
               <w:spacing w:after="40" w:before="0"/>
               <w:jc w:val="left"/>
             </w:pPr>
@@ -12373,6 +12636,7 @@
           </w:tcPr>
           <w:p>
             <w:pPr>
+              <w:keepNext w:val="false"/>
               <w:spacing w:after="40" w:before="0"/>
               <w:jc w:val="left"/>
             </w:pPr>
@@ -12405,6 +12669,7 @@
           </w:tcPr>
           <w:p>
             <w:pPr>
+              <w:keepNext w:val="false"/>
               <w:spacing w:after="40" w:before="0"/>
               <w:jc w:val="left"/>
             </w:pPr>
@@ -12437,6 +12702,7 @@
           </w:tcPr>
           <w:p>
             <w:pPr>
+              <w:keepNext w:val="false"/>
               <w:spacing w:after="40" w:before="0"/>
               <w:jc w:val="left"/>
             </w:pPr>
@@ -12471,6 +12737,7 @@
           </w:tcPr>
           <w:p>
             <w:pPr>
+              <w:keepNext w:val="false"/>
               <w:spacing w:after="40" w:before="0"/>
               <w:jc w:val="left"/>
             </w:pPr>
@@ -12508,7 +12775,7 @@
             <w:pPr>
               <w:spacing w:after="20" w:before="0"/>
             </w:pPr>
-            <w:hyperlink w:history="1" r:id="rId7opfbhgmzyrdbcwwtshqk">
+            <w:hyperlink w:history="1" r:id="rIdtr_e-ubghudfqvvmjeu8m">
               <w:r>
                 <w:rPr>
                   <w:rFonts w:ascii="Arial" w:cs="Arial" w:eastAsia="Arial" w:hAnsi="Arial"/>
@@ -12557,7 +12824,7 @@
               <w:spacing w:after="10" w:before="0"/>
               <w:ind w:left="120"/>
             </w:pPr>
-            <w:hyperlink w:history="1" r:id="rIdxcfxaaw8dyq8drydua_vb">
+            <w:hyperlink w:history="1" r:id="rId9ocgev3uqeotzsnr61qbr">
               <w:r>
                 <w:rPr>
                   <w:rFonts w:ascii="Arial" w:cs="Arial" w:eastAsia="Arial" w:hAnsi="Arial"/>
@@ -12602,7 +12869,7 @@
             <w:pPr>
               <w:spacing w:after="20" w:before="0"/>
             </w:pPr>
-            <w:hyperlink w:history="1" r:id="rId1dvux_tphzn1mauisfro5">
+            <w:hyperlink w:history="1" r:id="rId8kxoiljeintomgb3jdc64">
               <w:r>
                 <w:rPr>
                   <w:rFonts w:ascii="Arial" w:cs="Arial" w:eastAsia="Arial" w:hAnsi="Arial"/>
@@ -12651,7 +12918,7 @@
               <w:spacing w:after="10" w:before="0"/>
               <w:ind w:left="120"/>
             </w:pPr>
-            <w:hyperlink w:history="1" r:id="rIdeui7bmk9otfe--7ymzc0l">
+            <w:hyperlink w:history="1" r:id="rIdfmvqdst40trwcyveex2ho">
               <w:r>
                 <w:rPr>
                   <w:rFonts w:ascii="Arial" w:cs="Arial" w:eastAsia="Arial" w:hAnsi="Arial"/>
@@ -12679,6 +12946,7 @@
           </w:tcPr>
           <w:p>
             <w:pPr>
+              <w:keepNext w:val="false"/>
               <w:spacing w:after="40" w:before="0"/>
               <w:jc w:val="left"/>
             </w:pPr>
@@ -12711,6 +12979,7 @@
           </w:tcPr>
           <w:p>
             <w:pPr>
+              <w:keepNext w:val="false"/>
               <w:spacing w:after="40" w:before="0"/>
               <w:jc w:val="left"/>
             </w:pPr>
@@ -12743,6 +13012,7 @@
           </w:tcPr>
           <w:p>
             <w:pPr>
+              <w:keepNext w:val="false"/>
               <w:spacing w:after="40" w:before="0"/>
               <w:jc w:val="left"/>
             </w:pPr>
@@ -12775,6 +13045,7 @@
           </w:tcPr>
           <w:p>
             <w:pPr>
+              <w:keepNext w:val="false"/>
               <w:spacing w:after="40" w:before="0"/>
               <w:jc w:val="left"/>
             </w:pPr>
@@ -12809,6 +13080,7 @@
           </w:tcPr>
           <w:p>
             <w:pPr>
+              <w:keepNext w:val="false"/>
               <w:spacing w:after="40" w:before="0"/>
               <w:jc w:val="left"/>
             </w:pPr>
@@ -12846,7 +13118,7 @@
             <w:pPr>
               <w:spacing w:after="20" w:before="0"/>
             </w:pPr>
-            <w:hyperlink w:history="1" r:id="rIdi5evid8qk7hpzmlho4cat">
+            <w:hyperlink w:history="1" r:id="rIdym6pjojkt7cz9i1czaspo">
               <w:r>
                 <w:rPr>
                   <w:rFonts w:ascii="Arial" w:cs="Arial" w:eastAsia="Arial" w:hAnsi="Arial"/>
@@ -12895,7 +13167,7 @@
               <w:spacing w:after="10" w:before="0"/>
               <w:ind w:left="120"/>
             </w:pPr>
-            <w:hyperlink w:history="1" r:id="rIdnzm89-frdpgf_unp3mu9b">
+            <w:hyperlink w:history="1" r:id="rIdby6jweaiurlq6epdy2mud">
               <w:r>
                 <w:rPr>
                   <w:rFonts w:ascii="Arial" w:cs="Arial" w:eastAsia="Arial" w:hAnsi="Arial"/>
@@ -12940,7 +13212,7 @@
             <w:pPr>
               <w:spacing w:after="20" w:before="0"/>
             </w:pPr>
-            <w:hyperlink w:history="1" r:id="rIdnputkediyph-klqea158u">
+            <w:hyperlink w:history="1" r:id="rIdevt7qqvshzuka1aynir7w">
               <w:r>
                 <w:rPr>
                   <w:rFonts w:ascii="Arial" w:cs="Arial" w:eastAsia="Arial" w:hAnsi="Arial"/>
@@ -12989,7 +13261,7 @@
               <w:spacing w:after="10" w:before="0"/>
               <w:ind w:left="120"/>
             </w:pPr>
-            <w:hyperlink w:history="1" r:id="rIdpzdv7b8xrfk2buryprq8r">
+            <w:hyperlink w:history="1" r:id="rIdr6izkzl3efwq6inuu_kxw">
               <w:r>
                 <w:rPr>
                   <w:rFonts w:ascii="Arial" w:cs="Arial" w:eastAsia="Arial" w:hAnsi="Arial"/>
@@ -13017,6 +13289,7 @@
           </w:tcPr>
           <w:p>
             <w:pPr>
+              <w:keepNext w:val="false"/>
               <w:spacing w:after="40" w:before="0"/>
               <w:jc w:val="left"/>
             </w:pPr>
@@ -13049,6 +13322,7 @@
           </w:tcPr>
           <w:p>
             <w:pPr>
+              <w:keepNext w:val="false"/>
               <w:spacing w:after="40" w:before="0"/>
               <w:jc w:val="left"/>
             </w:pPr>
@@ -13081,6 +13355,7 @@
           </w:tcPr>
           <w:p>
             <w:pPr>
+              <w:keepNext w:val="false"/>
               <w:spacing w:after="40" w:before="0"/>
               <w:jc w:val="left"/>
             </w:pPr>
@@ -13113,6 +13388,7 @@
           </w:tcPr>
           <w:p>
             <w:pPr>
+              <w:keepNext w:val="false"/>
               <w:spacing w:after="40" w:before="0"/>
               <w:jc w:val="left"/>
             </w:pPr>
@@ -13147,6 +13423,7 @@
           </w:tcPr>
           <w:p>
             <w:pPr>
+              <w:keepNext w:val="false"/>
               <w:spacing w:after="40" w:before="0"/>
               <w:jc w:val="left"/>
             </w:pPr>
@@ -13184,7 +13461,7 @@
             <w:pPr>
               <w:spacing w:after="20" w:before="0"/>
             </w:pPr>
-            <w:hyperlink w:history="1" r:id="rIduw8byt7v3mufcb5dwgusu">
+            <w:hyperlink w:history="1" r:id="rIdswqtt_uekpkqczrswesvu">
               <w:r>
                 <w:rPr>
                   <w:rFonts w:ascii="Arial" w:cs="Arial" w:eastAsia="Arial" w:hAnsi="Arial"/>
@@ -13233,7 +13510,7 @@
               <w:spacing w:after="10" w:before="0"/>
               <w:ind w:left="120"/>
             </w:pPr>
-            <w:hyperlink w:history="1" r:id="rIdzoilyhguonckgbwnei9p4">
+            <w:hyperlink w:history="1" r:id="rIduqv63_bupwo-feyxqltva">
               <w:r>
                 <w:rPr>
                   <w:rFonts w:ascii="Arial" w:cs="Arial" w:eastAsia="Arial" w:hAnsi="Arial"/>
@@ -13278,7 +13555,7 @@
             <w:pPr>
               <w:spacing w:after="20" w:before="0"/>
             </w:pPr>
-            <w:hyperlink w:history="1" r:id="rIdh9raj9eapxnlvneullm7s">
+            <w:hyperlink w:history="1" r:id="rIdypxas9jruq5al-dtcjyzr">
               <w:r>
                 <w:rPr>
                   <w:rFonts w:ascii="Arial" w:cs="Arial" w:eastAsia="Arial" w:hAnsi="Arial"/>
@@ -13327,7 +13604,7 @@
               <w:spacing w:after="10" w:before="0"/>
               <w:ind w:left="120"/>
             </w:pPr>
-            <w:hyperlink w:history="1" r:id="rIddejkjlqaqdphogod2nexs">
+            <w:hyperlink w:history="1" r:id="rIdo0tzd1fgn2mhlistbc3sh">
               <w:r>
                 <w:rPr>
                   <w:rFonts w:ascii="Arial" w:cs="Arial" w:eastAsia="Arial" w:hAnsi="Arial"/>
@@ -13355,6 +13632,7 @@
           </w:tcPr>
           <w:p>
             <w:pPr>
+              <w:keepNext w:val="false"/>
               <w:spacing w:after="40" w:before="0"/>
               <w:jc w:val="left"/>
             </w:pPr>
@@ -13387,6 +13665,7 @@
           </w:tcPr>
           <w:p>
             <w:pPr>
+              <w:keepNext w:val="false"/>
               <w:spacing w:after="40" w:before="0"/>
               <w:jc w:val="left"/>
             </w:pPr>
@@ -13419,6 +13698,7 @@
           </w:tcPr>
           <w:p>
             <w:pPr>
+              <w:keepNext w:val="false"/>
               <w:spacing w:after="40" w:before="0"/>
               <w:jc w:val="left"/>
             </w:pPr>
@@ -13451,6 +13731,7 @@
           </w:tcPr>
           <w:p>
             <w:pPr>
+              <w:keepNext w:val="false"/>
               <w:spacing w:after="40" w:before="0"/>
               <w:jc w:val="left"/>
             </w:pPr>
@@ -13485,6 +13766,7 @@
           </w:tcPr>
           <w:p>
             <w:pPr>
+              <w:keepNext w:val="false"/>
               <w:spacing w:after="40" w:before="0"/>
               <w:jc w:val="left"/>
             </w:pPr>
@@ -13522,7 +13804,7 @@
             <w:pPr>
               <w:spacing w:after="20" w:before="0"/>
             </w:pPr>
-            <w:hyperlink w:history="1" r:id="rIdpyup8n0oynmdp6nkwwqks">
+            <w:hyperlink w:history="1" r:id="rIdg48htzgxs3us5rk-d9kgi">
               <w:r>
                 <w:rPr>
                   <w:rFonts w:ascii="Arial" w:cs="Arial" w:eastAsia="Arial" w:hAnsi="Arial"/>
@@ -13571,7 +13853,7 @@
               <w:spacing w:after="10" w:before="0"/>
               <w:ind w:left="120"/>
             </w:pPr>
-            <w:hyperlink w:history="1" r:id="rIdr8mkepmj5pcmm8eyz6h_h">
+            <w:hyperlink w:history="1" r:id="rIddmetkdbuah0wou4vw-0wu">
               <w:r>
                 <w:rPr>
                   <w:rFonts w:ascii="Arial" w:cs="Arial" w:eastAsia="Arial" w:hAnsi="Arial"/>
@@ -13616,7 +13898,7 @@
             <w:pPr>
               <w:spacing w:after="20" w:before="0"/>
             </w:pPr>
-            <w:hyperlink w:history="1" r:id="rId5xv3yqitz81xdaxickdgx">
+            <w:hyperlink w:history="1" r:id="rIdg6lijvbnpsmi_ezt4394e">
               <w:r>
                 <w:rPr>
                   <w:rFonts w:ascii="Arial" w:cs="Arial" w:eastAsia="Arial" w:hAnsi="Arial"/>
@@ -13665,7 +13947,7 @@
               <w:spacing w:after="10" w:before="0"/>
               <w:ind w:left="120"/>
             </w:pPr>
-            <w:hyperlink w:history="1" r:id="rId-3t4owq1-2ishvmuqyt15">
+            <w:hyperlink w:history="1" r:id="rIdprhzwq76tbho7f6_fksep">
               <w:r>
                 <w:rPr>
                   <w:rFonts w:ascii="Arial" w:cs="Arial" w:eastAsia="Arial" w:hAnsi="Arial"/>
@@ -13693,6 +13975,7 @@
           </w:tcPr>
           <w:p>
             <w:pPr>
+              <w:keepNext w:val="false"/>
               <w:spacing w:after="40" w:before="0"/>
               <w:jc w:val="left"/>
             </w:pPr>
@@ -13725,6 +14008,7 @@
           </w:tcPr>
           <w:p>
             <w:pPr>
+              <w:keepNext w:val="false"/>
               <w:spacing w:after="40" w:before="0"/>
               <w:jc w:val="left"/>
             </w:pPr>
@@ -13757,6 +14041,7 @@
           </w:tcPr>
           <w:p>
             <w:pPr>
+              <w:keepNext w:val="false"/>
               <w:spacing w:after="40" w:before="0"/>
               <w:jc w:val="left"/>
             </w:pPr>
@@ -13789,6 +14074,7 @@
           </w:tcPr>
           <w:p>
             <w:pPr>
+              <w:keepNext w:val="false"/>
               <w:spacing w:after="40" w:before="0"/>
               <w:jc w:val="left"/>
             </w:pPr>
@@ -13823,6 +14109,7 @@
           </w:tcPr>
           <w:p>
             <w:pPr>
+              <w:keepNext w:val="false"/>
               <w:spacing w:after="40" w:before="0"/>
               <w:jc w:val="left"/>
             </w:pPr>
@@ -13860,7 +14147,7 @@
             <w:pPr>
               <w:spacing w:after="20" w:before="0"/>
             </w:pPr>
-            <w:hyperlink w:history="1" r:id="rIdvjgjfk0gn-5b9mje0fsus">
+            <w:hyperlink w:history="1" r:id="rIdyaoy5umyb4xi1hiikmbx6">
               <w:r>
                 <w:rPr>
                   <w:rFonts w:ascii="Arial" w:cs="Arial" w:eastAsia="Arial" w:hAnsi="Arial"/>
@@ -13909,7 +14196,7 @@
               <w:spacing w:after="10" w:before="0"/>
               <w:ind w:left="120"/>
             </w:pPr>
-            <w:hyperlink w:history="1" r:id="rIdxrz6rt8ievym1fc5l1xbv">
+            <w:hyperlink w:history="1" r:id="rIdbfpnhopojn4jvgpeqo4we">
               <w:r>
                 <w:rPr>
                   <w:rFonts w:ascii="Arial" w:cs="Arial" w:eastAsia="Arial" w:hAnsi="Arial"/>
@@ -13954,7 +14241,7 @@
             <w:pPr>
               <w:spacing w:after="20" w:before="0"/>
             </w:pPr>
-            <w:hyperlink w:history="1" r:id="rIdev0bsfpggdt1ievyoslrz">
+            <w:hyperlink w:history="1" r:id="rIdrhmyst3-bscmzfky2pb4l">
               <w:r>
                 <w:rPr>
                   <w:rFonts w:ascii="Arial" w:cs="Arial" w:eastAsia="Arial" w:hAnsi="Arial"/>
@@ -14003,7 +14290,7 @@
               <w:spacing w:after="10" w:before="0"/>
               <w:ind w:left="120"/>
             </w:pPr>
-            <w:hyperlink w:history="1" r:id="rIdqjrco1n_hi1eu2k88haba">
+            <w:hyperlink w:history="1" r:id="rIdtnni9lbdxxthacnjofrsj">
               <w:r>
                 <w:rPr>
                   <w:rFonts w:ascii="Arial" w:cs="Arial" w:eastAsia="Arial" w:hAnsi="Arial"/>
@@ -14031,6 +14318,7 @@
           </w:tcPr>
           <w:p>
             <w:pPr>
+              <w:keepNext w:val="false"/>
               <w:spacing w:after="40" w:before="0"/>
               <w:jc w:val="left"/>
             </w:pPr>
@@ -14063,6 +14351,7 @@
           </w:tcPr>
           <w:p>
             <w:pPr>
+              <w:keepNext w:val="false"/>
               <w:spacing w:after="40" w:before="0"/>
               <w:jc w:val="left"/>
             </w:pPr>
@@ -14095,6 +14384,7 @@
           </w:tcPr>
           <w:p>
             <w:pPr>
+              <w:keepNext w:val="false"/>
               <w:spacing w:after="40" w:before="0"/>
               <w:jc w:val="left"/>
             </w:pPr>
@@ -14127,6 +14417,7 @@
           </w:tcPr>
           <w:p>
             <w:pPr>
+              <w:keepNext w:val="false"/>
               <w:spacing w:after="40" w:before="0"/>
               <w:jc w:val="left"/>
             </w:pPr>
@@ -14186,6 +14477,7 @@
           </w:tcPr>
           <w:p>
             <w:pPr>
+              <w:keepNext w:val="false"/>
               <w:spacing w:after="40" w:before="0"/>
               <w:jc w:val="center"/>
             </w:pPr>
@@ -14220,6 +14512,7 @@
           </w:tcPr>
           <w:p>
             <w:pPr>
+              <w:keepNext w:val="false"/>
               <w:spacing w:after="40" w:before="0"/>
               <w:jc w:val="left"/>
             </w:pPr>
@@ -14281,6 +14574,7 @@
           </w:tcPr>
           <w:p>
             <w:pPr>
+              <w:keepNext w:val="false"/>
               <w:spacing w:after="40" w:before="0"/>
               <w:jc w:val="center"/>
             </w:pPr>
@@ -14315,6 +14609,7 @@
           </w:tcPr>
           <w:p>
             <w:pPr>
+              <w:keepNext w:val="false"/>
               <w:spacing w:after="40" w:before="0"/>
               <w:jc w:val="left"/>
             </w:pPr>
@@ -14347,6 +14642,7 @@
           </w:tcPr>
           <w:p>
             <w:pPr>
+              <w:keepNext w:val="false"/>
               <w:spacing w:after="40" w:before="0"/>
               <w:jc w:val="left"/>
             </w:pPr>
@@ -14381,6 +14677,7 @@
           </w:tcPr>
           <w:p>
             <w:pPr>
+              <w:keepNext w:val="false"/>
               <w:spacing w:after="40" w:before="0"/>
               <w:jc w:val="left"/>
             </w:pPr>
@@ -14413,6 +14710,7 @@
           </w:tcPr>
           <w:p>
             <w:pPr>
+              <w:keepNext w:val="false"/>
               <w:spacing w:after="40" w:before="0"/>
               <w:jc w:val="left"/>
             </w:pPr>
@@ -14447,6 +14745,7 @@
           </w:tcPr>
           <w:p>
             <w:pPr>
+              <w:keepNext w:val="false"/>
               <w:spacing w:after="40" w:before="0"/>
               <w:jc w:val="left"/>
             </w:pPr>
@@ -14479,6 +14778,7 @@
           </w:tcPr>
           <w:p>
             <w:pPr>
+              <w:keepNext w:val="false"/>
               <w:spacing w:after="40" w:before="0"/>
               <w:jc w:val="left"/>
             </w:pPr>
@@ -14515,7 +14815,7 @@
         </w:rPr>
         <w:t xml:space="preserve">© 2026 SeaVuria and ARES. Aligned with KICD objectives. Developed by SeaVuria; technical implementation by ARES (with AI assistance from Claude). Licensed under </w:t>
       </w:r>
-      <w:hyperlink w:history="1" r:id="rId_wm2mc0ts38yru9wvkhkf">
+      <w:hyperlink w:history="1" r:id="rIdsk1nwnpg52u2ruozpkgbt">
         <w:r>
           <w:rPr>
             <w:rFonts w:ascii="Arial" w:cs="Arial" w:eastAsia="Arial" w:hAnsi="Arial"/>
@@ -14536,7 +14836,7 @@
         </w:rPr>
         <w:t xml:space="preserve"> (</w:t>
       </w:r>
-      <w:hyperlink w:history="1" r:id="rIdzgeekuqxu45nidgc9zup0">
+      <w:hyperlink w:history="1" r:id="rIdf0zphikwv9j_qvqs1mkzv">
         <w:r>
           <w:rPr>
             <w:rFonts w:ascii="Arial" w:cs="Arial" w:eastAsia="Arial" w:hAnsi="Arial"/>
@@ -14596,6 +14896,7 @@
           </w:tcPr>
           <w:p>
             <w:pPr>
+              <w:keepNext w:val="false"/>
               <w:spacing w:after="40" w:before="0"/>
               <w:jc w:val="center"/>
             </w:pPr>
@@ -14631,6 +14932,7 @@
           </w:tcPr>
           <w:p>
             <w:pPr>
+              <w:keepNext w:val="false"/>
               <w:spacing w:after="40" w:before="0"/>
               <w:jc w:val="center"/>
             </w:pPr>
@@ -14665,6 +14967,7 @@
           </w:tcPr>
           <w:p>
             <w:pPr>
+              <w:keepNext w:val="false"/>
               <w:spacing w:after="40" w:before="0"/>
               <w:jc w:val="left"/>
             </w:pPr>
@@ -14697,6 +15000,7 @@
           </w:tcPr>
           <w:p>
             <w:pPr>
+              <w:keepNext w:val="false"/>
               <w:spacing w:after="40" w:before="0"/>
               <w:jc w:val="left"/>
             </w:pPr>
@@ -14731,6 +15035,7 @@
           </w:tcPr>
           <w:p>
             <w:pPr>
+              <w:keepNext w:val="false"/>
               <w:spacing w:after="40" w:before="0"/>
               <w:jc w:val="left"/>
             </w:pPr>
@@ -14763,6 +15068,7 @@
           </w:tcPr>
           <w:p>
             <w:pPr>
+              <w:keepNext w:val="false"/>
               <w:spacing w:after="40" w:before="0"/>
               <w:jc w:val="left"/>
             </w:pPr>
@@ -14797,6 +15103,7 @@
           </w:tcPr>
           <w:p>
             <w:pPr>
+              <w:keepNext w:val="false"/>
               <w:spacing w:after="40" w:before="0"/>
               <w:jc w:val="left"/>
             </w:pPr>
@@ -14829,6 +15136,7 @@
           </w:tcPr>
           <w:p>
             <w:pPr>
+              <w:keepNext w:val="false"/>
               <w:spacing w:after="40" w:before="0"/>
               <w:jc w:val="left"/>
             </w:pPr>
@@ -14863,6 +15171,7 @@
           </w:tcPr>
           <w:p>
             <w:pPr>
+              <w:keepNext w:val="false"/>
               <w:spacing w:after="40" w:before="0"/>
               <w:jc w:val="left"/>
             </w:pPr>
@@ -14895,6 +15204,7 @@
           </w:tcPr>
           <w:p>
             <w:pPr>
+              <w:keepNext w:val="false"/>
               <w:spacing w:after="40" w:before="0"/>
               <w:jc w:val="left"/>
             </w:pPr>
@@ -14929,6 +15239,7 @@
           </w:tcPr>
           <w:p>
             <w:pPr>
+              <w:keepNext w:val="false"/>
               <w:spacing w:after="40" w:before="0"/>
               <w:jc w:val="left"/>
             </w:pPr>
@@ -14961,6 +15272,7 @@
           </w:tcPr>
           <w:p>
             <w:pPr>
+              <w:keepNext w:val="false"/>
               <w:spacing w:after="40" w:before="0"/>
               <w:jc w:val="left"/>
             </w:pPr>
@@ -14995,6 +15307,7 @@
           </w:tcPr>
           <w:p>
             <w:pPr>
+              <w:keepNext w:val="false"/>
               <w:spacing w:after="40" w:before="0"/>
               <w:jc w:val="left"/>
             </w:pPr>
@@ -15027,6 +15340,7 @@
           </w:tcPr>
           <w:p>
             <w:pPr>
+              <w:keepNext w:val="false"/>
               <w:spacing w:after="40" w:before="0"/>
               <w:jc w:val="left"/>
             </w:pPr>
@@ -15061,6 +15375,7 @@
           </w:tcPr>
           <w:p>
             <w:pPr>
+              <w:keepNext w:val="false"/>
               <w:spacing w:after="40" w:before="0"/>
               <w:jc w:val="left"/>
             </w:pPr>
@@ -15093,6 +15408,7 @@
           </w:tcPr>
           <w:p>
             <w:pPr>
+              <w:keepNext w:val="false"/>
               <w:spacing w:after="40" w:before="0"/>
               <w:jc w:val="left"/>
             </w:pPr>
@@ -15127,6 +15443,7 @@
           </w:tcPr>
           <w:p>
             <w:pPr>
+              <w:keepNext w:val="false"/>
               <w:spacing w:after="40" w:before="0"/>
               <w:jc w:val="left"/>
             </w:pPr>
@@ -15159,6 +15476,7 @@
           </w:tcPr>
           <w:p>
             <w:pPr>
+              <w:keepNext w:val="false"/>
               <w:spacing w:after="40" w:before="0"/>
               <w:jc w:val="left"/>
             </w:pPr>
@@ -15218,6 +15536,7 @@
           </w:tcPr>
           <w:p>
             <w:pPr>
+              <w:keepNext w:val="false"/>
               <w:spacing w:after="40" w:before="0"/>
               <w:jc w:val="center"/>
             </w:pPr>
@@ -15252,6 +15571,7 @@
           </w:tcPr>
           <w:p>
             <w:pPr>
+              <w:keepNext w:val="false"/>
               <w:spacing w:after="40" w:before="0"/>
               <w:jc w:val="left"/>
             </w:pPr>
@@ -15316,6 +15636,7 @@
           </w:tcPr>
           <w:p>
             <w:pPr>
+              <w:keepNext w:val="false"/>
               <w:spacing w:after="40" w:before="0"/>
               <w:jc w:val="center"/>
             </w:pPr>
@@ -15350,6 +15671,7 @@
           </w:tcPr>
           <w:p>
             <w:pPr>
+              <w:keepNext w:val="false"/>
               <w:spacing w:after="40" w:before="0"/>
               <w:jc w:val="left"/>
             </w:pPr>
@@ -15382,6 +15704,7 @@
           </w:tcPr>
           <w:p>
             <w:pPr>
+              <w:keepNext w:val="false"/>
               <w:spacing w:after="40" w:before="0"/>
               <w:jc w:val="left"/>
             </w:pPr>
@@ -15414,6 +15737,7 @@
           </w:tcPr>
           <w:p>
             <w:pPr>
+              <w:keepNext w:val="false"/>
               <w:spacing w:after="40" w:before="0"/>
               <w:jc w:val="left"/>
             </w:pPr>
@@ -15446,6 +15770,7 @@
           </w:tcPr>
           <w:p>
             <w:pPr>
+              <w:keepNext w:val="false"/>
               <w:spacing w:after="40" w:before="0"/>
               <w:jc w:val="left"/>
             </w:pPr>
@@ -15478,6 +15803,7 @@
           </w:tcPr>
           <w:p>
             <w:pPr>
+              <w:keepNext w:val="false"/>
               <w:spacing w:after="40" w:before="0"/>
               <w:jc w:val="left"/>
             </w:pPr>
@@ -15512,6 +15838,7 @@
           </w:tcPr>
           <w:p>
             <w:pPr>
+              <w:keepNext w:val="false"/>
               <w:spacing w:after="40" w:before="0"/>
               <w:jc w:val="left"/>
             </w:pPr>
@@ -15549,7 +15876,7 @@
             <w:pPr>
               <w:spacing w:after="20" w:before="0"/>
             </w:pPr>
-            <w:hyperlink w:history="1" r:id="rIdk9mxezdjw43_ctirolbzo">
+            <w:hyperlink w:history="1" r:id="rId_pf_zpt07hsya8f3xxrcp">
               <w:r>
                 <w:rPr>
                   <w:rFonts w:ascii="Arial" w:cs="Arial" w:eastAsia="Arial" w:hAnsi="Arial"/>
@@ -15582,7 +15909,7 @@
               <w:spacing w:after="10" w:before="0"/>
               <w:ind w:left="120"/>
             </w:pPr>
-            <w:hyperlink w:history="1" r:id="rIdo4mozj2udnsbnvcskygi0">
+            <w:hyperlink w:history="1" r:id="rIddnvsc3uejofzodsqc28fw">
               <w:r>
                 <w:rPr>
                   <w:rFonts w:ascii="Arial" w:cs="Arial" w:eastAsia="Arial" w:hAnsi="Arial"/>
@@ -15627,7 +15954,7 @@
             <w:pPr>
               <w:spacing w:after="20" w:before="0"/>
             </w:pPr>
-            <w:hyperlink w:history="1" r:id="rIdgwvo-rmtywgf-9imoo4xo">
+            <w:hyperlink w:history="1" r:id="rIdnrbwptwehi6hu30dshmbe">
               <w:r>
                 <w:rPr>
                   <w:rFonts w:ascii="Arial" w:cs="Arial" w:eastAsia="Arial" w:hAnsi="Arial"/>
@@ -15660,7 +15987,7 @@
               <w:spacing w:after="10" w:before="0"/>
               <w:ind w:left="120"/>
             </w:pPr>
-            <w:hyperlink w:history="1" r:id="rIdowre0axawl3wdobb4ao-v">
+            <w:hyperlink w:history="1" r:id="rIdgclodov8eugkshc9sojsj">
               <w:r>
                 <w:rPr>
                   <w:rFonts w:ascii="Arial" w:cs="Arial" w:eastAsia="Arial" w:hAnsi="Arial"/>
@@ -15688,6 +16015,7 @@
           </w:tcPr>
           <w:p>
             <w:pPr>
+              <w:keepNext w:val="false"/>
               <w:spacing w:after="40" w:before="0"/>
               <w:jc w:val="left"/>
             </w:pPr>
@@ -15720,6 +16048,7 @@
           </w:tcPr>
           <w:p>
             <w:pPr>
+              <w:keepNext w:val="false"/>
               <w:spacing w:after="40" w:before="0"/>
               <w:jc w:val="left"/>
             </w:pPr>
@@ -15752,6 +16081,7 @@
           </w:tcPr>
           <w:p>
             <w:pPr>
+              <w:keepNext w:val="false"/>
               <w:spacing w:after="40" w:before="0"/>
               <w:jc w:val="left"/>
             </w:pPr>
@@ -15784,6 +16114,7 @@
           </w:tcPr>
           <w:p>
             <w:pPr>
+              <w:keepNext w:val="false"/>
               <w:spacing w:after="40" w:before="0"/>
               <w:jc w:val="left"/>
             </w:pPr>
@@ -15818,6 +16149,7 @@
           </w:tcPr>
           <w:p>
             <w:pPr>
+              <w:keepNext w:val="false"/>
               <w:spacing w:after="40" w:before="0"/>
               <w:jc w:val="left"/>
             </w:pPr>
@@ -15855,7 +16187,7 @@
             <w:pPr>
               <w:spacing w:after="20" w:before="0"/>
             </w:pPr>
-            <w:hyperlink w:history="1" r:id="rId8iw8edzasx9oin0hrzyi6">
+            <w:hyperlink w:history="1" r:id="rIdrlni6yvdi4gt04rvmrm8e">
               <w:r>
                 <w:rPr>
                   <w:rFonts w:ascii="Arial" w:cs="Arial" w:eastAsia="Arial" w:hAnsi="Arial"/>
@@ -15888,7 +16220,7 @@
               <w:spacing w:after="10" w:before="0"/>
               <w:ind w:left="120"/>
             </w:pPr>
-            <w:hyperlink w:history="1" r:id="rIdjkbahoaaqjlqpnvo-dcv6">
+            <w:hyperlink w:history="1" r:id="rId80pdxjj6jpw4fgkmcynqi">
               <w:r>
                 <w:rPr>
                   <w:rFonts w:ascii="Arial" w:cs="Arial" w:eastAsia="Arial" w:hAnsi="Arial"/>
@@ -15933,7 +16265,7 @@
             <w:pPr>
               <w:spacing w:after="20" w:before="0"/>
             </w:pPr>
-            <w:hyperlink w:history="1" r:id="rIdzmjeegrd_u9pfy31w-oab">
+            <w:hyperlink w:history="1" r:id="rId6hxs2krv3ebtk6pxxwd6p">
               <w:r>
                 <w:rPr>
                   <w:rFonts w:ascii="Arial" w:cs="Arial" w:eastAsia="Arial" w:hAnsi="Arial"/>
@@ -15966,7 +16298,7 @@
               <w:spacing w:after="10" w:before="0"/>
               <w:ind w:left="120"/>
             </w:pPr>
-            <w:hyperlink w:history="1" r:id="rIdbdn2hb_y6dzfhm9zehe4o">
+            <w:hyperlink w:history="1" r:id="rIdg6br2qzwstlpob_lnzvo1">
               <w:r>
                 <w:rPr>
                   <w:rFonts w:ascii="Arial" w:cs="Arial" w:eastAsia="Arial" w:hAnsi="Arial"/>
@@ -15994,6 +16326,7 @@
           </w:tcPr>
           <w:p>
             <w:pPr>
+              <w:keepNext w:val="false"/>
               <w:spacing w:after="40" w:before="0"/>
               <w:jc w:val="left"/>
             </w:pPr>
@@ -16026,6 +16359,7 @@
           </w:tcPr>
           <w:p>
             <w:pPr>
+              <w:keepNext w:val="false"/>
               <w:spacing w:after="40" w:before="0"/>
               <w:jc w:val="left"/>
             </w:pPr>
@@ -16058,6 +16392,7 @@
           </w:tcPr>
           <w:p>
             <w:pPr>
+              <w:keepNext w:val="false"/>
               <w:spacing w:after="40" w:before="0"/>
               <w:jc w:val="left"/>
             </w:pPr>
@@ -16090,6 +16425,7 @@
           </w:tcPr>
           <w:p>
             <w:pPr>
+              <w:keepNext w:val="false"/>
               <w:spacing w:after="40" w:before="0"/>
               <w:jc w:val="left"/>
             </w:pPr>
@@ -16124,6 +16460,7 @@
           </w:tcPr>
           <w:p>
             <w:pPr>
+              <w:keepNext w:val="false"/>
               <w:spacing w:after="40" w:before="0"/>
               <w:jc w:val="left"/>
             </w:pPr>
@@ -16161,7 +16498,7 @@
             <w:pPr>
               <w:spacing w:after="20" w:before="0"/>
             </w:pPr>
-            <w:hyperlink w:history="1" r:id="rIdhe2hqddapcl69ezxtydef">
+            <w:hyperlink w:history="1" r:id="rIdtiyrhzbct2-1gtl27fjvd">
               <w:r>
                 <w:rPr>
                   <w:rFonts w:ascii="Arial" w:cs="Arial" w:eastAsia="Arial" w:hAnsi="Arial"/>
@@ -16210,7 +16547,7 @@
               <w:spacing w:after="10" w:before="0"/>
               <w:ind w:left="120"/>
             </w:pPr>
-            <w:hyperlink w:history="1" r:id="rIdmgl5rfinx7cggj-vimb0j">
+            <w:hyperlink w:history="1" r:id="rIdd0frkumecio0z7vw6rsbn">
               <w:r>
                 <w:rPr>
                   <w:rFonts w:ascii="Arial" w:cs="Arial" w:eastAsia="Arial" w:hAnsi="Arial"/>
@@ -16255,7 +16592,7 @@
             <w:pPr>
               <w:spacing w:after="20" w:before="0"/>
             </w:pPr>
-            <w:hyperlink w:history="1" r:id="rIdqbsrokhx_bt38aerdzm0x">
+            <w:hyperlink w:history="1" r:id="rIdegc_kgaiz5tnkgd5yafg5">
               <w:r>
                 <w:rPr>
                   <w:rFonts w:ascii="Arial" w:cs="Arial" w:eastAsia="Arial" w:hAnsi="Arial"/>
@@ -16288,7 +16625,7 @@
               <w:spacing w:after="10" w:before="0"/>
               <w:ind w:left="120"/>
             </w:pPr>
-            <w:hyperlink w:history="1" r:id="rId1mztyvqf67jiy_b3_vvik">
+            <w:hyperlink w:history="1" r:id="rIdjbq3lukb1itze5t7rnhmj">
               <w:r>
                 <w:rPr>
                   <w:rFonts w:ascii="Arial" w:cs="Arial" w:eastAsia="Arial" w:hAnsi="Arial"/>
@@ -16316,6 +16653,7 @@
           </w:tcPr>
           <w:p>
             <w:pPr>
+              <w:keepNext w:val="false"/>
               <w:spacing w:after="40" w:before="0"/>
               <w:jc w:val="left"/>
             </w:pPr>
@@ -16348,6 +16686,7 @@
           </w:tcPr>
           <w:p>
             <w:pPr>
+              <w:keepNext w:val="false"/>
               <w:spacing w:after="40" w:before="0"/>
               <w:jc w:val="left"/>
             </w:pPr>
@@ -16380,6 +16719,7 @@
           </w:tcPr>
           <w:p>
             <w:pPr>
+              <w:keepNext w:val="false"/>
               <w:spacing w:after="40" w:before="0"/>
               <w:jc w:val="left"/>
             </w:pPr>
@@ -16412,6 +16752,7 @@
           </w:tcPr>
           <w:p>
             <w:pPr>
+              <w:keepNext w:val="false"/>
               <w:spacing w:after="40" w:before="0"/>
               <w:jc w:val="left"/>
             </w:pPr>
@@ -16446,6 +16787,7 @@
           </w:tcPr>
           <w:p>
             <w:pPr>
+              <w:keepNext w:val="false"/>
               <w:spacing w:after="40" w:before="0"/>
               <w:jc w:val="left"/>
             </w:pPr>
@@ -16483,7 +16825,7 @@
             <w:pPr>
               <w:spacing w:after="20" w:before="0"/>
             </w:pPr>
-            <w:hyperlink w:history="1" r:id="rId162nzznicl6zqw3irks8e">
+            <w:hyperlink w:history="1" r:id="rIdfhm5xjctdixs_eyskmqrp">
               <w:r>
                 <w:rPr>
                   <w:rFonts w:ascii="Arial" w:cs="Arial" w:eastAsia="Arial" w:hAnsi="Arial"/>
@@ -16516,7 +16858,7 @@
               <w:spacing w:after="10" w:before="0"/>
               <w:ind w:left="120"/>
             </w:pPr>
-            <w:hyperlink w:history="1" r:id="rIdthei0b4idkltgign6zaia">
+            <w:hyperlink w:history="1" r:id="rIdmbqz0gz45cblwhl_nfzip">
               <w:r>
                 <w:rPr>
                   <w:rFonts w:ascii="Arial" w:cs="Arial" w:eastAsia="Arial" w:hAnsi="Arial"/>
@@ -16561,7 +16903,7 @@
             <w:pPr>
               <w:spacing w:after="20" w:before="0"/>
             </w:pPr>
-            <w:hyperlink w:history="1" r:id="rIdfy18f6k4edz-mpv6nuozu">
+            <w:hyperlink w:history="1" r:id="rId7cve-krppxfhh77k5tdfk">
               <w:r>
                 <w:rPr>
                   <w:rFonts w:ascii="Arial" w:cs="Arial" w:eastAsia="Arial" w:hAnsi="Arial"/>
@@ -16594,7 +16936,7 @@
               <w:spacing w:after="10" w:before="0"/>
               <w:ind w:left="120"/>
             </w:pPr>
-            <w:hyperlink w:history="1" r:id="rIdapt7iv3opapk54pji-nqo">
+            <w:hyperlink w:history="1" r:id="rIdmimlv2q9a1exjwpzer3o3">
               <w:r>
                 <w:rPr>
                   <w:rFonts w:ascii="Arial" w:cs="Arial" w:eastAsia="Arial" w:hAnsi="Arial"/>
@@ -16622,6 +16964,7 @@
           </w:tcPr>
           <w:p>
             <w:pPr>
+              <w:keepNext w:val="false"/>
               <w:spacing w:after="40" w:before="0"/>
               <w:jc w:val="left"/>
             </w:pPr>
@@ -16654,6 +16997,7 @@
           </w:tcPr>
           <w:p>
             <w:pPr>
+              <w:keepNext w:val="false"/>
               <w:spacing w:after="40" w:before="0"/>
               <w:jc w:val="left"/>
             </w:pPr>
@@ -16686,6 +17030,7 @@
           </w:tcPr>
           <w:p>
             <w:pPr>
+              <w:keepNext w:val="false"/>
               <w:spacing w:after="40" w:before="0"/>
               <w:jc w:val="left"/>
             </w:pPr>
@@ -16718,6 +17063,7 @@
           </w:tcPr>
           <w:p>
             <w:pPr>
+              <w:keepNext w:val="false"/>
               <w:spacing w:after="40" w:before="0"/>
               <w:jc w:val="left"/>
             </w:pPr>
@@ -16752,6 +17098,7 @@
           </w:tcPr>
           <w:p>
             <w:pPr>
+              <w:keepNext w:val="false"/>
               <w:spacing w:after="40" w:before="0"/>
               <w:jc w:val="left"/>
             </w:pPr>
@@ -16789,7 +17136,7 @@
             <w:pPr>
               <w:spacing w:after="20" w:before="0"/>
             </w:pPr>
-            <w:hyperlink w:history="1" r:id="rId0xcvb7vq-i5gn4mdbvw7_">
+            <w:hyperlink w:history="1" r:id="rIdyexxemj112xz2ztopuojj">
               <w:r>
                 <w:rPr>
                   <w:rFonts w:ascii="Arial" w:cs="Arial" w:eastAsia="Arial" w:hAnsi="Arial"/>
@@ -16822,7 +17169,7 @@
               <w:spacing w:after="10" w:before="0"/>
               <w:ind w:left="120"/>
             </w:pPr>
-            <w:hyperlink w:history="1" r:id="rIdr1jsq7knwkgmxkbbwwltf">
+            <w:hyperlink w:history="1" r:id="rId5rdpuixwhzxy2qltuil7g">
               <w:r>
                 <w:rPr>
                   <w:rFonts w:ascii="Arial" w:cs="Arial" w:eastAsia="Arial" w:hAnsi="Arial"/>
@@ -16867,7 +17214,7 @@
             <w:pPr>
               <w:spacing w:after="20" w:before="0"/>
             </w:pPr>
-            <w:hyperlink w:history="1" r:id="rIdxy_g8btjtf5ky0fpsphcz">
+            <w:hyperlink w:history="1" r:id="rIdbi-kpnhz2it5fpik_74n_">
               <w:r>
                 <w:rPr>
                   <w:rFonts w:ascii="Arial" w:cs="Arial" w:eastAsia="Arial" w:hAnsi="Arial"/>
@@ -16916,7 +17263,7 @@
               <w:spacing w:after="10" w:before="0"/>
               <w:ind w:left="120"/>
             </w:pPr>
-            <w:hyperlink w:history="1" r:id="rIdy9kmxwapr7dp9-k87lzvb">
+            <w:hyperlink w:history="1" r:id="rIdicfmsdop7exu2wbnoljbp">
               <w:r>
                 <w:rPr>
                   <w:rFonts w:ascii="Arial" w:cs="Arial" w:eastAsia="Arial" w:hAnsi="Arial"/>
@@ -16944,6 +17291,7 @@
           </w:tcPr>
           <w:p>
             <w:pPr>
+              <w:keepNext w:val="false"/>
               <w:spacing w:after="40" w:before="0"/>
               <w:jc w:val="left"/>
             </w:pPr>
@@ -16976,6 +17324,7 @@
           </w:tcPr>
           <w:p>
             <w:pPr>
+              <w:keepNext w:val="false"/>
               <w:spacing w:after="40" w:before="0"/>
               <w:jc w:val="left"/>
             </w:pPr>
@@ -17008,6 +17357,7 @@
           </w:tcPr>
           <w:p>
             <w:pPr>
+              <w:keepNext w:val="false"/>
               <w:spacing w:after="40" w:before="0"/>
               <w:jc w:val="left"/>
             </w:pPr>
@@ -17040,6 +17390,7 @@
           </w:tcPr>
           <w:p>
             <w:pPr>
+              <w:keepNext w:val="false"/>
               <w:spacing w:after="40" w:before="0"/>
               <w:jc w:val="left"/>
             </w:pPr>
@@ -17099,6 +17450,7 @@
           </w:tcPr>
           <w:p>
             <w:pPr>
+              <w:keepNext w:val="false"/>
               <w:spacing w:after="40" w:before="0"/>
               <w:jc w:val="center"/>
             </w:pPr>
@@ -17133,6 +17485,7 @@
           </w:tcPr>
           <w:p>
             <w:pPr>
+              <w:keepNext w:val="false"/>
               <w:spacing w:after="40" w:before="0"/>
               <w:jc w:val="left"/>
             </w:pPr>
@@ -17194,6 +17547,7 @@
           </w:tcPr>
           <w:p>
             <w:pPr>
+              <w:keepNext w:val="false"/>
               <w:spacing w:after="40" w:before="0"/>
               <w:jc w:val="center"/>
             </w:pPr>
@@ -17228,6 +17582,7 @@
           </w:tcPr>
           <w:p>
             <w:pPr>
+              <w:keepNext w:val="false"/>
               <w:spacing w:after="40" w:before="0"/>
               <w:jc w:val="left"/>
             </w:pPr>
@@ -17260,6 +17615,7 @@
           </w:tcPr>
           <w:p>
             <w:pPr>
+              <w:keepNext w:val="false"/>
               <w:spacing w:after="40" w:before="0"/>
               <w:jc w:val="left"/>
             </w:pPr>
@@ -17294,6 +17650,7 @@
           </w:tcPr>
           <w:p>
             <w:pPr>
+              <w:keepNext w:val="false"/>
               <w:spacing w:after="40" w:before="0"/>
               <w:jc w:val="left"/>
             </w:pPr>
@@ -17326,6 +17683,7 @@
           </w:tcPr>
           <w:p>
             <w:pPr>
+              <w:keepNext w:val="false"/>
               <w:spacing w:after="40" w:before="0"/>
               <w:jc w:val="left"/>
             </w:pPr>
@@ -17360,6 +17718,7 @@
           </w:tcPr>
           <w:p>
             <w:pPr>
+              <w:keepNext w:val="false"/>
               <w:spacing w:after="40" w:before="0"/>
               <w:jc w:val="left"/>
             </w:pPr>
@@ -17392,6 +17751,7 @@
           </w:tcPr>
           <w:p>
             <w:pPr>
+              <w:keepNext w:val="false"/>
               <w:spacing w:after="40" w:before="0"/>
               <w:jc w:val="left"/>
             </w:pPr>
@@ -17428,7 +17788,7 @@
         </w:rPr>
         <w:t xml:space="preserve">© 2026 SeaVuria and ARES. Aligned with KICD objectives. Developed by SeaVuria; technical implementation by ARES (with AI assistance from Claude). Licensed under </w:t>
       </w:r>
-      <w:hyperlink w:history="1" r:id="rId2d6qkfkyjx5d-okr_tby3">
+      <w:hyperlink w:history="1" r:id="rId9pl_dylc3bw-9kpgnqxh-">
         <w:r>
           <w:rPr>
             <w:rFonts w:ascii="Arial" w:cs="Arial" w:eastAsia="Arial" w:hAnsi="Arial"/>
@@ -17449,7 +17809,7 @@
         </w:rPr>
         <w:t xml:space="preserve"> (</w:t>
       </w:r>
-      <w:hyperlink w:history="1" r:id="rIdfl66r18roggzrjar95g6w">
+      <w:hyperlink w:history="1" r:id="rId652t03qhgwk1me78hqg0i">
         <w:r>
           <w:rPr>
             <w:rFonts w:ascii="Arial" w:cs="Arial" w:eastAsia="Arial" w:hAnsi="Arial"/>
@@ -17509,6 +17869,7 @@
           </w:tcPr>
           <w:p>
             <w:pPr>
+              <w:keepNext w:val="false"/>
               <w:spacing w:after="40" w:before="0"/>
               <w:jc w:val="center"/>
             </w:pPr>
@@ -17544,6 +17905,7 @@
           </w:tcPr>
           <w:p>
             <w:pPr>
+              <w:keepNext w:val="false"/>
               <w:spacing w:after="40" w:before="0"/>
               <w:jc w:val="center"/>
             </w:pPr>
@@ -17578,6 +17940,7 @@
           </w:tcPr>
           <w:p>
             <w:pPr>
+              <w:keepNext w:val="false"/>
               <w:spacing w:after="40" w:before="0"/>
               <w:jc w:val="left"/>
             </w:pPr>
@@ -17610,6 +17973,7 @@
           </w:tcPr>
           <w:p>
             <w:pPr>
+              <w:keepNext w:val="false"/>
               <w:spacing w:after="40" w:before="0"/>
               <w:jc w:val="left"/>
             </w:pPr>
@@ -17644,6 +18008,7 @@
           </w:tcPr>
           <w:p>
             <w:pPr>
+              <w:keepNext w:val="false"/>
               <w:spacing w:after="40" w:before="0"/>
               <w:jc w:val="left"/>
             </w:pPr>
@@ -17676,6 +18041,7 @@
           </w:tcPr>
           <w:p>
             <w:pPr>
+              <w:keepNext w:val="false"/>
               <w:spacing w:after="40" w:before="0"/>
               <w:jc w:val="left"/>
             </w:pPr>
@@ -17710,6 +18076,7 @@
           </w:tcPr>
           <w:p>
             <w:pPr>
+              <w:keepNext w:val="false"/>
               <w:spacing w:after="40" w:before="0"/>
               <w:jc w:val="left"/>
             </w:pPr>
@@ -17742,6 +18109,7 @@
           </w:tcPr>
           <w:p>
             <w:pPr>
+              <w:keepNext w:val="false"/>
               <w:spacing w:after="40" w:before="0"/>
               <w:jc w:val="left"/>
             </w:pPr>
@@ -17776,6 +18144,7 @@
           </w:tcPr>
           <w:p>
             <w:pPr>
+              <w:keepNext w:val="false"/>
               <w:spacing w:after="40" w:before="0"/>
               <w:jc w:val="left"/>
             </w:pPr>
@@ -17808,6 +18177,7 @@
           </w:tcPr>
           <w:p>
             <w:pPr>
+              <w:keepNext w:val="false"/>
               <w:spacing w:after="40" w:before="0"/>
               <w:jc w:val="left"/>
             </w:pPr>
@@ -17842,6 +18212,7 @@
           </w:tcPr>
           <w:p>
             <w:pPr>
+              <w:keepNext w:val="false"/>
               <w:spacing w:after="40" w:before="0"/>
               <w:jc w:val="left"/>
             </w:pPr>
@@ -17874,6 +18245,7 @@
           </w:tcPr>
           <w:p>
             <w:pPr>
+              <w:keepNext w:val="false"/>
               <w:spacing w:after="40" w:before="0"/>
               <w:jc w:val="left"/>
             </w:pPr>
@@ -17908,6 +18280,7 @@
           </w:tcPr>
           <w:p>
             <w:pPr>
+              <w:keepNext w:val="false"/>
               <w:spacing w:after="40" w:before="0"/>
               <w:jc w:val="left"/>
             </w:pPr>
@@ -17940,6 +18313,7 @@
           </w:tcPr>
           <w:p>
             <w:pPr>
+              <w:keepNext w:val="false"/>
               <w:spacing w:after="40" w:before="0"/>
               <w:jc w:val="left"/>
             </w:pPr>
@@ -17974,6 +18348,7 @@
           </w:tcPr>
           <w:p>
             <w:pPr>
+              <w:keepNext w:val="false"/>
               <w:spacing w:after="40" w:before="0"/>
               <w:jc w:val="left"/>
             </w:pPr>
@@ -18006,6 +18381,7 @@
           </w:tcPr>
           <w:p>
             <w:pPr>
+              <w:keepNext w:val="false"/>
               <w:spacing w:after="40" w:before="0"/>
               <w:jc w:val="left"/>
             </w:pPr>
@@ -18040,6 +18416,7 @@
           </w:tcPr>
           <w:p>
             <w:pPr>
+              <w:keepNext w:val="false"/>
               <w:spacing w:after="40" w:before="0"/>
               <w:jc w:val="left"/>
             </w:pPr>
@@ -18072,6 +18449,7 @@
           </w:tcPr>
           <w:p>
             <w:pPr>
+              <w:keepNext w:val="false"/>
               <w:spacing w:after="40" w:before="0"/>
               <w:jc w:val="left"/>
             </w:pPr>
@@ -18131,6 +18509,7 @@
           </w:tcPr>
           <w:p>
             <w:pPr>
+              <w:keepNext w:val="false"/>
               <w:spacing w:after="40" w:before="0"/>
               <w:jc w:val="center"/>
             </w:pPr>
@@ -18165,6 +18544,7 @@
           </w:tcPr>
           <w:p>
             <w:pPr>
+              <w:keepNext w:val="false"/>
               <w:spacing w:after="40" w:before="0"/>
               <w:jc w:val="left"/>
             </w:pPr>
@@ -18229,6 +18609,7 @@
           </w:tcPr>
           <w:p>
             <w:pPr>
+              <w:keepNext w:val="false"/>
               <w:spacing w:after="40" w:before="0"/>
               <w:jc w:val="center"/>
             </w:pPr>
@@ -18263,6 +18644,7 @@
           </w:tcPr>
           <w:p>
             <w:pPr>
+              <w:keepNext w:val="false"/>
               <w:spacing w:after="40" w:before="0"/>
               <w:jc w:val="left"/>
             </w:pPr>
@@ -18295,6 +18677,7 @@
           </w:tcPr>
           <w:p>
             <w:pPr>
+              <w:keepNext w:val="false"/>
               <w:spacing w:after="40" w:before="0"/>
               <w:jc w:val="left"/>
             </w:pPr>
@@ -18327,6 +18710,7 @@
           </w:tcPr>
           <w:p>
             <w:pPr>
+              <w:keepNext w:val="false"/>
               <w:spacing w:after="40" w:before="0"/>
               <w:jc w:val="left"/>
             </w:pPr>
@@ -18359,6 +18743,7 @@
           </w:tcPr>
           <w:p>
             <w:pPr>
+              <w:keepNext w:val="false"/>
               <w:spacing w:after="40" w:before="0"/>
               <w:jc w:val="left"/>
             </w:pPr>
@@ -18391,6 +18776,7 @@
           </w:tcPr>
           <w:p>
             <w:pPr>
+              <w:keepNext w:val="false"/>
               <w:spacing w:after="40" w:before="0"/>
               <w:jc w:val="left"/>
             </w:pPr>
@@ -18425,6 +18811,7 @@
           </w:tcPr>
           <w:p>
             <w:pPr>
+              <w:keepNext w:val="false"/>
               <w:spacing w:after="40" w:before="0"/>
               <w:jc w:val="left"/>
             </w:pPr>
@@ -18462,7 +18849,7 @@
             <w:pPr>
               <w:spacing w:after="20" w:before="0"/>
             </w:pPr>
-            <w:hyperlink w:history="1" r:id="rId2d4irnbmcrgktgaw5ocr2">
+            <w:hyperlink w:history="1" r:id="rIdxlv23x-bhfttr3oj4uubb">
               <w:r>
                 <w:rPr>
                   <w:rFonts w:ascii="Arial" w:cs="Arial" w:eastAsia="Arial" w:hAnsi="Arial"/>
@@ -18495,7 +18882,7 @@
               <w:spacing w:after="10" w:before="0"/>
               <w:ind w:left="120"/>
             </w:pPr>
-            <w:hyperlink w:history="1" r:id="rIduu2q23aqau9t63xq3hzbu">
+            <w:hyperlink w:history="1" r:id="rIdn0zg9p02izqirhnalyc3i">
               <w:r>
                 <w:rPr>
                   <w:rFonts w:ascii="Arial" w:cs="Arial" w:eastAsia="Arial" w:hAnsi="Arial"/>
@@ -18540,7 +18927,7 @@
             <w:pPr>
               <w:spacing w:after="20" w:before="0"/>
             </w:pPr>
-            <w:hyperlink w:history="1" r:id="rIdpjk1_hs-qzh13amocbdgp">
+            <w:hyperlink w:history="1" r:id="rId4d9asqumxqdrfhnrmvl3s">
               <w:r>
                 <w:rPr>
                   <w:rFonts w:ascii="Arial" w:cs="Arial" w:eastAsia="Arial" w:hAnsi="Arial"/>
@@ -18573,7 +18960,7 @@
               <w:spacing w:after="10" w:before="0"/>
               <w:ind w:left="120"/>
             </w:pPr>
-            <w:hyperlink w:history="1" r:id="rIdjfg8b_oco8l4hskfbpopq">
+            <w:hyperlink w:history="1" r:id="rId-gzpchpq2toxz7dqjuvj2">
               <w:r>
                 <w:rPr>
                   <w:rFonts w:ascii="Arial" w:cs="Arial" w:eastAsia="Arial" w:hAnsi="Arial"/>
@@ -18601,6 +18988,7 @@
           </w:tcPr>
           <w:p>
             <w:pPr>
+              <w:keepNext w:val="false"/>
               <w:spacing w:after="40" w:before="0"/>
               <w:jc w:val="left"/>
             </w:pPr>
@@ -18633,6 +19021,7 @@
           </w:tcPr>
           <w:p>
             <w:pPr>
+              <w:keepNext w:val="false"/>
               <w:spacing w:after="40" w:before="0"/>
               <w:jc w:val="left"/>
             </w:pPr>
@@ -18665,6 +19054,7 @@
           </w:tcPr>
           <w:p>
             <w:pPr>
+              <w:keepNext w:val="false"/>
               <w:spacing w:after="40" w:before="0"/>
               <w:jc w:val="left"/>
             </w:pPr>
@@ -18697,6 +19087,7 @@
           </w:tcPr>
           <w:p>
             <w:pPr>
+              <w:keepNext w:val="false"/>
               <w:spacing w:after="40" w:before="0"/>
               <w:jc w:val="left"/>
             </w:pPr>
@@ -18731,6 +19122,7 @@
           </w:tcPr>
           <w:p>
             <w:pPr>
+              <w:keepNext w:val="false"/>
               <w:spacing w:after="40" w:before="0"/>
               <w:jc w:val="left"/>
             </w:pPr>
@@ -18768,7 +19160,7 @@
             <w:pPr>
               <w:spacing w:after="20" w:before="0"/>
             </w:pPr>
-            <w:hyperlink w:history="1" r:id="rId9ox25t7vv3br4zty8c8ih">
+            <w:hyperlink w:history="1" r:id="rIdfnshtiprkqgifv1yzbfcp">
               <w:r>
                 <w:rPr>
                   <w:rFonts w:ascii="Arial" w:cs="Arial" w:eastAsia="Arial" w:hAnsi="Arial"/>
@@ -18801,7 +19193,7 @@
               <w:spacing w:after="10" w:before="0"/>
               <w:ind w:left="120"/>
             </w:pPr>
-            <w:hyperlink w:history="1" r:id="rIddm2zzmy7i22vc4aoyhrzf">
+            <w:hyperlink w:history="1" r:id="rId11hzxvr3jhpkigdvuwpby">
               <w:r>
                 <w:rPr>
                   <w:rFonts w:ascii="Arial" w:cs="Arial" w:eastAsia="Arial" w:hAnsi="Arial"/>
@@ -18846,7 +19238,7 @@
             <w:pPr>
               <w:spacing w:after="20" w:before="0"/>
             </w:pPr>
-            <w:hyperlink w:history="1" r:id="rIdjd8wgkvj6wwrrp0-9jvo8">
+            <w:hyperlink w:history="1" r:id="rIdaqs0oeuxvjeyuilneukz8">
               <w:r>
                 <w:rPr>
                   <w:rFonts w:ascii="Arial" w:cs="Arial" w:eastAsia="Arial" w:hAnsi="Arial"/>
@@ -18879,7 +19271,7 @@
               <w:spacing w:after="10" w:before="0"/>
               <w:ind w:left="120"/>
             </w:pPr>
-            <w:hyperlink w:history="1" r:id="rIdsdbygsdbduza-qexzsqn6">
+            <w:hyperlink w:history="1" r:id="rIdgqs3w8txoudu-rh0qrp1t">
               <w:r>
                 <w:rPr>
                   <w:rFonts w:ascii="Arial" w:cs="Arial" w:eastAsia="Arial" w:hAnsi="Arial"/>
@@ -18907,6 +19299,7 @@
           </w:tcPr>
           <w:p>
             <w:pPr>
+              <w:keepNext w:val="false"/>
               <w:spacing w:after="40" w:before="0"/>
               <w:jc w:val="left"/>
             </w:pPr>
@@ -18939,6 +19332,7 @@
           </w:tcPr>
           <w:p>
             <w:pPr>
+              <w:keepNext w:val="false"/>
               <w:spacing w:after="40" w:before="0"/>
               <w:jc w:val="left"/>
             </w:pPr>
@@ -18971,6 +19365,7 @@
           </w:tcPr>
           <w:p>
             <w:pPr>
+              <w:keepNext w:val="false"/>
               <w:spacing w:after="40" w:before="0"/>
               <w:jc w:val="left"/>
             </w:pPr>
@@ -19003,6 +19398,7 @@
           </w:tcPr>
           <w:p>
             <w:pPr>
+              <w:keepNext w:val="false"/>
               <w:spacing w:after="40" w:before="0"/>
               <w:jc w:val="left"/>
             </w:pPr>
@@ -19037,6 +19433,7 @@
           </w:tcPr>
           <w:p>
             <w:pPr>
+              <w:keepNext w:val="false"/>
               <w:spacing w:after="40" w:before="0"/>
               <w:jc w:val="left"/>
             </w:pPr>
@@ -19074,7 +19471,7 @@
             <w:pPr>
               <w:spacing w:after="20" w:before="0"/>
             </w:pPr>
-            <w:hyperlink w:history="1" r:id="rIdukr0fo3ju8piuxwxpsuac">
+            <w:hyperlink w:history="1" r:id="rIdsazo1ffrdgwdyydkrfcm1">
               <w:r>
                 <w:rPr>
                   <w:rFonts w:ascii="Arial" w:cs="Arial" w:eastAsia="Arial" w:hAnsi="Arial"/>
@@ -19107,7 +19504,7 @@
               <w:spacing w:after="10" w:before="0"/>
               <w:ind w:left="120"/>
             </w:pPr>
-            <w:hyperlink w:history="1" r:id="rId1g2uf8er0c0z1iuj3dui5">
+            <w:hyperlink w:history="1" r:id="rIdkj7qyzpxtwbg81ujuf-z8">
               <w:r>
                 <w:rPr>
                   <w:rFonts w:ascii="Arial" w:cs="Arial" w:eastAsia="Arial" w:hAnsi="Arial"/>
@@ -19152,7 +19549,7 @@
             <w:pPr>
               <w:spacing w:after="20" w:before="0"/>
             </w:pPr>
-            <w:hyperlink w:history="1" r:id="rIdk4j8eucpddhdwl15wdtwa">
+            <w:hyperlink w:history="1" r:id="rIdblgxyi-anhf3bw-dezzgq">
               <w:r>
                 <w:rPr>
                   <w:rFonts w:ascii="Arial" w:cs="Arial" w:eastAsia="Arial" w:hAnsi="Arial"/>
@@ -19201,7 +19598,7 @@
               <w:spacing w:after="10" w:before="0"/>
               <w:ind w:left="120"/>
             </w:pPr>
-            <w:hyperlink w:history="1" r:id="rIdpnf9hbuzf_vnqfmoq73b7">
+            <w:hyperlink w:history="1" r:id="rIdewpge3nqgwu8ir_j6odu9">
               <w:r>
                 <w:rPr>
                   <w:rFonts w:ascii="Arial" w:cs="Arial" w:eastAsia="Arial" w:hAnsi="Arial"/>
@@ -19229,6 +19626,7 @@
           </w:tcPr>
           <w:p>
             <w:pPr>
+              <w:keepNext w:val="false"/>
               <w:spacing w:after="40" w:before="0"/>
               <w:jc w:val="left"/>
             </w:pPr>
@@ -19261,6 +19659,7 @@
           </w:tcPr>
           <w:p>
             <w:pPr>
+              <w:keepNext w:val="false"/>
               <w:spacing w:after="40" w:before="0"/>
               <w:jc w:val="left"/>
             </w:pPr>
@@ -19293,6 +19692,7 @@
           </w:tcPr>
           <w:p>
             <w:pPr>
+              <w:keepNext w:val="false"/>
               <w:spacing w:after="40" w:before="0"/>
               <w:jc w:val="left"/>
             </w:pPr>
@@ -19325,6 +19725,7 @@
           </w:tcPr>
           <w:p>
             <w:pPr>
+              <w:keepNext w:val="false"/>
               <w:spacing w:after="40" w:before="0"/>
               <w:jc w:val="left"/>
             </w:pPr>
@@ -19359,6 +19760,7 @@
           </w:tcPr>
           <w:p>
             <w:pPr>
+              <w:keepNext w:val="false"/>
               <w:spacing w:after="40" w:before="0"/>
               <w:jc w:val="left"/>
             </w:pPr>
@@ -19396,7 +19798,7 @@
             <w:pPr>
               <w:spacing w:after="20" w:before="0"/>
             </w:pPr>
-            <w:hyperlink w:history="1" r:id="rIdimrsmkcugriggajcikkrt">
+            <w:hyperlink w:history="1" r:id="rIdiskkjkrqrszslqo0kb5hk">
               <w:r>
                 <w:rPr>
                   <w:rFonts w:ascii="Arial" w:cs="Arial" w:eastAsia="Arial" w:hAnsi="Arial"/>
@@ -19429,7 +19831,7 @@
               <w:spacing w:after="10" w:before="0"/>
               <w:ind w:left="120"/>
             </w:pPr>
-            <w:hyperlink w:history="1" r:id="rId4ezoomfx7n-fnhvt_jott">
+            <w:hyperlink w:history="1" r:id="rIdmewzf9e0aq3ez4hs_qczl">
               <w:r>
                 <w:rPr>
                   <w:rFonts w:ascii="Arial" w:cs="Arial" w:eastAsia="Arial" w:hAnsi="Arial"/>
@@ -19474,7 +19876,7 @@
             <w:pPr>
               <w:spacing w:after="20" w:before="0"/>
             </w:pPr>
-            <w:hyperlink w:history="1" r:id="rIdwhbc9wyttg4sd3redusxo">
+            <w:hyperlink w:history="1" r:id="rIdrfbmyvw0feewsfa72wjrh">
               <w:r>
                 <w:rPr>
                   <w:rFonts w:ascii="Arial" w:cs="Arial" w:eastAsia="Arial" w:hAnsi="Arial"/>
@@ -19523,7 +19925,7 @@
               <w:spacing w:after="10" w:before="0"/>
               <w:ind w:left="120"/>
             </w:pPr>
-            <w:hyperlink w:history="1" r:id="rId66ciaka-y7udmq4qvt1vb">
+            <w:hyperlink w:history="1" r:id="rIdhoxuq7kcla-shamrz4_6c">
               <w:r>
                 <w:rPr>
                   <w:rFonts w:ascii="Arial" w:cs="Arial" w:eastAsia="Arial" w:hAnsi="Arial"/>
@@ -19551,6 +19953,7 @@
           </w:tcPr>
           <w:p>
             <w:pPr>
+              <w:keepNext w:val="false"/>
               <w:spacing w:after="40" w:before="0"/>
               <w:jc w:val="left"/>
             </w:pPr>
@@ -19583,6 +19986,7 @@
           </w:tcPr>
           <w:p>
             <w:pPr>
+              <w:keepNext w:val="false"/>
               <w:spacing w:after="40" w:before="0"/>
               <w:jc w:val="left"/>
             </w:pPr>
@@ -19615,6 +20019,7 @@
           </w:tcPr>
           <w:p>
             <w:pPr>
+              <w:keepNext w:val="false"/>
               <w:spacing w:after="40" w:before="0"/>
               <w:jc w:val="left"/>
             </w:pPr>
@@ -19647,6 +20052,7 @@
           </w:tcPr>
           <w:p>
             <w:pPr>
+              <w:keepNext w:val="false"/>
               <w:spacing w:after="40" w:before="0"/>
               <w:jc w:val="left"/>
             </w:pPr>
@@ -19681,6 +20087,7 @@
           </w:tcPr>
           <w:p>
             <w:pPr>
+              <w:keepNext w:val="false"/>
               <w:spacing w:after="40" w:before="0"/>
               <w:jc w:val="left"/>
             </w:pPr>
@@ -19718,7 +20125,7 @@
             <w:pPr>
               <w:spacing w:after="20" w:before="0"/>
             </w:pPr>
-            <w:hyperlink w:history="1" r:id="rIdhpr4vywfdyo9pmpfz_xt9">
+            <w:hyperlink w:history="1" r:id="rIdhb_ovcu3u3bgamwca4ov3">
               <w:r>
                 <w:rPr>
                   <w:rFonts w:ascii="Arial" w:cs="Arial" w:eastAsia="Arial" w:hAnsi="Arial"/>
@@ -19751,7 +20158,7 @@
               <w:spacing w:after="10" w:before="0"/>
               <w:ind w:left="120"/>
             </w:pPr>
-            <w:hyperlink w:history="1" r:id="rIdg-ddigyybngfarppjdkkg">
+            <w:hyperlink w:history="1" r:id="rId3o7fy0ebquriyosbblxfj">
               <w:r>
                 <w:rPr>
                   <w:rFonts w:ascii="Arial" w:cs="Arial" w:eastAsia="Arial" w:hAnsi="Arial"/>
@@ -19796,7 +20203,7 @@
             <w:pPr>
               <w:spacing w:after="20" w:before="0"/>
             </w:pPr>
-            <w:hyperlink w:history="1" r:id="rIdd7j7drsyzray2wh6baad_">
+            <w:hyperlink w:history="1" r:id="rIdd10k9byvp8rm8itogx3oi">
               <w:r>
                 <w:rPr>
                   <w:rFonts w:ascii="Arial" w:cs="Arial" w:eastAsia="Arial" w:hAnsi="Arial"/>
@@ -19845,7 +20252,7 @@
               <w:spacing w:after="10" w:before="0"/>
               <w:ind w:left="120"/>
             </w:pPr>
-            <w:hyperlink w:history="1" r:id="rIdjddbcqngk76us9raekppw">
+            <w:hyperlink w:history="1" r:id="rIdypjt_zl4e_0fonnrwtyub">
               <w:r>
                 <w:rPr>
                   <w:rFonts w:ascii="Arial" w:cs="Arial" w:eastAsia="Arial" w:hAnsi="Arial"/>
@@ -19873,6 +20280,7 @@
           </w:tcPr>
           <w:p>
             <w:pPr>
+              <w:keepNext w:val="false"/>
               <w:spacing w:after="40" w:before="0"/>
               <w:jc w:val="left"/>
             </w:pPr>
@@ -19905,6 +20313,7 @@
           </w:tcPr>
           <w:p>
             <w:pPr>
+              <w:keepNext w:val="false"/>
               <w:spacing w:after="40" w:before="0"/>
               <w:jc w:val="left"/>
             </w:pPr>
@@ -19937,6 +20346,7 @@
           </w:tcPr>
           <w:p>
             <w:pPr>
+              <w:keepNext w:val="false"/>
               <w:spacing w:after="40" w:before="0"/>
               <w:jc w:val="left"/>
             </w:pPr>
@@ -19969,6 +20379,7 @@
           </w:tcPr>
           <w:p>
             <w:pPr>
+              <w:keepNext w:val="false"/>
               <w:spacing w:after="40" w:before="0"/>
               <w:jc w:val="left"/>
             </w:pPr>
@@ -20028,6 +20439,7 @@
           </w:tcPr>
           <w:p>
             <w:pPr>
+              <w:keepNext w:val="false"/>
               <w:spacing w:after="40" w:before="0"/>
               <w:jc w:val="center"/>
             </w:pPr>
@@ -20062,6 +20474,7 @@
           </w:tcPr>
           <w:p>
             <w:pPr>
+              <w:keepNext w:val="false"/>
               <w:spacing w:after="40" w:before="0"/>
               <w:jc w:val="left"/>
             </w:pPr>
@@ -20081,6 +20494,7 @@
           </w:p>
           <w:p>
             <w:pPr>
+              <w:keepNext w:val="false"/>
               <w:spacing w:after="40" w:before="0"/>
               <w:jc w:val="left"/>
             </w:pPr>
@@ -20100,6 +20514,7 @@
           </w:p>
           <w:p>
             <w:pPr>
+              <w:keepNext w:val="false"/>
               <w:spacing w:after="40" w:before="0"/>
               <w:jc w:val="left"/>
             </w:pPr>
@@ -20119,6 +20534,7 @@
           </w:p>
           <w:p>
             <w:pPr>
+              <w:keepNext w:val="false"/>
               <w:spacing w:after="40" w:before="0"/>
               <w:jc w:val="left"/>
             </w:pPr>
@@ -20138,6 +20554,7 @@
           </w:p>
           <w:p>
             <w:pPr>
+              <w:keepNext w:val="false"/>
               <w:spacing w:after="40" w:before="0"/>
               <w:jc w:val="left"/>
             </w:pPr>
@@ -20157,6 +20574,7 @@
           </w:p>
           <w:p>
             <w:pPr>
+              <w:keepNext w:val="false"/>
               <w:spacing w:after="40" w:before="0"/>
               <w:jc w:val="left"/>
             </w:pPr>
@@ -20176,6 +20594,7 @@
           </w:p>
           <w:p>
             <w:pPr>
+              <w:keepNext w:val="false"/>
               <w:spacing w:after="40" w:before="0"/>
               <w:jc w:val="left"/>
             </w:pPr>
@@ -20237,6 +20656,7 @@
           </w:tcPr>
           <w:p>
             <w:pPr>
+              <w:keepNext w:val="false"/>
               <w:spacing w:after="40" w:before="0"/>
               <w:jc w:val="center"/>
             </w:pPr>
@@ -20271,6 +20691,7 @@
           </w:tcPr>
           <w:p>
             <w:pPr>
+              <w:keepNext w:val="false"/>
               <w:spacing w:after="40" w:before="0"/>
               <w:jc w:val="left"/>
             </w:pPr>
@@ -20303,6 +20724,7 @@
           </w:tcPr>
           <w:p>
             <w:pPr>
+              <w:keepNext w:val="false"/>
               <w:spacing w:after="40" w:before="0"/>
               <w:jc w:val="left"/>
             </w:pPr>
@@ -20337,6 +20759,7 @@
           </w:tcPr>
           <w:p>
             <w:pPr>
+              <w:keepNext w:val="false"/>
               <w:spacing w:after="40" w:before="0"/>
               <w:jc w:val="left"/>
             </w:pPr>
@@ -20369,6 +20792,7 @@
           </w:tcPr>
           <w:p>
             <w:pPr>
+              <w:keepNext w:val="false"/>
               <w:spacing w:after="40" w:before="0"/>
               <w:jc w:val="left"/>
             </w:pPr>
@@ -20403,6 +20827,7 @@
           </w:tcPr>
           <w:p>
             <w:pPr>
+              <w:keepNext w:val="false"/>
               <w:spacing w:after="40" w:before="0"/>
               <w:jc w:val="left"/>
             </w:pPr>
@@ -20435,6 +20860,7 @@
           </w:tcPr>
           <w:p>
             <w:pPr>
+              <w:keepNext w:val="false"/>
               <w:spacing w:after="40" w:before="0"/>
               <w:jc w:val="left"/>
             </w:pPr>
@@ -20471,7 +20897,7 @@
         </w:rPr>
         <w:t xml:space="preserve">© 2026 SeaVuria and ARES. Aligned with KICD objectives. Developed by SeaVuria; technical implementation by ARES (with AI assistance from Claude). Licensed under </w:t>
       </w:r>
-      <w:hyperlink w:history="1" r:id="rIdzhcymuexonqikrbeu_0ql">
+      <w:hyperlink w:history="1" r:id="rIdpckr0es23khiclwszxvcj">
         <w:r>
           <w:rPr>
             <w:rFonts w:ascii="Arial" w:cs="Arial" w:eastAsia="Arial" w:hAnsi="Arial"/>
@@ -20492,7 +20918,7 @@
         </w:rPr>
         <w:t xml:space="preserve"> (</w:t>
       </w:r>
-      <w:hyperlink w:history="1" r:id="rId2cpr7hqcfemgxhrj3e-ox">
+      <w:hyperlink w:history="1" r:id="rId3iflycmm-tzmfg0ukbixc">
         <w:r>
           <w:rPr>
             <w:rFonts w:ascii="Arial" w:cs="Arial" w:eastAsia="Arial" w:hAnsi="Arial"/>
@@ -20552,6 +20978,7 @@
           </w:tcPr>
           <w:p>
             <w:pPr>
+              <w:keepNext w:val="false"/>
               <w:spacing w:after="40" w:before="0"/>
               <w:jc w:val="center"/>
             </w:pPr>
@@ -20587,6 +21014,7 @@
           </w:tcPr>
           <w:p>
             <w:pPr>
+              <w:keepNext w:val="false"/>
               <w:spacing w:after="40" w:before="0"/>
               <w:jc w:val="center"/>
             </w:pPr>
@@ -20621,6 +21049,7 @@
           </w:tcPr>
           <w:p>
             <w:pPr>
+              <w:keepNext w:val="false"/>
               <w:spacing w:after="40" w:before="0"/>
               <w:jc w:val="left"/>
             </w:pPr>
@@ -20653,6 +21082,7 @@
           </w:tcPr>
           <w:p>
             <w:pPr>
+              <w:keepNext w:val="false"/>
               <w:spacing w:after="40" w:before="0"/>
               <w:jc w:val="left"/>
             </w:pPr>
@@ -20687,6 +21117,7 @@
           </w:tcPr>
           <w:p>
             <w:pPr>
+              <w:keepNext w:val="false"/>
               <w:spacing w:after="40" w:before="0"/>
               <w:jc w:val="left"/>
             </w:pPr>
@@ -20719,6 +21150,7 @@
           </w:tcPr>
           <w:p>
             <w:pPr>
+              <w:keepNext w:val="false"/>
               <w:spacing w:after="40" w:before="0"/>
               <w:jc w:val="left"/>
             </w:pPr>
@@ -20753,6 +21185,7 @@
           </w:tcPr>
           <w:p>
             <w:pPr>
+              <w:keepNext w:val="false"/>
               <w:spacing w:after="40" w:before="0"/>
               <w:jc w:val="left"/>
             </w:pPr>
@@ -20785,6 +21218,7 @@
           </w:tcPr>
           <w:p>
             <w:pPr>
+              <w:keepNext w:val="false"/>
               <w:spacing w:after="40" w:before="0"/>
               <w:jc w:val="left"/>
             </w:pPr>
@@ -20819,6 +21253,7 @@
           </w:tcPr>
           <w:p>
             <w:pPr>
+              <w:keepNext w:val="false"/>
               <w:spacing w:after="40" w:before="0"/>
               <w:jc w:val="left"/>
             </w:pPr>
@@ -20851,6 +21286,7 @@
           </w:tcPr>
           <w:p>
             <w:pPr>
+              <w:keepNext w:val="false"/>
               <w:spacing w:after="40" w:before="0"/>
               <w:jc w:val="left"/>
             </w:pPr>
@@ -20885,6 +21321,7 @@
           </w:tcPr>
           <w:p>
             <w:pPr>
+              <w:keepNext w:val="false"/>
               <w:spacing w:after="40" w:before="0"/>
               <w:jc w:val="left"/>
             </w:pPr>
@@ -20917,6 +21354,7 @@
           </w:tcPr>
           <w:p>
             <w:pPr>
+              <w:keepNext w:val="false"/>
               <w:spacing w:after="40" w:before="0"/>
               <w:jc w:val="left"/>
             </w:pPr>
@@ -20951,6 +21389,7 @@
           </w:tcPr>
           <w:p>
             <w:pPr>
+              <w:keepNext w:val="false"/>
               <w:spacing w:after="40" w:before="0"/>
               <w:jc w:val="left"/>
             </w:pPr>
@@ -20983,6 +21422,7 @@
           </w:tcPr>
           <w:p>
             <w:pPr>
+              <w:keepNext w:val="false"/>
               <w:spacing w:after="40" w:before="0"/>
               <w:jc w:val="left"/>
             </w:pPr>
@@ -21017,6 +21457,7 @@
           </w:tcPr>
           <w:p>
             <w:pPr>
+              <w:keepNext w:val="false"/>
               <w:spacing w:after="40" w:before="0"/>
               <w:jc w:val="left"/>
             </w:pPr>
@@ -21049,6 +21490,7 @@
           </w:tcPr>
           <w:p>
             <w:pPr>
+              <w:keepNext w:val="false"/>
               <w:spacing w:after="40" w:before="0"/>
               <w:jc w:val="left"/>
             </w:pPr>
@@ -21083,6 +21525,7 @@
           </w:tcPr>
           <w:p>
             <w:pPr>
+              <w:keepNext w:val="false"/>
               <w:spacing w:after="40" w:before="0"/>
               <w:jc w:val="left"/>
             </w:pPr>
@@ -21115,6 +21558,7 @@
           </w:tcPr>
           <w:p>
             <w:pPr>
+              <w:keepNext w:val="false"/>
               <w:spacing w:after="40" w:before="0"/>
               <w:jc w:val="left"/>
             </w:pPr>
@@ -21174,6 +21618,7 @@
           </w:tcPr>
           <w:p>
             <w:pPr>
+              <w:keepNext w:val="false"/>
               <w:spacing w:after="40" w:before="0"/>
               <w:jc w:val="center"/>
             </w:pPr>
@@ -21208,6 +21653,7 @@
           </w:tcPr>
           <w:p>
             <w:pPr>
+              <w:keepNext w:val="false"/>
               <w:spacing w:after="40" w:before="0"/>
               <w:jc w:val="left"/>
             </w:pPr>
@@ -21272,6 +21718,7 @@
           </w:tcPr>
           <w:p>
             <w:pPr>
+              <w:keepNext w:val="false"/>
               <w:spacing w:after="40" w:before="0"/>
               <w:jc w:val="center"/>
             </w:pPr>
@@ -21306,6 +21753,7 @@
           </w:tcPr>
           <w:p>
             <w:pPr>
+              <w:keepNext w:val="false"/>
               <w:spacing w:after="40" w:before="0"/>
               <w:jc w:val="left"/>
             </w:pPr>
@@ -21338,6 +21786,7 @@
           </w:tcPr>
           <w:p>
             <w:pPr>
+              <w:keepNext w:val="false"/>
               <w:spacing w:after="40" w:before="0"/>
               <w:jc w:val="left"/>
             </w:pPr>
@@ -21370,6 +21819,7 @@
           </w:tcPr>
           <w:p>
             <w:pPr>
+              <w:keepNext w:val="false"/>
               <w:spacing w:after="40" w:before="0"/>
               <w:jc w:val="left"/>
             </w:pPr>
@@ -21402,6 +21852,7 @@
           </w:tcPr>
           <w:p>
             <w:pPr>
+              <w:keepNext w:val="false"/>
               <w:spacing w:after="40" w:before="0"/>
               <w:jc w:val="left"/>
             </w:pPr>
@@ -21434,6 +21885,7 @@
           </w:tcPr>
           <w:p>
             <w:pPr>
+              <w:keepNext w:val="false"/>
               <w:spacing w:after="40" w:before="0"/>
               <w:jc w:val="left"/>
             </w:pPr>
@@ -21468,6 +21920,7 @@
           </w:tcPr>
           <w:p>
             <w:pPr>
+              <w:keepNext w:val="false"/>
               <w:spacing w:after="40" w:before="0"/>
               <w:jc w:val="left"/>
             </w:pPr>
@@ -21505,7 +21958,7 @@
             <w:pPr>
               <w:spacing w:after="20" w:before="0"/>
             </w:pPr>
-            <w:hyperlink w:history="1" r:id="rIdh8wx_qcsg1eskkzxdmxmb">
+            <w:hyperlink w:history="1" r:id="rIda6a9do1li9a919tbbiog1">
               <w:r>
                 <w:rPr>
                   <w:rFonts w:ascii="Arial" w:cs="Arial" w:eastAsia="Arial" w:hAnsi="Arial"/>
@@ -21554,7 +22007,7 @@
               <w:spacing w:after="10" w:before="0"/>
               <w:ind w:left="120"/>
             </w:pPr>
-            <w:hyperlink w:history="1" r:id="rIdimdhdrxueus2ppbnor_rz">
+            <w:hyperlink w:history="1" r:id="rIdtikadxbysw3o4iali8b70">
               <w:r>
                 <w:rPr>
                   <w:rFonts w:ascii="Arial" w:cs="Arial" w:eastAsia="Arial" w:hAnsi="Arial"/>
@@ -21599,7 +22052,7 @@
             <w:pPr>
               <w:spacing w:after="20" w:before="0"/>
             </w:pPr>
-            <w:hyperlink w:history="1" r:id="rIdrnoghws75wjtg7uf2swto">
+            <w:hyperlink w:history="1" r:id="rIdmgfe1sgsflweonhxig9ad">
               <w:r>
                 <w:rPr>
                   <w:rFonts w:ascii="Arial" w:cs="Arial" w:eastAsia="Arial" w:hAnsi="Arial"/>
@@ -21632,7 +22085,7 @@
               <w:spacing w:after="10" w:before="0"/>
               <w:ind w:left="120"/>
             </w:pPr>
-            <w:hyperlink w:history="1" r:id="rIdxryasfej1s9ikbnfyzhpo">
+            <w:hyperlink w:history="1" r:id="rIdowkmnyczptsq9gwgdb2ul">
               <w:r>
                 <w:rPr>
                   <w:rFonts w:ascii="Arial" w:cs="Arial" w:eastAsia="Arial" w:hAnsi="Arial"/>
@@ -21660,6 +22113,7 @@
           </w:tcPr>
           <w:p>
             <w:pPr>
+              <w:keepNext w:val="false"/>
               <w:spacing w:after="40" w:before="0"/>
               <w:jc w:val="left"/>
             </w:pPr>
@@ -21692,6 +22146,7 @@
           </w:tcPr>
           <w:p>
             <w:pPr>
+              <w:keepNext w:val="false"/>
               <w:spacing w:after="40" w:before="0"/>
               <w:jc w:val="left"/>
             </w:pPr>
@@ -21724,6 +22179,7 @@
           </w:tcPr>
           <w:p>
             <w:pPr>
+              <w:keepNext w:val="false"/>
               <w:spacing w:after="40" w:before="0"/>
               <w:jc w:val="left"/>
             </w:pPr>
@@ -21756,6 +22212,7 @@
           </w:tcPr>
           <w:p>
             <w:pPr>
+              <w:keepNext w:val="false"/>
               <w:spacing w:after="40" w:before="0"/>
               <w:jc w:val="left"/>
             </w:pPr>
@@ -21790,6 +22247,7 @@
           </w:tcPr>
           <w:p>
             <w:pPr>
+              <w:keepNext w:val="false"/>
               <w:spacing w:after="40" w:before="0"/>
               <w:jc w:val="left"/>
             </w:pPr>
@@ -21827,7 +22285,7 @@
             <w:pPr>
               <w:spacing w:after="20" w:before="0"/>
             </w:pPr>
-            <w:hyperlink w:history="1" r:id="rIdp55ctqxzxblckuhah_wzx">
+            <w:hyperlink w:history="1" r:id="rIdhq9csuakchmdk-8igcrwn">
               <w:r>
                 <w:rPr>
                   <w:rFonts w:ascii="Arial" w:cs="Arial" w:eastAsia="Arial" w:hAnsi="Arial"/>
@@ -21876,7 +22334,7 @@
               <w:spacing w:after="10" w:before="0"/>
               <w:ind w:left="120"/>
             </w:pPr>
-            <w:hyperlink w:history="1" r:id="rId4snsxfs--oftquhdxdbld">
+            <w:hyperlink w:history="1" r:id="rIdgacmx7kn1bu_mn8jdqhmh">
               <w:r>
                 <w:rPr>
                   <w:rFonts w:ascii="Arial" w:cs="Arial" w:eastAsia="Arial" w:hAnsi="Arial"/>
@@ -21921,7 +22379,7 @@
             <w:pPr>
               <w:spacing w:after="20" w:before="0"/>
             </w:pPr>
-            <w:hyperlink w:history="1" r:id="rIdbflrkvpsr_dv-2_asvdwl">
+            <w:hyperlink w:history="1" r:id="rIdwcwvj3k3aov3nm8djljlq">
               <w:r>
                 <w:rPr>
                   <w:rFonts w:ascii="Arial" w:cs="Arial" w:eastAsia="Arial" w:hAnsi="Arial"/>
@@ -21954,7 +22412,7 @@
               <w:spacing w:after="10" w:before="0"/>
               <w:ind w:left="120"/>
             </w:pPr>
-            <w:hyperlink w:history="1" r:id="rId8cav1ubozrgocu2b8plqm">
+            <w:hyperlink w:history="1" r:id="rIdi3cpty_e40dghjr-qtiu8">
               <w:r>
                 <w:rPr>
                   <w:rFonts w:ascii="Arial" w:cs="Arial" w:eastAsia="Arial" w:hAnsi="Arial"/>
@@ -21982,6 +22440,7 @@
           </w:tcPr>
           <w:p>
             <w:pPr>
+              <w:keepNext w:val="false"/>
               <w:spacing w:after="40" w:before="0"/>
               <w:jc w:val="left"/>
             </w:pPr>
@@ -22014,6 +22473,7 @@
           </w:tcPr>
           <w:p>
             <w:pPr>
+              <w:keepNext w:val="false"/>
               <w:spacing w:after="40" w:before="0"/>
               <w:jc w:val="left"/>
             </w:pPr>
@@ -22046,6 +22506,7 @@
           </w:tcPr>
           <w:p>
             <w:pPr>
+              <w:keepNext w:val="false"/>
               <w:spacing w:after="40" w:before="0"/>
               <w:jc w:val="left"/>
             </w:pPr>
@@ -22078,6 +22539,7 @@
           </w:tcPr>
           <w:p>
             <w:pPr>
+              <w:keepNext w:val="false"/>
               <w:spacing w:after="40" w:before="0"/>
               <w:jc w:val="left"/>
             </w:pPr>
@@ -22112,6 +22574,7 @@
           </w:tcPr>
           <w:p>
             <w:pPr>
+              <w:keepNext w:val="false"/>
               <w:spacing w:after="40" w:before="0"/>
               <w:jc w:val="left"/>
             </w:pPr>
@@ -22149,7 +22612,7 @@
             <w:pPr>
               <w:spacing w:after="20" w:before="0"/>
             </w:pPr>
-            <w:hyperlink w:history="1" r:id="rId3qsazdcn80zye84vvr3-b">
+            <w:hyperlink w:history="1" r:id="rIdzwoqmvwczj_nmbww54qv2">
               <w:r>
                 <w:rPr>
                   <w:rFonts w:ascii="Arial" w:cs="Arial" w:eastAsia="Arial" w:hAnsi="Arial"/>
@@ -22198,7 +22661,7 @@
               <w:spacing w:after="10" w:before="0"/>
               <w:ind w:left="120"/>
             </w:pPr>
-            <w:hyperlink w:history="1" r:id="rIdbcslkfu1j7davbuat3jpf">
+            <w:hyperlink w:history="1" r:id="rIdwsllrmzmw35qmiwbjy2ag">
               <w:r>
                 <w:rPr>
                   <w:rFonts w:ascii="Arial" w:cs="Arial" w:eastAsia="Arial" w:hAnsi="Arial"/>
@@ -22243,7 +22706,7 @@
             <w:pPr>
               <w:spacing w:after="20" w:before="0"/>
             </w:pPr>
-            <w:hyperlink w:history="1" r:id="rIdpuoaaym7s7tbh4xrgeihw">
+            <w:hyperlink w:history="1" r:id="rIdnald8eprvpchytcel8on2">
               <w:r>
                 <w:rPr>
                   <w:rFonts w:ascii="Arial" w:cs="Arial" w:eastAsia="Arial" w:hAnsi="Arial"/>
@@ -22276,7 +22739,7 @@
               <w:spacing w:after="10" w:before="0"/>
               <w:ind w:left="120"/>
             </w:pPr>
-            <w:hyperlink w:history="1" r:id="rIdnh6xy8p0vnms8h5tddsms">
+            <w:hyperlink w:history="1" r:id="rId2yrgodape9ouuxewxfa7p">
               <w:r>
                 <w:rPr>
                   <w:rFonts w:ascii="Arial" w:cs="Arial" w:eastAsia="Arial" w:hAnsi="Arial"/>
@@ -22304,6 +22767,7 @@
           </w:tcPr>
           <w:p>
             <w:pPr>
+              <w:keepNext w:val="false"/>
               <w:spacing w:after="40" w:before="0"/>
               <w:jc w:val="left"/>
             </w:pPr>
@@ -22336,6 +22800,7 @@
           </w:tcPr>
           <w:p>
             <w:pPr>
+              <w:keepNext w:val="false"/>
               <w:spacing w:after="40" w:before="0"/>
               <w:jc w:val="left"/>
             </w:pPr>
@@ -22368,6 +22833,7 @@
           </w:tcPr>
           <w:p>
             <w:pPr>
+              <w:keepNext w:val="false"/>
               <w:spacing w:after="40" w:before="0"/>
               <w:jc w:val="left"/>
             </w:pPr>
@@ -22400,6 +22866,7 @@
           </w:tcPr>
           <w:p>
             <w:pPr>
+              <w:keepNext w:val="false"/>
               <w:spacing w:after="40" w:before="0"/>
               <w:jc w:val="left"/>
             </w:pPr>
@@ -22434,6 +22901,7 @@
           </w:tcPr>
           <w:p>
             <w:pPr>
+              <w:keepNext w:val="false"/>
               <w:spacing w:after="40" w:before="0"/>
               <w:jc w:val="left"/>
             </w:pPr>
@@ -22471,7 +22939,7 @@
             <w:pPr>
               <w:spacing w:after="20" w:before="0"/>
             </w:pPr>
-            <w:hyperlink w:history="1" r:id="rIdblfnio1ztk2nxi9bnoys5">
+            <w:hyperlink w:history="1" r:id="rId3kr8ikkh3kaumbn3hnh3m">
               <w:r>
                 <w:rPr>
                   <w:rFonts w:ascii="Arial" w:cs="Arial" w:eastAsia="Arial" w:hAnsi="Arial"/>
@@ -22520,7 +22988,7 @@
               <w:spacing w:after="10" w:before="0"/>
               <w:ind w:left="120"/>
             </w:pPr>
-            <w:hyperlink w:history="1" r:id="rIdfpafx5hp39lectvpy4wkh">
+            <w:hyperlink w:history="1" r:id="rIddry-eyzwiinw3t41indwa">
               <w:r>
                 <w:rPr>
                   <w:rFonts w:ascii="Arial" w:cs="Arial" w:eastAsia="Arial" w:hAnsi="Arial"/>
@@ -22565,7 +23033,7 @@
             <w:pPr>
               <w:spacing w:after="20" w:before="0"/>
             </w:pPr>
-            <w:hyperlink w:history="1" r:id="rId0jeikzfhlfrtmtmybmyiy">
+            <w:hyperlink w:history="1" r:id="rIdvcs0g92n2d0etvam-cm5c">
               <w:r>
                 <w:rPr>
                   <w:rFonts w:ascii="Arial" w:cs="Arial" w:eastAsia="Arial" w:hAnsi="Arial"/>
@@ -22598,7 +23066,7 @@
               <w:spacing w:after="10" w:before="0"/>
               <w:ind w:left="120"/>
             </w:pPr>
-            <w:hyperlink w:history="1" r:id="rIdr5jceswais2kyq0qmhnu-">
+            <w:hyperlink w:history="1" r:id="rIdmhycr_wheior0to5tqeke">
               <w:r>
                 <w:rPr>
                   <w:rFonts w:ascii="Arial" w:cs="Arial" w:eastAsia="Arial" w:hAnsi="Arial"/>
@@ -22626,6 +23094,7 @@
           </w:tcPr>
           <w:p>
             <w:pPr>
+              <w:keepNext w:val="false"/>
               <w:spacing w:after="40" w:before="0"/>
               <w:jc w:val="left"/>
             </w:pPr>
@@ -22658,6 +23127,7 @@
           </w:tcPr>
           <w:p>
             <w:pPr>
+              <w:keepNext w:val="false"/>
               <w:spacing w:after="40" w:before="0"/>
               <w:jc w:val="left"/>
             </w:pPr>
@@ -22690,6 +23160,7 @@
           </w:tcPr>
           <w:p>
             <w:pPr>
+              <w:keepNext w:val="false"/>
               <w:spacing w:after="40" w:before="0"/>
               <w:jc w:val="left"/>
             </w:pPr>
@@ -22722,6 +23193,7 @@
           </w:tcPr>
           <w:p>
             <w:pPr>
+              <w:keepNext w:val="false"/>
               <w:spacing w:after="40" w:before="0"/>
               <w:jc w:val="left"/>
             </w:pPr>
@@ -22756,6 +23228,7 @@
           </w:tcPr>
           <w:p>
             <w:pPr>
+              <w:keepNext w:val="false"/>
               <w:spacing w:after="40" w:before="0"/>
               <w:jc w:val="left"/>
             </w:pPr>
@@ -22793,7 +23266,7 @@
             <w:pPr>
               <w:spacing w:after="20" w:before="0"/>
             </w:pPr>
-            <w:hyperlink w:history="1" r:id="rIdyebgkj4pbw3ezshiudofk">
+            <w:hyperlink w:history="1" r:id="rIdwwypshzkjcgcqndmafwod">
               <w:r>
                 <w:rPr>
                   <w:rFonts w:ascii="Arial" w:cs="Arial" w:eastAsia="Arial" w:hAnsi="Arial"/>
@@ -22842,7 +23315,7 @@
               <w:spacing w:after="10" w:before="0"/>
               <w:ind w:left="120"/>
             </w:pPr>
-            <w:hyperlink w:history="1" r:id="rId1hukzpdxhxakfhwdkmqxo">
+            <w:hyperlink w:history="1" r:id="rId5kxiqn_xveogcyoicizcw">
               <w:r>
                 <w:rPr>
                   <w:rFonts w:ascii="Arial" w:cs="Arial" w:eastAsia="Arial" w:hAnsi="Arial"/>
@@ -22887,7 +23360,7 @@
             <w:pPr>
               <w:spacing w:after="20" w:before="0"/>
             </w:pPr>
-            <w:hyperlink w:history="1" r:id="rIdnpqhj-lpuicialtetkvs3">
+            <w:hyperlink w:history="1" r:id="rId3asrusy85q-vz_q4m8gfl">
               <w:r>
                 <w:rPr>
                   <w:rFonts w:ascii="Arial" w:cs="Arial" w:eastAsia="Arial" w:hAnsi="Arial"/>
@@ -22936,7 +23409,7 @@
               <w:spacing w:after="10" w:before="0"/>
               <w:ind w:left="120"/>
             </w:pPr>
-            <w:hyperlink w:history="1" r:id="rIdnjdjgt8vvqv7qsu7ewse_">
+            <w:hyperlink w:history="1" r:id="rIdhjxz-xnvn9q--f3b-p5vw">
               <w:r>
                 <w:rPr>
                   <w:rFonts w:ascii="Arial" w:cs="Arial" w:eastAsia="Arial" w:hAnsi="Arial"/>
@@ -22964,6 +23437,7 @@
           </w:tcPr>
           <w:p>
             <w:pPr>
+              <w:keepNext w:val="false"/>
               <w:spacing w:after="40" w:before="0"/>
               <w:jc w:val="left"/>
             </w:pPr>
@@ -22996,6 +23470,7 @@
           </w:tcPr>
           <w:p>
             <w:pPr>
+              <w:keepNext w:val="false"/>
               <w:spacing w:after="40" w:before="0"/>
               <w:jc w:val="left"/>
             </w:pPr>
@@ -23028,6 +23503,7 @@
           </w:tcPr>
           <w:p>
             <w:pPr>
+              <w:keepNext w:val="false"/>
               <w:spacing w:after="40" w:before="0"/>
               <w:jc w:val="left"/>
             </w:pPr>
@@ -23060,6 +23536,7 @@
           </w:tcPr>
           <w:p>
             <w:pPr>
+              <w:keepNext w:val="false"/>
               <w:spacing w:after="40" w:before="0"/>
               <w:jc w:val="left"/>
             </w:pPr>
@@ -23119,6 +23596,7 @@
           </w:tcPr>
           <w:p>
             <w:pPr>
+              <w:keepNext w:val="false"/>
               <w:spacing w:after="40" w:before="0"/>
               <w:jc w:val="center"/>
             </w:pPr>
@@ -23153,6 +23631,7 @@
           </w:tcPr>
           <w:p>
             <w:pPr>
+              <w:keepNext w:val="false"/>
               <w:spacing w:after="40" w:before="0"/>
               <w:jc w:val="left"/>
             </w:pPr>
@@ -23172,6 +23651,7 @@
           </w:p>
           <w:p>
             <w:pPr>
+              <w:keepNext w:val="false"/>
               <w:spacing w:after="40" w:before="0"/>
               <w:jc w:val="left"/>
             </w:pPr>
@@ -23191,6 +23671,7 @@
           </w:p>
           <w:p>
             <w:pPr>
+              <w:keepNext w:val="false"/>
               <w:spacing w:after="40" w:before="0"/>
               <w:jc w:val="left"/>
             </w:pPr>
@@ -23210,6 +23691,7 @@
           </w:p>
           <w:p>
             <w:pPr>
+              <w:keepNext w:val="false"/>
               <w:spacing w:after="40" w:before="0"/>
               <w:jc w:val="left"/>
             </w:pPr>
@@ -23229,6 +23711,7 @@
           </w:p>
           <w:p>
             <w:pPr>
+              <w:keepNext w:val="false"/>
               <w:spacing w:after="40" w:before="0"/>
               <w:jc w:val="left"/>
             </w:pPr>
@@ -23248,6 +23731,7 @@
           </w:p>
           <w:p>
             <w:pPr>
+              <w:keepNext w:val="false"/>
               <w:spacing w:after="40" w:before="0"/>
               <w:jc w:val="left"/>
             </w:pPr>
@@ -23309,6 +23793,7 @@
           </w:tcPr>
           <w:p>
             <w:pPr>
+              <w:keepNext w:val="false"/>
               <w:spacing w:after="40" w:before="0"/>
               <w:jc w:val="center"/>
             </w:pPr>
@@ -23343,6 +23828,7 @@
           </w:tcPr>
           <w:p>
             <w:pPr>
+              <w:keepNext w:val="false"/>
               <w:spacing w:after="40" w:before="0"/>
               <w:jc w:val="left"/>
             </w:pPr>
@@ -23375,6 +23861,7 @@
           </w:tcPr>
           <w:p>
             <w:pPr>
+              <w:keepNext w:val="false"/>
               <w:spacing w:after="40" w:before="0"/>
               <w:jc w:val="left"/>
             </w:pPr>
@@ -23409,6 +23896,7 @@
           </w:tcPr>
           <w:p>
             <w:pPr>
+              <w:keepNext w:val="false"/>
               <w:spacing w:after="40" w:before="0"/>
               <w:jc w:val="left"/>
             </w:pPr>
@@ -23441,6 +23929,7 @@
           </w:tcPr>
           <w:p>
             <w:pPr>
+              <w:keepNext w:val="false"/>
               <w:spacing w:after="40" w:before="0"/>
               <w:jc w:val="left"/>
             </w:pPr>
@@ -23475,6 +23964,7 @@
           </w:tcPr>
           <w:p>
             <w:pPr>
+              <w:keepNext w:val="false"/>
               <w:spacing w:after="40" w:before="0"/>
               <w:jc w:val="left"/>
             </w:pPr>
@@ -23507,6 +23997,7 @@
           </w:tcPr>
           <w:p>
             <w:pPr>
+              <w:keepNext w:val="false"/>
               <w:spacing w:after="40" w:before="0"/>
               <w:jc w:val="left"/>
             </w:pPr>
@@ -23543,7 +24034,7 @@
         </w:rPr>
         <w:t xml:space="preserve">© 2026 SeaVuria and ARES. Aligned with KICD objectives. Developed by SeaVuria; technical implementation by ARES (with AI assistance from Claude). Licensed under </w:t>
       </w:r>
-      <w:hyperlink w:history="1" r:id="rId-h2cqejwijqw7myme27av">
+      <w:hyperlink w:history="1" r:id="rIdd2kta2isw3euj-xjtgb3s">
         <w:r>
           <w:rPr>
             <w:rFonts w:ascii="Arial" w:cs="Arial" w:eastAsia="Arial" w:hAnsi="Arial"/>
@@ -23564,7 +24055,7 @@
         </w:rPr>
         <w:t xml:space="preserve"> (</w:t>
       </w:r>
-      <w:hyperlink w:history="1" r:id="rId4zcwgcmyn2v1v_bipupas">
+      <w:hyperlink w:history="1" r:id="rIdfq1p2obsu976s4bluu3e-">
         <w:r>
           <w:rPr>
             <w:rFonts w:ascii="Arial" w:cs="Arial" w:eastAsia="Arial" w:hAnsi="Arial"/>
@@ -23624,6 +24115,7 @@
           </w:tcPr>
           <w:p>
             <w:pPr>
+              <w:keepNext w:val="false"/>
               <w:spacing w:after="40" w:before="0"/>
               <w:jc w:val="center"/>
             </w:pPr>
@@ -23659,6 +24151,7 @@
           </w:tcPr>
           <w:p>
             <w:pPr>
+              <w:keepNext w:val="false"/>
               <w:spacing w:after="40" w:before="0"/>
               <w:jc w:val="center"/>
             </w:pPr>
@@ -23693,6 +24186,7 @@
           </w:tcPr>
           <w:p>
             <w:pPr>
+              <w:keepNext w:val="false"/>
               <w:spacing w:after="40" w:before="0"/>
               <w:jc w:val="left"/>
             </w:pPr>
@@ -23725,6 +24219,7 @@
           </w:tcPr>
           <w:p>
             <w:pPr>
+              <w:keepNext w:val="false"/>
               <w:spacing w:after="40" w:before="0"/>
               <w:jc w:val="left"/>
             </w:pPr>
@@ -23759,6 +24254,7 @@
           </w:tcPr>
           <w:p>
             <w:pPr>
+              <w:keepNext w:val="false"/>
               <w:spacing w:after="40" w:before="0"/>
               <w:jc w:val="left"/>
             </w:pPr>
@@ -23791,6 +24287,7 @@
           </w:tcPr>
           <w:p>
             <w:pPr>
+              <w:keepNext w:val="false"/>
               <w:spacing w:after="40" w:before="0"/>
               <w:jc w:val="left"/>
             </w:pPr>
@@ -23825,6 +24322,7 @@
           </w:tcPr>
           <w:p>
             <w:pPr>
+              <w:keepNext w:val="false"/>
               <w:spacing w:after="40" w:before="0"/>
               <w:jc w:val="left"/>
             </w:pPr>
@@ -23857,6 +24355,7 @@
           </w:tcPr>
           <w:p>
             <w:pPr>
+              <w:keepNext w:val="false"/>
               <w:spacing w:after="40" w:before="0"/>
               <w:jc w:val="left"/>
             </w:pPr>
@@ -23891,6 +24390,7 @@
           </w:tcPr>
           <w:p>
             <w:pPr>
+              <w:keepNext w:val="false"/>
               <w:spacing w:after="40" w:before="0"/>
               <w:jc w:val="left"/>
             </w:pPr>
@@ -23923,6 +24423,7 @@
           </w:tcPr>
           <w:p>
             <w:pPr>
+              <w:keepNext w:val="false"/>
               <w:spacing w:after="40" w:before="0"/>
               <w:jc w:val="left"/>
             </w:pPr>
@@ -23957,6 +24458,7 @@
           </w:tcPr>
           <w:p>
             <w:pPr>
+              <w:keepNext w:val="false"/>
               <w:spacing w:after="40" w:before="0"/>
               <w:jc w:val="left"/>
             </w:pPr>
@@ -23989,6 +24491,7 @@
           </w:tcPr>
           <w:p>
             <w:pPr>
+              <w:keepNext w:val="false"/>
               <w:spacing w:after="40" w:before="0"/>
               <w:jc w:val="left"/>
             </w:pPr>
@@ -24023,6 +24526,7 @@
           </w:tcPr>
           <w:p>
             <w:pPr>
+              <w:keepNext w:val="false"/>
               <w:spacing w:after="40" w:before="0"/>
               <w:jc w:val="left"/>
             </w:pPr>
@@ -24055,6 +24559,7 @@
           </w:tcPr>
           <w:p>
             <w:pPr>
+              <w:keepNext w:val="false"/>
               <w:spacing w:after="40" w:before="0"/>
               <w:jc w:val="left"/>
             </w:pPr>
@@ -24089,6 +24594,7 @@
           </w:tcPr>
           <w:p>
             <w:pPr>
+              <w:keepNext w:val="false"/>
               <w:spacing w:after="40" w:before="0"/>
               <w:jc w:val="left"/>
             </w:pPr>
@@ -24121,6 +24627,7 @@
           </w:tcPr>
           <w:p>
             <w:pPr>
+              <w:keepNext w:val="false"/>
               <w:spacing w:after="40" w:before="0"/>
               <w:jc w:val="left"/>
             </w:pPr>
@@ -24155,6 +24662,7 @@
           </w:tcPr>
           <w:p>
             <w:pPr>
+              <w:keepNext w:val="false"/>
               <w:spacing w:after="40" w:before="0"/>
               <w:jc w:val="left"/>
             </w:pPr>
@@ -24187,6 +24695,7 @@
           </w:tcPr>
           <w:p>
             <w:pPr>
+              <w:keepNext w:val="false"/>
               <w:spacing w:after="40" w:before="0"/>
               <w:jc w:val="left"/>
             </w:pPr>
@@ -24246,6 +24755,7 @@
           </w:tcPr>
           <w:p>
             <w:pPr>
+              <w:keepNext w:val="false"/>
               <w:spacing w:after="40" w:before="0"/>
               <w:jc w:val="center"/>
             </w:pPr>
@@ -24280,6 +24790,7 @@
           </w:tcPr>
           <w:p>
             <w:pPr>
+              <w:keepNext w:val="false"/>
               <w:spacing w:after="40" w:before="0"/>
               <w:jc w:val="left"/>
             </w:pPr>
@@ -24344,6 +24855,7 @@
           </w:tcPr>
           <w:p>
             <w:pPr>
+              <w:keepNext w:val="false"/>
               <w:spacing w:after="40" w:before="0"/>
               <w:jc w:val="center"/>
             </w:pPr>
@@ -24378,6 +24890,7 @@
           </w:tcPr>
           <w:p>
             <w:pPr>
+              <w:keepNext w:val="false"/>
               <w:spacing w:after="40" w:before="0"/>
               <w:jc w:val="left"/>
             </w:pPr>
@@ -24410,6 +24923,7 @@
           </w:tcPr>
           <w:p>
             <w:pPr>
+              <w:keepNext w:val="false"/>
               <w:spacing w:after="40" w:before="0"/>
               <w:jc w:val="left"/>
             </w:pPr>
@@ -24442,6 +24956,7 @@
           </w:tcPr>
           <w:p>
             <w:pPr>
+              <w:keepNext w:val="false"/>
               <w:spacing w:after="40" w:before="0"/>
               <w:jc w:val="left"/>
             </w:pPr>
@@ -24474,6 +24989,7 @@
           </w:tcPr>
           <w:p>
             <w:pPr>
+              <w:keepNext w:val="false"/>
               <w:spacing w:after="40" w:before="0"/>
               <w:jc w:val="left"/>
             </w:pPr>
@@ -24506,6 +25022,7 @@
           </w:tcPr>
           <w:p>
             <w:pPr>
+              <w:keepNext w:val="false"/>
               <w:spacing w:after="40" w:before="0"/>
               <w:jc w:val="left"/>
             </w:pPr>
@@ -24540,6 +25057,7 @@
           </w:tcPr>
           <w:p>
             <w:pPr>
+              <w:keepNext w:val="false"/>
               <w:spacing w:after="40" w:before="0"/>
               <w:jc w:val="left"/>
             </w:pPr>
@@ -24577,7 +25095,7 @@
             <w:pPr>
               <w:spacing w:after="20" w:before="0"/>
             </w:pPr>
-            <w:hyperlink w:history="1" r:id="rId610h_xsgtd5ztrxotm9l7">
+            <w:hyperlink w:history="1" r:id="rIdfodlyktskp4vnxkqqz5vj">
               <w:r>
                 <w:rPr>
                   <w:rFonts w:ascii="Arial" w:cs="Arial" w:eastAsia="Arial" w:hAnsi="Arial"/>
@@ -24626,7 +25144,7 @@
               <w:spacing w:after="10" w:before="0"/>
               <w:ind w:left="120"/>
             </w:pPr>
-            <w:hyperlink w:history="1" r:id="rIdesdz1h8_5hyckym8xswy-">
+            <w:hyperlink w:history="1" r:id="rIdlx30f6myjzlbj9tj1vjv7">
               <w:r>
                 <w:rPr>
                   <w:rFonts w:ascii="Arial" w:cs="Arial" w:eastAsia="Arial" w:hAnsi="Arial"/>
@@ -24671,7 +25189,7 @@
             <w:pPr>
               <w:spacing w:after="20" w:before="0"/>
             </w:pPr>
-            <w:hyperlink w:history="1" r:id="rId101on9trv9q8tbhech4jl">
+            <w:hyperlink w:history="1" r:id="rIdbdk6wkfzfuhhacsannlgh">
               <w:r>
                 <w:rPr>
                   <w:rFonts w:ascii="Arial" w:cs="Arial" w:eastAsia="Arial" w:hAnsi="Arial"/>
@@ -24720,7 +25238,7 @@
               <w:spacing w:after="10" w:before="0"/>
               <w:ind w:left="120"/>
             </w:pPr>
-            <w:hyperlink w:history="1" r:id="rId0julpzikzze1vlxkl5aqt">
+            <w:hyperlink w:history="1" r:id="rIdpu7pzhr3vh6iv_29lw2px">
               <w:r>
                 <w:rPr>
                   <w:rFonts w:ascii="Arial" w:cs="Arial" w:eastAsia="Arial" w:hAnsi="Arial"/>
@@ -24748,6 +25266,7 @@
           </w:tcPr>
           <w:p>
             <w:pPr>
+              <w:keepNext w:val="false"/>
               <w:spacing w:after="40" w:before="0"/>
               <w:jc w:val="left"/>
             </w:pPr>
@@ -24780,6 +25299,7 @@
           </w:tcPr>
           <w:p>
             <w:pPr>
+              <w:keepNext w:val="false"/>
               <w:spacing w:after="40" w:before="0"/>
               <w:jc w:val="left"/>
             </w:pPr>
@@ -24812,6 +25332,7 @@
           </w:tcPr>
           <w:p>
             <w:pPr>
+              <w:keepNext w:val="false"/>
               <w:spacing w:after="40" w:before="0"/>
               <w:jc w:val="left"/>
             </w:pPr>
@@ -24844,6 +25365,7 @@
           </w:tcPr>
           <w:p>
             <w:pPr>
+              <w:keepNext w:val="false"/>
               <w:spacing w:after="40" w:before="0"/>
               <w:jc w:val="left"/>
             </w:pPr>
@@ -24878,6 +25400,7 @@
           </w:tcPr>
           <w:p>
             <w:pPr>
+              <w:keepNext w:val="false"/>
               <w:spacing w:after="40" w:before="0"/>
               <w:jc w:val="left"/>
             </w:pPr>
@@ -24915,7 +25438,7 @@
             <w:pPr>
               <w:spacing w:after="20" w:before="0"/>
             </w:pPr>
-            <w:hyperlink w:history="1" r:id="rId0apcurjqfhspq51nq7asx">
+            <w:hyperlink w:history="1" r:id="rIdjumjuepnqsxbjhszyweub">
               <w:r>
                 <w:rPr>
                   <w:rFonts w:ascii="Arial" w:cs="Arial" w:eastAsia="Arial" w:hAnsi="Arial"/>
@@ -24964,7 +25487,7 @@
               <w:spacing w:after="10" w:before="0"/>
               <w:ind w:left="120"/>
             </w:pPr>
-            <w:hyperlink w:history="1" r:id="rIdd8ezoz09xto7nwmsxjnom">
+            <w:hyperlink w:history="1" r:id="rIdlek21ynyibws_e10p7jlq">
               <w:r>
                 <w:rPr>
                   <w:rFonts w:ascii="Arial" w:cs="Arial" w:eastAsia="Arial" w:hAnsi="Arial"/>
@@ -25009,7 +25532,7 @@
             <w:pPr>
               <w:spacing w:after="20" w:before="0"/>
             </w:pPr>
-            <w:hyperlink w:history="1" r:id="rIdg8sbsk91m7kmlckmioebw">
+            <w:hyperlink w:history="1" r:id="rIdbxlahvedkpkmsln4uv7en">
               <w:r>
                 <w:rPr>
                   <w:rFonts w:ascii="Arial" w:cs="Arial" w:eastAsia="Arial" w:hAnsi="Arial"/>
@@ -25058,7 +25581,7 @@
               <w:spacing w:after="10" w:before="0"/>
               <w:ind w:left="120"/>
             </w:pPr>
-            <w:hyperlink w:history="1" r:id="rId8tvcnuccdonrspzfj4qzn">
+            <w:hyperlink w:history="1" r:id="rIdbpq58lndarzrgxmt-jigp">
               <w:r>
                 <w:rPr>
                   <w:rFonts w:ascii="Arial" w:cs="Arial" w:eastAsia="Arial" w:hAnsi="Arial"/>
@@ -25086,6 +25609,7 @@
           </w:tcPr>
           <w:p>
             <w:pPr>
+              <w:keepNext w:val="false"/>
               <w:spacing w:after="40" w:before="0"/>
               <w:jc w:val="left"/>
             </w:pPr>
@@ -25118,6 +25642,7 @@
           </w:tcPr>
           <w:p>
             <w:pPr>
+              <w:keepNext w:val="false"/>
               <w:spacing w:after="40" w:before="0"/>
               <w:jc w:val="left"/>
             </w:pPr>
@@ -25150,6 +25675,7 @@
           </w:tcPr>
           <w:p>
             <w:pPr>
+              <w:keepNext w:val="false"/>
               <w:spacing w:after="40" w:before="0"/>
               <w:jc w:val="left"/>
             </w:pPr>
@@ -25182,6 +25708,7 @@
           </w:tcPr>
           <w:p>
             <w:pPr>
+              <w:keepNext w:val="false"/>
               <w:spacing w:after="40" w:before="0"/>
               <w:jc w:val="left"/>
             </w:pPr>
@@ -25216,6 +25743,7 @@
           </w:tcPr>
           <w:p>
             <w:pPr>
+              <w:keepNext w:val="false"/>
               <w:spacing w:after="40" w:before="0"/>
               <w:jc w:val="left"/>
             </w:pPr>
@@ -25253,7 +25781,7 @@
             <w:pPr>
               <w:spacing w:after="20" w:before="0"/>
             </w:pPr>
-            <w:hyperlink w:history="1" r:id="rIdzjp-xyxil1a2i-9v6csoj">
+            <w:hyperlink w:history="1" r:id="rIdwdbhwyqq0wt1dplvn68qp">
               <w:r>
                 <w:rPr>
                   <w:rFonts w:ascii="Arial" w:cs="Arial" w:eastAsia="Arial" w:hAnsi="Arial"/>
@@ -25302,7 +25830,7 @@
               <w:spacing w:after="10" w:before="0"/>
               <w:ind w:left="120"/>
             </w:pPr>
-            <w:hyperlink w:history="1" r:id="rIdoev4jsgzsngc9-v54trsz">
+            <w:hyperlink w:history="1" r:id="rIdg-c_o_twfdglwwgkc3df5">
               <w:r>
                 <w:rPr>
                   <w:rFonts w:ascii="Arial" w:cs="Arial" w:eastAsia="Arial" w:hAnsi="Arial"/>
@@ -25347,7 +25875,7 @@
             <w:pPr>
               <w:spacing w:after="20" w:before="0"/>
             </w:pPr>
-            <w:hyperlink w:history="1" r:id="rIdzdlxlgcikcg0w4994aemg">
+            <w:hyperlink w:history="1" r:id="rIdeslgfjgiwpbaeclqeqqao">
               <w:r>
                 <w:rPr>
                   <w:rFonts w:ascii="Arial" w:cs="Arial" w:eastAsia="Arial" w:hAnsi="Arial"/>
@@ -25396,7 +25924,7 @@
               <w:spacing w:after="10" w:before="0"/>
               <w:ind w:left="120"/>
             </w:pPr>
-            <w:hyperlink w:history="1" r:id="rIdmizvwnwkocpuqpdjatwtm">
+            <w:hyperlink w:history="1" r:id="rId5n1cdzwxk3bqtoufnx0ak">
               <w:r>
                 <w:rPr>
                   <w:rFonts w:ascii="Arial" w:cs="Arial" w:eastAsia="Arial" w:hAnsi="Arial"/>
@@ -25424,6 +25952,7 @@
           </w:tcPr>
           <w:p>
             <w:pPr>
+              <w:keepNext w:val="false"/>
               <w:spacing w:after="40" w:before="0"/>
               <w:jc w:val="left"/>
             </w:pPr>
@@ -25456,6 +25985,7 @@
           </w:tcPr>
           <w:p>
             <w:pPr>
+              <w:keepNext w:val="false"/>
               <w:spacing w:after="40" w:before="0"/>
               <w:jc w:val="left"/>
             </w:pPr>
@@ -25488,6 +26018,7 @@
           </w:tcPr>
           <w:p>
             <w:pPr>
+              <w:keepNext w:val="false"/>
               <w:spacing w:after="40" w:before="0"/>
               <w:jc w:val="left"/>
             </w:pPr>
@@ -25520,6 +26051,7 @@
           </w:tcPr>
           <w:p>
             <w:pPr>
+              <w:keepNext w:val="false"/>
               <w:spacing w:after="40" w:before="0"/>
               <w:jc w:val="left"/>
             </w:pPr>
@@ -25554,6 +26086,7 @@
           </w:tcPr>
           <w:p>
             <w:pPr>
+              <w:keepNext w:val="false"/>
               <w:spacing w:after="40" w:before="0"/>
               <w:jc w:val="left"/>
             </w:pPr>
@@ -25591,7 +26124,7 @@
             <w:pPr>
               <w:spacing w:after="20" w:before="0"/>
             </w:pPr>
-            <w:hyperlink w:history="1" r:id="rIduii2r4a3lepjlo6t5byvo">
+            <w:hyperlink w:history="1" r:id="rIdbeiskro62t8lvnjv_yqrw">
               <w:r>
                 <w:rPr>
                   <w:rFonts w:ascii="Arial" w:cs="Arial" w:eastAsia="Arial" w:hAnsi="Arial"/>
@@ -25640,7 +26173,7 @@
               <w:spacing w:after="10" w:before="0"/>
               <w:ind w:left="120"/>
             </w:pPr>
-            <w:hyperlink w:history="1" r:id="rIde0ufesipes8djwpv8vbgd">
+            <w:hyperlink w:history="1" r:id="rId8axlee7uyrilhgxkliuil">
               <w:r>
                 <w:rPr>
                   <w:rFonts w:ascii="Arial" w:cs="Arial" w:eastAsia="Arial" w:hAnsi="Arial"/>
@@ -25685,7 +26218,7 @@
             <w:pPr>
               <w:spacing w:after="20" w:before="0"/>
             </w:pPr>
-            <w:hyperlink w:history="1" r:id="rIdsiwe7twclvwu_rbcx0x7k">
+            <w:hyperlink w:history="1" r:id="rIdkl9bwq_8b2jftnxjxsvk1">
               <w:r>
                 <w:rPr>
                   <w:rFonts w:ascii="Arial" w:cs="Arial" w:eastAsia="Arial" w:hAnsi="Arial"/>
@@ -25734,7 +26267,7 @@
               <w:spacing w:after="10" w:before="0"/>
               <w:ind w:left="120"/>
             </w:pPr>
-            <w:hyperlink w:history="1" r:id="rIdxhhsa0pdw5uuazqguka1h">
+            <w:hyperlink w:history="1" r:id="rIdkvewemly9_x9ux_0j4umh">
               <w:r>
                 <w:rPr>
                   <w:rFonts w:ascii="Arial" w:cs="Arial" w:eastAsia="Arial" w:hAnsi="Arial"/>
@@ -25762,6 +26295,7 @@
           </w:tcPr>
           <w:p>
             <w:pPr>
+              <w:keepNext w:val="false"/>
               <w:spacing w:after="40" w:before="0"/>
               <w:jc w:val="left"/>
             </w:pPr>
@@ -25794,6 +26328,7 @@
           </w:tcPr>
           <w:p>
             <w:pPr>
+              <w:keepNext w:val="false"/>
               <w:spacing w:after="40" w:before="0"/>
               <w:jc w:val="left"/>
             </w:pPr>
@@ -25826,6 +26361,7 @@
           </w:tcPr>
           <w:p>
             <w:pPr>
+              <w:keepNext w:val="false"/>
               <w:spacing w:after="40" w:before="0"/>
               <w:jc w:val="left"/>
             </w:pPr>
@@ -25858,6 +26394,7 @@
           </w:tcPr>
           <w:p>
             <w:pPr>
+              <w:keepNext w:val="false"/>
               <w:spacing w:after="40" w:before="0"/>
               <w:jc w:val="left"/>
             </w:pPr>
@@ -25892,6 +26429,7 @@
           </w:tcPr>
           <w:p>
             <w:pPr>
+              <w:keepNext w:val="false"/>
               <w:spacing w:after="40" w:before="0"/>
               <w:jc w:val="left"/>
             </w:pPr>
@@ -25929,7 +26467,7 @@
             <w:pPr>
               <w:spacing w:after="20" w:before="0"/>
             </w:pPr>
-            <w:hyperlink w:history="1" r:id="rId4z8g1tnalilsqqyjjomgc">
+            <w:hyperlink w:history="1" r:id="rIdjegywsybzpfisbped297s">
               <w:r>
                 <w:rPr>
                   <w:rFonts w:ascii="Arial" w:cs="Arial" w:eastAsia="Arial" w:hAnsi="Arial"/>
@@ -25978,7 +26516,7 @@
               <w:spacing w:after="10" w:before="0"/>
               <w:ind w:left="120"/>
             </w:pPr>
-            <w:hyperlink w:history="1" r:id="rIdhyndnvudiqoku3ttzkaik">
+            <w:hyperlink w:history="1" r:id="rIdzlr1ti3jsmw53dgyn0rem">
               <w:r>
                 <w:rPr>
                   <w:rFonts w:ascii="Arial" w:cs="Arial" w:eastAsia="Arial" w:hAnsi="Arial"/>
@@ -26023,7 +26561,7 @@
             <w:pPr>
               <w:spacing w:after="20" w:before="0"/>
             </w:pPr>
-            <w:hyperlink w:history="1" r:id="rIdzhrcu_tqkicsfqof23bwh">
+            <w:hyperlink w:history="1" r:id="rIdpascanmi_7veyerd9x4dd">
               <w:r>
                 <w:rPr>
                   <w:rFonts w:ascii="Arial" w:cs="Arial" w:eastAsia="Arial" w:hAnsi="Arial"/>
@@ -26072,7 +26610,7 @@
               <w:spacing w:after="10" w:before="0"/>
               <w:ind w:left="120"/>
             </w:pPr>
-            <w:hyperlink w:history="1" r:id="rIduv2-mu9g4zormmeobdcxi">
+            <w:hyperlink w:history="1" r:id="rIdqjhdd8smrlaf8ktgqbre0">
               <w:r>
                 <w:rPr>
                   <w:rFonts w:ascii="Arial" w:cs="Arial" w:eastAsia="Arial" w:hAnsi="Arial"/>
@@ -26100,6 +26638,7 @@
           </w:tcPr>
           <w:p>
             <w:pPr>
+              <w:keepNext w:val="false"/>
               <w:spacing w:after="40" w:before="0"/>
               <w:jc w:val="left"/>
             </w:pPr>
@@ -26132,6 +26671,7 @@
           </w:tcPr>
           <w:p>
             <w:pPr>
+              <w:keepNext w:val="false"/>
               <w:spacing w:after="40" w:before="0"/>
               <w:jc w:val="left"/>
             </w:pPr>
@@ -26164,6 +26704,7 @@
           </w:tcPr>
           <w:p>
             <w:pPr>
+              <w:keepNext w:val="false"/>
               <w:spacing w:after="40" w:before="0"/>
               <w:jc w:val="left"/>
             </w:pPr>
@@ -26196,6 +26737,7 @@
           </w:tcPr>
           <w:p>
             <w:pPr>
+              <w:keepNext w:val="false"/>
               <w:spacing w:after="40" w:before="0"/>
               <w:jc w:val="left"/>
             </w:pPr>
@@ -26255,6 +26797,7 @@
           </w:tcPr>
           <w:p>
             <w:pPr>
+              <w:keepNext w:val="false"/>
               <w:spacing w:after="40" w:before="0"/>
               <w:jc w:val="center"/>
             </w:pPr>
@@ -26289,6 +26832,7 @@
           </w:tcPr>
           <w:p>
             <w:pPr>
+              <w:keepNext w:val="false"/>
               <w:spacing w:after="40" w:before="0"/>
               <w:jc w:val="left"/>
             </w:pPr>
@@ -26350,6 +26894,7 @@
           </w:tcPr>
           <w:p>
             <w:pPr>
+              <w:keepNext w:val="false"/>
               <w:spacing w:after="40" w:before="0"/>
               <w:jc w:val="center"/>
             </w:pPr>
@@ -26384,6 +26929,7 @@
           </w:tcPr>
           <w:p>
             <w:pPr>
+              <w:keepNext w:val="false"/>
               <w:spacing w:after="40" w:before="0"/>
               <w:jc w:val="left"/>
             </w:pPr>
@@ -26416,6 +26962,7 @@
           </w:tcPr>
           <w:p>
             <w:pPr>
+              <w:keepNext w:val="false"/>
               <w:spacing w:after="40" w:before="0"/>
               <w:jc w:val="left"/>
             </w:pPr>
@@ -26450,6 +26997,7 @@
           </w:tcPr>
           <w:p>
             <w:pPr>
+              <w:keepNext w:val="false"/>
               <w:spacing w:after="40" w:before="0"/>
               <w:jc w:val="left"/>
             </w:pPr>
@@ -26482,6 +27030,7 @@
           </w:tcPr>
           <w:p>
             <w:pPr>
+              <w:keepNext w:val="false"/>
               <w:spacing w:after="40" w:before="0"/>
               <w:jc w:val="left"/>
             </w:pPr>
@@ -26516,6 +27065,7 @@
           </w:tcPr>
           <w:p>
             <w:pPr>
+              <w:keepNext w:val="false"/>
               <w:spacing w:after="40" w:before="0"/>
               <w:jc w:val="left"/>
             </w:pPr>
@@ -26548,6 +27098,7 @@
           </w:tcPr>
           <w:p>
             <w:pPr>
+              <w:keepNext w:val="false"/>
               <w:spacing w:after="40" w:before="0"/>
               <w:jc w:val="left"/>
             </w:pPr>
@@ -26584,7 +27135,7 @@
         </w:rPr>
         <w:t xml:space="preserve">© 2026 SeaVuria and ARES. Aligned with KICD objectives. Developed by SeaVuria; technical implementation by ARES (with AI assistance from Claude). Licensed under </w:t>
       </w:r>
-      <w:hyperlink w:history="1" r:id="rIdia2tsnqgzzonvw_rix1f6">
+      <w:hyperlink w:history="1" r:id="rIdh2a19iilf3ibch59zbmwb">
         <w:r>
           <w:rPr>
             <w:rFonts w:ascii="Arial" w:cs="Arial" w:eastAsia="Arial" w:hAnsi="Arial"/>
@@ -26605,7 +27156,7 @@
         </w:rPr>
         <w:t xml:space="preserve"> (</w:t>
       </w:r>
-      <w:hyperlink w:history="1" r:id="rIdtekxclwvcfircxoiz5mlb">
+      <w:hyperlink w:history="1" r:id="rIdi85mfacjgkndpvztee-aj">
         <w:r>
           <w:rPr>
             <w:rFonts w:ascii="Arial" w:cs="Arial" w:eastAsia="Arial" w:hAnsi="Arial"/>
@@ -26665,6 +27216,7 @@
           </w:tcPr>
           <w:p>
             <w:pPr>
+              <w:keepNext w:val="false"/>
               <w:spacing w:after="40" w:before="0"/>
               <w:jc w:val="center"/>
             </w:pPr>
@@ -26700,6 +27252,7 @@
           </w:tcPr>
           <w:p>
             <w:pPr>
+              <w:keepNext w:val="false"/>
               <w:spacing w:after="40" w:before="0"/>
               <w:jc w:val="center"/>
             </w:pPr>
@@ -26734,6 +27287,7 @@
           </w:tcPr>
           <w:p>
             <w:pPr>
+              <w:keepNext w:val="false"/>
               <w:spacing w:after="40" w:before="0"/>
               <w:jc w:val="left"/>
             </w:pPr>
@@ -26766,6 +27320,7 @@
           </w:tcPr>
           <w:p>
             <w:pPr>
+              <w:keepNext w:val="false"/>
               <w:spacing w:after="40" w:before="0"/>
               <w:jc w:val="left"/>
             </w:pPr>
@@ -26800,6 +27355,7 @@
           </w:tcPr>
           <w:p>
             <w:pPr>
+              <w:keepNext w:val="false"/>
               <w:spacing w:after="40" w:before="0"/>
               <w:jc w:val="left"/>
             </w:pPr>
@@ -26832,6 +27388,7 @@
           </w:tcPr>
           <w:p>
             <w:pPr>
+              <w:keepNext w:val="false"/>
               <w:spacing w:after="40" w:before="0"/>
               <w:jc w:val="left"/>
             </w:pPr>
@@ -26866,6 +27423,7 @@
           </w:tcPr>
           <w:p>
             <w:pPr>
+              <w:keepNext w:val="false"/>
               <w:spacing w:after="40" w:before="0"/>
               <w:jc w:val="left"/>
             </w:pPr>
@@ -26898,6 +27456,7 @@
           </w:tcPr>
           <w:p>
             <w:pPr>
+              <w:keepNext w:val="false"/>
               <w:spacing w:after="40" w:before="0"/>
               <w:jc w:val="left"/>
             </w:pPr>
@@ -26932,6 +27491,7 @@
           </w:tcPr>
           <w:p>
             <w:pPr>
+              <w:keepNext w:val="false"/>
               <w:spacing w:after="40" w:before="0"/>
               <w:jc w:val="left"/>
             </w:pPr>
@@ -26964,6 +27524,7 @@
           </w:tcPr>
           <w:p>
             <w:pPr>
+              <w:keepNext w:val="false"/>
               <w:spacing w:after="40" w:before="0"/>
               <w:jc w:val="left"/>
             </w:pPr>
@@ -26998,6 +27559,7 @@
           </w:tcPr>
           <w:p>
             <w:pPr>
+              <w:keepNext w:val="false"/>
               <w:spacing w:after="40" w:before="0"/>
               <w:jc w:val="left"/>
             </w:pPr>
@@ -27030,6 +27592,7 @@
           </w:tcPr>
           <w:p>
             <w:pPr>
+              <w:keepNext w:val="false"/>
               <w:spacing w:after="40" w:before="0"/>
               <w:jc w:val="left"/>
             </w:pPr>
@@ -27064,6 +27627,7 @@
           </w:tcPr>
           <w:p>
             <w:pPr>
+              <w:keepNext w:val="false"/>
               <w:spacing w:after="40" w:before="0"/>
               <w:jc w:val="left"/>
             </w:pPr>
@@ -27096,6 +27660,7 @@
           </w:tcPr>
           <w:p>
             <w:pPr>
+              <w:keepNext w:val="false"/>
               <w:spacing w:after="40" w:before="0"/>
               <w:jc w:val="left"/>
             </w:pPr>
@@ -27130,6 +27695,7 @@
           </w:tcPr>
           <w:p>
             <w:pPr>
+              <w:keepNext w:val="false"/>
               <w:spacing w:after="40" w:before="0"/>
               <w:jc w:val="left"/>
             </w:pPr>
@@ -27162,6 +27728,7 @@
           </w:tcPr>
           <w:p>
             <w:pPr>
+              <w:keepNext w:val="false"/>
               <w:spacing w:after="40" w:before="0"/>
               <w:jc w:val="left"/>
             </w:pPr>
@@ -27196,6 +27763,7 @@
           </w:tcPr>
           <w:p>
             <w:pPr>
+              <w:keepNext w:val="false"/>
               <w:spacing w:after="40" w:before="0"/>
               <w:jc w:val="left"/>
             </w:pPr>
@@ -27228,6 +27796,7 @@
           </w:tcPr>
           <w:p>
             <w:pPr>
+              <w:keepNext w:val="false"/>
               <w:spacing w:after="40" w:before="0"/>
               <w:jc w:val="left"/>
             </w:pPr>
@@ -27287,6 +27856,7 @@
           </w:tcPr>
           <w:p>
             <w:pPr>
+              <w:keepNext w:val="false"/>
               <w:spacing w:after="40" w:before="0"/>
               <w:jc w:val="center"/>
             </w:pPr>
@@ -27321,6 +27891,7 @@
           </w:tcPr>
           <w:p>
             <w:pPr>
+              <w:keepNext w:val="false"/>
               <w:spacing w:after="40" w:before="0"/>
               <w:jc w:val="left"/>
             </w:pPr>
@@ -27385,6 +27956,7 @@
           </w:tcPr>
           <w:p>
             <w:pPr>
+              <w:keepNext w:val="false"/>
               <w:spacing w:after="40" w:before="0"/>
               <w:jc w:val="center"/>
             </w:pPr>
@@ -27419,6 +27991,7 @@
           </w:tcPr>
           <w:p>
             <w:pPr>
+              <w:keepNext w:val="false"/>
               <w:spacing w:after="40" w:before="0"/>
               <w:jc w:val="left"/>
             </w:pPr>
@@ -27451,6 +28024,7 @@
           </w:tcPr>
           <w:p>
             <w:pPr>
+              <w:keepNext w:val="false"/>
               <w:spacing w:after="40" w:before="0"/>
               <w:jc w:val="left"/>
             </w:pPr>
@@ -27483,6 +28057,7 @@
           </w:tcPr>
           <w:p>
             <w:pPr>
+              <w:keepNext w:val="false"/>
               <w:spacing w:after="40" w:before="0"/>
               <w:jc w:val="left"/>
             </w:pPr>
@@ -27515,6 +28090,7 @@
           </w:tcPr>
           <w:p>
             <w:pPr>
+              <w:keepNext w:val="false"/>
               <w:spacing w:after="40" w:before="0"/>
               <w:jc w:val="left"/>
             </w:pPr>
@@ -27547,6 +28123,7 @@
           </w:tcPr>
           <w:p>
             <w:pPr>
+              <w:keepNext w:val="false"/>
               <w:spacing w:after="40" w:before="0"/>
               <w:jc w:val="left"/>
             </w:pPr>
@@ -27581,6 +28158,7 @@
           </w:tcPr>
           <w:p>
             <w:pPr>
+              <w:keepNext w:val="false"/>
               <w:spacing w:after="40" w:before="0"/>
               <w:jc w:val="left"/>
             </w:pPr>
@@ -27618,7 +28196,7 @@
             <w:pPr>
               <w:spacing w:after="20" w:before="0"/>
             </w:pPr>
-            <w:hyperlink w:history="1" r:id="rId3iidedzjba2r5a-hilpxl">
+            <w:hyperlink w:history="1" r:id="rIdesfej-6flnjqmipt2dfcr">
               <w:r>
                 <w:rPr>
                   <w:rFonts w:ascii="Arial" w:cs="Arial" w:eastAsia="Arial" w:hAnsi="Arial"/>
@@ -27651,7 +28229,7 @@
               <w:spacing w:after="10" w:before="0"/>
               <w:ind w:left="120"/>
             </w:pPr>
-            <w:hyperlink w:history="1" r:id="rIds1ctdkuzlim24me-ltqxu">
+            <w:hyperlink w:history="1" r:id="rIdpmmwkpe8uwpwf6hkwcwti">
               <w:r>
                 <w:rPr>
                   <w:rFonts w:ascii="Arial" w:cs="Arial" w:eastAsia="Arial" w:hAnsi="Arial"/>
@@ -27696,7 +28274,7 @@
             <w:pPr>
               <w:spacing w:after="20" w:before="0"/>
             </w:pPr>
-            <w:hyperlink w:history="1" r:id="rIdbuzitdprpk67vhwh5gibj">
+            <w:hyperlink w:history="1" r:id="rId2izxy5jxokosatqpc3gxw">
               <w:r>
                 <w:rPr>
                   <w:rFonts w:ascii="Arial" w:cs="Arial" w:eastAsia="Arial" w:hAnsi="Arial"/>
@@ -27729,7 +28307,7 @@
               <w:spacing w:after="10" w:before="0"/>
               <w:ind w:left="120"/>
             </w:pPr>
-            <w:hyperlink w:history="1" r:id="rIdjjkae3tg-nm_jrglklkrr">
+            <w:hyperlink w:history="1" r:id="rIdj6dmvww6u6u2qrctfal15">
               <w:r>
                 <w:rPr>
                   <w:rFonts w:ascii="Arial" w:cs="Arial" w:eastAsia="Arial" w:hAnsi="Arial"/>
@@ -27757,6 +28335,7 @@
           </w:tcPr>
           <w:p>
             <w:pPr>
+              <w:keepNext w:val="false"/>
               <w:spacing w:after="40" w:before="0"/>
               <w:jc w:val="left"/>
             </w:pPr>
@@ -27789,6 +28368,7 @@
           </w:tcPr>
           <w:p>
             <w:pPr>
+              <w:keepNext w:val="false"/>
               <w:spacing w:after="40" w:before="0"/>
               <w:jc w:val="left"/>
             </w:pPr>
@@ -27821,6 +28401,7 @@
           </w:tcPr>
           <w:p>
             <w:pPr>
+              <w:keepNext w:val="false"/>
               <w:spacing w:after="40" w:before="0"/>
               <w:jc w:val="left"/>
             </w:pPr>
@@ -27853,6 +28434,7 @@
           </w:tcPr>
           <w:p>
             <w:pPr>
+              <w:keepNext w:val="false"/>
               <w:spacing w:after="40" w:before="0"/>
               <w:jc w:val="left"/>
             </w:pPr>
@@ -27887,6 +28469,7 @@
           </w:tcPr>
           <w:p>
             <w:pPr>
+              <w:keepNext w:val="false"/>
               <w:spacing w:after="40" w:before="0"/>
               <w:jc w:val="left"/>
             </w:pPr>
@@ -27924,7 +28507,7 @@
             <w:pPr>
               <w:spacing w:after="20" w:before="0"/>
             </w:pPr>
-            <w:hyperlink w:history="1" r:id="rIdlmoi_bakdznsfi3l2ifzj">
+            <w:hyperlink w:history="1" r:id="rIdha75rv9pwd3izoaey-f9g">
               <w:r>
                 <w:rPr>
                   <w:rFonts w:ascii="Arial" w:cs="Arial" w:eastAsia="Arial" w:hAnsi="Arial"/>
@@ -27957,7 +28540,7 @@
               <w:spacing w:after="10" w:before="0"/>
               <w:ind w:left="120"/>
             </w:pPr>
-            <w:hyperlink w:history="1" r:id="rIdxkdmlsujfztetsfigavp_">
+            <w:hyperlink w:history="1" r:id="rIdfzbx-w_ayfecay2xnagy4">
               <w:r>
                 <w:rPr>
                   <w:rFonts w:ascii="Arial" w:cs="Arial" w:eastAsia="Arial" w:hAnsi="Arial"/>
@@ -28002,7 +28585,7 @@
             <w:pPr>
               <w:spacing w:after="20" w:before="0"/>
             </w:pPr>
-            <w:hyperlink w:history="1" r:id="rId7m4wlbuofr_bgwxfxt8q9">
+            <w:hyperlink w:history="1" r:id="rIdyjzatp8tagwdjotzalzgq">
               <w:r>
                 <w:rPr>
                   <w:rFonts w:ascii="Arial" w:cs="Arial" w:eastAsia="Arial" w:hAnsi="Arial"/>
@@ -28035,7 +28618,7 @@
               <w:spacing w:after="10" w:before="0"/>
               <w:ind w:left="120"/>
             </w:pPr>
-            <w:hyperlink w:history="1" r:id="rIdng-s46czsx_mvabycqn5c">
+            <w:hyperlink w:history="1" r:id="rIdl4ww0wtyj2orm75lggyy0">
               <w:r>
                 <w:rPr>
                   <w:rFonts w:ascii="Arial" w:cs="Arial" w:eastAsia="Arial" w:hAnsi="Arial"/>
@@ -28063,6 +28646,7 @@
           </w:tcPr>
           <w:p>
             <w:pPr>
+              <w:keepNext w:val="false"/>
               <w:spacing w:after="40" w:before="0"/>
               <w:jc w:val="left"/>
             </w:pPr>
@@ -28095,6 +28679,7 @@
           </w:tcPr>
           <w:p>
             <w:pPr>
+              <w:keepNext w:val="false"/>
               <w:spacing w:after="40" w:before="0"/>
               <w:jc w:val="left"/>
             </w:pPr>
@@ -28127,6 +28712,7 @@
           </w:tcPr>
           <w:p>
             <w:pPr>
+              <w:keepNext w:val="false"/>
               <w:spacing w:after="40" w:before="0"/>
               <w:jc w:val="left"/>
             </w:pPr>
@@ -28159,6 +28745,7 @@
           </w:tcPr>
           <w:p>
             <w:pPr>
+              <w:keepNext w:val="false"/>
               <w:spacing w:after="40" w:before="0"/>
               <w:jc w:val="left"/>
             </w:pPr>
@@ -28193,6 +28780,7 @@
           </w:tcPr>
           <w:p>
             <w:pPr>
+              <w:keepNext w:val="false"/>
               <w:spacing w:after="40" w:before="0"/>
               <w:jc w:val="left"/>
             </w:pPr>
@@ -28230,7 +28818,7 @@
             <w:pPr>
               <w:spacing w:after="20" w:before="0"/>
             </w:pPr>
-            <w:hyperlink w:history="1" r:id="rIdad9bqeoie-yklqvdiqdsy">
+            <w:hyperlink w:history="1" r:id="rIdqtx82cxudvxv0kwt29gpy">
               <w:r>
                 <w:rPr>
                   <w:rFonts w:ascii="Arial" w:cs="Arial" w:eastAsia="Arial" w:hAnsi="Arial"/>
@@ -28279,7 +28867,7 @@
               <w:spacing w:after="10" w:before="0"/>
               <w:ind w:left="120"/>
             </w:pPr>
-            <w:hyperlink w:history="1" r:id="rIdfc0evrgewkhotl9cjpkot">
+            <w:hyperlink w:history="1" r:id="rIdlke6abxby02rwqthgfnls">
               <w:r>
                 <w:rPr>
                   <w:rFonts w:ascii="Arial" w:cs="Arial" w:eastAsia="Arial" w:hAnsi="Arial"/>
@@ -28324,7 +28912,7 @@
             <w:pPr>
               <w:spacing w:after="20" w:before="0"/>
             </w:pPr>
-            <w:hyperlink w:history="1" r:id="rIdqeijtor2ttplpfozle0lj">
+            <w:hyperlink w:history="1" r:id="rIdbd3p8fk-vvp0opcanvzbt">
               <w:r>
                 <w:rPr>
                   <w:rFonts w:ascii="Arial" w:cs="Arial" w:eastAsia="Arial" w:hAnsi="Arial"/>
@@ -28373,7 +28961,7 @@
               <w:spacing w:after="10" w:before="0"/>
               <w:ind w:left="120"/>
             </w:pPr>
-            <w:hyperlink w:history="1" r:id="rIdlgl3_g696oh_2gidt7lhy">
+            <w:hyperlink w:history="1" r:id="rId0gwqc7a72znzmz-jzgmjv">
               <w:r>
                 <w:rPr>
                   <w:rFonts w:ascii="Arial" w:cs="Arial" w:eastAsia="Arial" w:hAnsi="Arial"/>
@@ -28401,6 +28989,7 @@
           </w:tcPr>
           <w:p>
             <w:pPr>
+              <w:keepNext w:val="false"/>
               <w:spacing w:after="40" w:before="0"/>
               <w:jc w:val="left"/>
             </w:pPr>
@@ -28433,6 +29022,7 @@
           </w:tcPr>
           <w:p>
             <w:pPr>
+              <w:keepNext w:val="false"/>
               <w:spacing w:after="40" w:before="0"/>
               <w:jc w:val="left"/>
             </w:pPr>
@@ -28465,6 +29055,7 @@
           </w:tcPr>
           <w:p>
             <w:pPr>
+              <w:keepNext w:val="false"/>
               <w:spacing w:after="40" w:before="0"/>
               <w:jc w:val="left"/>
             </w:pPr>
@@ -28497,6 +29088,7 @@
           </w:tcPr>
           <w:p>
             <w:pPr>
+              <w:keepNext w:val="false"/>
               <w:spacing w:after="40" w:before="0"/>
               <w:jc w:val="left"/>
             </w:pPr>
@@ -28531,6 +29123,7 @@
           </w:tcPr>
           <w:p>
             <w:pPr>
+              <w:keepNext w:val="false"/>
               <w:spacing w:after="40" w:before="0"/>
               <w:jc w:val="left"/>
             </w:pPr>
@@ -28568,7 +29161,7 @@
             <w:pPr>
               <w:spacing w:after="20" w:before="0"/>
             </w:pPr>
-            <w:hyperlink w:history="1" r:id="rIdi6f31bxj2zwxamilugr1s">
+            <w:hyperlink w:history="1" r:id="rIdjcs-ajm5swbojq0fusi2y">
               <w:r>
                 <w:rPr>
                   <w:rFonts w:ascii="Arial" w:cs="Arial" w:eastAsia="Arial" w:hAnsi="Arial"/>
@@ -28617,7 +29210,7 @@
               <w:spacing w:after="10" w:before="0"/>
               <w:ind w:left="120"/>
             </w:pPr>
-            <w:hyperlink w:history="1" r:id="rIdocz0zzp_gmnnmi_aqawnc">
+            <w:hyperlink w:history="1" r:id="rIdhpmzexm7h9a_fohhlf5jd">
               <w:r>
                 <w:rPr>
                   <w:rFonts w:ascii="Arial" w:cs="Arial" w:eastAsia="Arial" w:hAnsi="Arial"/>
@@ -28662,7 +29255,7 @@
             <w:pPr>
               <w:spacing w:after="20" w:before="0"/>
             </w:pPr>
-            <w:hyperlink w:history="1" r:id="rIdkrsr55pkfaicbhzrv7rbb">
+            <w:hyperlink w:history="1" r:id="rIdft9taze9nlmcbr_digabt">
               <w:r>
                 <w:rPr>
                   <w:rFonts w:ascii="Arial" w:cs="Arial" w:eastAsia="Arial" w:hAnsi="Arial"/>
@@ -28711,7 +29304,7 @@
               <w:spacing w:after="10" w:before="0"/>
               <w:ind w:left="120"/>
             </w:pPr>
-            <w:hyperlink w:history="1" r:id="rIdw6xgtzovk4ifnuhzbmkpl">
+            <w:hyperlink w:history="1" r:id="rIdne0qkdabvpdueogprxsuz">
               <w:r>
                 <w:rPr>
                   <w:rFonts w:ascii="Arial" w:cs="Arial" w:eastAsia="Arial" w:hAnsi="Arial"/>
@@ -28739,6 +29332,7 @@
           </w:tcPr>
           <w:p>
             <w:pPr>
+              <w:keepNext w:val="false"/>
               <w:spacing w:after="40" w:before="0"/>
               <w:jc w:val="left"/>
             </w:pPr>
@@ -28771,6 +29365,7 @@
           </w:tcPr>
           <w:p>
             <w:pPr>
+              <w:keepNext w:val="false"/>
               <w:spacing w:after="40" w:before="0"/>
               <w:jc w:val="left"/>
             </w:pPr>
@@ -28803,6 +29398,7 @@
           </w:tcPr>
           <w:p>
             <w:pPr>
+              <w:keepNext w:val="false"/>
               <w:spacing w:after="40" w:before="0"/>
               <w:jc w:val="left"/>
             </w:pPr>
@@ -28835,6 +29431,7 @@
           </w:tcPr>
           <w:p>
             <w:pPr>
+              <w:keepNext w:val="false"/>
               <w:spacing w:after="40" w:before="0"/>
               <w:jc w:val="left"/>
             </w:pPr>
@@ -28869,6 +29466,7 @@
           </w:tcPr>
           <w:p>
             <w:pPr>
+              <w:keepNext w:val="false"/>
               <w:spacing w:after="40" w:before="0"/>
               <w:jc w:val="left"/>
             </w:pPr>
@@ -28906,7 +29504,7 @@
             <w:pPr>
               <w:spacing w:after="20" w:before="0"/>
             </w:pPr>
-            <w:hyperlink w:history="1" r:id="rIdjbf15yvhflwf5yukwin-a">
+            <w:hyperlink w:history="1" r:id="rIdihngxbs5a7msmghejryno">
               <w:r>
                 <w:rPr>
                   <w:rFonts w:ascii="Arial" w:cs="Arial" w:eastAsia="Arial" w:hAnsi="Arial"/>
@@ -28939,7 +29537,7 @@
               <w:spacing w:after="10" w:before="0"/>
               <w:ind w:left="120"/>
             </w:pPr>
-            <w:hyperlink w:history="1" r:id="rIdcydcyu9gmqd8yjyblnmzg">
+            <w:hyperlink w:history="1" r:id="rIdgcvsx_s4it63ncxxcdmcj">
               <w:r>
                 <w:rPr>
                   <w:rFonts w:ascii="Arial" w:cs="Arial" w:eastAsia="Arial" w:hAnsi="Arial"/>
@@ -28984,7 +29582,7 @@
             <w:pPr>
               <w:spacing w:after="20" w:before="0"/>
             </w:pPr>
-            <w:hyperlink w:history="1" r:id="rIdfamzwck_92cba27h5jdpq">
+            <w:hyperlink w:history="1" r:id="rId1okr0u3k083pjn8s8wvx-">
               <w:r>
                 <w:rPr>
                   <w:rFonts w:ascii="Arial" w:cs="Arial" w:eastAsia="Arial" w:hAnsi="Arial"/>
@@ -29033,7 +29631,7 @@
               <w:spacing w:after="10" w:before="0"/>
               <w:ind w:left="120"/>
             </w:pPr>
-            <w:hyperlink w:history="1" r:id="rIdrp4jm4txwwkscydqrezk7">
+            <w:hyperlink w:history="1" r:id="rIdf5fbb8dve0m8sfswrpjy7">
               <w:r>
                 <w:rPr>
                   <w:rFonts w:ascii="Arial" w:cs="Arial" w:eastAsia="Arial" w:hAnsi="Arial"/>
@@ -29061,6 +29659,7 @@
           </w:tcPr>
           <w:p>
             <w:pPr>
+              <w:keepNext w:val="false"/>
               <w:spacing w:after="40" w:before="0"/>
               <w:jc w:val="left"/>
             </w:pPr>
@@ -29093,6 +29692,7 @@
           </w:tcPr>
           <w:p>
             <w:pPr>
+              <w:keepNext w:val="false"/>
               <w:spacing w:after="40" w:before="0"/>
               <w:jc w:val="left"/>
             </w:pPr>
@@ -29125,6 +29725,7 @@
           </w:tcPr>
           <w:p>
             <w:pPr>
+              <w:keepNext w:val="false"/>
               <w:spacing w:after="40" w:before="0"/>
               <w:jc w:val="left"/>
             </w:pPr>
@@ -29157,6 +29758,7 @@
           </w:tcPr>
           <w:p>
             <w:pPr>
+              <w:keepNext w:val="false"/>
               <w:spacing w:after="40" w:before="0"/>
               <w:jc w:val="left"/>
             </w:pPr>
@@ -29216,6 +29818,7 @@
           </w:tcPr>
           <w:p>
             <w:pPr>
+              <w:keepNext w:val="false"/>
               <w:spacing w:after="40" w:before="0"/>
               <w:jc w:val="center"/>
             </w:pPr>
@@ -29250,6 +29853,7 @@
           </w:tcPr>
           <w:p>
             <w:pPr>
+              <w:keepNext w:val="false"/>
               <w:spacing w:after="40" w:before="0"/>
               <w:jc w:val="left"/>
             </w:pPr>
@@ -29311,6 +29915,7 @@
           </w:tcPr>
           <w:p>
             <w:pPr>
+              <w:keepNext w:val="false"/>
               <w:spacing w:after="40" w:before="0"/>
               <w:jc w:val="center"/>
             </w:pPr>
@@ -29345,6 +29950,7 @@
           </w:tcPr>
           <w:p>
             <w:pPr>
+              <w:keepNext w:val="false"/>
               <w:spacing w:after="40" w:before="0"/>
               <w:jc w:val="left"/>
             </w:pPr>
@@ -29377,6 +29983,7 @@
           </w:tcPr>
           <w:p>
             <w:pPr>
+              <w:keepNext w:val="false"/>
               <w:spacing w:after="40" w:before="0"/>
               <w:jc w:val="left"/>
             </w:pPr>
@@ -29411,6 +30018,7 @@
           </w:tcPr>
           <w:p>
             <w:pPr>
+              <w:keepNext w:val="false"/>
               <w:spacing w:after="40" w:before="0"/>
               <w:jc w:val="left"/>
             </w:pPr>
@@ -29443,6 +30051,7 @@
           </w:tcPr>
           <w:p>
             <w:pPr>
+              <w:keepNext w:val="false"/>
               <w:spacing w:after="40" w:before="0"/>
               <w:jc w:val="left"/>
             </w:pPr>
@@ -29477,6 +30086,7 @@
           </w:tcPr>
           <w:p>
             <w:pPr>
+              <w:keepNext w:val="false"/>
               <w:spacing w:after="40" w:before="0"/>
               <w:jc w:val="left"/>
             </w:pPr>
@@ -29509,6 +30119,7 @@
           </w:tcPr>
           <w:p>
             <w:pPr>
+              <w:keepNext w:val="false"/>
               <w:spacing w:after="40" w:before="0"/>
               <w:jc w:val="left"/>
             </w:pPr>
@@ -29545,7 +30156,7 @@
         </w:rPr>
         <w:t xml:space="preserve">© 2026 SeaVuria and ARES. Aligned with KICD objectives. Developed by SeaVuria; technical implementation by ARES (with AI assistance from Claude). Licensed under </w:t>
       </w:r>
-      <w:hyperlink w:history="1" r:id="rIdhaipl3-k-dkxbxzb3gjkl">
+      <w:hyperlink w:history="1" r:id="rIdr7da3gqe2rxiohibyuf2m">
         <w:r>
           <w:rPr>
             <w:rFonts w:ascii="Arial" w:cs="Arial" w:eastAsia="Arial" w:hAnsi="Arial"/>
@@ -29566,7 +30177,7 @@
         </w:rPr>
         <w:t xml:space="preserve"> (</w:t>
       </w:r>
-      <w:hyperlink w:history="1" r:id="rIds1qqyoxww0f3w6ywh3yre">
+      <w:hyperlink w:history="1" r:id="rIdrj44szcqxitzmxegxcjl_">
         <w:r>
           <w:rPr>
             <w:rFonts w:ascii="Arial" w:cs="Arial" w:eastAsia="Arial" w:hAnsi="Arial"/>
@@ -29626,6 +30237,7 @@
           </w:tcPr>
           <w:p>
             <w:pPr>
+              <w:keepNext w:val="false"/>
               <w:spacing w:after="40" w:before="0"/>
               <w:jc w:val="center"/>
             </w:pPr>
@@ -29661,6 +30273,7 @@
           </w:tcPr>
           <w:p>
             <w:pPr>
+              <w:keepNext w:val="false"/>
               <w:spacing w:after="40" w:before="0"/>
               <w:jc w:val="center"/>
             </w:pPr>
@@ -29695,6 +30308,7 @@
           </w:tcPr>
           <w:p>
             <w:pPr>
+              <w:keepNext w:val="false"/>
               <w:spacing w:after="40" w:before="0"/>
               <w:jc w:val="left"/>
             </w:pPr>
@@ -29727,6 +30341,7 @@
           </w:tcPr>
           <w:p>
             <w:pPr>
+              <w:keepNext w:val="false"/>
               <w:spacing w:after="40" w:before="0"/>
               <w:jc w:val="left"/>
             </w:pPr>
@@ -29761,6 +30376,7 @@
           </w:tcPr>
           <w:p>
             <w:pPr>
+              <w:keepNext w:val="false"/>
               <w:spacing w:after="40" w:before="0"/>
               <w:jc w:val="left"/>
             </w:pPr>
@@ -29793,6 +30409,7 @@
           </w:tcPr>
           <w:p>
             <w:pPr>
+              <w:keepNext w:val="false"/>
               <w:spacing w:after="40" w:before="0"/>
               <w:jc w:val="left"/>
             </w:pPr>
@@ -29827,6 +30444,7 @@
           </w:tcPr>
           <w:p>
             <w:pPr>
+              <w:keepNext w:val="false"/>
               <w:spacing w:after="40" w:before="0"/>
               <w:jc w:val="left"/>
             </w:pPr>
@@ -29859,6 +30477,7 @@
           </w:tcPr>
           <w:p>
             <w:pPr>
+              <w:keepNext w:val="false"/>
               <w:spacing w:after="40" w:before="0"/>
               <w:jc w:val="left"/>
             </w:pPr>
@@ -29893,6 +30512,7 @@
           </w:tcPr>
           <w:p>
             <w:pPr>
+              <w:keepNext w:val="false"/>
               <w:spacing w:after="40" w:before="0"/>
               <w:jc w:val="left"/>
             </w:pPr>
@@ -29925,6 +30545,7 @@
           </w:tcPr>
           <w:p>
             <w:pPr>
+              <w:keepNext w:val="false"/>
               <w:spacing w:after="40" w:before="0"/>
               <w:jc w:val="left"/>
             </w:pPr>
@@ -29959,6 +30580,7 @@
           </w:tcPr>
           <w:p>
             <w:pPr>
+              <w:keepNext w:val="false"/>
               <w:spacing w:after="40" w:before="0"/>
               <w:jc w:val="left"/>
             </w:pPr>
@@ -29991,6 +30613,7 @@
           </w:tcPr>
           <w:p>
             <w:pPr>
+              <w:keepNext w:val="false"/>
               <w:spacing w:after="40" w:before="0"/>
               <w:jc w:val="left"/>
             </w:pPr>
@@ -30025,6 +30648,7 @@
           </w:tcPr>
           <w:p>
             <w:pPr>
+              <w:keepNext w:val="false"/>
               <w:spacing w:after="40" w:before="0"/>
               <w:jc w:val="left"/>
             </w:pPr>
@@ -30057,6 +30681,7 @@
           </w:tcPr>
           <w:p>
             <w:pPr>
+              <w:keepNext w:val="false"/>
               <w:spacing w:after="40" w:before="0"/>
               <w:jc w:val="left"/>
             </w:pPr>
@@ -30091,6 +30716,7 @@
           </w:tcPr>
           <w:p>
             <w:pPr>
+              <w:keepNext w:val="false"/>
               <w:spacing w:after="40" w:before="0"/>
               <w:jc w:val="left"/>
             </w:pPr>
@@ -30123,6 +30749,7 @@
           </w:tcPr>
           <w:p>
             <w:pPr>
+              <w:keepNext w:val="false"/>
               <w:spacing w:after="40" w:before="0"/>
               <w:jc w:val="left"/>
             </w:pPr>
@@ -30157,6 +30784,7 @@
           </w:tcPr>
           <w:p>
             <w:pPr>
+              <w:keepNext w:val="false"/>
               <w:spacing w:after="40" w:before="0"/>
               <w:jc w:val="left"/>
             </w:pPr>
@@ -30189,6 +30817,7 @@
           </w:tcPr>
           <w:p>
             <w:pPr>
+              <w:keepNext w:val="false"/>
               <w:spacing w:after="40" w:before="0"/>
               <w:jc w:val="left"/>
             </w:pPr>
@@ -30248,6 +30877,7 @@
           </w:tcPr>
           <w:p>
             <w:pPr>
+              <w:keepNext w:val="false"/>
               <w:spacing w:after="40" w:before="0"/>
               <w:jc w:val="center"/>
             </w:pPr>
@@ -30282,6 +30912,7 @@
           </w:tcPr>
           <w:p>
             <w:pPr>
+              <w:keepNext w:val="false"/>
               <w:spacing w:after="40" w:before="0"/>
               <w:jc w:val="left"/>
             </w:pPr>
@@ -30346,6 +30977,7 @@
           </w:tcPr>
           <w:p>
             <w:pPr>
+              <w:keepNext w:val="false"/>
               <w:spacing w:after="40" w:before="0"/>
               <w:jc w:val="center"/>
             </w:pPr>
@@ -30380,6 +31012,7 @@
           </w:tcPr>
           <w:p>
             <w:pPr>
+              <w:keepNext w:val="false"/>
               <w:spacing w:after="40" w:before="0"/>
               <w:jc w:val="left"/>
             </w:pPr>
@@ -30412,6 +31045,7 @@
           </w:tcPr>
           <w:p>
             <w:pPr>
+              <w:keepNext w:val="false"/>
               <w:spacing w:after="40" w:before="0"/>
               <w:jc w:val="left"/>
             </w:pPr>
@@ -30444,6 +31078,7 @@
           </w:tcPr>
           <w:p>
             <w:pPr>
+              <w:keepNext w:val="false"/>
               <w:spacing w:after="40" w:before="0"/>
               <w:jc w:val="left"/>
             </w:pPr>
@@ -30476,6 +31111,7 @@
           </w:tcPr>
           <w:p>
             <w:pPr>
+              <w:keepNext w:val="false"/>
               <w:spacing w:after="40" w:before="0"/>
               <w:jc w:val="left"/>
             </w:pPr>
@@ -30508,6 +31144,7 @@
           </w:tcPr>
           <w:p>
             <w:pPr>
+              <w:keepNext w:val="false"/>
               <w:spacing w:after="40" w:before="0"/>
               <w:jc w:val="left"/>
             </w:pPr>
@@ -30542,6 +31179,7 @@
           </w:tcPr>
           <w:p>
             <w:pPr>
+              <w:keepNext w:val="false"/>
               <w:spacing w:after="40" w:before="0"/>
               <w:jc w:val="left"/>
             </w:pPr>
@@ -30579,7 +31217,7 @@
             <w:pPr>
               <w:spacing w:after="20" w:before="0"/>
             </w:pPr>
-            <w:hyperlink w:history="1" r:id="rId2m4qaheruvsqht2cssczo">
+            <w:hyperlink w:history="1" r:id="rIdk0q501grof2zw-r2yed0d">
               <w:r>
                 <w:rPr>
                   <w:rFonts w:ascii="Arial" w:cs="Arial" w:eastAsia="Arial" w:hAnsi="Arial"/>
@@ -30628,7 +31266,7 @@
               <w:spacing w:after="10" w:before="0"/>
               <w:ind w:left="120"/>
             </w:pPr>
-            <w:hyperlink w:history="1" r:id="rIdnqlmswik0mbjn7q7r8het">
+            <w:hyperlink w:history="1" r:id="rId_kmyaumtfwmmloefxqrld">
               <w:r>
                 <w:rPr>
                   <w:rFonts w:ascii="Arial" w:cs="Arial" w:eastAsia="Arial" w:hAnsi="Arial"/>
@@ -30673,7 +31311,7 @@
             <w:pPr>
               <w:spacing w:after="20" w:before="0"/>
             </w:pPr>
-            <w:hyperlink w:history="1" r:id="rIdlyp3a6l0z3juxyftpalll">
+            <w:hyperlink w:history="1" r:id="rId6steo3wd438hjjko3ssgx">
               <w:r>
                 <w:rPr>
                   <w:rFonts w:ascii="Arial" w:cs="Arial" w:eastAsia="Arial" w:hAnsi="Arial"/>
@@ -30706,7 +31344,7 @@
               <w:spacing w:after="10" w:before="0"/>
               <w:ind w:left="120"/>
             </w:pPr>
-            <w:hyperlink w:history="1" r:id="rId1sdxbttciycgxtuspy5ep">
+            <w:hyperlink w:history="1" r:id="rIdnh9nf9ovv6_h_1t8jcoyl">
               <w:r>
                 <w:rPr>
                   <w:rFonts w:ascii="Arial" w:cs="Arial" w:eastAsia="Arial" w:hAnsi="Arial"/>
@@ -30734,6 +31372,7 @@
           </w:tcPr>
           <w:p>
             <w:pPr>
+              <w:keepNext w:val="false"/>
               <w:spacing w:after="40" w:before="0"/>
               <w:jc w:val="left"/>
             </w:pPr>
@@ -30766,6 +31405,7 @@
           </w:tcPr>
           <w:p>
             <w:pPr>
+              <w:keepNext w:val="false"/>
               <w:spacing w:after="40" w:before="0"/>
               <w:jc w:val="left"/>
             </w:pPr>
@@ -30798,6 +31438,7 @@
           </w:tcPr>
           <w:p>
             <w:pPr>
+              <w:keepNext w:val="false"/>
               <w:spacing w:after="40" w:before="0"/>
               <w:jc w:val="left"/>
             </w:pPr>
@@ -30830,6 +31471,7 @@
           </w:tcPr>
           <w:p>
             <w:pPr>
+              <w:keepNext w:val="false"/>
               <w:spacing w:after="40" w:before="0"/>
               <w:jc w:val="left"/>
             </w:pPr>
@@ -30864,6 +31506,7 @@
           </w:tcPr>
           <w:p>
             <w:pPr>
+              <w:keepNext w:val="false"/>
               <w:spacing w:after="40" w:before="0"/>
               <w:jc w:val="left"/>
             </w:pPr>
@@ -30901,7 +31544,7 @@
             <w:pPr>
               <w:spacing w:after="20" w:before="0"/>
             </w:pPr>
-            <w:hyperlink w:history="1" r:id="rIdhtkgyshqj2spg14qobwyf">
+            <w:hyperlink w:history="1" r:id="rIdqdn9_uuoyslgygyztd5om">
               <w:r>
                 <w:rPr>
                   <w:rFonts w:ascii="Arial" w:cs="Arial" w:eastAsia="Arial" w:hAnsi="Arial"/>
@@ -30950,7 +31593,7 @@
               <w:spacing w:after="10" w:before="0"/>
               <w:ind w:left="120"/>
             </w:pPr>
-            <w:hyperlink w:history="1" r:id="rIdiz5r60b183bhda_qqdmzk">
+            <w:hyperlink w:history="1" r:id="rIditsjst6idfpm0sl_jpiew">
               <w:r>
                 <w:rPr>
                   <w:rFonts w:ascii="Arial" w:cs="Arial" w:eastAsia="Arial" w:hAnsi="Arial"/>
@@ -30995,7 +31638,7 @@
             <w:pPr>
               <w:spacing w:after="20" w:before="0"/>
             </w:pPr>
-            <w:hyperlink w:history="1" r:id="rIdi5duc7rv4nooygfdznuvc">
+            <w:hyperlink w:history="1" r:id="rIddmdcjh5napcmsjjagdekn">
               <w:r>
                 <w:rPr>
                   <w:rFonts w:ascii="Arial" w:cs="Arial" w:eastAsia="Arial" w:hAnsi="Arial"/>
@@ -31028,7 +31671,7 @@
               <w:spacing w:after="10" w:before="0"/>
               <w:ind w:left="120"/>
             </w:pPr>
-            <w:hyperlink w:history="1" r:id="rIdthasmrq5xpjsnw6ofvf40">
+            <w:hyperlink w:history="1" r:id="rIdelj-t-nm9nlgut8dk_fzz">
               <w:r>
                 <w:rPr>
                   <w:rFonts w:ascii="Arial" w:cs="Arial" w:eastAsia="Arial" w:hAnsi="Arial"/>
@@ -31056,6 +31699,7 @@
           </w:tcPr>
           <w:p>
             <w:pPr>
+              <w:keepNext w:val="false"/>
               <w:spacing w:after="40" w:before="0"/>
               <w:jc w:val="left"/>
             </w:pPr>
@@ -31088,6 +31732,7 @@
           </w:tcPr>
           <w:p>
             <w:pPr>
+              <w:keepNext w:val="false"/>
               <w:spacing w:after="40" w:before="0"/>
               <w:jc w:val="left"/>
             </w:pPr>
@@ -31120,6 +31765,7 @@
           </w:tcPr>
           <w:p>
             <w:pPr>
+              <w:keepNext w:val="false"/>
               <w:spacing w:after="40" w:before="0"/>
               <w:jc w:val="left"/>
             </w:pPr>
@@ -31152,6 +31798,7 @@
           </w:tcPr>
           <w:p>
             <w:pPr>
+              <w:keepNext w:val="false"/>
               <w:spacing w:after="40" w:before="0"/>
               <w:jc w:val="left"/>
             </w:pPr>
@@ -31186,6 +31833,7 @@
           </w:tcPr>
           <w:p>
             <w:pPr>
+              <w:keepNext w:val="false"/>
               <w:spacing w:after="40" w:before="0"/>
               <w:jc w:val="left"/>
             </w:pPr>
@@ -31223,7 +31871,7 @@
             <w:pPr>
               <w:spacing w:after="20" w:before="0"/>
             </w:pPr>
-            <w:hyperlink w:history="1" r:id="rIdativztjy9xl9lypjnquo-">
+            <w:hyperlink w:history="1" r:id="rIdydgl8cn7zqdnjpqknao2n">
               <w:r>
                 <w:rPr>
                   <w:rFonts w:ascii="Arial" w:cs="Arial" w:eastAsia="Arial" w:hAnsi="Arial"/>
@@ -31272,7 +31920,7 @@
               <w:spacing w:after="10" w:before="0"/>
               <w:ind w:left="120"/>
             </w:pPr>
-            <w:hyperlink w:history="1" r:id="rId5wbe6fwezixwujln_bkmg">
+            <w:hyperlink w:history="1" r:id="rIdibmreeeyx-mfpek6to2-v">
               <w:r>
                 <w:rPr>
                   <w:rFonts w:ascii="Arial" w:cs="Arial" w:eastAsia="Arial" w:hAnsi="Arial"/>
@@ -31317,7 +31965,7 @@
             <w:pPr>
               <w:spacing w:after="20" w:before="0"/>
             </w:pPr>
-            <w:hyperlink w:history="1" r:id="rIdsfat_biydya0uiksmpii6">
+            <w:hyperlink w:history="1" r:id="rIdjpk7-5bv9cl8yxolu2xf9">
               <w:r>
                 <w:rPr>
                   <w:rFonts w:ascii="Arial" w:cs="Arial" w:eastAsia="Arial" w:hAnsi="Arial"/>
@@ -31350,7 +31998,7 @@
               <w:spacing w:after="10" w:before="0"/>
               <w:ind w:left="120"/>
             </w:pPr>
-            <w:hyperlink w:history="1" r:id="rIde_rtaivz0axaelcyjoe35">
+            <w:hyperlink w:history="1" r:id="rIdmh8lojkxk6pnerdyznc4x">
               <w:r>
                 <w:rPr>
                   <w:rFonts w:ascii="Arial" w:cs="Arial" w:eastAsia="Arial" w:hAnsi="Arial"/>
@@ -31378,6 +32026,7 @@
           </w:tcPr>
           <w:p>
             <w:pPr>
+              <w:keepNext w:val="false"/>
               <w:spacing w:after="40" w:before="0"/>
               <w:jc w:val="left"/>
             </w:pPr>
@@ -31410,6 +32059,7 @@
           </w:tcPr>
           <w:p>
             <w:pPr>
+              <w:keepNext w:val="false"/>
               <w:spacing w:after="40" w:before="0"/>
               <w:jc w:val="left"/>
             </w:pPr>
@@ -31442,6 +32092,7 @@
           </w:tcPr>
           <w:p>
             <w:pPr>
+              <w:keepNext w:val="false"/>
               <w:spacing w:after="40" w:before="0"/>
               <w:jc w:val="left"/>
             </w:pPr>
@@ -31474,6 +32125,7 @@
           </w:tcPr>
           <w:p>
             <w:pPr>
+              <w:keepNext w:val="false"/>
               <w:spacing w:after="40" w:before="0"/>
               <w:jc w:val="left"/>
             </w:pPr>
@@ -31508,6 +32160,7 @@
           </w:tcPr>
           <w:p>
             <w:pPr>
+              <w:keepNext w:val="false"/>
               <w:spacing w:after="40" w:before="0"/>
               <w:jc w:val="left"/>
             </w:pPr>
@@ -31545,7 +32198,7 @@
             <w:pPr>
               <w:spacing w:after="20" w:before="0"/>
             </w:pPr>
-            <w:hyperlink w:history="1" r:id="rId1ae4atx-u28nkfm0zspu4">
+            <w:hyperlink w:history="1" r:id="rIdhzz84xz86eq3qpicig0yl">
               <w:r>
                 <w:rPr>
                   <w:rFonts w:ascii="Arial" w:cs="Arial" w:eastAsia="Arial" w:hAnsi="Arial"/>
@@ -31594,7 +32247,7 @@
               <w:spacing w:after="10" w:before="0"/>
               <w:ind w:left="120"/>
             </w:pPr>
-            <w:hyperlink w:history="1" r:id="rIdnvtg-ustftlzkiwkxbqod">
+            <w:hyperlink w:history="1" r:id="rIdnan9fvqznjvjgwfflycoc">
               <w:r>
                 <w:rPr>
                   <w:rFonts w:ascii="Arial" w:cs="Arial" w:eastAsia="Arial" w:hAnsi="Arial"/>
@@ -31639,7 +32292,7 @@
             <w:pPr>
               <w:spacing w:after="20" w:before="0"/>
             </w:pPr>
-            <w:hyperlink w:history="1" r:id="rIdulxgka_u9s1efmfzlu4_b">
+            <w:hyperlink w:history="1" r:id="rIdkpapuxapoyebpo9j_gals">
               <w:r>
                 <w:rPr>
                   <w:rFonts w:ascii="Arial" w:cs="Arial" w:eastAsia="Arial" w:hAnsi="Arial"/>
@@ -31672,7 +32325,7 @@
               <w:spacing w:after="10" w:before="0"/>
               <w:ind w:left="120"/>
             </w:pPr>
-            <w:hyperlink w:history="1" r:id="rIdrkxdaeqtyepsgdfpjp7-d">
+            <w:hyperlink w:history="1" r:id="rIdx2mfg_vra7d08imcrkgkv">
               <w:r>
                 <w:rPr>
                   <w:rFonts w:ascii="Arial" w:cs="Arial" w:eastAsia="Arial" w:hAnsi="Arial"/>
@@ -31700,6 +32353,7 @@
           </w:tcPr>
           <w:p>
             <w:pPr>
+              <w:keepNext w:val="false"/>
               <w:spacing w:after="40" w:before="0"/>
               <w:jc w:val="left"/>
             </w:pPr>
@@ -31732,6 +32386,7 @@
           </w:tcPr>
           <w:p>
             <w:pPr>
+              <w:keepNext w:val="false"/>
               <w:spacing w:after="40" w:before="0"/>
               <w:jc w:val="left"/>
             </w:pPr>
@@ -31764,6 +32419,7 @@
           </w:tcPr>
           <w:p>
             <w:pPr>
+              <w:keepNext w:val="false"/>
               <w:spacing w:after="40" w:before="0"/>
               <w:jc w:val="left"/>
             </w:pPr>
@@ -31796,6 +32452,7 @@
           </w:tcPr>
           <w:p>
             <w:pPr>
+              <w:keepNext w:val="false"/>
               <w:spacing w:after="40" w:before="0"/>
               <w:jc w:val="left"/>
             </w:pPr>
@@ -31830,6 +32487,7 @@
           </w:tcPr>
           <w:p>
             <w:pPr>
+              <w:keepNext w:val="false"/>
               <w:spacing w:after="40" w:before="0"/>
               <w:jc w:val="left"/>
             </w:pPr>
@@ -31867,7 +32525,7 @@
             <w:pPr>
               <w:spacing w:after="20" w:before="0"/>
             </w:pPr>
-            <w:hyperlink w:history="1" r:id="rIdr7b9des-vxkhrdyqanrbw">
+            <w:hyperlink w:history="1" r:id="rIdv1zwdqkf3cs0d6dsj9qd3">
               <w:r>
                 <w:rPr>
                   <w:rFonts w:ascii="Arial" w:cs="Arial" w:eastAsia="Arial" w:hAnsi="Arial"/>
@@ -31916,7 +32574,7 @@
               <w:spacing w:after="10" w:before="0"/>
               <w:ind w:left="120"/>
             </w:pPr>
-            <w:hyperlink w:history="1" r:id="rIdvoqzneun8jzbw36h3dpr2">
+            <w:hyperlink w:history="1" r:id="rIdrbrumjva6hb0u6lnyexnb">
               <w:r>
                 <w:rPr>
                   <w:rFonts w:ascii="Arial" w:cs="Arial" w:eastAsia="Arial" w:hAnsi="Arial"/>
@@ -31961,7 +32619,7 @@
             <w:pPr>
               <w:spacing w:after="20" w:before="0"/>
             </w:pPr>
-            <w:hyperlink w:history="1" r:id="rIdxiylp1jrbcikrbgdoyvex">
+            <w:hyperlink w:history="1" r:id="rIdfzdwbema7gs4bzfdzesp6">
               <w:r>
                 <w:rPr>
                   <w:rFonts w:ascii="Arial" w:cs="Arial" w:eastAsia="Arial" w:hAnsi="Arial"/>
@@ -31994,7 +32652,7 @@
               <w:spacing w:after="10" w:before="0"/>
               <w:ind w:left="120"/>
             </w:pPr>
-            <w:hyperlink w:history="1" r:id="rIdsqqcdtuwb9ekgaqdysjrl">
+            <w:hyperlink w:history="1" r:id="rIdj7ghp6ylknei9kb46cw6n">
               <w:r>
                 <w:rPr>
                   <w:rFonts w:ascii="Arial" w:cs="Arial" w:eastAsia="Arial" w:hAnsi="Arial"/>
@@ -32022,6 +32680,7 @@
           </w:tcPr>
           <w:p>
             <w:pPr>
+              <w:keepNext w:val="false"/>
               <w:spacing w:after="40" w:before="0"/>
               <w:jc w:val="left"/>
             </w:pPr>
@@ -32054,6 +32713,7 @@
           </w:tcPr>
           <w:p>
             <w:pPr>
+              <w:keepNext w:val="false"/>
               <w:spacing w:after="40" w:before="0"/>
               <w:jc w:val="left"/>
             </w:pPr>
@@ -32086,6 +32746,7 @@
           </w:tcPr>
           <w:p>
             <w:pPr>
+              <w:keepNext w:val="false"/>
               <w:spacing w:after="40" w:before="0"/>
               <w:jc w:val="left"/>
             </w:pPr>
@@ -32118,6 +32779,7 @@
           </w:tcPr>
           <w:p>
             <w:pPr>
+              <w:keepNext w:val="false"/>
               <w:spacing w:after="40" w:before="0"/>
               <w:jc w:val="left"/>
             </w:pPr>
@@ -32177,6 +32839,7 @@
           </w:tcPr>
           <w:p>
             <w:pPr>
+              <w:keepNext w:val="false"/>
               <w:spacing w:after="40" w:before="0"/>
               <w:jc w:val="center"/>
             </w:pPr>
@@ -32211,6 +32874,7 @@
           </w:tcPr>
           <w:p>
             <w:pPr>
+              <w:keepNext w:val="false"/>
               <w:spacing w:after="40" w:before="0"/>
               <w:jc w:val="left"/>
             </w:pPr>
@@ -32230,6 +32894,7 @@
           </w:p>
           <w:p>
             <w:pPr>
+              <w:keepNext w:val="false"/>
               <w:spacing w:after="40" w:before="0"/>
               <w:jc w:val="left"/>
             </w:pPr>
@@ -32249,6 +32914,7 @@
           </w:p>
           <w:p>
             <w:pPr>
+              <w:keepNext w:val="false"/>
               <w:spacing w:after="40" w:before="0"/>
               <w:jc w:val="left"/>
             </w:pPr>
@@ -32268,6 +32934,7 @@
           </w:p>
           <w:p>
             <w:pPr>
+              <w:keepNext w:val="false"/>
               <w:spacing w:after="40" w:before="0"/>
               <w:jc w:val="left"/>
             </w:pPr>
@@ -32287,6 +32954,7 @@
           </w:p>
           <w:p>
             <w:pPr>
+              <w:keepNext w:val="false"/>
               <w:spacing w:after="40" w:before="0"/>
               <w:jc w:val="left"/>
             </w:pPr>
@@ -32306,6 +32974,7 @@
           </w:p>
           <w:p>
             <w:pPr>
+              <w:keepNext w:val="false"/>
               <w:spacing w:after="40" w:before="0"/>
               <w:jc w:val="left"/>
             </w:pPr>
@@ -32325,6 +32994,7 @@
           </w:p>
           <w:p>
             <w:pPr>
+              <w:keepNext w:val="false"/>
               <w:spacing w:after="40" w:before="0"/>
               <w:jc w:val="left"/>
             </w:pPr>
@@ -32344,6 +33014,7 @@
           </w:p>
           <w:p>
             <w:pPr>
+              <w:keepNext w:val="false"/>
               <w:spacing w:after="40" w:before="0"/>
               <w:jc w:val="left"/>
             </w:pPr>
@@ -32363,6 +33034,7 @@
           </w:p>
           <w:p>
             <w:pPr>
+              <w:keepNext w:val="false"/>
               <w:spacing w:after="40" w:before="0"/>
               <w:jc w:val="left"/>
             </w:pPr>
@@ -32382,6 +33054,7 @@
           </w:p>
           <w:p>
             <w:pPr>
+              <w:keepNext w:val="false"/>
               <w:spacing w:after="40" w:before="0"/>
               <w:jc w:val="left"/>
             </w:pPr>
@@ -32401,6 +33074,7 @@
           </w:p>
           <w:p>
             <w:pPr>
+              <w:keepNext w:val="false"/>
               <w:spacing w:after="40" w:before="0"/>
               <w:jc w:val="left"/>
             </w:pPr>
@@ -32420,6 +33094,7 @@
           </w:p>
           <w:p>
             <w:pPr>
+              <w:keepNext w:val="false"/>
               <w:spacing w:after="40" w:before="0"/>
               <w:jc w:val="left"/>
             </w:pPr>
@@ -32439,6 +33114,7 @@
           </w:p>
           <w:p>
             <w:pPr>
+              <w:keepNext w:val="false"/>
               <w:spacing w:after="40" w:before="0"/>
               <w:jc w:val="left"/>
             </w:pPr>
@@ -32500,6 +33176,7 @@
           </w:tcPr>
           <w:p>
             <w:pPr>
+              <w:keepNext w:val="false"/>
               <w:spacing w:after="40" w:before="0"/>
               <w:jc w:val="center"/>
             </w:pPr>
@@ -32534,6 +33211,7 @@
           </w:tcPr>
           <w:p>
             <w:pPr>
+              <w:keepNext w:val="false"/>
               <w:spacing w:after="40" w:before="0"/>
               <w:jc w:val="left"/>
             </w:pPr>
@@ -32566,6 +33244,7 @@
           </w:tcPr>
           <w:p>
             <w:pPr>
+              <w:keepNext w:val="false"/>
               <w:spacing w:after="40" w:before="0"/>
               <w:jc w:val="left"/>
             </w:pPr>
@@ -32600,6 +33279,7 @@
           </w:tcPr>
           <w:p>
             <w:pPr>
+              <w:keepNext w:val="false"/>
               <w:spacing w:after="40" w:before="0"/>
               <w:jc w:val="left"/>
             </w:pPr>
@@ -32632,6 +33312,7 @@
           </w:tcPr>
           <w:p>
             <w:pPr>
+              <w:keepNext w:val="false"/>
               <w:spacing w:after="40" w:before="0"/>
               <w:jc w:val="left"/>
             </w:pPr>
@@ -32666,6 +33347,7 @@
           </w:tcPr>
           <w:p>
             <w:pPr>
+              <w:keepNext w:val="false"/>
               <w:spacing w:after="40" w:before="0"/>
               <w:jc w:val="left"/>
             </w:pPr>
@@ -32698,6 +33380,7 @@
           </w:tcPr>
           <w:p>
             <w:pPr>
+              <w:keepNext w:val="false"/>
               <w:spacing w:after="40" w:before="0"/>
               <w:jc w:val="left"/>
             </w:pPr>
@@ -32734,7 +33417,7 @@
         </w:rPr>
         <w:t xml:space="preserve">© 2026 SeaVuria and ARES. Aligned with KICD objectives. Developed by SeaVuria; technical implementation by ARES (with AI assistance from Claude). Licensed under </w:t>
       </w:r>
-      <w:hyperlink w:history="1" r:id="rIddh0nh7zz0vk1kviye_cw-">
+      <w:hyperlink w:history="1" r:id="rIdhapkrntqecsiirccentm4">
         <w:r>
           <w:rPr>
             <w:rFonts w:ascii="Arial" w:cs="Arial" w:eastAsia="Arial" w:hAnsi="Arial"/>
@@ -32755,7 +33438,7 @@
         </w:rPr>
         <w:t xml:space="preserve"> (</w:t>
       </w:r>
-      <w:hyperlink w:history="1" r:id="rIdmxxemmhzypr3oihnjqffx">
+      <w:hyperlink w:history="1" r:id="rIdg3ipvomgvj6nmp8tlayam">
         <w:r>
           <w:rPr>
             <w:rFonts w:ascii="Arial" w:cs="Arial" w:eastAsia="Arial" w:hAnsi="Arial"/>
@@ -32816,6 +33499,7 @@
           </w:tcPr>
           <w:p>
             <w:pPr>
+              <w:keepNext w:val="false"/>
               <w:spacing w:after="40" w:before="0"/>
               <w:jc w:val="center"/>
             </w:pPr>
@@ -32850,6 +33534,7 @@
           </w:tcPr>
           <w:p>
             <w:pPr>
+              <w:keepNext w:val="false"/>
               <w:spacing w:after="40" w:before="0"/>
               <w:jc w:val="left"/>
             </w:pPr>
@@ -32882,6 +33567,7 @@
           </w:tcPr>
           <w:p>
             <w:pPr>
+              <w:keepNext w:val="false"/>
               <w:spacing w:after="40" w:before="0"/>
               <w:jc w:val="left"/>
             </w:pPr>
@@ -32914,6 +33600,7 @@
           </w:tcPr>
           <w:p>
             <w:pPr>
+              <w:keepNext w:val="false"/>
               <w:spacing w:after="40" w:before="0"/>
               <w:jc w:val="left"/>
             </w:pPr>
@@ -32948,6 +33635,7 @@
           </w:tcPr>
           <w:p>
             <w:pPr>
+              <w:keepNext w:val="false"/>
               <w:spacing w:after="40" w:before="0"/>
               <w:jc w:val="left"/>
             </w:pPr>
@@ -32980,6 +33668,7 @@
           </w:tcPr>
           <w:p>
             <w:pPr>
+              <w:keepNext w:val="false"/>
               <w:spacing w:after="40" w:before="0"/>
               <w:jc w:val="left"/>
             </w:pPr>
@@ -33012,6 +33701,7 @@
           </w:tcPr>
           <w:p>
             <w:pPr>
+              <w:keepNext w:val="false"/>
               <w:spacing w:after="40" w:before="0"/>
               <w:jc w:val="left"/>
             </w:pPr>
@@ -33046,6 +33736,7 @@
           </w:tcPr>
           <w:p>
             <w:pPr>
+              <w:keepNext w:val="false"/>
               <w:spacing w:after="40" w:before="0"/>
               <w:jc w:val="left"/>
             </w:pPr>
@@ -33078,6 +33769,7 @@
           </w:tcPr>
           <w:p>
             <w:pPr>
+              <w:keepNext w:val="false"/>
               <w:spacing w:after="40" w:before="0"/>
               <w:jc w:val="left"/>
             </w:pPr>
@@ -33110,6 +33802,7 @@
           </w:tcPr>
           <w:p>
             <w:pPr>
+              <w:keepNext w:val="false"/>
               <w:spacing w:after="40" w:before="0"/>
               <w:jc w:val="left"/>
             </w:pPr>
@@ -33144,6 +33837,7 @@
           </w:tcPr>
           <w:p>
             <w:pPr>
+              <w:keepNext w:val="false"/>
               <w:spacing w:after="40" w:before="0"/>
               <w:jc w:val="left"/>
             </w:pPr>
@@ -33176,6 +33870,7 @@
           </w:tcPr>
           <w:p>
             <w:pPr>
+              <w:keepNext w:val="false"/>
               <w:spacing w:after="40" w:before="0"/>
               <w:jc w:val="left"/>
             </w:pPr>
@@ -33208,6 +33903,7 @@
           </w:tcPr>
           <w:p>
             <w:pPr>
+              <w:keepNext w:val="false"/>
               <w:spacing w:after="40" w:before="0"/>
               <w:jc w:val="left"/>
             </w:pPr>

--- a/data/outputs/v2/Maths/SS2.4_Surface_Area_and_Volume_of_Solids/Mathematics_Surface_Area_and_Volume_of_Solids_CBE_LessonSequence.docx
+++ b/data/outputs/v2/Maths/SS2.4_Surface_Area_and_Volume_of_Solids/Mathematics_Surface_Area_and_Volume_of_Solids_CBE_LessonSequence.docx
@@ -2718,7 +2718,7 @@
         </w:rPr>
         <w:t xml:space="preserve">© 2026 SeaVuria and ARES. This work is licensed under a </w:t>
       </w:r>
-      <w:hyperlink w:history="1" r:id="rIdhoumhkbjs3cgiis4qvsdl">
+      <w:hyperlink w:history="1" r:id="rIdunu9tisamn052f0soptzm">
         <w:r>
           <w:rPr>
             <w:rFonts w:ascii="Arial" w:cs="Arial" w:eastAsia="Arial" w:hAnsi="Arial"/>
@@ -2738,7 +2738,7 @@
         </w:rPr>
         <w:t xml:space="preserve"> (</w:t>
       </w:r>
-      <w:hyperlink w:history="1" r:id="rIdq37foswvqgys3aujgn2qq">
+      <w:hyperlink w:history="1" r:id="rIdsladsqwln25vdwvxugd-r">
         <w:r>
           <w:rPr>
             <w:rFonts w:ascii="Arial" w:cs="Arial" w:eastAsia="Arial" w:hAnsi="Arial"/>
@@ -2758,7 +2758,7 @@
         </w:rPr>
         <w:t xml:space="preserve">). To view a copy of this license, visit </w:t>
       </w:r>
-      <w:hyperlink w:history="1" r:id="rIdjwxoiahumqm6n7ookv2q-">
+      <w:hyperlink w:history="1" r:id="rIdx33qvu5imuckwglscfrrh">
         <w:r>
           <w:rPr>
             <w:rFonts w:ascii="Arial" w:cs="Arial" w:eastAsia="Arial" w:hAnsi="Arial"/>
@@ -3797,7 +3797,7 @@
             <w:pPr>
               <w:spacing w:after="20" w:before="0"/>
             </w:pPr>
-            <w:hyperlink w:history="1" r:id="rIdmpjiqymikslz2p0rb0yts">
+            <w:hyperlink w:history="1" r:id="rIdxzxjqjooiph9hayycf-vt">
               <w:r>
                 <w:rPr>
                   <w:rFonts w:ascii="Arial" w:cs="Arial" w:eastAsia="Arial" w:hAnsi="Arial"/>
@@ -3830,7 +3830,7 @@
               <w:spacing w:after="10" w:before="0"/>
               <w:ind w:left="120"/>
             </w:pPr>
-            <w:hyperlink w:history="1" r:id="rIdfnngljxl5puzj-8ntb5cr">
+            <w:hyperlink w:history="1" r:id="rIdnfsnqzzpvwtmaq5jb2vfh">
               <w:r>
                 <w:rPr>
                   <w:rFonts w:ascii="Arial" w:cs="Arial" w:eastAsia="Arial" w:hAnsi="Arial"/>
@@ -3875,7 +3875,7 @@
             <w:pPr>
               <w:spacing w:after="20" w:before="0"/>
             </w:pPr>
-            <w:hyperlink w:history="1" r:id="rId92ts0-attk6pakzzlumut">
+            <w:hyperlink w:history="1" r:id="rId-2b2cqe6jbyd_-ucezq25">
               <w:r>
                 <w:rPr>
                   <w:rFonts w:ascii="Arial" w:cs="Arial" w:eastAsia="Arial" w:hAnsi="Arial"/>
@@ -3908,7 +3908,7 @@
               <w:spacing w:after="10" w:before="0"/>
               <w:ind w:left="120"/>
             </w:pPr>
-            <w:hyperlink w:history="1" r:id="rIdzbhhw9lno8dwdbct6fnrr">
+            <w:hyperlink w:history="1" r:id="rIdlwckecwe39hub_mhd_vye">
               <w:r>
                 <w:rPr>
                   <w:rFonts w:ascii="Arial" w:cs="Arial" w:eastAsia="Arial" w:hAnsi="Arial"/>
@@ -4108,7 +4108,7 @@
             <w:pPr>
               <w:spacing w:after="20" w:before="0"/>
             </w:pPr>
-            <w:hyperlink w:history="1" r:id="rIdznugpm1td0hfku1a2eybm">
+            <w:hyperlink w:history="1" r:id="rIdeg4ipo8ctrkjotid_m3wu">
               <w:r>
                 <w:rPr>
                   <w:rFonts w:ascii="Arial" w:cs="Arial" w:eastAsia="Arial" w:hAnsi="Arial"/>
@@ -4141,7 +4141,7 @@
               <w:spacing w:after="10" w:before="0"/>
               <w:ind w:left="120"/>
             </w:pPr>
-            <w:hyperlink w:history="1" r:id="rId_xqpyvzaurfsidk49mn3i">
+            <w:hyperlink w:history="1" r:id="rIdumnie-3_5tgptwrdpreft">
               <w:r>
                 <w:rPr>
                   <w:rFonts w:ascii="Arial" w:cs="Arial" w:eastAsia="Arial" w:hAnsi="Arial"/>
@@ -4186,7 +4186,7 @@
             <w:pPr>
               <w:spacing w:after="20" w:before="0"/>
             </w:pPr>
-            <w:hyperlink w:history="1" r:id="rIdsjv3qe_atded3byjdgurz">
+            <w:hyperlink w:history="1" r:id="rId3kr95jadgvpkutmsczh-u">
               <w:r>
                 <w:rPr>
                   <w:rFonts w:ascii="Arial" w:cs="Arial" w:eastAsia="Arial" w:hAnsi="Arial"/>
@@ -4219,7 +4219,7 @@
               <w:spacing w:after="10" w:before="0"/>
               <w:ind w:left="120"/>
             </w:pPr>
-            <w:hyperlink w:history="1" r:id="rIdyutsci0se1brdbqlvldbx">
+            <w:hyperlink w:history="1" r:id="rIdhyt4kemejoqvkmqiu7viw">
               <w:r>
                 <w:rPr>
                   <w:rFonts w:ascii="Arial" w:cs="Arial" w:eastAsia="Arial" w:hAnsi="Arial"/>
@@ -4419,7 +4419,7 @@
             <w:pPr>
               <w:spacing w:after="20" w:before="0"/>
             </w:pPr>
-            <w:hyperlink w:history="1" r:id="rId1yzuicsxeq_i8e18cmcj8">
+            <w:hyperlink w:history="1" r:id="rIddzm7axza3erg1xilkgtxg">
               <w:r>
                 <w:rPr>
                   <w:rFonts w:ascii="Arial" w:cs="Arial" w:eastAsia="Arial" w:hAnsi="Arial"/>
@@ -4452,7 +4452,7 @@
               <w:spacing w:after="10" w:before="0"/>
               <w:ind w:left="120"/>
             </w:pPr>
-            <w:hyperlink w:history="1" r:id="rIdqffcziq8x1b5cjmueatnp">
+            <w:hyperlink w:history="1" r:id="rIdtmqifq2krb-m5l1iui2oe">
               <w:r>
                 <w:rPr>
                   <w:rFonts w:ascii="Arial" w:cs="Arial" w:eastAsia="Arial" w:hAnsi="Arial"/>
@@ -4497,7 +4497,7 @@
             <w:pPr>
               <w:spacing w:after="20" w:before="0"/>
             </w:pPr>
-            <w:hyperlink w:history="1" r:id="rIdk_kbr8wbqhqj9iq12zpcs">
+            <w:hyperlink w:history="1" r:id="rIdvmlzjc6rgopfernhybzjo">
               <w:r>
                 <w:rPr>
                   <w:rFonts w:ascii="Arial" w:cs="Arial" w:eastAsia="Arial" w:hAnsi="Arial"/>
@@ -4530,7 +4530,7 @@
               <w:spacing w:after="10" w:before="0"/>
               <w:ind w:left="120"/>
             </w:pPr>
-            <w:hyperlink w:history="1" r:id="rIduqnopgolatefdqmssgkn1">
+            <w:hyperlink w:history="1" r:id="rIdwy08-pfh6y17gokjqvi4k">
               <w:r>
                 <w:rPr>
                   <w:rFonts w:ascii="Arial" w:cs="Arial" w:eastAsia="Arial" w:hAnsi="Arial"/>
@@ -4730,7 +4730,7 @@
             <w:pPr>
               <w:spacing w:after="20" w:before="0"/>
             </w:pPr>
-            <w:hyperlink w:history="1" r:id="rId596im8--gepsbzk_1q8y3">
+            <w:hyperlink w:history="1" r:id="rIdxyxjo349udiyrdsjacrws">
               <w:r>
                 <w:rPr>
                   <w:rFonts w:ascii="Arial" w:cs="Arial" w:eastAsia="Arial" w:hAnsi="Arial"/>
@@ -4763,7 +4763,7 @@
               <w:spacing w:after="10" w:before="0"/>
               <w:ind w:left="120"/>
             </w:pPr>
-            <w:hyperlink w:history="1" r:id="rIdzhzyjcumkywszhvevw9w9">
+            <w:hyperlink w:history="1" r:id="rIddursnmqh_ndwygdfasded">
               <w:r>
                 <w:rPr>
                   <w:rFonts w:ascii="Arial" w:cs="Arial" w:eastAsia="Arial" w:hAnsi="Arial"/>
@@ -4808,7 +4808,7 @@
             <w:pPr>
               <w:spacing w:after="20" w:before="0"/>
             </w:pPr>
-            <w:hyperlink w:history="1" r:id="rIdusdfnq8bjvjzqcgry2gfp">
+            <w:hyperlink w:history="1" r:id="rIdloko0hzapmhabxnxubb9s">
               <w:r>
                 <w:rPr>
                   <w:rFonts w:ascii="Arial" w:cs="Arial" w:eastAsia="Arial" w:hAnsi="Arial"/>
@@ -4841,7 +4841,7 @@
               <w:spacing w:after="10" w:before="0"/>
               <w:ind w:left="120"/>
             </w:pPr>
-            <w:hyperlink w:history="1" r:id="rId6cj_l7oaaupbfi6k4rvip">
+            <w:hyperlink w:history="1" r:id="rIdnqexbmmz5zyeq6yag6eam">
               <w:r>
                 <w:rPr>
                   <w:rFonts w:ascii="Arial" w:cs="Arial" w:eastAsia="Arial" w:hAnsi="Arial"/>
@@ -5041,7 +5041,7 @@
             <w:pPr>
               <w:spacing w:after="20" w:before="0"/>
             </w:pPr>
-            <w:hyperlink w:history="1" r:id="rIdwgflgnyo0odblyydttgaf">
+            <w:hyperlink w:history="1" r:id="rId_qu1kcnjbkqzablyjiphe">
               <w:r>
                 <w:rPr>
                   <w:rFonts w:ascii="Arial" w:cs="Arial" w:eastAsia="Arial" w:hAnsi="Arial"/>
@@ -5074,7 +5074,7 @@
               <w:spacing w:after="10" w:before="0"/>
               <w:ind w:left="120"/>
             </w:pPr>
-            <w:hyperlink w:history="1" r:id="rId4prxu3th3njzt6otxgv-q">
+            <w:hyperlink w:history="1" r:id="rIdbn1apcq0jdrkahe_7va0e">
               <w:r>
                 <w:rPr>
                   <w:rFonts w:ascii="Arial" w:cs="Arial" w:eastAsia="Arial" w:hAnsi="Arial"/>
@@ -5119,7 +5119,7 @@
             <w:pPr>
               <w:spacing w:after="20" w:before="0"/>
             </w:pPr>
-            <w:hyperlink w:history="1" r:id="rIdmsgf89lkz1bjusdqaw08z">
+            <w:hyperlink w:history="1" r:id="rIdlb5sni1edwja-9uek9dfo">
               <w:r>
                 <w:rPr>
                   <w:rFonts w:ascii="Arial" w:cs="Arial" w:eastAsia="Arial" w:hAnsi="Arial"/>
@@ -5152,7 +5152,7 @@
               <w:spacing w:after="10" w:before="0"/>
               <w:ind w:left="120"/>
             </w:pPr>
-            <w:hyperlink w:history="1" r:id="rIds-qumkipz6fq40ahdjuv5">
+            <w:hyperlink w:history="1" r:id="rIdbcjfqn_2nwaykc3pbkx_x">
               <w:r>
                 <w:rPr>
                   <w:rFonts w:ascii="Arial" w:cs="Arial" w:eastAsia="Arial" w:hAnsi="Arial"/>
@@ -5677,7 +5677,7 @@
         </w:rPr>
         <w:t xml:space="preserve">© 2026 SeaVuria and ARES. Aligned with KICD objectives. Developed by SeaVuria; technical implementation by ARES (with AI assistance from Claude). Licensed under </w:t>
       </w:r>
-      <w:hyperlink w:history="1" r:id="rIdeh-k2yeubvzqfmrrd54cn">
+      <w:hyperlink w:history="1" r:id="rIdyulymxy4irsy8fvi4lk8u">
         <w:r>
           <w:rPr>
             <w:rFonts w:ascii="Arial" w:cs="Arial" w:eastAsia="Arial" w:hAnsi="Arial"/>
@@ -5698,7 +5698,7 @@
         </w:rPr>
         <w:t xml:space="preserve"> (</w:t>
       </w:r>
-      <w:hyperlink w:history="1" r:id="rIdokigh8noaj1-wyisxibod">
+      <w:hyperlink w:history="1" r:id="rIdnfftvh5s4kyohqlg_wt3w">
         <w:r>
           <w:rPr>
             <w:rFonts w:ascii="Arial" w:cs="Arial" w:eastAsia="Arial" w:hAnsi="Arial"/>
@@ -6738,7 +6738,7 @@
             <w:pPr>
               <w:spacing w:after="20" w:before="0"/>
             </w:pPr>
-            <w:hyperlink w:history="1" r:id="rIdnxuk3zbexvqztweud04wt">
+            <w:hyperlink w:history="1" r:id="rIdzelcwrxxkuxhwvqnkczhy">
               <w:r>
                 <w:rPr>
                   <w:rFonts w:ascii="Arial" w:cs="Arial" w:eastAsia="Arial" w:hAnsi="Arial"/>
@@ -6787,7 +6787,7 @@
               <w:spacing w:after="10" w:before="0"/>
               <w:ind w:left="120"/>
             </w:pPr>
-            <w:hyperlink w:history="1" r:id="rIddx6qxhk3qgv9mer1ewm-2">
+            <w:hyperlink w:history="1" r:id="rIdurnonvs2jkarzyn3cq-ao">
               <w:r>
                 <w:rPr>
                   <w:rFonts w:ascii="Arial" w:cs="Arial" w:eastAsia="Arial" w:hAnsi="Arial"/>
@@ -6832,7 +6832,7 @@
             <w:pPr>
               <w:spacing w:after="20" w:before="0"/>
             </w:pPr>
-            <w:hyperlink w:history="1" r:id="rIdtf3qmew4yr11aje28rzvr">
+            <w:hyperlink w:history="1" r:id="rIdhwbsouxfhblnwq-udgwy3">
               <w:r>
                 <w:rPr>
                   <w:rFonts w:ascii="Arial" w:cs="Arial" w:eastAsia="Arial" w:hAnsi="Arial"/>
@@ -6865,7 +6865,7 @@
               <w:spacing w:after="10" w:before="0"/>
               <w:ind w:left="120"/>
             </w:pPr>
-            <w:hyperlink w:history="1" r:id="rIdyle5hxgrwpdidbuihmvdv">
+            <w:hyperlink w:history="1" r:id="rIdupdxfoi-2m8sd9qrzbfru">
               <w:r>
                 <w:rPr>
                   <w:rFonts w:ascii="Arial" w:cs="Arial" w:eastAsia="Arial" w:hAnsi="Arial"/>
@@ -7065,7 +7065,7 @@
             <w:pPr>
               <w:spacing w:after="20" w:before="0"/>
             </w:pPr>
-            <w:hyperlink w:history="1" r:id="rIdk0bx4ntjs9rn_dakzp5xl">
+            <w:hyperlink w:history="1" r:id="rIdw6i5t1wsncbsj_2chf032">
               <w:r>
                 <w:rPr>
                   <w:rFonts w:ascii="Arial" w:cs="Arial" w:eastAsia="Arial" w:hAnsi="Arial"/>
@@ -7114,7 +7114,7 @@
               <w:spacing w:after="10" w:before="0"/>
               <w:ind w:left="120"/>
             </w:pPr>
-            <w:hyperlink w:history="1" r:id="rIdqkivhmr0cvpc4vfucsgv9">
+            <w:hyperlink w:history="1" r:id="rIdryf_ovd9_jfmvm9ho2zhe">
               <w:r>
                 <w:rPr>
                   <w:rFonts w:ascii="Arial" w:cs="Arial" w:eastAsia="Arial" w:hAnsi="Arial"/>
@@ -7159,7 +7159,7 @@
             <w:pPr>
               <w:spacing w:after="20" w:before="0"/>
             </w:pPr>
-            <w:hyperlink w:history="1" r:id="rIdrscltol2gl9lyd5k_cg58">
+            <w:hyperlink w:history="1" r:id="rId4vux0bia0_sgqca-domnr">
               <w:r>
                 <w:rPr>
                   <w:rFonts w:ascii="Arial" w:cs="Arial" w:eastAsia="Arial" w:hAnsi="Arial"/>
@@ -7192,7 +7192,7 @@
               <w:spacing w:after="10" w:before="0"/>
               <w:ind w:left="120"/>
             </w:pPr>
-            <w:hyperlink w:history="1" r:id="rIdioo3xy939gzhgew32zy4d">
+            <w:hyperlink w:history="1" r:id="rId4kntvixpl8jayu1afiuav">
               <w:r>
                 <w:rPr>
                   <w:rFonts w:ascii="Arial" w:cs="Arial" w:eastAsia="Arial" w:hAnsi="Arial"/>
@@ -7392,7 +7392,7 @@
             <w:pPr>
               <w:spacing w:after="20" w:before="0"/>
             </w:pPr>
-            <w:hyperlink w:history="1" r:id="rId9iaqk4efnrs_znkfto_a7">
+            <w:hyperlink w:history="1" r:id="rIdj8ht50oilzjoau9t50opb">
               <w:r>
                 <w:rPr>
                   <w:rFonts w:ascii="Arial" w:cs="Arial" w:eastAsia="Arial" w:hAnsi="Arial"/>
@@ -7441,7 +7441,7 @@
               <w:spacing w:after="10" w:before="0"/>
               <w:ind w:left="120"/>
             </w:pPr>
-            <w:hyperlink w:history="1" r:id="rIde7zcftqugtrmoavrhn5xx">
+            <w:hyperlink w:history="1" r:id="rIdff4arub73fjmzbeipv4k5">
               <w:r>
                 <w:rPr>
                   <w:rFonts w:ascii="Arial" w:cs="Arial" w:eastAsia="Arial" w:hAnsi="Arial"/>
@@ -7486,7 +7486,7 @@
             <w:pPr>
               <w:spacing w:after="20" w:before="0"/>
             </w:pPr>
-            <w:hyperlink w:history="1" r:id="rIdwdzaoozhrcblblyqqjmvv">
+            <w:hyperlink w:history="1" r:id="rIdh44jffrc_huyriagpanmi">
               <w:r>
                 <w:rPr>
                   <w:rFonts w:ascii="Arial" w:cs="Arial" w:eastAsia="Arial" w:hAnsi="Arial"/>
@@ -7519,7 +7519,7 @@
               <w:spacing w:after="10" w:before="0"/>
               <w:ind w:left="120"/>
             </w:pPr>
-            <w:hyperlink w:history="1" r:id="rIduatpdy1e0tuaqywcsm0pr">
+            <w:hyperlink w:history="1" r:id="rId5wkdojp-d8e9pud67jlyu">
               <w:r>
                 <w:rPr>
                   <w:rFonts w:ascii="Arial" w:cs="Arial" w:eastAsia="Arial" w:hAnsi="Arial"/>
@@ -7719,7 +7719,7 @@
             <w:pPr>
               <w:spacing w:after="20" w:before="0"/>
             </w:pPr>
-            <w:hyperlink w:history="1" r:id="rIdefulj1rkzejhaiaeqiu3f">
+            <w:hyperlink w:history="1" r:id="rIdrhe178khvfmfyet7eyvwl">
               <w:r>
                 <w:rPr>
                   <w:rFonts w:ascii="Arial" w:cs="Arial" w:eastAsia="Arial" w:hAnsi="Arial"/>
@@ -7768,7 +7768,7 @@
               <w:spacing w:after="10" w:before="0"/>
               <w:ind w:left="120"/>
             </w:pPr>
-            <w:hyperlink w:history="1" r:id="rIddxndb5ke11-sdilsseznb">
+            <w:hyperlink w:history="1" r:id="rIdusdn56ce7m1_ojxi7eesb">
               <w:r>
                 <w:rPr>
                   <w:rFonts w:ascii="Arial" w:cs="Arial" w:eastAsia="Arial" w:hAnsi="Arial"/>
@@ -7813,7 +7813,7 @@
             <w:pPr>
               <w:spacing w:after="20" w:before="0"/>
             </w:pPr>
-            <w:hyperlink w:history="1" r:id="rIdbgew1a1o6onqb6wpy6f6n">
+            <w:hyperlink w:history="1" r:id="rIdx2yug4pkfblw-gnu3u9cb">
               <w:r>
                 <w:rPr>
                   <w:rFonts w:ascii="Arial" w:cs="Arial" w:eastAsia="Arial" w:hAnsi="Arial"/>
@@ -7846,7 +7846,7 @@
               <w:spacing w:after="10" w:before="0"/>
               <w:ind w:left="120"/>
             </w:pPr>
-            <w:hyperlink w:history="1" r:id="rIdck-1lj13qzrwydetxmndt">
+            <w:hyperlink w:history="1" r:id="rIdudqgyhcejggftcl_ls7z6">
               <w:r>
                 <w:rPr>
                   <w:rFonts w:ascii="Arial" w:cs="Arial" w:eastAsia="Arial" w:hAnsi="Arial"/>
@@ -8046,7 +8046,7 @@
             <w:pPr>
               <w:spacing w:after="20" w:before="0"/>
             </w:pPr>
-            <w:hyperlink w:history="1" r:id="rIdnps7cnbui4rl_6zwbohjn">
+            <w:hyperlink w:history="1" r:id="rIdmhdh48d2zihcxnx552zit">
               <w:r>
                 <w:rPr>
                   <w:rFonts w:ascii="Arial" w:cs="Arial" w:eastAsia="Arial" w:hAnsi="Arial"/>
@@ -8095,7 +8095,7 @@
               <w:spacing w:after="10" w:before="0"/>
               <w:ind w:left="120"/>
             </w:pPr>
-            <w:hyperlink w:history="1" r:id="rIdyccapkegtreq47zcxpsl_">
+            <w:hyperlink w:history="1" r:id="rIdfsyjcvf57q0gj4txp-3_l">
               <w:r>
                 <w:rPr>
                   <w:rFonts w:ascii="Arial" w:cs="Arial" w:eastAsia="Arial" w:hAnsi="Arial"/>
@@ -8140,7 +8140,7 @@
             <w:pPr>
               <w:spacing w:after="20" w:before="0"/>
             </w:pPr>
-            <w:hyperlink w:history="1" r:id="rId95bhltrxhsbwzh4eoqetq">
+            <w:hyperlink w:history="1" r:id="rIdhyde9u27lsqrlpp_vqxvc">
               <w:r>
                 <w:rPr>
                   <w:rFonts w:ascii="Arial" w:cs="Arial" w:eastAsia="Arial" w:hAnsi="Arial"/>
@@ -8173,7 +8173,7 @@
               <w:spacing w:after="10" w:before="0"/>
               <w:ind w:left="120"/>
             </w:pPr>
-            <w:hyperlink w:history="1" r:id="rIdupgvsrfamgnooiadtyhid">
+            <w:hyperlink w:history="1" r:id="rIdr8bvim2tvsbdt3xhwdyz6">
               <w:r>
                 <w:rPr>
                   <w:rFonts w:ascii="Arial" w:cs="Arial" w:eastAsia="Arial" w:hAnsi="Arial"/>
@@ -8698,7 +8698,7 @@
         </w:rPr>
         <w:t xml:space="preserve">© 2026 SeaVuria and ARES. Aligned with KICD objectives. Developed by SeaVuria; technical implementation by ARES (with AI assistance from Claude). Licensed under </w:t>
       </w:r>
-      <w:hyperlink w:history="1" r:id="rIdtkuhw0m4lb1ibcid52rwu">
+      <w:hyperlink w:history="1" r:id="rId3q_zthan2zsnxj4k8ra6o">
         <w:r>
           <w:rPr>
             <w:rFonts w:ascii="Arial" w:cs="Arial" w:eastAsia="Arial" w:hAnsi="Arial"/>
@@ -8719,7 +8719,7 @@
         </w:rPr>
         <w:t xml:space="preserve"> (</w:t>
       </w:r>
-      <w:hyperlink w:history="1" r:id="rIdasrfmohpmzh53miz9n24_">
+      <w:hyperlink w:history="1" r:id="rId_gypr9bpn565pkk8x0j_1">
         <w:r>
           <w:rPr>
             <w:rFonts w:ascii="Arial" w:cs="Arial" w:eastAsia="Arial" w:hAnsi="Arial"/>
@@ -9776,7 +9776,7 @@
               <w:spacing w:after="10" w:before="0"/>
               <w:ind w:left="120"/>
             </w:pPr>
-            <w:hyperlink w:history="1" r:id="rIdbqlhemrjyaoohi76mfxae">
+            <w:hyperlink w:history="1" r:id="rIdhejo_ow_vlr6rcwai3w5p">
               <w:r>
                 <w:rPr>
                   <w:rFonts w:ascii="Arial" w:cs="Arial" w:eastAsia="Arial" w:hAnsi="Arial"/>
@@ -9836,7 +9836,7 @@
             <w:pPr>
               <w:spacing w:after="20" w:before="0"/>
             </w:pPr>
-            <w:hyperlink w:history="1" r:id="rId56s0ozzddn8goazftiy1m">
+            <w:hyperlink w:history="1" r:id="rId6bn4xdb_ja8gdopvz0tb6">
               <w:r>
                 <w:rPr>
                   <w:rFonts w:ascii="Arial" w:cs="Arial" w:eastAsia="Arial" w:hAnsi="Arial"/>
@@ -9885,7 +9885,7 @@
               <w:spacing w:after="10" w:before="0"/>
               <w:ind w:left="120"/>
             </w:pPr>
-            <w:hyperlink w:history="1" r:id="rIdjgtj6jyeonkbv2gmdmqef">
+            <w:hyperlink w:history="1" r:id="rId7ilf7zzm4jejih073dd5o">
               <w:r>
                 <w:rPr>
                   <w:rFonts w:ascii="Arial" w:cs="Arial" w:eastAsia="Arial" w:hAnsi="Arial"/>
@@ -10102,7 +10102,7 @@
               <w:spacing w:after="10" w:before="0"/>
               <w:ind w:left="120"/>
             </w:pPr>
-            <w:hyperlink w:history="1" r:id="rIdmifbxkuebdzncdtiz1wud">
+            <w:hyperlink w:history="1" r:id="rIdn5qzbl_pq4vinr2qx4dq_">
               <w:r>
                 <w:rPr>
                   <w:rFonts w:ascii="Arial" w:cs="Arial" w:eastAsia="Arial" w:hAnsi="Arial"/>
@@ -10162,7 +10162,7 @@
             <w:pPr>
               <w:spacing w:after="20" w:before="0"/>
             </w:pPr>
-            <w:hyperlink w:history="1" r:id="rId7vmor633ps1zvn4gi-nvk">
+            <w:hyperlink w:history="1" r:id="rIdcflkz29ueob_hkfip51gn">
               <w:r>
                 <w:rPr>
                   <w:rFonts w:ascii="Arial" w:cs="Arial" w:eastAsia="Arial" w:hAnsi="Arial"/>
@@ -10211,7 +10211,7 @@
               <w:spacing w:after="10" w:before="0"/>
               <w:ind w:left="120"/>
             </w:pPr>
-            <w:hyperlink w:history="1" r:id="rIdylzh_uupctbz5pteuzpbg">
+            <w:hyperlink w:history="1" r:id="rIdaudlsp2ctis6rngcq78jp">
               <w:r>
                 <w:rPr>
                   <w:rFonts w:ascii="Arial" w:cs="Arial" w:eastAsia="Arial" w:hAnsi="Arial"/>
@@ -10428,7 +10428,7 @@
               <w:spacing w:after="10" w:before="0"/>
               <w:ind w:left="120"/>
             </w:pPr>
-            <w:hyperlink w:history="1" r:id="rIdikfzcvpxyvdpxydr_nw5e">
+            <w:hyperlink w:history="1" r:id="rIdutqlfcnfmgf9shw1luauf">
               <w:r>
                 <w:rPr>
                   <w:rFonts w:ascii="Arial" w:cs="Arial" w:eastAsia="Arial" w:hAnsi="Arial"/>
@@ -10488,7 +10488,7 @@
             <w:pPr>
               <w:spacing w:after="20" w:before="0"/>
             </w:pPr>
-            <w:hyperlink w:history="1" r:id="rIdjucnft7e8jif2aozkg_js">
+            <w:hyperlink w:history="1" r:id="rId6mjfu3tvzvlxgvywsfuoy">
               <w:r>
                 <w:rPr>
                   <w:rFonts w:ascii="Arial" w:cs="Arial" w:eastAsia="Arial" w:hAnsi="Arial"/>
@@ -10537,7 +10537,7 @@
               <w:spacing w:after="10" w:before="0"/>
               <w:ind w:left="120"/>
             </w:pPr>
-            <w:hyperlink w:history="1" r:id="rIdixmbqdkyie8tzbzu21qo9">
+            <w:hyperlink w:history="1" r:id="rIdny3lg0kr4x_zkno7b-sig">
               <w:r>
                 <w:rPr>
                   <w:rFonts w:ascii="Arial" w:cs="Arial" w:eastAsia="Arial" w:hAnsi="Arial"/>
@@ -10754,7 +10754,7 @@
               <w:spacing w:after="10" w:before="0"/>
               <w:ind w:left="120"/>
             </w:pPr>
-            <w:hyperlink w:history="1" r:id="rIdoq8wiau2634lunhcg2ued">
+            <w:hyperlink w:history="1" r:id="rIdaaoivwmcxx9ya_79mn3gx">
               <w:r>
                 <w:rPr>
                   <w:rFonts w:ascii="Arial" w:cs="Arial" w:eastAsia="Arial" w:hAnsi="Arial"/>
@@ -10814,7 +10814,7 @@
             <w:pPr>
               <w:spacing w:after="20" w:before="0"/>
             </w:pPr>
-            <w:hyperlink w:history="1" r:id="rId258omd0y8o0xgn50xhwjl">
+            <w:hyperlink w:history="1" r:id="rIdl3ugxbb8wizerpeebn26g">
               <w:r>
                 <w:rPr>
                   <w:rFonts w:ascii="Arial" w:cs="Arial" w:eastAsia="Arial" w:hAnsi="Arial"/>
@@ -10863,7 +10863,7 @@
               <w:spacing w:after="10" w:before="0"/>
               <w:ind w:left="120"/>
             </w:pPr>
-            <w:hyperlink w:history="1" r:id="rIds7jyr64ehqj-xzsryvlkw">
+            <w:hyperlink w:history="1" r:id="rIdvcpopnduznaqurzmb9m2f">
               <w:r>
                 <w:rPr>
                   <w:rFonts w:ascii="Arial" w:cs="Arial" w:eastAsia="Arial" w:hAnsi="Arial"/>
@@ -11080,7 +11080,7 @@
               <w:spacing w:after="10" w:before="0"/>
               <w:ind w:left="120"/>
             </w:pPr>
-            <w:hyperlink w:history="1" r:id="rIdkbbepjbyuj3rvbvuzuovr">
+            <w:hyperlink w:history="1" r:id="rIdozq0dmd0swsfhoj6dlu_r">
               <w:r>
                 <w:rPr>
                   <w:rFonts w:ascii="Arial" w:cs="Arial" w:eastAsia="Arial" w:hAnsi="Arial"/>
@@ -11140,7 +11140,7 @@
             <w:pPr>
               <w:spacing w:after="20" w:before="0"/>
             </w:pPr>
-            <w:hyperlink w:history="1" r:id="rId3jre8gi1ykbdn_damvjj_">
+            <w:hyperlink w:history="1" r:id="rIdtpz7kj2j3qhk-_q20vov1">
               <w:r>
                 <w:rPr>
                   <w:rFonts w:ascii="Arial" w:cs="Arial" w:eastAsia="Arial" w:hAnsi="Arial"/>
@@ -11189,7 +11189,7 @@
               <w:spacing w:after="10" w:before="0"/>
               <w:ind w:left="120"/>
             </w:pPr>
-            <w:hyperlink w:history="1" r:id="rIduoyyikxsvtb4xungq2vca">
+            <w:hyperlink w:history="1" r:id="rId9xihny9hfoq9amtaajsa2">
               <w:r>
                 <w:rPr>
                   <w:rFonts w:ascii="Arial" w:cs="Arial" w:eastAsia="Arial" w:hAnsi="Arial"/>
@@ -11714,7 +11714,7 @@
         </w:rPr>
         <w:t xml:space="preserve">© 2026 SeaVuria and ARES. Aligned with KICD objectives. Developed by SeaVuria; technical implementation by ARES (with AI assistance from Claude). Licensed under </w:t>
       </w:r>
-      <w:hyperlink w:history="1" r:id="rIdezckdxy6lmpzxycvsudrc">
+      <w:hyperlink w:history="1" r:id="rIdkfbocpyqbglnmcyliyhig">
         <w:r>
           <w:rPr>
             <w:rFonts w:ascii="Arial" w:cs="Arial" w:eastAsia="Arial" w:hAnsi="Arial"/>
@@ -11735,7 +11735,7 @@
         </w:rPr>
         <w:t xml:space="preserve"> (</w:t>
       </w:r>
-      <w:hyperlink w:history="1" r:id="rIdhf7dgfemwlpc994trfb7z">
+      <w:hyperlink w:history="1" r:id="rIdzan5k6bpx_-eiurvypoil">
         <w:r>
           <w:rPr>
             <w:rFonts w:ascii="Arial" w:cs="Arial" w:eastAsia="Arial" w:hAnsi="Arial"/>
@@ -12775,7 +12775,7 @@
             <w:pPr>
               <w:spacing w:after="20" w:before="0"/>
             </w:pPr>
-            <w:hyperlink w:history="1" r:id="rIdtr_e-ubghudfqvvmjeu8m">
+            <w:hyperlink w:history="1" r:id="rId02wq3juxn3y4x5hqhkseh">
               <w:r>
                 <w:rPr>
                   <w:rFonts w:ascii="Arial" w:cs="Arial" w:eastAsia="Arial" w:hAnsi="Arial"/>
@@ -12824,7 +12824,7 @@
               <w:spacing w:after="10" w:before="0"/>
               <w:ind w:left="120"/>
             </w:pPr>
-            <w:hyperlink w:history="1" r:id="rId9ocgev3uqeotzsnr61qbr">
+            <w:hyperlink w:history="1" r:id="rIdbvave30-u8-qsajyekmlf">
               <w:r>
                 <w:rPr>
                   <w:rFonts w:ascii="Arial" w:cs="Arial" w:eastAsia="Arial" w:hAnsi="Arial"/>
@@ -12869,7 +12869,7 @@
             <w:pPr>
               <w:spacing w:after="20" w:before="0"/>
             </w:pPr>
-            <w:hyperlink w:history="1" r:id="rId8kxoiljeintomgb3jdc64">
+            <w:hyperlink w:history="1" r:id="rId9rdhkvsaedfwpiedstzzq">
               <w:r>
                 <w:rPr>
                   <w:rFonts w:ascii="Arial" w:cs="Arial" w:eastAsia="Arial" w:hAnsi="Arial"/>
@@ -12918,7 +12918,7 @@
               <w:spacing w:after="10" w:before="0"/>
               <w:ind w:left="120"/>
             </w:pPr>
-            <w:hyperlink w:history="1" r:id="rIdfmvqdst40trwcyveex2ho">
+            <w:hyperlink w:history="1" r:id="rIdvqfox0lvsf1vsdds6wku9">
               <w:r>
                 <w:rPr>
                   <w:rFonts w:ascii="Arial" w:cs="Arial" w:eastAsia="Arial" w:hAnsi="Arial"/>
@@ -13118,7 +13118,7 @@
             <w:pPr>
               <w:spacing w:after="20" w:before="0"/>
             </w:pPr>
-            <w:hyperlink w:history="1" r:id="rIdym6pjojkt7cz9i1czaspo">
+            <w:hyperlink w:history="1" r:id="rId-zqqgbu7ejh4nd7jp2dpd">
               <w:r>
                 <w:rPr>
                   <w:rFonts w:ascii="Arial" w:cs="Arial" w:eastAsia="Arial" w:hAnsi="Arial"/>
@@ -13167,7 +13167,7 @@
               <w:spacing w:after="10" w:before="0"/>
               <w:ind w:left="120"/>
             </w:pPr>
-            <w:hyperlink w:history="1" r:id="rIdby6jweaiurlq6epdy2mud">
+            <w:hyperlink w:history="1" r:id="rId1ej4fjehnyu8mno5nebor">
               <w:r>
                 <w:rPr>
                   <w:rFonts w:ascii="Arial" w:cs="Arial" w:eastAsia="Arial" w:hAnsi="Arial"/>
@@ -13212,7 +13212,7 @@
             <w:pPr>
               <w:spacing w:after="20" w:before="0"/>
             </w:pPr>
-            <w:hyperlink w:history="1" r:id="rIdevt7qqvshzuka1aynir7w">
+            <w:hyperlink w:history="1" r:id="rId5f8b3o3paes04oaj8woen">
               <w:r>
                 <w:rPr>
                   <w:rFonts w:ascii="Arial" w:cs="Arial" w:eastAsia="Arial" w:hAnsi="Arial"/>
@@ -13261,7 +13261,7 @@
               <w:spacing w:after="10" w:before="0"/>
               <w:ind w:left="120"/>
             </w:pPr>
-            <w:hyperlink w:history="1" r:id="rIdr6izkzl3efwq6inuu_kxw">
+            <w:hyperlink w:history="1" r:id="rIdesphc3j_wna-eppetq9ea">
               <w:r>
                 <w:rPr>
                   <w:rFonts w:ascii="Arial" w:cs="Arial" w:eastAsia="Arial" w:hAnsi="Arial"/>
@@ -13461,7 +13461,7 @@
             <w:pPr>
               <w:spacing w:after="20" w:before="0"/>
             </w:pPr>
-            <w:hyperlink w:history="1" r:id="rIdswqtt_uekpkqczrswesvu">
+            <w:hyperlink w:history="1" r:id="rIdt2oioqmk7pug4r4jg4fgm">
               <w:r>
                 <w:rPr>
                   <w:rFonts w:ascii="Arial" w:cs="Arial" w:eastAsia="Arial" w:hAnsi="Arial"/>
@@ -13510,7 +13510,7 @@
               <w:spacing w:after="10" w:before="0"/>
               <w:ind w:left="120"/>
             </w:pPr>
-            <w:hyperlink w:history="1" r:id="rIduqv63_bupwo-feyxqltva">
+            <w:hyperlink w:history="1" r:id="rIdz2px6moyjzrldkrluw2xl">
               <w:r>
                 <w:rPr>
                   <w:rFonts w:ascii="Arial" w:cs="Arial" w:eastAsia="Arial" w:hAnsi="Arial"/>
@@ -13555,7 +13555,7 @@
             <w:pPr>
               <w:spacing w:after="20" w:before="0"/>
             </w:pPr>
-            <w:hyperlink w:history="1" r:id="rIdypxas9jruq5al-dtcjyzr">
+            <w:hyperlink w:history="1" r:id="rId6-wxihz67qty61q-grwr6">
               <w:r>
                 <w:rPr>
                   <w:rFonts w:ascii="Arial" w:cs="Arial" w:eastAsia="Arial" w:hAnsi="Arial"/>
@@ -13604,7 +13604,7 @@
               <w:spacing w:after="10" w:before="0"/>
               <w:ind w:left="120"/>
             </w:pPr>
-            <w:hyperlink w:history="1" r:id="rIdo0tzd1fgn2mhlistbc3sh">
+            <w:hyperlink w:history="1" r:id="rIdls0jkougfloczus5njbss">
               <w:r>
                 <w:rPr>
                   <w:rFonts w:ascii="Arial" w:cs="Arial" w:eastAsia="Arial" w:hAnsi="Arial"/>
@@ -13804,7 +13804,7 @@
             <w:pPr>
               <w:spacing w:after="20" w:before="0"/>
             </w:pPr>
-            <w:hyperlink w:history="1" r:id="rIdg48htzgxs3us5rk-d9kgi">
+            <w:hyperlink w:history="1" r:id="rIdiwg49gdwmbkilisfock9k">
               <w:r>
                 <w:rPr>
                   <w:rFonts w:ascii="Arial" w:cs="Arial" w:eastAsia="Arial" w:hAnsi="Arial"/>
@@ -13853,7 +13853,7 @@
               <w:spacing w:after="10" w:before="0"/>
               <w:ind w:left="120"/>
             </w:pPr>
-            <w:hyperlink w:history="1" r:id="rIddmetkdbuah0wou4vw-0wu">
+            <w:hyperlink w:history="1" r:id="rIdqwnrtvguyer7sjde3itib">
               <w:r>
                 <w:rPr>
                   <w:rFonts w:ascii="Arial" w:cs="Arial" w:eastAsia="Arial" w:hAnsi="Arial"/>
@@ -13898,7 +13898,7 @@
             <w:pPr>
               <w:spacing w:after="20" w:before="0"/>
             </w:pPr>
-            <w:hyperlink w:history="1" r:id="rIdg6lijvbnpsmi_ezt4394e">
+            <w:hyperlink w:history="1" r:id="rIdp-noggekqtpfwo9hexras">
               <w:r>
                 <w:rPr>
                   <w:rFonts w:ascii="Arial" w:cs="Arial" w:eastAsia="Arial" w:hAnsi="Arial"/>
@@ -13947,7 +13947,7 @@
               <w:spacing w:after="10" w:before="0"/>
               <w:ind w:left="120"/>
             </w:pPr>
-            <w:hyperlink w:history="1" r:id="rIdprhzwq76tbho7f6_fksep">
+            <w:hyperlink w:history="1" r:id="rIdiragojhdthcttfqzhg61x">
               <w:r>
                 <w:rPr>
                   <w:rFonts w:ascii="Arial" w:cs="Arial" w:eastAsia="Arial" w:hAnsi="Arial"/>
@@ -14147,7 +14147,7 @@
             <w:pPr>
               <w:spacing w:after="20" w:before="0"/>
             </w:pPr>
-            <w:hyperlink w:history="1" r:id="rIdyaoy5umyb4xi1hiikmbx6">
+            <w:hyperlink w:history="1" r:id="rIdszeejvipepsxyawqzymn4">
               <w:r>
                 <w:rPr>
                   <w:rFonts w:ascii="Arial" w:cs="Arial" w:eastAsia="Arial" w:hAnsi="Arial"/>
@@ -14196,7 +14196,7 @@
               <w:spacing w:after="10" w:before="0"/>
               <w:ind w:left="120"/>
             </w:pPr>
-            <w:hyperlink w:history="1" r:id="rIdbfpnhopojn4jvgpeqo4we">
+            <w:hyperlink w:history="1" r:id="rIdyuxki87bzz7j6peonf1a3">
               <w:r>
                 <w:rPr>
                   <w:rFonts w:ascii="Arial" w:cs="Arial" w:eastAsia="Arial" w:hAnsi="Arial"/>
@@ -14241,7 +14241,7 @@
             <w:pPr>
               <w:spacing w:after="20" w:before="0"/>
             </w:pPr>
-            <w:hyperlink w:history="1" r:id="rIdrhmyst3-bscmzfky2pb4l">
+            <w:hyperlink w:history="1" r:id="rIdwzdckj1siwsu4bnhvgw5r">
               <w:r>
                 <w:rPr>
                   <w:rFonts w:ascii="Arial" w:cs="Arial" w:eastAsia="Arial" w:hAnsi="Arial"/>
@@ -14290,7 +14290,7 @@
               <w:spacing w:after="10" w:before="0"/>
               <w:ind w:left="120"/>
             </w:pPr>
-            <w:hyperlink w:history="1" r:id="rIdtnni9lbdxxthacnjofrsj">
+            <w:hyperlink w:history="1" r:id="rIdzizt2gjxyibjt5eueeg1x">
               <w:r>
                 <w:rPr>
                   <w:rFonts w:ascii="Arial" w:cs="Arial" w:eastAsia="Arial" w:hAnsi="Arial"/>
@@ -14815,7 +14815,7 @@
         </w:rPr>
         <w:t xml:space="preserve">© 2026 SeaVuria and ARES. Aligned with KICD objectives. Developed by SeaVuria; technical implementation by ARES (with AI assistance from Claude). Licensed under </w:t>
       </w:r>
-      <w:hyperlink w:history="1" r:id="rIdsk1nwnpg52u2ruozpkgbt">
+      <w:hyperlink w:history="1" r:id="rIdefvgqehqksyzlafu_tgho">
         <w:r>
           <w:rPr>
             <w:rFonts w:ascii="Arial" w:cs="Arial" w:eastAsia="Arial" w:hAnsi="Arial"/>
@@ -14836,7 +14836,7 @@
         </w:rPr>
         <w:t xml:space="preserve"> (</w:t>
       </w:r>
-      <w:hyperlink w:history="1" r:id="rIdf0zphikwv9j_qvqs1mkzv">
+      <w:hyperlink w:history="1" r:id="rIdcuhbc5rligfafct-rn4ld">
         <w:r>
           <w:rPr>
             <w:rFonts w:ascii="Arial" w:cs="Arial" w:eastAsia="Arial" w:hAnsi="Arial"/>
@@ -15876,7 +15876,7 @@
             <w:pPr>
               <w:spacing w:after="20" w:before="0"/>
             </w:pPr>
-            <w:hyperlink w:history="1" r:id="rId_pf_zpt07hsya8f3xxrcp">
+            <w:hyperlink w:history="1" r:id="rIdumnrgjapemn0pkvnbqv_m">
               <w:r>
                 <w:rPr>
                   <w:rFonts w:ascii="Arial" w:cs="Arial" w:eastAsia="Arial" w:hAnsi="Arial"/>
@@ -15909,7 +15909,7 @@
               <w:spacing w:after="10" w:before="0"/>
               <w:ind w:left="120"/>
             </w:pPr>
-            <w:hyperlink w:history="1" r:id="rIddnvsc3uejofzodsqc28fw">
+            <w:hyperlink w:history="1" r:id="rId54rvk8tnodoxtnlywf7yd">
               <w:r>
                 <w:rPr>
                   <w:rFonts w:ascii="Arial" w:cs="Arial" w:eastAsia="Arial" w:hAnsi="Arial"/>
@@ -15954,7 +15954,7 @@
             <w:pPr>
               <w:spacing w:after="20" w:before="0"/>
             </w:pPr>
-            <w:hyperlink w:history="1" r:id="rIdnrbwptwehi6hu30dshmbe">
+            <w:hyperlink w:history="1" r:id="rIdio867zi78fdh4g01hxcra">
               <w:r>
                 <w:rPr>
                   <w:rFonts w:ascii="Arial" w:cs="Arial" w:eastAsia="Arial" w:hAnsi="Arial"/>
@@ -15987,7 +15987,7 @@
               <w:spacing w:after="10" w:before="0"/>
               <w:ind w:left="120"/>
             </w:pPr>
-            <w:hyperlink w:history="1" r:id="rIdgclodov8eugkshc9sojsj">
+            <w:hyperlink w:history="1" r:id="rId89fgc0hylqvvzcsux-lhd">
               <w:r>
                 <w:rPr>
                   <w:rFonts w:ascii="Arial" w:cs="Arial" w:eastAsia="Arial" w:hAnsi="Arial"/>
@@ -16187,7 +16187,7 @@
             <w:pPr>
               <w:spacing w:after="20" w:before="0"/>
             </w:pPr>
-            <w:hyperlink w:history="1" r:id="rIdrlni6yvdi4gt04rvmrm8e">
+            <w:hyperlink w:history="1" r:id="rIdgdxoagudtgdemu0cavkzl">
               <w:r>
                 <w:rPr>
                   <w:rFonts w:ascii="Arial" w:cs="Arial" w:eastAsia="Arial" w:hAnsi="Arial"/>
@@ -16220,7 +16220,7 @@
               <w:spacing w:after="10" w:before="0"/>
               <w:ind w:left="120"/>
             </w:pPr>
-            <w:hyperlink w:history="1" r:id="rId80pdxjj6jpw4fgkmcynqi">
+            <w:hyperlink w:history="1" r:id="rIdgiwtt-hjq2jrlq8--j5oz">
               <w:r>
                 <w:rPr>
                   <w:rFonts w:ascii="Arial" w:cs="Arial" w:eastAsia="Arial" w:hAnsi="Arial"/>
@@ -16265,7 +16265,7 @@
             <w:pPr>
               <w:spacing w:after="20" w:before="0"/>
             </w:pPr>
-            <w:hyperlink w:history="1" r:id="rId6hxs2krv3ebtk6pxxwd6p">
+            <w:hyperlink w:history="1" r:id="rIdlzlj-rzpum5ewyxg44cr5">
               <w:r>
                 <w:rPr>
                   <w:rFonts w:ascii="Arial" w:cs="Arial" w:eastAsia="Arial" w:hAnsi="Arial"/>
@@ -16298,7 +16298,7 @@
               <w:spacing w:after="10" w:before="0"/>
               <w:ind w:left="120"/>
             </w:pPr>
-            <w:hyperlink w:history="1" r:id="rIdg6br2qzwstlpob_lnzvo1">
+            <w:hyperlink w:history="1" r:id="rIdavl7ocv2tjmuhx_3a7wmk">
               <w:r>
                 <w:rPr>
                   <w:rFonts w:ascii="Arial" w:cs="Arial" w:eastAsia="Arial" w:hAnsi="Arial"/>
@@ -16498,7 +16498,7 @@
             <w:pPr>
               <w:spacing w:after="20" w:before="0"/>
             </w:pPr>
-            <w:hyperlink w:history="1" r:id="rIdtiyrhzbct2-1gtl27fjvd">
+            <w:hyperlink w:history="1" r:id="rIdxniad6v4i_lrkq4qfaz3j">
               <w:r>
                 <w:rPr>
                   <w:rFonts w:ascii="Arial" w:cs="Arial" w:eastAsia="Arial" w:hAnsi="Arial"/>
@@ -16547,7 +16547,7 @@
               <w:spacing w:after="10" w:before="0"/>
               <w:ind w:left="120"/>
             </w:pPr>
-            <w:hyperlink w:history="1" r:id="rIdd0frkumecio0z7vw6rsbn">
+            <w:hyperlink w:history="1" r:id="rIdm2duymrz8l6rkjcepdbux">
               <w:r>
                 <w:rPr>
                   <w:rFonts w:ascii="Arial" w:cs="Arial" w:eastAsia="Arial" w:hAnsi="Arial"/>
@@ -16592,7 +16592,7 @@
             <w:pPr>
               <w:spacing w:after="20" w:before="0"/>
             </w:pPr>
-            <w:hyperlink w:history="1" r:id="rIdegc_kgaiz5tnkgd5yafg5">
+            <w:hyperlink w:history="1" r:id="rIdiknjt93c78zum4zgb21-v">
               <w:r>
                 <w:rPr>
                   <w:rFonts w:ascii="Arial" w:cs="Arial" w:eastAsia="Arial" w:hAnsi="Arial"/>
@@ -16625,7 +16625,7 @@
               <w:spacing w:after="10" w:before="0"/>
               <w:ind w:left="120"/>
             </w:pPr>
-            <w:hyperlink w:history="1" r:id="rIdjbq3lukb1itze5t7rnhmj">
+            <w:hyperlink w:history="1" r:id="rIdh7qznzrsnslwifs5n_ogu">
               <w:r>
                 <w:rPr>
                   <w:rFonts w:ascii="Arial" w:cs="Arial" w:eastAsia="Arial" w:hAnsi="Arial"/>
@@ -16825,7 +16825,7 @@
             <w:pPr>
               <w:spacing w:after="20" w:before="0"/>
             </w:pPr>
-            <w:hyperlink w:history="1" r:id="rIdfhm5xjctdixs_eyskmqrp">
+            <w:hyperlink w:history="1" r:id="rIdots-8i-vrqy4tgvevoag6">
               <w:r>
                 <w:rPr>
                   <w:rFonts w:ascii="Arial" w:cs="Arial" w:eastAsia="Arial" w:hAnsi="Arial"/>
@@ -16858,7 +16858,7 @@
               <w:spacing w:after="10" w:before="0"/>
               <w:ind w:left="120"/>
             </w:pPr>
-            <w:hyperlink w:history="1" r:id="rIdmbqz0gz45cblwhl_nfzip">
+            <w:hyperlink w:history="1" r:id="rIdjhfipwnnptowpg57_38s5">
               <w:r>
                 <w:rPr>
                   <w:rFonts w:ascii="Arial" w:cs="Arial" w:eastAsia="Arial" w:hAnsi="Arial"/>
@@ -16903,7 +16903,7 @@
             <w:pPr>
               <w:spacing w:after="20" w:before="0"/>
             </w:pPr>
-            <w:hyperlink w:history="1" r:id="rId7cve-krppxfhh77k5tdfk">
+            <w:hyperlink w:history="1" r:id="rIdefe7nmydrmsskvmbw5zhm">
               <w:r>
                 <w:rPr>
                   <w:rFonts w:ascii="Arial" w:cs="Arial" w:eastAsia="Arial" w:hAnsi="Arial"/>
@@ -16936,7 +16936,7 @@
               <w:spacing w:after="10" w:before="0"/>
               <w:ind w:left="120"/>
             </w:pPr>
-            <w:hyperlink w:history="1" r:id="rIdmimlv2q9a1exjwpzer3o3">
+            <w:hyperlink w:history="1" r:id="rId4mrtrkz8nb0oakkvfvuns">
               <w:r>
                 <w:rPr>
                   <w:rFonts w:ascii="Arial" w:cs="Arial" w:eastAsia="Arial" w:hAnsi="Arial"/>
@@ -17136,7 +17136,7 @@
             <w:pPr>
               <w:spacing w:after="20" w:before="0"/>
             </w:pPr>
-            <w:hyperlink w:history="1" r:id="rIdyexxemj112xz2ztopuojj">
+            <w:hyperlink w:history="1" r:id="rId3o9httpxs1jhjjo4igchf">
               <w:r>
                 <w:rPr>
                   <w:rFonts w:ascii="Arial" w:cs="Arial" w:eastAsia="Arial" w:hAnsi="Arial"/>
@@ -17169,7 +17169,7 @@
               <w:spacing w:after="10" w:before="0"/>
               <w:ind w:left="120"/>
             </w:pPr>
-            <w:hyperlink w:history="1" r:id="rId5rdpuixwhzxy2qltuil7g">
+            <w:hyperlink w:history="1" r:id="rIdb5ppssbuqfkzgs7b2jfud">
               <w:r>
                 <w:rPr>
                   <w:rFonts w:ascii="Arial" w:cs="Arial" w:eastAsia="Arial" w:hAnsi="Arial"/>
@@ -17214,7 +17214,7 @@
             <w:pPr>
               <w:spacing w:after="20" w:before="0"/>
             </w:pPr>
-            <w:hyperlink w:history="1" r:id="rIdbi-kpnhz2it5fpik_74n_">
+            <w:hyperlink w:history="1" r:id="rIdjiizbqldvhn-carrp4iel">
               <w:r>
                 <w:rPr>
                   <w:rFonts w:ascii="Arial" w:cs="Arial" w:eastAsia="Arial" w:hAnsi="Arial"/>
@@ -17263,7 +17263,7 @@
               <w:spacing w:after="10" w:before="0"/>
               <w:ind w:left="120"/>
             </w:pPr>
-            <w:hyperlink w:history="1" r:id="rIdicfmsdop7exu2wbnoljbp">
+            <w:hyperlink w:history="1" r:id="rId0dxskqdr-xrnbftdz19on">
               <w:r>
                 <w:rPr>
                   <w:rFonts w:ascii="Arial" w:cs="Arial" w:eastAsia="Arial" w:hAnsi="Arial"/>
@@ -17788,7 +17788,7 @@
         </w:rPr>
         <w:t xml:space="preserve">© 2026 SeaVuria and ARES. Aligned with KICD objectives. Developed by SeaVuria; technical implementation by ARES (with AI assistance from Claude). Licensed under </w:t>
       </w:r>
-      <w:hyperlink w:history="1" r:id="rId9pl_dylc3bw-9kpgnqxh-">
+      <w:hyperlink w:history="1" r:id="rIdgaxyc_uefxzjflejaa-eb">
         <w:r>
           <w:rPr>
             <w:rFonts w:ascii="Arial" w:cs="Arial" w:eastAsia="Arial" w:hAnsi="Arial"/>
@@ -17809,7 +17809,7 @@
         </w:rPr>
         <w:t xml:space="preserve"> (</w:t>
       </w:r>
-      <w:hyperlink w:history="1" r:id="rId652t03qhgwk1me78hqg0i">
+      <w:hyperlink w:history="1" r:id="rId2ettqrmfo2qlgum5qk3ye">
         <w:r>
           <w:rPr>
             <w:rFonts w:ascii="Arial" w:cs="Arial" w:eastAsia="Arial" w:hAnsi="Arial"/>
@@ -18849,7 +18849,7 @@
             <w:pPr>
               <w:spacing w:after="20" w:before="0"/>
             </w:pPr>
-            <w:hyperlink w:history="1" r:id="rIdxlv23x-bhfttr3oj4uubb">
+            <w:hyperlink w:history="1" r:id="rIddocqlov5mllgq4qxu43lz">
               <w:r>
                 <w:rPr>
                   <w:rFonts w:ascii="Arial" w:cs="Arial" w:eastAsia="Arial" w:hAnsi="Arial"/>
@@ -18882,7 +18882,7 @@
               <w:spacing w:after="10" w:before="0"/>
               <w:ind w:left="120"/>
             </w:pPr>
-            <w:hyperlink w:history="1" r:id="rIdn0zg9p02izqirhnalyc3i">
+            <w:hyperlink w:history="1" r:id="rIdyhhxwpuajez1trjg3pr3v">
               <w:r>
                 <w:rPr>
                   <w:rFonts w:ascii="Arial" w:cs="Arial" w:eastAsia="Arial" w:hAnsi="Arial"/>
@@ -18927,7 +18927,7 @@
             <w:pPr>
               <w:spacing w:after="20" w:before="0"/>
             </w:pPr>
-            <w:hyperlink w:history="1" r:id="rId4d9asqumxqdrfhnrmvl3s">
+            <w:hyperlink w:history="1" r:id="rIddywyxudopdlxr_bpcoftk">
               <w:r>
                 <w:rPr>
                   <w:rFonts w:ascii="Arial" w:cs="Arial" w:eastAsia="Arial" w:hAnsi="Arial"/>
@@ -18960,7 +18960,7 @@
               <w:spacing w:after="10" w:before="0"/>
               <w:ind w:left="120"/>
             </w:pPr>
-            <w:hyperlink w:history="1" r:id="rId-gzpchpq2toxz7dqjuvj2">
+            <w:hyperlink w:history="1" r:id="rIdnjfaj-1opdbg4psfzazd2">
               <w:r>
                 <w:rPr>
                   <w:rFonts w:ascii="Arial" w:cs="Arial" w:eastAsia="Arial" w:hAnsi="Arial"/>
@@ -19160,7 +19160,7 @@
             <w:pPr>
               <w:spacing w:after="20" w:before="0"/>
             </w:pPr>
-            <w:hyperlink w:history="1" r:id="rIdfnshtiprkqgifv1yzbfcp">
+            <w:hyperlink w:history="1" r:id="rIdho-3ofgrqilgx1vknkfed">
               <w:r>
                 <w:rPr>
                   <w:rFonts w:ascii="Arial" w:cs="Arial" w:eastAsia="Arial" w:hAnsi="Arial"/>
@@ -19193,7 +19193,7 @@
               <w:spacing w:after="10" w:before="0"/>
               <w:ind w:left="120"/>
             </w:pPr>
-            <w:hyperlink w:history="1" r:id="rId11hzxvr3jhpkigdvuwpby">
+            <w:hyperlink w:history="1" r:id="rIdydgadztkafntlnov0e6zd">
               <w:r>
                 <w:rPr>
                   <w:rFonts w:ascii="Arial" w:cs="Arial" w:eastAsia="Arial" w:hAnsi="Arial"/>
@@ -19238,7 +19238,7 @@
             <w:pPr>
               <w:spacing w:after="20" w:before="0"/>
             </w:pPr>
-            <w:hyperlink w:history="1" r:id="rIdaqs0oeuxvjeyuilneukz8">
+            <w:hyperlink w:history="1" r:id="rId7ks8mxtfin9y_0yfmbcok">
               <w:r>
                 <w:rPr>
                   <w:rFonts w:ascii="Arial" w:cs="Arial" w:eastAsia="Arial" w:hAnsi="Arial"/>
@@ -19271,7 +19271,7 @@
               <w:spacing w:after="10" w:before="0"/>
               <w:ind w:left="120"/>
             </w:pPr>
-            <w:hyperlink w:history="1" r:id="rIdgqs3w8txoudu-rh0qrp1t">
+            <w:hyperlink w:history="1" r:id="rId2kwlxiqkwsmdvsu79mmlf">
               <w:r>
                 <w:rPr>
                   <w:rFonts w:ascii="Arial" w:cs="Arial" w:eastAsia="Arial" w:hAnsi="Arial"/>
@@ -19471,7 +19471,7 @@
             <w:pPr>
               <w:spacing w:after="20" w:before="0"/>
             </w:pPr>
-            <w:hyperlink w:history="1" r:id="rIdsazo1ffrdgwdyydkrfcm1">
+            <w:hyperlink w:history="1" r:id="rIdyr_aqemf7dplnoivtojvo">
               <w:r>
                 <w:rPr>
                   <w:rFonts w:ascii="Arial" w:cs="Arial" w:eastAsia="Arial" w:hAnsi="Arial"/>
@@ -19504,7 +19504,7 @@
               <w:spacing w:after="10" w:before="0"/>
               <w:ind w:left="120"/>
             </w:pPr>
-            <w:hyperlink w:history="1" r:id="rIdkj7qyzpxtwbg81ujuf-z8">
+            <w:hyperlink w:history="1" r:id="rIdoltywjrohxe8xon5qw9gl">
               <w:r>
                 <w:rPr>
                   <w:rFonts w:ascii="Arial" w:cs="Arial" w:eastAsia="Arial" w:hAnsi="Arial"/>
@@ -19549,7 +19549,7 @@
             <w:pPr>
               <w:spacing w:after="20" w:before="0"/>
             </w:pPr>
-            <w:hyperlink w:history="1" r:id="rIdblgxyi-anhf3bw-dezzgq">
+            <w:hyperlink w:history="1" r:id="rIdchpu6yl_bxji7ezr83roz">
               <w:r>
                 <w:rPr>
                   <w:rFonts w:ascii="Arial" w:cs="Arial" w:eastAsia="Arial" w:hAnsi="Arial"/>
@@ -19598,7 +19598,7 @@
               <w:spacing w:after="10" w:before="0"/>
               <w:ind w:left="120"/>
             </w:pPr>
-            <w:hyperlink w:history="1" r:id="rIdewpge3nqgwu8ir_j6odu9">
+            <w:hyperlink w:history="1" r:id="rId37giw5caqwl5qqdejjvs4">
               <w:r>
                 <w:rPr>
                   <w:rFonts w:ascii="Arial" w:cs="Arial" w:eastAsia="Arial" w:hAnsi="Arial"/>
@@ -19798,7 +19798,7 @@
             <w:pPr>
               <w:spacing w:after="20" w:before="0"/>
             </w:pPr>
-            <w:hyperlink w:history="1" r:id="rIdiskkjkrqrszslqo0kb5hk">
+            <w:hyperlink w:history="1" r:id="rIdqp9dr3k0mir_vrhxexa32">
               <w:r>
                 <w:rPr>
                   <w:rFonts w:ascii="Arial" w:cs="Arial" w:eastAsia="Arial" w:hAnsi="Arial"/>
@@ -19831,7 +19831,7 @@
               <w:spacing w:after="10" w:before="0"/>
               <w:ind w:left="120"/>
             </w:pPr>
-            <w:hyperlink w:history="1" r:id="rIdmewzf9e0aq3ez4hs_qczl">
+            <w:hyperlink w:history="1" r:id="rIdxjarefbgaoweo16amzqk0">
               <w:r>
                 <w:rPr>
                   <w:rFonts w:ascii="Arial" w:cs="Arial" w:eastAsia="Arial" w:hAnsi="Arial"/>
@@ -19876,7 +19876,7 @@
             <w:pPr>
               <w:spacing w:after="20" w:before="0"/>
             </w:pPr>
-            <w:hyperlink w:history="1" r:id="rIdrfbmyvw0feewsfa72wjrh">
+            <w:hyperlink w:history="1" r:id="rIdtdbjtte-s8nahmmutbgqg">
               <w:r>
                 <w:rPr>
                   <w:rFonts w:ascii="Arial" w:cs="Arial" w:eastAsia="Arial" w:hAnsi="Arial"/>
@@ -19925,7 +19925,7 @@
               <w:spacing w:after="10" w:before="0"/>
               <w:ind w:left="120"/>
             </w:pPr>
-            <w:hyperlink w:history="1" r:id="rIdhoxuq7kcla-shamrz4_6c">
+            <w:hyperlink w:history="1" r:id="rId5fudtpo8my6dyv4dcj9tx">
               <w:r>
                 <w:rPr>
                   <w:rFonts w:ascii="Arial" w:cs="Arial" w:eastAsia="Arial" w:hAnsi="Arial"/>
@@ -20125,7 +20125,7 @@
             <w:pPr>
               <w:spacing w:after="20" w:before="0"/>
             </w:pPr>
-            <w:hyperlink w:history="1" r:id="rIdhb_ovcu3u3bgamwca4ov3">
+            <w:hyperlink w:history="1" r:id="rId24mjw31-gziwdqvtcwczl">
               <w:r>
                 <w:rPr>
                   <w:rFonts w:ascii="Arial" w:cs="Arial" w:eastAsia="Arial" w:hAnsi="Arial"/>
@@ -20158,7 +20158,7 @@
               <w:spacing w:after="10" w:before="0"/>
               <w:ind w:left="120"/>
             </w:pPr>
-            <w:hyperlink w:history="1" r:id="rId3o7fy0ebquriyosbblxfj">
+            <w:hyperlink w:history="1" r:id="rId9ushby5apn4ese3dq5jar">
               <w:r>
                 <w:rPr>
                   <w:rFonts w:ascii="Arial" w:cs="Arial" w:eastAsia="Arial" w:hAnsi="Arial"/>
@@ -20203,7 +20203,7 @@
             <w:pPr>
               <w:spacing w:after="20" w:before="0"/>
             </w:pPr>
-            <w:hyperlink w:history="1" r:id="rIdd10k9byvp8rm8itogx3oi">
+            <w:hyperlink w:history="1" r:id="rIdem_e6j1yhp63evxihu02c">
               <w:r>
                 <w:rPr>
                   <w:rFonts w:ascii="Arial" w:cs="Arial" w:eastAsia="Arial" w:hAnsi="Arial"/>
@@ -20252,7 +20252,7 @@
               <w:spacing w:after="10" w:before="0"/>
               <w:ind w:left="120"/>
             </w:pPr>
-            <w:hyperlink w:history="1" r:id="rIdypjt_zl4e_0fonnrwtyub">
+            <w:hyperlink w:history="1" r:id="rIdjujjr3slfdliex93sqxtg">
               <w:r>
                 <w:rPr>
                   <w:rFonts w:ascii="Arial" w:cs="Arial" w:eastAsia="Arial" w:hAnsi="Arial"/>
@@ -20897,7 +20897,7 @@
         </w:rPr>
         <w:t xml:space="preserve">© 2026 SeaVuria and ARES. Aligned with KICD objectives. Developed by SeaVuria; technical implementation by ARES (with AI assistance from Claude). Licensed under </w:t>
       </w:r>
-      <w:hyperlink w:history="1" r:id="rIdpckr0es23khiclwszxvcj">
+      <w:hyperlink w:history="1" r:id="rIdxhxbwmiuerjdpiiwqjl7j">
         <w:r>
           <w:rPr>
             <w:rFonts w:ascii="Arial" w:cs="Arial" w:eastAsia="Arial" w:hAnsi="Arial"/>
@@ -20918,7 +20918,7 @@
         </w:rPr>
         <w:t xml:space="preserve"> (</w:t>
       </w:r>
-      <w:hyperlink w:history="1" r:id="rId3iflycmm-tzmfg0ukbixc">
+      <w:hyperlink w:history="1" r:id="rId21pnj-8_apth_oj74qn9o">
         <w:r>
           <w:rPr>
             <w:rFonts w:ascii="Arial" w:cs="Arial" w:eastAsia="Arial" w:hAnsi="Arial"/>
@@ -21958,7 +21958,7 @@
             <w:pPr>
               <w:spacing w:after="20" w:before="0"/>
             </w:pPr>
-            <w:hyperlink w:history="1" r:id="rIda6a9do1li9a919tbbiog1">
+            <w:hyperlink w:history="1" r:id="rId_mf0lhumowphppxmxgfno">
               <w:r>
                 <w:rPr>
                   <w:rFonts w:ascii="Arial" w:cs="Arial" w:eastAsia="Arial" w:hAnsi="Arial"/>
@@ -22007,7 +22007,7 @@
               <w:spacing w:after="10" w:before="0"/>
               <w:ind w:left="120"/>
             </w:pPr>
-            <w:hyperlink w:history="1" r:id="rIdtikadxbysw3o4iali8b70">
+            <w:hyperlink w:history="1" r:id="rIdwbbc92m01pyv13phfwq5a">
               <w:r>
                 <w:rPr>
                   <w:rFonts w:ascii="Arial" w:cs="Arial" w:eastAsia="Arial" w:hAnsi="Arial"/>
@@ -22052,7 +22052,7 @@
             <w:pPr>
               <w:spacing w:after="20" w:before="0"/>
             </w:pPr>
-            <w:hyperlink w:history="1" r:id="rIdmgfe1sgsflweonhxig9ad">
+            <w:hyperlink w:history="1" r:id="rIdkvzh0vhk8gejv58qsyyrp">
               <w:r>
                 <w:rPr>
                   <w:rFonts w:ascii="Arial" w:cs="Arial" w:eastAsia="Arial" w:hAnsi="Arial"/>
@@ -22085,7 +22085,7 @@
               <w:spacing w:after="10" w:before="0"/>
               <w:ind w:left="120"/>
             </w:pPr>
-            <w:hyperlink w:history="1" r:id="rIdowkmnyczptsq9gwgdb2ul">
+            <w:hyperlink w:history="1" r:id="rIdelwpklrpxu6apc6xv_x6w">
               <w:r>
                 <w:rPr>
                   <w:rFonts w:ascii="Arial" w:cs="Arial" w:eastAsia="Arial" w:hAnsi="Arial"/>
@@ -22285,7 +22285,7 @@
             <w:pPr>
               <w:spacing w:after="20" w:before="0"/>
             </w:pPr>
-            <w:hyperlink w:history="1" r:id="rIdhq9csuakchmdk-8igcrwn">
+            <w:hyperlink w:history="1" r:id="rIdrsdi94ezzrsntuyepqh-g">
               <w:r>
                 <w:rPr>
                   <w:rFonts w:ascii="Arial" w:cs="Arial" w:eastAsia="Arial" w:hAnsi="Arial"/>
@@ -22334,7 +22334,7 @@
               <w:spacing w:after="10" w:before="0"/>
               <w:ind w:left="120"/>
             </w:pPr>
-            <w:hyperlink w:history="1" r:id="rIdgacmx7kn1bu_mn8jdqhmh">
+            <w:hyperlink w:history="1" r:id="rIdpq3ysmtvfv1kep0xcm5uj">
               <w:r>
                 <w:rPr>
                   <w:rFonts w:ascii="Arial" w:cs="Arial" w:eastAsia="Arial" w:hAnsi="Arial"/>
@@ -22379,7 +22379,7 @@
             <w:pPr>
               <w:spacing w:after="20" w:before="0"/>
             </w:pPr>
-            <w:hyperlink w:history="1" r:id="rIdwcwvj3k3aov3nm8djljlq">
+            <w:hyperlink w:history="1" r:id="rIdidnvzidfrqq-5o1lq4gz_">
               <w:r>
                 <w:rPr>
                   <w:rFonts w:ascii="Arial" w:cs="Arial" w:eastAsia="Arial" w:hAnsi="Arial"/>
@@ -22412,7 +22412,7 @@
               <w:spacing w:after="10" w:before="0"/>
               <w:ind w:left="120"/>
             </w:pPr>
-            <w:hyperlink w:history="1" r:id="rIdi3cpty_e40dghjr-qtiu8">
+            <w:hyperlink w:history="1" r:id="rIdqt6nwphrzagzmliairxpp">
               <w:r>
                 <w:rPr>
                   <w:rFonts w:ascii="Arial" w:cs="Arial" w:eastAsia="Arial" w:hAnsi="Arial"/>
@@ -22612,7 +22612,7 @@
             <w:pPr>
               <w:spacing w:after="20" w:before="0"/>
             </w:pPr>
-            <w:hyperlink w:history="1" r:id="rIdzwoqmvwczj_nmbww54qv2">
+            <w:hyperlink w:history="1" r:id="rIdpkg7uwu4u34fejwglg_4u">
               <w:r>
                 <w:rPr>
                   <w:rFonts w:ascii="Arial" w:cs="Arial" w:eastAsia="Arial" w:hAnsi="Arial"/>
@@ -22661,7 +22661,7 @@
               <w:spacing w:after="10" w:before="0"/>
               <w:ind w:left="120"/>
             </w:pPr>
-            <w:hyperlink w:history="1" r:id="rIdwsllrmzmw35qmiwbjy2ag">
+            <w:hyperlink w:history="1" r:id="rIdydn1wrm8-pr95jmdsuxqk">
               <w:r>
                 <w:rPr>
                   <w:rFonts w:ascii="Arial" w:cs="Arial" w:eastAsia="Arial" w:hAnsi="Arial"/>
@@ -22706,7 +22706,7 @@
             <w:pPr>
               <w:spacing w:after="20" w:before="0"/>
             </w:pPr>
-            <w:hyperlink w:history="1" r:id="rIdnald8eprvpchytcel8on2">
+            <w:hyperlink w:history="1" r:id="rIda6zksv4twuzr69oz1s53w">
               <w:r>
                 <w:rPr>
                   <w:rFonts w:ascii="Arial" w:cs="Arial" w:eastAsia="Arial" w:hAnsi="Arial"/>
@@ -22739,7 +22739,7 @@
               <w:spacing w:after="10" w:before="0"/>
               <w:ind w:left="120"/>
             </w:pPr>
-            <w:hyperlink w:history="1" r:id="rId2yrgodape9ouuxewxfa7p">
+            <w:hyperlink w:history="1" r:id="rIdkme5xvhp4feltkgvjukfj">
               <w:r>
                 <w:rPr>
                   <w:rFonts w:ascii="Arial" w:cs="Arial" w:eastAsia="Arial" w:hAnsi="Arial"/>
@@ -22939,7 +22939,7 @@
             <w:pPr>
               <w:spacing w:after="20" w:before="0"/>
             </w:pPr>
-            <w:hyperlink w:history="1" r:id="rId3kr8ikkh3kaumbn3hnh3m">
+            <w:hyperlink w:history="1" r:id="rIducrhimk-m2uugnsvn-s45">
               <w:r>
                 <w:rPr>
                   <w:rFonts w:ascii="Arial" w:cs="Arial" w:eastAsia="Arial" w:hAnsi="Arial"/>
@@ -22988,7 +22988,7 @@
               <w:spacing w:after="10" w:before="0"/>
               <w:ind w:left="120"/>
             </w:pPr>
-            <w:hyperlink w:history="1" r:id="rIddry-eyzwiinw3t41indwa">
+            <w:hyperlink w:history="1" r:id="rIdqjugwlsat2h-cygs11dpy">
               <w:r>
                 <w:rPr>
                   <w:rFonts w:ascii="Arial" w:cs="Arial" w:eastAsia="Arial" w:hAnsi="Arial"/>
@@ -23033,7 +23033,7 @@
             <w:pPr>
               <w:spacing w:after="20" w:before="0"/>
             </w:pPr>
-            <w:hyperlink w:history="1" r:id="rIdvcs0g92n2d0etvam-cm5c">
+            <w:hyperlink w:history="1" r:id="rId0k_kxrolguyk7yesxqo3e">
               <w:r>
                 <w:rPr>
                   <w:rFonts w:ascii="Arial" w:cs="Arial" w:eastAsia="Arial" w:hAnsi="Arial"/>
@@ -23066,7 +23066,7 @@
               <w:spacing w:after="10" w:before="0"/>
               <w:ind w:left="120"/>
             </w:pPr>
-            <w:hyperlink w:history="1" r:id="rIdmhycr_wheior0to5tqeke">
+            <w:hyperlink w:history="1" r:id="rIdi0tjxa6ubqrq_iti5kv2i">
               <w:r>
                 <w:rPr>
                   <w:rFonts w:ascii="Arial" w:cs="Arial" w:eastAsia="Arial" w:hAnsi="Arial"/>
@@ -23266,7 +23266,7 @@
             <w:pPr>
               <w:spacing w:after="20" w:before="0"/>
             </w:pPr>
-            <w:hyperlink w:history="1" r:id="rIdwwypshzkjcgcqndmafwod">
+            <w:hyperlink w:history="1" r:id="rIduxwjkw6itfyexpcfaakmj">
               <w:r>
                 <w:rPr>
                   <w:rFonts w:ascii="Arial" w:cs="Arial" w:eastAsia="Arial" w:hAnsi="Arial"/>
@@ -23315,7 +23315,7 @@
               <w:spacing w:after="10" w:before="0"/>
               <w:ind w:left="120"/>
             </w:pPr>
-            <w:hyperlink w:history="1" r:id="rId5kxiqn_xveogcyoicizcw">
+            <w:hyperlink w:history="1" r:id="rId_29luetmay6cfoksob59n">
               <w:r>
                 <w:rPr>
                   <w:rFonts w:ascii="Arial" w:cs="Arial" w:eastAsia="Arial" w:hAnsi="Arial"/>
@@ -23360,7 +23360,7 @@
             <w:pPr>
               <w:spacing w:after="20" w:before="0"/>
             </w:pPr>
-            <w:hyperlink w:history="1" r:id="rId3asrusy85q-vz_q4m8gfl">
+            <w:hyperlink w:history="1" r:id="rIdclfzfsmek3t-07jvlnvqq">
               <w:r>
                 <w:rPr>
                   <w:rFonts w:ascii="Arial" w:cs="Arial" w:eastAsia="Arial" w:hAnsi="Arial"/>
@@ -23409,7 +23409,7 @@
               <w:spacing w:after="10" w:before="0"/>
               <w:ind w:left="120"/>
             </w:pPr>
-            <w:hyperlink w:history="1" r:id="rIdhjxz-xnvn9q--f3b-p5vw">
+            <w:hyperlink w:history="1" r:id="rId3nxr_skdg_kntdhfmahoq">
               <w:r>
                 <w:rPr>
                   <w:rFonts w:ascii="Arial" w:cs="Arial" w:eastAsia="Arial" w:hAnsi="Arial"/>
@@ -24034,7 +24034,7 @@
         </w:rPr>
         <w:t xml:space="preserve">© 2026 SeaVuria and ARES. Aligned with KICD objectives. Developed by SeaVuria; technical implementation by ARES (with AI assistance from Claude). Licensed under </w:t>
       </w:r>
-      <w:hyperlink w:history="1" r:id="rIdd2kta2isw3euj-xjtgb3s">
+      <w:hyperlink w:history="1" r:id="rIdy-n404ilgxtqqsoudrbgz">
         <w:r>
           <w:rPr>
             <w:rFonts w:ascii="Arial" w:cs="Arial" w:eastAsia="Arial" w:hAnsi="Arial"/>
@@ -24055,7 +24055,7 @@
         </w:rPr>
         <w:t xml:space="preserve"> (</w:t>
       </w:r>
-      <w:hyperlink w:history="1" r:id="rIdfq1p2obsu976s4bluu3e-">
+      <w:hyperlink w:history="1" r:id="rId8xybkiyoukbesz-dj5dhi">
         <w:r>
           <w:rPr>
             <w:rFonts w:ascii="Arial" w:cs="Arial" w:eastAsia="Arial" w:hAnsi="Arial"/>
@@ -25095,7 +25095,7 @@
             <w:pPr>
               <w:spacing w:after="20" w:before="0"/>
             </w:pPr>
-            <w:hyperlink w:history="1" r:id="rIdfodlyktskp4vnxkqqz5vj">
+            <w:hyperlink w:history="1" r:id="rId-fdrz6owm49-9honqhciz">
               <w:r>
                 <w:rPr>
                   <w:rFonts w:ascii="Arial" w:cs="Arial" w:eastAsia="Arial" w:hAnsi="Arial"/>
@@ -25144,7 +25144,7 @@
               <w:spacing w:after="10" w:before="0"/>
               <w:ind w:left="120"/>
             </w:pPr>
-            <w:hyperlink w:history="1" r:id="rIdlx30f6myjzlbj9tj1vjv7">
+            <w:hyperlink w:history="1" r:id="rIdmzwyi4wynkhtikysne9fd">
               <w:r>
                 <w:rPr>
                   <w:rFonts w:ascii="Arial" w:cs="Arial" w:eastAsia="Arial" w:hAnsi="Arial"/>
@@ -25189,7 +25189,7 @@
             <w:pPr>
               <w:spacing w:after="20" w:before="0"/>
             </w:pPr>
-            <w:hyperlink w:history="1" r:id="rIdbdk6wkfzfuhhacsannlgh">
+            <w:hyperlink w:history="1" r:id="rId8jbx5g1ik5w55-mabrbfk">
               <w:r>
                 <w:rPr>
                   <w:rFonts w:ascii="Arial" w:cs="Arial" w:eastAsia="Arial" w:hAnsi="Arial"/>
@@ -25238,7 +25238,7 @@
               <w:spacing w:after="10" w:before="0"/>
               <w:ind w:left="120"/>
             </w:pPr>
-            <w:hyperlink w:history="1" r:id="rIdpu7pzhr3vh6iv_29lw2px">
+            <w:hyperlink w:history="1" r:id="rIdxqv-fta06wmbrifuwkbln">
               <w:r>
                 <w:rPr>
                   <w:rFonts w:ascii="Arial" w:cs="Arial" w:eastAsia="Arial" w:hAnsi="Arial"/>
@@ -25438,7 +25438,7 @@
             <w:pPr>
               <w:spacing w:after="20" w:before="0"/>
             </w:pPr>
-            <w:hyperlink w:history="1" r:id="rIdjumjuepnqsxbjhszyweub">
+            <w:hyperlink w:history="1" r:id="rIdinh9pqg4oikeb0twdxlzb">
               <w:r>
                 <w:rPr>
                   <w:rFonts w:ascii="Arial" w:cs="Arial" w:eastAsia="Arial" w:hAnsi="Arial"/>
@@ -25487,7 +25487,7 @@
               <w:spacing w:after="10" w:before="0"/>
               <w:ind w:left="120"/>
             </w:pPr>
-            <w:hyperlink w:history="1" r:id="rIdlek21ynyibws_e10p7jlq">
+            <w:hyperlink w:history="1" r:id="rId7wj8e_syftv613a93wty2">
               <w:r>
                 <w:rPr>
                   <w:rFonts w:ascii="Arial" w:cs="Arial" w:eastAsia="Arial" w:hAnsi="Arial"/>
@@ -25532,7 +25532,7 @@
             <w:pPr>
               <w:spacing w:after="20" w:before="0"/>
             </w:pPr>
-            <w:hyperlink w:history="1" r:id="rIdbxlahvedkpkmsln4uv7en">
+            <w:hyperlink w:history="1" r:id="rIdsciqhfv9g08fqudtmfv--">
               <w:r>
                 <w:rPr>
                   <w:rFonts w:ascii="Arial" w:cs="Arial" w:eastAsia="Arial" w:hAnsi="Arial"/>
@@ -25581,7 +25581,7 @@
               <w:spacing w:after="10" w:before="0"/>
               <w:ind w:left="120"/>
             </w:pPr>
-            <w:hyperlink w:history="1" r:id="rIdbpq58lndarzrgxmt-jigp">
+            <w:hyperlink w:history="1" r:id="rIdf-bu2qvda-dnwvf37y_ak">
               <w:r>
                 <w:rPr>
                   <w:rFonts w:ascii="Arial" w:cs="Arial" w:eastAsia="Arial" w:hAnsi="Arial"/>
@@ -25781,7 +25781,7 @@
             <w:pPr>
               <w:spacing w:after="20" w:before="0"/>
             </w:pPr>
-            <w:hyperlink w:history="1" r:id="rIdwdbhwyqq0wt1dplvn68qp">
+            <w:hyperlink w:history="1" r:id="rIdechyt-xxtq2wc5xaunnar">
               <w:r>
                 <w:rPr>
                   <w:rFonts w:ascii="Arial" w:cs="Arial" w:eastAsia="Arial" w:hAnsi="Arial"/>
@@ -25830,7 +25830,7 @@
               <w:spacing w:after="10" w:before="0"/>
               <w:ind w:left="120"/>
             </w:pPr>
-            <w:hyperlink w:history="1" r:id="rIdg-c_o_twfdglwwgkc3df5">
+            <w:hyperlink w:history="1" r:id="rIdet6so8haixriu4t_og4os">
               <w:r>
                 <w:rPr>
                   <w:rFonts w:ascii="Arial" w:cs="Arial" w:eastAsia="Arial" w:hAnsi="Arial"/>
@@ -25875,7 +25875,7 @@
             <w:pPr>
               <w:spacing w:after="20" w:before="0"/>
             </w:pPr>
-            <w:hyperlink w:history="1" r:id="rIdeslgfjgiwpbaeclqeqqao">
+            <w:hyperlink w:history="1" r:id="rId0y_7lja7v1qrp_znnq4or">
               <w:r>
                 <w:rPr>
                   <w:rFonts w:ascii="Arial" w:cs="Arial" w:eastAsia="Arial" w:hAnsi="Arial"/>
@@ -25924,7 +25924,7 @@
               <w:spacing w:after="10" w:before="0"/>
               <w:ind w:left="120"/>
             </w:pPr>
-            <w:hyperlink w:history="1" r:id="rId5n1cdzwxk3bqtoufnx0ak">
+            <w:hyperlink w:history="1" r:id="rId7o1_wcnvb5kvcvpwadmec">
               <w:r>
                 <w:rPr>
                   <w:rFonts w:ascii="Arial" w:cs="Arial" w:eastAsia="Arial" w:hAnsi="Arial"/>
@@ -26124,7 +26124,7 @@
             <w:pPr>
               <w:spacing w:after="20" w:before="0"/>
             </w:pPr>
-            <w:hyperlink w:history="1" r:id="rIdbeiskro62t8lvnjv_yqrw">
+            <w:hyperlink w:history="1" r:id="rIdvlkum7qo_2ezqnhoset-5">
               <w:r>
                 <w:rPr>
                   <w:rFonts w:ascii="Arial" w:cs="Arial" w:eastAsia="Arial" w:hAnsi="Arial"/>
@@ -26173,7 +26173,7 @@
               <w:spacing w:after="10" w:before="0"/>
               <w:ind w:left="120"/>
             </w:pPr>
-            <w:hyperlink w:history="1" r:id="rId8axlee7uyrilhgxkliuil">
+            <w:hyperlink w:history="1" r:id="rId2mfjcagjpth0w0a13jv7d">
               <w:r>
                 <w:rPr>
                   <w:rFonts w:ascii="Arial" w:cs="Arial" w:eastAsia="Arial" w:hAnsi="Arial"/>
@@ -26218,7 +26218,7 @@
             <w:pPr>
               <w:spacing w:after="20" w:before="0"/>
             </w:pPr>
-            <w:hyperlink w:history="1" r:id="rIdkl9bwq_8b2jftnxjxsvk1">
+            <w:hyperlink w:history="1" r:id="rIdx0ipqzbbw3qhihqta0ka4">
               <w:r>
                 <w:rPr>
                   <w:rFonts w:ascii="Arial" w:cs="Arial" w:eastAsia="Arial" w:hAnsi="Arial"/>
@@ -26267,7 +26267,7 @@
               <w:spacing w:after="10" w:before="0"/>
               <w:ind w:left="120"/>
             </w:pPr>
-            <w:hyperlink w:history="1" r:id="rIdkvewemly9_x9ux_0j4umh">
+            <w:hyperlink w:history="1" r:id="rIdkqjo4r145p6cv3xjgx2vk">
               <w:r>
                 <w:rPr>
                   <w:rFonts w:ascii="Arial" w:cs="Arial" w:eastAsia="Arial" w:hAnsi="Arial"/>
@@ -26467,7 +26467,7 @@
             <w:pPr>
               <w:spacing w:after="20" w:before="0"/>
             </w:pPr>
-            <w:hyperlink w:history="1" r:id="rIdjegywsybzpfisbped297s">
+            <w:hyperlink w:history="1" r:id="rIdndrhmt-ru9omv9slspi2l">
               <w:r>
                 <w:rPr>
                   <w:rFonts w:ascii="Arial" w:cs="Arial" w:eastAsia="Arial" w:hAnsi="Arial"/>
@@ -26516,7 +26516,7 @@
               <w:spacing w:after="10" w:before="0"/>
               <w:ind w:left="120"/>
             </w:pPr>
-            <w:hyperlink w:history="1" r:id="rIdzlr1ti3jsmw53dgyn0rem">
+            <w:hyperlink w:history="1" r:id="rIdl2qlnbkh1lpfp0hvqhrp3">
               <w:r>
                 <w:rPr>
                   <w:rFonts w:ascii="Arial" w:cs="Arial" w:eastAsia="Arial" w:hAnsi="Arial"/>
@@ -26561,7 +26561,7 @@
             <w:pPr>
               <w:spacing w:after="20" w:before="0"/>
             </w:pPr>
-            <w:hyperlink w:history="1" r:id="rIdpascanmi_7veyerd9x4dd">
+            <w:hyperlink w:history="1" r:id="rId1mpx7j464qos_1vysnzsa">
               <w:r>
                 <w:rPr>
                   <w:rFonts w:ascii="Arial" w:cs="Arial" w:eastAsia="Arial" w:hAnsi="Arial"/>
@@ -26610,7 +26610,7 @@
               <w:spacing w:after="10" w:before="0"/>
               <w:ind w:left="120"/>
             </w:pPr>
-            <w:hyperlink w:history="1" r:id="rIdqjhdd8smrlaf8ktgqbre0">
+            <w:hyperlink w:history="1" r:id="rIdqmln3gkwkpire5n-gdns0">
               <w:r>
                 <w:rPr>
                   <w:rFonts w:ascii="Arial" w:cs="Arial" w:eastAsia="Arial" w:hAnsi="Arial"/>
@@ -27135,7 +27135,7 @@
         </w:rPr>
         <w:t xml:space="preserve">© 2026 SeaVuria and ARES. Aligned with KICD objectives. Developed by SeaVuria; technical implementation by ARES (with AI assistance from Claude). Licensed under </w:t>
       </w:r>
-      <w:hyperlink w:history="1" r:id="rIdh2a19iilf3ibch59zbmwb">
+      <w:hyperlink w:history="1" r:id="rIdhgslkpkfcaxo7ynmizxcr">
         <w:r>
           <w:rPr>
             <w:rFonts w:ascii="Arial" w:cs="Arial" w:eastAsia="Arial" w:hAnsi="Arial"/>
@@ -27156,7 +27156,7 @@
         </w:rPr>
         <w:t xml:space="preserve"> (</w:t>
       </w:r>
-      <w:hyperlink w:history="1" r:id="rIdi85mfacjgkndpvztee-aj">
+      <w:hyperlink w:history="1" r:id="rIdk0q40jpndxuaap65rrvf3">
         <w:r>
           <w:rPr>
             <w:rFonts w:ascii="Arial" w:cs="Arial" w:eastAsia="Arial" w:hAnsi="Arial"/>
@@ -28196,7 +28196,7 @@
             <w:pPr>
               <w:spacing w:after="20" w:before="0"/>
             </w:pPr>
-            <w:hyperlink w:history="1" r:id="rIdesfej-6flnjqmipt2dfcr">
+            <w:hyperlink w:history="1" r:id="rIdulfymdzps-bcfk1cntcm2">
               <w:r>
                 <w:rPr>
                   <w:rFonts w:ascii="Arial" w:cs="Arial" w:eastAsia="Arial" w:hAnsi="Arial"/>
@@ -28229,7 +28229,7 @@
               <w:spacing w:after="10" w:before="0"/>
               <w:ind w:left="120"/>
             </w:pPr>
-            <w:hyperlink w:history="1" r:id="rIdpmmwkpe8uwpwf6hkwcwti">
+            <w:hyperlink w:history="1" r:id="rId7a4-hkow9ekjvpuewvhpf">
               <w:r>
                 <w:rPr>
                   <w:rFonts w:ascii="Arial" w:cs="Arial" w:eastAsia="Arial" w:hAnsi="Arial"/>
@@ -28274,7 +28274,7 @@
             <w:pPr>
               <w:spacing w:after="20" w:before="0"/>
             </w:pPr>
-            <w:hyperlink w:history="1" r:id="rId2izxy5jxokosatqpc3gxw">
+            <w:hyperlink w:history="1" r:id="rIdbgvzhyq6pzyh1wpijshw6">
               <w:r>
                 <w:rPr>
                   <w:rFonts w:ascii="Arial" w:cs="Arial" w:eastAsia="Arial" w:hAnsi="Arial"/>
@@ -28307,7 +28307,7 @@
               <w:spacing w:after="10" w:before="0"/>
               <w:ind w:left="120"/>
             </w:pPr>
-            <w:hyperlink w:history="1" r:id="rIdj6dmvww6u6u2qrctfal15">
+            <w:hyperlink w:history="1" r:id="rIdfos3ido_bxmdr4pqoqgr1">
               <w:r>
                 <w:rPr>
                   <w:rFonts w:ascii="Arial" w:cs="Arial" w:eastAsia="Arial" w:hAnsi="Arial"/>
@@ -28507,7 +28507,7 @@
             <w:pPr>
               <w:spacing w:after="20" w:before="0"/>
             </w:pPr>
-            <w:hyperlink w:history="1" r:id="rIdha75rv9pwd3izoaey-f9g">
+            <w:hyperlink w:history="1" r:id="rIdsmsshnpw-u4ad9a6g0ojx">
               <w:r>
                 <w:rPr>
                   <w:rFonts w:ascii="Arial" w:cs="Arial" w:eastAsia="Arial" w:hAnsi="Arial"/>
@@ -28540,7 +28540,7 @@
               <w:spacing w:after="10" w:before="0"/>
               <w:ind w:left="120"/>
             </w:pPr>
-            <w:hyperlink w:history="1" r:id="rIdfzbx-w_ayfecay2xnagy4">
+            <w:hyperlink w:history="1" r:id="rIdtqmdzstbi7u0b0nayo82i">
               <w:r>
                 <w:rPr>
                   <w:rFonts w:ascii="Arial" w:cs="Arial" w:eastAsia="Arial" w:hAnsi="Arial"/>
@@ -28585,7 +28585,7 @@
             <w:pPr>
               <w:spacing w:after="20" w:before="0"/>
             </w:pPr>
-            <w:hyperlink w:history="1" r:id="rIdyjzatp8tagwdjotzalzgq">
+            <w:hyperlink w:history="1" r:id="rIdgcep8qes0mnlkvezidnx7">
               <w:r>
                 <w:rPr>
                   <w:rFonts w:ascii="Arial" w:cs="Arial" w:eastAsia="Arial" w:hAnsi="Arial"/>
@@ -28618,7 +28618,7 @@
               <w:spacing w:after="10" w:before="0"/>
               <w:ind w:left="120"/>
             </w:pPr>
-            <w:hyperlink w:history="1" r:id="rIdl4ww0wtyj2orm75lggyy0">
+            <w:hyperlink w:history="1" r:id="rId-k42gze_c3_py690vk5et">
               <w:r>
                 <w:rPr>
                   <w:rFonts w:ascii="Arial" w:cs="Arial" w:eastAsia="Arial" w:hAnsi="Arial"/>
@@ -28818,7 +28818,7 @@
             <w:pPr>
               <w:spacing w:after="20" w:before="0"/>
             </w:pPr>
-            <w:hyperlink w:history="1" r:id="rIdqtx82cxudvxv0kwt29gpy">
+            <w:hyperlink w:history="1" r:id="rIdffy7g9p0oll5xfaezhjii">
               <w:r>
                 <w:rPr>
                   <w:rFonts w:ascii="Arial" w:cs="Arial" w:eastAsia="Arial" w:hAnsi="Arial"/>
@@ -28867,7 +28867,7 @@
               <w:spacing w:after="10" w:before="0"/>
               <w:ind w:left="120"/>
             </w:pPr>
-            <w:hyperlink w:history="1" r:id="rIdlke6abxby02rwqthgfnls">
+            <w:hyperlink w:history="1" r:id="rIdaqjjbavsrupvqk95inwja">
               <w:r>
                 <w:rPr>
                   <w:rFonts w:ascii="Arial" w:cs="Arial" w:eastAsia="Arial" w:hAnsi="Arial"/>
@@ -28912,7 +28912,7 @@
             <w:pPr>
               <w:spacing w:after="20" w:before="0"/>
             </w:pPr>
-            <w:hyperlink w:history="1" r:id="rIdbd3p8fk-vvp0opcanvzbt">
+            <w:hyperlink w:history="1" r:id="rIdbto-ipnu0q096wzybeahp">
               <w:r>
                 <w:rPr>
                   <w:rFonts w:ascii="Arial" w:cs="Arial" w:eastAsia="Arial" w:hAnsi="Arial"/>
@@ -28961,7 +28961,7 @@
               <w:spacing w:after="10" w:before="0"/>
               <w:ind w:left="120"/>
             </w:pPr>
-            <w:hyperlink w:history="1" r:id="rId0gwqc7a72znzmz-jzgmjv">
+            <w:hyperlink w:history="1" r:id="rIdho5tffc2at6fqbtlur_n4">
               <w:r>
                 <w:rPr>
                   <w:rFonts w:ascii="Arial" w:cs="Arial" w:eastAsia="Arial" w:hAnsi="Arial"/>
@@ -29161,7 +29161,7 @@
             <w:pPr>
               <w:spacing w:after="20" w:before="0"/>
             </w:pPr>
-            <w:hyperlink w:history="1" r:id="rIdjcs-ajm5swbojq0fusi2y">
+            <w:hyperlink w:history="1" r:id="rIdtwpo0jjm-chvq7ddoq3mm">
               <w:r>
                 <w:rPr>
                   <w:rFonts w:ascii="Arial" w:cs="Arial" w:eastAsia="Arial" w:hAnsi="Arial"/>
@@ -29210,7 +29210,7 @@
               <w:spacing w:after="10" w:before="0"/>
               <w:ind w:left="120"/>
             </w:pPr>
-            <w:hyperlink w:history="1" r:id="rIdhpmzexm7h9a_fohhlf5jd">
+            <w:hyperlink w:history="1" r:id="rIddwqheupnja_a1emd8umc0">
               <w:r>
                 <w:rPr>
                   <w:rFonts w:ascii="Arial" w:cs="Arial" w:eastAsia="Arial" w:hAnsi="Arial"/>
@@ -29255,7 +29255,7 @@
             <w:pPr>
               <w:spacing w:after="20" w:before="0"/>
             </w:pPr>
-            <w:hyperlink w:history="1" r:id="rIdft9taze9nlmcbr_digabt">
+            <w:hyperlink w:history="1" r:id="rIdaegpo_4tp5okc72_8a-zf">
               <w:r>
                 <w:rPr>
                   <w:rFonts w:ascii="Arial" w:cs="Arial" w:eastAsia="Arial" w:hAnsi="Arial"/>
@@ -29304,7 +29304,7 @@
               <w:spacing w:after="10" w:before="0"/>
               <w:ind w:left="120"/>
             </w:pPr>
-            <w:hyperlink w:history="1" r:id="rIdne0qkdabvpdueogprxsuz">
+            <w:hyperlink w:history="1" r:id="rIda0w6jpnrfaozx_vzztyyg">
               <w:r>
                 <w:rPr>
                   <w:rFonts w:ascii="Arial" w:cs="Arial" w:eastAsia="Arial" w:hAnsi="Arial"/>
@@ -29504,7 +29504,7 @@
             <w:pPr>
               <w:spacing w:after="20" w:before="0"/>
             </w:pPr>
-            <w:hyperlink w:history="1" r:id="rIdihngxbs5a7msmghejryno">
+            <w:hyperlink w:history="1" r:id="rIdeelw4e7ylukdqxr7dguze">
               <w:r>
                 <w:rPr>
                   <w:rFonts w:ascii="Arial" w:cs="Arial" w:eastAsia="Arial" w:hAnsi="Arial"/>
@@ -29537,7 +29537,7 @@
               <w:spacing w:after="10" w:before="0"/>
               <w:ind w:left="120"/>
             </w:pPr>
-            <w:hyperlink w:history="1" r:id="rIdgcvsx_s4it63ncxxcdmcj">
+            <w:hyperlink w:history="1" r:id="rId5e-sells80wgrjq-tepz2">
               <w:r>
                 <w:rPr>
                   <w:rFonts w:ascii="Arial" w:cs="Arial" w:eastAsia="Arial" w:hAnsi="Arial"/>
@@ -29582,7 +29582,7 @@
             <w:pPr>
               <w:spacing w:after="20" w:before="0"/>
             </w:pPr>
-            <w:hyperlink w:history="1" r:id="rId1okr0u3k083pjn8s8wvx-">
+            <w:hyperlink w:history="1" r:id="rIdgm5gi0fkorstlir6gdg6m">
               <w:r>
                 <w:rPr>
                   <w:rFonts w:ascii="Arial" w:cs="Arial" w:eastAsia="Arial" w:hAnsi="Arial"/>
@@ -29631,7 +29631,7 @@
               <w:spacing w:after="10" w:before="0"/>
               <w:ind w:left="120"/>
             </w:pPr>
-            <w:hyperlink w:history="1" r:id="rIdf5fbb8dve0m8sfswrpjy7">
+            <w:hyperlink w:history="1" r:id="rId9wiki4u_vq3j5dfgptqkr">
               <w:r>
                 <w:rPr>
                   <w:rFonts w:ascii="Arial" w:cs="Arial" w:eastAsia="Arial" w:hAnsi="Arial"/>
@@ -30156,7 +30156,7 @@
         </w:rPr>
         <w:t xml:space="preserve">© 2026 SeaVuria and ARES. Aligned with KICD objectives. Developed by SeaVuria; technical implementation by ARES (with AI assistance from Claude). Licensed under </w:t>
       </w:r>
-      <w:hyperlink w:history="1" r:id="rIdr7da3gqe2rxiohibyuf2m">
+      <w:hyperlink w:history="1" r:id="rIdmtmucrs6fghl_xphp1oly">
         <w:r>
           <w:rPr>
             <w:rFonts w:ascii="Arial" w:cs="Arial" w:eastAsia="Arial" w:hAnsi="Arial"/>
@@ -30177,7 +30177,7 @@
         </w:rPr>
         <w:t xml:space="preserve"> (</w:t>
       </w:r>
-      <w:hyperlink w:history="1" r:id="rIdrj44szcqxitzmxegxcjl_">
+      <w:hyperlink w:history="1" r:id="rIdh7qoeivntzsncqmoec_at">
         <w:r>
           <w:rPr>
             <w:rFonts w:ascii="Arial" w:cs="Arial" w:eastAsia="Arial" w:hAnsi="Arial"/>
@@ -31217,7 +31217,7 @@
             <w:pPr>
               <w:spacing w:after="20" w:before="0"/>
             </w:pPr>
-            <w:hyperlink w:history="1" r:id="rIdk0q501grof2zw-r2yed0d">
+            <w:hyperlink w:history="1" r:id="rIdffikfvb44x39ujgnudach">
               <w:r>
                 <w:rPr>
                   <w:rFonts w:ascii="Arial" w:cs="Arial" w:eastAsia="Arial" w:hAnsi="Arial"/>
@@ -31266,7 +31266,7 @@
               <w:spacing w:after="10" w:before="0"/>
               <w:ind w:left="120"/>
             </w:pPr>
-            <w:hyperlink w:history="1" r:id="rId_kmyaumtfwmmloefxqrld">
+            <w:hyperlink w:history="1" r:id="rIdfqznosixvtbsovzd28wte">
               <w:r>
                 <w:rPr>
                   <w:rFonts w:ascii="Arial" w:cs="Arial" w:eastAsia="Arial" w:hAnsi="Arial"/>
@@ -31311,7 +31311,7 @@
             <w:pPr>
               <w:spacing w:after="20" w:before="0"/>
             </w:pPr>
-            <w:hyperlink w:history="1" r:id="rId6steo3wd438hjjko3ssgx">
+            <w:hyperlink w:history="1" r:id="rId0r9_p2h3is4ly3ype0uga">
               <w:r>
                 <w:rPr>
                   <w:rFonts w:ascii="Arial" w:cs="Arial" w:eastAsia="Arial" w:hAnsi="Arial"/>
@@ -31344,7 +31344,7 @@
               <w:spacing w:after="10" w:before="0"/>
               <w:ind w:left="120"/>
             </w:pPr>
-            <w:hyperlink w:history="1" r:id="rIdnh9nf9ovv6_h_1t8jcoyl">
+            <w:hyperlink w:history="1" r:id="rIdybvwcp5fzou62dmrdafiu">
               <w:r>
                 <w:rPr>
                   <w:rFonts w:ascii="Arial" w:cs="Arial" w:eastAsia="Arial" w:hAnsi="Arial"/>
@@ -31544,7 +31544,7 @@
             <w:pPr>
               <w:spacing w:after="20" w:before="0"/>
             </w:pPr>
-            <w:hyperlink w:history="1" r:id="rIdqdn9_uuoyslgygyztd5om">
+            <w:hyperlink w:history="1" r:id="rId8gn0wmbdwzjvmbd9mynwc">
               <w:r>
                 <w:rPr>
                   <w:rFonts w:ascii="Arial" w:cs="Arial" w:eastAsia="Arial" w:hAnsi="Arial"/>
@@ -31593,7 +31593,7 @@
               <w:spacing w:after="10" w:before="0"/>
               <w:ind w:left="120"/>
             </w:pPr>
-            <w:hyperlink w:history="1" r:id="rIditsjst6idfpm0sl_jpiew">
+            <w:hyperlink w:history="1" r:id="rId0vu-x5gqfvk8l-hvjbr-u">
               <w:r>
                 <w:rPr>
                   <w:rFonts w:ascii="Arial" w:cs="Arial" w:eastAsia="Arial" w:hAnsi="Arial"/>
@@ -31638,7 +31638,7 @@
             <w:pPr>
               <w:spacing w:after="20" w:before="0"/>
             </w:pPr>
-            <w:hyperlink w:history="1" r:id="rIddmdcjh5napcmsjjagdekn">
+            <w:hyperlink w:history="1" r:id="rIdk-0374mmmh1b4kluyztrj">
               <w:r>
                 <w:rPr>
                   <w:rFonts w:ascii="Arial" w:cs="Arial" w:eastAsia="Arial" w:hAnsi="Arial"/>
@@ -31671,7 +31671,7 @@
               <w:spacing w:after="10" w:before="0"/>
               <w:ind w:left="120"/>
             </w:pPr>
-            <w:hyperlink w:history="1" r:id="rIdelj-t-nm9nlgut8dk_fzz">
+            <w:hyperlink w:history="1" r:id="rIdivxr2wzxokjhltodmzcfy">
               <w:r>
                 <w:rPr>
                   <w:rFonts w:ascii="Arial" w:cs="Arial" w:eastAsia="Arial" w:hAnsi="Arial"/>
@@ -31871,7 +31871,7 @@
             <w:pPr>
               <w:spacing w:after="20" w:before="0"/>
             </w:pPr>
-            <w:hyperlink w:history="1" r:id="rIdydgl8cn7zqdnjpqknao2n">
+            <w:hyperlink w:history="1" r:id="rIdeer_7v1klsnpws-i-6jca">
               <w:r>
                 <w:rPr>
                   <w:rFonts w:ascii="Arial" w:cs="Arial" w:eastAsia="Arial" w:hAnsi="Arial"/>
@@ -31920,7 +31920,7 @@
               <w:spacing w:after="10" w:before="0"/>
               <w:ind w:left="120"/>
             </w:pPr>
-            <w:hyperlink w:history="1" r:id="rIdibmreeeyx-mfpek6to2-v">
+            <w:hyperlink w:history="1" r:id="rIdsh81xpggbyupmlpjmos0x">
               <w:r>
                 <w:rPr>
                   <w:rFonts w:ascii="Arial" w:cs="Arial" w:eastAsia="Arial" w:hAnsi="Arial"/>
@@ -31965,7 +31965,7 @@
             <w:pPr>
               <w:spacing w:after="20" w:before="0"/>
             </w:pPr>
-            <w:hyperlink w:history="1" r:id="rIdjpk7-5bv9cl8yxolu2xf9">
+            <w:hyperlink w:history="1" r:id="rIdehv2knkmoweg2q4sbcmmk">
               <w:r>
                 <w:rPr>
                   <w:rFonts w:ascii="Arial" w:cs="Arial" w:eastAsia="Arial" w:hAnsi="Arial"/>
@@ -31998,7 +31998,7 @@
               <w:spacing w:after="10" w:before="0"/>
               <w:ind w:left="120"/>
             </w:pPr>
-            <w:hyperlink w:history="1" r:id="rIdmh8lojkxk6pnerdyznc4x">
+            <w:hyperlink w:history="1" r:id="rId0rjvzfuxaksxw8ztxzs77">
               <w:r>
                 <w:rPr>
                   <w:rFonts w:ascii="Arial" w:cs="Arial" w:eastAsia="Arial" w:hAnsi="Arial"/>
@@ -32198,7 +32198,7 @@
             <w:pPr>
               <w:spacing w:after="20" w:before="0"/>
             </w:pPr>
-            <w:hyperlink w:history="1" r:id="rIdhzz84xz86eq3qpicig0yl">
+            <w:hyperlink w:history="1" r:id="rId3nevj4hmwh4zxyhefjwck">
               <w:r>
                 <w:rPr>
                   <w:rFonts w:ascii="Arial" w:cs="Arial" w:eastAsia="Arial" w:hAnsi="Arial"/>
@@ -32247,7 +32247,7 @@
               <w:spacing w:after="10" w:before="0"/>
               <w:ind w:left="120"/>
             </w:pPr>
-            <w:hyperlink w:history="1" r:id="rIdnan9fvqznjvjgwfflycoc">
+            <w:hyperlink w:history="1" r:id="rId9ytqlcyz-qhs00nobf-vo">
               <w:r>
                 <w:rPr>
                   <w:rFonts w:ascii="Arial" w:cs="Arial" w:eastAsia="Arial" w:hAnsi="Arial"/>
@@ -32292,7 +32292,7 @@
             <w:pPr>
               <w:spacing w:after="20" w:before="0"/>
             </w:pPr>
-            <w:hyperlink w:history="1" r:id="rIdkpapuxapoyebpo9j_gals">
+            <w:hyperlink w:history="1" r:id="rId7obh6jbxgwdds_axchced">
               <w:r>
                 <w:rPr>
                   <w:rFonts w:ascii="Arial" w:cs="Arial" w:eastAsia="Arial" w:hAnsi="Arial"/>
@@ -32325,7 +32325,7 @@
               <w:spacing w:after="10" w:before="0"/>
               <w:ind w:left="120"/>
             </w:pPr>
-            <w:hyperlink w:history="1" r:id="rIdx2mfg_vra7d08imcrkgkv">
+            <w:hyperlink w:history="1" r:id="rIdsynwsizu4purr8fmrdns9">
               <w:r>
                 <w:rPr>
                   <w:rFonts w:ascii="Arial" w:cs="Arial" w:eastAsia="Arial" w:hAnsi="Arial"/>
@@ -32525,7 +32525,7 @@
             <w:pPr>
               <w:spacing w:after="20" w:before="0"/>
             </w:pPr>
-            <w:hyperlink w:history="1" r:id="rIdv1zwdqkf3cs0d6dsj9qd3">
+            <w:hyperlink w:history="1" r:id="rIdemqozyzjncqc9omnbsvtt">
               <w:r>
                 <w:rPr>
                   <w:rFonts w:ascii="Arial" w:cs="Arial" w:eastAsia="Arial" w:hAnsi="Arial"/>
@@ -32574,7 +32574,7 @@
               <w:spacing w:after="10" w:before="0"/>
               <w:ind w:left="120"/>
             </w:pPr>
-            <w:hyperlink w:history="1" r:id="rIdrbrumjva6hb0u6lnyexnb">
+            <w:hyperlink w:history="1" r:id="rIdzn1ydg0hbxr_x29kez_co">
               <w:r>
                 <w:rPr>
                   <w:rFonts w:ascii="Arial" w:cs="Arial" w:eastAsia="Arial" w:hAnsi="Arial"/>
@@ -32619,7 +32619,7 @@
             <w:pPr>
               <w:spacing w:after="20" w:before="0"/>
             </w:pPr>
-            <w:hyperlink w:history="1" r:id="rIdfzdwbema7gs4bzfdzesp6">
+            <w:hyperlink w:history="1" r:id="rIdn_wifqvsjhoeebl0chouj">
               <w:r>
                 <w:rPr>
                   <w:rFonts w:ascii="Arial" w:cs="Arial" w:eastAsia="Arial" w:hAnsi="Arial"/>
@@ -32652,7 +32652,7 @@
               <w:spacing w:after="10" w:before="0"/>
               <w:ind w:left="120"/>
             </w:pPr>
-            <w:hyperlink w:history="1" r:id="rIdj7ghp6ylknei9kb46cw6n">
+            <w:hyperlink w:history="1" r:id="rIdmtsw89lx0assjrmq559ct">
               <w:r>
                 <w:rPr>
                   <w:rFonts w:ascii="Arial" w:cs="Arial" w:eastAsia="Arial" w:hAnsi="Arial"/>
@@ -33417,7 +33417,7 @@
         </w:rPr>
         <w:t xml:space="preserve">© 2026 SeaVuria and ARES. Aligned with KICD objectives. Developed by SeaVuria; technical implementation by ARES (with AI assistance from Claude). Licensed under </w:t>
       </w:r>
-      <w:hyperlink w:history="1" r:id="rIdhapkrntqecsiirccentm4">
+      <w:hyperlink w:history="1" r:id="rIdmsi4gq5zf9djq6yekam1h">
         <w:r>
           <w:rPr>
             <w:rFonts w:ascii="Arial" w:cs="Arial" w:eastAsia="Arial" w:hAnsi="Arial"/>
@@ -33438,7 +33438,7 @@
         </w:rPr>
         <w:t xml:space="preserve"> (</w:t>
       </w:r>
-      <w:hyperlink w:history="1" r:id="rIdg3ipvomgvj6nmp8tlayam">
+      <w:hyperlink w:history="1" r:id="rIdnb1ki9szt_tbsobgstvqh">
         <w:r>
           <w:rPr>
             <w:rFonts w:ascii="Arial" w:cs="Arial" w:eastAsia="Arial" w:hAnsi="Arial"/>
